--- a/Documenti/Relazione Finale/relazione finale (nuova).docx
+++ b/Documenti/Relazione Finale/relazione finale (nuova).docx
@@ -62,7 +62,15 @@
         <w:t>Durante il corso IFTS developer ci sono stati insegnati vari linguaggi di programmazione con varie funzioni e obiettivi</w:t>
       </w:r>
       <w:r>
-        <w:t xml:space="preserve">, la classe è stata poi divisa in gruppi per poter usare le conoscenze acquisite per creare un’ app e un sito collegati a un database. Il gruppo che ha creato l’applicazione </w:t>
+        <w:t xml:space="preserve">, la classe è stata poi divisa in gruppi per poter usare le conoscenze acquisite per creare </w:t>
+      </w:r>
+      <w:proofErr w:type="gramStart"/>
+      <w:r>
+        <w:t>un’ app</w:t>
+      </w:r>
+      <w:proofErr w:type="gramEnd"/>
+      <w:r>
+        <w:t xml:space="preserve"> e un sito collegati a un database. Il gruppo che ha creato l’applicazione </w:t>
       </w:r>
       <w:proofErr w:type="spellStart"/>
       <w:r>
@@ -148,7 +156,21 @@
         <w:rPr>
           <w:color w:val="FF0000"/>
         </w:rPr>
-        <w:t>Le funzionalità dell’ app sono state pensate in base a cosa potrebbe servire a una persona con animali domestici e a come semplificare la loro organizzazione, dato che per primi i membri del gruppo hanno appunto più animali a carico.</w:t>
+        <w:t xml:space="preserve">Le funzionalità </w:t>
+      </w:r>
+      <w:proofErr w:type="gramStart"/>
+      <w:r>
+        <w:rPr>
+          <w:color w:val="FF0000"/>
+        </w:rPr>
+        <w:t>dell’ app</w:t>
+      </w:r>
+      <w:proofErr w:type="gramEnd"/>
+      <w:r>
+        <w:rPr>
+          <w:color w:val="FF0000"/>
+        </w:rPr>
+        <w:t xml:space="preserve"> sono state pensate in base a cosa potrebbe servire a una persona con animali domestici e a come semplificare la loro organizzazione, dato che per primi i membri del gruppo hanno appunto più animali a carico.</w:t>
       </w:r>
     </w:p>
     <w:p>
@@ -189,7 +211,21 @@
         <w:rPr>
           <w:color w:val="000000" w:themeColor="text1"/>
         </w:rPr>
-        <w:t xml:space="preserve">Nella parte user cliente in app si può avere una lista dei nostri animali, possiamo aggiungere le loro caratteristiche e catalogare il loro stato d’animo e </w:t>
+        <w:t xml:space="preserve">Nella parte user cliente in app si può avere una lista dei nostri animali, possiamo aggiungere le loro caratteristiche e catalogare il loro stato d’animo </w:t>
+      </w:r>
+      <w:proofErr w:type="gramStart"/>
+      <w:r>
+        <w:rPr>
+          <w:color w:val="000000" w:themeColor="text1"/>
+        </w:rPr>
+        <w:t>e</w:t>
+      </w:r>
+      <w:proofErr w:type="gramEnd"/>
+      <w:r>
+        <w:rPr>
+          <w:color w:val="000000" w:themeColor="text1"/>
+        </w:rPr>
+        <w:t xml:space="preserve"> </w:t>
       </w:r>
       <w:r>
         <w:rPr>
@@ -675,13 +711,8 @@
         <w:t xml:space="preserve"> </w:t>
       </w:r>
       <w:r>
-        <w:t xml:space="preserve">ed è stato usato Retrofit per sfruttare i collegamenti con gli endpoint di </w:t>
-      </w:r>
-      <w:proofErr w:type="spellStart"/>
-      <w:r>
-        <w:t>Flask</w:t>
-      </w:r>
-      <w:proofErr w:type="spellEnd"/>
+        <w:t>ed è stato usato Retrofit per sfruttare i collegamenti con gli endpoint di Flask</w:t>
+      </w:r>
       <w:r>
         <w:t xml:space="preserve"> (vedi capitolo successivo) le pagine gestite con java rispettano per la maggior parte quest’ ordine:</w:t>
       </w:r>
@@ -713,7 +744,23 @@
         <w:t>come, ad esempio,</w:t>
       </w:r>
       <w:r>
-        <w:t xml:space="preserve"> aver inserito password e email corrette) e rilevamento degli eventi della pagina (come la pressione di un determinato bottone)</w:t>
+        <w:t xml:space="preserve"> aver inserito password </w:t>
+      </w:r>
+      <w:proofErr w:type="gramStart"/>
+      <w:r>
+        <w:t>e</w:t>
+      </w:r>
+      <w:proofErr w:type="gramEnd"/>
+      <w:r>
+        <w:t xml:space="preserve"> </w:t>
+      </w:r>
+      <w:proofErr w:type="gramStart"/>
+      <w:r>
+        <w:t>email</w:t>
+      </w:r>
+      <w:proofErr w:type="gramEnd"/>
+      <w:r>
+        <w:t xml:space="preserve"> corrette) e rilevamento degli eventi della pagina (come la pressione di un determinato bottone)</w:t>
       </w:r>
       <w:r>
         <w:t>. I controlli dei dati possono essere sia in locale che in collegamento col server</w:t>
@@ -757,6 +804,9 @@
     </w:p>
     <w:p>
       <w:r>
+        <w:rPr>
+          <w:noProof/>
+        </w:rPr>
         <w:drawing>
           <wp:anchor distT="0" distB="0" distL="114300" distR="114300" simplePos="0" relativeHeight="251658240" behindDoc="0" locked="0" layoutInCell="1" allowOverlap="1" wp14:anchorId="07D39E5C" wp14:editId="625AC0FB">
             <wp:simplePos x="0" y="0"/>
@@ -840,6 +890,9 @@
     <w:p/>
     <w:p>
       <w:r>
+        <w:rPr>
+          <w:noProof/>
+        </w:rPr>
         <w:drawing>
           <wp:anchor distT="0" distB="0" distL="114300" distR="114300" simplePos="0" relativeHeight="251659264" behindDoc="1" locked="0" layoutInCell="1" allowOverlap="1" wp14:anchorId="226A6EC3" wp14:editId="1B980349">
             <wp:simplePos x="0" y="0"/>
@@ -973,9 +1026,12 @@
     </w:p>
     <w:p>
       <w:r>
+        <w:rPr>
+          <w:noProof/>
+        </w:rPr>
         <w:lastRenderedPageBreak/>
         <w:drawing>
-          <wp:anchor distT="0" distB="0" distL="114300" distR="114300" simplePos="0" relativeHeight="251660288" behindDoc="0" locked="0" layoutInCell="1" allowOverlap="1" wp14:anchorId="54F62B64" wp14:editId="7978BA55">
+          <wp:anchor distT="0" distB="0" distL="114300" distR="114300" simplePos="0" relativeHeight="251660288" behindDoc="0" locked="0" layoutInCell="1" allowOverlap="1" wp14:anchorId="54F62B64" wp14:editId="02800C74">
             <wp:simplePos x="0" y="0"/>
             <wp:positionH relativeFrom="margin">
               <wp:align>left</wp:align>
@@ -1036,6 +1092,9 @@
     </w:p>
     <w:p>
       <w:r>
+        <w:rPr>
+          <w:noProof/>
+        </w:rPr>
         <w:drawing>
           <wp:anchor distT="0" distB="0" distL="114300" distR="114300" simplePos="0" relativeHeight="251661312" behindDoc="0" locked="0" layoutInCell="1" allowOverlap="1" wp14:anchorId="52862408" wp14:editId="40D97945">
             <wp:simplePos x="0" y="0"/>
@@ -1115,8 +1174,11 @@
         <w:jc w:val="right"/>
       </w:pPr>
       <w:r>
+        <w:rPr>
+          <w:noProof/>
+        </w:rPr>
         <w:drawing>
-          <wp:anchor distT="0" distB="0" distL="114300" distR="114300" simplePos="0" relativeHeight="251662336" behindDoc="0" locked="0" layoutInCell="1" allowOverlap="1" wp14:anchorId="0C107D98" wp14:editId="049C4110">
+          <wp:anchor distT="0" distB="0" distL="114300" distR="114300" simplePos="0" relativeHeight="251662336" behindDoc="0" locked="0" layoutInCell="1" allowOverlap="1" wp14:anchorId="0C107D98" wp14:editId="767BB29C">
             <wp:simplePos x="0" y="0"/>
             <wp:positionH relativeFrom="column">
               <wp:posOffset>4855210</wp:posOffset>
@@ -1174,6 +1236,9 @@
       <w:r>
         <w:t>schermata ricerca servizi</w:t>
       </w:r>
+      <w:r>
+        <w:t>:</w:t>
+      </w:r>
     </w:p>
     <w:p>
       <w:pPr>
@@ -1188,7 +1253,15 @@
         <w:jc w:val="right"/>
       </w:pPr>
       <w:r>
-        <w:t>cliccando su un’ attività in particolare avremo più dettagli</w:t>
+        <w:t xml:space="preserve">cliccando su </w:t>
+      </w:r>
+      <w:proofErr w:type="gramStart"/>
+      <w:r>
+        <w:t>un’ attività</w:t>
+      </w:r>
+      <w:proofErr w:type="gramEnd"/>
+      <w:r>
+        <w:t xml:space="preserve"> in particolare avremo più dettagli</w:t>
       </w:r>
     </w:p>
     <w:p>
@@ -1224,7 +1297,6 @@
           <w:szCs w:val="36"/>
         </w:rPr>
       </w:pPr>
-      <w:proofErr w:type="spellStart"/>
       <w:r>
         <w:rPr>
           <w:sz w:val="36"/>
@@ -1232,16 +1304,10 @@
         </w:rPr>
         <w:t>Flask</w:t>
       </w:r>
-      <w:proofErr w:type="spellEnd"/>
-    </w:p>
-    <w:p>
-      <w:proofErr w:type="spellStart"/>
-      <w:r>
-        <w:t>Flask</w:t>
-      </w:r>
-      <w:proofErr w:type="spellEnd"/>
-      <w:r>
-        <w:t xml:space="preserve"> è un framework</w:t>
+    </w:p>
+    <w:p>
+      <w:r>
+        <w:t>Flask è un framework</w:t>
       </w:r>
       <w:r>
         <w:t xml:space="preserve">, </w:t>
@@ -1258,7 +1324,15 @@
     </w:p>
     <w:p>
       <w:r>
-        <w:t xml:space="preserve">Le API sono protocolli che permettono lo scambio di informazioni in rete, REST invece è la specifica API che comunica in protocollo http/https e manda dati in formato JSON. Le istruzioni che il client può inviare al server sono di 4 tipi: </w:t>
+        <w:t xml:space="preserve">Le API sono protocolli che permettono lo scambio di informazioni in rete, REST invece è la specifica API che comunica in protocollo http/https e manda dati in formato JSON. Le istruzioni che il client può inviare al server sono di </w:t>
+      </w:r>
+      <w:proofErr w:type="gramStart"/>
+      <w:r>
+        <w:t>4</w:t>
+      </w:r>
+      <w:proofErr w:type="gramEnd"/>
+      <w:r>
+        <w:t xml:space="preserve"> tipi: </w:t>
       </w:r>
     </w:p>
     <w:p>
@@ -1324,6 +1398,364 @@
         <w:t>DELETE (elimina): elimina dati presenti sul server</w:t>
       </w:r>
     </w:p>
+    <w:p>
+      <w:r>
+        <w:t xml:space="preserve">Per far sì che le API REST svolgano il loro obiettivo di far comunicare front-end e back-end si ha il bisogno di poter inviare i dati in forma corretta dall’app e poterli ricevere allo stesso </w:t>
+      </w:r>
+      <w:r>
+        <w:lastRenderedPageBreak/>
+        <w:t xml:space="preserve">modo nel server. Usando come esempio il controllo </w:t>
+      </w:r>
+      <w:r>
+        <w:t xml:space="preserve">utente </w:t>
+      </w:r>
+      <w:r>
+        <w:t xml:space="preserve">nel login, una singola richiesta </w:t>
+      </w:r>
+      <w:r>
+        <w:drawing>
+          <wp:anchor distT="0" distB="0" distL="114300" distR="114300" simplePos="0" relativeHeight="251663360" behindDoc="0" locked="0" layoutInCell="1" allowOverlap="1" wp14:anchorId="3D0E87C3" wp14:editId="2BF94DE1">
+            <wp:simplePos x="0" y="0"/>
+            <wp:positionH relativeFrom="column">
+              <wp:posOffset>3645535</wp:posOffset>
+            </wp:positionH>
+            <wp:positionV relativeFrom="paragraph">
+              <wp:posOffset>433705</wp:posOffset>
+            </wp:positionV>
+            <wp:extent cx="2586990" cy="577850"/>
+            <wp:effectExtent l="0" t="0" r="3810" b="0"/>
+            <wp:wrapSquare wrapText="bothSides"/>
+            <wp:docPr id="600468259" name="Immagine 1" descr="Immagine che contiene testo, Carattere, schermata&#10;&#10;Il contenuto generato dall'IA potrebbe non essere corretto."/>
+            <wp:cNvGraphicFramePr>
+              <a:graphicFrameLocks xmlns:a="http://schemas.openxmlformats.org/drawingml/2006/main" noChangeAspect="1"/>
+            </wp:cNvGraphicFramePr>
+            <a:graphic xmlns:a="http://schemas.openxmlformats.org/drawingml/2006/main">
+              <a:graphicData uri="http://schemas.openxmlformats.org/drawingml/2006/picture">
+                <pic:pic xmlns:pic="http://schemas.openxmlformats.org/drawingml/2006/picture">
+                  <pic:nvPicPr>
+                    <pic:cNvPr id="600468259" name="Immagine 1" descr="Immagine che contiene testo, Carattere, schermata&#10;&#10;Il contenuto generato dall'IA potrebbe non essere corretto."/>
+                    <pic:cNvPicPr/>
+                  </pic:nvPicPr>
+                  <pic:blipFill>
+                    <a:blip r:embed="rId15">
+                      <a:extLst>
+                        <a:ext uri="{28A0092B-C50C-407E-A947-70E740481C1C}">
+                          <a14:useLocalDpi xmlns:a14="http://schemas.microsoft.com/office/drawing/2010/main" val="0"/>
+                        </a:ext>
+                      </a:extLst>
+                    </a:blip>
+                    <a:stretch>
+                      <a:fillRect/>
+                    </a:stretch>
+                  </pic:blipFill>
+                  <pic:spPr>
+                    <a:xfrm>
+                      <a:off x="0" y="0"/>
+                      <a:ext cx="2586990" cy="577850"/>
+                    </a:xfrm>
+                    <a:prstGeom prst="rect">
+                      <a:avLst/>
+                    </a:prstGeom>
+                  </pic:spPr>
+                </pic:pic>
+              </a:graphicData>
+            </a:graphic>
+            <wp14:sizeRelH relativeFrom="margin">
+              <wp14:pctWidth>0</wp14:pctWidth>
+            </wp14:sizeRelH>
+            <wp14:sizeRelV relativeFrom="margin">
+              <wp14:pctHeight>0</wp14:pctHeight>
+            </wp14:sizeRelV>
+          </wp:anchor>
+        </w:drawing>
+      </w:r>
+      <w:r>
+        <w:t>viene gestita in questo modo:</w:t>
+      </w:r>
+    </w:p>
+    <w:p>
+      <w:pPr>
+        <w:pStyle w:val="Paragrafoelenco"/>
+        <w:numPr>
+          <w:ilvl w:val="0"/>
+          <w:numId w:val="4"/>
+        </w:numPr>
+      </w:pPr>
+      <w:r>
+        <w:t>i dati inseriti dall’utente vengono salvati in due stringhe</w:t>
+      </w:r>
+    </w:p>
+    <w:p>
+      <w:pPr>
+        <w:pStyle w:val="Paragrafoelenco"/>
+      </w:pPr>
+    </w:p>
+    <w:p>
+      <w:pPr>
+        <w:pStyle w:val="Paragrafoelenco"/>
+        <w:numPr>
+          <w:ilvl w:val="0"/>
+          <w:numId w:val="4"/>
+        </w:numPr>
+      </w:pPr>
+      <w:r>
+        <w:t xml:space="preserve">la funzione </w:t>
+      </w:r>
+      <w:proofErr w:type="spellStart"/>
+      <w:r>
+        <w:t>checkCredentials</w:t>
+      </w:r>
+      <w:proofErr w:type="spellEnd"/>
+      <w:r>
+        <w:t xml:space="preserve"> apre il collegamento co</w:t>
+      </w:r>
+      <w:r>
+        <w:t>n</w:t>
+      </w:r>
+      <w:r>
+        <w:t xml:space="preserve"> Flask </w:t>
+      </w:r>
+      <w:r>
+        <w:t>attraverso un’altra funzione chiamata Call</w:t>
+      </w:r>
+    </w:p>
+    <w:p>
+      <w:pPr>
+        <w:pStyle w:val="Paragrafoelenco"/>
+      </w:pPr>
+    </w:p>
+    <w:p>
+      <w:pPr>
+        <w:pStyle w:val="Paragrafoelenco"/>
+        <w:numPr>
+          <w:ilvl w:val="0"/>
+          <w:numId w:val="4"/>
+        </w:numPr>
+      </w:pPr>
+      <w:r>
+        <w:drawing>
+          <wp:anchor distT="0" distB="0" distL="114300" distR="114300" simplePos="0" relativeHeight="251664384" behindDoc="0" locked="0" layoutInCell="1" allowOverlap="1" wp14:anchorId="4F7FBC3B" wp14:editId="19324085">
+            <wp:simplePos x="0" y="0"/>
+            <wp:positionH relativeFrom="page">
+              <wp:posOffset>1270000</wp:posOffset>
+            </wp:positionH>
+            <wp:positionV relativeFrom="paragraph">
+              <wp:posOffset>506730</wp:posOffset>
+            </wp:positionV>
+            <wp:extent cx="5321300" cy="577850"/>
+            <wp:effectExtent l="0" t="0" r="0" b="0"/>
+            <wp:wrapSquare wrapText="bothSides"/>
+            <wp:docPr id="1399876095" name="Immagine 1"/>
+            <wp:cNvGraphicFramePr>
+              <a:graphicFrameLocks xmlns:a="http://schemas.openxmlformats.org/drawingml/2006/main" noChangeAspect="1"/>
+            </wp:cNvGraphicFramePr>
+            <a:graphic xmlns:a="http://schemas.openxmlformats.org/drawingml/2006/main">
+              <a:graphicData uri="http://schemas.openxmlformats.org/drawingml/2006/picture">
+                <pic:pic xmlns:pic="http://schemas.openxmlformats.org/drawingml/2006/picture">
+                  <pic:nvPicPr>
+                    <pic:cNvPr id="1399876095" name=""/>
+                    <pic:cNvPicPr/>
+                  </pic:nvPicPr>
+                  <pic:blipFill>
+                    <a:blip r:embed="rId16">
+                      <a:extLst>
+                        <a:ext uri="{28A0092B-C50C-407E-A947-70E740481C1C}">
+                          <a14:useLocalDpi xmlns:a14="http://schemas.microsoft.com/office/drawing/2010/main" val="0"/>
+                        </a:ext>
+                      </a:extLst>
+                    </a:blip>
+                    <a:stretch>
+                      <a:fillRect/>
+                    </a:stretch>
+                  </pic:blipFill>
+                  <pic:spPr>
+                    <a:xfrm>
+                      <a:off x="0" y="0"/>
+                      <a:ext cx="5321300" cy="577850"/>
+                    </a:xfrm>
+                    <a:prstGeom prst="rect">
+                      <a:avLst/>
+                    </a:prstGeom>
+                  </pic:spPr>
+                </pic:pic>
+              </a:graphicData>
+            </a:graphic>
+            <wp14:sizeRelH relativeFrom="margin">
+              <wp14:pctWidth>0</wp14:pctWidth>
+            </wp14:sizeRelH>
+            <wp14:sizeRelV relativeFrom="margin">
+              <wp14:pctHeight>0</wp14:pctHeight>
+            </wp14:sizeRelV>
+          </wp:anchor>
+        </w:drawing>
+      </w:r>
+      <w:r>
+        <w:t>A</w:t>
+      </w:r>
+      <w:r>
+        <w:t xml:space="preserve">ttraverso una classe chiamata </w:t>
+      </w:r>
+      <w:proofErr w:type="spellStart"/>
+      <w:r>
+        <w:t>APIService</w:t>
+      </w:r>
+      <w:proofErr w:type="spellEnd"/>
+      <w:r>
+        <w:t>, i dati vengono inviati tramite formato JSON</w:t>
+      </w:r>
+      <w:r>
+        <w:t xml:space="preserve"> a un endpoint, cioè un indirizzo URL di Flask</w:t>
+      </w:r>
+    </w:p>
+    <w:p>
+      <w:pPr>
+        <w:pStyle w:val="Paragrafoelenco"/>
+      </w:pPr>
+    </w:p>
+    <w:p>
+      <w:pPr>
+        <w:pStyle w:val="Paragrafoelenco"/>
+        <w:numPr>
+          <w:ilvl w:val="0"/>
+          <w:numId w:val="4"/>
+        </w:numPr>
+      </w:pPr>
+      <w:r>
+        <w:drawing>
+          <wp:anchor distT="0" distB="0" distL="114300" distR="114300" simplePos="0" relativeHeight="251665408" behindDoc="0" locked="0" layoutInCell="1" allowOverlap="1" wp14:anchorId="2F7FFE93" wp14:editId="1CCAED56">
+            <wp:simplePos x="0" y="0"/>
+            <wp:positionH relativeFrom="margin">
+              <wp:posOffset>2410460</wp:posOffset>
+            </wp:positionH>
+            <wp:positionV relativeFrom="paragraph">
+              <wp:posOffset>83185</wp:posOffset>
+            </wp:positionV>
+            <wp:extent cx="3790950" cy="1108075"/>
+            <wp:effectExtent l="0" t="0" r="0" b="0"/>
+            <wp:wrapSquare wrapText="bothSides"/>
+            <wp:docPr id="1410172657" name="Immagine 1" descr="Immagine che contiene testo, schermata, Carattere&#10;&#10;Il contenuto generato dall'IA potrebbe non essere corretto."/>
+            <wp:cNvGraphicFramePr>
+              <a:graphicFrameLocks xmlns:a="http://schemas.openxmlformats.org/drawingml/2006/main" noChangeAspect="1"/>
+            </wp:cNvGraphicFramePr>
+            <a:graphic xmlns:a="http://schemas.openxmlformats.org/drawingml/2006/main">
+              <a:graphicData uri="http://schemas.openxmlformats.org/drawingml/2006/picture">
+                <pic:pic xmlns:pic="http://schemas.openxmlformats.org/drawingml/2006/picture">
+                  <pic:nvPicPr>
+                    <pic:cNvPr id="1410172657" name="Immagine 1" descr="Immagine che contiene testo, schermata, Carattere&#10;&#10;Il contenuto generato dall'IA potrebbe non essere corretto."/>
+                    <pic:cNvPicPr/>
+                  </pic:nvPicPr>
+                  <pic:blipFill>
+                    <a:blip r:embed="rId17">
+                      <a:extLst>
+                        <a:ext uri="{28A0092B-C50C-407E-A947-70E740481C1C}">
+                          <a14:useLocalDpi xmlns:a14="http://schemas.microsoft.com/office/drawing/2010/main" val="0"/>
+                        </a:ext>
+                      </a:extLst>
+                    </a:blip>
+                    <a:stretch>
+                      <a:fillRect/>
+                    </a:stretch>
+                  </pic:blipFill>
+                  <pic:spPr>
+                    <a:xfrm>
+                      <a:off x="0" y="0"/>
+                      <a:ext cx="3790950" cy="1108075"/>
+                    </a:xfrm>
+                    <a:prstGeom prst="rect">
+                      <a:avLst/>
+                    </a:prstGeom>
+                  </pic:spPr>
+                </pic:pic>
+              </a:graphicData>
+            </a:graphic>
+            <wp14:sizeRelH relativeFrom="margin">
+              <wp14:pctWidth>0</wp14:pctWidth>
+            </wp14:sizeRelH>
+            <wp14:sizeRelV relativeFrom="margin">
+              <wp14:pctHeight>0</wp14:pctHeight>
+            </wp14:sizeRelV>
+          </wp:anchor>
+        </w:drawing>
+      </w:r>
+      <w:r>
+        <w:t>l’endpoint di Flask prende i dati e con essi genera una richiesta al server. Se un utente corrisponde alle credenziali, l’esito della richiesta sarà positivo.</w:t>
+      </w:r>
+    </w:p>
+    <w:p>
+      <w:pPr>
+        <w:pStyle w:val="Paragrafoelenco"/>
+      </w:pPr>
+    </w:p>
+    <w:p>
+      <w:pPr>
+        <w:pStyle w:val="Paragrafoelenco"/>
+        <w:numPr>
+          <w:ilvl w:val="0"/>
+          <w:numId w:val="4"/>
+        </w:numPr>
+      </w:pPr>
+      <w:r>
+        <w:t>Sul database precedentemente creato viene controllata la presenza dell’utente corrispondente e viene inviato un messaggio JSON di risposta positiva.</w:t>
+      </w:r>
+    </w:p>
+    <w:p>
+      <w:pPr>
+        <w:pStyle w:val="Paragrafoelenco"/>
+      </w:pPr>
+      <w:r>
+        <w:drawing>
+          <wp:anchor distT="0" distB="0" distL="114300" distR="114300" simplePos="0" relativeHeight="251666432" behindDoc="0" locked="0" layoutInCell="1" allowOverlap="1" wp14:anchorId="528A2BE9" wp14:editId="2F26A85E">
+            <wp:simplePos x="0" y="0"/>
+            <wp:positionH relativeFrom="margin">
+              <wp:align>center</wp:align>
+            </wp:positionH>
+            <wp:positionV relativeFrom="paragraph">
+              <wp:posOffset>87630</wp:posOffset>
+            </wp:positionV>
+            <wp:extent cx="4000706" cy="520727"/>
+            <wp:effectExtent l="0" t="0" r="0" b="0"/>
+            <wp:wrapSquare wrapText="bothSides"/>
+            <wp:docPr id="1587843734" name="Immagine 1" descr="Immagine che contiene testo, schermata, Carattere, linea&#10;&#10;Il contenuto generato dall'IA potrebbe non essere corretto."/>
+            <wp:cNvGraphicFramePr>
+              <a:graphicFrameLocks xmlns:a="http://schemas.openxmlformats.org/drawingml/2006/main" noChangeAspect="1"/>
+            </wp:cNvGraphicFramePr>
+            <a:graphic xmlns:a="http://schemas.openxmlformats.org/drawingml/2006/main">
+              <a:graphicData uri="http://schemas.openxmlformats.org/drawingml/2006/picture">
+                <pic:pic xmlns:pic="http://schemas.openxmlformats.org/drawingml/2006/picture">
+                  <pic:nvPicPr>
+                    <pic:cNvPr id="1587843734" name="Immagine 1" descr="Immagine che contiene testo, schermata, Carattere, linea&#10;&#10;Il contenuto generato dall'IA potrebbe non essere corretto."/>
+                    <pic:cNvPicPr/>
+                  </pic:nvPicPr>
+                  <pic:blipFill>
+                    <a:blip r:embed="rId18">
+                      <a:extLst>
+                        <a:ext uri="{28A0092B-C50C-407E-A947-70E740481C1C}">
+                          <a14:useLocalDpi xmlns:a14="http://schemas.microsoft.com/office/drawing/2010/main" val="0"/>
+                        </a:ext>
+                      </a:extLst>
+                    </a:blip>
+                    <a:stretch>
+                      <a:fillRect/>
+                    </a:stretch>
+                  </pic:blipFill>
+                  <pic:spPr>
+                    <a:xfrm>
+                      <a:off x="0" y="0"/>
+                      <a:ext cx="4000706" cy="520727"/>
+                    </a:xfrm>
+                    <a:prstGeom prst="rect">
+                      <a:avLst/>
+                    </a:prstGeom>
+                  </pic:spPr>
+                </pic:pic>
+              </a:graphicData>
+            </a:graphic>
+          </wp:anchor>
+        </w:drawing>
+      </w:r>
+    </w:p>
+    <w:p/>
+    <w:p/>
     <w:sectPr>
       <w:pgSz w:w="11906" w:h="16838"/>
       <w:pgMar w:top="1417" w:right="1134" w:bottom="1134" w:left="1134" w:header="708" w:footer="708" w:gutter="0"/>
@@ -1449,6 +1881,95 @@
     </w:lvl>
   </w:abstractNum>
   <w:abstractNum w:abstractNumId="1" w15:restartNumberingAfterBreak="0">
+    <w:nsid w:val="32180DA5"/>
+    <w:multiLevelType w:val="hybridMultilevel"/>
+    <w:tmpl w:val="9C642C76"/>
+    <w:lvl w:ilvl="0" w:tplc="0410000F">
+      <w:start w:val="1"/>
+      <w:numFmt w:val="decimal"/>
+      <w:lvlText w:val="%1."/>
+      <w:lvlJc w:val="left"/>
+      <w:pPr>
+        <w:ind w:left="720" w:hanging="360"/>
+      </w:pPr>
+      <w:rPr>
+        <w:rFonts w:hint="default"/>
+      </w:rPr>
+    </w:lvl>
+    <w:lvl w:ilvl="1" w:tplc="04100019" w:tentative="1">
+      <w:start w:val="1"/>
+      <w:numFmt w:val="lowerLetter"/>
+      <w:lvlText w:val="%2."/>
+      <w:lvlJc w:val="left"/>
+      <w:pPr>
+        <w:ind w:left="1440" w:hanging="360"/>
+      </w:pPr>
+    </w:lvl>
+    <w:lvl w:ilvl="2" w:tplc="0410001B" w:tentative="1">
+      <w:start w:val="1"/>
+      <w:numFmt w:val="lowerRoman"/>
+      <w:lvlText w:val="%3."/>
+      <w:lvlJc w:val="right"/>
+      <w:pPr>
+        <w:ind w:left="2160" w:hanging="180"/>
+      </w:pPr>
+    </w:lvl>
+    <w:lvl w:ilvl="3" w:tplc="0410000F" w:tentative="1">
+      <w:start w:val="1"/>
+      <w:numFmt w:val="decimal"/>
+      <w:lvlText w:val="%4."/>
+      <w:lvlJc w:val="left"/>
+      <w:pPr>
+        <w:ind w:left="2880" w:hanging="360"/>
+      </w:pPr>
+    </w:lvl>
+    <w:lvl w:ilvl="4" w:tplc="04100019" w:tentative="1">
+      <w:start w:val="1"/>
+      <w:numFmt w:val="lowerLetter"/>
+      <w:lvlText w:val="%5."/>
+      <w:lvlJc w:val="left"/>
+      <w:pPr>
+        <w:ind w:left="3600" w:hanging="360"/>
+      </w:pPr>
+    </w:lvl>
+    <w:lvl w:ilvl="5" w:tplc="0410001B" w:tentative="1">
+      <w:start w:val="1"/>
+      <w:numFmt w:val="lowerRoman"/>
+      <w:lvlText w:val="%6."/>
+      <w:lvlJc w:val="right"/>
+      <w:pPr>
+        <w:ind w:left="4320" w:hanging="180"/>
+      </w:pPr>
+    </w:lvl>
+    <w:lvl w:ilvl="6" w:tplc="0410000F" w:tentative="1">
+      <w:start w:val="1"/>
+      <w:numFmt w:val="decimal"/>
+      <w:lvlText w:val="%7."/>
+      <w:lvlJc w:val="left"/>
+      <w:pPr>
+        <w:ind w:left="5040" w:hanging="360"/>
+      </w:pPr>
+    </w:lvl>
+    <w:lvl w:ilvl="7" w:tplc="04100019" w:tentative="1">
+      <w:start w:val="1"/>
+      <w:numFmt w:val="lowerLetter"/>
+      <w:lvlText w:val="%8."/>
+      <w:lvlJc w:val="left"/>
+      <w:pPr>
+        <w:ind w:left="5760" w:hanging="360"/>
+      </w:pPr>
+    </w:lvl>
+    <w:lvl w:ilvl="8" w:tplc="0410001B" w:tentative="1">
+      <w:start w:val="1"/>
+      <w:numFmt w:val="lowerRoman"/>
+      <w:lvlText w:val="%9."/>
+      <w:lvlJc w:val="right"/>
+      <w:pPr>
+        <w:ind w:left="6480" w:hanging="180"/>
+      </w:pPr>
+    </w:lvl>
+  </w:abstractNum>
+  <w:abstractNum w:abstractNumId="2" w15:restartNumberingAfterBreak="0">
     <w:nsid w:val="410935BA"/>
     <w:multiLevelType w:val="hybridMultilevel"/>
     <w:tmpl w:val="D01A2556"/>
@@ -1561,7 +2082,7 @@
       </w:rPr>
     </w:lvl>
   </w:abstractNum>
-  <w:abstractNum w:abstractNumId="2" w15:restartNumberingAfterBreak="0">
+  <w:abstractNum w:abstractNumId="3" w15:restartNumberingAfterBreak="0">
     <w:nsid w:val="6C0E1B58"/>
     <w:multiLevelType w:val="hybridMultilevel"/>
     <w:tmpl w:val="34622376"/>
@@ -1654,9 +2175,12 @@
     <w:abstractNumId w:val="0"/>
   </w:num>
   <w:num w:numId="2" w16cid:durableId="446774039">
+    <w:abstractNumId w:val="3"/>
+  </w:num>
+  <w:num w:numId="3" w16cid:durableId="824903141">
     <w:abstractNumId w:val="2"/>
   </w:num>
-  <w:num w:numId="3" w16cid:durableId="824903141">
+  <w:num w:numId="4" w16cid:durableId="1159347542">
     <w:abstractNumId w:val="1"/>
   </w:num>
 </w:numbering>

--- a/Documenti/Relazione Finale/relazione finale (nuova).docx
+++ b/Documenti/Relazione Finale/relazione finale (nuova).docx
@@ -44,6 +44,7 @@
     </w:p>
     <w:p>
       <w:pPr>
+        <w:jc w:val="both"/>
         <w:rPr>
           <w:sz w:val="36"/>
           <w:szCs w:val="36"/>
@@ -58,6 +59,9 @@
       </w:r>
     </w:p>
     <w:p>
+      <w:pPr>
+        <w:jc w:val="both"/>
+      </w:pPr>
       <w:r>
         <w:t>Durante il corso IFTS developer ci sono stati insegnati vari linguaggi di programmazione con varie funzioni e obiettivi</w:t>
       </w:r>
@@ -106,6 +110,17 @@
     </w:p>
     <w:p>
       <w:pPr>
+        <w:jc w:val="both"/>
+      </w:pPr>
+    </w:p>
+    <w:p>
+      <w:pPr>
+        <w:jc w:val="both"/>
+      </w:pPr>
+    </w:p>
+    <w:p>
+      <w:pPr>
+        <w:jc w:val="both"/>
         <w:rPr>
           <w:sz w:val="36"/>
           <w:szCs w:val="36"/>
@@ -121,6 +136,7 @@
     </w:p>
     <w:p>
       <w:pPr>
+        <w:jc w:val="both"/>
         <w:rPr>
           <w:color w:val="FF0000"/>
         </w:rPr>
@@ -175,6 +191,23 @@
     </w:p>
     <w:p>
       <w:pPr>
+        <w:jc w:val="both"/>
+        <w:rPr>
+          <w:color w:val="FF0000"/>
+        </w:rPr>
+      </w:pPr>
+    </w:p>
+    <w:p>
+      <w:pPr>
+        <w:jc w:val="both"/>
+        <w:rPr>
+          <w:color w:val="FF0000"/>
+        </w:rPr>
+      </w:pPr>
+    </w:p>
+    <w:p>
+      <w:pPr>
+        <w:jc w:val="both"/>
         <w:rPr>
           <w:sz w:val="36"/>
           <w:szCs w:val="36"/>
@@ -197,6 +230,7 @@
     </w:p>
     <w:p>
       <w:pPr>
+        <w:jc w:val="both"/>
         <w:rPr>
           <w:color w:val="000000" w:themeColor="text1"/>
         </w:rPr>
@@ -266,6 +300,7 @@
     </w:p>
     <w:p>
       <w:pPr>
+        <w:jc w:val="both"/>
         <w:rPr>
           <w:color w:val="000000" w:themeColor="text1"/>
         </w:rPr>
@@ -290,6 +325,9 @@
       </w:r>
     </w:p>
     <w:p>
+      <w:pPr>
+        <w:jc w:val="both"/>
+      </w:pPr>
       <w:r>
         <w:t>Durante il lavoro a</w:t>
       </w:r>
@@ -307,30 +345,6 @@
       <w:r>
         <w:t xml:space="preserve"> in una cartella condivisa accessibile a tutti i membri del gruppo.</w:t>
       </w:r>
-    </w:p>
-    <w:p>
-      <w:pPr>
-        <w:rPr>
-          <w:sz w:val="36"/>
-          <w:szCs w:val="36"/>
-        </w:rPr>
-      </w:pPr>
-    </w:p>
-    <w:p>
-      <w:pPr>
-        <w:rPr>
-          <w:sz w:val="36"/>
-          <w:szCs w:val="36"/>
-        </w:rPr>
-      </w:pPr>
-    </w:p>
-    <w:p>
-      <w:pPr>
-        <w:rPr>
-          <w:sz w:val="36"/>
-          <w:szCs w:val="36"/>
-        </w:rPr>
-      </w:pPr>
     </w:p>
     <w:p>
       <w:pPr>
@@ -1031,7 +1045,7 @@
         </w:rPr>
         <w:lastRenderedPageBreak/>
         <w:drawing>
-          <wp:anchor distT="0" distB="0" distL="114300" distR="114300" simplePos="0" relativeHeight="251660288" behindDoc="0" locked="0" layoutInCell="1" allowOverlap="1" wp14:anchorId="54F62B64" wp14:editId="02800C74">
+          <wp:anchor distT="0" distB="0" distL="114300" distR="114300" simplePos="0" relativeHeight="251660288" behindDoc="0" locked="0" layoutInCell="1" allowOverlap="1" wp14:anchorId="54F62B64" wp14:editId="74674A30">
             <wp:simplePos x="0" y="0"/>
             <wp:positionH relativeFrom="margin">
               <wp:align>left</wp:align>
@@ -1178,7 +1192,7 @@
           <w:noProof/>
         </w:rPr>
         <w:drawing>
-          <wp:anchor distT="0" distB="0" distL="114300" distR="114300" simplePos="0" relativeHeight="251662336" behindDoc="0" locked="0" layoutInCell="1" allowOverlap="1" wp14:anchorId="0C107D98" wp14:editId="767BB29C">
+          <wp:anchor distT="0" distB="0" distL="114300" distR="114300" simplePos="0" relativeHeight="251662336" behindDoc="0" locked="0" layoutInCell="1" allowOverlap="1" wp14:anchorId="0C107D98" wp14:editId="051792CC">
             <wp:simplePos x="0" y="0"/>
             <wp:positionH relativeFrom="column">
               <wp:posOffset>4855210</wp:posOffset>
@@ -1413,6 +1427,9 @@
         <w:t xml:space="preserve">nel login, una singola richiesta </w:t>
       </w:r>
       <w:r>
+        <w:rPr>
+          <w:noProof/>
+        </w:rPr>
         <w:drawing>
           <wp:anchor distT="0" distB="0" distL="114300" distR="114300" simplePos="0" relativeHeight="251663360" behindDoc="0" locked="0" layoutInCell="1" allowOverlap="1" wp14:anchorId="3D0E87C3" wp14:editId="2BF94DE1">
             <wp:simplePos x="0" y="0"/>
@@ -1533,6 +1550,9 @@
         </w:numPr>
       </w:pPr>
       <w:r>
+        <w:rPr>
+          <w:noProof/>
+        </w:rPr>
         <w:drawing>
           <wp:anchor distT="0" distB="0" distL="114300" distR="114300" simplePos="0" relativeHeight="251664384" behindDoc="0" locked="0" layoutInCell="1" allowOverlap="1" wp14:anchorId="4F7FBC3B" wp14:editId="19324085">
             <wp:simplePos x="0" y="0"/>
@@ -1590,10 +1610,7 @@
         </w:drawing>
       </w:r>
       <w:r>
-        <w:t>A</w:t>
-      </w:r>
-      <w:r>
-        <w:t xml:space="preserve">ttraverso una classe chiamata </w:t>
+        <w:t xml:space="preserve">Attraverso una classe chiamata </w:t>
       </w:r>
       <w:proofErr w:type="spellStart"/>
       <w:r>
@@ -1601,10 +1618,7 @@
       </w:r>
       <w:proofErr w:type="spellEnd"/>
       <w:r>
-        <w:t>, i dati vengono inviati tramite formato JSON</w:t>
-      </w:r>
-      <w:r>
-        <w:t xml:space="preserve"> a un endpoint, cioè un indirizzo URL di Flask</w:t>
+        <w:t>, i dati vengono inviati tramite formato JSON a un endpoint, cioè un indirizzo URL di Flask</w:t>
       </w:r>
     </w:p>
     <w:p>
@@ -1621,6 +1635,9 @@
         </w:numPr>
       </w:pPr>
       <w:r>
+        <w:rPr>
+          <w:noProof/>
+        </w:rPr>
         <w:drawing>
           <wp:anchor distT="0" distB="0" distL="114300" distR="114300" simplePos="0" relativeHeight="251665408" behindDoc="0" locked="0" layoutInCell="1" allowOverlap="1" wp14:anchorId="2F7FFE93" wp14:editId="1CCAED56">
             <wp:simplePos x="0" y="0"/>
@@ -1703,6 +1720,9 @@
         <w:pStyle w:val="Paragrafoelenco"/>
       </w:pPr>
       <w:r>
+        <w:rPr>
+          <w:noProof/>
+        </w:rPr>
         <w:drawing>
           <wp:anchor distT="0" distB="0" distL="114300" distR="114300" simplePos="0" relativeHeight="251666432" behindDoc="0" locked="0" layoutInCell="1" allowOverlap="1" wp14:anchorId="528A2BE9" wp14:editId="2F26A85E">
             <wp:simplePos x="0" y="0"/>

--- a/Documenti/Relazione Finale/relazione finale (nuova).docx
+++ b/Documenti/Relazione Finale/relazione finale (nuova).docx
@@ -148,13 +148,7 @@
         <w:t>ha come</w:t>
       </w:r>
       <w:r>
-        <w:t xml:space="preserve"> obiettivo </w:t>
-      </w:r>
-      <w:r>
-        <w:t>il</w:t>
-      </w:r>
-      <w:r>
-        <w:t xml:space="preserve"> mettere a disposizione un portale per memorizzare i dati dei propri animali domestici</w:t>
+        <w:t xml:space="preserve"> obiettivo mettere a disposizione un portale per memorizzare i dati dei propri animali domestici</w:t>
       </w:r>
       <w:r>
         <w:t>, i loro bisogni e appuntamenti.</w:t>
@@ -188,14 +182,6 @@
         </w:rPr>
         <w:t xml:space="preserve"> sono state pensate in base a cosa potrebbe servire a una persona con animali domestici e a come semplificare la loro organizzazione, dato che per primi i membri del gruppo hanno appunto più animali a carico.</w:t>
       </w:r>
-    </w:p>
-    <w:p>
-      <w:pPr>
-        <w:jc w:val="both"/>
-        <w:rPr>
-          <w:color w:val="FF0000"/>
-        </w:rPr>
-      </w:pPr>
     </w:p>
     <w:p>
       <w:pPr>
@@ -382,20 +368,20 @@
           <w:sz w:val="36"/>
           <w:szCs w:val="36"/>
         </w:rPr>
+        <w:t xml:space="preserve">Struttura dei dati e modello ER: </w:t>
+      </w:r>
+    </w:p>
+    <w:p>
+      <w:pPr>
+        <w:rPr>
+          <w:color w:val="000000" w:themeColor="text1"/>
+        </w:rPr>
+      </w:pPr>
+      <w:r>
+        <w:rPr>
+          <w:color w:val="000000" w:themeColor="text1"/>
+        </w:rPr>
         <w:lastRenderedPageBreak/>
-        <w:t xml:space="preserve">Struttura dei dati e modello ER: </w:t>
-      </w:r>
-    </w:p>
-    <w:p>
-      <w:pPr>
-        <w:rPr>
-          <w:color w:val="000000" w:themeColor="text1"/>
-        </w:rPr>
-      </w:pPr>
-      <w:r>
-        <w:rPr>
-          <w:color w:val="000000" w:themeColor="text1"/>
-        </w:rPr>
         <w:t xml:space="preserve">le relazioni tra le entità che abbiamo </w:t>
       </w:r>
       <w:r>
@@ -436,7 +422,7 @@
                     </pic:cNvPicPr>
                   </pic:nvPicPr>
                   <pic:blipFill>
-                    <a:blip r:embed="rId5" cstate="print">
+                    <a:blip r:embed="rId8" cstate="print">
                       <a:extLst>
                         <a:ext uri="{28A0092B-C50C-407E-A947-70E740481C1C}">
                           <a14:useLocalDpi xmlns:a14="http://schemas.microsoft.com/office/drawing/2010/main" val="0"/>
@@ -494,7 +480,7 @@
                     <pic:cNvPicPr/>
                   </pic:nvPicPr>
                   <pic:blipFill>
-                    <a:blip r:embed="rId6"/>
+                    <a:blip r:embed="rId9"/>
                     <a:stretch>
                       <a:fillRect/>
                     </a:stretch>
@@ -536,7 +522,7 @@
                     <pic:cNvPicPr/>
                   </pic:nvPicPr>
                   <pic:blipFill>
-                    <a:blip r:embed="rId7"/>
+                    <a:blip r:embed="rId10"/>
                     <a:stretch>
                       <a:fillRect/>
                     </a:stretch>
@@ -579,7 +565,7 @@
                     <pic:cNvPicPr/>
                   </pic:nvPicPr>
                   <pic:blipFill>
-                    <a:blip r:embed="rId8"/>
+                    <a:blip r:embed="rId11"/>
                     <a:stretch>
                       <a:fillRect/>
                     </a:stretch>
@@ -638,7 +624,7 @@
                     </pic:cNvPicPr>
                   </pic:nvPicPr>
                   <pic:blipFill>
-                    <a:blip r:embed="rId9" cstate="print">
+                    <a:blip r:embed="rId12" cstate="print">
                       <a:extLst>
                         <a:ext uri="{28A0092B-C50C-407E-A947-70E740481C1C}">
                           <a14:useLocalDpi xmlns:a14="http://schemas.microsoft.com/office/drawing/2010/main" val="0"/>
@@ -810,10 +796,37 @@
       <w:r>
         <w:t>un’altra</w:t>
       </w:r>
-    </w:p>
-    <w:p>
-      <w:r>
-        <w:t>alcune schermate dell’app in breve:</w:t>
+      <w:r>
+        <w:t>.</w:t>
+      </w:r>
+    </w:p>
+    <w:p>
+      <w:pPr>
+        <w:rPr>
+          <w:sz w:val="36"/>
+          <w:szCs w:val="36"/>
+        </w:rPr>
+      </w:pPr>
+      <w:r>
+        <w:rPr>
+          <w:sz w:val="36"/>
+          <w:szCs w:val="36"/>
+        </w:rPr>
+        <w:t>Storyboard</w:t>
+      </w:r>
+    </w:p>
+    <w:p>
+      <w:r>
+        <w:t>Le</w:t>
+      </w:r>
+      <w:r>
+        <w:t xml:space="preserve"> schermate </w:t>
+      </w:r>
+      <w:r>
+        <w:t xml:space="preserve">principali </w:t>
+      </w:r>
+      <w:r>
+        <w:t>dell’app in breve:</w:t>
       </w:r>
     </w:p>
     <w:p>
@@ -845,7 +858,7 @@
                     <pic:cNvPicPr/>
                   </pic:nvPicPr>
                   <pic:blipFill>
-                    <a:blip r:embed="rId10" cstate="print">
+                    <a:blip r:embed="rId13" cstate="print">
                       <a:extLst>
                         <a:ext uri="{28A0092B-C50C-407E-A947-70E740481C1C}">
                           <a14:useLocalDpi xmlns:a14="http://schemas.microsoft.com/office/drawing/2010/main" val="0"/>
@@ -902,27 +915,36 @@
       </w:r>
     </w:p>
     <w:p/>
-    <w:p>
+    <w:p/>
+    <w:p>
+      <w:pPr>
+        <w:jc w:val="right"/>
+      </w:pPr>
+    </w:p>
+    <w:p>
+      <w:pPr>
+        <w:jc w:val="right"/>
+      </w:pPr>
       <w:r>
         <w:rPr>
           <w:noProof/>
         </w:rPr>
         <w:drawing>
-          <wp:anchor distT="0" distB="0" distL="114300" distR="114300" simplePos="0" relativeHeight="251659264" behindDoc="1" locked="0" layoutInCell="1" allowOverlap="1" wp14:anchorId="226A6EC3" wp14:editId="1B980349">
+          <wp:anchor distT="0" distB="0" distL="114300" distR="114300" simplePos="0" relativeHeight="251659264" behindDoc="1" locked="0" layoutInCell="1" allowOverlap="1" wp14:anchorId="226A6EC3" wp14:editId="352C5783">
             <wp:simplePos x="0" y="0"/>
             <wp:positionH relativeFrom="margin">
-              <wp:posOffset>4686935</wp:posOffset>
+              <wp:posOffset>4931410</wp:posOffset>
             </wp:positionH>
             <wp:positionV relativeFrom="paragraph">
-              <wp:posOffset>183515</wp:posOffset>
+              <wp:posOffset>-540385</wp:posOffset>
             </wp:positionV>
-            <wp:extent cx="1593215" cy="2893695"/>
-            <wp:effectExtent l="0" t="0" r="6985" b="1905"/>
+            <wp:extent cx="1593215" cy="2679700"/>
+            <wp:effectExtent l="0" t="0" r="6985" b="6350"/>
             <wp:wrapTight wrapText="bothSides">
               <wp:wrapPolygon edited="0">
                 <wp:start x="0" y="0"/>
-                <wp:lineTo x="0" y="21472"/>
-                <wp:lineTo x="21436" y="21472"/>
+                <wp:lineTo x="0" y="21498"/>
+                <wp:lineTo x="21436" y="21498"/>
                 <wp:lineTo x="21436" y="0"/>
                 <wp:lineTo x="0" y="0"/>
               </wp:wrapPolygon>
@@ -939,7 +961,7 @@
                     <pic:cNvPicPr/>
                   </pic:nvPicPr>
                   <pic:blipFill>
-                    <a:blip r:embed="rId11">
+                    <a:blip r:embed="rId14">
                       <a:extLst>
                         <a:ext uri="{28A0092B-C50C-407E-A947-70E740481C1C}">
                           <a14:useLocalDpi xmlns:a14="http://schemas.microsoft.com/office/drawing/2010/main" val="0"/>
@@ -953,7 +975,7 @@
                   <pic:spPr>
                     <a:xfrm>
                       <a:off x="0" y="0"/>
-                      <a:ext cx="1593215" cy="2893695"/>
+                      <a:ext cx="1593215" cy="2679700"/>
                     </a:xfrm>
                     <a:prstGeom prst="rect">
                       <a:avLst/>
@@ -971,27 +993,33 @@
           </wp:anchor>
         </w:drawing>
       </w:r>
+      <w:r>
+        <w:t>s</w:t>
+      </w:r>
+      <w:r>
+        <w:t>chermata p</w:t>
+      </w:r>
+      <w:r>
+        <w:t>ro</w:t>
+      </w:r>
+      <w:r>
+        <w:t>filo animale:</w:t>
+      </w:r>
     </w:p>
     <w:p>
       <w:pPr>
         <w:jc w:val="right"/>
       </w:pPr>
+      <w:r>
+        <w:t>informazioni più dettagliate su uno dei nostri animali</w:t>
+      </w:r>
     </w:p>
     <w:p>
       <w:pPr>
         <w:jc w:val="right"/>
       </w:pPr>
       <w:r>
-        <w:t>s</w:t>
-      </w:r>
-      <w:r>
-        <w:t>chermata p</w:t>
-      </w:r>
-      <w:r>
-        <w:t>ro</w:t>
-      </w:r>
-      <w:r>
-        <w:t>filo animale:</w:t>
+        <w:t>possibilità di modifica</w:t>
       </w:r>
     </w:p>
     <w:p>
@@ -999,24 +1027,18 @@
         <w:jc w:val="right"/>
       </w:pPr>
       <w:r>
-        <w:t>informazioni più dettagliate su uno dei nostri animali</w:t>
+        <w:t>accesso alla cartella clinica</w:t>
       </w:r>
     </w:p>
     <w:p>
       <w:pPr>
         <w:jc w:val="right"/>
       </w:pPr>
-      <w:r>
-        <w:t>possibilità di modifica</w:t>
-      </w:r>
     </w:p>
     <w:p>
       <w:pPr>
         <w:jc w:val="right"/>
       </w:pPr>
-      <w:r>
-        <w:t>accesso alla cartella clinica</w:t>
-      </w:r>
     </w:p>
     <w:p>
       <w:pPr>
@@ -1029,29 +1051,18 @@
       </w:pPr>
     </w:p>
     <w:p>
-      <w:pPr>
-        <w:jc w:val="right"/>
-      </w:pPr>
-    </w:p>
-    <w:p>
-      <w:pPr>
-        <w:jc w:val="right"/>
-      </w:pPr>
-    </w:p>
-    <w:p>
       <w:r>
         <w:rPr>
           <w:noProof/>
         </w:rPr>
-        <w:lastRenderedPageBreak/>
         <w:drawing>
-          <wp:anchor distT="0" distB="0" distL="114300" distR="114300" simplePos="0" relativeHeight="251660288" behindDoc="0" locked="0" layoutInCell="1" allowOverlap="1" wp14:anchorId="54F62B64" wp14:editId="74674A30">
+          <wp:anchor distT="0" distB="0" distL="114300" distR="114300" simplePos="0" relativeHeight="251660288" behindDoc="0" locked="0" layoutInCell="1" allowOverlap="1" wp14:anchorId="54F62B64" wp14:editId="64B64581">
             <wp:simplePos x="0" y="0"/>
             <wp:positionH relativeFrom="margin">
               <wp:align>left</wp:align>
             </wp:positionH>
             <wp:positionV relativeFrom="paragraph">
-              <wp:posOffset>1905</wp:posOffset>
+              <wp:posOffset>102870</wp:posOffset>
             </wp:positionV>
             <wp:extent cx="1209675" cy="2197100"/>
             <wp:effectExtent l="0" t="0" r="9525" b="0"/>
@@ -1068,7 +1079,7 @@
                     <pic:cNvPicPr/>
                   </pic:nvPicPr>
                   <pic:blipFill>
-                    <a:blip r:embed="rId12" cstate="print">
+                    <a:blip r:embed="rId15" cstate="print">
                       <a:extLst>
                         <a:ext uri="{28A0092B-C50C-407E-A947-70E740481C1C}">
                           <a14:useLocalDpi xmlns:a14="http://schemas.microsoft.com/office/drawing/2010/main" val="0"/>
@@ -1100,6 +1111,8 @@
           </wp:anchor>
         </w:drawing>
       </w:r>
+    </w:p>
+    <w:p>
       <w:r>
         <w:t>schermata cartella clinica:</w:t>
       </w:r>
@@ -1133,7 +1146,7 @@
                     <pic:cNvPicPr/>
                   </pic:nvPicPr>
                   <pic:blipFill>
-                    <a:blip r:embed="rId13">
+                    <a:blip r:embed="rId16">
                       <a:extLst>
                         <a:ext uri="{28A0092B-C50C-407E-A947-70E740481C1C}">
                           <a14:useLocalDpi xmlns:a14="http://schemas.microsoft.com/office/drawing/2010/main" val="0"/>
@@ -1192,15 +1205,15 @@
           <w:noProof/>
         </w:rPr>
         <w:drawing>
-          <wp:anchor distT="0" distB="0" distL="114300" distR="114300" simplePos="0" relativeHeight="251662336" behindDoc="0" locked="0" layoutInCell="1" allowOverlap="1" wp14:anchorId="0C107D98" wp14:editId="051792CC">
+          <wp:anchor distT="0" distB="0" distL="114300" distR="114300" simplePos="0" relativeHeight="251662336" behindDoc="0" locked="0" layoutInCell="1" allowOverlap="1" wp14:anchorId="0C107D98" wp14:editId="1D064A90">
             <wp:simplePos x="0" y="0"/>
-            <wp:positionH relativeFrom="column">
-              <wp:posOffset>4855210</wp:posOffset>
+            <wp:positionH relativeFrom="margin">
+              <wp:posOffset>4831080</wp:posOffset>
             </wp:positionH>
             <wp:positionV relativeFrom="paragraph">
-              <wp:posOffset>5715</wp:posOffset>
+              <wp:posOffset>2540</wp:posOffset>
             </wp:positionV>
-            <wp:extent cx="1028700" cy="1911350"/>
+            <wp:extent cx="1263650" cy="2347595"/>
             <wp:effectExtent l="0" t="0" r="0" b="0"/>
             <wp:wrapSquare wrapText="bothSides"/>
             <wp:docPr id="226421834" name="Immagine 1" descr="Immagine che contiene testo, schermata, design&#10;&#10;Il contenuto generato dall'IA potrebbe non essere corretto."/>
@@ -1215,7 +1228,7 @@
                     <pic:cNvPicPr/>
                   </pic:nvPicPr>
                   <pic:blipFill>
-                    <a:blip r:embed="rId14" cstate="print">
+                    <a:blip r:embed="rId17" cstate="print">
                       <a:extLst>
                         <a:ext uri="{28A0092B-C50C-407E-A947-70E740481C1C}">
                           <a14:useLocalDpi xmlns:a14="http://schemas.microsoft.com/office/drawing/2010/main" val="0"/>
@@ -1229,7 +1242,7 @@
                   <pic:spPr>
                     <a:xfrm>
                       <a:off x="0" y="0"/>
-                      <a:ext cx="1028700" cy="1911350"/>
+                      <a:ext cx="1263650" cy="2347595"/>
                     </a:xfrm>
                     <a:prstGeom prst="rect">
                       <a:avLst/>
@@ -1247,6 +1260,11 @@
           </wp:anchor>
         </w:drawing>
       </w:r>
+    </w:p>
+    <w:p>
+      <w:pPr>
+        <w:jc w:val="right"/>
+      </w:pPr>
       <w:r>
         <w:t>schermata ricerca servizi</w:t>
       </w:r>
@@ -1267,15 +1285,13 @@
         <w:jc w:val="right"/>
       </w:pPr>
       <w:r>
-        <w:t xml:space="preserve">cliccando su </w:t>
-      </w:r>
-      <w:proofErr w:type="gramStart"/>
-      <w:r>
-        <w:t>un’ attività</w:t>
-      </w:r>
-      <w:proofErr w:type="gramEnd"/>
-      <w:r>
-        <w:t xml:space="preserve"> in particolare avremo più dettagli</w:t>
+        <w:t>cliccando su un’</w:t>
+      </w:r>
+      <w:r>
+        <w:t>a</w:t>
+      </w:r>
+      <w:r>
+        <w:t>ttività in particolare avremo più dettagli</w:t>
       </w:r>
     </w:p>
     <w:p>
@@ -1298,24 +1314,47 @@
         <w:jc w:val="right"/>
       </w:pPr>
     </w:p>
-    <w:p>
-      <w:pPr>
-        <w:jc w:val="right"/>
-      </w:pPr>
-    </w:p>
     <w:p/>
     <w:p>
       <w:pPr>
         <w:rPr>
+          <w:color w:val="FF0000"/>
           <w:sz w:val="36"/>
           <w:szCs w:val="36"/>
         </w:rPr>
       </w:pPr>
       <w:r>
         <w:rPr>
+          <w:color w:val="FF0000"/>
           <w:sz w:val="36"/>
           <w:szCs w:val="36"/>
         </w:rPr>
+        <w:t>Il sito</w:t>
+      </w:r>
+    </w:p>
+    <w:p>
+      <w:r>
+        <w:t>Il sito desktop mette a disposizione strumenti di gestione per coloro che offrono servizi (privati o aziende).</w:t>
+      </w:r>
+    </w:p>
+    <w:p>
+      <w:r>
+        <w:t>La parte web, difatti, ha lo scopo di far comunicare il cliente con i fornitori in prima persona.</w:t>
+      </w:r>
+    </w:p>
+    <w:p/>
+    <w:p>
+      <w:pPr>
+        <w:rPr>
+          <w:sz w:val="36"/>
+          <w:szCs w:val="36"/>
+        </w:rPr>
+      </w:pPr>
+      <w:r>
+        <w:rPr>
+          <w:sz w:val="36"/>
+          <w:szCs w:val="36"/>
+        </w:rPr>
         <w:t>Flask</w:t>
       </w:r>
     </w:p>
@@ -1338,6 +1377,7 @@
     </w:p>
     <w:p>
       <w:r>
+        <w:lastRenderedPageBreak/>
         <w:t xml:space="preserve">Le API sono protocolli che permettono lo scambio di informazioni in rete, REST invece è la specifica API che comunica in protocollo http/https e manda dati in formato JSON. Le istruzioni che il client può inviare al server sono di </w:t>
       </w:r>
       <w:proofErr w:type="gramStart"/>
@@ -1414,30 +1454,17 @@
     </w:p>
     <w:p>
       <w:r>
-        <w:t xml:space="preserve">Per far sì che le API REST svolgano il loro obiettivo di far comunicare front-end e back-end si ha il bisogno di poter inviare i dati in forma corretta dall’app e poterli ricevere allo stesso </w:t>
-      </w:r>
-      <w:r>
-        <w:lastRenderedPageBreak/>
-        <w:t xml:space="preserve">modo nel server. Usando come esempio il controllo </w:t>
-      </w:r>
-      <w:r>
-        <w:t xml:space="preserve">utente </w:t>
-      </w:r>
-      <w:r>
-        <w:t xml:space="preserve">nel login, una singola richiesta </w:t>
-      </w:r>
-      <w:r>
         <w:rPr>
           <w:noProof/>
         </w:rPr>
         <w:drawing>
-          <wp:anchor distT="0" distB="0" distL="114300" distR="114300" simplePos="0" relativeHeight="251663360" behindDoc="0" locked="0" layoutInCell="1" allowOverlap="1" wp14:anchorId="3D0E87C3" wp14:editId="2BF94DE1">
+          <wp:anchor distT="0" distB="0" distL="114300" distR="114300" simplePos="0" relativeHeight="251663360" behindDoc="0" locked="0" layoutInCell="1" allowOverlap="1" wp14:anchorId="3D0E87C3" wp14:editId="64D30B7B">
             <wp:simplePos x="0" y="0"/>
             <wp:positionH relativeFrom="column">
               <wp:posOffset>3645535</wp:posOffset>
             </wp:positionH>
             <wp:positionV relativeFrom="paragraph">
-              <wp:posOffset>433705</wp:posOffset>
+              <wp:posOffset>776605</wp:posOffset>
             </wp:positionV>
             <wp:extent cx="2586990" cy="577850"/>
             <wp:effectExtent l="0" t="0" r="3810" b="0"/>
@@ -1454,7 +1481,7 @@
                     <pic:cNvPicPr/>
                   </pic:nvPicPr>
                   <pic:blipFill>
-                    <a:blip r:embed="rId15">
+                    <a:blip r:embed="rId18">
                       <a:extLst>
                         <a:ext uri="{28A0092B-C50C-407E-A947-70E740481C1C}">
                           <a14:useLocalDpi xmlns:a14="http://schemas.microsoft.com/office/drawing/2010/main" val="0"/>
@@ -1487,7 +1514,13 @@
         </w:drawing>
       </w:r>
       <w:r>
-        <w:t>viene gestita in questo modo:</w:t>
+        <w:t xml:space="preserve">Per far sì che le API REST svolgano il loro obiettivo di far comunicare front-end e back-end si ha il bisogno di poter inviare i dati in forma corretta dall’app e poterli ricevere allo stesso modo nel server. Usando come esempio il controllo </w:t>
+      </w:r>
+      <w:r>
+        <w:t xml:space="preserve">utente </w:t>
+      </w:r>
+      <w:r>
+        <w:t>nel login, una singola richiesta viene gestita in questo modo:</w:t>
       </w:r>
     </w:p>
     <w:p>
@@ -1501,6 +1534,9 @@
       <w:r>
         <w:t>i dati inseriti dall’utente vengono salvati in due stringhe</w:t>
       </w:r>
+      <w:r>
+        <w:t>.</w:t>
+      </w:r>
     </w:p>
     <w:p>
       <w:pPr>
@@ -1516,7 +1552,7 @@
         </w:numPr>
       </w:pPr>
       <w:r>
-        <w:t xml:space="preserve">la funzione </w:t>
+        <w:t xml:space="preserve">all’interno della funzione </w:t>
       </w:r>
       <w:proofErr w:type="spellStart"/>
       <w:r>
@@ -1524,22 +1560,8 @@
       </w:r>
       <w:proofErr w:type="spellEnd"/>
       <w:r>
-        <w:t xml:space="preserve"> apre il collegamento co</w:t>
-      </w:r>
-      <w:r>
-        <w:t>n</w:t>
-      </w:r>
-      <w:r>
-        <w:t xml:space="preserve"> Flask </w:t>
-      </w:r>
-      <w:r>
-        <w:t>attraverso un’altra funzione chiamata Call</w:t>
-      </w:r>
-    </w:p>
-    <w:p>
-      <w:pPr>
-        <w:pStyle w:val="Paragrafoelenco"/>
-      </w:pPr>
+        <w:t xml:space="preserve"> esiste un metodo Call, che apre il collegamento. La Call è strutturata per inviare le due stringhe e ricevere una risposta positiva o negativa.</w:t>
+      </w:r>
     </w:p>
     <w:p>
       <w:pPr>
@@ -1550,21 +1572,49 @@
         </w:numPr>
       </w:pPr>
       <w:r>
+        <w:t xml:space="preserve">Attraverso una classe chiamata </w:t>
+      </w:r>
+      <w:proofErr w:type="spellStart"/>
+      <w:r>
+        <w:t>APIService</w:t>
+      </w:r>
+      <w:proofErr w:type="spellEnd"/>
+      <w:r>
+        <w:t xml:space="preserve">, i dati vengono inviati </w:t>
+      </w:r>
+      <w:r>
+        <w:t>in</w:t>
+      </w:r>
+      <w:r>
+        <w:t xml:space="preserve"> formato JSON a un endpoint, cioè un indirizzo URL di Flask</w:t>
+      </w:r>
+      <w:r>
+        <w:t xml:space="preserve"> (il nome della Call e l’endpoint devono combaciare)</w:t>
+      </w:r>
+      <w:r>
+        <w:t>.</w:t>
+      </w:r>
+    </w:p>
+    <w:p>
+      <w:pPr>
+        <w:pStyle w:val="Paragrafoelenco"/>
+      </w:pPr>
+      <w:r>
         <w:rPr>
           <w:noProof/>
         </w:rPr>
         <w:drawing>
-          <wp:anchor distT="0" distB="0" distL="114300" distR="114300" simplePos="0" relativeHeight="251664384" behindDoc="0" locked="0" layoutInCell="1" allowOverlap="1" wp14:anchorId="4F7FBC3B" wp14:editId="19324085">
+          <wp:anchor distT="0" distB="0" distL="114300" distR="114300" simplePos="0" relativeHeight="251664384" behindDoc="1" locked="0" layoutInCell="1" allowOverlap="1" wp14:anchorId="4F7FBC3B" wp14:editId="54C3D1FC">
             <wp:simplePos x="0" y="0"/>
             <wp:positionH relativeFrom="page">
-              <wp:posOffset>1270000</wp:posOffset>
+              <wp:posOffset>1162050</wp:posOffset>
             </wp:positionH>
             <wp:positionV relativeFrom="paragraph">
-              <wp:posOffset>506730</wp:posOffset>
+              <wp:posOffset>12700</wp:posOffset>
             </wp:positionV>
             <wp:extent cx="5321300" cy="577850"/>
             <wp:effectExtent l="0" t="0" r="0" b="0"/>
-            <wp:wrapSquare wrapText="bothSides"/>
+            <wp:wrapTopAndBottom/>
             <wp:docPr id="1399876095" name="Immagine 1"/>
             <wp:cNvGraphicFramePr>
               <a:graphicFrameLocks xmlns:a="http://schemas.openxmlformats.org/drawingml/2006/main" noChangeAspect="1"/>
@@ -1577,7 +1627,7 @@
                     <pic:cNvPicPr/>
                   </pic:nvPicPr>
                   <pic:blipFill>
-                    <a:blip r:embed="rId16">
+                    <a:blip r:embed="rId19">
                       <a:extLst>
                         <a:ext uri="{28A0092B-C50C-407E-A947-70E740481C1C}">
                           <a14:useLocalDpi xmlns:a14="http://schemas.microsoft.com/office/drawing/2010/main" val="0"/>
@@ -1609,22 +1659,6 @@
           </wp:anchor>
         </w:drawing>
       </w:r>
-      <w:r>
-        <w:t xml:space="preserve">Attraverso una classe chiamata </w:t>
-      </w:r>
-      <w:proofErr w:type="spellStart"/>
-      <w:r>
-        <w:t>APIService</w:t>
-      </w:r>
-      <w:proofErr w:type="spellEnd"/>
-      <w:r>
-        <w:t>, i dati vengono inviati tramite formato JSON a un endpoint, cioè un indirizzo URL di Flask</w:t>
-      </w:r>
-    </w:p>
-    <w:p>
-      <w:pPr>
-        <w:pStyle w:val="Paragrafoelenco"/>
-      </w:pPr>
     </w:p>
     <w:p>
       <w:pPr>
@@ -1639,13 +1673,13 @@
           <w:noProof/>
         </w:rPr>
         <w:drawing>
-          <wp:anchor distT="0" distB="0" distL="114300" distR="114300" simplePos="0" relativeHeight="251665408" behindDoc="0" locked="0" layoutInCell="1" allowOverlap="1" wp14:anchorId="2F7FFE93" wp14:editId="1CCAED56">
+          <wp:anchor distT="0" distB="0" distL="114300" distR="114300" simplePos="0" relativeHeight="251665408" behindDoc="0" locked="0" layoutInCell="1" allowOverlap="1" wp14:anchorId="2F7FFE93" wp14:editId="6488D29F">
             <wp:simplePos x="0" y="0"/>
             <wp:positionH relativeFrom="margin">
-              <wp:posOffset>2410460</wp:posOffset>
+              <wp:align>right</wp:align>
             </wp:positionH>
             <wp:positionV relativeFrom="paragraph">
-              <wp:posOffset>83185</wp:posOffset>
+              <wp:posOffset>57785</wp:posOffset>
             </wp:positionV>
             <wp:extent cx="3790950" cy="1108075"/>
             <wp:effectExtent l="0" t="0" r="0" b="0"/>
@@ -1662,7 +1696,7 @@
                     <pic:cNvPicPr/>
                   </pic:nvPicPr>
                   <pic:blipFill>
-                    <a:blip r:embed="rId17">
+                    <a:blip r:embed="rId20">
                       <a:extLst>
                         <a:ext uri="{28A0092B-C50C-407E-A947-70E740481C1C}">
                           <a14:useLocalDpi xmlns:a14="http://schemas.microsoft.com/office/drawing/2010/main" val="0"/>
@@ -1695,7 +1729,19 @@
         </w:drawing>
       </w:r>
       <w:r>
-        <w:t>l’endpoint di Flask prende i dati e con essi genera una richiesta al server. Se un utente corrisponde alle credenziali, l’esito della richiesta sarà positivo.</w:t>
+        <w:t>l’endpoint di Flask prende i</w:t>
+      </w:r>
+      <w:r>
+        <w:t xml:space="preserve"> </w:t>
+      </w:r>
+      <w:r>
+        <w:t>dati e con essi genera una richiesta</w:t>
+      </w:r>
+      <w:r>
+        <w:t>(query)</w:t>
+      </w:r>
+      <w:r>
+        <w:t xml:space="preserve"> al server. Se un utente corrisponde alle credenziali, l’esito della richiesta sarà positivo.</w:t>
       </w:r>
     </w:p>
     <w:p>
@@ -1712,25 +1758,17 @@
         </w:numPr>
       </w:pPr>
       <w:r>
-        <w:t>Sul database precedentemente creato viene controllata la presenza dell’utente corrispondente e viene inviato un messaggio JSON di risposta positiva.</w:t>
-      </w:r>
-    </w:p>
-    <w:p>
-      <w:pPr>
-        <w:pStyle w:val="Paragrafoelenco"/>
-      </w:pPr>
-      <w:r>
         <w:rPr>
           <w:noProof/>
         </w:rPr>
         <w:drawing>
-          <wp:anchor distT="0" distB="0" distL="114300" distR="114300" simplePos="0" relativeHeight="251666432" behindDoc="0" locked="0" layoutInCell="1" allowOverlap="1" wp14:anchorId="528A2BE9" wp14:editId="2F26A85E">
+          <wp:anchor distT="0" distB="0" distL="114300" distR="114300" simplePos="0" relativeHeight="251666432" behindDoc="0" locked="0" layoutInCell="1" allowOverlap="1" wp14:anchorId="528A2BE9" wp14:editId="0D095B51">
             <wp:simplePos x="0" y="0"/>
             <wp:positionH relativeFrom="margin">
-              <wp:align>center</wp:align>
+              <wp:posOffset>2342515</wp:posOffset>
             </wp:positionH>
             <wp:positionV relativeFrom="paragraph">
-              <wp:posOffset>87630</wp:posOffset>
+              <wp:posOffset>150495</wp:posOffset>
             </wp:positionV>
             <wp:extent cx="4000706" cy="520727"/>
             <wp:effectExtent l="0" t="0" r="0" b="0"/>
@@ -1747,7 +1785,7 @@
                     <pic:cNvPicPr/>
                   </pic:nvPicPr>
                   <pic:blipFill>
-                    <a:blip r:embed="rId18">
+                    <a:blip r:embed="rId21">
                       <a:extLst>
                         <a:ext uri="{28A0092B-C50C-407E-A947-70E740481C1C}">
                           <a14:useLocalDpi xmlns:a14="http://schemas.microsoft.com/office/drawing/2010/main" val="0"/>
@@ -1773,17 +1811,212 @@
           </wp:anchor>
         </w:drawing>
       </w:r>
+      <w:r>
+        <w:t>Sul database precedentemente creato viene controllata la presenza dell’utent</w:t>
+      </w:r>
+      <w:r>
+        <w:t>e.</w:t>
+      </w:r>
+    </w:p>
+    <w:p>
+      <w:pPr>
+        <w:pStyle w:val="Paragrafoelenco"/>
+      </w:pPr>
+    </w:p>
+    <w:p>
+      <w:pPr>
+        <w:pStyle w:val="Paragrafoelenco"/>
+        <w:numPr>
+          <w:ilvl w:val="0"/>
+          <w:numId w:val="4"/>
+        </w:numPr>
+      </w:pPr>
+      <w:r>
+        <w:lastRenderedPageBreak/>
+        <w:drawing>
+          <wp:anchor distT="0" distB="0" distL="114300" distR="114300" simplePos="0" relativeHeight="251667456" behindDoc="0" locked="0" layoutInCell="1" allowOverlap="1" wp14:anchorId="6DD05B02" wp14:editId="36AAB614">
+            <wp:simplePos x="0" y="0"/>
+            <wp:positionH relativeFrom="margin">
+              <wp:align>right</wp:align>
+            </wp:positionH>
+            <wp:positionV relativeFrom="paragraph">
+              <wp:posOffset>678815</wp:posOffset>
+            </wp:positionV>
+            <wp:extent cx="6120130" cy="738505"/>
+            <wp:effectExtent l="0" t="0" r="0" b="4445"/>
+            <wp:wrapSquare wrapText="bothSides"/>
+            <wp:docPr id="1962586125" name="Immagine 1"/>
+            <wp:cNvGraphicFramePr>
+              <a:graphicFrameLocks xmlns:a="http://schemas.openxmlformats.org/drawingml/2006/main" noChangeAspect="1"/>
+            </wp:cNvGraphicFramePr>
+            <a:graphic xmlns:a="http://schemas.openxmlformats.org/drawingml/2006/main">
+              <a:graphicData uri="http://schemas.openxmlformats.org/drawingml/2006/picture">
+                <pic:pic xmlns:pic="http://schemas.openxmlformats.org/drawingml/2006/picture">
+                  <pic:nvPicPr>
+                    <pic:cNvPr id="1962586125" name=""/>
+                    <pic:cNvPicPr/>
+                  </pic:nvPicPr>
+                  <pic:blipFill>
+                    <a:blip r:embed="rId22">
+                      <a:extLst>
+                        <a:ext uri="{28A0092B-C50C-407E-A947-70E740481C1C}">
+                          <a14:useLocalDpi xmlns:a14="http://schemas.microsoft.com/office/drawing/2010/main" val="0"/>
+                        </a:ext>
+                      </a:extLst>
+                    </a:blip>
+                    <a:stretch>
+                      <a:fillRect/>
+                    </a:stretch>
+                  </pic:blipFill>
+                  <pic:spPr>
+                    <a:xfrm>
+                      <a:off x="0" y="0"/>
+                      <a:ext cx="6120130" cy="738505"/>
+                    </a:xfrm>
+                    <a:prstGeom prst="rect">
+                      <a:avLst/>
+                    </a:prstGeom>
+                  </pic:spPr>
+                </pic:pic>
+              </a:graphicData>
+            </a:graphic>
+          </wp:anchor>
+        </w:drawing>
+      </w:r>
+      <w:r>
+        <w:t>le due possibili risposte sono inviate in JSON all’app, in particolare viene passato l’identificativo dell’utente che ha appena fatto il login, in modo che successivamente le altre richieste al server possano essere semplificate.</w:t>
+      </w:r>
     </w:p>
     <w:p/>
+    <w:p>
+      <w:r>
+        <w:t xml:space="preserve">Riassumendo, </w:t>
+      </w:r>
+      <w:r>
+        <w:t>le informazioni partono da</w:t>
+      </w:r>
+      <w:r>
+        <w:t>ll’app, passano attraverso Flask che fa da tramite per il server, dove sono contenute le informazioni in un database</w:t>
+      </w:r>
+      <w:r>
+        <w:t xml:space="preserve">, Flask poi gestisce la risposta da ritornare all’utente. Nello stesso modo viene gestito il sito, il quale, però non richiede di usare </w:t>
+      </w:r>
+      <w:proofErr w:type="spellStart"/>
+      <w:r>
+        <w:t>APIService</w:t>
+      </w:r>
+      <w:proofErr w:type="spellEnd"/>
+      <w:r>
+        <w:t xml:space="preserve"> ma si connette direttamente agli URL di </w:t>
+      </w:r>
+      <w:proofErr w:type="spellStart"/>
+      <w:r>
+        <w:t>flask</w:t>
+      </w:r>
+      <w:proofErr w:type="spellEnd"/>
+    </w:p>
     <w:p/>
     <w:sectPr>
-      <w:pgSz w:w="11906" w:h="16838"/>
-      <w:pgMar w:top="1417" w:right="1134" w:bottom="1134" w:left="1134" w:header="708" w:footer="708" w:gutter="0"/>
+      <w:footerReference w:type="default" r:id="rId23"/>
+      <w:pgSz w:w="11906" w:h="16838" w:code="9"/>
+      <w:pgMar w:top="1418" w:right="1134" w:bottom="1134" w:left="1134" w:header="709" w:footer="340" w:gutter="0"/>
       <w:cols w:space="708"/>
       <w:docGrid w:linePitch="360"/>
     </w:sectPr>
   </w:body>
 </w:document>
+</file>
+
+<file path=word/endnotes.xml><?xml version="1.0" encoding="utf-8"?>
+<w:endnotes xmlns:wpc="http://schemas.microsoft.com/office/word/2010/wordprocessingCanvas" xmlns:cx="http://schemas.microsoft.com/office/drawing/2014/chartex" xmlns:cx1="http://schemas.microsoft.com/office/drawing/2015/9/8/chartex" xmlns:cx2="http://schemas.microsoft.com/office/drawing/2015/10/21/chartex" xmlns:cx3="http://schemas.microsoft.com/office/drawing/2016/5/9/chartex" xmlns:cx4="http://schemas.microsoft.com/office/drawing/2016/5/10/chartex" xmlns:cx5="http://schemas.microsoft.com/office/drawing/2016/5/11/chartex" xmlns:cx6="http://schemas.microsoft.com/office/drawing/2016/5/12/chartex" xmlns:cx7="http://schemas.microsoft.com/office/drawing/2016/5/13/chartex" xmlns:cx8="http://schemas.microsoft.com/office/drawing/2016/5/14/chartex" xmlns:mc="http://schemas.openxmlformats.org/markup-compatibility/2006" xmlns:aink="http://schemas.microsoft.com/office/drawing/2016/ink" xmlns:am3d="http://schemas.microsoft.com/office/drawing/2017/model3d" xmlns:o="urn:schemas-microsoft-com:office:office" xmlns:oel="http://schemas.microsoft.com/office/2019/extlst" xmlns:r="http://schemas.openxmlformats.org/officeDocument/2006/relationships" xmlns:m="http://schemas.openxmlformats.org/officeDocument/2006/math" xmlns:v="urn:schemas-microsoft-com:vml" xmlns:wp14="http://schemas.microsoft.com/office/word/2010/wordprocessingDrawing" xmlns:wp="http://schemas.openxmlformats.org/drawingml/2006/wordprocessingDrawing" xmlns:w10="urn:schemas-microsoft-com:office:word" xmlns:w="http://schemas.openxmlformats.org/wordprocessingml/2006/main" xmlns:w14="http://schemas.microsoft.com/office/word/2010/wordml" xmlns:w15="http://schemas.microsoft.com/office/word/2012/wordml" xmlns:w16cex="http://schemas.microsoft.com/office/word/2018/wordml/cex" xmlns:w16cid="http://schemas.microsoft.com/office/word/2016/wordml/cid" xmlns:w16="http://schemas.microsoft.com/office/word/2018/wordml" xmlns:w16du="http://schemas.microsoft.com/office/word/2023/wordml/word16du" xmlns:w16sdtdh="http://schemas.microsoft.com/office/word/2020/wordml/sdtdatahash" xmlns:w16sdtfl="http://schemas.microsoft.com/office/word/2024/wordml/sdtformatlock" xmlns:w16se="http://schemas.microsoft.com/office/word/2015/wordml/symex" xmlns:wpg="http://schemas.microsoft.com/office/word/2010/wordprocessingGroup" xmlns:wpi="http://schemas.microsoft.com/office/word/2010/wordprocessingInk" xmlns:wne="http://schemas.microsoft.com/office/word/2006/wordml" xmlns:wps="http://schemas.microsoft.com/office/word/2010/wordprocessingShape" mc:Ignorable="w14 w15 w16se w16cid w16 w16cex w16sdtdh w16sdtfl w16du wp14">
+  <w:endnote w:type="separator" w:id="-1">
+    <w:p>
+      <w:pPr>
+        <w:spacing w:after="0" w:line="240" w:lineRule="auto"/>
+      </w:pPr>
+      <w:r>
+        <w:separator/>
+      </w:r>
+    </w:p>
+  </w:endnote>
+  <w:endnote w:type="continuationSeparator" w:id="0">
+    <w:p>
+      <w:pPr>
+        <w:spacing w:after="0" w:line="240" w:lineRule="auto"/>
+      </w:pPr>
+      <w:r>
+        <w:continuationSeparator/>
+      </w:r>
+    </w:p>
+  </w:endnote>
+</w:endnotes>
+</file>
+
+<file path=word/footer1.xml><?xml version="1.0" encoding="utf-8"?>
+<w:ftr xmlns:wpc="http://schemas.microsoft.com/office/word/2010/wordprocessingCanvas" xmlns:cx="http://schemas.microsoft.com/office/drawing/2014/chartex" xmlns:cx1="http://schemas.microsoft.com/office/drawing/2015/9/8/chartex" xmlns:cx2="http://schemas.microsoft.com/office/drawing/2015/10/21/chartex" xmlns:cx3="http://schemas.microsoft.com/office/drawing/2016/5/9/chartex" xmlns:cx4="http://schemas.microsoft.com/office/drawing/2016/5/10/chartex" xmlns:cx5="http://schemas.microsoft.com/office/drawing/2016/5/11/chartex" xmlns:cx6="http://schemas.microsoft.com/office/drawing/2016/5/12/chartex" xmlns:cx7="http://schemas.microsoft.com/office/drawing/2016/5/13/chartex" xmlns:cx8="http://schemas.microsoft.com/office/drawing/2016/5/14/chartex" xmlns:mc="http://schemas.openxmlformats.org/markup-compatibility/2006" xmlns:aink="http://schemas.microsoft.com/office/drawing/2016/ink" xmlns:am3d="http://schemas.microsoft.com/office/drawing/2017/model3d" xmlns:o="urn:schemas-microsoft-com:office:office" xmlns:oel="http://schemas.microsoft.com/office/2019/extlst" xmlns:r="http://schemas.openxmlformats.org/officeDocument/2006/relationships" xmlns:m="http://schemas.openxmlformats.org/officeDocument/2006/math" xmlns:v="urn:schemas-microsoft-com:vml" xmlns:wp14="http://schemas.microsoft.com/office/word/2010/wordprocessingDrawing" xmlns:wp="http://schemas.openxmlformats.org/drawingml/2006/wordprocessingDrawing" xmlns:w10="urn:schemas-microsoft-com:office:word" xmlns:w="http://schemas.openxmlformats.org/wordprocessingml/2006/main" xmlns:w14="http://schemas.microsoft.com/office/word/2010/wordml" xmlns:w15="http://schemas.microsoft.com/office/word/2012/wordml" xmlns:w16cex="http://schemas.microsoft.com/office/word/2018/wordml/cex" xmlns:w16cid="http://schemas.microsoft.com/office/word/2016/wordml/cid" xmlns:w16="http://schemas.microsoft.com/office/word/2018/wordml" xmlns:w16du="http://schemas.microsoft.com/office/word/2023/wordml/word16du" xmlns:w16sdtdh="http://schemas.microsoft.com/office/word/2020/wordml/sdtdatahash" xmlns:w16sdtfl="http://schemas.microsoft.com/office/word/2024/wordml/sdtformatlock" xmlns:w16se="http://schemas.microsoft.com/office/word/2015/wordml/symex" xmlns:wpg="http://schemas.microsoft.com/office/word/2010/wordprocessingGroup" xmlns:wpi="http://schemas.microsoft.com/office/word/2010/wordprocessingInk" xmlns:wne="http://schemas.microsoft.com/office/word/2006/wordml" xmlns:wps="http://schemas.microsoft.com/office/word/2010/wordprocessingShape" mc:Ignorable="w14 w15 w16se w16cid w16 w16cex w16sdtdh w16sdtfl w16du wp14">
+  <w:sdt>
+    <w:sdtPr>
+      <w:id w:val="1717617547"/>
+      <w:docPartObj>
+        <w:docPartGallery w:val="Page Numbers (Bottom of Page)"/>
+        <w:docPartUnique/>
+      </w:docPartObj>
+    </w:sdtPr>
+    <w:sdtContent>
+      <w:p>
+        <w:pPr>
+          <w:pStyle w:val="Pidipagina"/>
+          <w:jc w:val="right"/>
+        </w:pPr>
+        <w:r>
+          <w:fldChar w:fldCharType="begin"/>
+        </w:r>
+        <w:r>
+          <w:instrText>PAGE   \* MERGEFORMAT</w:instrText>
+        </w:r>
+        <w:r>
+          <w:fldChar w:fldCharType="separate"/>
+        </w:r>
+        <w:r>
+          <w:t>2</w:t>
+        </w:r>
+        <w:r>
+          <w:fldChar w:fldCharType="end"/>
+        </w:r>
+      </w:p>
+    </w:sdtContent>
+  </w:sdt>
+  <w:p>
+    <w:pPr>
+      <w:pStyle w:val="Pidipagina"/>
+    </w:pPr>
+  </w:p>
+</w:ftr>
+</file>
+
+<file path=word/footnotes.xml><?xml version="1.0" encoding="utf-8"?>
+<w:footnotes xmlns:wpc="http://schemas.microsoft.com/office/word/2010/wordprocessingCanvas" xmlns:cx="http://schemas.microsoft.com/office/drawing/2014/chartex" xmlns:cx1="http://schemas.microsoft.com/office/drawing/2015/9/8/chartex" xmlns:cx2="http://schemas.microsoft.com/office/drawing/2015/10/21/chartex" xmlns:cx3="http://schemas.microsoft.com/office/drawing/2016/5/9/chartex" xmlns:cx4="http://schemas.microsoft.com/office/drawing/2016/5/10/chartex" xmlns:cx5="http://schemas.microsoft.com/office/drawing/2016/5/11/chartex" xmlns:cx6="http://schemas.microsoft.com/office/drawing/2016/5/12/chartex" xmlns:cx7="http://schemas.microsoft.com/office/drawing/2016/5/13/chartex" xmlns:cx8="http://schemas.microsoft.com/office/drawing/2016/5/14/chartex" xmlns:mc="http://schemas.openxmlformats.org/markup-compatibility/2006" xmlns:aink="http://schemas.microsoft.com/office/drawing/2016/ink" xmlns:am3d="http://schemas.microsoft.com/office/drawing/2017/model3d" xmlns:o="urn:schemas-microsoft-com:office:office" xmlns:oel="http://schemas.microsoft.com/office/2019/extlst" xmlns:r="http://schemas.openxmlformats.org/officeDocument/2006/relationships" xmlns:m="http://schemas.openxmlformats.org/officeDocument/2006/math" xmlns:v="urn:schemas-microsoft-com:vml" xmlns:wp14="http://schemas.microsoft.com/office/word/2010/wordprocessingDrawing" xmlns:wp="http://schemas.openxmlformats.org/drawingml/2006/wordprocessingDrawing" xmlns:w10="urn:schemas-microsoft-com:office:word" xmlns:w="http://schemas.openxmlformats.org/wordprocessingml/2006/main" xmlns:w14="http://schemas.microsoft.com/office/word/2010/wordml" xmlns:w15="http://schemas.microsoft.com/office/word/2012/wordml" xmlns:w16cex="http://schemas.microsoft.com/office/word/2018/wordml/cex" xmlns:w16cid="http://schemas.microsoft.com/office/word/2016/wordml/cid" xmlns:w16="http://schemas.microsoft.com/office/word/2018/wordml" xmlns:w16du="http://schemas.microsoft.com/office/word/2023/wordml/word16du" xmlns:w16sdtdh="http://schemas.microsoft.com/office/word/2020/wordml/sdtdatahash" xmlns:w16sdtfl="http://schemas.microsoft.com/office/word/2024/wordml/sdtformatlock" xmlns:w16se="http://schemas.microsoft.com/office/word/2015/wordml/symex" xmlns:wpg="http://schemas.microsoft.com/office/word/2010/wordprocessingGroup" xmlns:wpi="http://schemas.microsoft.com/office/word/2010/wordprocessingInk" xmlns:wne="http://schemas.microsoft.com/office/word/2006/wordml" xmlns:wps="http://schemas.microsoft.com/office/word/2010/wordprocessingShape" mc:Ignorable="w14 w15 w16se w16cid w16 w16cex w16sdtdh w16sdtfl w16du wp14">
+  <w:footnote w:type="separator" w:id="-1">
+    <w:p>
+      <w:pPr>
+        <w:spacing w:after="0" w:line="240" w:lineRule="auto"/>
+      </w:pPr>
+      <w:r>
+        <w:separator/>
+      </w:r>
+    </w:p>
+  </w:footnote>
+  <w:footnote w:type="continuationSeparator" w:id="0">
+    <w:p>
+      <w:pPr>
+        <w:spacing w:after="0" w:line="240" w:lineRule="auto"/>
+      </w:pPr>
+      <w:r>
+        <w:continuationSeparator/>
+      </w:r>
+    </w:p>
+  </w:footnote>
+</w:footnotes>
 </file>
 
 <file path=word/numbering.xml><?xml version="1.0" encoding="utf-8"?>
@@ -3123,6 +3356,89 @@
       <w:spacing w:val="5"/>
     </w:rPr>
   </w:style>
+  <w:style w:type="paragraph" w:styleId="Testonotaapidipagina">
+    <w:name w:val="footnote text"/>
+    <w:basedOn w:val="Normale"/>
+    <w:link w:val="TestonotaapidipaginaCarattere"/>
+    <w:uiPriority w:val="99"/>
+    <w:semiHidden/>
+    <w:unhideWhenUsed/>
+    <w:rsid w:val="00721570"/>
+    <w:pPr>
+      <w:spacing w:after="0" w:line="240" w:lineRule="auto"/>
+    </w:pPr>
+    <w:rPr>
+      <w:sz w:val="20"/>
+      <w:szCs w:val="20"/>
+    </w:rPr>
+  </w:style>
+  <w:style w:type="character" w:customStyle="1" w:styleId="TestonotaapidipaginaCarattere">
+    <w:name w:val="Testo nota a piè di pagina Carattere"/>
+    <w:basedOn w:val="Carpredefinitoparagrafo"/>
+    <w:link w:val="Testonotaapidipagina"/>
+    <w:uiPriority w:val="99"/>
+    <w:semiHidden/>
+    <w:rsid w:val="00721570"/>
+    <w:rPr>
+      <w:sz w:val="20"/>
+      <w:szCs w:val="20"/>
+    </w:rPr>
+  </w:style>
+  <w:style w:type="character" w:styleId="Rimandonotaapidipagina">
+    <w:name w:val="footnote reference"/>
+    <w:basedOn w:val="Carpredefinitoparagrafo"/>
+    <w:uiPriority w:val="99"/>
+    <w:semiHidden/>
+    <w:unhideWhenUsed/>
+    <w:rsid w:val="00721570"/>
+    <w:rPr>
+      <w:vertAlign w:val="superscript"/>
+    </w:rPr>
+  </w:style>
+  <w:style w:type="paragraph" w:styleId="Intestazione">
+    <w:name w:val="header"/>
+    <w:basedOn w:val="Normale"/>
+    <w:link w:val="IntestazioneCarattere"/>
+    <w:uiPriority w:val="99"/>
+    <w:unhideWhenUsed/>
+    <w:rsid w:val="00721570"/>
+    <w:pPr>
+      <w:tabs>
+        <w:tab w:val="center" w:pos="4819"/>
+        <w:tab w:val="right" w:pos="9638"/>
+      </w:tabs>
+      <w:spacing w:after="0" w:line="240" w:lineRule="auto"/>
+    </w:pPr>
+  </w:style>
+  <w:style w:type="character" w:customStyle="1" w:styleId="IntestazioneCarattere">
+    <w:name w:val="Intestazione Carattere"/>
+    <w:basedOn w:val="Carpredefinitoparagrafo"/>
+    <w:link w:val="Intestazione"/>
+    <w:uiPriority w:val="99"/>
+    <w:rsid w:val="00721570"/>
+  </w:style>
+  <w:style w:type="paragraph" w:styleId="Pidipagina">
+    <w:name w:val="footer"/>
+    <w:basedOn w:val="Normale"/>
+    <w:link w:val="PidipaginaCarattere"/>
+    <w:uiPriority w:val="99"/>
+    <w:unhideWhenUsed/>
+    <w:rsid w:val="00721570"/>
+    <w:pPr>
+      <w:tabs>
+        <w:tab w:val="center" w:pos="4819"/>
+        <w:tab w:val="right" w:pos="9638"/>
+      </w:tabs>
+      <w:spacing w:after="0" w:line="240" w:lineRule="auto"/>
+    </w:pPr>
+  </w:style>
+  <w:style w:type="character" w:customStyle="1" w:styleId="PidipaginaCarattere">
+    <w:name w:val="Piè di pagina Carattere"/>
+    <w:basedOn w:val="Carpredefinitoparagrafo"/>
+    <w:link w:val="Pidipagina"/>
+    <w:uiPriority w:val="99"/>
+    <w:rsid w:val="00721570"/>
+  </w:style>
 </w:styles>
 </file>
 
@@ -3419,4 +3735,16 @@
     </a:ext>
   </a:extLst>
 </a:theme>
+</file>
+
+<file path=customXml/item1.xml><?xml version="1.0" encoding="utf-8"?>
+<b:Sources xmlns:b="http://schemas.openxmlformats.org/officeDocument/2006/bibliography" xmlns="http://schemas.openxmlformats.org/officeDocument/2006/bibliography" SelectedStyle="\APASixthEditionOfficeOnline.xsl" StyleName="APA" Version="6"/>
+</file>
+
+<file path=customXml/itemProps1.xml><?xml version="1.0" encoding="utf-8"?>
+<ds:datastoreItem xmlns:ds="http://schemas.openxmlformats.org/officeDocument/2006/customXml" ds:itemID="{7B59407F-0684-430E-AAF3-CB2D4609D4C3}">
+  <ds:schemaRefs>
+    <ds:schemaRef ds:uri="http://schemas.openxmlformats.org/officeDocument/2006/bibliography"/>
+  </ds:schemaRefs>
+</ds:datastoreItem>
 </file>
--- a/Documenti/Relazione Finale/relazione finale (nuova).docx
+++ b/Documenti/Relazione Finale/relazione finale (nuova).docx
@@ -9,113 +9,800 @@
           <w:szCs w:val="36"/>
         </w:rPr>
       </w:pPr>
-      <w:proofErr w:type="spellStart"/>
       <w:r>
         <w:rPr>
           <w:sz w:val="36"/>
           <w:szCs w:val="36"/>
         </w:rPr>
-        <w:t>Crikle</w:t>
-      </w:r>
-      <w:proofErr w:type="spellEnd"/>
-      <w:r>
+        <w:t>RELAZIONE CRIKLE</w:t>
+      </w:r>
+    </w:p>
+    <w:p>
+      <w:pPr>
+        <w:jc w:val="both"/>
         <w:rPr>
           <w:sz w:val="36"/>
           <w:szCs w:val="36"/>
         </w:rPr>
-        <w:t xml:space="preserve"> (o </w:t>
-      </w:r>
-      <w:proofErr w:type="spellStart"/>
+      </w:pPr>
       <w:r>
         <w:rPr>
           <w:sz w:val="36"/>
           <w:szCs w:val="36"/>
         </w:rPr>
-        <w:t>Apppet</w:t>
+        <w:t>Introduzione</w:t>
+      </w:r>
+    </w:p>
+    <w:p>
+      <w:pPr>
+        <w:rPr>
+          <w:sz w:val="28"/>
+          <w:szCs w:val="28"/>
+        </w:rPr>
+      </w:pPr>
+      <w:r>
+        <w:rPr>
+          <w:sz w:val="28"/>
+          <w:szCs w:val="28"/>
+        </w:rPr>
+        <w:t xml:space="preserve">Durante il corso IFTS </w:t>
+      </w:r>
+      <w:r>
+        <w:rPr>
+          <w:sz w:val="28"/>
+          <w:szCs w:val="28"/>
+        </w:rPr>
+        <w:t>developer abbiamo imparato ad utilizzare</w:t>
+      </w:r>
+      <w:r>
+        <w:rPr>
+          <w:sz w:val="28"/>
+          <w:szCs w:val="28"/>
+        </w:rPr>
+        <w:t xml:space="preserve"> vari linguaggi di programmazione con funzioni e obiettivi</w:t>
+      </w:r>
+      <w:r>
+        <w:rPr>
+          <w:sz w:val="28"/>
+          <w:szCs w:val="28"/>
+        </w:rPr>
+        <w:t xml:space="preserve"> differenti. Partendo dal modulo di Database (utilizzo di MySQL e architettura del programma) abbiamo imparato i fondamentali delle strutture dei Database moderni con utilizzo di comandi d’esecuzione di query </w:t>
+      </w:r>
+      <w:r>
+        <w:rPr>
+          <w:sz w:val="28"/>
+          <w:szCs w:val="28"/>
+        </w:rPr>
+        <w:t xml:space="preserve">e rispettiva </w:t>
+      </w:r>
+      <w:r>
+        <w:rPr>
+          <w:sz w:val="28"/>
+          <w:szCs w:val="28"/>
+        </w:rPr>
+        <w:t>generazione/modifica</w:t>
+      </w:r>
+      <w:r>
+        <w:rPr>
+          <w:sz w:val="28"/>
+          <w:szCs w:val="28"/>
+        </w:rPr>
+        <w:t xml:space="preserve"> di </w:t>
+      </w:r>
+      <w:r>
+        <w:rPr>
+          <w:sz w:val="28"/>
+          <w:szCs w:val="28"/>
+        </w:rPr>
+        <w:t>ta</w:t>
+      </w:r>
+      <w:r>
+        <w:rPr>
+          <w:sz w:val="28"/>
+          <w:szCs w:val="28"/>
+        </w:rPr>
+        <w:t>belle. Inoltre, l’utilizzo di attributi come Foreign Key ed ID ha facilitato la parte di comunicazione tra applicazione e Database.</w:t>
+      </w:r>
+    </w:p>
+    <w:p>
+      <w:pPr>
+        <w:rPr>
+          <w:sz w:val="28"/>
+          <w:szCs w:val="28"/>
+        </w:rPr>
+      </w:pPr>
+      <w:r>
+        <w:rPr>
+          <w:sz w:val="28"/>
+          <w:szCs w:val="28"/>
+        </w:rPr>
+        <w:t xml:space="preserve">Il modulo di Java è stato altrettanto fondamentale per la definizione dei concetti come programmazione OOP (Object </w:t>
+      </w:r>
+      <w:proofErr w:type="spellStart"/>
+      <w:r>
+        <w:rPr>
+          <w:sz w:val="28"/>
+          <w:szCs w:val="28"/>
+        </w:rPr>
+        <w:t>Oriented</w:t>
       </w:r>
       <w:proofErr w:type="spellEnd"/>
       <w:r>
+        <w:rPr>
+          <w:sz w:val="28"/>
+          <w:szCs w:val="28"/>
+        </w:rPr>
+        <w:t xml:space="preserve"> Programming), differenti tecniche ed algoritmi di ordinamento</w:t>
+      </w:r>
+      <w:r>
+        <w:rPr>
+          <w:sz w:val="28"/>
+          <w:szCs w:val="28"/>
+        </w:rPr>
+        <w:t xml:space="preserve"> </w:t>
+      </w:r>
+      <w:r>
+        <w:rPr>
+          <w:sz w:val="28"/>
+          <w:szCs w:val="28"/>
+        </w:rPr>
+        <w:t>e</w:t>
+      </w:r>
+      <w:r>
+        <w:rPr>
+          <w:sz w:val="28"/>
+          <w:szCs w:val="28"/>
+        </w:rPr>
+        <w:t xml:space="preserve"> conseguente </w:t>
+      </w:r>
+      <w:r>
+        <w:rPr>
+          <w:sz w:val="28"/>
+          <w:szCs w:val="28"/>
+        </w:rPr>
+        <w:t>relazion</w:t>
+      </w:r>
+      <w:r>
+        <w:rPr>
+          <w:sz w:val="28"/>
+          <w:szCs w:val="28"/>
+        </w:rPr>
+        <w:t xml:space="preserve">i </w:t>
+      </w:r>
+      <w:r>
+        <w:rPr>
+          <w:sz w:val="28"/>
+          <w:szCs w:val="28"/>
+        </w:rPr>
+        <w:t>tra i vari oggetti.</w:t>
+      </w:r>
+    </w:p>
+    <w:p>
+      <w:pPr>
+        <w:rPr>
+          <w:sz w:val="28"/>
+          <w:szCs w:val="28"/>
+        </w:rPr>
+      </w:pPr>
+      <w:r>
+        <w:rPr>
+          <w:sz w:val="28"/>
+          <w:szCs w:val="28"/>
+        </w:rPr>
+        <w:t xml:space="preserve">Attraverso il modulo di Android abbiamo esplorato le architetture del sistema e le logiche all’interno dello sviluppo di </w:t>
+      </w:r>
+      <w:proofErr w:type="gramStart"/>
+      <w:r>
+        <w:rPr>
+          <w:sz w:val="28"/>
+          <w:szCs w:val="28"/>
+        </w:rPr>
+        <w:t>un app</w:t>
+      </w:r>
+      <w:proofErr w:type="gramEnd"/>
+      <w:r>
+        <w:rPr>
+          <w:sz w:val="28"/>
+          <w:szCs w:val="28"/>
+        </w:rPr>
+        <w:t>, creazione dei componenti di layout (parte grafica) ed utilizzo di Java per creare le varie classi modello con i rispettivi attributi</w:t>
+      </w:r>
+      <w:r>
+        <w:rPr>
+          <w:sz w:val="28"/>
+          <w:szCs w:val="28"/>
+        </w:rPr>
+        <w:t xml:space="preserve"> ed interazioni.</w:t>
+      </w:r>
+    </w:p>
+    <w:p>
+      <w:pPr>
+        <w:rPr>
+          <w:sz w:val="28"/>
+          <w:szCs w:val="28"/>
+        </w:rPr>
+      </w:pPr>
+      <w:r>
+        <w:rPr>
+          <w:sz w:val="28"/>
+          <w:szCs w:val="28"/>
+        </w:rPr>
+        <w:t xml:space="preserve">Il modulo di Backend (utilizzo di Flask e strumenti come </w:t>
+      </w:r>
+      <w:r>
+        <w:rPr>
+          <w:sz w:val="28"/>
+          <w:szCs w:val="28"/>
+        </w:rPr>
+        <w:t>Retrofit ed</w:t>
+      </w:r>
+      <w:r>
+        <w:rPr>
+          <w:sz w:val="28"/>
+          <w:szCs w:val="28"/>
+        </w:rPr>
+        <w:t xml:space="preserve"> API REST) ha dettato gli standard di gestione del flusso di dati e la comunicazione tra Server e Client</w:t>
+      </w:r>
+      <w:r>
+        <w:rPr>
+          <w:sz w:val="28"/>
+          <w:szCs w:val="28"/>
+        </w:rPr>
+        <w:t>.</w:t>
+      </w:r>
+    </w:p>
+    <w:p>
+      <w:pPr>
+        <w:rPr>
+          <w:sz w:val="28"/>
+          <w:szCs w:val="28"/>
+        </w:rPr>
+      </w:pPr>
+      <w:r>
+        <w:rPr>
+          <w:sz w:val="28"/>
+          <w:szCs w:val="28"/>
+        </w:rPr>
+        <w:t>L</w:t>
+      </w:r>
+      <w:r>
+        <w:rPr>
+          <w:sz w:val="28"/>
+          <w:szCs w:val="28"/>
+        </w:rPr>
+        <w:t>a classe è stata</w:t>
+      </w:r>
+      <w:r>
+        <w:rPr>
+          <w:sz w:val="28"/>
+          <w:szCs w:val="28"/>
+        </w:rPr>
+        <w:t xml:space="preserve"> successivamente</w:t>
+      </w:r>
+      <w:r>
+        <w:rPr>
+          <w:sz w:val="28"/>
+          <w:szCs w:val="28"/>
+        </w:rPr>
+        <w:t xml:space="preserve"> divisa in gruppi per poter </w:t>
+      </w:r>
+      <w:r>
+        <w:rPr>
+          <w:sz w:val="28"/>
+          <w:szCs w:val="28"/>
+        </w:rPr>
+        <w:t>sfruttare</w:t>
+      </w:r>
+      <w:r>
+        <w:rPr>
+          <w:sz w:val="28"/>
+          <w:szCs w:val="28"/>
+        </w:rPr>
+        <w:t xml:space="preserve"> le conoscenze acquisite </w:t>
+      </w:r>
+      <w:r>
+        <w:rPr>
+          <w:sz w:val="28"/>
+          <w:szCs w:val="28"/>
+        </w:rPr>
+        <w:t>con il fine di</w:t>
+      </w:r>
+      <w:r>
+        <w:rPr>
+          <w:sz w:val="28"/>
+          <w:szCs w:val="28"/>
+        </w:rPr>
+        <w:t xml:space="preserve"> creare </w:t>
+      </w:r>
+      <w:r>
+        <w:rPr>
+          <w:sz w:val="28"/>
+          <w:szCs w:val="28"/>
+        </w:rPr>
+        <w:t xml:space="preserve">un’applicazione collegata </w:t>
+      </w:r>
+      <w:r>
+        <w:rPr>
+          <w:sz w:val="28"/>
+          <w:szCs w:val="28"/>
+        </w:rPr>
+        <w:t>a</w:t>
+      </w:r>
+      <w:r>
+        <w:rPr>
+          <w:sz w:val="28"/>
+          <w:szCs w:val="28"/>
+        </w:rPr>
+        <w:t>d</w:t>
+      </w:r>
+      <w:r>
+        <w:rPr>
+          <w:sz w:val="28"/>
+          <w:szCs w:val="28"/>
+        </w:rPr>
+        <w:t xml:space="preserve"> un database</w:t>
+      </w:r>
+      <w:r>
+        <w:rPr>
+          <w:sz w:val="28"/>
+          <w:szCs w:val="28"/>
+        </w:rPr>
+        <w:t xml:space="preserve"> con rispettivi servizi web</w:t>
+      </w:r>
+      <w:r>
+        <w:rPr>
+          <w:sz w:val="28"/>
+          <w:szCs w:val="28"/>
+        </w:rPr>
+        <w:t xml:space="preserve">. Il gruppo che ha creato l’applicazione </w:t>
+      </w:r>
+      <w:r>
+        <w:rPr>
+          <w:color w:val="FF0000"/>
+          <w:sz w:val="28"/>
+          <w:szCs w:val="28"/>
+        </w:rPr>
+        <w:t xml:space="preserve">Crikle </w:t>
+      </w:r>
+      <w:r>
+        <w:rPr>
+          <w:sz w:val="28"/>
+          <w:szCs w:val="28"/>
+        </w:rPr>
+        <w:t>è formato da G</w:t>
+      </w:r>
+      <w:r>
+        <w:rPr>
+          <w:sz w:val="28"/>
+          <w:szCs w:val="28"/>
+        </w:rPr>
+        <w:t>abriele</w:t>
+      </w:r>
+      <w:r>
+        <w:rPr>
+          <w:sz w:val="28"/>
+          <w:szCs w:val="28"/>
+        </w:rPr>
+        <w:t xml:space="preserve"> Tomasso, F</w:t>
+      </w:r>
+      <w:r>
+        <w:rPr>
+          <w:sz w:val="28"/>
+          <w:szCs w:val="28"/>
+        </w:rPr>
+        <w:t>ederica</w:t>
+      </w:r>
+      <w:r>
+        <w:rPr>
+          <w:sz w:val="28"/>
+          <w:szCs w:val="28"/>
+        </w:rPr>
+        <w:t xml:space="preserve"> Panceri, L</w:t>
+      </w:r>
+      <w:r>
+        <w:rPr>
+          <w:sz w:val="28"/>
+          <w:szCs w:val="28"/>
+        </w:rPr>
+        <w:t>uca</w:t>
+      </w:r>
+      <w:r>
+        <w:rPr>
+          <w:sz w:val="28"/>
+          <w:szCs w:val="28"/>
+        </w:rPr>
+        <w:t xml:space="preserve"> Albertario e L</w:t>
+      </w:r>
+      <w:r>
+        <w:rPr>
+          <w:sz w:val="28"/>
+          <w:szCs w:val="28"/>
+        </w:rPr>
+        <w:t>uca</w:t>
+      </w:r>
+      <w:r>
+        <w:rPr>
+          <w:sz w:val="28"/>
+          <w:szCs w:val="28"/>
+        </w:rPr>
+        <w:t xml:space="preserve"> Gabello.</w:t>
+      </w:r>
+    </w:p>
+    <w:p>
+      <w:pPr>
+        <w:jc w:val="both"/>
+      </w:pPr>
+    </w:p>
+    <w:p>
+      <w:pPr>
+        <w:jc w:val="both"/>
+      </w:pPr>
+    </w:p>
+    <w:p>
+      <w:pPr>
+        <w:jc w:val="both"/>
         <w:rPr>
           <w:sz w:val="36"/>
           <w:szCs w:val="36"/>
         </w:rPr>
-        <w:t>)</w:t>
-      </w:r>
-    </w:p>
-    <w:p>
-      <w:pPr>
-        <w:jc w:val="both"/>
+      </w:pPr>
+      <w:r>
         <w:rPr>
           <w:sz w:val="36"/>
           <w:szCs w:val="36"/>
         </w:rPr>
-      </w:pPr>
+        <w:t>S</w:t>
+      </w:r>
       <w:r>
         <w:rPr>
           <w:sz w:val="36"/>
           <w:szCs w:val="36"/>
         </w:rPr>
-        <w:t>Introduzione</w:t>
+        <w:t>copo e motivazioni</w:t>
       </w:r>
     </w:p>
     <w:p>
       <w:pPr>
         <w:jc w:val="both"/>
-      </w:pPr>
-      <w:r>
-        <w:t>Durante il corso IFTS developer ci sono stati insegnati vari linguaggi di programmazione con varie funzioni e obiettivi</w:t>
-      </w:r>
-      <w:r>
-        <w:t xml:space="preserve">, la classe è stata poi divisa in gruppi per poter usare le conoscenze acquisite per creare </w:t>
+        <w:rPr>
+          <w:sz w:val="28"/>
+          <w:szCs w:val="28"/>
+        </w:rPr>
+      </w:pPr>
+      <w:r>
+        <w:rPr>
+          <w:sz w:val="28"/>
+          <w:szCs w:val="28"/>
+        </w:rPr>
+        <w:t xml:space="preserve">La principale richiesta </w:t>
+      </w:r>
+      <w:r>
+        <w:rPr>
+          <w:sz w:val="28"/>
+          <w:szCs w:val="28"/>
+        </w:rPr>
+        <w:t xml:space="preserve">per il modulo di Project Work </w:t>
+      </w:r>
+      <w:r>
+        <w:rPr>
+          <w:sz w:val="28"/>
+          <w:szCs w:val="28"/>
+        </w:rPr>
+        <w:t xml:space="preserve">è stata di pensare all’idea di </w:t>
       </w:r>
       <w:proofErr w:type="gramStart"/>
       <w:r>
-        <w:t>un’ app</w:t>
+        <w:rPr>
+          <w:sz w:val="28"/>
+          <w:szCs w:val="28"/>
+        </w:rPr>
+        <w:t>un app</w:t>
       </w:r>
       <w:proofErr w:type="gramEnd"/>
       <w:r>
-        <w:t xml:space="preserve"> e un sito collegati a un database. Il gruppo che ha creato l’applicazione </w:t>
-      </w:r>
-      <w:proofErr w:type="spellStart"/>
-      <w:r>
+        <w:rPr>
+          <w:sz w:val="28"/>
+          <w:szCs w:val="28"/>
+        </w:rPr>
+        <w:t xml:space="preserve"> </w:t>
+      </w:r>
+      <w:r>
+        <w:rPr>
+          <w:sz w:val="28"/>
+          <w:szCs w:val="28"/>
+        </w:rPr>
+        <w:t>(e</w:t>
+      </w:r>
+      <w:r>
+        <w:rPr>
+          <w:sz w:val="28"/>
+          <w:szCs w:val="28"/>
+        </w:rPr>
+        <w:t xml:space="preserve"> della conseguente tematica) </w:t>
+      </w:r>
+      <w:r>
+        <w:rPr>
+          <w:sz w:val="28"/>
+          <w:szCs w:val="28"/>
+        </w:rPr>
+        <w:t>come possibile progetto su cui lavorare in diversi gruppi tra colleghi per prepara</w:t>
+      </w:r>
+      <w:r>
+        <w:rPr>
+          <w:sz w:val="28"/>
+          <w:szCs w:val="28"/>
+        </w:rPr>
+        <w:t>rsi</w:t>
+      </w:r>
+      <w:r>
+        <w:rPr>
+          <w:sz w:val="28"/>
+          <w:szCs w:val="28"/>
+        </w:rPr>
+        <w:t xml:space="preserve"> al</w:t>
+      </w:r>
+      <w:r>
+        <w:rPr>
+          <w:sz w:val="28"/>
+          <w:szCs w:val="28"/>
+        </w:rPr>
+        <w:t xml:space="preserve"> progetto formativo</w:t>
+      </w:r>
+      <w:r>
+        <w:rPr>
+          <w:sz w:val="28"/>
+          <w:szCs w:val="28"/>
+        </w:rPr>
+        <w:t xml:space="preserve"> in stage ed avere </w:t>
+      </w:r>
+      <w:r>
+        <w:rPr>
+          <w:sz w:val="28"/>
+          <w:szCs w:val="28"/>
+        </w:rPr>
+        <w:lastRenderedPageBreak/>
+        <w:t>modo di “sondare terreno” nel</w:t>
+      </w:r>
+      <w:r>
+        <w:rPr>
+          <w:sz w:val="28"/>
+          <w:szCs w:val="28"/>
+        </w:rPr>
+        <w:t xml:space="preserve"> vasto campo della programmazione di applicazioni Android. </w:t>
+      </w:r>
+    </w:p>
+    <w:p>
+      <w:pPr>
+        <w:jc w:val="both"/>
+        <w:rPr>
+          <w:sz w:val="28"/>
+          <w:szCs w:val="28"/>
+        </w:rPr>
+      </w:pPr>
+      <w:r>
+        <w:rPr>
+          <w:sz w:val="28"/>
+          <w:szCs w:val="28"/>
+        </w:rPr>
+        <w:t>La versione utilizzata è Android 6.0 (Marshmallow) con API level 23</w:t>
+      </w:r>
+      <w:r>
+        <w:rPr>
+          <w:sz w:val="28"/>
+          <w:szCs w:val="28"/>
+        </w:rPr>
+        <w:t>.</w:t>
+      </w:r>
+    </w:p>
+    <w:p>
+      <w:pPr>
+        <w:jc w:val="both"/>
+        <w:rPr>
+          <w:sz w:val="28"/>
+          <w:szCs w:val="28"/>
+        </w:rPr>
+      </w:pPr>
+      <w:r>
+        <w:rPr>
+          <w:sz w:val="28"/>
+          <w:szCs w:val="28"/>
+        </w:rPr>
+        <w:t>Nel nostro caso, abbiamo avuto modo di lavorare su un’applicazione riguardante gli animali, la gestione degli animali dell’utente e le varie interazioni anche a livello commerciale per creare un potenziale fattore economico dietro all’idea.</w:t>
+      </w:r>
+    </w:p>
+    <w:p>
+      <w:pPr>
+        <w:jc w:val="both"/>
+        <w:rPr>
+          <w:sz w:val="28"/>
+          <w:szCs w:val="28"/>
+        </w:rPr>
+      </w:pPr>
+      <w:r>
+        <w:rPr>
+          <w:sz w:val="28"/>
+          <w:szCs w:val="28"/>
+        </w:rPr>
+        <w:t>Brevemente, l’applicazione avrebbe come obiettivo la possibilità da parte dell’utente di gestire la registrazione di vari animali domestici e delle loro conseguenti caratteristiche (dati come nome, peso, altezza e condizioni cliniche).</w:t>
+      </w:r>
+    </w:p>
+    <w:p>
+      <w:pPr>
+        <w:jc w:val="both"/>
+        <w:rPr>
+          <w:sz w:val="28"/>
+          <w:szCs w:val="28"/>
+        </w:rPr>
+      </w:pPr>
+      <w:r>
+        <w:rPr>
+          <w:sz w:val="28"/>
+          <w:szCs w:val="28"/>
+        </w:rPr>
+        <w:t xml:space="preserve">Inoltre, sarà facilitato anche nella registrazione delle varie attività che l’utente permette all’animale di intraprendere. Le attività in questione saranno i servizi di Toilettatura, addestramento, veterinario e petsitting. </w:t>
+      </w:r>
+    </w:p>
+    <w:p>
+      <w:pPr>
+        <w:jc w:val="both"/>
         <w:rPr>
           <w:color w:val="FF0000"/>
-        </w:rPr>
-        <w:t>Crikle</w:t>
-      </w:r>
-      <w:proofErr w:type="spellEnd"/>
+          <w:sz w:val="28"/>
+          <w:szCs w:val="28"/>
+        </w:rPr>
+      </w:pPr>
+      <w:r>
+        <w:rPr>
+          <w:sz w:val="28"/>
+          <w:szCs w:val="28"/>
+        </w:rPr>
+        <w:t xml:space="preserve">La nostra applicazione mette a disposizione un </w:t>
+      </w:r>
+      <w:r>
+        <w:rPr>
+          <w:sz w:val="28"/>
+          <w:szCs w:val="28"/>
+        </w:rPr>
+        <w:t>“</w:t>
+      </w:r>
+      <w:r>
+        <w:rPr>
+          <w:sz w:val="28"/>
+          <w:szCs w:val="28"/>
+        </w:rPr>
+        <w:t>portale</w:t>
+      </w:r>
+      <w:r>
+        <w:rPr>
+          <w:sz w:val="28"/>
+          <w:szCs w:val="28"/>
+        </w:rPr>
+        <w:t>”</w:t>
+      </w:r>
+      <w:r>
+        <w:rPr>
+          <w:sz w:val="28"/>
+          <w:szCs w:val="28"/>
+        </w:rPr>
+        <w:t xml:space="preserve"> per memorizzare i dati dei propri animali domestici</w:t>
+      </w:r>
+      <w:r>
+        <w:rPr>
+          <w:sz w:val="28"/>
+          <w:szCs w:val="28"/>
+        </w:rPr>
+        <w:t>, i loro bisogni e</w:t>
+      </w:r>
+      <w:r>
+        <w:rPr>
+          <w:sz w:val="28"/>
+          <w:szCs w:val="28"/>
+        </w:rPr>
+        <w:t>d</w:t>
+      </w:r>
+      <w:r>
+        <w:rPr>
+          <w:sz w:val="28"/>
+          <w:szCs w:val="28"/>
+        </w:rPr>
+        <w:t xml:space="preserve"> appuntamenti.</w:t>
+      </w:r>
+      <w:r>
+        <w:rPr>
+          <w:sz w:val="28"/>
+          <w:szCs w:val="28"/>
+        </w:rPr>
+        <w:t xml:space="preserve"> </w:t>
+      </w:r>
+      <w:r>
+        <w:rPr>
+          <w:sz w:val="28"/>
+          <w:szCs w:val="28"/>
+        </w:rPr>
+        <w:t>È inoltre possibile cercare attività</w:t>
+      </w:r>
+      <w:r>
+        <w:rPr>
+          <w:sz w:val="28"/>
+          <w:szCs w:val="28"/>
+        </w:rPr>
+        <w:t xml:space="preserve"> </w:t>
+      </w:r>
+      <w:proofErr w:type="gramStart"/>
+      <w:r>
+        <w:rPr>
+          <w:sz w:val="28"/>
+          <w:szCs w:val="28"/>
+        </w:rPr>
+        <w:t>commerciali</w:t>
+      </w:r>
+      <w:r>
+        <w:rPr>
+          <w:sz w:val="28"/>
+          <w:szCs w:val="28"/>
+        </w:rPr>
+        <w:t xml:space="preserve">  legat</w:t>
+      </w:r>
+      <w:r>
+        <w:rPr>
+          <w:sz w:val="28"/>
+          <w:szCs w:val="28"/>
+        </w:rPr>
+        <w:t>e</w:t>
+      </w:r>
+      <w:proofErr w:type="gramEnd"/>
+      <w:r>
+        <w:rPr>
+          <w:sz w:val="28"/>
+          <w:szCs w:val="28"/>
+        </w:rPr>
+        <w:t xml:space="preserve"> </w:t>
+      </w:r>
+      <w:r>
+        <w:rPr>
+          <w:sz w:val="28"/>
+          <w:szCs w:val="28"/>
+        </w:rPr>
+        <w:t>agli animali da compagnia, consultarne orari, recensioni e fissare appuntamenti.</w:t>
+      </w:r>
+      <w:r>
+        <w:rPr>
+          <w:sz w:val="28"/>
+          <w:szCs w:val="28"/>
+        </w:rPr>
+        <w:t xml:space="preserve"> </w:t>
+      </w:r>
       <w:r>
         <w:rPr>
           <w:color w:val="FF0000"/>
-        </w:rPr>
-        <w:t xml:space="preserve"> o </w:t>
-      </w:r>
-      <w:proofErr w:type="spellStart"/>
+          <w:sz w:val="28"/>
+          <w:szCs w:val="28"/>
+        </w:rPr>
+        <w:t xml:space="preserve">Le funzionalità </w:t>
+      </w:r>
       <w:r>
         <w:rPr>
           <w:color w:val="FF0000"/>
-        </w:rPr>
-        <w:t>apppet</w:t>
-      </w:r>
-      <w:proofErr w:type="spellEnd"/>
+          <w:sz w:val="28"/>
+          <w:szCs w:val="28"/>
+        </w:rPr>
+        <w:t>dell’app</w:t>
+      </w:r>
       <w:r>
         <w:rPr>
           <w:color w:val="FF0000"/>
-        </w:rPr>
-        <w:t xml:space="preserve"> </w:t>
-      </w:r>
-      <w:r>
-        <w:t>è formato da G. Tomasso, F. Panceri, L. Albertario e L. Gabello.</w:t>
+          <w:sz w:val="28"/>
+          <w:szCs w:val="28"/>
+        </w:rPr>
+        <w:t xml:space="preserve"> sono state pensate in base a cosa potrebbe servire a una persona con animali domestici e a come semplificare la loro organizzazione, dato che per primi i membri del gruppo hanno appunto più animali a carico.</w:t>
       </w:r>
     </w:p>
     <w:p>
       <w:pPr>
         <w:jc w:val="both"/>
-      </w:pPr>
-    </w:p>
-    <w:p>
-      <w:pPr>
-        <w:jc w:val="both"/>
+        <w:rPr>
+          <w:color w:val="FF0000"/>
+        </w:rPr>
       </w:pPr>
     </w:p>
     <w:p>
@@ -131,243 +818,185 @@
           <w:sz w:val="36"/>
           <w:szCs w:val="36"/>
         </w:rPr>
-        <w:t>scopo e motivazioni</w:t>
-      </w:r>
-    </w:p>
-    <w:p>
-      <w:pPr>
-        <w:jc w:val="both"/>
-        <w:rPr>
-          <w:color w:val="FF0000"/>
-        </w:rPr>
-      </w:pPr>
-      <w:r>
-        <w:t xml:space="preserve">La nostra applicazione </w:t>
-      </w:r>
-      <w:r>
-        <w:t>ha come</w:t>
-      </w:r>
-      <w:r>
-        <w:t xml:space="preserve"> obiettivo mettere a disposizione un portale per memorizzare i dati dei propri animali domestici</w:t>
-      </w:r>
-      <w:r>
-        <w:t>, i loro bisogni e appuntamenti.</w:t>
-      </w:r>
-      <w:r>
-        <w:t xml:space="preserve"> </w:t>
-      </w:r>
-      <w:r>
-        <w:t>È inoltre possibile cercare attività e servizi legati agli animali da compagnia, consultarne orari, recensioni e fissare appuntamenti.</w:t>
-      </w:r>
-      <w:r>
-        <w:t xml:space="preserve"> </w:t>
-      </w:r>
-      <w:r>
-        <w:rPr>
-          <w:color w:val="FF0000"/>
-        </w:rPr>
-        <w:t xml:space="preserve">Le funzionalità </w:t>
-      </w:r>
-      <w:proofErr w:type="gramStart"/>
-      <w:r>
-        <w:rPr>
-          <w:color w:val="FF0000"/>
-        </w:rPr>
-        <w:t>dell’ app</w:t>
-      </w:r>
-      <w:proofErr w:type="gramEnd"/>
-      <w:r>
-        <w:rPr>
-          <w:color w:val="FF0000"/>
-        </w:rPr>
-        <w:t xml:space="preserve"> sono state pensate in base a cosa potrebbe servire a una persona con animali domestici e a come semplificare la loro organizzazione, dato che per primi i membri del gruppo hanno appunto più animali a carico.</w:t>
-      </w:r>
-    </w:p>
-    <w:p>
-      <w:pPr>
-        <w:jc w:val="both"/>
-        <w:rPr>
-          <w:color w:val="FF0000"/>
-        </w:rPr>
-      </w:pPr>
-    </w:p>
-    <w:p>
-      <w:pPr>
-        <w:jc w:val="both"/>
+        <w:t>Architettura sistema</w:t>
+      </w:r>
+      <w:r>
         <w:rPr>
           <w:sz w:val="36"/>
           <w:szCs w:val="36"/>
         </w:rPr>
-      </w:pPr>
-      <w:r>
+        <w:t xml:space="preserve"> e materiali utilizzati</w:t>
+      </w:r>
+    </w:p>
+    <w:p>
+      <w:pPr>
+        <w:jc w:val="both"/>
+        <w:rPr>
+          <w:color w:val="000000" w:themeColor="text1"/>
+          <w:sz w:val="28"/>
+          <w:szCs w:val="28"/>
+        </w:rPr>
+      </w:pPr>
+      <w:r>
+        <w:rPr>
+          <w:color w:val="000000" w:themeColor="text1"/>
+          <w:sz w:val="28"/>
+          <w:szCs w:val="28"/>
+        </w:rPr>
+        <w:t xml:space="preserve">Nella parte user cliente in app si può avere una lista dei nostri animali, possiamo aggiungere le loro caratteristiche e catalogare il loro stato d’animo </w:t>
+      </w:r>
+      <w:proofErr w:type="gramStart"/>
+      <w:r>
+        <w:rPr>
+          <w:color w:val="000000" w:themeColor="text1"/>
+          <w:sz w:val="28"/>
+          <w:szCs w:val="28"/>
+        </w:rPr>
+        <w:t>e</w:t>
+      </w:r>
+      <w:proofErr w:type="gramEnd"/>
+      <w:r>
+        <w:rPr>
+          <w:color w:val="000000" w:themeColor="text1"/>
+          <w:sz w:val="28"/>
+          <w:szCs w:val="28"/>
+        </w:rPr>
+        <w:t xml:space="preserve"> </w:t>
+      </w:r>
+      <w:r>
+        <w:rPr>
+          <w:color w:val="000000" w:themeColor="text1"/>
+          <w:sz w:val="28"/>
+          <w:szCs w:val="28"/>
+        </w:rPr>
+        <w:t>eventuali</w:t>
+      </w:r>
+      <w:r>
+        <w:rPr>
+          <w:color w:val="000000" w:themeColor="text1"/>
+          <w:sz w:val="28"/>
+          <w:szCs w:val="28"/>
+        </w:rPr>
+        <w:t xml:space="preserve"> cartell</w:t>
+      </w:r>
+      <w:r>
+        <w:rPr>
+          <w:color w:val="000000" w:themeColor="text1"/>
+          <w:sz w:val="28"/>
+          <w:szCs w:val="28"/>
+        </w:rPr>
+        <w:t>e</w:t>
+      </w:r>
+      <w:r>
+        <w:rPr>
+          <w:color w:val="000000" w:themeColor="text1"/>
+          <w:sz w:val="28"/>
+          <w:szCs w:val="28"/>
+        </w:rPr>
+        <w:t xml:space="preserve"> clinic</w:t>
+      </w:r>
+      <w:r>
+        <w:rPr>
+          <w:color w:val="000000" w:themeColor="text1"/>
+          <w:sz w:val="28"/>
+          <w:szCs w:val="28"/>
+        </w:rPr>
+        <w:t>he</w:t>
+      </w:r>
+      <w:r>
+        <w:rPr>
+          <w:color w:val="000000" w:themeColor="text1"/>
+          <w:sz w:val="28"/>
+          <w:szCs w:val="28"/>
+        </w:rPr>
+        <w:t>. Ogni utente ha un calendario dove si possono segnare gli appuntamenti dei propri animali e prenotarne di nuovi, si potranno lasciare recensioni ai servizi usufruiti.</w:t>
+      </w:r>
+    </w:p>
+    <w:p>
+      <w:pPr>
+        <w:jc w:val="both"/>
+        <w:rPr>
+          <w:color w:val="000000" w:themeColor="text1"/>
+          <w:sz w:val="28"/>
+          <w:szCs w:val="28"/>
+        </w:rPr>
+      </w:pPr>
+      <w:r>
+        <w:rPr>
+          <w:color w:val="000000" w:themeColor="text1"/>
+          <w:sz w:val="28"/>
+          <w:szCs w:val="28"/>
+        </w:rPr>
+        <w:t>Da lato web desktop un esercente di servizi creerà un suo profilo e gestirà le proprie attività, inserendo orari, indirizzo, foto e descrizioni. Potranno essere visualizzate le recensioni di ogni attività e si disporrà di un calendario per poter accettare o rifiutare le richieste di appuntamento dei clienti.</w:t>
+      </w:r>
+    </w:p>
+    <w:p>
+      <w:pPr>
+        <w:jc w:val="both"/>
+        <w:rPr>
+          <w:sz w:val="28"/>
+          <w:szCs w:val="28"/>
+        </w:rPr>
+      </w:pPr>
+      <w:r>
+        <w:rPr>
+          <w:sz w:val="28"/>
+          <w:szCs w:val="28"/>
+        </w:rPr>
+        <w:lastRenderedPageBreak/>
+        <w:t>Durante il lavoro a</w:t>
+      </w:r>
+      <w:r>
+        <w:rPr>
+          <w:sz w:val="28"/>
+          <w:szCs w:val="28"/>
+        </w:rPr>
+        <w:t>bbiamo usato “Fork”, un sistema collegato a GitHub per scambiarci file</w:t>
+      </w:r>
+      <w:r>
+        <w:rPr>
+          <w:sz w:val="28"/>
+          <w:szCs w:val="28"/>
+        </w:rPr>
+        <w:t xml:space="preserve"> in una cartella condivisa accessibile a tutti i membri del gruppo.</w:t>
+      </w:r>
+    </w:p>
+    <w:p>
+      <w:pPr>
+        <w:rPr>
+          <w:sz w:val="28"/>
+          <w:szCs w:val="28"/>
+        </w:rPr>
+      </w:pPr>
+    </w:p>
+    <w:p>
+      <w:pPr>
+        <w:rPr>
+          <w:sz w:val="28"/>
+          <w:szCs w:val="28"/>
+        </w:rPr>
+      </w:pPr>
+    </w:p>
+    <w:p>
+      <w:pPr>
         <w:rPr>
           <w:sz w:val="36"/>
           <w:szCs w:val="36"/>
         </w:rPr>
-        <w:t>Architettura sistema</w:t>
-      </w:r>
-      <w:r>
+      </w:pPr>
+    </w:p>
+    <w:p>
+      <w:pPr>
         <w:rPr>
           <w:sz w:val="36"/>
           <w:szCs w:val="36"/>
         </w:rPr>
-        <w:t xml:space="preserve"> e materiali utilizzati</w:t>
-      </w:r>
-    </w:p>
-    <w:p>
-      <w:pPr>
-        <w:jc w:val="both"/>
-        <w:rPr>
-          <w:color w:val="000000" w:themeColor="text1"/>
-        </w:rPr>
-      </w:pPr>
-      <w:r>
-        <w:rPr>
-          <w:color w:val="FF0000"/>
-        </w:rPr>
-        <w:t xml:space="preserve"> </w:t>
-      </w:r>
-      <w:r>
-        <w:rPr>
-          <w:color w:val="000000" w:themeColor="text1"/>
-        </w:rPr>
-        <w:t xml:space="preserve">Nella parte user cliente in app si può avere una lista dei nostri animali, possiamo aggiungere le loro caratteristiche e catalogare il loro stato d’animo </w:t>
-      </w:r>
-      <w:proofErr w:type="gramStart"/>
-      <w:r>
-        <w:rPr>
-          <w:color w:val="000000" w:themeColor="text1"/>
-        </w:rPr>
-        <w:t>e</w:t>
-      </w:r>
-      <w:proofErr w:type="gramEnd"/>
-      <w:r>
-        <w:rPr>
-          <w:color w:val="000000" w:themeColor="text1"/>
-        </w:rPr>
-        <w:t xml:space="preserve"> </w:t>
-      </w:r>
-      <w:r>
-        <w:rPr>
-          <w:color w:val="000000" w:themeColor="text1"/>
-        </w:rPr>
-        <w:t>eventuali</w:t>
-      </w:r>
-      <w:r>
-        <w:rPr>
-          <w:color w:val="000000" w:themeColor="text1"/>
-        </w:rPr>
-        <w:t xml:space="preserve"> cartell</w:t>
-      </w:r>
-      <w:r>
-        <w:rPr>
-          <w:color w:val="000000" w:themeColor="text1"/>
-        </w:rPr>
-        <w:t>e</w:t>
-      </w:r>
-      <w:r>
-        <w:rPr>
-          <w:color w:val="000000" w:themeColor="text1"/>
-        </w:rPr>
-        <w:t xml:space="preserve"> clinic</w:t>
-      </w:r>
-      <w:r>
-        <w:rPr>
-          <w:color w:val="000000" w:themeColor="text1"/>
-        </w:rPr>
-        <w:t>he</w:t>
-      </w:r>
-      <w:r>
-        <w:rPr>
-          <w:color w:val="000000" w:themeColor="text1"/>
-        </w:rPr>
-        <w:t>. Ogni utente ha un calendario dove si possono segnare gli appuntamenti dei propri animali e prenotarne di nuovi, si potranno lasciare recensioni ai servizi usufruiti.</w:t>
-      </w:r>
-    </w:p>
-    <w:p>
-      <w:pPr>
-        <w:jc w:val="both"/>
-        <w:rPr>
-          <w:color w:val="000000" w:themeColor="text1"/>
-        </w:rPr>
-      </w:pPr>
-      <w:r>
-        <w:rPr>
-          <w:color w:val="000000" w:themeColor="text1"/>
-        </w:rPr>
-        <w:t xml:space="preserve">Da lato web </w:t>
-      </w:r>
-      <w:r>
-        <w:rPr>
-          <w:color w:val="000000" w:themeColor="text1"/>
-        </w:rPr>
-        <w:t xml:space="preserve">desktop </w:t>
-      </w:r>
-      <w:r>
-        <w:rPr>
-          <w:color w:val="000000" w:themeColor="text1"/>
-        </w:rPr>
-        <w:t>un esercente di servizi creerà un suo profilo e gestirà le proprie attività, inserendo orari, indirizzo, foto e descrizioni. Potranno essere visualizzate le recensioni di ogni attività e si disporrà di un calendario per poter accettare o rifiutare le richieste di appuntamento dei clienti.</w:t>
-      </w:r>
-    </w:p>
-    <w:p>
-      <w:pPr>
-        <w:jc w:val="both"/>
-      </w:pPr>
-      <w:r>
-        <w:t>Durante il lavoro a</w:t>
-      </w:r>
-      <w:r>
-        <w:t>bbiamo usato “</w:t>
-      </w:r>
-      <w:proofErr w:type="spellStart"/>
-      <w:r>
-        <w:t>Fork</w:t>
-      </w:r>
-      <w:proofErr w:type="spellEnd"/>
-      <w:r>
-        <w:t>”, un sistema collegato a GitHub per scambiarci file</w:t>
-      </w:r>
-      <w:r>
-        <w:t xml:space="preserve"> in una cartella condivisa accessibile a tutti i membri del gruppo.</w:t>
-      </w:r>
-    </w:p>
-    <w:p>
-      <w:pPr>
+      </w:pPr>
+      <w:r>
         <w:rPr>
           <w:sz w:val="36"/>
           <w:szCs w:val="36"/>
         </w:rPr>
-      </w:pPr>
-    </w:p>
-    <w:p>
-      <w:pPr>
-        <w:rPr>
-          <w:sz w:val="36"/>
-          <w:szCs w:val="36"/>
-        </w:rPr>
-      </w:pPr>
-    </w:p>
-    <w:p>
-      <w:pPr>
-        <w:rPr>
-          <w:sz w:val="36"/>
-          <w:szCs w:val="36"/>
-        </w:rPr>
-      </w:pPr>
-    </w:p>
-    <w:p>
-      <w:pPr>
-        <w:rPr>
-          <w:sz w:val="36"/>
-          <w:szCs w:val="36"/>
-        </w:rPr>
-      </w:pPr>
-      <w:r>
-        <w:rPr>
-          <w:sz w:val="36"/>
-          <w:szCs w:val="36"/>
-        </w:rPr>
         <w:t xml:space="preserve">Struttura dei dati e modello ER: </w:t>
       </w:r>
     </w:p>
@@ -375,18 +1004,23 @@
       <w:pPr>
         <w:rPr>
           <w:color w:val="000000" w:themeColor="text1"/>
+          <w:sz w:val="28"/>
+          <w:szCs w:val="28"/>
         </w:rPr>
       </w:pPr>
       <w:r>
         <w:rPr>
           <w:color w:val="000000" w:themeColor="text1"/>
-        </w:rPr>
-        <w:lastRenderedPageBreak/>
+          <w:sz w:val="28"/>
+          <w:szCs w:val="28"/>
+        </w:rPr>
         <w:t xml:space="preserve">le relazioni tra le entità che abbiamo </w:t>
       </w:r>
       <w:r>
         <w:rPr>
           <w:color w:val="000000" w:themeColor="text1"/>
+          <w:sz w:val="28"/>
+          <w:szCs w:val="28"/>
         </w:rPr>
         <w:t>rilevato sono queste:</w:t>
       </w:r>
@@ -506,6 +1140,7 @@
         <w:rPr>
           <w:noProof/>
         </w:rPr>
+        <w:lastRenderedPageBreak/>
         <w:drawing>
           <wp:inline distT="0" distB="0" distL="0" distR="0" wp14:anchorId="36CA88B4" wp14:editId="0131526D">
             <wp:extent cx="6083300" cy="2292350"/>
@@ -548,7 +1183,6 @@
         <w:rPr>
           <w:noProof/>
         </w:rPr>
-        <w:lastRenderedPageBreak/>
         <w:drawing>
           <wp:inline distT="0" distB="0" distL="0" distR="0" wp14:anchorId="5522FF3C" wp14:editId="15CB6184">
             <wp:extent cx="6153150" cy="2749550"/>
@@ -590,6 +1224,7 @@
     <w:p/>
     <w:p>
       <w:r>
+        <w:lastRenderedPageBreak/>
         <w:t>Unendo poi i due schemi otteniamo questi collegamenti:</w:t>
       </w:r>
       <w:r>
@@ -660,60 +1295,83 @@
     <w:p>
       <w:pPr>
         <w:rPr>
-          <w:sz w:val="36"/>
-          <w:szCs w:val="36"/>
-        </w:rPr>
-      </w:pPr>
-      <w:r>
-        <w:rPr>
-          <w:sz w:val="36"/>
-          <w:szCs w:val="36"/>
-        </w:rPr>
-        <w:lastRenderedPageBreak/>
+          <w:sz w:val="28"/>
+          <w:szCs w:val="28"/>
+        </w:rPr>
+      </w:pPr>
+      <w:r>
+        <w:rPr>
+          <w:sz w:val="28"/>
+          <w:szCs w:val="28"/>
+        </w:rPr>
         <w:t>L’app</w:t>
       </w:r>
     </w:p>
     <w:p>
-      <w:r>
+      <w:pPr>
+        <w:rPr>
+          <w:sz w:val="28"/>
+          <w:szCs w:val="28"/>
+        </w:rPr>
+      </w:pPr>
+      <w:r>
+        <w:rPr>
+          <w:sz w:val="28"/>
+          <w:szCs w:val="28"/>
+        </w:rPr>
         <w:t>L’app è stata creata attraverso Android Studio con file xml per la parte grafica e file java per la logica. La versione Android che abbiamo usato è la versione 23 “Marshmallow”.</w:t>
       </w:r>
       <w:r>
+        <w:rPr>
+          <w:sz w:val="28"/>
+          <w:szCs w:val="28"/>
+        </w:rPr>
         <w:t xml:space="preserve"> </w:t>
       </w:r>
       <w:r>
         <w:rPr>
           <w:color w:val="FF0000"/>
+          <w:sz w:val="28"/>
+          <w:szCs w:val="28"/>
         </w:rPr>
         <w:t xml:space="preserve">È composta da 12 activity </w:t>
       </w:r>
       <w:r>
         <w:rPr>
           <w:color w:val="FF0000"/>
-        </w:rPr>
-        <w:t>totali</w:t>
+          <w:sz w:val="28"/>
+          <w:szCs w:val="28"/>
+        </w:rPr>
+        <w:t>totali (o</w:t>
       </w:r>
       <w:r>
         <w:rPr>
           <w:color w:val="FF0000"/>
-        </w:rPr>
-        <w:t xml:space="preserve"> (o</w:t>
+          <w:sz w:val="28"/>
+          <w:szCs w:val="28"/>
+        </w:rPr>
+        <w:t xml:space="preserve"> schermate)</w:t>
       </w:r>
       <w:r>
         <w:rPr>
           <w:color w:val="FF0000"/>
-        </w:rPr>
-        <w:t xml:space="preserve"> schermate)</w:t>
-      </w:r>
-      <w:r>
-        <w:rPr>
-          <w:color w:val="FF0000"/>
+          <w:sz w:val="28"/>
+          <w:szCs w:val="28"/>
         </w:rPr>
         <w:t xml:space="preserve"> </w:t>
       </w:r>
       <w:r>
+        <w:rPr>
+          <w:sz w:val="28"/>
+          <w:szCs w:val="28"/>
+        </w:rPr>
         <w:t>ed è stato usato Retrofit per sfruttare i collegamenti con gli endpoint di Flask</w:t>
       </w:r>
       <w:r>
+        <w:rPr>
+          <w:sz w:val="28"/>
+          <w:szCs w:val="28"/>
+        </w:rPr>
         <w:t xml:space="preserve"> (vedi capitolo successivo) le pagine gestite con java rispettano per la maggior parte quest’ ordine:</w:t>
       </w:r>
     </w:p>
@@ -724,8 +1382,16 @@
           <w:ilvl w:val="0"/>
           <w:numId w:val="2"/>
         </w:numPr>
-      </w:pPr>
-      <w:r>
+        <w:rPr>
+          <w:sz w:val="28"/>
+          <w:szCs w:val="28"/>
+        </w:rPr>
+      </w:pPr>
+      <w:r>
+        <w:rPr>
+          <w:sz w:val="28"/>
+          <w:szCs w:val="28"/>
+        </w:rPr>
         <w:t>collegamento tra la parte Java e gli elementi interattivi della pagina XML dedicata alla grafica (bottoni, caselle di testo…)</w:t>
       </w:r>
     </w:p>
@@ -736,33 +1402,53 @@
           <w:ilvl w:val="0"/>
           <w:numId w:val="2"/>
         </w:numPr>
-      </w:pPr>
-      <w:r>
+        <w:rPr>
+          <w:sz w:val="28"/>
+          <w:szCs w:val="28"/>
+        </w:rPr>
+      </w:pPr>
+      <w:r>
+        <w:rPr>
+          <w:sz w:val="28"/>
+          <w:szCs w:val="28"/>
+        </w:rPr>
         <w:t>logiche di controllo dei dati inseriti dell’utente (</w:t>
       </w:r>
       <w:r>
+        <w:rPr>
+          <w:sz w:val="28"/>
+          <w:szCs w:val="28"/>
+        </w:rPr>
         <w:t>come, ad esempio,</w:t>
       </w:r>
       <w:r>
-        <w:t xml:space="preserve"> aver inserito password </w:t>
+        <w:rPr>
+          <w:sz w:val="28"/>
+          <w:szCs w:val="28"/>
+        </w:rPr>
+        <w:t xml:space="preserve"> aver inserito password e </w:t>
       </w:r>
       <w:proofErr w:type="gramStart"/>
       <w:r>
-        <w:t>e</w:t>
+        <w:rPr>
+          <w:sz w:val="28"/>
+          <w:szCs w:val="28"/>
+        </w:rPr>
+        <w:t>email</w:t>
       </w:r>
       <w:proofErr w:type="gramEnd"/>
       <w:r>
-        <w:t xml:space="preserve"> </w:t>
-      </w:r>
-      <w:proofErr w:type="gramStart"/>
-      <w:r>
-        <w:t>email</w:t>
-      </w:r>
-      <w:proofErr w:type="gramEnd"/>
-      <w:r>
+        <w:rPr>
+          <w:sz w:val="28"/>
+          <w:szCs w:val="28"/>
+        </w:rPr>
         <w:t xml:space="preserve"> corrette) e rilevamento degli eventi della pagina (come la pressione di un determinato bottone)</w:t>
       </w:r>
       <w:r>
+        <w:rPr>
+          <w:sz w:val="28"/>
+          <w:szCs w:val="28"/>
+        </w:rPr>
         <w:t>. I controlli dei dati possono essere sia in locale che in collegamento col server</w:t>
       </w:r>
     </w:p>
@@ -773,30 +1459,63 @@
           <w:ilvl w:val="0"/>
           <w:numId w:val="2"/>
         </w:numPr>
-      </w:pPr>
-      <w:r>
+        <w:rPr>
+          <w:sz w:val="28"/>
+          <w:szCs w:val="28"/>
+        </w:rPr>
+      </w:pPr>
+      <w:r>
+        <w:rPr>
+          <w:sz w:val="28"/>
+          <w:szCs w:val="28"/>
+        </w:rPr>
+        <w:lastRenderedPageBreak/>
         <w:t xml:space="preserve">possibilità di passare a un'altra schermata attraverso </w:t>
       </w:r>
       <w:proofErr w:type="spellStart"/>
       <w:r>
+        <w:rPr>
+          <w:sz w:val="28"/>
+          <w:szCs w:val="28"/>
+        </w:rPr>
         <w:t>Intent</w:t>
       </w:r>
       <w:proofErr w:type="spellEnd"/>
       <w:r>
+        <w:rPr>
+          <w:sz w:val="28"/>
+          <w:szCs w:val="28"/>
+        </w:rPr>
         <w:t>, cioè una richiesta da parte dell’utente al sistema di poter vedere informazioni diverse a schermo. L’</w:t>
       </w:r>
       <w:proofErr w:type="spellStart"/>
       <w:r>
+        <w:rPr>
+          <w:sz w:val="28"/>
+          <w:szCs w:val="28"/>
+        </w:rPr>
         <w:t>intent</w:t>
       </w:r>
       <w:proofErr w:type="spellEnd"/>
       <w:r>
+        <w:rPr>
+          <w:sz w:val="28"/>
+          <w:szCs w:val="28"/>
+        </w:rPr>
         <w:t xml:space="preserve"> ci dà anche la possibilità di passare dati tra una schermata a </w:t>
       </w:r>
       <w:r>
+        <w:rPr>
+          <w:sz w:val="28"/>
+          <w:szCs w:val="28"/>
+        </w:rPr>
         <w:t>un’altra</w:t>
       </w:r>
       <w:r>
+        <w:rPr>
+          <w:sz w:val="28"/>
+          <w:szCs w:val="28"/>
+        </w:rPr>
         <w:t>.</w:t>
       </w:r>
     </w:p>
@@ -816,23 +1535,53 @@
       </w:r>
     </w:p>
     <w:p>
-      <w:r>
+      <w:pPr>
+        <w:rPr>
+          <w:sz w:val="28"/>
+          <w:szCs w:val="28"/>
+        </w:rPr>
+      </w:pPr>
+      <w:r>
+        <w:rPr>
+          <w:sz w:val="28"/>
+          <w:szCs w:val="28"/>
+        </w:rPr>
         <w:t>Le</w:t>
       </w:r>
       <w:r>
+        <w:rPr>
+          <w:sz w:val="28"/>
+          <w:szCs w:val="28"/>
+        </w:rPr>
         <w:t xml:space="preserve"> schermate </w:t>
       </w:r>
       <w:r>
+        <w:rPr>
+          <w:sz w:val="28"/>
+          <w:szCs w:val="28"/>
+        </w:rPr>
         <w:t xml:space="preserve">principali </w:t>
       </w:r>
       <w:r>
+        <w:rPr>
+          <w:sz w:val="28"/>
+          <w:szCs w:val="28"/>
+        </w:rPr>
         <w:t>dell’app in breve:</w:t>
       </w:r>
     </w:p>
     <w:p>
+      <w:pPr>
+        <w:rPr>
+          <w:sz w:val="28"/>
+          <w:szCs w:val="28"/>
+        </w:rPr>
+      </w:pPr>
       <w:r>
         <w:rPr>
           <w:noProof/>
+          <w:sz w:val="28"/>
+          <w:szCs w:val="28"/>
         </w:rPr>
         <w:drawing>
           <wp:anchor distT="0" distB="0" distL="114300" distR="114300" simplePos="0" relativeHeight="251658240" behindDoc="0" locked="0" layoutInCell="1" allowOverlap="1" wp14:anchorId="07D39E5C" wp14:editId="625AC0FB">
@@ -891,26 +1640,70 @@
         </w:drawing>
       </w:r>
       <w:r>
+        <w:rPr>
+          <w:sz w:val="28"/>
+          <w:szCs w:val="28"/>
+        </w:rPr>
         <w:t>Schermata home:</w:t>
       </w:r>
     </w:p>
     <w:p>
-      <w:r>
+      <w:pPr>
+        <w:rPr>
+          <w:sz w:val="28"/>
+          <w:szCs w:val="28"/>
+        </w:rPr>
+      </w:pPr>
+      <w:r>
+        <w:rPr>
+          <w:sz w:val="28"/>
+          <w:szCs w:val="28"/>
+        </w:rPr>
         <w:t>lista con tutti i nostri animali</w:t>
       </w:r>
     </w:p>
     <w:p>
-      <w:r>
+      <w:pPr>
+        <w:rPr>
+          <w:sz w:val="28"/>
+          <w:szCs w:val="28"/>
+        </w:rPr>
+      </w:pPr>
+      <w:r>
+        <w:rPr>
+          <w:sz w:val="28"/>
+          <w:szCs w:val="28"/>
+        </w:rPr>
         <w:t>possibilità di registrarne di nuovi</w:t>
       </w:r>
     </w:p>
     <w:p>
-      <w:r>
+      <w:pPr>
+        <w:rPr>
+          <w:sz w:val="28"/>
+          <w:szCs w:val="28"/>
+        </w:rPr>
+      </w:pPr>
+      <w:r>
+        <w:rPr>
+          <w:sz w:val="28"/>
+          <w:szCs w:val="28"/>
+        </w:rPr>
         <w:t xml:space="preserve">lista di attività registrate di oggi </w:t>
       </w:r>
     </w:p>
     <w:p>
-      <w:r>
+      <w:pPr>
+        <w:rPr>
+          <w:sz w:val="28"/>
+          <w:szCs w:val="28"/>
+        </w:rPr>
+      </w:pPr>
+      <w:r>
+        <w:rPr>
+          <w:sz w:val="28"/>
+          <w:szCs w:val="28"/>
+        </w:rPr>
         <w:t>bottone per cercare servizi nell’area</w:t>
       </w:r>
     </w:p>
@@ -924,10 +1717,16 @@
     <w:p>
       <w:pPr>
         <w:jc w:val="right"/>
+        <w:rPr>
+          <w:sz w:val="28"/>
+          <w:szCs w:val="28"/>
+        </w:rPr>
       </w:pPr>
       <w:r>
         <w:rPr>
           <w:noProof/>
+          <w:sz w:val="28"/>
+          <w:szCs w:val="28"/>
         </w:rPr>
         <w:drawing>
           <wp:anchor distT="0" distB="0" distL="114300" distR="114300" simplePos="0" relativeHeight="251659264" behindDoc="1" locked="0" layoutInCell="1" allowOverlap="1" wp14:anchorId="226A6EC3" wp14:editId="352C5783">
@@ -994,39 +1793,79 @@
         </w:drawing>
       </w:r>
       <w:r>
+        <w:rPr>
+          <w:sz w:val="28"/>
+          <w:szCs w:val="28"/>
+        </w:rPr>
         <w:t>s</w:t>
       </w:r>
       <w:r>
+        <w:rPr>
+          <w:sz w:val="28"/>
+          <w:szCs w:val="28"/>
+        </w:rPr>
         <w:t>chermata p</w:t>
       </w:r>
       <w:r>
+        <w:rPr>
+          <w:sz w:val="28"/>
+          <w:szCs w:val="28"/>
+        </w:rPr>
         <w:t>ro</w:t>
       </w:r>
       <w:r>
+        <w:rPr>
+          <w:sz w:val="28"/>
+          <w:szCs w:val="28"/>
+        </w:rPr>
         <w:t>filo animale:</w:t>
       </w:r>
     </w:p>
     <w:p>
       <w:pPr>
         <w:jc w:val="right"/>
-      </w:pPr>
-      <w:r>
+        <w:rPr>
+          <w:sz w:val="28"/>
+          <w:szCs w:val="28"/>
+        </w:rPr>
+      </w:pPr>
+      <w:r>
+        <w:rPr>
+          <w:sz w:val="28"/>
+          <w:szCs w:val="28"/>
+        </w:rPr>
         <w:t>informazioni più dettagliate su uno dei nostri animali</w:t>
       </w:r>
     </w:p>
     <w:p>
       <w:pPr>
         <w:jc w:val="right"/>
-      </w:pPr>
-      <w:r>
+        <w:rPr>
+          <w:sz w:val="28"/>
+          <w:szCs w:val="28"/>
+        </w:rPr>
+      </w:pPr>
+      <w:r>
+        <w:rPr>
+          <w:sz w:val="28"/>
+          <w:szCs w:val="28"/>
+        </w:rPr>
         <w:t>possibilità di modifica</w:t>
       </w:r>
     </w:p>
     <w:p>
       <w:pPr>
         <w:jc w:val="right"/>
-      </w:pPr>
-      <w:r>
+        <w:rPr>
+          <w:sz w:val="28"/>
+          <w:szCs w:val="28"/>
+        </w:rPr>
+      </w:pPr>
+      <w:r>
+        <w:rPr>
+          <w:sz w:val="28"/>
+          <w:szCs w:val="28"/>
+        </w:rPr>
         <w:t>accesso alla cartella clinica</w:t>
       </w:r>
     </w:p>
@@ -1055,8 +1894,9 @@
         <w:rPr>
           <w:noProof/>
         </w:rPr>
+        <w:lastRenderedPageBreak/>
         <w:drawing>
-          <wp:anchor distT="0" distB="0" distL="114300" distR="114300" simplePos="0" relativeHeight="251660288" behindDoc="0" locked="0" layoutInCell="1" allowOverlap="1" wp14:anchorId="54F62B64" wp14:editId="64B64581">
+          <wp:anchor distT="0" distB="0" distL="114300" distR="114300" simplePos="0" relativeHeight="251660288" behindDoc="0" locked="0" layoutInCell="1" allowOverlap="1" wp14:anchorId="54F62B64" wp14:editId="53CA8941">
             <wp:simplePos x="0" y="0"/>
             <wp:positionH relativeFrom="margin">
               <wp:align>left</wp:align>
@@ -1113,14 +1953,32 @@
       </w:r>
     </w:p>
     <w:p>
-      <w:r>
+      <w:pPr>
+        <w:rPr>
+          <w:sz w:val="28"/>
+          <w:szCs w:val="28"/>
+        </w:rPr>
+      </w:pPr>
+      <w:r>
+        <w:rPr>
+          <w:sz w:val="28"/>
+          <w:szCs w:val="28"/>
+        </w:rPr>
         <w:t>schermata cartella clinica:</w:t>
       </w:r>
     </w:p>
     <w:p>
+      <w:pPr>
+        <w:rPr>
+          <w:sz w:val="28"/>
+          <w:szCs w:val="28"/>
+        </w:rPr>
+      </w:pPr>
       <w:r>
         <w:rPr>
           <w:noProof/>
+          <w:sz w:val="28"/>
+          <w:szCs w:val="28"/>
         </w:rPr>
         <w:drawing>
           <wp:anchor distT="0" distB="0" distL="114300" distR="114300" simplePos="0" relativeHeight="251661312" behindDoc="0" locked="0" layoutInCell="1" allowOverlap="1" wp14:anchorId="52862408" wp14:editId="40D97945">
@@ -1179,30 +2037,88 @@
         </w:drawing>
       </w:r>
       <w:r>
+        <w:rPr>
+          <w:sz w:val="28"/>
+          <w:szCs w:val="28"/>
+        </w:rPr>
         <w:t>lista dei Log delle cartelle cliniche</w:t>
       </w:r>
     </w:p>
     <w:p>
-      <w:r>
+      <w:pPr>
+        <w:rPr>
+          <w:sz w:val="28"/>
+          <w:szCs w:val="28"/>
+        </w:rPr>
+      </w:pPr>
+      <w:r>
+        <w:rPr>
+          <w:sz w:val="28"/>
+          <w:szCs w:val="28"/>
+        </w:rPr>
         <w:t>per aggiungere un log</w:t>
       </w:r>
     </w:p>
     <w:p>
-      <w:r>
+      <w:pPr>
+        <w:rPr>
+          <w:sz w:val="28"/>
+          <w:szCs w:val="28"/>
+        </w:rPr>
+      </w:pPr>
+      <w:r>
+        <w:rPr>
+          <w:sz w:val="28"/>
+          <w:szCs w:val="28"/>
+        </w:rPr>
         <w:t>compare una finestra di dialogo:</w:t>
       </w:r>
     </w:p>
-    <w:p/>
-    <w:p/>
-    <w:p/>
-    <w:p/>
+    <w:p>
+      <w:pPr>
+        <w:rPr>
+          <w:sz w:val="28"/>
+          <w:szCs w:val="28"/>
+        </w:rPr>
+      </w:pPr>
+    </w:p>
+    <w:p>
+      <w:pPr>
+        <w:rPr>
+          <w:sz w:val="28"/>
+          <w:szCs w:val="28"/>
+        </w:rPr>
+      </w:pPr>
+    </w:p>
+    <w:p>
+      <w:pPr>
+        <w:rPr>
+          <w:sz w:val="28"/>
+          <w:szCs w:val="28"/>
+        </w:rPr>
+      </w:pPr>
+    </w:p>
+    <w:p>
+      <w:pPr>
+        <w:rPr>
+          <w:sz w:val="28"/>
+          <w:szCs w:val="28"/>
+        </w:rPr>
+      </w:pPr>
+    </w:p>
     <w:p>
       <w:pPr>
         <w:jc w:val="right"/>
+        <w:rPr>
+          <w:sz w:val="28"/>
+          <w:szCs w:val="28"/>
+        </w:rPr>
       </w:pPr>
       <w:r>
         <w:rPr>
           <w:noProof/>
+          <w:sz w:val="28"/>
+          <w:szCs w:val="28"/>
         </w:rPr>
         <w:drawing>
           <wp:anchor distT="0" distB="0" distL="114300" distR="114300" simplePos="0" relativeHeight="251662336" behindDoc="0" locked="0" layoutInCell="1" allowOverlap="1" wp14:anchorId="0C107D98" wp14:editId="1D064A90">
@@ -1264,33 +2180,69 @@
     <w:p>
       <w:pPr>
         <w:jc w:val="right"/>
-      </w:pPr>
-      <w:r>
+        <w:rPr>
+          <w:sz w:val="28"/>
+          <w:szCs w:val="28"/>
+        </w:rPr>
+      </w:pPr>
+      <w:r>
+        <w:rPr>
+          <w:sz w:val="28"/>
+          <w:szCs w:val="28"/>
+        </w:rPr>
         <w:t>schermata ricerca servizi</w:t>
       </w:r>
       <w:r>
+        <w:rPr>
+          <w:sz w:val="28"/>
+          <w:szCs w:val="28"/>
+        </w:rPr>
         <w:t>:</w:t>
       </w:r>
     </w:p>
     <w:p>
       <w:pPr>
         <w:jc w:val="right"/>
-      </w:pPr>
-      <w:r>
+        <w:rPr>
+          <w:sz w:val="28"/>
+          <w:szCs w:val="28"/>
+        </w:rPr>
+      </w:pPr>
+      <w:r>
+        <w:rPr>
+          <w:sz w:val="28"/>
+          <w:szCs w:val="28"/>
+        </w:rPr>
         <w:t>in base alla zona che viene scelta ci verranno proposte attività vicine</w:t>
       </w:r>
     </w:p>
     <w:p>
       <w:pPr>
         <w:jc w:val="right"/>
-      </w:pPr>
-      <w:r>
+        <w:rPr>
+          <w:sz w:val="28"/>
+          <w:szCs w:val="28"/>
+        </w:rPr>
+      </w:pPr>
+      <w:r>
+        <w:rPr>
+          <w:sz w:val="28"/>
+          <w:szCs w:val="28"/>
+        </w:rPr>
         <w:t>cliccando su un’</w:t>
       </w:r>
       <w:r>
+        <w:rPr>
+          <w:sz w:val="28"/>
+          <w:szCs w:val="28"/>
+        </w:rPr>
         <w:t>a</w:t>
       </w:r>
       <w:r>
+        <w:rPr>
+          <w:sz w:val="28"/>
+          <w:szCs w:val="28"/>
+        </w:rPr>
         <w:t>ttività in particolare avremo più dettagli</w:t>
       </w:r>
     </w:p>
@@ -1333,12 +2285,32 @@
       </w:r>
     </w:p>
     <w:p>
-      <w:r>
+      <w:pPr>
+        <w:rPr>
+          <w:sz w:val="28"/>
+          <w:szCs w:val="28"/>
+        </w:rPr>
+      </w:pPr>
+      <w:r>
+        <w:rPr>
+          <w:sz w:val="28"/>
+          <w:szCs w:val="28"/>
+        </w:rPr>
         <w:t>Il sito desktop mette a disposizione strumenti di gestione per coloro che offrono servizi (privati o aziende).</w:t>
       </w:r>
     </w:p>
     <w:p>
-      <w:r>
+      <w:pPr>
+        <w:rPr>
+          <w:sz w:val="28"/>
+          <w:szCs w:val="28"/>
+        </w:rPr>
+      </w:pPr>
+      <w:r>
+        <w:rPr>
+          <w:sz w:val="28"/>
+          <w:szCs w:val="28"/>
+        </w:rPr>
         <w:t>La parte web, difatti, ha lo scopo di far comunicare il cliente con i fornitori in prima persona.</w:t>
       </w:r>
     </w:p>
@@ -1360,6 +2332,7 @@
     </w:p>
     <w:p>
       <w:r>
+        <w:lastRenderedPageBreak/>
         <w:t>Flask è un framework</w:t>
       </w:r>
       <w:r>
@@ -1377,7 +2350,6 @@
     </w:p>
     <w:p>
       <w:r>
-        <w:lastRenderedPageBreak/>
         <w:t xml:space="preserve">Le API sono protocolli che permettono lo scambio di informazioni in rete, REST invece è la specifica API che comunica in protocollo http/https e manda dati in formato JSON. Le istruzioni che il client può inviare al server sono di </w:t>
       </w:r>
       <w:proofErr w:type="gramStart"/>
@@ -1667,10 +2639,16 @@
           <w:ilvl w:val="0"/>
           <w:numId w:val="4"/>
         </w:numPr>
+        <w:rPr>
+          <w:sz w:val="28"/>
+          <w:szCs w:val="28"/>
+        </w:rPr>
       </w:pPr>
       <w:r>
         <w:rPr>
           <w:noProof/>
+          <w:sz w:val="28"/>
+          <w:szCs w:val="28"/>
         </w:rPr>
         <w:drawing>
           <wp:anchor distT="0" distB="0" distL="114300" distR="114300" simplePos="0" relativeHeight="251665408" behindDoc="0" locked="0" layoutInCell="1" allowOverlap="1" wp14:anchorId="2F7FFE93" wp14:editId="6488D29F">
@@ -1729,24 +2707,48 @@
         </w:drawing>
       </w:r>
       <w:r>
+        <w:rPr>
+          <w:sz w:val="28"/>
+          <w:szCs w:val="28"/>
+        </w:rPr>
         <w:t>l’endpoint di Flask prende i</w:t>
       </w:r>
       <w:r>
+        <w:rPr>
+          <w:sz w:val="28"/>
+          <w:szCs w:val="28"/>
+        </w:rPr>
         <w:t xml:space="preserve"> </w:t>
       </w:r>
       <w:r>
+        <w:rPr>
+          <w:sz w:val="28"/>
+          <w:szCs w:val="28"/>
+        </w:rPr>
         <w:t>dati e con essi genera una richiesta</w:t>
       </w:r>
       <w:r>
+        <w:rPr>
+          <w:sz w:val="28"/>
+          <w:szCs w:val="28"/>
+        </w:rPr>
         <w:t>(query)</w:t>
       </w:r>
       <w:r>
+        <w:rPr>
+          <w:sz w:val="28"/>
+          <w:szCs w:val="28"/>
+        </w:rPr>
         <w:t xml:space="preserve"> al server. Se un utente corrisponde alle credenziali, l’esito della richiesta sarà positivo.</w:t>
       </w:r>
     </w:p>
     <w:p>
       <w:pPr>
         <w:pStyle w:val="Paragrafoelenco"/>
+        <w:rPr>
+          <w:sz w:val="28"/>
+          <w:szCs w:val="28"/>
+        </w:rPr>
       </w:pPr>
     </w:p>
     <w:p>
@@ -1756,10 +2758,16 @@
           <w:ilvl w:val="0"/>
           <w:numId w:val="4"/>
         </w:numPr>
+        <w:rPr>
+          <w:sz w:val="28"/>
+          <w:szCs w:val="28"/>
+        </w:rPr>
       </w:pPr>
       <w:r>
         <w:rPr>
           <w:noProof/>
+          <w:sz w:val="28"/>
+          <w:szCs w:val="28"/>
         </w:rPr>
         <w:drawing>
           <wp:anchor distT="0" distB="0" distL="114300" distR="114300" simplePos="0" relativeHeight="251666432" behindDoc="0" locked="0" layoutInCell="1" allowOverlap="1" wp14:anchorId="528A2BE9" wp14:editId="0D095B51">
@@ -1812,15 +2820,35 @@
         </w:drawing>
       </w:r>
       <w:r>
-        <w:t>Sul database precedentemente creato viene controllata la presenza dell’utent</w:t>
-      </w:r>
-      <w:r>
+        <w:rPr>
+          <w:sz w:val="28"/>
+          <w:szCs w:val="28"/>
+        </w:rPr>
+        <w:t xml:space="preserve">Sul database precedentemente </w:t>
+      </w:r>
+      <w:r>
+        <w:rPr>
+          <w:sz w:val="28"/>
+          <w:szCs w:val="28"/>
+        </w:rPr>
+        <w:lastRenderedPageBreak/>
+        <w:t>creato viene controllata la presenza dell’utent</w:t>
+      </w:r>
+      <w:r>
+        <w:rPr>
+          <w:sz w:val="28"/>
+          <w:szCs w:val="28"/>
+        </w:rPr>
         <w:t>e.</w:t>
       </w:r>
     </w:p>
     <w:p>
       <w:pPr>
         <w:pStyle w:val="Paragrafoelenco"/>
+        <w:rPr>
+          <w:sz w:val="28"/>
+          <w:szCs w:val="28"/>
+        </w:rPr>
       </w:pPr>
     </w:p>
     <w:p>
@@ -1830,17 +2858,25 @@
           <w:ilvl w:val="0"/>
           <w:numId w:val="4"/>
         </w:numPr>
-      </w:pPr>
-      <w:r>
-        <w:lastRenderedPageBreak/>
+        <w:rPr>
+          <w:sz w:val="28"/>
+          <w:szCs w:val="28"/>
+        </w:rPr>
+      </w:pPr>
+      <w:r>
+        <w:rPr>
+          <w:noProof/>
+          <w:sz w:val="28"/>
+          <w:szCs w:val="28"/>
+        </w:rPr>
         <w:drawing>
-          <wp:anchor distT="0" distB="0" distL="114300" distR="114300" simplePos="0" relativeHeight="251667456" behindDoc="0" locked="0" layoutInCell="1" allowOverlap="1" wp14:anchorId="6DD05B02" wp14:editId="36AAB614">
+          <wp:anchor distT="0" distB="0" distL="114300" distR="114300" simplePos="0" relativeHeight="251667456" behindDoc="0" locked="0" layoutInCell="1" allowOverlap="1" wp14:anchorId="6DD05B02" wp14:editId="0C86C798">
             <wp:simplePos x="0" y="0"/>
             <wp:positionH relativeFrom="margin">
-              <wp:align>right</wp:align>
+              <wp:posOffset>160020</wp:posOffset>
             </wp:positionH>
             <wp:positionV relativeFrom="paragraph">
-              <wp:posOffset>678815</wp:posOffset>
+              <wp:posOffset>1143635</wp:posOffset>
             </wp:positionV>
             <wp:extent cx="6120130" cy="738505"/>
             <wp:effectExtent l="0" t="0" r="0" b="4445"/>
@@ -1884,38 +2920,83 @@
         </w:drawing>
       </w:r>
       <w:r>
+        <w:rPr>
+          <w:sz w:val="28"/>
+          <w:szCs w:val="28"/>
+        </w:rPr>
         <w:t>le due possibili risposte sono inviate in JSON all’app, in particolare viene passato l’identificativo dell’utente che ha appena fatto il login, in modo che successivamente le altre richieste al server possano essere semplificate.</w:t>
       </w:r>
     </w:p>
     <w:p/>
     <w:p>
-      <w:r>
+      <w:pPr>
+        <w:rPr>
+          <w:sz w:val="28"/>
+          <w:szCs w:val="28"/>
+        </w:rPr>
+      </w:pPr>
+      <w:r>
+        <w:rPr>
+          <w:sz w:val="28"/>
+          <w:szCs w:val="28"/>
+        </w:rPr>
         <w:t xml:space="preserve">Riassumendo, </w:t>
       </w:r>
       <w:r>
+        <w:rPr>
+          <w:sz w:val="28"/>
+          <w:szCs w:val="28"/>
+        </w:rPr>
         <w:t>le informazioni partono da</w:t>
       </w:r>
       <w:r>
+        <w:rPr>
+          <w:sz w:val="28"/>
+          <w:szCs w:val="28"/>
+        </w:rPr>
         <w:t>ll’app, passano attraverso Flask che fa da tramite per il server, dove sono contenute le informazioni in un database</w:t>
       </w:r>
       <w:r>
+        <w:rPr>
+          <w:sz w:val="28"/>
+          <w:szCs w:val="28"/>
+        </w:rPr>
         <w:t xml:space="preserve">, Flask poi gestisce la risposta da ritornare all’utente. Nello stesso modo viene gestito il sito, il quale, però non richiede di usare </w:t>
       </w:r>
       <w:proofErr w:type="spellStart"/>
       <w:r>
+        <w:rPr>
+          <w:sz w:val="28"/>
+          <w:szCs w:val="28"/>
+        </w:rPr>
         <w:t>APIService</w:t>
       </w:r>
       <w:proofErr w:type="spellEnd"/>
       <w:r>
+        <w:rPr>
+          <w:sz w:val="28"/>
+          <w:szCs w:val="28"/>
+        </w:rPr>
         <w:t xml:space="preserve"> ma si connette direttamente agli URL di </w:t>
       </w:r>
       <w:proofErr w:type="spellStart"/>
       <w:r>
+        <w:rPr>
+          <w:sz w:val="28"/>
+          <w:szCs w:val="28"/>
+        </w:rPr>
         <w:t>flask</w:t>
       </w:r>
       <w:proofErr w:type="spellEnd"/>
     </w:p>
-    <w:p/>
+    <w:p>
+      <w:pPr>
+        <w:rPr>
+          <w:sz w:val="28"/>
+          <w:szCs w:val="28"/>
+        </w:rPr>
+      </w:pPr>
+    </w:p>
     <w:sectPr>
       <w:footerReference w:type="default" r:id="rId23"/>
       <w:pgSz w:w="11906" w:h="16838" w:code="9"/>

--- a/Documenti/Relazione Finale/relazione finale (nuova).docx
+++ b/Documenti/Relazione Finale/relazione finale (nuova).docx
@@ -5,28 +5,492 @@
     <w:p>
       <w:pPr>
         <w:rPr>
+          <w:rFonts w:ascii="Amasis MT Pro" w:hAnsi="Amasis MT Pro"/>
+          <w:b/>
+          <w:bCs/>
+          <w:sz w:val="44"/>
+          <w:szCs w:val="44"/>
+        </w:rPr>
+      </w:pPr>
+      <w:bookmarkStart w:id="0" w:name="_Hlk194929412"/>
+      <w:bookmarkEnd w:id="0"/>
+      <w:r>
+        <w:rPr>
+          <w:rFonts w:ascii="Amasis MT Pro" w:hAnsi="Amasis MT Pro"/>
+          <w:b/>
+          <w:bCs/>
+          <w:sz w:val="44"/>
+          <w:szCs w:val="44"/>
+        </w:rPr>
+        <w:t>INDICE RELAZIONE CRI</w:t>
+      </w:r>
+      <w:r>
+        <w:rPr>
+          <w:rFonts w:ascii="Amasis MT Pro" w:hAnsi="Amasis MT Pro"/>
+          <w:b/>
+          <w:bCs/>
+          <w:sz w:val="44"/>
+          <w:szCs w:val="44"/>
+        </w:rPr>
+        <w:t>K</w:t>
+      </w:r>
+      <w:r>
+        <w:rPr>
+          <w:rFonts w:ascii="Amasis MT Pro" w:hAnsi="Amasis MT Pro"/>
+          <w:b/>
+          <w:bCs/>
+          <w:sz w:val="44"/>
+          <w:szCs w:val="44"/>
+        </w:rPr>
+        <w:t>LE</w:t>
+      </w:r>
+    </w:p>
+    <w:p>
+      <w:pPr>
+        <w:spacing w:line="600" w:lineRule="auto"/>
+        <w:rPr>
+          <w:rFonts w:ascii="Amasis MT Pro" w:hAnsi="Amasis MT Pro"/>
+        </w:rPr>
+      </w:pPr>
+    </w:p>
+    <w:p>
+      <w:pPr>
+        <w:spacing w:line="600" w:lineRule="auto"/>
+        <w:rPr>
+          <w:rFonts w:ascii="Amasis MT Pro" w:hAnsi="Amasis MT Pro"/>
+        </w:rPr>
+      </w:pPr>
+      <w:r>
+        <w:rPr>
+          <w:rFonts w:ascii="Amasis MT Pro" w:hAnsi="Amasis MT Pro"/>
+        </w:rPr>
+        <w:t xml:space="preserve">- TITOLO………………………………………………………………………………… (n° </w:t>
+      </w:r>
+      <w:proofErr w:type="spellStart"/>
+      <w:r>
+        <w:rPr>
+          <w:rFonts w:ascii="Amasis MT Pro" w:hAnsi="Amasis MT Pro"/>
+        </w:rPr>
+        <w:t>pag</w:t>
+      </w:r>
+      <w:proofErr w:type="spellEnd"/>
+      <w:r>
+        <w:rPr>
+          <w:rFonts w:ascii="Amasis MT Pro" w:hAnsi="Amasis MT Pro"/>
+        </w:rPr>
+        <w:t>)</w:t>
+      </w:r>
+    </w:p>
+    <w:p>
+      <w:pPr>
+        <w:spacing w:line="600" w:lineRule="auto"/>
+        <w:rPr>
+          <w:rFonts w:ascii="Amasis MT Pro" w:hAnsi="Amasis MT Pro"/>
+        </w:rPr>
+      </w:pPr>
+      <w:r>
+        <w:rPr>
+          <w:rFonts w:ascii="Amasis MT Pro" w:hAnsi="Amasis MT Pro"/>
+        </w:rPr>
+        <w:t xml:space="preserve">- INTRODUZIONE………………………………………………………………………(n° </w:t>
+      </w:r>
+      <w:proofErr w:type="spellStart"/>
+      <w:r>
+        <w:rPr>
+          <w:rFonts w:ascii="Amasis MT Pro" w:hAnsi="Amasis MT Pro"/>
+        </w:rPr>
+        <w:t>pag</w:t>
+      </w:r>
+      <w:proofErr w:type="spellEnd"/>
+      <w:r>
+        <w:rPr>
+          <w:rFonts w:ascii="Amasis MT Pro" w:hAnsi="Amasis MT Pro"/>
+        </w:rPr>
+        <w:t>)</w:t>
+      </w:r>
+    </w:p>
+    <w:p>
+      <w:pPr>
+        <w:spacing w:line="600" w:lineRule="auto"/>
+        <w:rPr>
+          <w:rFonts w:ascii="Amasis MT Pro" w:hAnsi="Amasis MT Pro"/>
+        </w:rPr>
+      </w:pPr>
+      <w:r>
+        <w:rPr>
+          <w:rFonts w:ascii="Amasis MT Pro" w:hAnsi="Amasis MT Pro"/>
+        </w:rPr>
+        <w:t xml:space="preserve">- SCOPO E </w:t>
+      </w:r>
+      <w:r>
+        <w:rPr>
+          <w:rFonts w:ascii="Amasis MT Pro" w:hAnsi="Amasis MT Pro"/>
+          <w:u w:val="single"/>
+        </w:rPr>
+        <w:t>MOTIVAZIONI</w:t>
+      </w:r>
+      <w:r>
+        <w:rPr>
+          <w:rFonts w:ascii="Amasis MT Pro" w:hAnsi="Amasis MT Pro"/>
+        </w:rPr>
+        <w:t xml:space="preserve">………………………………………………………………(n° </w:t>
+      </w:r>
+      <w:proofErr w:type="spellStart"/>
+      <w:r>
+        <w:rPr>
+          <w:rFonts w:ascii="Amasis MT Pro" w:hAnsi="Amasis MT Pro"/>
+        </w:rPr>
+        <w:t>pag</w:t>
+      </w:r>
+      <w:proofErr w:type="spellEnd"/>
+      <w:r>
+        <w:rPr>
+          <w:rFonts w:ascii="Amasis MT Pro" w:hAnsi="Amasis MT Pro"/>
+        </w:rPr>
+        <w:t>)</w:t>
+      </w:r>
+    </w:p>
+    <w:p>
+      <w:pPr>
+        <w:spacing w:line="600" w:lineRule="auto"/>
+        <w:rPr>
+          <w:rFonts w:ascii="Amasis MT Pro" w:hAnsi="Amasis MT Pro"/>
+        </w:rPr>
+      </w:pPr>
+      <w:r>
+        <w:rPr>
+          <w:rFonts w:ascii="Amasis MT Pro" w:hAnsi="Amasis MT Pro"/>
+        </w:rPr>
+        <w:t xml:space="preserve">- ARCHITETTURA DEL SISTEMA………………………………………………………(n° </w:t>
+      </w:r>
+      <w:proofErr w:type="spellStart"/>
+      <w:r>
+        <w:rPr>
+          <w:rFonts w:ascii="Amasis MT Pro" w:hAnsi="Amasis MT Pro"/>
+        </w:rPr>
+        <w:t>pag</w:t>
+      </w:r>
+      <w:proofErr w:type="spellEnd"/>
+      <w:r>
+        <w:rPr>
+          <w:rFonts w:ascii="Amasis MT Pro" w:hAnsi="Amasis MT Pro"/>
+        </w:rPr>
+        <w:t>)</w:t>
+      </w:r>
+    </w:p>
+    <w:p>
+      <w:pPr>
+        <w:spacing w:line="600" w:lineRule="auto"/>
+        <w:rPr>
+          <w:rFonts w:ascii="Amasis MT Pro" w:hAnsi="Amasis MT Pro"/>
+        </w:rPr>
+      </w:pPr>
+      <w:r>
+        <w:rPr>
+          <w:rFonts w:ascii="Amasis MT Pro" w:hAnsi="Amasis MT Pro"/>
+        </w:rPr>
+        <w:t xml:space="preserve">- MATERIALE UTILIZZATO………………………………………………………………(n° </w:t>
+      </w:r>
+      <w:proofErr w:type="spellStart"/>
+      <w:r>
+        <w:rPr>
+          <w:rFonts w:ascii="Amasis MT Pro" w:hAnsi="Amasis MT Pro"/>
+        </w:rPr>
+        <w:t>pag</w:t>
+      </w:r>
+      <w:proofErr w:type="spellEnd"/>
+      <w:r>
+        <w:rPr>
+          <w:rFonts w:ascii="Amasis MT Pro" w:hAnsi="Amasis MT Pro"/>
+        </w:rPr>
+        <w:t>)</w:t>
+      </w:r>
+    </w:p>
+    <w:p>
+      <w:pPr>
+        <w:spacing w:line="600" w:lineRule="auto"/>
+        <w:rPr>
+          <w:rFonts w:ascii="Amasis MT Pro" w:hAnsi="Amasis MT Pro"/>
+        </w:rPr>
+      </w:pPr>
+      <w:r>
+        <w:rPr>
+          <w:rFonts w:ascii="Amasis MT Pro" w:hAnsi="Amasis MT Pro"/>
+        </w:rPr>
+        <w:t xml:space="preserve">- STRUTTURA DEI DATI: ER E MODELLO DATI………………………………………(n° </w:t>
+      </w:r>
+      <w:proofErr w:type="spellStart"/>
+      <w:r>
+        <w:rPr>
+          <w:rFonts w:ascii="Amasis MT Pro" w:hAnsi="Amasis MT Pro"/>
+        </w:rPr>
+        <w:t>pag</w:t>
+      </w:r>
+      <w:proofErr w:type="spellEnd"/>
+      <w:r>
+        <w:rPr>
+          <w:rFonts w:ascii="Amasis MT Pro" w:hAnsi="Amasis MT Pro"/>
+        </w:rPr>
+        <w:t>)</w:t>
+      </w:r>
+    </w:p>
+    <w:p>
+      <w:pPr>
+        <w:spacing w:line="600" w:lineRule="auto"/>
+        <w:rPr>
+          <w:rFonts w:ascii="Amasis MT Pro" w:hAnsi="Amasis MT Pro"/>
+        </w:rPr>
+      </w:pPr>
+      <w:r>
+        <w:rPr>
+          <w:rFonts w:ascii="Amasis MT Pro" w:hAnsi="Amasis MT Pro"/>
+        </w:rPr>
+        <w:t xml:space="preserve">- WIREFRAME, STORYBOARD CON NAVIGAZIONE…………………………………(n° </w:t>
+      </w:r>
+      <w:proofErr w:type="spellStart"/>
+      <w:r>
+        <w:rPr>
+          <w:rFonts w:ascii="Amasis MT Pro" w:hAnsi="Amasis MT Pro"/>
+        </w:rPr>
+        <w:t>pag</w:t>
+      </w:r>
+      <w:proofErr w:type="spellEnd"/>
+      <w:r>
+        <w:rPr>
+          <w:rFonts w:ascii="Amasis MT Pro" w:hAnsi="Amasis MT Pro"/>
+        </w:rPr>
+        <w:t>)</w:t>
+      </w:r>
+    </w:p>
+    <w:p>
+      <w:pPr>
+        <w:spacing w:line="600" w:lineRule="auto"/>
+        <w:rPr>
+          <w:rFonts w:ascii="Amasis MT Pro" w:hAnsi="Amasis MT Pro"/>
+        </w:rPr>
+      </w:pPr>
+      <w:r>
+        <w:rPr>
+          <w:rFonts w:ascii="Amasis MT Pro" w:hAnsi="Amasis MT Pro"/>
+        </w:rPr>
+        <w:t xml:space="preserve">- LINGUAGGIO E TECNOLOGIE UTILIZZATI…………………………………………(n° </w:t>
+      </w:r>
+      <w:proofErr w:type="spellStart"/>
+      <w:r>
+        <w:rPr>
+          <w:rFonts w:ascii="Amasis MT Pro" w:hAnsi="Amasis MT Pro"/>
+        </w:rPr>
+        <w:t>pag</w:t>
+      </w:r>
+      <w:proofErr w:type="spellEnd"/>
+      <w:r>
+        <w:rPr>
+          <w:rFonts w:ascii="Amasis MT Pro" w:hAnsi="Amasis MT Pro"/>
+        </w:rPr>
+        <w:t>)</w:t>
+      </w:r>
+    </w:p>
+    <w:p>
+      <w:pPr>
+        <w:spacing w:line="600" w:lineRule="auto"/>
+        <w:rPr>
+          <w:rFonts w:ascii="Amasis MT Pro" w:hAnsi="Amasis MT Pro"/>
+        </w:rPr>
+      </w:pPr>
+      <w:r>
+        <w:rPr>
+          <w:rFonts w:ascii="Amasis MT Pro" w:hAnsi="Amasis MT Pro"/>
+        </w:rPr>
+        <w:t>- INTERFACCIA DEI COMPONENTI SOFTWARE (DIAGRAMMI E USI INTERFACCIA</w:t>
+      </w:r>
+      <w:r>
+        <w:rPr>
+          <w:rFonts w:ascii="Amasis MT Pro" w:hAnsi="Amasis MT Pro"/>
+        </w:rPr>
+        <w:t xml:space="preserve"> </w:t>
+      </w:r>
+      <w:r>
+        <w:rPr>
+          <w:rFonts w:ascii="Amasis MT Pro" w:hAnsi="Amasis MT Pro"/>
+        </w:rPr>
+        <w:t xml:space="preserve">IMPLEMENTATIVA) ……………………………………………………………………    (n° </w:t>
+      </w:r>
+      <w:proofErr w:type="spellStart"/>
+      <w:r>
+        <w:rPr>
+          <w:rFonts w:ascii="Amasis MT Pro" w:hAnsi="Amasis MT Pro"/>
+        </w:rPr>
+        <w:t>pag</w:t>
+      </w:r>
+      <w:proofErr w:type="spellEnd"/>
+      <w:r>
+        <w:rPr>
+          <w:rFonts w:ascii="Amasis MT Pro" w:hAnsi="Amasis MT Pro"/>
+        </w:rPr>
+        <w:t>)</w:t>
+      </w:r>
+    </w:p>
+    <w:p>
+      <w:pPr>
+        <w:spacing w:line="600" w:lineRule="auto"/>
+        <w:rPr>
+          <w:rFonts w:ascii="Amasis MT Pro" w:hAnsi="Amasis MT Pro"/>
+        </w:rPr>
+      </w:pPr>
+      <w:r>
+        <w:rPr>
+          <w:rFonts w:ascii="Amasis MT Pro" w:hAnsi="Amasis MT Pro"/>
+        </w:rPr>
+        <w:t xml:space="preserve">- ESEMPIO USO DEL SISTEMA………………………………………………………     (n° </w:t>
+      </w:r>
+      <w:proofErr w:type="spellStart"/>
+      <w:r>
+        <w:rPr>
+          <w:rFonts w:ascii="Amasis MT Pro" w:hAnsi="Amasis MT Pro"/>
+        </w:rPr>
+        <w:t>pag</w:t>
+      </w:r>
+      <w:proofErr w:type="spellEnd"/>
+      <w:r>
+        <w:rPr>
+          <w:rFonts w:ascii="Amasis MT Pro" w:hAnsi="Amasis MT Pro"/>
+        </w:rPr>
+        <w:t>)</w:t>
+      </w:r>
+    </w:p>
+    <w:p>
+      <w:pPr>
+        <w:spacing w:line="600" w:lineRule="auto"/>
+        <w:rPr>
+          <w:rFonts w:ascii="Amasis MT Pro" w:hAnsi="Amasis MT Pro"/>
+        </w:rPr>
+      </w:pPr>
+      <w:r>
+        <w:rPr>
+          <w:rFonts w:ascii="Amasis MT Pro" w:hAnsi="Amasis MT Pro"/>
+        </w:rPr>
+        <w:t xml:space="preserve">- RISULTATI OTTENUTI……………………………………………………………....  (n° </w:t>
+      </w:r>
+      <w:proofErr w:type="spellStart"/>
+      <w:r>
+        <w:rPr>
+          <w:rFonts w:ascii="Amasis MT Pro" w:hAnsi="Amasis MT Pro"/>
+        </w:rPr>
+        <w:t>pag</w:t>
+      </w:r>
+      <w:proofErr w:type="spellEnd"/>
+      <w:r>
+        <w:rPr>
+          <w:rFonts w:ascii="Amasis MT Pro" w:hAnsi="Amasis MT Pro"/>
+        </w:rPr>
+        <w:t>)</w:t>
+      </w:r>
+    </w:p>
+    <w:p>
+      <w:pPr>
+        <w:spacing w:line="600" w:lineRule="auto"/>
+        <w:rPr>
+          <w:rFonts w:ascii="Amasis MT Pro" w:hAnsi="Amasis MT Pro"/>
+        </w:rPr>
+      </w:pPr>
+      <w:r>
+        <w:rPr>
+          <w:rFonts w:ascii="Amasis MT Pro" w:hAnsi="Amasis MT Pro"/>
+        </w:rPr>
+        <w:t xml:space="preserve">- CONCLUSIONI………………………………………………………………………........(n° </w:t>
+      </w:r>
+      <w:proofErr w:type="spellStart"/>
+      <w:r>
+        <w:rPr>
+          <w:rFonts w:ascii="Amasis MT Pro" w:hAnsi="Amasis MT Pro"/>
+        </w:rPr>
+        <w:t>pag</w:t>
+      </w:r>
+      <w:proofErr w:type="spellEnd"/>
+      <w:r>
+        <w:rPr>
+          <w:rFonts w:ascii="Amasis MT Pro" w:hAnsi="Amasis MT Pro"/>
+        </w:rPr>
+        <w:t>)</w:t>
+      </w:r>
+    </w:p>
+    <w:p>
+      <w:pPr>
+        <w:spacing w:line="600" w:lineRule="auto"/>
+        <w:rPr>
+          <w:rFonts w:ascii="Amasis MT Pro" w:hAnsi="Amasis MT Pro"/>
+        </w:rPr>
+      </w:pPr>
+      <w:r>
+        <w:rPr>
+          <w:rFonts w:ascii="Amasis MT Pro" w:hAnsi="Amasis MT Pro"/>
+        </w:rPr>
+        <w:t xml:space="preserve">- SVILUPPI FUTURI………………………………………………………………………...(n° </w:t>
+      </w:r>
+      <w:proofErr w:type="spellStart"/>
+      <w:r>
+        <w:rPr>
+          <w:rFonts w:ascii="Amasis MT Pro" w:hAnsi="Amasis MT Pro"/>
+        </w:rPr>
+        <w:t>pag</w:t>
+      </w:r>
+      <w:proofErr w:type="spellEnd"/>
+      <w:r>
+        <w:rPr>
+          <w:rFonts w:ascii="Amasis MT Pro" w:hAnsi="Amasis MT Pro"/>
+        </w:rPr>
+        <w:t>)</w:t>
+      </w:r>
+    </w:p>
+    <w:p>
+      <w:pPr>
+        <w:rPr>
+          <w:rFonts w:ascii="Amasis MT Pro" w:hAnsi="Amasis MT Pro"/>
           <w:sz w:val="36"/>
           <w:szCs w:val="36"/>
         </w:rPr>
       </w:pPr>
-      <w:r>
-        <w:rPr>
+    </w:p>
+    <w:p>
+      <w:pPr>
+        <w:jc w:val="center"/>
+        <w:rPr>
+          <w:rFonts w:ascii="Amasis MT Pro" w:hAnsi="Amasis MT Pro"/>
           <w:sz w:val="36"/>
           <w:szCs w:val="36"/>
         </w:rPr>
-        <w:t>RELAZIONE CRIKLE</w:t>
-      </w:r>
-    </w:p>
-    <w:p>
-      <w:pPr>
-        <w:jc w:val="both"/>
-        <w:rPr>
+      </w:pPr>
+    </w:p>
+    <w:p>
+      <w:pPr>
+        <w:jc w:val="center"/>
+        <w:rPr>
+          <w:rFonts w:ascii="Amasis MT Pro" w:hAnsi="Amasis MT Pro"/>
+          <w:sz w:val="72"/>
+          <w:szCs w:val="72"/>
+        </w:rPr>
+      </w:pPr>
+      <w:r>
+        <w:rPr>
+          <w:rFonts w:ascii="Amasis MT Pro" w:hAnsi="Amasis MT Pro"/>
+          <w:sz w:val="72"/>
+          <w:szCs w:val="72"/>
+        </w:rPr>
+        <w:t>CRIKLE</w:t>
+      </w:r>
+    </w:p>
+    <w:p>
+      <w:pPr>
+        <w:jc w:val="center"/>
+        <w:rPr>
+          <w:rFonts w:ascii="Amasis MT Pro" w:hAnsi="Amasis MT Pro"/>
           <w:sz w:val="36"/>
           <w:szCs w:val="36"/>
         </w:rPr>
       </w:pPr>
       <w:r>
         <w:rPr>
+          <w:rFonts w:ascii="Amasis MT Pro" w:hAnsi="Amasis MT Pro"/>
           <w:sz w:val="36"/>
           <w:szCs w:val="36"/>
         </w:rPr>
@@ -36,12 +500,23 @@
     <w:p>
       <w:pPr>
         <w:rPr>
-          <w:sz w:val="28"/>
-          <w:szCs w:val="28"/>
-        </w:rPr>
-      </w:pPr>
-      <w:r>
-        <w:rPr>
+          <w:rFonts w:ascii="Amasis MT Pro" w:hAnsi="Amasis MT Pro"/>
+          <w:sz w:val="28"/>
+          <w:szCs w:val="28"/>
+        </w:rPr>
+      </w:pPr>
+    </w:p>
+    <w:p>
+      <w:pPr>
+        <w:rPr>
+          <w:rFonts w:ascii="Amasis MT Pro" w:hAnsi="Amasis MT Pro"/>
+          <w:sz w:val="28"/>
+          <w:szCs w:val="28"/>
+        </w:rPr>
+      </w:pPr>
+      <w:r>
+        <w:rPr>
+          <w:rFonts w:ascii="Amasis MT Pro" w:hAnsi="Amasis MT Pro"/>
           <w:sz w:val="28"/>
           <w:szCs w:val="28"/>
         </w:rPr>
@@ -49,6 +524,7 @@
       </w:r>
       <w:r>
         <w:rPr>
+          <w:rFonts w:ascii="Amasis MT Pro" w:hAnsi="Amasis MT Pro"/>
           <w:sz w:val="28"/>
           <w:szCs w:val="28"/>
         </w:rPr>
@@ -56,6 +532,7 @@
       </w:r>
       <w:r>
         <w:rPr>
+          <w:rFonts w:ascii="Amasis MT Pro" w:hAnsi="Amasis MT Pro"/>
           <w:sz w:val="28"/>
           <w:szCs w:val="28"/>
         </w:rPr>
@@ -63,13 +540,32 @@
       </w:r>
       <w:r>
         <w:rPr>
-          <w:sz w:val="28"/>
-          <w:szCs w:val="28"/>
-        </w:rPr>
-        <w:t xml:space="preserve"> differenti. Partendo dal modulo di Database (utilizzo di MySQL e architettura del programma) abbiamo imparato i fondamentali delle strutture dei Database moderni con utilizzo di comandi d’esecuzione di query </w:t>
-      </w:r>
-      <w:r>
-        <w:rPr>
+          <w:rFonts w:ascii="Amasis MT Pro" w:hAnsi="Amasis MT Pro"/>
+          <w:sz w:val="28"/>
+          <w:szCs w:val="28"/>
+        </w:rPr>
+        <w:t xml:space="preserve"> differenti. Partendo dal modulo di Database (</w:t>
+      </w:r>
+      <w:r>
+        <w:rPr>
+          <w:rFonts w:ascii="Amasis MT Pro" w:hAnsi="Amasis MT Pro"/>
+          <w:color w:val="FF0000"/>
+          <w:sz w:val="28"/>
+          <w:szCs w:val="28"/>
+        </w:rPr>
+        <w:t>utilizzo di MySQL e architettura del programma</w:t>
+      </w:r>
+      <w:r>
+        <w:rPr>
+          <w:rFonts w:ascii="Amasis MT Pro" w:hAnsi="Amasis MT Pro"/>
+          <w:sz w:val="28"/>
+          <w:szCs w:val="28"/>
+        </w:rPr>
+        <w:t xml:space="preserve">) abbiamo imparato i fondamentali delle strutture dei Database moderni con utilizzo di comandi d’esecuzione di query </w:t>
+      </w:r>
+      <w:r>
+        <w:rPr>
+          <w:rFonts w:ascii="Amasis MT Pro" w:hAnsi="Amasis MT Pro"/>
           <w:sz w:val="28"/>
           <w:szCs w:val="28"/>
         </w:rPr>
@@ -77,6 +573,7 @@
       </w:r>
       <w:r>
         <w:rPr>
+          <w:rFonts w:ascii="Amasis MT Pro" w:hAnsi="Amasis MT Pro"/>
           <w:sz w:val="28"/>
           <w:szCs w:val="28"/>
         </w:rPr>
@@ -84,6 +581,7 @@
       </w:r>
       <w:r>
         <w:rPr>
+          <w:rFonts w:ascii="Amasis MT Pro" w:hAnsi="Amasis MT Pro"/>
           <w:sz w:val="28"/>
           <w:szCs w:val="28"/>
         </w:rPr>
@@ -91,6 +589,7 @@
       </w:r>
       <w:r>
         <w:rPr>
+          <w:rFonts w:ascii="Amasis MT Pro" w:hAnsi="Amasis MT Pro"/>
           <w:sz w:val="28"/>
           <w:szCs w:val="28"/>
         </w:rPr>
@@ -98,44 +597,100 @@
       </w:r>
       <w:r>
         <w:rPr>
-          <w:sz w:val="28"/>
-          <w:szCs w:val="28"/>
-        </w:rPr>
-        <w:t>belle. Inoltre, l’utilizzo di attributi come Foreign Key ed ID ha facilitato la parte di comunicazione tra applicazione e Database.</w:t>
-      </w:r>
-    </w:p>
-    <w:p>
-      <w:pPr>
-        <w:rPr>
-          <w:sz w:val="28"/>
-          <w:szCs w:val="28"/>
-        </w:rPr>
-      </w:pPr>
-      <w:r>
-        <w:rPr>
-          <w:sz w:val="28"/>
-          <w:szCs w:val="28"/>
-        </w:rPr>
-        <w:t xml:space="preserve">Il modulo di Java è stato altrettanto fondamentale per la definizione dei concetti come programmazione OOP (Object </w:t>
-      </w:r>
-      <w:proofErr w:type="spellStart"/>
-      <w:r>
-        <w:rPr>
-          <w:sz w:val="28"/>
-          <w:szCs w:val="28"/>
-        </w:rPr>
-        <w:t>Oriented</w:t>
-      </w:r>
-      <w:proofErr w:type="spellEnd"/>
-      <w:r>
-        <w:rPr>
-          <w:sz w:val="28"/>
-          <w:szCs w:val="28"/>
-        </w:rPr>
-        <w:t xml:space="preserve"> Programming), differenti tecniche ed algoritmi di ordinamento</w:t>
-      </w:r>
-      <w:r>
-        <w:rPr>
+          <w:rFonts w:ascii="Amasis MT Pro" w:hAnsi="Amasis MT Pro"/>
+          <w:sz w:val="28"/>
+          <w:szCs w:val="28"/>
+        </w:rPr>
+        <w:t xml:space="preserve">belle. Inoltre, l’utilizzo di attributi come </w:t>
+      </w:r>
+      <w:r>
+        <w:rPr>
+          <w:rFonts w:ascii="Amasis MT Pro" w:hAnsi="Amasis MT Pro"/>
+          <w:color w:val="FF0000"/>
+          <w:sz w:val="28"/>
+          <w:szCs w:val="28"/>
+        </w:rPr>
+        <w:t>Foreign Key</w:t>
+      </w:r>
+      <w:r>
+        <w:rPr>
+          <w:rFonts w:ascii="Amasis MT Pro" w:hAnsi="Amasis MT Pro"/>
+          <w:sz w:val="28"/>
+          <w:szCs w:val="28"/>
+        </w:rPr>
+        <w:t xml:space="preserve"> ed </w:t>
+      </w:r>
+      <w:r>
+        <w:rPr>
+          <w:rFonts w:ascii="Amasis MT Pro" w:hAnsi="Amasis MT Pro"/>
+          <w:color w:val="FF0000"/>
+          <w:sz w:val="28"/>
+          <w:szCs w:val="28"/>
+        </w:rPr>
+        <w:t>ID</w:t>
+      </w:r>
+      <w:r>
+        <w:rPr>
+          <w:rFonts w:ascii="Amasis MT Pro" w:hAnsi="Amasis MT Pro"/>
+          <w:sz w:val="28"/>
+          <w:szCs w:val="28"/>
+        </w:rPr>
+        <w:t xml:space="preserve"> ha facilitato la parte di comunicazione tra applicazione e Database.</w:t>
+      </w:r>
+    </w:p>
+    <w:p>
+      <w:pPr>
+        <w:rPr>
+          <w:rFonts w:ascii="Amasis MT Pro" w:hAnsi="Amasis MT Pro"/>
+          <w:sz w:val="28"/>
+          <w:szCs w:val="28"/>
+        </w:rPr>
+      </w:pPr>
+      <w:r>
+        <w:rPr>
+          <w:rFonts w:ascii="Amasis MT Pro" w:hAnsi="Amasis MT Pro"/>
+          <w:sz w:val="28"/>
+          <w:szCs w:val="28"/>
+        </w:rPr>
+        <w:t xml:space="preserve">Il modulo di Java è stato altrettanto fondamentale per la definizione dei concetti come programmazione </w:t>
+      </w:r>
+      <w:r>
+        <w:rPr>
+          <w:rFonts w:ascii="Amasis MT Pro" w:hAnsi="Amasis MT Pro"/>
+          <w:color w:val="FF0000"/>
+          <w:sz w:val="28"/>
+          <w:szCs w:val="28"/>
+        </w:rPr>
+        <w:t>OOP</w:t>
+      </w:r>
+      <w:r>
+        <w:rPr>
+          <w:rFonts w:ascii="Amasis MT Pro" w:hAnsi="Amasis MT Pro"/>
+          <w:sz w:val="28"/>
+          <w:szCs w:val="28"/>
+        </w:rPr>
+        <w:t xml:space="preserve"> (</w:t>
+      </w:r>
+      <w:r>
+        <w:rPr>
+          <w:rFonts w:ascii="Amasis MT Pro" w:hAnsi="Amasis MT Pro"/>
+          <w:color w:val="FF0000"/>
+          <w:sz w:val="28"/>
+          <w:szCs w:val="28"/>
+        </w:rPr>
+        <w:t>Object Oriented Programming</w:t>
+      </w:r>
+      <w:r>
+        <w:rPr>
+          <w:rFonts w:ascii="Amasis MT Pro" w:hAnsi="Amasis MT Pro"/>
+          <w:sz w:val="28"/>
+          <w:szCs w:val="28"/>
+        </w:rPr>
+        <w:t>), differenti tecniche ed algoritmi di ordinamento</w:t>
+      </w:r>
+      <w:r>
+        <w:rPr>
+          <w:rFonts w:ascii="Amasis MT Pro" w:hAnsi="Amasis MT Pro"/>
           <w:sz w:val="28"/>
           <w:szCs w:val="28"/>
         </w:rPr>
@@ -143,6 +698,7 @@
       </w:r>
       <w:r>
         <w:rPr>
+          <w:rFonts w:ascii="Amasis MT Pro" w:hAnsi="Amasis MT Pro"/>
           <w:sz w:val="28"/>
           <w:szCs w:val="28"/>
         </w:rPr>
@@ -150,6 +706,7 @@
       </w:r>
       <w:r>
         <w:rPr>
+          <w:rFonts w:ascii="Amasis MT Pro" w:hAnsi="Amasis MT Pro"/>
           <w:sz w:val="28"/>
           <w:szCs w:val="28"/>
         </w:rPr>
@@ -157,6 +714,7 @@
       </w:r>
       <w:r>
         <w:rPr>
+          <w:rFonts w:ascii="Amasis MT Pro" w:hAnsi="Amasis MT Pro"/>
           <w:sz w:val="28"/>
           <w:szCs w:val="28"/>
         </w:rPr>
@@ -164,6 +722,7 @@
       </w:r>
       <w:r>
         <w:rPr>
+          <w:rFonts w:ascii="Amasis MT Pro" w:hAnsi="Amasis MT Pro"/>
           <w:sz w:val="28"/>
           <w:szCs w:val="28"/>
         </w:rPr>
@@ -171,6 +730,7 @@
       </w:r>
       <w:r>
         <w:rPr>
+          <w:rFonts w:ascii="Amasis MT Pro" w:hAnsi="Amasis MT Pro"/>
           <w:sz w:val="28"/>
           <w:szCs w:val="28"/>
         </w:rPr>
@@ -180,35 +740,39 @@
     <w:p>
       <w:pPr>
         <w:rPr>
-          <w:sz w:val="28"/>
-          <w:szCs w:val="28"/>
-        </w:rPr>
-      </w:pPr>
-      <w:r>
-        <w:rPr>
-          <w:sz w:val="28"/>
-          <w:szCs w:val="28"/>
-        </w:rPr>
-        <w:t xml:space="preserve">Attraverso il modulo di Android abbiamo esplorato le architetture del sistema e le logiche all’interno dello sviluppo di </w:t>
-      </w:r>
-      <w:proofErr w:type="gramStart"/>
-      <w:r>
-        <w:rPr>
-          <w:sz w:val="28"/>
-          <w:szCs w:val="28"/>
-        </w:rPr>
-        <w:t>un app</w:t>
-      </w:r>
-      <w:proofErr w:type="gramEnd"/>
-      <w:r>
-        <w:rPr>
-          <w:sz w:val="28"/>
-          <w:szCs w:val="28"/>
-        </w:rPr>
-        <w:t>, creazione dei componenti di layout (parte grafica) ed utilizzo di Java per creare le varie classi modello con i rispettivi attributi</w:t>
-      </w:r>
-      <w:r>
-        <w:rPr>
+          <w:rFonts w:ascii="Amasis MT Pro" w:hAnsi="Amasis MT Pro"/>
+          <w:sz w:val="28"/>
+          <w:szCs w:val="28"/>
+        </w:rPr>
+      </w:pPr>
+      <w:r>
+        <w:rPr>
+          <w:rFonts w:ascii="Amasis MT Pro" w:hAnsi="Amasis MT Pro"/>
+          <w:sz w:val="28"/>
+          <w:szCs w:val="28"/>
+        </w:rPr>
+        <w:t xml:space="preserve">Attraverso il modulo di Android abbiamo esplorato le architetture del sistema e le logiche all’interno dello sviluppo di un app, creazione dei componenti di layout (parte grafica) ed utilizzo di </w:t>
+      </w:r>
+      <w:r>
+        <w:rPr>
+          <w:rFonts w:ascii="Amasis MT Pro" w:hAnsi="Amasis MT Pro"/>
+          <w:color w:val="FF0000"/>
+          <w:sz w:val="28"/>
+          <w:szCs w:val="28"/>
+        </w:rPr>
+        <w:t>Java</w:t>
+      </w:r>
+      <w:r>
+        <w:rPr>
+          <w:rFonts w:ascii="Amasis MT Pro" w:hAnsi="Amasis MT Pro"/>
+          <w:sz w:val="28"/>
+          <w:szCs w:val="28"/>
+        </w:rPr>
+        <w:t xml:space="preserve"> per creare le varie classi modello con i rispettivi attributi</w:t>
+      </w:r>
+      <w:r>
+        <w:rPr>
+          <w:rFonts w:ascii="Amasis MT Pro" w:hAnsi="Amasis MT Pro"/>
           <w:sz w:val="28"/>
           <w:szCs w:val="28"/>
         </w:rPr>
@@ -218,19 +782,39 @@
     <w:p>
       <w:pPr>
         <w:rPr>
-          <w:sz w:val="28"/>
-          <w:szCs w:val="28"/>
-        </w:rPr>
-      </w:pPr>
-      <w:r>
-        <w:rPr>
-          <w:sz w:val="28"/>
-          <w:szCs w:val="28"/>
-        </w:rPr>
-        <w:t xml:space="preserve">Il modulo di Backend (utilizzo di Flask e strumenti come </w:t>
-      </w:r>
-      <w:r>
-        <w:rPr>
+          <w:rFonts w:ascii="Amasis MT Pro" w:hAnsi="Amasis MT Pro"/>
+          <w:sz w:val="28"/>
+          <w:szCs w:val="28"/>
+        </w:rPr>
+      </w:pPr>
+      <w:r>
+        <w:rPr>
+          <w:rFonts w:ascii="Amasis MT Pro" w:hAnsi="Amasis MT Pro"/>
+          <w:sz w:val="28"/>
+          <w:szCs w:val="28"/>
+        </w:rPr>
+        <w:t xml:space="preserve">Il modulo di </w:t>
+      </w:r>
+      <w:r>
+        <w:rPr>
+          <w:rFonts w:ascii="Amasis MT Pro" w:hAnsi="Amasis MT Pro"/>
+          <w:color w:val="FF0000"/>
+          <w:sz w:val="28"/>
+          <w:szCs w:val="28"/>
+        </w:rPr>
+        <w:t>Backend</w:t>
+      </w:r>
+      <w:r>
+        <w:rPr>
+          <w:rFonts w:ascii="Amasis MT Pro" w:hAnsi="Amasis MT Pro"/>
+          <w:sz w:val="28"/>
+          <w:szCs w:val="28"/>
+        </w:rPr>
+        <w:t xml:space="preserve"> (utilizzo di Flask e strumenti come </w:t>
+      </w:r>
+      <w:r>
+        <w:rPr>
+          <w:rFonts w:ascii="Amasis MT Pro" w:hAnsi="Amasis MT Pro"/>
           <w:sz w:val="28"/>
           <w:szCs w:val="28"/>
         </w:rPr>
@@ -238,13 +822,32 @@
       </w:r>
       <w:r>
         <w:rPr>
-          <w:sz w:val="28"/>
-          <w:szCs w:val="28"/>
-        </w:rPr>
-        <w:t xml:space="preserve"> API REST) ha dettato gli standard di gestione del flusso di dati e la comunicazione tra Server e Client</w:t>
-      </w:r>
-      <w:r>
-        <w:rPr>
+          <w:rFonts w:ascii="Amasis MT Pro" w:hAnsi="Amasis MT Pro"/>
+          <w:sz w:val="28"/>
+          <w:szCs w:val="28"/>
+        </w:rPr>
+        <w:t xml:space="preserve"> </w:t>
+      </w:r>
+      <w:r>
+        <w:rPr>
+          <w:rFonts w:ascii="Amasis MT Pro" w:hAnsi="Amasis MT Pro"/>
+          <w:color w:val="FF0000"/>
+          <w:sz w:val="28"/>
+          <w:szCs w:val="28"/>
+        </w:rPr>
+        <w:t>API REST</w:t>
+      </w:r>
+      <w:r>
+        <w:rPr>
+          <w:rFonts w:ascii="Amasis MT Pro" w:hAnsi="Amasis MT Pro"/>
+          <w:sz w:val="28"/>
+          <w:szCs w:val="28"/>
+        </w:rPr>
+        <w:t>) ha dettato gli standard di gestione del flusso di dati e la comunicazione tra Server e Client</w:t>
+      </w:r>
+      <w:r>
+        <w:rPr>
+          <w:rFonts w:ascii="Amasis MT Pro" w:hAnsi="Amasis MT Pro"/>
           <w:sz w:val="28"/>
           <w:szCs w:val="28"/>
         </w:rPr>
@@ -254,12 +857,43 @@
     <w:p>
       <w:pPr>
         <w:rPr>
-          <w:sz w:val="28"/>
-          <w:szCs w:val="28"/>
-        </w:rPr>
-      </w:pPr>
-      <w:r>
-        <w:rPr>
+          <w:rFonts w:ascii="Amasis MT Pro" w:hAnsi="Amasis MT Pro"/>
+          <w:sz w:val="28"/>
+          <w:szCs w:val="28"/>
+        </w:rPr>
+      </w:pPr>
+      <w:r>
+        <w:rPr>
+          <w:rFonts w:ascii="Amasis MT Pro" w:hAnsi="Amasis MT Pro"/>
+          <w:sz w:val="28"/>
+          <w:szCs w:val="28"/>
+        </w:rPr>
+        <w:t>Tutto ciò che riguarda gli strumenti ed il linguaggio saranno approfonditi all’interno del seguente capitolo: “</w:t>
+      </w:r>
+      <w:r>
+        <w:rPr>
+          <w:rFonts w:ascii="Amasis MT Pro" w:hAnsi="Amasis MT Pro"/>
+        </w:rPr>
+        <w:t>LINGUAGGIO E TECNOLOGIE UTILIZZATI</w:t>
+      </w:r>
+      <w:r>
+        <w:rPr>
+          <w:rFonts w:ascii="Amasis MT Pro" w:hAnsi="Amasis MT Pro"/>
+        </w:rPr>
+        <w:t>”.</w:t>
+      </w:r>
+    </w:p>
+    <w:p>
+      <w:pPr>
+        <w:rPr>
+          <w:rFonts w:ascii="Amasis MT Pro" w:hAnsi="Amasis MT Pro"/>
+          <w:sz w:val="28"/>
+          <w:szCs w:val="28"/>
+        </w:rPr>
+      </w:pPr>
+      <w:r>
+        <w:rPr>
+          <w:rFonts w:ascii="Amasis MT Pro" w:hAnsi="Amasis MT Pro"/>
           <w:sz w:val="28"/>
           <w:szCs w:val="28"/>
         </w:rPr>
@@ -267,6 +901,7 @@
       </w:r>
       <w:r>
         <w:rPr>
+          <w:rFonts w:ascii="Amasis MT Pro" w:hAnsi="Amasis MT Pro"/>
           <w:sz w:val="28"/>
           <w:szCs w:val="28"/>
         </w:rPr>
@@ -274,6 +909,7 @@
       </w:r>
       <w:r>
         <w:rPr>
+          <w:rFonts w:ascii="Amasis MT Pro" w:hAnsi="Amasis MT Pro"/>
           <w:sz w:val="28"/>
           <w:szCs w:val="28"/>
         </w:rPr>
@@ -281,6 +917,7 @@
       </w:r>
       <w:r>
         <w:rPr>
+          <w:rFonts w:ascii="Amasis MT Pro" w:hAnsi="Amasis MT Pro"/>
           <w:sz w:val="28"/>
           <w:szCs w:val="28"/>
         </w:rPr>
@@ -288,6 +925,7 @@
       </w:r>
       <w:r>
         <w:rPr>
+          <w:rFonts w:ascii="Amasis MT Pro" w:hAnsi="Amasis MT Pro"/>
           <w:sz w:val="28"/>
           <w:szCs w:val="28"/>
         </w:rPr>
@@ -295,6 +933,7 @@
       </w:r>
       <w:r>
         <w:rPr>
+          <w:rFonts w:ascii="Amasis MT Pro" w:hAnsi="Amasis MT Pro"/>
           <w:sz w:val="28"/>
           <w:szCs w:val="28"/>
         </w:rPr>
@@ -302,6 +941,7 @@
       </w:r>
       <w:r>
         <w:rPr>
+          <w:rFonts w:ascii="Amasis MT Pro" w:hAnsi="Amasis MT Pro"/>
           <w:sz w:val="28"/>
           <w:szCs w:val="28"/>
         </w:rPr>
@@ -309,6 +949,7 @@
       </w:r>
       <w:r>
         <w:rPr>
+          <w:rFonts w:ascii="Amasis MT Pro" w:hAnsi="Amasis MT Pro"/>
           <w:sz w:val="28"/>
           <w:szCs w:val="28"/>
         </w:rPr>
@@ -316,6 +957,7 @@
       </w:r>
       <w:r>
         <w:rPr>
+          <w:rFonts w:ascii="Amasis MT Pro" w:hAnsi="Amasis MT Pro"/>
           <w:sz w:val="28"/>
           <w:szCs w:val="28"/>
         </w:rPr>
@@ -323,6 +965,7 @@
       </w:r>
       <w:r>
         <w:rPr>
+          <w:rFonts w:ascii="Amasis MT Pro" w:hAnsi="Amasis MT Pro"/>
           <w:sz w:val="28"/>
           <w:szCs w:val="28"/>
         </w:rPr>
@@ -330,6 +973,7 @@
       </w:r>
       <w:r>
         <w:rPr>
+          <w:rFonts w:ascii="Amasis MT Pro" w:hAnsi="Amasis MT Pro"/>
           <w:sz w:val="28"/>
           <w:szCs w:val="28"/>
         </w:rPr>
@@ -337,6 +981,7 @@
       </w:r>
       <w:r>
         <w:rPr>
+          <w:rFonts w:ascii="Amasis MT Pro" w:hAnsi="Amasis MT Pro"/>
           <w:sz w:val="28"/>
           <w:szCs w:val="28"/>
         </w:rPr>
@@ -344,6 +989,7 @@
       </w:r>
       <w:r>
         <w:rPr>
+          <w:rFonts w:ascii="Amasis MT Pro" w:hAnsi="Amasis MT Pro"/>
           <w:sz w:val="28"/>
           <w:szCs w:val="28"/>
         </w:rPr>
@@ -351,6 +997,7 @@
       </w:r>
       <w:r>
         <w:rPr>
+          <w:rFonts w:ascii="Amasis MT Pro" w:hAnsi="Amasis MT Pro"/>
           <w:sz w:val="28"/>
           <w:szCs w:val="28"/>
         </w:rPr>
@@ -358,14 +1005,17 @@
       </w:r>
       <w:r>
         <w:rPr>
+          <w:rFonts w:ascii="Amasis MT Pro" w:hAnsi="Amasis MT Pro"/>
           <w:color w:val="FF0000"/>
           <w:sz w:val="28"/>
           <w:szCs w:val="28"/>
+          <w:u w:val="single"/>
         </w:rPr>
         <w:t xml:space="preserve">Crikle </w:t>
       </w:r>
       <w:r>
         <w:rPr>
+          <w:rFonts w:ascii="Amasis MT Pro" w:hAnsi="Amasis MT Pro"/>
           <w:sz w:val="28"/>
           <w:szCs w:val="28"/>
         </w:rPr>
@@ -373,6 +1023,7 @@
       </w:r>
       <w:r>
         <w:rPr>
+          <w:rFonts w:ascii="Amasis MT Pro" w:hAnsi="Amasis MT Pro"/>
           <w:sz w:val="28"/>
           <w:szCs w:val="28"/>
         </w:rPr>
@@ -380,6 +1031,7 @@
       </w:r>
       <w:r>
         <w:rPr>
+          <w:rFonts w:ascii="Amasis MT Pro" w:hAnsi="Amasis MT Pro"/>
           <w:sz w:val="28"/>
           <w:szCs w:val="28"/>
         </w:rPr>
@@ -387,6 +1039,7 @@
       </w:r>
       <w:r>
         <w:rPr>
+          <w:rFonts w:ascii="Amasis MT Pro" w:hAnsi="Amasis MT Pro"/>
           <w:sz w:val="28"/>
           <w:szCs w:val="28"/>
         </w:rPr>
@@ -394,6 +1047,7 @@
       </w:r>
       <w:r>
         <w:rPr>
+          <w:rFonts w:ascii="Amasis MT Pro" w:hAnsi="Amasis MT Pro"/>
           <w:sz w:val="28"/>
           <w:szCs w:val="28"/>
         </w:rPr>
@@ -401,6 +1055,7 @@
       </w:r>
       <w:r>
         <w:rPr>
+          <w:rFonts w:ascii="Amasis MT Pro" w:hAnsi="Amasis MT Pro"/>
           <w:sz w:val="28"/>
           <w:szCs w:val="28"/>
         </w:rPr>
@@ -408,6 +1063,7 @@
       </w:r>
       <w:r>
         <w:rPr>
+          <w:rFonts w:ascii="Amasis MT Pro" w:hAnsi="Amasis MT Pro"/>
           <w:sz w:val="28"/>
           <w:szCs w:val="28"/>
         </w:rPr>
@@ -415,6 +1071,7 @@
       </w:r>
       <w:r>
         <w:rPr>
+          <w:rFonts w:ascii="Amasis MT Pro" w:hAnsi="Amasis MT Pro"/>
           <w:sz w:val="28"/>
           <w:szCs w:val="28"/>
         </w:rPr>
@@ -422,6 +1079,7 @@
       </w:r>
       <w:r>
         <w:rPr>
+          <w:rFonts w:ascii="Amasis MT Pro" w:hAnsi="Amasis MT Pro"/>
           <w:sz w:val="28"/>
           <w:szCs w:val="28"/>
         </w:rPr>
@@ -430,556 +1088,446 @@
     </w:p>
     <w:p>
       <w:pPr>
-        <w:jc w:val="both"/>
-      </w:pPr>
-    </w:p>
-    <w:p>
-      <w:pPr>
-        <w:jc w:val="both"/>
-      </w:pPr>
-    </w:p>
-    <w:p>
-      <w:pPr>
-        <w:jc w:val="both"/>
-        <w:rPr>
+        <w:rPr>
+          <w:rFonts w:ascii="Amasis MT Pro" w:hAnsi="Amasis MT Pro"/>
+        </w:rPr>
+      </w:pPr>
+    </w:p>
+    <w:p>
+      <w:pPr>
+        <w:jc w:val="center"/>
+        <w:rPr>
+          <w:rFonts w:ascii="Amasis MT Pro" w:hAnsi="Amasis MT Pro"/>
+        </w:rPr>
+      </w:pPr>
+    </w:p>
+    <w:p>
+      <w:pPr>
+        <w:jc w:val="center"/>
+        <w:rPr>
+          <w:rFonts w:ascii="Amasis MT Pro" w:hAnsi="Amasis MT Pro"/>
           <w:sz w:val="36"/>
           <w:szCs w:val="36"/>
         </w:rPr>
       </w:pPr>
-      <w:r>
-        <w:rPr>
+    </w:p>
+    <w:p>
+      <w:pPr>
+        <w:jc w:val="both"/>
+        <w:rPr>
+          <w:rFonts w:ascii="Amasis MT Pro" w:hAnsi="Amasis MT Pro"/>
           <w:sz w:val="36"/>
           <w:szCs w:val="36"/>
         </w:rPr>
-        <w:t>S</w:t>
-      </w:r>
-      <w:r>
-        <w:rPr>
+      </w:pPr>
+      <w:r>
+        <w:rPr>
+          <w:rFonts w:ascii="Amasis MT Pro" w:hAnsi="Amasis MT Pro"/>
           <w:sz w:val="36"/>
           <w:szCs w:val="36"/>
         </w:rPr>
-        <w:t>copo e motivazioni</w:t>
-      </w:r>
-    </w:p>
-    <w:p>
-      <w:pPr>
-        <w:jc w:val="both"/>
-        <w:rPr>
-          <w:sz w:val="28"/>
-          <w:szCs w:val="28"/>
-        </w:rPr>
-      </w:pPr>
-      <w:r>
-        <w:rPr>
-          <w:sz w:val="28"/>
-          <w:szCs w:val="28"/>
-        </w:rPr>
-        <w:t xml:space="preserve">La principale richiesta </w:t>
-      </w:r>
-      <w:r>
-        <w:rPr>
-          <w:sz w:val="28"/>
-          <w:szCs w:val="28"/>
-        </w:rPr>
-        <w:t xml:space="preserve">per il modulo di Project Work </w:t>
-      </w:r>
-      <w:r>
-        <w:rPr>
-          <w:sz w:val="28"/>
-          <w:szCs w:val="28"/>
-        </w:rPr>
-        <w:t xml:space="preserve">è stata di pensare all’idea di </w:t>
-      </w:r>
-      <w:proofErr w:type="gramStart"/>
-      <w:r>
-        <w:rPr>
-          <w:sz w:val="28"/>
-          <w:szCs w:val="28"/>
-        </w:rPr>
-        <w:t>un app</w:t>
-      </w:r>
-      <w:proofErr w:type="gramEnd"/>
-      <w:r>
-        <w:rPr>
-          <w:sz w:val="28"/>
-          <w:szCs w:val="28"/>
-        </w:rPr>
-        <w:t xml:space="preserve"> </w:t>
-      </w:r>
-      <w:r>
-        <w:rPr>
-          <w:sz w:val="28"/>
-          <w:szCs w:val="28"/>
-        </w:rPr>
-        <w:t>(e</w:t>
-      </w:r>
-      <w:r>
-        <w:rPr>
-          <w:sz w:val="28"/>
-          <w:szCs w:val="28"/>
-        </w:rPr>
-        <w:t xml:space="preserve"> della conseguente tematica) </w:t>
-      </w:r>
-      <w:r>
-        <w:rPr>
-          <w:sz w:val="28"/>
-          <w:szCs w:val="28"/>
-        </w:rPr>
-        <w:t>come possibile progetto su cui lavorare in diversi gruppi tra colleghi per prepara</w:t>
-      </w:r>
-      <w:r>
-        <w:rPr>
-          <w:sz w:val="28"/>
-          <w:szCs w:val="28"/>
-        </w:rPr>
-        <w:t>rsi</w:t>
-      </w:r>
-      <w:r>
-        <w:rPr>
-          <w:sz w:val="28"/>
-          <w:szCs w:val="28"/>
-        </w:rPr>
-        <w:t xml:space="preserve"> al</w:t>
-      </w:r>
-      <w:r>
-        <w:rPr>
-          <w:sz w:val="28"/>
-          <w:szCs w:val="28"/>
-        </w:rPr>
-        <w:t xml:space="preserve"> progetto formativo</w:t>
-      </w:r>
-      <w:r>
-        <w:rPr>
-          <w:sz w:val="28"/>
-          <w:szCs w:val="28"/>
-        </w:rPr>
-        <w:t xml:space="preserve"> in stage ed avere </w:t>
-      </w:r>
-      <w:r>
-        <w:rPr>
-          <w:sz w:val="28"/>
-          <w:szCs w:val="28"/>
-        </w:rPr>
-        <w:lastRenderedPageBreak/>
-        <w:t>modo di “sondare terreno” nel</w:t>
-      </w:r>
-      <w:r>
-        <w:rPr>
-          <w:sz w:val="28"/>
-          <w:szCs w:val="28"/>
-        </w:rPr>
-        <w:t xml:space="preserve"> vasto campo della programmazione di applicazioni Android. </w:t>
-      </w:r>
-    </w:p>
-    <w:p>
-      <w:pPr>
-        <w:jc w:val="both"/>
-        <w:rPr>
-          <w:sz w:val="28"/>
-          <w:szCs w:val="28"/>
-        </w:rPr>
-      </w:pPr>
-      <w:r>
-        <w:rPr>
-          <w:sz w:val="28"/>
-          <w:szCs w:val="28"/>
-        </w:rPr>
-        <w:t>La versione utilizzata è Android 6.0 (Marshmallow) con API level 23</w:t>
-      </w:r>
-      <w:r>
-        <w:rPr>
-          <w:sz w:val="28"/>
-          <w:szCs w:val="28"/>
-        </w:rPr>
-        <w:t>.</w:t>
-      </w:r>
-    </w:p>
-    <w:p>
-      <w:pPr>
-        <w:jc w:val="both"/>
-        <w:rPr>
-          <w:sz w:val="28"/>
-          <w:szCs w:val="28"/>
-        </w:rPr>
-      </w:pPr>
-      <w:r>
-        <w:rPr>
-          <w:sz w:val="28"/>
-          <w:szCs w:val="28"/>
-        </w:rPr>
-        <w:t>Nel nostro caso, abbiamo avuto modo di lavorare su un’applicazione riguardante gli animali, la gestione degli animali dell’utente e le varie interazioni anche a livello commerciale per creare un potenziale fattore economico dietro all’idea.</w:t>
-      </w:r>
-    </w:p>
-    <w:p>
-      <w:pPr>
-        <w:jc w:val="both"/>
-        <w:rPr>
-          <w:sz w:val="28"/>
-          <w:szCs w:val="28"/>
-        </w:rPr>
-      </w:pPr>
-      <w:r>
-        <w:rPr>
-          <w:sz w:val="28"/>
-          <w:szCs w:val="28"/>
-        </w:rPr>
-        <w:t>Brevemente, l’applicazione avrebbe come obiettivo la possibilità da parte dell’utente di gestire la registrazione di vari animali domestici e delle loro conseguenti caratteristiche (dati come nome, peso, altezza e condizioni cliniche).</w:t>
-      </w:r>
-    </w:p>
-    <w:p>
-      <w:pPr>
-        <w:jc w:val="both"/>
-        <w:rPr>
-          <w:sz w:val="28"/>
-          <w:szCs w:val="28"/>
-        </w:rPr>
-      </w:pPr>
-      <w:r>
-        <w:rPr>
-          <w:sz w:val="28"/>
-          <w:szCs w:val="28"/>
-        </w:rPr>
-        <w:t xml:space="preserve">Inoltre, sarà facilitato anche nella registrazione delle varie attività che l’utente permette all’animale di intraprendere. Le attività in questione saranno i servizi di Toilettatura, addestramento, veterinario e petsitting. </w:t>
-      </w:r>
-    </w:p>
-    <w:p>
-      <w:pPr>
-        <w:jc w:val="both"/>
-        <w:rPr>
-          <w:color w:val="FF0000"/>
-          <w:sz w:val="28"/>
-          <w:szCs w:val="28"/>
-        </w:rPr>
-      </w:pPr>
-      <w:r>
-        <w:rPr>
-          <w:sz w:val="28"/>
-          <w:szCs w:val="28"/>
-        </w:rPr>
-        <w:t xml:space="preserve">La nostra applicazione mette a disposizione un </w:t>
-      </w:r>
-      <w:r>
-        <w:rPr>
-          <w:sz w:val="28"/>
-          <w:szCs w:val="28"/>
-        </w:rPr>
-        <w:t>“</w:t>
-      </w:r>
-      <w:r>
-        <w:rPr>
-          <w:sz w:val="28"/>
-          <w:szCs w:val="28"/>
-        </w:rPr>
-        <w:t>portale</w:t>
-      </w:r>
-      <w:r>
-        <w:rPr>
-          <w:sz w:val="28"/>
-          <w:szCs w:val="28"/>
-        </w:rPr>
-        <w:t>”</w:t>
-      </w:r>
-      <w:r>
-        <w:rPr>
-          <w:sz w:val="28"/>
-          <w:szCs w:val="28"/>
-        </w:rPr>
-        <w:t xml:space="preserve"> per memorizzare i dati dei propri animali domestici</w:t>
-      </w:r>
-      <w:r>
-        <w:rPr>
-          <w:sz w:val="28"/>
-          <w:szCs w:val="28"/>
-        </w:rPr>
-        <w:t>, i loro bisogni e</w:t>
-      </w:r>
-      <w:r>
-        <w:rPr>
-          <w:sz w:val="28"/>
-          <w:szCs w:val="28"/>
-        </w:rPr>
-        <w:t>d</w:t>
-      </w:r>
-      <w:r>
-        <w:rPr>
-          <w:sz w:val="28"/>
-          <w:szCs w:val="28"/>
-        </w:rPr>
-        <w:t xml:space="preserve"> appuntamenti.</w:t>
-      </w:r>
-      <w:r>
-        <w:rPr>
-          <w:sz w:val="28"/>
-          <w:szCs w:val="28"/>
-        </w:rPr>
-        <w:t xml:space="preserve"> </w:t>
-      </w:r>
-      <w:r>
-        <w:rPr>
-          <w:sz w:val="28"/>
-          <w:szCs w:val="28"/>
-        </w:rPr>
-        <w:t>È inoltre possibile cercare attività</w:t>
-      </w:r>
-      <w:r>
-        <w:rPr>
-          <w:sz w:val="28"/>
-          <w:szCs w:val="28"/>
-        </w:rPr>
-        <w:t xml:space="preserve"> </w:t>
-      </w:r>
-      <w:proofErr w:type="gramStart"/>
-      <w:r>
-        <w:rPr>
-          <w:sz w:val="28"/>
-          <w:szCs w:val="28"/>
-        </w:rPr>
-        <w:t>commerciali</w:t>
-      </w:r>
-      <w:r>
-        <w:rPr>
-          <w:sz w:val="28"/>
-          <w:szCs w:val="28"/>
-        </w:rPr>
-        <w:t xml:space="preserve">  legat</w:t>
-      </w:r>
-      <w:r>
-        <w:rPr>
-          <w:sz w:val="28"/>
-          <w:szCs w:val="28"/>
-        </w:rPr>
-        <w:t>e</w:t>
-      </w:r>
-      <w:proofErr w:type="gramEnd"/>
-      <w:r>
-        <w:rPr>
-          <w:sz w:val="28"/>
-          <w:szCs w:val="28"/>
-        </w:rPr>
-        <w:t xml:space="preserve"> </w:t>
-      </w:r>
-      <w:r>
-        <w:rPr>
-          <w:sz w:val="28"/>
-          <w:szCs w:val="28"/>
-        </w:rPr>
-        <w:t>agli animali da compagnia, consultarne orari, recensioni e fissare appuntamenti.</w:t>
-      </w:r>
-      <w:r>
-        <w:rPr>
-          <w:sz w:val="28"/>
-          <w:szCs w:val="28"/>
-        </w:rPr>
-        <w:t xml:space="preserve"> </w:t>
-      </w:r>
-      <w:r>
-        <w:rPr>
-          <w:color w:val="FF0000"/>
-          <w:sz w:val="28"/>
-          <w:szCs w:val="28"/>
-        </w:rPr>
-        <w:t xml:space="preserve">Le funzionalità </w:t>
-      </w:r>
-      <w:r>
-        <w:rPr>
-          <w:color w:val="FF0000"/>
-          <w:sz w:val="28"/>
-          <w:szCs w:val="28"/>
-        </w:rPr>
-        <w:t>dell’app</w:t>
-      </w:r>
-      <w:r>
-        <w:rPr>
-          <w:color w:val="FF0000"/>
-          <w:sz w:val="28"/>
-          <w:szCs w:val="28"/>
-        </w:rPr>
-        <w:t xml:space="preserve"> sono state pensate in base a cosa potrebbe servire a una persona con animali domestici e a come semplificare la loro organizzazione, dato che per primi i membri del gruppo hanno appunto più animali a carico.</w:t>
-      </w:r>
-    </w:p>
-    <w:p>
-      <w:pPr>
-        <w:jc w:val="both"/>
-        <w:rPr>
-          <w:color w:val="FF0000"/>
-        </w:rPr>
-      </w:pPr>
-    </w:p>
-    <w:p>
-      <w:pPr>
-        <w:jc w:val="both"/>
-        <w:rPr>
+        <w:t>S</w:t>
+      </w:r>
+      <w:r>
+        <w:rPr>
+          <w:rFonts w:ascii="Amasis MT Pro" w:hAnsi="Amasis MT Pro"/>
           <w:sz w:val="36"/>
           <w:szCs w:val="36"/>
         </w:rPr>
-      </w:pPr>
-      <w:r>
-        <w:rPr>
+        <w:t>copo e motivazioni</w:t>
+      </w:r>
+    </w:p>
+    <w:p>
+      <w:pPr>
+        <w:jc w:val="both"/>
+        <w:rPr>
+          <w:rFonts w:ascii="Amasis MT Pro" w:hAnsi="Amasis MT Pro"/>
+          <w:sz w:val="28"/>
+          <w:szCs w:val="28"/>
+        </w:rPr>
+      </w:pPr>
+    </w:p>
+    <w:p>
+      <w:pPr>
+        <w:rPr>
+          <w:rFonts w:ascii="Amasis MT Pro" w:hAnsi="Amasis MT Pro"/>
+          <w:sz w:val="28"/>
+          <w:szCs w:val="28"/>
+        </w:rPr>
+      </w:pPr>
+      <w:r>
+        <w:rPr>
+          <w:rFonts w:ascii="Amasis MT Pro" w:hAnsi="Amasis MT Pro"/>
+          <w:sz w:val="28"/>
+          <w:szCs w:val="28"/>
+        </w:rPr>
+        <w:t xml:space="preserve">La principale richiesta </w:t>
+      </w:r>
+      <w:r>
+        <w:rPr>
+          <w:rFonts w:ascii="Amasis MT Pro" w:hAnsi="Amasis MT Pro"/>
+          <w:sz w:val="28"/>
+          <w:szCs w:val="28"/>
+        </w:rPr>
+        <w:t xml:space="preserve">per il modulo di Project Work </w:t>
+      </w:r>
+      <w:r>
+        <w:rPr>
+          <w:rFonts w:ascii="Amasis MT Pro" w:hAnsi="Amasis MT Pro"/>
+          <w:sz w:val="28"/>
+          <w:szCs w:val="28"/>
+        </w:rPr>
+        <w:t xml:space="preserve">è stata di pensare all’idea di un app </w:t>
+      </w:r>
+      <w:r>
+        <w:rPr>
+          <w:rFonts w:ascii="Amasis MT Pro" w:hAnsi="Amasis MT Pro"/>
+          <w:sz w:val="28"/>
+          <w:szCs w:val="28"/>
+        </w:rPr>
+        <w:t>(e</w:t>
+      </w:r>
+      <w:r>
+        <w:rPr>
+          <w:rFonts w:ascii="Amasis MT Pro" w:hAnsi="Amasis MT Pro"/>
+          <w:sz w:val="28"/>
+          <w:szCs w:val="28"/>
+        </w:rPr>
+        <w:t xml:space="preserve"> della conseguente tematica) </w:t>
+      </w:r>
+      <w:r>
+        <w:rPr>
+          <w:rFonts w:ascii="Amasis MT Pro" w:hAnsi="Amasis MT Pro"/>
+          <w:sz w:val="28"/>
+          <w:szCs w:val="28"/>
+        </w:rPr>
+        <w:t>come possibile progetto su cui lavorare in diversi gruppi tra colleghi per prepara</w:t>
+      </w:r>
+      <w:r>
+        <w:rPr>
+          <w:rFonts w:ascii="Amasis MT Pro" w:hAnsi="Amasis MT Pro"/>
+          <w:sz w:val="28"/>
+          <w:szCs w:val="28"/>
+        </w:rPr>
+        <w:t>rsi</w:t>
+      </w:r>
+      <w:r>
+        <w:rPr>
+          <w:rFonts w:ascii="Amasis MT Pro" w:hAnsi="Amasis MT Pro"/>
+          <w:sz w:val="28"/>
+          <w:szCs w:val="28"/>
+        </w:rPr>
+        <w:t xml:space="preserve"> al</w:t>
+      </w:r>
+      <w:r>
+        <w:rPr>
+          <w:rFonts w:ascii="Amasis MT Pro" w:hAnsi="Amasis MT Pro"/>
+          <w:sz w:val="28"/>
+          <w:szCs w:val="28"/>
+        </w:rPr>
+        <w:t xml:space="preserve"> progetto formativo</w:t>
+      </w:r>
+      <w:r>
+        <w:rPr>
+          <w:rFonts w:ascii="Amasis MT Pro" w:hAnsi="Amasis MT Pro"/>
+          <w:sz w:val="28"/>
+          <w:szCs w:val="28"/>
+        </w:rPr>
+        <w:t xml:space="preserve"> in stage ed avere modo di “sondare terreno” nel</w:t>
+      </w:r>
+      <w:r>
+        <w:rPr>
+          <w:rFonts w:ascii="Amasis MT Pro" w:hAnsi="Amasis MT Pro"/>
+          <w:sz w:val="28"/>
+          <w:szCs w:val="28"/>
+        </w:rPr>
+        <w:t xml:space="preserve"> vasto campo della programmazione di applicazioni Android. </w:t>
+      </w:r>
+      <w:r>
+        <w:rPr>
+          <w:rFonts w:ascii="Amasis MT Pro" w:hAnsi="Amasis MT Pro"/>
+          <w:sz w:val="28"/>
+          <w:szCs w:val="28"/>
+        </w:rPr>
+        <w:t xml:space="preserve">La versione utilizzata è Android 6.0 (Marshmallow) con API </w:t>
+      </w:r>
+      <w:proofErr w:type="spellStart"/>
+      <w:r>
+        <w:rPr>
+          <w:rFonts w:ascii="Amasis MT Pro" w:hAnsi="Amasis MT Pro"/>
+          <w:sz w:val="28"/>
+          <w:szCs w:val="28"/>
+        </w:rPr>
+        <w:t>level</w:t>
+      </w:r>
+      <w:proofErr w:type="spellEnd"/>
+      <w:r>
+        <w:rPr>
+          <w:rFonts w:ascii="Amasis MT Pro" w:hAnsi="Amasis MT Pro"/>
+          <w:sz w:val="28"/>
+          <w:szCs w:val="28"/>
+        </w:rPr>
+        <w:t xml:space="preserve"> 23</w:t>
+      </w:r>
+      <w:r>
+        <w:rPr>
+          <w:rFonts w:ascii="Amasis MT Pro" w:hAnsi="Amasis MT Pro"/>
+          <w:sz w:val="28"/>
+          <w:szCs w:val="28"/>
+        </w:rPr>
+        <w:t>.</w:t>
+      </w:r>
+    </w:p>
+    <w:p>
+      <w:pPr>
+        <w:rPr>
+          <w:rFonts w:ascii="Amasis MT Pro" w:hAnsi="Amasis MT Pro"/>
+          <w:sz w:val="28"/>
+          <w:szCs w:val="28"/>
+        </w:rPr>
+      </w:pPr>
+      <w:r>
+        <w:rPr>
+          <w:rFonts w:ascii="Amasis MT Pro" w:hAnsi="Amasis MT Pro"/>
+          <w:sz w:val="28"/>
+          <w:szCs w:val="28"/>
+        </w:rPr>
+        <w:t>Nel nostro caso, abbiamo avuto modo di lavorare su un’applicazione riguardante gli animali, la gestione degli animali dell’utente e le varie interazioni anche a livello commerciale per creare un potenziale fattore economico dietro all’idea.</w:t>
+      </w:r>
+    </w:p>
+    <w:p>
+      <w:pPr>
+        <w:rPr>
+          <w:rFonts w:ascii="Amasis MT Pro" w:hAnsi="Amasis MT Pro"/>
+          <w:sz w:val="28"/>
+          <w:szCs w:val="28"/>
+        </w:rPr>
+      </w:pPr>
+      <w:r>
+        <w:rPr>
+          <w:rFonts w:ascii="Amasis MT Pro" w:hAnsi="Amasis MT Pro"/>
+          <w:sz w:val="28"/>
+          <w:szCs w:val="28"/>
+        </w:rPr>
+        <w:t>L’idea nasce dal fatto che i componenti del gruppo possiedono almeno un animale e comprendono bene quale possa essere l’esigenza dell’utente nei confronti del propri</w:t>
+      </w:r>
+      <w:r>
+        <w:rPr>
+          <w:rFonts w:ascii="Amasis MT Pro" w:hAnsi="Amasis MT Pro"/>
+          <w:sz w:val="28"/>
+          <w:szCs w:val="28"/>
+        </w:rPr>
+        <w:t>o amico a quattro zampe</w:t>
+      </w:r>
+      <w:r>
+        <w:rPr>
+          <w:rFonts w:ascii="Amasis MT Pro" w:hAnsi="Amasis MT Pro"/>
+          <w:sz w:val="28"/>
+          <w:szCs w:val="28"/>
+        </w:rPr>
+        <w:t xml:space="preserve">. Questo ha fatto si che si creasse </w:t>
+      </w:r>
+      <w:proofErr w:type="spellStart"/>
+      <w:r>
+        <w:rPr>
+          <w:rFonts w:ascii="Amasis MT Pro" w:hAnsi="Amasis MT Pro"/>
+          <w:sz w:val="28"/>
+          <w:szCs w:val="28"/>
+        </w:rPr>
+        <w:t>Crikle</w:t>
+      </w:r>
+      <w:proofErr w:type="spellEnd"/>
+      <w:r>
+        <w:rPr>
+          <w:rFonts w:ascii="Amasis MT Pro" w:hAnsi="Amasis MT Pro"/>
+          <w:sz w:val="28"/>
+          <w:szCs w:val="28"/>
+        </w:rPr>
+        <w:t xml:space="preserve"> senza troppe esitazioni. </w:t>
+      </w:r>
+    </w:p>
+    <w:p>
+      <w:pPr>
+        <w:rPr>
+          <w:rFonts w:ascii="Amasis MT Pro" w:hAnsi="Amasis MT Pro"/>
+          <w:sz w:val="28"/>
+          <w:szCs w:val="28"/>
+        </w:rPr>
+      </w:pPr>
+      <w:r>
+        <w:rPr>
+          <w:rFonts w:ascii="Amasis MT Pro" w:hAnsi="Amasis MT Pro"/>
+          <w:sz w:val="28"/>
+          <w:szCs w:val="28"/>
+        </w:rPr>
+        <w:t>Brevemente,</w:t>
+      </w:r>
+      <w:r>
+        <w:rPr>
+          <w:rFonts w:ascii="Amasis MT Pro" w:hAnsi="Amasis MT Pro"/>
+          <w:sz w:val="28"/>
+          <w:szCs w:val="28"/>
+        </w:rPr>
+        <w:t xml:space="preserve"> </w:t>
+      </w:r>
+      <w:r>
+        <w:rPr>
+          <w:rFonts w:ascii="Amasis MT Pro" w:hAnsi="Amasis MT Pro"/>
+          <w:sz w:val="28"/>
+          <w:szCs w:val="28"/>
+        </w:rPr>
+        <w:t>l’applicazione avrebbe come obiettivo la possibilità da parte dell’utente di gestire la registrazione di vari animali domestici e delle loro conseguenti caratteristiche (nome, peso, altezza</w:t>
+      </w:r>
+      <w:r>
+        <w:rPr>
+          <w:rFonts w:ascii="Amasis MT Pro" w:hAnsi="Amasis MT Pro"/>
+          <w:sz w:val="28"/>
+          <w:szCs w:val="28"/>
+        </w:rPr>
+        <w:t>, relative note distintive</w:t>
+      </w:r>
+      <w:r>
+        <w:rPr>
+          <w:rFonts w:ascii="Amasis MT Pro" w:hAnsi="Amasis MT Pro"/>
+          <w:sz w:val="28"/>
+          <w:szCs w:val="28"/>
+        </w:rPr>
+        <w:t xml:space="preserve"> e condizioni cliniche)</w:t>
+      </w:r>
+      <w:r>
+        <w:rPr>
+          <w:rFonts w:ascii="Amasis MT Pro" w:hAnsi="Amasis MT Pro"/>
+          <w:sz w:val="28"/>
+          <w:szCs w:val="28"/>
+        </w:rPr>
+        <w:t xml:space="preserve"> e le conseguenti esigenze.</w:t>
+      </w:r>
+    </w:p>
+    <w:p>
+      <w:pPr>
+        <w:rPr>
+          <w:rFonts w:ascii="Amasis MT Pro" w:hAnsi="Amasis MT Pro"/>
+          <w:sz w:val="28"/>
+          <w:szCs w:val="28"/>
+        </w:rPr>
+      </w:pPr>
+      <w:r>
+        <w:rPr>
+          <w:rFonts w:ascii="Amasis MT Pro" w:hAnsi="Amasis MT Pro"/>
+          <w:sz w:val="28"/>
+          <w:szCs w:val="28"/>
+        </w:rPr>
+        <w:t>Inoltre, sarà facilitato anche nella registrazione</w:t>
+      </w:r>
+      <w:r>
+        <w:rPr>
+          <w:rFonts w:ascii="Amasis MT Pro" w:hAnsi="Amasis MT Pro"/>
+          <w:sz w:val="28"/>
+          <w:szCs w:val="28"/>
+        </w:rPr>
+        <w:t xml:space="preserve"> e ricerca</w:t>
+      </w:r>
+      <w:r>
+        <w:rPr>
+          <w:rFonts w:ascii="Amasis MT Pro" w:hAnsi="Amasis MT Pro"/>
+          <w:sz w:val="28"/>
+          <w:szCs w:val="28"/>
+        </w:rPr>
+        <w:t xml:space="preserve"> delle varie attività che l’utente permette all’animale di intraprendere. Le attività in questione saranno i servizi di Toilettatura, addestramento, veterinario e petsitting. </w:t>
+      </w:r>
+    </w:p>
+    <w:p>
+      <w:pPr>
+        <w:rPr>
+          <w:rFonts w:ascii="Amasis MT Pro" w:hAnsi="Amasis MT Pro"/>
+          <w:color w:val="FF0000"/>
+          <w:sz w:val="28"/>
+          <w:szCs w:val="28"/>
+        </w:rPr>
+      </w:pPr>
+      <w:r>
+        <w:rPr>
+          <w:rFonts w:ascii="Amasis MT Pro" w:hAnsi="Amasis MT Pro"/>
+          <w:sz w:val="28"/>
+          <w:szCs w:val="28"/>
+        </w:rPr>
+        <w:t>È inoltre possibile cercare attività</w:t>
+      </w:r>
+      <w:r>
+        <w:rPr>
+          <w:rFonts w:ascii="Amasis MT Pro" w:hAnsi="Amasis MT Pro"/>
+          <w:sz w:val="28"/>
+          <w:szCs w:val="28"/>
+        </w:rPr>
+        <w:t xml:space="preserve"> </w:t>
+      </w:r>
+      <w:r>
+        <w:rPr>
+          <w:rFonts w:ascii="Amasis MT Pro" w:hAnsi="Amasis MT Pro"/>
+          <w:sz w:val="28"/>
+          <w:szCs w:val="28"/>
+        </w:rPr>
+        <w:t>commerciali legate</w:t>
+      </w:r>
+      <w:r>
+        <w:rPr>
+          <w:rFonts w:ascii="Amasis MT Pro" w:hAnsi="Amasis MT Pro"/>
+          <w:sz w:val="28"/>
+          <w:szCs w:val="28"/>
+        </w:rPr>
+        <w:t xml:space="preserve"> </w:t>
+      </w:r>
+      <w:r>
+        <w:rPr>
+          <w:rFonts w:ascii="Amasis MT Pro" w:hAnsi="Amasis MT Pro"/>
+          <w:sz w:val="28"/>
+          <w:szCs w:val="28"/>
+        </w:rPr>
+        <w:t>agli animali da compagnia, consultarne orari, recensioni e fissare appuntamenti.</w:t>
+      </w:r>
+      <w:r>
+        <w:rPr>
+          <w:rFonts w:ascii="Amasis MT Pro" w:hAnsi="Amasis MT Pro"/>
+          <w:sz w:val="28"/>
+          <w:szCs w:val="28"/>
+        </w:rPr>
+        <w:t xml:space="preserve"> </w:t>
+      </w:r>
+    </w:p>
+    <w:p>
+      <w:pPr>
+        <w:jc w:val="both"/>
+        <w:rPr>
+          <w:rFonts w:ascii="Amasis MT Pro" w:hAnsi="Amasis MT Pro"/>
+          <w:color w:val="FF0000"/>
+        </w:rPr>
+      </w:pPr>
+    </w:p>
+    <w:p>
+      <w:pPr>
+        <w:jc w:val="both"/>
+        <w:rPr>
+          <w:rFonts w:ascii="Amasis MT Pro" w:hAnsi="Amasis MT Pro"/>
           <w:sz w:val="36"/>
           <w:szCs w:val="36"/>
         </w:rPr>
-        <w:t>Architettura sistema</w:t>
-      </w:r>
-      <w:r>
-        <w:rPr>
+      </w:pPr>
+    </w:p>
+    <w:p>
+      <w:pPr>
+        <w:jc w:val="both"/>
+        <w:rPr>
+          <w:rFonts w:ascii="Amasis MT Pro" w:hAnsi="Amasis MT Pro"/>
           <w:sz w:val="36"/>
           <w:szCs w:val="36"/>
         </w:rPr>
-        <w:t xml:space="preserve"> e materiali utilizzati</w:t>
-      </w:r>
+      </w:pPr>
     </w:p>
     <w:p>
       <w:pPr>
         <w:jc w:val="both"/>
         <w:rPr>
-          <w:color w:val="000000" w:themeColor="text1"/>
-          <w:sz w:val="28"/>
-          <w:szCs w:val="28"/>
-        </w:rPr>
-      </w:pPr>
-      <w:r>
-        <w:rPr>
-          <w:color w:val="000000" w:themeColor="text1"/>
-          <w:sz w:val="28"/>
-          <w:szCs w:val="28"/>
-        </w:rPr>
-        <w:t xml:space="preserve">Nella parte user cliente in app si può avere una lista dei nostri animali, possiamo aggiungere le loro caratteristiche e catalogare il loro stato d’animo </w:t>
-      </w:r>
-      <w:proofErr w:type="gramStart"/>
-      <w:r>
-        <w:rPr>
-          <w:color w:val="000000" w:themeColor="text1"/>
-          <w:sz w:val="28"/>
-          <w:szCs w:val="28"/>
-        </w:rPr>
-        <w:t>e</w:t>
-      </w:r>
-      <w:proofErr w:type="gramEnd"/>
-      <w:r>
-        <w:rPr>
-          <w:color w:val="000000" w:themeColor="text1"/>
-          <w:sz w:val="28"/>
-          <w:szCs w:val="28"/>
-        </w:rPr>
-        <w:t xml:space="preserve"> </w:t>
-      </w:r>
-      <w:r>
-        <w:rPr>
-          <w:color w:val="000000" w:themeColor="text1"/>
-          <w:sz w:val="28"/>
-          <w:szCs w:val="28"/>
-        </w:rPr>
-        <w:t>eventuali</w:t>
-      </w:r>
-      <w:r>
-        <w:rPr>
-          <w:color w:val="000000" w:themeColor="text1"/>
-          <w:sz w:val="28"/>
-          <w:szCs w:val="28"/>
-        </w:rPr>
-        <w:t xml:space="preserve"> cartell</w:t>
-      </w:r>
-      <w:r>
-        <w:rPr>
-          <w:color w:val="000000" w:themeColor="text1"/>
-          <w:sz w:val="28"/>
-          <w:szCs w:val="28"/>
-        </w:rPr>
-        <w:t>e</w:t>
-      </w:r>
-      <w:r>
-        <w:rPr>
-          <w:color w:val="000000" w:themeColor="text1"/>
-          <w:sz w:val="28"/>
-          <w:szCs w:val="28"/>
-        </w:rPr>
-        <w:t xml:space="preserve"> clinic</w:t>
-      </w:r>
-      <w:r>
-        <w:rPr>
-          <w:color w:val="000000" w:themeColor="text1"/>
-          <w:sz w:val="28"/>
-          <w:szCs w:val="28"/>
-        </w:rPr>
-        <w:t>he</w:t>
-      </w:r>
-      <w:r>
-        <w:rPr>
-          <w:color w:val="000000" w:themeColor="text1"/>
-          <w:sz w:val="28"/>
-          <w:szCs w:val="28"/>
-        </w:rPr>
-        <w:t>. Ogni utente ha un calendario dove si possono segnare gli appuntamenti dei propri animali e prenotarne di nuovi, si potranno lasciare recensioni ai servizi usufruiti.</w:t>
-      </w:r>
-    </w:p>
-    <w:p>
-      <w:pPr>
-        <w:jc w:val="both"/>
-        <w:rPr>
-          <w:color w:val="000000" w:themeColor="text1"/>
-          <w:sz w:val="28"/>
-          <w:szCs w:val="28"/>
-        </w:rPr>
-      </w:pPr>
-      <w:r>
-        <w:rPr>
-          <w:color w:val="000000" w:themeColor="text1"/>
-          <w:sz w:val="28"/>
-          <w:szCs w:val="28"/>
-        </w:rPr>
-        <w:t>Da lato web desktop un esercente di servizi creerà un suo profilo e gestirà le proprie attività, inserendo orari, indirizzo, foto e descrizioni. Potranno essere visualizzate le recensioni di ogni attività e si disporrà di un calendario per poter accettare o rifiutare le richieste di appuntamento dei clienti.</w:t>
-      </w:r>
-    </w:p>
-    <w:p>
-      <w:pPr>
-        <w:jc w:val="both"/>
-        <w:rPr>
-          <w:sz w:val="28"/>
-          <w:szCs w:val="28"/>
-        </w:rPr>
-      </w:pPr>
-      <w:r>
-        <w:rPr>
-          <w:sz w:val="28"/>
-          <w:szCs w:val="28"/>
-        </w:rPr>
-        <w:lastRenderedPageBreak/>
-        <w:t>Durante il lavoro a</w:t>
-      </w:r>
-      <w:r>
-        <w:rPr>
-          <w:sz w:val="28"/>
-          <w:szCs w:val="28"/>
-        </w:rPr>
-        <w:t>bbiamo usato “Fork”, un sistema collegato a GitHub per scambiarci file</w:t>
-      </w:r>
-      <w:r>
-        <w:rPr>
-          <w:sz w:val="28"/>
-          <w:szCs w:val="28"/>
-        </w:rPr>
-        <w:t xml:space="preserve"> in una cartella condivisa accessibile a tutti i membri del gruppo.</w:t>
-      </w:r>
-    </w:p>
-    <w:p>
-      <w:pPr>
-        <w:rPr>
-          <w:sz w:val="28"/>
-          <w:szCs w:val="28"/>
-        </w:rPr>
-      </w:pPr>
-    </w:p>
-    <w:p>
-      <w:pPr>
-        <w:rPr>
-          <w:sz w:val="28"/>
-          <w:szCs w:val="28"/>
-        </w:rPr>
-      </w:pPr>
-    </w:p>
-    <w:p>
-      <w:pPr>
-        <w:rPr>
+          <w:rFonts w:ascii="Amasis MT Pro" w:hAnsi="Amasis MT Pro"/>
           <w:sz w:val="36"/>
           <w:szCs w:val="36"/>
         </w:rPr>
@@ -987,61 +1535,835 @@
     </w:p>
     <w:p>
       <w:pPr>
-        <w:rPr>
+        <w:jc w:val="both"/>
+        <w:rPr>
+          <w:rFonts w:ascii="Amasis MT Pro" w:hAnsi="Amasis MT Pro"/>
           <w:sz w:val="36"/>
           <w:szCs w:val="36"/>
         </w:rPr>
       </w:pPr>
-      <w:r>
-        <w:rPr>
+    </w:p>
+    <w:p>
+      <w:pPr>
+        <w:jc w:val="both"/>
+        <w:rPr>
+          <w:rFonts w:ascii="Amasis MT Pro" w:hAnsi="Amasis MT Pro"/>
           <w:sz w:val="36"/>
           <w:szCs w:val="36"/>
         </w:rPr>
+      </w:pPr>
+    </w:p>
+    <w:p>
+      <w:pPr>
+        <w:jc w:val="both"/>
+        <w:rPr>
+          <w:rFonts w:ascii="Amasis MT Pro" w:hAnsi="Amasis MT Pro"/>
+          <w:sz w:val="36"/>
+          <w:szCs w:val="36"/>
+        </w:rPr>
+      </w:pPr>
+      <w:r>
+        <w:rPr>
+          <w:rFonts w:ascii="Amasis MT Pro" w:hAnsi="Amasis MT Pro"/>
+          <w:sz w:val="36"/>
+          <w:szCs w:val="36"/>
+        </w:rPr>
+        <w:t>Architettura</w:t>
+      </w:r>
+      <w:r>
+        <w:rPr>
+          <w:rFonts w:ascii="Amasis MT Pro" w:hAnsi="Amasis MT Pro"/>
+          <w:sz w:val="36"/>
+          <w:szCs w:val="36"/>
+        </w:rPr>
+        <w:t xml:space="preserve"> del</w:t>
+      </w:r>
+      <w:r>
+        <w:rPr>
+          <w:rFonts w:ascii="Amasis MT Pro" w:hAnsi="Amasis MT Pro"/>
+          <w:sz w:val="36"/>
+          <w:szCs w:val="36"/>
+        </w:rPr>
+        <w:t xml:space="preserve"> sistema</w:t>
+      </w:r>
+      <w:r>
+        <w:rPr>
+          <w:rFonts w:ascii="Amasis MT Pro" w:hAnsi="Amasis MT Pro"/>
+          <w:sz w:val="36"/>
+          <w:szCs w:val="36"/>
+        </w:rPr>
+        <w:t xml:space="preserve"> </w:t>
+      </w:r>
+    </w:p>
+    <w:p>
+      <w:pPr>
+        <w:jc w:val="both"/>
+        <w:rPr>
+          <w:rFonts w:ascii="Amasis MT Pro" w:hAnsi="Amasis MT Pro"/>
+          <w:color w:val="000000" w:themeColor="text1"/>
+          <w:sz w:val="28"/>
+          <w:szCs w:val="28"/>
+        </w:rPr>
+      </w:pPr>
+    </w:p>
+    <w:p>
+      <w:pPr>
+        <w:jc w:val="both"/>
+        <w:rPr>
+          <w:rFonts w:ascii="Amasis MT Pro" w:hAnsi="Amasis MT Pro"/>
+          <w:color w:val="000000" w:themeColor="text1"/>
+          <w:sz w:val="28"/>
+          <w:szCs w:val="28"/>
+        </w:rPr>
+      </w:pPr>
+      <w:r>
+        <w:rPr>
+          <w:rFonts w:ascii="Amasis MT Pro" w:hAnsi="Amasis MT Pro"/>
+          <w:color w:val="000000" w:themeColor="text1"/>
+          <w:sz w:val="28"/>
+          <w:szCs w:val="28"/>
+        </w:rPr>
+        <w:t xml:space="preserve">Nella parte user cliente in app si può avere una lista dei nostri animali, possiamo aggiungere le loro caratteristiche e catalogare il loro stato d’animo e </w:t>
+      </w:r>
+      <w:r>
+        <w:rPr>
+          <w:rFonts w:ascii="Amasis MT Pro" w:hAnsi="Amasis MT Pro"/>
+          <w:color w:val="000000" w:themeColor="text1"/>
+          <w:sz w:val="28"/>
+          <w:szCs w:val="28"/>
+        </w:rPr>
+        <w:t>eventuali</w:t>
+      </w:r>
+      <w:r>
+        <w:rPr>
+          <w:rFonts w:ascii="Amasis MT Pro" w:hAnsi="Amasis MT Pro"/>
+          <w:color w:val="000000" w:themeColor="text1"/>
+          <w:sz w:val="28"/>
+          <w:szCs w:val="28"/>
+        </w:rPr>
+        <w:t xml:space="preserve"> cartell</w:t>
+      </w:r>
+      <w:r>
+        <w:rPr>
+          <w:rFonts w:ascii="Amasis MT Pro" w:hAnsi="Amasis MT Pro"/>
+          <w:color w:val="000000" w:themeColor="text1"/>
+          <w:sz w:val="28"/>
+          <w:szCs w:val="28"/>
+        </w:rPr>
+        <w:t>e</w:t>
+      </w:r>
+      <w:r>
+        <w:rPr>
+          <w:rFonts w:ascii="Amasis MT Pro" w:hAnsi="Amasis MT Pro"/>
+          <w:color w:val="000000" w:themeColor="text1"/>
+          <w:sz w:val="28"/>
+          <w:szCs w:val="28"/>
+        </w:rPr>
+        <w:t xml:space="preserve"> clinic</w:t>
+      </w:r>
+      <w:r>
+        <w:rPr>
+          <w:rFonts w:ascii="Amasis MT Pro" w:hAnsi="Amasis MT Pro"/>
+          <w:color w:val="000000" w:themeColor="text1"/>
+          <w:sz w:val="28"/>
+          <w:szCs w:val="28"/>
+        </w:rPr>
+        <w:t>he</w:t>
+      </w:r>
+      <w:r>
+        <w:rPr>
+          <w:rFonts w:ascii="Amasis MT Pro" w:hAnsi="Amasis MT Pro"/>
+          <w:color w:val="000000" w:themeColor="text1"/>
+          <w:sz w:val="28"/>
+          <w:szCs w:val="28"/>
+        </w:rPr>
+        <w:t>. Ogni utente ha un calendario dove si possono segnare gli appuntamenti dei propri animali e prenotarne di nuovi, si potranno lasciare recensioni ai servizi usufruiti.</w:t>
+      </w:r>
+    </w:p>
+    <w:p>
+      <w:pPr>
+        <w:jc w:val="both"/>
+        <w:rPr>
+          <w:rFonts w:ascii="Amasis MT Pro" w:hAnsi="Amasis MT Pro"/>
+          <w:color w:val="000000" w:themeColor="text1"/>
+          <w:sz w:val="28"/>
+          <w:szCs w:val="28"/>
+        </w:rPr>
+      </w:pPr>
+      <w:r>
+        <w:rPr>
+          <w:rFonts w:ascii="Amasis MT Pro" w:hAnsi="Amasis MT Pro"/>
+          <w:color w:val="000000" w:themeColor="text1"/>
+          <w:sz w:val="28"/>
+          <w:szCs w:val="28"/>
+        </w:rPr>
+        <w:t>Da lato web desktop un esercente di servizi creerà un suo profilo e gestirà le proprie attività, inserendo orari, indirizzo, foto e descrizioni. Potranno essere visualizzate le recensioni di ogni attività e si disporrà di un calendario per poter accettare o rifiutare le richieste di appuntamento dei clienti.</w:t>
+      </w:r>
+    </w:p>
+    <w:p>
+      <w:pPr>
+        <w:jc w:val="both"/>
+        <w:rPr>
+          <w:rFonts w:ascii="Amasis MT Pro" w:hAnsi="Amasis MT Pro"/>
+          <w:sz w:val="28"/>
+          <w:szCs w:val="28"/>
+        </w:rPr>
+      </w:pPr>
+      <w:r>
+        <w:rPr>
+          <w:rFonts w:ascii="Amasis MT Pro" w:hAnsi="Amasis MT Pro"/>
+          <w:sz w:val="28"/>
+          <w:szCs w:val="28"/>
+        </w:rPr>
+        <w:t>Durante il lavoro a</w:t>
+      </w:r>
+      <w:r>
+        <w:rPr>
+          <w:rFonts w:ascii="Amasis MT Pro" w:hAnsi="Amasis MT Pro"/>
+          <w:sz w:val="28"/>
+          <w:szCs w:val="28"/>
+        </w:rPr>
+        <w:t>bbiamo usato “Fork”, un sistema collegato a GitHub per scambiarci file</w:t>
+      </w:r>
+      <w:r>
+        <w:rPr>
+          <w:rFonts w:ascii="Amasis MT Pro" w:hAnsi="Amasis MT Pro"/>
+          <w:sz w:val="28"/>
+          <w:szCs w:val="28"/>
+        </w:rPr>
+        <w:t xml:space="preserve"> in una cartella condivisa accessibile a tutti i membri del gruppo.</w:t>
+      </w:r>
+    </w:p>
+    <w:p>
+      <w:pPr>
+        <w:rPr>
+          <w:rFonts w:ascii="Amasis MT Pro" w:hAnsi="Amasis MT Pro"/>
+          <w:sz w:val="28"/>
+          <w:szCs w:val="28"/>
+        </w:rPr>
+      </w:pPr>
+    </w:p>
+    <w:p>
+      <w:pPr>
+        <w:rPr>
+          <w:rFonts w:ascii="Amasis MT Pro" w:hAnsi="Amasis MT Pro"/>
+          <w:sz w:val="28"/>
+          <w:szCs w:val="28"/>
+        </w:rPr>
+      </w:pPr>
+    </w:p>
+    <w:p>
+      <w:pPr>
+        <w:rPr>
+          <w:rFonts w:ascii="Amasis MT Pro" w:hAnsi="Amasis MT Pro"/>
+          <w:sz w:val="36"/>
+          <w:szCs w:val="36"/>
+        </w:rPr>
+      </w:pPr>
+    </w:p>
+    <w:p>
+      <w:pPr>
+        <w:rPr>
+          <w:rFonts w:ascii="Amasis MT Pro" w:hAnsi="Amasis MT Pro"/>
+          <w:sz w:val="36"/>
+          <w:szCs w:val="36"/>
+        </w:rPr>
+      </w:pPr>
+    </w:p>
+    <w:p>
+      <w:pPr>
+        <w:rPr>
+          <w:rFonts w:ascii="Amasis MT Pro" w:hAnsi="Amasis MT Pro"/>
+          <w:sz w:val="36"/>
+          <w:szCs w:val="36"/>
+        </w:rPr>
+      </w:pPr>
+    </w:p>
+    <w:p>
+      <w:pPr>
+        <w:rPr>
+          <w:rFonts w:ascii="Amasis MT Pro" w:hAnsi="Amasis MT Pro"/>
+          <w:sz w:val="36"/>
+          <w:szCs w:val="36"/>
+        </w:rPr>
+      </w:pPr>
+    </w:p>
+    <w:p>
+      <w:pPr>
+        <w:rPr>
+          <w:rFonts w:ascii="Amasis MT Pro" w:hAnsi="Amasis MT Pro"/>
+          <w:sz w:val="36"/>
+          <w:szCs w:val="36"/>
+        </w:rPr>
+      </w:pPr>
+    </w:p>
+    <w:p>
+      <w:pPr>
+        <w:rPr>
+          <w:rFonts w:ascii="Amasis MT Pro" w:hAnsi="Amasis MT Pro"/>
+          <w:sz w:val="36"/>
+          <w:szCs w:val="36"/>
+        </w:rPr>
+      </w:pPr>
+    </w:p>
+    <w:p>
+      <w:pPr>
+        <w:rPr>
+          <w:rFonts w:ascii="Amasis MT Pro" w:hAnsi="Amasis MT Pro"/>
+          <w:sz w:val="36"/>
+          <w:szCs w:val="36"/>
+        </w:rPr>
+      </w:pPr>
+    </w:p>
+    <w:p>
+      <w:pPr>
+        <w:rPr>
+          <w:rFonts w:ascii="Amasis MT Pro" w:hAnsi="Amasis MT Pro"/>
+          <w:sz w:val="36"/>
+          <w:szCs w:val="36"/>
+        </w:rPr>
+      </w:pPr>
+    </w:p>
+    <w:p>
+      <w:pPr>
+        <w:rPr>
+          <w:rFonts w:ascii="Amasis MT Pro" w:hAnsi="Amasis MT Pro"/>
+          <w:sz w:val="36"/>
+          <w:szCs w:val="36"/>
+        </w:rPr>
+      </w:pPr>
+    </w:p>
+    <w:p>
+      <w:pPr>
+        <w:rPr>
+          <w:rFonts w:ascii="Amasis MT Pro" w:hAnsi="Amasis MT Pro"/>
+          <w:sz w:val="36"/>
+          <w:szCs w:val="36"/>
+        </w:rPr>
+      </w:pPr>
+    </w:p>
+    <w:p>
+      <w:pPr>
+        <w:rPr>
+          <w:rFonts w:ascii="Amasis MT Pro" w:hAnsi="Amasis MT Pro"/>
+          <w:sz w:val="36"/>
+          <w:szCs w:val="36"/>
+        </w:rPr>
+      </w:pPr>
+    </w:p>
+    <w:p>
+      <w:pPr>
+        <w:rPr>
+          <w:rFonts w:ascii="Amasis MT Pro" w:hAnsi="Amasis MT Pro"/>
+          <w:sz w:val="36"/>
+          <w:szCs w:val="36"/>
+        </w:rPr>
+      </w:pPr>
+      <w:r>
+        <w:rPr>
+          <w:rFonts w:ascii="Amasis MT Pro" w:hAnsi="Amasis MT Pro"/>
+          <w:sz w:val="36"/>
+          <w:szCs w:val="36"/>
+        </w:rPr>
+        <w:t>Materiale utilizzato</w:t>
+      </w:r>
+    </w:p>
+    <w:p>
+      <w:pPr>
+        <w:rPr>
+          <w:rFonts w:ascii="Amasis MT Pro" w:hAnsi="Amasis MT Pro"/>
+          <w:sz w:val="36"/>
+          <w:szCs w:val="36"/>
+        </w:rPr>
+      </w:pPr>
+      <w:r>
+        <w:rPr>
+          <w:rFonts w:ascii="Amasis MT Pro" w:hAnsi="Amasis MT Pro"/>
+          <w:sz w:val="36"/>
+          <w:szCs w:val="36"/>
+        </w:rPr>
+        <w:br w:type="textWrapping" w:clear="all"/>
+      </w:r>
+    </w:p>
+    <w:p>
+      <w:pPr>
+        <w:tabs>
+          <w:tab w:val="left" w:pos="5250"/>
+        </w:tabs>
+        <w:rPr>
+          <w:rFonts w:ascii="Amasis MT Pro" w:hAnsi="Amasis MT Pro"/>
+          <w:sz w:val="36"/>
+          <w:szCs w:val="36"/>
+        </w:rPr>
+      </w:pPr>
+      <w:r>
+        <w:rPr>
+          <w:rFonts w:ascii="Amasis MT Pro" w:hAnsi="Amasis MT Pro"/>
+          <w:noProof/>
+          <w:sz w:val="36"/>
+          <w:szCs w:val="36"/>
+        </w:rPr>
+        <w:drawing>
+          <wp:anchor distT="0" distB="0" distL="114300" distR="114300" simplePos="0" relativeHeight="251668480" behindDoc="0" locked="0" layoutInCell="1" allowOverlap="1" wp14:anchorId="0870CAD4" wp14:editId="7353DD4A">
+            <wp:simplePos x="0" y="0"/>
+            <wp:positionH relativeFrom="margin">
+              <wp:align>left</wp:align>
+            </wp:positionH>
+            <wp:positionV relativeFrom="paragraph">
+              <wp:posOffset>5715</wp:posOffset>
+            </wp:positionV>
+            <wp:extent cx="1714500" cy="1714500"/>
+            <wp:effectExtent l="0" t="0" r="0" b="0"/>
+            <wp:wrapSquare wrapText="bothSides"/>
+            <wp:docPr id="680329586" name="Immagine 4"/>
+            <wp:cNvGraphicFramePr>
+              <a:graphicFrameLocks xmlns:a="http://schemas.openxmlformats.org/drawingml/2006/main" noChangeAspect="1"/>
+            </wp:cNvGraphicFramePr>
+            <a:graphic xmlns:a="http://schemas.openxmlformats.org/drawingml/2006/main">
+              <a:graphicData uri="http://schemas.openxmlformats.org/drawingml/2006/picture">
+                <pic:pic xmlns:pic="http://schemas.openxmlformats.org/drawingml/2006/picture">
+                  <pic:nvPicPr>
+                    <pic:cNvPr id="680329586" name="Immagine 680329586"/>
+                    <pic:cNvPicPr/>
+                  </pic:nvPicPr>
+                  <pic:blipFill>
+                    <a:blip r:embed="rId8" cstate="print">
+                      <a:extLst>
+                        <a:ext uri="{28A0092B-C50C-407E-A947-70E740481C1C}">
+                          <a14:useLocalDpi xmlns:a14="http://schemas.microsoft.com/office/drawing/2010/main" val="0"/>
+                        </a:ext>
+                      </a:extLst>
+                    </a:blip>
+                    <a:stretch>
+                      <a:fillRect/>
+                    </a:stretch>
+                  </pic:blipFill>
+                  <pic:spPr>
+                    <a:xfrm>
+                      <a:off x="0" y="0"/>
+                      <a:ext cx="1714500" cy="1714500"/>
+                    </a:xfrm>
+                    <a:prstGeom prst="rect">
+                      <a:avLst/>
+                    </a:prstGeom>
+                  </pic:spPr>
+                </pic:pic>
+              </a:graphicData>
+            </a:graphic>
+          </wp:anchor>
+        </w:drawing>
+      </w:r>
+      <w:r>
+        <w:rPr>
+          <w:rFonts w:ascii="Amasis MT Pro" w:hAnsi="Amasis MT Pro"/>
+          <w:sz w:val="36"/>
+          <w:szCs w:val="36"/>
+        </w:rPr>
+        <w:tab/>
+      </w:r>
+    </w:p>
+    <w:p>
+      <w:pPr>
+        <w:rPr>
+          <w:rFonts w:ascii="Amasis MT Pro" w:hAnsi="Amasis MT Pro"/>
+          <w:sz w:val="36"/>
+          <w:szCs w:val="36"/>
+        </w:rPr>
+      </w:pPr>
+    </w:p>
+    <w:p>
+      <w:pPr>
+        <w:rPr>
+          <w:rFonts w:ascii="Amasis MT Pro" w:hAnsi="Amasis MT Pro"/>
+          <w:sz w:val="36"/>
+          <w:szCs w:val="36"/>
+        </w:rPr>
+      </w:pPr>
+    </w:p>
+    <w:p>
+      <w:pPr>
+        <w:rPr>
+          <w:rFonts w:ascii="Amasis MT Pro" w:hAnsi="Amasis MT Pro"/>
+          <w:sz w:val="36"/>
+          <w:szCs w:val="36"/>
+        </w:rPr>
+      </w:pPr>
+    </w:p>
+    <w:p>
+      <w:pPr>
+        <w:rPr>
+          <w:rFonts w:ascii="Amasis MT Pro" w:hAnsi="Amasis MT Pro"/>
+          <w:sz w:val="36"/>
+          <w:szCs w:val="36"/>
+        </w:rPr>
+      </w:pPr>
+    </w:p>
+    <w:p>
+      <w:pPr>
+        <w:rPr>
+          <w:rFonts w:ascii="Amasis MT Pro" w:hAnsi="Amasis MT Pro"/>
+          <w:sz w:val="36"/>
+          <w:szCs w:val="36"/>
+        </w:rPr>
+      </w:pPr>
+    </w:p>
+    <w:p>
+      <w:pPr>
+        <w:rPr>
+          <w:rFonts w:ascii="Amasis MT Pro" w:hAnsi="Amasis MT Pro"/>
+          <w:sz w:val="36"/>
+          <w:szCs w:val="36"/>
+        </w:rPr>
+      </w:pPr>
+    </w:p>
+    <w:p>
+      <w:pPr>
+        <w:rPr>
+          <w:rFonts w:ascii="Amasis MT Pro" w:hAnsi="Amasis MT Pro"/>
+          <w:sz w:val="36"/>
+          <w:szCs w:val="36"/>
+        </w:rPr>
+      </w:pPr>
+    </w:p>
+    <w:p>
+      <w:pPr>
+        <w:rPr>
+          <w:rFonts w:ascii="Amasis MT Pro" w:hAnsi="Amasis MT Pro"/>
+          <w:sz w:val="36"/>
+          <w:szCs w:val="36"/>
+        </w:rPr>
+      </w:pPr>
+    </w:p>
+    <w:p>
+      <w:pPr>
+        <w:rPr>
+          <w:rFonts w:ascii="Amasis MT Pro" w:hAnsi="Amasis MT Pro"/>
+          <w:sz w:val="36"/>
+          <w:szCs w:val="36"/>
+        </w:rPr>
+      </w:pPr>
+    </w:p>
+    <w:p>
+      <w:pPr>
+        <w:rPr>
+          <w:rFonts w:ascii="Amasis MT Pro" w:hAnsi="Amasis MT Pro"/>
+          <w:sz w:val="36"/>
+          <w:szCs w:val="36"/>
+        </w:rPr>
+      </w:pPr>
+    </w:p>
+    <w:p>
+      <w:pPr>
+        <w:rPr>
+          <w:rFonts w:ascii="Amasis MT Pro" w:hAnsi="Amasis MT Pro"/>
+          <w:sz w:val="36"/>
+          <w:szCs w:val="36"/>
+        </w:rPr>
+      </w:pPr>
+    </w:p>
+    <w:p>
+      <w:pPr>
+        <w:rPr>
+          <w:rFonts w:ascii="Amasis MT Pro" w:hAnsi="Amasis MT Pro"/>
+          <w:sz w:val="36"/>
+          <w:szCs w:val="36"/>
+        </w:rPr>
+      </w:pPr>
+    </w:p>
+    <w:p>
+      <w:pPr>
+        <w:rPr>
+          <w:rFonts w:ascii="Amasis MT Pro" w:hAnsi="Amasis MT Pro"/>
+          <w:sz w:val="36"/>
+          <w:szCs w:val="36"/>
+        </w:rPr>
+      </w:pPr>
+    </w:p>
+    <w:p>
+      <w:pPr>
+        <w:rPr>
+          <w:rFonts w:ascii="Amasis MT Pro" w:hAnsi="Amasis MT Pro"/>
+          <w:sz w:val="36"/>
+          <w:szCs w:val="36"/>
+        </w:rPr>
+      </w:pPr>
+    </w:p>
+    <w:p>
+      <w:pPr>
+        <w:rPr>
+          <w:rFonts w:ascii="Amasis MT Pro" w:hAnsi="Amasis MT Pro"/>
+          <w:sz w:val="36"/>
+          <w:szCs w:val="36"/>
+        </w:rPr>
+      </w:pPr>
+    </w:p>
+    <w:p>
+      <w:pPr>
+        <w:rPr>
+          <w:rFonts w:ascii="Amasis MT Pro" w:hAnsi="Amasis MT Pro"/>
+          <w:sz w:val="36"/>
+          <w:szCs w:val="36"/>
+        </w:rPr>
+      </w:pPr>
+    </w:p>
+    <w:p>
+      <w:pPr>
+        <w:rPr>
+          <w:rFonts w:ascii="Amasis MT Pro" w:hAnsi="Amasis MT Pro"/>
+          <w:sz w:val="36"/>
+          <w:szCs w:val="36"/>
+        </w:rPr>
+      </w:pPr>
+    </w:p>
+    <w:p>
+      <w:pPr>
+        <w:rPr>
+          <w:rFonts w:ascii="Amasis MT Pro" w:hAnsi="Amasis MT Pro"/>
+          <w:sz w:val="36"/>
+          <w:szCs w:val="36"/>
+        </w:rPr>
+      </w:pPr>
+    </w:p>
+    <w:p>
+      <w:pPr>
+        <w:rPr>
+          <w:rFonts w:ascii="Amasis MT Pro" w:hAnsi="Amasis MT Pro"/>
+          <w:sz w:val="36"/>
+          <w:szCs w:val="36"/>
+        </w:rPr>
+      </w:pPr>
+      <w:r>
+        <w:rPr>
+          <w:rFonts w:ascii="Amasis MT Pro" w:hAnsi="Amasis MT Pro"/>
+          <w:sz w:val="36"/>
+          <w:szCs w:val="36"/>
+        </w:rPr>
         <w:t xml:space="preserve">Struttura dei dati e modello ER: </w:t>
       </w:r>
     </w:p>
     <w:p>
       <w:pPr>
         <w:rPr>
+          <w:rFonts w:ascii="Amasis MT Pro" w:hAnsi="Amasis MT Pro"/>
           <w:color w:val="000000" w:themeColor="text1"/>
           <w:sz w:val="28"/>
           <w:szCs w:val="28"/>
         </w:rPr>
       </w:pPr>
-      <w:r>
-        <w:rPr>
+    </w:p>
+    <w:p>
+      <w:pPr>
+        <w:rPr>
+          <w:rFonts w:ascii="Amasis MT Pro" w:hAnsi="Amasis MT Pro"/>
           <w:color w:val="000000" w:themeColor="text1"/>
           <w:sz w:val="28"/>
           <w:szCs w:val="28"/>
         </w:rPr>
-        <w:t xml:space="preserve">le relazioni tra le entità che abbiamo </w:t>
-      </w:r>
-      <w:r>
-        <w:rPr>
+      </w:pPr>
+      <w:r>
+        <w:rPr>
+          <w:rFonts w:ascii="Amasis MT Pro" w:hAnsi="Amasis MT Pro"/>
           <w:color w:val="000000" w:themeColor="text1"/>
           <w:sz w:val="28"/>
           <w:szCs w:val="28"/>
         </w:rPr>
-        <w:t>rilevato sono queste:</w:t>
+        <w:t>Abbiamo ideato diversi tipi di modelli ER e siamo entrati nel “vivo” delle considerazioni. Ci sono stati più volte dubbi in merito a come esprimere schematicamente il rapporto tra le varie entità in rapporto alle azioni commesse e, di conseguenza, riguardo al livello di focus che potessero avere.</w:t>
+      </w:r>
+    </w:p>
+    <w:p>
+      <w:pPr>
+        <w:rPr>
+          <w:rFonts w:ascii="Amasis MT Pro" w:hAnsi="Amasis MT Pro"/>
+          <w:color w:val="000000" w:themeColor="text1"/>
+          <w:sz w:val="28"/>
+          <w:szCs w:val="28"/>
+        </w:rPr>
+      </w:pPr>
+      <w:r>
+        <w:rPr>
+          <w:rFonts w:ascii="Amasis MT Pro" w:hAnsi="Amasis MT Pro"/>
+          <w:color w:val="000000" w:themeColor="text1"/>
+          <w:sz w:val="28"/>
+          <w:szCs w:val="28"/>
+        </w:rPr>
+        <w:t xml:space="preserve">A seguire </w:t>
+      </w:r>
+      <w:r>
+        <w:rPr>
+          <w:rFonts w:ascii="Amasis MT Pro" w:hAnsi="Amasis MT Pro"/>
+          <w:color w:val="000000" w:themeColor="text1"/>
+          <w:sz w:val="28"/>
+          <w:szCs w:val="28"/>
+        </w:rPr>
+        <w:t>abbiamo</w:t>
+      </w:r>
+      <w:r>
+        <w:rPr>
+          <w:rFonts w:ascii="Amasis MT Pro" w:hAnsi="Amasis MT Pro"/>
+          <w:color w:val="000000" w:themeColor="text1"/>
+          <w:sz w:val="28"/>
+          <w:szCs w:val="28"/>
+        </w:rPr>
+        <w:t xml:space="preserve"> rappresentato un modello ER con le relazioni delle varie entità </w:t>
+      </w:r>
+      <w:r>
+        <w:rPr>
+          <w:rFonts w:ascii="Amasis MT Pro" w:hAnsi="Amasis MT Pro"/>
+          <w:color w:val="000000" w:themeColor="text1"/>
+          <w:sz w:val="28"/>
+          <w:szCs w:val="28"/>
+        </w:rPr>
+        <w:t>incluse nell’app.</w:t>
+      </w:r>
+    </w:p>
+    <w:p>
+      <w:pPr>
+        <w:rPr>
+          <w:rFonts w:ascii="Amasis MT Pro" w:hAnsi="Amasis MT Pro"/>
+          <w:color w:val="000000" w:themeColor="text1"/>
+          <w:sz w:val="28"/>
+          <w:szCs w:val="28"/>
+        </w:rPr>
+      </w:pPr>
+      <w:r>
+        <w:rPr>
+          <w:rFonts w:ascii="Amasis MT Pro" w:hAnsi="Amasis MT Pro"/>
+          <w:color w:val="000000" w:themeColor="text1"/>
+          <w:sz w:val="28"/>
+          <w:szCs w:val="28"/>
+        </w:rPr>
+        <w:t xml:space="preserve">In </w:t>
+      </w:r>
+      <w:r>
+        <w:rPr>
+          <w:rFonts w:ascii="Amasis MT Pro" w:hAnsi="Amasis MT Pro"/>
+          <w:color w:val="FF0000"/>
+          <w:sz w:val="28"/>
+          <w:szCs w:val="28"/>
+        </w:rPr>
+        <w:t>rosso</w:t>
+      </w:r>
+      <w:r>
+        <w:rPr>
+          <w:rFonts w:ascii="Amasis MT Pro" w:hAnsi="Amasis MT Pro"/>
+          <w:color w:val="000000" w:themeColor="text1"/>
+          <w:sz w:val="28"/>
+          <w:szCs w:val="28"/>
+        </w:rPr>
+        <w:t>, troveremo le azioni delle varie entità.</w:t>
+      </w:r>
+    </w:p>
+    <w:p>
+      <w:pPr>
+        <w:rPr>
+          <w:rFonts w:ascii="Amasis MT Pro" w:hAnsi="Amasis MT Pro"/>
+          <w:color w:val="000000" w:themeColor="text1"/>
+          <w:sz w:val="28"/>
+          <w:szCs w:val="28"/>
+        </w:rPr>
+      </w:pPr>
+      <w:r>
+        <w:rPr>
+          <w:rFonts w:ascii="Amasis MT Pro" w:hAnsi="Amasis MT Pro"/>
+          <w:color w:val="000000" w:themeColor="text1"/>
+          <w:sz w:val="28"/>
+          <w:szCs w:val="28"/>
+        </w:rPr>
+        <w:t xml:space="preserve">In </w:t>
+      </w:r>
+      <w:r>
+        <w:rPr>
+          <w:rFonts w:ascii="Amasis MT Pro" w:hAnsi="Amasis MT Pro"/>
+          <w:color w:val="3A7C22" w:themeColor="accent6" w:themeShade="BF"/>
+          <w:sz w:val="28"/>
+          <w:szCs w:val="28"/>
+        </w:rPr>
+        <w:t>verde</w:t>
+      </w:r>
+      <w:r>
+        <w:rPr>
+          <w:rFonts w:ascii="Amasis MT Pro" w:hAnsi="Amasis MT Pro"/>
+          <w:color w:val="000000" w:themeColor="text1"/>
+          <w:sz w:val="28"/>
+          <w:szCs w:val="28"/>
+        </w:rPr>
+        <w:t>, invece, ci sono le due entità principali.</w:t>
+      </w:r>
+    </w:p>
+    <w:p>
+      <w:pPr>
+        <w:rPr>
+          <w:rFonts w:ascii="Amasis MT Pro" w:hAnsi="Amasis MT Pro"/>
+          <w:color w:val="000000" w:themeColor="text1"/>
+          <w:sz w:val="28"/>
+          <w:szCs w:val="28"/>
+        </w:rPr>
+      </w:pPr>
+      <w:r>
+        <w:rPr>
+          <w:rFonts w:ascii="Amasis MT Pro" w:hAnsi="Amasis MT Pro"/>
+          <w:color w:val="000000" w:themeColor="text1"/>
+          <w:sz w:val="28"/>
+          <w:szCs w:val="28"/>
+        </w:rPr>
+        <w:t xml:space="preserve">In </w:t>
+      </w:r>
+      <w:r>
+        <w:rPr>
+          <w:rFonts w:ascii="Amasis MT Pro" w:hAnsi="Amasis MT Pro"/>
+          <w:color w:val="E59EDC" w:themeColor="accent5" w:themeTint="66"/>
+          <w:sz w:val="28"/>
+          <w:szCs w:val="28"/>
+        </w:rPr>
+        <w:t>violetto chiaro</w:t>
+      </w:r>
+      <w:r>
+        <w:rPr>
+          <w:rFonts w:ascii="Amasis MT Pro" w:hAnsi="Amasis MT Pro"/>
+          <w:color w:val="000000" w:themeColor="text1"/>
+          <w:sz w:val="28"/>
+          <w:szCs w:val="28"/>
+        </w:rPr>
+        <w:t>, invece, troviamo le entità generate in maniera passiva dalle interazioni dell’utente/fornitore.</w:t>
       </w:r>
     </w:p>
     <w:p>
       <w:pPr>
         <w:jc w:val="center"/>
         <w:rPr>
+          <w:rFonts w:ascii="Amasis MT Pro" w:hAnsi="Amasis MT Pro"/>
           <w:color w:val="000000" w:themeColor="text1"/>
         </w:rPr>
       </w:pPr>
-      <w:r>
-        <w:rPr>
+    </w:p>
+    <w:p>
+      <w:pPr>
+        <w:rPr>
+          <w:rFonts w:ascii="Amasis MT Pro" w:hAnsi="Amasis MT Pro"/>
+          <w:sz w:val="28"/>
+          <w:szCs w:val="28"/>
+        </w:rPr>
+      </w:pPr>
+    </w:p>
+    <w:p>
+      <w:pPr>
+        <w:rPr>
+          <w:rFonts w:ascii="Amasis MT Pro" w:hAnsi="Amasis MT Pro"/>
+          <w:sz w:val="28"/>
+          <w:szCs w:val="28"/>
+        </w:rPr>
+      </w:pPr>
+      <w:r>
+        <w:rPr>
+          <w:rFonts w:ascii="Amasis MT Pro" w:hAnsi="Amasis MT Pro"/>
           <w:noProof/>
           <w:sz w:val="28"/>
           <w:szCs w:val="28"/>
         </w:rPr>
         <w:drawing>
-          <wp:inline distT="0" distB="0" distL="0" distR="0" wp14:anchorId="14801AA8" wp14:editId="66D8CB25">
-            <wp:extent cx="6317762" cy="3201670"/>
-            <wp:effectExtent l="0" t="0" r="6985" b="0"/>
+          <wp:inline distT="0" distB="0" distL="0" distR="0" wp14:anchorId="2163C5F1" wp14:editId="74F3163A">
+            <wp:extent cx="6120130" cy="3101588"/>
+            <wp:effectExtent l="0" t="0" r="0" b="3810"/>
             <wp:docPr id="327982159" name="Immagine 1" descr="Immagine che contiene diagramma, linea, Policromia, design&#10;&#10;Il contenuto generato dall'IA potrebbe non essere corretto."/>
             <wp:cNvGraphicFramePr>
               <a:graphicFrameLocks xmlns:a="http://schemas.openxmlformats.org/drawingml/2006/main" noChangeAspect="1"/>
@@ -1056,7 +2378,7 @@
                     </pic:cNvPicPr>
                   </pic:nvPicPr>
                   <pic:blipFill>
-                    <a:blip r:embed="rId8" cstate="print">
+                    <a:blip r:embed="rId9" cstate="print">
                       <a:extLst>
                         <a:ext uri="{28A0092B-C50C-407E-A947-70E740481C1C}">
                           <a14:useLocalDpi xmlns:a14="http://schemas.microsoft.com/office/drawing/2010/main" val="0"/>
@@ -1071,7 +2393,7 @@
                   <pic:spPr bwMode="auto">
                     <a:xfrm>
                       <a:off x="0" y="0"/>
-                      <a:ext cx="6361648" cy="3223910"/>
+                      <a:ext cx="6120130" cy="3101588"/>
                     </a:xfrm>
                     <a:prstGeom prst="rect">
                       <a:avLst/>
@@ -1089,19 +2411,139 @@
       </w:r>
     </w:p>
     <w:p>
-      <w:r>
+      <w:pPr>
+        <w:rPr>
+          <w:rFonts w:ascii="Amasis MT Pro" w:hAnsi="Amasis MT Pro"/>
+          <w:sz w:val="28"/>
+          <w:szCs w:val="28"/>
+        </w:rPr>
+      </w:pPr>
+    </w:p>
+    <w:p>
+      <w:pPr>
+        <w:rPr>
+          <w:rFonts w:ascii="Amasis MT Pro" w:hAnsi="Amasis MT Pro"/>
+          <w:sz w:val="28"/>
+          <w:szCs w:val="28"/>
+        </w:rPr>
+      </w:pPr>
+    </w:p>
+    <w:p>
+      <w:pPr>
+        <w:rPr>
+          <w:rFonts w:ascii="Amasis MT Pro" w:hAnsi="Amasis MT Pro"/>
+          <w:sz w:val="28"/>
+          <w:szCs w:val="28"/>
+        </w:rPr>
+      </w:pPr>
+      <w:r>
+        <w:rPr>
+          <w:rFonts w:ascii="Amasis MT Pro" w:hAnsi="Amasis MT Pro"/>
+          <w:sz w:val="28"/>
+          <w:szCs w:val="28"/>
+        </w:rPr>
+        <w:lastRenderedPageBreak/>
         <w:t>Nel database avremo delle tabelle divise in questo modo:</w:t>
       </w:r>
-    </w:p>
-    <w:p>
       <w:r>
         <w:rPr>
           <w:noProof/>
         </w:rPr>
+        <w:t xml:space="preserve"> </w:t>
+      </w:r>
+    </w:p>
+    <w:p>
+      <w:pPr>
+        <w:rPr>
+          <w:rFonts w:ascii="Amasis MT Pro" w:hAnsi="Amasis MT Pro"/>
+          <w:sz w:val="28"/>
+          <w:szCs w:val="28"/>
+        </w:rPr>
+      </w:pPr>
+    </w:p>
+    <w:p>
+      <w:pPr>
+        <w:rPr>
+          <w:rFonts w:ascii="Amasis MT Pro" w:hAnsi="Amasis MT Pro"/>
+          <w:sz w:val="28"/>
+          <w:szCs w:val="28"/>
+        </w:rPr>
+      </w:pPr>
+    </w:p>
+    <w:p>
+      <w:pPr>
+        <w:rPr>
+          <w:rFonts w:ascii="Amasis MT Pro" w:hAnsi="Amasis MT Pro"/>
+          <w:noProof/>
+        </w:rPr>
+      </w:pPr>
+      <w:r>
+        <w:rPr>
+          <w:rFonts w:ascii="Amasis MT Pro" w:hAnsi="Amasis MT Pro"/>
+          <w:sz w:val="28"/>
+          <w:szCs w:val="28"/>
+        </w:rPr>
         <w:drawing>
-          <wp:inline distT="0" distB="0" distL="0" distR="0" wp14:anchorId="0D0A80E2" wp14:editId="4439A26B">
-            <wp:extent cx="6120130" cy="2148205"/>
-            <wp:effectExtent l="0" t="0" r="0" b="4445"/>
+          <wp:inline distT="0" distB="0" distL="0" distR="0" wp14:anchorId="3C03726E" wp14:editId="73EB829A">
+            <wp:extent cx="2276793" cy="2305372"/>
+            <wp:effectExtent l="0" t="0" r="9525" b="0"/>
+            <wp:docPr id="355980297" name="Immagine 1"/>
+            <wp:cNvGraphicFramePr>
+              <a:graphicFrameLocks xmlns:a="http://schemas.openxmlformats.org/drawingml/2006/main" noChangeAspect="1"/>
+            </wp:cNvGraphicFramePr>
+            <a:graphic xmlns:a="http://schemas.openxmlformats.org/drawingml/2006/main">
+              <a:graphicData uri="http://schemas.openxmlformats.org/drawingml/2006/picture">
+                <pic:pic xmlns:pic="http://schemas.openxmlformats.org/drawingml/2006/picture">
+                  <pic:nvPicPr>
+                    <pic:cNvPr id="355980297" name=""/>
+                    <pic:cNvPicPr/>
+                  </pic:nvPicPr>
+                  <pic:blipFill rotWithShape="1">
+                    <a:blip r:embed="rId10"/>
+                    <a:srcRect t="1" b="411"/>
+                    <a:stretch/>
+                  </pic:blipFill>
+                  <pic:spPr>
+                    <a:xfrm>
+                      <a:off x="0" y="0"/>
+                      <a:ext cx="2276793" cy="2305372"/>
+                    </a:xfrm>
+                    <a:prstGeom prst="rect">
+                      <a:avLst/>
+                    </a:prstGeom>
+                  </pic:spPr>
+                </pic:pic>
+              </a:graphicData>
+            </a:graphic>
+          </wp:inline>
+        </w:drawing>
+      </w:r>
+    </w:p>
+    <w:p>
+      <w:pPr>
+        <w:rPr>
+          <w:rFonts w:ascii="Amasis MT Pro" w:hAnsi="Amasis MT Pro"/>
+          <w:noProof/>
+        </w:rPr>
+      </w:pPr>
+    </w:p>
+    <w:p>
+      <w:pPr>
+        <w:rPr>
+          <w:rFonts w:ascii="Amasis MT Pro" w:hAnsi="Amasis MT Pro"/>
+          <w:sz w:val="28"/>
+          <w:szCs w:val="28"/>
+        </w:rPr>
+      </w:pPr>
+      <w:r>
+        <w:rPr>
+          <w:rFonts w:ascii="Amasis MT Pro" w:hAnsi="Amasis MT Pro"/>
+          <w:noProof/>
+        </w:rPr>
+        <w:drawing>
+          <wp:inline distT="0" distB="0" distL="0" distR="0" wp14:anchorId="122E8F49" wp14:editId="1F3B8E3B">
+            <wp:extent cx="5181600" cy="1676400"/>
+            <wp:effectExtent l="0" t="0" r="0" b="0"/>
             <wp:docPr id="1661286114" name="Immagine 1" descr="Immagine che contiene testo, schermata, numero, Carattere&#10;&#10;Il contenuto generato dall'IA potrebbe non essere corretto."/>
             <wp:cNvGraphicFramePr>
               <a:graphicFrameLocks xmlns:a="http://schemas.openxmlformats.org/drawingml/2006/main" noChangeAspect="1"/>
@@ -1113,20 +2555,27 @@
                     <pic:cNvPr id="1661286114" name="Immagine 1" descr="Immagine che contiene testo, schermata, numero, Carattere&#10;&#10;Il contenuto generato dall'IA potrebbe non essere corretto."/>
                     <pic:cNvPicPr/>
                   </pic:nvPicPr>
-                  <pic:blipFill>
-                    <a:blip r:embed="rId9"/>
-                    <a:stretch>
-                      <a:fillRect/>
-                    </a:stretch>
+                  <pic:blipFill rotWithShape="1">
+                    <a:blip r:embed="rId11"/>
+                    <a:srcRect l="5603" t="9768" r="9733" b="8372"/>
+                    <a:stretch/>
                   </pic:blipFill>
-                  <pic:spPr>
+                  <pic:spPr bwMode="auto">
                     <a:xfrm>
                       <a:off x="0" y="0"/>
-                      <a:ext cx="6120130" cy="2148205"/>
+                      <a:ext cx="5181600" cy="1676400"/>
                     </a:xfrm>
                     <a:prstGeom prst="rect">
                       <a:avLst/>
                     </a:prstGeom>
+                    <a:ln>
+                      <a:noFill/>
+                    </a:ln>
+                    <a:extLst>
+                      <a:ext uri="{53640926-AAD7-44D8-BBD7-CCE9431645EC}">
+                        <a14:shadowObscured xmlns:a14="http://schemas.microsoft.com/office/drawing/2010/main"/>
+                      </a:ext>
+                    </a:extLst>
                   </pic:spPr>
                 </pic:pic>
               </a:graphicData>
@@ -1136,15 +2585,28 @@
       </w:r>
     </w:p>
     <w:p>
-      <w:r>
-        <w:rPr>
+      <w:pPr>
+        <w:rPr>
+          <w:rFonts w:ascii="Amasis MT Pro" w:hAnsi="Amasis MT Pro"/>
+        </w:rPr>
+      </w:pPr>
+    </w:p>
+    <w:p>
+      <w:pPr>
+        <w:rPr>
+          <w:rFonts w:ascii="Amasis MT Pro" w:hAnsi="Amasis MT Pro"/>
           <w:noProof/>
         </w:rPr>
-        <w:lastRenderedPageBreak/>
+      </w:pPr>
+      <w:r>
+        <w:rPr>
+          <w:rFonts w:ascii="Amasis MT Pro" w:hAnsi="Amasis MT Pro"/>
+          <w:noProof/>
+        </w:rPr>
         <w:drawing>
-          <wp:inline distT="0" distB="0" distL="0" distR="0" wp14:anchorId="36CA88B4" wp14:editId="0131526D">
-            <wp:extent cx="6083300" cy="2292350"/>
-            <wp:effectExtent l="0" t="0" r="0" b="0"/>
+          <wp:inline distT="0" distB="0" distL="0" distR="0" wp14:anchorId="722CC8FC" wp14:editId="62981AF2">
+            <wp:extent cx="5191125" cy="1876425"/>
+            <wp:effectExtent l="0" t="0" r="9525" b="9525"/>
             <wp:docPr id="765975892" name="Immagine 1" descr="Immagine che contiene testo, schermata, schermo, Carattere&#10;&#10;Il contenuto generato dall'IA potrebbe non essere corretto."/>
             <wp:cNvGraphicFramePr>
               <a:graphicFrameLocks xmlns:a="http://schemas.openxmlformats.org/drawingml/2006/main" noChangeAspect="1"/>
@@ -1156,20 +2618,27 @@
                     <pic:cNvPr id="765975892" name="Immagine 1" descr="Immagine che contiene testo, schermata, schermo, Carattere&#10;&#10;Il contenuto generato dall'IA potrebbe non essere corretto."/>
                     <pic:cNvPicPr/>
                   </pic:nvPicPr>
-                  <pic:blipFill>
-                    <a:blip r:embed="rId10"/>
-                    <a:stretch>
-                      <a:fillRect/>
-                    </a:stretch>
+                  <pic:blipFill rotWithShape="1">
+                    <a:blip r:embed="rId12"/>
+                    <a:srcRect l="12057" t="11634" r="5585" b="6510"/>
+                    <a:stretch/>
                   </pic:blipFill>
-                  <pic:spPr>
+                  <pic:spPr bwMode="auto">
                     <a:xfrm>
                       <a:off x="0" y="0"/>
-                      <a:ext cx="6112404" cy="2303317"/>
+                      <a:ext cx="5215960" cy="1885402"/>
                     </a:xfrm>
                     <a:prstGeom prst="rect">
                       <a:avLst/>
                     </a:prstGeom>
+                    <a:ln>
+                      <a:noFill/>
+                    </a:ln>
+                    <a:extLst>
+                      <a:ext uri="{53640926-AAD7-44D8-BBD7-CCE9431645EC}">
+                        <a14:shadowObscured xmlns:a14="http://schemas.microsoft.com/office/drawing/2010/main"/>
+                      </a:ext>
+                    </a:extLst>
                   </pic:spPr>
                 </pic:pic>
               </a:graphicData>
@@ -1179,14 +2648,43 @@
       </w:r>
     </w:p>
     <w:p>
-      <w:r>
-        <w:rPr>
+      <w:pPr>
+        <w:rPr>
+          <w:rFonts w:ascii="Amasis MT Pro" w:hAnsi="Amasis MT Pro"/>
+        </w:rPr>
+      </w:pPr>
+    </w:p>
+    <w:p>
+      <w:pPr>
+        <w:rPr>
+          <w:rFonts w:ascii="Amasis MT Pro" w:hAnsi="Amasis MT Pro"/>
           <w:noProof/>
         </w:rPr>
+      </w:pPr>
+    </w:p>
+    <w:p>
+      <w:pPr>
+        <w:rPr>
+          <w:rFonts w:ascii="Amasis MT Pro" w:hAnsi="Amasis MT Pro"/>
+        </w:rPr>
+      </w:pPr>
+    </w:p>
+    <w:p>
+      <w:pPr>
+        <w:rPr>
+          <w:rFonts w:ascii="Amasis MT Pro" w:hAnsi="Amasis MT Pro"/>
+        </w:rPr>
+      </w:pPr>
+      <w:r>
+        <w:rPr>
+          <w:rFonts w:ascii="Amasis MT Pro" w:hAnsi="Amasis MT Pro"/>
+          <w:noProof/>
+        </w:rPr>
+        <w:lastRenderedPageBreak/>
         <w:drawing>
-          <wp:inline distT="0" distB="0" distL="0" distR="0" wp14:anchorId="5522FF3C" wp14:editId="15CB6184">
-            <wp:extent cx="6153150" cy="2749550"/>
-            <wp:effectExtent l="0" t="0" r="0" b="0"/>
+          <wp:inline distT="0" distB="0" distL="0" distR="0" wp14:anchorId="648E4342" wp14:editId="33EFADA2">
+            <wp:extent cx="6120130" cy="2734795"/>
+            <wp:effectExtent l="0" t="0" r="0" b="8890"/>
             <wp:docPr id="2063946779" name="Immagine 1" descr="Immagine che contiene testo, schermata, diagramma, numero&#10;&#10;Il contenuto generato dall'IA potrebbe non essere corretto."/>
             <wp:cNvGraphicFramePr>
               <a:graphicFrameLocks xmlns:a="http://schemas.openxmlformats.org/drawingml/2006/main" noChangeAspect="1"/>
@@ -1199,7 +2697,7 @@
                     <pic:cNvPicPr/>
                   </pic:nvPicPr>
                   <pic:blipFill>
-                    <a:blip r:embed="rId11"/>
+                    <a:blip r:embed="rId13"/>
                     <a:stretch>
                       <a:fillRect/>
                     </a:stretch>
@@ -1207,7 +2705,7 @@
                   <pic:spPr>
                     <a:xfrm>
                       <a:off x="0" y="0"/>
-                      <a:ext cx="6153150" cy="2749550"/>
+                      <a:ext cx="6120130" cy="2734795"/>
                     </a:xfrm>
                     <a:prstGeom prst="rect">
                       <a:avLst/>
@@ -1220,15 +2718,28 @@
         </w:drawing>
       </w:r>
     </w:p>
-    <w:p/>
-    <w:p/>
-    <w:p>
-      <w:r>
-        <w:lastRenderedPageBreak/>
+    <w:p>
+      <w:pPr>
+        <w:rPr>
+          <w:rFonts w:ascii="Amasis MT Pro" w:hAnsi="Amasis MT Pro"/>
+        </w:rPr>
+      </w:pPr>
+    </w:p>
+    <w:p>
+      <w:pPr>
+        <w:rPr>
+          <w:rFonts w:ascii="Amasis MT Pro" w:hAnsi="Amasis MT Pro"/>
+        </w:rPr>
+      </w:pPr>
+      <w:r>
+        <w:rPr>
+          <w:rFonts w:ascii="Amasis MT Pro" w:hAnsi="Amasis MT Pro"/>
+        </w:rPr>
         <w:t>Unendo poi i due schemi otteniamo questi collegamenti:</w:t>
       </w:r>
       <w:r>
         <w:rPr>
+          <w:rFonts w:ascii="Amasis MT Pro" w:hAnsi="Amasis MT Pro"/>
           <w:noProof/>
           <w:sz w:val="28"/>
           <w:szCs w:val="28"/>
@@ -1237,6 +2748,7 @@
       </w:r>
       <w:r>
         <w:rPr>
+          <w:rFonts w:ascii="Amasis MT Pro" w:hAnsi="Amasis MT Pro"/>
           <w:noProof/>
           <w:sz w:val="28"/>
           <w:szCs w:val="28"/>
@@ -1259,7 +2771,7 @@
                     </pic:cNvPicPr>
                   </pic:nvPicPr>
                   <pic:blipFill>
-                    <a:blip r:embed="rId12" cstate="print">
+                    <a:blip r:embed="rId14" cstate="print">
                       <a:extLst>
                         <a:ext uri="{28A0092B-C50C-407E-A947-70E740481C1C}">
                           <a14:useLocalDpi xmlns:a14="http://schemas.microsoft.com/office/drawing/2010/main" val="0"/>
@@ -1291,38 +2803,35 @@
         </w:drawing>
       </w:r>
     </w:p>
-    <w:p/>
-    <w:p>
-      <w:pPr>
-        <w:rPr>
-          <w:sz w:val="28"/>
-          <w:szCs w:val="28"/>
-        </w:rPr>
-      </w:pPr>
-      <w:r>
-        <w:rPr>
-          <w:sz w:val="28"/>
-          <w:szCs w:val="28"/>
-        </w:rPr>
-        <w:t>L’app</w:t>
-      </w:r>
-    </w:p>
-    <w:p>
-      <w:pPr>
-        <w:rPr>
-          <w:sz w:val="28"/>
-          <w:szCs w:val="28"/>
-        </w:rPr>
-      </w:pPr>
-      <w:r>
-        <w:rPr>
-          <w:sz w:val="28"/>
-          <w:szCs w:val="28"/>
-        </w:rPr>
+    <w:p>
+      <w:pPr>
+        <w:rPr>
+          <w:rFonts w:ascii="Amasis MT Pro" w:hAnsi="Amasis MT Pro"/>
+          <w:sz w:val="28"/>
+          <w:szCs w:val="28"/>
+        </w:rPr>
+      </w:pPr>
+    </w:p>
+    <w:p>
+      <w:pPr>
+        <w:rPr>
+          <w:rFonts w:ascii="Amasis MT Pro" w:hAnsi="Amasis MT Pro"/>
+          <w:sz w:val="28"/>
+          <w:szCs w:val="28"/>
+        </w:rPr>
+      </w:pPr>
+      <w:r>
+        <w:rPr>
+          <w:rFonts w:ascii="Amasis MT Pro" w:hAnsi="Amasis MT Pro"/>
+          <w:sz w:val="28"/>
+          <w:szCs w:val="28"/>
+        </w:rPr>
+        <w:lastRenderedPageBreak/>
         <w:t>L’app è stata creata attraverso Android Studio con file xml per la parte grafica e file java per la logica. La versione Android che abbiamo usato è la versione 23 “Marshmallow”.</w:t>
       </w:r>
       <w:r>
         <w:rPr>
+          <w:rFonts w:ascii="Amasis MT Pro" w:hAnsi="Amasis MT Pro"/>
           <w:sz w:val="28"/>
           <w:szCs w:val="28"/>
         </w:rPr>
@@ -1330,6 +2839,7 @@
       </w:r>
       <w:r>
         <w:rPr>
+          <w:rFonts w:ascii="Amasis MT Pro" w:hAnsi="Amasis MT Pro"/>
           <w:color w:val="FF0000"/>
           <w:sz w:val="28"/>
           <w:szCs w:val="28"/>
@@ -1338,6 +2848,7 @@
       </w:r>
       <w:r>
         <w:rPr>
+          <w:rFonts w:ascii="Amasis MT Pro" w:hAnsi="Amasis MT Pro"/>
           <w:color w:val="FF0000"/>
           <w:sz w:val="28"/>
           <w:szCs w:val="28"/>
@@ -1346,6 +2857,7 @@
       </w:r>
       <w:r>
         <w:rPr>
+          <w:rFonts w:ascii="Amasis MT Pro" w:hAnsi="Amasis MT Pro"/>
           <w:color w:val="FF0000"/>
           <w:sz w:val="28"/>
           <w:szCs w:val="28"/>
@@ -1354,6 +2866,7 @@
       </w:r>
       <w:r>
         <w:rPr>
+          <w:rFonts w:ascii="Amasis MT Pro" w:hAnsi="Amasis MT Pro"/>
           <w:color w:val="FF0000"/>
           <w:sz w:val="28"/>
           <w:szCs w:val="28"/>
@@ -1362,6 +2875,7 @@
       </w:r>
       <w:r>
         <w:rPr>
+          <w:rFonts w:ascii="Amasis MT Pro" w:hAnsi="Amasis MT Pro"/>
           <w:sz w:val="28"/>
           <w:szCs w:val="28"/>
         </w:rPr>
@@ -1369,6 +2883,7 @@
       </w:r>
       <w:r>
         <w:rPr>
+          <w:rFonts w:ascii="Amasis MT Pro" w:hAnsi="Amasis MT Pro"/>
           <w:sz w:val="28"/>
           <w:szCs w:val="28"/>
         </w:rPr>
@@ -1383,12 +2898,14 @@
           <w:numId w:val="2"/>
         </w:numPr>
         <w:rPr>
-          <w:sz w:val="28"/>
-          <w:szCs w:val="28"/>
-        </w:rPr>
-      </w:pPr>
-      <w:r>
-        <w:rPr>
+          <w:rFonts w:ascii="Amasis MT Pro" w:hAnsi="Amasis MT Pro"/>
+          <w:sz w:val="28"/>
+          <w:szCs w:val="28"/>
+        </w:rPr>
+      </w:pPr>
+      <w:r>
+        <w:rPr>
+          <w:rFonts w:ascii="Amasis MT Pro" w:hAnsi="Amasis MT Pro"/>
           <w:sz w:val="28"/>
           <w:szCs w:val="28"/>
         </w:rPr>
@@ -1403,12 +2920,14 @@
           <w:numId w:val="2"/>
         </w:numPr>
         <w:rPr>
-          <w:sz w:val="28"/>
-          <w:szCs w:val="28"/>
-        </w:rPr>
-      </w:pPr>
-      <w:r>
-        <w:rPr>
+          <w:rFonts w:ascii="Amasis MT Pro" w:hAnsi="Amasis MT Pro"/>
+          <w:sz w:val="28"/>
+          <w:szCs w:val="28"/>
+        </w:rPr>
+      </w:pPr>
+      <w:r>
+        <w:rPr>
+          <w:rFonts w:ascii="Amasis MT Pro" w:hAnsi="Amasis MT Pro"/>
           <w:sz w:val="28"/>
           <w:szCs w:val="28"/>
         </w:rPr>
@@ -1416,6 +2935,7 @@
       </w:r>
       <w:r>
         <w:rPr>
+          <w:rFonts w:ascii="Amasis MT Pro" w:hAnsi="Amasis MT Pro"/>
           <w:sz w:val="28"/>
           <w:szCs w:val="28"/>
         </w:rPr>
@@ -1423,29 +2943,15 @@
       </w:r>
       <w:r>
         <w:rPr>
-          <w:sz w:val="28"/>
-          <w:szCs w:val="28"/>
-        </w:rPr>
-        <w:t xml:space="preserve"> aver inserito password e </w:t>
-      </w:r>
-      <w:proofErr w:type="gramStart"/>
-      <w:r>
-        <w:rPr>
-          <w:sz w:val="28"/>
-          <w:szCs w:val="28"/>
-        </w:rPr>
-        <w:t>email</w:t>
-      </w:r>
-      <w:proofErr w:type="gramEnd"/>
-      <w:r>
-        <w:rPr>
-          <w:sz w:val="28"/>
-          <w:szCs w:val="28"/>
-        </w:rPr>
-        <w:t xml:space="preserve"> corrette) e rilevamento degli eventi della pagina (come la pressione di un determinato bottone)</w:t>
-      </w:r>
-      <w:r>
-        <w:rPr>
+          <w:rFonts w:ascii="Amasis MT Pro" w:hAnsi="Amasis MT Pro"/>
+          <w:sz w:val="28"/>
+          <w:szCs w:val="28"/>
+        </w:rPr>
+        <w:t xml:space="preserve"> aver inserito password e email corrette) e rilevamento degli eventi della pagina (come la pressione di un determinato bottone)</w:t>
+      </w:r>
+      <w:r>
+        <w:rPr>
+          <w:rFonts w:ascii="Amasis MT Pro" w:hAnsi="Amasis MT Pro"/>
           <w:sz w:val="28"/>
           <w:szCs w:val="28"/>
         </w:rPr>
@@ -1460,21 +2966,23 @@
           <w:numId w:val="2"/>
         </w:numPr>
         <w:rPr>
-          <w:sz w:val="28"/>
-          <w:szCs w:val="28"/>
-        </w:rPr>
-      </w:pPr>
-      <w:r>
-        <w:rPr>
-          <w:sz w:val="28"/>
-          <w:szCs w:val="28"/>
-        </w:rPr>
-        <w:lastRenderedPageBreak/>
+          <w:rFonts w:ascii="Amasis MT Pro" w:hAnsi="Amasis MT Pro"/>
+          <w:sz w:val="28"/>
+          <w:szCs w:val="28"/>
+        </w:rPr>
+      </w:pPr>
+      <w:r>
+        <w:rPr>
+          <w:rFonts w:ascii="Amasis MT Pro" w:hAnsi="Amasis MT Pro"/>
+          <w:sz w:val="28"/>
+          <w:szCs w:val="28"/>
+        </w:rPr>
         <w:t xml:space="preserve">possibilità di passare a un'altra schermata attraverso </w:t>
       </w:r>
       <w:proofErr w:type="spellStart"/>
       <w:r>
         <w:rPr>
+          <w:rFonts w:ascii="Amasis MT Pro" w:hAnsi="Amasis MT Pro"/>
           <w:sz w:val="28"/>
           <w:szCs w:val="28"/>
         </w:rPr>
@@ -1483,6 +2991,7 @@
       <w:proofErr w:type="spellEnd"/>
       <w:r>
         <w:rPr>
+          <w:rFonts w:ascii="Amasis MT Pro" w:hAnsi="Amasis MT Pro"/>
           <w:sz w:val="28"/>
           <w:szCs w:val="28"/>
         </w:rPr>
@@ -1491,6 +3000,7 @@
       <w:proofErr w:type="spellStart"/>
       <w:r>
         <w:rPr>
+          <w:rFonts w:ascii="Amasis MT Pro" w:hAnsi="Amasis MT Pro"/>
           <w:sz w:val="28"/>
           <w:szCs w:val="28"/>
         </w:rPr>
@@ -1499,6 +3009,7 @@
       <w:proofErr w:type="spellEnd"/>
       <w:r>
         <w:rPr>
+          <w:rFonts w:ascii="Amasis MT Pro" w:hAnsi="Amasis MT Pro"/>
           <w:sz w:val="28"/>
           <w:szCs w:val="28"/>
         </w:rPr>
@@ -1506,6 +3017,7 @@
       </w:r>
       <w:r>
         <w:rPr>
+          <w:rFonts w:ascii="Amasis MT Pro" w:hAnsi="Amasis MT Pro"/>
           <w:sz w:val="28"/>
           <w:szCs w:val="28"/>
         </w:rPr>
@@ -1513,6 +3025,7 @@
       </w:r>
       <w:r>
         <w:rPr>
+          <w:rFonts w:ascii="Amasis MT Pro" w:hAnsi="Amasis MT Pro"/>
           <w:sz w:val="28"/>
           <w:szCs w:val="28"/>
         </w:rPr>
@@ -1522,12 +3035,14 @@
     <w:p>
       <w:pPr>
         <w:rPr>
+          <w:rFonts w:ascii="Amasis MT Pro" w:hAnsi="Amasis MT Pro"/>
           <w:sz w:val="36"/>
           <w:szCs w:val="36"/>
         </w:rPr>
       </w:pPr>
       <w:r>
         <w:rPr>
+          <w:rFonts w:ascii="Amasis MT Pro" w:hAnsi="Amasis MT Pro"/>
           <w:sz w:val="36"/>
           <w:szCs w:val="36"/>
         </w:rPr>
@@ -1537,12 +3052,14 @@
     <w:p>
       <w:pPr>
         <w:rPr>
-          <w:sz w:val="28"/>
-          <w:szCs w:val="28"/>
-        </w:rPr>
-      </w:pPr>
-      <w:r>
-        <w:rPr>
+          <w:rFonts w:ascii="Amasis MT Pro" w:hAnsi="Amasis MT Pro"/>
+          <w:sz w:val="28"/>
+          <w:szCs w:val="28"/>
+        </w:rPr>
+      </w:pPr>
+      <w:r>
+        <w:rPr>
+          <w:rFonts w:ascii="Amasis MT Pro" w:hAnsi="Amasis MT Pro"/>
           <w:sz w:val="28"/>
           <w:szCs w:val="28"/>
         </w:rPr>
@@ -1550,6 +3067,7 @@
       </w:r>
       <w:r>
         <w:rPr>
+          <w:rFonts w:ascii="Amasis MT Pro" w:hAnsi="Amasis MT Pro"/>
           <w:sz w:val="28"/>
           <w:szCs w:val="28"/>
         </w:rPr>
@@ -1557,6 +3075,7 @@
       </w:r>
       <w:r>
         <w:rPr>
+          <w:rFonts w:ascii="Amasis MT Pro" w:hAnsi="Amasis MT Pro"/>
           <w:sz w:val="28"/>
           <w:szCs w:val="28"/>
         </w:rPr>
@@ -1564,6 +3083,7 @@
       </w:r>
       <w:r>
         <w:rPr>
+          <w:rFonts w:ascii="Amasis MT Pro" w:hAnsi="Amasis MT Pro"/>
           <w:sz w:val="28"/>
           <w:szCs w:val="28"/>
         </w:rPr>
@@ -1573,12 +3093,14 @@
     <w:p>
       <w:pPr>
         <w:rPr>
-          <w:sz w:val="28"/>
-          <w:szCs w:val="28"/>
-        </w:rPr>
-      </w:pPr>
-      <w:r>
-        <w:rPr>
+          <w:rFonts w:ascii="Amasis MT Pro" w:hAnsi="Amasis MT Pro"/>
+          <w:sz w:val="28"/>
+          <w:szCs w:val="28"/>
+        </w:rPr>
+      </w:pPr>
+      <w:r>
+        <w:rPr>
+          <w:rFonts w:ascii="Amasis MT Pro" w:hAnsi="Amasis MT Pro"/>
           <w:noProof/>
           <w:sz w:val="28"/>
           <w:szCs w:val="28"/>
@@ -1607,7 +3129,7 @@
                     <pic:cNvPicPr/>
                   </pic:nvPicPr>
                   <pic:blipFill>
-                    <a:blip r:embed="rId13" cstate="print">
+                    <a:blip r:embed="rId15" cstate="print">
                       <a:extLst>
                         <a:ext uri="{28A0092B-C50C-407E-A947-70E740481C1C}">
                           <a14:useLocalDpi xmlns:a14="http://schemas.microsoft.com/office/drawing/2010/main" val="0"/>
@@ -1641,6 +3163,7 @@
       </w:r>
       <w:r>
         <w:rPr>
+          <w:rFonts w:ascii="Amasis MT Pro" w:hAnsi="Amasis MT Pro"/>
           <w:sz w:val="28"/>
           <w:szCs w:val="28"/>
         </w:rPr>
@@ -1650,12 +3173,14 @@
     <w:p>
       <w:pPr>
         <w:rPr>
-          <w:sz w:val="28"/>
-          <w:szCs w:val="28"/>
-        </w:rPr>
-      </w:pPr>
-      <w:r>
-        <w:rPr>
+          <w:rFonts w:ascii="Amasis MT Pro" w:hAnsi="Amasis MT Pro"/>
+          <w:sz w:val="28"/>
+          <w:szCs w:val="28"/>
+        </w:rPr>
+      </w:pPr>
+      <w:r>
+        <w:rPr>
+          <w:rFonts w:ascii="Amasis MT Pro" w:hAnsi="Amasis MT Pro"/>
           <w:sz w:val="28"/>
           <w:szCs w:val="28"/>
         </w:rPr>
@@ -1665,12 +3190,14 @@
     <w:p>
       <w:pPr>
         <w:rPr>
-          <w:sz w:val="28"/>
-          <w:szCs w:val="28"/>
-        </w:rPr>
-      </w:pPr>
-      <w:r>
-        <w:rPr>
+          <w:rFonts w:ascii="Amasis MT Pro" w:hAnsi="Amasis MT Pro"/>
+          <w:sz w:val="28"/>
+          <w:szCs w:val="28"/>
+        </w:rPr>
+      </w:pPr>
+      <w:r>
+        <w:rPr>
+          <w:rFonts w:ascii="Amasis MT Pro" w:hAnsi="Amasis MT Pro"/>
           <w:sz w:val="28"/>
           <w:szCs w:val="28"/>
         </w:rPr>
@@ -1680,12 +3207,14 @@
     <w:p>
       <w:pPr>
         <w:rPr>
-          <w:sz w:val="28"/>
-          <w:szCs w:val="28"/>
-        </w:rPr>
-      </w:pPr>
-      <w:r>
-        <w:rPr>
+          <w:rFonts w:ascii="Amasis MT Pro" w:hAnsi="Amasis MT Pro"/>
+          <w:sz w:val="28"/>
+          <w:szCs w:val="28"/>
+        </w:rPr>
+      </w:pPr>
+      <w:r>
+        <w:rPr>
+          <w:rFonts w:ascii="Amasis MT Pro" w:hAnsi="Amasis MT Pro"/>
           <w:sz w:val="28"/>
           <w:szCs w:val="28"/>
         </w:rPr>
@@ -1695,39 +3224,59 @@
     <w:p>
       <w:pPr>
         <w:rPr>
-          <w:sz w:val="28"/>
-          <w:szCs w:val="28"/>
-        </w:rPr>
-      </w:pPr>
-      <w:r>
-        <w:rPr>
+          <w:rFonts w:ascii="Amasis MT Pro" w:hAnsi="Amasis MT Pro"/>
+          <w:sz w:val="28"/>
+          <w:szCs w:val="28"/>
+        </w:rPr>
+      </w:pPr>
+      <w:r>
+        <w:rPr>
+          <w:rFonts w:ascii="Amasis MT Pro" w:hAnsi="Amasis MT Pro"/>
           <w:sz w:val="28"/>
           <w:szCs w:val="28"/>
         </w:rPr>
         <w:t>bottone per cercare servizi nell’area</w:t>
       </w:r>
     </w:p>
-    <w:p/>
-    <w:p/>
+    <w:p>
+      <w:pPr>
+        <w:rPr>
+          <w:rFonts w:ascii="Amasis MT Pro" w:hAnsi="Amasis MT Pro"/>
+        </w:rPr>
+      </w:pPr>
+    </w:p>
+    <w:p>
+      <w:pPr>
+        <w:rPr>
+          <w:rFonts w:ascii="Amasis MT Pro" w:hAnsi="Amasis MT Pro"/>
+        </w:rPr>
+      </w:pPr>
+    </w:p>
     <w:p>
       <w:pPr>
         <w:jc w:val="right"/>
+        <w:rPr>
+          <w:rFonts w:ascii="Amasis MT Pro" w:hAnsi="Amasis MT Pro"/>
+        </w:rPr>
       </w:pPr>
     </w:p>
     <w:p>
       <w:pPr>
         <w:jc w:val="right"/>
         <w:rPr>
-          <w:sz w:val="28"/>
-          <w:szCs w:val="28"/>
-        </w:rPr>
-      </w:pPr>
-      <w:r>
-        <w:rPr>
+          <w:rFonts w:ascii="Amasis MT Pro" w:hAnsi="Amasis MT Pro"/>
+          <w:sz w:val="28"/>
+          <w:szCs w:val="28"/>
+        </w:rPr>
+      </w:pPr>
+      <w:r>
+        <w:rPr>
+          <w:rFonts w:ascii="Amasis MT Pro" w:hAnsi="Amasis MT Pro"/>
           <w:noProof/>
           <w:sz w:val="28"/>
           <w:szCs w:val="28"/>
         </w:rPr>
+        <w:lastRenderedPageBreak/>
         <w:drawing>
           <wp:anchor distT="0" distB="0" distL="114300" distR="114300" simplePos="0" relativeHeight="251659264" behindDoc="1" locked="0" layoutInCell="1" allowOverlap="1" wp14:anchorId="226A6EC3" wp14:editId="352C5783">
             <wp:simplePos x="0" y="0"/>
@@ -1760,7 +3309,7 @@
                     <pic:cNvPicPr/>
                   </pic:nvPicPr>
                   <pic:blipFill>
-                    <a:blip r:embed="rId14">
+                    <a:blip r:embed="rId16">
                       <a:extLst>
                         <a:ext uri="{28A0092B-C50C-407E-A947-70E740481C1C}">
                           <a14:useLocalDpi xmlns:a14="http://schemas.microsoft.com/office/drawing/2010/main" val="0"/>
@@ -1794,6 +3343,7 @@
       </w:r>
       <w:r>
         <w:rPr>
+          <w:rFonts w:ascii="Amasis MT Pro" w:hAnsi="Amasis MT Pro"/>
           <w:sz w:val="28"/>
           <w:szCs w:val="28"/>
         </w:rPr>
@@ -1801,6 +3351,7 @@
       </w:r>
       <w:r>
         <w:rPr>
+          <w:rFonts w:ascii="Amasis MT Pro" w:hAnsi="Amasis MT Pro"/>
           <w:sz w:val="28"/>
           <w:szCs w:val="28"/>
         </w:rPr>
@@ -1808,6 +3359,7 @@
       </w:r>
       <w:r>
         <w:rPr>
+          <w:rFonts w:ascii="Amasis MT Pro" w:hAnsi="Amasis MT Pro"/>
           <w:sz w:val="28"/>
           <w:szCs w:val="28"/>
         </w:rPr>
@@ -1815,6 +3367,7 @@
       </w:r>
       <w:r>
         <w:rPr>
+          <w:rFonts w:ascii="Amasis MT Pro" w:hAnsi="Amasis MT Pro"/>
           <w:sz w:val="28"/>
           <w:szCs w:val="28"/>
         </w:rPr>
@@ -1825,12 +3378,14 @@
       <w:pPr>
         <w:jc w:val="right"/>
         <w:rPr>
-          <w:sz w:val="28"/>
-          <w:szCs w:val="28"/>
-        </w:rPr>
-      </w:pPr>
-      <w:r>
-        <w:rPr>
+          <w:rFonts w:ascii="Amasis MT Pro" w:hAnsi="Amasis MT Pro"/>
+          <w:sz w:val="28"/>
+          <w:szCs w:val="28"/>
+        </w:rPr>
+      </w:pPr>
+      <w:r>
+        <w:rPr>
+          <w:rFonts w:ascii="Amasis MT Pro" w:hAnsi="Amasis MT Pro"/>
           <w:sz w:val="28"/>
           <w:szCs w:val="28"/>
         </w:rPr>
@@ -1841,12 +3396,14 @@
       <w:pPr>
         <w:jc w:val="right"/>
         <w:rPr>
-          <w:sz w:val="28"/>
-          <w:szCs w:val="28"/>
-        </w:rPr>
-      </w:pPr>
-      <w:r>
-        <w:rPr>
+          <w:rFonts w:ascii="Amasis MT Pro" w:hAnsi="Amasis MT Pro"/>
+          <w:sz w:val="28"/>
+          <w:szCs w:val="28"/>
+        </w:rPr>
+      </w:pPr>
+      <w:r>
+        <w:rPr>
+          <w:rFonts w:ascii="Amasis MT Pro" w:hAnsi="Amasis MT Pro"/>
           <w:sz w:val="28"/>
           <w:szCs w:val="28"/>
         </w:rPr>
@@ -1857,12 +3414,14 @@
       <w:pPr>
         <w:jc w:val="right"/>
         <w:rPr>
-          <w:sz w:val="28"/>
-          <w:szCs w:val="28"/>
-        </w:rPr>
-      </w:pPr>
-      <w:r>
-        <w:rPr>
+          <w:rFonts w:ascii="Amasis MT Pro" w:hAnsi="Amasis MT Pro"/>
+          <w:sz w:val="28"/>
+          <w:szCs w:val="28"/>
+        </w:rPr>
+      </w:pPr>
+      <w:r>
+        <w:rPr>
+          <w:rFonts w:ascii="Amasis MT Pro" w:hAnsi="Amasis MT Pro"/>
           <w:sz w:val="28"/>
           <w:szCs w:val="28"/>
         </w:rPr>
@@ -1872,31 +3431,48 @@
     <w:p>
       <w:pPr>
         <w:jc w:val="right"/>
+        <w:rPr>
+          <w:rFonts w:ascii="Amasis MT Pro" w:hAnsi="Amasis MT Pro"/>
+        </w:rPr>
       </w:pPr>
     </w:p>
     <w:p>
       <w:pPr>
         <w:jc w:val="right"/>
+        <w:rPr>
+          <w:rFonts w:ascii="Amasis MT Pro" w:hAnsi="Amasis MT Pro"/>
+        </w:rPr>
       </w:pPr>
     </w:p>
     <w:p>
       <w:pPr>
         <w:jc w:val="right"/>
+        <w:rPr>
+          <w:rFonts w:ascii="Amasis MT Pro" w:hAnsi="Amasis MT Pro"/>
+        </w:rPr>
       </w:pPr>
     </w:p>
     <w:p>
       <w:pPr>
         <w:jc w:val="right"/>
-      </w:pPr>
-    </w:p>
-    <w:p>
-      <w:r>
-        <w:rPr>
+        <w:rPr>
+          <w:rFonts w:ascii="Amasis MT Pro" w:hAnsi="Amasis MT Pro"/>
+        </w:rPr>
+      </w:pPr>
+    </w:p>
+    <w:p>
+      <w:pPr>
+        <w:rPr>
+          <w:rFonts w:ascii="Amasis MT Pro" w:hAnsi="Amasis MT Pro"/>
+        </w:rPr>
+      </w:pPr>
+      <w:r>
+        <w:rPr>
+          <w:rFonts w:ascii="Amasis MT Pro" w:hAnsi="Amasis MT Pro"/>
           <w:noProof/>
         </w:rPr>
-        <w:lastRenderedPageBreak/>
         <w:drawing>
-          <wp:anchor distT="0" distB="0" distL="114300" distR="114300" simplePos="0" relativeHeight="251660288" behindDoc="0" locked="0" layoutInCell="1" allowOverlap="1" wp14:anchorId="54F62B64" wp14:editId="53CA8941">
+          <wp:anchor distT="0" distB="0" distL="114300" distR="114300" simplePos="0" relativeHeight="251660288" behindDoc="0" locked="0" layoutInCell="1" allowOverlap="1" wp14:anchorId="54F62B64" wp14:editId="2979409C">
             <wp:simplePos x="0" y="0"/>
             <wp:positionH relativeFrom="margin">
               <wp:align>left</wp:align>
@@ -1919,7 +3495,7 @@
                     <pic:cNvPicPr/>
                   </pic:nvPicPr>
                   <pic:blipFill>
-                    <a:blip r:embed="rId15" cstate="print">
+                    <a:blip r:embed="rId17" cstate="print">
                       <a:extLst>
                         <a:ext uri="{28A0092B-C50C-407E-A947-70E740481C1C}">
                           <a14:useLocalDpi xmlns:a14="http://schemas.microsoft.com/office/drawing/2010/main" val="0"/>
@@ -1955,12 +3531,14 @@
     <w:p>
       <w:pPr>
         <w:rPr>
-          <w:sz w:val="28"/>
-          <w:szCs w:val="28"/>
-        </w:rPr>
-      </w:pPr>
-      <w:r>
-        <w:rPr>
+          <w:rFonts w:ascii="Amasis MT Pro" w:hAnsi="Amasis MT Pro"/>
+          <w:sz w:val="28"/>
+          <w:szCs w:val="28"/>
+        </w:rPr>
+      </w:pPr>
+      <w:r>
+        <w:rPr>
+          <w:rFonts w:ascii="Amasis MT Pro" w:hAnsi="Amasis MT Pro"/>
           <w:sz w:val="28"/>
           <w:szCs w:val="28"/>
         </w:rPr>
@@ -1970,12 +3548,14 @@
     <w:p>
       <w:pPr>
         <w:rPr>
-          <w:sz w:val="28"/>
-          <w:szCs w:val="28"/>
-        </w:rPr>
-      </w:pPr>
-      <w:r>
-        <w:rPr>
+          <w:rFonts w:ascii="Amasis MT Pro" w:hAnsi="Amasis MT Pro"/>
+          <w:sz w:val="28"/>
+          <w:szCs w:val="28"/>
+        </w:rPr>
+      </w:pPr>
+      <w:r>
+        <w:rPr>
+          <w:rFonts w:ascii="Amasis MT Pro" w:hAnsi="Amasis MT Pro"/>
           <w:noProof/>
           <w:sz w:val="28"/>
           <w:szCs w:val="28"/>
@@ -2004,7 +3584,7 @@
                     <pic:cNvPicPr/>
                   </pic:nvPicPr>
                   <pic:blipFill>
-                    <a:blip r:embed="rId16">
+                    <a:blip r:embed="rId18">
                       <a:extLst>
                         <a:ext uri="{28A0092B-C50C-407E-A947-70E740481C1C}">
                           <a14:useLocalDpi xmlns:a14="http://schemas.microsoft.com/office/drawing/2010/main" val="0"/>
@@ -2038,6 +3618,7 @@
       </w:r>
       <w:r>
         <w:rPr>
+          <w:rFonts w:ascii="Amasis MT Pro" w:hAnsi="Amasis MT Pro"/>
           <w:sz w:val="28"/>
           <w:szCs w:val="28"/>
         </w:rPr>
@@ -2047,12 +3628,14 @@
     <w:p>
       <w:pPr>
         <w:rPr>
-          <w:sz w:val="28"/>
-          <w:szCs w:val="28"/>
-        </w:rPr>
-      </w:pPr>
-      <w:r>
-        <w:rPr>
+          <w:rFonts w:ascii="Amasis MT Pro" w:hAnsi="Amasis MT Pro"/>
+          <w:sz w:val="28"/>
+          <w:szCs w:val="28"/>
+        </w:rPr>
+      </w:pPr>
+      <w:r>
+        <w:rPr>
+          <w:rFonts w:ascii="Amasis MT Pro" w:hAnsi="Amasis MT Pro"/>
           <w:sz w:val="28"/>
           <w:szCs w:val="28"/>
         </w:rPr>
@@ -2062,12 +3645,14 @@
     <w:p>
       <w:pPr>
         <w:rPr>
-          <w:sz w:val="28"/>
-          <w:szCs w:val="28"/>
-        </w:rPr>
-      </w:pPr>
-      <w:r>
-        <w:rPr>
+          <w:rFonts w:ascii="Amasis MT Pro" w:hAnsi="Amasis MT Pro"/>
+          <w:sz w:val="28"/>
+          <w:szCs w:val="28"/>
+        </w:rPr>
+      </w:pPr>
+      <w:r>
+        <w:rPr>
+          <w:rFonts w:ascii="Amasis MT Pro" w:hAnsi="Amasis MT Pro"/>
           <w:sz w:val="28"/>
           <w:szCs w:val="28"/>
         </w:rPr>
@@ -2077,30 +3662,34 @@
     <w:p>
       <w:pPr>
         <w:rPr>
-          <w:sz w:val="28"/>
-          <w:szCs w:val="28"/>
-        </w:rPr>
-      </w:pPr>
-    </w:p>
-    <w:p>
-      <w:pPr>
-        <w:rPr>
-          <w:sz w:val="28"/>
-          <w:szCs w:val="28"/>
-        </w:rPr>
-      </w:pPr>
-    </w:p>
-    <w:p>
-      <w:pPr>
-        <w:rPr>
-          <w:sz w:val="28"/>
-          <w:szCs w:val="28"/>
-        </w:rPr>
-      </w:pPr>
-    </w:p>
-    <w:p>
-      <w:pPr>
-        <w:rPr>
+          <w:rFonts w:ascii="Amasis MT Pro" w:hAnsi="Amasis MT Pro"/>
+          <w:sz w:val="28"/>
+          <w:szCs w:val="28"/>
+        </w:rPr>
+      </w:pPr>
+    </w:p>
+    <w:p>
+      <w:pPr>
+        <w:rPr>
+          <w:rFonts w:ascii="Amasis MT Pro" w:hAnsi="Amasis MT Pro"/>
+          <w:sz w:val="28"/>
+          <w:szCs w:val="28"/>
+        </w:rPr>
+      </w:pPr>
+    </w:p>
+    <w:p>
+      <w:pPr>
+        <w:rPr>
+          <w:rFonts w:ascii="Amasis MT Pro" w:hAnsi="Amasis MT Pro"/>
+          <w:sz w:val="28"/>
+          <w:szCs w:val="28"/>
+        </w:rPr>
+      </w:pPr>
+    </w:p>
+    <w:p>
+      <w:pPr>
+        <w:rPr>
+          <w:rFonts w:ascii="Amasis MT Pro" w:hAnsi="Amasis MT Pro"/>
           <w:sz w:val="28"/>
           <w:szCs w:val="28"/>
         </w:rPr>
@@ -2110,12 +3699,14 @@
       <w:pPr>
         <w:jc w:val="right"/>
         <w:rPr>
-          <w:sz w:val="28"/>
-          <w:szCs w:val="28"/>
-        </w:rPr>
-      </w:pPr>
-      <w:r>
-        <w:rPr>
+          <w:rFonts w:ascii="Amasis MT Pro" w:hAnsi="Amasis MT Pro"/>
+          <w:sz w:val="28"/>
+          <w:szCs w:val="28"/>
+        </w:rPr>
+      </w:pPr>
+      <w:r>
+        <w:rPr>
+          <w:rFonts w:ascii="Amasis MT Pro" w:hAnsi="Amasis MT Pro"/>
           <w:noProof/>
           <w:sz w:val="28"/>
           <w:szCs w:val="28"/>
@@ -2144,7 +3735,7 @@
                     <pic:cNvPicPr/>
                   </pic:nvPicPr>
                   <pic:blipFill>
-                    <a:blip r:embed="rId17" cstate="print">
+                    <a:blip r:embed="rId19" cstate="print">
                       <a:extLst>
                         <a:ext uri="{28A0092B-C50C-407E-A947-70E740481C1C}">
                           <a14:useLocalDpi xmlns:a14="http://schemas.microsoft.com/office/drawing/2010/main" val="0"/>
@@ -2181,12 +3772,14 @@
       <w:pPr>
         <w:jc w:val="right"/>
         <w:rPr>
-          <w:sz w:val="28"/>
-          <w:szCs w:val="28"/>
-        </w:rPr>
-      </w:pPr>
-      <w:r>
-        <w:rPr>
+          <w:rFonts w:ascii="Amasis MT Pro" w:hAnsi="Amasis MT Pro"/>
+          <w:sz w:val="28"/>
+          <w:szCs w:val="28"/>
+        </w:rPr>
+      </w:pPr>
+      <w:r>
+        <w:rPr>
+          <w:rFonts w:ascii="Amasis MT Pro" w:hAnsi="Amasis MT Pro"/>
           <w:sz w:val="28"/>
           <w:szCs w:val="28"/>
         </w:rPr>
@@ -2194,6 +3787,7 @@
       </w:r>
       <w:r>
         <w:rPr>
+          <w:rFonts w:ascii="Amasis MT Pro" w:hAnsi="Amasis MT Pro"/>
           <w:sz w:val="28"/>
           <w:szCs w:val="28"/>
         </w:rPr>
@@ -2204,12 +3798,14 @@
       <w:pPr>
         <w:jc w:val="right"/>
         <w:rPr>
-          <w:sz w:val="28"/>
-          <w:szCs w:val="28"/>
-        </w:rPr>
-      </w:pPr>
-      <w:r>
-        <w:rPr>
+          <w:rFonts w:ascii="Amasis MT Pro" w:hAnsi="Amasis MT Pro"/>
+          <w:sz w:val="28"/>
+          <w:szCs w:val="28"/>
+        </w:rPr>
+      </w:pPr>
+      <w:r>
+        <w:rPr>
+          <w:rFonts w:ascii="Amasis MT Pro" w:hAnsi="Amasis MT Pro"/>
           <w:sz w:val="28"/>
           <w:szCs w:val="28"/>
         </w:rPr>
@@ -2220,12 +3816,14 @@
       <w:pPr>
         <w:jc w:val="right"/>
         <w:rPr>
-          <w:sz w:val="28"/>
-          <w:szCs w:val="28"/>
-        </w:rPr>
-      </w:pPr>
-      <w:r>
-        <w:rPr>
+          <w:rFonts w:ascii="Amasis MT Pro" w:hAnsi="Amasis MT Pro"/>
+          <w:sz w:val="28"/>
+          <w:szCs w:val="28"/>
+        </w:rPr>
+      </w:pPr>
+      <w:r>
+        <w:rPr>
+          <w:rFonts w:ascii="Amasis MT Pro" w:hAnsi="Amasis MT Pro"/>
           <w:sz w:val="28"/>
           <w:szCs w:val="28"/>
         </w:rPr>
@@ -2233,6 +3831,7 @@
       </w:r>
       <w:r>
         <w:rPr>
+          <w:rFonts w:ascii="Amasis MT Pro" w:hAnsi="Amasis MT Pro"/>
           <w:sz w:val="28"/>
           <w:szCs w:val="28"/>
         </w:rPr>
@@ -2240,6 +3839,7 @@
       </w:r>
       <w:r>
         <w:rPr>
+          <w:rFonts w:ascii="Amasis MT Pro" w:hAnsi="Amasis MT Pro"/>
           <w:sz w:val="28"/>
           <w:szCs w:val="28"/>
         </w:rPr>
@@ -2249,27 +3849,46 @@
     <w:p>
       <w:pPr>
         <w:jc w:val="right"/>
+        <w:rPr>
+          <w:rFonts w:ascii="Amasis MT Pro" w:hAnsi="Amasis MT Pro"/>
+        </w:rPr>
       </w:pPr>
     </w:p>
     <w:p>
       <w:pPr>
         <w:jc w:val="right"/>
+        <w:rPr>
+          <w:rFonts w:ascii="Amasis MT Pro" w:hAnsi="Amasis MT Pro"/>
+        </w:rPr>
       </w:pPr>
     </w:p>
     <w:p>
       <w:pPr>
         <w:jc w:val="right"/>
+        <w:rPr>
+          <w:rFonts w:ascii="Amasis MT Pro" w:hAnsi="Amasis MT Pro"/>
+        </w:rPr>
       </w:pPr>
     </w:p>
     <w:p>
       <w:pPr>
         <w:jc w:val="right"/>
-      </w:pPr>
-    </w:p>
-    <w:p/>
-    <w:p>
-      <w:pPr>
-        <w:rPr>
+        <w:rPr>
+          <w:rFonts w:ascii="Amasis MT Pro" w:hAnsi="Amasis MT Pro"/>
+        </w:rPr>
+      </w:pPr>
+    </w:p>
+    <w:p>
+      <w:pPr>
+        <w:rPr>
+          <w:rFonts w:ascii="Amasis MT Pro" w:hAnsi="Amasis MT Pro"/>
+        </w:rPr>
+      </w:pPr>
+    </w:p>
+    <w:p>
+      <w:pPr>
+        <w:rPr>
+          <w:rFonts w:ascii="Amasis MT Pro" w:hAnsi="Amasis MT Pro"/>
           <w:color w:val="FF0000"/>
           <w:sz w:val="36"/>
           <w:szCs w:val="36"/>
@@ -2277,22 +3896,26 @@
       </w:pPr>
       <w:r>
         <w:rPr>
+          <w:rFonts w:ascii="Amasis MT Pro" w:hAnsi="Amasis MT Pro"/>
           <w:color w:val="FF0000"/>
           <w:sz w:val="36"/>
           <w:szCs w:val="36"/>
         </w:rPr>
+        <w:lastRenderedPageBreak/>
         <w:t>Il sito</w:t>
       </w:r>
     </w:p>
     <w:p>
       <w:pPr>
         <w:rPr>
-          <w:sz w:val="28"/>
-          <w:szCs w:val="28"/>
-        </w:rPr>
-      </w:pPr>
-      <w:r>
-        <w:rPr>
+          <w:rFonts w:ascii="Amasis MT Pro" w:hAnsi="Amasis MT Pro"/>
+          <w:sz w:val="28"/>
+          <w:szCs w:val="28"/>
+        </w:rPr>
+      </w:pPr>
+      <w:r>
+        <w:rPr>
+          <w:rFonts w:ascii="Amasis MT Pro" w:hAnsi="Amasis MT Pro"/>
           <w:sz w:val="28"/>
           <w:szCs w:val="28"/>
         </w:rPr>
@@ -2302,28 +3925,38 @@
     <w:p>
       <w:pPr>
         <w:rPr>
-          <w:sz w:val="28"/>
-          <w:szCs w:val="28"/>
-        </w:rPr>
-      </w:pPr>
-      <w:r>
-        <w:rPr>
+          <w:rFonts w:ascii="Amasis MT Pro" w:hAnsi="Amasis MT Pro"/>
+          <w:sz w:val="28"/>
+          <w:szCs w:val="28"/>
+        </w:rPr>
+      </w:pPr>
+      <w:r>
+        <w:rPr>
+          <w:rFonts w:ascii="Amasis MT Pro" w:hAnsi="Amasis MT Pro"/>
           <w:sz w:val="28"/>
           <w:szCs w:val="28"/>
         </w:rPr>
         <w:t>La parte web, difatti, ha lo scopo di far comunicare il cliente con i fornitori in prima persona.</w:t>
       </w:r>
     </w:p>
-    <w:p/>
-    <w:p>
-      <w:pPr>
-        <w:rPr>
+    <w:p>
+      <w:pPr>
+        <w:rPr>
+          <w:rFonts w:ascii="Amasis MT Pro" w:hAnsi="Amasis MT Pro"/>
+        </w:rPr>
+      </w:pPr>
+    </w:p>
+    <w:p>
+      <w:pPr>
+        <w:rPr>
+          <w:rFonts w:ascii="Amasis MT Pro" w:hAnsi="Amasis MT Pro"/>
           <w:sz w:val="36"/>
           <w:szCs w:val="36"/>
         </w:rPr>
       </w:pPr>
       <w:r>
         <w:rPr>
+          <w:rFonts w:ascii="Amasis MT Pro" w:hAnsi="Amasis MT Pro"/>
           <w:sz w:val="36"/>
           <w:szCs w:val="36"/>
         </w:rPr>
@@ -2331,34 +3964,35 @@
       </w:r>
     </w:p>
     <w:p>
-      <w:r>
-        <w:lastRenderedPageBreak/>
-        <w:t>Flask è un framework</w:t>
-      </w:r>
-      <w:r>
-        <w:t xml:space="preserve">, </w:t>
-      </w:r>
-      <w:r>
-        <w:t xml:space="preserve">ovvero un insieme di librerie e </w:t>
-      </w:r>
-      <w:r>
-        <w:t xml:space="preserve">metodi che ci danno una base solida per costruire la nostra app/sito. È scritto in linguaggio Python e </w:t>
-      </w:r>
-      <w:r>
+      <w:pPr>
+        <w:rPr>
+          <w:rFonts w:ascii="Amasis MT Pro" w:hAnsi="Amasis MT Pro"/>
+        </w:rPr>
+      </w:pPr>
+      <w:r>
+        <w:rPr>
+          <w:rFonts w:ascii="Amasis MT Pro" w:hAnsi="Amasis MT Pro"/>
+        </w:rPr>
+        <w:t xml:space="preserve">Flask è un framework, ovvero un insieme di librerie e metodi che ci danno una base solida per costruire la nostra app/sito. È scritto in linguaggio Python e </w:t>
+      </w:r>
+      <w:r>
+        <w:rPr>
+          <w:rFonts w:ascii="Amasis MT Pro" w:hAnsi="Amasis MT Pro"/>
+        </w:rPr>
         <w:t>il suo scopo è mettere a disposizione API REST che ci aiutano a dialogare con il lato back-end dove verranno salvati i dati degli utenti.</w:t>
       </w:r>
     </w:p>
     <w:p>
-      <w:r>
-        <w:t xml:space="preserve">Le API sono protocolli che permettono lo scambio di informazioni in rete, REST invece è la specifica API che comunica in protocollo http/https e manda dati in formato JSON. Le istruzioni che il client può inviare al server sono di </w:t>
-      </w:r>
-      <w:proofErr w:type="gramStart"/>
-      <w:r>
-        <w:t>4</w:t>
-      </w:r>
-      <w:proofErr w:type="gramEnd"/>
-      <w:r>
-        <w:t xml:space="preserve"> tipi: </w:t>
+      <w:pPr>
+        <w:rPr>
+          <w:rFonts w:ascii="Amasis MT Pro" w:hAnsi="Amasis MT Pro"/>
+        </w:rPr>
+      </w:pPr>
+      <w:r>
+        <w:rPr>
+          <w:rFonts w:ascii="Amasis MT Pro" w:hAnsi="Amasis MT Pro"/>
+        </w:rPr>
+        <w:t xml:space="preserve">Le API sono protocolli che permettono lo scambio di informazioni in rete, REST invece è la specifica API che comunica in protocollo http/https e manda dati in formato JSON. Le istruzioni che il client può inviare al server sono di 4 tipi: </w:t>
       </w:r>
     </w:p>
     <w:p>
@@ -2368,14 +4002,26 @@
           <w:ilvl w:val="0"/>
           <w:numId w:val="3"/>
         </w:numPr>
-      </w:pPr>
-      <w:r>
+        <w:rPr>
+          <w:rFonts w:ascii="Amasis MT Pro" w:hAnsi="Amasis MT Pro"/>
+        </w:rPr>
+      </w:pPr>
+      <w:r>
+        <w:rPr>
+          <w:rFonts w:ascii="Amasis MT Pro" w:hAnsi="Amasis MT Pro"/>
+        </w:rPr>
         <w:t>GET (prendi</w:t>
       </w:r>
       <w:r>
+        <w:rPr>
+          <w:rFonts w:ascii="Amasis MT Pro" w:hAnsi="Amasis MT Pro"/>
+        </w:rPr>
         <w:t>):</w:t>
       </w:r>
       <w:r>
+        <w:rPr>
+          <w:rFonts w:ascii="Amasis MT Pro" w:hAnsi="Amasis MT Pro"/>
+        </w:rPr>
         <w:t xml:space="preserve"> richiede dati al server</w:t>
       </w:r>
     </w:p>
@@ -2386,14 +4032,26 @@
           <w:ilvl w:val="0"/>
           <w:numId w:val="3"/>
         </w:numPr>
-      </w:pPr>
-      <w:r>
+        <w:rPr>
+          <w:rFonts w:ascii="Amasis MT Pro" w:hAnsi="Amasis MT Pro"/>
+        </w:rPr>
+      </w:pPr>
+      <w:r>
+        <w:rPr>
+          <w:rFonts w:ascii="Amasis MT Pro" w:hAnsi="Amasis MT Pro"/>
+        </w:rPr>
         <w:t>POST (invia</w:t>
       </w:r>
       <w:r>
+        <w:rPr>
+          <w:rFonts w:ascii="Amasis MT Pro" w:hAnsi="Amasis MT Pro"/>
+        </w:rPr>
         <w:t>):</w:t>
       </w:r>
       <w:r>
+        <w:rPr>
+          <w:rFonts w:ascii="Amasis MT Pro" w:hAnsi="Amasis MT Pro"/>
+        </w:rPr>
         <w:t xml:space="preserve"> invia dati al server</w:t>
       </w:r>
     </w:p>
@@ -2404,11 +4062,20 @@
           <w:ilvl w:val="0"/>
           <w:numId w:val="3"/>
         </w:numPr>
-      </w:pPr>
-      <w:r>
+        <w:rPr>
+          <w:rFonts w:ascii="Amasis MT Pro" w:hAnsi="Amasis MT Pro"/>
+        </w:rPr>
+      </w:pPr>
+      <w:r>
+        <w:rPr>
+          <w:rFonts w:ascii="Amasis MT Pro" w:hAnsi="Amasis MT Pro"/>
+        </w:rPr>
         <w:t>PUT</w:t>
       </w:r>
       <w:r>
+        <w:rPr>
+          <w:rFonts w:ascii="Amasis MT Pro" w:hAnsi="Amasis MT Pro"/>
+        </w:rPr>
         <w:t xml:space="preserve"> (metti): aggiorna o modifica dati già presenti</w:t>
       </w:r>
     </w:p>
@@ -2419,14 +4086,26 @@
           <w:ilvl w:val="0"/>
           <w:numId w:val="3"/>
         </w:numPr>
-      </w:pPr>
-      <w:r>
+        <w:rPr>
+          <w:rFonts w:ascii="Amasis MT Pro" w:hAnsi="Amasis MT Pro"/>
+        </w:rPr>
+      </w:pPr>
+      <w:r>
+        <w:rPr>
+          <w:rFonts w:ascii="Amasis MT Pro" w:hAnsi="Amasis MT Pro"/>
+        </w:rPr>
         <w:t>DELETE (elimina): elimina dati presenti sul server</w:t>
       </w:r>
     </w:p>
     <w:p>
-      <w:r>
-        <w:rPr>
+      <w:pPr>
+        <w:rPr>
+          <w:rFonts w:ascii="Amasis MT Pro" w:hAnsi="Amasis MT Pro"/>
+        </w:rPr>
+      </w:pPr>
+      <w:r>
+        <w:rPr>
+          <w:rFonts w:ascii="Amasis MT Pro" w:hAnsi="Amasis MT Pro"/>
           <w:noProof/>
         </w:rPr>
         <w:drawing>
@@ -2453,7 +4132,7 @@
                     <pic:cNvPicPr/>
                   </pic:nvPicPr>
                   <pic:blipFill>
-                    <a:blip r:embed="rId18">
+                    <a:blip r:embed="rId20">
                       <a:extLst>
                         <a:ext uri="{28A0092B-C50C-407E-A947-70E740481C1C}">
                           <a14:useLocalDpi xmlns:a14="http://schemas.microsoft.com/office/drawing/2010/main" val="0"/>
@@ -2486,12 +4165,21 @@
         </w:drawing>
       </w:r>
       <w:r>
+        <w:rPr>
+          <w:rFonts w:ascii="Amasis MT Pro" w:hAnsi="Amasis MT Pro"/>
+        </w:rPr>
         <w:t xml:space="preserve">Per far sì che le API REST svolgano il loro obiettivo di far comunicare front-end e back-end si ha il bisogno di poter inviare i dati in forma corretta dall’app e poterli ricevere allo stesso modo nel server. Usando come esempio il controllo </w:t>
       </w:r>
       <w:r>
+        <w:rPr>
+          <w:rFonts w:ascii="Amasis MT Pro" w:hAnsi="Amasis MT Pro"/>
+        </w:rPr>
         <w:t xml:space="preserve">utente </w:t>
       </w:r>
       <w:r>
+        <w:rPr>
+          <w:rFonts w:ascii="Amasis MT Pro" w:hAnsi="Amasis MT Pro"/>
+        </w:rPr>
         <w:t>nel login, una singola richiesta viene gestita in questo modo:</w:t>
       </w:r>
     </w:p>
@@ -2502,17 +4190,29 @@
           <w:ilvl w:val="0"/>
           <w:numId w:val="4"/>
         </w:numPr>
-      </w:pPr>
-      <w:r>
+        <w:rPr>
+          <w:rFonts w:ascii="Amasis MT Pro" w:hAnsi="Amasis MT Pro"/>
+        </w:rPr>
+      </w:pPr>
+      <w:r>
+        <w:rPr>
+          <w:rFonts w:ascii="Amasis MT Pro" w:hAnsi="Amasis MT Pro"/>
+        </w:rPr>
         <w:t>i dati inseriti dall’utente vengono salvati in due stringhe</w:t>
       </w:r>
       <w:r>
+        <w:rPr>
+          <w:rFonts w:ascii="Amasis MT Pro" w:hAnsi="Amasis MT Pro"/>
+        </w:rPr>
         <w:t>.</w:t>
       </w:r>
     </w:p>
     <w:p>
       <w:pPr>
         <w:pStyle w:val="Paragrafoelenco"/>
+        <w:rPr>
+          <w:rFonts w:ascii="Amasis MT Pro" w:hAnsi="Amasis MT Pro"/>
+        </w:rPr>
       </w:pPr>
     </w:p>
     <w:p>
@@ -2522,16 +4222,28 @@
           <w:ilvl w:val="0"/>
           <w:numId w:val="4"/>
         </w:numPr>
-      </w:pPr>
-      <w:r>
+        <w:rPr>
+          <w:rFonts w:ascii="Amasis MT Pro" w:hAnsi="Amasis MT Pro"/>
+        </w:rPr>
+      </w:pPr>
+      <w:r>
+        <w:rPr>
+          <w:rFonts w:ascii="Amasis MT Pro" w:hAnsi="Amasis MT Pro"/>
+        </w:rPr>
         <w:t xml:space="preserve">all’interno della funzione </w:t>
       </w:r>
       <w:proofErr w:type="spellStart"/>
       <w:r>
+        <w:rPr>
+          <w:rFonts w:ascii="Amasis MT Pro" w:hAnsi="Amasis MT Pro"/>
+        </w:rPr>
         <w:t>checkCredentials</w:t>
       </w:r>
       <w:proofErr w:type="spellEnd"/>
       <w:r>
+        <w:rPr>
+          <w:rFonts w:ascii="Amasis MT Pro" w:hAnsi="Amasis MT Pro"/>
+        </w:rPr>
         <w:t xml:space="preserve"> esiste un metodo Call, che apre il collegamento. La Call è strutturata per inviare le due stringhe e ricevere una risposta positiva o negativa.</w:t>
       </w:r>
     </w:p>
@@ -2542,37 +4254,65 @@
           <w:ilvl w:val="0"/>
           <w:numId w:val="4"/>
         </w:numPr>
-      </w:pPr>
-      <w:r>
+        <w:rPr>
+          <w:rFonts w:ascii="Amasis MT Pro" w:hAnsi="Amasis MT Pro"/>
+        </w:rPr>
+      </w:pPr>
+      <w:r>
+        <w:rPr>
+          <w:rFonts w:ascii="Amasis MT Pro" w:hAnsi="Amasis MT Pro"/>
+        </w:rPr>
         <w:t xml:space="preserve">Attraverso una classe chiamata </w:t>
       </w:r>
       <w:proofErr w:type="spellStart"/>
       <w:r>
+        <w:rPr>
+          <w:rFonts w:ascii="Amasis MT Pro" w:hAnsi="Amasis MT Pro"/>
+        </w:rPr>
         <w:t>APIService</w:t>
       </w:r>
       <w:proofErr w:type="spellEnd"/>
       <w:r>
+        <w:rPr>
+          <w:rFonts w:ascii="Amasis MT Pro" w:hAnsi="Amasis MT Pro"/>
+        </w:rPr>
         <w:t xml:space="preserve">, i dati vengono inviati </w:t>
       </w:r>
       <w:r>
+        <w:rPr>
+          <w:rFonts w:ascii="Amasis MT Pro" w:hAnsi="Amasis MT Pro"/>
+        </w:rPr>
         <w:t>in</w:t>
       </w:r>
       <w:r>
+        <w:rPr>
+          <w:rFonts w:ascii="Amasis MT Pro" w:hAnsi="Amasis MT Pro"/>
+        </w:rPr>
         <w:t xml:space="preserve"> formato JSON a un endpoint, cioè un indirizzo URL di Flask</w:t>
       </w:r>
       <w:r>
+        <w:rPr>
+          <w:rFonts w:ascii="Amasis MT Pro" w:hAnsi="Amasis MT Pro"/>
+        </w:rPr>
         <w:t xml:space="preserve"> (il nome della Call e l’endpoint devono combaciare)</w:t>
       </w:r>
       <w:r>
+        <w:rPr>
+          <w:rFonts w:ascii="Amasis MT Pro" w:hAnsi="Amasis MT Pro"/>
+        </w:rPr>
         <w:t>.</w:t>
       </w:r>
     </w:p>
     <w:p>
       <w:pPr>
         <w:pStyle w:val="Paragrafoelenco"/>
-      </w:pPr>
-      <w:r>
-        <w:rPr>
+        <w:rPr>
+          <w:rFonts w:ascii="Amasis MT Pro" w:hAnsi="Amasis MT Pro"/>
+        </w:rPr>
+      </w:pPr>
+      <w:r>
+        <w:rPr>
+          <w:rFonts w:ascii="Amasis MT Pro" w:hAnsi="Amasis MT Pro"/>
           <w:noProof/>
         </w:rPr>
         <w:drawing>
@@ -2599,7 +4339,7 @@
                     <pic:cNvPicPr/>
                   </pic:nvPicPr>
                   <pic:blipFill>
-                    <a:blip r:embed="rId19">
+                    <a:blip r:embed="rId21">
                       <a:extLst>
                         <a:ext uri="{28A0092B-C50C-407E-A947-70E740481C1C}">
                           <a14:useLocalDpi xmlns:a14="http://schemas.microsoft.com/office/drawing/2010/main" val="0"/>
@@ -2640,16 +4380,19 @@
           <w:numId w:val="4"/>
         </w:numPr>
         <w:rPr>
-          <w:sz w:val="28"/>
-          <w:szCs w:val="28"/>
-        </w:rPr>
-      </w:pPr>
-      <w:r>
-        <w:rPr>
+          <w:rFonts w:ascii="Amasis MT Pro" w:hAnsi="Amasis MT Pro"/>
+          <w:sz w:val="28"/>
+          <w:szCs w:val="28"/>
+        </w:rPr>
+      </w:pPr>
+      <w:r>
+        <w:rPr>
+          <w:rFonts w:ascii="Amasis MT Pro" w:hAnsi="Amasis MT Pro"/>
           <w:noProof/>
           <w:sz w:val="28"/>
           <w:szCs w:val="28"/>
         </w:rPr>
+        <w:lastRenderedPageBreak/>
         <w:drawing>
           <wp:anchor distT="0" distB="0" distL="114300" distR="114300" simplePos="0" relativeHeight="251665408" behindDoc="0" locked="0" layoutInCell="1" allowOverlap="1" wp14:anchorId="2F7FFE93" wp14:editId="6488D29F">
             <wp:simplePos x="0" y="0"/>
@@ -2674,7 +4417,7 @@
                     <pic:cNvPicPr/>
                   </pic:nvPicPr>
                   <pic:blipFill>
-                    <a:blip r:embed="rId20">
+                    <a:blip r:embed="rId22">
                       <a:extLst>
                         <a:ext uri="{28A0092B-C50C-407E-A947-70E740481C1C}">
                           <a14:useLocalDpi xmlns:a14="http://schemas.microsoft.com/office/drawing/2010/main" val="0"/>
@@ -2708,6 +4451,7 @@
       </w:r>
       <w:r>
         <w:rPr>
+          <w:rFonts w:ascii="Amasis MT Pro" w:hAnsi="Amasis MT Pro"/>
           <w:sz w:val="28"/>
           <w:szCs w:val="28"/>
         </w:rPr>
@@ -2715,6 +4459,7 @@
       </w:r>
       <w:r>
         <w:rPr>
+          <w:rFonts w:ascii="Amasis MT Pro" w:hAnsi="Amasis MT Pro"/>
           <w:sz w:val="28"/>
           <w:szCs w:val="28"/>
         </w:rPr>
@@ -2722,6 +4467,7 @@
       </w:r>
       <w:r>
         <w:rPr>
+          <w:rFonts w:ascii="Amasis MT Pro" w:hAnsi="Amasis MT Pro"/>
           <w:sz w:val="28"/>
           <w:szCs w:val="28"/>
         </w:rPr>
@@ -2729,6 +4475,7 @@
       </w:r>
       <w:r>
         <w:rPr>
+          <w:rFonts w:ascii="Amasis MT Pro" w:hAnsi="Amasis MT Pro"/>
           <w:sz w:val="28"/>
           <w:szCs w:val="28"/>
         </w:rPr>
@@ -2736,6 +4483,7 @@
       </w:r>
       <w:r>
         <w:rPr>
+          <w:rFonts w:ascii="Amasis MT Pro" w:hAnsi="Amasis MT Pro"/>
           <w:sz w:val="28"/>
           <w:szCs w:val="28"/>
         </w:rPr>
@@ -2746,6 +4494,7 @@
       <w:pPr>
         <w:pStyle w:val="Paragrafoelenco"/>
         <w:rPr>
+          <w:rFonts w:ascii="Amasis MT Pro" w:hAnsi="Amasis MT Pro"/>
           <w:sz w:val="28"/>
           <w:szCs w:val="28"/>
         </w:rPr>
@@ -2759,12 +4508,14 @@
           <w:numId w:val="4"/>
         </w:numPr>
         <w:rPr>
-          <w:sz w:val="28"/>
-          <w:szCs w:val="28"/>
-        </w:rPr>
-      </w:pPr>
-      <w:r>
-        <w:rPr>
+          <w:rFonts w:ascii="Amasis MT Pro" w:hAnsi="Amasis MT Pro"/>
+          <w:sz w:val="28"/>
+          <w:szCs w:val="28"/>
+        </w:rPr>
+      </w:pPr>
+      <w:r>
+        <w:rPr>
+          <w:rFonts w:ascii="Amasis MT Pro" w:hAnsi="Amasis MT Pro"/>
           <w:noProof/>
           <w:sz w:val="28"/>
           <w:szCs w:val="28"/>
@@ -2793,7 +4544,7 @@
                     <pic:cNvPicPr/>
                   </pic:nvPicPr>
                   <pic:blipFill>
-                    <a:blip r:embed="rId21">
+                    <a:blip r:embed="rId23">
                       <a:extLst>
                         <a:ext uri="{28A0092B-C50C-407E-A947-70E740481C1C}">
                           <a14:useLocalDpi xmlns:a14="http://schemas.microsoft.com/office/drawing/2010/main" val="0"/>
@@ -2821,21 +4572,15 @@
       </w:r>
       <w:r>
         <w:rPr>
-          <w:sz w:val="28"/>
-          <w:szCs w:val="28"/>
-        </w:rPr>
-        <w:t xml:space="preserve">Sul database precedentemente </w:t>
-      </w:r>
-      <w:r>
-        <w:rPr>
-          <w:sz w:val="28"/>
-          <w:szCs w:val="28"/>
-        </w:rPr>
-        <w:lastRenderedPageBreak/>
-        <w:t>creato viene controllata la presenza dell’utent</w:t>
-      </w:r>
-      <w:r>
-        <w:rPr>
+          <w:rFonts w:ascii="Amasis MT Pro" w:hAnsi="Amasis MT Pro"/>
+          <w:sz w:val="28"/>
+          <w:szCs w:val="28"/>
+        </w:rPr>
+        <w:t>Sul database precedentemente creato viene controllata la presenza dell’utent</w:t>
+      </w:r>
+      <w:r>
+        <w:rPr>
+          <w:rFonts w:ascii="Amasis MT Pro" w:hAnsi="Amasis MT Pro"/>
           <w:sz w:val="28"/>
           <w:szCs w:val="28"/>
         </w:rPr>
@@ -2846,6 +4591,7 @@
       <w:pPr>
         <w:pStyle w:val="Paragrafoelenco"/>
         <w:rPr>
+          <w:rFonts w:ascii="Amasis MT Pro" w:hAnsi="Amasis MT Pro"/>
           <w:sz w:val="28"/>
           <w:szCs w:val="28"/>
         </w:rPr>
@@ -2859,12 +4605,14 @@
           <w:numId w:val="4"/>
         </w:numPr>
         <w:rPr>
-          <w:sz w:val="28"/>
-          <w:szCs w:val="28"/>
-        </w:rPr>
-      </w:pPr>
-      <w:r>
-        <w:rPr>
+          <w:rFonts w:ascii="Amasis MT Pro" w:hAnsi="Amasis MT Pro"/>
+          <w:sz w:val="28"/>
+          <w:szCs w:val="28"/>
+        </w:rPr>
+      </w:pPr>
+      <w:r>
+        <w:rPr>
+          <w:rFonts w:ascii="Amasis MT Pro" w:hAnsi="Amasis MT Pro"/>
           <w:noProof/>
           <w:sz w:val="28"/>
           <w:szCs w:val="28"/>
@@ -2893,7 +4641,7 @@
                     <pic:cNvPicPr/>
                   </pic:nvPicPr>
                   <pic:blipFill>
-                    <a:blip r:embed="rId22">
+                    <a:blip r:embed="rId24">
                       <a:extLst>
                         <a:ext uri="{28A0092B-C50C-407E-A947-70E740481C1C}">
                           <a14:useLocalDpi xmlns:a14="http://schemas.microsoft.com/office/drawing/2010/main" val="0"/>
@@ -2921,22 +4669,31 @@
       </w:r>
       <w:r>
         <w:rPr>
+          <w:rFonts w:ascii="Amasis MT Pro" w:hAnsi="Amasis MT Pro"/>
           <w:sz w:val="28"/>
           <w:szCs w:val="28"/>
         </w:rPr>
         <w:t>le due possibili risposte sono inviate in JSON all’app, in particolare viene passato l’identificativo dell’utente che ha appena fatto il login, in modo che successivamente le altre richieste al server possano essere semplificate.</w:t>
       </w:r>
     </w:p>
-    <w:p/>
-    <w:p>
-      <w:pPr>
-        <w:rPr>
-          <w:sz w:val="28"/>
-          <w:szCs w:val="28"/>
-        </w:rPr>
-      </w:pPr>
-      <w:r>
-        <w:rPr>
+    <w:p>
+      <w:pPr>
+        <w:rPr>
+          <w:rFonts w:ascii="Amasis MT Pro" w:hAnsi="Amasis MT Pro"/>
+        </w:rPr>
+      </w:pPr>
+    </w:p>
+    <w:p>
+      <w:pPr>
+        <w:rPr>
+          <w:rFonts w:ascii="Amasis MT Pro" w:hAnsi="Amasis MT Pro"/>
+          <w:sz w:val="28"/>
+          <w:szCs w:val="28"/>
+        </w:rPr>
+      </w:pPr>
+      <w:r>
+        <w:rPr>
+          <w:rFonts w:ascii="Amasis MT Pro" w:hAnsi="Amasis MT Pro"/>
           <w:sz w:val="28"/>
           <w:szCs w:val="28"/>
         </w:rPr>
@@ -2944,6 +4701,7 @@
       </w:r>
       <w:r>
         <w:rPr>
+          <w:rFonts w:ascii="Amasis MT Pro" w:hAnsi="Amasis MT Pro"/>
           <w:sz w:val="28"/>
           <w:szCs w:val="28"/>
         </w:rPr>
@@ -2951,6 +4709,7 @@
       </w:r>
       <w:r>
         <w:rPr>
+          <w:rFonts w:ascii="Amasis MT Pro" w:hAnsi="Amasis MT Pro"/>
           <w:sz w:val="28"/>
           <w:szCs w:val="28"/>
         </w:rPr>
@@ -2958,6 +4717,7 @@
       </w:r>
       <w:r>
         <w:rPr>
+          <w:rFonts w:ascii="Amasis MT Pro" w:hAnsi="Amasis MT Pro"/>
           <w:sz w:val="28"/>
           <w:szCs w:val="28"/>
         </w:rPr>
@@ -2966,6 +4726,7 @@
       <w:proofErr w:type="spellStart"/>
       <w:r>
         <w:rPr>
+          <w:rFonts w:ascii="Amasis MT Pro" w:hAnsi="Amasis MT Pro"/>
           <w:sz w:val="28"/>
           <w:szCs w:val="28"/>
         </w:rPr>
@@ -2974,6 +4735,7 @@
       <w:proofErr w:type="spellEnd"/>
       <w:r>
         <w:rPr>
+          <w:rFonts w:ascii="Amasis MT Pro" w:hAnsi="Amasis MT Pro"/>
           <w:sz w:val="28"/>
           <w:szCs w:val="28"/>
         </w:rPr>
@@ -2982,6 +4744,7 @@
       <w:proofErr w:type="spellStart"/>
       <w:r>
         <w:rPr>
+          <w:rFonts w:ascii="Amasis MT Pro" w:hAnsi="Amasis MT Pro"/>
           <w:sz w:val="28"/>
           <w:szCs w:val="28"/>
         </w:rPr>
@@ -2992,13 +4755,14 @@
     <w:p>
       <w:pPr>
         <w:rPr>
+          <w:rFonts w:ascii="Amasis MT Pro" w:hAnsi="Amasis MT Pro"/>
           <w:sz w:val="28"/>
           <w:szCs w:val="28"/>
         </w:rPr>
       </w:pPr>
     </w:p>
     <w:sectPr>
-      <w:footerReference w:type="default" r:id="rId23"/>
+      <w:footerReference w:type="default" r:id="rId25"/>
       <w:pgSz w:w="11906" w:h="16838" w:code="9"/>
       <w:pgMar w:top="1418" w:right="1134" w:bottom="1134" w:left="1134" w:header="709" w:footer="340" w:gutter="0"/>
       <w:cols w:space="708"/>
@@ -3035,41 +4799,14 @@
 
 <file path=word/footer1.xml><?xml version="1.0" encoding="utf-8"?>
 <w:ftr xmlns:wpc="http://schemas.microsoft.com/office/word/2010/wordprocessingCanvas" xmlns:cx="http://schemas.microsoft.com/office/drawing/2014/chartex" xmlns:cx1="http://schemas.microsoft.com/office/drawing/2015/9/8/chartex" xmlns:cx2="http://schemas.microsoft.com/office/drawing/2015/10/21/chartex" xmlns:cx3="http://schemas.microsoft.com/office/drawing/2016/5/9/chartex" xmlns:cx4="http://schemas.microsoft.com/office/drawing/2016/5/10/chartex" xmlns:cx5="http://schemas.microsoft.com/office/drawing/2016/5/11/chartex" xmlns:cx6="http://schemas.microsoft.com/office/drawing/2016/5/12/chartex" xmlns:cx7="http://schemas.microsoft.com/office/drawing/2016/5/13/chartex" xmlns:cx8="http://schemas.microsoft.com/office/drawing/2016/5/14/chartex" xmlns:mc="http://schemas.openxmlformats.org/markup-compatibility/2006" xmlns:aink="http://schemas.microsoft.com/office/drawing/2016/ink" xmlns:am3d="http://schemas.microsoft.com/office/drawing/2017/model3d" xmlns:o="urn:schemas-microsoft-com:office:office" xmlns:oel="http://schemas.microsoft.com/office/2019/extlst" xmlns:r="http://schemas.openxmlformats.org/officeDocument/2006/relationships" xmlns:m="http://schemas.openxmlformats.org/officeDocument/2006/math" xmlns:v="urn:schemas-microsoft-com:vml" xmlns:wp14="http://schemas.microsoft.com/office/word/2010/wordprocessingDrawing" xmlns:wp="http://schemas.openxmlformats.org/drawingml/2006/wordprocessingDrawing" xmlns:w10="urn:schemas-microsoft-com:office:word" xmlns:w="http://schemas.openxmlformats.org/wordprocessingml/2006/main" xmlns:w14="http://schemas.microsoft.com/office/word/2010/wordml" xmlns:w15="http://schemas.microsoft.com/office/word/2012/wordml" xmlns:w16cex="http://schemas.microsoft.com/office/word/2018/wordml/cex" xmlns:w16cid="http://schemas.microsoft.com/office/word/2016/wordml/cid" xmlns:w16="http://schemas.microsoft.com/office/word/2018/wordml" xmlns:w16du="http://schemas.microsoft.com/office/word/2023/wordml/word16du" xmlns:w16sdtdh="http://schemas.microsoft.com/office/word/2020/wordml/sdtdatahash" xmlns:w16sdtfl="http://schemas.microsoft.com/office/word/2024/wordml/sdtformatlock" xmlns:w16se="http://schemas.microsoft.com/office/word/2015/wordml/symex" xmlns:wpg="http://schemas.microsoft.com/office/word/2010/wordprocessingGroup" xmlns:wpi="http://schemas.microsoft.com/office/word/2010/wordprocessingInk" xmlns:wne="http://schemas.microsoft.com/office/word/2006/wordml" xmlns:wps="http://schemas.microsoft.com/office/word/2010/wordprocessingShape" mc:Ignorable="w14 w15 w16se w16cid w16 w16cex w16sdtdh w16sdtfl w16du wp14">
-  <w:sdt>
-    <w:sdtPr>
-      <w:id w:val="1717617547"/>
-      <w:docPartObj>
-        <w:docPartGallery w:val="Page Numbers (Bottom of Page)"/>
-        <w:docPartUnique/>
-      </w:docPartObj>
-    </w:sdtPr>
-    <w:sdtContent>
-      <w:p>
-        <w:pPr>
-          <w:pStyle w:val="Pidipagina"/>
-          <w:jc w:val="right"/>
-        </w:pPr>
-        <w:r>
-          <w:fldChar w:fldCharType="begin"/>
-        </w:r>
-        <w:r>
-          <w:instrText>PAGE   \* MERGEFORMAT</w:instrText>
-        </w:r>
-        <w:r>
-          <w:fldChar w:fldCharType="separate"/>
-        </w:r>
-        <w:r>
-          <w:t>2</w:t>
-        </w:r>
-        <w:r>
-          <w:fldChar w:fldCharType="end"/>
-        </w:r>
-      </w:p>
-    </w:sdtContent>
-  </w:sdt>
   <w:p>
     <w:pPr>
       <w:pStyle w:val="Pidipagina"/>
+      <w:tabs>
+        <w:tab w:val="clear" w:pos="4819"/>
+        <w:tab w:val="clear" w:pos="9638"/>
+        <w:tab w:val="left" w:pos="8196"/>
+      </w:tabs>
     </w:pPr>
   </w:p>
 </w:ftr>

--- a/Documenti/Relazione Finale/relazione finale (nuova).docx
+++ b/Documenti/Relazione Finale/relazione finale (nuova).docx
@@ -92,7 +92,21 @@
         <w:rPr>
           <w:rFonts w:ascii="Amasis MT Pro" w:hAnsi="Amasis MT Pro"/>
         </w:rPr>
-        <w:t xml:space="preserve">- INTRODUZIONE………………………………………………………………………(n° </w:t>
+        <w:t>- INTRODUZIONE……………………………………………………………………</w:t>
+      </w:r>
+      <w:proofErr w:type="gramStart"/>
+      <w:r>
+        <w:rPr>
+          <w:rFonts w:ascii="Amasis MT Pro" w:hAnsi="Amasis MT Pro"/>
+        </w:rPr>
+        <w:t>…(</w:t>
+      </w:r>
+      <w:proofErr w:type="gramEnd"/>
+      <w:r>
+        <w:rPr>
+          <w:rFonts w:ascii="Amasis MT Pro" w:hAnsi="Amasis MT Pro"/>
+        </w:rPr>
+        <w:t xml:space="preserve">n° </w:t>
       </w:r>
       <w:proofErr w:type="spellStart"/>
       <w:r>
@@ -133,7 +147,21 @@
         <w:rPr>
           <w:rFonts w:ascii="Amasis MT Pro" w:hAnsi="Amasis MT Pro"/>
         </w:rPr>
-        <w:t xml:space="preserve">………………………………………………………………(n° </w:t>
+        <w:t>……………………………………………………………</w:t>
+      </w:r>
+      <w:proofErr w:type="gramStart"/>
+      <w:r>
+        <w:rPr>
+          <w:rFonts w:ascii="Amasis MT Pro" w:hAnsi="Amasis MT Pro"/>
+        </w:rPr>
+        <w:t>…(</w:t>
+      </w:r>
+      <w:proofErr w:type="gramEnd"/>
+      <w:r>
+        <w:rPr>
+          <w:rFonts w:ascii="Amasis MT Pro" w:hAnsi="Amasis MT Pro"/>
+        </w:rPr>
+        <w:t xml:space="preserve">n° </w:t>
       </w:r>
       <w:proofErr w:type="spellStart"/>
       <w:r>
@@ -161,7 +189,21 @@
         <w:rPr>
           <w:rFonts w:ascii="Amasis MT Pro" w:hAnsi="Amasis MT Pro"/>
         </w:rPr>
-        <w:t xml:space="preserve">- ARCHITETTURA DEL SISTEMA………………………………………………………(n° </w:t>
+        <w:t>- ARCHITETTURA DEL SISTEMA……………………………………………………</w:t>
+      </w:r>
+      <w:proofErr w:type="gramStart"/>
+      <w:r>
+        <w:rPr>
+          <w:rFonts w:ascii="Amasis MT Pro" w:hAnsi="Amasis MT Pro"/>
+        </w:rPr>
+        <w:t>…(</w:t>
+      </w:r>
+      <w:proofErr w:type="gramEnd"/>
+      <w:r>
+        <w:rPr>
+          <w:rFonts w:ascii="Amasis MT Pro" w:hAnsi="Amasis MT Pro"/>
+        </w:rPr>
+        <w:t xml:space="preserve">n° </w:t>
       </w:r>
       <w:proofErr w:type="spellStart"/>
       <w:r>
@@ -189,7 +231,21 @@
         <w:rPr>
           <w:rFonts w:ascii="Amasis MT Pro" w:hAnsi="Amasis MT Pro"/>
         </w:rPr>
-        <w:t xml:space="preserve">- MATERIALE UTILIZZATO………………………………………………………………(n° </w:t>
+        <w:t>- MATERIALE UTILIZZATO……………………………………………………………</w:t>
+      </w:r>
+      <w:proofErr w:type="gramStart"/>
+      <w:r>
+        <w:rPr>
+          <w:rFonts w:ascii="Amasis MT Pro" w:hAnsi="Amasis MT Pro"/>
+        </w:rPr>
+        <w:t>…(</w:t>
+      </w:r>
+      <w:proofErr w:type="gramEnd"/>
+      <w:r>
+        <w:rPr>
+          <w:rFonts w:ascii="Amasis MT Pro" w:hAnsi="Amasis MT Pro"/>
+        </w:rPr>
+        <w:t xml:space="preserve">n° </w:t>
       </w:r>
       <w:proofErr w:type="spellStart"/>
       <w:r>
@@ -217,7 +273,21 @@
         <w:rPr>
           <w:rFonts w:ascii="Amasis MT Pro" w:hAnsi="Amasis MT Pro"/>
         </w:rPr>
-        <w:t xml:space="preserve">- STRUTTURA DEI DATI: ER E MODELLO DATI………………………………………(n° </w:t>
+        <w:t>- STRUTTURA DEI DATI: ER E MODELLO DATI……………………………………</w:t>
+      </w:r>
+      <w:proofErr w:type="gramStart"/>
+      <w:r>
+        <w:rPr>
+          <w:rFonts w:ascii="Amasis MT Pro" w:hAnsi="Amasis MT Pro"/>
+        </w:rPr>
+        <w:t>…(</w:t>
+      </w:r>
+      <w:proofErr w:type="gramEnd"/>
+      <w:r>
+        <w:rPr>
+          <w:rFonts w:ascii="Amasis MT Pro" w:hAnsi="Amasis MT Pro"/>
+        </w:rPr>
+        <w:t xml:space="preserve">n° </w:t>
       </w:r>
       <w:proofErr w:type="spellStart"/>
       <w:r>
@@ -245,7 +315,21 @@
         <w:rPr>
           <w:rFonts w:ascii="Amasis MT Pro" w:hAnsi="Amasis MT Pro"/>
         </w:rPr>
-        <w:t xml:space="preserve">- WIREFRAME, STORYBOARD CON NAVIGAZIONE…………………………………(n° </w:t>
+        <w:t>- WIREFRAME, STORYBOARD CON NAVIGAZIONE………………………………</w:t>
+      </w:r>
+      <w:proofErr w:type="gramStart"/>
+      <w:r>
+        <w:rPr>
+          <w:rFonts w:ascii="Amasis MT Pro" w:hAnsi="Amasis MT Pro"/>
+        </w:rPr>
+        <w:t>…(</w:t>
+      </w:r>
+      <w:proofErr w:type="gramEnd"/>
+      <w:r>
+        <w:rPr>
+          <w:rFonts w:ascii="Amasis MT Pro" w:hAnsi="Amasis MT Pro"/>
+        </w:rPr>
+        <w:t xml:space="preserve">n° </w:t>
       </w:r>
       <w:proofErr w:type="spellStart"/>
       <w:r>
@@ -273,7 +357,21 @@
         <w:rPr>
           <w:rFonts w:ascii="Amasis MT Pro" w:hAnsi="Amasis MT Pro"/>
         </w:rPr>
-        <w:t xml:space="preserve">- LINGUAGGIO E TECNOLOGIE UTILIZZATI…………………………………………(n° </w:t>
+        <w:t>- LINGUAGGIO E TECNOLOGIE UTILIZZATI………………………………………</w:t>
+      </w:r>
+      <w:proofErr w:type="gramStart"/>
+      <w:r>
+        <w:rPr>
+          <w:rFonts w:ascii="Amasis MT Pro" w:hAnsi="Amasis MT Pro"/>
+        </w:rPr>
+        <w:t>…(</w:t>
+      </w:r>
+      <w:proofErr w:type="gramEnd"/>
+      <w:r>
+        <w:rPr>
+          <w:rFonts w:ascii="Amasis MT Pro" w:hAnsi="Amasis MT Pro"/>
+        </w:rPr>
+        <w:t xml:space="preserve">n° </w:t>
       </w:r>
       <w:proofErr w:type="spellStart"/>
       <w:r>
@@ -425,7 +523,21 @@
         <w:rPr>
           <w:rFonts w:ascii="Amasis MT Pro" w:hAnsi="Amasis MT Pro"/>
         </w:rPr>
-        <w:t xml:space="preserve">- SVILUPPI FUTURI………………………………………………………………………...(n° </w:t>
+        <w:t>- SVILUPPI FUTURI………………………………………………………………………</w:t>
+      </w:r>
+      <w:proofErr w:type="gramStart"/>
+      <w:r>
+        <w:rPr>
+          <w:rFonts w:ascii="Amasis MT Pro" w:hAnsi="Amasis MT Pro"/>
+        </w:rPr>
+        <w:t>...(</w:t>
+      </w:r>
+      <w:proofErr w:type="gramEnd"/>
+      <w:r>
+        <w:rPr>
+          <w:rFonts w:ascii="Amasis MT Pro" w:hAnsi="Amasis MT Pro"/>
+        </w:rPr>
+        <w:t xml:space="preserve">n° </w:t>
       </w:r>
       <w:proofErr w:type="spellStart"/>
       <w:r>
@@ -601,7 +713,24 @@
           <w:sz w:val="28"/>
           <w:szCs w:val="28"/>
         </w:rPr>
-        <w:t xml:space="preserve">belle. Inoltre, l’utilizzo di attributi come </w:t>
+        <w:t>belle.</w:t>
+      </w:r>
+    </w:p>
+    <w:p>
+      <w:pPr>
+        <w:rPr>
+          <w:rFonts w:ascii="Amasis MT Pro" w:hAnsi="Amasis MT Pro"/>
+          <w:sz w:val="28"/>
+          <w:szCs w:val="28"/>
+        </w:rPr>
+      </w:pPr>
+      <w:r>
+        <w:rPr>
+          <w:rFonts w:ascii="Amasis MT Pro" w:hAnsi="Amasis MT Pro"/>
+          <w:sz w:val="28"/>
+          <w:szCs w:val="28"/>
+        </w:rPr>
+        <w:t xml:space="preserve">Il modulo di Java è stato altrettanto fondamentale per la definizione dei concetti come programmazione </w:t>
       </w:r>
       <w:r>
         <w:rPr>
@@ -610,15 +739,15 @@
           <w:sz w:val="28"/>
           <w:szCs w:val="28"/>
         </w:rPr>
-        <w:t>Foreign Key</w:t>
-      </w:r>
-      <w:r>
-        <w:rPr>
-          <w:rFonts w:ascii="Amasis MT Pro" w:hAnsi="Amasis MT Pro"/>
-          <w:sz w:val="28"/>
-          <w:szCs w:val="28"/>
-        </w:rPr>
-        <w:t xml:space="preserve"> ed </w:t>
+        <w:t>OOP</w:t>
+      </w:r>
+      <w:r>
+        <w:rPr>
+          <w:rFonts w:ascii="Amasis MT Pro" w:hAnsi="Amasis MT Pro"/>
+          <w:sz w:val="28"/>
+          <w:szCs w:val="28"/>
+        </w:rPr>
+        <w:t xml:space="preserve"> (</w:t>
       </w:r>
       <w:r>
         <w:rPr>
@@ -627,57 +756,6 @@
           <w:sz w:val="28"/>
           <w:szCs w:val="28"/>
         </w:rPr>
-        <w:t>ID</w:t>
-      </w:r>
-      <w:r>
-        <w:rPr>
-          <w:rFonts w:ascii="Amasis MT Pro" w:hAnsi="Amasis MT Pro"/>
-          <w:sz w:val="28"/>
-          <w:szCs w:val="28"/>
-        </w:rPr>
-        <w:t xml:space="preserve"> ha facilitato la parte di comunicazione tra applicazione e Database.</w:t>
-      </w:r>
-    </w:p>
-    <w:p>
-      <w:pPr>
-        <w:rPr>
-          <w:rFonts w:ascii="Amasis MT Pro" w:hAnsi="Amasis MT Pro"/>
-          <w:sz w:val="28"/>
-          <w:szCs w:val="28"/>
-        </w:rPr>
-      </w:pPr>
-      <w:r>
-        <w:rPr>
-          <w:rFonts w:ascii="Amasis MT Pro" w:hAnsi="Amasis MT Pro"/>
-          <w:sz w:val="28"/>
-          <w:szCs w:val="28"/>
-        </w:rPr>
-        <w:t xml:space="preserve">Il modulo di Java è stato altrettanto fondamentale per la definizione dei concetti come programmazione </w:t>
-      </w:r>
-      <w:r>
-        <w:rPr>
-          <w:rFonts w:ascii="Amasis MT Pro" w:hAnsi="Amasis MT Pro"/>
-          <w:color w:val="FF0000"/>
-          <w:sz w:val="28"/>
-          <w:szCs w:val="28"/>
-        </w:rPr>
-        <w:t>OOP</w:t>
-      </w:r>
-      <w:r>
-        <w:rPr>
-          <w:rFonts w:ascii="Amasis MT Pro" w:hAnsi="Amasis MT Pro"/>
-          <w:sz w:val="28"/>
-          <w:szCs w:val="28"/>
-        </w:rPr>
-        <w:t xml:space="preserve"> (</w:t>
-      </w:r>
-      <w:r>
-        <w:rPr>
-          <w:rFonts w:ascii="Amasis MT Pro" w:hAnsi="Amasis MT Pro"/>
-          <w:color w:val="FF0000"/>
-          <w:sz w:val="28"/>
-          <w:szCs w:val="28"/>
-        </w:rPr>
         <w:t>Object Oriented Programming</w:t>
       </w:r>
       <w:r>
@@ -751,7 +829,25 @@
           <w:sz w:val="28"/>
           <w:szCs w:val="28"/>
         </w:rPr>
-        <w:t xml:space="preserve">Attraverso il modulo di Android abbiamo esplorato le architetture del sistema e le logiche all’interno dello sviluppo di un app, creazione dei componenti di layout (parte grafica) ed utilizzo di </w:t>
+        <w:t xml:space="preserve">Attraverso il modulo di Android abbiamo esplorato le architetture del sistema e le logiche all’interno dello sviluppo di </w:t>
+      </w:r>
+      <w:proofErr w:type="gramStart"/>
+      <w:r>
+        <w:rPr>
+          <w:rFonts w:ascii="Amasis MT Pro" w:hAnsi="Amasis MT Pro"/>
+          <w:sz w:val="28"/>
+          <w:szCs w:val="28"/>
+        </w:rPr>
+        <w:t>un app</w:t>
+      </w:r>
+      <w:proofErr w:type="gramEnd"/>
+      <w:r>
+        <w:rPr>
+          <w:rFonts w:ascii="Amasis MT Pro" w:hAnsi="Amasis MT Pro"/>
+          <w:sz w:val="28"/>
+          <w:szCs w:val="28"/>
+        </w:rPr>
+        <w:t xml:space="preserve">, creazione dei componenti di layout (parte grafica) ed utilizzo di </w:t>
       </w:r>
       <w:r>
         <w:rPr>
@@ -1126,6 +1222,7 @@
           <w:sz w:val="36"/>
           <w:szCs w:val="36"/>
         </w:rPr>
+        <w:lastRenderedPageBreak/>
         <w:t>S</w:t>
       </w:r>
       <w:r>
@@ -1177,7 +1274,25 @@
           <w:sz w:val="28"/>
           <w:szCs w:val="28"/>
         </w:rPr>
-        <w:t xml:space="preserve">è stata di pensare all’idea di un app </w:t>
+        <w:t xml:space="preserve">è stata di pensare all’idea di </w:t>
+      </w:r>
+      <w:proofErr w:type="gramStart"/>
+      <w:r>
+        <w:rPr>
+          <w:rFonts w:ascii="Amasis MT Pro" w:hAnsi="Amasis MT Pro"/>
+          <w:sz w:val="28"/>
+          <w:szCs w:val="28"/>
+        </w:rPr>
+        <w:t>un app</w:t>
+      </w:r>
+      <w:proofErr w:type="gramEnd"/>
+      <w:r>
+        <w:rPr>
+          <w:rFonts w:ascii="Amasis MT Pro" w:hAnsi="Amasis MT Pro"/>
+          <w:sz w:val="28"/>
+          <w:szCs w:val="28"/>
+        </w:rPr>
+        <w:t xml:space="preserve"> </w:t>
       </w:r>
       <w:r>
         <w:rPr>
@@ -1623,7 +1738,27 @@
           <w:sz w:val="28"/>
           <w:szCs w:val="28"/>
         </w:rPr>
-        <w:t xml:space="preserve">Nella parte user cliente in app si può avere una lista dei nostri animali, possiamo aggiungere le loro caratteristiche e catalogare il loro stato d’animo e </w:t>
+        <w:t xml:space="preserve">Nella parte user cliente in app si può avere una lista dei nostri animali, possiamo aggiungere le loro caratteristiche e catalogare il loro stato d’animo </w:t>
+      </w:r>
+      <w:proofErr w:type="gramStart"/>
+      <w:r>
+        <w:rPr>
+          <w:rFonts w:ascii="Amasis MT Pro" w:hAnsi="Amasis MT Pro"/>
+          <w:color w:val="000000" w:themeColor="text1"/>
+          <w:sz w:val="28"/>
+          <w:szCs w:val="28"/>
+        </w:rPr>
+        <w:t>e</w:t>
+      </w:r>
+      <w:proofErr w:type="gramEnd"/>
+      <w:r>
+        <w:rPr>
+          <w:rFonts w:ascii="Amasis MT Pro" w:hAnsi="Amasis MT Pro"/>
+          <w:color w:val="000000" w:themeColor="text1"/>
+          <w:sz w:val="28"/>
+          <w:szCs w:val="28"/>
+        </w:rPr>
+        <w:t xml:space="preserve"> </w:t>
       </w:r>
       <w:r>
         <w:rPr>
@@ -1904,7 +2039,7 @@
           <w:szCs w:val="36"/>
         </w:rPr>
         <w:drawing>
-          <wp:anchor distT="0" distB="0" distL="114300" distR="114300" simplePos="0" relativeHeight="251668480" behindDoc="0" locked="0" layoutInCell="1" allowOverlap="1" wp14:anchorId="0870CAD4" wp14:editId="7353DD4A">
+          <wp:anchor distT="0" distB="0" distL="114300" distR="114300" simplePos="0" relativeHeight="251668480" behindDoc="0" locked="0" layoutInCell="1" allowOverlap="1" wp14:anchorId="0870CAD4" wp14:editId="1E86162D">
             <wp:simplePos x="0" y="0"/>
             <wp:positionH relativeFrom="margin">
               <wp:align>left</wp:align>
@@ -1913,7 +2048,7 @@
               <wp:posOffset>5715</wp:posOffset>
             </wp:positionV>
             <wp:extent cx="1714500" cy="1714500"/>
-            <wp:effectExtent l="0" t="0" r="0" b="0"/>
+            <wp:effectExtent l="209550" t="0" r="0" b="114300"/>
             <wp:wrapSquare wrapText="bothSides"/>
             <wp:docPr id="680329586" name="Immagine 4"/>
             <wp:cNvGraphicFramePr>
@@ -1939,7 +2074,7 @@
                     </a:stretch>
                   </pic:blipFill>
                   <pic:spPr>
-                    <a:xfrm>
+                    <a:xfrm rot="3787816">
                       <a:off x="0" y="0"/>
                       <a:ext cx="1714500" cy="1714500"/>
                     </a:xfrm>
@@ -1979,6 +2114,165 @@
           <w:szCs w:val="36"/>
         </w:rPr>
       </w:pPr>
+      <w:r>
+        <w:rPr>
+          <w:noProof/>
+        </w:rPr>
+        <w:drawing>
+          <wp:inline distT="0" distB="0" distL="0" distR="0" wp14:anchorId="182C0C20" wp14:editId="7C6E442F">
+            <wp:extent cx="2216150" cy="1892075"/>
+            <wp:effectExtent l="323850" t="400050" r="260350" b="413385"/>
+            <wp:docPr id="1625705468" name="Immagine 1" descr="GitHub Service | Princeton Research Computing"/>
+            <wp:cNvGraphicFramePr>
+              <a:graphicFrameLocks xmlns:a="http://schemas.openxmlformats.org/drawingml/2006/main" noChangeAspect="1"/>
+            </wp:cNvGraphicFramePr>
+            <a:graphic xmlns:a="http://schemas.openxmlformats.org/drawingml/2006/main">
+              <a:graphicData uri="http://schemas.openxmlformats.org/drawingml/2006/picture">
+                <pic:pic xmlns:pic="http://schemas.openxmlformats.org/drawingml/2006/picture">
+                  <pic:nvPicPr>
+                    <pic:cNvPr id="0" name="Picture 1" descr="GitHub Service | Princeton Research Computing"/>
+                    <pic:cNvPicPr>
+                      <a:picLocks noChangeAspect="1" noChangeArrowheads="1"/>
+                    </pic:cNvPicPr>
+                  </pic:nvPicPr>
+                  <pic:blipFill>
+                    <a:blip r:embed="rId9">
+                      <a:extLst>
+                        <a:ext uri="{28A0092B-C50C-407E-A947-70E740481C1C}">
+                          <a14:useLocalDpi xmlns:a14="http://schemas.microsoft.com/office/drawing/2010/main" val="0"/>
+                        </a:ext>
+                      </a:extLst>
+                    </a:blip>
+                    <a:srcRect/>
+                    <a:stretch>
+                      <a:fillRect/>
+                    </a:stretch>
+                  </pic:blipFill>
+                  <pic:spPr bwMode="auto">
+                    <a:xfrm rot="9188844" flipV="1">
+                      <a:off x="0" y="0"/>
+                      <a:ext cx="2220830" cy="1896071"/>
+                    </a:xfrm>
+                    <a:prstGeom prst="rect">
+                      <a:avLst/>
+                    </a:prstGeom>
+                    <a:noFill/>
+                    <a:ln>
+                      <a:noFill/>
+                    </a:ln>
+                  </pic:spPr>
+                </pic:pic>
+              </a:graphicData>
+            </a:graphic>
+          </wp:inline>
+        </w:drawing>
+      </w:r>
+      <w:r>
+        <w:rPr>
+          <w:noProof/>
+        </w:rPr>
+        <w:drawing>
+          <wp:inline distT="0" distB="0" distL="0" distR="0" wp14:anchorId="2A3EFFEB" wp14:editId="2B00E615">
+            <wp:extent cx="2139950" cy="2139950"/>
+            <wp:effectExtent l="438150" t="438150" r="336550" b="431800"/>
+            <wp:docPr id="1438743369" name="Immagine 2" descr="Python Logo transparent PNG - StickPNG"/>
+            <wp:cNvGraphicFramePr>
+              <a:graphicFrameLocks xmlns:a="http://schemas.openxmlformats.org/drawingml/2006/main" noChangeAspect="1"/>
+            </wp:cNvGraphicFramePr>
+            <a:graphic xmlns:a="http://schemas.openxmlformats.org/drawingml/2006/main">
+              <a:graphicData uri="http://schemas.openxmlformats.org/drawingml/2006/picture">
+                <pic:pic xmlns:pic="http://schemas.openxmlformats.org/drawingml/2006/picture">
+                  <pic:nvPicPr>
+                    <pic:cNvPr id="0" name="Picture 3" descr="Python Logo transparent PNG - StickPNG"/>
+                    <pic:cNvPicPr>
+                      <a:picLocks noChangeAspect="1" noChangeArrowheads="1"/>
+                    </pic:cNvPicPr>
+                  </pic:nvPicPr>
+                  <pic:blipFill>
+                    <a:blip r:embed="rId10">
+                      <a:extLst>
+                        <a:ext uri="{28A0092B-C50C-407E-A947-70E740481C1C}">
+                          <a14:useLocalDpi xmlns:a14="http://schemas.microsoft.com/office/drawing/2010/main" val="0"/>
+                        </a:ext>
+                      </a:extLst>
+                    </a:blip>
+                    <a:srcRect/>
+                    <a:stretch>
+                      <a:fillRect/>
+                    </a:stretch>
+                  </pic:blipFill>
+                  <pic:spPr bwMode="auto">
+                    <a:xfrm rot="3203913">
+                      <a:off x="0" y="0"/>
+                      <a:ext cx="2139950" cy="2139950"/>
+                    </a:xfrm>
+                    <a:prstGeom prst="rect">
+                      <a:avLst/>
+                    </a:prstGeom>
+                    <a:noFill/>
+                    <a:ln>
+                      <a:noFill/>
+                    </a:ln>
+                  </pic:spPr>
+                </pic:pic>
+              </a:graphicData>
+            </a:graphic>
+          </wp:inline>
+        </w:drawing>
+      </w:r>
+      <w:r>
+        <w:rPr>
+          <w:noProof/>
+        </w:rPr>
+        <w:drawing>
+          <wp:inline distT="0" distB="0" distL="0" distR="0" wp14:anchorId="3DC0E704" wp14:editId="25D91F3E">
+            <wp:extent cx="2139950" cy="2139950"/>
+            <wp:effectExtent l="419100" t="419100" r="336550" b="431800"/>
+            <wp:docPr id="576618543" name="Immagine 3" descr="Flask SVG and transparent PNG icons | TechIcons"/>
+            <wp:cNvGraphicFramePr>
+              <a:graphicFrameLocks xmlns:a="http://schemas.openxmlformats.org/drawingml/2006/main" noChangeAspect="1"/>
+            </wp:cNvGraphicFramePr>
+            <a:graphic xmlns:a="http://schemas.openxmlformats.org/drawingml/2006/main">
+              <a:graphicData uri="http://schemas.openxmlformats.org/drawingml/2006/picture">
+                <pic:pic xmlns:pic="http://schemas.openxmlformats.org/drawingml/2006/picture">
+                  <pic:nvPicPr>
+                    <pic:cNvPr id="0" name="Picture 5" descr="Flask SVG and transparent PNG icons | TechIcons"/>
+                    <pic:cNvPicPr>
+                      <a:picLocks noChangeAspect="1" noChangeArrowheads="1"/>
+                    </pic:cNvPicPr>
+                  </pic:nvPicPr>
+                  <pic:blipFill>
+                    <a:blip r:embed="rId11">
+                      <a:extLst>
+                        <a:ext uri="{28A0092B-C50C-407E-A947-70E740481C1C}">
+                          <a14:useLocalDpi xmlns:a14="http://schemas.microsoft.com/office/drawing/2010/main" val="0"/>
+                        </a:ext>
+                      </a:extLst>
+                    </a:blip>
+                    <a:srcRect/>
+                    <a:stretch>
+                      <a:fillRect/>
+                    </a:stretch>
+                  </pic:blipFill>
+                  <pic:spPr bwMode="auto">
+                    <a:xfrm rot="14114161">
+                      <a:off x="0" y="0"/>
+                      <a:ext cx="2139950" cy="2139950"/>
+                    </a:xfrm>
+                    <a:prstGeom prst="rect">
+                      <a:avLst/>
+                    </a:prstGeom>
+                    <a:noFill/>
+                    <a:ln>
+                      <a:noFill/>
+                    </a:ln>
+                  </pic:spPr>
+                </pic:pic>
+              </a:graphicData>
+            </a:graphic>
+          </wp:inline>
+        </w:drawing>
+      </w:r>
     </w:p>
     <w:p>
       <w:pPr>
@@ -2006,138 +2300,13 @@
           <w:szCs w:val="36"/>
         </w:rPr>
       </w:pPr>
-    </w:p>
-    <w:p>
-      <w:pPr>
+      <w:r>
         <w:rPr>
           <w:rFonts w:ascii="Amasis MT Pro" w:hAnsi="Amasis MT Pro"/>
           <w:sz w:val="36"/>
           <w:szCs w:val="36"/>
         </w:rPr>
-      </w:pPr>
-    </w:p>
-    <w:p>
-      <w:pPr>
-        <w:rPr>
-          <w:rFonts w:ascii="Amasis MT Pro" w:hAnsi="Amasis MT Pro"/>
-          <w:sz w:val="36"/>
-          <w:szCs w:val="36"/>
-        </w:rPr>
-      </w:pPr>
-    </w:p>
-    <w:p>
-      <w:pPr>
-        <w:rPr>
-          <w:rFonts w:ascii="Amasis MT Pro" w:hAnsi="Amasis MT Pro"/>
-          <w:sz w:val="36"/>
-          <w:szCs w:val="36"/>
-        </w:rPr>
-      </w:pPr>
-    </w:p>
-    <w:p>
-      <w:pPr>
-        <w:rPr>
-          <w:rFonts w:ascii="Amasis MT Pro" w:hAnsi="Amasis MT Pro"/>
-          <w:sz w:val="36"/>
-          <w:szCs w:val="36"/>
-        </w:rPr>
-      </w:pPr>
-    </w:p>
-    <w:p>
-      <w:pPr>
-        <w:rPr>
-          <w:rFonts w:ascii="Amasis MT Pro" w:hAnsi="Amasis MT Pro"/>
-          <w:sz w:val="36"/>
-          <w:szCs w:val="36"/>
-        </w:rPr>
-      </w:pPr>
-    </w:p>
-    <w:p>
-      <w:pPr>
-        <w:rPr>
-          <w:rFonts w:ascii="Amasis MT Pro" w:hAnsi="Amasis MT Pro"/>
-          <w:sz w:val="36"/>
-          <w:szCs w:val="36"/>
-        </w:rPr>
-      </w:pPr>
-    </w:p>
-    <w:p>
-      <w:pPr>
-        <w:rPr>
-          <w:rFonts w:ascii="Amasis MT Pro" w:hAnsi="Amasis MT Pro"/>
-          <w:sz w:val="36"/>
-          <w:szCs w:val="36"/>
-        </w:rPr>
-      </w:pPr>
-    </w:p>
-    <w:p>
-      <w:pPr>
-        <w:rPr>
-          <w:rFonts w:ascii="Amasis MT Pro" w:hAnsi="Amasis MT Pro"/>
-          <w:sz w:val="36"/>
-          <w:szCs w:val="36"/>
-        </w:rPr>
-      </w:pPr>
-    </w:p>
-    <w:p>
-      <w:pPr>
-        <w:rPr>
-          <w:rFonts w:ascii="Amasis MT Pro" w:hAnsi="Amasis MT Pro"/>
-          <w:sz w:val="36"/>
-          <w:szCs w:val="36"/>
-        </w:rPr>
-      </w:pPr>
-    </w:p>
-    <w:p>
-      <w:pPr>
-        <w:rPr>
-          <w:rFonts w:ascii="Amasis MT Pro" w:hAnsi="Amasis MT Pro"/>
-          <w:sz w:val="36"/>
-          <w:szCs w:val="36"/>
-        </w:rPr>
-      </w:pPr>
-    </w:p>
-    <w:p>
-      <w:pPr>
-        <w:rPr>
-          <w:rFonts w:ascii="Amasis MT Pro" w:hAnsi="Amasis MT Pro"/>
-          <w:sz w:val="36"/>
-          <w:szCs w:val="36"/>
-        </w:rPr>
-      </w:pPr>
-    </w:p>
-    <w:p>
-      <w:pPr>
-        <w:rPr>
-          <w:rFonts w:ascii="Amasis MT Pro" w:hAnsi="Amasis MT Pro"/>
-          <w:sz w:val="36"/>
-          <w:szCs w:val="36"/>
-        </w:rPr>
-      </w:pPr>
-    </w:p>
-    <w:p>
-      <w:pPr>
-        <w:rPr>
-          <w:rFonts w:ascii="Amasis MT Pro" w:hAnsi="Amasis MT Pro"/>
-          <w:sz w:val="36"/>
-          <w:szCs w:val="36"/>
-        </w:rPr>
-      </w:pPr>
-    </w:p>
-    <w:p>
-      <w:pPr>
-        <w:rPr>
-          <w:rFonts w:ascii="Amasis MT Pro" w:hAnsi="Amasis MT Pro"/>
-          <w:sz w:val="36"/>
-          <w:szCs w:val="36"/>
-        </w:rPr>
-      </w:pPr>
-      <w:r>
-        <w:rPr>
-          <w:rFonts w:ascii="Amasis MT Pro" w:hAnsi="Amasis MT Pro"/>
-          <w:sz w:val="36"/>
-          <w:szCs w:val="36"/>
-        </w:rPr>
+        <w:lastRenderedPageBreak/>
         <w:t xml:space="preserve">Struttura dei dati e modello ER: </w:t>
       </w:r>
     </w:p>
@@ -2361,9 +2530,9 @@
           <w:szCs w:val="28"/>
         </w:rPr>
         <w:drawing>
-          <wp:inline distT="0" distB="0" distL="0" distR="0" wp14:anchorId="2163C5F1" wp14:editId="74F3163A">
-            <wp:extent cx="6120130" cy="3101588"/>
-            <wp:effectExtent l="0" t="0" r="0" b="3810"/>
+          <wp:inline distT="0" distB="0" distL="0" distR="0" wp14:anchorId="2163C5F1" wp14:editId="2FAE482F">
+            <wp:extent cx="6119641" cy="3695700"/>
+            <wp:effectExtent l="0" t="0" r="0" b="0"/>
             <wp:docPr id="327982159" name="Immagine 1" descr="Immagine che contiene diagramma, linea, Policromia, design&#10;&#10;Il contenuto generato dall'IA potrebbe non essere corretto."/>
             <wp:cNvGraphicFramePr>
               <a:graphicFrameLocks xmlns:a="http://schemas.openxmlformats.org/drawingml/2006/main" noChangeAspect="1"/>
@@ -2378,7 +2547,7 @@
                     </pic:cNvPicPr>
                   </pic:nvPicPr>
                   <pic:blipFill>
-                    <a:blip r:embed="rId9" cstate="print">
+                    <a:blip r:embed="rId12" cstate="print">
                       <a:extLst>
                         <a:ext uri="{28A0092B-C50C-407E-A947-70E740481C1C}">
                           <a14:useLocalDpi xmlns:a14="http://schemas.microsoft.com/office/drawing/2010/main" val="0"/>
@@ -2393,7 +2562,7 @@
                   <pic:spPr bwMode="auto">
                     <a:xfrm>
                       <a:off x="0" y="0"/>
-                      <a:ext cx="6120130" cy="3101588"/>
+                      <a:ext cx="6122466" cy="3697406"/>
                     </a:xfrm>
                     <a:prstGeom prst="rect">
                       <a:avLst/>
@@ -2469,25 +2638,24 @@
           <w:szCs w:val="28"/>
         </w:rPr>
       </w:pPr>
-    </w:p>
-    <w:p>
-      <w:pPr>
+      <w:r>
         <w:rPr>
           <w:rFonts w:ascii="Amasis MT Pro" w:hAnsi="Amasis MT Pro"/>
           <w:noProof/>
         </w:rPr>
-      </w:pPr>
-      <w:r>
-        <w:rPr>
-          <w:rFonts w:ascii="Amasis MT Pro" w:hAnsi="Amasis MT Pro"/>
-          <w:sz w:val="28"/>
-          <w:szCs w:val="28"/>
-        </w:rPr>
         <w:drawing>
-          <wp:inline distT="0" distB="0" distL="0" distR="0" wp14:anchorId="3C03726E" wp14:editId="73EB829A">
-            <wp:extent cx="2276793" cy="2305372"/>
-            <wp:effectExtent l="0" t="0" r="9525" b="0"/>
-            <wp:docPr id="355980297" name="Immagine 1"/>
+          <wp:anchor distT="0" distB="0" distL="114300" distR="114300" simplePos="0" relativeHeight="251672576" behindDoc="0" locked="0" layoutInCell="1" allowOverlap="1" wp14:anchorId="722CC8FC" wp14:editId="2A732F1F">
+            <wp:simplePos x="0" y="0"/>
+            <wp:positionH relativeFrom="column">
+              <wp:posOffset>2010410</wp:posOffset>
+            </wp:positionH>
+            <wp:positionV relativeFrom="paragraph">
+              <wp:posOffset>440690</wp:posOffset>
+            </wp:positionV>
+            <wp:extent cx="4342130" cy="1993900"/>
+            <wp:effectExtent l="0" t="0" r="1270" b="6350"/>
+            <wp:wrapSquare wrapText="bothSides"/>
+            <wp:docPr id="765975892" name="Immagine 1" descr="Immagine che contiene testo, schermata, schermo, Carattere&#10;&#10;Il contenuto generato dall'IA potrebbe non essere corretto."/>
             <wp:cNvGraphicFramePr>
               <a:graphicFrameLocks xmlns:a="http://schemas.openxmlformats.org/drawingml/2006/main" noChangeAspect="1"/>
             </wp:cNvGraphicFramePr>
@@ -2495,75 +2663,24 @@
               <a:graphicData uri="http://schemas.openxmlformats.org/drawingml/2006/picture">
                 <pic:pic xmlns:pic="http://schemas.openxmlformats.org/drawingml/2006/picture">
                   <pic:nvPicPr>
-                    <pic:cNvPr id="355980297" name=""/>
+                    <pic:cNvPr id="765975892" name="Immagine 1" descr="Immagine che contiene testo, schermata, schermo, Carattere&#10;&#10;Il contenuto generato dall'IA potrebbe non essere corretto."/>
                     <pic:cNvPicPr/>
                   </pic:nvPicPr>
                   <pic:blipFill rotWithShape="1">
-                    <a:blip r:embed="rId10"/>
-                    <a:srcRect t="1" b="411"/>
-                    <a:stretch/>
-                  </pic:blipFill>
-                  <pic:spPr>
-                    <a:xfrm>
-                      <a:off x="0" y="0"/>
-                      <a:ext cx="2276793" cy="2305372"/>
-                    </a:xfrm>
-                    <a:prstGeom prst="rect">
-                      <a:avLst/>
-                    </a:prstGeom>
-                  </pic:spPr>
-                </pic:pic>
-              </a:graphicData>
-            </a:graphic>
-          </wp:inline>
-        </w:drawing>
-      </w:r>
-    </w:p>
-    <w:p>
-      <w:pPr>
-        <w:rPr>
-          <w:rFonts w:ascii="Amasis MT Pro" w:hAnsi="Amasis MT Pro"/>
-          <w:noProof/>
-        </w:rPr>
-      </w:pPr>
-    </w:p>
-    <w:p>
-      <w:pPr>
-        <w:rPr>
-          <w:rFonts w:ascii="Amasis MT Pro" w:hAnsi="Amasis MT Pro"/>
-          <w:sz w:val="28"/>
-          <w:szCs w:val="28"/>
-        </w:rPr>
-      </w:pPr>
-      <w:r>
-        <w:rPr>
-          <w:rFonts w:ascii="Amasis MT Pro" w:hAnsi="Amasis MT Pro"/>
-          <w:noProof/>
-        </w:rPr>
-        <w:drawing>
-          <wp:inline distT="0" distB="0" distL="0" distR="0" wp14:anchorId="122E8F49" wp14:editId="1F3B8E3B">
-            <wp:extent cx="5181600" cy="1676400"/>
-            <wp:effectExtent l="0" t="0" r="0" b="0"/>
-            <wp:docPr id="1661286114" name="Immagine 1" descr="Immagine che contiene testo, schermata, numero, Carattere&#10;&#10;Il contenuto generato dall'IA potrebbe non essere corretto."/>
-            <wp:cNvGraphicFramePr>
-              <a:graphicFrameLocks xmlns:a="http://schemas.openxmlformats.org/drawingml/2006/main" noChangeAspect="1"/>
-            </wp:cNvGraphicFramePr>
-            <a:graphic xmlns:a="http://schemas.openxmlformats.org/drawingml/2006/main">
-              <a:graphicData uri="http://schemas.openxmlformats.org/drawingml/2006/picture">
-                <pic:pic xmlns:pic="http://schemas.openxmlformats.org/drawingml/2006/picture">
-                  <pic:nvPicPr>
-                    <pic:cNvPr id="1661286114" name="Immagine 1" descr="Immagine che contiene testo, schermata, numero, Carattere&#10;&#10;Il contenuto generato dall'IA potrebbe non essere corretto."/>
-                    <pic:cNvPicPr/>
-                  </pic:nvPicPr>
-                  <pic:blipFill rotWithShape="1">
-                    <a:blip r:embed="rId11"/>
-                    <a:srcRect l="5603" t="9768" r="9733" b="8372"/>
+                    <a:blip r:embed="rId13">
+                      <a:extLst>
+                        <a:ext uri="{28A0092B-C50C-407E-A947-70E740481C1C}">
+                          <a14:useLocalDpi xmlns:a14="http://schemas.microsoft.com/office/drawing/2010/main" val="0"/>
+                        </a:ext>
+                      </a:extLst>
+                    </a:blip>
+                    <a:srcRect l="12057" t="11634" r="5585" b="6510"/>
                     <a:stretch/>
                   </pic:blipFill>
                   <pic:spPr bwMode="auto">
                     <a:xfrm>
                       <a:off x="0" y="0"/>
-                      <a:ext cx="5181600" cy="1676400"/>
+                      <a:ext cx="4342130" cy="1993900"/>
                     </a:xfrm>
                     <a:prstGeom prst="rect">
                       <a:avLst/>
@@ -2580,34 +2697,32 @@
                 </pic:pic>
               </a:graphicData>
             </a:graphic>
-          </wp:inline>
+            <wp14:sizeRelV relativeFrom="margin">
+              <wp14:pctHeight>0</wp14:pctHeight>
+            </wp14:sizeRelV>
+          </wp:anchor>
         </w:drawing>
       </w:r>
-    </w:p>
-    <w:p>
-      <w:pPr>
-        <w:rPr>
-          <w:rFonts w:ascii="Amasis MT Pro" w:hAnsi="Amasis MT Pro"/>
-        </w:rPr>
-      </w:pPr>
-    </w:p>
-    <w:p>
-      <w:pPr>
+      <w:r>
         <w:rPr>
           <w:rFonts w:ascii="Amasis MT Pro" w:hAnsi="Amasis MT Pro"/>
           <w:noProof/>
-        </w:rPr>
-      </w:pPr>
-      <w:r>
-        <w:rPr>
-          <w:rFonts w:ascii="Amasis MT Pro" w:hAnsi="Amasis MT Pro"/>
-          <w:noProof/>
+          <w:sz w:val="28"/>
+          <w:szCs w:val="28"/>
         </w:rPr>
         <w:drawing>
-          <wp:inline distT="0" distB="0" distL="0" distR="0" wp14:anchorId="722CC8FC" wp14:editId="62981AF2">
-            <wp:extent cx="5191125" cy="1876425"/>
-            <wp:effectExtent l="0" t="0" r="9525" b="9525"/>
-            <wp:docPr id="765975892" name="Immagine 1" descr="Immagine che contiene testo, schermata, schermo, Carattere&#10;&#10;Il contenuto generato dall'IA potrebbe non essere corretto."/>
+          <wp:anchor distT="0" distB="0" distL="114300" distR="114300" simplePos="0" relativeHeight="251669504" behindDoc="0" locked="0" layoutInCell="1" allowOverlap="1" wp14:anchorId="3C03726E" wp14:editId="2AD021CB">
+            <wp:simplePos x="0" y="0"/>
+            <wp:positionH relativeFrom="margin">
+              <wp:align>left</wp:align>
+            </wp:positionH>
+            <wp:positionV relativeFrom="paragraph">
+              <wp:posOffset>351790</wp:posOffset>
+            </wp:positionV>
+            <wp:extent cx="1702435" cy="2095500"/>
+            <wp:effectExtent l="0" t="0" r="0" b="0"/>
+            <wp:wrapSquare wrapText="bothSides"/>
+            <wp:docPr id="355980297" name="Immagine 1"/>
             <wp:cNvGraphicFramePr>
               <a:graphicFrameLocks xmlns:a="http://schemas.openxmlformats.org/drawingml/2006/main" noChangeAspect="1"/>
             </wp:cNvGraphicFramePr>
@@ -2615,18 +2730,91 @@
               <a:graphicData uri="http://schemas.openxmlformats.org/drawingml/2006/picture">
                 <pic:pic xmlns:pic="http://schemas.openxmlformats.org/drawingml/2006/picture">
                   <pic:nvPicPr>
-                    <pic:cNvPr id="765975892" name="Immagine 1" descr="Immagine che contiene testo, schermata, schermo, Carattere&#10;&#10;Il contenuto generato dall'IA potrebbe non essere corretto."/>
+                    <pic:cNvPr id="355980297" name=""/>
                     <pic:cNvPicPr/>
                   </pic:nvPicPr>
                   <pic:blipFill rotWithShape="1">
-                    <a:blip r:embed="rId12"/>
-                    <a:srcRect l="12057" t="11634" r="5585" b="6510"/>
+                    <a:blip r:embed="rId14">
+                      <a:extLst>
+                        <a:ext uri="{28A0092B-C50C-407E-A947-70E740481C1C}">
+                          <a14:useLocalDpi xmlns:a14="http://schemas.microsoft.com/office/drawing/2010/main" val="0"/>
+                        </a:ext>
+                      </a:extLst>
+                    </a:blip>
+                    <a:srcRect t="1" b="411"/>
+                    <a:stretch/>
+                  </pic:blipFill>
+                  <pic:spPr>
+                    <a:xfrm>
+                      <a:off x="0" y="0"/>
+                      <a:ext cx="1705260" cy="2098336"/>
+                    </a:xfrm>
+                    <a:prstGeom prst="rect">
+                      <a:avLst/>
+                    </a:prstGeom>
+                  </pic:spPr>
+                </pic:pic>
+              </a:graphicData>
+            </a:graphic>
+            <wp14:sizeRelH relativeFrom="margin">
+              <wp14:pctWidth>0</wp14:pctWidth>
+            </wp14:sizeRelH>
+            <wp14:sizeRelV relativeFrom="margin">
+              <wp14:pctHeight>0</wp14:pctHeight>
+            </wp14:sizeRelV>
+          </wp:anchor>
+        </w:drawing>
+      </w:r>
+    </w:p>
+    <w:p>
+      <w:pPr>
+        <w:rPr>
+          <w:rFonts w:ascii="Amasis MT Pro" w:hAnsi="Amasis MT Pro"/>
+        </w:rPr>
+      </w:pPr>
+      <w:r>
+        <w:rPr>
+          <w:rFonts w:ascii="Amasis MT Pro" w:hAnsi="Amasis MT Pro"/>
+          <w:noProof/>
+        </w:rPr>
+        <w:drawing>
+          <wp:anchor distT="0" distB="0" distL="114300" distR="114300" simplePos="0" relativeHeight="251671552" behindDoc="1" locked="0" layoutInCell="1" allowOverlap="1" wp14:anchorId="591EB2F3" wp14:editId="6013F433">
+            <wp:simplePos x="0" y="0"/>
+            <wp:positionH relativeFrom="margin">
+              <wp:align>left</wp:align>
+            </wp:positionH>
+            <wp:positionV relativeFrom="paragraph">
+              <wp:posOffset>2459355</wp:posOffset>
+            </wp:positionV>
+            <wp:extent cx="6267450" cy="2216150"/>
+            <wp:effectExtent l="0" t="0" r="0" b="0"/>
+            <wp:wrapTopAndBottom/>
+            <wp:docPr id="1661286114" name="Immagine 1" descr="Immagine che contiene testo, schermata, numero, Carattere&#10;&#10;Il contenuto generato dall'IA potrebbe non essere corretto."/>
+            <wp:cNvGraphicFramePr>
+              <a:graphicFrameLocks xmlns:a="http://schemas.openxmlformats.org/drawingml/2006/main" noChangeAspect="1"/>
+            </wp:cNvGraphicFramePr>
+            <a:graphic xmlns:a="http://schemas.openxmlformats.org/drawingml/2006/main">
+              <a:graphicData uri="http://schemas.openxmlformats.org/drawingml/2006/picture">
+                <pic:pic xmlns:pic="http://schemas.openxmlformats.org/drawingml/2006/picture">
+                  <pic:nvPicPr>
+                    <pic:cNvPr id="1661286114" name="Immagine 1" descr="Immagine che contiene testo, schermata, numero, Carattere&#10;&#10;Il contenuto generato dall'IA potrebbe non essere corretto."/>
+                    <pic:cNvPicPr/>
+                  </pic:nvPicPr>
+                  <pic:blipFill rotWithShape="1">
+                    <a:blip r:embed="rId15">
+                      <a:extLst>
+                        <a:ext uri="{28A0092B-C50C-407E-A947-70E740481C1C}">
+                          <a14:useLocalDpi xmlns:a14="http://schemas.microsoft.com/office/drawing/2010/main" val="0"/>
+                        </a:ext>
+                      </a:extLst>
+                    </a:blip>
+                    <a:srcRect l="5603" t="9768" r="9733" b="8372"/>
                     <a:stretch/>
                   </pic:blipFill>
                   <pic:spPr bwMode="auto">
                     <a:xfrm>
                       <a:off x="0" y="0"/>
-                      <a:ext cx="5215960" cy="1885402"/>
+                      <a:ext cx="6267450" cy="2216150"/>
                     </a:xfrm>
                     <a:prstGeom prst="rect">
                       <a:avLst/>
@@ -2643,7 +2831,13 @@
                 </pic:pic>
               </a:graphicData>
             </a:graphic>
-          </wp:inline>
+            <wp14:sizeRelH relativeFrom="margin">
+              <wp14:pctWidth>0</wp14:pctWidth>
+            </wp14:sizeRelH>
+            <wp14:sizeRelV relativeFrom="margin">
+              <wp14:pctHeight>0</wp14:pctHeight>
+            </wp14:sizeRelV>
+          </wp:anchor>
         </w:drawing>
       </w:r>
     </w:p>
@@ -2651,13 +2845,6 @@
       <w:pPr>
         <w:rPr>
           <w:rFonts w:ascii="Amasis MT Pro" w:hAnsi="Amasis MT Pro"/>
-        </w:rPr>
-      </w:pPr>
-    </w:p>
-    <w:p>
-      <w:pPr>
-        <w:rPr>
-          <w:rFonts w:ascii="Amasis MT Pro" w:hAnsi="Amasis MT Pro"/>
           <w:noProof/>
         </w:rPr>
       </w:pPr>
@@ -2668,23 +2855,23 @@
           <w:rFonts w:ascii="Amasis MT Pro" w:hAnsi="Amasis MT Pro"/>
         </w:rPr>
       </w:pPr>
-    </w:p>
-    <w:p>
-      <w:pPr>
-        <w:rPr>
-          <w:rFonts w:ascii="Amasis MT Pro" w:hAnsi="Amasis MT Pro"/>
-        </w:rPr>
-      </w:pPr>
       <w:r>
         <w:rPr>
           <w:rFonts w:ascii="Amasis MT Pro" w:hAnsi="Amasis MT Pro"/>
           <w:noProof/>
         </w:rPr>
-        <w:lastRenderedPageBreak/>
         <w:drawing>
-          <wp:inline distT="0" distB="0" distL="0" distR="0" wp14:anchorId="648E4342" wp14:editId="33EFADA2">
-            <wp:extent cx="6120130" cy="2734795"/>
+          <wp:anchor distT="0" distB="0" distL="114300" distR="114300" simplePos="0" relativeHeight="251673600" behindDoc="0" locked="0" layoutInCell="1" allowOverlap="1" wp14:anchorId="1200BE8B" wp14:editId="3D2B240E">
+            <wp:simplePos x="0" y="0"/>
+            <wp:positionH relativeFrom="column">
+              <wp:posOffset>-110490</wp:posOffset>
+            </wp:positionH>
+            <wp:positionV relativeFrom="paragraph">
+              <wp:posOffset>290195</wp:posOffset>
+            </wp:positionV>
+            <wp:extent cx="6120130" cy="2734310"/>
             <wp:effectExtent l="0" t="0" r="0" b="8890"/>
+            <wp:wrapSquare wrapText="bothSides"/>
             <wp:docPr id="2063946779" name="Immagine 1" descr="Immagine che contiene testo, schermata, diagramma, numero&#10;&#10;Il contenuto generato dall'IA potrebbe non essere corretto."/>
             <wp:cNvGraphicFramePr>
               <a:graphicFrameLocks xmlns:a="http://schemas.openxmlformats.org/drawingml/2006/main" noChangeAspect="1"/>
@@ -2697,7 +2884,13 @@
                     <pic:cNvPicPr/>
                   </pic:nvPicPr>
                   <pic:blipFill>
-                    <a:blip r:embed="rId13"/>
+                    <a:blip r:embed="rId16">
+                      <a:extLst>
+                        <a:ext uri="{28A0092B-C50C-407E-A947-70E740481C1C}">
+                          <a14:useLocalDpi xmlns:a14="http://schemas.microsoft.com/office/drawing/2010/main" val="0"/>
+                        </a:ext>
+                      </a:extLst>
+                    </a:blip>
                     <a:stretch>
                       <a:fillRect/>
                     </a:stretch>
@@ -2705,7 +2898,7 @@
                   <pic:spPr>
                     <a:xfrm>
                       <a:off x="0" y="0"/>
-                      <a:ext cx="6120130" cy="2734795"/>
+                      <a:ext cx="6120130" cy="2734310"/>
                     </a:xfrm>
                     <a:prstGeom prst="rect">
                       <a:avLst/>
@@ -2714,7 +2907,7 @@
                 </pic:pic>
               </a:graphicData>
             </a:graphic>
-          </wp:inline>
+          </wp:anchor>
         </w:drawing>
       </w:r>
     </w:p>
@@ -2722,18 +2915,22 @@
       <w:pPr>
         <w:rPr>
           <w:rFonts w:ascii="Amasis MT Pro" w:hAnsi="Amasis MT Pro"/>
-        </w:rPr>
-      </w:pPr>
-    </w:p>
-    <w:p>
-      <w:pPr>
-        <w:rPr>
-          <w:rFonts w:ascii="Amasis MT Pro" w:hAnsi="Amasis MT Pro"/>
-        </w:rPr>
-      </w:pPr>
-      <w:r>
-        <w:rPr>
-          <w:rFonts w:ascii="Amasis MT Pro" w:hAnsi="Amasis MT Pro"/>
+          <w:sz w:val="28"/>
+          <w:szCs w:val="28"/>
+        </w:rPr>
+      </w:pPr>
+    </w:p>
+    <w:p>
+      <w:pPr>
+        <w:rPr>
+          <w:rFonts w:ascii="Amasis MT Pro" w:hAnsi="Amasis MT Pro"/>
+        </w:rPr>
+      </w:pPr>
+      <w:r>
+        <w:rPr>
+          <w:rFonts w:ascii="Amasis MT Pro" w:hAnsi="Amasis MT Pro"/>
+          <w:sz w:val="28"/>
+          <w:szCs w:val="28"/>
         </w:rPr>
         <w:t>Unendo poi i due schemi otteniamo questi collegamenti:</w:t>
       </w:r>
@@ -2741,8 +2938,8 @@
         <w:rPr>
           <w:rFonts w:ascii="Amasis MT Pro" w:hAnsi="Amasis MT Pro"/>
           <w:noProof/>
-          <w:sz w:val="28"/>
-          <w:szCs w:val="28"/>
+          <w:sz w:val="32"/>
+          <w:szCs w:val="32"/>
         </w:rPr>
         <w:t xml:space="preserve"> </w:t>
       </w:r>
@@ -2771,7 +2968,7 @@
                     </pic:cNvPicPr>
                   </pic:nvPicPr>
                   <pic:blipFill>
-                    <a:blip r:embed="rId14" cstate="print">
+                    <a:blip r:embed="rId17" cstate="print">
                       <a:extLst>
                         <a:ext uri="{28A0092B-C50C-407E-A947-70E740481C1C}">
                           <a14:useLocalDpi xmlns:a14="http://schemas.microsoft.com/office/drawing/2010/main" val="0"/>
@@ -2826,7 +3023,6 @@
           <w:sz w:val="28"/>
           <w:szCs w:val="28"/>
         </w:rPr>
-        <w:lastRenderedPageBreak/>
         <w:t>L’app è stata creata attraverso Android Studio con file xml per la parte grafica e file java per la logica. La versione Android che abbiamo usato è la versione 23 “Marshmallow”.</w:t>
       </w:r>
       <w:r>
@@ -2947,7 +3143,41 @@
           <w:sz w:val="28"/>
           <w:szCs w:val="28"/>
         </w:rPr>
-        <w:t xml:space="preserve"> aver inserito password e email corrette) e rilevamento degli eventi della pagina (come la pressione di un determinato bottone)</w:t>
+        <w:t xml:space="preserve"> aver inserito password </w:t>
+      </w:r>
+      <w:proofErr w:type="gramStart"/>
+      <w:r>
+        <w:rPr>
+          <w:rFonts w:ascii="Amasis MT Pro" w:hAnsi="Amasis MT Pro"/>
+          <w:sz w:val="28"/>
+          <w:szCs w:val="28"/>
+        </w:rPr>
+        <w:t>e</w:t>
+      </w:r>
+      <w:proofErr w:type="gramEnd"/>
+      <w:r>
+        <w:rPr>
+          <w:rFonts w:ascii="Amasis MT Pro" w:hAnsi="Amasis MT Pro"/>
+          <w:sz w:val="28"/>
+          <w:szCs w:val="28"/>
+        </w:rPr>
+        <w:t xml:space="preserve"> </w:t>
+      </w:r>
+      <w:r>
+        <w:rPr>
+          <w:rFonts w:ascii="Amasis MT Pro" w:hAnsi="Amasis MT Pro"/>
+          <w:sz w:val="28"/>
+          <w:szCs w:val="28"/>
+        </w:rPr>
+        <w:t>e-mail</w:t>
+      </w:r>
+      <w:r>
+        <w:rPr>
+          <w:rFonts w:ascii="Amasis MT Pro" w:hAnsi="Amasis MT Pro"/>
+          <w:sz w:val="28"/>
+          <w:szCs w:val="28"/>
+        </w:rPr>
+        <w:t xml:space="preserve"> corrette) e rilevamento degli eventi della pagina (come la pressione di un determinato bottone)</w:t>
       </w:r>
       <w:r>
         <w:rPr>
@@ -2977,43 +3207,16 @@
           <w:sz w:val="28"/>
           <w:szCs w:val="28"/>
         </w:rPr>
-        <w:t xml:space="preserve">possibilità di passare a un'altra schermata attraverso </w:t>
-      </w:r>
-      <w:proofErr w:type="spellStart"/>
-      <w:r>
-        <w:rPr>
-          <w:rFonts w:ascii="Amasis MT Pro" w:hAnsi="Amasis MT Pro"/>
-          <w:sz w:val="28"/>
-          <w:szCs w:val="28"/>
-        </w:rPr>
-        <w:t>Intent</w:t>
-      </w:r>
-      <w:proofErr w:type="spellEnd"/>
-      <w:r>
-        <w:rPr>
-          <w:rFonts w:ascii="Amasis MT Pro" w:hAnsi="Amasis MT Pro"/>
-          <w:sz w:val="28"/>
-          <w:szCs w:val="28"/>
-        </w:rPr>
-        <w:t>, cioè una richiesta da parte dell’utente al sistema di poter vedere informazioni diverse a schermo. L’</w:t>
-      </w:r>
-      <w:proofErr w:type="spellStart"/>
-      <w:r>
-        <w:rPr>
-          <w:rFonts w:ascii="Amasis MT Pro" w:hAnsi="Amasis MT Pro"/>
-          <w:sz w:val="28"/>
-          <w:szCs w:val="28"/>
-        </w:rPr>
-        <w:t>intent</w:t>
-      </w:r>
-      <w:proofErr w:type="spellEnd"/>
-      <w:r>
-        <w:rPr>
-          <w:rFonts w:ascii="Amasis MT Pro" w:hAnsi="Amasis MT Pro"/>
-          <w:sz w:val="28"/>
-          <w:szCs w:val="28"/>
-        </w:rPr>
-        <w:t xml:space="preserve"> ci dà anche la possibilità di passare dati tra una schermata a </w:t>
+        <w:lastRenderedPageBreak/>
+        <w:t>possibilità di passare a un'altra schermata attraverso Intent</w:t>
+      </w:r>
+      <w:r>
+        <w:rPr>
+          <w:rFonts w:ascii="Amasis MT Pro" w:hAnsi="Amasis MT Pro"/>
+          <w:sz w:val="28"/>
+          <w:szCs w:val="28"/>
+        </w:rPr>
+        <w:t xml:space="preserve">, cioè una richiesta da parte dell’utente al sistema di poter vedere informazioni diverse a schermo. L’intent ci dà anche la possibilità di passare dati tra una schermata a </w:t>
       </w:r>
       <w:r>
         <w:rPr>
@@ -3129,7 +3332,7 @@
                     <pic:cNvPicPr/>
                   </pic:nvPicPr>
                   <pic:blipFill>
-                    <a:blip r:embed="rId15" cstate="print">
+                    <a:blip r:embed="rId18" cstate="print">
                       <a:extLst>
                         <a:ext uri="{28A0092B-C50C-407E-A947-70E740481C1C}">
                           <a14:useLocalDpi xmlns:a14="http://schemas.microsoft.com/office/drawing/2010/main" val="0"/>
@@ -3276,7 +3479,6 @@
           <w:sz w:val="28"/>
           <w:szCs w:val="28"/>
         </w:rPr>
-        <w:lastRenderedPageBreak/>
         <w:drawing>
           <wp:anchor distT="0" distB="0" distL="114300" distR="114300" simplePos="0" relativeHeight="251659264" behindDoc="1" locked="0" layoutInCell="1" allowOverlap="1" wp14:anchorId="226A6EC3" wp14:editId="352C5783">
             <wp:simplePos x="0" y="0"/>
@@ -3309,7 +3511,7 @@
                     <pic:cNvPicPr/>
                   </pic:nvPicPr>
                   <pic:blipFill>
-                    <a:blip r:embed="rId16">
+                    <a:blip r:embed="rId19">
                       <a:extLst>
                         <a:ext uri="{28A0092B-C50C-407E-A947-70E740481C1C}">
                           <a14:useLocalDpi xmlns:a14="http://schemas.microsoft.com/office/drawing/2010/main" val="0"/>
@@ -3471,8 +3673,9 @@
           <w:rFonts w:ascii="Amasis MT Pro" w:hAnsi="Amasis MT Pro"/>
           <w:noProof/>
         </w:rPr>
+        <w:lastRenderedPageBreak/>
         <w:drawing>
-          <wp:anchor distT="0" distB="0" distL="114300" distR="114300" simplePos="0" relativeHeight="251660288" behindDoc="0" locked="0" layoutInCell="1" allowOverlap="1" wp14:anchorId="54F62B64" wp14:editId="2979409C">
+          <wp:anchor distT="0" distB="0" distL="114300" distR="114300" simplePos="0" relativeHeight="251660288" behindDoc="0" locked="0" layoutInCell="1" allowOverlap="1" wp14:anchorId="54F62B64" wp14:editId="0FE55474">
             <wp:simplePos x="0" y="0"/>
             <wp:positionH relativeFrom="margin">
               <wp:align>left</wp:align>
@@ -3495,7 +3698,7 @@
                     <pic:cNvPicPr/>
                   </pic:nvPicPr>
                   <pic:blipFill>
-                    <a:blip r:embed="rId17" cstate="print">
+                    <a:blip r:embed="rId20" cstate="print">
                       <a:extLst>
                         <a:ext uri="{28A0092B-C50C-407E-A947-70E740481C1C}">
                           <a14:useLocalDpi xmlns:a14="http://schemas.microsoft.com/office/drawing/2010/main" val="0"/>
@@ -3584,7 +3787,7 @@
                     <pic:cNvPicPr/>
                   </pic:nvPicPr>
                   <pic:blipFill>
-                    <a:blip r:embed="rId18">
+                    <a:blip r:embed="rId21">
                       <a:extLst>
                         <a:ext uri="{28A0092B-C50C-407E-A947-70E740481C1C}">
                           <a14:useLocalDpi xmlns:a14="http://schemas.microsoft.com/office/drawing/2010/main" val="0"/>
@@ -3735,7 +3938,7 @@
                     <pic:cNvPicPr/>
                   </pic:nvPicPr>
                   <pic:blipFill>
-                    <a:blip r:embed="rId19" cstate="print">
+                    <a:blip r:embed="rId22" cstate="print">
                       <a:extLst>
                         <a:ext uri="{28A0092B-C50C-407E-A947-70E740481C1C}">
                           <a14:useLocalDpi xmlns:a14="http://schemas.microsoft.com/office/drawing/2010/main" val="0"/>
@@ -3901,7 +4104,6 @@
           <w:sz w:val="36"/>
           <w:szCs w:val="36"/>
         </w:rPr>
-        <w:lastRenderedPageBreak/>
         <w:t>Il sito</w:t>
       </w:r>
     </w:p>
@@ -3937,6 +4139,23 @@
           <w:szCs w:val="28"/>
         </w:rPr>
         <w:t>La parte web, difatti, ha lo scopo di far comunicare il cliente con i fornitori in prima persona.</w:t>
+      </w:r>
+      <w:r>
+        <w:rPr>
+          <w:rFonts w:ascii="Amasis MT Pro" w:hAnsi="Amasis MT Pro"/>
+          <w:sz w:val="28"/>
+          <w:szCs w:val="28"/>
+        </w:rPr>
+        <w:t xml:space="preserve"> </w:t>
+      </w:r>
+      <w:r>
+        <w:rPr>
+          <w:rFonts w:ascii="Amasis MT Pro" w:hAnsi="Amasis MT Pro"/>
+          <w:color w:val="FF0000"/>
+          <w:sz w:val="28"/>
+          <w:szCs w:val="28"/>
+        </w:rPr>
+        <w:t>METTERE SCREEN QUANDO SARANNO GUARDABILI</w:t>
       </w:r>
     </w:p>
     <w:p>
@@ -3954,30 +4173,57 @@
           <w:szCs w:val="36"/>
         </w:rPr>
       </w:pPr>
-      <w:r>
+    </w:p>
+    <w:p>
+      <w:pPr>
         <w:rPr>
           <w:rFonts w:ascii="Amasis MT Pro" w:hAnsi="Amasis MT Pro"/>
           <w:sz w:val="36"/>
           <w:szCs w:val="36"/>
         </w:rPr>
+      </w:pPr>
+    </w:p>
+    <w:p>
+      <w:pPr>
+        <w:rPr>
+          <w:rFonts w:ascii="Amasis MT Pro" w:hAnsi="Amasis MT Pro"/>
+          <w:sz w:val="36"/>
+          <w:szCs w:val="36"/>
+        </w:rPr>
+      </w:pPr>
+      <w:proofErr w:type="spellStart"/>
+      <w:r>
+        <w:rPr>
+          <w:rFonts w:ascii="Amasis MT Pro" w:hAnsi="Amasis MT Pro"/>
+          <w:sz w:val="36"/>
+          <w:szCs w:val="36"/>
+        </w:rPr>
+        <w:lastRenderedPageBreak/>
         <w:t>Flask</w:t>
       </w:r>
-    </w:p>
-    <w:p>
-      <w:pPr>
-        <w:rPr>
-          <w:rFonts w:ascii="Amasis MT Pro" w:hAnsi="Amasis MT Pro"/>
-        </w:rPr>
-      </w:pPr>
-      <w:r>
-        <w:rPr>
-          <w:rFonts w:ascii="Amasis MT Pro" w:hAnsi="Amasis MT Pro"/>
+      <w:proofErr w:type="spellEnd"/>
+    </w:p>
+    <w:p>
+      <w:pPr>
+        <w:rPr>
+          <w:rFonts w:ascii="Amasis MT Pro" w:hAnsi="Amasis MT Pro"/>
+          <w:sz w:val="28"/>
+          <w:szCs w:val="28"/>
+        </w:rPr>
+      </w:pPr>
+      <w:r>
+        <w:rPr>
+          <w:rFonts w:ascii="Amasis MT Pro" w:hAnsi="Amasis MT Pro"/>
+          <w:sz w:val="28"/>
+          <w:szCs w:val="28"/>
         </w:rPr>
         <w:t xml:space="preserve">Flask è un framework, ovvero un insieme di librerie e metodi che ci danno una base solida per costruire la nostra app/sito. È scritto in linguaggio Python e </w:t>
       </w:r>
       <w:r>
         <w:rPr>
           <w:rFonts w:ascii="Amasis MT Pro" w:hAnsi="Amasis MT Pro"/>
+          <w:sz w:val="28"/>
+          <w:szCs w:val="28"/>
         </w:rPr>
         <w:t>il suo scopo è mettere a disposizione API REST che ci aiutano a dialogare con il lato back-end dove verranno salvati i dati degli utenti.</w:t>
       </w:r>
@@ -3986,13 +4232,35 @@
       <w:pPr>
         <w:rPr>
           <w:rFonts w:ascii="Amasis MT Pro" w:hAnsi="Amasis MT Pro"/>
-        </w:rPr>
-      </w:pPr>
-      <w:r>
-        <w:rPr>
-          <w:rFonts w:ascii="Amasis MT Pro" w:hAnsi="Amasis MT Pro"/>
-        </w:rPr>
-        <w:t xml:space="preserve">Le API sono protocolli che permettono lo scambio di informazioni in rete, REST invece è la specifica API che comunica in protocollo http/https e manda dati in formato JSON. Le istruzioni che il client può inviare al server sono di 4 tipi: </w:t>
+          <w:sz w:val="28"/>
+          <w:szCs w:val="28"/>
+        </w:rPr>
+      </w:pPr>
+      <w:r>
+        <w:rPr>
+          <w:rFonts w:ascii="Amasis MT Pro" w:hAnsi="Amasis MT Pro"/>
+          <w:sz w:val="28"/>
+          <w:szCs w:val="28"/>
+        </w:rPr>
+        <w:t xml:space="preserve">Le API sono protocolli che permettono lo scambio di informazioni in rete, REST invece è la specifica API che comunica in protocollo http/https e manda dati in formato JSON. Le istruzioni che il client può inviare al server sono di </w:t>
+      </w:r>
+      <w:proofErr w:type="gramStart"/>
+      <w:r>
+        <w:rPr>
+          <w:rFonts w:ascii="Amasis MT Pro" w:hAnsi="Amasis MT Pro"/>
+          <w:sz w:val="28"/>
+          <w:szCs w:val="28"/>
+        </w:rPr>
+        <w:t>4</w:t>
+      </w:r>
+      <w:proofErr w:type="gramEnd"/>
+      <w:r>
+        <w:rPr>
+          <w:rFonts w:ascii="Amasis MT Pro" w:hAnsi="Amasis MT Pro"/>
+          <w:sz w:val="28"/>
+          <w:szCs w:val="28"/>
+        </w:rPr>
+        <w:t xml:space="preserve"> tipi: </w:t>
       </w:r>
     </w:p>
     <w:p>
@@ -4004,23 +4272,31 @@
         </w:numPr>
         <w:rPr>
           <w:rFonts w:ascii="Amasis MT Pro" w:hAnsi="Amasis MT Pro"/>
-        </w:rPr>
-      </w:pPr>
-      <w:r>
-        <w:rPr>
-          <w:rFonts w:ascii="Amasis MT Pro" w:hAnsi="Amasis MT Pro"/>
+          <w:sz w:val="28"/>
+          <w:szCs w:val="28"/>
+        </w:rPr>
+      </w:pPr>
+      <w:r>
+        <w:rPr>
+          <w:rFonts w:ascii="Amasis MT Pro" w:hAnsi="Amasis MT Pro"/>
+          <w:sz w:val="28"/>
+          <w:szCs w:val="28"/>
         </w:rPr>
         <w:t>GET (prendi</w:t>
       </w:r>
       <w:r>
         <w:rPr>
           <w:rFonts w:ascii="Amasis MT Pro" w:hAnsi="Amasis MT Pro"/>
+          <w:sz w:val="28"/>
+          <w:szCs w:val="28"/>
         </w:rPr>
         <w:t>):</w:t>
       </w:r>
       <w:r>
         <w:rPr>
           <w:rFonts w:ascii="Amasis MT Pro" w:hAnsi="Amasis MT Pro"/>
+          <w:sz w:val="28"/>
+          <w:szCs w:val="28"/>
         </w:rPr>
         <w:t xml:space="preserve"> richiede dati al server</w:t>
       </w:r>
@@ -4034,23 +4310,31 @@
         </w:numPr>
         <w:rPr>
           <w:rFonts w:ascii="Amasis MT Pro" w:hAnsi="Amasis MT Pro"/>
-        </w:rPr>
-      </w:pPr>
-      <w:r>
-        <w:rPr>
-          <w:rFonts w:ascii="Amasis MT Pro" w:hAnsi="Amasis MT Pro"/>
+          <w:sz w:val="28"/>
+          <w:szCs w:val="28"/>
+        </w:rPr>
+      </w:pPr>
+      <w:r>
+        <w:rPr>
+          <w:rFonts w:ascii="Amasis MT Pro" w:hAnsi="Amasis MT Pro"/>
+          <w:sz w:val="28"/>
+          <w:szCs w:val="28"/>
         </w:rPr>
         <w:t>POST (invia</w:t>
       </w:r>
       <w:r>
         <w:rPr>
           <w:rFonts w:ascii="Amasis MT Pro" w:hAnsi="Amasis MT Pro"/>
+          <w:sz w:val="28"/>
+          <w:szCs w:val="28"/>
         </w:rPr>
         <w:t>):</w:t>
       </w:r>
       <w:r>
         <w:rPr>
           <w:rFonts w:ascii="Amasis MT Pro" w:hAnsi="Amasis MT Pro"/>
+          <w:sz w:val="28"/>
+          <w:szCs w:val="28"/>
         </w:rPr>
         <w:t xml:space="preserve"> invia dati al server</w:t>
       </w:r>
@@ -4064,17 +4348,23 @@
         </w:numPr>
         <w:rPr>
           <w:rFonts w:ascii="Amasis MT Pro" w:hAnsi="Amasis MT Pro"/>
-        </w:rPr>
-      </w:pPr>
-      <w:r>
-        <w:rPr>
-          <w:rFonts w:ascii="Amasis MT Pro" w:hAnsi="Amasis MT Pro"/>
+          <w:sz w:val="28"/>
+          <w:szCs w:val="28"/>
+        </w:rPr>
+      </w:pPr>
+      <w:r>
+        <w:rPr>
+          <w:rFonts w:ascii="Amasis MT Pro" w:hAnsi="Amasis MT Pro"/>
+          <w:sz w:val="28"/>
+          <w:szCs w:val="28"/>
         </w:rPr>
         <w:t>PUT</w:t>
       </w:r>
       <w:r>
         <w:rPr>
           <w:rFonts w:ascii="Amasis MT Pro" w:hAnsi="Amasis MT Pro"/>
+          <w:sz w:val="28"/>
+          <w:szCs w:val="28"/>
         </w:rPr>
         <w:t xml:space="preserve"> (metti): aggiorna o modifica dati già presenti</w:t>
       </w:r>
@@ -4088,11 +4378,15 @@
         </w:numPr>
         <w:rPr>
           <w:rFonts w:ascii="Amasis MT Pro" w:hAnsi="Amasis MT Pro"/>
-        </w:rPr>
-      </w:pPr>
-      <w:r>
-        <w:rPr>
-          <w:rFonts w:ascii="Amasis MT Pro" w:hAnsi="Amasis MT Pro"/>
+          <w:sz w:val="28"/>
+          <w:szCs w:val="28"/>
+        </w:rPr>
+      </w:pPr>
+      <w:r>
+        <w:rPr>
+          <w:rFonts w:ascii="Amasis MT Pro" w:hAnsi="Amasis MT Pro"/>
+          <w:sz w:val="28"/>
+          <w:szCs w:val="28"/>
         </w:rPr>
         <w:t>DELETE (elimina): elimina dati presenti sul server</w:t>
       </w:r>
@@ -4101,24 +4395,66 @@
       <w:pPr>
         <w:rPr>
           <w:rFonts w:ascii="Amasis MT Pro" w:hAnsi="Amasis MT Pro"/>
+          <w:sz w:val="28"/>
+          <w:szCs w:val="28"/>
+        </w:rPr>
+      </w:pPr>
+      <w:r>
+        <w:rPr>
+          <w:rFonts w:ascii="Amasis MT Pro" w:hAnsi="Amasis MT Pro"/>
+          <w:sz w:val="28"/>
+          <w:szCs w:val="28"/>
+        </w:rPr>
+        <w:t xml:space="preserve">Per far sì che le API REST svolgano il loro obiettivo di far comunicare front-end e back-end si ha il bisogno di poter inviare i dati in forma corretta dall’app e poterli ricevere allo stesso modo nel server. Usando come esempio il controllo </w:t>
+      </w:r>
+      <w:r>
+        <w:rPr>
+          <w:rFonts w:ascii="Amasis MT Pro" w:hAnsi="Amasis MT Pro"/>
+          <w:sz w:val="28"/>
+          <w:szCs w:val="28"/>
+        </w:rPr>
+        <w:t xml:space="preserve">utente </w:t>
+      </w:r>
+      <w:r>
+        <w:rPr>
+          <w:rFonts w:ascii="Amasis MT Pro" w:hAnsi="Amasis MT Pro"/>
+          <w:sz w:val="28"/>
+          <w:szCs w:val="28"/>
+        </w:rPr>
+        <w:t>nel login, una singola richiesta viene gestita in questo modo:</w:t>
+      </w:r>
+    </w:p>
+    <w:p>
+      <w:pPr>
+        <w:pStyle w:val="Paragrafoelenco"/>
+        <w:numPr>
+          <w:ilvl w:val="0"/>
+          <w:numId w:val="4"/>
+        </w:numPr>
+        <w:rPr>
+          <w:rFonts w:ascii="Amasis MT Pro" w:hAnsi="Amasis MT Pro"/>
+          <w:sz w:val="28"/>
+          <w:szCs w:val="28"/>
         </w:rPr>
       </w:pPr>
       <w:r>
         <w:rPr>
           <w:rFonts w:ascii="Amasis MT Pro" w:hAnsi="Amasis MT Pro"/>
           <w:noProof/>
+          <w:sz w:val="28"/>
+          <w:szCs w:val="28"/>
         </w:rPr>
         <w:drawing>
-          <wp:anchor distT="0" distB="0" distL="114300" distR="114300" simplePos="0" relativeHeight="251663360" behindDoc="0" locked="0" layoutInCell="1" allowOverlap="1" wp14:anchorId="3D0E87C3" wp14:editId="64D30B7B">
+          <wp:anchor distT="0" distB="0" distL="114300" distR="114300" simplePos="0" relativeHeight="251663360" behindDoc="0" locked="0" layoutInCell="1" allowOverlap="1" wp14:anchorId="3D0E87C3" wp14:editId="58B7E2AB">
             <wp:simplePos x="0" y="0"/>
             <wp:positionH relativeFrom="column">
-              <wp:posOffset>3645535</wp:posOffset>
+              <wp:posOffset>3147060</wp:posOffset>
             </wp:positionH>
             <wp:positionV relativeFrom="paragraph">
-              <wp:posOffset>776605</wp:posOffset>
+              <wp:posOffset>5715</wp:posOffset>
             </wp:positionV>
-            <wp:extent cx="2586990" cy="577850"/>
-            <wp:effectExtent l="0" t="0" r="3810" b="0"/>
+            <wp:extent cx="2656840" cy="593090"/>
+            <wp:effectExtent l="0" t="0" r="0" b="0"/>
             <wp:wrapSquare wrapText="bothSides"/>
             <wp:docPr id="600468259" name="Immagine 1" descr="Immagine che contiene testo, Carattere, schermata&#10;&#10;Il contenuto generato dall'IA potrebbe non essere corretto."/>
             <wp:cNvGraphicFramePr>
@@ -4132,7 +4468,7 @@
                     <pic:cNvPicPr/>
                   </pic:nvPicPr>
                   <pic:blipFill>
-                    <a:blip r:embed="rId20">
+                    <a:blip r:embed="rId23">
                       <a:extLst>
                         <a:ext uri="{28A0092B-C50C-407E-A947-70E740481C1C}">
                           <a14:useLocalDpi xmlns:a14="http://schemas.microsoft.com/office/drawing/2010/main" val="0"/>
@@ -4146,7 +4482,7 @@
                   <pic:spPr>
                     <a:xfrm>
                       <a:off x="0" y="0"/>
-                      <a:ext cx="2586990" cy="577850"/>
+                      <a:ext cx="2656840" cy="593090"/>
                     </a:xfrm>
                     <a:prstGeom prst="rect">
                       <a:avLst/>
@@ -4167,21 +4503,29 @@
       <w:r>
         <w:rPr>
           <w:rFonts w:ascii="Amasis MT Pro" w:hAnsi="Amasis MT Pro"/>
-        </w:rPr>
-        <w:t xml:space="preserve">Per far sì che le API REST svolgano il loro obiettivo di far comunicare front-end e back-end si ha il bisogno di poter inviare i dati in forma corretta dall’app e poterli ricevere allo stesso modo nel server. Usando come esempio il controllo </w:t>
-      </w:r>
-      <w:r>
-        <w:rPr>
-          <w:rFonts w:ascii="Amasis MT Pro" w:hAnsi="Amasis MT Pro"/>
-        </w:rPr>
-        <w:t xml:space="preserve">utente </w:t>
-      </w:r>
-      <w:r>
-        <w:rPr>
-          <w:rFonts w:ascii="Amasis MT Pro" w:hAnsi="Amasis MT Pro"/>
-        </w:rPr>
-        <w:t>nel login, una singola richiesta viene gestita in questo modo:</w:t>
-      </w:r>
+          <w:sz w:val="28"/>
+          <w:szCs w:val="28"/>
+        </w:rPr>
+        <w:t>i dati inseriti dall’utente vengono salvati in due stringhe</w:t>
+      </w:r>
+      <w:r>
+        <w:rPr>
+          <w:rFonts w:ascii="Amasis MT Pro" w:hAnsi="Amasis MT Pro"/>
+          <w:sz w:val="28"/>
+          <w:szCs w:val="28"/>
+        </w:rPr>
+        <w:t>.</w:t>
+      </w:r>
+    </w:p>
+    <w:p>
+      <w:pPr>
+        <w:pStyle w:val="Paragrafoelenco"/>
+        <w:rPr>
+          <w:rFonts w:ascii="Amasis MT Pro" w:hAnsi="Amasis MT Pro"/>
+          <w:sz w:val="28"/>
+          <w:szCs w:val="28"/>
+        </w:rPr>
+      </w:pPr>
     </w:p>
     <w:p>
       <w:pPr>
@@ -4192,28 +4536,36 @@
         </w:numPr>
         <w:rPr>
           <w:rFonts w:ascii="Amasis MT Pro" w:hAnsi="Amasis MT Pro"/>
-        </w:rPr>
-      </w:pPr>
-      <w:r>
-        <w:rPr>
-          <w:rFonts w:ascii="Amasis MT Pro" w:hAnsi="Amasis MT Pro"/>
-        </w:rPr>
-        <w:t>i dati inseriti dall’utente vengono salvati in due stringhe</w:t>
-      </w:r>
-      <w:r>
-        <w:rPr>
-          <w:rFonts w:ascii="Amasis MT Pro" w:hAnsi="Amasis MT Pro"/>
-        </w:rPr>
-        <w:t>.</w:t>
-      </w:r>
-    </w:p>
-    <w:p>
-      <w:pPr>
-        <w:pStyle w:val="Paragrafoelenco"/>
-        <w:rPr>
-          <w:rFonts w:ascii="Amasis MT Pro" w:hAnsi="Amasis MT Pro"/>
-        </w:rPr>
-      </w:pPr>
+          <w:sz w:val="28"/>
+          <w:szCs w:val="28"/>
+        </w:rPr>
+      </w:pPr>
+      <w:r>
+        <w:rPr>
+          <w:rFonts w:ascii="Amasis MT Pro" w:hAnsi="Amasis MT Pro"/>
+          <w:sz w:val="28"/>
+          <w:szCs w:val="28"/>
+        </w:rPr>
+        <w:t xml:space="preserve">all’interno della funzione </w:t>
+      </w:r>
+      <w:proofErr w:type="spellStart"/>
+      <w:r>
+        <w:rPr>
+          <w:rFonts w:ascii="Amasis MT Pro" w:hAnsi="Amasis MT Pro"/>
+          <w:sz w:val="28"/>
+          <w:szCs w:val="28"/>
+        </w:rPr>
+        <w:t>checkCredentials</w:t>
+      </w:r>
+      <w:proofErr w:type="spellEnd"/>
+      <w:r>
+        <w:rPr>
+          <w:rFonts w:ascii="Amasis MT Pro" w:hAnsi="Amasis MT Pro"/>
+          <w:sz w:val="28"/>
+          <w:szCs w:val="28"/>
+        </w:rPr>
+        <w:t xml:space="preserve"> esiste un metodo Call, che apre il collegamento. La Call è strutturata per inviare le due stringhe e ricevere una risposta positiva o negativa.</w:t>
+      </w:r>
     </w:p>
     <w:p>
       <w:pPr>
@@ -4224,96 +4576,84 @@
         </w:numPr>
         <w:rPr>
           <w:rFonts w:ascii="Amasis MT Pro" w:hAnsi="Amasis MT Pro"/>
-        </w:rPr>
-      </w:pPr>
-      <w:r>
-        <w:rPr>
-          <w:rFonts w:ascii="Amasis MT Pro" w:hAnsi="Amasis MT Pro"/>
-        </w:rPr>
-        <w:t xml:space="preserve">all’interno della funzione </w:t>
+          <w:sz w:val="28"/>
+          <w:szCs w:val="28"/>
+        </w:rPr>
+      </w:pPr>
+      <w:r>
+        <w:rPr>
+          <w:rFonts w:ascii="Amasis MT Pro" w:hAnsi="Amasis MT Pro"/>
+          <w:sz w:val="28"/>
+          <w:szCs w:val="28"/>
+        </w:rPr>
+        <w:t xml:space="preserve">Attraverso una classe chiamata </w:t>
       </w:r>
       <w:proofErr w:type="spellStart"/>
       <w:r>
         <w:rPr>
           <w:rFonts w:ascii="Amasis MT Pro" w:hAnsi="Amasis MT Pro"/>
-        </w:rPr>
-        <w:t>checkCredentials</w:t>
+          <w:sz w:val="28"/>
+          <w:szCs w:val="28"/>
+        </w:rPr>
+        <w:t>APIService</w:t>
       </w:r>
       <w:proofErr w:type="spellEnd"/>
       <w:r>
         <w:rPr>
           <w:rFonts w:ascii="Amasis MT Pro" w:hAnsi="Amasis MT Pro"/>
-        </w:rPr>
-        <w:t xml:space="preserve"> esiste un metodo Call, che apre il collegamento. La Call è strutturata per inviare le due stringhe e ricevere una risposta positiva o negativa.</w:t>
+          <w:sz w:val="28"/>
+          <w:szCs w:val="28"/>
+        </w:rPr>
+        <w:t xml:space="preserve">, i dati vengono inviati </w:t>
+      </w:r>
+      <w:r>
+        <w:rPr>
+          <w:rFonts w:ascii="Amasis MT Pro" w:hAnsi="Amasis MT Pro"/>
+          <w:sz w:val="28"/>
+          <w:szCs w:val="28"/>
+        </w:rPr>
+        <w:t>in</w:t>
+      </w:r>
+      <w:r>
+        <w:rPr>
+          <w:rFonts w:ascii="Amasis MT Pro" w:hAnsi="Amasis MT Pro"/>
+          <w:sz w:val="28"/>
+          <w:szCs w:val="28"/>
+        </w:rPr>
+        <w:t xml:space="preserve"> formato JSON a un endpoint, cioè un indirizzo URL di Flask</w:t>
+      </w:r>
+      <w:r>
+        <w:rPr>
+          <w:rFonts w:ascii="Amasis MT Pro" w:hAnsi="Amasis MT Pro"/>
+          <w:sz w:val="28"/>
+          <w:szCs w:val="28"/>
+        </w:rPr>
+        <w:t xml:space="preserve"> (il nome della Call e l’endpoint devono combaciare)</w:t>
+      </w:r>
+      <w:r>
+        <w:rPr>
+          <w:rFonts w:ascii="Amasis MT Pro" w:hAnsi="Amasis MT Pro"/>
+          <w:sz w:val="28"/>
+          <w:szCs w:val="28"/>
+        </w:rPr>
+        <w:t>.</w:t>
       </w:r>
     </w:p>
     <w:p>
       <w:pPr>
         <w:pStyle w:val="Paragrafoelenco"/>
-        <w:numPr>
-          <w:ilvl w:val="0"/>
-          <w:numId w:val="4"/>
-        </w:numPr>
-        <w:rPr>
-          <w:rFonts w:ascii="Amasis MT Pro" w:hAnsi="Amasis MT Pro"/>
-        </w:rPr>
-      </w:pPr>
-      <w:r>
-        <w:rPr>
-          <w:rFonts w:ascii="Amasis MT Pro" w:hAnsi="Amasis MT Pro"/>
-        </w:rPr>
-        <w:t xml:space="preserve">Attraverso una classe chiamata </w:t>
-      </w:r>
-      <w:proofErr w:type="spellStart"/>
-      <w:r>
-        <w:rPr>
-          <w:rFonts w:ascii="Amasis MT Pro" w:hAnsi="Amasis MT Pro"/>
-        </w:rPr>
-        <w:t>APIService</w:t>
-      </w:r>
-      <w:proofErr w:type="spellEnd"/>
-      <w:r>
-        <w:rPr>
-          <w:rFonts w:ascii="Amasis MT Pro" w:hAnsi="Amasis MT Pro"/>
-        </w:rPr>
-        <w:t xml:space="preserve">, i dati vengono inviati </w:t>
-      </w:r>
-      <w:r>
-        <w:rPr>
-          <w:rFonts w:ascii="Amasis MT Pro" w:hAnsi="Amasis MT Pro"/>
-        </w:rPr>
-        <w:t>in</w:t>
-      </w:r>
-      <w:r>
-        <w:rPr>
-          <w:rFonts w:ascii="Amasis MT Pro" w:hAnsi="Amasis MT Pro"/>
-        </w:rPr>
-        <w:t xml:space="preserve"> formato JSON a un endpoint, cioè un indirizzo URL di Flask</w:t>
-      </w:r>
-      <w:r>
-        <w:rPr>
-          <w:rFonts w:ascii="Amasis MT Pro" w:hAnsi="Amasis MT Pro"/>
-        </w:rPr>
-        <w:t xml:space="preserve"> (il nome della Call e l’endpoint devono combaciare)</w:t>
-      </w:r>
-      <w:r>
-        <w:rPr>
-          <w:rFonts w:ascii="Amasis MT Pro" w:hAnsi="Amasis MT Pro"/>
-        </w:rPr>
-        <w:t>.</w:t>
-      </w:r>
-    </w:p>
-    <w:p>
-      <w:pPr>
-        <w:pStyle w:val="Paragrafoelenco"/>
-        <w:rPr>
-          <w:rFonts w:ascii="Amasis MT Pro" w:hAnsi="Amasis MT Pro"/>
+        <w:rPr>
+          <w:rFonts w:ascii="Amasis MT Pro" w:hAnsi="Amasis MT Pro"/>
+          <w:sz w:val="28"/>
+          <w:szCs w:val="28"/>
         </w:rPr>
       </w:pPr>
       <w:r>
         <w:rPr>
           <w:rFonts w:ascii="Amasis MT Pro" w:hAnsi="Amasis MT Pro"/>
           <w:noProof/>
+          <w:sz w:val="28"/>
+          <w:szCs w:val="28"/>
         </w:rPr>
         <w:drawing>
           <wp:anchor distT="0" distB="0" distL="114300" distR="114300" simplePos="0" relativeHeight="251664384" behindDoc="1" locked="0" layoutInCell="1" allowOverlap="1" wp14:anchorId="4F7FBC3B" wp14:editId="54C3D1FC">
@@ -4339,7 +4679,7 @@
                     <pic:cNvPicPr/>
                   </pic:nvPicPr>
                   <pic:blipFill>
-                    <a:blip r:embed="rId21">
+                    <a:blip r:embed="rId24">
                       <a:extLst>
                         <a:ext uri="{28A0092B-C50C-407E-A947-70E740481C1C}">
                           <a14:useLocalDpi xmlns:a14="http://schemas.microsoft.com/office/drawing/2010/main" val="0"/>
@@ -4392,15 +4732,14 @@
           <w:sz w:val="28"/>
           <w:szCs w:val="28"/>
         </w:rPr>
-        <w:lastRenderedPageBreak/>
         <w:drawing>
-          <wp:anchor distT="0" distB="0" distL="114300" distR="114300" simplePos="0" relativeHeight="251665408" behindDoc="0" locked="0" layoutInCell="1" allowOverlap="1" wp14:anchorId="2F7FFE93" wp14:editId="6488D29F">
+          <wp:anchor distT="0" distB="0" distL="114300" distR="114300" simplePos="0" relativeHeight="251665408" behindDoc="0" locked="0" layoutInCell="1" allowOverlap="1" wp14:anchorId="2F7FFE93" wp14:editId="58AB7198">
             <wp:simplePos x="0" y="0"/>
-            <wp:positionH relativeFrom="margin">
-              <wp:align>right</wp:align>
+            <wp:positionH relativeFrom="page">
+              <wp:posOffset>3515360</wp:posOffset>
             </wp:positionH>
             <wp:positionV relativeFrom="paragraph">
-              <wp:posOffset>57785</wp:posOffset>
+              <wp:posOffset>334010</wp:posOffset>
             </wp:positionV>
             <wp:extent cx="3790950" cy="1108075"/>
             <wp:effectExtent l="0" t="0" r="0" b="0"/>
@@ -4417,7 +4756,7 @@
                     <pic:cNvPicPr/>
                   </pic:nvPicPr>
                   <pic:blipFill>
-                    <a:blip r:embed="rId22">
+                    <a:blip r:embed="rId25">
                       <a:extLst>
                         <a:ext uri="{28A0092B-C50C-407E-A947-70E740481C1C}">
                           <a14:useLocalDpi xmlns:a14="http://schemas.microsoft.com/office/drawing/2010/main" val="0"/>
@@ -4455,7 +4794,25 @@
           <w:sz w:val="28"/>
           <w:szCs w:val="28"/>
         </w:rPr>
-        <w:t>l’endpoint di Flask prende i</w:t>
+        <w:t xml:space="preserve">l’endpoint di </w:t>
+      </w:r>
+      <w:proofErr w:type="spellStart"/>
+      <w:r>
+        <w:rPr>
+          <w:rFonts w:ascii="Amasis MT Pro" w:hAnsi="Amasis MT Pro"/>
+          <w:sz w:val="28"/>
+          <w:szCs w:val="28"/>
+        </w:rPr>
+        <w:t>Flask</w:t>
+      </w:r>
+      <w:proofErr w:type="spellEnd"/>
+      <w:r>
+        <w:rPr>
+          <w:rFonts w:ascii="Amasis MT Pro" w:hAnsi="Amasis MT Pro"/>
+          <w:sz w:val="28"/>
+          <w:szCs w:val="28"/>
+        </w:rPr>
+        <w:t xml:space="preserve"> prende i</w:t>
       </w:r>
       <w:r>
         <w:rPr>
@@ -4521,13 +4878,13 @@
           <w:szCs w:val="28"/>
         </w:rPr>
         <w:drawing>
-          <wp:anchor distT="0" distB="0" distL="114300" distR="114300" simplePos="0" relativeHeight="251666432" behindDoc="0" locked="0" layoutInCell="1" allowOverlap="1" wp14:anchorId="528A2BE9" wp14:editId="0D095B51">
+          <wp:anchor distT="0" distB="0" distL="114300" distR="114300" simplePos="0" relativeHeight="251666432" behindDoc="0" locked="0" layoutInCell="1" allowOverlap="1" wp14:anchorId="528A2BE9" wp14:editId="631AFB8A">
             <wp:simplePos x="0" y="0"/>
             <wp:positionH relativeFrom="margin">
-              <wp:posOffset>2342515</wp:posOffset>
+              <wp:posOffset>2386965</wp:posOffset>
             </wp:positionH>
             <wp:positionV relativeFrom="paragraph">
-              <wp:posOffset>150495</wp:posOffset>
+              <wp:posOffset>189230</wp:posOffset>
             </wp:positionV>
             <wp:extent cx="4000706" cy="520727"/>
             <wp:effectExtent l="0" t="0" r="0" b="0"/>
@@ -4544,7 +4901,7 @@
                     <pic:cNvPicPr/>
                   </pic:nvPicPr>
                   <pic:blipFill>
-                    <a:blip r:embed="rId23">
+                    <a:blip r:embed="rId26">
                       <a:extLst>
                         <a:ext uri="{28A0092B-C50C-407E-A947-70E740481C1C}">
                           <a14:useLocalDpi xmlns:a14="http://schemas.microsoft.com/office/drawing/2010/main" val="0"/>
@@ -4618,13 +4975,13 @@
           <w:szCs w:val="28"/>
         </w:rPr>
         <w:drawing>
-          <wp:anchor distT="0" distB="0" distL="114300" distR="114300" simplePos="0" relativeHeight="251667456" behindDoc="0" locked="0" layoutInCell="1" allowOverlap="1" wp14:anchorId="6DD05B02" wp14:editId="0C86C798">
+          <wp:anchor distT="0" distB="0" distL="114300" distR="114300" simplePos="0" relativeHeight="251667456" behindDoc="0" locked="0" layoutInCell="1" allowOverlap="1" wp14:anchorId="6DD05B02" wp14:editId="4EB64B21">
             <wp:simplePos x="0" y="0"/>
             <wp:positionH relativeFrom="margin">
-              <wp:posOffset>160020</wp:posOffset>
+              <wp:align>right</wp:align>
             </wp:positionH>
             <wp:positionV relativeFrom="paragraph">
-              <wp:posOffset>1143635</wp:posOffset>
+              <wp:posOffset>870585</wp:posOffset>
             </wp:positionV>
             <wp:extent cx="6120130" cy="738505"/>
             <wp:effectExtent l="0" t="0" r="0" b="4445"/>
@@ -4641,7 +4998,7 @@
                     <pic:cNvPicPr/>
                   </pic:nvPicPr>
                   <pic:blipFill>
-                    <a:blip r:embed="rId24">
+                    <a:blip r:embed="rId27">
                       <a:extLst>
                         <a:ext uri="{28A0092B-C50C-407E-A947-70E740481C1C}">
                           <a14:useLocalDpi xmlns:a14="http://schemas.microsoft.com/office/drawing/2010/main" val="0"/>
@@ -4748,7 +5105,15 @@
           <w:sz w:val="28"/>
           <w:szCs w:val="28"/>
         </w:rPr>
-        <w:t>flask</w:t>
+        <w:t>F</w:t>
+      </w:r>
+      <w:r>
+        <w:rPr>
+          <w:rFonts w:ascii="Amasis MT Pro" w:hAnsi="Amasis MT Pro"/>
+          <w:sz w:val="28"/>
+          <w:szCs w:val="28"/>
+        </w:rPr>
+        <w:t>lask</w:t>
       </w:r>
       <w:proofErr w:type="spellEnd"/>
     </w:p>
@@ -4761,8 +5126,198 @@
         </w:rPr>
       </w:pPr>
     </w:p>
+    <w:p>
+      <w:pPr>
+        <w:rPr>
+          <w:rFonts w:ascii="Amasis MT Pro" w:hAnsi="Amasis MT Pro"/>
+          <w:sz w:val="36"/>
+          <w:szCs w:val="36"/>
+        </w:rPr>
+      </w:pPr>
+      <w:r>
+        <w:rPr>
+          <w:rFonts w:ascii="Amasis MT Pro" w:hAnsi="Amasis MT Pro"/>
+          <w:sz w:val="36"/>
+          <w:szCs w:val="36"/>
+        </w:rPr>
+        <w:t>Esempio d’uso (</w:t>
+      </w:r>
+      <w:r>
+        <w:rPr>
+          <w:rFonts w:ascii="Amasis MT Pro" w:hAnsi="Amasis MT Pro"/>
+          <w:sz w:val="36"/>
+          <w:szCs w:val="36"/>
+        </w:rPr>
+        <w:t>cosa</w:t>
+      </w:r>
+      <w:r>
+        <w:rPr>
+          <w:rFonts w:ascii="Amasis MT Pro" w:hAnsi="Amasis MT Pro"/>
+          <w:sz w:val="36"/>
+          <w:szCs w:val="36"/>
+        </w:rPr>
+        <w:t xml:space="preserve"> dovrei scrivere?)</w:t>
+      </w:r>
+    </w:p>
+    <w:p>
+      <w:pPr>
+        <w:rPr>
+          <w:rFonts w:ascii="Amasis MT Pro" w:hAnsi="Amasis MT Pro"/>
+          <w:sz w:val="28"/>
+          <w:szCs w:val="28"/>
+        </w:rPr>
+      </w:pPr>
+      <w:r>
+        <w:rPr>
+          <w:rFonts w:ascii="Amasis MT Pro" w:hAnsi="Amasis MT Pro"/>
+          <w:sz w:val="28"/>
+          <w:szCs w:val="28"/>
+        </w:rPr>
+        <w:t>Supponiamo di avere due animali di cui prendersi cura, è possibile creare un profilo utente, si inseriscono i nostri dati</w:t>
+      </w:r>
+      <w:r>
+        <w:rPr>
+          <w:rFonts w:ascii="Amasis MT Pro" w:hAnsi="Amasis MT Pro"/>
+          <w:sz w:val="28"/>
+          <w:szCs w:val="28"/>
+        </w:rPr>
+        <w:t xml:space="preserve"> nell’app per registrarsi ed effettuare il login. Successivamente si registrano gli animali uno alla volta con le proprie caratteristiche come peso, altezza, segni particolari…</w:t>
+      </w:r>
+    </w:p>
+    <w:p>
+      <w:pPr>
+        <w:rPr>
+          <w:rFonts w:ascii="Amasis MT Pro" w:hAnsi="Amasis MT Pro"/>
+          <w:sz w:val="28"/>
+          <w:szCs w:val="28"/>
+        </w:rPr>
+      </w:pPr>
+      <w:r>
+        <w:rPr>
+          <w:rFonts w:ascii="Amasis MT Pro" w:hAnsi="Amasis MT Pro"/>
+          <w:sz w:val="28"/>
+          <w:szCs w:val="28"/>
+        </w:rPr>
+        <w:t>Ora che le registrazioni sono fatte è possibile cercare servizi che possano interessarci messi online dai fornitori.</w:t>
+      </w:r>
+    </w:p>
+    <w:p>
+      <w:pPr>
+        <w:rPr>
+          <w:rFonts w:ascii="Amasis MT Pro" w:hAnsi="Amasis MT Pro"/>
+          <w:sz w:val="28"/>
+          <w:szCs w:val="28"/>
+        </w:rPr>
+      </w:pPr>
+      <w:r>
+        <w:rPr>
+          <w:rFonts w:ascii="Amasis MT Pro" w:hAnsi="Amasis MT Pro"/>
+          <w:sz w:val="28"/>
+          <w:szCs w:val="28"/>
+        </w:rPr>
+        <w:t>Si possono anche registrare visite veterinarie ricevute e il comportamento dell’animale</w:t>
+      </w:r>
+    </w:p>
+    <w:p>
+      <w:pPr>
+        <w:rPr>
+          <w:rFonts w:ascii="Amasis MT Pro" w:hAnsi="Amasis MT Pro"/>
+          <w:sz w:val="28"/>
+          <w:szCs w:val="28"/>
+        </w:rPr>
+      </w:pPr>
+    </w:p>
+    <w:p>
+      <w:pPr>
+        <w:rPr>
+          <w:rFonts w:ascii="Amasis MT Pro" w:hAnsi="Amasis MT Pro"/>
+          <w:sz w:val="36"/>
+          <w:szCs w:val="36"/>
+        </w:rPr>
+      </w:pPr>
+    </w:p>
+    <w:p>
+      <w:pPr>
+        <w:rPr>
+          <w:rFonts w:ascii="Amasis MT Pro" w:hAnsi="Amasis MT Pro"/>
+          <w:sz w:val="36"/>
+          <w:szCs w:val="36"/>
+        </w:rPr>
+      </w:pPr>
+    </w:p>
+    <w:p>
+      <w:pPr>
+        <w:rPr>
+          <w:rFonts w:ascii="Amasis MT Pro" w:hAnsi="Amasis MT Pro"/>
+          <w:sz w:val="36"/>
+          <w:szCs w:val="36"/>
+        </w:rPr>
+      </w:pPr>
+      <w:r>
+        <w:rPr>
+          <w:rFonts w:ascii="Amasis MT Pro" w:hAnsi="Amasis MT Pro"/>
+          <w:sz w:val="36"/>
+          <w:szCs w:val="36"/>
+        </w:rPr>
+        <w:lastRenderedPageBreak/>
+        <w:t>Sviluppi futuri</w:t>
+      </w:r>
+    </w:p>
+    <w:p>
+      <w:pPr>
+        <w:rPr>
+          <w:rFonts w:ascii="Amasis MT Pro" w:hAnsi="Amasis MT Pro"/>
+          <w:sz w:val="28"/>
+          <w:szCs w:val="28"/>
+        </w:rPr>
+      </w:pPr>
+      <w:proofErr w:type="spellStart"/>
+      <w:r>
+        <w:rPr>
+          <w:rFonts w:ascii="Amasis MT Pro" w:hAnsi="Amasis MT Pro"/>
+          <w:sz w:val="28"/>
+          <w:szCs w:val="28"/>
+        </w:rPr>
+        <w:t>Crikle</w:t>
+      </w:r>
+      <w:proofErr w:type="spellEnd"/>
+      <w:r>
+        <w:rPr>
+          <w:rFonts w:ascii="Amasis MT Pro" w:hAnsi="Amasis MT Pro"/>
+          <w:sz w:val="28"/>
+          <w:szCs w:val="28"/>
+        </w:rPr>
+        <w:t xml:space="preserve"> potrà essere ampliato in modo da </w:t>
+      </w:r>
+      <w:r>
+        <w:rPr>
+          <w:rFonts w:ascii="Amasis MT Pro" w:hAnsi="Amasis MT Pro"/>
+          <w:sz w:val="28"/>
+          <w:szCs w:val="28"/>
+        </w:rPr>
+        <w:t xml:space="preserve">essere ancora più utile ai suoi utenti. Le funzioni che per prime potrebbero essere implementate sono un sistema di prenotazioni messo a disposizione per interfacciarsi direttamente con le attività. Successivamente si avrà modo di poter lasciare una recensione all’attività che sarà visibile agli altri utenti. </w:t>
+      </w:r>
+    </w:p>
+    <w:p>
+      <w:pPr>
+        <w:rPr>
+          <w:rFonts w:ascii="Amasis MT Pro" w:hAnsi="Amasis MT Pro"/>
+          <w:sz w:val="28"/>
+          <w:szCs w:val="28"/>
+        </w:rPr>
+      </w:pPr>
+    </w:p>
+    <w:p>
+      <w:pPr>
+        <w:rPr>
+          <w:rFonts w:ascii="Amasis MT Pro" w:hAnsi="Amasis MT Pro"/>
+          <w:sz w:val="28"/>
+          <w:szCs w:val="28"/>
+        </w:rPr>
+      </w:pPr>
+    </w:p>
     <w:sectPr>
-      <w:footerReference w:type="default" r:id="rId25"/>
+      <w:footerReference w:type="default" r:id="rId28"/>
       <w:pgSz w:w="11906" w:h="16838" w:code="9"/>
       <w:pgMar w:top="1418" w:right="1134" w:bottom="1134" w:left="1134" w:header="709" w:footer="340" w:gutter="0"/>
       <w:cols w:space="708"/>

--- a/Documenti/Relazione Finale/relazione finale (nuova).docx
+++ b/Documenti/Relazione Finale/relazione finale (nuova).docx
@@ -64,21 +64,7 @@
         <w:rPr>
           <w:rFonts w:ascii="Amasis MT Pro" w:hAnsi="Amasis MT Pro"/>
         </w:rPr>
-        <w:t xml:space="preserve">- TITOLO………………………………………………………………………………… (n° </w:t>
-      </w:r>
-      <w:proofErr w:type="spellStart"/>
-      <w:r>
-        <w:rPr>
-          <w:rFonts w:ascii="Amasis MT Pro" w:hAnsi="Amasis MT Pro"/>
-        </w:rPr>
-        <w:t>pag</w:t>
-      </w:r>
-      <w:proofErr w:type="spellEnd"/>
-      <w:r>
-        <w:rPr>
-          <w:rFonts w:ascii="Amasis MT Pro" w:hAnsi="Amasis MT Pro"/>
-        </w:rPr>
-        <w:t>)</w:t>
+        <w:t>- INTRODUZIONE………………………………………………………………………(n° pag)</w:t>
       </w:r>
     </w:p>
     <w:p>
@@ -92,35 +78,20 @@
         <w:rPr>
           <w:rFonts w:ascii="Amasis MT Pro" w:hAnsi="Amasis MT Pro"/>
         </w:rPr>
-        <w:t>- INTRODUZIONE……………………………………………………………………</w:t>
-      </w:r>
-      <w:proofErr w:type="gramStart"/>
-      <w:r>
-        <w:rPr>
-          <w:rFonts w:ascii="Amasis MT Pro" w:hAnsi="Amasis MT Pro"/>
-        </w:rPr>
-        <w:t>…(</w:t>
-      </w:r>
-      <w:proofErr w:type="gramEnd"/>
-      <w:r>
-        <w:rPr>
-          <w:rFonts w:ascii="Amasis MT Pro" w:hAnsi="Amasis MT Pro"/>
-        </w:rPr>
-        <w:t xml:space="preserve">n° </w:t>
-      </w:r>
-      <w:proofErr w:type="spellStart"/>
-      <w:r>
-        <w:rPr>
-          <w:rFonts w:ascii="Amasis MT Pro" w:hAnsi="Amasis MT Pro"/>
-        </w:rPr>
-        <w:t>pag</w:t>
-      </w:r>
-      <w:proofErr w:type="spellEnd"/>
-      <w:r>
-        <w:rPr>
-          <w:rFonts w:ascii="Amasis MT Pro" w:hAnsi="Amasis MT Pro"/>
-        </w:rPr>
-        <w:t>)</w:t>
+        <w:t xml:space="preserve">- SCOPO E </w:t>
+      </w:r>
+      <w:r>
+        <w:rPr>
+          <w:rFonts w:ascii="Amasis MT Pro" w:hAnsi="Amasis MT Pro"/>
+          <w:u w:val="single"/>
+        </w:rPr>
+        <w:t>MOTIVAZIONI</w:t>
+      </w:r>
+      <w:r>
+        <w:rPr>
+          <w:rFonts w:ascii="Amasis MT Pro" w:hAnsi="Amasis MT Pro"/>
+        </w:rPr>
+        <w:t>………………………………………………………………(n° pag)</w:t>
       </w:r>
     </w:p>
     <w:p>
@@ -134,48 +105,7 @@
         <w:rPr>
           <w:rFonts w:ascii="Amasis MT Pro" w:hAnsi="Amasis MT Pro"/>
         </w:rPr>
-        <w:t xml:space="preserve">- SCOPO E </w:t>
-      </w:r>
-      <w:r>
-        <w:rPr>
-          <w:rFonts w:ascii="Amasis MT Pro" w:hAnsi="Amasis MT Pro"/>
-          <w:u w:val="single"/>
-        </w:rPr>
-        <w:t>MOTIVAZIONI</w:t>
-      </w:r>
-      <w:r>
-        <w:rPr>
-          <w:rFonts w:ascii="Amasis MT Pro" w:hAnsi="Amasis MT Pro"/>
-        </w:rPr>
-        <w:t>……………………………………………………………</w:t>
-      </w:r>
-      <w:proofErr w:type="gramStart"/>
-      <w:r>
-        <w:rPr>
-          <w:rFonts w:ascii="Amasis MT Pro" w:hAnsi="Amasis MT Pro"/>
-        </w:rPr>
-        <w:t>…(</w:t>
-      </w:r>
-      <w:proofErr w:type="gramEnd"/>
-      <w:r>
-        <w:rPr>
-          <w:rFonts w:ascii="Amasis MT Pro" w:hAnsi="Amasis MT Pro"/>
-        </w:rPr>
-        <w:t xml:space="preserve">n° </w:t>
-      </w:r>
-      <w:proofErr w:type="spellStart"/>
-      <w:r>
-        <w:rPr>
-          <w:rFonts w:ascii="Amasis MT Pro" w:hAnsi="Amasis MT Pro"/>
-        </w:rPr>
-        <w:t>pag</w:t>
-      </w:r>
-      <w:proofErr w:type="spellEnd"/>
-      <w:r>
-        <w:rPr>
-          <w:rFonts w:ascii="Amasis MT Pro" w:hAnsi="Amasis MT Pro"/>
-        </w:rPr>
-        <w:t>)</w:t>
+        <w:t>- ARCHITETTURA DEL SISTEMA………………………………………………………(n° pag)</w:t>
       </w:r>
     </w:p>
     <w:p>
@@ -189,35 +119,7 @@
         <w:rPr>
           <w:rFonts w:ascii="Amasis MT Pro" w:hAnsi="Amasis MT Pro"/>
         </w:rPr>
-        <w:t>- ARCHITETTURA DEL SISTEMA……………………………………………………</w:t>
-      </w:r>
-      <w:proofErr w:type="gramStart"/>
-      <w:r>
-        <w:rPr>
-          <w:rFonts w:ascii="Amasis MT Pro" w:hAnsi="Amasis MT Pro"/>
-        </w:rPr>
-        <w:t>…(</w:t>
-      </w:r>
-      <w:proofErr w:type="gramEnd"/>
-      <w:r>
-        <w:rPr>
-          <w:rFonts w:ascii="Amasis MT Pro" w:hAnsi="Amasis MT Pro"/>
-        </w:rPr>
-        <w:t xml:space="preserve">n° </w:t>
-      </w:r>
-      <w:proofErr w:type="spellStart"/>
-      <w:r>
-        <w:rPr>
-          <w:rFonts w:ascii="Amasis MT Pro" w:hAnsi="Amasis MT Pro"/>
-        </w:rPr>
-        <w:t>pag</w:t>
-      </w:r>
-      <w:proofErr w:type="spellEnd"/>
-      <w:r>
-        <w:rPr>
-          <w:rFonts w:ascii="Amasis MT Pro" w:hAnsi="Amasis MT Pro"/>
-        </w:rPr>
-        <w:t>)</w:t>
+        <w:t>- MATERIALE UTILIZZATO………………………………………………………………(n° pag)</w:t>
       </w:r>
     </w:p>
     <w:p>
@@ -231,35 +133,7 @@
         <w:rPr>
           <w:rFonts w:ascii="Amasis MT Pro" w:hAnsi="Amasis MT Pro"/>
         </w:rPr>
-        <w:t>- MATERIALE UTILIZZATO……………………………………………………………</w:t>
-      </w:r>
-      <w:proofErr w:type="gramStart"/>
-      <w:r>
-        <w:rPr>
-          <w:rFonts w:ascii="Amasis MT Pro" w:hAnsi="Amasis MT Pro"/>
-        </w:rPr>
-        <w:t>…(</w:t>
-      </w:r>
-      <w:proofErr w:type="gramEnd"/>
-      <w:r>
-        <w:rPr>
-          <w:rFonts w:ascii="Amasis MT Pro" w:hAnsi="Amasis MT Pro"/>
-        </w:rPr>
-        <w:t xml:space="preserve">n° </w:t>
-      </w:r>
-      <w:proofErr w:type="spellStart"/>
-      <w:r>
-        <w:rPr>
-          <w:rFonts w:ascii="Amasis MT Pro" w:hAnsi="Amasis MT Pro"/>
-        </w:rPr>
-        <w:t>pag</w:t>
-      </w:r>
-      <w:proofErr w:type="spellEnd"/>
-      <w:r>
-        <w:rPr>
-          <w:rFonts w:ascii="Amasis MT Pro" w:hAnsi="Amasis MT Pro"/>
-        </w:rPr>
-        <w:t>)</w:t>
+        <w:t>- STRUTTURA DEI DATI: ER E MODELLO DATI………………………………………(n° pag)</w:t>
       </w:r>
     </w:p>
     <w:p>
@@ -273,35 +147,7 @@
         <w:rPr>
           <w:rFonts w:ascii="Amasis MT Pro" w:hAnsi="Amasis MT Pro"/>
         </w:rPr>
-        <w:t>- STRUTTURA DEI DATI: ER E MODELLO DATI……………………………………</w:t>
-      </w:r>
-      <w:proofErr w:type="gramStart"/>
-      <w:r>
-        <w:rPr>
-          <w:rFonts w:ascii="Amasis MT Pro" w:hAnsi="Amasis MT Pro"/>
-        </w:rPr>
-        <w:t>…(</w:t>
-      </w:r>
-      <w:proofErr w:type="gramEnd"/>
-      <w:r>
-        <w:rPr>
-          <w:rFonts w:ascii="Amasis MT Pro" w:hAnsi="Amasis MT Pro"/>
-        </w:rPr>
-        <w:t xml:space="preserve">n° </w:t>
-      </w:r>
-      <w:proofErr w:type="spellStart"/>
-      <w:r>
-        <w:rPr>
-          <w:rFonts w:ascii="Amasis MT Pro" w:hAnsi="Amasis MT Pro"/>
-        </w:rPr>
-        <w:t>pag</w:t>
-      </w:r>
-      <w:proofErr w:type="spellEnd"/>
-      <w:r>
-        <w:rPr>
-          <w:rFonts w:ascii="Amasis MT Pro" w:hAnsi="Amasis MT Pro"/>
-        </w:rPr>
-        <w:t>)</w:t>
+        <w:t>- WIREFRAME, STORYBOARD CON NAVIGAZIONE…………………………………(n° pag)</w:t>
       </w:r>
     </w:p>
     <w:p>
@@ -315,35 +161,7 @@
         <w:rPr>
           <w:rFonts w:ascii="Amasis MT Pro" w:hAnsi="Amasis MT Pro"/>
         </w:rPr>
-        <w:t>- WIREFRAME, STORYBOARD CON NAVIGAZIONE………………………………</w:t>
-      </w:r>
-      <w:proofErr w:type="gramStart"/>
-      <w:r>
-        <w:rPr>
-          <w:rFonts w:ascii="Amasis MT Pro" w:hAnsi="Amasis MT Pro"/>
-        </w:rPr>
-        <w:t>…(</w:t>
-      </w:r>
-      <w:proofErr w:type="gramEnd"/>
-      <w:r>
-        <w:rPr>
-          <w:rFonts w:ascii="Amasis MT Pro" w:hAnsi="Amasis MT Pro"/>
-        </w:rPr>
-        <w:t xml:space="preserve">n° </w:t>
-      </w:r>
-      <w:proofErr w:type="spellStart"/>
-      <w:r>
-        <w:rPr>
-          <w:rFonts w:ascii="Amasis MT Pro" w:hAnsi="Amasis MT Pro"/>
-        </w:rPr>
-        <w:t>pag</w:t>
-      </w:r>
-      <w:proofErr w:type="spellEnd"/>
-      <w:r>
-        <w:rPr>
-          <w:rFonts w:ascii="Amasis MT Pro" w:hAnsi="Amasis MT Pro"/>
-        </w:rPr>
-        <w:t>)</w:t>
+        <w:t>- LINGUAGGIO E TECNOLOGIE UTILIZZATI…………………………………………(n° pag)</w:t>
       </w:r>
     </w:p>
     <w:p>
@@ -357,35 +175,19 @@
         <w:rPr>
           <w:rFonts w:ascii="Amasis MT Pro" w:hAnsi="Amasis MT Pro"/>
         </w:rPr>
-        <w:t>- LINGUAGGIO E TECNOLOGIE UTILIZZATI………………………………………</w:t>
-      </w:r>
-      <w:proofErr w:type="gramStart"/>
-      <w:r>
-        <w:rPr>
-          <w:rFonts w:ascii="Amasis MT Pro" w:hAnsi="Amasis MT Pro"/>
-        </w:rPr>
-        <w:t>…(</w:t>
-      </w:r>
-      <w:proofErr w:type="gramEnd"/>
-      <w:r>
-        <w:rPr>
-          <w:rFonts w:ascii="Amasis MT Pro" w:hAnsi="Amasis MT Pro"/>
-        </w:rPr>
-        <w:t xml:space="preserve">n° </w:t>
-      </w:r>
-      <w:proofErr w:type="spellStart"/>
-      <w:r>
-        <w:rPr>
-          <w:rFonts w:ascii="Amasis MT Pro" w:hAnsi="Amasis MT Pro"/>
-        </w:rPr>
-        <w:t>pag</w:t>
-      </w:r>
-      <w:proofErr w:type="spellEnd"/>
-      <w:r>
-        <w:rPr>
-          <w:rFonts w:ascii="Amasis MT Pro" w:hAnsi="Amasis MT Pro"/>
-        </w:rPr>
-        <w:t>)</w:t>
+        <w:t>- INTERFACCIA DEI COMPONENTI SOFTWARE (DIAGRAMMI E USI INTERFACCIA</w:t>
+      </w:r>
+      <w:r>
+        <w:rPr>
+          <w:rFonts w:ascii="Amasis MT Pro" w:hAnsi="Amasis MT Pro"/>
+        </w:rPr>
+        <w:t xml:space="preserve"> </w:t>
+      </w:r>
+      <w:r>
+        <w:rPr>
+          <w:rFonts w:ascii="Amasis MT Pro" w:hAnsi="Amasis MT Pro"/>
+        </w:rPr>
+        <w:t>IMPLEMENTATIVA) ……………………………………………………………………    (n° pag)</w:t>
       </w:r>
     </w:p>
     <w:p>
@@ -399,33 +201,7 @@
         <w:rPr>
           <w:rFonts w:ascii="Amasis MT Pro" w:hAnsi="Amasis MT Pro"/>
         </w:rPr>
-        <w:t>- INTERFACCIA DEI COMPONENTI SOFTWARE (DIAGRAMMI E USI INTERFACCIA</w:t>
-      </w:r>
-      <w:r>
-        <w:rPr>
-          <w:rFonts w:ascii="Amasis MT Pro" w:hAnsi="Amasis MT Pro"/>
-        </w:rPr>
-        <w:t xml:space="preserve"> </w:t>
-      </w:r>
-      <w:r>
-        <w:rPr>
-          <w:rFonts w:ascii="Amasis MT Pro" w:hAnsi="Amasis MT Pro"/>
-        </w:rPr>
-        <w:t xml:space="preserve">IMPLEMENTATIVA) ……………………………………………………………………    (n° </w:t>
-      </w:r>
-      <w:proofErr w:type="spellStart"/>
-      <w:r>
-        <w:rPr>
-          <w:rFonts w:ascii="Amasis MT Pro" w:hAnsi="Amasis MT Pro"/>
-        </w:rPr>
-        <w:t>pag</w:t>
-      </w:r>
-      <w:proofErr w:type="spellEnd"/>
-      <w:r>
-        <w:rPr>
-          <w:rFonts w:ascii="Amasis MT Pro" w:hAnsi="Amasis MT Pro"/>
-        </w:rPr>
-        <w:t>)</w:t>
+        <w:t>- ESEMPIO USO DEL SISTEMA………………………………………………………     (n° pag)</w:t>
       </w:r>
     </w:p>
     <w:p>
@@ -439,21 +215,7 @@
         <w:rPr>
           <w:rFonts w:ascii="Amasis MT Pro" w:hAnsi="Amasis MT Pro"/>
         </w:rPr>
-        <w:t xml:space="preserve">- ESEMPIO USO DEL SISTEMA………………………………………………………     (n° </w:t>
-      </w:r>
-      <w:proofErr w:type="spellStart"/>
-      <w:r>
-        <w:rPr>
-          <w:rFonts w:ascii="Amasis MT Pro" w:hAnsi="Amasis MT Pro"/>
-        </w:rPr>
-        <w:t>pag</w:t>
-      </w:r>
-      <w:proofErr w:type="spellEnd"/>
-      <w:r>
-        <w:rPr>
-          <w:rFonts w:ascii="Amasis MT Pro" w:hAnsi="Amasis MT Pro"/>
-        </w:rPr>
-        <w:t>)</w:t>
+        <w:t>- RISULTATI OTTENUTI……………………………………………………………....  (n° pag)</w:t>
       </w:r>
     </w:p>
     <w:p>
@@ -467,21 +229,7 @@
         <w:rPr>
           <w:rFonts w:ascii="Amasis MT Pro" w:hAnsi="Amasis MT Pro"/>
         </w:rPr>
-        <w:t xml:space="preserve">- RISULTATI OTTENUTI……………………………………………………………....  (n° </w:t>
-      </w:r>
-      <w:proofErr w:type="spellStart"/>
-      <w:r>
-        <w:rPr>
-          <w:rFonts w:ascii="Amasis MT Pro" w:hAnsi="Amasis MT Pro"/>
-        </w:rPr>
-        <w:t>pag</w:t>
-      </w:r>
-      <w:proofErr w:type="spellEnd"/>
-      <w:r>
-        <w:rPr>
-          <w:rFonts w:ascii="Amasis MT Pro" w:hAnsi="Amasis MT Pro"/>
-        </w:rPr>
-        <w:t>)</w:t>
+        <w:t>- CONCLUSIONI………………………………………………………………………........(n° pag)</w:t>
       </w:r>
     </w:p>
     <w:p>
@@ -495,63 +243,7 @@
         <w:rPr>
           <w:rFonts w:ascii="Amasis MT Pro" w:hAnsi="Amasis MT Pro"/>
         </w:rPr>
-        <w:t xml:space="preserve">- CONCLUSIONI………………………………………………………………………........(n° </w:t>
-      </w:r>
-      <w:proofErr w:type="spellStart"/>
-      <w:r>
-        <w:rPr>
-          <w:rFonts w:ascii="Amasis MT Pro" w:hAnsi="Amasis MT Pro"/>
-        </w:rPr>
-        <w:t>pag</w:t>
-      </w:r>
-      <w:proofErr w:type="spellEnd"/>
-      <w:r>
-        <w:rPr>
-          <w:rFonts w:ascii="Amasis MT Pro" w:hAnsi="Amasis MT Pro"/>
-        </w:rPr>
-        <w:t>)</w:t>
-      </w:r>
-    </w:p>
-    <w:p>
-      <w:pPr>
-        <w:spacing w:line="600" w:lineRule="auto"/>
-        <w:rPr>
-          <w:rFonts w:ascii="Amasis MT Pro" w:hAnsi="Amasis MT Pro"/>
-        </w:rPr>
-      </w:pPr>
-      <w:r>
-        <w:rPr>
-          <w:rFonts w:ascii="Amasis MT Pro" w:hAnsi="Amasis MT Pro"/>
-        </w:rPr>
-        <w:t>- SVILUPPI FUTURI………………………………………………………………………</w:t>
-      </w:r>
-      <w:proofErr w:type="gramStart"/>
-      <w:r>
-        <w:rPr>
-          <w:rFonts w:ascii="Amasis MT Pro" w:hAnsi="Amasis MT Pro"/>
-        </w:rPr>
-        <w:t>...(</w:t>
-      </w:r>
-      <w:proofErr w:type="gramEnd"/>
-      <w:r>
-        <w:rPr>
-          <w:rFonts w:ascii="Amasis MT Pro" w:hAnsi="Amasis MT Pro"/>
-        </w:rPr>
-        <w:t xml:space="preserve">n° </w:t>
-      </w:r>
-      <w:proofErr w:type="spellStart"/>
-      <w:r>
-        <w:rPr>
-          <w:rFonts w:ascii="Amasis MT Pro" w:hAnsi="Amasis MT Pro"/>
-        </w:rPr>
-        <w:t>pag</w:t>
-      </w:r>
-      <w:proofErr w:type="spellEnd"/>
-      <w:r>
-        <w:rPr>
-          <w:rFonts w:ascii="Amasis MT Pro" w:hAnsi="Amasis MT Pro"/>
-        </w:rPr>
-        <w:t>)</w:t>
+        <w:t>- SVILUPPI FUTURI………………………………………………………………………...(n° pag)</w:t>
       </w:r>
     </w:p>
     <w:p>
@@ -588,195 +280,1165 @@
           <w:sz w:val="72"/>
           <w:szCs w:val="72"/>
         </w:rPr>
+        <w:lastRenderedPageBreak/>
         <w:t>CRIKLE</w:t>
       </w:r>
     </w:p>
     <w:p>
       <w:pPr>
+        <w:pStyle w:val="Paragrafoelenco"/>
+        <w:ind w:left="1080"/>
+        <w:rPr>
+          <w:rFonts w:ascii="Amasis MT Pro" w:hAnsi="Amasis MT Pro"/>
+          <w:sz w:val="36"/>
+          <w:szCs w:val="36"/>
+        </w:rPr>
+      </w:pPr>
+      <w:r>
+        <w:rPr>
+          <w:rFonts w:ascii="Amasis MT Pro" w:hAnsi="Amasis MT Pro"/>
+          <w:sz w:val="36"/>
+          <w:szCs w:val="36"/>
+        </w:rPr>
+        <w:t xml:space="preserve">                          </w:t>
+      </w:r>
+      <w:r>
+        <w:rPr>
+          <w:rFonts w:ascii="Amasis MT Pro" w:hAnsi="Amasis MT Pro"/>
+          <w:sz w:val="36"/>
+          <w:szCs w:val="36"/>
+        </w:rPr>
+        <w:t xml:space="preserve"> </w:t>
+      </w:r>
+      <w:r>
+        <w:rPr>
+          <w:rFonts w:ascii="Amasis MT Pro" w:hAnsi="Amasis MT Pro"/>
+          <w:sz w:val="36"/>
+          <w:szCs w:val="36"/>
+        </w:rPr>
+        <w:t xml:space="preserve">  -</w:t>
+      </w:r>
+      <w:r>
+        <w:rPr>
+          <w:rFonts w:ascii="Amasis MT Pro" w:hAnsi="Amasis MT Pro"/>
+          <w:sz w:val="36"/>
+          <w:szCs w:val="36"/>
+        </w:rPr>
+        <w:t>Introduzione</w:t>
+      </w:r>
+    </w:p>
+    <w:p>
+      <w:pPr>
+        <w:rPr>
+          <w:rFonts w:ascii="Amasis MT Pro" w:hAnsi="Amasis MT Pro"/>
+          <w:sz w:val="28"/>
+          <w:szCs w:val="28"/>
+        </w:rPr>
+      </w:pPr>
+    </w:p>
+    <w:p>
+      <w:pPr>
+        <w:rPr>
+          <w:rFonts w:ascii="Amasis MT Pro" w:hAnsi="Amasis MT Pro"/>
+          <w:sz w:val="28"/>
+          <w:szCs w:val="28"/>
+        </w:rPr>
+      </w:pPr>
+      <w:r>
+        <w:rPr>
+          <w:rFonts w:ascii="Amasis MT Pro" w:hAnsi="Amasis MT Pro"/>
+          <w:sz w:val="28"/>
+          <w:szCs w:val="28"/>
+        </w:rPr>
+        <w:t xml:space="preserve">Durante il corso IFTS </w:t>
+      </w:r>
+      <w:r>
+        <w:rPr>
+          <w:rFonts w:ascii="Amasis MT Pro" w:hAnsi="Amasis MT Pro"/>
+          <w:sz w:val="28"/>
+          <w:szCs w:val="28"/>
+        </w:rPr>
+        <w:t>developer abbiamo imparato ad utilizzare</w:t>
+      </w:r>
+      <w:r>
+        <w:rPr>
+          <w:rFonts w:ascii="Amasis MT Pro" w:hAnsi="Amasis MT Pro"/>
+          <w:sz w:val="28"/>
+          <w:szCs w:val="28"/>
+        </w:rPr>
+        <w:t xml:space="preserve"> vari linguaggi di programmazione con funzioni e obiettivi</w:t>
+      </w:r>
+      <w:r>
+        <w:rPr>
+          <w:rFonts w:ascii="Amasis MT Pro" w:hAnsi="Amasis MT Pro"/>
+          <w:sz w:val="28"/>
+          <w:szCs w:val="28"/>
+        </w:rPr>
+        <w:t xml:space="preserve"> differenti. Partendo dal modulo di Database (</w:t>
+      </w:r>
+      <w:r>
+        <w:rPr>
+          <w:rFonts w:ascii="Amasis MT Pro" w:hAnsi="Amasis MT Pro"/>
+          <w:color w:val="FF0000"/>
+          <w:sz w:val="28"/>
+          <w:szCs w:val="28"/>
+        </w:rPr>
+        <w:t>utilizzo di MySQL e architettura del programma</w:t>
+      </w:r>
+      <w:r>
+        <w:rPr>
+          <w:rFonts w:ascii="Amasis MT Pro" w:hAnsi="Amasis MT Pro"/>
+          <w:sz w:val="28"/>
+          <w:szCs w:val="28"/>
+        </w:rPr>
+        <w:t xml:space="preserve">) abbiamo imparato i fondamentali delle strutture dei Database moderni con utilizzo di comandi d’esecuzione di query </w:t>
+      </w:r>
+      <w:r>
+        <w:rPr>
+          <w:rFonts w:ascii="Amasis MT Pro" w:hAnsi="Amasis MT Pro"/>
+          <w:sz w:val="28"/>
+          <w:szCs w:val="28"/>
+        </w:rPr>
+        <w:t xml:space="preserve">e rispettiva </w:t>
+      </w:r>
+      <w:r>
+        <w:rPr>
+          <w:rFonts w:ascii="Amasis MT Pro" w:hAnsi="Amasis MT Pro"/>
+          <w:sz w:val="28"/>
+          <w:szCs w:val="28"/>
+        </w:rPr>
+        <w:t>generazione/modifica</w:t>
+      </w:r>
+      <w:r>
+        <w:rPr>
+          <w:rFonts w:ascii="Amasis MT Pro" w:hAnsi="Amasis MT Pro"/>
+          <w:sz w:val="28"/>
+          <w:szCs w:val="28"/>
+        </w:rPr>
+        <w:t xml:space="preserve"> di </w:t>
+      </w:r>
+      <w:r>
+        <w:rPr>
+          <w:rFonts w:ascii="Amasis MT Pro" w:hAnsi="Amasis MT Pro"/>
+          <w:sz w:val="28"/>
+          <w:szCs w:val="28"/>
+        </w:rPr>
+        <w:t>ta</w:t>
+      </w:r>
+      <w:r>
+        <w:rPr>
+          <w:rFonts w:ascii="Amasis MT Pro" w:hAnsi="Amasis MT Pro"/>
+          <w:sz w:val="28"/>
+          <w:szCs w:val="28"/>
+        </w:rPr>
+        <w:t>belle.</w:t>
+      </w:r>
+    </w:p>
+    <w:p>
+      <w:pPr>
+        <w:rPr>
+          <w:rFonts w:ascii="Amasis MT Pro" w:hAnsi="Amasis MT Pro"/>
+          <w:sz w:val="28"/>
+          <w:szCs w:val="28"/>
+        </w:rPr>
+      </w:pPr>
+      <w:r>
+        <w:rPr>
+          <w:rFonts w:ascii="Amasis MT Pro" w:hAnsi="Amasis MT Pro"/>
+          <w:sz w:val="28"/>
+          <w:szCs w:val="28"/>
+        </w:rPr>
+        <w:t xml:space="preserve">Il modulo di Java è stato altrettanto fondamentale per la definizione dei concetti come programmazione </w:t>
+      </w:r>
+      <w:r>
+        <w:rPr>
+          <w:rFonts w:ascii="Amasis MT Pro" w:hAnsi="Amasis MT Pro"/>
+          <w:color w:val="FF0000"/>
+          <w:sz w:val="28"/>
+          <w:szCs w:val="28"/>
+        </w:rPr>
+        <w:t>OOP</w:t>
+      </w:r>
+      <w:r>
+        <w:rPr>
+          <w:rFonts w:ascii="Amasis MT Pro" w:hAnsi="Amasis MT Pro"/>
+          <w:sz w:val="28"/>
+          <w:szCs w:val="28"/>
+        </w:rPr>
+        <w:t xml:space="preserve"> (</w:t>
+      </w:r>
+      <w:r>
+        <w:rPr>
+          <w:rFonts w:ascii="Amasis MT Pro" w:hAnsi="Amasis MT Pro"/>
+          <w:color w:val="FF0000"/>
+          <w:sz w:val="28"/>
+          <w:szCs w:val="28"/>
+        </w:rPr>
+        <w:t>Object Oriented Programming</w:t>
+      </w:r>
+      <w:r>
+        <w:rPr>
+          <w:rFonts w:ascii="Amasis MT Pro" w:hAnsi="Amasis MT Pro"/>
+          <w:sz w:val="28"/>
+          <w:szCs w:val="28"/>
+        </w:rPr>
+        <w:t>), differenti tecniche ed algoritmi di ordinamento</w:t>
+      </w:r>
+      <w:r>
+        <w:rPr>
+          <w:rFonts w:ascii="Amasis MT Pro" w:hAnsi="Amasis MT Pro"/>
+          <w:sz w:val="28"/>
+          <w:szCs w:val="28"/>
+        </w:rPr>
+        <w:t xml:space="preserve"> </w:t>
+      </w:r>
+      <w:r>
+        <w:rPr>
+          <w:rFonts w:ascii="Amasis MT Pro" w:hAnsi="Amasis MT Pro"/>
+          <w:sz w:val="28"/>
+          <w:szCs w:val="28"/>
+        </w:rPr>
+        <w:t>e</w:t>
+      </w:r>
+      <w:r>
+        <w:rPr>
+          <w:rFonts w:ascii="Amasis MT Pro" w:hAnsi="Amasis MT Pro"/>
+          <w:sz w:val="28"/>
+          <w:szCs w:val="28"/>
+        </w:rPr>
+        <w:t xml:space="preserve"> conseguente </w:t>
+      </w:r>
+      <w:r>
+        <w:rPr>
+          <w:rFonts w:ascii="Amasis MT Pro" w:hAnsi="Amasis MT Pro"/>
+          <w:sz w:val="28"/>
+          <w:szCs w:val="28"/>
+        </w:rPr>
+        <w:t>relazion</w:t>
+      </w:r>
+      <w:r>
+        <w:rPr>
+          <w:rFonts w:ascii="Amasis MT Pro" w:hAnsi="Amasis MT Pro"/>
+          <w:sz w:val="28"/>
+          <w:szCs w:val="28"/>
+        </w:rPr>
+        <w:t xml:space="preserve">i </w:t>
+      </w:r>
+      <w:r>
+        <w:rPr>
+          <w:rFonts w:ascii="Amasis MT Pro" w:hAnsi="Amasis MT Pro"/>
+          <w:sz w:val="28"/>
+          <w:szCs w:val="28"/>
+        </w:rPr>
+        <w:t>tra i vari oggetti.</w:t>
+      </w:r>
+    </w:p>
+    <w:p>
+      <w:pPr>
+        <w:rPr>
+          <w:rFonts w:ascii="Amasis MT Pro" w:hAnsi="Amasis MT Pro"/>
+          <w:sz w:val="28"/>
+          <w:szCs w:val="28"/>
+        </w:rPr>
+      </w:pPr>
+      <w:r>
+        <w:rPr>
+          <w:rFonts w:ascii="Amasis MT Pro" w:hAnsi="Amasis MT Pro"/>
+          <w:sz w:val="28"/>
+          <w:szCs w:val="28"/>
+        </w:rPr>
+        <w:t xml:space="preserve">Attraverso il modulo di Android abbiamo esplorato le architetture del sistema e le logiche all’interno dello sviluppo di un app, creazione dei componenti di layout (parte grafica) ed utilizzo di </w:t>
+      </w:r>
+      <w:r>
+        <w:rPr>
+          <w:rFonts w:ascii="Amasis MT Pro" w:hAnsi="Amasis MT Pro"/>
+          <w:color w:val="FF0000"/>
+          <w:sz w:val="28"/>
+          <w:szCs w:val="28"/>
+        </w:rPr>
+        <w:t>Java</w:t>
+      </w:r>
+      <w:r>
+        <w:rPr>
+          <w:rFonts w:ascii="Amasis MT Pro" w:hAnsi="Amasis MT Pro"/>
+          <w:sz w:val="28"/>
+          <w:szCs w:val="28"/>
+        </w:rPr>
+        <w:t xml:space="preserve"> per creare le varie classi modello con i rispettivi attributi</w:t>
+      </w:r>
+      <w:r>
+        <w:rPr>
+          <w:rFonts w:ascii="Amasis MT Pro" w:hAnsi="Amasis MT Pro"/>
+          <w:sz w:val="28"/>
+          <w:szCs w:val="28"/>
+        </w:rPr>
+        <w:t xml:space="preserve"> ed interazioni.</w:t>
+      </w:r>
+    </w:p>
+    <w:p>
+      <w:pPr>
+        <w:rPr>
+          <w:rFonts w:ascii="Amasis MT Pro" w:hAnsi="Amasis MT Pro"/>
+          <w:sz w:val="28"/>
+          <w:szCs w:val="28"/>
+        </w:rPr>
+      </w:pPr>
+      <w:r>
+        <w:rPr>
+          <w:rFonts w:ascii="Amasis MT Pro" w:hAnsi="Amasis MT Pro"/>
+          <w:sz w:val="28"/>
+          <w:szCs w:val="28"/>
+        </w:rPr>
+        <w:t xml:space="preserve">Il modulo di </w:t>
+      </w:r>
+      <w:r>
+        <w:rPr>
+          <w:rFonts w:ascii="Amasis MT Pro" w:hAnsi="Amasis MT Pro"/>
+          <w:color w:val="FF0000"/>
+          <w:sz w:val="28"/>
+          <w:szCs w:val="28"/>
+        </w:rPr>
+        <w:t>Backend</w:t>
+      </w:r>
+      <w:r>
+        <w:rPr>
+          <w:rFonts w:ascii="Amasis MT Pro" w:hAnsi="Amasis MT Pro"/>
+          <w:sz w:val="28"/>
+          <w:szCs w:val="28"/>
+        </w:rPr>
+        <w:t xml:space="preserve"> (utilizzo di Flask e strumenti come </w:t>
+      </w:r>
+      <w:r>
+        <w:rPr>
+          <w:rFonts w:ascii="Amasis MT Pro" w:hAnsi="Amasis MT Pro"/>
+          <w:sz w:val="28"/>
+          <w:szCs w:val="28"/>
+        </w:rPr>
+        <w:t>Retrofit ed</w:t>
+      </w:r>
+      <w:r>
+        <w:rPr>
+          <w:rFonts w:ascii="Amasis MT Pro" w:hAnsi="Amasis MT Pro"/>
+          <w:sz w:val="28"/>
+          <w:szCs w:val="28"/>
+        </w:rPr>
+        <w:t xml:space="preserve"> </w:t>
+      </w:r>
+      <w:r>
+        <w:rPr>
+          <w:rFonts w:ascii="Amasis MT Pro" w:hAnsi="Amasis MT Pro"/>
+          <w:color w:val="FF0000"/>
+          <w:sz w:val="28"/>
+          <w:szCs w:val="28"/>
+        </w:rPr>
+        <w:t>API REST</w:t>
+      </w:r>
+      <w:r>
+        <w:rPr>
+          <w:rFonts w:ascii="Amasis MT Pro" w:hAnsi="Amasis MT Pro"/>
+          <w:sz w:val="28"/>
+          <w:szCs w:val="28"/>
+        </w:rPr>
+        <w:t>) ha</w:t>
+      </w:r>
+      <w:r>
+        <w:rPr>
+          <w:rFonts w:ascii="Amasis MT Pro" w:hAnsi="Amasis MT Pro"/>
+          <w:sz w:val="28"/>
+          <w:szCs w:val="28"/>
+        </w:rPr>
+        <w:t xml:space="preserve"> garantito</w:t>
+      </w:r>
+      <w:r>
+        <w:rPr>
+          <w:rFonts w:ascii="Amasis MT Pro" w:hAnsi="Amasis MT Pro"/>
+          <w:sz w:val="28"/>
+          <w:szCs w:val="28"/>
+        </w:rPr>
+        <w:t xml:space="preserve"> gli standard di gestione del flusso di dati e la comunicazione tra Server e Client</w:t>
+      </w:r>
+      <w:r>
+        <w:rPr>
+          <w:rFonts w:ascii="Amasis MT Pro" w:hAnsi="Amasis MT Pro"/>
+          <w:sz w:val="28"/>
+          <w:szCs w:val="28"/>
+        </w:rPr>
+        <w:t xml:space="preserve"> sia nei servizi web che per quanto riguarda l’app</w:t>
+      </w:r>
+      <w:r>
+        <w:rPr>
+          <w:rFonts w:ascii="Amasis MT Pro" w:hAnsi="Amasis MT Pro"/>
+          <w:sz w:val="28"/>
+          <w:szCs w:val="28"/>
+        </w:rPr>
+        <w:t>.</w:t>
+      </w:r>
+    </w:p>
+    <w:p>
+      <w:pPr>
+        <w:rPr>
+          <w:rFonts w:ascii="Amasis MT Pro" w:hAnsi="Amasis MT Pro"/>
+          <w:sz w:val="28"/>
+          <w:szCs w:val="28"/>
+        </w:rPr>
+      </w:pPr>
+      <w:r>
+        <w:rPr>
+          <w:rFonts w:ascii="Amasis MT Pro" w:hAnsi="Amasis MT Pro"/>
+          <w:sz w:val="28"/>
+          <w:szCs w:val="28"/>
+        </w:rPr>
+        <w:t>Tutto ciò che riguarda gli strumenti ed il linguaggio saranno approfonditi all’interno del seguente capitolo: “</w:t>
+      </w:r>
+      <w:r>
+        <w:rPr>
+          <w:rFonts w:ascii="Amasis MT Pro" w:hAnsi="Amasis MT Pro"/>
+        </w:rPr>
+        <w:t>LINGUAGGIO E TECNOLOGIE UTILIZZATI</w:t>
+      </w:r>
+      <w:r>
+        <w:rPr>
+          <w:rFonts w:ascii="Amasis MT Pro" w:hAnsi="Amasis MT Pro"/>
+        </w:rPr>
+        <w:t>”.</w:t>
+      </w:r>
+    </w:p>
+    <w:p>
+      <w:pPr>
+        <w:rPr>
+          <w:rFonts w:ascii="Amasis MT Pro" w:hAnsi="Amasis MT Pro"/>
+          <w:sz w:val="28"/>
+          <w:szCs w:val="28"/>
+        </w:rPr>
+      </w:pPr>
+      <w:r>
+        <w:rPr>
+          <w:rFonts w:ascii="Amasis MT Pro" w:hAnsi="Amasis MT Pro"/>
+          <w:sz w:val="28"/>
+          <w:szCs w:val="28"/>
+        </w:rPr>
+        <w:t>L</w:t>
+      </w:r>
+      <w:r>
+        <w:rPr>
+          <w:rFonts w:ascii="Amasis MT Pro" w:hAnsi="Amasis MT Pro"/>
+          <w:sz w:val="28"/>
+          <w:szCs w:val="28"/>
+        </w:rPr>
+        <w:t>a classe è stata</w:t>
+      </w:r>
+      <w:r>
+        <w:rPr>
+          <w:rFonts w:ascii="Amasis MT Pro" w:hAnsi="Amasis MT Pro"/>
+          <w:sz w:val="28"/>
+          <w:szCs w:val="28"/>
+        </w:rPr>
+        <w:t xml:space="preserve"> successivamente</w:t>
+      </w:r>
+      <w:r>
+        <w:rPr>
+          <w:rFonts w:ascii="Amasis MT Pro" w:hAnsi="Amasis MT Pro"/>
+          <w:sz w:val="28"/>
+          <w:szCs w:val="28"/>
+        </w:rPr>
+        <w:t xml:space="preserve"> divisa in gruppi per poter </w:t>
+      </w:r>
+      <w:r>
+        <w:rPr>
+          <w:rFonts w:ascii="Amasis MT Pro" w:hAnsi="Amasis MT Pro"/>
+          <w:sz w:val="28"/>
+          <w:szCs w:val="28"/>
+        </w:rPr>
+        <w:t>sfruttare</w:t>
+      </w:r>
+      <w:r>
+        <w:rPr>
+          <w:rFonts w:ascii="Amasis MT Pro" w:hAnsi="Amasis MT Pro"/>
+          <w:sz w:val="28"/>
+          <w:szCs w:val="28"/>
+        </w:rPr>
+        <w:t xml:space="preserve"> le conoscenze acquisite </w:t>
+      </w:r>
+      <w:r>
+        <w:rPr>
+          <w:rFonts w:ascii="Amasis MT Pro" w:hAnsi="Amasis MT Pro"/>
+          <w:sz w:val="28"/>
+          <w:szCs w:val="28"/>
+        </w:rPr>
+        <w:t>con il fine di</w:t>
+      </w:r>
+      <w:r>
+        <w:rPr>
+          <w:rFonts w:ascii="Amasis MT Pro" w:hAnsi="Amasis MT Pro"/>
+          <w:sz w:val="28"/>
+          <w:szCs w:val="28"/>
+        </w:rPr>
+        <w:t xml:space="preserve"> creare </w:t>
+      </w:r>
+      <w:r>
+        <w:rPr>
+          <w:rFonts w:ascii="Amasis MT Pro" w:hAnsi="Amasis MT Pro"/>
+          <w:sz w:val="28"/>
+          <w:szCs w:val="28"/>
+        </w:rPr>
+        <w:t xml:space="preserve">un’applicazione collegata </w:t>
+      </w:r>
+      <w:r>
+        <w:rPr>
+          <w:rFonts w:ascii="Amasis MT Pro" w:hAnsi="Amasis MT Pro"/>
+          <w:sz w:val="28"/>
+          <w:szCs w:val="28"/>
+        </w:rPr>
+        <w:t>a</w:t>
+      </w:r>
+      <w:r>
+        <w:rPr>
+          <w:rFonts w:ascii="Amasis MT Pro" w:hAnsi="Amasis MT Pro"/>
+          <w:sz w:val="28"/>
+          <w:szCs w:val="28"/>
+        </w:rPr>
+        <w:t>d</w:t>
+      </w:r>
+      <w:r>
+        <w:rPr>
+          <w:rFonts w:ascii="Amasis MT Pro" w:hAnsi="Amasis MT Pro"/>
+          <w:sz w:val="28"/>
+          <w:szCs w:val="28"/>
+        </w:rPr>
+        <w:t xml:space="preserve"> un database</w:t>
+      </w:r>
+      <w:r>
+        <w:rPr>
+          <w:rFonts w:ascii="Amasis MT Pro" w:hAnsi="Amasis MT Pro"/>
+          <w:sz w:val="28"/>
+          <w:szCs w:val="28"/>
+        </w:rPr>
+        <w:t xml:space="preserve"> con rispettivi servizi web</w:t>
+      </w:r>
+      <w:r>
+        <w:rPr>
+          <w:rFonts w:ascii="Amasis MT Pro" w:hAnsi="Amasis MT Pro"/>
+          <w:sz w:val="28"/>
+          <w:szCs w:val="28"/>
+        </w:rPr>
+        <w:t xml:space="preserve">. Il gruppo che ha creato l’applicazione </w:t>
+      </w:r>
+      <w:r>
+        <w:rPr>
+          <w:rFonts w:ascii="Amasis MT Pro" w:hAnsi="Amasis MT Pro"/>
+          <w:color w:val="FF0000"/>
+          <w:sz w:val="28"/>
+          <w:szCs w:val="28"/>
+          <w:u w:val="single"/>
+        </w:rPr>
+        <w:t xml:space="preserve">Crikle </w:t>
+      </w:r>
+      <w:r>
+        <w:rPr>
+          <w:rFonts w:ascii="Amasis MT Pro" w:hAnsi="Amasis MT Pro"/>
+          <w:sz w:val="28"/>
+          <w:szCs w:val="28"/>
+        </w:rPr>
+        <w:t>è formato da G</w:t>
+      </w:r>
+      <w:r>
+        <w:rPr>
+          <w:rFonts w:ascii="Amasis MT Pro" w:hAnsi="Amasis MT Pro"/>
+          <w:sz w:val="28"/>
+          <w:szCs w:val="28"/>
+        </w:rPr>
+        <w:t>abriele</w:t>
+      </w:r>
+      <w:r>
+        <w:rPr>
+          <w:rFonts w:ascii="Amasis MT Pro" w:hAnsi="Amasis MT Pro"/>
+          <w:sz w:val="28"/>
+          <w:szCs w:val="28"/>
+        </w:rPr>
+        <w:t xml:space="preserve"> Tomasso, F</w:t>
+      </w:r>
+      <w:r>
+        <w:rPr>
+          <w:rFonts w:ascii="Amasis MT Pro" w:hAnsi="Amasis MT Pro"/>
+          <w:sz w:val="28"/>
+          <w:szCs w:val="28"/>
+        </w:rPr>
+        <w:t>ederica</w:t>
+      </w:r>
+      <w:r>
+        <w:rPr>
+          <w:rFonts w:ascii="Amasis MT Pro" w:hAnsi="Amasis MT Pro"/>
+          <w:sz w:val="28"/>
+          <w:szCs w:val="28"/>
+        </w:rPr>
+        <w:t xml:space="preserve"> Panceri, L</w:t>
+      </w:r>
+      <w:r>
+        <w:rPr>
+          <w:rFonts w:ascii="Amasis MT Pro" w:hAnsi="Amasis MT Pro"/>
+          <w:sz w:val="28"/>
+          <w:szCs w:val="28"/>
+        </w:rPr>
+        <w:t>uca</w:t>
+      </w:r>
+      <w:r>
+        <w:rPr>
+          <w:rFonts w:ascii="Amasis MT Pro" w:hAnsi="Amasis MT Pro"/>
+          <w:sz w:val="28"/>
+          <w:szCs w:val="28"/>
+        </w:rPr>
+        <w:t xml:space="preserve"> Albertario e L</w:t>
+      </w:r>
+      <w:r>
+        <w:rPr>
+          <w:rFonts w:ascii="Amasis MT Pro" w:hAnsi="Amasis MT Pro"/>
+          <w:sz w:val="28"/>
+          <w:szCs w:val="28"/>
+        </w:rPr>
+        <w:t>uca</w:t>
+      </w:r>
+      <w:r>
+        <w:rPr>
+          <w:rFonts w:ascii="Amasis MT Pro" w:hAnsi="Amasis MT Pro"/>
+          <w:sz w:val="28"/>
+          <w:szCs w:val="28"/>
+        </w:rPr>
+        <w:t xml:space="preserve"> Gabello.</w:t>
+      </w:r>
+    </w:p>
+    <w:p>
+      <w:pPr>
+        <w:rPr>
+          <w:rFonts w:ascii="Amasis MT Pro" w:hAnsi="Amasis MT Pro"/>
+        </w:rPr>
+      </w:pPr>
+    </w:p>
+    <w:p>
+      <w:pPr>
         <w:jc w:val="center"/>
         <w:rPr>
           <w:rFonts w:ascii="Amasis MT Pro" w:hAnsi="Amasis MT Pro"/>
-          <w:sz w:val="36"/>
-          <w:szCs w:val="36"/>
-        </w:rPr>
-      </w:pPr>
-      <w:r>
-        <w:rPr>
-          <w:rFonts w:ascii="Amasis MT Pro" w:hAnsi="Amasis MT Pro"/>
-          <w:sz w:val="36"/>
-          <w:szCs w:val="36"/>
-        </w:rPr>
-        <w:t>Introduzione</w:t>
-      </w:r>
-    </w:p>
-    <w:p>
-      <w:pPr>
-        <w:rPr>
-          <w:rFonts w:ascii="Amasis MT Pro" w:hAnsi="Amasis MT Pro"/>
-          <w:sz w:val="28"/>
-          <w:szCs w:val="28"/>
-        </w:rPr>
-      </w:pPr>
-    </w:p>
-    <w:p>
-      <w:pPr>
-        <w:rPr>
-          <w:rFonts w:ascii="Amasis MT Pro" w:hAnsi="Amasis MT Pro"/>
-          <w:sz w:val="28"/>
-          <w:szCs w:val="28"/>
-        </w:rPr>
-      </w:pPr>
-      <w:r>
-        <w:rPr>
-          <w:rFonts w:ascii="Amasis MT Pro" w:hAnsi="Amasis MT Pro"/>
-          <w:sz w:val="28"/>
-          <w:szCs w:val="28"/>
-        </w:rPr>
-        <w:t xml:space="preserve">Durante il corso IFTS </w:t>
-      </w:r>
-      <w:r>
-        <w:rPr>
-          <w:rFonts w:ascii="Amasis MT Pro" w:hAnsi="Amasis MT Pro"/>
-          <w:sz w:val="28"/>
-          <w:szCs w:val="28"/>
-        </w:rPr>
-        <w:t>developer abbiamo imparato ad utilizzare</w:t>
-      </w:r>
-      <w:r>
-        <w:rPr>
-          <w:rFonts w:ascii="Amasis MT Pro" w:hAnsi="Amasis MT Pro"/>
-          <w:sz w:val="28"/>
-          <w:szCs w:val="28"/>
-        </w:rPr>
-        <w:t xml:space="preserve"> vari linguaggi di programmazione con funzioni e obiettivi</w:t>
-      </w:r>
-      <w:r>
-        <w:rPr>
-          <w:rFonts w:ascii="Amasis MT Pro" w:hAnsi="Amasis MT Pro"/>
-          <w:sz w:val="28"/>
-          <w:szCs w:val="28"/>
-        </w:rPr>
-        <w:t xml:space="preserve"> differenti. Partendo dal modulo di Database (</w:t>
-      </w:r>
-      <w:r>
+        </w:rPr>
+      </w:pPr>
+    </w:p>
+    <w:p>
+      <w:pPr>
+        <w:jc w:val="center"/>
+        <w:rPr>
+          <w:rFonts w:ascii="Amasis MT Pro" w:hAnsi="Amasis MT Pro"/>
+          <w:sz w:val="36"/>
+          <w:szCs w:val="36"/>
+        </w:rPr>
+      </w:pPr>
+    </w:p>
+    <w:p>
+      <w:pPr>
+        <w:jc w:val="center"/>
+        <w:rPr>
+          <w:rFonts w:ascii="Amasis MT Pro" w:hAnsi="Amasis MT Pro"/>
+          <w:sz w:val="36"/>
+          <w:szCs w:val="36"/>
+        </w:rPr>
+      </w:pPr>
+      <w:r>
+        <w:rPr>
+          <w:rFonts w:ascii="Amasis MT Pro" w:hAnsi="Amasis MT Pro"/>
+          <w:sz w:val="36"/>
+          <w:szCs w:val="36"/>
+        </w:rPr>
+        <w:t>-</w:t>
+      </w:r>
+      <w:r>
+        <w:rPr>
+          <w:rFonts w:ascii="Amasis MT Pro" w:hAnsi="Amasis MT Pro"/>
+          <w:sz w:val="36"/>
+          <w:szCs w:val="36"/>
+        </w:rPr>
+        <w:t>S</w:t>
+      </w:r>
+      <w:r>
+        <w:rPr>
+          <w:rFonts w:ascii="Amasis MT Pro" w:hAnsi="Amasis MT Pro"/>
+          <w:sz w:val="36"/>
+          <w:szCs w:val="36"/>
+        </w:rPr>
+        <w:t>copo e motivazioni</w:t>
+      </w:r>
+    </w:p>
+    <w:p>
+      <w:pPr>
+        <w:jc w:val="both"/>
+        <w:rPr>
+          <w:rFonts w:ascii="Amasis MT Pro" w:hAnsi="Amasis MT Pro"/>
+          <w:sz w:val="28"/>
+          <w:szCs w:val="28"/>
+        </w:rPr>
+      </w:pPr>
+    </w:p>
+    <w:p>
+      <w:pPr>
+        <w:rPr>
+          <w:rFonts w:ascii="Amasis MT Pro" w:hAnsi="Amasis MT Pro"/>
+          <w:sz w:val="28"/>
+          <w:szCs w:val="28"/>
+        </w:rPr>
+      </w:pPr>
+      <w:r>
+        <w:rPr>
+          <w:rFonts w:ascii="Amasis MT Pro" w:hAnsi="Amasis MT Pro"/>
+          <w:sz w:val="28"/>
+          <w:szCs w:val="28"/>
+        </w:rPr>
+        <w:t xml:space="preserve">La principale richiesta </w:t>
+      </w:r>
+      <w:r>
+        <w:rPr>
+          <w:rFonts w:ascii="Amasis MT Pro" w:hAnsi="Amasis MT Pro"/>
+          <w:sz w:val="28"/>
+          <w:szCs w:val="28"/>
+        </w:rPr>
+        <w:t xml:space="preserve">per il modulo di Project Work </w:t>
+      </w:r>
+      <w:r>
+        <w:rPr>
+          <w:rFonts w:ascii="Amasis MT Pro" w:hAnsi="Amasis MT Pro"/>
+          <w:sz w:val="28"/>
+          <w:szCs w:val="28"/>
+        </w:rPr>
+        <w:t xml:space="preserve">è stata di pensare all’idea di un app </w:t>
+      </w:r>
+      <w:r>
+        <w:rPr>
+          <w:rFonts w:ascii="Amasis MT Pro" w:hAnsi="Amasis MT Pro"/>
+          <w:sz w:val="28"/>
+          <w:szCs w:val="28"/>
+        </w:rPr>
+        <w:t>(e</w:t>
+      </w:r>
+      <w:r>
+        <w:rPr>
+          <w:rFonts w:ascii="Amasis MT Pro" w:hAnsi="Amasis MT Pro"/>
+          <w:sz w:val="28"/>
+          <w:szCs w:val="28"/>
+        </w:rPr>
+        <w:t xml:space="preserve"> della conseguente tematica) </w:t>
+      </w:r>
+      <w:r>
+        <w:rPr>
+          <w:rFonts w:ascii="Amasis MT Pro" w:hAnsi="Amasis MT Pro"/>
+          <w:sz w:val="28"/>
+          <w:szCs w:val="28"/>
+        </w:rPr>
+        <w:t>come possibile progetto su cui lavorare in diversi gruppi tra colleghi per prepara</w:t>
+      </w:r>
+      <w:r>
+        <w:rPr>
+          <w:rFonts w:ascii="Amasis MT Pro" w:hAnsi="Amasis MT Pro"/>
+          <w:sz w:val="28"/>
+          <w:szCs w:val="28"/>
+        </w:rPr>
+        <w:t>rsi</w:t>
+      </w:r>
+      <w:r>
+        <w:rPr>
+          <w:rFonts w:ascii="Amasis MT Pro" w:hAnsi="Amasis MT Pro"/>
+          <w:sz w:val="28"/>
+          <w:szCs w:val="28"/>
+        </w:rPr>
+        <w:t xml:space="preserve"> al</w:t>
+      </w:r>
+      <w:r>
+        <w:rPr>
+          <w:rFonts w:ascii="Amasis MT Pro" w:hAnsi="Amasis MT Pro"/>
+          <w:sz w:val="28"/>
+          <w:szCs w:val="28"/>
+        </w:rPr>
+        <w:t xml:space="preserve"> progetto formativo</w:t>
+      </w:r>
+      <w:r>
+        <w:rPr>
+          <w:rFonts w:ascii="Amasis MT Pro" w:hAnsi="Amasis MT Pro"/>
+          <w:sz w:val="28"/>
+          <w:szCs w:val="28"/>
+        </w:rPr>
+        <w:t xml:space="preserve"> in stage ed avere modo di “sondare terreno” nel</w:t>
+      </w:r>
+      <w:r>
+        <w:rPr>
+          <w:rFonts w:ascii="Amasis MT Pro" w:hAnsi="Amasis MT Pro"/>
+          <w:sz w:val="28"/>
+          <w:szCs w:val="28"/>
+        </w:rPr>
+        <w:t xml:space="preserve"> vasto campo della programmazione di applicazioni Android. </w:t>
+      </w:r>
+    </w:p>
+    <w:p>
+      <w:pPr>
+        <w:rPr>
+          <w:rFonts w:ascii="Amasis MT Pro" w:hAnsi="Amasis MT Pro"/>
+          <w:sz w:val="28"/>
+          <w:szCs w:val="28"/>
+        </w:rPr>
+      </w:pPr>
+      <w:r>
+        <w:rPr>
+          <w:rFonts w:ascii="Amasis MT Pro" w:hAnsi="Amasis MT Pro"/>
+          <w:sz w:val="28"/>
+          <w:szCs w:val="28"/>
+        </w:rPr>
+        <w:t xml:space="preserve">Nel nostro caso, abbiamo avuto modo </w:t>
+      </w:r>
+      <w:r>
+        <w:rPr>
+          <w:rFonts w:ascii="Amasis MT Pro" w:hAnsi="Amasis MT Pro"/>
+          <w:sz w:val="28"/>
+          <w:szCs w:val="28"/>
+        </w:rPr>
+        <w:t>programmare</w:t>
+      </w:r>
+      <w:r>
+        <w:rPr>
+          <w:rFonts w:ascii="Amasis MT Pro" w:hAnsi="Amasis MT Pro"/>
+          <w:sz w:val="28"/>
+          <w:szCs w:val="28"/>
+        </w:rPr>
+        <w:t xml:space="preserve"> un’applicazione riguardante gli animali, la gestione degli animali dell’utente e le varie interazioni anche a livello commerciale per creare un potenziale fattore economico dietro all’idea.</w:t>
+      </w:r>
+    </w:p>
+    <w:p>
+      <w:pPr>
+        <w:rPr>
+          <w:rFonts w:ascii="Amasis MT Pro" w:hAnsi="Amasis MT Pro"/>
+          <w:sz w:val="28"/>
+          <w:szCs w:val="28"/>
+        </w:rPr>
+      </w:pPr>
+      <w:r>
+        <w:rPr>
+          <w:rFonts w:ascii="Amasis MT Pro" w:hAnsi="Amasis MT Pro"/>
+          <w:sz w:val="28"/>
+          <w:szCs w:val="28"/>
+        </w:rPr>
+        <w:t>L’idea nasce dal fatto che i componenti del gruppo possiedono almeno un animale e comprendono bene quale possa essere l’esigenza dell’utente nei confronti del propri</w:t>
+      </w:r>
+      <w:r>
+        <w:rPr>
+          <w:rFonts w:ascii="Amasis MT Pro" w:hAnsi="Amasis MT Pro"/>
+          <w:sz w:val="28"/>
+          <w:szCs w:val="28"/>
+        </w:rPr>
+        <w:t>o amico a quattro zampe</w:t>
+      </w:r>
+      <w:r>
+        <w:rPr>
+          <w:rFonts w:ascii="Amasis MT Pro" w:hAnsi="Amasis MT Pro"/>
+          <w:sz w:val="28"/>
+          <w:szCs w:val="28"/>
+        </w:rPr>
+        <w:t xml:space="preserve">. Questo ha fatto si che si creasse Crikle senza troppe esitazioni. </w:t>
+      </w:r>
+    </w:p>
+    <w:p>
+      <w:pPr>
+        <w:rPr>
+          <w:rFonts w:ascii="Amasis MT Pro" w:hAnsi="Amasis MT Pro"/>
+          <w:sz w:val="28"/>
+          <w:szCs w:val="28"/>
+        </w:rPr>
+      </w:pPr>
+      <w:r>
+        <w:rPr>
+          <w:rFonts w:ascii="Amasis MT Pro" w:hAnsi="Amasis MT Pro"/>
+          <w:sz w:val="28"/>
+          <w:szCs w:val="28"/>
+        </w:rPr>
+        <w:t>Brevemente,</w:t>
+      </w:r>
+      <w:r>
+        <w:rPr>
+          <w:rFonts w:ascii="Amasis MT Pro" w:hAnsi="Amasis MT Pro"/>
+          <w:sz w:val="28"/>
+          <w:szCs w:val="28"/>
+        </w:rPr>
+        <w:t xml:space="preserve"> </w:t>
+      </w:r>
+      <w:r>
+        <w:rPr>
+          <w:rFonts w:ascii="Amasis MT Pro" w:hAnsi="Amasis MT Pro"/>
+          <w:sz w:val="28"/>
+          <w:szCs w:val="28"/>
+        </w:rPr>
+        <w:t>l’applicazione avrebbe come obiettivo la possibilità da parte dell’utente di gestire la registrazione di vari animali domestici e delle loro conseguenti caratteristiche (nome, peso, altezza</w:t>
+      </w:r>
+      <w:r>
+        <w:rPr>
+          <w:rFonts w:ascii="Amasis MT Pro" w:hAnsi="Amasis MT Pro"/>
+          <w:sz w:val="28"/>
+          <w:szCs w:val="28"/>
+        </w:rPr>
+        <w:t>, relative note distintive</w:t>
+      </w:r>
+      <w:r>
+        <w:rPr>
+          <w:rFonts w:ascii="Amasis MT Pro" w:hAnsi="Amasis MT Pro"/>
+          <w:sz w:val="28"/>
+          <w:szCs w:val="28"/>
+        </w:rPr>
+        <w:t xml:space="preserve"> e condizioni cliniche)</w:t>
+      </w:r>
+      <w:r>
+        <w:rPr>
+          <w:rFonts w:ascii="Amasis MT Pro" w:hAnsi="Amasis MT Pro"/>
+          <w:sz w:val="28"/>
+          <w:szCs w:val="28"/>
+        </w:rPr>
+        <w:t xml:space="preserve"> e le conseguenti esigenze.</w:t>
+      </w:r>
+    </w:p>
+    <w:p>
+      <w:pPr>
+        <w:rPr>
+          <w:rFonts w:ascii="Amasis MT Pro" w:hAnsi="Amasis MT Pro"/>
+          <w:sz w:val="28"/>
+          <w:szCs w:val="28"/>
+        </w:rPr>
+      </w:pPr>
+      <w:r>
+        <w:rPr>
+          <w:rFonts w:ascii="Amasis MT Pro" w:hAnsi="Amasis MT Pro"/>
+          <w:sz w:val="28"/>
+          <w:szCs w:val="28"/>
+        </w:rPr>
+        <w:t>Inoltre, sarà facilitato anche nella registrazione</w:t>
+      </w:r>
+      <w:r>
+        <w:rPr>
+          <w:rFonts w:ascii="Amasis MT Pro" w:hAnsi="Amasis MT Pro"/>
+          <w:sz w:val="28"/>
+          <w:szCs w:val="28"/>
+        </w:rPr>
+        <w:t xml:space="preserve"> e ricerca</w:t>
+      </w:r>
+      <w:r>
+        <w:rPr>
+          <w:rFonts w:ascii="Amasis MT Pro" w:hAnsi="Amasis MT Pro"/>
+          <w:sz w:val="28"/>
+          <w:szCs w:val="28"/>
+        </w:rPr>
+        <w:t xml:space="preserve"> delle varie attività che l’utente permette all’animale di intraprendere. Le attività in questione saranno i servizi di Toilettatura, addestramento, veterinario e petsitting. </w:t>
+      </w:r>
+    </w:p>
+    <w:p>
+      <w:pPr>
         <w:rPr>
           <w:rFonts w:ascii="Amasis MT Pro" w:hAnsi="Amasis MT Pro"/>
           <w:color w:val="FF0000"/>
           <w:sz w:val="28"/>
           <w:szCs w:val="28"/>
         </w:rPr>
-        <w:t>utilizzo di MySQL e architettura del programma</w:t>
-      </w:r>
-      <w:r>
-        <w:rPr>
-          <w:rFonts w:ascii="Amasis MT Pro" w:hAnsi="Amasis MT Pro"/>
-          <w:sz w:val="28"/>
-          <w:szCs w:val="28"/>
-        </w:rPr>
-        <w:t xml:space="preserve">) abbiamo imparato i fondamentali delle strutture dei Database moderni con utilizzo di comandi d’esecuzione di query </w:t>
-      </w:r>
-      <w:r>
-        <w:rPr>
-          <w:rFonts w:ascii="Amasis MT Pro" w:hAnsi="Amasis MT Pro"/>
-          <w:sz w:val="28"/>
-          <w:szCs w:val="28"/>
-        </w:rPr>
-        <w:t xml:space="preserve">e rispettiva </w:t>
-      </w:r>
-      <w:r>
-        <w:rPr>
-          <w:rFonts w:ascii="Amasis MT Pro" w:hAnsi="Amasis MT Pro"/>
-          <w:sz w:val="28"/>
-          <w:szCs w:val="28"/>
-        </w:rPr>
-        <w:t>generazione/modifica</w:t>
-      </w:r>
-      <w:r>
-        <w:rPr>
-          <w:rFonts w:ascii="Amasis MT Pro" w:hAnsi="Amasis MT Pro"/>
-          <w:sz w:val="28"/>
-          <w:szCs w:val="28"/>
-        </w:rPr>
-        <w:t xml:space="preserve"> di </w:t>
-      </w:r>
-      <w:r>
-        <w:rPr>
-          <w:rFonts w:ascii="Amasis MT Pro" w:hAnsi="Amasis MT Pro"/>
-          <w:sz w:val="28"/>
-          <w:szCs w:val="28"/>
-        </w:rPr>
-        <w:t>ta</w:t>
-      </w:r>
-      <w:r>
-        <w:rPr>
-          <w:rFonts w:ascii="Amasis MT Pro" w:hAnsi="Amasis MT Pro"/>
-          <w:sz w:val="28"/>
-          <w:szCs w:val="28"/>
-        </w:rPr>
-        <w:t>belle.</w:t>
-      </w:r>
-    </w:p>
-    <w:p>
-      <w:pPr>
-        <w:rPr>
-          <w:rFonts w:ascii="Amasis MT Pro" w:hAnsi="Amasis MT Pro"/>
-          <w:sz w:val="28"/>
-          <w:szCs w:val="28"/>
-        </w:rPr>
-      </w:pPr>
-      <w:r>
-        <w:rPr>
-          <w:rFonts w:ascii="Amasis MT Pro" w:hAnsi="Amasis MT Pro"/>
-          <w:sz w:val="28"/>
-          <w:szCs w:val="28"/>
-        </w:rPr>
-        <w:t xml:space="preserve">Il modulo di Java è stato altrettanto fondamentale per la definizione dei concetti come programmazione </w:t>
-      </w:r>
-      <w:r>
+      </w:pPr>
+      <w:r>
+        <w:rPr>
+          <w:rFonts w:ascii="Amasis MT Pro" w:hAnsi="Amasis MT Pro"/>
+          <w:sz w:val="28"/>
+          <w:szCs w:val="28"/>
+        </w:rPr>
+        <w:t>È inoltre possibile cercare attività</w:t>
+      </w:r>
+      <w:r>
+        <w:rPr>
+          <w:rFonts w:ascii="Amasis MT Pro" w:hAnsi="Amasis MT Pro"/>
+          <w:sz w:val="28"/>
+          <w:szCs w:val="28"/>
+        </w:rPr>
+        <w:t xml:space="preserve"> </w:t>
+      </w:r>
+      <w:r>
+        <w:rPr>
+          <w:rFonts w:ascii="Amasis MT Pro" w:hAnsi="Amasis MT Pro"/>
+          <w:sz w:val="28"/>
+          <w:szCs w:val="28"/>
+        </w:rPr>
+        <w:t>commerciali legate</w:t>
+      </w:r>
+      <w:r>
+        <w:rPr>
+          <w:rFonts w:ascii="Amasis MT Pro" w:hAnsi="Amasis MT Pro"/>
+          <w:sz w:val="28"/>
+          <w:szCs w:val="28"/>
+        </w:rPr>
+        <w:t xml:space="preserve"> </w:t>
+      </w:r>
+      <w:r>
+        <w:rPr>
+          <w:rFonts w:ascii="Amasis MT Pro" w:hAnsi="Amasis MT Pro"/>
+          <w:sz w:val="28"/>
+          <w:szCs w:val="28"/>
+        </w:rPr>
+        <w:t>agli animali da compagnia, consultarne orari, recensioni e fissare appuntamenti.</w:t>
+      </w:r>
+      <w:r>
+        <w:rPr>
+          <w:rFonts w:ascii="Amasis MT Pro" w:hAnsi="Amasis MT Pro"/>
+          <w:sz w:val="28"/>
+          <w:szCs w:val="28"/>
+        </w:rPr>
+        <w:t xml:space="preserve"> </w:t>
+      </w:r>
+    </w:p>
+    <w:p>
+      <w:pPr>
+        <w:jc w:val="both"/>
         <w:rPr>
           <w:rFonts w:ascii="Amasis MT Pro" w:hAnsi="Amasis MT Pro"/>
           <w:color w:val="FF0000"/>
-          <w:sz w:val="28"/>
-          <w:szCs w:val="28"/>
-        </w:rPr>
-        <w:t>OOP</w:t>
-      </w:r>
-      <w:r>
-        <w:rPr>
-          <w:rFonts w:ascii="Amasis MT Pro" w:hAnsi="Amasis MT Pro"/>
-          <w:sz w:val="28"/>
-          <w:szCs w:val="28"/>
-        </w:rPr>
-        <w:t xml:space="preserve"> (</w:t>
-      </w:r>
-      <w:r>
-        <w:rPr>
-          <w:rFonts w:ascii="Amasis MT Pro" w:hAnsi="Amasis MT Pro"/>
-          <w:color w:val="FF0000"/>
-          <w:sz w:val="28"/>
-          <w:szCs w:val="28"/>
-        </w:rPr>
-        <w:t>Object Oriented Programming</w:t>
-      </w:r>
-      <w:r>
-        <w:rPr>
-          <w:rFonts w:ascii="Amasis MT Pro" w:hAnsi="Amasis MT Pro"/>
-          <w:sz w:val="28"/>
-          <w:szCs w:val="28"/>
-        </w:rPr>
-        <w:t>), differenti tecniche ed algoritmi di ordinamento</w:t>
-      </w:r>
-      <w:r>
-        <w:rPr>
-          <w:rFonts w:ascii="Amasis MT Pro" w:hAnsi="Amasis MT Pro"/>
-          <w:sz w:val="28"/>
-          <w:szCs w:val="28"/>
-        </w:rPr>
-        <w:t xml:space="preserve"> </w:t>
-      </w:r>
-      <w:r>
-        <w:rPr>
-          <w:rFonts w:ascii="Amasis MT Pro" w:hAnsi="Amasis MT Pro"/>
+        </w:rPr>
+      </w:pPr>
+    </w:p>
+    <w:p>
+      <w:pPr>
+        <w:jc w:val="both"/>
+        <w:rPr>
+          <w:rFonts w:ascii="Amasis MT Pro" w:hAnsi="Amasis MT Pro"/>
+          <w:sz w:val="36"/>
+          <w:szCs w:val="36"/>
+        </w:rPr>
+      </w:pPr>
+    </w:p>
+    <w:p>
+      <w:pPr>
+        <w:jc w:val="both"/>
+        <w:rPr>
+          <w:rFonts w:ascii="Amasis MT Pro" w:hAnsi="Amasis MT Pro"/>
+          <w:sz w:val="36"/>
+          <w:szCs w:val="36"/>
+        </w:rPr>
+      </w:pPr>
+    </w:p>
+    <w:p>
+      <w:pPr>
+        <w:jc w:val="both"/>
+        <w:rPr>
+          <w:rFonts w:ascii="Amasis MT Pro" w:hAnsi="Amasis MT Pro"/>
+          <w:sz w:val="36"/>
+          <w:szCs w:val="36"/>
+        </w:rPr>
+      </w:pPr>
+    </w:p>
+    <w:p>
+      <w:pPr>
+        <w:jc w:val="both"/>
+        <w:rPr>
+          <w:rFonts w:ascii="Amasis MT Pro" w:hAnsi="Amasis MT Pro"/>
+          <w:sz w:val="36"/>
+          <w:szCs w:val="36"/>
+        </w:rPr>
+      </w:pPr>
+    </w:p>
+    <w:p>
+      <w:pPr>
+        <w:jc w:val="both"/>
+        <w:rPr>
+          <w:rFonts w:ascii="Amasis MT Pro" w:hAnsi="Amasis MT Pro"/>
+          <w:sz w:val="36"/>
+          <w:szCs w:val="36"/>
+        </w:rPr>
+      </w:pPr>
+    </w:p>
+    <w:p>
+      <w:pPr>
+        <w:jc w:val="center"/>
+        <w:rPr>
+          <w:rFonts w:ascii="Amasis MT Pro" w:hAnsi="Amasis MT Pro"/>
+          <w:sz w:val="36"/>
+          <w:szCs w:val="36"/>
+        </w:rPr>
+      </w:pPr>
+      <w:r>
+        <w:rPr>
+          <w:rFonts w:ascii="Amasis MT Pro" w:hAnsi="Amasis MT Pro"/>
+          <w:sz w:val="36"/>
+          <w:szCs w:val="36"/>
+        </w:rPr>
+        <w:t>-</w:t>
+      </w:r>
+      <w:r>
+        <w:rPr>
+          <w:rFonts w:ascii="Amasis MT Pro" w:hAnsi="Amasis MT Pro"/>
+          <w:sz w:val="36"/>
+          <w:szCs w:val="36"/>
+        </w:rPr>
+        <w:t>Architettura</w:t>
+      </w:r>
+      <w:r>
+        <w:rPr>
+          <w:rFonts w:ascii="Amasis MT Pro" w:hAnsi="Amasis MT Pro"/>
+          <w:sz w:val="36"/>
+          <w:szCs w:val="36"/>
+        </w:rPr>
+        <w:t xml:space="preserve"> del</w:t>
+      </w:r>
+      <w:r>
+        <w:rPr>
+          <w:rFonts w:ascii="Amasis MT Pro" w:hAnsi="Amasis MT Pro"/>
+          <w:sz w:val="36"/>
+          <w:szCs w:val="36"/>
+        </w:rPr>
+        <w:t xml:space="preserve"> sistema</w:t>
+      </w:r>
+    </w:p>
+    <w:p>
+      <w:pPr>
+        <w:jc w:val="both"/>
+        <w:rPr>
+          <w:rFonts w:ascii="Amasis MT Pro" w:hAnsi="Amasis MT Pro"/>
+          <w:color w:val="000000" w:themeColor="text1"/>
+          <w:sz w:val="28"/>
+          <w:szCs w:val="28"/>
+        </w:rPr>
+      </w:pPr>
+    </w:p>
+    <w:p>
+      <w:pPr>
+        <w:jc w:val="both"/>
+        <w:rPr>
+          <w:rFonts w:ascii="Amasis MT Pro" w:hAnsi="Amasis MT Pro"/>
+          <w:color w:val="000000" w:themeColor="text1"/>
+          <w:sz w:val="28"/>
+          <w:szCs w:val="28"/>
+        </w:rPr>
+      </w:pPr>
+      <w:r>
+        <w:rPr>
+          <w:rFonts w:ascii="Amasis MT Pro" w:hAnsi="Amasis MT Pro"/>
+          <w:color w:val="000000" w:themeColor="text1"/>
+          <w:sz w:val="28"/>
+          <w:szCs w:val="28"/>
+        </w:rPr>
+        <w:t xml:space="preserve">Nella parte user cliente in app si può avere una lista dei nostri animali, possiamo aggiungere le loro caratteristiche e catalogare il loro stato d’animo e </w:t>
+      </w:r>
+      <w:r>
+        <w:rPr>
+          <w:rFonts w:ascii="Amasis MT Pro" w:hAnsi="Amasis MT Pro"/>
+          <w:color w:val="000000" w:themeColor="text1"/>
+          <w:sz w:val="28"/>
+          <w:szCs w:val="28"/>
+        </w:rPr>
+        <w:t>eventuali</w:t>
+      </w:r>
+      <w:r>
+        <w:rPr>
+          <w:rFonts w:ascii="Amasis MT Pro" w:hAnsi="Amasis MT Pro"/>
+          <w:color w:val="000000" w:themeColor="text1"/>
+          <w:sz w:val="28"/>
+          <w:szCs w:val="28"/>
+        </w:rPr>
+        <w:t xml:space="preserve"> cartell</w:t>
+      </w:r>
+      <w:r>
+        <w:rPr>
+          <w:rFonts w:ascii="Amasis MT Pro" w:hAnsi="Amasis MT Pro"/>
+          <w:color w:val="000000" w:themeColor="text1"/>
           <w:sz w:val="28"/>
           <w:szCs w:val="28"/>
         </w:rPr>
@@ -785,433 +1447,223 @@
       <w:r>
         <w:rPr>
           <w:rFonts w:ascii="Amasis MT Pro" w:hAnsi="Amasis MT Pro"/>
-          <w:sz w:val="28"/>
-          <w:szCs w:val="28"/>
-        </w:rPr>
-        <w:t xml:space="preserve"> conseguente </w:t>
-      </w:r>
-      <w:r>
-        <w:rPr>
-          <w:rFonts w:ascii="Amasis MT Pro" w:hAnsi="Amasis MT Pro"/>
-          <w:sz w:val="28"/>
-          <w:szCs w:val="28"/>
-        </w:rPr>
-        <w:t>relazion</w:t>
-      </w:r>
-      <w:r>
-        <w:rPr>
-          <w:rFonts w:ascii="Amasis MT Pro" w:hAnsi="Amasis MT Pro"/>
-          <w:sz w:val="28"/>
-          <w:szCs w:val="28"/>
-        </w:rPr>
-        <w:t xml:space="preserve">i </w:t>
-      </w:r>
-      <w:r>
-        <w:rPr>
-          <w:rFonts w:ascii="Amasis MT Pro" w:hAnsi="Amasis MT Pro"/>
-          <w:sz w:val="28"/>
-          <w:szCs w:val="28"/>
-        </w:rPr>
-        <w:t>tra i vari oggetti.</w:t>
-      </w:r>
-    </w:p>
-    <w:p>
-      <w:pPr>
-        <w:rPr>
-          <w:rFonts w:ascii="Amasis MT Pro" w:hAnsi="Amasis MT Pro"/>
-          <w:sz w:val="28"/>
-          <w:szCs w:val="28"/>
-        </w:rPr>
-      </w:pPr>
-      <w:r>
-        <w:rPr>
-          <w:rFonts w:ascii="Amasis MT Pro" w:hAnsi="Amasis MT Pro"/>
-          <w:sz w:val="28"/>
-          <w:szCs w:val="28"/>
-        </w:rPr>
-        <w:t xml:space="preserve">Attraverso il modulo di Android abbiamo esplorato le architetture del sistema e le logiche all’interno dello sviluppo di </w:t>
-      </w:r>
-      <w:proofErr w:type="gramStart"/>
-      <w:r>
-        <w:rPr>
-          <w:rFonts w:ascii="Amasis MT Pro" w:hAnsi="Amasis MT Pro"/>
-          <w:sz w:val="28"/>
-          <w:szCs w:val="28"/>
-        </w:rPr>
-        <w:t>un app</w:t>
-      </w:r>
-      <w:proofErr w:type="gramEnd"/>
-      <w:r>
-        <w:rPr>
-          <w:rFonts w:ascii="Amasis MT Pro" w:hAnsi="Amasis MT Pro"/>
-          <w:sz w:val="28"/>
-          <w:szCs w:val="28"/>
-        </w:rPr>
-        <w:t xml:space="preserve">, creazione dei componenti di layout (parte grafica) ed utilizzo di </w:t>
-      </w:r>
-      <w:r>
-        <w:rPr>
-          <w:rFonts w:ascii="Amasis MT Pro" w:hAnsi="Amasis MT Pro"/>
-          <w:color w:val="FF0000"/>
-          <w:sz w:val="28"/>
-          <w:szCs w:val="28"/>
-        </w:rPr>
-        <w:t>Java</w:t>
-      </w:r>
-      <w:r>
-        <w:rPr>
-          <w:rFonts w:ascii="Amasis MT Pro" w:hAnsi="Amasis MT Pro"/>
-          <w:sz w:val="28"/>
-          <w:szCs w:val="28"/>
-        </w:rPr>
-        <w:t xml:space="preserve"> per creare le varie classi modello con i rispettivi attributi</w:t>
-      </w:r>
-      <w:r>
-        <w:rPr>
-          <w:rFonts w:ascii="Amasis MT Pro" w:hAnsi="Amasis MT Pro"/>
-          <w:sz w:val="28"/>
-          <w:szCs w:val="28"/>
-        </w:rPr>
-        <w:t xml:space="preserve"> ed interazioni.</w:t>
-      </w:r>
-    </w:p>
-    <w:p>
-      <w:pPr>
-        <w:rPr>
-          <w:rFonts w:ascii="Amasis MT Pro" w:hAnsi="Amasis MT Pro"/>
-          <w:sz w:val="28"/>
-          <w:szCs w:val="28"/>
-        </w:rPr>
-      </w:pPr>
-      <w:r>
-        <w:rPr>
-          <w:rFonts w:ascii="Amasis MT Pro" w:hAnsi="Amasis MT Pro"/>
-          <w:sz w:val="28"/>
-          <w:szCs w:val="28"/>
-        </w:rPr>
-        <w:t xml:space="preserve">Il modulo di </w:t>
-      </w:r>
-      <w:r>
-        <w:rPr>
-          <w:rFonts w:ascii="Amasis MT Pro" w:hAnsi="Amasis MT Pro"/>
-          <w:color w:val="FF0000"/>
-          <w:sz w:val="28"/>
-          <w:szCs w:val="28"/>
-        </w:rPr>
-        <w:t>Backend</w:t>
-      </w:r>
-      <w:r>
-        <w:rPr>
-          <w:rFonts w:ascii="Amasis MT Pro" w:hAnsi="Amasis MT Pro"/>
-          <w:sz w:val="28"/>
-          <w:szCs w:val="28"/>
-        </w:rPr>
-        <w:t xml:space="preserve"> (utilizzo di Flask e strumenti come </w:t>
-      </w:r>
-      <w:r>
-        <w:rPr>
-          <w:rFonts w:ascii="Amasis MT Pro" w:hAnsi="Amasis MT Pro"/>
-          <w:sz w:val="28"/>
-          <w:szCs w:val="28"/>
-        </w:rPr>
-        <w:t>Retrofit ed</w:t>
-      </w:r>
-      <w:r>
-        <w:rPr>
-          <w:rFonts w:ascii="Amasis MT Pro" w:hAnsi="Amasis MT Pro"/>
-          <w:sz w:val="28"/>
-          <w:szCs w:val="28"/>
-        </w:rPr>
-        <w:t xml:space="preserve"> </w:t>
-      </w:r>
-      <w:r>
-        <w:rPr>
-          <w:rFonts w:ascii="Amasis MT Pro" w:hAnsi="Amasis MT Pro"/>
-          <w:color w:val="FF0000"/>
-          <w:sz w:val="28"/>
-          <w:szCs w:val="28"/>
-        </w:rPr>
-        <w:t>API REST</w:t>
-      </w:r>
-      <w:r>
-        <w:rPr>
-          <w:rFonts w:ascii="Amasis MT Pro" w:hAnsi="Amasis MT Pro"/>
-          <w:sz w:val="28"/>
-          <w:szCs w:val="28"/>
-        </w:rPr>
-        <w:t>) ha dettato gli standard di gestione del flusso di dati e la comunicazione tra Server e Client</w:t>
-      </w:r>
-      <w:r>
-        <w:rPr>
-          <w:rFonts w:ascii="Amasis MT Pro" w:hAnsi="Amasis MT Pro"/>
-          <w:sz w:val="28"/>
-          <w:szCs w:val="28"/>
-        </w:rPr>
-        <w:t>.</w:t>
-      </w:r>
-    </w:p>
-    <w:p>
-      <w:pPr>
-        <w:rPr>
-          <w:rFonts w:ascii="Amasis MT Pro" w:hAnsi="Amasis MT Pro"/>
-          <w:sz w:val="28"/>
-          <w:szCs w:val="28"/>
-        </w:rPr>
-      </w:pPr>
-      <w:r>
-        <w:rPr>
-          <w:rFonts w:ascii="Amasis MT Pro" w:hAnsi="Amasis MT Pro"/>
-          <w:sz w:val="28"/>
-          <w:szCs w:val="28"/>
-        </w:rPr>
-        <w:t>Tutto ciò che riguarda gli strumenti ed il linguaggio saranno approfonditi all’interno del seguente capitolo: “</w:t>
-      </w:r>
-      <w:r>
-        <w:rPr>
-          <w:rFonts w:ascii="Amasis MT Pro" w:hAnsi="Amasis MT Pro"/>
-        </w:rPr>
-        <w:t>LINGUAGGIO E TECNOLOGIE UTILIZZATI</w:t>
-      </w:r>
-      <w:r>
-        <w:rPr>
-          <w:rFonts w:ascii="Amasis MT Pro" w:hAnsi="Amasis MT Pro"/>
-        </w:rPr>
-        <w:t>”.</w:t>
-      </w:r>
-    </w:p>
-    <w:p>
-      <w:pPr>
-        <w:rPr>
-          <w:rFonts w:ascii="Amasis MT Pro" w:hAnsi="Amasis MT Pro"/>
-          <w:sz w:val="28"/>
-          <w:szCs w:val="28"/>
-        </w:rPr>
-      </w:pPr>
-      <w:r>
-        <w:rPr>
-          <w:rFonts w:ascii="Amasis MT Pro" w:hAnsi="Amasis MT Pro"/>
-          <w:sz w:val="28"/>
-          <w:szCs w:val="28"/>
-        </w:rPr>
-        <w:t>L</w:t>
-      </w:r>
-      <w:r>
-        <w:rPr>
-          <w:rFonts w:ascii="Amasis MT Pro" w:hAnsi="Amasis MT Pro"/>
-          <w:sz w:val="28"/>
-          <w:szCs w:val="28"/>
-        </w:rPr>
-        <w:t>a classe è stata</w:t>
-      </w:r>
-      <w:r>
-        <w:rPr>
-          <w:rFonts w:ascii="Amasis MT Pro" w:hAnsi="Amasis MT Pro"/>
-          <w:sz w:val="28"/>
-          <w:szCs w:val="28"/>
-        </w:rPr>
-        <w:t xml:space="preserve"> successivamente</w:t>
-      </w:r>
-      <w:r>
-        <w:rPr>
-          <w:rFonts w:ascii="Amasis MT Pro" w:hAnsi="Amasis MT Pro"/>
-          <w:sz w:val="28"/>
-          <w:szCs w:val="28"/>
-        </w:rPr>
-        <w:t xml:space="preserve"> divisa in gruppi per poter </w:t>
-      </w:r>
-      <w:r>
-        <w:rPr>
-          <w:rFonts w:ascii="Amasis MT Pro" w:hAnsi="Amasis MT Pro"/>
-          <w:sz w:val="28"/>
-          <w:szCs w:val="28"/>
-        </w:rPr>
-        <w:t>sfruttare</w:t>
-      </w:r>
-      <w:r>
-        <w:rPr>
-          <w:rFonts w:ascii="Amasis MT Pro" w:hAnsi="Amasis MT Pro"/>
-          <w:sz w:val="28"/>
-          <w:szCs w:val="28"/>
-        </w:rPr>
-        <w:t xml:space="preserve"> le conoscenze acquisite </w:t>
-      </w:r>
-      <w:r>
-        <w:rPr>
-          <w:rFonts w:ascii="Amasis MT Pro" w:hAnsi="Amasis MT Pro"/>
-          <w:sz w:val="28"/>
-          <w:szCs w:val="28"/>
-        </w:rPr>
-        <w:t>con il fine di</w:t>
-      </w:r>
-      <w:r>
-        <w:rPr>
-          <w:rFonts w:ascii="Amasis MT Pro" w:hAnsi="Amasis MT Pro"/>
-          <w:sz w:val="28"/>
-          <w:szCs w:val="28"/>
-        </w:rPr>
-        <w:t xml:space="preserve"> creare </w:t>
-      </w:r>
-      <w:r>
-        <w:rPr>
-          <w:rFonts w:ascii="Amasis MT Pro" w:hAnsi="Amasis MT Pro"/>
-          <w:sz w:val="28"/>
-          <w:szCs w:val="28"/>
-        </w:rPr>
-        <w:t xml:space="preserve">un’applicazione collegata </w:t>
-      </w:r>
-      <w:r>
-        <w:rPr>
-          <w:rFonts w:ascii="Amasis MT Pro" w:hAnsi="Amasis MT Pro"/>
-          <w:sz w:val="28"/>
-          <w:szCs w:val="28"/>
-        </w:rPr>
-        <w:t>a</w:t>
-      </w:r>
-      <w:r>
-        <w:rPr>
-          <w:rFonts w:ascii="Amasis MT Pro" w:hAnsi="Amasis MT Pro"/>
-          <w:sz w:val="28"/>
-          <w:szCs w:val="28"/>
-        </w:rPr>
-        <w:t>d</w:t>
-      </w:r>
-      <w:r>
-        <w:rPr>
-          <w:rFonts w:ascii="Amasis MT Pro" w:hAnsi="Amasis MT Pro"/>
-          <w:sz w:val="28"/>
-          <w:szCs w:val="28"/>
-        </w:rPr>
-        <w:t xml:space="preserve"> un database</w:t>
-      </w:r>
-      <w:r>
-        <w:rPr>
-          <w:rFonts w:ascii="Amasis MT Pro" w:hAnsi="Amasis MT Pro"/>
-          <w:sz w:val="28"/>
-          <w:szCs w:val="28"/>
-        </w:rPr>
-        <w:t xml:space="preserve"> con rispettivi servizi web</w:t>
-      </w:r>
-      <w:r>
-        <w:rPr>
-          <w:rFonts w:ascii="Amasis MT Pro" w:hAnsi="Amasis MT Pro"/>
-          <w:sz w:val="28"/>
-          <w:szCs w:val="28"/>
-        </w:rPr>
-        <w:t xml:space="preserve">. Il gruppo che ha creato l’applicazione </w:t>
-      </w:r>
-      <w:r>
-        <w:rPr>
-          <w:rFonts w:ascii="Amasis MT Pro" w:hAnsi="Amasis MT Pro"/>
-          <w:color w:val="FF0000"/>
-          <w:sz w:val="28"/>
-          <w:szCs w:val="28"/>
-          <w:u w:val="single"/>
-        </w:rPr>
-        <w:t xml:space="preserve">Crikle </w:t>
-      </w:r>
-      <w:r>
-        <w:rPr>
-          <w:rFonts w:ascii="Amasis MT Pro" w:hAnsi="Amasis MT Pro"/>
-          <w:sz w:val="28"/>
-          <w:szCs w:val="28"/>
-        </w:rPr>
-        <w:t>è formato da G</w:t>
-      </w:r>
-      <w:r>
-        <w:rPr>
-          <w:rFonts w:ascii="Amasis MT Pro" w:hAnsi="Amasis MT Pro"/>
-          <w:sz w:val="28"/>
-          <w:szCs w:val="28"/>
-        </w:rPr>
-        <w:t>abriele</w:t>
-      </w:r>
-      <w:r>
-        <w:rPr>
-          <w:rFonts w:ascii="Amasis MT Pro" w:hAnsi="Amasis MT Pro"/>
-          <w:sz w:val="28"/>
-          <w:szCs w:val="28"/>
-        </w:rPr>
-        <w:t xml:space="preserve"> Tomasso, F</w:t>
-      </w:r>
-      <w:r>
-        <w:rPr>
-          <w:rFonts w:ascii="Amasis MT Pro" w:hAnsi="Amasis MT Pro"/>
-          <w:sz w:val="28"/>
-          <w:szCs w:val="28"/>
-        </w:rPr>
-        <w:t>ederica</w:t>
-      </w:r>
-      <w:r>
-        <w:rPr>
-          <w:rFonts w:ascii="Amasis MT Pro" w:hAnsi="Amasis MT Pro"/>
-          <w:sz w:val="28"/>
-          <w:szCs w:val="28"/>
-        </w:rPr>
-        <w:t xml:space="preserve"> Panceri, L</w:t>
-      </w:r>
-      <w:r>
-        <w:rPr>
-          <w:rFonts w:ascii="Amasis MT Pro" w:hAnsi="Amasis MT Pro"/>
-          <w:sz w:val="28"/>
-          <w:szCs w:val="28"/>
-        </w:rPr>
-        <w:t>uca</w:t>
-      </w:r>
-      <w:r>
-        <w:rPr>
-          <w:rFonts w:ascii="Amasis MT Pro" w:hAnsi="Amasis MT Pro"/>
-          <w:sz w:val="28"/>
-          <w:szCs w:val="28"/>
-        </w:rPr>
-        <w:t xml:space="preserve"> Albertario e L</w:t>
-      </w:r>
-      <w:r>
-        <w:rPr>
-          <w:rFonts w:ascii="Amasis MT Pro" w:hAnsi="Amasis MT Pro"/>
-          <w:sz w:val="28"/>
-          <w:szCs w:val="28"/>
-        </w:rPr>
-        <w:t>uca</w:t>
-      </w:r>
-      <w:r>
-        <w:rPr>
-          <w:rFonts w:ascii="Amasis MT Pro" w:hAnsi="Amasis MT Pro"/>
-          <w:sz w:val="28"/>
-          <w:szCs w:val="28"/>
-        </w:rPr>
-        <w:t xml:space="preserve"> Gabello.</w:t>
-      </w:r>
-    </w:p>
-    <w:p>
-      <w:pPr>
-        <w:rPr>
-          <w:rFonts w:ascii="Amasis MT Pro" w:hAnsi="Amasis MT Pro"/>
-        </w:rPr>
-      </w:pPr>
-    </w:p>
-    <w:p>
-      <w:pPr>
-        <w:jc w:val="center"/>
-        <w:rPr>
-          <w:rFonts w:ascii="Amasis MT Pro" w:hAnsi="Amasis MT Pro"/>
-        </w:rPr>
-      </w:pPr>
-    </w:p>
-    <w:p>
-      <w:pPr>
-        <w:jc w:val="center"/>
-        <w:rPr>
-          <w:rFonts w:ascii="Amasis MT Pro" w:hAnsi="Amasis MT Pro"/>
-          <w:sz w:val="36"/>
-          <w:szCs w:val="36"/>
-        </w:rPr>
-      </w:pPr>
+          <w:color w:val="000000" w:themeColor="text1"/>
+          <w:sz w:val="28"/>
+          <w:szCs w:val="28"/>
+        </w:rPr>
+        <w:t xml:space="preserve"> clinic</w:t>
+      </w:r>
+      <w:r>
+        <w:rPr>
+          <w:rFonts w:ascii="Amasis MT Pro" w:hAnsi="Amasis MT Pro"/>
+          <w:color w:val="000000" w:themeColor="text1"/>
+          <w:sz w:val="28"/>
+          <w:szCs w:val="28"/>
+        </w:rPr>
+        <w:t>he</w:t>
+      </w:r>
+      <w:r>
+        <w:rPr>
+          <w:rFonts w:ascii="Amasis MT Pro" w:hAnsi="Amasis MT Pro"/>
+          <w:color w:val="000000" w:themeColor="text1"/>
+          <w:sz w:val="28"/>
+          <w:szCs w:val="28"/>
+        </w:rPr>
+        <w:t>. Ogni utente ha un calendario dove si possono segnare gli appuntamenti dei propri animali e prenotarne di nuovi, si potranno lasciare recensioni ai servizi usufruiti.</w:t>
+      </w:r>
     </w:p>
     <w:p>
       <w:pPr>
         <w:jc w:val="both"/>
         <w:rPr>
           <w:rFonts w:ascii="Amasis MT Pro" w:hAnsi="Amasis MT Pro"/>
+          <w:color w:val="000000" w:themeColor="text1"/>
+          <w:sz w:val="28"/>
+          <w:szCs w:val="28"/>
+        </w:rPr>
+      </w:pPr>
+      <w:r>
+        <w:rPr>
+          <w:rFonts w:ascii="Amasis MT Pro" w:hAnsi="Amasis MT Pro"/>
+          <w:color w:val="000000" w:themeColor="text1"/>
+          <w:sz w:val="28"/>
+          <w:szCs w:val="28"/>
+        </w:rPr>
+        <w:t>Da lato web desktop un esercente di servizi creerà un suo profilo e gestirà le proprie attività, inserendo orari, indirizzo, foto e descrizioni. Potranno essere visualizzate le recensioni di ogni attività e si disporrà di un calendario per poter accettare o rifiutare le richieste di appuntamento dei clienti.</w:t>
+      </w:r>
+    </w:p>
+    <w:p>
+      <w:pPr>
+        <w:jc w:val="both"/>
+        <w:rPr>
+          <w:rFonts w:ascii="Amasis MT Pro" w:hAnsi="Amasis MT Pro"/>
+          <w:sz w:val="28"/>
+          <w:szCs w:val="28"/>
+        </w:rPr>
+      </w:pPr>
+      <w:r>
+        <w:rPr>
+          <w:rFonts w:ascii="Amasis MT Pro" w:hAnsi="Amasis MT Pro"/>
+          <w:sz w:val="28"/>
+          <w:szCs w:val="28"/>
+        </w:rPr>
+        <w:t>Durante il lavoro a</w:t>
+      </w:r>
+      <w:r>
+        <w:rPr>
+          <w:rFonts w:ascii="Amasis MT Pro" w:hAnsi="Amasis MT Pro"/>
+          <w:sz w:val="28"/>
+          <w:szCs w:val="28"/>
+        </w:rPr>
+        <w:t>bbiamo usato “Fork”, un sistema collegato a GitHub per scambiarci file</w:t>
+      </w:r>
+      <w:r>
+        <w:rPr>
+          <w:rFonts w:ascii="Amasis MT Pro" w:hAnsi="Amasis MT Pro"/>
+          <w:sz w:val="28"/>
+          <w:szCs w:val="28"/>
+        </w:rPr>
+        <w:t xml:space="preserve"> in una cartella condivisa accessibile a tutti i membri del gruppo.</w:t>
+      </w:r>
+    </w:p>
+    <w:p>
+      <w:pPr>
+        <w:rPr>
+          <w:rFonts w:ascii="Amasis MT Pro" w:hAnsi="Amasis MT Pro"/>
+          <w:sz w:val="28"/>
+          <w:szCs w:val="28"/>
+        </w:rPr>
+      </w:pPr>
+    </w:p>
+    <w:p>
+      <w:pPr>
+        <w:rPr>
+          <w:rFonts w:ascii="Amasis MT Pro" w:hAnsi="Amasis MT Pro"/>
+          <w:sz w:val="28"/>
+          <w:szCs w:val="28"/>
+        </w:rPr>
+      </w:pPr>
+    </w:p>
+    <w:p>
+      <w:pPr>
+        <w:rPr>
+          <w:rFonts w:ascii="Amasis MT Pro" w:hAnsi="Amasis MT Pro"/>
+          <w:sz w:val="36"/>
+          <w:szCs w:val="36"/>
+        </w:rPr>
+      </w:pPr>
+    </w:p>
+    <w:p>
+      <w:pPr>
+        <w:rPr>
+          <w:rFonts w:ascii="Amasis MT Pro" w:hAnsi="Amasis MT Pro"/>
+          <w:sz w:val="36"/>
+          <w:szCs w:val="36"/>
+        </w:rPr>
+      </w:pPr>
+    </w:p>
+    <w:p>
+      <w:pPr>
+        <w:rPr>
+          <w:rFonts w:ascii="Amasis MT Pro" w:hAnsi="Amasis MT Pro"/>
+          <w:sz w:val="36"/>
+          <w:szCs w:val="36"/>
+        </w:rPr>
+      </w:pPr>
+    </w:p>
+    <w:p>
+      <w:pPr>
+        <w:rPr>
+          <w:rFonts w:ascii="Amasis MT Pro" w:hAnsi="Amasis MT Pro"/>
+          <w:sz w:val="36"/>
+          <w:szCs w:val="36"/>
+        </w:rPr>
+      </w:pPr>
+    </w:p>
+    <w:p>
+      <w:pPr>
+        <w:rPr>
+          <w:rFonts w:ascii="Amasis MT Pro" w:hAnsi="Amasis MT Pro"/>
+          <w:sz w:val="36"/>
+          <w:szCs w:val="36"/>
+        </w:rPr>
+      </w:pPr>
+    </w:p>
+    <w:p>
+      <w:pPr>
+        <w:rPr>
+          <w:rFonts w:ascii="Amasis MT Pro" w:hAnsi="Amasis MT Pro"/>
+          <w:sz w:val="36"/>
+          <w:szCs w:val="36"/>
+        </w:rPr>
+      </w:pPr>
+    </w:p>
+    <w:p>
+      <w:pPr>
+        <w:rPr>
+          <w:rFonts w:ascii="Amasis MT Pro" w:hAnsi="Amasis MT Pro"/>
+          <w:sz w:val="36"/>
+          <w:szCs w:val="36"/>
+        </w:rPr>
+      </w:pPr>
+    </w:p>
+    <w:p>
+      <w:pPr>
+        <w:rPr>
+          <w:rFonts w:ascii="Amasis MT Pro" w:hAnsi="Amasis MT Pro"/>
+          <w:sz w:val="36"/>
+          <w:szCs w:val="36"/>
+        </w:rPr>
+      </w:pPr>
+    </w:p>
+    <w:p>
+      <w:pPr>
+        <w:rPr>
+          <w:rFonts w:ascii="Amasis MT Pro" w:hAnsi="Amasis MT Pro"/>
+          <w:sz w:val="36"/>
+          <w:szCs w:val="36"/>
+        </w:rPr>
+      </w:pPr>
+    </w:p>
+    <w:p>
+      <w:pPr>
+        <w:rPr>
+          <w:rFonts w:ascii="Amasis MT Pro" w:hAnsi="Amasis MT Pro"/>
+          <w:sz w:val="36"/>
+          <w:szCs w:val="36"/>
+        </w:rPr>
+      </w:pPr>
+    </w:p>
+    <w:p>
+      <w:pPr>
+        <w:rPr>
+          <w:rFonts w:ascii="Amasis MT Pro" w:hAnsi="Amasis MT Pro"/>
+          <w:sz w:val="36"/>
+          <w:szCs w:val="36"/>
+        </w:rPr>
+      </w:pPr>
+    </w:p>
+    <w:p>
+      <w:pPr>
+        <w:rPr>
+          <w:rFonts w:ascii="Amasis MT Pro" w:hAnsi="Amasis MT Pro"/>
+          <w:sz w:val="36"/>
+          <w:szCs w:val="36"/>
+        </w:rPr>
+      </w:pPr>
+      <w:r>
+        <w:rPr>
+          <w:rFonts w:ascii="Amasis MT Pro" w:hAnsi="Amasis MT Pro"/>
+          <w:sz w:val="36"/>
+          <w:szCs w:val="36"/>
+        </w:rPr>
+        <w:t>Materiale utilizzato</w:t>
+      </w:r>
+    </w:p>
+    <w:p>
+      <w:pPr>
+        <w:rPr>
+          <w:rFonts w:ascii="Amasis MT Pro" w:hAnsi="Amasis MT Pro"/>
           <w:sz w:val="36"/>
           <w:szCs w:val="36"/>
         </w:rPr>
@@ -1223,800 +1675,6 @@
           <w:szCs w:val="36"/>
         </w:rPr>
         <w:lastRenderedPageBreak/>
-        <w:t>S</w:t>
-      </w:r>
-      <w:r>
-        <w:rPr>
-          <w:rFonts w:ascii="Amasis MT Pro" w:hAnsi="Amasis MT Pro"/>
-          <w:sz w:val="36"/>
-          <w:szCs w:val="36"/>
-        </w:rPr>
-        <w:t>copo e motivazioni</w:t>
-      </w:r>
-    </w:p>
-    <w:p>
-      <w:pPr>
-        <w:jc w:val="both"/>
-        <w:rPr>
-          <w:rFonts w:ascii="Amasis MT Pro" w:hAnsi="Amasis MT Pro"/>
-          <w:sz w:val="28"/>
-          <w:szCs w:val="28"/>
-        </w:rPr>
-      </w:pPr>
-    </w:p>
-    <w:p>
-      <w:pPr>
-        <w:rPr>
-          <w:rFonts w:ascii="Amasis MT Pro" w:hAnsi="Amasis MT Pro"/>
-          <w:sz w:val="28"/>
-          <w:szCs w:val="28"/>
-        </w:rPr>
-      </w:pPr>
-      <w:r>
-        <w:rPr>
-          <w:rFonts w:ascii="Amasis MT Pro" w:hAnsi="Amasis MT Pro"/>
-          <w:sz w:val="28"/>
-          <w:szCs w:val="28"/>
-        </w:rPr>
-        <w:t xml:space="preserve">La principale richiesta </w:t>
-      </w:r>
-      <w:r>
-        <w:rPr>
-          <w:rFonts w:ascii="Amasis MT Pro" w:hAnsi="Amasis MT Pro"/>
-          <w:sz w:val="28"/>
-          <w:szCs w:val="28"/>
-        </w:rPr>
-        <w:t xml:space="preserve">per il modulo di Project Work </w:t>
-      </w:r>
-      <w:r>
-        <w:rPr>
-          <w:rFonts w:ascii="Amasis MT Pro" w:hAnsi="Amasis MT Pro"/>
-          <w:sz w:val="28"/>
-          <w:szCs w:val="28"/>
-        </w:rPr>
-        <w:t xml:space="preserve">è stata di pensare all’idea di </w:t>
-      </w:r>
-      <w:proofErr w:type="gramStart"/>
-      <w:r>
-        <w:rPr>
-          <w:rFonts w:ascii="Amasis MT Pro" w:hAnsi="Amasis MT Pro"/>
-          <w:sz w:val="28"/>
-          <w:szCs w:val="28"/>
-        </w:rPr>
-        <w:t>un app</w:t>
-      </w:r>
-      <w:proofErr w:type="gramEnd"/>
-      <w:r>
-        <w:rPr>
-          <w:rFonts w:ascii="Amasis MT Pro" w:hAnsi="Amasis MT Pro"/>
-          <w:sz w:val="28"/>
-          <w:szCs w:val="28"/>
-        </w:rPr>
-        <w:t xml:space="preserve"> </w:t>
-      </w:r>
-      <w:r>
-        <w:rPr>
-          <w:rFonts w:ascii="Amasis MT Pro" w:hAnsi="Amasis MT Pro"/>
-          <w:sz w:val="28"/>
-          <w:szCs w:val="28"/>
-        </w:rPr>
-        <w:t>(e</w:t>
-      </w:r>
-      <w:r>
-        <w:rPr>
-          <w:rFonts w:ascii="Amasis MT Pro" w:hAnsi="Amasis MT Pro"/>
-          <w:sz w:val="28"/>
-          <w:szCs w:val="28"/>
-        </w:rPr>
-        <w:t xml:space="preserve"> della conseguente tematica) </w:t>
-      </w:r>
-      <w:r>
-        <w:rPr>
-          <w:rFonts w:ascii="Amasis MT Pro" w:hAnsi="Amasis MT Pro"/>
-          <w:sz w:val="28"/>
-          <w:szCs w:val="28"/>
-        </w:rPr>
-        <w:t>come possibile progetto su cui lavorare in diversi gruppi tra colleghi per prepara</w:t>
-      </w:r>
-      <w:r>
-        <w:rPr>
-          <w:rFonts w:ascii="Amasis MT Pro" w:hAnsi="Amasis MT Pro"/>
-          <w:sz w:val="28"/>
-          <w:szCs w:val="28"/>
-        </w:rPr>
-        <w:t>rsi</w:t>
-      </w:r>
-      <w:r>
-        <w:rPr>
-          <w:rFonts w:ascii="Amasis MT Pro" w:hAnsi="Amasis MT Pro"/>
-          <w:sz w:val="28"/>
-          <w:szCs w:val="28"/>
-        </w:rPr>
-        <w:t xml:space="preserve"> al</w:t>
-      </w:r>
-      <w:r>
-        <w:rPr>
-          <w:rFonts w:ascii="Amasis MT Pro" w:hAnsi="Amasis MT Pro"/>
-          <w:sz w:val="28"/>
-          <w:szCs w:val="28"/>
-        </w:rPr>
-        <w:t xml:space="preserve"> progetto formativo</w:t>
-      </w:r>
-      <w:r>
-        <w:rPr>
-          <w:rFonts w:ascii="Amasis MT Pro" w:hAnsi="Amasis MT Pro"/>
-          <w:sz w:val="28"/>
-          <w:szCs w:val="28"/>
-        </w:rPr>
-        <w:t xml:space="preserve"> in stage ed avere modo di “sondare terreno” nel</w:t>
-      </w:r>
-      <w:r>
-        <w:rPr>
-          <w:rFonts w:ascii="Amasis MT Pro" w:hAnsi="Amasis MT Pro"/>
-          <w:sz w:val="28"/>
-          <w:szCs w:val="28"/>
-        </w:rPr>
-        <w:t xml:space="preserve"> vasto campo della programmazione di applicazioni Android. </w:t>
-      </w:r>
-      <w:r>
-        <w:rPr>
-          <w:rFonts w:ascii="Amasis MT Pro" w:hAnsi="Amasis MT Pro"/>
-          <w:sz w:val="28"/>
-          <w:szCs w:val="28"/>
-        </w:rPr>
-        <w:t xml:space="preserve">La versione utilizzata è Android 6.0 (Marshmallow) con API </w:t>
-      </w:r>
-      <w:proofErr w:type="spellStart"/>
-      <w:r>
-        <w:rPr>
-          <w:rFonts w:ascii="Amasis MT Pro" w:hAnsi="Amasis MT Pro"/>
-          <w:sz w:val="28"/>
-          <w:szCs w:val="28"/>
-        </w:rPr>
-        <w:t>level</w:t>
-      </w:r>
-      <w:proofErr w:type="spellEnd"/>
-      <w:r>
-        <w:rPr>
-          <w:rFonts w:ascii="Amasis MT Pro" w:hAnsi="Amasis MT Pro"/>
-          <w:sz w:val="28"/>
-          <w:szCs w:val="28"/>
-        </w:rPr>
-        <w:t xml:space="preserve"> 23</w:t>
-      </w:r>
-      <w:r>
-        <w:rPr>
-          <w:rFonts w:ascii="Amasis MT Pro" w:hAnsi="Amasis MT Pro"/>
-          <w:sz w:val="28"/>
-          <w:szCs w:val="28"/>
-        </w:rPr>
-        <w:t>.</w:t>
-      </w:r>
-    </w:p>
-    <w:p>
-      <w:pPr>
-        <w:rPr>
-          <w:rFonts w:ascii="Amasis MT Pro" w:hAnsi="Amasis MT Pro"/>
-          <w:sz w:val="28"/>
-          <w:szCs w:val="28"/>
-        </w:rPr>
-      </w:pPr>
-      <w:r>
-        <w:rPr>
-          <w:rFonts w:ascii="Amasis MT Pro" w:hAnsi="Amasis MT Pro"/>
-          <w:sz w:val="28"/>
-          <w:szCs w:val="28"/>
-        </w:rPr>
-        <w:t>Nel nostro caso, abbiamo avuto modo di lavorare su un’applicazione riguardante gli animali, la gestione degli animali dell’utente e le varie interazioni anche a livello commerciale per creare un potenziale fattore economico dietro all’idea.</w:t>
-      </w:r>
-    </w:p>
-    <w:p>
-      <w:pPr>
-        <w:rPr>
-          <w:rFonts w:ascii="Amasis MT Pro" w:hAnsi="Amasis MT Pro"/>
-          <w:sz w:val="28"/>
-          <w:szCs w:val="28"/>
-        </w:rPr>
-      </w:pPr>
-      <w:r>
-        <w:rPr>
-          <w:rFonts w:ascii="Amasis MT Pro" w:hAnsi="Amasis MT Pro"/>
-          <w:sz w:val="28"/>
-          <w:szCs w:val="28"/>
-        </w:rPr>
-        <w:t>L’idea nasce dal fatto che i componenti del gruppo possiedono almeno un animale e comprendono bene quale possa essere l’esigenza dell’utente nei confronti del propri</w:t>
-      </w:r>
-      <w:r>
-        <w:rPr>
-          <w:rFonts w:ascii="Amasis MT Pro" w:hAnsi="Amasis MT Pro"/>
-          <w:sz w:val="28"/>
-          <w:szCs w:val="28"/>
-        </w:rPr>
-        <w:t>o amico a quattro zampe</w:t>
-      </w:r>
-      <w:r>
-        <w:rPr>
-          <w:rFonts w:ascii="Amasis MT Pro" w:hAnsi="Amasis MT Pro"/>
-          <w:sz w:val="28"/>
-          <w:szCs w:val="28"/>
-        </w:rPr>
-        <w:t xml:space="preserve">. Questo ha fatto si che si creasse </w:t>
-      </w:r>
-      <w:proofErr w:type="spellStart"/>
-      <w:r>
-        <w:rPr>
-          <w:rFonts w:ascii="Amasis MT Pro" w:hAnsi="Amasis MT Pro"/>
-          <w:sz w:val="28"/>
-          <w:szCs w:val="28"/>
-        </w:rPr>
-        <w:t>Crikle</w:t>
-      </w:r>
-      <w:proofErr w:type="spellEnd"/>
-      <w:r>
-        <w:rPr>
-          <w:rFonts w:ascii="Amasis MT Pro" w:hAnsi="Amasis MT Pro"/>
-          <w:sz w:val="28"/>
-          <w:szCs w:val="28"/>
-        </w:rPr>
-        <w:t xml:space="preserve"> senza troppe esitazioni. </w:t>
-      </w:r>
-    </w:p>
-    <w:p>
-      <w:pPr>
-        <w:rPr>
-          <w:rFonts w:ascii="Amasis MT Pro" w:hAnsi="Amasis MT Pro"/>
-          <w:sz w:val="28"/>
-          <w:szCs w:val="28"/>
-        </w:rPr>
-      </w:pPr>
-      <w:r>
-        <w:rPr>
-          <w:rFonts w:ascii="Amasis MT Pro" w:hAnsi="Amasis MT Pro"/>
-          <w:sz w:val="28"/>
-          <w:szCs w:val="28"/>
-        </w:rPr>
-        <w:t>Brevemente,</w:t>
-      </w:r>
-      <w:r>
-        <w:rPr>
-          <w:rFonts w:ascii="Amasis MT Pro" w:hAnsi="Amasis MT Pro"/>
-          <w:sz w:val="28"/>
-          <w:szCs w:val="28"/>
-        </w:rPr>
-        <w:t xml:space="preserve"> </w:t>
-      </w:r>
-      <w:r>
-        <w:rPr>
-          <w:rFonts w:ascii="Amasis MT Pro" w:hAnsi="Amasis MT Pro"/>
-          <w:sz w:val="28"/>
-          <w:szCs w:val="28"/>
-        </w:rPr>
-        <w:t>l’applicazione avrebbe come obiettivo la possibilità da parte dell’utente di gestire la registrazione di vari animali domestici e delle loro conseguenti caratteristiche (nome, peso, altezza</w:t>
-      </w:r>
-      <w:r>
-        <w:rPr>
-          <w:rFonts w:ascii="Amasis MT Pro" w:hAnsi="Amasis MT Pro"/>
-          <w:sz w:val="28"/>
-          <w:szCs w:val="28"/>
-        </w:rPr>
-        <w:t>, relative note distintive</w:t>
-      </w:r>
-      <w:r>
-        <w:rPr>
-          <w:rFonts w:ascii="Amasis MT Pro" w:hAnsi="Amasis MT Pro"/>
-          <w:sz w:val="28"/>
-          <w:szCs w:val="28"/>
-        </w:rPr>
-        <w:t xml:space="preserve"> e condizioni cliniche)</w:t>
-      </w:r>
-      <w:r>
-        <w:rPr>
-          <w:rFonts w:ascii="Amasis MT Pro" w:hAnsi="Amasis MT Pro"/>
-          <w:sz w:val="28"/>
-          <w:szCs w:val="28"/>
-        </w:rPr>
-        <w:t xml:space="preserve"> e le conseguenti esigenze.</w:t>
-      </w:r>
-    </w:p>
-    <w:p>
-      <w:pPr>
-        <w:rPr>
-          <w:rFonts w:ascii="Amasis MT Pro" w:hAnsi="Amasis MT Pro"/>
-          <w:sz w:val="28"/>
-          <w:szCs w:val="28"/>
-        </w:rPr>
-      </w:pPr>
-      <w:r>
-        <w:rPr>
-          <w:rFonts w:ascii="Amasis MT Pro" w:hAnsi="Amasis MT Pro"/>
-          <w:sz w:val="28"/>
-          <w:szCs w:val="28"/>
-        </w:rPr>
-        <w:t>Inoltre, sarà facilitato anche nella registrazione</w:t>
-      </w:r>
-      <w:r>
-        <w:rPr>
-          <w:rFonts w:ascii="Amasis MT Pro" w:hAnsi="Amasis MT Pro"/>
-          <w:sz w:val="28"/>
-          <w:szCs w:val="28"/>
-        </w:rPr>
-        <w:t xml:space="preserve"> e ricerca</w:t>
-      </w:r>
-      <w:r>
-        <w:rPr>
-          <w:rFonts w:ascii="Amasis MT Pro" w:hAnsi="Amasis MT Pro"/>
-          <w:sz w:val="28"/>
-          <w:szCs w:val="28"/>
-        </w:rPr>
-        <w:t xml:space="preserve"> delle varie attività che l’utente permette all’animale di intraprendere. Le attività in questione saranno i servizi di Toilettatura, addestramento, veterinario e petsitting. </w:t>
-      </w:r>
-    </w:p>
-    <w:p>
-      <w:pPr>
-        <w:rPr>
-          <w:rFonts w:ascii="Amasis MT Pro" w:hAnsi="Amasis MT Pro"/>
-          <w:color w:val="FF0000"/>
-          <w:sz w:val="28"/>
-          <w:szCs w:val="28"/>
-        </w:rPr>
-      </w:pPr>
-      <w:r>
-        <w:rPr>
-          <w:rFonts w:ascii="Amasis MT Pro" w:hAnsi="Amasis MT Pro"/>
-          <w:sz w:val="28"/>
-          <w:szCs w:val="28"/>
-        </w:rPr>
-        <w:t>È inoltre possibile cercare attività</w:t>
-      </w:r>
-      <w:r>
-        <w:rPr>
-          <w:rFonts w:ascii="Amasis MT Pro" w:hAnsi="Amasis MT Pro"/>
-          <w:sz w:val="28"/>
-          <w:szCs w:val="28"/>
-        </w:rPr>
-        <w:t xml:space="preserve"> </w:t>
-      </w:r>
-      <w:r>
-        <w:rPr>
-          <w:rFonts w:ascii="Amasis MT Pro" w:hAnsi="Amasis MT Pro"/>
-          <w:sz w:val="28"/>
-          <w:szCs w:val="28"/>
-        </w:rPr>
-        <w:t>commerciali legate</w:t>
-      </w:r>
-      <w:r>
-        <w:rPr>
-          <w:rFonts w:ascii="Amasis MT Pro" w:hAnsi="Amasis MT Pro"/>
-          <w:sz w:val="28"/>
-          <w:szCs w:val="28"/>
-        </w:rPr>
-        <w:t xml:space="preserve"> </w:t>
-      </w:r>
-      <w:r>
-        <w:rPr>
-          <w:rFonts w:ascii="Amasis MT Pro" w:hAnsi="Amasis MT Pro"/>
-          <w:sz w:val="28"/>
-          <w:szCs w:val="28"/>
-        </w:rPr>
-        <w:t>agli animali da compagnia, consultarne orari, recensioni e fissare appuntamenti.</w:t>
-      </w:r>
-      <w:r>
-        <w:rPr>
-          <w:rFonts w:ascii="Amasis MT Pro" w:hAnsi="Amasis MT Pro"/>
-          <w:sz w:val="28"/>
-          <w:szCs w:val="28"/>
-        </w:rPr>
-        <w:t xml:space="preserve"> </w:t>
-      </w:r>
-    </w:p>
-    <w:p>
-      <w:pPr>
-        <w:jc w:val="both"/>
-        <w:rPr>
-          <w:rFonts w:ascii="Amasis MT Pro" w:hAnsi="Amasis MT Pro"/>
-          <w:color w:val="FF0000"/>
-        </w:rPr>
-      </w:pPr>
-    </w:p>
-    <w:p>
-      <w:pPr>
-        <w:jc w:val="both"/>
-        <w:rPr>
-          <w:rFonts w:ascii="Amasis MT Pro" w:hAnsi="Amasis MT Pro"/>
-          <w:sz w:val="36"/>
-          <w:szCs w:val="36"/>
-        </w:rPr>
-      </w:pPr>
-    </w:p>
-    <w:p>
-      <w:pPr>
-        <w:jc w:val="both"/>
-        <w:rPr>
-          <w:rFonts w:ascii="Amasis MT Pro" w:hAnsi="Amasis MT Pro"/>
-          <w:sz w:val="36"/>
-          <w:szCs w:val="36"/>
-        </w:rPr>
-      </w:pPr>
-    </w:p>
-    <w:p>
-      <w:pPr>
-        <w:jc w:val="both"/>
-        <w:rPr>
-          <w:rFonts w:ascii="Amasis MT Pro" w:hAnsi="Amasis MT Pro"/>
-          <w:sz w:val="36"/>
-          <w:szCs w:val="36"/>
-        </w:rPr>
-      </w:pPr>
-    </w:p>
-    <w:p>
-      <w:pPr>
-        <w:jc w:val="both"/>
-        <w:rPr>
-          <w:rFonts w:ascii="Amasis MT Pro" w:hAnsi="Amasis MT Pro"/>
-          <w:sz w:val="36"/>
-          <w:szCs w:val="36"/>
-        </w:rPr>
-      </w:pPr>
-    </w:p>
-    <w:p>
-      <w:pPr>
-        <w:jc w:val="both"/>
-        <w:rPr>
-          <w:rFonts w:ascii="Amasis MT Pro" w:hAnsi="Amasis MT Pro"/>
-          <w:sz w:val="36"/>
-          <w:szCs w:val="36"/>
-        </w:rPr>
-      </w:pPr>
-    </w:p>
-    <w:p>
-      <w:pPr>
-        <w:jc w:val="both"/>
-        <w:rPr>
-          <w:rFonts w:ascii="Amasis MT Pro" w:hAnsi="Amasis MT Pro"/>
-          <w:sz w:val="36"/>
-          <w:szCs w:val="36"/>
-        </w:rPr>
-      </w:pPr>
-      <w:r>
-        <w:rPr>
-          <w:rFonts w:ascii="Amasis MT Pro" w:hAnsi="Amasis MT Pro"/>
-          <w:sz w:val="36"/>
-          <w:szCs w:val="36"/>
-        </w:rPr>
-        <w:t>Architettura</w:t>
-      </w:r>
-      <w:r>
-        <w:rPr>
-          <w:rFonts w:ascii="Amasis MT Pro" w:hAnsi="Amasis MT Pro"/>
-          <w:sz w:val="36"/>
-          <w:szCs w:val="36"/>
-        </w:rPr>
-        <w:t xml:space="preserve"> del</w:t>
-      </w:r>
-      <w:r>
-        <w:rPr>
-          <w:rFonts w:ascii="Amasis MT Pro" w:hAnsi="Amasis MT Pro"/>
-          <w:sz w:val="36"/>
-          <w:szCs w:val="36"/>
-        </w:rPr>
-        <w:t xml:space="preserve"> sistema</w:t>
-      </w:r>
-      <w:r>
-        <w:rPr>
-          <w:rFonts w:ascii="Amasis MT Pro" w:hAnsi="Amasis MT Pro"/>
-          <w:sz w:val="36"/>
-          <w:szCs w:val="36"/>
-        </w:rPr>
-        <w:t xml:space="preserve"> </w:t>
-      </w:r>
-    </w:p>
-    <w:p>
-      <w:pPr>
-        <w:jc w:val="both"/>
-        <w:rPr>
-          <w:rFonts w:ascii="Amasis MT Pro" w:hAnsi="Amasis MT Pro"/>
-          <w:color w:val="000000" w:themeColor="text1"/>
-          <w:sz w:val="28"/>
-          <w:szCs w:val="28"/>
-        </w:rPr>
-      </w:pPr>
-    </w:p>
-    <w:p>
-      <w:pPr>
-        <w:jc w:val="both"/>
-        <w:rPr>
-          <w:rFonts w:ascii="Amasis MT Pro" w:hAnsi="Amasis MT Pro"/>
-          <w:color w:val="000000" w:themeColor="text1"/>
-          <w:sz w:val="28"/>
-          <w:szCs w:val="28"/>
-        </w:rPr>
-      </w:pPr>
-      <w:r>
-        <w:rPr>
-          <w:rFonts w:ascii="Amasis MT Pro" w:hAnsi="Amasis MT Pro"/>
-          <w:color w:val="000000" w:themeColor="text1"/>
-          <w:sz w:val="28"/>
-          <w:szCs w:val="28"/>
-        </w:rPr>
-        <w:t xml:space="preserve">Nella parte user cliente in app si può avere una lista dei nostri animali, possiamo aggiungere le loro caratteristiche e catalogare il loro stato d’animo </w:t>
-      </w:r>
-      <w:proofErr w:type="gramStart"/>
-      <w:r>
-        <w:rPr>
-          <w:rFonts w:ascii="Amasis MT Pro" w:hAnsi="Amasis MT Pro"/>
-          <w:color w:val="000000" w:themeColor="text1"/>
-          <w:sz w:val="28"/>
-          <w:szCs w:val="28"/>
-        </w:rPr>
-        <w:t>e</w:t>
-      </w:r>
-      <w:proofErr w:type="gramEnd"/>
-      <w:r>
-        <w:rPr>
-          <w:rFonts w:ascii="Amasis MT Pro" w:hAnsi="Amasis MT Pro"/>
-          <w:color w:val="000000" w:themeColor="text1"/>
-          <w:sz w:val="28"/>
-          <w:szCs w:val="28"/>
-        </w:rPr>
-        <w:t xml:space="preserve"> </w:t>
-      </w:r>
-      <w:r>
-        <w:rPr>
-          <w:rFonts w:ascii="Amasis MT Pro" w:hAnsi="Amasis MT Pro"/>
-          <w:color w:val="000000" w:themeColor="text1"/>
-          <w:sz w:val="28"/>
-          <w:szCs w:val="28"/>
-        </w:rPr>
-        <w:t>eventuali</w:t>
-      </w:r>
-      <w:r>
-        <w:rPr>
-          <w:rFonts w:ascii="Amasis MT Pro" w:hAnsi="Amasis MT Pro"/>
-          <w:color w:val="000000" w:themeColor="text1"/>
-          <w:sz w:val="28"/>
-          <w:szCs w:val="28"/>
-        </w:rPr>
-        <w:t xml:space="preserve"> cartell</w:t>
-      </w:r>
-      <w:r>
-        <w:rPr>
-          <w:rFonts w:ascii="Amasis MT Pro" w:hAnsi="Amasis MT Pro"/>
-          <w:color w:val="000000" w:themeColor="text1"/>
-          <w:sz w:val="28"/>
-          <w:szCs w:val="28"/>
-        </w:rPr>
-        <w:t>e</w:t>
-      </w:r>
-      <w:r>
-        <w:rPr>
-          <w:rFonts w:ascii="Amasis MT Pro" w:hAnsi="Amasis MT Pro"/>
-          <w:color w:val="000000" w:themeColor="text1"/>
-          <w:sz w:val="28"/>
-          <w:szCs w:val="28"/>
-        </w:rPr>
-        <w:t xml:space="preserve"> clinic</w:t>
-      </w:r>
-      <w:r>
-        <w:rPr>
-          <w:rFonts w:ascii="Amasis MT Pro" w:hAnsi="Amasis MT Pro"/>
-          <w:color w:val="000000" w:themeColor="text1"/>
-          <w:sz w:val="28"/>
-          <w:szCs w:val="28"/>
-        </w:rPr>
-        <w:t>he</w:t>
-      </w:r>
-      <w:r>
-        <w:rPr>
-          <w:rFonts w:ascii="Amasis MT Pro" w:hAnsi="Amasis MT Pro"/>
-          <w:color w:val="000000" w:themeColor="text1"/>
-          <w:sz w:val="28"/>
-          <w:szCs w:val="28"/>
-        </w:rPr>
-        <w:t>. Ogni utente ha un calendario dove si possono segnare gli appuntamenti dei propri animali e prenotarne di nuovi, si potranno lasciare recensioni ai servizi usufruiti.</w:t>
-      </w:r>
-    </w:p>
-    <w:p>
-      <w:pPr>
-        <w:jc w:val="both"/>
-        <w:rPr>
-          <w:rFonts w:ascii="Amasis MT Pro" w:hAnsi="Amasis MT Pro"/>
-          <w:color w:val="000000" w:themeColor="text1"/>
-          <w:sz w:val="28"/>
-          <w:szCs w:val="28"/>
-        </w:rPr>
-      </w:pPr>
-      <w:r>
-        <w:rPr>
-          <w:rFonts w:ascii="Amasis MT Pro" w:hAnsi="Amasis MT Pro"/>
-          <w:color w:val="000000" w:themeColor="text1"/>
-          <w:sz w:val="28"/>
-          <w:szCs w:val="28"/>
-        </w:rPr>
-        <w:t>Da lato web desktop un esercente di servizi creerà un suo profilo e gestirà le proprie attività, inserendo orari, indirizzo, foto e descrizioni. Potranno essere visualizzate le recensioni di ogni attività e si disporrà di un calendario per poter accettare o rifiutare le richieste di appuntamento dei clienti.</w:t>
-      </w:r>
-    </w:p>
-    <w:p>
-      <w:pPr>
-        <w:jc w:val="both"/>
-        <w:rPr>
-          <w:rFonts w:ascii="Amasis MT Pro" w:hAnsi="Amasis MT Pro"/>
-          <w:sz w:val="28"/>
-          <w:szCs w:val="28"/>
-        </w:rPr>
-      </w:pPr>
-      <w:r>
-        <w:rPr>
-          <w:rFonts w:ascii="Amasis MT Pro" w:hAnsi="Amasis MT Pro"/>
-          <w:sz w:val="28"/>
-          <w:szCs w:val="28"/>
-        </w:rPr>
-        <w:t>Durante il lavoro a</w:t>
-      </w:r>
-      <w:r>
-        <w:rPr>
-          <w:rFonts w:ascii="Amasis MT Pro" w:hAnsi="Amasis MT Pro"/>
-          <w:sz w:val="28"/>
-          <w:szCs w:val="28"/>
-        </w:rPr>
-        <w:t>bbiamo usato “Fork”, un sistema collegato a GitHub per scambiarci file</w:t>
-      </w:r>
-      <w:r>
-        <w:rPr>
-          <w:rFonts w:ascii="Amasis MT Pro" w:hAnsi="Amasis MT Pro"/>
-          <w:sz w:val="28"/>
-          <w:szCs w:val="28"/>
-        </w:rPr>
-        <w:t xml:space="preserve"> in una cartella condivisa accessibile a tutti i membri del gruppo.</w:t>
-      </w:r>
-    </w:p>
-    <w:p>
-      <w:pPr>
-        <w:rPr>
-          <w:rFonts w:ascii="Amasis MT Pro" w:hAnsi="Amasis MT Pro"/>
-          <w:sz w:val="28"/>
-          <w:szCs w:val="28"/>
-        </w:rPr>
-      </w:pPr>
-    </w:p>
-    <w:p>
-      <w:pPr>
-        <w:rPr>
-          <w:rFonts w:ascii="Amasis MT Pro" w:hAnsi="Amasis MT Pro"/>
-          <w:sz w:val="28"/>
-          <w:szCs w:val="28"/>
-        </w:rPr>
-      </w:pPr>
-    </w:p>
-    <w:p>
-      <w:pPr>
-        <w:rPr>
-          <w:rFonts w:ascii="Amasis MT Pro" w:hAnsi="Amasis MT Pro"/>
-          <w:sz w:val="36"/>
-          <w:szCs w:val="36"/>
-        </w:rPr>
-      </w:pPr>
-    </w:p>
-    <w:p>
-      <w:pPr>
-        <w:rPr>
-          <w:rFonts w:ascii="Amasis MT Pro" w:hAnsi="Amasis MT Pro"/>
-          <w:sz w:val="36"/>
-          <w:szCs w:val="36"/>
-        </w:rPr>
-      </w:pPr>
-    </w:p>
-    <w:p>
-      <w:pPr>
-        <w:rPr>
-          <w:rFonts w:ascii="Amasis MT Pro" w:hAnsi="Amasis MT Pro"/>
-          <w:sz w:val="36"/>
-          <w:szCs w:val="36"/>
-        </w:rPr>
-      </w:pPr>
-    </w:p>
-    <w:p>
-      <w:pPr>
-        <w:rPr>
-          <w:rFonts w:ascii="Amasis MT Pro" w:hAnsi="Amasis MT Pro"/>
-          <w:sz w:val="36"/>
-          <w:szCs w:val="36"/>
-        </w:rPr>
-      </w:pPr>
-    </w:p>
-    <w:p>
-      <w:pPr>
-        <w:rPr>
-          <w:rFonts w:ascii="Amasis MT Pro" w:hAnsi="Amasis MT Pro"/>
-          <w:sz w:val="36"/>
-          <w:szCs w:val="36"/>
-        </w:rPr>
-      </w:pPr>
-    </w:p>
-    <w:p>
-      <w:pPr>
-        <w:rPr>
-          <w:rFonts w:ascii="Amasis MT Pro" w:hAnsi="Amasis MT Pro"/>
-          <w:sz w:val="36"/>
-          <w:szCs w:val="36"/>
-        </w:rPr>
-      </w:pPr>
-    </w:p>
-    <w:p>
-      <w:pPr>
-        <w:rPr>
-          <w:rFonts w:ascii="Amasis MT Pro" w:hAnsi="Amasis MT Pro"/>
-          <w:sz w:val="36"/>
-          <w:szCs w:val="36"/>
-        </w:rPr>
-      </w:pPr>
-    </w:p>
-    <w:p>
-      <w:pPr>
-        <w:rPr>
-          <w:rFonts w:ascii="Amasis MT Pro" w:hAnsi="Amasis MT Pro"/>
-          <w:sz w:val="36"/>
-          <w:szCs w:val="36"/>
-        </w:rPr>
-      </w:pPr>
-    </w:p>
-    <w:p>
-      <w:pPr>
-        <w:rPr>
-          <w:rFonts w:ascii="Amasis MT Pro" w:hAnsi="Amasis MT Pro"/>
-          <w:sz w:val="36"/>
-          <w:szCs w:val="36"/>
-        </w:rPr>
-      </w:pPr>
-    </w:p>
-    <w:p>
-      <w:pPr>
-        <w:rPr>
-          <w:rFonts w:ascii="Amasis MT Pro" w:hAnsi="Amasis MT Pro"/>
-          <w:sz w:val="36"/>
-          <w:szCs w:val="36"/>
-        </w:rPr>
-      </w:pPr>
-    </w:p>
-    <w:p>
-      <w:pPr>
-        <w:rPr>
-          <w:rFonts w:ascii="Amasis MT Pro" w:hAnsi="Amasis MT Pro"/>
-          <w:sz w:val="36"/>
-          <w:szCs w:val="36"/>
-        </w:rPr>
-      </w:pPr>
-    </w:p>
-    <w:p>
-      <w:pPr>
-        <w:rPr>
-          <w:rFonts w:ascii="Amasis MT Pro" w:hAnsi="Amasis MT Pro"/>
-          <w:sz w:val="36"/>
-          <w:szCs w:val="36"/>
-        </w:rPr>
-      </w:pPr>
-      <w:r>
-        <w:rPr>
-          <w:rFonts w:ascii="Amasis MT Pro" w:hAnsi="Amasis MT Pro"/>
-          <w:sz w:val="36"/>
-          <w:szCs w:val="36"/>
-        </w:rPr>
-        <w:t>Materiale utilizzato</w:t>
-      </w:r>
-    </w:p>
-    <w:p>
-      <w:pPr>
-        <w:rPr>
-          <w:rFonts w:ascii="Amasis MT Pro" w:hAnsi="Amasis MT Pro"/>
-          <w:sz w:val="36"/>
-          <w:szCs w:val="36"/>
-        </w:rPr>
-      </w:pPr>
-      <w:r>
-        <w:rPr>
-          <w:rFonts w:ascii="Amasis MT Pro" w:hAnsi="Amasis MT Pro"/>
-          <w:sz w:val="36"/>
-          <w:szCs w:val="36"/>
-        </w:rPr>
         <w:br w:type="textWrapping" w:clear="all"/>
       </w:r>
     </w:p>
@@ -2306,36 +1964,36 @@
           <w:sz w:val="36"/>
           <w:szCs w:val="36"/>
         </w:rPr>
+        <w:t xml:space="preserve">Struttura dei dati e modello ER: </w:t>
+      </w:r>
+    </w:p>
+    <w:p>
+      <w:pPr>
+        <w:rPr>
+          <w:rFonts w:ascii="Amasis MT Pro" w:hAnsi="Amasis MT Pro"/>
+          <w:color w:val="000000" w:themeColor="text1"/>
+          <w:sz w:val="28"/>
+          <w:szCs w:val="28"/>
+        </w:rPr>
+      </w:pPr>
+    </w:p>
+    <w:p>
+      <w:pPr>
+        <w:rPr>
+          <w:rFonts w:ascii="Amasis MT Pro" w:hAnsi="Amasis MT Pro"/>
+          <w:color w:val="000000" w:themeColor="text1"/>
+          <w:sz w:val="28"/>
+          <w:szCs w:val="28"/>
+        </w:rPr>
+      </w:pPr>
+      <w:r>
+        <w:rPr>
+          <w:rFonts w:ascii="Amasis MT Pro" w:hAnsi="Amasis MT Pro"/>
+          <w:color w:val="000000" w:themeColor="text1"/>
+          <w:sz w:val="28"/>
+          <w:szCs w:val="28"/>
+        </w:rPr>
         <w:lastRenderedPageBreak/>
-        <w:t xml:space="preserve">Struttura dei dati e modello ER: </w:t>
-      </w:r>
-    </w:p>
-    <w:p>
-      <w:pPr>
-        <w:rPr>
-          <w:rFonts w:ascii="Amasis MT Pro" w:hAnsi="Amasis MT Pro"/>
-          <w:color w:val="000000" w:themeColor="text1"/>
-          <w:sz w:val="28"/>
-          <w:szCs w:val="28"/>
-        </w:rPr>
-      </w:pPr>
-    </w:p>
-    <w:p>
-      <w:pPr>
-        <w:rPr>
-          <w:rFonts w:ascii="Amasis MT Pro" w:hAnsi="Amasis MT Pro"/>
-          <w:color w:val="000000" w:themeColor="text1"/>
-          <w:sz w:val="28"/>
-          <w:szCs w:val="28"/>
-        </w:rPr>
-      </w:pPr>
-      <w:r>
-        <w:rPr>
-          <w:rFonts w:ascii="Amasis MT Pro" w:hAnsi="Amasis MT Pro"/>
-          <w:color w:val="000000" w:themeColor="text1"/>
-          <w:sz w:val="28"/>
-          <w:szCs w:val="28"/>
-        </w:rPr>
         <w:t>Abbiamo ideato diversi tipi di modelli ER e siamo entrati nel “vivo” delle considerazioni. Ci sono stati più volte dubbi in merito a come esprimere schematicamente il rapporto tra le varie entità in rapporto alle azioni commesse e, di conseguenza, riguardo al livello di focus che potessero avere.</w:t>
       </w:r>
     </w:p>
@@ -2611,51 +2269,137 @@
           <w:sz w:val="28"/>
           <w:szCs w:val="28"/>
         </w:rPr>
+        <w:t xml:space="preserve">Abbiamo creato il nostro Database per poter collegare il passaggio dei vari dati delle rispettive entità all’interno dell’applicazione. </w:t>
+      </w:r>
+    </w:p>
+    <w:p>
+      <w:pPr>
+        <w:rPr>
+          <w:rFonts w:ascii="Amasis MT Pro" w:hAnsi="Amasis MT Pro"/>
+          <w:sz w:val="28"/>
+          <w:szCs w:val="28"/>
+        </w:rPr>
+      </w:pPr>
+      <w:r>
+        <w:rPr>
+          <w:rFonts w:ascii="Amasis MT Pro" w:hAnsi="Amasis MT Pro"/>
+          <w:sz w:val="28"/>
+          <w:szCs w:val="28"/>
+        </w:rPr>
         <w:lastRenderedPageBreak/>
-        <w:t>Nel database avremo delle tabelle divise in questo modo:</w:t>
-      </w:r>
-      <w:r>
-        <w:rPr>
-          <w:noProof/>
-        </w:rPr>
-        <w:t xml:space="preserve"> </w:t>
-      </w:r>
-    </w:p>
-    <w:p>
-      <w:pPr>
-        <w:rPr>
-          <w:rFonts w:ascii="Amasis MT Pro" w:hAnsi="Amasis MT Pro"/>
-          <w:sz w:val="28"/>
-          <w:szCs w:val="28"/>
-        </w:rPr>
-      </w:pPr>
-    </w:p>
-    <w:p>
-      <w:pPr>
-        <w:rPr>
-          <w:rFonts w:ascii="Amasis MT Pro" w:hAnsi="Amasis MT Pro"/>
-          <w:sz w:val="28"/>
-          <w:szCs w:val="28"/>
-        </w:rPr>
-      </w:pPr>
-      <w:r>
-        <w:rPr>
-          <w:rFonts w:ascii="Amasis MT Pro" w:hAnsi="Amasis MT Pro"/>
-          <w:noProof/>
+        <w:t xml:space="preserve">Riprodurre le varie relazioni tra le entità attraverso le tabelle ed i dati è risultato inizialmente facile ed intuitivo. </w:t>
+      </w:r>
+    </w:p>
+    <w:p>
+      <w:pPr>
+        <w:rPr>
+          <w:rFonts w:ascii="Amasis MT Pro" w:hAnsi="Amasis MT Pro"/>
+          <w:sz w:val="28"/>
+          <w:szCs w:val="28"/>
+        </w:rPr>
+      </w:pPr>
+      <w:r>
+        <w:rPr>
+          <w:rFonts w:ascii="Amasis MT Pro" w:hAnsi="Amasis MT Pro"/>
+          <w:sz w:val="28"/>
+          <w:szCs w:val="28"/>
+        </w:rPr>
+        <w:t>In corso d’opera, però, ci siamo resi conto di quanto fossero fondamentali certe considerazioni come, ad esempio, assegnare un determinato nome specifico alla rispettiva griglia della tabella in Database.</w:t>
+      </w:r>
+    </w:p>
+    <w:p>
+      <w:pPr>
+        <w:rPr>
+          <w:rFonts w:ascii="Amasis MT Pro" w:hAnsi="Amasis MT Pro"/>
+          <w:sz w:val="28"/>
+          <w:szCs w:val="28"/>
+        </w:rPr>
+      </w:pPr>
+      <w:r>
+        <w:rPr>
+          <w:rFonts w:ascii="Amasis MT Pro" w:hAnsi="Amasis MT Pro"/>
+          <w:sz w:val="28"/>
+          <w:szCs w:val="28"/>
+        </w:rPr>
+        <w:t>Ne seguono ulteriori considerazioni come la difficoltà eventuale di richiamare con precisione quei dati tramite Flask ad esempio, poiché</w:t>
+      </w:r>
+      <w:r>
+        <w:rPr>
+          <w:rFonts w:ascii="Amasis MT Pro" w:hAnsi="Amasis MT Pro"/>
+          <w:sz w:val="28"/>
+          <w:szCs w:val="28"/>
+        </w:rPr>
+        <w:t xml:space="preserve"> si</w:t>
+      </w:r>
+      <w:r>
+        <w:rPr>
+          <w:rFonts w:ascii="Amasis MT Pro" w:hAnsi="Amasis MT Pro"/>
+          <w:sz w:val="28"/>
+          <w:szCs w:val="28"/>
+        </w:rPr>
+        <w:t xml:space="preserve"> effettua un’iniezione dei dati con i </w:t>
+      </w:r>
+      <w:r>
+        <w:rPr>
+          <w:rFonts w:ascii="Amasis MT Pro" w:hAnsi="Amasis MT Pro"/>
+          <w:sz w:val="28"/>
+          <w:szCs w:val="28"/>
+        </w:rPr>
+        <w:t xml:space="preserve">vari </w:t>
+      </w:r>
+      <w:r>
+        <w:rPr>
+          <w:rFonts w:ascii="Amasis MT Pro" w:hAnsi="Amasis MT Pro"/>
+          <w:sz w:val="28"/>
+          <w:szCs w:val="28"/>
+        </w:rPr>
+        <w:t xml:space="preserve">nomi </w:t>
+      </w:r>
+      <w:r>
+        <w:rPr>
+          <w:rFonts w:ascii="Amasis MT Pro" w:hAnsi="Amasis MT Pro"/>
+          <w:sz w:val="28"/>
+          <w:szCs w:val="28"/>
+        </w:rPr>
+        <w:t>specifici.</w:t>
+      </w:r>
+    </w:p>
+    <w:p>
+      <w:pPr>
+        <w:rPr>
+          <w:rFonts w:ascii="Amasis MT Pro" w:hAnsi="Amasis MT Pro"/>
+          <w:sz w:val="28"/>
+          <w:szCs w:val="28"/>
+        </w:rPr>
+      </w:pPr>
+      <w:r>
+        <w:rPr>
+          <w:rFonts w:ascii="Amasis MT Pro" w:hAnsi="Amasis MT Pro"/>
+          <w:sz w:val="28"/>
+          <w:szCs w:val="28"/>
+        </w:rPr>
+        <w:t>Ecco degli estratti del Database:</w:t>
+      </w:r>
+    </w:p>
+    <w:p>
+      <w:pPr>
+        <w:rPr>
+          <w:rFonts w:ascii="Amasis MT Pro" w:hAnsi="Amasis MT Pro"/>
+          <w:sz w:val="28"/>
+          <w:szCs w:val="28"/>
+        </w:rPr>
+      </w:pPr>
+      <w:r>
+        <w:rPr>
+          <w:rFonts w:ascii="Amasis MT Pro" w:hAnsi="Amasis MT Pro"/>
+          <w:sz w:val="28"/>
+          <w:szCs w:val="28"/>
         </w:rPr>
         <w:drawing>
-          <wp:anchor distT="0" distB="0" distL="114300" distR="114300" simplePos="0" relativeHeight="251672576" behindDoc="0" locked="0" layoutInCell="1" allowOverlap="1" wp14:anchorId="722CC8FC" wp14:editId="2A732F1F">
-            <wp:simplePos x="0" y="0"/>
-            <wp:positionH relativeFrom="column">
-              <wp:posOffset>2010410</wp:posOffset>
-            </wp:positionH>
-            <wp:positionV relativeFrom="paragraph">
-              <wp:posOffset>440690</wp:posOffset>
-            </wp:positionV>
-            <wp:extent cx="4342130" cy="1993900"/>
-            <wp:effectExtent l="0" t="0" r="1270" b="6350"/>
-            <wp:wrapSquare wrapText="bothSides"/>
-            <wp:docPr id="765975892" name="Immagine 1" descr="Immagine che contiene testo, schermata, schermo, Carattere&#10;&#10;Il contenuto generato dall'IA potrebbe non essere corretto."/>
+          <wp:inline distT="0" distB="0" distL="0" distR="0" wp14:anchorId="388D72E9" wp14:editId="6277BC06">
+            <wp:extent cx="4879608" cy="1567543"/>
+            <wp:effectExtent l="0" t="0" r="0" b="0"/>
+            <wp:docPr id="1276318194" name="Immagine 1" descr="Immagine che contiene testo, schermata, Carattere, linea&#10;&#10;Il contenuto generato dall'IA potrebbe non essere corretto."/>
             <wp:cNvGraphicFramePr>
               <a:graphicFrameLocks xmlns:a="http://schemas.openxmlformats.org/drawingml/2006/main" noChangeAspect="1"/>
             </wp:cNvGraphicFramePr>
@@ -2663,46 +2407,39 @@
               <a:graphicData uri="http://schemas.openxmlformats.org/drawingml/2006/picture">
                 <pic:pic xmlns:pic="http://schemas.openxmlformats.org/drawingml/2006/picture">
                   <pic:nvPicPr>
-                    <pic:cNvPr id="765975892" name="Immagine 1" descr="Immagine che contiene testo, schermata, schermo, Carattere&#10;&#10;Il contenuto generato dall'IA potrebbe non essere corretto."/>
+                    <pic:cNvPr id="1276318194" name="Immagine 1" descr="Immagine che contiene testo, schermata, Carattere, linea&#10;&#10;Il contenuto generato dall'IA potrebbe non essere corretto."/>
                     <pic:cNvPicPr/>
                   </pic:nvPicPr>
-                  <pic:blipFill rotWithShape="1">
-                    <a:blip r:embed="rId13">
-                      <a:extLst>
-                        <a:ext uri="{28A0092B-C50C-407E-A947-70E740481C1C}">
-                          <a14:useLocalDpi xmlns:a14="http://schemas.microsoft.com/office/drawing/2010/main" val="0"/>
-                        </a:ext>
-                      </a:extLst>
-                    </a:blip>
-                    <a:srcRect l="12057" t="11634" r="5585" b="6510"/>
-                    <a:stretch/>
+                  <pic:blipFill>
+                    <a:blip r:embed="rId13"/>
+                    <a:stretch>
+                      <a:fillRect/>
+                    </a:stretch>
                   </pic:blipFill>
-                  <pic:spPr bwMode="auto">
+                  <pic:spPr>
                     <a:xfrm>
                       <a:off x="0" y="0"/>
-                      <a:ext cx="4342130" cy="1993900"/>
+                      <a:ext cx="4895572" cy="1572671"/>
                     </a:xfrm>
                     <a:prstGeom prst="rect">
                       <a:avLst/>
                     </a:prstGeom>
-                    <a:ln>
-                      <a:noFill/>
-                    </a:ln>
-                    <a:extLst>
-                      <a:ext uri="{53640926-AAD7-44D8-BBD7-CCE9431645EC}">
-                        <a14:shadowObscured xmlns:a14="http://schemas.microsoft.com/office/drawing/2010/main"/>
-                      </a:ext>
-                    </a:extLst>
                   </pic:spPr>
                 </pic:pic>
               </a:graphicData>
             </a:graphic>
-            <wp14:sizeRelV relativeFrom="margin">
-              <wp14:pctHeight>0</wp14:pctHeight>
-            </wp14:sizeRelV>
-          </wp:anchor>
+          </wp:inline>
         </w:drawing>
       </w:r>
+    </w:p>
+    <w:p>
+      <w:pPr>
+        <w:rPr>
+          <w:rFonts w:ascii="Amasis MT Pro" w:hAnsi="Amasis MT Pro"/>
+          <w:sz w:val="28"/>
+          <w:szCs w:val="28"/>
+        </w:rPr>
+      </w:pPr>
       <w:r>
         <w:rPr>
           <w:rFonts w:ascii="Amasis MT Pro" w:hAnsi="Amasis MT Pro"/>
@@ -2711,13 +2448,13 @@
           <w:szCs w:val="28"/>
         </w:rPr>
         <w:drawing>
-          <wp:anchor distT="0" distB="0" distL="114300" distR="114300" simplePos="0" relativeHeight="251669504" behindDoc="0" locked="0" layoutInCell="1" allowOverlap="1" wp14:anchorId="3C03726E" wp14:editId="2AD021CB">
+          <wp:anchor distT="0" distB="0" distL="114300" distR="114300" simplePos="0" relativeHeight="251669504" behindDoc="0" locked="0" layoutInCell="1" allowOverlap="1" wp14:anchorId="3C03726E" wp14:editId="3BDAA875">
             <wp:simplePos x="0" y="0"/>
-            <wp:positionH relativeFrom="margin">
-              <wp:align>left</wp:align>
+            <wp:positionH relativeFrom="page">
+              <wp:posOffset>5367836</wp:posOffset>
             </wp:positionH>
             <wp:positionV relativeFrom="paragraph">
-              <wp:posOffset>351790</wp:posOffset>
+              <wp:posOffset>641894</wp:posOffset>
             </wp:positionV>
             <wp:extent cx="1702435" cy="2095500"/>
             <wp:effectExtent l="0" t="0" r="0" b="0"/>
@@ -2747,7 +2484,7 @@
                   <pic:spPr>
                     <a:xfrm>
                       <a:off x="0" y="0"/>
-                      <a:ext cx="1705260" cy="2098336"/>
+                      <a:ext cx="1702435" cy="2095500"/>
                     </a:xfrm>
                     <a:prstGeom prst="rect">
                       <a:avLst/>
@@ -2765,31 +2502,15 @@
           </wp:anchor>
         </w:drawing>
       </w:r>
-    </w:p>
-    <w:p>
-      <w:pPr>
-        <w:rPr>
-          <w:rFonts w:ascii="Amasis MT Pro" w:hAnsi="Amasis MT Pro"/>
-        </w:rPr>
-      </w:pPr>
-      <w:r>
-        <w:rPr>
-          <w:rFonts w:ascii="Amasis MT Pro" w:hAnsi="Amasis MT Pro"/>
-          <w:noProof/>
+      <w:r>
+        <w:rPr>
+          <w:rFonts w:ascii="Amasis MT Pro" w:hAnsi="Amasis MT Pro"/>
         </w:rPr>
         <w:drawing>
-          <wp:anchor distT="0" distB="0" distL="114300" distR="114300" simplePos="0" relativeHeight="251671552" behindDoc="1" locked="0" layoutInCell="1" allowOverlap="1" wp14:anchorId="591EB2F3" wp14:editId="6013F433">
-            <wp:simplePos x="0" y="0"/>
-            <wp:positionH relativeFrom="margin">
-              <wp:align>left</wp:align>
-            </wp:positionH>
-            <wp:positionV relativeFrom="paragraph">
-              <wp:posOffset>2459355</wp:posOffset>
-            </wp:positionV>
-            <wp:extent cx="6267450" cy="2216150"/>
-            <wp:effectExtent l="0" t="0" r="0" b="0"/>
-            <wp:wrapTopAndBottom/>
-            <wp:docPr id="1661286114" name="Immagine 1" descr="Immagine che contiene testo, schermata, numero, Carattere&#10;&#10;Il contenuto generato dall'IA potrebbe non essere corretto."/>
+          <wp:inline distT="0" distB="0" distL="0" distR="0" wp14:anchorId="4F709D1C" wp14:editId="6E49BD23">
+            <wp:extent cx="4093029" cy="1604010"/>
+            <wp:effectExtent l="0" t="0" r="3175" b="0"/>
+            <wp:docPr id="1541094878" name="Immagine 1" descr="Immagine che contiene testo, schermata, Carattere, numero&#10;&#10;Il contenuto generato dall'IA potrebbe non essere corretto."/>
             <wp:cNvGraphicFramePr>
               <a:graphicFrameLocks xmlns:a="http://schemas.openxmlformats.org/drawingml/2006/main" noChangeAspect="1"/>
             </wp:cNvGraphicFramePr>
@@ -2797,100 +2518,11 @@
               <a:graphicData uri="http://schemas.openxmlformats.org/drawingml/2006/picture">
                 <pic:pic xmlns:pic="http://schemas.openxmlformats.org/drawingml/2006/picture">
                   <pic:nvPicPr>
-                    <pic:cNvPr id="1661286114" name="Immagine 1" descr="Immagine che contiene testo, schermata, numero, Carattere&#10;&#10;Il contenuto generato dall'IA potrebbe non essere corretto."/>
-                    <pic:cNvPicPr/>
-                  </pic:nvPicPr>
-                  <pic:blipFill rotWithShape="1">
-                    <a:blip r:embed="rId15">
-                      <a:extLst>
-                        <a:ext uri="{28A0092B-C50C-407E-A947-70E740481C1C}">
-                          <a14:useLocalDpi xmlns:a14="http://schemas.microsoft.com/office/drawing/2010/main" val="0"/>
-                        </a:ext>
-                      </a:extLst>
-                    </a:blip>
-                    <a:srcRect l="5603" t="9768" r="9733" b="8372"/>
-                    <a:stretch/>
-                  </pic:blipFill>
-                  <pic:spPr bwMode="auto">
-                    <a:xfrm>
-                      <a:off x="0" y="0"/>
-                      <a:ext cx="6267450" cy="2216150"/>
-                    </a:xfrm>
-                    <a:prstGeom prst="rect">
-                      <a:avLst/>
-                    </a:prstGeom>
-                    <a:ln>
-                      <a:noFill/>
-                    </a:ln>
-                    <a:extLst>
-                      <a:ext uri="{53640926-AAD7-44D8-BBD7-CCE9431645EC}">
-                        <a14:shadowObscured xmlns:a14="http://schemas.microsoft.com/office/drawing/2010/main"/>
-                      </a:ext>
-                    </a:extLst>
-                  </pic:spPr>
-                </pic:pic>
-              </a:graphicData>
-            </a:graphic>
-            <wp14:sizeRelH relativeFrom="margin">
-              <wp14:pctWidth>0</wp14:pctWidth>
-            </wp14:sizeRelH>
-            <wp14:sizeRelV relativeFrom="margin">
-              <wp14:pctHeight>0</wp14:pctHeight>
-            </wp14:sizeRelV>
-          </wp:anchor>
-        </w:drawing>
-      </w:r>
-    </w:p>
-    <w:p>
-      <w:pPr>
-        <w:rPr>
-          <w:rFonts w:ascii="Amasis MT Pro" w:hAnsi="Amasis MT Pro"/>
-          <w:noProof/>
-        </w:rPr>
-      </w:pPr>
-    </w:p>
-    <w:p>
-      <w:pPr>
-        <w:rPr>
-          <w:rFonts w:ascii="Amasis MT Pro" w:hAnsi="Amasis MT Pro"/>
-        </w:rPr>
-      </w:pPr>
-      <w:r>
-        <w:rPr>
-          <w:rFonts w:ascii="Amasis MT Pro" w:hAnsi="Amasis MT Pro"/>
-          <w:noProof/>
-        </w:rPr>
-        <w:drawing>
-          <wp:anchor distT="0" distB="0" distL="114300" distR="114300" simplePos="0" relativeHeight="251673600" behindDoc="0" locked="0" layoutInCell="1" allowOverlap="1" wp14:anchorId="1200BE8B" wp14:editId="3D2B240E">
-            <wp:simplePos x="0" y="0"/>
-            <wp:positionH relativeFrom="column">
-              <wp:posOffset>-110490</wp:posOffset>
-            </wp:positionH>
-            <wp:positionV relativeFrom="paragraph">
-              <wp:posOffset>290195</wp:posOffset>
-            </wp:positionV>
-            <wp:extent cx="6120130" cy="2734310"/>
-            <wp:effectExtent l="0" t="0" r="0" b="8890"/>
-            <wp:wrapSquare wrapText="bothSides"/>
-            <wp:docPr id="2063946779" name="Immagine 1" descr="Immagine che contiene testo, schermata, diagramma, numero&#10;&#10;Il contenuto generato dall'IA potrebbe non essere corretto."/>
-            <wp:cNvGraphicFramePr>
-              <a:graphicFrameLocks xmlns:a="http://schemas.openxmlformats.org/drawingml/2006/main" noChangeAspect="1"/>
-            </wp:cNvGraphicFramePr>
-            <a:graphic xmlns:a="http://schemas.openxmlformats.org/drawingml/2006/main">
-              <a:graphicData uri="http://schemas.openxmlformats.org/drawingml/2006/picture">
-                <pic:pic xmlns:pic="http://schemas.openxmlformats.org/drawingml/2006/picture">
-                  <pic:nvPicPr>
-                    <pic:cNvPr id="2063946779" name="Immagine 1" descr="Immagine che contiene testo, schermata, diagramma, numero&#10;&#10;Il contenuto generato dall'IA potrebbe non essere corretto."/>
+                    <pic:cNvPr id="1541094878" name="Immagine 1" descr="Immagine che contiene testo, schermata, Carattere, numero&#10;&#10;Il contenuto generato dall'IA potrebbe non essere corretto."/>
                     <pic:cNvPicPr/>
                   </pic:nvPicPr>
                   <pic:blipFill>
-                    <a:blip r:embed="rId16">
-                      <a:extLst>
-                        <a:ext uri="{28A0092B-C50C-407E-A947-70E740481C1C}">
-                          <a14:useLocalDpi xmlns:a14="http://schemas.microsoft.com/office/drawing/2010/main" val="0"/>
-                        </a:ext>
-                      </a:extLst>
-                    </a:blip>
+                    <a:blip r:embed="rId15"/>
                     <a:stretch>
                       <a:fillRect/>
                     </a:stretch>
@@ -2898,7 +2530,7 @@
                   <pic:spPr>
                     <a:xfrm>
                       <a:off x="0" y="0"/>
-                      <a:ext cx="6120130" cy="2734310"/>
+                      <a:ext cx="4110542" cy="1610873"/>
                     </a:xfrm>
                     <a:prstGeom prst="rect">
                       <a:avLst/>
@@ -2907,9 +2539,71 @@
                 </pic:pic>
               </a:graphicData>
             </a:graphic>
-          </wp:anchor>
+          </wp:inline>
         </w:drawing>
       </w:r>
+    </w:p>
+    <w:p>
+      <w:pPr>
+        <w:rPr>
+          <w:rFonts w:ascii="Amasis MT Pro" w:hAnsi="Amasis MT Pro"/>
+        </w:rPr>
+      </w:pPr>
+      <w:r>
+        <w:rPr>
+          <w:rFonts w:ascii="Amasis MT Pro" w:hAnsi="Amasis MT Pro"/>
+        </w:rPr>
+        <w:drawing>
+          <wp:inline distT="0" distB="0" distL="0" distR="0" wp14:anchorId="1E3C915F" wp14:editId="578BDEB7">
+            <wp:extent cx="4103914" cy="2382918"/>
+            <wp:effectExtent l="0" t="0" r="0" b="0"/>
+            <wp:docPr id="640867295" name="Immagine 1" descr="Immagine che contiene testo, schermata, numero, Carattere&#10;&#10;Il contenuto generato dall'IA potrebbe non essere corretto."/>
+            <wp:cNvGraphicFramePr>
+              <a:graphicFrameLocks xmlns:a="http://schemas.openxmlformats.org/drawingml/2006/main" noChangeAspect="1"/>
+            </wp:cNvGraphicFramePr>
+            <a:graphic xmlns:a="http://schemas.openxmlformats.org/drawingml/2006/main">
+              <a:graphicData uri="http://schemas.openxmlformats.org/drawingml/2006/picture">
+                <pic:pic xmlns:pic="http://schemas.openxmlformats.org/drawingml/2006/picture">
+                  <pic:nvPicPr>
+                    <pic:cNvPr id="640867295" name="Immagine 1" descr="Immagine che contiene testo, schermata, numero, Carattere&#10;&#10;Il contenuto generato dall'IA potrebbe non essere corretto."/>
+                    <pic:cNvPicPr/>
+                  </pic:nvPicPr>
+                  <pic:blipFill>
+                    <a:blip r:embed="rId16"/>
+                    <a:stretch>
+                      <a:fillRect/>
+                    </a:stretch>
+                  </pic:blipFill>
+                  <pic:spPr>
+                    <a:xfrm>
+                      <a:off x="0" y="0"/>
+                      <a:ext cx="4122295" cy="2393591"/>
+                    </a:xfrm>
+                    <a:prstGeom prst="rect">
+                      <a:avLst/>
+                    </a:prstGeom>
+                  </pic:spPr>
+                </pic:pic>
+              </a:graphicData>
+            </a:graphic>
+          </wp:inline>
+        </w:drawing>
+      </w:r>
+    </w:p>
+    <w:p>
+      <w:pPr>
+        <w:rPr>
+          <w:rFonts w:ascii="Amasis MT Pro" w:hAnsi="Amasis MT Pro"/>
+          <w:noProof/>
+        </w:rPr>
+      </w:pPr>
+    </w:p>
+    <w:p>
+      <w:pPr>
+        <w:rPr>
+          <w:rFonts w:ascii="Amasis MT Pro" w:hAnsi="Amasis MT Pro"/>
+        </w:rPr>
+      </w:pPr>
     </w:p>
     <w:p>
       <w:pPr>
@@ -3017,6 +2711,87 @@
           <w:szCs w:val="28"/>
         </w:rPr>
       </w:pPr>
+    </w:p>
+    <w:p>
+      <w:pPr>
+        <w:rPr>
+          <w:rFonts w:ascii="Amasis MT Pro" w:hAnsi="Amasis MT Pro"/>
+          <w:sz w:val="28"/>
+          <w:szCs w:val="28"/>
+        </w:rPr>
+      </w:pPr>
+    </w:p>
+    <w:p>
+      <w:pPr>
+        <w:rPr>
+          <w:rFonts w:ascii="Amasis MT Pro" w:hAnsi="Amasis MT Pro"/>
+          <w:sz w:val="28"/>
+          <w:szCs w:val="28"/>
+        </w:rPr>
+      </w:pPr>
+    </w:p>
+    <w:p>
+      <w:pPr>
+        <w:rPr>
+          <w:rFonts w:ascii="Amasis MT Pro" w:hAnsi="Amasis MT Pro"/>
+          <w:sz w:val="28"/>
+          <w:szCs w:val="28"/>
+        </w:rPr>
+      </w:pPr>
+    </w:p>
+    <w:p>
+      <w:pPr>
+        <w:rPr>
+          <w:rFonts w:ascii="Amasis MT Pro" w:hAnsi="Amasis MT Pro"/>
+          <w:sz w:val="28"/>
+          <w:szCs w:val="28"/>
+        </w:rPr>
+      </w:pPr>
+    </w:p>
+    <w:p>
+      <w:pPr>
+        <w:rPr>
+          <w:rFonts w:ascii="Amasis MT Pro" w:hAnsi="Amasis MT Pro"/>
+          <w:sz w:val="28"/>
+          <w:szCs w:val="28"/>
+        </w:rPr>
+      </w:pPr>
+    </w:p>
+    <w:p>
+      <w:pPr>
+        <w:rPr>
+          <w:rFonts w:ascii="Amasis MT Pro" w:hAnsi="Amasis MT Pro"/>
+          <w:sz w:val="28"/>
+          <w:szCs w:val="28"/>
+        </w:rPr>
+      </w:pPr>
+    </w:p>
+    <w:p>
+      <w:pPr>
+        <w:rPr>
+          <w:rFonts w:ascii="Amasis MT Pro" w:hAnsi="Amasis MT Pro"/>
+          <w:sz w:val="28"/>
+          <w:szCs w:val="28"/>
+        </w:rPr>
+      </w:pPr>
+    </w:p>
+    <w:p>
+      <w:pPr>
+        <w:rPr>
+          <w:rFonts w:ascii="Amasis MT Pro" w:hAnsi="Amasis MT Pro"/>
+          <w:sz w:val="28"/>
+          <w:szCs w:val="28"/>
+        </w:rPr>
+      </w:pPr>
+    </w:p>
+    <w:p>
+      <w:pPr>
+        <w:rPr>
+          <w:rFonts w:ascii="Amasis MT Pro" w:hAnsi="Amasis MT Pro"/>
+          <w:sz w:val="28"/>
+          <w:szCs w:val="28"/>
+        </w:rPr>
+      </w:pPr>
       <w:r>
         <w:rPr>
           <w:rFonts w:ascii="Amasis MT Pro" w:hAnsi="Amasis MT Pro"/>
@@ -3143,25 +2918,7 @@
           <w:sz w:val="28"/>
           <w:szCs w:val="28"/>
         </w:rPr>
-        <w:t xml:space="preserve"> aver inserito password </w:t>
-      </w:r>
-      <w:proofErr w:type="gramStart"/>
-      <w:r>
-        <w:rPr>
-          <w:rFonts w:ascii="Amasis MT Pro" w:hAnsi="Amasis MT Pro"/>
-          <w:sz w:val="28"/>
-          <w:szCs w:val="28"/>
-        </w:rPr>
-        <w:t>e</w:t>
-      </w:r>
-      <w:proofErr w:type="gramEnd"/>
-      <w:r>
-        <w:rPr>
-          <w:rFonts w:ascii="Amasis MT Pro" w:hAnsi="Amasis MT Pro"/>
-          <w:sz w:val="28"/>
-          <w:szCs w:val="28"/>
-        </w:rPr>
-        <w:t xml:space="preserve"> </w:t>
+        <w:t xml:space="preserve"> aver inserito password e </w:t>
       </w:r>
       <w:r>
         <w:rPr>
@@ -3207,7 +2964,6 @@
           <w:sz w:val="28"/>
           <w:szCs w:val="28"/>
         </w:rPr>
-        <w:lastRenderedPageBreak/>
         <w:t>possibilità di passare a un'altra schermata attraverso Intent</w:t>
       </w:r>
       <w:r>
@@ -3479,6 +3235,7 @@
           <w:sz w:val="28"/>
           <w:szCs w:val="28"/>
         </w:rPr>
+        <w:lastRenderedPageBreak/>
         <w:drawing>
           <wp:anchor distT="0" distB="0" distL="114300" distR="114300" simplePos="0" relativeHeight="251659264" behindDoc="1" locked="0" layoutInCell="1" allowOverlap="1" wp14:anchorId="226A6EC3" wp14:editId="352C5783">
             <wp:simplePos x="0" y="0"/>
@@ -3673,9 +3430,8 @@
           <w:rFonts w:ascii="Amasis MT Pro" w:hAnsi="Amasis MT Pro"/>
           <w:noProof/>
         </w:rPr>
-        <w:lastRenderedPageBreak/>
         <w:drawing>
-          <wp:anchor distT="0" distB="0" distL="114300" distR="114300" simplePos="0" relativeHeight="251660288" behindDoc="0" locked="0" layoutInCell="1" allowOverlap="1" wp14:anchorId="54F62B64" wp14:editId="0FE55474">
+          <wp:anchor distT="0" distB="0" distL="114300" distR="114300" simplePos="0" relativeHeight="251660288" behindDoc="0" locked="0" layoutInCell="1" allowOverlap="1" wp14:anchorId="54F62B64" wp14:editId="181D9E30">
             <wp:simplePos x="0" y="0"/>
             <wp:positionH relativeFrom="margin">
               <wp:align>left</wp:align>
@@ -4067,15 +3823,13 @@
     </w:p>
     <w:p>
       <w:pPr>
-        <w:jc w:val="right"/>
-        <w:rPr>
-          <w:rFonts w:ascii="Amasis MT Pro" w:hAnsi="Amasis MT Pro"/>
-        </w:rPr>
-      </w:pPr>
-    </w:p>
-    <w:p>
-      <w:pPr>
-        <w:jc w:val="right"/>
+        <w:rPr>
+          <w:rFonts w:ascii="Amasis MT Pro" w:hAnsi="Amasis MT Pro"/>
+        </w:rPr>
+      </w:pPr>
+    </w:p>
+    <w:p>
+      <w:pPr>
         <w:rPr>
           <w:rFonts w:ascii="Amasis MT Pro" w:hAnsi="Amasis MT Pro"/>
         </w:rPr>
@@ -4104,6 +3858,7 @@
           <w:sz w:val="36"/>
           <w:szCs w:val="36"/>
         </w:rPr>
+        <w:lastRenderedPageBreak/>
         <w:t>Il sito</w:t>
       </w:r>
     </w:p>
@@ -4191,17 +3946,192 @@
           <w:szCs w:val="36"/>
         </w:rPr>
       </w:pPr>
-      <w:proofErr w:type="spellStart"/>
-      <w:r>
-        <w:rPr>
-          <w:rFonts w:ascii="Amasis MT Pro" w:hAnsi="Amasis MT Pro"/>
-          <w:sz w:val="36"/>
-          <w:szCs w:val="36"/>
-        </w:rPr>
-        <w:lastRenderedPageBreak/>
+    </w:p>
+    <w:p>
+      <w:pPr>
+        <w:rPr>
+          <w:rFonts w:ascii="Amasis MT Pro" w:hAnsi="Amasis MT Pro"/>
+          <w:sz w:val="36"/>
+          <w:szCs w:val="36"/>
+        </w:rPr>
+      </w:pPr>
+    </w:p>
+    <w:p>
+      <w:pPr>
+        <w:rPr>
+          <w:rFonts w:ascii="Amasis MT Pro" w:hAnsi="Amasis MT Pro"/>
+          <w:sz w:val="36"/>
+          <w:szCs w:val="36"/>
+        </w:rPr>
+      </w:pPr>
+    </w:p>
+    <w:p>
+      <w:pPr>
+        <w:rPr>
+          <w:rFonts w:ascii="Amasis MT Pro" w:hAnsi="Amasis MT Pro"/>
+          <w:sz w:val="36"/>
+          <w:szCs w:val="36"/>
+        </w:rPr>
+      </w:pPr>
+    </w:p>
+    <w:p>
+      <w:pPr>
+        <w:rPr>
+          <w:rFonts w:ascii="Amasis MT Pro" w:hAnsi="Amasis MT Pro"/>
+          <w:sz w:val="36"/>
+          <w:szCs w:val="36"/>
+        </w:rPr>
+      </w:pPr>
+    </w:p>
+    <w:p>
+      <w:pPr>
+        <w:rPr>
+          <w:rFonts w:ascii="Amasis MT Pro" w:hAnsi="Amasis MT Pro"/>
+          <w:sz w:val="36"/>
+          <w:szCs w:val="36"/>
+        </w:rPr>
+      </w:pPr>
+    </w:p>
+    <w:p>
+      <w:pPr>
+        <w:rPr>
+          <w:rFonts w:ascii="Amasis MT Pro" w:hAnsi="Amasis MT Pro"/>
+          <w:sz w:val="36"/>
+          <w:szCs w:val="36"/>
+        </w:rPr>
+      </w:pPr>
+    </w:p>
+    <w:p>
+      <w:pPr>
+        <w:rPr>
+          <w:rFonts w:ascii="Amasis MT Pro" w:hAnsi="Amasis MT Pro"/>
+          <w:sz w:val="36"/>
+          <w:szCs w:val="36"/>
+        </w:rPr>
+      </w:pPr>
+    </w:p>
+    <w:p>
+      <w:pPr>
+        <w:rPr>
+          <w:rFonts w:ascii="Amasis MT Pro" w:hAnsi="Amasis MT Pro"/>
+          <w:sz w:val="36"/>
+          <w:szCs w:val="36"/>
+        </w:rPr>
+      </w:pPr>
+    </w:p>
+    <w:p>
+      <w:pPr>
+        <w:rPr>
+          <w:rFonts w:ascii="Amasis MT Pro" w:hAnsi="Amasis MT Pro"/>
+          <w:sz w:val="36"/>
+          <w:szCs w:val="36"/>
+        </w:rPr>
+      </w:pPr>
+    </w:p>
+    <w:p>
+      <w:pPr>
+        <w:rPr>
+          <w:rFonts w:ascii="Amasis MT Pro" w:hAnsi="Amasis MT Pro"/>
+          <w:sz w:val="36"/>
+          <w:szCs w:val="36"/>
+        </w:rPr>
+      </w:pPr>
+    </w:p>
+    <w:p>
+      <w:pPr>
+        <w:rPr>
+          <w:rFonts w:ascii="Amasis MT Pro" w:hAnsi="Amasis MT Pro"/>
+          <w:sz w:val="36"/>
+          <w:szCs w:val="36"/>
+        </w:rPr>
+      </w:pPr>
+    </w:p>
+    <w:p>
+      <w:pPr>
+        <w:rPr>
+          <w:rFonts w:ascii="Amasis MT Pro" w:hAnsi="Amasis MT Pro"/>
+          <w:sz w:val="36"/>
+          <w:szCs w:val="36"/>
+        </w:rPr>
+      </w:pPr>
+    </w:p>
+    <w:p>
+      <w:pPr>
+        <w:rPr>
+          <w:rFonts w:ascii="Amasis MT Pro" w:hAnsi="Amasis MT Pro"/>
+          <w:sz w:val="36"/>
+          <w:szCs w:val="36"/>
+        </w:rPr>
+      </w:pPr>
+    </w:p>
+    <w:p>
+      <w:pPr>
+        <w:rPr>
+          <w:rFonts w:ascii="Amasis MT Pro" w:hAnsi="Amasis MT Pro"/>
+          <w:sz w:val="36"/>
+          <w:szCs w:val="36"/>
+        </w:rPr>
+      </w:pPr>
+    </w:p>
+    <w:p>
+      <w:pPr>
+        <w:rPr>
+          <w:rFonts w:ascii="Amasis MT Pro" w:hAnsi="Amasis MT Pro"/>
+          <w:sz w:val="36"/>
+          <w:szCs w:val="36"/>
+        </w:rPr>
+      </w:pPr>
+    </w:p>
+    <w:p>
+      <w:pPr>
+        <w:rPr>
+          <w:rFonts w:ascii="Amasis MT Pro" w:hAnsi="Amasis MT Pro"/>
+          <w:sz w:val="36"/>
+          <w:szCs w:val="36"/>
+        </w:rPr>
+      </w:pPr>
+      <w:r>
+        <w:rPr>
+          <w:rFonts w:ascii="Amasis MT Pro" w:hAnsi="Amasis MT Pro"/>
+          <w:sz w:val="36"/>
+          <w:szCs w:val="36"/>
+        </w:rPr>
+        <w:t>L</w:t>
+      </w:r>
+      <w:r>
+        <w:rPr>
+          <w:rFonts w:ascii="Amasis MT Pro" w:hAnsi="Amasis MT Pro"/>
+          <w:sz w:val="36"/>
+          <w:szCs w:val="36"/>
+        </w:rPr>
+        <w:t>inguaggio e tecnologie utilizzati</w:t>
+      </w:r>
+    </w:p>
+    <w:p>
+      <w:pPr>
+        <w:rPr>
+          <w:rFonts w:ascii="Amasis MT Pro" w:hAnsi="Amasis MT Pro"/>
+          <w:sz w:val="36"/>
+          <w:szCs w:val="36"/>
+        </w:rPr>
+      </w:pPr>
+    </w:p>
+    <w:p>
+      <w:pPr>
+        <w:rPr>
+          <w:rFonts w:ascii="Amasis MT Pro" w:hAnsi="Amasis MT Pro"/>
+          <w:sz w:val="36"/>
+          <w:szCs w:val="36"/>
+        </w:rPr>
+      </w:pPr>
+      <w:r>
+        <w:rPr>
+          <w:rFonts w:ascii="Amasis MT Pro" w:hAnsi="Amasis MT Pro"/>
+          <w:sz w:val="36"/>
+          <w:szCs w:val="36"/>
+        </w:rPr>
         <w:t>Flask</w:t>
       </w:r>
-      <w:proofErr w:type="spellEnd"/>
     </w:p>
     <w:p>
       <w:pPr>
@@ -4242,25 +4172,7 @@
           <w:sz w:val="28"/>
           <w:szCs w:val="28"/>
         </w:rPr>
-        <w:t xml:space="preserve">Le API sono protocolli che permettono lo scambio di informazioni in rete, REST invece è la specifica API che comunica in protocollo http/https e manda dati in formato JSON. Le istruzioni che il client può inviare al server sono di </w:t>
-      </w:r>
-      <w:proofErr w:type="gramStart"/>
-      <w:r>
-        <w:rPr>
-          <w:rFonts w:ascii="Amasis MT Pro" w:hAnsi="Amasis MT Pro"/>
-          <w:sz w:val="28"/>
-          <w:szCs w:val="28"/>
-        </w:rPr>
-        <w:t>4</w:t>
-      </w:r>
-      <w:proofErr w:type="gramEnd"/>
-      <w:r>
-        <w:rPr>
-          <w:rFonts w:ascii="Amasis MT Pro" w:hAnsi="Amasis MT Pro"/>
-          <w:sz w:val="28"/>
-          <w:szCs w:val="28"/>
-        </w:rPr>
-        <w:t xml:space="preserve"> tipi: </w:t>
+        <w:t xml:space="preserve">Le API sono protocolli che permettono lo scambio di informazioni in rete, REST invece è la specifica API che comunica in protocollo http/https e manda dati in formato JSON. Le istruzioni che il client può inviare al server sono di 4 tipi: </w:t>
       </w:r>
     </w:p>
     <w:p>
@@ -4546,25 +4458,7 @@
           <w:sz w:val="28"/>
           <w:szCs w:val="28"/>
         </w:rPr>
-        <w:t xml:space="preserve">all’interno della funzione </w:t>
-      </w:r>
-      <w:proofErr w:type="spellStart"/>
-      <w:r>
-        <w:rPr>
-          <w:rFonts w:ascii="Amasis MT Pro" w:hAnsi="Amasis MT Pro"/>
-          <w:sz w:val="28"/>
-          <w:szCs w:val="28"/>
-        </w:rPr>
-        <w:t>checkCredentials</w:t>
-      </w:r>
-      <w:proofErr w:type="spellEnd"/>
-      <w:r>
-        <w:rPr>
-          <w:rFonts w:ascii="Amasis MT Pro" w:hAnsi="Amasis MT Pro"/>
-          <w:sz w:val="28"/>
-          <w:szCs w:val="28"/>
-        </w:rPr>
-        <w:t xml:space="preserve"> esiste un metodo Call, che apre il collegamento. La Call è strutturata per inviare le due stringhe e ricevere una risposta positiva o negativa.</w:t>
+        <w:t>all’interno della funzione checkCredentials esiste un metodo Call, che apre il collegamento. La Call è strutturata per inviare le due stringhe e ricevere una risposta positiva o negativa.</w:t>
       </w:r>
     </w:p>
     <w:p>
@@ -4586,25 +4480,7 @@
           <w:sz w:val="28"/>
           <w:szCs w:val="28"/>
         </w:rPr>
-        <w:t xml:space="preserve">Attraverso una classe chiamata </w:t>
-      </w:r>
-      <w:proofErr w:type="spellStart"/>
-      <w:r>
-        <w:rPr>
-          <w:rFonts w:ascii="Amasis MT Pro" w:hAnsi="Amasis MT Pro"/>
-          <w:sz w:val="28"/>
-          <w:szCs w:val="28"/>
-        </w:rPr>
-        <w:t>APIService</w:t>
-      </w:r>
-      <w:proofErr w:type="spellEnd"/>
-      <w:r>
-        <w:rPr>
-          <w:rFonts w:ascii="Amasis MT Pro" w:hAnsi="Amasis MT Pro"/>
-          <w:sz w:val="28"/>
-          <w:szCs w:val="28"/>
-        </w:rPr>
-        <w:t xml:space="preserve">, i dati vengono inviati </w:t>
+        <w:t xml:space="preserve">Attraverso una classe chiamata APIService, i dati vengono inviati </w:t>
       </w:r>
       <w:r>
         <w:rPr>
@@ -4732,6 +4608,7 @@
           <w:sz w:val="28"/>
           <w:szCs w:val="28"/>
         </w:rPr>
+        <w:lastRenderedPageBreak/>
         <w:drawing>
           <wp:anchor distT="0" distB="0" distL="114300" distR="114300" simplePos="0" relativeHeight="251665408" behindDoc="0" locked="0" layoutInCell="1" allowOverlap="1" wp14:anchorId="2F7FFE93" wp14:editId="58AB7198">
             <wp:simplePos x="0" y="0"/>
@@ -4794,25 +4671,7 @@
           <w:sz w:val="28"/>
           <w:szCs w:val="28"/>
         </w:rPr>
-        <w:t xml:space="preserve">l’endpoint di </w:t>
-      </w:r>
-      <w:proofErr w:type="spellStart"/>
-      <w:r>
-        <w:rPr>
-          <w:rFonts w:ascii="Amasis MT Pro" w:hAnsi="Amasis MT Pro"/>
-          <w:sz w:val="28"/>
-          <w:szCs w:val="28"/>
-        </w:rPr>
-        <w:t>Flask</w:t>
-      </w:r>
-      <w:proofErr w:type="spellEnd"/>
-      <w:r>
-        <w:rPr>
-          <w:rFonts w:ascii="Amasis MT Pro" w:hAnsi="Amasis MT Pro"/>
-          <w:sz w:val="28"/>
-          <w:szCs w:val="28"/>
-        </w:rPr>
-        <w:t xml:space="preserve"> prende i</w:t>
+        <w:t>l’endpoint di Flask prende i</w:t>
       </w:r>
       <w:r>
         <w:rPr>
@@ -5078,27 +4937,8 @@
           <w:sz w:val="28"/>
           <w:szCs w:val="28"/>
         </w:rPr>
-        <w:t xml:space="preserve">, Flask poi gestisce la risposta da ritornare all’utente. Nello stesso modo viene gestito il sito, il quale, però non richiede di usare </w:t>
-      </w:r>
-      <w:proofErr w:type="spellStart"/>
-      <w:r>
-        <w:rPr>
-          <w:rFonts w:ascii="Amasis MT Pro" w:hAnsi="Amasis MT Pro"/>
-          <w:sz w:val="28"/>
-          <w:szCs w:val="28"/>
-        </w:rPr>
-        <w:t>APIService</w:t>
-      </w:r>
-      <w:proofErr w:type="spellEnd"/>
-      <w:r>
-        <w:rPr>
-          <w:rFonts w:ascii="Amasis MT Pro" w:hAnsi="Amasis MT Pro"/>
-          <w:sz w:val="28"/>
-          <w:szCs w:val="28"/>
-        </w:rPr>
-        <w:t xml:space="preserve"> ma si connette direttamente agli URL di </w:t>
-      </w:r>
-      <w:proofErr w:type="spellStart"/>
+        <w:t xml:space="preserve">, Flask poi gestisce la risposta da ritornare all’utente. Nello stesso modo viene gestito il sito, il quale, però non richiede di usare APIService ma si connette direttamente agli URL di </w:t>
+      </w:r>
       <w:r>
         <w:rPr>
           <w:rFonts w:ascii="Amasis MT Pro" w:hAnsi="Amasis MT Pro"/>
@@ -5115,7 +4955,6 @@
         </w:rPr>
         <w:t>lask</w:t>
       </w:r>
-      <w:proofErr w:type="spellEnd"/>
     </w:p>
     <w:p>
       <w:pPr>
@@ -5259,7 +5098,6 @@
           <w:sz w:val="36"/>
           <w:szCs w:val="36"/>
         </w:rPr>
-        <w:lastRenderedPageBreak/>
         <w:t>Sviluppi futuri</w:t>
       </w:r>
     </w:p>
@@ -5271,23 +5109,13 @@
           <w:szCs w:val="28"/>
         </w:rPr>
       </w:pPr>
-      <w:proofErr w:type="spellStart"/>
-      <w:r>
-        <w:rPr>
-          <w:rFonts w:ascii="Amasis MT Pro" w:hAnsi="Amasis MT Pro"/>
-          <w:sz w:val="28"/>
-          <w:szCs w:val="28"/>
-        </w:rPr>
-        <w:t>Crikle</w:t>
-      </w:r>
-      <w:proofErr w:type="spellEnd"/>
-      <w:r>
-        <w:rPr>
-          <w:rFonts w:ascii="Amasis MT Pro" w:hAnsi="Amasis MT Pro"/>
-          <w:sz w:val="28"/>
-          <w:szCs w:val="28"/>
-        </w:rPr>
-        <w:t xml:space="preserve"> potrà essere ampliato in modo da </w:t>
+      <w:r>
+        <w:rPr>
+          <w:rFonts w:ascii="Amasis MT Pro" w:hAnsi="Amasis MT Pro"/>
+          <w:sz w:val="28"/>
+          <w:szCs w:val="28"/>
+        </w:rPr>
+        <w:t xml:space="preserve">Crikle potrà essere ampliato in modo da </w:t>
       </w:r>
       <w:r>
         <w:rPr>
@@ -5395,6 +5223,118 @@
 <file path=word/numbering.xml><?xml version="1.0" encoding="utf-8"?>
 <w:numbering xmlns:wpc="http://schemas.microsoft.com/office/word/2010/wordprocessingCanvas" xmlns:cx="http://schemas.microsoft.com/office/drawing/2014/chartex" xmlns:cx1="http://schemas.microsoft.com/office/drawing/2015/9/8/chartex" xmlns:cx2="http://schemas.microsoft.com/office/drawing/2015/10/21/chartex" xmlns:cx3="http://schemas.microsoft.com/office/drawing/2016/5/9/chartex" xmlns:cx4="http://schemas.microsoft.com/office/drawing/2016/5/10/chartex" xmlns:cx5="http://schemas.microsoft.com/office/drawing/2016/5/11/chartex" xmlns:cx6="http://schemas.microsoft.com/office/drawing/2016/5/12/chartex" xmlns:cx7="http://schemas.microsoft.com/office/drawing/2016/5/13/chartex" xmlns:cx8="http://schemas.microsoft.com/office/drawing/2016/5/14/chartex" xmlns:mc="http://schemas.openxmlformats.org/markup-compatibility/2006" xmlns:aink="http://schemas.microsoft.com/office/drawing/2016/ink" xmlns:am3d="http://schemas.microsoft.com/office/drawing/2017/model3d" xmlns:o="urn:schemas-microsoft-com:office:office" xmlns:oel="http://schemas.microsoft.com/office/2019/extlst" xmlns:r="http://schemas.openxmlformats.org/officeDocument/2006/relationships" xmlns:m="http://schemas.openxmlformats.org/officeDocument/2006/math" xmlns:v="urn:schemas-microsoft-com:vml" xmlns:wp14="http://schemas.microsoft.com/office/word/2010/wordprocessingDrawing" xmlns:wp="http://schemas.openxmlformats.org/drawingml/2006/wordprocessingDrawing" xmlns:w10="urn:schemas-microsoft-com:office:word" xmlns:w="http://schemas.openxmlformats.org/wordprocessingml/2006/main" xmlns:w14="http://schemas.microsoft.com/office/word/2010/wordml" xmlns:w15="http://schemas.microsoft.com/office/word/2012/wordml" xmlns:w16cex="http://schemas.microsoft.com/office/word/2018/wordml/cex" xmlns:w16cid="http://schemas.microsoft.com/office/word/2016/wordml/cid" xmlns:w16="http://schemas.microsoft.com/office/word/2018/wordml" xmlns:w16du="http://schemas.microsoft.com/office/word/2023/wordml/word16du" xmlns:w16sdtdh="http://schemas.microsoft.com/office/word/2020/wordml/sdtdatahash" xmlns:w16sdtfl="http://schemas.microsoft.com/office/word/2024/wordml/sdtformatlock" xmlns:w16se="http://schemas.microsoft.com/office/word/2015/wordml/symex" xmlns:wpg="http://schemas.microsoft.com/office/word/2010/wordprocessingGroup" xmlns:wpi="http://schemas.microsoft.com/office/word/2010/wordprocessingInk" xmlns:wne="http://schemas.microsoft.com/office/word/2006/wordml" xmlns:wps="http://schemas.microsoft.com/office/word/2010/wordprocessingShape" mc:Ignorable="w14 w15 w16se w16cid w16 w16cex w16sdtdh w16sdtfl w16du wp14">
   <w:abstractNum w:abstractNumId="0" w15:restartNumberingAfterBreak="0">
+    <w:nsid w:val="12FE45E5"/>
+    <w:multiLevelType w:val="hybridMultilevel"/>
+    <w:tmpl w:val="508C9A4C"/>
+    <w:lvl w:ilvl="0" w:tplc="A3AEBB20">
+      <w:numFmt w:val="bullet"/>
+      <w:lvlText w:val="-"/>
+      <w:lvlJc w:val="left"/>
+      <w:pPr>
+        <w:ind w:left="1080" w:hanging="360"/>
+      </w:pPr>
+      <w:rPr>
+        <w:rFonts w:ascii="Amasis MT Pro" w:eastAsiaTheme="minorHAnsi" w:hAnsi="Amasis MT Pro" w:cstheme="minorBidi" w:hint="default"/>
+      </w:rPr>
+    </w:lvl>
+    <w:lvl w:ilvl="1" w:tplc="04100003" w:tentative="1">
+      <w:start w:val="1"/>
+      <w:numFmt w:val="bullet"/>
+      <w:lvlText w:val="o"/>
+      <w:lvlJc w:val="left"/>
+      <w:pPr>
+        <w:ind w:left="1800" w:hanging="360"/>
+      </w:pPr>
+      <w:rPr>
+        <w:rFonts w:ascii="Courier New" w:hAnsi="Courier New" w:cs="Courier New" w:hint="default"/>
+      </w:rPr>
+    </w:lvl>
+    <w:lvl w:ilvl="2" w:tplc="04100005" w:tentative="1">
+      <w:start w:val="1"/>
+      <w:numFmt w:val="bullet"/>
+      <w:lvlText w:val=""/>
+      <w:lvlJc w:val="left"/>
+      <w:pPr>
+        <w:ind w:left="2520" w:hanging="360"/>
+      </w:pPr>
+      <w:rPr>
+        <w:rFonts w:ascii="Wingdings" w:hAnsi="Wingdings" w:hint="default"/>
+      </w:rPr>
+    </w:lvl>
+    <w:lvl w:ilvl="3" w:tplc="04100001" w:tentative="1">
+      <w:start w:val="1"/>
+      <w:numFmt w:val="bullet"/>
+      <w:lvlText w:val=""/>
+      <w:lvlJc w:val="left"/>
+      <w:pPr>
+        <w:ind w:left="3240" w:hanging="360"/>
+      </w:pPr>
+      <w:rPr>
+        <w:rFonts w:ascii="Symbol" w:hAnsi="Symbol" w:hint="default"/>
+      </w:rPr>
+    </w:lvl>
+    <w:lvl w:ilvl="4" w:tplc="04100003" w:tentative="1">
+      <w:start w:val="1"/>
+      <w:numFmt w:val="bullet"/>
+      <w:lvlText w:val="o"/>
+      <w:lvlJc w:val="left"/>
+      <w:pPr>
+        <w:ind w:left="3960" w:hanging="360"/>
+      </w:pPr>
+      <w:rPr>
+        <w:rFonts w:ascii="Courier New" w:hAnsi="Courier New" w:cs="Courier New" w:hint="default"/>
+      </w:rPr>
+    </w:lvl>
+    <w:lvl w:ilvl="5" w:tplc="04100005" w:tentative="1">
+      <w:start w:val="1"/>
+      <w:numFmt w:val="bullet"/>
+      <w:lvlText w:val=""/>
+      <w:lvlJc w:val="left"/>
+      <w:pPr>
+        <w:ind w:left="4680" w:hanging="360"/>
+      </w:pPr>
+      <w:rPr>
+        <w:rFonts w:ascii="Wingdings" w:hAnsi="Wingdings" w:hint="default"/>
+      </w:rPr>
+    </w:lvl>
+    <w:lvl w:ilvl="6" w:tplc="04100001" w:tentative="1">
+      <w:start w:val="1"/>
+      <w:numFmt w:val="bullet"/>
+      <w:lvlText w:val=""/>
+      <w:lvlJc w:val="left"/>
+      <w:pPr>
+        <w:ind w:left="5400" w:hanging="360"/>
+      </w:pPr>
+      <w:rPr>
+        <w:rFonts w:ascii="Symbol" w:hAnsi="Symbol" w:hint="default"/>
+      </w:rPr>
+    </w:lvl>
+    <w:lvl w:ilvl="7" w:tplc="04100003" w:tentative="1">
+      <w:start w:val="1"/>
+      <w:numFmt w:val="bullet"/>
+      <w:lvlText w:val="o"/>
+      <w:lvlJc w:val="left"/>
+      <w:pPr>
+        <w:ind w:left="6120" w:hanging="360"/>
+      </w:pPr>
+      <w:rPr>
+        <w:rFonts w:ascii="Courier New" w:hAnsi="Courier New" w:cs="Courier New" w:hint="default"/>
+      </w:rPr>
+    </w:lvl>
+    <w:lvl w:ilvl="8" w:tplc="04100005" w:tentative="1">
+      <w:start w:val="1"/>
+      <w:numFmt w:val="bullet"/>
+      <w:lvlText w:val=""/>
+      <w:lvlJc w:val="left"/>
+      <w:pPr>
+        <w:ind w:left="6840" w:hanging="360"/>
+      </w:pPr>
+      <w:rPr>
+        <w:rFonts w:ascii="Wingdings" w:hAnsi="Wingdings" w:hint="default"/>
+      </w:rPr>
+    </w:lvl>
+  </w:abstractNum>
+  <w:abstractNum w:abstractNumId="1" w15:restartNumberingAfterBreak="0">
     <w:nsid w:val="1E085A79"/>
     <w:multiLevelType w:val="hybridMultilevel"/>
     <w:tmpl w:val="9D601C0A"/>
@@ -5506,7 +5446,7 @@
       </w:rPr>
     </w:lvl>
   </w:abstractNum>
-  <w:abstractNum w:abstractNumId="1" w15:restartNumberingAfterBreak="0">
+  <w:abstractNum w:abstractNumId="2" w15:restartNumberingAfterBreak="0">
     <w:nsid w:val="32180DA5"/>
     <w:multiLevelType w:val="hybridMultilevel"/>
     <w:tmpl w:val="9C642C76"/>
@@ -5595,7 +5535,7 @@
       </w:pPr>
     </w:lvl>
   </w:abstractNum>
-  <w:abstractNum w:abstractNumId="2" w15:restartNumberingAfterBreak="0">
+  <w:abstractNum w:abstractNumId="3" w15:restartNumberingAfterBreak="0">
     <w:nsid w:val="410935BA"/>
     <w:multiLevelType w:val="hybridMultilevel"/>
     <w:tmpl w:val="D01A2556"/>
@@ -5708,7 +5648,7 @@
       </w:rPr>
     </w:lvl>
   </w:abstractNum>
-  <w:abstractNum w:abstractNumId="3" w15:restartNumberingAfterBreak="0">
+  <w:abstractNum w:abstractNumId="4" w15:restartNumberingAfterBreak="0">
     <w:nsid w:val="6C0E1B58"/>
     <w:multiLevelType w:val="hybridMultilevel"/>
     <w:tmpl w:val="34622376"/>
@@ -5797,17 +5737,135 @@
       </w:pPr>
     </w:lvl>
   </w:abstractNum>
+  <w:abstractNum w:abstractNumId="5" w15:restartNumberingAfterBreak="0">
+    <w:nsid w:val="790D2A15"/>
+    <w:multiLevelType w:val="hybridMultilevel"/>
+    <w:tmpl w:val="E56E38C2"/>
+    <w:lvl w:ilvl="0" w:tplc="4C56E8F0">
+      <w:numFmt w:val="bullet"/>
+      <w:lvlText w:val="-"/>
+      <w:lvlJc w:val="left"/>
+      <w:pPr>
+        <w:ind w:left="720" w:hanging="360"/>
+      </w:pPr>
+      <w:rPr>
+        <w:rFonts w:ascii="Amasis MT Pro" w:eastAsiaTheme="minorHAnsi" w:hAnsi="Amasis MT Pro" w:cstheme="minorBidi" w:hint="default"/>
+      </w:rPr>
+    </w:lvl>
+    <w:lvl w:ilvl="1" w:tplc="04100003" w:tentative="1">
+      <w:start w:val="1"/>
+      <w:numFmt w:val="bullet"/>
+      <w:lvlText w:val="o"/>
+      <w:lvlJc w:val="left"/>
+      <w:pPr>
+        <w:ind w:left="1440" w:hanging="360"/>
+      </w:pPr>
+      <w:rPr>
+        <w:rFonts w:ascii="Courier New" w:hAnsi="Courier New" w:cs="Courier New" w:hint="default"/>
+      </w:rPr>
+    </w:lvl>
+    <w:lvl w:ilvl="2" w:tplc="04100005" w:tentative="1">
+      <w:start w:val="1"/>
+      <w:numFmt w:val="bullet"/>
+      <w:lvlText w:val=""/>
+      <w:lvlJc w:val="left"/>
+      <w:pPr>
+        <w:ind w:left="2160" w:hanging="360"/>
+      </w:pPr>
+      <w:rPr>
+        <w:rFonts w:ascii="Wingdings" w:hAnsi="Wingdings" w:hint="default"/>
+      </w:rPr>
+    </w:lvl>
+    <w:lvl w:ilvl="3" w:tplc="04100001" w:tentative="1">
+      <w:start w:val="1"/>
+      <w:numFmt w:val="bullet"/>
+      <w:lvlText w:val=""/>
+      <w:lvlJc w:val="left"/>
+      <w:pPr>
+        <w:ind w:left="2880" w:hanging="360"/>
+      </w:pPr>
+      <w:rPr>
+        <w:rFonts w:ascii="Symbol" w:hAnsi="Symbol" w:hint="default"/>
+      </w:rPr>
+    </w:lvl>
+    <w:lvl w:ilvl="4" w:tplc="04100003" w:tentative="1">
+      <w:start w:val="1"/>
+      <w:numFmt w:val="bullet"/>
+      <w:lvlText w:val="o"/>
+      <w:lvlJc w:val="left"/>
+      <w:pPr>
+        <w:ind w:left="3600" w:hanging="360"/>
+      </w:pPr>
+      <w:rPr>
+        <w:rFonts w:ascii="Courier New" w:hAnsi="Courier New" w:cs="Courier New" w:hint="default"/>
+      </w:rPr>
+    </w:lvl>
+    <w:lvl w:ilvl="5" w:tplc="04100005" w:tentative="1">
+      <w:start w:val="1"/>
+      <w:numFmt w:val="bullet"/>
+      <w:lvlText w:val=""/>
+      <w:lvlJc w:val="left"/>
+      <w:pPr>
+        <w:ind w:left="4320" w:hanging="360"/>
+      </w:pPr>
+      <w:rPr>
+        <w:rFonts w:ascii="Wingdings" w:hAnsi="Wingdings" w:hint="default"/>
+      </w:rPr>
+    </w:lvl>
+    <w:lvl w:ilvl="6" w:tplc="04100001" w:tentative="1">
+      <w:start w:val="1"/>
+      <w:numFmt w:val="bullet"/>
+      <w:lvlText w:val=""/>
+      <w:lvlJc w:val="left"/>
+      <w:pPr>
+        <w:ind w:left="5040" w:hanging="360"/>
+      </w:pPr>
+      <w:rPr>
+        <w:rFonts w:ascii="Symbol" w:hAnsi="Symbol" w:hint="default"/>
+      </w:rPr>
+    </w:lvl>
+    <w:lvl w:ilvl="7" w:tplc="04100003" w:tentative="1">
+      <w:start w:val="1"/>
+      <w:numFmt w:val="bullet"/>
+      <w:lvlText w:val="o"/>
+      <w:lvlJc w:val="left"/>
+      <w:pPr>
+        <w:ind w:left="5760" w:hanging="360"/>
+      </w:pPr>
+      <w:rPr>
+        <w:rFonts w:ascii="Courier New" w:hAnsi="Courier New" w:cs="Courier New" w:hint="default"/>
+      </w:rPr>
+    </w:lvl>
+    <w:lvl w:ilvl="8" w:tplc="04100005" w:tentative="1">
+      <w:start w:val="1"/>
+      <w:numFmt w:val="bullet"/>
+      <w:lvlText w:val=""/>
+      <w:lvlJc w:val="left"/>
+      <w:pPr>
+        <w:ind w:left="6480" w:hanging="360"/>
+      </w:pPr>
+      <w:rPr>
+        <w:rFonts w:ascii="Wingdings" w:hAnsi="Wingdings" w:hint="default"/>
+      </w:rPr>
+    </w:lvl>
+  </w:abstractNum>
   <w:num w:numId="1" w16cid:durableId="1769503441">
-    <w:abstractNumId w:val="0"/>
+    <w:abstractNumId w:val="1"/>
   </w:num>
   <w:num w:numId="2" w16cid:durableId="446774039">
+    <w:abstractNumId w:val="4"/>
+  </w:num>
+  <w:num w:numId="3" w16cid:durableId="824903141">
     <w:abstractNumId w:val="3"/>
   </w:num>
-  <w:num w:numId="3" w16cid:durableId="824903141">
+  <w:num w:numId="4" w16cid:durableId="1159347542">
     <w:abstractNumId w:val="2"/>
   </w:num>
-  <w:num w:numId="4" w16cid:durableId="1159347542">
-    <w:abstractNumId w:val="1"/>
+  <w:num w:numId="5" w16cid:durableId="459571109">
+    <w:abstractNumId w:val="5"/>
+  </w:num>
+  <w:num w:numId="6" w16cid:durableId="993798361">
+    <w:abstractNumId w:val="0"/>
   </w:num>
 </w:numbering>
 </file>

--- a/Documenti/Relazione Finale/relazione finale (nuova).docx
+++ b/Documenti/Relazione Finale/relazione finale (nuova).docx
@@ -6,8 +6,6 @@
       <w:pPr>
         <w:rPr>
           <w:rFonts w:ascii="Amasis MT Pro" w:hAnsi="Amasis MT Pro"/>
-          <w:b/>
-          <w:bCs/>
           <w:sz w:val="44"/>
           <w:szCs w:val="44"/>
         </w:rPr>
@@ -17,8 +15,6 @@
       <w:r>
         <w:rPr>
           <w:rFonts w:ascii="Amasis MT Pro" w:hAnsi="Amasis MT Pro"/>
-          <w:b/>
-          <w:bCs/>
           <w:sz w:val="44"/>
           <w:szCs w:val="44"/>
         </w:rPr>
@@ -27,8 +23,6 @@
       <w:r>
         <w:rPr>
           <w:rFonts w:ascii="Amasis MT Pro" w:hAnsi="Amasis MT Pro"/>
-          <w:b/>
-          <w:bCs/>
           <w:sz w:val="44"/>
           <w:szCs w:val="44"/>
         </w:rPr>
@@ -37,8 +31,6 @@
       <w:r>
         <w:rPr>
           <w:rFonts w:ascii="Amasis MT Pro" w:hAnsi="Amasis MT Pro"/>
-          <w:b/>
-          <w:bCs/>
           <w:sz w:val="44"/>
           <w:szCs w:val="44"/>
         </w:rPr>
@@ -940,12 +932,23 @@
           <w:szCs w:val="36"/>
         </w:rPr>
       </w:pPr>
-      <w:r>
-        <w:rPr>
-          <w:rFonts w:ascii="Amasis MT Pro" w:hAnsi="Amasis MT Pro"/>
-          <w:sz w:val="36"/>
-          <w:szCs w:val="36"/>
-        </w:rPr>
+    </w:p>
+    <w:p>
+      <w:pPr>
+        <w:jc w:val="center"/>
+        <w:rPr>
+          <w:rFonts w:ascii="Amasis MT Pro" w:hAnsi="Amasis MT Pro"/>
+          <w:sz w:val="36"/>
+          <w:szCs w:val="36"/>
+        </w:rPr>
+      </w:pPr>
+      <w:r>
+        <w:rPr>
+          <w:rFonts w:ascii="Amasis MT Pro" w:hAnsi="Amasis MT Pro"/>
+          <w:sz w:val="36"/>
+          <w:szCs w:val="36"/>
+        </w:rPr>
+        <w:lastRenderedPageBreak/>
         <w:t>-</w:t>
       </w:r>
       <w:r>
@@ -1086,7 +1089,23 @@
           <w:sz w:val="28"/>
           <w:szCs w:val="28"/>
         </w:rPr>
-        <w:t xml:space="preserve">Nel nostro caso, abbiamo avuto modo </w:t>
+        <w:t>Nel nostro caso, abbiamo avuto modo</w:t>
+      </w:r>
+      <w:r>
+        <w:rPr>
+          <w:rFonts w:ascii="Amasis MT Pro" w:hAnsi="Amasis MT Pro"/>
+          <w:sz w:val="28"/>
+          <w:szCs w:val="28"/>
+        </w:rPr>
+        <w:t xml:space="preserve"> di</w:t>
+      </w:r>
+      <w:r>
+        <w:rPr>
+          <w:rFonts w:ascii="Amasis MT Pro" w:hAnsi="Amasis MT Pro"/>
+          <w:sz w:val="28"/>
+          <w:szCs w:val="28"/>
+        </w:rPr>
+        <w:t xml:space="preserve"> </w:t>
       </w:r>
       <w:r>
         <w:rPr>
@@ -1119,23 +1138,87 @@
           <w:sz w:val="28"/>
           <w:szCs w:val="28"/>
         </w:rPr>
-        <w:t>L’idea nasce dal fatto che i componenti del gruppo possiedono almeno un animale e comprendono bene quale possa essere l’esigenza dell’utente nei confronti del propri</w:t>
-      </w:r>
-      <w:r>
-        <w:rPr>
-          <w:rFonts w:ascii="Amasis MT Pro" w:hAnsi="Amasis MT Pro"/>
-          <w:sz w:val="28"/>
-          <w:szCs w:val="28"/>
-        </w:rPr>
-        <w:t>o amico a quattro zampe</w:t>
-      </w:r>
-      <w:r>
-        <w:rPr>
-          <w:rFonts w:ascii="Amasis MT Pro" w:hAnsi="Amasis MT Pro"/>
-          <w:sz w:val="28"/>
-          <w:szCs w:val="28"/>
-        </w:rPr>
-        <w:t xml:space="preserve">. Questo ha fatto si che si creasse Crikle senza troppe esitazioni. </w:t>
+        <w:t>L’idea nasce dal fatto che i componenti del gruppo possiedono almeno un animale e comprendono bene quale poss</w:t>
+      </w:r>
+      <w:r>
+        <w:rPr>
+          <w:rFonts w:ascii="Amasis MT Pro" w:hAnsi="Amasis MT Pro"/>
+          <w:sz w:val="28"/>
+          <w:szCs w:val="28"/>
+        </w:rPr>
+        <w:t>ano</w:t>
+      </w:r>
+      <w:r>
+        <w:rPr>
+          <w:rFonts w:ascii="Amasis MT Pro" w:hAnsi="Amasis MT Pro"/>
+          <w:sz w:val="28"/>
+          <w:szCs w:val="28"/>
+        </w:rPr>
+        <w:t xml:space="preserve"> essere l</w:t>
+      </w:r>
+      <w:r>
+        <w:rPr>
+          <w:rFonts w:ascii="Amasis MT Pro" w:hAnsi="Amasis MT Pro"/>
+          <w:sz w:val="28"/>
+          <w:szCs w:val="28"/>
+        </w:rPr>
+        <w:t>e diverse esigenze</w:t>
+      </w:r>
+      <w:r>
+        <w:rPr>
+          <w:rFonts w:ascii="Amasis MT Pro" w:hAnsi="Amasis MT Pro"/>
+          <w:sz w:val="28"/>
+          <w:szCs w:val="28"/>
+        </w:rPr>
+        <w:t xml:space="preserve"> dell’utente nei confronti del propri</w:t>
+      </w:r>
+      <w:r>
+        <w:rPr>
+          <w:rFonts w:ascii="Amasis MT Pro" w:hAnsi="Amasis MT Pro"/>
+          <w:sz w:val="28"/>
+          <w:szCs w:val="28"/>
+        </w:rPr>
+        <w:t>o</w:t>
+      </w:r>
+      <w:r>
+        <w:rPr>
+          <w:rFonts w:ascii="Amasis MT Pro" w:hAnsi="Amasis MT Pro"/>
+          <w:sz w:val="28"/>
+          <w:szCs w:val="28"/>
+        </w:rPr>
+        <w:t xml:space="preserve"> “compagno di avventure”</w:t>
+      </w:r>
+      <w:r>
+        <w:rPr>
+          <w:rFonts w:ascii="Amasis MT Pro" w:hAnsi="Amasis MT Pro"/>
+          <w:sz w:val="28"/>
+          <w:szCs w:val="28"/>
+        </w:rPr>
+        <w:t xml:space="preserve">. Questo ha fatto </w:t>
+      </w:r>
+      <w:r>
+        <w:rPr>
+          <w:rFonts w:ascii="Amasis MT Pro" w:hAnsi="Amasis MT Pro"/>
+          <w:sz w:val="28"/>
+          <w:szCs w:val="28"/>
+        </w:rPr>
+        <w:t>sì</w:t>
+      </w:r>
+      <w:r>
+        <w:rPr>
+          <w:rFonts w:ascii="Amasis MT Pro" w:hAnsi="Amasis MT Pro"/>
+          <w:sz w:val="28"/>
+          <w:szCs w:val="28"/>
+        </w:rPr>
+        <w:t xml:space="preserve"> che si creasse Crikle </w:t>
+      </w:r>
+      <w:r>
+        <w:rPr>
+          <w:rFonts w:ascii="Amasis MT Pro" w:hAnsi="Amasis MT Pro"/>
+          <w:sz w:val="28"/>
+          <w:szCs w:val="28"/>
+        </w:rPr>
+        <w:t>per dare una strumento comodo all’utente per far fronte a questi aspetti quotidiani (e non).</w:t>
       </w:r>
     </w:p>
     <w:p>
@@ -1192,7 +1275,31 @@
           <w:sz w:val="28"/>
           <w:szCs w:val="28"/>
         </w:rPr>
-        <w:t xml:space="preserve"> e le conseguenti esigenze.</w:t>
+        <w:t>. Si potrà anche monitorare la condizione emotiva dell’animale</w:t>
+      </w:r>
+      <w:r>
+        <w:rPr>
+          <w:rFonts w:ascii="Amasis MT Pro" w:hAnsi="Amasis MT Pro"/>
+          <w:sz w:val="28"/>
+          <w:szCs w:val="28"/>
+        </w:rPr>
+        <w:t xml:space="preserve"> registrato</w:t>
+      </w:r>
+      <w:r>
+        <w:rPr>
+          <w:rFonts w:ascii="Amasis MT Pro" w:hAnsi="Amasis MT Pro"/>
+          <w:sz w:val="28"/>
+          <w:szCs w:val="28"/>
+        </w:rPr>
+        <w:t xml:space="preserve"> in que</w:t>
+      </w:r>
+      <w:r>
+        <w:rPr>
+          <w:rFonts w:ascii="Amasis MT Pro" w:hAnsi="Amasis MT Pro"/>
+          <w:sz w:val="28"/>
+          <w:szCs w:val="28"/>
+        </w:rPr>
+        <w:t>stione per maggiore attenzione nei suoi confronti.</w:t>
       </w:r>
     </w:p>
     <w:p>
@@ -1225,7 +1332,40 @@
           <w:sz w:val="28"/>
           <w:szCs w:val="28"/>
         </w:rPr>
-        <w:t xml:space="preserve"> delle varie attività che l’utente permette all’animale di intraprendere. Le attività in questione saranno i servizi di Toilettatura, addestramento, veterinario e petsitting. </w:t>
+        <w:t xml:space="preserve"> delle varie attività che l’utente permette all’animale di intraprendere. Le attività in questione saranno </w:t>
+      </w:r>
+      <w:r>
+        <w:rPr>
+          <w:rFonts w:ascii="Amasis MT Pro" w:hAnsi="Amasis MT Pro"/>
+          <w:sz w:val="28"/>
+          <w:szCs w:val="28"/>
+        </w:rPr>
+        <w:t xml:space="preserve">le seguenti: </w:t>
+      </w:r>
+      <w:r>
+        <w:rPr>
+          <w:rFonts w:ascii="Amasis MT Pro" w:hAnsi="Amasis MT Pro"/>
+          <w:sz w:val="28"/>
+          <w:szCs w:val="28"/>
+        </w:rPr>
+        <w:t xml:space="preserve">servizi di Toilettatura, addestramento, veterinario e petsitting. </w:t>
+      </w:r>
+    </w:p>
+    <w:p>
+      <w:pPr>
+        <w:rPr>
+          <w:rFonts w:ascii="Amasis MT Pro" w:hAnsi="Amasis MT Pro"/>
+          <w:sz w:val="28"/>
+          <w:szCs w:val="28"/>
+        </w:rPr>
+      </w:pPr>
+      <w:r>
+        <w:rPr>
+          <w:rFonts w:ascii="Amasis MT Pro" w:hAnsi="Amasis MT Pro"/>
+          <w:sz w:val="28"/>
+          <w:szCs w:val="28"/>
+        </w:rPr>
+        <w:t>Dal lato web, invece, i fornitori di queste attività avranno tutti gli strumenti necessari per aggiungerle nel sito web dedicato in modo che possano comunicare le richieste degli utenti (APP) con quelle del venditore (WEB).</w:t>
       </w:r>
     </w:p>
     <w:p>
@@ -1243,7 +1383,15 @@
           <w:sz w:val="28"/>
           <w:szCs w:val="28"/>
         </w:rPr>
-        <w:t>È inoltre possibile cercare attività</w:t>
+        <w:t>Per ogni</w:t>
+      </w:r>
+      <w:r>
+        <w:rPr>
+          <w:rFonts w:ascii="Amasis MT Pro" w:hAnsi="Amasis MT Pro"/>
+          <w:sz w:val="28"/>
+          <w:szCs w:val="28"/>
+        </w:rPr>
+        <w:t xml:space="preserve"> attività</w:t>
       </w:r>
       <w:r>
         <w:rPr>
@@ -1259,31 +1407,31 @@
           <w:sz w:val="28"/>
           <w:szCs w:val="28"/>
         </w:rPr>
-        <w:t>commerciali legate</w:t>
-      </w:r>
-      <w:r>
-        <w:rPr>
-          <w:rFonts w:ascii="Amasis MT Pro" w:hAnsi="Amasis MT Pro"/>
-          <w:sz w:val="28"/>
-          <w:szCs w:val="28"/>
-        </w:rPr>
-        <w:t xml:space="preserve"> </w:t>
-      </w:r>
-      <w:r>
-        <w:rPr>
-          <w:rFonts w:ascii="Amasis MT Pro" w:hAnsi="Amasis MT Pro"/>
-          <w:sz w:val="28"/>
-          <w:szCs w:val="28"/>
-        </w:rPr>
-        <w:t>agli animali da compagnia, consultarne orari, recensioni e fissare appuntamenti.</w:t>
-      </w:r>
-      <w:r>
-        <w:rPr>
-          <w:rFonts w:ascii="Amasis MT Pro" w:hAnsi="Amasis MT Pro"/>
-          <w:sz w:val="28"/>
-          <w:szCs w:val="28"/>
-        </w:rPr>
-        <w:t xml:space="preserve"> </w:t>
+        <w:t>commercial</w:t>
+      </w:r>
+      <w:r>
+        <w:rPr>
+          <w:rFonts w:ascii="Amasis MT Pro" w:hAnsi="Amasis MT Pro"/>
+          <w:sz w:val="28"/>
+          <w:szCs w:val="28"/>
+        </w:rPr>
+        <w:t xml:space="preserve">e sarà possibile </w:t>
+      </w:r>
+      <w:r>
+        <w:rPr>
+          <w:rFonts w:ascii="Amasis MT Pro" w:hAnsi="Amasis MT Pro"/>
+          <w:sz w:val="28"/>
+          <w:szCs w:val="28"/>
+        </w:rPr>
+        <w:t>consultarne orari, recensioni e fissare appuntamenti</w:t>
+      </w:r>
+      <w:r>
+        <w:rPr>
+          <w:rFonts w:ascii="Amasis MT Pro" w:hAnsi="Amasis MT Pro"/>
+          <w:sz w:val="28"/>
+          <w:szCs w:val="28"/>
+        </w:rPr>
+        <w:t>.</w:t>
       </w:r>
     </w:p>
     <w:p>
@@ -1297,11 +1445,64 @@
     </w:p>
     <w:p>
       <w:pPr>
+        <w:rPr>
+          <w:rFonts w:ascii="Amasis MT Pro" w:hAnsi="Amasis MT Pro"/>
+          <w:sz w:val="36"/>
+          <w:szCs w:val="36"/>
+        </w:rPr>
+      </w:pPr>
+    </w:p>
+    <w:p>
+      <w:pPr>
+        <w:jc w:val="center"/>
+        <w:rPr>
+          <w:rFonts w:ascii="Amasis MT Pro" w:hAnsi="Amasis MT Pro"/>
+          <w:sz w:val="36"/>
+          <w:szCs w:val="36"/>
+        </w:rPr>
+      </w:pPr>
+      <w:r>
+        <w:rPr>
+          <w:rFonts w:ascii="Amasis MT Pro" w:hAnsi="Amasis MT Pro"/>
+          <w:sz w:val="36"/>
+          <w:szCs w:val="36"/>
+        </w:rPr>
+        <w:lastRenderedPageBreak/>
+        <w:t>-</w:t>
+      </w:r>
+      <w:r>
+        <w:rPr>
+          <w:rFonts w:ascii="Amasis MT Pro" w:hAnsi="Amasis MT Pro"/>
+          <w:sz w:val="36"/>
+          <w:szCs w:val="36"/>
+        </w:rPr>
+        <w:t>Architettura</w:t>
+      </w:r>
+      <w:r>
+        <w:rPr>
+          <w:rFonts w:ascii="Amasis MT Pro" w:hAnsi="Amasis MT Pro"/>
+          <w:sz w:val="36"/>
+          <w:szCs w:val="36"/>
+        </w:rPr>
+        <w:t xml:space="preserve"> del</w:t>
+      </w:r>
+      <w:r>
+        <w:rPr>
+          <w:rFonts w:ascii="Amasis MT Pro" w:hAnsi="Amasis MT Pro"/>
+          <w:sz w:val="36"/>
+          <w:szCs w:val="36"/>
+        </w:rPr>
+        <w:t xml:space="preserve"> sistema</w:t>
+      </w:r>
+    </w:p>
+    <w:p>
+      <w:pPr>
         <w:jc w:val="both"/>
         <w:rPr>
           <w:rFonts w:ascii="Amasis MT Pro" w:hAnsi="Amasis MT Pro"/>
-          <w:sz w:val="36"/>
-          <w:szCs w:val="36"/>
+          <w:color w:val="000000" w:themeColor="text1"/>
+          <w:sz w:val="28"/>
+          <w:szCs w:val="28"/>
         </w:rPr>
       </w:pPr>
     </w:p>
@@ -1310,81 +1511,142 @@
         <w:jc w:val="both"/>
         <w:rPr>
           <w:rFonts w:ascii="Amasis MT Pro" w:hAnsi="Amasis MT Pro"/>
-          <w:sz w:val="36"/>
-          <w:szCs w:val="36"/>
-        </w:rPr>
-      </w:pPr>
+          <w:color w:val="000000" w:themeColor="text1"/>
+          <w:sz w:val="28"/>
+          <w:szCs w:val="28"/>
+        </w:rPr>
+      </w:pPr>
+      <w:r>
+        <w:rPr>
+          <w:rFonts w:ascii="Amasis MT Pro" w:hAnsi="Amasis MT Pro"/>
+          <w:color w:val="000000" w:themeColor="text1"/>
+          <w:sz w:val="28"/>
+          <w:szCs w:val="28"/>
+        </w:rPr>
+        <w:t>Abbiamo usato come schema logico il classico MWC (Model-View-Controller)</w:t>
+      </w:r>
+      <w:r>
+        <w:rPr>
+          <w:rFonts w:ascii="Amasis MT Pro" w:hAnsi="Amasis MT Pro"/>
+          <w:color w:val="000000" w:themeColor="text1"/>
+          <w:sz w:val="28"/>
+          <w:szCs w:val="28"/>
+        </w:rPr>
+        <w:t xml:space="preserve"> con il Model che, dunque, andava a settare i modelli dei dati con conseguente logica di business. </w:t>
+      </w:r>
     </w:p>
     <w:p>
       <w:pPr>
         <w:jc w:val="both"/>
         <w:rPr>
           <w:rFonts w:ascii="Amasis MT Pro" w:hAnsi="Amasis MT Pro"/>
-          <w:sz w:val="36"/>
-          <w:szCs w:val="36"/>
-        </w:rPr>
-      </w:pPr>
+          <w:color w:val="000000" w:themeColor="text1"/>
+          <w:sz w:val="28"/>
+          <w:szCs w:val="28"/>
+        </w:rPr>
+      </w:pPr>
+      <w:r>
+        <w:rPr>
+          <w:rFonts w:ascii="Amasis MT Pro" w:hAnsi="Amasis MT Pro"/>
+          <w:color w:val="000000" w:themeColor="text1"/>
+          <w:sz w:val="28"/>
+          <w:szCs w:val="28"/>
+        </w:rPr>
+        <w:t>Per quanto riguarda il View abbiamo adoperato il sistema delle View di Android Studio per gestire quella che poteva essere l’UI (interfaccia utente) migliore anche analizzando l’ipotetico pubblico a cui può essere diretta l’applicazione.</w:t>
+      </w:r>
     </w:p>
     <w:p>
       <w:pPr>
         <w:jc w:val="both"/>
         <w:rPr>
           <w:rFonts w:ascii="Amasis MT Pro" w:hAnsi="Amasis MT Pro"/>
-          <w:sz w:val="36"/>
-          <w:szCs w:val="36"/>
-        </w:rPr>
-      </w:pPr>
+          <w:color w:val="000000" w:themeColor="text1"/>
+          <w:sz w:val="28"/>
+          <w:szCs w:val="28"/>
+        </w:rPr>
+      </w:pPr>
+      <w:r>
+        <w:rPr>
+          <w:rFonts w:ascii="Amasis MT Pro" w:hAnsi="Amasis MT Pro"/>
+          <w:color w:val="000000" w:themeColor="text1"/>
+          <w:sz w:val="28"/>
+          <w:szCs w:val="28"/>
+        </w:rPr>
+        <w:t>Con il Controller avremo le interazioni dell’utente che modificano/aggiornano Model e View in maniera tale da creare dinamicità nell’UX e una determinata coesione tra i vari componenti.</w:t>
+      </w:r>
     </w:p>
     <w:p>
       <w:pPr>
         <w:jc w:val="both"/>
         <w:rPr>
           <w:rFonts w:ascii="Amasis MT Pro" w:hAnsi="Amasis MT Pro"/>
-          <w:sz w:val="36"/>
-          <w:szCs w:val="36"/>
-        </w:rPr>
-      </w:pPr>
-    </w:p>
-    <w:p>
-      <w:pPr>
-        <w:jc w:val="center"/>
-        <w:rPr>
-          <w:rFonts w:ascii="Amasis MT Pro" w:hAnsi="Amasis MT Pro"/>
-          <w:sz w:val="36"/>
-          <w:szCs w:val="36"/>
-        </w:rPr>
-      </w:pPr>
-      <w:r>
-        <w:rPr>
-          <w:rFonts w:ascii="Amasis MT Pro" w:hAnsi="Amasis MT Pro"/>
-          <w:sz w:val="36"/>
-          <w:szCs w:val="36"/>
-        </w:rPr>
-        <w:t>-</w:t>
-      </w:r>
-      <w:r>
-        <w:rPr>
-          <w:rFonts w:ascii="Amasis MT Pro" w:hAnsi="Amasis MT Pro"/>
-          <w:sz w:val="36"/>
-          <w:szCs w:val="36"/>
-        </w:rPr>
-        <w:t>Architettura</w:t>
-      </w:r>
-      <w:r>
-        <w:rPr>
-          <w:rFonts w:ascii="Amasis MT Pro" w:hAnsi="Amasis MT Pro"/>
-          <w:sz w:val="36"/>
-          <w:szCs w:val="36"/>
-        </w:rPr>
-        <w:t xml:space="preserve"> del</w:t>
-      </w:r>
-      <w:r>
-        <w:rPr>
-          <w:rFonts w:ascii="Amasis MT Pro" w:hAnsi="Amasis MT Pro"/>
-          <w:sz w:val="36"/>
-          <w:szCs w:val="36"/>
-        </w:rPr>
-        <w:t xml:space="preserve"> sistema</w:t>
+          <w:color w:val="000000" w:themeColor="text1"/>
+          <w:sz w:val="28"/>
+          <w:szCs w:val="28"/>
+        </w:rPr>
+      </w:pPr>
+      <w:r>
+        <w:rPr>
+          <w:rFonts w:ascii="Amasis MT Pro" w:hAnsi="Amasis MT Pro"/>
+          <w:color w:val="000000" w:themeColor="text1"/>
+          <w:sz w:val="28"/>
+          <w:szCs w:val="28"/>
+        </w:rPr>
+        <w:t xml:space="preserve">Nella parte user cliente in app si può avere una lista dei nostri animali, possiamo aggiungere le loro caratteristiche e catalogare il loro stato d’animo e </w:t>
+      </w:r>
+      <w:r>
+        <w:rPr>
+          <w:rFonts w:ascii="Amasis MT Pro" w:hAnsi="Amasis MT Pro"/>
+          <w:color w:val="000000" w:themeColor="text1"/>
+          <w:sz w:val="28"/>
+          <w:szCs w:val="28"/>
+        </w:rPr>
+        <w:t>eventuali</w:t>
+      </w:r>
+      <w:r>
+        <w:rPr>
+          <w:rFonts w:ascii="Amasis MT Pro" w:hAnsi="Amasis MT Pro"/>
+          <w:color w:val="000000" w:themeColor="text1"/>
+          <w:sz w:val="28"/>
+          <w:szCs w:val="28"/>
+        </w:rPr>
+        <w:t xml:space="preserve"> cartell</w:t>
+      </w:r>
+      <w:r>
+        <w:rPr>
+          <w:rFonts w:ascii="Amasis MT Pro" w:hAnsi="Amasis MT Pro"/>
+          <w:color w:val="000000" w:themeColor="text1"/>
+          <w:sz w:val="28"/>
+          <w:szCs w:val="28"/>
+        </w:rPr>
+        <w:t>e</w:t>
+      </w:r>
+      <w:r>
+        <w:rPr>
+          <w:rFonts w:ascii="Amasis MT Pro" w:hAnsi="Amasis MT Pro"/>
+          <w:color w:val="000000" w:themeColor="text1"/>
+          <w:sz w:val="28"/>
+          <w:szCs w:val="28"/>
+        </w:rPr>
+        <w:t xml:space="preserve"> clinic</w:t>
+      </w:r>
+      <w:r>
+        <w:rPr>
+          <w:rFonts w:ascii="Amasis MT Pro" w:hAnsi="Amasis MT Pro"/>
+          <w:color w:val="000000" w:themeColor="text1"/>
+          <w:sz w:val="28"/>
+          <w:szCs w:val="28"/>
+        </w:rPr>
+        <w:t>he</w:t>
+      </w:r>
+      <w:r>
+        <w:rPr>
+          <w:rFonts w:ascii="Amasis MT Pro" w:hAnsi="Amasis MT Pro"/>
+          <w:color w:val="000000" w:themeColor="text1"/>
+          <w:sz w:val="28"/>
+          <w:szCs w:val="28"/>
+        </w:rPr>
+        <w:t>. Ogni utente ha un calendario dove si possono segnare gli appuntamenti dei propri animali e prenotarne di nuovi, si potranno lasciare recensioni ai servizi usufruiti.</w:t>
       </w:r>
     </w:p>
     <w:p>
@@ -1397,106 +1659,21 @@
           <w:szCs w:val="28"/>
         </w:rPr>
       </w:pPr>
+      <w:r>
+        <w:rPr>
+          <w:rFonts w:ascii="Amasis MT Pro" w:hAnsi="Amasis MT Pro"/>
+          <w:color w:val="000000" w:themeColor="text1"/>
+          <w:sz w:val="28"/>
+          <w:szCs w:val="28"/>
+        </w:rPr>
+        <w:t>Da lato web desktop un esercente di servizi creerà un suo profilo e gestirà le proprie attività, inserendo orari, indirizzo, foto e descrizioni. Potranno essere visualizzate le recensioni di ogni attività e si disporrà di un calendario per poter accettare o rifiutare le richieste di appuntamento dei clienti.</w:t>
+      </w:r>
     </w:p>
     <w:p>
       <w:pPr>
         <w:jc w:val="both"/>
         <w:rPr>
           <w:rFonts w:ascii="Amasis MT Pro" w:hAnsi="Amasis MT Pro"/>
-          <w:color w:val="000000" w:themeColor="text1"/>
-          <w:sz w:val="28"/>
-          <w:szCs w:val="28"/>
-        </w:rPr>
-      </w:pPr>
-      <w:r>
-        <w:rPr>
-          <w:rFonts w:ascii="Amasis MT Pro" w:hAnsi="Amasis MT Pro"/>
-          <w:color w:val="000000" w:themeColor="text1"/>
-          <w:sz w:val="28"/>
-          <w:szCs w:val="28"/>
-        </w:rPr>
-        <w:t xml:space="preserve">Nella parte user cliente in app si può avere una lista dei nostri animali, possiamo aggiungere le loro caratteristiche e catalogare il loro stato d’animo e </w:t>
-      </w:r>
-      <w:r>
-        <w:rPr>
-          <w:rFonts w:ascii="Amasis MT Pro" w:hAnsi="Amasis MT Pro"/>
-          <w:color w:val="000000" w:themeColor="text1"/>
-          <w:sz w:val="28"/>
-          <w:szCs w:val="28"/>
-        </w:rPr>
-        <w:t>eventuali</w:t>
-      </w:r>
-      <w:r>
-        <w:rPr>
-          <w:rFonts w:ascii="Amasis MT Pro" w:hAnsi="Amasis MT Pro"/>
-          <w:color w:val="000000" w:themeColor="text1"/>
-          <w:sz w:val="28"/>
-          <w:szCs w:val="28"/>
-        </w:rPr>
-        <w:t xml:space="preserve"> cartell</w:t>
-      </w:r>
-      <w:r>
-        <w:rPr>
-          <w:rFonts w:ascii="Amasis MT Pro" w:hAnsi="Amasis MT Pro"/>
-          <w:color w:val="000000" w:themeColor="text1"/>
-          <w:sz w:val="28"/>
-          <w:szCs w:val="28"/>
-        </w:rPr>
-        <w:t>e</w:t>
-      </w:r>
-      <w:r>
-        <w:rPr>
-          <w:rFonts w:ascii="Amasis MT Pro" w:hAnsi="Amasis MT Pro"/>
-          <w:color w:val="000000" w:themeColor="text1"/>
-          <w:sz w:val="28"/>
-          <w:szCs w:val="28"/>
-        </w:rPr>
-        <w:t xml:space="preserve"> clinic</w:t>
-      </w:r>
-      <w:r>
-        <w:rPr>
-          <w:rFonts w:ascii="Amasis MT Pro" w:hAnsi="Amasis MT Pro"/>
-          <w:color w:val="000000" w:themeColor="text1"/>
-          <w:sz w:val="28"/>
-          <w:szCs w:val="28"/>
-        </w:rPr>
-        <w:t>he</w:t>
-      </w:r>
-      <w:r>
-        <w:rPr>
-          <w:rFonts w:ascii="Amasis MT Pro" w:hAnsi="Amasis MT Pro"/>
-          <w:color w:val="000000" w:themeColor="text1"/>
-          <w:sz w:val="28"/>
-          <w:szCs w:val="28"/>
-        </w:rPr>
-        <w:t>. Ogni utente ha un calendario dove si possono segnare gli appuntamenti dei propri animali e prenotarne di nuovi, si potranno lasciare recensioni ai servizi usufruiti.</w:t>
-      </w:r>
-    </w:p>
-    <w:p>
-      <w:pPr>
-        <w:jc w:val="both"/>
-        <w:rPr>
-          <w:rFonts w:ascii="Amasis MT Pro" w:hAnsi="Amasis MT Pro"/>
-          <w:color w:val="000000" w:themeColor="text1"/>
-          <w:sz w:val="28"/>
-          <w:szCs w:val="28"/>
-        </w:rPr>
-      </w:pPr>
-      <w:r>
-        <w:rPr>
-          <w:rFonts w:ascii="Amasis MT Pro" w:hAnsi="Amasis MT Pro"/>
-          <w:color w:val="000000" w:themeColor="text1"/>
-          <w:sz w:val="28"/>
-          <w:szCs w:val="28"/>
-        </w:rPr>
-        <w:t>Da lato web desktop un esercente di servizi creerà un suo profilo e gestirà le proprie attività, inserendo orari, indirizzo, foto e descrizioni. Potranno essere visualizzate le recensioni di ogni attività e si disporrà di un calendario per poter accettare o rifiutare le richieste di appuntamento dei clienti.</w:t>
-      </w:r>
-    </w:p>
-    <w:p>
-      <w:pPr>
-        <w:jc w:val="both"/>
-        <w:rPr>
-          <w:rFonts w:ascii="Amasis MT Pro" w:hAnsi="Amasis MT Pro"/>
           <w:sz w:val="28"/>
           <w:szCs w:val="28"/>
         </w:rPr>
@@ -1674,7 +1851,6 @@
           <w:sz w:val="36"/>
           <w:szCs w:val="36"/>
         </w:rPr>
-        <w:lastRenderedPageBreak/>
         <w:br w:type="textWrapping" w:clear="all"/>
       </w:r>
     </w:p>
@@ -1776,6 +1952,7 @@
         <w:rPr>
           <w:noProof/>
         </w:rPr>
+        <w:lastRenderedPageBreak/>
         <w:drawing>
           <wp:inline distT="0" distB="0" distL="0" distR="0" wp14:anchorId="182C0C20" wp14:editId="7C6E442F">
             <wp:extent cx="2216150" cy="1892075"/>
@@ -1993,26 +2170,26 @@
           <w:sz w:val="28"/>
           <w:szCs w:val="28"/>
         </w:rPr>
+        <w:t>Abbiamo ideato diversi tipi di modelli ER e siamo entrati nel “vivo” delle considerazioni. Ci sono stati più volte dubbi in merito a come esprimere schematicamente il rapporto tra le varie entità in rapporto alle azioni commesse e, di conseguenza, riguardo al livello di focus che potessero avere.</w:t>
+      </w:r>
+    </w:p>
+    <w:p>
+      <w:pPr>
+        <w:rPr>
+          <w:rFonts w:ascii="Amasis MT Pro" w:hAnsi="Amasis MT Pro"/>
+          <w:color w:val="000000" w:themeColor="text1"/>
+          <w:sz w:val="28"/>
+          <w:szCs w:val="28"/>
+        </w:rPr>
+      </w:pPr>
+      <w:r>
+        <w:rPr>
+          <w:rFonts w:ascii="Amasis MT Pro" w:hAnsi="Amasis MT Pro"/>
+          <w:color w:val="000000" w:themeColor="text1"/>
+          <w:sz w:val="28"/>
+          <w:szCs w:val="28"/>
+        </w:rPr>
         <w:lastRenderedPageBreak/>
-        <w:t>Abbiamo ideato diversi tipi di modelli ER e siamo entrati nel “vivo” delle considerazioni. Ci sono stati più volte dubbi in merito a come esprimere schematicamente il rapporto tra le varie entità in rapporto alle azioni commesse e, di conseguenza, riguardo al livello di focus che potessero avere.</w:t>
-      </w:r>
-    </w:p>
-    <w:p>
-      <w:pPr>
-        <w:rPr>
-          <w:rFonts w:ascii="Amasis MT Pro" w:hAnsi="Amasis MT Pro"/>
-          <w:color w:val="000000" w:themeColor="text1"/>
-          <w:sz w:val="28"/>
-          <w:szCs w:val="28"/>
-        </w:rPr>
-      </w:pPr>
-      <w:r>
-        <w:rPr>
-          <w:rFonts w:ascii="Amasis MT Pro" w:hAnsi="Amasis MT Pro"/>
-          <w:color w:val="000000" w:themeColor="text1"/>
-          <w:sz w:val="28"/>
-          <w:szCs w:val="28"/>
-        </w:rPr>
         <w:t xml:space="preserve">A seguire </w:t>
       </w:r>
       <w:r>
@@ -2286,41 +2463,41 @@
           <w:sz w:val="28"/>
           <w:szCs w:val="28"/>
         </w:rPr>
+        <w:t xml:space="preserve">Riprodurre le varie relazioni tra le entità attraverso le tabelle ed i dati è risultato inizialmente facile ed intuitivo. </w:t>
+      </w:r>
+    </w:p>
+    <w:p>
+      <w:pPr>
+        <w:rPr>
+          <w:rFonts w:ascii="Amasis MT Pro" w:hAnsi="Amasis MT Pro"/>
+          <w:sz w:val="28"/>
+          <w:szCs w:val="28"/>
+        </w:rPr>
+      </w:pPr>
+      <w:r>
+        <w:rPr>
+          <w:rFonts w:ascii="Amasis MT Pro" w:hAnsi="Amasis MT Pro"/>
+          <w:sz w:val="28"/>
+          <w:szCs w:val="28"/>
+        </w:rPr>
+        <w:t>In corso d’opera, però, ci siamo resi conto di quanto fossero fondamentali certe considerazioni come, ad esempio, assegnare un determinato nome specifico alla rispettiva griglia della tabella in Database.</w:t>
+      </w:r>
+    </w:p>
+    <w:p>
+      <w:pPr>
+        <w:rPr>
+          <w:rFonts w:ascii="Amasis MT Pro" w:hAnsi="Amasis MT Pro"/>
+          <w:sz w:val="28"/>
+          <w:szCs w:val="28"/>
+        </w:rPr>
+      </w:pPr>
+      <w:r>
+        <w:rPr>
+          <w:rFonts w:ascii="Amasis MT Pro" w:hAnsi="Amasis MT Pro"/>
+          <w:sz w:val="28"/>
+          <w:szCs w:val="28"/>
+        </w:rPr>
         <w:lastRenderedPageBreak/>
-        <w:t xml:space="preserve">Riprodurre le varie relazioni tra le entità attraverso le tabelle ed i dati è risultato inizialmente facile ed intuitivo. </w:t>
-      </w:r>
-    </w:p>
-    <w:p>
-      <w:pPr>
-        <w:rPr>
-          <w:rFonts w:ascii="Amasis MT Pro" w:hAnsi="Amasis MT Pro"/>
-          <w:sz w:val="28"/>
-          <w:szCs w:val="28"/>
-        </w:rPr>
-      </w:pPr>
-      <w:r>
-        <w:rPr>
-          <w:rFonts w:ascii="Amasis MT Pro" w:hAnsi="Amasis MT Pro"/>
-          <w:sz w:val="28"/>
-          <w:szCs w:val="28"/>
-        </w:rPr>
-        <w:t>In corso d’opera, però, ci siamo resi conto di quanto fossero fondamentali certe considerazioni come, ad esempio, assegnare un determinato nome specifico alla rispettiva griglia della tabella in Database.</w:t>
-      </w:r>
-    </w:p>
-    <w:p>
-      <w:pPr>
-        <w:rPr>
-          <w:rFonts w:ascii="Amasis MT Pro" w:hAnsi="Amasis MT Pro"/>
-          <w:sz w:val="28"/>
-          <w:szCs w:val="28"/>
-        </w:rPr>
-      </w:pPr>
-      <w:r>
-        <w:rPr>
-          <w:rFonts w:ascii="Amasis MT Pro" w:hAnsi="Amasis MT Pro"/>
-          <w:sz w:val="28"/>
-          <w:szCs w:val="28"/>
-        </w:rPr>
         <w:t>Ne seguono ulteriori considerazioni come la difficoltà eventuale di richiamare con precisione quei dati tramite Flask ad esempio, poiché</w:t>
       </w:r>
       <w:r>
@@ -2392,6 +2569,7 @@
       <w:r>
         <w:rPr>
           <w:rFonts w:ascii="Amasis MT Pro" w:hAnsi="Amasis MT Pro"/>
+          <w:noProof/>
           <w:sz w:val="28"/>
           <w:szCs w:val="28"/>
         </w:rPr>
@@ -2505,6 +2683,7 @@
       <w:r>
         <w:rPr>
           <w:rFonts w:ascii="Amasis MT Pro" w:hAnsi="Amasis MT Pro"/>
+          <w:noProof/>
         </w:rPr>
         <w:drawing>
           <wp:inline distT="0" distB="0" distL="0" distR="0" wp14:anchorId="4F709D1C" wp14:editId="6E49BD23">
@@ -2552,6 +2731,7 @@
       <w:r>
         <w:rPr>
           <w:rFonts w:ascii="Amasis MT Pro" w:hAnsi="Amasis MT Pro"/>
+          <w:noProof/>
         </w:rPr>
         <w:drawing>
           <wp:inline distT="0" distB="0" distL="0" distR="0" wp14:anchorId="1E3C915F" wp14:editId="578BDEB7">
@@ -2626,6 +2806,7 @@
           <w:sz w:val="28"/>
           <w:szCs w:val="28"/>
         </w:rPr>
+        <w:lastRenderedPageBreak/>
         <w:t>Unendo poi i due schemi otteniamo questi collegamenti:</w:t>
       </w:r>
       <w:r>
@@ -2798,6 +2979,7 @@
           <w:sz w:val="28"/>
           <w:szCs w:val="28"/>
         </w:rPr>
+        <w:lastRenderedPageBreak/>
         <w:t>L’app è stata creata attraverso Android Studio con file xml per la parte grafica e file java per la logica. La versione Android che abbiamo usato è la versione 23 “Marshmallow”.</w:t>
       </w:r>
       <w:r>
@@ -3431,7 +3613,7 @@
           <w:noProof/>
         </w:rPr>
         <w:drawing>
-          <wp:anchor distT="0" distB="0" distL="114300" distR="114300" simplePos="0" relativeHeight="251660288" behindDoc="0" locked="0" layoutInCell="1" allowOverlap="1" wp14:anchorId="54F62B64" wp14:editId="181D9E30">
+          <wp:anchor distT="0" distB="0" distL="114300" distR="114300" simplePos="0" relativeHeight="251660288" behindDoc="0" locked="0" layoutInCell="1" allowOverlap="1" wp14:anchorId="54F62B64" wp14:editId="687B2DE0">
             <wp:simplePos x="0" y="0"/>
             <wp:positionH relativeFrom="margin">
               <wp:align>left</wp:align>
@@ -4973,12 +5155,67 @@
           <w:szCs w:val="36"/>
         </w:rPr>
       </w:pPr>
-      <w:r>
-        <w:rPr>
-          <w:rFonts w:ascii="Amasis MT Pro" w:hAnsi="Amasis MT Pro"/>
-          <w:sz w:val="36"/>
-          <w:szCs w:val="36"/>
-        </w:rPr>
+    </w:p>
+    <w:p>
+      <w:pPr>
+        <w:rPr>
+          <w:rFonts w:ascii="Amasis MT Pro" w:hAnsi="Amasis MT Pro"/>
+          <w:sz w:val="36"/>
+          <w:szCs w:val="36"/>
+        </w:rPr>
+      </w:pPr>
+    </w:p>
+    <w:p>
+      <w:pPr>
+        <w:rPr>
+          <w:rFonts w:ascii="Amasis MT Pro" w:hAnsi="Amasis MT Pro"/>
+          <w:sz w:val="36"/>
+          <w:szCs w:val="36"/>
+        </w:rPr>
+      </w:pPr>
+    </w:p>
+    <w:p>
+      <w:pPr>
+        <w:rPr>
+          <w:rFonts w:ascii="Amasis MT Pro" w:hAnsi="Amasis MT Pro"/>
+          <w:sz w:val="36"/>
+          <w:szCs w:val="36"/>
+        </w:rPr>
+      </w:pPr>
+    </w:p>
+    <w:p>
+      <w:pPr>
+        <w:rPr>
+          <w:rFonts w:ascii="Amasis MT Pro" w:hAnsi="Amasis MT Pro"/>
+          <w:sz w:val="36"/>
+          <w:szCs w:val="36"/>
+        </w:rPr>
+      </w:pPr>
+    </w:p>
+    <w:p>
+      <w:pPr>
+        <w:rPr>
+          <w:rFonts w:ascii="Amasis MT Pro" w:hAnsi="Amasis MT Pro"/>
+          <w:sz w:val="36"/>
+          <w:szCs w:val="36"/>
+        </w:rPr>
+      </w:pPr>
+    </w:p>
+    <w:p>
+      <w:pPr>
+        <w:rPr>
+          <w:rFonts w:ascii="Amasis MT Pro" w:hAnsi="Amasis MT Pro"/>
+          <w:sz w:val="36"/>
+          <w:szCs w:val="36"/>
+        </w:rPr>
+      </w:pPr>
+      <w:r>
+        <w:rPr>
+          <w:rFonts w:ascii="Amasis MT Pro" w:hAnsi="Amasis MT Pro"/>
+          <w:sz w:val="36"/>
+          <w:szCs w:val="36"/>
+        </w:rPr>
+        <w:lastRenderedPageBreak/>
         <w:t>Esempio d’uso (</w:t>
       </w:r>
       <w:r>
@@ -5092,12 +5329,121 @@
           <w:szCs w:val="36"/>
         </w:rPr>
       </w:pPr>
-      <w:r>
-        <w:rPr>
-          <w:rFonts w:ascii="Amasis MT Pro" w:hAnsi="Amasis MT Pro"/>
-          <w:sz w:val="36"/>
-          <w:szCs w:val="36"/>
-        </w:rPr>
+    </w:p>
+    <w:p>
+      <w:pPr>
+        <w:rPr>
+          <w:rFonts w:ascii="Amasis MT Pro" w:hAnsi="Amasis MT Pro"/>
+          <w:sz w:val="36"/>
+          <w:szCs w:val="36"/>
+        </w:rPr>
+      </w:pPr>
+    </w:p>
+    <w:p>
+      <w:pPr>
+        <w:rPr>
+          <w:rFonts w:ascii="Amasis MT Pro" w:hAnsi="Amasis MT Pro"/>
+          <w:sz w:val="36"/>
+          <w:szCs w:val="36"/>
+        </w:rPr>
+      </w:pPr>
+    </w:p>
+    <w:p>
+      <w:pPr>
+        <w:rPr>
+          <w:rFonts w:ascii="Amasis MT Pro" w:hAnsi="Amasis MT Pro"/>
+          <w:sz w:val="36"/>
+          <w:szCs w:val="36"/>
+        </w:rPr>
+      </w:pPr>
+    </w:p>
+    <w:p>
+      <w:pPr>
+        <w:rPr>
+          <w:rFonts w:ascii="Amasis MT Pro" w:hAnsi="Amasis MT Pro"/>
+          <w:sz w:val="36"/>
+          <w:szCs w:val="36"/>
+        </w:rPr>
+      </w:pPr>
+    </w:p>
+    <w:p>
+      <w:pPr>
+        <w:rPr>
+          <w:rFonts w:ascii="Amasis MT Pro" w:hAnsi="Amasis MT Pro"/>
+          <w:sz w:val="36"/>
+          <w:szCs w:val="36"/>
+        </w:rPr>
+      </w:pPr>
+    </w:p>
+    <w:p>
+      <w:pPr>
+        <w:rPr>
+          <w:rFonts w:ascii="Amasis MT Pro" w:hAnsi="Amasis MT Pro"/>
+          <w:sz w:val="36"/>
+          <w:szCs w:val="36"/>
+        </w:rPr>
+      </w:pPr>
+    </w:p>
+    <w:p>
+      <w:pPr>
+        <w:rPr>
+          <w:rFonts w:ascii="Amasis MT Pro" w:hAnsi="Amasis MT Pro"/>
+          <w:sz w:val="36"/>
+          <w:szCs w:val="36"/>
+        </w:rPr>
+      </w:pPr>
+    </w:p>
+    <w:p>
+      <w:pPr>
+        <w:rPr>
+          <w:rFonts w:ascii="Amasis MT Pro" w:hAnsi="Amasis MT Pro"/>
+          <w:sz w:val="36"/>
+          <w:szCs w:val="36"/>
+        </w:rPr>
+      </w:pPr>
+    </w:p>
+    <w:p>
+      <w:pPr>
+        <w:rPr>
+          <w:rFonts w:ascii="Amasis MT Pro" w:hAnsi="Amasis MT Pro"/>
+          <w:sz w:val="36"/>
+          <w:szCs w:val="36"/>
+        </w:rPr>
+      </w:pPr>
+    </w:p>
+    <w:p>
+      <w:pPr>
+        <w:rPr>
+          <w:rFonts w:ascii="Amasis MT Pro" w:hAnsi="Amasis MT Pro"/>
+          <w:sz w:val="36"/>
+          <w:szCs w:val="36"/>
+        </w:rPr>
+      </w:pPr>
+    </w:p>
+    <w:p>
+      <w:pPr>
+        <w:rPr>
+          <w:rFonts w:ascii="Amasis MT Pro" w:hAnsi="Amasis MT Pro"/>
+          <w:sz w:val="36"/>
+          <w:szCs w:val="36"/>
+        </w:rPr>
+      </w:pPr>
+    </w:p>
+    <w:p>
+      <w:pPr>
+        <w:rPr>
+          <w:rFonts w:ascii="Amasis MT Pro" w:hAnsi="Amasis MT Pro"/>
+          <w:sz w:val="36"/>
+          <w:szCs w:val="36"/>
+        </w:rPr>
+      </w:pPr>
+      <w:r>
+        <w:rPr>
+          <w:rFonts w:ascii="Amasis MT Pro" w:hAnsi="Amasis MT Pro"/>
+          <w:sz w:val="36"/>
+          <w:szCs w:val="36"/>
+        </w:rPr>
+        <w:lastRenderedPageBreak/>
         <w:t>Sviluppi futuri</w:t>
       </w:r>
     </w:p>

--- a/Documenti/Relazione Finale/relazione finale (nuova).docx
+++ b/Documenti/Relazione Finale/relazione finale (nuova).docx
@@ -56,7 +56,13 @@
         <w:rPr>
           <w:rFonts w:ascii="Amasis MT Pro" w:hAnsi="Amasis MT Pro"/>
         </w:rPr>
-        <w:t>- INTRODUZIONE………………………………………………………………………(n° pag)</w:t>
+        <w:t>- INTRODUZIONE………………………………………………………………………</w:t>
+      </w:r>
+      <w:r>
+        <w:rPr>
+          <w:rFonts w:ascii="Amasis MT Pro" w:hAnsi="Amasis MT Pro"/>
+        </w:rPr>
+        <w:t>....................</w:t>
       </w:r>
     </w:p>
     <w:p>
@@ -75,7 +81,6 @@
       <w:r>
         <w:rPr>
           <w:rFonts w:ascii="Amasis MT Pro" w:hAnsi="Amasis MT Pro"/>
-          <w:u w:val="single"/>
         </w:rPr>
         <w:t>MOTIVAZIONI</w:t>
       </w:r>
@@ -83,7 +88,13 @@
         <w:rPr>
           <w:rFonts w:ascii="Amasis MT Pro" w:hAnsi="Amasis MT Pro"/>
         </w:rPr>
-        <w:t>………………………………………………………………(n° pag)</w:t>
+        <w:t>………………………………………………………………</w:t>
+      </w:r>
+      <w:r>
+        <w:rPr>
+          <w:rFonts w:ascii="Amasis MT Pro" w:hAnsi="Amasis MT Pro"/>
+        </w:rPr>
+        <w:t>..................</w:t>
       </w:r>
     </w:p>
     <w:p>
@@ -97,7 +108,13 @@
         <w:rPr>
           <w:rFonts w:ascii="Amasis MT Pro" w:hAnsi="Amasis MT Pro"/>
         </w:rPr>
-        <w:t>- ARCHITETTURA DEL SISTEMA………………………………………………………(n° pag)</w:t>
+        <w:t>- ARCHITETTURA DEL SISTEMA………………………………………………………</w:t>
+      </w:r>
+      <w:r>
+        <w:rPr>
+          <w:rFonts w:ascii="Amasis MT Pro" w:hAnsi="Amasis MT Pro"/>
+        </w:rPr>
+        <w:t>.................</w:t>
       </w:r>
     </w:p>
     <w:p>
@@ -111,7 +128,13 @@
         <w:rPr>
           <w:rFonts w:ascii="Amasis MT Pro" w:hAnsi="Amasis MT Pro"/>
         </w:rPr>
-        <w:t>- MATERIALE UTILIZZATO………………………………………………………………(n° pag)</w:t>
+        <w:t>- MATERIALE UTILIZZATO………………………………………………………………</w:t>
+      </w:r>
+      <w:r>
+        <w:rPr>
+          <w:rFonts w:ascii="Amasis MT Pro" w:hAnsi="Amasis MT Pro"/>
+        </w:rPr>
+        <w:t>................</w:t>
       </w:r>
     </w:p>
     <w:p>
@@ -125,7 +148,13 @@
         <w:rPr>
           <w:rFonts w:ascii="Amasis MT Pro" w:hAnsi="Amasis MT Pro"/>
         </w:rPr>
-        <w:t>- STRUTTURA DEI DATI: ER E MODELLO DATI………………………………………(n° pag)</w:t>
+        <w:t>- STRUTTURA DEI DATI: ER E MODELLO DATI………………………………………</w:t>
+      </w:r>
+      <w:r>
+        <w:rPr>
+          <w:rFonts w:ascii="Amasis MT Pro" w:hAnsi="Amasis MT Pro"/>
+        </w:rPr>
+        <w:t>................</w:t>
       </w:r>
     </w:p>
     <w:p>
@@ -139,7 +168,13 @@
         <w:rPr>
           <w:rFonts w:ascii="Amasis MT Pro" w:hAnsi="Amasis MT Pro"/>
         </w:rPr>
-        <w:t>- WIREFRAME, STORYBOARD CON NAVIGAZIONE…………………………………(n° pag)</w:t>
+        <w:t>- WIREFRAME, STORYBOARD CON NAVIGAZIONE…………………………………</w:t>
+      </w:r>
+      <w:r>
+        <w:rPr>
+          <w:rFonts w:ascii="Amasis MT Pro" w:hAnsi="Amasis MT Pro"/>
+        </w:rPr>
+        <w:t>.................</w:t>
       </w:r>
     </w:p>
     <w:p>
@@ -153,7 +188,13 @@
         <w:rPr>
           <w:rFonts w:ascii="Amasis MT Pro" w:hAnsi="Amasis MT Pro"/>
         </w:rPr>
-        <w:t>- LINGUAGGIO E TECNOLOGIE UTILIZZATI…………………………………………(n° pag)</w:t>
+        <w:t>- LINGUAGGIO E TECNOLOGIE UTILIZZATI…………………………………………</w:t>
+      </w:r>
+      <w:r>
+        <w:rPr>
+          <w:rFonts w:ascii="Amasis MT Pro" w:hAnsi="Amasis MT Pro"/>
+        </w:rPr>
+        <w:t>.................</w:t>
       </w:r>
     </w:p>
     <w:p>
@@ -179,7 +220,13 @@
         <w:rPr>
           <w:rFonts w:ascii="Amasis MT Pro" w:hAnsi="Amasis MT Pro"/>
         </w:rPr>
-        <w:t>IMPLEMENTATIVA) ……………………………………………………………………    (n° pag)</w:t>
+        <w:t>IMPLEMENTATIVA) ……………………………………………………………………</w:t>
+      </w:r>
+      <w:r>
+        <w:rPr>
+          <w:rFonts w:ascii="Amasis MT Pro" w:hAnsi="Amasis MT Pro"/>
+        </w:rPr>
+        <w:t>....................</w:t>
       </w:r>
     </w:p>
     <w:p>
@@ -193,7 +240,13 @@
         <w:rPr>
           <w:rFonts w:ascii="Amasis MT Pro" w:hAnsi="Amasis MT Pro"/>
         </w:rPr>
-        <w:t>- ESEMPIO USO DEL SISTEMA………………………………………………………     (n° pag)</w:t>
+        <w:t>- ESEMPIO USO DEL SISTEMA………………………………………………………</w:t>
+      </w:r>
+      <w:r>
+        <w:rPr>
+          <w:rFonts w:ascii="Amasis MT Pro" w:hAnsi="Amasis MT Pro"/>
+        </w:rPr>
+        <w:t>......................</w:t>
       </w:r>
     </w:p>
     <w:p>
@@ -207,7 +260,13 @@
         <w:rPr>
           <w:rFonts w:ascii="Amasis MT Pro" w:hAnsi="Amasis MT Pro"/>
         </w:rPr>
-        <w:t>- RISULTATI OTTENUTI……………………………………………………………....  (n° pag)</w:t>
+        <w:t>- RISULTATI OTTENUTI……………………………………………………………...</w:t>
+      </w:r>
+      <w:r>
+        <w:rPr>
+          <w:rFonts w:ascii="Amasis MT Pro" w:hAnsi="Amasis MT Pro"/>
+        </w:rPr>
+        <w:t>.......................</w:t>
       </w:r>
     </w:p>
     <w:p>
@@ -221,7 +280,13 @@
         <w:rPr>
           <w:rFonts w:ascii="Amasis MT Pro" w:hAnsi="Amasis MT Pro"/>
         </w:rPr>
-        <w:t>- CONCLUSIONI………………………………………………………………………........(n° pag)</w:t>
+        <w:t>- CONCLUSIONI………………………………………………………………………........</w:t>
+      </w:r>
+      <w:r>
+        <w:rPr>
+          <w:rFonts w:ascii="Amasis MT Pro" w:hAnsi="Amasis MT Pro"/>
+        </w:rPr>
+        <w:t>................</w:t>
       </w:r>
     </w:p>
     <w:p>
@@ -235,7 +300,13 @@
         <w:rPr>
           <w:rFonts w:ascii="Amasis MT Pro" w:hAnsi="Amasis MT Pro"/>
         </w:rPr>
-        <w:t>- SVILUPPI FUTURI………………………………………………………………………...(n° pag)</w:t>
+        <w:t>- SVILUPPI FUTURI………………………………………………………………………...</w:t>
+      </w:r>
+      <w:r>
+        <w:rPr>
+          <w:rFonts w:ascii="Amasis MT Pro" w:hAnsi="Amasis MT Pro"/>
+        </w:rPr>
+        <w:t>...............</w:t>
       </w:r>
     </w:p>
     <w:p>
@@ -466,7 +537,27 @@
           <w:sz w:val="28"/>
           <w:szCs w:val="28"/>
         </w:rPr>
-        <w:t>Object Oriented Programming</w:t>
+        <w:t xml:space="preserve">Object </w:t>
+      </w:r>
+      <w:proofErr w:type="spellStart"/>
+      <w:r>
+        <w:rPr>
+          <w:rFonts w:ascii="Amasis MT Pro" w:hAnsi="Amasis MT Pro"/>
+          <w:color w:val="FF0000"/>
+          <w:sz w:val="28"/>
+          <w:szCs w:val="28"/>
+        </w:rPr>
+        <w:t>Oriented</w:t>
+      </w:r>
+      <w:proofErr w:type="spellEnd"/>
+      <w:r>
+        <w:rPr>
+          <w:rFonts w:ascii="Amasis MT Pro" w:hAnsi="Amasis MT Pro"/>
+          <w:color w:val="FF0000"/>
+          <w:sz w:val="28"/>
+          <w:szCs w:val="28"/>
+        </w:rPr>
+        <w:t xml:space="preserve"> Programming</w:t>
       </w:r>
       <w:r>
         <w:rPr>
@@ -583,6 +674,7 @@
         </w:rPr>
         <w:t xml:space="preserve">Il modulo di </w:t>
       </w:r>
+      <w:proofErr w:type="spellStart"/>
       <w:r>
         <w:rPr>
           <w:rFonts w:ascii="Amasis MT Pro" w:hAnsi="Amasis MT Pro"/>
@@ -592,13 +684,32 @@
         </w:rPr>
         <w:t>Backend</w:t>
       </w:r>
-      <w:r>
-        <w:rPr>
-          <w:rFonts w:ascii="Amasis MT Pro" w:hAnsi="Amasis MT Pro"/>
-          <w:sz w:val="28"/>
-          <w:szCs w:val="28"/>
-        </w:rPr>
-        <w:t xml:space="preserve"> (utilizzo di Flask e strumenti come </w:t>
+      <w:proofErr w:type="spellEnd"/>
+      <w:r>
+        <w:rPr>
+          <w:rFonts w:ascii="Amasis MT Pro" w:hAnsi="Amasis MT Pro"/>
+          <w:sz w:val="28"/>
+          <w:szCs w:val="28"/>
+        </w:rPr>
+        <w:t xml:space="preserve"> (utilizzo di </w:t>
+      </w:r>
+      <w:proofErr w:type="spellStart"/>
+      <w:r>
+        <w:rPr>
+          <w:rFonts w:ascii="Amasis MT Pro" w:hAnsi="Amasis MT Pro"/>
+          <w:sz w:val="28"/>
+          <w:szCs w:val="28"/>
+        </w:rPr>
+        <w:t>Flask</w:t>
+      </w:r>
+      <w:proofErr w:type="spellEnd"/>
+      <w:r>
+        <w:rPr>
+          <w:rFonts w:ascii="Amasis MT Pro" w:hAnsi="Amasis MT Pro"/>
+          <w:sz w:val="28"/>
+          <w:szCs w:val="28"/>
+        </w:rPr>
+        <w:t xml:space="preserve"> e strumenti come </w:t>
       </w:r>
       <w:r>
         <w:rPr>
@@ -815,6 +926,7 @@
         </w:rPr>
         <w:t xml:space="preserve">. Il gruppo che ha creato l’applicazione </w:t>
       </w:r>
+      <w:proofErr w:type="spellStart"/>
       <w:r>
         <w:rPr>
           <w:rFonts w:ascii="Amasis MT Pro" w:hAnsi="Amasis MT Pro"/>
@@ -823,7 +935,18 @@
           <w:szCs w:val="28"/>
           <w:u w:val="single"/>
         </w:rPr>
-        <w:t xml:space="preserve">Crikle </w:t>
+        <w:t>Crikle</w:t>
+      </w:r>
+      <w:proofErr w:type="spellEnd"/>
+      <w:r>
+        <w:rPr>
+          <w:rFonts w:ascii="Amasis MT Pro" w:hAnsi="Amasis MT Pro"/>
+          <w:color w:val="FF0000"/>
+          <w:sz w:val="28"/>
+          <w:szCs w:val="28"/>
+          <w:u w:val="single"/>
+        </w:rPr>
+        <w:t xml:space="preserve"> </w:t>
       </w:r>
       <w:r>
         <w:rPr>
@@ -907,15 +1030,13 @@
     </w:p>
     <w:p>
       <w:pPr>
-        <w:jc w:val="center"/>
-        <w:rPr>
-          <w:rFonts w:ascii="Amasis MT Pro" w:hAnsi="Amasis MT Pro"/>
-        </w:rPr>
-      </w:pPr>
-    </w:p>
-    <w:p>
-      <w:pPr>
-        <w:jc w:val="center"/>
+        <w:rPr>
+          <w:rFonts w:ascii="Amasis MT Pro" w:hAnsi="Amasis MT Pro"/>
+        </w:rPr>
+      </w:pPr>
+    </w:p>
+    <w:p>
+      <w:pPr>
         <w:rPr>
           <w:rFonts w:ascii="Amasis MT Pro" w:hAnsi="Amasis MT Pro"/>
           <w:sz w:val="36"/>
@@ -1210,7 +1331,25 @@
           <w:sz w:val="28"/>
           <w:szCs w:val="28"/>
         </w:rPr>
-        <w:t xml:space="preserve"> che si creasse Crikle </w:t>
+        <w:t xml:space="preserve"> che si creasse </w:t>
+      </w:r>
+      <w:proofErr w:type="spellStart"/>
+      <w:r>
+        <w:rPr>
+          <w:rFonts w:ascii="Amasis MT Pro" w:hAnsi="Amasis MT Pro"/>
+          <w:sz w:val="28"/>
+          <w:szCs w:val="28"/>
+        </w:rPr>
+        <w:t>Crikle</w:t>
+      </w:r>
+      <w:proofErr w:type="spellEnd"/>
+      <w:r>
+        <w:rPr>
+          <w:rFonts w:ascii="Amasis MT Pro" w:hAnsi="Amasis MT Pro"/>
+          <w:sz w:val="28"/>
+          <w:szCs w:val="28"/>
+        </w:rPr>
+        <w:t xml:space="preserve"> </w:t>
       </w:r>
       <w:r>
         <w:rPr>
@@ -1348,7 +1487,25 @@
           <w:sz w:val="28"/>
           <w:szCs w:val="28"/>
         </w:rPr>
-        <w:t xml:space="preserve">servizi di Toilettatura, addestramento, veterinario e petsitting. </w:t>
+        <w:t xml:space="preserve">servizi di Toilettatura, addestramento, veterinario e </w:t>
+      </w:r>
+      <w:proofErr w:type="spellStart"/>
+      <w:r>
+        <w:rPr>
+          <w:rFonts w:ascii="Amasis MT Pro" w:hAnsi="Amasis MT Pro"/>
+          <w:sz w:val="28"/>
+          <w:szCs w:val="28"/>
+        </w:rPr>
+        <w:t>petsitting</w:t>
+      </w:r>
+      <w:proofErr w:type="spellEnd"/>
+      <w:r>
+        <w:rPr>
+          <w:rFonts w:ascii="Amasis MT Pro" w:hAnsi="Amasis MT Pro"/>
+          <w:sz w:val="28"/>
+          <w:szCs w:val="28"/>
+        </w:rPr>
+        <w:t xml:space="preserve">. </w:t>
       </w:r>
     </w:p>
     <w:p>
@@ -1508,7 +1665,6 @@
     </w:p>
     <w:p>
       <w:pPr>
-        <w:jc w:val="both"/>
         <w:rPr>
           <w:rFonts w:ascii="Amasis MT Pro" w:hAnsi="Amasis MT Pro"/>
           <w:color w:val="000000" w:themeColor="text1"/>
@@ -1523,8 +1679,9 @@
           <w:sz w:val="28"/>
           <w:szCs w:val="28"/>
         </w:rPr>
-        <w:t>Abbiamo usato come schema logico il classico MWC (Model-View-Controller)</w:t>
-      </w:r>
+        <w:t>Abbiamo usato come schema logico il classico MWC (Model-</w:t>
+      </w:r>
+      <w:proofErr w:type="spellStart"/>
       <w:r>
         <w:rPr>
           <w:rFonts w:ascii="Amasis MT Pro" w:hAnsi="Amasis MT Pro"/>
@@ -1532,12 +1689,30 @@
           <w:sz w:val="28"/>
           <w:szCs w:val="28"/>
         </w:rPr>
+        <w:t>View</w:t>
+      </w:r>
+      <w:proofErr w:type="spellEnd"/>
+      <w:r>
+        <w:rPr>
+          <w:rFonts w:ascii="Amasis MT Pro" w:hAnsi="Amasis MT Pro"/>
+          <w:color w:val="000000" w:themeColor="text1"/>
+          <w:sz w:val="28"/>
+          <w:szCs w:val="28"/>
+        </w:rPr>
+        <w:t>-Controller)</w:t>
+      </w:r>
+      <w:r>
+        <w:rPr>
+          <w:rFonts w:ascii="Amasis MT Pro" w:hAnsi="Amasis MT Pro"/>
+          <w:color w:val="000000" w:themeColor="text1"/>
+          <w:sz w:val="28"/>
+          <w:szCs w:val="28"/>
+        </w:rPr>
         <w:t xml:space="preserve"> con il Model che, dunque, andava a settare i modelli dei dati con conseguente logica di business. </w:t>
       </w:r>
     </w:p>
     <w:p>
       <w:pPr>
-        <w:jc w:val="both"/>
         <w:rPr>
           <w:rFonts w:ascii="Amasis MT Pro" w:hAnsi="Amasis MT Pro"/>
           <w:color w:val="000000" w:themeColor="text1"/>
@@ -1552,19 +1727,19 @@
           <w:sz w:val="28"/>
           <w:szCs w:val="28"/>
         </w:rPr>
-        <w:t>Per quanto riguarda il View abbiamo adoperato il sistema delle View di Android Studio per gestire quella che poteva essere l’UI (interfaccia utente) migliore anche analizzando l’ipotetico pubblico a cui può essere diretta l’applicazione.</w:t>
-      </w:r>
-    </w:p>
-    <w:p>
-      <w:pPr>
-        <w:jc w:val="both"/>
+        <w:t xml:space="preserve">Per quanto riguarda il </w:t>
+      </w:r>
+      <w:proofErr w:type="spellStart"/>
+      <w:r>
         <w:rPr>
           <w:rFonts w:ascii="Amasis MT Pro" w:hAnsi="Amasis MT Pro"/>
           <w:color w:val="000000" w:themeColor="text1"/>
           <w:sz w:val="28"/>
           <w:szCs w:val="28"/>
         </w:rPr>
-      </w:pPr>
+        <w:t>View</w:t>
+      </w:r>
+      <w:proofErr w:type="spellEnd"/>
       <w:r>
         <w:rPr>
           <w:rFonts w:ascii="Amasis MT Pro" w:hAnsi="Amasis MT Pro"/>
@@ -1572,19 +1747,19 @@
           <w:sz w:val="28"/>
           <w:szCs w:val="28"/>
         </w:rPr>
-        <w:t>Con il Controller avremo le interazioni dell’utente che modificano/aggiornano Model e View in maniera tale da creare dinamicità nell’UX e una determinata coesione tra i vari componenti.</w:t>
-      </w:r>
-    </w:p>
-    <w:p>
-      <w:pPr>
-        <w:jc w:val="both"/>
+        <w:t xml:space="preserve"> abbiamo adoperato il sistema delle </w:t>
+      </w:r>
+      <w:proofErr w:type="spellStart"/>
+      <w:r>
         <w:rPr>
           <w:rFonts w:ascii="Amasis MT Pro" w:hAnsi="Amasis MT Pro"/>
           <w:color w:val="000000" w:themeColor="text1"/>
           <w:sz w:val="28"/>
           <w:szCs w:val="28"/>
         </w:rPr>
-      </w:pPr>
+        <w:t>View</w:t>
+      </w:r>
+      <w:proofErr w:type="spellEnd"/>
       <w:r>
         <w:rPr>
           <w:rFonts w:ascii="Amasis MT Pro" w:hAnsi="Amasis MT Pro"/>
@@ -1592,6 +1767,121 @@
           <w:sz w:val="28"/>
           <w:szCs w:val="28"/>
         </w:rPr>
+        <w:t xml:space="preserve"> di Android Studio per gestire quella che poteva essere l’UI (interfaccia utente) migliore anche analizzando l’ipotetico pubblico a cui può essere diretta l’applicazione.</w:t>
+      </w:r>
+    </w:p>
+    <w:p>
+      <w:pPr>
+        <w:rPr>
+          <w:rFonts w:ascii="Amasis MT Pro" w:hAnsi="Amasis MT Pro"/>
+          <w:color w:val="000000" w:themeColor="text1"/>
+          <w:sz w:val="28"/>
+          <w:szCs w:val="28"/>
+        </w:rPr>
+      </w:pPr>
+      <w:r>
+        <w:rPr>
+          <w:rFonts w:ascii="Amasis MT Pro" w:hAnsi="Amasis MT Pro"/>
+          <w:color w:val="000000" w:themeColor="text1"/>
+          <w:sz w:val="28"/>
+          <w:szCs w:val="28"/>
+        </w:rPr>
+        <w:t xml:space="preserve">Con il Controller avremo le interazioni dell’utente che modificano/aggiornano Model e </w:t>
+      </w:r>
+      <w:proofErr w:type="spellStart"/>
+      <w:r>
+        <w:rPr>
+          <w:rFonts w:ascii="Amasis MT Pro" w:hAnsi="Amasis MT Pro"/>
+          <w:color w:val="000000" w:themeColor="text1"/>
+          <w:sz w:val="28"/>
+          <w:szCs w:val="28"/>
+        </w:rPr>
+        <w:t>View</w:t>
+      </w:r>
+      <w:proofErr w:type="spellEnd"/>
+      <w:r>
+        <w:rPr>
+          <w:rFonts w:ascii="Amasis MT Pro" w:hAnsi="Amasis MT Pro"/>
+          <w:color w:val="000000" w:themeColor="text1"/>
+          <w:sz w:val="28"/>
+          <w:szCs w:val="28"/>
+        </w:rPr>
+        <w:t xml:space="preserve"> in maniera tale da creare dinamicità nell’UX e una determinata coesione tra i vari componenti.</w:t>
+      </w:r>
+    </w:p>
+    <w:p>
+      <w:pPr>
+        <w:rPr>
+          <w:rFonts w:ascii="Amasis MT Pro" w:hAnsi="Amasis MT Pro"/>
+          <w:color w:val="000000" w:themeColor="text1"/>
+          <w:sz w:val="28"/>
+          <w:szCs w:val="28"/>
+        </w:rPr>
+      </w:pPr>
+      <w:r>
+        <w:rPr>
+          <w:rFonts w:ascii="Amasis MT Pro" w:hAnsi="Amasis MT Pro"/>
+          <w:color w:val="000000" w:themeColor="text1"/>
+          <w:sz w:val="28"/>
+          <w:szCs w:val="28"/>
+        </w:rPr>
+        <w:t xml:space="preserve">Per realizzare tutto ciò sfrutteremo anche </w:t>
+      </w:r>
+      <w:proofErr w:type="spellStart"/>
+      <w:r>
+        <w:rPr>
+          <w:rFonts w:ascii="Amasis MT Pro" w:hAnsi="Amasis MT Pro"/>
+          <w:color w:val="000000" w:themeColor="text1"/>
+          <w:sz w:val="28"/>
+          <w:szCs w:val="28"/>
+        </w:rPr>
+        <w:t>SharedPreferences</w:t>
+      </w:r>
+      <w:proofErr w:type="spellEnd"/>
+      <w:r>
+        <w:rPr>
+          <w:rFonts w:ascii="Amasis MT Pro" w:hAnsi="Amasis MT Pro"/>
+          <w:color w:val="000000" w:themeColor="text1"/>
+          <w:sz w:val="28"/>
+          <w:szCs w:val="28"/>
+        </w:rPr>
+        <w:t xml:space="preserve">, una classe </w:t>
+      </w:r>
+      <w:r>
+        <w:rPr>
+          <w:rFonts w:ascii="Amasis MT Pro" w:hAnsi="Amasis MT Pro"/>
+          <w:color w:val="000000" w:themeColor="text1"/>
+          <w:sz w:val="28"/>
+          <w:szCs w:val="28"/>
+        </w:rPr>
+        <w:t xml:space="preserve">di </w:t>
+      </w:r>
+      <w:r>
+        <w:rPr>
+          <w:rFonts w:ascii="Amasis MT Pro" w:hAnsi="Amasis MT Pro"/>
+          <w:color w:val="000000" w:themeColor="text1"/>
+          <w:sz w:val="28"/>
+          <w:szCs w:val="28"/>
+        </w:rPr>
+        <w:t>Android che permette di salvare dati in modo persistente sotto forma di coppie chiave-valore. È molto utile per memorizzare piccole quantità di dati.</w:t>
+      </w:r>
+    </w:p>
+    <w:p>
+      <w:pPr>
+        <w:rPr>
+          <w:rFonts w:ascii="Amasis MT Pro" w:hAnsi="Amasis MT Pro"/>
+          <w:color w:val="000000" w:themeColor="text1"/>
+          <w:sz w:val="28"/>
+          <w:szCs w:val="28"/>
+        </w:rPr>
+      </w:pPr>
+      <w:r>
+        <w:rPr>
+          <w:rFonts w:ascii="Amasis MT Pro" w:hAnsi="Amasis MT Pro"/>
+          <w:color w:val="000000" w:themeColor="text1"/>
+          <w:sz w:val="28"/>
+          <w:szCs w:val="28"/>
+        </w:rPr>
         <w:t xml:space="preserve">Nella parte user cliente in app si può avere una lista dei nostri animali, possiamo aggiungere le loro caratteristiche e catalogare il loro stato d’animo e </w:t>
       </w:r>
       <w:r>
@@ -1651,7 +1941,6 @@
     </w:p>
     <w:p>
       <w:pPr>
-        <w:jc w:val="both"/>
         <w:rPr>
           <w:rFonts w:ascii="Amasis MT Pro" w:hAnsi="Amasis MT Pro"/>
           <w:color w:val="000000" w:themeColor="text1"/>
@@ -1671,7 +1960,6 @@
     </w:p>
     <w:p>
       <w:pPr>
-        <w:jc w:val="both"/>
         <w:rPr>
           <w:rFonts w:ascii="Amasis MT Pro" w:hAnsi="Amasis MT Pro"/>
           <w:sz w:val="28"/>
@@ -1692,7 +1980,25 @@
           <w:sz w:val="28"/>
           <w:szCs w:val="28"/>
         </w:rPr>
-        <w:t>bbiamo usato “Fork”, un sistema collegato a GitHub per scambiarci file</w:t>
+        <w:t>bbiamo usato “</w:t>
+      </w:r>
+      <w:proofErr w:type="spellStart"/>
+      <w:r>
+        <w:rPr>
+          <w:rFonts w:ascii="Amasis MT Pro" w:hAnsi="Amasis MT Pro"/>
+          <w:sz w:val="28"/>
+          <w:szCs w:val="28"/>
+        </w:rPr>
+        <w:t>Fork</w:t>
+      </w:r>
+      <w:proofErr w:type="spellEnd"/>
+      <w:r>
+        <w:rPr>
+          <w:rFonts w:ascii="Amasis MT Pro" w:hAnsi="Amasis MT Pro"/>
+          <w:sz w:val="28"/>
+          <w:szCs w:val="28"/>
+        </w:rPr>
+        <w:t>”, un sistema collegato a GitHub per scambiarci file</w:t>
       </w:r>
       <w:r>
         <w:rPr>
@@ -1707,133 +2013,62 @@
       <w:pPr>
         <w:rPr>
           <w:rFonts w:ascii="Amasis MT Pro" w:hAnsi="Amasis MT Pro"/>
-          <w:sz w:val="28"/>
-          <w:szCs w:val="28"/>
-        </w:rPr>
-      </w:pPr>
-    </w:p>
-    <w:p>
-      <w:pPr>
-        <w:rPr>
-          <w:rFonts w:ascii="Amasis MT Pro" w:hAnsi="Amasis MT Pro"/>
-          <w:sz w:val="28"/>
-          <w:szCs w:val="28"/>
-        </w:rPr>
-      </w:pPr>
-    </w:p>
-    <w:p>
-      <w:pPr>
-        <w:rPr>
-          <w:rFonts w:ascii="Amasis MT Pro" w:hAnsi="Amasis MT Pro"/>
-          <w:sz w:val="36"/>
-          <w:szCs w:val="36"/>
-        </w:rPr>
-      </w:pPr>
-    </w:p>
-    <w:p>
-      <w:pPr>
-        <w:rPr>
-          <w:rFonts w:ascii="Amasis MT Pro" w:hAnsi="Amasis MT Pro"/>
-          <w:sz w:val="36"/>
-          <w:szCs w:val="36"/>
-        </w:rPr>
-      </w:pPr>
-    </w:p>
-    <w:p>
-      <w:pPr>
-        <w:rPr>
-          <w:rFonts w:ascii="Amasis MT Pro" w:hAnsi="Amasis MT Pro"/>
-          <w:sz w:val="36"/>
-          <w:szCs w:val="36"/>
-        </w:rPr>
-      </w:pPr>
-    </w:p>
-    <w:p>
-      <w:pPr>
-        <w:rPr>
-          <w:rFonts w:ascii="Amasis MT Pro" w:hAnsi="Amasis MT Pro"/>
-          <w:sz w:val="36"/>
-          <w:szCs w:val="36"/>
-        </w:rPr>
-      </w:pPr>
-    </w:p>
-    <w:p>
-      <w:pPr>
-        <w:rPr>
-          <w:rFonts w:ascii="Amasis MT Pro" w:hAnsi="Amasis MT Pro"/>
-          <w:sz w:val="36"/>
-          <w:szCs w:val="36"/>
-        </w:rPr>
-      </w:pPr>
-    </w:p>
-    <w:p>
-      <w:pPr>
-        <w:rPr>
-          <w:rFonts w:ascii="Amasis MT Pro" w:hAnsi="Amasis MT Pro"/>
-          <w:sz w:val="36"/>
-          <w:szCs w:val="36"/>
-        </w:rPr>
-      </w:pPr>
-    </w:p>
-    <w:p>
-      <w:pPr>
-        <w:rPr>
-          <w:rFonts w:ascii="Amasis MT Pro" w:hAnsi="Amasis MT Pro"/>
-          <w:sz w:val="36"/>
-          <w:szCs w:val="36"/>
-        </w:rPr>
-      </w:pPr>
-    </w:p>
-    <w:p>
-      <w:pPr>
-        <w:rPr>
-          <w:rFonts w:ascii="Amasis MT Pro" w:hAnsi="Amasis MT Pro"/>
-          <w:sz w:val="36"/>
-          <w:szCs w:val="36"/>
-        </w:rPr>
-      </w:pPr>
-    </w:p>
-    <w:p>
-      <w:pPr>
-        <w:rPr>
-          <w:rFonts w:ascii="Amasis MT Pro" w:hAnsi="Amasis MT Pro"/>
-          <w:sz w:val="36"/>
-          <w:szCs w:val="36"/>
-        </w:rPr>
-      </w:pPr>
-    </w:p>
-    <w:p>
-      <w:pPr>
-        <w:rPr>
-          <w:rFonts w:ascii="Amasis MT Pro" w:hAnsi="Amasis MT Pro"/>
-          <w:sz w:val="36"/>
-          <w:szCs w:val="36"/>
-        </w:rPr>
-      </w:pPr>
-    </w:p>
-    <w:p>
-      <w:pPr>
-        <w:rPr>
-          <w:rFonts w:ascii="Amasis MT Pro" w:hAnsi="Amasis MT Pro"/>
-          <w:sz w:val="36"/>
-          <w:szCs w:val="36"/>
-        </w:rPr>
-      </w:pPr>
-    </w:p>
-    <w:p>
-      <w:pPr>
-        <w:rPr>
-          <w:rFonts w:ascii="Amasis MT Pro" w:hAnsi="Amasis MT Pro"/>
-          <w:sz w:val="36"/>
-          <w:szCs w:val="36"/>
-        </w:rPr>
-      </w:pPr>
-      <w:r>
-        <w:rPr>
-          <w:rFonts w:ascii="Amasis MT Pro" w:hAnsi="Amasis MT Pro"/>
-          <w:sz w:val="36"/>
-          <w:szCs w:val="36"/>
-        </w:rPr>
+          <w:sz w:val="32"/>
+          <w:szCs w:val="32"/>
+        </w:rPr>
+      </w:pPr>
+    </w:p>
+    <w:p>
+      <w:pPr>
+        <w:rPr>
+          <w:rFonts w:ascii="Amasis MT Pro" w:hAnsi="Amasis MT Pro"/>
+          <w:sz w:val="28"/>
+          <w:szCs w:val="28"/>
+        </w:rPr>
+      </w:pPr>
+    </w:p>
+    <w:p>
+      <w:pPr>
+        <w:rPr>
+          <w:rFonts w:ascii="Amasis MT Pro" w:hAnsi="Amasis MT Pro"/>
+          <w:sz w:val="36"/>
+          <w:szCs w:val="36"/>
+        </w:rPr>
+      </w:pPr>
+    </w:p>
+    <w:p>
+      <w:pPr>
+        <w:rPr>
+          <w:rFonts w:ascii="Amasis MT Pro" w:hAnsi="Amasis MT Pro"/>
+          <w:sz w:val="36"/>
+          <w:szCs w:val="36"/>
+        </w:rPr>
+      </w:pPr>
+    </w:p>
+    <w:p>
+      <w:pPr>
+        <w:rPr>
+          <w:rFonts w:ascii="Amasis MT Pro" w:hAnsi="Amasis MT Pro"/>
+          <w:sz w:val="36"/>
+          <w:szCs w:val="36"/>
+        </w:rPr>
+      </w:pPr>
+    </w:p>
+    <w:p>
+      <w:pPr>
+        <w:rPr>
+          <w:rFonts w:ascii="Amasis MT Pro" w:hAnsi="Amasis MT Pro"/>
+          <w:sz w:val="36"/>
+          <w:szCs w:val="36"/>
+        </w:rPr>
+      </w:pPr>
+      <w:r>
+        <w:rPr>
+          <w:rFonts w:ascii="Amasis MT Pro" w:hAnsi="Amasis MT Pro"/>
+          <w:sz w:val="36"/>
+          <w:szCs w:val="36"/>
+        </w:rPr>
+        <w:lastRenderedPageBreak/>
         <w:t>Materiale utilizzato</w:t>
       </w:r>
     </w:p>
@@ -1873,17 +2108,17 @@
           <w:szCs w:val="36"/>
         </w:rPr>
         <w:drawing>
-          <wp:anchor distT="0" distB="0" distL="114300" distR="114300" simplePos="0" relativeHeight="251668480" behindDoc="0" locked="0" layoutInCell="1" allowOverlap="1" wp14:anchorId="0870CAD4" wp14:editId="1E86162D">
+          <wp:anchor distT="0" distB="0" distL="114300" distR="114300" simplePos="0" relativeHeight="251668480" behindDoc="1" locked="0" layoutInCell="1" allowOverlap="1" wp14:anchorId="0870CAD4" wp14:editId="5937ECD3">
             <wp:simplePos x="0" y="0"/>
             <wp:positionH relativeFrom="margin">
-              <wp:align>left</wp:align>
+              <wp:posOffset>3851910</wp:posOffset>
             </wp:positionH>
             <wp:positionV relativeFrom="paragraph">
-              <wp:posOffset>5715</wp:posOffset>
+              <wp:posOffset>210185</wp:posOffset>
             </wp:positionV>
-            <wp:extent cx="1714500" cy="1714500"/>
-            <wp:effectExtent l="209550" t="0" r="0" b="114300"/>
-            <wp:wrapSquare wrapText="bothSides"/>
+            <wp:extent cx="1790700" cy="1790700"/>
+            <wp:effectExtent l="0" t="0" r="0" b="0"/>
+            <wp:wrapNone/>
             <wp:docPr id="680329586" name="Immagine 4"/>
             <wp:cNvGraphicFramePr>
               <a:graphicFrameLocks xmlns:a="http://schemas.openxmlformats.org/drawingml/2006/main" noChangeAspect="1"/>
@@ -1908,9 +2143,9 @@
                     </a:stretch>
                   </pic:blipFill>
                   <pic:spPr>
-                    <a:xfrm rot="3787816">
+                    <a:xfrm>
                       <a:off x="0" y="0"/>
-                      <a:ext cx="1714500" cy="1714500"/>
+                      <a:ext cx="1790700" cy="1790700"/>
                     </a:xfrm>
                     <a:prstGeom prst="rect">
                       <a:avLst/>
@@ -1919,45 +2154,32 @@
                 </pic:pic>
               </a:graphicData>
             </a:graphic>
+            <wp14:sizeRelH relativeFrom="margin">
+              <wp14:pctWidth>0</wp14:pctWidth>
+            </wp14:sizeRelH>
+            <wp14:sizeRelV relativeFrom="margin">
+              <wp14:pctHeight>0</wp14:pctHeight>
+            </wp14:sizeRelV>
           </wp:anchor>
         </w:drawing>
       </w:r>
       <w:r>
         <w:rPr>
-          <w:rFonts w:ascii="Amasis MT Pro" w:hAnsi="Amasis MT Pro"/>
-          <w:sz w:val="36"/>
-          <w:szCs w:val="36"/>
-        </w:rPr>
-        <w:tab/>
-      </w:r>
-    </w:p>
-    <w:p>
-      <w:pPr>
-        <w:rPr>
-          <w:rFonts w:ascii="Amasis MT Pro" w:hAnsi="Amasis MT Pro"/>
-          <w:sz w:val="36"/>
-          <w:szCs w:val="36"/>
-        </w:rPr>
-      </w:pPr>
-    </w:p>
-    <w:p>
-      <w:pPr>
-        <w:rPr>
-          <w:rFonts w:ascii="Amasis MT Pro" w:hAnsi="Amasis MT Pro"/>
-          <w:sz w:val="36"/>
-          <w:szCs w:val="36"/>
-        </w:rPr>
-      </w:pPr>
-      <w:r>
-        <w:rPr>
           <w:noProof/>
         </w:rPr>
-        <w:lastRenderedPageBreak/>
         <w:drawing>
-          <wp:inline distT="0" distB="0" distL="0" distR="0" wp14:anchorId="182C0C20" wp14:editId="7C6E442F">
-            <wp:extent cx="2216150" cy="1892075"/>
-            <wp:effectExtent l="323850" t="400050" r="260350" b="413385"/>
-            <wp:docPr id="1625705468" name="Immagine 1" descr="GitHub Service | Princeton Research Computing"/>
+          <wp:anchor distT="0" distB="0" distL="114300" distR="114300" simplePos="0" relativeHeight="251672576" behindDoc="0" locked="0" layoutInCell="1" allowOverlap="1" wp14:anchorId="2B2F321B" wp14:editId="02F5FFFF">
+            <wp:simplePos x="0" y="0"/>
+            <wp:positionH relativeFrom="margin">
+              <wp:align>left</wp:align>
+            </wp:positionH>
+            <wp:positionV relativeFrom="paragraph">
+              <wp:posOffset>13970</wp:posOffset>
+            </wp:positionV>
+            <wp:extent cx="2047875" cy="2047875"/>
+            <wp:effectExtent l="0" t="0" r="9525" b="9525"/>
+            <wp:wrapNone/>
+            <wp:docPr id="1438743369" name="Immagine 2" descr="Python Logo transparent PNG - StickPNG"/>
             <wp:cNvGraphicFramePr>
               <a:graphicFrameLocks xmlns:a="http://schemas.openxmlformats.org/drawingml/2006/main" noChangeAspect="1"/>
             </wp:cNvGraphicFramePr>
@@ -1965,7 +2187,7 @@
               <a:graphicData uri="http://schemas.openxmlformats.org/drawingml/2006/picture">
                 <pic:pic xmlns:pic="http://schemas.openxmlformats.org/drawingml/2006/picture">
                   <pic:nvPicPr>
-                    <pic:cNvPr id="0" name="Picture 1" descr="GitHub Service | Princeton Research Computing"/>
+                    <pic:cNvPr id="0" name="Picture 3" descr="Python Logo transparent PNG - StickPNG"/>
                     <pic:cNvPicPr>
                       <a:picLocks noChangeAspect="1" noChangeArrowheads="1"/>
                     </pic:cNvPicPr>
@@ -1984,9 +2206,9 @@
                     </a:stretch>
                   </pic:blipFill>
                   <pic:spPr bwMode="auto">
-                    <a:xfrm rot="9188844" flipV="1">
+                    <a:xfrm>
                       <a:off x="0" y="0"/>
-                      <a:ext cx="2220830" cy="1896071"/>
+                      <a:ext cx="2047875" cy="2047875"/>
                     </a:xfrm>
                     <a:prstGeom prst="rect">
                       <a:avLst/>
@@ -1999,18 +2221,142 @@
                 </pic:pic>
               </a:graphicData>
             </a:graphic>
-          </wp:inline>
+            <wp14:sizeRelH relativeFrom="margin">
+              <wp14:pctWidth>0</wp14:pctWidth>
+            </wp14:sizeRelH>
+            <wp14:sizeRelV relativeFrom="margin">
+              <wp14:pctHeight>0</wp14:pctHeight>
+            </wp14:sizeRelV>
+          </wp:anchor>
         </w:drawing>
       </w:r>
       <w:r>
         <w:rPr>
+          <w:rFonts w:ascii="Amasis MT Pro" w:hAnsi="Amasis MT Pro"/>
+          <w:sz w:val="36"/>
+          <w:szCs w:val="36"/>
+        </w:rPr>
+        <w:tab/>
+      </w:r>
+    </w:p>
+    <w:p>
+      <w:pPr>
+        <w:rPr>
+          <w:rFonts w:ascii="Amasis MT Pro" w:hAnsi="Amasis MT Pro"/>
+          <w:sz w:val="36"/>
+          <w:szCs w:val="36"/>
+        </w:rPr>
+      </w:pPr>
+    </w:p>
+    <w:p>
+      <w:pPr>
+        <w:tabs>
+          <w:tab w:val="left" w:pos="7200"/>
+        </w:tabs>
+        <w:rPr>
+          <w:rFonts w:ascii="Amasis MT Pro" w:hAnsi="Amasis MT Pro"/>
+          <w:sz w:val="36"/>
+          <w:szCs w:val="36"/>
+        </w:rPr>
+      </w:pPr>
+      <w:r>
+        <w:rPr>
+          <w:rFonts w:ascii="Amasis MT Pro" w:hAnsi="Amasis MT Pro"/>
+          <w:sz w:val="36"/>
+          <w:szCs w:val="36"/>
+        </w:rPr>
+        <w:tab/>
+      </w:r>
+    </w:p>
+    <w:p>
+      <w:pPr>
+        <w:rPr>
+          <w:rFonts w:ascii="Amasis MT Pro" w:hAnsi="Amasis MT Pro"/>
+          <w:sz w:val="36"/>
+          <w:szCs w:val="36"/>
+        </w:rPr>
+      </w:pPr>
+    </w:p>
+    <w:p>
+      <w:pPr>
+        <w:tabs>
+          <w:tab w:val="left" w:pos="3645"/>
+        </w:tabs>
+        <w:rPr>
+          <w:rFonts w:ascii="Amasis MT Pro" w:hAnsi="Amasis MT Pro"/>
+          <w:sz w:val="36"/>
+          <w:szCs w:val="36"/>
+        </w:rPr>
+      </w:pPr>
+      <w:r>
+        <w:rPr>
+          <w:rFonts w:ascii="Amasis MT Pro" w:hAnsi="Amasis MT Pro"/>
+          <w:sz w:val="36"/>
+          <w:szCs w:val="36"/>
+        </w:rPr>
+        <w:tab/>
+      </w:r>
+    </w:p>
+    <w:p>
+      <w:pPr>
+        <w:rPr>
+          <w:rFonts w:ascii="Amasis MT Pro" w:hAnsi="Amasis MT Pro"/>
+          <w:sz w:val="36"/>
+          <w:szCs w:val="36"/>
+        </w:rPr>
+      </w:pPr>
+    </w:p>
+    <w:p>
+      <w:pPr>
+        <w:rPr>
+          <w:rFonts w:ascii="Amasis MT Pro" w:hAnsi="Amasis MT Pro"/>
+          <w:sz w:val="36"/>
+          <w:szCs w:val="36"/>
+        </w:rPr>
+      </w:pPr>
+      <w:r>
+        <w:rPr>
+          <w:rFonts w:ascii="Amasis MT Pro" w:hAnsi="Amasis MT Pro"/>
           <w:noProof/>
+          <w:sz w:val="36"/>
+          <w:szCs w:val="36"/>
         </w:rPr>
         <w:drawing>
-          <wp:inline distT="0" distB="0" distL="0" distR="0" wp14:anchorId="2A3EFFEB" wp14:editId="2B00E615">
-            <wp:extent cx="2139950" cy="2139950"/>
-            <wp:effectExtent l="438150" t="438150" r="336550" b="431800"/>
-            <wp:docPr id="1438743369" name="Immagine 2" descr="Python Logo transparent PNG - StickPNG"/>
+          <wp:anchor distT="0" distB="0" distL="114300" distR="114300" simplePos="0" relativeHeight="251674624" behindDoc="0" locked="0" layoutInCell="1" allowOverlap="1" wp14:anchorId="5999B6C0" wp14:editId="602321BE">
+            <wp:simplePos x="0" y="0"/>
+            <wp:positionH relativeFrom="margin">
+              <wp:align>right</wp:align>
+            </wp:positionH>
+            <wp:positionV relativeFrom="paragraph">
+              <wp:posOffset>8255</wp:posOffset>
+            </wp:positionV>
+            <wp:extent cx="2733675" cy="1781175"/>
+            <wp:effectExtent l="0" t="0" r="0" b="0"/>
+            <wp:wrapThrough wrapText="bothSides">
+              <wp:wrapPolygon edited="0">
+                <wp:start x="12042" y="1155"/>
+                <wp:lineTo x="9332" y="3465"/>
+                <wp:lineTo x="6924" y="5082"/>
+                <wp:lineTo x="6472" y="6237"/>
+                <wp:lineTo x="6623" y="7393"/>
+                <wp:lineTo x="7526" y="9010"/>
+                <wp:lineTo x="6472" y="11089"/>
+                <wp:lineTo x="6774" y="12706"/>
+                <wp:lineTo x="10085" y="12706"/>
+                <wp:lineTo x="3010" y="16402"/>
+                <wp:lineTo x="3462" y="19405"/>
+                <wp:lineTo x="18364" y="19405"/>
+                <wp:lineTo x="18665" y="18481"/>
+                <wp:lineTo x="18213" y="17326"/>
+                <wp:lineTo x="17461" y="16402"/>
+                <wp:lineTo x="15203" y="12706"/>
+                <wp:lineTo x="15353" y="4158"/>
+                <wp:lineTo x="14751" y="3003"/>
+                <wp:lineTo x="13246" y="1155"/>
+                <wp:lineTo x="12042" y="1155"/>
+              </wp:wrapPolygon>
+            </wp:wrapThrough>
+            <wp:docPr id="19385226" name="Immagine 6" descr="Immagine che contiene Carattere, Elementi grafici, simbolo, logo&#10;&#10;Il contenuto generato dall'IA potrebbe non essere corretto."/>
             <wp:cNvGraphicFramePr>
               <a:graphicFrameLocks xmlns:a="http://schemas.openxmlformats.org/drawingml/2006/main" noChangeAspect="1"/>
             </wp:cNvGraphicFramePr>
@@ -2018,10 +2364,8 @@
               <a:graphicData uri="http://schemas.openxmlformats.org/drawingml/2006/picture">
                 <pic:pic xmlns:pic="http://schemas.openxmlformats.org/drawingml/2006/picture">
                   <pic:nvPicPr>
-                    <pic:cNvPr id="0" name="Picture 3" descr="Python Logo transparent PNG - StickPNG"/>
-                    <pic:cNvPicPr>
-                      <a:picLocks noChangeAspect="1" noChangeArrowheads="1"/>
-                    </pic:cNvPicPr>
+                    <pic:cNvPr id="19385226" name="Immagine 6" descr="Immagine che contiene Carattere, Elementi grafici, simbolo, logo&#10;&#10;Il contenuto generato dall'IA potrebbe non essere corretto."/>
+                    <pic:cNvPicPr/>
                   </pic:nvPicPr>
                   <pic:blipFill>
                     <a:blip r:embed="rId10">
@@ -2031,28 +2375,29 @@
                         </a:ext>
                       </a:extLst>
                     </a:blip>
-                    <a:srcRect/>
                     <a:stretch>
                       <a:fillRect/>
                     </a:stretch>
                   </pic:blipFill>
-                  <pic:spPr bwMode="auto">
-                    <a:xfrm rot="3203913">
+                  <pic:spPr>
+                    <a:xfrm>
                       <a:off x="0" y="0"/>
-                      <a:ext cx="2139950" cy="2139950"/>
+                      <a:ext cx="2733675" cy="1781175"/>
                     </a:xfrm>
                     <a:prstGeom prst="rect">
                       <a:avLst/>
                     </a:prstGeom>
-                    <a:noFill/>
-                    <a:ln>
-                      <a:noFill/>
-                    </a:ln>
                   </pic:spPr>
                 </pic:pic>
               </a:graphicData>
             </a:graphic>
-          </wp:inline>
+            <wp14:sizeRelH relativeFrom="margin">
+              <wp14:pctWidth>0</wp14:pctWidth>
+            </wp14:sizeRelH>
+            <wp14:sizeRelV relativeFrom="margin">
+              <wp14:pctHeight>0</wp14:pctHeight>
+            </wp14:sizeRelV>
+          </wp:anchor>
         </w:drawing>
       </w:r>
       <w:r>
@@ -2060,9 +2405,17 @@
           <w:noProof/>
         </w:rPr>
         <w:drawing>
-          <wp:inline distT="0" distB="0" distL="0" distR="0" wp14:anchorId="3DC0E704" wp14:editId="25D91F3E">
-            <wp:extent cx="2139950" cy="2139950"/>
-            <wp:effectExtent l="419100" t="419100" r="336550" b="431800"/>
+          <wp:anchor distT="0" distB="0" distL="114300" distR="114300" simplePos="0" relativeHeight="251671552" behindDoc="0" locked="0" layoutInCell="1" allowOverlap="1" wp14:anchorId="3DC0E704" wp14:editId="572A9E4C">
+            <wp:simplePos x="0" y="0"/>
+            <wp:positionH relativeFrom="margin">
+              <wp:align>left</wp:align>
+            </wp:positionH>
+            <wp:positionV relativeFrom="paragraph">
+              <wp:posOffset>12700</wp:posOffset>
+            </wp:positionV>
+            <wp:extent cx="2076450" cy="2139950"/>
+            <wp:effectExtent l="0" t="0" r="0" b="0"/>
+            <wp:wrapNone/>
             <wp:docPr id="576618543" name="Immagine 3" descr="Flask SVG and transparent PNG icons | TechIcons"/>
             <wp:cNvGraphicFramePr>
               <a:graphicFrameLocks xmlns:a="http://schemas.openxmlformats.org/drawingml/2006/main" noChangeAspect="1"/>
@@ -2090,9 +2443,9 @@
                     </a:stretch>
                   </pic:blipFill>
                   <pic:spPr bwMode="auto">
-                    <a:xfrm rot="14114161">
+                    <a:xfrm>
                       <a:off x="0" y="0"/>
-                      <a:ext cx="2139950" cy="2139950"/>
+                      <a:ext cx="2076450" cy="2139950"/>
                     </a:xfrm>
                     <a:prstGeom prst="rect">
                       <a:avLst/>
@@ -2105,7 +2458,10 @@
                 </pic:pic>
               </a:graphicData>
             </a:graphic>
-          </wp:inline>
+            <wp14:sizeRelH relativeFrom="margin">
+              <wp14:pctWidth>0</wp14:pctWidth>
+            </wp14:sizeRelH>
+          </wp:anchor>
         </w:drawing>
       </w:r>
     </w:p>
@@ -2135,12 +2491,166 @@
           <w:szCs w:val="36"/>
         </w:rPr>
       </w:pPr>
-      <w:r>
-        <w:rPr>
-          <w:rFonts w:ascii="Amasis MT Pro" w:hAnsi="Amasis MT Pro"/>
-          <w:sz w:val="36"/>
-          <w:szCs w:val="36"/>
-        </w:rPr>
+    </w:p>
+    <w:p>
+      <w:pPr>
+        <w:rPr>
+          <w:rFonts w:ascii="Amasis MT Pro" w:hAnsi="Amasis MT Pro"/>
+          <w:sz w:val="36"/>
+          <w:szCs w:val="36"/>
+        </w:rPr>
+      </w:pPr>
+    </w:p>
+    <w:p>
+      <w:pPr>
+        <w:rPr>
+          <w:rFonts w:ascii="Amasis MT Pro" w:hAnsi="Amasis MT Pro"/>
+          <w:sz w:val="36"/>
+          <w:szCs w:val="36"/>
+        </w:rPr>
+      </w:pPr>
+    </w:p>
+    <w:p>
+      <w:pPr>
+        <w:rPr>
+          <w:rFonts w:ascii="Amasis MT Pro" w:hAnsi="Amasis MT Pro"/>
+          <w:sz w:val="36"/>
+          <w:szCs w:val="36"/>
+        </w:rPr>
+      </w:pPr>
+      <w:r>
+        <w:rPr>
+          <w:rFonts w:ascii="Amasis MT Pro" w:hAnsi="Amasis MT Pro"/>
+          <w:noProof/>
+          <w:sz w:val="36"/>
+          <w:szCs w:val="36"/>
+        </w:rPr>
+        <w:drawing>
+          <wp:anchor distT="0" distB="0" distL="114300" distR="114300" simplePos="0" relativeHeight="251673600" behindDoc="1" locked="0" layoutInCell="1" allowOverlap="1" wp14:anchorId="6799EEE8" wp14:editId="51D127D9">
+            <wp:simplePos x="0" y="0"/>
+            <wp:positionH relativeFrom="margin">
+              <wp:align>left</wp:align>
+            </wp:positionH>
+            <wp:positionV relativeFrom="paragraph">
+              <wp:posOffset>10795</wp:posOffset>
+            </wp:positionV>
+            <wp:extent cx="2857500" cy="1600200"/>
+            <wp:effectExtent l="0" t="0" r="0" b="0"/>
+            <wp:wrapNone/>
+            <wp:docPr id="131303338" name="Immagine 4" descr="Immagine che contiene Carattere, logo, Elementi grafici, simbolo&#10;&#10;Il contenuto generato dall'IA potrebbe non essere corretto."/>
+            <wp:cNvGraphicFramePr>
+              <a:graphicFrameLocks xmlns:a="http://schemas.openxmlformats.org/drawingml/2006/main" noChangeAspect="1"/>
+            </wp:cNvGraphicFramePr>
+            <a:graphic xmlns:a="http://schemas.openxmlformats.org/drawingml/2006/main">
+              <a:graphicData uri="http://schemas.openxmlformats.org/drawingml/2006/picture">
+                <pic:pic xmlns:pic="http://schemas.openxmlformats.org/drawingml/2006/picture">
+                  <pic:nvPicPr>
+                    <pic:cNvPr id="131303338" name="Immagine 4" descr="Immagine che contiene Carattere, logo, Elementi grafici, simbolo&#10;&#10;Il contenuto generato dall'IA potrebbe non essere corretto."/>
+                    <pic:cNvPicPr/>
+                  </pic:nvPicPr>
+                  <pic:blipFill>
+                    <a:blip r:embed="rId12">
+                      <a:extLst>
+                        <a:ext uri="{28A0092B-C50C-407E-A947-70E740481C1C}">
+                          <a14:useLocalDpi xmlns:a14="http://schemas.microsoft.com/office/drawing/2010/main" val="0"/>
+                        </a:ext>
+                      </a:extLst>
+                    </a:blip>
+                    <a:stretch>
+                      <a:fillRect/>
+                    </a:stretch>
+                  </pic:blipFill>
+                  <pic:spPr>
+                    <a:xfrm>
+                      <a:off x="0" y="0"/>
+                      <a:ext cx="2857500" cy="1600200"/>
+                    </a:xfrm>
+                    <a:prstGeom prst="rect">
+                      <a:avLst/>
+                    </a:prstGeom>
+                  </pic:spPr>
+                </pic:pic>
+              </a:graphicData>
+            </a:graphic>
+          </wp:anchor>
+        </w:drawing>
+      </w:r>
+    </w:p>
+    <w:p>
+      <w:pPr>
+        <w:rPr>
+          <w:rFonts w:ascii="Amasis MT Pro" w:hAnsi="Amasis MT Pro"/>
+          <w:noProof/>
+          <w:sz w:val="36"/>
+          <w:szCs w:val="36"/>
+        </w:rPr>
+      </w:pPr>
+    </w:p>
+    <w:p>
+      <w:pPr>
+        <w:rPr>
+          <w:rFonts w:ascii="Amasis MT Pro" w:hAnsi="Amasis MT Pro"/>
+          <w:noProof/>
+          <w:sz w:val="36"/>
+          <w:szCs w:val="36"/>
+        </w:rPr>
+      </w:pPr>
+    </w:p>
+    <w:p>
+      <w:pPr>
+        <w:rPr>
+          <w:rFonts w:ascii="Amasis MT Pro" w:hAnsi="Amasis MT Pro"/>
+          <w:noProof/>
+          <w:sz w:val="36"/>
+          <w:szCs w:val="36"/>
+        </w:rPr>
+      </w:pPr>
+    </w:p>
+    <w:p>
+      <w:pPr>
+        <w:rPr>
+          <w:rFonts w:ascii="Amasis MT Pro" w:hAnsi="Amasis MT Pro"/>
+          <w:noProof/>
+          <w:sz w:val="36"/>
+          <w:szCs w:val="36"/>
+        </w:rPr>
+      </w:pPr>
+    </w:p>
+    <w:p>
+      <w:pPr>
+        <w:rPr>
+          <w:rFonts w:ascii="Amasis MT Pro" w:hAnsi="Amasis MT Pro"/>
+          <w:noProof/>
+          <w:sz w:val="36"/>
+          <w:szCs w:val="36"/>
+        </w:rPr>
+      </w:pPr>
+    </w:p>
+    <w:p>
+      <w:pPr>
+        <w:rPr>
+          <w:rFonts w:ascii="Amasis MT Pro" w:hAnsi="Amasis MT Pro"/>
+          <w:noProof/>
+          <w:sz w:val="36"/>
+          <w:szCs w:val="36"/>
+        </w:rPr>
+      </w:pPr>
+    </w:p>
+    <w:p>
+      <w:pPr>
+        <w:rPr>
+          <w:rFonts w:ascii="Amasis MT Pro" w:hAnsi="Amasis MT Pro"/>
+          <w:sz w:val="36"/>
+          <w:szCs w:val="36"/>
+        </w:rPr>
+      </w:pPr>
+      <w:r>
+        <w:rPr>
+          <w:rFonts w:ascii="Amasis MT Pro" w:hAnsi="Amasis MT Pro"/>
+          <w:sz w:val="36"/>
+          <w:szCs w:val="36"/>
+        </w:rPr>
+        <w:lastRenderedPageBreak/>
         <w:t xml:space="preserve">Struttura dei dati e modello ER: </w:t>
       </w:r>
     </w:p>
@@ -2189,7 +2699,6 @@
           <w:sz w:val="28"/>
           <w:szCs w:val="28"/>
         </w:rPr>
-        <w:lastRenderedPageBreak/>
         <w:t xml:space="preserve">A seguire </w:t>
       </w:r>
       <w:r>
@@ -2382,7 +2891,7 @@
                     </pic:cNvPicPr>
                   </pic:nvPicPr>
                   <pic:blipFill>
-                    <a:blip r:embed="rId12" cstate="print">
+                    <a:blip r:embed="rId13" cstate="print">
                       <a:extLst>
                         <a:ext uri="{28A0092B-C50C-407E-A947-70E740481C1C}">
                           <a14:useLocalDpi xmlns:a14="http://schemas.microsoft.com/office/drawing/2010/main" val="0"/>
@@ -2446,6 +2955,7 @@
           <w:sz w:val="28"/>
           <w:szCs w:val="28"/>
         </w:rPr>
+        <w:lastRenderedPageBreak/>
         <w:t xml:space="preserve">Abbiamo creato il nostro Database per poter collegare il passaggio dei vari dati delle rispettive entità all’interno dell’applicazione. </w:t>
       </w:r>
     </w:p>
@@ -2497,8 +3007,25 @@
           <w:sz w:val="28"/>
           <w:szCs w:val="28"/>
         </w:rPr>
-        <w:lastRenderedPageBreak/>
-        <w:t>Ne seguono ulteriori considerazioni come la difficoltà eventuale di richiamare con precisione quei dati tramite Flask ad esempio, poiché</w:t>
+        <w:t xml:space="preserve">Ne seguono ulteriori considerazioni come la difficoltà eventuale di richiamare con precisione quei dati tramite </w:t>
+      </w:r>
+      <w:proofErr w:type="spellStart"/>
+      <w:r>
+        <w:rPr>
+          <w:rFonts w:ascii="Amasis MT Pro" w:hAnsi="Amasis MT Pro"/>
+          <w:sz w:val="28"/>
+          <w:szCs w:val="28"/>
+        </w:rPr>
+        <w:t>Flask</w:t>
+      </w:r>
+      <w:proofErr w:type="spellEnd"/>
+      <w:r>
+        <w:rPr>
+          <w:rFonts w:ascii="Amasis MT Pro" w:hAnsi="Amasis MT Pro"/>
+          <w:sz w:val="28"/>
+          <w:szCs w:val="28"/>
+        </w:rPr>
+        <w:t xml:space="preserve"> ad esempio, poiché</w:t>
       </w:r>
       <w:r>
         <w:rPr>
@@ -2589,7 +3116,7 @@
                     <pic:cNvPicPr/>
                   </pic:nvPicPr>
                   <pic:blipFill>
-                    <a:blip r:embed="rId13"/>
+                    <a:blip r:embed="rId14"/>
                     <a:stretch>
                       <a:fillRect/>
                     </a:stretch>
@@ -2622,71 +3149,9 @@
         <w:rPr>
           <w:rFonts w:ascii="Amasis MT Pro" w:hAnsi="Amasis MT Pro"/>
           <w:noProof/>
-          <w:sz w:val="28"/>
-          <w:szCs w:val="28"/>
         </w:rPr>
         <w:drawing>
-          <wp:anchor distT="0" distB="0" distL="114300" distR="114300" simplePos="0" relativeHeight="251669504" behindDoc="0" locked="0" layoutInCell="1" allowOverlap="1" wp14:anchorId="3C03726E" wp14:editId="3BDAA875">
-            <wp:simplePos x="0" y="0"/>
-            <wp:positionH relativeFrom="page">
-              <wp:posOffset>5367836</wp:posOffset>
-            </wp:positionH>
-            <wp:positionV relativeFrom="paragraph">
-              <wp:posOffset>641894</wp:posOffset>
-            </wp:positionV>
-            <wp:extent cx="1702435" cy="2095500"/>
-            <wp:effectExtent l="0" t="0" r="0" b="0"/>
-            <wp:wrapSquare wrapText="bothSides"/>
-            <wp:docPr id="355980297" name="Immagine 1"/>
-            <wp:cNvGraphicFramePr>
-              <a:graphicFrameLocks xmlns:a="http://schemas.openxmlformats.org/drawingml/2006/main" noChangeAspect="1"/>
-            </wp:cNvGraphicFramePr>
-            <a:graphic xmlns:a="http://schemas.openxmlformats.org/drawingml/2006/main">
-              <a:graphicData uri="http://schemas.openxmlformats.org/drawingml/2006/picture">
-                <pic:pic xmlns:pic="http://schemas.openxmlformats.org/drawingml/2006/picture">
-                  <pic:nvPicPr>
-                    <pic:cNvPr id="355980297" name=""/>
-                    <pic:cNvPicPr/>
-                  </pic:nvPicPr>
-                  <pic:blipFill rotWithShape="1">
-                    <a:blip r:embed="rId14">
-                      <a:extLst>
-                        <a:ext uri="{28A0092B-C50C-407E-A947-70E740481C1C}">
-                          <a14:useLocalDpi xmlns:a14="http://schemas.microsoft.com/office/drawing/2010/main" val="0"/>
-                        </a:ext>
-                      </a:extLst>
-                    </a:blip>
-                    <a:srcRect t="1" b="411"/>
-                    <a:stretch/>
-                  </pic:blipFill>
-                  <pic:spPr>
-                    <a:xfrm>
-                      <a:off x="0" y="0"/>
-                      <a:ext cx="1702435" cy="2095500"/>
-                    </a:xfrm>
-                    <a:prstGeom prst="rect">
-                      <a:avLst/>
-                    </a:prstGeom>
-                  </pic:spPr>
-                </pic:pic>
-              </a:graphicData>
-            </a:graphic>
-            <wp14:sizeRelH relativeFrom="margin">
-              <wp14:pctWidth>0</wp14:pctWidth>
-            </wp14:sizeRelH>
-            <wp14:sizeRelV relativeFrom="margin">
-              <wp14:pctHeight>0</wp14:pctHeight>
-            </wp14:sizeRelV>
-          </wp:anchor>
-        </w:drawing>
-      </w:r>
-      <w:r>
-        <w:rPr>
-          <w:rFonts w:ascii="Amasis MT Pro" w:hAnsi="Amasis MT Pro"/>
-          <w:noProof/>
-        </w:rPr>
-        <w:drawing>
-          <wp:inline distT="0" distB="0" distL="0" distR="0" wp14:anchorId="4F709D1C" wp14:editId="6E49BD23">
+          <wp:inline distT="0" distB="0" distL="0" distR="0" wp14:anchorId="1E1610CF" wp14:editId="4F8FA9B8">
             <wp:extent cx="4093029" cy="1604010"/>
             <wp:effectExtent l="0" t="0" r="3175" b="0"/>
             <wp:docPr id="1541094878" name="Immagine 1" descr="Immagine che contiene testo, schermata, Carattere, numero&#10;&#10;Il contenuto generato dall'IA potrebbe non essere corretto."/>
@@ -2721,22 +3186,77 @@
           </wp:inline>
         </w:drawing>
       </w:r>
-    </w:p>
-    <w:p>
-      <w:pPr>
-        <w:rPr>
-          <w:rFonts w:ascii="Amasis MT Pro" w:hAnsi="Amasis MT Pro"/>
-        </w:rPr>
-      </w:pPr>
       <w:r>
         <w:rPr>
           <w:rFonts w:ascii="Amasis MT Pro" w:hAnsi="Amasis MT Pro"/>
           <w:noProof/>
+          <w:sz w:val="28"/>
+          <w:szCs w:val="28"/>
         </w:rPr>
         <w:drawing>
-          <wp:inline distT="0" distB="0" distL="0" distR="0" wp14:anchorId="1E3C915F" wp14:editId="578BDEB7">
-            <wp:extent cx="4103914" cy="2382918"/>
+          <wp:anchor distT="0" distB="0" distL="114300" distR="114300" simplePos="0" relativeHeight="251669504" behindDoc="0" locked="0" layoutInCell="1" allowOverlap="1" wp14:anchorId="3C03726E" wp14:editId="3BDAA875">
+            <wp:simplePos x="0" y="0"/>
+            <wp:positionH relativeFrom="page">
+              <wp:posOffset>5367836</wp:posOffset>
+            </wp:positionH>
+            <wp:positionV relativeFrom="paragraph">
+              <wp:posOffset>641894</wp:posOffset>
+            </wp:positionV>
+            <wp:extent cx="1702435" cy="2095500"/>
             <wp:effectExtent l="0" t="0" r="0" b="0"/>
+            <wp:wrapSquare wrapText="bothSides"/>
+            <wp:docPr id="355980297" name="Immagine 1"/>
+            <wp:cNvGraphicFramePr>
+              <a:graphicFrameLocks xmlns:a="http://schemas.openxmlformats.org/drawingml/2006/main" noChangeAspect="1"/>
+            </wp:cNvGraphicFramePr>
+            <a:graphic xmlns:a="http://schemas.openxmlformats.org/drawingml/2006/main">
+              <a:graphicData uri="http://schemas.openxmlformats.org/drawingml/2006/picture">
+                <pic:pic xmlns:pic="http://schemas.openxmlformats.org/drawingml/2006/picture">
+                  <pic:nvPicPr>
+                    <pic:cNvPr id="355980297" name=""/>
+                    <pic:cNvPicPr/>
+                  </pic:nvPicPr>
+                  <pic:blipFill rotWithShape="1">
+                    <a:blip r:embed="rId16">
+                      <a:extLst>
+                        <a:ext uri="{28A0092B-C50C-407E-A947-70E740481C1C}">
+                          <a14:useLocalDpi xmlns:a14="http://schemas.microsoft.com/office/drawing/2010/main" val="0"/>
+                        </a:ext>
+                      </a:extLst>
+                    </a:blip>
+                    <a:srcRect t="1" b="411"/>
+                    <a:stretch/>
+                  </pic:blipFill>
+                  <pic:spPr>
+                    <a:xfrm>
+                      <a:off x="0" y="0"/>
+                      <a:ext cx="1702435" cy="2095500"/>
+                    </a:xfrm>
+                    <a:prstGeom prst="rect">
+                      <a:avLst/>
+                    </a:prstGeom>
+                  </pic:spPr>
+                </pic:pic>
+              </a:graphicData>
+            </a:graphic>
+            <wp14:sizeRelH relativeFrom="margin">
+              <wp14:pctWidth>0</wp14:pctWidth>
+            </wp14:sizeRelH>
+            <wp14:sizeRelV relativeFrom="margin">
+              <wp14:pctHeight>0</wp14:pctHeight>
+            </wp14:sizeRelV>
+          </wp:anchor>
+        </w:drawing>
+      </w:r>
+      <w:r>
+        <w:rPr>
+          <w:rFonts w:ascii="Amasis MT Pro" w:hAnsi="Amasis MT Pro"/>
+          <w:noProof/>
+        </w:rPr>
+        <w:drawing>
+          <wp:inline distT="0" distB="0" distL="0" distR="0" wp14:anchorId="184D0BF4" wp14:editId="04195461">
+            <wp:extent cx="4092575" cy="1983105"/>
+            <wp:effectExtent l="0" t="0" r="3175" b="0"/>
             <wp:docPr id="640867295" name="Immagine 1" descr="Immagine che contiene testo, schermata, numero, Carattere&#10;&#10;Il contenuto generato dall'IA potrebbe non essere corretto."/>
             <wp:cNvGraphicFramePr>
               <a:graphicFrameLocks xmlns:a="http://schemas.openxmlformats.org/drawingml/2006/main" noChangeAspect="1"/>
@@ -2749,7 +3269,7 @@
                     <pic:cNvPicPr/>
                   </pic:nvPicPr>
                   <pic:blipFill>
-                    <a:blip r:embed="rId16"/>
+                    <a:blip r:embed="rId17"/>
                     <a:stretch>
                       <a:fillRect/>
                     </a:stretch>
@@ -2757,7 +3277,7 @@
                   <pic:spPr>
                     <a:xfrm>
                       <a:off x="0" y="0"/>
-                      <a:ext cx="4122295" cy="2393591"/>
+                      <a:ext cx="4133311" cy="2002844"/>
                     </a:xfrm>
                     <a:prstGeom prst="rect">
                       <a:avLst/>
@@ -2774,6 +3294,42 @@
       <w:pPr>
         <w:rPr>
           <w:rFonts w:ascii="Amasis MT Pro" w:hAnsi="Amasis MT Pro"/>
+          <w:sz w:val="28"/>
+          <w:szCs w:val="28"/>
+        </w:rPr>
+      </w:pPr>
+      <w:r>
+        <w:rPr>
+          <w:rFonts w:ascii="Amasis MT Pro" w:hAnsi="Amasis MT Pro"/>
+          <w:sz w:val="28"/>
+          <w:szCs w:val="28"/>
+        </w:rPr>
+        <w:lastRenderedPageBreak/>
+        <w:t xml:space="preserve">Unendo la struttura dati del </w:t>
+      </w:r>
+      <w:proofErr w:type="spellStart"/>
+      <w:r>
+        <w:rPr>
+          <w:rFonts w:ascii="Amasis MT Pro" w:hAnsi="Amasis MT Pro"/>
+          <w:sz w:val="28"/>
+          <w:szCs w:val="28"/>
+        </w:rPr>
+        <w:t>Db</w:t>
+      </w:r>
+      <w:proofErr w:type="spellEnd"/>
+      <w:r>
+        <w:rPr>
+          <w:rFonts w:ascii="Amasis MT Pro" w:hAnsi="Amasis MT Pro"/>
+          <w:sz w:val="28"/>
+          <w:szCs w:val="28"/>
+        </w:rPr>
+        <w:t xml:space="preserve"> ed il modello ER da noi creato abbiamo riassunto tramite questo schema a tabelle tutti i principi fondamentali delle nostre entità specificando anche il tipo di rapporto che hanno (1:1; 1:N, N:N).</w:t>
+      </w:r>
+    </w:p>
+    <w:p>
+      <w:pPr>
+        <w:rPr>
+          <w:rFonts w:ascii="Amasis MT Pro" w:hAnsi="Amasis MT Pro"/>
           <w:noProof/>
         </w:rPr>
       </w:pPr>
@@ -2784,51 +3340,25 @@
           <w:rFonts w:ascii="Amasis MT Pro" w:hAnsi="Amasis MT Pro"/>
         </w:rPr>
       </w:pPr>
-    </w:p>
-    <w:p>
-      <w:pPr>
-        <w:rPr>
-          <w:rFonts w:ascii="Amasis MT Pro" w:hAnsi="Amasis MT Pro"/>
-          <w:sz w:val="28"/>
-          <w:szCs w:val="28"/>
-        </w:rPr>
-      </w:pPr>
-    </w:p>
-    <w:p>
-      <w:pPr>
-        <w:rPr>
-          <w:rFonts w:ascii="Amasis MT Pro" w:hAnsi="Amasis MT Pro"/>
-        </w:rPr>
-      </w:pPr>
-      <w:r>
-        <w:rPr>
-          <w:rFonts w:ascii="Amasis MT Pro" w:hAnsi="Amasis MT Pro"/>
-          <w:sz w:val="28"/>
-          <w:szCs w:val="28"/>
-        </w:rPr>
-        <w:lastRenderedPageBreak/>
-        <w:t>Unendo poi i due schemi otteniamo questi collegamenti:</w:t>
-      </w:r>
       <w:r>
         <w:rPr>
           <w:rFonts w:ascii="Amasis MT Pro" w:hAnsi="Amasis MT Pro"/>
           <w:noProof/>
-          <w:sz w:val="32"/>
-          <w:szCs w:val="32"/>
-        </w:rPr>
-        <w:t xml:space="preserve"> </w:t>
-      </w:r>
-      <w:r>
-        <w:rPr>
-          <w:rFonts w:ascii="Amasis MT Pro" w:hAnsi="Amasis MT Pro"/>
-          <w:noProof/>
           <w:sz w:val="28"/>
           <w:szCs w:val="28"/>
         </w:rPr>
         <w:drawing>
-          <wp:inline distT="0" distB="0" distL="0" distR="0" wp14:anchorId="74831214" wp14:editId="7417AA12">
-            <wp:extent cx="6119280" cy="4914900"/>
-            <wp:effectExtent l="0" t="0" r="0" b="0"/>
+          <wp:anchor distT="0" distB="0" distL="114300" distR="114300" simplePos="0" relativeHeight="251670528" behindDoc="0" locked="0" layoutInCell="1" allowOverlap="1" wp14:anchorId="74831214" wp14:editId="243B0B91">
+            <wp:simplePos x="0" y="0"/>
+            <wp:positionH relativeFrom="margin">
+              <wp:align>center</wp:align>
+            </wp:positionH>
+            <wp:positionV relativeFrom="paragraph">
+              <wp:posOffset>488950</wp:posOffset>
+            </wp:positionV>
+            <wp:extent cx="6697345" cy="5609590"/>
+            <wp:effectExtent l="0" t="0" r="8255" b="0"/>
+            <wp:wrapSquare wrapText="bothSides"/>
             <wp:docPr id="925959555" name="Immagine 2" descr="Immagine che contiene testo, diagramma, schermata, Piano"/>
             <wp:cNvGraphicFramePr>
               <a:graphicFrameLocks xmlns:a="http://schemas.openxmlformats.org/drawingml/2006/main" noChangeAspect="1"/>
@@ -2842,23 +3372,21 @@
                       <a:picLocks noChangeAspect="1" noChangeArrowheads="1"/>
                     </pic:cNvPicPr>
                   </pic:nvPicPr>
-                  <pic:blipFill>
-                    <a:blip r:embed="rId17" cstate="print">
+                  <pic:blipFill rotWithShape="1">
+                    <a:blip r:embed="rId18" cstate="print">
                       <a:extLst>
                         <a:ext uri="{28A0092B-C50C-407E-A947-70E740481C1C}">
                           <a14:useLocalDpi xmlns:a14="http://schemas.microsoft.com/office/drawing/2010/main" val="0"/>
                         </a:ext>
                       </a:extLst>
                     </a:blip>
-                    <a:srcRect/>
-                    <a:stretch>
-                      <a:fillRect/>
-                    </a:stretch>
+                    <a:srcRect l="2490" t="2929" r="2564" b="2481"/>
+                    <a:stretch/>
                   </pic:blipFill>
                   <pic:spPr bwMode="auto">
                     <a:xfrm>
                       <a:off x="0" y="0"/>
-                      <a:ext cx="6128956" cy="4922671"/>
+                      <a:ext cx="6697345" cy="5609590"/>
                     </a:xfrm>
                     <a:prstGeom prst="rect">
                       <a:avLst/>
@@ -2867,11 +3395,19 @@
                     <a:ln>
                       <a:noFill/>
                     </a:ln>
+                    <a:extLst>
+                      <a:ext uri="{53640926-AAD7-44D8-BBD7-CCE9431645EC}">
+                        <a14:shadowObscured xmlns:a14="http://schemas.microsoft.com/office/drawing/2010/main"/>
+                      </a:ext>
+                    </a:extLst>
                   </pic:spPr>
                 </pic:pic>
               </a:graphicData>
             </a:graphic>
-          </wp:inline>
+            <wp14:sizeRelV relativeFrom="margin">
+              <wp14:pctHeight>0</wp14:pctHeight>
+            </wp14:sizeRelV>
+          </wp:anchor>
         </w:drawing>
       </w:r>
     </w:p>
@@ -2888,71 +3424,16 @@
       <w:pPr>
         <w:rPr>
           <w:rFonts w:ascii="Amasis MT Pro" w:hAnsi="Amasis MT Pro"/>
-          <w:sz w:val="28"/>
-          <w:szCs w:val="28"/>
-        </w:rPr>
-      </w:pPr>
-    </w:p>
-    <w:p>
-      <w:pPr>
-        <w:rPr>
-          <w:rFonts w:ascii="Amasis MT Pro" w:hAnsi="Amasis MT Pro"/>
-          <w:sz w:val="28"/>
-          <w:szCs w:val="28"/>
-        </w:rPr>
-      </w:pPr>
-    </w:p>
-    <w:p>
-      <w:pPr>
-        <w:rPr>
-          <w:rFonts w:ascii="Amasis MT Pro" w:hAnsi="Amasis MT Pro"/>
-          <w:sz w:val="28"/>
-          <w:szCs w:val="28"/>
-        </w:rPr>
-      </w:pPr>
-    </w:p>
-    <w:p>
-      <w:pPr>
-        <w:rPr>
-          <w:rFonts w:ascii="Amasis MT Pro" w:hAnsi="Amasis MT Pro"/>
-          <w:sz w:val="28"/>
-          <w:szCs w:val="28"/>
-        </w:rPr>
-      </w:pPr>
-    </w:p>
-    <w:p>
-      <w:pPr>
-        <w:rPr>
-          <w:rFonts w:ascii="Amasis MT Pro" w:hAnsi="Amasis MT Pro"/>
-          <w:sz w:val="28"/>
-          <w:szCs w:val="28"/>
-        </w:rPr>
-      </w:pPr>
-    </w:p>
-    <w:p>
-      <w:pPr>
-        <w:rPr>
-          <w:rFonts w:ascii="Amasis MT Pro" w:hAnsi="Amasis MT Pro"/>
-          <w:sz w:val="28"/>
-          <w:szCs w:val="28"/>
-        </w:rPr>
-      </w:pPr>
-    </w:p>
-    <w:p>
-      <w:pPr>
-        <w:rPr>
-          <w:rFonts w:ascii="Amasis MT Pro" w:hAnsi="Amasis MT Pro"/>
-          <w:sz w:val="28"/>
-          <w:szCs w:val="28"/>
-        </w:rPr>
-      </w:pPr>
-    </w:p>
-    <w:p>
-      <w:pPr>
-        <w:rPr>
-          <w:rFonts w:ascii="Amasis MT Pro" w:hAnsi="Amasis MT Pro"/>
-          <w:sz w:val="28"/>
-          <w:szCs w:val="28"/>
+          <w:noProof/>
+          <w:sz w:val="28"/>
+          <w:szCs w:val="28"/>
+        </w:rPr>
+      </w:pPr>
+    </w:p>
+    <w:p>
+      <w:pPr>
+        <w:rPr>
+          <w:rFonts w:ascii="Amasis MT Pro" w:hAnsi="Amasis MT Pro"/>
         </w:rPr>
       </w:pPr>
     </w:p>
@@ -2980,7 +3461,33 @@
           <w:szCs w:val="28"/>
         </w:rPr>
         <w:lastRenderedPageBreak/>
-        <w:t>L’app è stata creata attraverso Android Studio con file xml per la parte grafica e file java per la logica. La versione Android che abbiamo usato è la versione 23 “Marshmallow”.</w:t>
+        <w:t>L’app è stata creata attraverso Android Studio</w:t>
+      </w:r>
+      <w:r>
+        <w:rPr>
+          <w:rFonts w:ascii="Amasis MT Pro" w:hAnsi="Amasis MT Pro"/>
+          <w:sz w:val="28"/>
+          <w:szCs w:val="28"/>
+        </w:rPr>
+        <w:t xml:space="preserve"> attraverso la gestione della cartella res comprensiva di </w:t>
+      </w:r>
+      <w:proofErr w:type="spellStart"/>
+      <w:r>
+        <w:rPr>
+          <w:rFonts w:ascii="Amasis MT Pro" w:hAnsi="Amasis MT Pro"/>
+          <w:sz w:val="28"/>
+          <w:szCs w:val="28"/>
+        </w:rPr>
+        <w:t>drawable</w:t>
+      </w:r>
+      <w:proofErr w:type="spellEnd"/>
+      <w:r>
+        <w:rPr>
+          <w:rFonts w:ascii="Amasis MT Pro" w:hAnsi="Amasis MT Pro"/>
+          <w:sz w:val="28"/>
+          <w:szCs w:val="28"/>
+        </w:rPr>
+        <w:t>, layout</w:t>
       </w:r>
       <w:r>
         <w:rPr>
@@ -2993,6 +3500,78 @@
       <w:r>
         <w:rPr>
           <w:rFonts w:ascii="Amasis MT Pro" w:hAnsi="Amasis MT Pro"/>
+          <w:sz w:val="28"/>
+          <w:szCs w:val="28"/>
+        </w:rPr>
+        <w:t>(</w:t>
+      </w:r>
+      <w:r>
+        <w:rPr>
+          <w:rFonts w:ascii="Amasis MT Pro" w:hAnsi="Amasis MT Pro"/>
+          <w:sz w:val="28"/>
+          <w:szCs w:val="28"/>
+        </w:rPr>
+        <w:t>con file xml per la parte grafica</w:t>
+      </w:r>
+      <w:r>
+        <w:rPr>
+          <w:rFonts w:ascii="Amasis MT Pro" w:hAnsi="Amasis MT Pro"/>
+          <w:sz w:val="28"/>
+          <w:szCs w:val="28"/>
+        </w:rPr>
+        <w:t>)</w:t>
+      </w:r>
+      <w:r>
+        <w:rPr>
+          <w:rFonts w:ascii="Amasis MT Pro" w:hAnsi="Amasis MT Pro"/>
+          <w:sz w:val="28"/>
+          <w:szCs w:val="28"/>
+        </w:rPr>
+        <w:t xml:space="preserve"> e </w:t>
+      </w:r>
+      <w:r>
+        <w:rPr>
+          <w:rFonts w:ascii="Amasis MT Pro" w:hAnsi="Amasis MT Pro"/>
+          <w:sz w:val="28"/>
+          <w:szCs w:val="28"/>
+        </w:rPr>
+        <w:t>file</w:t>
+      </w:r>
+      <w:r>
+        <w:rPr>
+          <w:rFonts w:ascii="Amasis MT Pro" w:hAnsi="Amasis MT Pro"/>
+          <w:sz w:val="28"/>
+          <w:szCs w:val="28"/>
+        </w:rPr>
+        <w:t xml:space="preserve"> java per la logica</w:t>
+      </w:r>
+      <w:r>
+        <w:rPr>
+          <w:rFonts w:ascii="Amasis MT Pro" w:hAnsi="Amasis MT Pro"/>
+          <w:sz w:val="28"/>
+          <w:szCs w:val="28"/>
+        </w:rPr>
+        <w:t xml:space="preserve"> delle activity e classi modello</w:t>
+      </w:r>
+      <w:r>
+        <w:rPr>
+          <w:rFonts w:ascii="Amasis MT Pro" w:hAnsi="Amasis MT Pro"/>
+          <w:sz w:val="28"/>
+          <w:szCs w:val="28"/>
+        </w:rPr>
+        <w:t>. La versione Android che abbiamo usato è la versione 23 “Marshmallow”.</w:t>
+      </w:r>
+      <w:r>
+        <w:rPr>
+          <w:rFonts w:ascii="Amasis MT Pro" w:hAnsi="Amasis MT Pro"/>
+          <w:sz w:val="28"/>
+          <w:szCs w:val="28"/>
+        </w:rPr>
+        <w:t xml:space="preserve"> </w:t>
+      </w:r>
+      <w:r>
+        <w:rPr>
+          <w:rFonts w:ascii="Amasis MT Pro" w:hAnsi="Amasis MT Pro"/>
           <w:color w:val="FF0000"/>
           <w:sz w:val="28"/>
           <w:szCs w:val="28"/>
@@ -3032,8 +3611,34 @@
           <w:sz w:val="28"/>
           <w:szCs w:val="28"/>
         </w:rPr>
-        <w:t>ed è stato usato Retrofit per sfruttare i collegamenti con gli endpoint di Flask</w:t>
-      </w:r>
+        <w:t>ed è stato usato Retrofit</w:t>
+      </w:r>
+      <w:r>
+        <w:rPr>
+          <w:rFonts w:ascii="Amasis MT Pro" w:hAnsi="Amasis MT Pro"/>
+          <w:sz w:val="28"/>
+          <w:szCs w:val="28"/>
+        </w:rPr>
+        <w:t xml:space="preserve"> come libreria</w:t>
+      </w:r>
+      <w:r>
+        <w:rPr>
+          <w:rFonts w:ascii="Amasis MT Pro" w:hAnsi="Amasis MT Pro"/>
+          <w:sz w:val="28"/>
+          <w:szCs w:val="28"/>
+        </w:rPr>
+        <w:t xml:space="preserve"> per sfruttare i collegamenti con gli endpoint di </w:t>
+      </w:r>
+      <w:proofErr w:type="spellStart"/>
+      <w:r>
+        <w:rPr>
+          <w:rFonts w:ascii="Amasis MT Pro" w:hAnsi="Amasis MT Pro"/>
+          <w:sz w:val="28"/>
+          <w:szCs w:val="28"/>
+        </w:rPr>
+        <w:t>Flask</w:t>
+      </w:r>
+      <w:proofErr w:type="spellEnd"/>
       <w:r>
         <w:rPr>
           <w:rFonts w:ascii="Amasis MT Pro" w:hAnsi="Amasis MT Pro"/>
@@ -3042,6 +3647,24 @@
         </w:rPr>
         <w:t xml:space="preserve"> (vedi capitolo successivo) le pagine gestite con java rispettano per la maggior parte quest’ ordine:</w:t>
       </w:r>
+    </w:p>
+    <w:p>
+      <w:pPr>
+        <w:rPr>
+          <w:rFonts w:ascii="Amasis MT Pro" w:hAnsi="Amasis MT Pro"/>
+          <w:sz w:val="28"/>
+          <w:szCs w:val="28"/>
+        </w:rPr>
+      </w:pPr>
+    </w:p>
+    <w:p>
+      <w:pPr>
+        <w:rPr>
+          <w:rFonts w:ascii="Amasis MT Pro" w:hAnsi="Amasis MT Pro"/>
+          <w:sz w:val="28"/>
+          <w:szCs w:val="28"/>
+        </w:rPr>
+      </w:pPr>
     </w:p>
     <w:p>
       <w:pPr>
@@ -3146,15 +3769,43 @@
           <w:sz w:val="28"/>
           <w:szCs w:val="28"/>
         </w:rPr>
-        <w:t>possibilità di passare a un'altra schermata attraverso Intent</w:t>
-      </w:r>
-      <w:r>
-        <w:rPr>
-          <w:rFonts w:ascii="Amasis MT Pro" w:hAnsi="Amasis MT Pro"/>
-          <w:sz w:val="28"/>
-          <w:szCs w:val="28"/>
-        </w:rPr>
-        <w:t xml:space="preserve">, cioè una richiesta da parte dell’utente al sistema di poter vedere informazioni diverse a schermo. L’intent ci dà anche la possibilità di passare dati tra una schermata a </w:t>
+        <w:t xml:space="preserve">possibilità di passare a un'altra schermata attraverso </w:t>
+      </w:r>
+      <w:proofErr w:type="spellStart"/>
+      <w:r>
+        <w:rPr>
+          <w:rFonts w:ascii="Amasis MT Pro" w:hAnsi="Amasis MT Pro"/>
+          <w:sz w:val="28"/>
+          <w:szCs w:val="28"/>
+        </w:rPr>
+        <w:t>Intent</w:t>
+      </w:r>
+      <w:proofErr w:type="spellEnd"/>
+      <w:r>
+        <w:rPr>
+          <w:rFonts w:ascii="Amasis MT Pro" w:hAnsi="Amasis MT Pro"/>
+          <w:sz w:val="28"/>
+          <w:szCs w:val="28"/>
+        </w:rPr>
+        <w:t>, cioè una richiesta da parte dell’utente al sistema di poter vedere informazioni diverse a schermo. L’</w:t>
+      </w:r>
+      <w:proofErr w:type="spellStart"/>
+      <w:r>
+        <w:rPr>
+          <w:rFonts w:ascii="Amasis MT Pro" w:hAnsi="Amasis MT Pro"/>
+          <w:sz w:val="28"/>
+          <w:szCs w:val="28"/>
+        </w:rPr>
+        <w:t>intent</w:t>
+      </w:r>
+      <w:proofErr w:type="spellEnd"/>
+      <w:r>
+        <w:rPr>
+          <w:rFonts w:ascii="Amasis MT Pro" w:hAnsi="Amasis MT Pro"/>
+          <w:sz w:val="28"/>
+          <w:szCs w:val="28"/>
+        </w:rPr>
+        <w:t xml:space="preserve"> ci dà anche la possibilità di passare dati tra una schermata a </w:t>
       </w:r>
       <w:r>
         <w:rPr>
@@ -3181,6 +3832,24 @@
           <w:szCs w:val="36"/>
         </w:rPr>
       </w:pPr>
+    </w:p>
+    <w:p>
+      <w:pPr>
+        <w:rPr>
+          <w:rFonts w:ascii="Amasis MT Pro" w:hAnsi="Amasis MT Pro"/>
+          <w:sz w:val="36"/>
+          <w:szCs w:val="36"/>
+        </w:rPr>
+      </w:pPr>
+    </w:p>
+    <w:p>
+      <w:pPr>
+        <w:rPr>
+          <w:rFonts w:ascii="Amasis MT Pro" w:hAnsi="Amasis MT Pro"/>
+          <w:sz w:val="36"/>
+          <w:szCs w:val="36"/>
+        </w:rPr>
+      </w:pPr>
       <w:r>
         <w:rPr>
           <w:rFonts w:ascii="Amasis MT Pro" w:hAnsi="Amasis MT Pro"/>
@@ -3228,7 +3897,23 @@
           <w:sz w:val="28"/>
           <w:szCs w:val="28"/>
         </w:rPr>
-        <w:t>dell’app in breve:</w:t>
+        <w:t>dell’app in breve</w:t>
+      </w:r>
+      <w:r>
+        <w:rPr>
+          <w:rFonts w:ascii="Amasis MT Pro" w:hAnsi="Amasis MT Pro"/>
+          <w:sz w:val="28"/>
+          <w:szCs w:val="28"/>
+        </w:rPr>
+        <w:t xml:space="preserve"> saranno le seguenti</w:t>
+      </w:r>
+      <w:r>
+        <w:rPr>
+          <w:rFonts w:ascii="Amasis MT Pro" w:hAnsi="Amasis MT Pro"/>
+          <w:sz w:val="28"/>
+          <w:szCs w:val="28"/>
+        </w:rPr>
+        <w:t>:</w:t>
       </w:r>
     </w:p>
     <w:p>
@@ -3270,7 +3955,7 @@
                     <pic:cNvPicPr/>
                   </pic:nvPicPr>
                   <pic:blipFill>
-                    <a:blip r:embed="rId18" cstate="print">
+                    <a:blip r:embed="rId19" cstate="print">
                       <a:extLst>
                         <a:ext uri="{28A0092B-C50C-407E-A947-70E740481C1C}">
                           <a14:useLocalDpi xmlns:a14="http://schemas.microsoft.com/office/drawing/2010/main" val="0"/>
@@ -3308,6 +3993,32 @@
           <w:sz w:val="28"/>
           <w:szCs w:val="28"/>
         </w:rPr>
+        <w:t xml:space="preserve">          </w:t>
+      </w:r>
+    </w:p>
+    <w:p>
+      <w:pPr>
+        <w:rPr>
+          <w:rFonts w:ascii="Amasis MT Pro" w:hAnsi="Amasis MT Pro"/>
+          <w:sz w:val="28"/>
+          <w:szCs w:val="28"/>
+        </w:rPr>
+      </w:pPr>
+      <w:r>
+        <w:rPr>
+          <w:rFonts w:ascii="Amasis MT Pro" w:hAnsi="Amasis MT Pro"/>
+          <w:sz w:val="28"/>
+          <w:szCs w:val="28"/>
+        </w:rPr>
+        <w:t xml:space="preserve">           </w:t>
+      </w:r>
+      <w:r>
+        <w:rPr>
+          <w:rFonts w:ascii="Amasis MT Pro" w:hAnsi="Amasis MT Pro"/>
+          <w:color w:val="FF0000"/>
+          <w:sz w:val="28"/>
+          <w:szCs w:val="28"/>
+        </w:rPr>
         <w:t>Schermata home:</w:t>
       </w:r>
     </w:p>
@@ -3325,6 +4036,14 @@
           <w:sz w:val="28"/>
           <w:szCs w:val="28"/>
         </w:rPr>
+        <w:t xml:space="preserve">          - </w:t>
+      </w:r>
+      <w:r>
+        <w:rPr>
+          <w:rFonts w:ascii="Amasis MT Pro" w:hAnsi="Amasis MT Pro"/>
+          <w:sz w:val="28"/>
+          <w:szCs w:val="28"/>
+        </w:rPr>
         <w:t>lista con tutti i nostri animali</w:t>
       </w:r>
     </w:p>
@@ -3342,6 +4061,14 @@
           <w:sz w:val="28"/>
           <w:szCs w:val="28"/>
         </w:rPr>
+        <w:t xml:space="preserve">          - </w:t>
+      </w:r>
+      <w:r>
+        <w:rPr>
+          <w:rFonts w:ascii="Amasis MT Pro" w:hAnsi="Amasis MT Pro"/>
+          <w:sz w:val="28"/>
+          <w:szCs w:val="28"/>
+        </w:rPr>
         <w:t>possibilità di registrarne di nuovi</w:t>
       </w:r>
     </w:p>
@@ -3359,6 +4086,14 @@
           <w:sz w:val="28"/>
           <w:szCs w:val="28"/>
         </w:rPr>
+        <w:t xml:space="preserve">          - </w:t>
+      </w:r>
+      <w:r>
+        <w:rPr>
+          <w:rFonts w:ascii="Amasis MT Pro" w:hAnsi="Amasis MT Pro"/>
+          <w:sz w:val="28"/>
+          <w:szCs w:val="28"/>
+        </w:rPr>
         <w:t xml:space="preserve">lista di attività registrate di oggi </w:t>
       </w:r>
     </w:p>
@@ -3376,6 +4111,14 @@
           <w:sz w:val="28"/>
           <w:szCs w:val="28"/>
         </w:rPr>
+        <w:t xml:space="preserve">          - </w:t>
+      </w:r>
+      <w:r>
+        <w:rPr>
+          <w:rFonts w:ascii="Amasis MT Pro" w:hAnsi="Amasis MT Pro"/>
+          <w:sz w:val="28"/>
+          <w:szCs w:val="28"/>
+        </w:rPr>
         <w:t>bottone per cercare servizi nell’area</w:t>
       </w:r>
     </w:p>
@@ -3403,7 +4146,7 @@
     </w:p>
     <w:p>
       <w:pPr>
-        <w:jc w:val="right"/>
+        <w:ind w:left="2832" w:firstLine="708"/>
         <w:rPr>
           <w:rFonts w:ascii="Amasis MT Pro" w:hAnsi="Amasis MT Pro"/>
           <w:sz w:val="28"/>
@@ -3414,10 +4157,10 @@
         <w:rPr>
           <w:rFonts w:ascii="Amasis MT Pro" w:hAnsi="Amasis MT Pro"/>
           <w:noProof/>
-          <w:sz w:val="28"/>
-          <w:szCs w:val="28"/>
-        </w:rPr>
-        <w:lastRenderedPageBreak/>
+          <w:color w:val="FF0000"/>
+          <w:sz w:val="28"/>
+          <w:szCs w:val="28"/>
+        </w:rPr>
         <w:drawing>
           <wp:anchor distT="0" distB="0" distL="114300" distR="114300" simplePos="0" relativeHeight="251659264" behindDoc="1" locked="0" layoutInCell="1" allowOverlap="1" wp14:anchorId="226A6EC3" wp14:editId="352C5783">
             <wp:simplePos x="0" y="0"/>
@@ -3450,7 +4193,7 @@
                     <pic:cNvPicPr/>
                   </pic:nvPicPr>
                   <pic:blipFill>
-                    <a:blip r:embed="rId19">
+                    <a:blip r:embed="rId20">
                       <a:extLst>
                         <a:ext uri="{28A0092B-C50C-407E-A947-70E740481C1C}">
                           <a14:useLocalDpi xmlns:a14="http://schemas.microsoft.com/office/drawing/2010/main" val="0"/>
@@ -3485,14 +4228,16 @@
       <w:r>
         <w:rPr>
           <w:rFonts w:ascii="Amasis MT Pro" w:hAnsi="Amasis MT Pro"/>
-          <w:sz w:val="28"/>
-          <w:szCs w:val="28"/>
-        </w:rPr>
-        <w:t>s</w:t>
-      </w:r>
-      <w:r>
-        <w:rPr>
-          <w:rFonts w:ascii="Amasis MT Pro" w:hAnsi="Amasis MT Pro"/>
+          <w:color w:val="FF0000"/>
+          <w:sz w:val="28"/>
+          <w:szCs w:val="28"/>
+        </w:rPr>
+        <w:t>S</w:t>
+      </w:r>
+      <w:r>
+        <w:rPr>
+          <w:rFonts w:ascii="Amasis MT Pro" w:hAnsi="Amasis MT Pro"/>
+          <w:color w:val="FF0000"/>
           <w:sz w:val="28"/>
           <w:szCs w:val="28"/>
         </w:rPr>
@@ -3501,6 +4246,7 @@
       <w:r>
         <w:rPr>
           <w:rFonts w:ascii="Amasis MT Pro" w:hAnsi="Amasis MT Pro"/>
+          <w:color w:val="FF0000"/>
           <w:sz w:val="28"/>
           <w:szCs w:val="28"/>
         </w:rPr>
@@ -3509,6 +4255,7 @@
       <w:r>
         <w:rPr>
           <w:rFonts w:ascii="Amasis MT Pro" w:hAnsi="Amasis MT Pro"/>
+          <w:color w:val="FF0000"/>
           <w:sz w:val="28"/>
           <w:szCs w:val="28"/>
         </w:rPr>
@@ -3517,57 +4264,178 @@
     </w:p>
     <w:p>
       <w:pPr>
+        <w:rPr>
+          <w:rFonts w:ascii="Amasis MT Pro" w:hAnsi="Amasis MT Pro"/>
+          <w:sz w:val="28"/>
+          <w:szCs w:val="28"/>
+        </w:rPr>
+      </w:pPr>
+      <w:r>
+        <w:rPr>
+          <w:rFonts w:ascii="Amasis MT Pro" w:hAnsi="Amasis MT Pro"/>
+          <w:sz w:val="28"/>
+          <w:szCs w:val="28"/>
+        </w:rPr>
+        <w:t xml:space="preserve">    </w:t>
+      </w:r>
+      <w:r>
+        <w:rPr>
+          <w:rFonts w:ascii="Amasis MT Pro" w:hAnsi="Amasis MT Pro"/>
+          <w:sz w:val="28"/>
+          <w:szCs w:val="28"/>
+        </w:rPr>
+        <w:t>-</w:t>
+      </w:r>
+      <w:r>
+        <w:rPr>
+          <w:rFonts w:ascii="Amasis MT Pro" w:hAnsi="Amasis MT Pro"/>
+          <w:sz w:val="28"/>
+          <w:szCs w:val="28"/>
+        </w:rPr>
+        <w:t xml:space="preserve"> </w:t>
+      </w:r>
+      <w:r>
+        <w:rPr>
+          <w:rFonts w:ascii="Amasis MT Pro" w:hAnsi="Amasis MT Pro"/>
+          <w:sz w:val="28"/>
+          <w:szCs w:val="28"/>
+        </w:rPr>
+        <w:t>informazioni più dettagliate su uno dei nostri animali</w:t>
+      </w:r>
+      <w:r>
+        <w:rPr>
+          <w:rFonts w:ascii="Amasis MT Pro" w:hAnsi="Amasis MT Pro"/>
+          <w:sz w:val="28"/>
+          <w:szCs w:val="28"/>
+        </w:rPr>
+        <w:tab/>
+      </w:r>
+      <w:r>
+        <w:rPr>
+          <w:rFonts w:ascii="Amasis MT Pro" w:hAnsi="Amasis MT Pro"/>
+          <w:sz w:val="28"/>
+          <w:szCs w:val="28"/>
+        </w:rPr>
+        <w:tab/>
+      </w:r>
+      <w:r>
+        <w:rPr>
+          <w:rFonts w:ascii="Amasis MT Pro" w:hAnsi="Amasis MT Pro"/>
+          <w:sz w:val="28"/>
+          <w:szCs w:val="28"/>
+        </w:rPr>
+        <w:tab/>
+      </w:r>
+      <w:r>
+        <w:rPr>
+          <w:rFonts w:ascii="Amasis MT Pro" w:hAnsi="Amasis MT Pro"/>
+          <w:sz w:val="28"/>
+          <w:szCs w:val="28"/>
+        </w:rPr>
+        <w:tab/>
+      </w:r>
+      <w:r>
+        <w:rPr>
+          <w:rFonts w:ascii="Amasis MT Pro" w:hAnsi="Amasis MT Pro"/>
+          <w:sz w:val="28"/>
+          <w:szCs w:val="28"/>
+        </w:rPr>
+        <w:tab/>
+      </w:r>
+      <w:r>
+        <w:rPr>
+          <w:rFonts w:ascii="Amasis MT Pro" w:hAnsi="Amasis MT Pro"/>
+          <w:sz w:val="28"/>
+          <w:szCs w:val="28"/>
+        </w:rPr>
+        <w:tab/>
+        <w:t xml:space="preserve">      - </w:t>
+      </w:r>
+      <w:r>
+        <w:rPr>
+          <w:rFonts w:ascii="Amasis MT Pro" w:hAnsi="Amasis MT Pro"/>
+          <w:sz w:val="28"/>
+          <w:szCs w:val="28"/>
+        </w:rPr>
+        <w:t>possibilità di modifica</w:t>
+      </w:r>
+    </w:p>
+    <w:p>
+      <w:pPr>
+        <w:jc w:val="center"/>
+        <w:rPr>
+          <w:rFonts w:ascii="Amasis MT Pro" w:hAnsi="Amasis MT Pro"/>
+          <w:sz w:val="28"/>
+          <w:szCs w:val="28"/>
+        </w:rPr>
+      </w:pPr>
+      <w:r>
+        <w:rPr>
+          <w:rFonts w:ascii="Amasis MT Pro" w:hAnsi="Amasis MT Pro"/>
+          <w:sz w:val="28"/>
+          <w:szCs w:val="28"/>
+        </w:rPr>
+        <w:t xml:space="preserve">  </w:t>
+      </w:r>
+      <w:r>
+        <w:rPr>
+          <w:rFonts w:ascii="Amasis MT Pro" w:hAnsi="Amasis MT Pro"/>
+          <w:sz w:val="28"/>
+          <w:szCs w:val="28"/>
+        </w:rPr>
+        <w:tab/>
+        <w:t xml:space="preserve">     </w:t>
+      </w:r>
+      <w:r>
+        <w:rPr>
+          <w:rFonts w:ascii="Amasis MT Pro" w:hAnsi="Amasis MT Pro"/>
+          <w:sz w:val="28"/>
+          <w:szCs w:val="28"/>
+        </w:rPr>
+        <w:tab/>
+        <w:t xml:space="preserve"> </w:t>
+      </w:r>
+      <w:r>
+        <w:rPr>
+          <w:rFonts w:ascii="Amasis MT Pro" w:hAnsi="Amasis MT Pro"/>
+          <w:sz w:val="28"/>
+          <w:szCs w:val="28"/>
+        </w:rPr>
+        <w:tab/>
+        <w:t xml:space="preserve">     - </w:t>
+      </w:r>
+      <w:r>
+        <w:rPr>
+          <w:rFonts w:ascii="Amasis MT Pro" w:hAnsi="Amasis MT Pro"/>
+          <w:sz w:val="28"/>
+          <w:szCs w:val="28"/>
+        </w:rPr>
+        <w:t>accesso alla cartella clinica</w:t>
+      </w:r>
+    </w:p>
+    <w:p>
+      <w:pPr>
         <w:jc w:val="right"/>
         <w:rPr>
           <w:rFonts w:ascii="Amasis MT Pro" w:hAnsi="Amasis MT Pro"/>
-          <w:sz w:val="28"/>
-          <w:szCs w:val="28"/>
-        </w:rPr>
-      </w:pPr>
-      <w:r>
-        <w:rPr>
-          <w:rFonts w:ascii="Amasis MT Pro" w:hAnsi="Amasis MT Pro"/>
-          <w:sz w:val="28"/>
-          <w:szCs w:val="28"/>
-        </w:rPr>
-        <w:t>informazioni più dettagliate su uno dei nostri animali</w:t>
-      </w:r>
+        </w:rPr>
+      </w:pPr>
     </w:p>
     <w:p>
       <w:pPr>
         <w:jc w:val="right"/>
         <w:rPr>
           <w:rFonts w:ascii="Amasis MT Pro" w:hAnsi="Amasis MT Pro"/>
-          <w:sz w:val="28"/>
-          <w:szCs w:val="28"/>
-        </w:rPr>
-      </w:pPr>
-      <w:r>
-        <w:rPr>
-          <w:rFonts w:ascii="Amasis MT Pro" w:hAnsi="Amasis MT Pro"/>
-          <w:sz w:val="28"/>
-          <w:szCs w:val="28"/>
-        </w:rPr>
-        <w:t>possibilità di modifica</w:t>
-      </w:r>
+        </w:rPr>
+      </w:pPr>
     </w:p>
     <w:p>
       <w:pPr>
         <w:jc w:val="right"/>
         <w:rPr>
           <w:rFonts w:ascii="Amasis MT Pro" w:hAnsi="Amasis MT Pro"/>
-          <w:sz w:val="28"/>
-          <w:szCs w:val="28"/>
-        </w:rPr>
-      </w:pPr>
-      <w:r>
-        <w:rPr>
-          <w:rFonts w:ascii="Amasis MT Pro" w:hAnsi="Amasis MT Pro"/>
-          <w:sz w:val="28"/>
-          <w:szCs w:val="28"/>
-        </w:rPr>
-        <w:t>accesso alla cartella clinica</w:t>
-      </w:r>
+        </w:rPr>
+      </w:pPr>
     </w:p>
     <w:p>
       <w:pPr>
@@ -3579,30 +4447,6 @@
     </w:p>
     <w:p>
       <w:pPr>
-        <w:jc w:val="right"/>
-        <w:rPr>
-          <w:rFonts w:ascii="Amasis MT Pro" w:hAnsi="Amasis MT Pro"/>
-        </w:rPr>
-      </w:pPr>
-    </w:p>
-    <w:p>
-      <w:pPr>
-        <w:jc w:val="right"/>
-        <w:rPr>
-          <w:rFonts w:ascii="Amasis MT Pro" w:hAnsi="Amasis MT Pro"/>
-        </w:rPr>
-      </w:pPr>
-    </w:p>
-    <w:p>
-      <w:pPr>
-        <w:jc w:val="right"/>
-        <w:rPr>
-          <w:rFonts w:ascii="Amasis MT Pro" w:hAnsi="Amasis MT Pro"/>
-        </w:rPr>
-      </w:pPr>
-    </w:p>
-    <w:p>
-      <w:pPr>
         <w:rPr>
           <w:rFonts w:ascii="Amasis MT Pro" w:hAnsi="Amasis MT Pro"/>
         </w:rPr>
@@ -3613,7 +4457,7 @@
           <w:noProof/>
         </w:rPr>
         <w:drawing>
-          <wp:anchor distT="0" distB="0" distL="114300" distR="114300" simplePos="0" relativeHeight="251660288" behindDoc="0" locked="0" layoutInCell="1" allowOverlap="1" wp14:anchorId="54F62B64" wp14:editId="687B2DE0">
+          <wp:anchor distT="0" distB="0" distL="114300" distR="114300" simplePos="0" relativeHeight="251660288" behindDoc="0" locked="0" layoutInCell="1" allowOverlap="1" wp14:anchorId="54F62B64" wp14:editId="21A8AA8F">
             <wp:simplePos x="0" y="0"/>
             <wp:positionH relativeFrom="margin">
               <wp:align>left</wp:align>
@@ -3636,7 +4480,7 @@
                     <pic:cNvPicPr/>
                   </pic:nvPicPr>
                   <pic:blipFill>
-                    <a:blip r:embed="rId20" cstate="print">
+                    <a:blip r:embed="rId21" cstate="print">
                       <a:extLst>
                         <a:ext uri="{28A0092B-C50C-407E-A947-70E740481C1C}">
                           <a14:useLocalDpi xmlns:a14="http://schemas.microsoft.com/office/drawing/2010/main" val="0"/>
@@ -3683,32 +4527,71 @@
           <w:sz w:val="28"/>
           <w:szCs w:val="28"/>
         </w:rPr>
-        <w:t>schermata cartella clinica:</w:t>
-      </w:r>
-    </w:p>
-    <w:p>
-      <w:pPr>
-        <w:rPr>
-          <w:rFonts w:ascii="Amasis MT Pro" w:hAnsi="Amasis MT Pro"/>
-          <w:sz w:val="28"/>
-          <w:szCs w:val="28"/>
-        </w:rPr>
-      </w:pPr>
-      <w:r>
-        <w:rPr>
-          <w:rFonts w:ascii="Amasis MT Pro" w:hAnsi="Amasis MT Pro"/>
+        <w:t xml:space="preserve">       </w:t>
+      </w:r>
+      <w:r>
+        <w:rPr>
+          <w:rFonts w:ascii="Amasis MT Pro" w:hAnsi="Amasis MT Pro"/>
+          <w:color w:val="FF0000"/>
+          <w:sz w:val="28"/>
+          <w:szCs w:val="28"/>
+        </w:rPr>
+        <w:t>S</w:t>
+      </w:r>
+      <w:r>
+        <w:rPr>
+          <w:rFonts w:ascii="Amasis MT Pro" w:hAnsi="Amasis MT Pro"/>
+          <w:color w:val="FF0000"/>
+          <w:sz w:val="28"/>
+          <w:szCs w:val="28"/>
+        </w:rPr>
+        <w:t>chermata cartella clinica:</w:t>
+      </w:r>
+    </w:p>
+    <w:p>
+      <w:pPr>
+        <w:rPr>
+          <w:rFonts w:ascii="Amasis MT Pro" w:hAnsi="Amasis MT Pro"/>
+          <w:sz w:val="28"/>
+          <w:szCs w:val="28"/>
+        </w:rPr>
+      </w:pPr>
+      <w:r>
+        <w:rPr>
+          <w:rFonts w:ascii="Amasis MT Pro" w:hAnsi="Amasis MT Pro"/>
+          <w:sz w:val="28"/>
+          <w:szCs w:val="28"/>
+        </w:rPr>
+        <w:t xml:space="preserve">       </w:t>
+      </w:r>
+      <w:r>
+        <w:rPr>
+          <w:rFonts w:ascii="Amasis MT Pro" w:hAnsi="Amasis MT Pro"/>
+          <w:sz w:val="28"/>
+          <w:szCs w:val="28"/>
+        </w:rPr>
+        <w:t>-</w:t>
+      </w:r>
+      <w:r>
+        <w:rPr>
+          <w:rFonts w:ascii="Amasis MT Pro" w:hAnsi="Amasis MT Pro"/>
+          <w:sz w:val="28"/>
+          <w:szCs w:val="28"/>
+        </w:rPr>
+        <w:t xml:space="preserve"> </w:t>
+      </w:r>
+      <w:r>
+        <w:rPr>
           <w:noProof/>
-          <w:sz w:val="28"/>
-          <w:szCs w:val="28"/>
         </w:rPr>
         <w:drawing>
-          <wp:anchor distT="0" distB="0" distL="114300" distR="114300" simplePos="0" relativeHeight="251661312" behindDoc="0" locked="0" layoutInCell="1" allowOverlap="1" wp14:anchorId="52862408" wp14:editId="40D97945">
+          <wp:anchor distT="0" distB="0" distL="114300" distR="114300" simplePos="0" relativeHeight="251661312" behindDoc="0" locked="0" layoutInCell="1" allowOverlap="1" wp14:anchorId="52862408" wp14:editId="295A8AD7">
             <wp:simplePos x="0" y="0"/>
             <wp:positionH relativeFrom="column">
-              <wp:posOffset>4448865</wp:posOffset>
+              <wp:posOffset>4686935</wp:posOffset>
             </wp:positionH>
             <wp:positionV relativeFrom="paragraph">
-              <wp:posOffset>11678</wp:posOffset>
+              <wp:posOffset>11430</wp:posOffset>
             </wp:positionV>
             <wp:extent cx="1856740" cy="907415"/>
             <wp:effectExtent l="0" t="0" r="0" b="6985"/>
@@ -3725,7 +4608,7 @@
                     <pic:cNvPicPr/>
                   </pic:nvPicPr>
                   <pic:blipFill>
-                    <a:blip r:embed="rId21">
+                    <a:blip r:embed="rId22">
                       <a:extLst>
                         <a:ext uri="{28A0092B-C50C-407E-A947-70E740481C1C}">
                           <a14:useLocalDpi xmlns:a14="http://schemas.microsoft.com/office/drawing/2010/main" val="0"/>
@@ -3780,24 +4663,41 @@
           <w:sz w:val="28"/>
           <w:szCs w:val="28"/>
         </w:rPr>
+        <w:t xml:space="preserve">       - </w:t>
+      </w:r>
+      <w:r>
+        <w:rPr>
+          <w:rFonts w:ascii="Amasis MT Pro" w:hAnsi="Amasis MT Pro"/>
+          <w:sz w:val="28"/>
+          <w:szCs w:val="28"/>
+        </w:rPr>
         <w:t>per aggiungere un log</w:t>
       </w:r>
-    </w:p>
-    <w:p>
-      <w:pPr>
-        <w:rPr>
-          <w:rFonts w:ascii="Amasis MT Pro" w:hAnsi="Amasis MT Pro"/>
-          <w:sz w:val="28"/>
-          <w:szCs w:val="28"/>
-        </w:rPr>
-      </w:pPr>
-      <w:r>
-        <w:rPr>
-          <w:rFonts w:ascii="Amasis MT Pro" w:hAnsi="Amasis MT Pro"/>
-          <w:sz w:val="28"/>
-          <w:szCs w:val="28"/>
-        </w:rPr>
-        <w:t>compare una finestra di dialogo:</w:t>
+      <w:r>
+        <w:rPr>
+          <w:rFonts w:ascii="Amasis MT Pro" w:hAnsi="Amasis MT Pro"/>
+          <w:sz w:val="28"/>
+          <w:szCs w:val="28"/>
+        </w:rPr>
+        <w:t xml:space="preserve"> compare </w:t>
+      </w:r>
+    </w:p>
+    <w:p>
+      <w:pPr>
+        <w:rPr>
+          <w:rFonts w:ascii="Amasis MT Pro" w:hAnsi="Amasis MT Pro"/>
+          <w:sz w:val="28"/>
+          <w:szCs w:val="28"/>
+        </w:rPr>
+      </w:pPr>
+      <w:r>
+        <w:rPr>
+          <w:rFonts w:ascii="Amasis MT Pro" w:hAnsi="Amasis MT Pro"/>
+          <w:sz w:val="28"/>
+          <w:szCs w:val="28"/>
+        </w:rPr>
+        <w:tab/>
+        <w:t xml:space="preserve">         una finestra di dialogo           </w:t>
       </w:r>
     </w:p>
     <w:p>
@@ -3876,7 +4776,7 @@
                     <pic:cNvPicPr/>
                   </pic:nvPicPr>
                   <pic:blipFill>
-                    <a:blip r:embed="rId22" cstate="print">
+                    <a:blip r:embed="rId23" cstate="print">
                       <a:extLst>
                         <a:ext uri="{28A0092B-C50C-407E-A947-70E740481C1C}">
                           <a14:useLocalDpi xmlns:a14="http://schemas.microsoft.com/office/drawing/2010/main" val="0"/>
@@ -3914,21 +4814,33 @@
         <w:jc w:val="right"/>
         <w:rPr>
           <w:rFonts w:ascii="Amasis MT Pro" w:hAnsi="Amasis MT Pro"/>
-          <w:sz w:val="28"/>
-          <w:szCs w:val="28"/>
-        </w:rPr>
-      </w:pPr>
-      <w:r>
-        <w:rPr>
-          <w:rFonts w:ascii="Amasis MT Pro" w:hAnsi="Amasis MT Pro"/>
-          <w:sz w:val="28"/>
-          <w:szCs w:val="28"/>
-        </w:rPr>
-        <w:t>schermata ricerca servizi</w:t>
-      </w:r>
-      <w:r>
-        <w:rPr>
-          <w:rFonts w:ascii="Amasis MT Pro" w:hAnsi="Amasis MT Pro"/>
+          <w:color w:val="FF0000"/>
+          <w:sz w:val="28"/>
+          <w:szCs w:val="28"/>
+        </w:rPr>
+      </w:pPr>
+      <w:r>
+        <w:rPr>
+          <w:rFonts w:ascii="Amasis MT Pro" w:hAnsi="Amasis MT Pro"/>
+          <w:color w:val="FF0000"/>
+          <w:sz w:val="28"/>
+          <w:szCs w:val="28"/>
+        </w:rPr>
+        <w:t>S</w:t>
+      </w:r>
+      <w:r>
+        <w:rPr>
+          <w:rFonts w:ascii="Amasis MT Pro" w:hAnsi="Amasis MT Pro"/>
+          <w:color w:val="FF0000"/>
+          <w:sz w:val="28"/>
+          <w:szCs w:val="28"/>
+        </w:rPr>
+        <w:t>chermata ricerca servizi</w:t>
+      </w:r>
+      <w:r>
+        <w:rPr>
+          <w:rFonts w:ascii="Amasis MT Pro" w:hAnsi="Amasis MT Pro"/>
+          <w:color w:val="FF0000"/>
           <w:sz w:val="28"/>
           <w:szCs w:val="28"/>
         </w:rPr>
@@ -4040,7 +4952,6 @@
           <w:sz w:val="36"/>
           <w:szCs w:val="36"/>
         </w:rPr>
-        <w:lastRenderedPageBreak/>
         <w:t>Il sito</w:t>
       </w:r>
     </w:p>
@@ -4306,6 +5217,7 @@
           <w:szCs w:val="36"/>
         </w:rPr>
       </w:pPr>
+      <w:proofErr w:type="spellStart"/>
       <w:r>
         <w:rPr>
           <w:rFonts w:ascii="Amasis MT Pro" w:hAnsi="Amasis MT Pro"/>
@@ -4314,22 +5226,33 @@
         </w:rPr>
         <w:t>Flask</w:t>
       </w:r>
-    </w:p>
-    <w:p>
-      <w:pPr>
-        <w:rPr>
-          <w:rFonts w:ascii="Amasis MT Pro" w:hAnsi="Amasis MT Pro"/>
-          <w:sz w:val="28"/>
-          <w:szCs w:val="28"/>
-        </w:rPr>
-      </w:pPr>
-      <w:r>
-        <w:rPr>
-          <w:rFonts w:ascii="Amasis MT Pro" w:hAnsi="Amasis MT Pro"/>
-          <w:sz w:val="28"/>
-          <w:szCs w:val="28"/>
-        </w:rPr>
-        <w:t xml:space="preserve">Flask è un framework, ovvero un insieme di librerie e metodi che ci danno una base solida per costruire la nostra app/sito. È scritto in linguaggio Python e </w:t>
+      <w:proofErr w:type="spellEnd"/>
+    </w:p>
+    <w:p>
+      <w:pPr>
+        <w:rPr>
+          <w:rFonts w:ascii="Amasis MT Pro" w:hAnsi="Amasis MT Pro"/>
+          <w:sz w:val="28"/>
+          <w:szCs w:val="28"/>
+        </w:rPr>
+      </w:pPr>
+      <w:proofErr w:type="spellStart"/>
+      <w:r>
+        <w:rPr>
+          <w:rFonts w:ascii="Amasis MT Pro" w:hAnsi="Amasis MT Pro"/>
+          <w:sz w:val="28"/>
+          <w:szCs w:val="28"/>
+        </w:rPr>
+        <w:t>Flask</w:t>
+      </w:r>
+      <w:proofErr w:type="spellEnd"/>
+      <w:r>
+        <w:rPr>
+          <w:rFonts w:ascii="Amasis MT Pro" w:hAnsi="Amasis MT Pro"/>
+          <w:sz w:val="28"/>
+          <w:szCs w:val="28"/>
+        </w:rPr>
+        <w:t xml:space="preserve"> è un framework, ovvero un insieme di librerie e metodi che ci danno una base solida per costruire la nostra app/sito. È scritto in linguaggio Python e </w:t>
       </w:r>
       <w:r>
         <w:rPr>
@@ -4562,7 +5485,7 @@
                     <pic:cNvPicPr/>
                   </pic:nvPicPr>
                   <pic:blipFill>
-                    <a:blip r:embed="rId23">
+                    <a:blip r:embed="rId24">
                       <a:extLst>
                         <a:ext uri="{28A0092B-C50C-407E-A947-70E740481C1C}">
                           <a14:useLocalDpi xmlns:a14="http://schemas.microsoft.com/office/drawing/2010/main" val="0"/>
@@ -4640,7 +5563,25 @@
           <w:sz w:val="28"/>
           <w:szCs w:val="28"/>
         </w:rPr>
-        <w:t>all’interno della funzione checkCredentials esiste un metodo Call, che apre il collegamento. La Call è strutturata per inviare le due stringhe e ricevere una risposta positiva o negativa.</w:t>
+        <w:t xml:space="preserve">all’interno della funzione </w:t>
+      </w:r>
+      <w:proofErr w:type="spellStart"/>
+      <w:r>
+        <w:rPr>
+          <w:rFonts w:ascii="Amasis MT Pro" w:hAnsi="Amasis MT Pro"/>
+          <w:sz w:val="28"/>
+          <w:szCs w:val="28"/>
+        </w:rPr>
+        <w:t>checkCredentials</w:t>
+      </w:r>
+      <w:proofErr w:type="spellEnd"/>
+      <w:r>
+        <w:rPr>
+          <w:rFonts w:ascii="Amasis MT Pro" w:hAnsi="Amasis MT Pro"/>
+          <w:sz w:val="28"/>
+          <w:szCs w:val="28"/>
+        </w:rPr>
+        <w:t xml:space="preserve"> esiste un metodo Call, che apre il collegamento. La Call è strutturata per inviare le due stringhe e ricevere una risposta positiva o negativa.</w:t>
       </w:r>
     </w:p>
     <w:p>
@@ -4662,7 +5603,25 @@
           <w:sz w:val="28"/>
           <w:szCs w:val="28"/>
         </w:rPr>
-        <w:t xml:space="preserve">Attraverso una classe chiamata APIService, i dati vengono inviati </w:t>
+        <w:t xml:space="preserve">Attraverso una classe chiamata </w:t>
+      </w:r>
+      <w:proofErr w:type="spellStart"/>
+      <w:r>
+        <w:rPr>
+          <w:rFonts w:ascii="Amasis MT Pro" w:hAnsi="Amasis MT Pro"/>
+          <w:sz w:val="28"/>
+          <w:szCs w:val="28"/>
+        </w:rPr>
+        <w:t>APIService</w:t>
+      </w:r>
+      <w:proofErr w:type="spellEnd"/>
+      <w:r>
+        <w:rPr>
+          <w:rFonts w:ascii="Amasis MT Pro" w:hAnsi="Amasis MT Pro"/>
+          <w:sz w:val="28"/>
+          <w:szCs w:val="28"/>
+        </w:rPr>
+        <w:t xml:space="preserve">, i dati vengono inviati </w:t>
       </w:r>
       <w:r>
         <w:rPr>
@@ -4678,8 +5637,18 @@
           <w:sz w:val="28"/>
           <w:szCs w:val="28"/>
         </w:rPr>
-        <w:t xml:space="preserve"> formato JSON a un endpoint, cioè un indirizzo URL di Flask</w:t>
-      </w:r>
+        <w:t xml:space="preserve"> formato JSON a un endpoint, cioè un indirizzo URL di </w:t>
+      </w:r>
+      <w:proofErr w:type="spellStart"/>
+      <w:r>
+        <w:rPr>
+          <w:rFonts w:ascii="Amasis MT Pro" w:hAnsi="Amasis MT Pro"/>
+          <w:sz w:val="28"/>
+          <w:szCs w:val="28"/>
+        </w:rPr>
+        <w:t>Flask</w:t>
+      </w:r>
+      <w:proofErr w:type="spellEnd"/>
       <w:r>
         <w:rPr>
           <w:rFonts w:ascii="Amasis MT Pro" w:hAnsi="Amasis MT Pro"/>
@@ -4713,6 +5682,7 @@
           <w:sz w:val="28"/>
           <w:szCs w:val="28"/>
         </w:rPr>
+        <w:lastRenderedPageBreak/>
         <w:drawing>
           <wp:anchor distT="0" distB="0" distL="114300" distR="114300" simplePos="0" relativeHeight="251664384" behindDoc="1" locked="0" layoutInCell="1" allowOverlap="1" wp14:anchorId="4F7FBC3B" wp14:editId="54C3D1FC">
             <wp:simplePos x="0" y="0"/>
@@ -4737,7 +5707,7 @@
                     <pic:cNvPicPr/>
                   </pic:nvPicPr>
                   <pic:blipFill>
-                    <a:blip r:embed="rId24">
+                    <a:blip r:embed="rId25">
                       <a:extLst>
                         <a:ext uri="{28A0092B-C50C-407E-A947-70E740481C1C}">
                           <a14:useLocalDpi xmlns:a14="http://schemas.microsoft.com/office/drawing/2010/main" val="0"/>
@@ -4790,7 +5760,6 @@
           <w:sz w:val="28"/>
           <w:szCs w:val="28"/>
         </w:rPr>
-        <w:lastRenderedPageBreak/>
         <w:drawing>
           <wp:anchor distT="0" distB="0" distL="114300" distR="114300" simplePos="0" relativeHeight="251665408" behindDoc="0" locked="0" layoutInCell="1" allowOverlap="1" wp14:anchorId="2F7FFE93" wp14:editId="58AB7198">
             <wp:simplePos x="0" y="0"/>
@@ -4815,7 +5784,7 @@
                     <pic:cNvPicPr/>
                   </pic:nvPicPr>
                   <pic:blipFill>
-                    <a:blip r:embed="rId25">
+                    <a:blip r:embed="rId26">
                       <a:extLst>
                         <a:ext uri="{28A0092B-C50C-407E-A947-70E740481C1C}">
                           <a14:useLocalDpi xmlns:a14="http://schemas.microsoft.com/office/drawing/2010/main" val="0"/>
@@ -4853,7 +5822,25 @@
           <w:sz w:val="28"/>
           <w:szCs w:val="28"/>
         </w:rPr>
-        <w:t>l’endpoint di Flask prende i</w:t>
+        <w:t xml:space="preserve">l’endpoint di </w:t>
+      </w:r>
+      <w:proofErr w:type="spellStart"/>
+      <w:r>
+        <w:rPr>
+          <w:rFonts w:ascii="Amasis MT Pro" w:hAnsi="Amasis MT Pro"/>
+          <w:sz w:val="28"/>
+          <w:szCs w:val="28"/>
+        </w:rPr>
+        <w:t>Flask</w:t>
+      </w:r>
+      <w:proofErr w:type="spellEnd"/>
+      <w:r>
+        <w:rPr>
+          <w:rFonts w:ascii="Amasis MT Pro" w:hAnsi="Amasis MT Pro"/>
+          <w:sz w:val="28"/>
+          <w:szCs w:val="28"/>
+        </w:rPr>
+        <w:t xml:space="preserve"> prende i</w:t>
       </w:r>
       <w:r>
         <w:rPr>
@@ -4942,7 +5929,7 @@
                     <pic:cNvPicPr/>
                   </pic:nvPicPr>
                   <pic:blipFill>
-                    <a:blip r:embed="rId26">
+                    <a:blip r:embed="rId27">
                       <a:extLst>
                         <a:ext uri="{28A0092B-C50C-407E-A947-70E740481C1C}">
                           <a14:useLocalDpi xmlns:a14="http://schemas.microsoft.com/office/drawing/2010/main" val="0"/>
@@ -5039,7 +6026,7 @@
                     <pic:cNvPicPr/>
                   </pic:nvPicPr>
                   <pic:blipFill>
-                    <a:blip r:embed="rId27">
+                    <a:blip r:embed="rId28">
                       <a:extLst>
                         <a:ext uri="{28A0092B-C50C-407E-A947-70E740481C1C}">
                           <a14:useLocalDpi xmlns:a14="http://schemas.microsoft.com/office/drawing/2010/main" val="0"/>
@@ -5111,16 +6098,71 @@
           <w:sz w:val="28"/>
           <w:szCs w:val="28"/>
         </w:rPr>
-        <w:t>ll’app, passano attraverso Flask che fa da tramite per il server, dove sono contenute le informazioni in un database</w:t>
-      </w:r>
-      <w:r>
-        <w:rPr>
-          <w:rFonts w:ascii="Amasis MT Pro" w:hAnsi="Amasis MT Pro"/>
-          <w:sz w:val="28"/>
-          <w:szCs w:val="28"/>
-        </w:rPr>
-        <w:t xml:space="preserve">, Flask poi gestisce la risposta da ritornare all’utente. Nello stesso modo viene gestito il sito, il quale, però non richiede di usare APIService ma si connette direttamente agli URL di </w:t>
-      </w:r>
+        <w:t xml:space="preserve">ll’app, passano attraverso </w:t>
+      </w:r>
+      <w:proofErr w:type="spellStart"/>
+      <w:r>
+        <w:rPr>
+          <w:rFonts w:ascii="Amasis MT Pro" w:hAnsi="Amasis MT Pro"/>
+          <w:sz w:val="28"/>
+          <w:szCs w:val="28"/>
+        </w:rPr>
+        <w:t>Flask</w:t>
+      </w:r>
+      <w:proofErr w:type="spellEnd"/>
+      <w:r>
+        <w:rPr>
+          <w:rFonts w:ascii="Amasis MT Pro" w:hAnsi="Amasis MT Pro"/>
+          <w:sz w:val="28"/>
+          <w:szCs w:val="28"/>
+        </w:rPr>
+        <w:t xml:space="preserve"> che fa da tramite per il server, dove sono contenute le informazioni in un database</w:t>
+      </w:r>
+      <w:r>
+        <w:rPr>
+          <w:rFonts w:ascii="Amasis MT Pro" w:hAnsi="Amasis MT Pro"/>
+          <w:sz w:val="28"/>
+          <w:szCs w:val="28"/>
+        </w:rPr>
+        <w:t xml:space="preserve">, </w:t>
+      </w:r>
+      <w:proofErr w:type="spellStart"/>
+      <w:r>
+        <w:rPr>
+          <w:rFonts w:ascii="Amasis MT Pro" w:hAnsi="Amasis MT Pro"/>
+          <w:sz w:val="28"/>
+          <w:szCs w:val="28"/>
+        </w:rPr>
+        <w:t>Flask</w:t>
+      </w:r>
+      <w:proofErr w:type="spellEnd"/>
+      <w:r>
+        <w:rPr>
+          <w:rFonts w:ascii="Amasis MT Pro" w:hAnsi="Amasis MT Pro"/>
+          <w:sz w:val="28"/>
+          <w:szCs w:val="28"/>
+        </w:rPr>
+        <w:t xml:space="preserve"> poi gestisce la risposta da ritornare all’utente. Nello stesso modo viene gestito il sito, il quale, però non richiede di usare </w:t>
+      </w:r>
+      <w:proofErr w:type="spellStart"/>
+      <w:r>
+        <w:rPr>
+          <w:rFonts w:ascii="Amasis MT Pro" w:hAnsi="Amasis MT Pro"/>
+          <w:sz w:val="28"/>
+          <w:szCs w:val="28"/>
+        </w:rPr>
+        <w:t>APIService</w:t>
+      </w:r>
+      <w:proofErr w:type="spellEnd"/>
+      <w:r>
+        <w:rPr>
+          <w:rFonts w:ascii="Amasis MT Pro" w:hAnsi="Amasis MT Pro"/>
+          <w:sz w:val="28"/>
+          <w:szCs w:val="28"/>
+        </w:rPr>
+        <w:t xml:space="preserve"> ma si connette direttamente agli URL di </w:t>
+      </w:r>
+      <w:proofErr w:type="spellStart"/>
       <w:r>
         <w:rPr>
           <w:rFonts w:ascii="Amasis MT Pro" w:hAnsi="Amasis MT Pro"/>
@@ -5137,85 +6179,85 @@
         </w:rPr>
         <w:t>lask</w:t>
       </w:r>
-    </w:p>
-    <w:p>
-      <w:pPr>
-        <w:rPr>
-          <w:rFonts w:ascii="Amasis MT Pro" w:hAnsi="Amasis MT Pro"/>
-          <w:sz w:val="28"/>
-          <w:szCs w:val="28"/>
-        </w:rPr>
-      </w:pPr>
-    </w:p>
-    <w:p>
-      <w:pPr>
-        <w:rPr>
-          <w:rFonts w:ascii="Amasis MT Pro" w:hAnsi="Amasis MT Pro"/>
-          <w:sz w:val="36"/>
-          <w:szCs w:val="36"/>
-        </w:rPr>
-      </w:pPr>
-    </w:p>
-    <w:p>
-      <w:pPr>
-        <w:rPr>
-          <w:rFonts w:ascii="Amasis MT Pro" w:hAnsi="Amasis MT Pro"/>
-          <w:sz w:val="36"/>
-          <w:szCs w:val="36"/>
-        </w:rPr>
-      </w:pPr>
-    </w:p>
-    <w:p>
-      <w:pPr>
-        <w:rPr>
-          <w:rFonts w:ascii="Amasis MT Pro" w:hAnsi="Amasis MT Pro"/>
-          <w:sz w:val="36"/>
-          <w:szCs w:val="36"/>
-        </w:rPr>
-      </w:pPr>
-    </w:p>
-    <w:p>
-      <w:pPr>
-        <w:rPr>
-          <w:rFonts w:ascii="Amasis MT Pro" w:hAnsi="Amasis MT Pro"/>
-          <w:sz w:val="36"/>
-          <w:szCs w:val="36"/>
-        </w:rPr>
-      </w:pPr>
-    </w:p>
-    <w:p>
-      <w:pPr>
-        <w:rPr>
-          <w:rFonts w:ascii="Amasis MT Pro" w:hAnsi="Amasis MT Pro"/>
-          <w:sz w:val="36"/>
-          <w:szCs w:val="36"/>
-        </w:rPr>
-      </w:pPr>
-    </w:p>
-    <w:p>
-      <w:pPr>
-        <w:rPr>
-          <w:rFonts w:ascii="Amasis MT Pro" w:hAnsi="Amasis MT Pro"/>
-          <w:sz w:val="36"/>
-          <w:szCs w:val="36"/>
-        </w:rPr>
-      </w:pPr>
-    </w:p>
-    <w:p>
-      <w:pPr>
-        <w:rPr>
-          <w:rFonts w:ascii="Amasis MT Pro" w:hAnsi="Amasis MT Pro"/>
-          <w:sz w:val="36"/>
-          <w:szCs w:val="36"/>
-        </w:rPr>
-      </w:pPr>
-      <w:r>
-        <w:rPr>
-          <w:rFonts w:ascii="Amasis MT Pro" w:hAnsi="Amasis MT Pro"/>
-          <w:sz w:val="36"/>
-          <w:szCs w:val="36"/>
-        </w:rPr>
-        <w:lastRenderedPageBreak/>
+      <w:proofErr w:type="spellEnd"/>
+    </w:p>
+    <w:p>
+      <w:pPr>
+        <w:rPr>
+          <w:rFonts w:ascii="Amasis MT Pro" w:hAnsi="Amasis MT Pro"/>
+          <w:sz w:val="28"/>
+          <w:szCs w:val="28"/>
+        </w:rPr>
+      </w:pPr>
+    </w:p>
+    <w:p>
+      <w:pPr>
+        <w:rPr>
+          <w:rFonts w:ascii="Amasis MT Pro" w:hAnsi="Amasis MT Pro"/>
+          <w:sz w:val="36"/>
+          <w:szCs w:val="36"/>
+        </w:rPr>
+      </w:pPr>
+    </w:p>
+    <w:p>
+      <w:pPr>
+        <w:rPr>
+          <w:rFonts w:ascii="Amasis MT Pro" w:hAnsi="Amasis MT Pro"/>
+          <w:sz w:val="36"/>
+          <w:szCs w:val="36"/>
+        </w:rPr>
+      </w:pPr>
+    </w:p>
+    <w:p>
+      <w:pPr>
+        <w:rPr>
+          <w:rFonts w:ascii="Amasis MT Pro" w:hAnsi="Amasis MT Pro"/>
+          <w:sz w:val="36"/>
+          <w:szCs w:val="36"/>
+        </w:rPr>
+      </w:pPr>
+    </w:p>
+    <w:p>
+      <w:pPr>
+        <w:rPr>
+          <w:rFonts w:ascii="Amasis MT Pro" w:hAnsi="Amasis MT Pro"/>
+          <w:sz w:val="36"/>
+          <w:szCs w:val="36"/>
+        </w:rPr>
+      </w:pPr>
+    </w:p>
+    <w:p>
+      <w:pPr>
+        <w:rPr>
+          <w:rFonts w:ascii="Amasis MT Pro" w:hAnsi="Amasis MT Pro"/>
+          <w:sz w:val="36"/>
+          <w:szCs w:val="36"/>
+        </w:rPr>
+      </w:pPr>
+    </w:p>
+    <w:p>
+      <w:pPr>
+        <w:rPr>
+          <w:rFonts w:ascii="Amasis MT Pro" w:hAnsi="Amasis MT Pro"/>
+          <w:sz w:val="36"/>
+          <w:szCs w:val="36"/>
+        </w:rPr>
+      </w:pPr>
+    </w:p>
+    <w:p>
+      <w:pPr>
+        <w:rPr>
+          <w:rFonts w:ascii="Amasis MT Pro" w:hAnsi="Amasis MT Pro"/>
+          <w:sz w:val="36"/>
+          <w:szCs w:val="36"/>
+        </w:rPr>
+      </w:pPr>
+      <w:r>
+        <w:rPr>
+          <w:rFonts w:ascii="Amasis MT Pro" w:hAnsi="Amasis MT Pro"/>
+          <w:sz w:val="36"/>
+          <w:szCs w:val="36"/>
+        </w:rPr>
         <w:t>Esempio d’uso (</w:t>
       </w:r>
       <w:r>
@@ -5239,42 +6281,232 @@
       <w:pPr>
         <w:rPr>
           <w:rFonts w:ascii="Amasis MT Pro" w:hAnsi="Amasis MT Pro"/>
-          <w:sz w:val="28"/>
-          <w:szCs w:val="28"/>
-        </w:rPr>
-      </w:pPr>
-      <w:r>
-        <w:rPr>
-          <w:rFonts w:ascii="Amasis MT Pro" w:hAnsi="Amasis MT Pro"/>
-          <w:sz w:val="28"/>
-          <w:szCs w:val="28"/>
-        </w:rPr>
-        <w:t>Supponiamo di avere due animali di cui prendersi cura, è possibile creare un profilo utente, si inseriscono i nostri dati</w:t>
-      </w:r>
-      <w:r>
-        <w:rPr>
-          <w:rFonts w:ascii="Amasis MT Pro" w:hAnsi="Amasis MT Pro"/>
-          <w:sz w:val="28"/>
-          <w:szCs w:val="28"/>
-        </w:rPr>
-        <w:t xml:space="preserve"> nell’app per registrarsi ed effettuare il login. Successivamente si registrano gli animali uno alla volta con le proprie caratteristiche come peso, altezza, segni particolari…</w:t>
-      </w:r>
-    </w:p>
-    <w:p>
-      <w:pPr>
-        <w:rPr>
-          <w:rFonts w:ascii="Amasis MT Pro" w:hAnsi="Amasis MT Pro"/>
-          <w:sz w:val="28"/>
-          <w:szCs w:val="28"/>
-        </w:rPr>
-      </w:pPr>
-      <w:r>
-        <w:rPr>
-          <w:rFonts w:ascii="Amasis MT Pro" w:hAnsi="Amasis MT Pro"/>
-          <w:sz w:val="28"/>
-          <w:szCs w:val="28"/>
-        </w:rPr>
-        <w:t>Ora che le registrazioni sono fatte è possibile cercare servizi che possano interessarci messi online dai fornitori.</w:t>
+          <w:sz w:val="36"/>
+          <w:szCs w:val="36"/>
+        </w:rPr>
+      </w:pPr>
+    </w:p>
+    <w:p>
+      <w:pPr>
+        <w:rPr>
+          <w:rFonts w:ascii="Amasis MT Pro" w:hAnsi="Amasis MT Pro"/>
+          <w:sz w:val="28"/>
+          <w:szCs w:val="28"/>
+        </w:rPr>
+      </w:pPr>
+      <w:r>
+        <w:rPr>
+          <w:rFonts w:ascii="Amasis MT Pro" w:hAnsi="Amasis MT Pro"/>
+          <w:sz w:val="28"/>
+          <w:szCs w:val="28"/>
+        </w:rPr>
+        <w:t xml:space="preserve">L’utente x ha appena adottato un cucciolo di cane. </w:t>
+      </w:r>
+    </w:p>
+    <w:p>
+      <w:pPr>
+        <w:rPr>
+          <w:rFonts w:ascii="Amasis MT Pro" w:hAnsi="Amasis MT Pro"/>
+          <w:sz w:val="28"/>
+          <w:szCs w:val="28"/>
+        </w:rPr>
+      </w:pPr>
+      <w:r>
+        <w:rPr>
+          <w:rFonts w:ascii="Amasis MT Pro" w:hAnsi="Amasis MT Pro"/>
+          <w:sz w:val="28"/>
+          <w:szCs w:val="28"/>
+        </w:rPr>
+        <w:t>Dovrà innanzitutto registrarsi con il proprio indirizzo mail e password per poter accedere all’interno dell’app ed usufruire degli strumenti dati a disposizione.</w:t>
+      </w:r>
+    </w:p>
+    <w:p>
+      <w:pPr>
+        <w:rPr>
+          <w:rFonts w:ascii="Amasis MT Pro" w:hAnsi="Amasis MT Pro"/>
+          <w:sz w:val="28"/>
+          <w:szCs w:val="28"/>
+        </w:rPr>
+      </w:pPr>
+      <w:r>
+        <w:rPr>
+          <w:rFonts w:ascii="Amasis MT Pro" w:hAnsi="Amasis MT Pro"/>
+          <w:sz w:val="28"/>
+          <w:szCs w:val="28"/>
+        </w:rPr>
+        <w:t>Se già registrato, i dati verranno auto compilati e verrà permesso l’accesso.</w:t>
+      </w:r>
+    </w:p>
+    <w:p>
+      <w:pPr>
+        <w:rPr>
+          <w:rFonts w:ascii="Amasis MT Pro" w:hAnsi="Amasis MT Pro"/>
+          <w:sz w:val="28"/>
+          <w:szCs w:val="28"/>
+        </w:rPr>
+      </w:pPr>
+      <w:r>
+        <w:rPr>
+          <w:rFonts w:ascii="Amasis MT Pro" w:hAnsi="Amasis MT Pro"/>
+          <w:sz w:val="28"/>
+          <w:szCs w:val="28"/>
+        </w:rPr>
+        <w:t>L’utente vuole giustamente</w:t>
+      </w:r>
+      <w:r>
+        <w:rPr>
+          <w:rFonts w:ascii="Amasis MT Pro" w:hAnsi="Amasis MT Pro"/>
+          <w:sz w:val="28"/>
+          <w:szCs w:val="28"/>
+        </w:rPr>
+        <w:t xml:space="preserve"> tenere traccia delle</w:t>
+      </w:r>
+      <w:r>
+        <w:rPr>
+          <w:rFonts w:ascii="Amasis MT Pro" w:hAnsi="Amasis MT Pro"/>
+          <w:sz w:val="28"/>
+          <w:szCs w:val="28"/>
+        </w:rPr>
+        <w:t xml:space="preserve"> </w:t>
+      </w:r>
+      <w:r>
+        <w:rPr>
+          <w:rFonts w:ascii="Amasis MT Pro" w:hAnsi="Amasis MT Pro"/>
+          <w:sz w:val="28"/>
+          <w:szCs w:val="28"/>
+        </w:rPr>
+        <w:t xml:space="preserve">caratteristiche </w:t>
+      </w:r>
+      <w:r>
+        <w:rPr>
+          <w:rFonts w:ascii="Amasis MT Pro" w:hAnsi="Amasis MT Pro"/>
+          <w:sz w:val="28"/>
+          <w:szCs w:val="28"/>
+        </w:rPr>
+        <w:t xml:space="preserve">dell’animale </w:t>
+      </w:r>
+      <w:r>
+        <w:rPr>
+          <w:rFonts w:ascii="Amasis MT Pro" w:hAnsi="Amasis MT Pro"/>
+          <w:sz w:val="28"/>
+          <w:szCs w:val="28"/>
+        </w:rPr>
+        <w:t>(</w:t>
+      </w:r>
+      <w:r>
+        <w:rPr>
+          <w:rFonts w:ascii="Amasis MT Pro" w:hAnsi="Amasis MT Pro"/>
+          <w:sz w:val="28"/>
+          <w:szCs w:val="28"/>
+        </w:rPr>
+        <w:t>p</w:t>
+      </w:r>
+      <w:r>
+        <w:rPr>
+          <w:rFonts w:ascii="Amasis MT Pro" w:hAnsi="Amasis MT Pro"/>
+          <w:sz w:val="28"/>
+          <w:szCs w:val="28"/>
+        </w:rPr>
+        <w:t>eso, altezza, segni particolari) e soprattutto registrare le eventuali allergie o problematiche in maniera tale da poterne sempre tenere traccia in giro ed al bisogno. Avrà dunque la possibilità di registrare questo cucciolo con il suo nome ed anche un rating emotivo dell’animale</w:t>
+      </w:r>
+      <w:r>
+        <w:rPr>
+          <w:rFonts w:ascii="Amasis MT Pro" w:hAnsi="Amasis MT Pro"/>
+          <w:sz w:val="28"/>
+          <w:szCs w:val="28"/>
+        </w:rPr>
+        <w:t>, oltre che le caratteristiche comprensive di una cartella clinica.</w:t>
+      </w:r>
+    </w:p>
+    <w:p>
+      <w:pPr>
+        <w:rPr>
+          <w:rFonts w:ascii="Amasis MT Pro" w:hAnsi="Amasis MT Pro"/>
+          <w:sz w:val="28"/>
+          <w:szCs w:val="28"/>
+        </w:rPr>
+      </w:pPr>
+      <w:r>
+        <w:rPr>
+          <w:rFonts w:ascii="Amasis MT Pro" w:hAnsi="Amasis MT Pro"/>
+          <w:sz w:val="28"/>
+          <w:szCs w:val="28"/>
+        </w:rPr>
+        <w:t>Ma se l’utente avesse anche un altro animale da gestire?</w:t>
+      </w:r>
+    </w:p>
+    <w:p>
+      <w:pPr>
+        <w:rPr>
+          <w:rFonts w:ascii="Amasis MT Pro" w:hAnsi="Amasis MT Pro"/>
+          <w:sz w:val="28"/>
+          <w:szCs w:val="28"/>
+        </w:rPr>
+      </w:pPr>
+      <w:r>
+        <w:rPr>
+          <w:rFonts w:ascii="Amasis MT Pro" w:hAnsi="Amasis MT Pro"/>
+          <w:sz w:val="28"/>
+          <w:szCs w:val="28"/>
+        </w:rPr>
+        <w:t>Potrà effettivamente aggiungere anc</w:t>
+      </w:r>
+      <w:r>
+        <w:rPr>
+          <w:rFonts w:ascii="Amasis MT Pro" w:hAnsi="Amasis MT Pro"/>
+          <w:sz w:val="28"/>
+          <w:szCs w:val="28"/>
+        </w:rPr>
+        <w:t>h</w:t>
+      </w:r>
+      <w:r>
+        <w:rPr>
+          <w:rFonts w:ascii="Amasis MT Pro" w:hAnsi="Amasis MT Pro"/>
+          <w:sz w:val="28"/>
+          <w:szCs w:val="28"/>
+        </w:rPr>
+        <w:t>e quest’ultimo in maniera tale da avere nella sua Home traccia de</w:t>
+      </w:r>
+      <w:r>
+        <w:rPr>
+          <w:rFonts w:ascii="Amasis MT Pro" w:hAnsi="Amasis MT Pro"/>
+          <w:sz w:val="28"/>
+          <w:szCs w:val="28"/>
+        </w:rPr>
+        <w:t>gli animali registrati</w:t>
+      </w:r>
+      <w:r>
+        <w:rPr>
+          <w:rFonts w:ascii="Amasis MT Pro" w:hAnsi="Amasis MT Pro"/>
+          <w:sz w:val="28"/>
+          <w:szCs w:val="28"/>
+        </w:rPr>
+        <w:t>.</w:t>
+      </w:r>
+    </w:p>
+    <w:p>
+      <w:pPr>
+        <w:rPr>
+          <w:rFonts w:ascii="Amasis MT Pro" w:hAnsi="Amasis MT Pro"/>
+          <w:sz w:val="28"/>
+          <w:szCs w:val="28"/>
+        </w:rPr>
+      </w:pPr>
+      <w:r>
+        <w:rPr>
+          <w:rFonts w:ascii="Amasis MT Pro" w:hAnsi="Amasis MT Pro"/>
+          <w:sz w:val="28"/>
+          <w:szCs w:val="28"/>
+        </w:rPr>
+        <w:t>Ora che le registrazioni sono fatte è possibile cercare servizi che possano interessarci messi online dai fornitori</w:t>
+      </w:r>
+      <w:r>
+        <w:rPr>
+          <w:rFonts w:ascii="Amasis MT Pro" w:hAnsi="Amasis MT Pro"/>
+          <w:sz w:val="28"/>
+          <w:szCs w:val="28"/>
+        </w:rPr>
+        <w:t xml:space="preserve"> (SVILUPPO FUTURO)</w:t>
       </w:r>
     </w:p>
     <w:p>
@@ -5293,157 +6525,198 @@
         </w:rPr>
         <w:t>Si possono anche registrare visite veterinarie ricevute e il comportamento dell’animale</w:t>
       </w:r>
-    </w:p>
-    <w:p>
-      <w:pPr>
-        <w:rPr>
-          <w:rFonts w:ascii="Amasis MT Pro" w:hAnsi="Amasis MT Pro"/>
-          <w:sz w:val="28"/>
-          <w:szCs w:val="28"/>
-        </w:rPr>
-      </w:pPr>
-    </w:p>
-    <w:p>
-      <w:pPr>
-        <w:rPr>
-          <w:rFonts w:ascii="Amasis MT Pro" w:hAnsi="Amasis MT Pro"/>
-          <w:sz w:val="36"/>
-          <w:szCs w:val="36"/>
-        </w:rPr>
-      </w:pPr>
-    </w:p>
-    <w:p>
-      <w:pPr>
-        <w:rPr>
-          <w:rFonts w:ascii="Amasis MT Pro" w:hAnsi="Amasis MT Pro"/>
-          <w:sz w:val="36"/>
-          <w:szCs w:val="36"/>
-        </w:rPr>
-      </w:pPr>
-    </w:p>
-    <w:p>
-      <w:pPr>
-        <w:rPr>
-          <w:rFonts w:ascii="Amasis MT Pro" w:hAnsi="Amasis MT Pro"/>
-          <w:sz w:val="36"/>
-          <w:szCs w:val="36"/>
-        </w:rPr>
-      </w:pPr>
-    </w:p>
-    <w:p>
-      <w:pPr>
-        <w:rPr>
-          <w:rFonts w:ascii="Amasis MT Pro" w:hAnsi="Amasis MT Pro"/>
-          <w:sz w:val="36"/>
-          <w:szCs w:val="36"/>
-        </w:rPr>
-      </w:pPr>
-    </w:p>
-    <w:p>
-      <w:pPr>
-        <w:rPr>
-          <w:rFonts w:ascii="Amasis MT Pro" w:hAnsi="Amasis MT Pro"/>
-          <w:sz w:val="36"/>
-          <w:szCs w:val="36"/>
-        </w:rPr>
-      </w:pPr>
-    </w:p>
-    <w:p>
-      <w:pPr>
-        <w:rPr>
-          <w:rFonts w:ascii="Amasis MT Pro" w:hAnsi="Amasis MT Pro"/>
-          <w:sz w:val="36"/>
-          <w:szCs w:val="36"/>
-        </w:rPr>
-      </w:pPr>
-    </w:p>
-    <w:p>
-      <w:pPr>
-        <w:rPr>
-          <w:rFonts w:ascii="Amasis MT Pro" w:hAnsi="Amasis MT Pro"/>
-          <w:sz w:val="36"/>
-          <w:szCs w:val="36"/>
-        </w:rPr>
-      </w:pPr>
-    </w:p>
-    <w:p>
-      <w:pPr>
-        <w:rPr>
-          <w:rFonts w:ascii="Amasis MT Pro" w:hAnsi="Amasis MT Pro"/>
-          <w:sz w:val="36"/>
-          <w:szCs w:val="36"/>
-        </w:rPr>
-      </w:pPr>
-    </w:p>
-    <w:p>
-      <w:pPr>
-        <w:rPr>
-          <w:rFonts w:ascii="Amasis MT Pro" w:hAnsi="Amasis MT Pro"/>
-          <w:sz w:val="36"/>
-          <w:szCs w:val="36"/>
-        </w:rPr>
-      </w:pPr>
-    </w:p>
-    <w:p>
-      <w:pPr>
-        <w:rPr>
-          <w:rFonts w:ascii="Amasis MT Pro" w:hAnsi="Amasis MT Pro"/>
-          <w:sz w:val="36"/>
-          <w:szCs w:val="36"/>
-        </w:rPr>
-      </w:pPr>
-    </w:p>
-    <w:p>
-      <w:pPr>
-        <w:rPr>
-          <w:rFonts w:ascii="Amasis MT Pro" w:hAnsi="Amasis MT Pro"/>
-          <w:sz w:val="36"/>
-          <w:szCs w:val="36"/>
-        </w:rPr>
-      </w:pPr>
-    </w:p>
-    <w:p>
-      <w:pPr>
-        <w:rPr>
-          <w:rFonts w:ascii="Amasis MT Pro" w:hAnsi="Amasis MT Pro"/>
-          <w:sz w:val="36"/>
-          <w:szCs w:val="36"/>
-        </w:rPr>
-      </w:pPr>
-    </w:p>
-    <w:p>
-      <w:pPr>
-        <w:rPr>
-          <w:rFonts w:ascii="Amasis MT Pro" w:hAnsi="Amasis MT Pro"/>
-          <w:sz w:val="36"/>
-          <w:szCs w:val="36"/>
-        </w:rPr>
-      </w:pPr>
-    </w:p>
-    <w:p>
-      <w:pPr>
-        <w:rPr>
-          <w:rFonts w:ascii="Amasis MT Pro" w:hAnsi="Amasis MT Pro"/>
-          <w:sz w:val="36"/>
-          <w:szCs w:val="36"/>
-        </w:rPr>
-      </w:pPr>
-    </w:p>
-    <w:p>
-      <w:pPr>
-        <w:rPr>
-          <w:rFonts w:ascii="Amasis MT Pro" w:hAnsi="Amasis MT Pro"/>
-          <w:sz w:val="36"/>
-          <w:szCs w:val="36"/>
-        </w:rPr>
-      </w:pPr>
-      <w:r>
-        <w:rPr>
-          <w:rFonts w:ascii="Amasis MT Pro" w:hAnsi="Amasis MT Pro"/>
-          <w:sz w:val="36"/>
-          <w:szCs w:val="36"/>
-        </w:rPr>
-        <w:lastRenderedPageBreak/>
+      <w:r>
+        <w:rPr>
+          <w:rFonts w:ascii="Amasis MT Pro" w:hAnsi="Amasis MT Pro"/>
+          <w:sz w:val="28"/>
+          <w:szCs w:val="28"/>
+        </w:rPr>
+        <w:t>.</w:t>
+      </w:r>
+    </w:p>
+    <w:p>
+      <w:pPr>
+        <w:rPr>
+          <w:rFonts w:ascii="Amasis MT Pro" w:hAnsi="Amasis MT Pro"/>
+          <w:sz w:val="28"/>
+          <w:szCs w:val="28"/>
+        </w:rPr>
+      </w:pPr>
+      <w:r>
+        <w:rPr>
+          <w:rFonts w:ascii="Amasis MT Pro" w:hAnsi="Amasis MT Pro"/>
+          <w:sz w:val="28"/>
+          <w:szCs w:val="28"/>
+        </w:rPr>
+        <w:t xml:space="preserve">Tutte queste attività saranno ordinate con rispettive data ed orario all’interno del calendario utente. </w:t>
+      </w:r>
+    </w:p>
+    <w:p>
+      <w:pPr>
+        <w:rPr>
+          <w:rFonts w:ascii="Amasis MT Pro" w:hAnsi="Amasis MT Pro"/>
+          <w:sz w:val="28"/>
+          <w:szCs w:val="28"/>
+        </w:rPr>
+      </w:pPr>
+      <w:r>
+        <w:rPr>
+          <w:rFonts w:ascii="Amasis MT Pro" w:hAnsi="Amasis MT Pro"/>
+          <w:sz w:val="28"/>
+          <w:szCs w:val="28"/>
+        </w:rPr>
+        <w:t>Il calendario ha la possibilità di registrare localmente questi eventi e facilitare l’utente in questa interazione.</w:t>
+      </w:r>
+    </w:p>
+    <w:p>
+      <w:pPr>
+        <w:rPr>
+          <w:rFonts w:ascii="Amasis MT Pro" w:hAnsi="Amasis MT Pro"/>
+          <w:sz w:val="28"/>
+          <w:szCs w:val="28"/>
+        </w:rPr>
+      </w:pPr>
+    </w:p>
+    <w:p>
+      <w:pPr>
+        <w:rPr>
+          <w:rFonts w:ascii="Amasis MT Pro" w:hAnsi="Amasis MT Pro"/>
+          <w:sz w:val="36"/>
+          <w:szCs w:val="36"/>
+        </w:rPr>
+      </w:pPr>
+    </w:p>
+    <w:p>
+      <w:pPr>
+        <w:rPr>
+          <w:rFonts w:ascii="Amasis MT Pro" w:hAnsi="Amasis MT Pro"/>
+          <w:sz w:val="36"/>
+          <w:szCs w:val="36"/>
+        </w:rPr>
+      </w:pPr>
+    </w:p>
+    <w:p>
+      <w:pPr>
+        <w:rPr>
+          <w:rFonts w:ascii="Amasis MT Pro" w:hAnsi="Amasis MT Pro"/>
+          <w:sz w:val="36"/>
+          <w:szCs w:val="36"/>
+        </w:rPr>
+      </w:pPr>
+    </w:p>
+    <w:p>
+      <w:pPr>
+        <w:rPr>
+          <w:rFonts w:ascii="Amasis MT Pro" w:hAnsi="Amasis MT Pro"/>
+          <w:sz w:val="36"/>
+          <w:szCs w:val="36"/>
+        </w:rPr>
+      </w:pPr>
+    </w:p>
+    <w:p>
+      <w:pPr>
+        <w:rPr>
+          <w:rFonts w:ascii="Amasis MT Pro" w:hAnsi="Amasis MT Pro"/>
+          <w:sz w:val="36"/>
+          <w:szCs w:val="36"/>
+        </w:rPr>
+      </w:pPr>
+    </w:p>
+    <w:p>
+      <w:pPr>
+        <w:rPr>
+          <w:rFonts w:ascii="Amasis MT Pro" w:hAnsi="Amasis MT Pro"/>
+          <w:sz w:val="36"/>
+          <w:szCs w:val="36"/>
+        </w:rPr>
+      </w:pPr>
+    </w:p>
+    <w:p>
+      <w:pPr>
+        <w:rPr>
+          <w:rFonts w:ascii="Amasis MT Pro" w:hAnsi="Amasis MT Pro"/>
+          <w:sz w:val="36"/>
+          <w:szCs w:val="36"/>
+        </w:rPr>
+      </w:pPr>
+    </w:p>
+    <w:p>
+      <w:pPr>
+        <w:rPr>
+          <w:rFonts w:ascii="Amasis MT Pro" w:hAnsi="Amasis MT Pro"/>
+          <w:sz w:val="36"/>
+          <w:szCs w:val="36"/>
+        </w:rPr>
+      </w:pPr>
+    </w:p>
+    <w:p>
+      <w:pPr>
+        <w:rPr>
+          <w:rFonts w:ascii="Amasis MT Pro" w:hAnsi="Amasis MT Pro"/>
+          <w:sz w:val="36"/>
+          <w:szCs w:val="36"/>
+        </w:rPr>
+      </w:pPr>
+    </w:p>
+    <w:p>
+      <w:pPr>
+        <w:rPr>
+          <w:rFonts w:ascii="Amasis MT Pro" w:hAnsi="Amasis MT Pro"/>
+          <w:sz w:val="36"/>
+          <w:szCs w:val="36"/>
+        </w:rPr>
+      </w:pPr>
+    </w:p>
+    <w:p>
+      <w:pPr>
+        <w:rPr>
+          <w:rFonts w:ascii="Amasis MT Pro" w:hAnsi="Amasis MT Pro"/>
+          <w:sz w:val="36"/>
+          <w:szCs w:val="36"/>
+        </w:rPr>
+      </w:pPr>
+    </w:p>
+    <w:p>
+      <w:pPr>
+        <w:rPr>
+          <w:rFonts w:ascii="Amasis MT Pro" w:hAnsi="Amasis MT Pro"/>
+          <w:sz w:val="36"/>
+          <w:szCs w:val="36"/>
+        </w:rPr>
+      </w:pPr>
+    </w:p>
+    <w:p>
+      <w:pPr>
+        <w:rPr>
+          <w:rFonts w:ascii="Amasis MT Pro" w:hAnsi="Amasis MT Pro"/>
+          <w:sz w:val="36"/>
+          <w:szCs w:val="36"/>
+        </w:rPr>
+      </w:pPr>
+    </w:p>
+    <w:p>
+      <w:pPr>
+        <w:rPr>
+          <w:rFonts w:ascii="Amasis MT Pro" w:hAnsi="Amasis MT Pro"/>
+          <w:sz w:val="36"/>
+          <w:szCs w:val="36"/>
+        </w:rPr>
+      </w:pPr>
+    </w:p>
+    <w:p>
+      <w:pPr>
+        <w:rPr>
+          <w:rFonts w:ascii="Amasis MT Pro" w:hAnsi="Amasis MT Pro"/>
+          <w:sz w:val="36"/>
+          <w:szCs w:val="36"/>
+        </w:rPr>
+      </w:pPr>
+      <w:r>
+        <w:rPr>
+          <w:rFonts w:ascii="Amasis MT Pro" w:hAnsi="Amasis MT Pro"/>
+          <w:sz w:val="36"/>
+          <w:szCs w:val="36"/>
+        </w:rPr>
         <w:t>Sviluppi futuri</w:t>
       </w:r>
     </w:p>
@@ -5455,13 +6728,23 @@
           <w:szCs w:val="28"/>
         </w:rPr>
       </w:pPr>
-      <w:r>
-        <w:rPr>
-          <w:rFonts w:ascii="Amasis MT Pro" w:hAnsi="Amasis MT Pro"/>
-          <w:sz w:val="28"/>
-          <w:szCs w:val="28"/>
-        </w:rPr>
-        <w:t xml:space="preserve">Crikle potrà essere ampliato in modo da </w:t>
+      <w:proofErr w:type="spellStart"/>
+      <w:r>
+        <w:rPr>
+          <w:rFonts w:ascii="Amasis MT Pro" w:hAnsi="Amasis MT Pro"/>
+          <w:sz w:val="28"/>
+          <w:szCs w:val="28"/>
+        </w:rPr>
+        <w:t>Crikle</w:t>
+      </w:r>
+      <w:proofErr w:type="spellEnd"/>
+      <w:r>
+        <w:rPr>
+          <w:rFonts w:ascii="Amasis MT Pro" w:hAnsi="Amasis MT Pro"/>
+          <w:sz w:val="28"/>
+          <w:szCs w:val="28"/>
+        </w:rPr>
+        <w:t xml:space="preserve"> potrà essere ampliato in modo da </w:t>
       </w:r>
       <w:r>
         <w:rPr>
@@ -5480,6 +6763,61 @@
           <w:szCs w:val="28"/>
         </w:rPr>
       </w:pPr>
+      <w:r>
+        <w:rPr>
+          <w:rFonts w:ascii="Amasis MT Pro" w:hAnsi="Amasis MT Pro"/>
+          <w:sz w:val="28"/>
+          <w:szCs w:val="28"/>
+        </w:rPr>
+        <w:t>Le prenotazioni e la ricerca dei servizi saranno degli sviluppi futuri in quanto abbiamo trovato difficoltà nel finalizzare questi componenti.</w:t>
+      </w:r>
+    </w:p>
+    <w:p>
+      <w:pPr>
+        <w:rPr>
+          <w:rFonts w:ascii="Amasis MT Pro" w:hAnsi="Amasis MT Pro"/>
+          <w:color w:val="FF0000"/>
+          <w:sz w:val="28"/>
+          <w:szCs w:val="28"/>
+        </w:rPr>
+      </w:pPr>
+      <w:r>
+        <w:rPr>
+          <w:rFonts w:ascii="Amasis MT Pro" w:hAnsi="Amasis MT Pro"/>
+          <w:color w:val="FF0000"/>
+          <w:sz w:val="28"/>
+          <w:szCs w:val="28"/>
+        </w:rPr>
+        <w:t>Anche il calendario che salvi i propri dati sul Database remoto e non solo su quello locale può essere un aspetto da implementare in futuro.</w:t>
+      </w:r>
+    </w:p>
+    <w:p>
+      <w:pPr>
+        <w:rPr>
+          <w:rFonts w:ascii="Amasis MT Pro" w:hAnsi="Amasis MT Pro"/>
+          <w:color w:val="FF0000"/>
+          <w:sz w:val="28"/>
+          <w:szCs w:val="28"/>
+        </w:rPr>
+      </w:pPr>
+      <w:r>
+        <w:rPr>
+          <w:rFonts w:ascii="Amasis MT Pro" w:hAnsi="Amasis MT Pro"/>
+          <w:color w:val="FF0000"/>
+          <w:sz w:val="28"/>
+          <w:szCs w:val="28"/>
+        </w:rPr>
+        <w:t>Per quanto riguarda la parte web manca appunto il collegamento dalla ricerca delle attività commerciali da parte dell’utente e quindi la risposta delle attività del fornitore dal sito.</w:t>
+      </w:r>
+    </w:p>
+    <w:p>
+      <w:pPr>
+        <w:rPr>
+          <w:rFonts w:ascii="Amasis MT Pro" w:hAnsi="Amasis MT Pro"/>
+          <w:sz w:val="28"/>
+          <w:szCs w:val="28"/>
+        </w:rPr>
+      </w:pPr>
     </w:p>
     <w:p>
       <w:pPr>
@@ -5491,7 +6829,7 @@
       </w:pPr>
     </w:p>
     <w:sectPr>
-      <w:footerReference w:type="default" r:id="rId28"/>
+      <w:footerReference w:type="default" r:id="rId29"/>
       <w:pgSz w:w="11906" w:h="16838" w:code="9"/>
       <w:pgMar w:top="1418" w:right="1134" w:bottom="1134" w:left="1134" w:header="709" w:footer="340" w:gutter="0"/>
       <w:cols w:space="708"/>
@@ -5528,6 +6866,28 @@
 
 <file path=word/footer1.xml><?xml version="1.0" encoding="utf-8"?>
 <w:ftr xmlns:wpc="http://schemas.microsoft.com/office/word/2010/wordprocessingCanvas" xmlns:cx="http://schemas.microsoft.com/office/drawing/2014/chartex" xmlns:cx1="http://schemas.microsoft.com/office/drawing/2015/9/8/chartex" xmlns:cx2="http://schemas.microsoft.com/office/drawing/2015/10/21/chartex" xmlns:cx3="http://schemas.microsoft.com/office/drawing/2016/5/9/chartex" xmlns:cx4="http://schemas.microsoft.com/office/drawing/2016/5/10/chartex" xmlns:cx5="http://schemas.microsoft.com/office/drawing/2016/5/11/chartex" xmlns:cx6="http://schemas.microsoft.com/office/drawing/2016/5/12/chartex" xmlns:cx7="http://schemas.microsoft.com/office/drawing/2016/5/13/chartex" xmlns:cx8="http://schemas.microsoft.com/office/drawing/2016/5/14/chartex" xmlns:mc="http://schemas.openxmlformats.org/markup-compatibility/2006" xmlns:aink="http://schemas.microsoft.com/office/drawing/2016/ink" xmlns:am3d="http://schemas.microsoft.com/office/drawing/2017/model3d" xmlns:o="urn:schemas-microsoft-com:office:office" xmlns:oel="http://schemas.microsoft.com/office/2019/extlst" xmlns:r="http://schemas.openxmlformats.org/officeDocument/2006/relationships" xmlns:m="http://schemas.openxmlformats.org/officeDocument/2006/math" xmlns:v="urn:schemas-microsoft-com:vml" xmlns:wp14="http://schemas.microsoft.com/office/word/2010/wordprocessingDrawing" xmlns:wp="http://schemas.openxmlformats.org/drawingml/2006/wordprocessingDrawing" xmlns:w10="urn:schemas-microsoft-com:office:word" xmlns:w="http://schemas.openxmlformats.org/wordprocessingml/2006/main" xmlns:w14="http://schemas.microsoft.com/office/word/2010/wordml" xmlns:w15="http://schemas.microsoft.com/office/word/2012/wordml" xmlns:w16cex="http://schemas.microsoft.com/office/word/2018/wordml/cex" xmlns:w16cid="http://schemas.microsoft.com/office/word/2016/wordml/cid" xmlns:w16="http://schemas.microsoft.com/office/word/2018/wordml" xmlns:w16du="http://schemas.microsoft.com/office/word/2023/wordml/word16du" xmlns:w16sdtdh="http://schemas.microsoft.com/office/word/2020/wordml/sdtdatahash" xmlns:w16sdtfl="http://schemas.microsoft.com/office/word/2024/wordml/sdtformatlock" xmlns:w16se="http://schemas.microsoft.com/office/word/2015/wordml/symex" xmlns:wpg="http://schemas.microsoft.com/office/word/2010/wordprocessingGroup" xmlns:wpi="http://schemas.microsoft.com/office/word/2010/wordprocessingInk" xmlns:wne="http://schemas.microsoft.com/office/word/2006/wordml" xmlns:wps="http://schemas.microsoft.com/office/word/2010/wordprocessingShape" mc:Ignorable="w14 w15 w16se w16cid w16 w16cex w16sdtdh w16sdtfl w16du wp14">
+  <w:sdt>
+    <w:sdtPr>
+      <w:id w:val="1115333090"/>
+      <w:docPartObj>
+        <w:docPartGallery w:val="Page Numbers (Bottom of Page)"/>
+        <w:docPartUnique/>
+      </w:docPartObj>
+    </w:sdtPr>
+    <w:sdtContent>
+      <w:p>
+        <w:pPr>
+          <w:pStyle w:val="Pidipagina"/>
+        </w:pPr>
+        <w:r>
+          <w:tab/>
+        </w:r>
+        <w:r>
+          <w:tab/>
+        </w:r>
+      </w:p>
+    </w:sdtContent>
+  </w:sdt>
   <w:p>
     <w:pPr>
       <w:pStyle w:val="Pidipagina"/>
@@ -5537,6 +6897,24 @@
         <w:tab w:val="left" w:pos="8196"/>
       </w:tabs>
     </w:pPr>
+    <w:r>
+      <w:tab/>
+    </w:r>
+    <w:r>
+      <w:tab/>
+    </w:r>
+    <w:r>
+      <w:tab/>
+    </w:r>
+    <w:r>
+      <w:tab/>
+    </w:r>
+    <w:r>
+      <w:tab/>
+    </w:r>
+    <w:r>
+      <w:tab/>
+    </w:r>
   </w:p>
 </w:ftr>
 </file>
@@ -5569,6 +6947,118 @@
 <file path=word/numbering.xml><?xml version="1.0" encoding="utf-8"?>
 <w:numbering xmlns:wpc="http://schemas.microsoft.com/office/word/2010/wordprocessingCanvas" xmlns:cx="http://schemas.microsoft.com/office/drawing/2014/chartex" xmlns:cx1="http://schemas.microsoft.com/office/drawing/2015/9/8/chartex" xmlns:cx2="http://schemas.microsoft.com/office/drawing/2015/10/21/chartex" xmlns:cx3="http://schemas.microsoft.com/office/drawing/2016/5/9/chartex" xmlns:cx4="http://schemas.microsoft.com/office/drawing/2016/5/10/chartex" xmlns:cx5="http://schemas.microsoft.com/office/drawing/2016/5/11/chartex" xmlns:cx6="http://schemas.microsoft.com/office/drawing/2016/5/12/chartex" xmlns:cx7="http://schemas.microsoft.com/office/drawing/2016/5/13/chartex" xmlns:cx8="http://schemas.microsoft.com/office/drawing/2016/5/14/chartex" xmlns:mc="http://schemas.openxmlformats.org/markup-compatibility/2006" xmlns:aink="http://schemas.microsoft.com/office/drawing/2016/ink" xmlns:am3d="http://schemas.microsoft.com/office/drawing/2017/model3d" xmlns:o="urn:schemas-microsoft-com:office:office" xmlns:oel="http://schemas.microsoft.com/office/2019/extlst" xmlns:r="http://schemas.openxmlformats.org/officeDocument/2006/relationships" xmlns:m="http://schemas.openxmlformats.org/officeDocument/2006/math" xmlns:v="urn:schemas-microsoft-com:vml" xmlns:wp14="http://schemas.microsoft.com/office/word/2010/wordprocessingDrawing" xmlns:wp="http://schemas.openxmlformats.org/drawingml/2006/wordprocessingDrawing" xmlns:w10="urn:schemas-microsoft-com:office:word" xmlns:w="http://schemas.openxmlformats.org/wordprocessingml/2006/main" xmlns:w14="http://schemas.microsoft.com/office/word/2010/wordml" xmlns:w15="http://schemas.microsoft.com/office/word/2012/wordml" xmlns:w16cex="http://schemas.microsoft.com/office/word/2018/wordml/cex" xmlns:w16cid="http://schemas.microsoft.com/office/word/2016/wordml/cid" xmlns:w16="http://schemas.microsoft.com/office/word/2018/wordml" xmlns:w16du="http://schemas.microsoft.com/office/word/2023/wordml/word16du" xmlns:w16sdtdh="http://schemas.microsoft.com/office/word/2020/wordml/sdtdatahash" xmlns:w16sdtfl="http://schemas.microsoft.com/office/word/2024/wordml/sdtformatlock" xmlns:w16se="http://schemas.microsoft.com/office/word/2015/wordml/symex" xmlns:wpg="http://schemas.microsoft.com/office/word/2010/wordprocessingGroup" xmlns:wpi="http://schemas.microsoft.com/office/word/2010/wordprocessingInk" xmlns:wne="http://schemas.microsoft.com/office/word/2006/wordml" xmlns:wps="http://schemas.microsoft.com/office/word/2010/wordprocessingShape" mc:Ignorable="w14 w15 w16se w16cid w16 w16cex w16sdtdh w16sdtfl w16du wp14">
   <w:abstractNum w:abstractNumId="0" w15:restartNumberingAfterBreak="0">
+    <w:nsid w:val="06B74B36"/>
+    <w:multiLevelType w:val="hybridMultilevel"/>
+    <w:tmpl w:val="DF8EE680"/>
+    <w:lvl w:ilvl="0" w:tplc="547EFF9E">
+      <w:numFmt w:val="bullet"/>
+      <w:lvlText w:val="-"/>
+      <w:lvlJc w:val="left"/>
+      <w:pPr>
+        <w:ind w:left="720" w:hanging="360"/>
+      </w:pPr>
+      <w:rPr>
+        <w:rFonts w:ascii="Amasis MT Pro" w:eastAsiaTheme="minorHAnsi" w:hAnsi="Amasis MT Pro" w:cstheme="minorBidi" w:hint="default"/>
+      </w:rPr>
+    </w:lvl>
+    <w:lvl w:ilvl="1" w:tplc="04100003" w:tentative="1">
+      <w:start w:val="1"/>
+      <w:numFmt w:val="bullet"/>
+      <w:lvlText w:val="o"/>
+      <w:lvlJc w:val="left"/>
+      <w:pPr>
+        <w:ind w:left="1440" w:hanging="360"/>
+      </w:pPr>
+      <w:rPr>
+        <w:rFonts w:ascii="Courier New" w:hAnsi="Courier New" w:cs="Courier New" w:hint="default"/>
+      </w:rPr>
+    </w:lvl>
+    <w:lvl w:ilvl="2" w:tplc="04100005" w:tentative="1">
+      <w:start w:val="1"/>
+      <w:numFmt w:val="bullet"/>
+      <w:lvlText w:val=""/>
+      <w:lvlJc w:val="left"/>
+      <w:pPr>
+        <w:ind w:left="2160" w:hanging="360"/>
+      </w:pPr>
+      <w:rPr>
+        <w:rFonts w:ascii="Wingdings" w:hAnsi="Wingdings" w:hint="default"/>
+      </w:rPr>
+    </w:lvl>
+    <w:lvl w:ilvl="3" w:tplc="04100001" w:tentative="1">
+      <w:start w:val="1"/>
+      <w:numFmt w:val="bullet"/>
+      <w:lvlText w:val=""/>
+      <w:lvlJc w:val="left"/>
+      <w:pPr>
+        <w:ind w:left="2880" w:hanging="360"/>
+      </w:pPr>
+      <w:rPr>
+        <w:rFonts w:ascii="Symbol" w:hAnsi="Symbol" w:hint="default"/>
+      </w:rPr>
+    </w:lvl>
+    <w:lvl w:ilvl="4" w:tplc="04100003" w:tentative="1">
+      <w:start w:val="1"/>
+      <w:numFmt w:val="bullet"/>
+      <w:lvlText w:val="o"/>
+      <w:lvlJc w:val="left"/>
+      <w:pPr>
+        <w:ind w:left="3600" w:hanging="360"/>
+      </w:pPr>
+      <w:rPr>
+        <w:rFonts w:ascii="Courier New" w:hAnsi="Courier New" w:cs="Courier New" w:hint="default"/>
+      </w:rPr>
+    </w:lvl>
+    <w:lvl w:ilvl="5" w:tplc="04100005" w:tentative="1">
+      <w:start w:val="1"/>
+      <w:numFmt w:val="bullet"/>
+      <w:lvlText w:val=""/>
+      <w:lvlJc w:val="left"/>
+      <w:pPr>
+        <w:ind w:left="4320" w:hanging="360"/>
+      </w:pPr>
+      <w:rPr>
+        <w:rFonts w:ascii="Wingdings" w:hAnsi="Wingdings" w:hint="default"/>
+      </w:rPr>
+    </w:lvl>
+    <w:lvl w:ilvl="6" w:tplc="04100001" w:tentative="1">
+      <w:start w:val="1"/>
+      <w:numFmt w:val="bullet"/>
+      <w:lvlText w:val=""/>
+      <w:lvlJc w:val="left"/>
+      <w:pPr>
+        <w:ind w:left="5040" w:hanging="360"/>
+      </w:pPr>
+      <w:rPr>
+        <w:rFonts w:ascii="Symbol" w:hAnsi="Symbol" w:hint="default"/>
+      </w:rPr>
+    </w:lvl>
+    <w:lvl w:ilvl="7" w:tplc="04100003" w:tentative="1">
+      <w:start w:val="1"/>
+      <w:numFmt w:val="bullet"/>
+      <w:lvlText w:val="o"/>
+      <w:lvlJc w:val="left"/>
+      <w:pPr>
+        <w:ind w:left="5760" w:hanging="360"/>
+      </w:pPr>
+      <w:rPr>
+        <w:rFonts w:ascii="Courier New" w:hAnsi="Courier New" w:cs="Courier New" w:hint="default"/>
+      </w:rPr>
+    </w:lvl>
+    <w:lvl w:ilvl="8" w:tplc="04100005" w:tentative="1">
+      <w:start w:val="1"/>
+      <w:numFmt w:val="bullet"/>
+      <w:lvlText w:val=""/>
+      <w:lvlJc w:val="left"/>
+      <w:pPr>
+        <w:ind w:left="6480" w:hanging="360"/>
+      </w:pPr>
+      <w:rPr>
+        <w:rFonts w:ascii="Wingdings" w:hAnsi="Wingdings" w:hint="default"/>
+      </w:rPr>
+    </w:lvl>
+  </w:abstractNum>
+  <w:abstractNum w:abstractNumId="1" w15:restartNumberingAfterBreak="0">
     <w:nsid w:val="12FE45E5"/>
     <w:multiLevelType w:val="hybridMultilevel"/>
     <w:tmpl w:val="508C9A4C"/>
@@ -5680,7 +7170,7 @@
       </w:rPr>
     </w:lvl>
   </w:abstractNum>
-  <w:abstractNum w:abstractNumId="1" w15:restartNumberingAfterBreak="0">
+  <w:abstractNum w:abstractNumId="2" w15:restartNumberingAfterBreak="0">
     <w:nsid w:val="1E085A79"/>
     <w:multiLevelType w:val="hybridMultilevel"/>
     <w:tmpl w:val="9D601C0A"/>
@@ -5792,7 +7282,7 @@
       </w:rPr>
     </w:lvl>
   </w:abstractNum>
-  <w:abstractNum w:abstractNumId="2" w15:restartNumberingAfterBreak="0">
+  <w:abstractNum w:abstractNumId="3" w15:restartNumberingAfterBreak="0">
     <w:nsid w:val="32180DA5"/>
     <w:multiLevelType w:val="hybridMultilevel"/>
     <w:tmpl w:val="9C642C76"/>
@@ -5881,7 +7371,343 @@
       </w:pPr>
     </w:lvl>
   </w:abstractNum>
-  <w:abstractNum w:abstractNumId="3" w15:restartNumberingAfterBreak="0">
+  <w:abstractNum w:abstractNumId="4" w15:restartNumberingAfterBreak="0">
+    <w:nsid w:val="354311AF"/>
+    <w:multiLevelType w:val="hybridMultilevel"/>
+    <w:tmpl w:val="16869AEA"/>
+    <w:lvl w:ilvl="0" w:tplc="BD70209A">
+      <w:numFmt w:val="bullet"/>
+      <w:lvlText w:val="-"/>
+      <w:lvlJc w:val="left"/>
+      <w:pPr>
+        <w:ind w:left="1668" w:hanging="360"/>
+      </w:pPr>
+      <w:rPr>
+        <w:rFonts w:ascii="Amasis MT Pro" w:eastAsiaTheme="minorHAnsi" w:hAnsi="Amasis MT Pro" w:cstheme="minorBidi" w:hint="default"/>
+      </w:rPr>
+    </w:lvl>
+    <w:lvl w:ilvl="1" w:tplc="04100003" w:tentative="1">
+      <w:start w:val="1"/>
+      <w:numFmt w:val="bullet"/>
+      <w:lvlText w:val="o"/>
+      <w:lvlJc w:val="left"/>
+      <w:pPr>
+        <w:ind w:left="2388" w:hanging="360"/>
+      </w:pPr>
+      <w:rPr>
+        <w:rFonts w:ascii="Courier New" w:hAnsi="Courier New" w:cs="Courier New" w:hint="default"/>
+      </w:rPr>
+    </w:lvl>
+    <w:lvl w:ilvl="2" w:tplc="04100005" w:tentative="1">
+      <w:start w:val="1"/>
+      <w:numFmt w:val="bullet"/>
+      <w:lvlText w:val=""/>
+      <w:lvlJc w:val="left"/>
+      <w:pPr>
+        <w:ind w:left="3108" w:hanging="360"/>
+      </w:pPr>
+      <w:rPr>
+        <w:rFonts w:ascii="Wingdings" w:hAnsi="Wingdings" w:hint="default"/>
+      </w:rPr>
+    </w:lvl>
+    <w:lvl w:ilvl="3" w:tplc="04100001" w:tentative="1">
+      <w:start w:val="1"/>
+      <w:numFmt w:val="bullet"/>
+      <w:lvlText w:val=""/>
+      <w:lvlJc w:val="left"/>
+      <w:pPr>
+        <w:ind w:left="3828" w:hanging="360"/>
+      </w:pPr>
+      <w:rPr>
+        <w:rFonts w:ascii="Symbol" w:hAnsi="Symbol" w:hint="default"/>
+      </w:rPr>
+    </w:lvl>
+    <w:lvl w:ilvl="4" w:tplc="04100003" w:tentative="1">
+      <w:start w:val="1"/>
+      <w:numFmt w:val="bullet"/>
+      <w:lvlText w:val="o"/>
+      <w:lvlJc w:val="left"/>
+      <w:pPr>
+        <w:ind w:left="4548" w:hanging="360"/>
+      </w:pPr>
+      <w:rPr>
+        <w:rFonts w:ascii="Courier New" w:hAnsi="Courier New" w:cs="Courier New" w:hint="default"/>
+      </w:rPr>
+    </w:lvl>
+    <w:lvl w:ilvl="5" w:tplc="04100005" w:tentative="1">
+      <w:start w:val="1"/>
+      <w:numFmt w:val="bullet"/>
+      <w:lvlText w:val=""/>
+      <w:lvlJc w:val="left"/>
+      <w:pPr>
+        <w:ind w:left="5268" w:hanging="360"/>
+      </w:pPr>
+      <w:rPr>
+        <w:rFonts w:ascii="Wingdings" w:hAnsi="Wingdings" w:hint="default"/>
+      </w:rPr>
+    </w:lvl>
+    <w:lvl w:ilvl="6" w:tplc="04100001" w:tentative="1">
+      <w:start w:val="1"/>
+      <w:numFmt w:val="bullet"/>
+      <w:lvlText w:val=""/>
+      <w:lvlJc w:val="left"/>
+      <w:pPr>
+        <w:ind w:left="5988" w:hanging="360"/>
+      </w:pPr>
+      <w:rPr>
+        <w:rFonts w:ascii="Symbol" w:hAnsi="Symbol" w:hint="default"/>
+      </w:rPr>
+    </w:lvl>
+    <w:lvl w:ilvl="7" w:tplc="04100003" w:tentative="1">
+      <w:start w:val="1"/>
+      <w:numFmt w:val="bullet"/>
+      <w:lvlText w:val="o"/>
+      <w:lvlJc w:val="left"/>
+      <w:pPr>
+        <w:ind w:left="6708" w:hanging="360"/>
+      </w:pPr>
+      <w:rPr>
+        <w:rFonts w:ascii="Courier New" w:hAnsi="Courier New" w:cs="Courier New" w:hint="default"/>
+      </w:rPr>
+    </w:lvl>
+    <w:lvl w:ilvl="8" w:tplc="04100005" w:tentative="1">
+      <w:start w:val="1"/>
+      <w:numFmt w:val="bullet"/>
+      <w:lvlText w:val=""/>
+      <w:lvlJc w:val="left"/>
+      <w:pPr>
+        <w:ind w:left="7428" w:hanging="360"/>
+      </w:pPr>
+      <w:rPr>
+        <w:rFonts w:ascii="Wingdings" w:hAnsi="Wingdings" w:hint="default"/>
+      </w:rPr>
+    </w:lvl>
+  </w:abstractNum>
+  <w:abstractNum w:abstractNumId="5" w15:restartNumberingAfterBreak="0">
+    <w:nsid w:val="38E26D67"/>
+    <w:multiLevelType w:val="hybridMultilevel"/>
+    <w:tmpl w:val="B9A8E6BC"/>
+    <w:lvl w:ilvl="0" w:tplc="76CCFC5A">
+      <w:numFmt w:val="bullet"/>
+      <w:lvlText w:val="-"/>
+      <w:lvlJc w:val="left"/>
+      <w:pPr>
+        <w:ind w:left="1080" w:hanging="360"/>
+      </w:pPr>
+      <w:rPr>
+        <w:rFonts w:ascii="Amasis MT Pro" w:eastAsiaTheme="minorHAnsi" w:hAnsi="Amasis MT Pro" w:cstheme="minorBidi" w:hint="default"/>
+      </w:rPr>
+    </w:lvl>
+    <w:lvl w:ilvl="1" w:tplc="04100003" w:tentative="1">
+      <w:start w:val="1"/>
+      <w:numFmt w:val="bullet"/>
+      <w:lvlText w:val="o"/>
+      <w:lvlJc w:val="left"/>
+      <w:pPr>
+        <w:ind w:left="1800" w:hanging="360"/>
+      </w:pPr>
+      <w:rPr>
+        <w:rFonts w:ascii="Courier New" w:hAnsi="Courier New" w:cs="Courier New" w:hint="default"/>
+      </w:rPr>
+    </w:lvl>
+    <w:lvl w:ilvl="2" w:tplc="04100005" w:tentative="1">
+      <w:start w:val="1"/>
+      <w:numFmt w:val="bullet"/>
+      <w:lvlText w:val=""/>
+      <w:lvlJc w:val="left"/>
+      <w:pPr>
+        <w:ind w:left="2520" w:hanging="360"/>
+      </w:pPr>
+      <w:rPr>
+        <w:rFonts w:ascii="Wingdings" w:hAnsi="Wingdings" w:hint="default"/>
+      </w:rPr>
+    </w:lvl>
+    <w:lvl w:ilvl="3" w:tplc="04100001" w:tentative="1">
+      <w:start w:val="1"/>
+      <w:numFmt w:val="bullet"/>
+      <w:lvlText w:val=""/>
+      <w:lvlJc w:val="left"/>
+      <w:pPr>
+        <w:ind w:left="3240" w:hanging="360"/>
+      </w:pPr>
+      <w:rPr>
+        <w:rFonts w:ascii="Symbol" w:hAnsi="Symbol" w:hint="default"/>
+      </w:rPr>
+    </w:lvl>
+    <w:lvl w:ilvl="4" w:tplc="04100003" w:tentative="1">
+      <w:start w:val="1"/>
+      <w:numFmt w:val="bullet"/>
+      <w:lvlText w:val="o"/>
+      <w:lvlJc w:val="left"/>
+      <w:pPr>
+        <w:ind w:left="3960" w:hanging="360"/>
+      </w:pPr>
+      <w:rPr>
+        <w:rFonts w:ascii="Courier New" w:hAnsi="Courier New" w:cs="Courier New" w:hint="default"/>
+      </w:rPr>
+    </w:lvl>
+    <w:lvl w:ilvl="5" w:tplc="04100005" w:tentative="1">
+      <w:start w:val="1"/>
+      <w:numFmt w:val="bullet"/>
+      <w:lvlText w:val=""/>
+      <w:lvlJc w:val="left"/>
+      <w:pPr>
+        <w:ind w:left="4680" w:hanging="360"/>
+      </w:pPr>
+      <w:rPr>
+        <w:rFonts w:ascii="Wingdings" w:hAnsi="Wingdings" w:hint="default"/>
+      </w:rPr>
+    </w:lvl>
+    <w:lvl w:ilvl="6" w:tplc="04100001" w:tentative="1">
+      <w:start w:val="1"/>
+      <w:numFmt w:val="bullet"/>
+      <w:lvlText w:val=""/>
+      <w:lvlJc w:val="left"/>
+      <w:pPr>
+        <w:ind w:left="5400" w:hanging="360"/>
+      </w:pPr>
+      <w:rPr>
+        <w:rFonts w:ascii="Symbol" w:hAnsi="Symbol" w:hint="default"/>
+      </w:rPr>
+    </w:lvl>
+    <w:lvl w:ilvl="7" w:tplc="04100003" w:tentative="1">
+      <w:start w:val="1"/>
+      <w:numFmt w:val="bullet"/>
+      <w:lvlText w:val="o"/>
+      <w:lvlJc w:val="left"/>
+      <w:pPr>
+        <w:ind w:left="6120" w:hanging="360"/>
+      </w:pPr>
+      <w:rPr>
+        <w:rFonts w:ascii="Courier New" w:hAnsi="Courier New" w:cs="Courier New" w:hint="default"/>
+      </w:rPr>
+    </w:lvl>
+    <w:lvl w:ilvl="8" w:tplc="04100005" w:tentative="1">
+      <w:start w:val="1"/>
+      <w:numFmt w:val="bullet"/>
+      <w:lvlText w:val=""/>
+      <w:lvlJc w:val="left"/>
+      <w:pPr>
+        <w:ind w:left="6840" w:hanging="360"/>
+      </w:pPr>
+      <w:rPr>
+        <w:rFonts w:ascii="Wingdings" w:hAnsi="Wingdings" w:hint="default"/>
+      </w:rPr>
+    </w:lvl>
+  </w:abstractNum>
+  <w:abstractNum w:abstractNumId="6" w15:restartNumberingAfterBreak="0">
+    <w:nsid w:val="3E615EE3"/>
+    <w:multiLevelType w:val="hybridMultilevel"/>
+    <w:tmpl w:val="6C349CAC"/>
+    <w:lvl w:ilvl="0" w:tplc="48E29840">
+      <w:numFmt w:val="bullet"/>
+      <w:lvlText w:val="-"/>
+      <w:lvlJc w:val="left"/>
+      <w:pPr>
+        <w:ind w:left="1308" w:hanging="360"/>
+      </w:pPr>
+      <w:rPr>
+        <w:rFonts w:ascii="Amasis MT Pro" w:eastAsiaTheme="minorHAnsi" w:hAnsi="Amasis MT Pro" w:cstheme="minorBidi" w:hint="default"/>
+      </w:rPr>
+    </w:lvl>
+    <w:lvl w:ilvl="1" w:tplc="04100003" w:tentative="1">
+      <w:start w:val="1"/>
+      <w:numFmt w:val="bullet"/>
+      <w:lvlText w:val="o"/>
+      <w:lvlJc w:val="left"/>
+      <w:pPr>
+        <w:ind w:left="2028" w:hanging="360"/>
+      </w:pPr>
+      <w:rPr>
+        <w:rFonts w:ascii="Courier New" w:hAnsi="Courier New" w:cs="Courier New" w:hint="default"/>
+      </w:rPr>
+    </w:lvl>
+    <w:lvl w:ilvl="2" w:tplc="04100005" w:tentative="1">
+      <w:start w:val="1"/>
+      <w:numFmt w:val="bullet"/>
+      <w:lvlText w:val=""/>
+      <w:lvlJc w:val="left"/>
+      <w:pPr>
+        <w:ind w:left="2748" w:hanging="360"/>
+      </w:pPr>
+      <w:rPr>
+        <w:rFonts w:ascii="Wingdings" w:hAnsi="Wingdings" w:hint="default"/>
+      </w:rPr>
+    </w:lvl>
+    <w:lvl w:ilvl="3" w:tplc="04100001" w:tentative="1">
+      <w:start w:val="1"/>
+      <w:numFmt w:val="bullet"/>
+      <w:lvlText w:val=""/>
+      <w:lvlJc w:val="left"/>
+      <w:pPr>
+        <w:ind w:left="3468" w:hanging="360"/>
+      </w:pPr>
+      <w:rPr>
+        <w:rFonts w:ascii="Symbol" w:hAnsi="Symbol" w:hint="default"/>
+      </w:rPr>
+    </w:lvl>
+    <w:lvl w:ilvl="4" w:tplc="04100003" w:tentative="1">
+      <w:start w:val="1"/>
+      <w:numFmt w:val="bullet"/>
+      <w:lvlText w:val="o"/>
+      <w:lvlJc w:val="left"/>
+      <w:pPr>
+        <w:ind w:left="4188" w:hanging="360"/>
+      </w:pPr>
+      <w:rPr>
+        <w:rFonts w:ascii="Courier New" w:hAnsi="Courier New" w:cs="Courier New" w:hint="default"/>
+      </w:rPr>
+    </w:lvl>
+    <w:lvl w:ilvl="5" w:tplc="04100005" w:tentative="1">
+      <w:start w:val="1"/>
+      <w:numFmt w:val="bullet"/>
+      <w:lvlText w:val=""/>
+      <w:lvlJc w:val="left"/>
+      <w:pPr>
+        <w:ind w:left="4908" w:hanging="360"/>
+      </w:pPr>
+      <w:rPr>
+        <w:rFonts w:ascii="Wingdings" w:hAnsi="Wingdings" w:hint="default"/>
+      </w:rPr>
+    </w:lvl>
+    <w:lvl w:ilvl="6" w:tplc="04100001" w:tentative="1">
+      <w:start w:val="1"/>
+      <w:numFmt w:val="bullet"/>
+      <w:lvlText w:val=""/>
+      <w:lvlJc w:val="left"/>
+      <w:pPr>
+        <w:ind w:left="5628" w:hanging="360"/>
+      </w:pPr>
+      <w:rPr>
+        <w:rFonts w:ascii="Symbol" w:hAnsi="Symbol" w:hint="default"/>
+      </w:rPr>
+    </w:lvl>
+    <w:lvl w:ilvl="7" w:tplc="04100003" w:tentative="1">
+      <w:start w:val="1"/>
+      <w:numFmt w:val="bullet"/>
+      <w:lvlText w:val="o"/>
+      <w:lvlJc w:val="left"/>
+      <w:pPr>
+        <w:ind w:left="6348" w:hanging="360"/>
+      </w:pPr>
+      <w:rPr>
+        <w:rFonts w:ascii="Courier New" w:hAnsi="Courier New" w:cs="Courier New" w:hint="default"/>
+      </w:rPr>
+    </w:lvl>
+    <w:lvl w:ilvl="8" w:tplc="04100005" w:tentative="1">
+      <w:start w:val="1"/>
+      <w:numFmt w:val="bullet"/>
+      <w:lvlText w:val=""/>
+      <w:lvlJc w:val="left"/>
+      <w:pPr>
+        <w:ind w:left="7068" w:hanging="360"/>
+      </w:pPr>
+      <w:rPr>
+        <w:rFonts w:ascii="Wingdings" w:hAnsi="Wingdings" w:hint="default"/>
+      </w:rPr>
+    </w:lvl>
+  </w:abstractNum>
+  <w:abstractNum w:abstractNumId="7" w15:restartNumberingAfterBreak="0">
     <w:nsid w:val="410935BA"/>
     <w:multiLevelType w:val="hybridMultilevel"/>
     <w:tmpl w:val="D01A2556"/>
@@ -5994,7 +7820,231 @@
       </w:rPr>
     </w:lvl>
   </w:abstractNum>
-  <w:abstractNum w:abstractNumId="4" w15:restartNumberingAfterBreak="0">
+  <w:abstractNum w:abstractNumId="8" w15:restartNumberingAfterBreak="0">
+    <w:nsid w:val="5BAD4FBE"/>
+    <w:multiLevelType w:val="hybridMultilevel"/>
+    <w:tmpl w:val="6E82E94C"/>
+    <w:lvl w:ilvl="0" w:tplc="E48E97DC">
+      <w:numFmt w:val="bullet"/>
+      <w:lvlText w:val="-"/>
+      <w:lvlJc w:val="left"/>
+      <w:pPr>
+        <w:ind w:left="720" w:hanging="360"/>
+      </w:pPr>
+      <w:rPr>
+        <w:rFonts w:ascii="Amasis MT Pro" w:eastAsiaTheme="minorHAnsi" w:hAnsi="Amasis MT Pro" w:cstheme="minorBidi" w:hint="default"/>
+      </w:rPr>
+    </w:lvl>
+    <w:lvl w:ilvl="1" w:tplc="04100003" w:tentative="1">
+      <w:start w:val="1"/>
+      <w:numFmt w:val="bullet"/>
+      <w:lvlText w:val="o"/>
+      <w:lvlJc w:val="left"/>
+      <w:pPr>
+        <w:ind w:left="1440" w:hanging="360"/>
+      </w:pPr>
+      <w:rPr>
+        <w:rFonts w:ascii="Courier New" w:hAnsi="Courier New" w:cs="Courier New" w:hint="default"/>
+      </w:rPr>
+    </w:lvl>
+    <w:lvl w:ilvl="2" w:tplc="04100005" w:tentative="1">
+      <w:start w:val="1"/>
+      <w:numFmt w:val="bullet"/>
+      <w:lvlText w:val=""/>
+      <w:lvlJc w:val="left"/>
+      <w:pPr>
+        <w:ind w:left="2160" w:hanging="360"/>
+      </w:pPr>
+      <w:rPr>
+        <w:rFonts w:ascii="Wingdings" w:hAnsi="Wingdings" w:hint="default"/>
+      </w:rPr>
+    </w:lvl>
+    <w:lvl w:ilvl="3" w:tplc="04100001" w:tentative="1">
+      <w:start w:val="1"/>
+      <w:numFmt w:val="bullet"/>
+      <w:lvlText w:val=""/>
+      <w:lvlJc w:val="left"/>
+      <w:pPr>
+        <w:ind w:left="2880" w:hanging="360"/>
+      </w:pPr>
+      <w:rPr>
+        <w:rFonts w:ascii="Symbol" w:hAnsi="Symbol" w:hint="default"/>
+      </w:rPr>
+    </w:lvl>
+    <w:lvl w:ilvl="4" w:tplc="04100003" w:tentative="1">
+      <w:start w:val="1"/>
+      <w:numFmt w:val="bullet"/>
+      <w:lvlText w:val="o"/>
+      <w:lvlJc w:val="left"/>
+      <w:pPr>
+        <w:ind w:left="3600" w:hanging="360"/>
+      </w:pPr>
+      <w:rPr>
+        <w:rFonts w:ascii="Courier New" w:hAnsi="Courier New" w:cs="Courier New" w:hint="default"/>
+      </w:rPr>
+    </w:lvl>
+    <w:lvl w:ilvl="5" w:tplc="04100005" w:tentative="1">
+      <w:start w:val="1"/>
+      <w:numFmt w:val="bullet"/>
+      <w:lvlText w:val=""/>
+      <w:lvlJc w:val="left"/>
+      <w:pPr>
+        <w:ind w:left="4320" w:hanging="360"/>
+      </w:pPr>
+      <w:rPr>
+        <w:rFonts w:ascii="Wingdings" w:hAnsi="Wingdings" w:hint="default"/>
+      </w:rPr>
+    </w:lvl>
+    <w:lvl w:ilvl="6" w:tplc="04100001" w:tentative="1">
+      <w:start w:val="1"/>
+      <w:numFmt w:val="bullet"/>
+      <w:lvlText w:val=""/>
+      <w:lvlJc w:val="left"/>
+      <w:pPr>
+        <w:ind w:left="5040" w:hanging="360"/>
+      </w:pPr>
+      <w:rPr>
+        <w:rFonts w:ascii="Symbol" w:hAnsi="Symbol" w:hint="default"/>
+      </w:rPr>
+    </w:lvl>
+    <w:lvl w:ilvl="7" w:tplc="04100003" w:tentative="1">
+      <w:start w:val="1"/>
+      <w:numFmt w:val="bullet"/>
+      <w:lvlText w:val="o"/>
+      <w:lvlJc w:val="left"/>
+      <w:pPr>
+        <w:ind w:left="5760" w:hanging="360"/>
+      </w:pPr>
+      <w:rPr>
+        <w:rFonts w:ascii="Courier New" w:hAnsi="Courier New" w:cs="Courier New" w:hint="default"/>
+      </w:rPr>
+    </w:lvl>
+    <w:lvl w:ilvl="8" w:tplc="04100005" w:tentative="1">
+      <w:start w:val="1"/>
+      <w:numFmt w:val="bullet"/>
+      <w:lvlText w:val=""/>
+      <w:lvlJc w:val="left"/>
+      <w:pPr>
+        <w:ind w:left="6480" w:hanging="360"/>
+      </w:pPr>
+      <w:rPr>
+        <w:rFonts w:ascii="Wingdings" w:hAnsi="Wingdings" w:hint="default"/>
+      </w:rPr>
+    </w:lvl>
+  </w:abstractNum>
+  <w:abstractNum w:abstractNumId="9" w15:restartNumberingAfterBreak="0">
+    <w:nsid w:val="5F9D4318"/>
+    <w:multiLevelType w:val="hybridMultilevel"/>
+    <w:tmpl w:val="5DF281E0"/>
+    <w:lvl w:ilvl="0" w:tplc="23B2B2E4">
+      <w:numFmt w:val="bullet"/>
+      <w:lvlText w:val="-"/>
+      <w:lvlJc w:val="left"/>
+      <w:pPr>
+        <w:ind w:left="1668" w:hanging="360"/>
+      </w:pPr>
+      <w:rPr>
+        <w:rFonts w:ascii="Amasis MT Pro" w:eastAsiaTheme="minorHAnsi" w:hAnsi="Amasis MT Pro" w:cstheme="minorBidi" w:hint="default"/>
+      </w:rPr>
+    </w:lvl>
+    <w:lvl w:ilvl="1" w:tplc="04100003" w:tentative="1">
+      <w:start w:val="1"/>
+      <w:numFmt w:val="bullet"/>
+      <w:lvlText w:val="o"/>
+      <w:lvlJc w:val="left"/>
+      <w:pPr>
+        <w:ind w:left="2388" w:hanging="360"/>
+      </w:pPr>
+      <w:rPr>
+        <w:rFonts w:ascii="Courier New" w:hAnsi="Courier New" w:cs="Courier New" w:hint="default"/>
+      </w:rPr>
+    </w:lvl>
+    <w:lvl w:ilvl="2" w:tplc="04100005" w:tentative="1">
+      <w:start w:val="1"/>
+      <w:numFmt w:val="bullet"/>
+      <w:lvlText w:val=""/>
+      <w:lvlJc w:val="left"/>
+      <w:pPr>
+        <w:ind w:left="3108" w:hanging="360"/>
+      </w:pPr>
+      <w:rPr>
+        <w:rFonts w:ascii="Wingdings" w:hAnsi="Wingdings" w:hint="default"/>
+      </w:rPr>
+    </w:lvl>
+    <w:lvl w:ilvl="3" w:tplc="04100001" w:tentative="1">
+      <w:start w:val="1"/>
+      <w:numFmt w:val="bullet"/>
+      <w:lvlText w:val=""/>
+      <w:lvlJc w:val="left"/>
+      <w:pPr>
+        <w:ind w:left="3828" w:hanging="360"/>
+      </w:pPr>
+      <w:rPr>
+        <w:rFonts w:ascii="Symbol" w:hAnsi="Symbol" w:hint="default"/>
+      </w:rPr>
+    </w:lvl>
+    <w:lvl w:ilvl="4" w:tplc="04100003" w:tentative="1">
+      <w:start w:val="1"/>
+      <w:numFmt w:val="bullet"/>
+      <w:lvlText w:val="o"/>
+      <w:lvlJc w:val="left"/>
+      <w:pPr>
+        <w:ind w:left="4548" w:hanging="360"/>
+      </w:pPr>
+      <w:rPr>
+        <w:rFonts w:ascii="Courier New" w:hAnsi="Courier New" w:cs="Courier New" w:hint="default"/>
+      </w:rPr>
+    </w:lvl>
+    <w:lvl w:ilvl="5" w:tplc="04100005" w:tentative="1">
+      <w:start w:val="1"/>
+      <w:numFmt w:val="bullet"/>
+      <w:lvlText w:val=""/>
+      <w:lvlJc w:val="left"/>
+      <w:pPr>
+        <w:ind w:left="5268" w:hanging="360"/>
+      </w:pPr>
+      <w:rPr>
+        <w:rFonts w:ascii="Wingdings" w:hAnsi="Wingdings" w:hint="default"/>
+      </w:rPr>
+    </w:lvl>
+    <w:lvl w:ilvl="6" w:tplc="04100001" w:tentative="1">
+      <w:start w:val="1"/>
+      <w:numFmt w:val="bullet"/>
+      <w:lvlText w:val=""/>
+      <w:lvlJc w:val="left"/>
+      <w:pPr>
+        <w:ind w:left="5988" w:hanging="360"/>
+      </w:pPr>
+      <w:rPr>
+        <w:rFonts w:ascii="Symbol" w:hAnsi="Symbol" w:hint="default"/>
+      </w:rPr>
+    </w:lvl>
+    <w:lvl w:ilvl="7" w:tplc="04100003" w:tentative="1">
+      <w:start w:val="1"/>
+      <w:numFmt w:val="bullet"/>
+      <w:lvlText w:val="o"/>
+      <w:lvlJc w:val="left"/>
+      <w:pPr>
+        <w:ind w:left="6708" w:hanging="360"/>
+      </w:pPr>
+      <w:rPr>
+        <w:rFonts w:ascii="Courier New" w:hAnsi="Courier New" w:cs="Courier New" w:hint="default"/>
+      </w:rPr>
+    </w:lvl>
+    <w:lvl w:ilvl="8" w:tplc="04100005" w:tentative="1">
+      <w:start w:val="1"/>
+      <w:numFmt w:val="bullet"/>
+      <w:lvlText w:val=""/>
+      <w:lvlJc w:val="left"/>
+      <w:pPr>
+        <w:ind w:left="7428" w:hanging="360"/>
+      </w:pPr>
+      <w:rPr>
+        <w:rFonts w:ascii="Wingdings" w:hAnsi="Wingdings" w:hint="default"/>
+      </w:rPr>
+    </w:lvl>
+  </w:abstractNum>
+  <w:abstractNum w:abstractNumId="10" w15:restartNumberingAfterBreak="0">
     <w:nsid w:val="6C0E1B58"/>
     <w:multiLevelType w:val="hybridMultilevel"/>
     <w:tmpl w:val="34622376"/>
@@ -6083,7 +8133,7 @@
       </w:pPr>
     </w:lvl>
   </w:abstractNum>
-  <w:abstractNum w:abstractNumId="5" w15:restartNumberingAfterBreak="0">
+  <w:abstractNum w:abstractNumId="11" w15:restartNumberingAfterBreak="0">
     <w:nsid w:val="790D2A15"/>
     <w:multiLevelType w:val="hybridMultilevel"/>
     <w:tmpl w:val="E56E38C2"/>
@@ -6196,22 +8246,40 @@
     </w:lvl>
   </w:abstractNum>
   <w:num w:numId="1" w16cid:durableId="1769503441">
+    <w:abstractNumId w:val="2"/>
+  </w:num>
+  <w:num w:numId="2" w16cid:durableId="446774039">
+    <w:abstractNumId w:val="10"/>
+  </w:num>
+  <w:num w:numId="3" w16cid:durableId="824903141">
+    <w:abstractNumId w:val="7"/>
+  </w:num>
+  <w:num w:numId="4" w16cid:durableId="1159347542">
+    <w:abstractNumId w:val="3"/>
+  </w:num>
+  <w:num w:numId="5" w16cid:durableId="459571109">
+    <w:abstractNumId w:val="11"/>
+  </w:num>
+  <w:num w:numId="6" w16cid:durableId="993798361">
     <w:abstractNumId w:val="1"/>
   </w:num>
-  <w:num w:numId="2" w16cid:durableId="446774039">
-    <w:abstractNumId w:val="4"/>
+  <w:num w:numId="7" w16cid:durableId="1782645148">
+    <w:abstractNumId w:val="8"/>
   </w:num>
-  <w:num w:numId="3" w16cid:durableId="824903141">
-    <w:abstractNumId w:val="3"/>
-  </w:num>
-  <w:num w:numId="4" w16cid:durableId="1159347542">
-    <w:abstractNumId w:val="2"/>
-  </w:num>
-  <w:num w:numId="5" w16cid:durableId="459571109">
+  <w:num w:numId="8" w16cid:durableId="548759119">
     <w:abstractNumId w:val="5"/>
   </w:num>
-  <w:num w:numId="6" w16cid:durableId="993798361">
+  <w:num w:numId="9" w16cid:durableId="1795249674">
+    <w:abstractNumId w:val="9"/>
+  </w:num>
+  <w:num w:numId="10" w16cid:durableId="791288847">
     <w:abstractNumId w:val="0"/>
+  </w:num>
+  <w:num w:numId="11" w16cid:durableId="1957445449">
+    <w:abstractNumId w:val="6"/>
+  </w:num>
+  <w:num w:numId="12" w16cid:durableId="1573736655">
+    <w:abstractNumId w:val="4"/>
   </w:num>
 </w:numbering>
 </file>

--- a/Documenti/Relazione Finale/relazione finale (nuova).docx
+++ b/Documenti/Relazione Finale/relazione finale (nuova).docx
@@ -630,7 +630,25 @@
           <w:sz w:val="28"/>
           <w:szCs w:val="28"/>
         </w:rPr>
-        <w:t xml:space="preserve">Attraverso il modulo di Android abbiamo esplorato le architetture del sistema e le logiche all’interno dello sviluppo di un app, creazione dei componenti di layout (parte grafica) ed utilizzo di </w:t>
+        <w:t xml:space="preserve">Attraverso il modulo di Android abbiamo esplorato le architetture del sistema e le logiche all’interno dello sviluppo di </w:t>
+      </w:r>
+      <w:proofErr w:type="gramStart"/>
+      <w:r>
+        <w:rPr>
+          <w:rFonts w:ascii="Amasis MT Pro" w:hAnsi="Amasis MT Pro"/>
+          <w:sz w:val="28"/>
+          <w:szCs w:val="28"/>
+        </w:rPr>
+        <w:t>un app</w:t>
+      </w:r>
+      <w:proofErr w:type="gramEnd"/>
+      <w:r>
+        <w:rPr>
+          <w:rFonts w:ascii="Amasis MT Pro" w:hAnsi="Amasis MT Pro"/>
+          <w:sz w:val="28"/>
+          <w:szCs w:val="28"/>
+        </w:rPr>
+        <w:t xml:space="preserve">, creazione dei componenti di layout (parte grafica) ed utilizzo di </w:t>
       </w:r>
       <w:r>
         <w:rPr>
@@ -954,7 +972,23 @@
           <w:sz w:val="28"/>
           <w:szCs w:val="28"/>
         </w:rPr>
-        <w:t>è formato da G</w:t>
+        <w:t xml:space="preserve">è </w:t>
+      </w:r>
+      <w:r>
+        <w:rPr>
+          <w:rFonts w:ascii="Amasis MT Pro" w:hAnsi="Amasis MT Pro"/>
+          <w:sz w:val="28"/>
+          <w:szCs w:val="28"/>
+        </w:rPr>
+        <w:t xml:space="preserve">composto </w:t>
+      </w:r>
+      <w:r>
+        <w:rPr>
+          <w:rFonts w:ascii="Amasis MT Pro" w:hAnsi="Amasis MT Pro"/>
+          <w:sz w:val="28"/>
+          <w:szCs w:val="28"/>
+        </w:rPr>
+        <w:t>da G</w:t>
       </w:r>
       <w:r>
         <w:rPr>
@@ -1129,7 +1163,25 @@
           <w:sz w:val="28"/>
           <w:szCs w:val="28"/>
         </w:rPr>
-        <w:t xml:space="preserve">è stata di pensare all’idea di un app </w:t>
+        <w:t xml:space="preserve">è stata di pensare all’idea di </w:t>
+      </w:r>
+      <w:proofErr w:type="gramStart"/>
+      <w:r>
+        <w:rPr>
+          <w:rFonts w:ascii="Amasis MT Pro" w:hAnsi="Amasis MT Pro"/>
+          <w:sz w:val="28"/>
+          <w:szCs w:val="28"/>
+        </w:rPr>
+        <w:t>un app</w:t>
+      </w:r>
+      <w:proofErr w:type="gramEnd"/>
+      <w:r>
+        <w:rPr>
+          <w:rFonts w:ascii="Amasis MT Pro" w:hAnsi="Amasis MT Pro"/>
+          <w:sz w:val="28"/>
+          <w:szCs w:val="28"/>
+        </w:rPr>
+        <w:t xml:space="preserve"> </w:t>
       </w:r>
       <w:r>
         <w:rPr>
@@ -1357,7 +1409,25 @@
           <w:sz w:val="28"/>
           <w:szCs w:val="28"/>
         </w:rPr>
-        <w:t>per dare una strumento comodo all’utente per far fronte a questi aspetti quotidiani (e non).</w:t>
+        <w:t xml:space="preserve">per dare </w:t>
+      </w:r>
+      <w:proofErr w:type="gramStart"/>
+      <w:r>
+        <w:rPr>
+          <w:rFonts w:ascii="Amasis MT Pro" w:hAnsi="Amasis MT Pro"/>
+          <w:sz w:val="28"/>
+          <w:szCs w:val="28"/>
+        </w:rPr>
+        <w:t>una strumento</w:t>
+      </w:r>
+      <w:proofErr w:type="gramEnd"/>
+      <w:r>
+        <w:rPr>
+          <w:rFonts w:ascii="Amasis MT Pro" w:hAnsi="Amasis MT Pro"/>
+          <w:sz w:val="28"/>
+          <w:szCs w:val="28"/>
+        </w:rPr>
+        <w:t xml:space="preserve"> comodo all’utente per far fronte a questi aspetti quotidiani (e non).</w:t>
       </w:r>
     </w:p>
     <w:p>
@@ -1882,7 +1952,27 @@
           <w:sz w:val="28"/>
           <w:szCs w:val="28"/>
         </w:rPr>
-        <w:t xml:space="preserve">Nella parte user cliente in app si può avere una lista dei nostri animali, possiamo aggiungere le loro caratteristiche e catalogare il loro stato d’animo e </w:t>
+        <w:t xml:space="preserve">Nella parte user cliente in app si può avere una lista dei nostri animali, possiamo aggiungere le loro caratteristiche e catalogare il loro stato d’animo </w:t>
+      </w:r>
+      <w:proofErr w:type="gramStart"/>
+      <w:r>
+        <w:rPr>
+          <w:rFonts w:ascii="Amasis MT Pro" w:hAnsi="Amasis MT Pro"/>
+          <w:color w:val="000000" w:themeColor="text1"/>
+          <w:sz w:val="28"/>
+          <w:szCs w:val="28"/>
+        </w:rPr>
+        <w:t>e</w:t>
+      </w:r>
+      <w:proofErr w:type="gramEnd"/>
+      <w:r>
+        <w:rPr>
+          <w:rFonts w:ascii="Amasis MT Pro" w:hAnsi="Amasis MT Pro"/>
+          <w:color w:val="000000" w:themeColor="text1"/>
+          <w:sz w:val="28"/>
+          <w:szCs w:val="28"/>
+        </w:rPr>
+        <w:t xml:space="preserve"> </w:t>
       </w:r>
       <w:r>
         <w:rPr>
@@ -2056,6 +2146,7 @@
     </w:p>
     <w:p>
       <w:pPr>
+        <w:jc w:val="center"/>
         <w:rPr>
           <w:rFonts w:ascii="Amasis MT Pro" w:hAnsi="Amasis MT Pro"/>
           <w:sz w:val="36"/>
@@ -2069,6 +2160,14 @@
           <w:szCs w:val="36"/>
         </w:rPr>
         <w:lastRenderedPageBreak/>
+        <w:t>-</w:t>
+      </w:r>
+      <w:r>
+        <w:rPr>
+          <w:rFonts w:ascii="Amasis MT Pro" w:hAnsi="Amasis MT Pro"/>
+          <w:sz w:val="36"/>
+          <w:szCs w:val="36"/>
+        </w:rPr>
         <w:t>Materiale utilizzato</w:t>
       </w:r>
     </w:p>
@@ -2108,13 +2207,13 @@
           <w:szCs w:val="36"/>
         </w:rPr>
         <w:drawing>
-          <wp:anchor distT="0" distB="0" distL="114300" distR="114300" simplePos="0" relativeHeight="251668480" behindDoc="1" locked="0" layoutInCell="1" allowOverlap="1" wp14:anchorId="0870CAD4" wp14:editId="5937ECD3">
+          <wp:anchor distT="0" distB="0" distL="114300" distR="114300" simplePos="0" relativeHeight="251668480" behindDoc="1" locked="0" layoutInCell="1" allowOverlap="1" wp14:anchorId="0870CAD4" wp14:editId="5F66BC97">
             <wp:simplePos x="0" y="0"/>
             <wp:positionH relativeFrom="margin">
-              <wp:posOffset>3851910</wp:posOffset>
+              <wp:posOffset>3844982</wp:posOffset>
             </wp:positionH>
             <wp:positionV relativeFrom="paragraph">
-              <wp:posOffset>210185</wp:posOffset>
+              <wp:posOffset>9294</wp:posOffset>
             </wp:positionV>
             <wp:extent cx="1790700" cy="1790700"/>
             <wp:effectExtent l="0" t="0" r="0" b="0"/>
@@ -2322,38 +2421,39 @@
           <w:szCs w:val="36"/>
         </w:rPr>
         <w:drawing>
-          <wp:anchor distT="0" distB="0" distL="114300" distR="114300" simplePos="0" relativeHeight="251674624" behindDoc="0" locked="0" layoutInCell="1" allowOverlap="1" wp14:anchorId="5999B6C0" wp14:editId="602321BE">
+          <wp:anchor distT="0" distB="0" distL="114300" distR="114300" simplePos="0" relativeHeight="251674624" behindDoc="0" locked="0" layoutInCell="1" allowOverlap="1" wp14:anchorId="5999B6C0" wp14:editId="79E3DA2D">
             <wp:simplePos x="0" y="0"/>
             <wp:positionH relativeFrom="margin">
-              <wp:align>right</wp:align>
+              <wp:posOffset>3401580</wp:posOffset>
             </wp:positionH>
             <wp:positionV relativeFrom="paragraph">
-              <wp:posOffset>8255</wp:posOffset>
+              <wp:posOffset>219826</wp:posOffset>
             </wp:positionV>
-            <wp:extent cx="2733675" cy="1781175"/>
+            <wp:extent cx="3013075" cy="1962785"/>
             <wp:effectExtent l="0" t="0" r="0" b="0"/>
             <wp:wrapThrough wrapText="bothSides">
               <wp:wrapPolygon edited="0">
-                <wp:start x="12042" y="1155"/>
-                <wp:lineTo x="9332" y="3465"/>
-                <wp:lineTo x="6924" y="5082"/>
-                <wp:lineTo x="6472" y="6237"/>
-                <wp:lineTo x="6623" y="7393"/>
-                <wp:lineTo x="7526" y="9010"/>
-                <wp:lineTo x="6472" y="11089"/>
-                <wp:lineTo x="6774" y="12706"/>
-                <wp:lineTo x="10085" y="12706"/>
-                <wp:lineTo x="3010" y="16402"/>
-                <wp:lineTo x="3462" y="19405"/>
-                <wp:lineTo x="18364" y="19405"/>
-                <wp:lineTo x="18665" y="18481"/>
-                <wp:lineTo x="18213" y="17326"/>
-                <wp:lineTo x="17461" y="16402"/>
-                <wp:lineTo x="15203" y="12706"/>
-                <wp:lineTo x="15353" y="4158"/>
-                <wp:lineTo x="14751" y="3003"/>
-                <wp:lineTo x="13246" y="1155"/>
-                <wp:lineTo x="12042" y="1155"/>
+                <wp:start x="12291" y="1048"/>
+                <wp:lineTo x="10106" y="4822"/>
+                <wp:lineTo x="6692" y="4822"/>
+                <wp:lineTo x="6555" y="6709"/>
+                <wp:lineTo x="7374" y="8176"/>
+                <wp:lineTo x="6555" y="10692"/>
+                <wp:lineTo x="6419" y="11950"/>
+                <wp:lineTo x="10925" y="14885"/>
+                <wp:lineTo x="11471" y="14885"/>
+                <wp:lineTo x="3551" y="16142"/>
+                <wp:lineTo x="3004" y="16352"/>
+                <wp:lineTo x="3551" y="19287"/>
+                <wp:lineTo x="18163" y="19287"/>
+                <wp:lineTo x="18573" y="18029"/>
+                <wp:lineTo x="17890" y="16562"/>
+                <wp:lineTo x="14612" y="14885"/>
+                <wp:lineTo x="15159" y="12788"/>
+                <wp:lineTo x="15159" y="3774"/>
+                <wp:lineTo x="14476" y="2725"/>
+                <wp:lineTo x="12837" y="1048"/>
+                <wp:lineTo x="12291" y="1048"/>
               </wp:wrapPolygon>
             </wp:wrapThrough>
             <wp:docPr id="19385226" name="Immagine 6" descr="Immagine che contiene Carattere, Elementi grafici, simbolo, logo&#10;&#10;Il contenuto generato dall'IA potrebbe non essere corretto."/>
@@ -2382,7 +2482,7 @@
                   <pic:spPr>
                     <a:xfrm>
                       <a:off x="0" y="0"/>
-                      <a:ext cx="2733675" cy="1781175"/>
+                      <a:ext cx="3013075" cy="1962785"/>
                     </a:xfrm>
                     <a:prstGeom prst="rect">
                       <a:avLst/>
@@ -2405,13 +2505,13 @@
           <w:noProof/>
         </w:rPr>
         <w:drawing>
-          <wp:anchor distT="0" distB="0" distL="114300" distR="114300" simplePos="0" relativeHeight="251671552" behindDoc="0" locked="0" layoutInCell="1" allowOverlap="1" wp14:anchorId="3DC0E704" wp14:editId="572A9E4C">
+          <wp:anchor distT="0" distB="0" distL="114300" distR="114300" simplePos="0" relativeHeight="251671552" behindDoc="0" locked="0" layoutInCell="1" allowOverlap="1" wp14:anchorId="3DC0E704" wp14:editId="73B44BB4">
             <wp:simplePos x="0" y="0"/>
             <wp:positionH relativeFrom="margin">
               <wp:align>left</wp:align>
             </wp:positionH>
             <wp:positionV relativeFrom="paragraph">
-              <wp:posOffset>12700</wp:posOffset>
+              <wp:posOffset>185882</wp:posOffset>
             </wp:positionV>
             <wp:extent cx="2076450" cy="2139950"/>
             <wp:effectExtent l="0" t="0" r="0" b="0"/>
@@ -2518,24 +2618,34 @@
           <w:szCs w:val="36"/>
         </w:rPr>
       </w:pPr>
-      <w:r>
+    </w:p>
+    <w:p>
+      <w:pPr>
         <w:rPr>
           <w:rFonts w:ascii="Amasis MT Pro" w:hAnsi="Amasis MT Pro"/>
           <w:noProof/>
           <w:sz w:val="36"/>
           <w:szCs w:val="36"/>
         </w:rPr>
+      </w:pPr>
+      <w:r>
+        <w:rPr>
+          <w:rFonts w:ascii="Amasis MT Pro" w:hAnsi="Amasis MT Pro"/>
+          <w:noProof/>
+          <w:sz w:val="36"/>
+          <w:szCs w:val="36"/>
+        </w:rPr>
         <w:drawing>
-          <wp:anchor distT="0" distB="0" distL="114300" distR="114300" simplePos="0" relativeHeight="251673600" behindDoc="1" locked="0" layoutInCell="1" allowOverlap="1" wp14:anchorId="6799EEE8" wp14:editId="51D127D9">
+          <wp:anchor distT="0" distB="0" distL="114300" distR="114300" simplePos="0" relativeHeight="251673600" behindDoc="1" locked="0" layoutInCell="1" allowOverlap="1" wp14:anchorId="6799EEE8" wp14:editId="10B2063D">
             <wp:simplePos x="0" y="0"/>
             <wp:positionH relativeFrom="margin">
               <wp:align>left</wp:align>
             </wp:positionH>
             <wp:positionV relativeFrom="paragraph">
-              <wp:posOffset>10795</wp:posOffset>
+              <wp:posOffset>10449</wp:posOffset>
             </wp:positionV>
-            <wp:extent cx="2857500" cy="1600200"/>
-            <wp:effectExtent l="0" t="0" r="0" b="0"/>
+            <wp:extent cx="2286000" cy="1236689"/>
+            <wp:effectExtent l="0" t="0" r="0" b="1905"/>
             <wp:wrapNone/>
             <wp:docPr id="131303338" name="Immagine 4" descr="Immagine che contiene Carattere, logo, Elementi grafici, simbolo&#10;&#10;Il contenuto generato dall'IA potrebbe non essere corretto."/>
             <wp:cNvGraphicFramePr>
@@ -2563,7 +2673,7 @@
                   <pic:spPr>
                     <a:xfrm>
                       <a:off x="0" y="0"/>
-                      <a:ext cx="2857500" cy="1600200"/>
+                      <a:ext cx="2286000" cy="1236689"/>
                     </a:xfrm>
                     <a:prstGeom prst="rect">
                       <a:avLst/>
@@ -2572,6 +2682,12 @@
                 </pic:pic>
               </a:graphicData>
             </a:graphic>
+            <wp14:sizeRelH relativeFrom="margin">
+              <wp14:pctWidth>0</wp14:pctWidth>
+            </wp14:sizeRelH>
+            <wp14:sizeRelV relativeFrom="margin">
+              <wp14:pctHeight>0</wp14:pctHeight>
+            </wp14:sizeRelV>
           </wp:anchor>
         </w:drawing>
       </w:r>
@@ -2628,16 +2744,7 @@
     </w:p>
     <w:p>
       <w:pPr>
-        <w:rPr>
-          <w:rFonts w:ascii="Amasis MT Pro" w:hAnsi="Amasis MT Pro"/>
-          <w:noProof/>
-          <w:sz w:val="36"/>
-          <w:szCs w:val="36"/>
-        </w:rPr>
-      </w:pPr>
-    </w:p>
-    <w:p>
-      <w:pPr>
+        <w:jc w:val="center"/>
         <w:rPr>
           <w:rFonts w:ascii="Amasis MT Pro" w:hAnsi="Amasis MT Pro"/>
           <w:sz w:val="36"/>
@@ -2651,7 +2758,23 @@
           <w:szCs w:val="36"/>
         </w:rPr>
         <w:lastRenderedPageBreak/>
-        <w:t xml:space="preserve">Struttura dei dati e modello ER: </w:t>
+        <w:t>-</w:t>
+      </w:r>
+      <w:r>
+        <w:rPr>
+          <w:rFonts w:ascii="Amasis MT Pro" w:hAnsi="Amasis MT Pro"/>
+          <w:sz w:val="36"/>
+          <w:szCs w:val="36"/>
+        </w:rPr>
+        <w:t>Struttura dei dati</w:t>
+      </w:r>
+      <w:r>
+        <w:rPr>
+          <w:rFonts w:ascii="Amasis MT Pro" w:hAnsi="Amasis MT Pro"/>
+          <w:sz w:val="36"/>
+          <w:szCs w:val="36"/>
+        </w:rPr>
+        <w:t>: ER e modello dati</w:t>
       </w:r>
     </w:p>
     <w:p>
@@ -3010,6 +3133,7 @@
         <w:t xml:space="preserve">Ne seguono ulteriori considerazioni come la difficoltà eventuale di richiamare con precisione quei dati tramite </w:t>
       </w:r>
       <w:proofErr w:type="spellStart"/>
+      <w:proofErr w:type="gramStart"/>
       <w:r>
         <w:rPr>
           <w:rFonts w:ascii="Amasis MT Pro" w:hAnsi="Amasis MT Pro"/>
@@ -3025,7 +3149,16 @@
           <w:sz w:val="28"/>
           <w:szCs w:val="28"/>
         </w:rPr>
-        <w:t xml:space="preserve"> ad esempio, poiché</w:t>
+        <w:t xml:space="preserve"> ad esempio</w:t>
+      </w:r>
+      <w:proofErr w:type="gramEnd"/>
+      <w:r>
+        <w:rPr>
+          <w:rFonts w:ascii="Amasis MT Pro" w:hAnsi="Amasis MT Pro"/>
+          <w:sz w:val="28"/>
+          <w:szCs w:val="28"/>
+        </w:rPr>
+        <w:t>, poiché</w:t>
       </w:r>
       <w:r>
         <w:rPr>
@@ -3323,7 +3456,43 @@
           <w:sz w:val="28"/>
           <w:szCs w:val="28"/>
         </w:rPr>
-        <w:t xml:space="preserve"> ed il modello ER da noi creato abbiamo riassunto tramite questo schema a tabelle tutti i principi fondamentali delle nostre entità specificando anche il tipo di rapporto che hanno (1:1; 1:N, N:N).</w:t>
+        <w:t xml:space="preserve"> ed il modello ER da noi creato abbiamo riassunto tramite questo schema a tabelle tutti i principi fondamentali delle nostre entità specificando anche il tipo di rapporto che hanno (1:1; </w:t>
+      </w:r>
+      <w:proofErr w:type="gramStart"/>
+      <w:r>
+        <w:rPr>
+          <w:rFonts w:ascii="Amasis MT Pro" w:hAnsi="Amasis MT Pro"/>
+          <w:sz w:val="28"/>
+          <w:szCs w:val="28"/>
+        </w:rPr>
+        <w:t>1:N</w:t>
+      </w:r>
+      <w:proofErr w:type="gramEnd"/>
+      <w:r>
+        <w:rPr>
+          <w:rFonts w:ascii="Amasis MT Pro" w:hAnsi="Amasis MT Pro"/>
+          <w:sz w:val="28"/>
+          <w:szCs w:val="28"/>
+        </w:rPr>
+        <w:t xml:space="preserve">, </w:t>
+      </w:r>
+      <w:proofErr w:type="gramStart"/>
+      <w:r>
+        <w:rPr>
+          <w:rFonts w:ascii="Amasis MT Pro" w:hAnsi="Amasis MT Pro"/>
+          <w:sz w:val="28"/>
+          <w:szCs w:val="28"/>
+        </w:rPr>
+        <w:t>N:N</w:t>
+      </w:r>
+      <w:proofErr w:type="gramEnd"/>
+      <w:r>
+        <w:rPr>
+          <w:rFonts w:ascii="Amasis MT Pro" w:hAnsi="Amasis MT Pro"/>
+          <w:sz w:val="28"/>
+          <w:szCs w:val="28"/>
+        </w:rPr>
+        <w:t>).</w:t>
       </w:r>
     </w:p>
     <w:p>
@@ -3723,7 +3892,25 @@
           <w:sz w:val="28"/>
           <w:szCs w:val="28"/>
         </w:rPr>
-        <w:t xml:space="preserve"> aver inserito password e </w:t>
+        <w:t xml:space="preserve"> aver inserito password </w:t>
+      </w:r>
+      <w:proofErr w:type="gramStart"/>
+      <w:r>
+        <w:rPr>
+          <w:rFonts w:ascii="Amasis MT Pro" w:hAnsi="Amasis MT Pro"/>
+          <w:sz w:val="28"/>
+          <w:szCs w:val="28"/>
+        </w:rPr>
+        <w:t>e</w:t>
+      </w:r>
+      <w:proofErr w:type="gramEnd"/>
+      <w:r>
+        <w:rPr>
+          <w:rFonts w:ascii="Amasis MT Pro" w:hAnsi="Amasis MT Pro"/>
+          <w:sz w:val="28"/>
+          <w:szCs w:val="28"/>
+        </w:rPr>
+        <w:t xml:space="preserve"> </w:t>
       </w:r>
       <w:r>
         <w:rPr>
@@ -3850,9 +4037,128 @@
           <w:szCs w:val="36"/>
         </w:rPr>
       </w:pPr>
-      <w:r>
-        <w:rPr>
-          <w:rFonts w:ascii="Amasis MT Pro" w:hAnsi="Amasis MT Pro"/>
+    </w:p>
+    <w:p>
+      <w:pPr>
+        <w:rPr>
+          <w:rFonts w:ascii="Amasis MT Pro" w:hAnsi="Amasis MT Pro"/>
+          <w:sz w:val="36"/>
+          <w:szCs w:val="36"/>
+        </w:rPr>
+      </w:pPr>
+    </w:p>
+    <w:p>
+      <w:pPr>
+        <w:rPr>
+          <w:rFonts w:ascii="Amasis MT Pro" w:hAnsi="Amasis MT Pro"/>
+          <w:sz w:val="36"/>
+          <w:szCs w:val="36"/>
+        </w:rPr>
+      </w:pPr>
+    </w:p>
+    <w:p>
+      <w:pPr>
+        <w:rPr>
+          <w:rFonts w:ascii="Amasis MT Pro" w:hAnsi="Amasis MT Pro"/>
+          <w:sz w:val="36"/>
+          <w:szCs w:val="36"/>
+        </w:rPr>
+      </w:pPr>
+    </w:p>
+    <w:p>
+      <w:pPr>
+        <w:rPr>
+          <w:rFonts w:ascii="Amasis MT Pro" w:hAnsi="Amasis MT Pro"/>
+          <w:sz w:val="36"/>
+          <w:szCs w:val="36"/>
+        </w:rPr>
+      </w:pPr>
+    </w:p>
+    <w:p>
+      <w:pPr>
+        <w:rPr>
+          <w:rFonts w:ascii="Amasis MT Pro" w:hAnsi="Amasis MT Pro"/>
+          <w:sz w:val="36"/>
+          <w:szCs w:val="36"/>
+        </w:rPr>
+      </w:pPr>
+    </w:p>
+    <w:p>
+      <w:pPr>
+        <w:rPr>
+          <w:rFonts w:ascii="Amasis MT Pro" w:hAnsi="Amasis MT Pro"/>
+          <w:sz w:val="36"/>
+          <w:szCs w:val="36"/>
+        </w:rPr>
+      </w:pPr>
+    </w:p>
+    <w:p>
+      <w:pPr>
+        <w:jc w:val="center"/>
+        <w:rPr>
+          <w:rFonts w:ascii="Amasis MT Pro" w:hAnsi="Amasis MT Pro"/>
+          <w:sz w:val="36"/>
+          <w:szCs w:val="36"/>
+        </w:rPr>
+      </w:pPr>
+      <w:r>
+        <w:rPr>
+          <w:rFonts w:ascii="Amasis MT Pro" w:hAnsi="Amasis MT Pro"/>
+          <w:sz w:val="36"/>
+          <w:szCs w:val="36"/>
+        </w:rPr>
+        <w:lastRenderedPageBreak/>
+        <w:t>-</w:t>
+      </w:r>
+      <w:proofErr w:type="spellStart"/>
+      <w:r>
+        <w:rPr>
+          <w:rFonts w:ascii="Amasis MT Pro" w:hAnsi="Amasis MT Pro"/>
+          <w:sz w:val="36"/>
+          <w:szCs w:val="36"/>
+        </w:rPr>
+        <w:t>Wireframe</w:t>
+      </w:r>
+      <w:proofErr w:type="spellEnd"/>
+      <w:r>
+        <w:rPr>
+          <w:rFonts w:ascii="Amasis MT Pro" w:hAnsi="Amasis MT Pro"/>
+          <w:sz w:val="36"/>
+          <w:szCs w:val="36"/>
+        </w:rPr>
+        <w:t>, Storyboard con navigazione</w:t>
+      </w:r>
+    </w:p>
+    <w:p>
+      <w:pPr>
+        <w:rPr>
+          <w:rFonts w:ascii="Amasis MT Pro" w:hAnsi="Amasis MT Pro"/>
+          <w:sz w:val="36"/>
+          <w:szCs w:val="36"/>
+        </w:rPr>
+      </w:pPr>
+    </w:p>
+    <w:p>
+      <w:pPr>
+        <w:rPr>
+          <w:rFonts w:ascii="Amasis MT Pro" w:hAnsi="Amasis MT Pro"/>
+          <w:sz w:val="36"/>
+          <w:szCs w:val="36"/>
+        </w:rPr>
+      </w:pPr>
+    </w:p>
+    <w:p>
+      <w:pPr>
+        <w:rPr>
+          <w:rFonts w:ascii="Amasis MT Pro" w:hAnsi="Amasis MT Pro"/>
+          <w:sz w:val="36"/>
+          <w:szCs w:val="36"/>
+        </w:rPr>
+      </w:pPr>
+      <w:r>
+        <w:rPr>
+          <w:rFonts w:ascii="Amasis MT Pro" w:hAnsi="Amasis MT Pro"/>
+          <w:color w:val="FF0000"/>
           <w:sz w:val="36"/>
           <w:szCs w:val="36"/>
         </w:rPr>
@@ -4456,6 +4762,7 @@
           <w:rFonts w:ascii="Amasis MT Pro" w:hAnsi="Amasis MT Pro"/>
           <w:noProof/>
         </w:rPr>
+        <w:lastRenderedPageBreak/>
         <w:drawing>
           <wp:anchor distT="0" distB="0" distL="114300" distR="114300" simplePos="0" relativeHeight="251660288" behindDoc="0" locked="0" layoutInCell="1" allowOverlap="1" wp14:anchorId="54F62B64" wp14:editId="21A8AA8F">
             <wp:simplePos x="0" y="0"/>
@@ -5033,156 +5340,22 @@
     </w:p>
     <w:p>
       <w:pPr>
-        <w:rPr>
-          <w:rFonts w:ascii="Amasis MT Pro" w:hAnsi="Amasis MT Pro"/>
-          <w:sz w:val="36"/>
-          <w:szCs w:val="36"/>
-        </w:rPr>
-      </w:pPr>
-    </w:p>
-    <w:p>
-      <w:pPr>
-        <w:rPr>
-          <w:rFonts w:ascii="Amasis MT Pro" w:hAnsi="Amasis MT Pro"/>
-          <w:sz w:val="36"/>
-          <w:szCs w:val="36"/>
-        </w:rPr>
-      </w:pPr>
-    </w:p>
-    <w:p>
-      <w:pPr>
-        <w:rPr>
-          <w:rFonts w:ascii="Amasis MT Pro" w:hAnsi="Amasis MT Pro"/>
-          <w:sz w:val="36"/>
-          <w:szCs w:val="36"/>
-        </w:rPr>
-      </w:pPr>
-    </w:p>
-    <w:p>
-      <w:pPr>
-        <w:rPr>
-          <w:rFonts w:ascii="Amasis MT Pro" w:hAnsi="Amasis MT Pro"/>
-          <w:sz w:val="36"/>
-          <w:szCs w:val="36"/>
-        </w:rPr>
-      </w:pPr>
-    </w:p>
-    <w:p>
-      <w:pPr>
-        <w:rPr>
-          <w:rFonts w:ascii="Amasis MT Pro" w:hAnsi="Amasis MT Pro"/>
-          <w:sz w:val="36"/>
-          <w:szCs w:val="36"/>
-        </w:rPr>
-      </w:pPr>
-    </w:p>
-    <w:p>
-      <w:pPr>
-        <w:rPr>
-          <w:rFonts w:ascii="Amasis MT Pro" w:hAnsi="Amasis MT Pro"/>
-          <w:sz w:val="36"/>
-          <w:szCs w:val="36"/>
-        </w:rPr>
-      </w:pPr>
-    </w:p>
-    <w:p>
-      <w:pPr>
-        <w:rPr>
-          <w:rFonts w:ascii="Amasis MT Pro" w:hAnsi="Amasis MT Pro"/>
-          <w:sz w:val="36"/>
-          <w:szCs w:val="36"/>
-        </w:rPr>
-      </w:pPr>
-    </w:p>
-    <w:p>
-      <w:pPr>
-        <w:rPr>
-          <w:rFonts w:ascii="Amasis MT Pro" w:hAnsi="Amasis MT Pro"/>
-          <w:sz w:val="36"/>
-          <w:szCs w:val="36"/>
-        </w:rPr>
-      </w:pPr>
-    </w:p>
-    <w:p>
-      <w:pPr>
-        <w:rPr>
-          <w:rFonts w:ascii="Amasis MT Pro" w:hAnsi="Amasis MT Pro"/>
-          <w:sz w:val="36"/>
-          <w:szCs w:val="36"/>
-        </w:rPr>
-      </w:pPr>
-    </w:p>
-    <w:p>
-      <w:pPr>
-        <w:rPr>
-          <w:rFonts w:ascii="Amasis MT Pro" w:hAnsi="Amasis MT Pro"/>
-          <w:sz w:val="36"/>
-          <w:szCs w:val="36"/>
-        </w:rPr>
-      </w:pPr>
-    </w:p>
-    <w:p>
-      <w:pPr>
-        <w:rPr>
-          <w:rFonts w:ascii="Amasis MT Pro" w:hAnsi="Amasis MT Pro"/>
-          <w:sz w:val="36"/>
-          <w:szCs w:val="36"/>
-        </w:rPr>
-      </w:pPr>
-    </w:p>
-    <w:p>
-      <w:pPr>
-        <w:rPr>
-          <w:rFonts w:ascii="Amasis MT Pro" w:hAnsi="Amasis MT Pro"/>
-          <w:sz w:val="36"/>
-          <w:szCs w:val="36"/>
-        </w:rPr>
-      </w:pPr>
-    </w:p>
-    <w:p>
-      <w:pPr>
-        <w:rPr>
-          <w:rFonts w:ascii="Amasis MT Pro" w:hAnsi="Amasis MT Pro"/>
-          <w:sz w:val="36"/>
-          <w:szCs w:val="36"/>
-        </w:rPr>
-      </w:pPr>
-    </w:p>
-    <w:p>
-      <w:pPr>
-        <w:rPr>
-          <w:rFonts w:ascii="Amasis MT Pro" w:hAnsi="Amasis MT Pro"/>
-          <w:sz w:val="36"/>
-          <w:szCs w:val="36"/>
-        </w:rPr>
-      </w:pPr>
-    </w:p>
-    <w:p>
-      <w:pPr>
-        <w:rPr>
-          <w:rFonts w:ascii="Amasis MT Pro" w:hAnsi="Amasis MT Pro"/>
-          <w:sz w:val="36"/>
-          <w:szCs w:val="36"/>
-        </w:rPr>
-      </w:pPr>
-    </w:p>
-    <w:p>
-      <w:pPr>
-        <w:rPr>
-          <w:rFonts w:ascii="Amasis MT Pro" w:hAnsi="Amasis MT Pro"/>
-          <w:sz w:val="36"/>
-          <w:szCs w:val="36"/>
-        </w:rPr>
-      </w:pPr>
-    </w:p>
-    <w:p>
-      <w:pPr>
-        <w:rPr>
-          <w:rFonts w:ascii="Amasis MT Pro" w:hAnsi="Amasis MT Pro"/>
-          <w:sz w:val="36"/>
-          <w:szCs w:val="36"/>
-        </w:rPr>
-      </w:pPr>
+        <w:jc w:val="center"/>
+        <w:rPr>
+          <w:rFonts w:ascii="Amasis MT Pro" w:hAnsi="Amasis MT Pro"/>
+          <w:sz w:val="36"/>
+          <w:szCs w:val="36"/>
+        </w:rPr>
+      </w:pPr>
+      <w:r>
+        <w:rPr>
+          <w:rFonts w:ascii="Amasis MT Pro" w:hAnsi="Amasis MT Pro"/>
+          <w:sz w:val="36"/>
+          <w:szCs w:val="36"/>
+        </w:rPr>
+        <w:lastRenderedPageBreak/>
+        <w:t>-</w:t>
+      </w:r>
       <w:r>
         <w:rPr>
           <w:rFonts w:ascii="Amasis MT Pro" w:hAnsi="Amasis MT Pro"/>
@@ -5208,6 +5381,48 @@
           <w:szCs w:val="36"/>
         </w:rPr>
       </w:pPr>
+      <w:r>
+        <w:rPr>
+          <w:rFonts w:ascii="Amasis MT Pro" w:hAnsi="Amasis MT Pro"/>
+          <w:sz w:val="36"/>
+          <w:szCs w:val="36"/>
+        </w:rPr>
+        <w:t>Java</w:t>
+      </w:r>
+    </w:p>
+    <w:p>
+      <w:pPr>
+        <w:rPr>
+          <w:rFonts w:ascii="Amasis MT Pro" w:hAnsi="Amasis MT Pro"/>
+          <w:sz w:val="36"/>
+          <w:szCs w:val="36"/>
+        </w:rPr>
+      </w:pPr>
+      <w:r>
+        <w:rPr>
+          <w:rFonts w:ascii="Amasis MT Pro" w:hAnsi="Amasis MT Pro"/>
+          <w:sz w:val="36"/>
+          <w:szCs w:val="36"/>
+        </w:rPr>
+        <w:t>Python</w:t>
+      </w:r>
+    </w:p>
+    <w:p>
+      <w:pPr>
+        <w:rPr>
+          <w:rFonts w:ascii="Amasis MT Pro" w:hAnsi="Amasis MT Pro"/>
+          <w:sz w:val="36"/>
+          <w:szCs w:val="36"/>
+        </w:rPr>
+      </w:pPr>
+      <w:r>
+        <w:rPr>
+          <w:rFonts w:ascii="Amasis MT Pro" w:hAnsi="Amasis MT Pro"/>
+          <w:sz w:val="36"/>
+          <w:szCs w:val="36"/>
+        </w:rPr>
+        <w:t>Retrofit</w:t>
+      </w:r>
     </w:p>
     <w:p>
       <w:pPr>
@@ -5277,7 +5492,25 @@
           <w:sz w:val="28"/>
           <w:szCs w:val="28"/>
         </w:rPr>
-        <w:t xml:space="preserve">Le API sono protocolli che permettono lo scambio di informazioni in rete, REST invece è la specifica API che comunica in protocollo http/https e manda dati in formato JSON. Le istruzioni che il client può inviare al server sono di 4 tipi: </w:t>
+        <w:t xml:space="preserve">Le API sono protocolli che permettono lo scambio di informazioni in rete, REST invece è la specifica API che comunica in protocollo http/https e manda dati in formato JSON. Le istruzioni che il client può inviare al server sono di </w:t>
+      </w:r>
+      <w:proofErr w:type="gramStart"/>
+      <w:r>
+        <w:rPr>
+          <w:rFonts w:ascii="Amasis MT Pro" w:hAnsi="Amasis MT Pro"/>
+          <w:sz w:val="28"/>
+          <w:szCs w:val="28"/>
+        </w:rPr>
+        <w:t>4</w:t>
+      </w:r>
+      <w:proofErr w:type="gramEnd"/>
+      <w:r>
+        <w:rPr>
+          <w:rFonts w:ascii="Amasis MT Pro" w:hAnsi="Amasis MT Pro"/>
+          <w:sz w:val="28"/>
+          <w:szCs w:val="28"/>
+        </w:rPr>
+        <w:t xml:space="preserve"> tipi: </w:t>
       </w:r>
     </w:p>
     <w:p>
@@ -6237,44 +6470,38 @@
     </w:p>
     <w:p>
       <w:pPr>
-        <w:rPr>
-          <w:rFonts w:ascii="Amasis MT Pro" w:hAnsi="Amasis MT Pro"/>
-          <w:sz w:val="36"/>
-          <w:szCs w:val="36"/>
-        </w:rPr>
-      </w:pPr>
-    </w:p>
-    <w:p>
-      <w:pPr>
-        <w:rPr>
-          <w:rFonts w:ascii="Amasis MT Pro" w:hAnsi="Amasis MT Pro"/>
-          <w:sz w:val="36"/>
-          <w:szCs w:val="36"/>
-        </w:rPr>
-      </w:pPr>
-      <w:r>
-        <w:rPr>
-          <w:rFonts w:ascii="Amasis MT Pro" w:hAnsi="Amasis MT Pro"/>
-          <w:sz w:val="36"/>
-          <w:szCs w:val="36"/>
-        </w:rPr>
-        <w:t>Esempio d’uso (</w:t>
-      </w:r>
-      <w:r>
-        <w:rPr>
-          <w:rFonts w:ascii="Amasis MT Pro" w:hAnsi="Amasis MT Pro"/>
-          <w:sz w:val="36"/>
-          <w:szCs w:val="36"/>
-        </w:rPr>
-        <w:t>cosa</w:t>
-      </w:r>
-      <w:r>
-        <w:rPr>
-          <w:rFonts w:ascii="Amasis MT Pro" w:hAnsi="Amasis MT Pro"/>
-          <w:sz w:val="36"/>
-          <w:szCs w:val="36"/>
-        </w:rPr>
-        <w:t xml:space="preserve"> dovrei scrivere?)</w:t>
+        <w:jc w:val="center"/>
+        <w:rPr>
+          <w:rFonts w:ascii="Amasis MT Pro" w:hAnsi="Amasis MT Pro"/>
+          <w:sz w:val="36"/>
+          <w:szCs w:val="36"/>
+        </w:rPr>
+      </w:pPr>
+    </w:p>
+    <w:p>
+      <w:pPr>
+        <w:jc w:val="center"/>
+        <w:rPr>
+          <w:rFonts w:ascii="Amasis MT Pro" w:hAnsi="Amasis MT Pro"/>
+          <w:sz w:val="36"/>
+          <w:szCs w:val="36"/>
+        </w:rPr>
+      </w:pPr>
+      <w:r>
+        <w:rPr>
+          <w:rFonts w:ascii="Amasis MT Pro" w:hAnsi="Amasis MT Pro"/>
+          <w:sz w:val="36"/>
+          <w:szCs w:val="36"/>
+        </w:rPr>
+        <w:t>-</w:t>
+      </w:r>
+      <w:r>
+        <w:rPr>
+          <w:rFonts w:ascii="Amasis MT Pro" w:hAnsi="Amasis MT Pro"/>
+          <w:sz w:val="36"/>
+          <w:szCs w:val="36"/>
+        </w:rPr>
+        <w:t>Esempio d’uso (cosa dovrei scrivere?)</w:t>
       </w:r>
     </w:p>
     <w:p>
@@ -6351,15 +6578,495 @@
           <w:sz w:val="28"/>
           <w:szCs w:val="28"/>
         </w:rPr>
-        <w:t>L’utente vuole giustamente</w:t>
-      </w:r>
-      <w:r>
-        <w:rPr>
-          <w:rFonts w:ascii="Amasis MT Pro" w:hAnsi="Amasis MT Pro"/>
-          <w:sz w:val="28"/>
-          <w:szCs w:val="28"/>
-        </w:rPr>
-        <w:t xml:space="preserve"> tenere traccia delle</w:t>
+        <w:t>L’utente vuole giustamente tenere traccia delle caratteristiche dell’animale (peso, altezza, segni particolari) e soprattutto registrare le eventuali allergie o problematiche in maniera tale da poterne sempre tenere traccia in giro ed al bisogno. Avrà dunque la possibilità di registrare questo cucciolo con il suo nome ed anche un rating emotivo dell’animale, oltre che le caratteristiche comprensive di una cartella clinica.</w:t>
+      </w:r>
+    </w:p>
+    <w:p>
+      <w:pPr>
+        <w:rPr>
+          <w:rFonts w:ascii="Amasis MT Pro" w:hAnsi="Amasis MT Pro"/>
+          <w:sz w:val="28"/>
+          <w:szCs w:val="28"/>
+        </w:rPr>
+      </w:pPr>
+      <w:r>
+        <w:rPr>
+          <w:rFonts w:ascii="Amasis MT Pro" w:hAnsi="Amasis MT Pro"/>
+          <w:sz w:val="28"/>
+          <w:szCs w:val="28"/>
+        </w:rPr>
+        <w:t>Ma se l’utente avesse anche un altro animale da gestire?</w:t>
+      </w:r>
+    </w:p>
+    <w:p>
+      <w:pPr>
+        <w:rPr>
+          <w:rFonts w:ascii="Amasis MT Pro" w:hAnsi="Amasis MT Pro"/>
+          <w:sz w:val="28"/>
+          <w:szCs w:val="28"/>
+        </w:rPr>
+      </w:pPr>
+      <w:r>
+        <w:rPr>
+          <w:rFonts w:ascii="Amasis MT Pro" w:hAnsi="Amasis MT Pro"/>
+          <w:sz w:val="28"/>
+          <w:szCs w:val="28"/>
+        </w:rPr>
+        <w:t>Potrà effettivamente aggiungere anche quest’ultimo in maniera tale da avere nella sua Home traccia degli animali registrati.</w:t>
+      </w:r>
+    </w:p>
+    <w:p>
+      <w:pPr>
+        <w:rPr>
+          <w:rFonts w:ascii="Amasis MT Pro" w:hAnsi="Amasis MT Pro"/>
+          <w:sz w:val="28"/>
+          <w:szCs w:val="28"/>
+        </w:rPr>
+      </w:pPr>
+      <w:r>
+        <w:rPr>
+          <w:rFonts w:ascii="Amasis MT Pro" w:hAnsi="Amasis MT Pro"/>
+          <w:sz w:val="28"/>
+          <w:szCs w:val="28"/>
+        </w:rPr>
+        <w:t>Ora che le registrazioni sono fatte è possibile cercare servizi che possano interessarci messi online dai fornitori (SVILUPPO FUTURO)</w:t>
+      </w:r>
+    </w:p>
+    <w:p>
+      <w:pPr>
+        <w:rPr>
+          <w:rFonts w:ascii="Amasis MT Pro" w:hAnsi="Amasis MT Pro"/>
+          <w:sz w:val="28"/>
+          <w:szCs w:val="28"/>
+        </w:rPr>
+      </w:pPr>
+      <w:r>
+        <w:rPr>
+          <w:rFonts w:ascii="Amasis MT Pro" w:hAnsi="Amasis MT Pro"/>
+          <w:sz w:val="28"/>
+          <w:szCs w:val="28"/>
+        </w:rPr>
+        <w:t>Si possono anche registrare visite veterinarie ricevute e il comportamento dell’animale.</w:t>
+      </w:r>
+    </w:p>
+    <w:p>
+      <w:pPr>
+        <w:rPr>
+          <w:rFonts w:ascii="Amasis MT Pro" w:hAnsi="Amasis MT Pro"/>
+          <w:sz w:val="28"/>
+          <w:szCs w:val="28"/>
+        </w:rPr>
+      </w:pPr>
+      <w:r>
+        <w:rPr>
+          <w:rFonts w:ascii="Amasis MT Pro" w:hAnsi="Amasis MT Pro"/>
+          <w:sz w:val="28"/>
+          <w:szCs w:val="28"/>
+        </w:rPr>
+        <w:t xml:space="preserve">Tutte queste attività saranno ordinate con rispettive data ed orario all’interno del calendario utente. </w:t>
+      </w:r>
+    </w:p>
+    <w:p>
+      <w:pPr>
+        <w:rPr>
+          <w:rFonts w:ascii="Amasis MT Pro" w:hAnsi="Amasis MT Pro"/>
+          <w:sz w:val="28"/>
+          <w:szCs w:val="28"/>
+        </w:rPr>
+      </w:pPr>
+      <w:r>
+        <w:rPr>
+          <w:rFonts w:ascii="Amasis MT Pro" w:hAnsi="Amasis MT Pro"/>
+          <w:sz w:val="28"/>
+          <w:szCs w:val="28"/>
+        </w:rPr>
+        <w:t>Il calendario ha la possibilità di registrare localmente questi eventi e facilitare l’utente in questa interazione.</w:t>
+      </w:r>
+    </w:p>
+    <w:p>
+      <w:pPr>
+        <w:rPr>
+          <w:rFonts w:ascii="Amasis MT Pro" w:hAnsi="Amasis MT Pro"/>
+          <w:sz w:val="28"/>
+          <w:szCs w:val="28"/>
+        </w:rPr>
+      </w:pPr>
+    </w:p>
+    <w:p>
+      <w:pPr>
+        <w:rPr>
+          <w:rFonts w:ascii="Amasis MT Pro" w:hAnsi="Amasis MT Pro"/>
+          <w:sz w:val="36"/>
+          <w:szCs w:val="36"/>
+        </w:rPr>
+      </w:pPr>
+    </w:p>
+    <w:p>
+      <w:pPr>
+        <w:rPr>
+          <w:rFonts w:ascii="Amasis MT Pro" w:hAnsi="Amasis MT Pro"/>
+          <w:sz w:val="36"/>
+          <w:szCs w:val="36"/>
+        </w:rPr>
+      </w:pPr>
+    </w:p>
+    <w:p>
+      <w:pPr>
+        <w:rPr>
+          <w:rFonts w:ascii="Amasis MT Pro" w:hAnsi="Amasis MT Pro"/>
+          <w:sz w:val="36"/>
+          <w:szCs w:val="36"/>
+        </w:rPr>
+      </w:pPr>
+    </w:p>
+    <w:p>
+      <w:pPr>
+        <w:rPr>
+          <w:rFonts w:ascii="Amasis MT Pro" w:hAnsi="Amasis MT Pro"/>
+          <w:sz w:val="36"/>
+          <w:szCs w:val="36"/>
+        </w:rPr>
+      </w:pPr>
+    </w:p>
+    <w:p>
+      <w:pPr>
+        <w:jc w:val="center"/>
+        <w:rPr>
+          <w:rFonts w:ascii="Amasis MT Pro" w:hAnsi="Amasis MT Pro"/>
+          <w:sz w:val="36"/>
+          <w:szCs w:val="36"/>
+        </w:rPr>
+      </w:pPr>
+      <w:r>
+        <w:rPr>
+          <w:rFonts w:ascii="Amasis MT Pro" w:hAnsi="Amasis MT Pro"/>
+          <w:sz w:val="36"/>
+          <w:szCs w:val="36"/>
+        </w:rPr>
+        <w:t>-</w:t>
+      </w:r>
+      <w:r>
+        <w:rPr>
+          <w:rFonts w:ascii="Amasis MT Pro" w:hAnsi="Amasis MT Pro"/>
+          <w:sz w:val="36"/>
+          <w:szCs w:val="36"/>
+        </w:rPr>
+        <w:t>Risultati ottenuti</w:t>
+      </w:r>
+    </w:p>
+    <w:p>
+      <w:pPr>
+        <w:rPr>
+          <w:rFonts w:ascii="Amasis MT Pro" w:hAnsi="Amasis MT Pro"/>
+          <w:sz w:val="36"/>
+          <w:szCs w:val="36"/>
+        </w:rPr>
+      </w:pPr>
+    </w:p>
+    <w:p>
+      <w:pPr>
+        <w:rPr>
+          <w:rFonts w:ascii="Amasis MT Pro" w:hAnsi="Amasis MT Pro"/>
+          <w:sz w:val="36"/>
+          <w:szCs w:val="36"/>
+        </w:rPr>
+      </w:pPr>
+    </w:p>
+    <w:p>
+      <w:pPr>
+        <w:rPr>
+          <w:rFonts w:ascii="Amasis MT Pro" w:hAnsi="Amasis MT Pro"/>
+          <w:sz w:val="36"/>
+          <w:szCs w:val="36"/>
+        </w:rPr>
+      </w:pPr>
+    </w:p>
+    <w:p>
+      <w:pPr>
+        <w:rPr>
+          <w:rFonts w:ascii="Amasis MT Pro" w:hAnsi="Amasis MT Pro"/>
+          <w:sz w:val="36"/>
+          <w:szCs w:val="36"/>
+        </w:rPr>
+      </w:pPr>
+    </w:p>
+    <w:p>
+      <w:pPr>
+        <w:rPr>
+          <w:rFonts w:ascii="Amasis MT Pro" w:hAnsi="Amasis MT Pro"/>
+          <w:sz w:val="36"/>
+          <w:szCs w:val="36"/>
+        </w:rPr>
+      </w:pPr>
+    </w:p>
+    <w:p>
+      <w:pPr>
+        <w:rPr>
+          <w:rFonts w:ascii="Amasis MT Pro" w:hAnsi="Amasis MT Pro"/>
+          <w:sz w:val="36"/>
+          <w:szCs w:val="36"/>
+        </w:rPr>
+      </w:pPr>
+    </w:p>
+    <w:p>
+      <w:pPr>
+        <w:rPr>
+          <w:rFonts w:ascii="Amasis MT Pro" w:hAnsi="Amasis MT Pro"/>
+          <w:sz w:val="36"/>
+          <w:szCs w:val="36"/>
+        </w:rPr>
+      </w:pPr>
+    </w:p>
+    <w:p>
+      <w:pPr>
+        <w:rPr>
+          <w:rFonts w:ascii="Amasis MT Pro" w:hAnsi="Amasis MT Pro"/>
+          <w:sz w:val="36"/>
+          <w:szCs w:val="36"/>
+        </w:rPr>
+      </w:pPr>
+    </w:p>
+    <w:p>
+      <w:pPr>
+        <w:rPr>
+          <w:rFonts w:ascii="Amasis MT Pro" w:hAnsi="Amasis MT Pro"/>
+          <w:sz w:val="36"/>
+          <w:szCs w:val="36"/>
+        </w:rPr>
+      </w:pPr>
+    </w:p>
+    <w:p>
+      <w:pPr>
+        <w:rPr>
+          <w:rFonts w:ascii="Amasis MT Pro" w:hAnsi="Amasis MT Pro"/>
+          <w:sz w:val="36"/>
+          <w:szCs w:val="36"/>
+        </w:rPr>
+      </w:pPr>
+    </w:p>
+    <w:p>
+      <w:pPr>
+        <w:rPr>
+          <w:rFonts w:ascii="Amasis MT Pro" w:hAnsi="Amasis MT Pro"/>
+          <w:sz w:val="36"/>
+          <w:szCs w:val="36"/>
+        </w:rPr>
+      </w:pPr>
+    </w:p>
+    <w:p>
+      <w:pPr>
+        <w:rPr>
+          <w:rFonts w:ascii="Amasis MT Pro" w:hAnsi="Amasis MT Pro"/>
+          <w:sz w:val="36"/>
+          <w:szCs w:val="36"/>
+        </w:rPr>
+      </w:pPr>
+    </w:p>
+    <w:p>
+      <w:pPr>
+        <w:rPr>
+          <w:rFonts w:ascii="Amasis MT Pro" w:hAnsi="Amasis MT Pro"/>
+          <w:sz w:val="36"/>
+          <w:szCs w:val="36"/>
+        </w:rPr>
+      </w:pPr>
+    </w:p>
+    <w:p>
+      <w:pPr>
+        <w:rPr>
+          <w:rFonts w:ascii="Amasis MT Pro" w:hAnsi="Amasis MT Pro"/>
+          <w:sz w:val="36"/>
+          <w:szCs w:val="36"/>
+        </w:rPr>
+      </w:pPr>
+    </w:p>
+    <w:p>
+      <w:pPr>
+        <w:rPr>
+          <w:rFonts w:ascii="Amasis MT Pro" w:hAnsi="Amasis MT Pro"/>
+          <w:sz w:val="36"/>
+          <w:szCs w:val="36"/>
+        </w:rPr>
+      </w:pPr>
+    </w:p>
+    <w:p>
+      <w:pPr>
+        <w:rPr>
+          <w:rFonts w:ascii="Amasis MT Pro" w:hAnsi="Amasis MT Pro"/>
+          <w:sz w:val="36"/>
+          <w:szCs w:val="36"/>
+        </w:rPr>
+      </w:pPr>
+    </w:p>
+    <w:p>
+      <w:pPr>
+        <w:rPr>
+          <w:rFonts w:ascii="Amasis MT Pro" w:hAnsi="Amasis MT Pro"/>
+          <w:sz w:val="36"/>
+          <w:szCs w:val="36"/>
+        </w:rPr>
+      </w:pPr>
+    </w:p>
+    <w:p>
+      <w:pPr>
+        <w:rPr>
+          <w:rFonts w:ascii="Amasis MT Pro" w:hAnsi="Amasis MT Pro"/>
+          <w:sz w:val="36"/>
+          <w:szCs w:val="36"/>
+        </w:rPr>
+      </w:pPr>
+    </w:p>
+    <w:p>
+      <w:pPr>
+        <w:jc w:val="center"/>
+        <w:rPr>
+          <w:rFonts w:ascii="Amasis MT Pro" w:hAnsi="Amasis MT Pro"/>
+          <w:sz w:val="36"/>
+          <w:szCs w:val="36"/>
+        </w:rPr>
+      </w:pPr>
+      <w:r>
+        <w:rPr>
+          <w:rFonts w:ascii="Amasis MT Pro" w:hAnsi="Amasis MT Pro"/>
+          <w:sz w:val="36"/>
+          <w:szCs w:val="36"/>
+        </w:rPr>
+        <w:lastRenderedPageBreak/>
+        <w:t>-</w:t>
+      </w:r>
+      <w:r>
+        <w:rPr>
+          <w:rFonts w:ascii="Amasis MT Pro" w:hAnsi="Amasis MT Pro"/>
+          <w:sz w:val="36"/>
+          <w:szCs w:val="36"/>
+        </w:rPr>
+        <w:t>Conclusioni</w:t>
+      </w:r>
+    </w:p>
+    <w:p>
+      <w:pPr>
+        <w:rPr>
+          <w:rFonts w:ascii="Amasis MT Pro" w:hAnsi="Amasis MT Pro"/>
+          <w:sz w:val="28"/>
+          <w:szCs w:val="28"/>
+        </w:rPr>
+      </w:pPr>
+    </w:p>
+    <w:p>
+      <w:pPr>
+        <w:rPr>
+          <w:rFonts w:ascii="Amasis MT Pro" w:hAnsi="Amasis MT Pro"/>
+          <w:sz w:val="28"/>
+          <w:szCs w:val="28"/>
+        </w:rPr>
+      </w:pPr>
+    </w:p>
+    <w:p>
+      <w:pPr>
+        <w:rPr>
+          <w:rFonts w:ascii="Amasis MT Pro" w:hAnsi="Amasis MT Pro"/>
+          <w:sz w:val="28"/>
+          <w:szCs w:val="28"/>
+        </w:rPr>
+      </w:pPr>
+      <w:r>
+        <w:rPr>
+          <w:rFonts w:ascii="Amasis MT Pro" w:hAnsi="Amasis MT Pro"/>
+          <w:sz w:val="28"/>
+          <w:szCs w:val="28"/>
+        </w:rPr>
+        <w:t xml:space="preserve">Il progetto dell'app </w:t>
+      </w:r>
+      <w:proofErr w:type="spellStart"/>
+      <w:r>
+        <w:rPr>
+          <w:rFonts w:ascii="Amasis MT Pro" w:hAnsi="Amasis MT Pro"/>
+          <w:sz w:val="28"/>
+          <w:szCs w:val="28"/>
+        </w:rPr>
+        <w:t>Crikle</w:t>
+      </w:r>
+      <w:proofErr w:type="spellEnd"/>
+      <w:r>
+        <w:rPr>
+          <w:rFonts w:ascii="Amasis MT Pro" w:hAnsi="Amasis MT Pro"/>
+          <w:sz w:val="28"/>
+          <w:szCs w:val="28"/>
+        </w:rPr>
+        <w:t xml:space="preserve"> rappresenta un valido esempio di come la tecnologia possa essere messa al servizio del benessere degli animali e della comunità che ruota attorno a loro. Grazie all'integrazione tra applicazione Android, sito web, servizi web REST e database, è stato possibile </w:t>
+      </w:r>
+      <w:r>
+        <w:rPr>
+          <w:rFonts w:ascii="Amasis MT Pro" w:hAnsi="Amasis MT Pro"/>
+          <w:sz w:val="28"/>
+          <w:szCs w:val="28"/>
+        </w:rPr>
+        <w:t xml:space="preserve">ideare </w:t>
+      </w:r>
+      <w:r>
+        <w:rPr>
+          <w:rFonts w:ascii="Amasis MT Pro" w:hAnsi="Amasis MT Pro"/>
+          <w:sz w:val="28"/>
+          <w:szCs w:val="28"/>
+        </w:rPr>
+        <w:t>una piattaforma completa e funzionale, capace di favorire l’incontro tra proprietari di animali domestici e fornitori di servi</w:t>
+      </w:r>
+      <w:r>
+        <w:rPr>
+          <w:rFonts w:ascii="Amasis MT Pro" w:hAnsi="Amasis MT Pro"/>
+          <w:sz w:val="28"/>
+          <w:szCs w:val="28"/>
+        </w:rPr>
+        <w:t>zi.</w:t>
+      </w:r>
+    </w:p>
+    <w:p>
+      <w:pPr>
+        <w:rPr>
+          <w:rFonts w:ascii="Amasis MT Pro" w:hAnsi="Amasis MT Pro"/>
+          <w:sz w:val="28"/>
+          <w:szCs w:val="28"/>
+        </w:rPr>
+      </w:pPr>
+      <w:r>
+        <w:rPr>
+          <w:rFonts w:ascii="Amasis MT Pro" w:hAnsi="Amasis MT Pro"/>
+          <w:sz w:val="28"/>
+          <w:szCs w:val="28"/>
+        </w:rPr>
+        <w:t>Durante lo sviluppo, sono state affrontate sfide tecniche e progettuali che hanno contribuito a</w:t>
+      </w:r>
+      <w:r>
+        <w:rPr>
+          <w:rFonts w:ascii="Amasis MT Pro" w:hAnsi="Amasis MT Pro"/>
+          <w:sz w:val="28"/>
+          <w:szCs w:val="28"/>
+        </w:rPr>
+        <w:t xml:space="preserve"> migliorare</w:t>
+      </w:r>
+      <w:r>
+        <w:rPr>
+          <w:rFonts w:ascii="Amasis MT Pro" w:hAnsi="Amasis MT Pro"/>
+          <w:sz w:val="28"/>
+          <w:szCs w:val="28"/>
+        </w:rPr>
+        <w:t xml:space="preserve"> le c</w:t>
+      </w:r>
+      <w:r>
+        <w:rPr>
+          <w:rFonts w:ascii="Amasis MT Pro" w:hAnsi="Amasis MT Pro"/>
+          <w:sz w:val="28"/>
+          <w:szCs w:val="28"/>
+        </w:rPr>
+        <w:t xml:space="preserve">onoscenze </w:t>
+      </w:r>
+      <w:r>
+        <w:rPr>
+          <w:rFonts w:ascii="Amasis MT Pro" w:hAnsi="Amasis MT Pro"/>
+          <w:sz w:val="28"/>
+          <w:szCs w:val="28"/>
+        </w:rPr>
+        <w:t>del gruppo</w:t>
       </w:r>
       <w:r>
         <w:rPr>
@@ -6375,205 +7082,175 @@
           <w:sz w:val="28"/>
           <w:szCs w:val="28"/>
         </w:rPr>
-        <w:t xml:space="preserve">caratteristiche </w:t>
-      </w:r>
-      <w:r>
-        <w:rPr>
-          <w:rFonts w:ascii="Amasis MT Pro" w:hAnsi="Amasis MT Pro"/>
-          <w:sz w:val="28"/>
-          <w:szCs w:val="28"/>
-        </w:rPr>
-        <w:t xml:space="preserve">dell’animale </w:t>
-      </w:r>
-      <w:r>
-        <w:rPr>
-          <w:rFonts w:ascii="Amasis MT Pro" w:hAnsi="Amasis MT Pro"/>
-          <w:sz w:val="28"/>
-          <w:szCs w:val="28"/>
-        </w:rPr>
-        <w:t>(</w:t>
-      </w:r>
-      <w:r>
-        <w:rPr>
-          <w:rFonts w:ascii="Amasis MT Pro" w:hAnsi="Amasis MT Pro"/>
-          <w:sz w:val="28"/>
-          <w:szCs w:val="28"/>
-        </w:rPr>
-        <w:t>p</w:t>
-      </w:r>
-      <w:r>
-        <w:rPr>
-          <w:rFonts w:ascii="Amasis MT Pro" w:hAnsi="Amasis MT Pro"/>
-          <w:sz w:val="28"/>
-          <w:szCs w:val="28"/>
-        </w:rPr>
-        <w:t>eso, altezza, segni particolari) e soprattutto registrare le eventuali allergie o problematiche in maniera tale da poterne sempre tenere traccia in giro ed al bisogno. Avrà dunque la possibilità di registrare questo cucciolo con il suo nome ed anche un rating emotivo dell’animale</w:t>
-      </w:r>
-      <w:r>
-        <w:rPr>
-          <w:rFonts w:ascii="Amasis MT Pro" w:hAnsi="Amasis MT Pro"/>
-          <w:sz w:val="28"/>
-          <w:szCs w:val="28"/>
-        </w:rPr>
-        <w:t>, oltre che le caratteristiche comprensive di una cartella clinica.</w:t>
-      </w:r>
-    </w:p>
-    <w:p>
-      <w:pPr>
-        <w:rPr>
-          <w:rFonts w:ascii="Amasis MT Pro" w:hAnsi="Amasis MT Pro"/>
-          <w:sz w:val="28"/>
-          <w:szCs w:val="28"/>
-        </w:rPr>
-      </w:pPr>
-      <w:r>
-        <w:rPr>
-          <w:rFonts w:ascii="Amasis MT Pro" w:hAnsi="Amasis MT Pro"/>
-          <w:sz w:val="28"/>
-          <w:szCs w:val="28"/>
-        </w:rPr>
-        <w:t>Ma se l’utente avesse anche un altro animale da gestire?</w:t>
-      </w:r>
-    </w:p>
-    <w:p>
-      <w:pPr>
-        <w:rPr>
-          <w:rFonts w:ascii="Amasis MT Pro" w:hAnsi="Amasis MT Pro"/>
-          <w:sz w:val="28"/>
-          <w:szCs w:val="28"/>
-        </w:rPr>
-      </w:pPr>
-      <w:r>
-        <w:rPr>
-          <w:rFonts w:ascii="Amasis MT Pro" w:hAnsi="Amasis MT Pro"/>
-          <w:sz w:val="28"/>
-          <w:szCs w:val="28"/>
-        </w:rPr>
-        <w:t>Potrà effettivamente aggiungere anc</w:t>
-      </w:r>
-      <w:r>
-        <w:rPr>
-          <w:rFonts w:ascii="Amasis MT Pro" w:hAnsi="Amasis MT Pro"/>
-          <w:sz w:val="28"/>
-          <w:szCs w:val="28"/>
-        </w:rPr>
-        <w:t>h</w:t>
-      </w:r>
-      <w:r>
-        <w:rPr>
-          <w:rFonts w:ascii="Amasis MT Pro" w:hAnsi="Amasis MT Pro"/>
-          <w:sz w:val="28"/>
-          <w:szCs w:val="28"/>
-        </w:rPr>
-        <w:t>e quest’ultimo in maniera tale da avere nella sua Home traccia de</w:t>
-      </w:r>
-      <w:r>
-        <w:rPr>
-          <w:rFonts w:ascii="Amasis MT Pro" w:hAnsi="Amasis MT Pro"/>
-          <w:sz w:val="28"/>
-          <w:szCs w:val="28"/>
-        </w:rPr>
-        <w:t>gli animali registrati</w:t>
-      </w:r>
-      <w:r>
-        <w:rPr>
-          <w:rFonts w:ascii="Amasis MT Pro" w:hAnsi="Amasis MT Pro"/>
-          <w:sz w:val="28"/>
-          <w:szCs w:val="28"/>
-        </w:rPr>
-        <w:t>.</w:t>
-      </w:r>
-    </w:p>
-    <w:p>
-      <w:pPr>
-        <w:rPr>
-          <w:rFonts w:ascii="Amasis MT Pro" w:hAnsi="Amasis MT Pro"/>
-          <w:sz w:val="28"/>
-          <w:szCs w:val="28"/>
-        </w:rPr>
-      </w:pPr>
-      <w:r>
-        <w:rPr>
-          <w:rFonts w:ascii="Amasis MT Pro" w:hAnsi="Amasis MT Pro"/>
-          <w:sz w:val="28"/>
-          <w:szCs w:val="28"/>
-        </w:rPr>
-        <w:t>Ora che le registrazioni sono fatte è possibile cercare servizi che possano interessarci messi online dai fornitori</w:t>
-      </w:r>
-      <w:r>
-        <w:rPr>
-          <w:rFonts w:ascii="Amasis MT Pro" w:hAnsi="Amasis MT Pro"/>
-          <w:sz w:val="28"/>
-          <w:szCs w:val="28"/>
-        </w:rPr>
-        <w:t xml:space="preserve"> (SVILUPPO FUTURO)</w:t>
-      </w:r>
-    </w:p>
-    <w:p>
-      <w:pPr>
-        <w:rPr>
-          <w:rFonts w:ascii="Amasis MT Pro" w:hAnsi="Amasis MT Pro"/>
-          <w:sz w:val="28"/>
-          <w:szCs w:val="28"/>
-        </w:rPr>
-      </w:pPr>
-      <w:r>
-        <w:rPr>
-          <w:rFonts w:ascii="Amasis MT Pro" w:hAnsi="Amasis MT Pro"/>
-          <w:sz w:val="28"/>
-          <w:szCs w:val="28"/>
-        </w:rPr>
-        <w:t>Si possono anche registrare visite veterinarie ricevute e il comportamento dell’animale</w:t>
-      </w:r>
-      <w:r>
-        <w:rPr>
-          <w:rFonts w:ascii="Amasis MT Pro" w:hAnsi="Amasis MT Pro"/>
-          <w:sz w:val="28"/>
-          <w:szCs w:val="28"/>
-        </w:rPr>
-        <w:t>.</w:t>
-      </w:r>
-    </w:p>
-    <w:p>
-      <w:pPr>
-        <w:rPr>
-          <w:rFonts w:ascii="Amasis MT Pro" w:hAnsi="Amasis MT Pro"/>
-          <w:sz w:val="28"/>
-          <w:szCs w:val="28"/>
-        </w:rPr>
-      </w:pPr>
-      <w:r>
-        <w:rPr>
-          <w:rFonts w:ascii="Amasis MT Pro" w:hAnsi="Amasis MT Pro"/>
-          <w:sz w:val="28"/>
-          <w:szCs w:val="28"/>
-        </w:rPr>
-        <w:t xml:space="preserve">Tutte queste attività saranno ordinate con rispettive data ed orario all’interno del calendario utente. </w:t>
-      </w:r>
-    </w:p>
-    <w:p>
-      <w:pPr>
-        <w:rPr>
-          <w:rFonts w:ascii="Amasis MT Pro" w:hAnsi="Amasis MT Pro"/>
-          <w:sz w:val="28"/>
-          <w:szCs w:val="28"/>
-        </w:rPr>
-      </w:pPr>
-      <w:r>
-        <w:rPr>
-          <w:rFonts w:ascii="Amasis MT Pro" w:hAnsi="Amasis MT Pro"/>
-          <w:sz w:val="28"/>
-          <w:szCs w:val="28"/>
-        </w:rPr>
-        <w:t>Il calendario ha la possibilità di registrare localmente questi eventi e facilitare l’utente in questa interazione.</w:t>
-      </w:r>
-    </w:p>
-    <w:p>
-      <w:pPr>
-        <w:rPr>
-          <w:rFonts w:ascii="Amasis MT Pro" w:hAnsi="Amasis MT Pro"/>
-          <w:sz w:val="28"/>
-          <w:szCs w:val="28"/>
+        <w:t xml:space="preserve">nelle seguenti aree </w:t>
+      </w:r>
+      <w:proofErr w:type="spellStart"/>
+      <w:r>
+        <w:rPr>
+          <w:rFonts w:ascii="Amasis MT Pro" w:hAnsi="Amasis MT Pro"/>
+          <w:sz w:val="28"/>
+          <w:szCs w:val="28"/>
+        </w:rPr>
+        <w:t>tematice</w:t>
+      </w:r>
+      <w:proofErr w:type="spellEnd"/>
+      <w:r>
+        <w:rPr>
+          <w:rFonts w:ascii="Amasis MT Pro" w:hAnsi="Amasis MT Pro"/>
+          <w:sz w:val="28"/>
+          <w:szCs w:val="28"/>
+        </w:rPr>
+        <w:t>:</w:t>
+      </w:r>
+      <w:r>
+        <w:rPr>
+          <w:rFonts w:ascii="Amasis MT Pro" w:hAnsi="Amasis MT Pro"/>
+          <w:sz w:val="28"/>
+          <w:szCs w:val="28"/>
+        </w:rPr>
+        <w:t xml:space="preserve"> programmazione orientata agli oggetti, lo sviluppo di interfacce utente intuitive, la gestione dei dati e l</w:t>
+      </w:r>
+      <w:r>
+        <w:rPr>
+          <w:rFonts w:ascii="Amasis MT Pro" w:hAnsi="Amasis MT Pro"/>
+          <w:sz w:val="28"/>
+          <w:szCs w:val="28"/>
+        </w:rPr>
+        <w:t>a comunicazione</w:t>
+      </w:r>
+      <w:r>
+        <w:rPr>
+          <w:rFonts w:ascii="Amasis MT Pro" w:hAnsi="Amasis MT Pro"/>
+          <w:sz w:val="28"/>
+          <w:szCs w:val="28"/>
+        </w:rPr>
+        <w:t xml:space="preserve"> tra sistemi. Il lavoro di </w:t>
+      </w:r>
+      <w:r>
+        <w:rPr>
+          <w:rFonts w:ascii="Amasis MT Pro" w:hAnsi="Amasis MT Pro"/>
+          <w:sz w:val="28"/>
+          <w:szCs w:val="28"/>
+        </w:rPr>
+        <w:t>gruppo</w:t>
+      </w:r>
+      <w:r>
+        <w:rPr>
+          <w:rFonts w:ascii="Amasis MT Pro" w:hAnsi="Amasis MT Pro"/>
+          <w:sz w:val="28"/>
+          <w:szCs w:val="28"/>
+        </w:rPr>
+        <w:t xml:space="preserve"> e l’approccio</w:t>
+      </w:r>
+      <w:r>
+        <w:rPr>
+          <w:rFonts w:ascii="Amasis MT Pro" w:hAnsi="Amasis MT Pro"/>
+          <w:sz w:val="28"/>
+          <w:szCs w:val="28"/>
+        </w:rPr>
+        <w:t xml:space="preserve"> utilizzato</w:t>
+      </w:r>
+      <w:r>
+        <w:rPr>
+          <w:rFonts w:ascii="Amasis MT Pro" w:hAnsi="Amasis MT Pro"/>
+          <w:sz w:val="28"/>
+          <w:szCs w:val="28"/>
+        </w:rPr>
+        <w:t xml:space="preserve"> hanno permesso di realizzare un prodotto coerente, utile e con potenzialità di crescita future.</w:t>
+      </w:r>
+    </w:p>
+    <w:p>
+      <w:pPr>
+        <w:rPr>
+          <w:rFonts w:ascii="Amasis MT Pro" w:hAnsi="Amasis MT Pro"/>
+          <w:sz w:val="28"/>
+          <w:szCs w:val="28"/>
+        </w:rPr>
+      </w:pPr>
+      <w:r>
+        <w:rPr>
+          <w:rFonts w:ascii="Amasis MT Pro" w:hAnsi="Amasis MT Pro"/>
+          <w:sz w:val="28"/>
+          <w:szCs w:val="28"/>
+        </w:rPr>
+        <w:t xml:space="preserve">In definitiva, </w:t>
+      </w:r>
+      <w:proofErr w:type="spellStart"/>
+      <w:proofErr w:type="gramStart"/>
+      <w:r>
+        <w:rPr>
+          <w:rFonts w:ascii="Amasis MT Pro" w:hAnsi="Amasis MT Pro"/>
+          <w:sz w:val="28"/>
+          <w:szCs w:val="28"/>
+        </w:rPr>
+        <w:t>Crikle</w:t>
+      </w:r>
+      <w:proofErr w:type="spellEnd"/>
+      <w:r>
+        <w:rPr>
+          <w:rFonts w:ascii="Amasis MT Pro" w:hAnsi="Amasis MT Pro"/>
+          <w:sz w:val="28"/>
+          <w:szCs w:val="28"/>
+        </w:rPr>
+        <w:t xml:space="preserve">  non</w:t>
+      </w:r>
+      <w:proofErr w:type="gramEnd"/>
+      <w:r>
+        <w:rPr>
+          <w:rFonts w:ascii="Amasis MT Pro" w:hAnsi="Amasis MT Pro"/>
+          <w:sz w:val="28"/>
+          <w:szCs w:val="28"/>
+        </w:rPr>
+        <w:t xml:space="preserve"> solo</w:t>
+      </w:r>
+      <w:r>
+        <w:rPr>
+          <w:rFonts w:ascii="Amasis MT Pro" w:hAnsi="Amasis MT Pro"/>
+          <w:sz w:val="28"/>
+          <w:szCs w:val="28"/>
+        </w:rPr>
+        <w:t xml:space="preserve"> potrebbe essere</w:t>
+      </w:r>
+      <w:r>
+        <w:rPr>
+          <w:rFonts w:ascii="Amasis MT Pro" w:hAnsi="Amasis MT Pro"/>
+          <w:sz w:val="28"/>
+          <w:szCs w:val="28"/>
+        </w:rPr>
+        <w:t xml:space="preserve"> un'applicazione utile e innovativa, ma anche come un’esperienza formativa completa, che ha saputo </w:t>
+      </w:r>
+      <w:r>
+        <w:rPr>
+          <w:rFonts w:ascii="Amasis MT Pro" w:hAnsi="Amasis MT Pro"/>
+          <w:sz w:val="28"/>
+          <w:szCs w:val="28"/>
+        </w:rPr>
+        <w:t xml:space="preserve">unire </w:t>
+      </w:r>
+      <w:r>
+        <w:rPr>
+          <w:rFonts w:ascii="Amasis MT Pro" w:hAnsi="Amasis MT Pro"/>
+          <w:sz w:val="28"/>
+          <w:szCs w:val="28"/>
+        </w:rPr>
+        <w:t>teoria e pratica in modo efficace.</w:t>
+      </w:r>
+    </w:p>
+    <w:p>
+      <w:pPr>
+        <w:rPr>
+          <w:rFonts w:ascii="Amasis MT Pro" w:hAnsi="Amasis MT Pro"/>
+          <w:sz w:val="36"/>
+          <w:szCs w:val="36"/>
+        </w:rPr>
+      </w:pPr>
+    </w:p>
+    <w:p>
+      <w:pPr>
+        <w:rPr>
+          <w:rFonts w:ascii="Amasis MT Pro" w:hAnsi="Amasis MT Pro"/>
+          <w:sz w:val="36"/>
+          <w:szCs w:val="36"/>
         </w:rPr>
       </w:pPr>
     </w:p>
@@ -8887,7 +9564,6 @@
   <w:style w:type="character" w:default="1" w:styleId="Carpredefinitoparagrafo">
     <w:name w:val="Default Paragraph Font"/>
     <w:uiPriority w:val="1"/>
-    <w:semiHidden/>
     <w:unhideWhenUsed/>
   </w:style>
   <w:style w:type="table" w:default="1" w:styleId="Tabellanormale">

--- a/Documenti/Relazione Finale/relazione finale (nuova).docx
+++ b/Documenti/Relazione Finale/relazione finale (nuova).docx
@@ -204,6 +204,7 @@
           <w:rFonts w:ascii="Amasis MT Pro" w:hAnsi="Amasis MT Pro"/>
         </w:rPr>
       </w:pPr>
+      <w:bookmarkStart w:id="1" w:name="_Hlk195129711"/>
       <w:r>
         <w:rPr>
           <w:rFonts w:ascii="Amasis MT Pro" w:hAnsi="Amasis MT Pro"/>
@@ -220,7 +221,14 @@
         <w:rPr>
           <w:rFonts w:ascii="Amasis MT Pro" w:hAnsi="Amasis MT Pro"/>
         </w:rPr>
-        <w:t>IMPLEMENTATIVA) ……………………………………………………………………</w:t>
+        <w:t>IMPLEMENTATIVA</w:t>
+      </w:r>
+      <w:bookmarkEnd w:id="1"/>
+      <w:r>
+        <w:rPr>
+          <w:rFonts w:ascii="Amasis MT Pro" w:hAnsi="Amasis MT Pro"/>
+        </w:rPr>
+        <w:t>) ……………………………………………………………………</w:t>
       </w:r>
       <w:r>
         <w:rPr>
@@ -496,6 +504,31 @@
         </w:rPr>
         <w:t>belle.</w:t>
       </w:r>
+      <w:r>
+        <w:rPr>
+          <w:rFonts w:ascii="Amasis MT Pro" w:hAnsi="Amasis MT Pro"/>
+          <w:sz w:val="28"/>
+          <w:szCs w:val="28"/>
+        </w:rPr>
+        <w:t xml:space="preserve"> </w:t>
+      </w:r>
+    </w:p>
+    <w:p>
+      <w:pPr>
+        <w:rPr>
+          <w:rFonts w:ascii="Amasis MT Pro" w:hAnsi="Amasis MT Pro"/>
+          <w:sz w:val="28"/>
+          <w:szCs w:val="28"/>
+        </w:rPr>
+      </w:pPr>
+      <w:r>
+        <w:rPr>
+          <w:rFonts w:ascii="Amasis MT Pro" w:hAnsi="Amasis MT Pro"/>
+          <w:sz w:val="28"/>
+          <w:szCs w:val="28"/>
+        </w:rPr>
+        <w:t>Fattori come selezione ed unione delle tabelle/griglie sono stati altrettanto importanti per lo svolgimento di correzioni del DB ed analisi dei dati.</w:t>
+      </w:r>
     </w:p>
     <w:p>
       <w:pPr>
@@ -709,7 +742,865 @@
           <w:sz w:val="28"/>
           <w:szCs w:val="28"/>
         </w:rPr>
-        <w:t xml:space="preserve"> (utilizzo di </w:t>
+        <w:t xml:space="preserve"> (utilizzo di Flask e strumenti come </w:t>
+      </w:r>
+      <w:r>
+        <w:rPr>
+          <w:rFonts w:ascii="Amasis MT Pro" w:hAnsi="Amasis MT Pro"/>
+          <w:sz w:val="28"/>
+          <w:szCs w:val="28"/>
+        </w:rPr>
+        <w:t>Retrofit ed</w:t>
+      </w:r>
+      <w:r>
+        <w:rPr>
+          <w:rFonts w:ascii="Amasis MT Pro" w:hAnsi="Amasis MT Pro"/>
+          <w:sz w:val="28"/>
+          <w:szCs w:val="28"/>
+        </w:rPr>
+        <w:t xml:space="preserve"> </w:t>
+      </w:r>
+      <w:r>
+        <w:rPr>
+          <w:rFonts w:ascii="Amasis MT Pro" w:hAnsi="Amasis MT Pro"/>
+          <w:color w:val="FF0000"/>
+          <w:sz w:val="28"/>
+          <w:szCs w:val="28"/>
+        </w:rPr>
+        <w:t>API REST</w:t>
+      </w:r>
+      <w:r>
+        <w:rPr>
+          <w:rFonts w:ascii="Amasis MT Pro" w:hAnsi="Amasis MT Pro"/>
+          <w:sz w:val="28"/>
+          <w:szCs w:val="28"/>
+        </w:rPr>
+        <w:t>) ha</w:t>
+      </w:r>
+      <w:r>
+        <w:rPr>
+          <w:rFonts w:ascii="Amasis MT Pro" w:hAnsi="Amasis MT Pro"/>
+          <w:sz w:val="28"/>
+          <w:szCs w:val="28"/>
+        </w:rPr>
+        <w:t xml:space="preserve"> garantito</w:t>
+      </w:r>
+      <w:r>
+        <w:rPr>
+          <w:rFonts w:ascii="Amasis MT Pro" w:hAnsi="Amasis MT Pro"/>
+          <w:sz w:val="28"/>
+          <w:szCs w:val="28"/>
+        </w:rPr>
+        <w:t xml:space="preserve"> gli standard di gestione del flusso di dati e la comunicazione tra Server e Client</w:t>
+      </w:r>
+      <w:r>
+        <w:rPr>
+          <w:rFonts w:ascii="Amasis MT Pro" w:hAnsi="Amasis MT Pro"/>
+          <w:sz w:val="28"/>
+          <w:szCs w:val="28"/>
+        </w:rPr>
+        <w:t xml:space="preserve"> sia nei servizi web che per quanto riguarda l’app</w:t>
+      </w:r>
+      <w:r>
+        <w:rPr>
+          <w:rFonts w:ascii="Amasis MT Pro" w:hAnsi="Amasis MT Pro"/>
+          <w:sz w:val="28"/>
+          <w:szCs w:val="28"/>
+        </w:rPr>
+        <w:t>.</w:t>
+      </w:r>
+    </w:p>
+    <w:p>
+      <w:pPr>
+        <w:rPr>
+          <w:rFonts w:ascii="Amasis MT Pro" w:hAnsi="Amasis MT Pro"/>
+          <w:sz w:val="28"/>
+          <w:szCs w:val="28"/>
+        </w:rPr>
+      </w:pPr>
+      <w:r>
+        <w:rPr>
+          <w:rFonts w:ascii="Amasis MT Pro" w:hAnsi="Amasis MT Pro"/>
+          <w:sz w:val="28"/>
+          <w:szCs w:val="28"/>
+        </w:rPr>
+        <w:t>Tutto ciò che riguarda gli strumenti ed il linguaggio saranno approfonditi all’interno del seguente capitolo: “</w:t>
+      </w:r>
+      <w:r>
+        <w:rPr>
+          <w:rFonts w:ascii="Amasis MT Pro" w:hAnsi="Amasis MT Pro"/>
+        </w:rPr>
+        <w:t>LINGUAGGIO E TECNOLOGIE UTILIZZATI</w:t>
+      </w:r>
+      <w:r>
+        <w:rPr>
+          <w:rFonts w:ascii="Amasis MT Pro" w:hAnsi="Amasis MT Pro"/>
+        </w:rPr>
+        <w:t>”.</w:t>
+      </w:r>
+    </w:p>
+    <w:p>
+      <w:pPr>
+        <w:rPr>
+          <w:rFonts w:ascii="Amasis MT Pro" w:hAnsi="Amasis MT Pro"/>
+          <w:sz w:val="28"/>
+          <w:szCs w:val="28"/>
+        </w:rPr>
+      </w:pPr>
+      <w:r>
+        <w:rPr>
+          <w:rFonts w:ascii="Amasis MT Pro" w:hAnsi="Amasis MT Pro"/>
+          <w:sz w:val="28"/>
+          <w:szCs w:val="28"/>
+        </w:rPr>
+        <w:t>L</w:t>
+      </w:r>
+      <w:r>
+        <w:rPr>
+          <w:rFonts w:ascii="Amasis MT Pro" w:hAnsi="Amasis MT Pro"/>
+          <w:sz w:val="28"/>
+          <w:szCs w:val="28"/>
+        </w:rPr>
+        <w:t>a classe è stata</w:t>
+      </w:r>
+      <w:r>
+        <w:rPr>
+          <w:rFonts w:ascii="Amasis MT Pro" w:hAnsi="Amasis MT Pro"/>
+          <w:sz w:val="28"/>
+          <w:szCs w:val="28"/>
+        </w:rPr>
+        <w:t xml:space="preserve"> successivamente</w:t>
+      </w:r>
+      <w:r>
+        <w:rPr>
+          <w:rFonts w:ascii="Amasis MT Pro" w:hAnsi="Amasis MT Pro"/>
+          <w:sz w:val="28"/>
+          <w:szCs w:val="28"/>
+        </w:rPr>
+        <w:t xml:space="preserve"> divisa in gruppi per poter </w:t>
+      </w:r>
+      <w:r>
+        <w:rPr>
+          <w:rFonts w:ascii="Amasis MT Pro" w:hAnsi="Amasis MT Pro"/>
+          <w:sz w:val="28"/>
+          <w:szCs w:val="28"/>
+        </w:rPr>
+        <w:t>sfruttare</w:t>
+      </w:r>
+      <w:r>
+        <w:rPr>
+          <w:rFonts w:ascii="Amasis MT Pro" w:hAnsi="Amasis MT Pro"/>
+          <w:sz w:val="28"/>
+          <w:szCs w:val="28"/>
+        </w:rPr>
+        <w:t xml:space="preserve"> le conoscenze acquisite </w:t>
+      </w:r>
+      <w:r>
+        <w:rPr>
+          <w:rFonts w:ascii="Amasis MT Pro" w:hAnsi="Amasis MT Pro"/>
+          <w:sz w:val="28"/>
+          <w:szCs w:val="28"/>
+        </w:rPr>
+        <w:t>con il fine di</w:t>
+      </w:r>
+      <w:r>
+        <w:rPr>
+          <w:rFonts w:ascii="Amasis MT Pro" w:hAnsi="Amasis MT Pro"/>
+          <w:sz w:val="28"/>
+          <w:szCs w:val="28"/>
+        </w:rPr>
+        <w:t xml:space="preserve"> creare </w:t>
+      </w:r>
+      <w:r>
+        <w:rPr>
+          <w:rFonts w:ascii="Amasis MT Pro" w:hAnsi="Amasis MT Pro"/>
+          <w:sz w:val="28"/>
+          <w:szCs w:val="28"/>
+        </w:rPr>
+        <w:t xml:space="preserve">un’applicazione collegata </w:t>
+      </w:r>
+      <w:r>
+        <w:rPr>
+          <w:rFonts w:ascii="Amasis MT Pro" w:hAnsi="Amasis MT Pro"/>
+          <w:sz w:val="28"/>
+          <w:szCs w:val="28"/>
+        </w:rPr>
+        <w:t>a</w:t>
+      </w:r>
+      <w:r>
+        <w:rPr>
+          <w:rFonts w:ascii="Amasis MT Pro" w:hAnsi="Amasis MT Pro"/>
+          <w:sz w:val="28"/>
+          <w:szCs w:val="28"/>
+        </w:rPr>
+        <w:t>d</w:t>
+      </w:r>
+      <w:r>
+        <w:rPr>
+          <w:rFonts w:ascii="Amasis MT Pro" w:hAnsi="Amasis MT Pro"/>
+          <w:sz w:val="28"/>
+          <w:szCs w:val="28"/>
+        </w:rPr>
+        <w:t xml:space="preserve"> un database</w:t>
+      </w:r>
+      <w:r>
+        <w:rPr>
+          <w:rFonts w:ascii="Amasis MT Pro" w:hAnsi="Amasis MT Pro"/>
+          <w:sz w:val="28"/>
+          <w:szCs w:val="28"/>
+        </w:rPr>
+        <w:t xml:space="preserve"> con rispettivi servizi web</w:t>
+      </w:r>
+      <w:r>
+        <w:rPr>
+          <w:rFonts w:ascii="Amasis MT Pro" w:hAnsi="Amasis MT Pro"/>
+          <w:sz w:val="28"/>
+          <w:szCs w:val="28"/>
+        </w:rPr>
+        <w:t xml:space="preserve"> e sito web</w:t>
+      </w:r>
+      <w:r>
+        <w:rPr>
+          <w:rFonts w:ascii="Amasis MT Pro" w:hAnsi="Amasis MT Pro"/>
+          <w:sz w:val="28"/>
+          <w:szCs w:val="28"/>
+        </w:rPr>
+        <w:t xml:space="preserve">. </w:t>
+      </w:r>
+      <w:r>
+        <w:rPr>
+          <w:rFonts w:ascii="Amasis MT Pro" w:hAnsi="Amasis MT Pro"/>
+          <w:sz w:val="28"/>
+          <w:szCs w:val="28"/>
+        </w:rPr>
+        <w:t xml:space="preserve">Perciò, a nostra volta abbiamo avuto questa possibilità di crescita assieme. </w:t>
+      </w:r>
+    </w:p>
+    <w:p>
+      <w:pPr>
+        <w:rPr>
+          <w:rFonts w:ascii="Amasis MT Pro" w:hAnsi="Amasis MT Pro"/>
+          <w:sz w:val="28"/>
+          <w:szCs w:val="28"/>
+        </w:rPr>
+      </w:pPr>
+      <w:r>
+        <w:rPr>
+          <w:rFonts w:ascii="Amasis MT Pro" w:hAnsi="Amasis MT Pro"/>
+          <w:sz w:val="28"/>
+          <w:szCs w:val="28"/>
+        </w:rPr>
+        <w:t xml:space="preserve">Il gruppo che ha creato l’applicazione </w:t>
+      </w:r>
+      <w:r>
+        <w:rPr>
+          <w:rFonts w:ascii="Amasis MT Pro" w:hAnsi="Amasis MT Pro"/>
+          <w:color w:val="FF0000"/>
+          <w:sz w:val="28"/>
+          <w:szCs w:val="28"/>
+        </w:rPr>
+        <w:t>“</w:t>
+      </w:r>
+      <w:r>
+        <w:rPr>
+          <w:rFonts w:ascii="Amasis MT Pro" w:hAnsi="Amasis MT Pro"/>
+          <w:color w:val="FF0000"/>
+          <w:sz w:val="28"/>
+          <w:szCs w:val="28"/>
+        </w:rPr>
+        <w:t>C</w:t>
+      </w:r>
+      <w:r>
+        <w:rPr>
+          <w:rFonts w:ascii="Amasis MT Pro" w:hAnsi="Amasis MT Pro"/>
+          <w:color w:val="FF0000"/>
+          <w:sz w:val="28"/>
+          <w:szCs w:val="28"/>
+        </w:rPr>
+        <w:t>RIKLE”</w:t>
+      </w:r>
+      <w:r>
+        <w:rPr>
+          <w:rFonts w:ascii="Amasis MT Pro" w:hAnsi="Amasis MT Pro"/>
+          <w:color w:val="FF0000"/>
+          <w:sz w:val="28"/>
+          <w:szCs w:val="28"/>
+        </w:rPr>
+        <w:t xml:space="preserve"> </w:t>
+      </w:r>
+      <w:r>
+        <w:rPr>
+          <w:rFonts w:ascii="Amasis MT Pro" w:hAnsi="Amasis MT Pro"/>
+          <w:sz w:val="28"/>
+          <w:szCs w:val="28"/>
+        </w:rPr>
+        <w:t xml:space="preserve">è </w:t>
+      </w:r>
+      <w:r>
+        <w:rPr>
+          <w:rFonts w:ascii="Amasis MT Pro" w:hAnsi="Amasis MT Pro"/>
+          <w:sz w:val="28"/>
+          <w:szCs w:val="28"/>
+        </w:rPr>
+        <w:t xml:space="preserve">composto </w:t>
+      </w:r>
+      <w:r>
+        <w:rPr>
+          <w:rFonts w:ascii="Amasis MT Pro" w:hAnsi="Amasis MT Pro"/>
+          <w:sz w:val="28"/>
+          <w:szCs w:val="28"/>
+        </w:rPr>
+        <w:t>da G</w:t>
+      </w:r>
+      <w:r>
+        <w:rPr>
+          <w:rFonts w:ascii="Amasis MT Pro" w:hAnsi="Amasis MT Pro"/>
+          <w:sz w:val="28"/>
+          <w:szCs w:val="28"/>
+        </w:rPr>
+        <w:t>abriele</w:t>
+      </w:r>
+      <w:r>
+        <w:rPr>
+          <w:rFonts w:ascii="Amasis MT Pro" w:hAnsi="Amasis MT Pro"/>
+          <w:sz w:val="28"/>
+          <w:szCs w:val="28"/>
+        </w:rPr>
+        <w:t xml:space="preserve"> Tomasso, F</w:t>
+      </w:r>
+      <w:r>
+        <w:rPr>
+          <w:rFonts w:ascii="Amasis MT Pro" w:hAnsi="Amasis MT Pro"/>
+          <w:sz w:val="28"/>
+          <w:szCs w:val="28"/>
+        </w:rPr>
+        <w:t>ederica</w:t>
+      </w:r>
+      <w:r>
+        <w:rPr>
+          <w:rFonts w:ascii="Amasis MT Pro" w:hAnsi="Amasis MT Pro"/>
+          <w:sz w:val="28"/>
+          <w:szCs w:val="28"/>
+        </w:rPr>
+        <w:t xml:space="preserve"> Panceri, L</w:t>
+      </w:r>
+      <w:r>
+        <w:rPr>
+          <w:rFonts w:ascii="Amasis MT Pro" w:hAnsi="Amasis MT Pro"/>
+          <w:sz w:val="28"/>
+          <w:szCs w:val="28"/>
+        </w:rPr>
+        <w:t>uca</w:t>
+      </w:r>
+      <w:r>
+        <w:rPr>
+          <w:rFonts w:ascii="Amasis MT Pro" w:hAnsi="Amasis MT Pro"/>
+          <w:sz w:val="28"/>
+          <w:szCs w:val="28"/>
+        </w:rPr>
+        <w:t xml:space="preserve"> Albertario e L</w:t>
+      </w:r>
+      <w:r>
+        <w:rPr>
+          <w:rFonts w:ascii="Amasis MT Pro" w:hAnsi="Amasis MT Pro"/>
+          <w:sz w:val="28"/>
+          <w:szCs w:val="28"/>
+        </w:rPr>
+        <w:t>uca</w:t>
+      </w:r>
+      <w:r>
+        <w:rPr>
+          <w:rFonts w:ascii="Amasis MT Pro" w:hAnsi="Amasis MT Pro"/>
+          <w:sz w:val="28"/>
+          <w:szCs w:val="28"/>
+        </w:rPr>
+        <w:t xml:space="preserve"> Gabello.</w:t>
+      </w:r>
+    </w:p>
+    <w:p>
+      <w:pPr>
+        <w:rPr>
+          <w:rFonts w:ascii="Amasis MT Pro" w:hAnsi="Amasis MT Pro"/>
+        </w:rPr>
+      </w:pPr>
+    </w:p>
+    <w:p>
+      <w:pPr>
+        <w:rPr>
+          <w:rFonts w:ascii="Amasis MT Pro" w:hAnsi="Amasis MT Pro"/>
+        </w:rPr>
+      </w:pPr>
+    </w:p>
+    <w:p>
+      <w:pPr>
+        <w:rPr>
+          <w:rFonts w:ascii="Amasis MT Pro" w:hAnsi="Amasis MT Pro"/>
+          <w:sz w:val="36"/>
+          <w:szCs w:val="36"/>
+        </w:rPr>
+      </w:pPr>
+    </w:p>
+    <w:p>
+      <w:pPr>
+        <w:jc w:val="center"/>
+        <w:rPr>
+          <w:rFonts w:ascii="Amasis MT Pro" w:hAnsi="Amasis MT Pro"/>
+          <w:sz w:val="36"/>
+          <w:szCs w:val="36"/>
+        </w:rPr>
+      </w:pPr>
+    </w:p>
+    <w:p>
+      <w:pPr>
+        <w:jc w:val="center"/>
+        <w:rPr>
+          <w:rFonts w:ascii="Amasis MT Pro" w:hAnsi="Amasis MT Pro"/>
+          <w:sz w:val="36"/>
+          <w:szCs w:val="36"/>
+        </w:rPr>
+      </w:pPr>
+      <w:r>
+        <w:rPr>
+          <w:rFonts w:ascii="Amasis MT Pro" w:hAnsi="Amasis MT Pro"/>
+          <w:sz w:val="36"/>
+          <w:szCs w:val="36"/>
+        </w:rPr>
+        <w:t>-</w:t>
+      </w:r>
+      <w:r>
+        <w:rPr>
+          <w:rFonts w:ascii="Amasis MT Pro" w:hAnsi="Amasis MT Pro"/>
+          <w:sz w:val="36"/>
+          <w:szCs w:val="36"/>
+        </w:rPr>
+        <w:t>S</w:t>
+      </w:r>
+      <w:r>
+        <w:rPr>
+          <w:rFonts w:ascii="Amasis MT Pro" w:hAnsi="Amasis MT Pro"/>
+          <w:sz w:val="36"/>
+          <w:szCs w:val="36"/>
+        </w:rPr>
+        <w:t>copo e motivazioni</w:t>
+      </w:r>
+    </w:p>
+    <w:p>
+      <w:pPr>
+        <w:jc w:val="both"/>
+        <w:rPr>
+          <w:rFonts w:ascii="Amasis MT Pro" w:hAnsi="Amasis MT Pro"/>
+          <w:sz w:val="28"/>
+          <w:szCs w:val="28"/>
+        </w:rPr>
+      </w:pPr>
+    </w:p>
+    <w:p>
+      <w:pPr>
+        <w:rPr>
+          <w:rFonts w:ascii="Amasis MT Pro" w:hAnsi="Amasis MT Pro"/>
+          <w:sz w:val="28"/>
+          <w:szCs w:val="28"/>
+        </w:rPr>
+      </w:pPr>
+      <w:r>
+        <w:rPr>
+          <w:rFonts w:ascii="Amasis MT Pro" w:hAnsi="Amasis MT Pro"/>
+          <w:sz w:val="28"/>
+          <w:szCs w:val="28"/>
+        </w:rPr>
+        <w:t xml:space="preserve">La principale richiesta </w:t>
+      </w:r>
+      <w:r>
+        <w:rPr>
+          <w:rFonts w:ascii="Amasis MT Pro" w:hAnsi="Amasis MT Pro"/>
+          <w:sz w:val="28"/>
+          <w:szCs w:val="28"/>
+        </w:rPr>
+        <w:t xml:space="preserve">per il modulo di Project Work </w:t>
+      </w:r>
+      <w:r>
+        <w:rPr>
+          <w:rFonts w:ascii="Amasis MT Pro" w:hAnsi="Amasis MT Pro"/>
+          <w:sz w:val="28"/>
+          <w:szCs w:val="28"/>
+        </w:rPr>
+        <w:t xml:space="preserve">è stata di pensare all’idea di </w:t>
+      </w:r>
+      <w:proofErr w:type="gramStart"/>
+      <w:r>
+        <w:rPr>
+          <w:rFonts w:ascii="Amasis MT Pro" w:hAnsi="Amasis MT Pro"/>
+          <w:sz w:val="28"/>
+          <w:szCs w:val="28"/>
+        </w:rPr>
+        <w:t>un app</w:t>
+      </w:r>
+      <w:proofErr w:type="gramEnd"/>
+      <w:r>
+        <w:rPr>
+          <w:rFonts w:ascii="Amasis MT Pro" w:hAnsi="Amasis MT Pro"/>
+          <w:sz w:val="28"/>
+          <w:szCs w:val="28"/>
+        </w:rPr>
+        <w:t xml:space="preserve"> </w:t>
+      </w:r>
+      <w:r>
+        <w:rPr>
+          <w:rFonts w:ascii="Amasis MT Pro" w:hAnsi="Amasis MT Pro"/>
+          <w:sz w:val="28"/>
+          <w:szCs w:val="28"/>
+        </w:rPr>
+        <w:t>(e</w:t>
+      </w:r>
+      <w:r>
+        <w:rPr>
+          <w:rFonts w:ascii="Amasis MT Pro" w:hAnsi="Amasis MT Pro"/>
+          <w:sz w:val="28"/>
+          <w:szCs w:val="28"/>
+        </w:rPr>
+        <w:t xml:space="preserve"> della conseguente tematica) </w:t>
+      </w:r>
+      <w:r>
+        <w:rPr>
+          <w:rFonts w:ascii="Amasis MT Pro" w:hAnsi="Amasis MT Pro"/>
+          <w:sz w:val="28"/>
+          <w:szCs w:val="28"/>
+        </w:rPr>
+        <w:t>come possibile progetto su cui lavorare in diversi gruppi tra colleghi per prepara</w:t>
+      </w:r>
+      <w:r>
+        <w:rPr>
+          <w:rFonts w:ascii="Amasis MT Pro" w:hAnsi="Amasis MT Pro"/>
+          <w:sz w:val="28"/>
+          <w:szCs w:val="28"/>
+        </w:rPr>
+        <w:t>rsi</w:t>
+      </w:r>
+      <w:r>
+        <w:rPr>
+          <w:rFonts w:ascii="Amasis MT Pro" w:hAnsi="Amasis MT Pro"/>
+          <w:sz w:val="28"/>
+          <w:szCs w:val="28"/>
+        </w:rPr>
+        <w:t xml:space="preserve"> al</w:t>
+      </w:r>
+      <w:r>
+        <w:rPr>
+          <w:rFonts w:ascii="Amasis MT Pro" w:hAnsi="Amasis MT Pro"/>
+          <w:sz w:val="28"/>
+          <w:szCs w:val="28"/>
+        </w:rPr>
+        <w:t xml:space="preserve"> progetto formativo</w:t>
+      </w:r>
+      <w:r>
+        <w:rPr>
+          <w:rFonts w:ascii="Amasis MT Pro" w:hAnsi="Amasis MT Pro"/>
+          <w:sz w:val="28"/>
+          <w:szCs w:val="28"/>
+        </w:rPr>
+        <w:t xml:space="preserve"> in stage ed avere modo di “sondare terreno” nel</w:t>
+      </w:r>
+      <w:r>
+        <w:rPr>
+          <w:rFonts w:ascii="Amasis MT Pro" w:hAnsi="Amasis MT Pro"/>
+          <w:sz w:val="28"/>
+          <w:szCs w:val="28"/>
+        </w:rPr>
+        <w:t xml:space="preserve"> vasto campo della programmazione di applicazioni Android. </w:t>
+      </w:r>
+    </w:p>
+    <w:p>
+      <w:pPr>
+        <w:rPr>
+          <w:rFonts w:ascii="Amasis MT Pro" w:hAnsi="Amasis MT Pro"/>
+          <w:sz w:val="28"/>
+          <w:szCs w:val="28"/>
+        </w:rPr>
+      </w:pPr>
+      <w:r>
+        <w:rPr>
+          <w:rFonts w:ascii="Amasis MT Pro" w:hAnsi="Amasis MT Pro"/>
+          <w:sz w:val="28"/>
+          <w:szCs w:val="28"/>
+        </w:rPr>
+        <w:t>Nel nostro caso, abbiamo avuto modo</w:t>
+      </w:r>
+      <w:r>
+        <w:rPr>
+          <w:rFonts w:ascii="Amasis MT Pro" w:hAnsi="Amasis MT Pro"/>
+          <w:sz w:val="28"/>
+          <w:szCs w:val="28"/>
+        </w:rPr>
+        <w:t xml:space="preserve"> di</w:t>
+      </w:r>
+      <w:r>
+        <w:rPr>
+          <w:rFonts w:ascii="Amasis MT Pro" w:hAnsi="Amasis MT Pro"/>
+          <w:sz w:val="28"/>
+          <w:szCs w:val="28"/>
+        </w:rPr>
+        <w:t xml:space="preserve"> </w:t>
+      </w:r>
+      <w:r>
+        <w:rPr>
+          <w:rFonts w:ascii="Amasis MT Pro" w:hAnsi="Amasis MT Pro"/>
+          <w:sz w:val="28"/>
+          <w:szCs w:val="28"/>
+        </w:rPr>
+        <w:t>programmare</w:t>
+      </w:r>
+      <w:r>
+        <w:rPr>
+          <w:rFonts w:ascii="Amasis MT Pro" w:hAnsi="Amasis MT Pro"/>
+          <w:sz w:val="28"/>
+          <w:szCs w:val="28"/>
+        </w:rPr>
+        <w:t xml:space="preserve"> un’applicazione riguardante gli animali, la gestione degli animali dell’utente e le varie interazioni anche a livello commerciale per creare un potenziale fattore economico dietro all’idea.</w:t>
+      </w:r>
+    </w:p>
+    <w:p>
+      <w:pPr>
+        <w:rPr>
+          <w:rFonts w:ascii="Amasis MT Pro" w:hAnsi="Amasis MT Pro"/>
+          <w:sz w:val="28"/>
+          <w:szCs w:val="28"/>
+        </w:rPr>
+      </w:pPr>
+      <w:r>
+        <w:rPr>
+          <w:rFonts w:ascii="Amasis MT Pro" w:hAnsi="Amasis MT Pro"/>
+          <w:sz w:val="28"/>
+          <w:szCs w:val="28"/>
+        </w:rPr>
+        <w:t>L’idea nasce dal fatto che i componenti del gruppo possiedono almeno un animale e comprendono bene quale poss</w:t>
+      </w:r>
+      <w:r>
+        <w:rPr>
+          <w:rFonts w:ascii="Amasis MT Pro" w:hAnsi="Amasis MT Pro"/>
+          <w:sz w:val="28"/>
+          <w:szCs w:val="28"/>
+        </w:rPr>
+        <w:t>ano</w:t>
+      </w:r>
+      <w:r>
+        <w:rPr>
+          <w:rFonts w:ascii="Amasis MT Pro" w:hAnsi="Amasis MT Pro"/>
+          <w:sz w:val="28"/>
+          <w:szCs w:val="28"/>
+        </w:rPr>
+        <w:t xml:space="preserve"> essere l</w:t>
+      </w:r>
+      <w:r>
+        <w:rPr>
+          <w:rFonts w:ascii="Amasis MT Pro" w:hAnsi="Amasis MT Pro"/>
+          <w:sz w:val="28"/>
+          <w:szCs w:val="28"/>
+        </w:rPr>
+        <w:t>e diverse esigenze</w:t>
+      </w:r>
+      <w:r>
+        <w:rPr>
+          <w:rFonts w:ascii="Amasis MT Pro" w:hAnsi="Amasis MT Pro"/>
+          <w:sz w:val="28"/>
+          <w:szCs w:val="28"/>
+        </w:rPr>
+        <w:t xml:space="preserve"> dell’utente nei confronti del propri</w:t>
+      </w:r>
+      <w:r>
+        <w:rPr>
+          <w:rFonts w:ascii="Amasis MT Pro" w:hAnsi="Amasis MT Pro"/>
+          <w:sz w:val="28"/>
+          <w:szCs w:val="28"/>
+        </w:rPr>
+        <w:t>o</w:t>
+      </w:r>
+      <w:r>
+        <w:rPr>
+          <w:rFonts w:ascii="Amasis MT Pro" w:hAnsi="Amasis MT Pro"/>
+          <w:sz w:val="28"/>
+          <w:szCs w:val="28"/>
+        </w:rPr>
+        <w:t xml:space="preserve"> “compagno di avventure”</w:t>
+      </w:r>
+      <w:r>
+        <w:rPr>
+          <w:rFonts w:ascii="Amasis MT Pro" w:hAnsi="Amasis MT Pro"/>
+          <w:sz w:val="28"/>
+          <w:szCs w:val="28"/>
+        </w:rPr>
+        <w:t xml:space="preserve">. Questo ha fatto </w:t>
+      </w:r>
+      <w:r>
+        <w:rPr>
+          <w:rFonts w:ascii="Amasis MT Pro" w:hAnsi="Amasis MT Pro"/>
+          <w:sz w:val="28"/>
+          <w:szCs w:val="28"/>
+        </w:rPr>
+        <w:t>sì</w:t>
+      </w:r>
+      <w:r>
+        <w:rPr>
+          <w:rFonts w:ascii="Amasis MT Pro" w:hAnsi="Amasis MT Pro"/>
+          <w:sz w:val="28"/>
+          <w:szCs w:val="28"/>
+        </w:rPr>
+        <w:t xml:space="preserve"> che si creasse Crikle </w:t>
+      </w:r>
+      <w:r>
+        <w:rPr>
+          <w:rFonts w:ascii="Amasis MT Pro" w:hAnsi="Amasis MT Pro"/>
+          <w:sz w:val="28"/>
+          <w:szCs w:val="28"/>
+        </w:rPr>
+        <w:t xml:space="preserve">per dare </w:t>
+      </w:r>
+      <w:proofErr w:type="gramStart"/>
+      <w:r>
+        <w:rPr>
+          <w:rFonts w:ascii="Amasis MT Pro" w:hAnsi="Amasis MT Pro"/>
+          <w:sz w:val="28"/>
+          <w:szCs w:val="28"/>
+        </w:rPr>
+        <w:t>una strumento</w:t>
+      </w:r>
+      <w:proofErr w:type="gramEnd"/>
+      <w:r>
+        <w:rPr>
+          <w:rFonts w:ascii="Amasis MT Pro" w:hAnsi="Amasis MT Pro"/>
+          <w:sz w:val="28"/>
+          <w:szCs w:val="28"/>
+        </w:rPr>
+        <w:t xml:space="preserve"> comodo all’utente per far fronte a questi aspetti quotidiani (e non).</w:t>
+      </w:r>
+    </w:p>
+    <w:p>
+      <w:pPr>
+        <w:rPr>
+          <w:rFonts w:ascii="Amasis MT Pro" w:hAnsi="Amasis MT Pro"/>
+          <w:sz w:val="28"/>
+          <w:szCs w:val="28"/>
+        </w:rPr>
+      </w:pPr>
+      <w:r>
+        <w:rPr>
+          <w:rFonts w:ascii="Amasis MT Pro" w:hAnsi="Amasis MT Pro"/>
+          <w:sz w:val="28"/>
+          <w:szCs w:val="28"/>
+        </w:rPr>
+        <w:t>Brevemente,</w:t>
+      </w:r>
+      <w:r>
+        <w:rPr>
+          <w:rFonts w:ascii="Amasis MT Pro" w:hAnsi="Amasis MT Pro"/>
+          <w:sz w:val="28"/>
+          <w:szCs w:val="28"/>
+        </w:rPr>
+        <w:t xml:space="preserve"> </w:t>
+      </w:r>
+      <w:r>
+        <w:rPr>
+          <w:rFonts w:ascii="Amasis MT Pro" w:hAnsi="Amasis MT Pro"/>
+          <w:sz w:val="28"/>
+          <w:szCs w:val="28"/>
+        </w:rPr>
+        <w:t>l’applicazione avrebbe come obiettivo la possibilità da parte dell’utente di gestire la registrazione di vari animali domestici e delle loro conseguenti caratteristiche (nome, peso, altezza</w:t>
+      </w:r>
+      <w:r>
+        <w:rPr>
+          <w:rFonts w:ascii="Amasis MT Pro" w:hAnsi="Amasis MT Pro"/>
+          <w:sz w:val="28"/>
+          <w:szCs w:val="28"/>
+        </w:rPr>
+        <w:t>, relative note distintive</w:t>
+      </w:r>
+      <w:r>
+        <w:rPr>
+          <w:rFonts w:ascii="Amasis MT Pro" w:hAnsi="Amasis MT Pro"/>
+          <w:sz w:val="28"/>
+          <w:szCs w:val="28"/>
+        </w:rPr>
+        <w:t xml:space="preserve"> e condizioni cliniche)</w:t>
+      </w:r>
+      <w:r>
+        <w:rPr>
+          <w:rFonts w:ascii="Amasis MT Pro" w:hAnsi="Amasis MT Pro"/>
+          <w:sz w:val="28"/>
+          <w:szCs w:val="28"/>
+        </w:rPr>
+        <w:t>. Si potrà anche monitorare la condizione emotiva dell’animale</w:t>
+      </w:r>
+      <w:r>
+        <w:rPr>
+          <w:rFonts w:ascii="Amasis MT Pro" w:hAnsi="Amasis MT Pro"/>
+          <w:sz w:val="28"/>
+          <w:szCs w:val="28"/>
+        </w:rPr>
+        <w:t xml:space="preserve"> registrato</w:t>
+      </w:r>
+      <w:r>
+        <w:rPr>
+          <w:rFonts w:ascii="Amasis MT Pro" w:hAnsi="Amasis MT Pro"/>
+          <w:sz w:val="28"/>
+          <w:szCs w:val="28"/>
+        </w:rPr>
+        <w:t xml:space="preserve"> in que</w:t>
+      </w:r>
+      <w:r>
+        <w:rPr>
+          <w:rFonts w:ascii="Amasis MT Pro" w:hAnsi="Amasis MT Pro"/>
+          <w:sz w:val="28"/>
+          <w:szCs w:val="28"/>
+        </w:rPr>
+        <w:t>stione per maggiore attenzione nei suoi confronti.</w:t>
+      </w:r>
+    </w:p>
+    <w:p>
+      <w:pPr>
+        <w:rPr>
+          <w:rFonts w:ascii="Amasis MT Pro" w:hAnsi="Amasis MT Pro"/>
+          <w:sz w:val="28"/>
+          <w:szCs w:val="28"/>
+        </w:rPr>
+      </w:pPr>
+      <w:r>
+        <w:rPr>
+          <w:rFonts w:ascii="Amasis MT Pro" w:hAnsi="Amasis MT Pro"/>
+          <w:sz w:val="28"/>
+          <w:szCs w:val="28"/>
+        </w:rPr>
+        <w:t>Inoltre, sarà facilitato anche nella registrazione</w:t>
+      </w:r>
+      <w:r>
+        <w:rPr>
+          <w:rFonts w:ascii="Amasis MT Pro" w:hAnsi="Amasis MT Pro"/>
+          <w:sz w:val="28"/>
+          <w:szCs w:val="28"/>
+        </w:rPr>
+        <w:t xml:space="preserve"> e ricerca</w:t>
+      </w:r>
+      <w:r>
+        <w:rPr>
+          <w:rFonts w:ascii="Amasis MT Pro" w:hAnsi="Amasis MT Pro"/>
+          <w:sz w:val="28"/>
+          <w:szCs w:val="28"/>
+        </w:rPr>
+        <w:t xml:space="preserve"> delle varie attività che l’utente permette all’animale di intraprendere. Le attività in questione saranno </w:t>
+      </w:r>
+      <w:r>
+        <w:rPr>
+          <w:rFonts w:ascii="Amasis MT Pro" w:hAnsi="Amasis MT Pro"/>
+          <w:sz w:val="28"/>
+          <w:szCs w:val="28"/>
+        </w:rPr>
+        <w:t xml:space="preserve">le seguenti: </w:t>
+      </w:r>
+      <w:r>
+        <w:rPr>
+          <w:rFonts w:ascii="Amasis MT Pro" w:hAnsi="Amasis MT Pro"/>
+          <w:sz w:val="28"/>
+          <w:szCs w:val="28"/>
+        </w:rPr>
+        <w:t xml:space="preserve">servizi di Toilettatura, addestramento, veterinario e </w:t>
       </w:r>
       <w:proofErr w:type="spellStart"/>
       <w:r>
@@ -718,7 +1609,7 @@
           <w:sz w:val="28"/>
           <w:szCs w:val="28"/>
         </w:rPr>
-        <w:t>Flask</w:t>
+        <w:t>petsitting</w:t>
       </w:r>
       <w:proofErr w:type="spellEnd"/>
       <w:r>
@@ -727,15 +1618,50 @@
           <w:sz w:val="28"/>
           <w:szCs w:val="28"/>
         </w:rPr>
-        <w:t xml:space="preserve"> e strumenti come </w:t>
-      </w:r>
-      <w:r>
-        <w:rPr>
-          <w:rFonts w:ascii="Amasis MT Pro" w:hAnsi="Amasis MT Pro"/>
-          <w:sz w:val="28"/>
-          <w:szCs w:val="28"/>
-        </w:rPr>
-        <w:t>Retrofit ed</w:t>
+        <w:t xml:space="preserve">. </w:t>
+      </w:r>
+    </w:p>
+    <w:p>
+      <w:pPr>
+        <w:rPr>
+          <w:rFonts w:ascii="Amasis MT Pro" w:hAnsi="Amasis MT Pro"/>
+          <w:sz w:val="28"/>
+          <w:szCs w:val="28"/>
+        </w:rPr>
+      </w:pPr>
+      <w:r>
+        <w:rPr>
+          <w:rFonts w:ascii="Amasis MT Pro" w:hAnsi="Amasis MT Pro"/>
+          <w:sz w:val="28"/>
+          <w:szCs w:val="28"/>
+        </w:rPr>
+        <w:t>Dal lato web, invece, i fornitori di queste attività avranno tutti gli strumenti necessari per aggiungerle nel sito web dedicato in modo che possano comunicare le richieste degli utenti (APP) con quelle del venditore (WEB).</w:t>
+      </w:r>
+    </w:p>
+    <w:p>
+      <w:pPr>
+        <w:rPr>
+          <w:rFonts w:ascii="Amasis MT Pro" w:hAnsi="Amasis MT Pro"/>
+          <w:color w:val="FF0000"/>
+          <w:sz w:val="28"/>
+          <w:szCs w:val="28"/>
+        </w:rPr>
+      </w:pPr>
+      <w:r>
+        <w:rPr>
+          <w:rFonts w:ascii="Amasis MT Pro" w:hAnsi="Amasis MT Pro"/>
+          <w:sz w:val="28"/>
+          <w:szCs w:val="28"/>
+        </w:rPr>
+        <w:t>Per ogni</w:t>
+      </w:r>
+      <w:r>
+        <w:rPr>
+          <w:rFonts w:ascii="Amasis MT Pro" w:hAnsi="Amasis MT Pro"/>
+          <w:sz w:val="28"/>
+          <w:szCs w:val="28"/>
+        </w:rPr>
+        <w:t xml:space="preserve"> attività</w:t>
       </w:r>
       <w:r>
         <w:rPr>
@@ -748,324 +1674,42 @@
       <w:r>
         <w:rPr>
           <w:rFonts w:ascii="Amasis MT Pro" w:hAnsi="Amasis MT Pro"/>
+          <w:sz w:val="28"/>
+          <w:szCs w:val="28"/>
+        </w:rPr>
+        <w:t>commercial</w:t>
+      </w:r>
+      <w:r>
+        <w:rPr>
+          <w:rFonts w:ascii="Amasis MT Pro" w:hAnsi="Amasis MT Pro"/>
+          <w:sz w:val="28"/>
+          <w:szCs w:val="28"/>
+        </w:rPr>
+        <w:t xml:space="preserve">e sarà possibile </w:t>
+      </w:r>
+      <w:r>
+        <w:rPr>
+          <w:rFonts w:ascii="Amasis MT Pro" w:hAnsi="Amasis MT Pro"/>
+          <w:sz w:val="28"/>
+          <w:szCs w:val="28"/>
+        </w:rPr>
+        <w:t>consultarne orari, recensioni e fissare appuntamenti</w:t>
+      </w:r>
+      <w:r>
+        <w:rPr>
+          <w:rFonts w:ascii="Amasis MT Pro" w:hAnsi="Amasis MT Pro"/>
+          <w:sz w:val="28"/>
+          <w:szCs w:val="28"/>
+        </w:rPr>
+        <w:t>.</w:t>
+      </w:r>
+    </w:p>
+    <w:p>
+      <w:pPr>
+        <w:jc w:val="both"/>
+        <w:rPr>
+          <w:rFonts w:ascii="Amasis MT Pro" w:hAnsi="Amasis MT Pro"/>
           <w:color w:val="FF0000"/>
-          <w:sz w:val="28"/>
-          <w:szCs w:val="28"/>
-        </w:rPr>
-        <w:t>API REST</w:t>
-      </w:r>
-      <w:r>
-        <w:rPr>
-          <w:rFonts w:ascii="Amasis MT Pro" w:hAnsi="Amasis MT Pro"/>
-          <w:sz w:val="28"/>
-          <w:szCs w:val="28"/>
-        </w:rPr>
-        <w:t>) ha</w:t>
-      </w:r>
-      <w:r>
-        <w:rPr>
-          <w:rFonts w:ascii="Amasis MT Pro" w:hAnsi="Amasis MT Pro"/>
-          <w:sz w:val="28"/>
-          <w:szCs w:val="28"/>
-        </w:rPr>
-        <w:t xml:space="preserve"> garantito</w:t>
-      </w:r>
-      <w:r>
-        <w:rPr>
-          <w:rFonts w:ascii="Amasis MT Pro" w:hAnsi="Amasis MT Pro"/>
-          <w:sz w:val="28"/>
-          <w:szCs w:val="28"/>
-        </w:rPr>
-        <w:t xml:space="preserve"> gli standard di gestione del flusso di dati e la comunicazione tra Server e Client</w:t>
-      </w:r>
-      <w:r>
-        <w:rPr>
-          <w:rFonts w:ascii="Amasis MT Pro" w:hAnsi="Amasis MT Pro"/>
-          <w:sz w:val="28"/>
-          <w:szCs w:val="28"/>
-        </w:rPr>
-        <w:t xml:space="preserve"> sia nei servizi web che per quanto riguarda l’app</w:t>
-      </w:r>
-      <w:r>
-        <w:rPr>
-          <w:rFonts w:ascii="Amasis MT Pro" w:hAnsi="Amasis MT Pro"/>
-          <w:sz w:val="28"/>
-          <w:szCs w:val="28"/>
-        </w:rPr>
-        <w:t>.</w:t>
-      </w:r>
-    </w:p>
-    <w:p>
-      <w:pPr>
-        <w:rPr>
-          <w:rFonts w:ascii="Amasis MT Pro" w:hAnsi="Amasis MT Pro"/>
-          <w:sz w:val="28"/>
-          <w:szCs w:val="28"/>
-        </w:rPr>
-      </w:pPr>
-      <w:r>
-        <w:rPr>
-          <w:rFonts w:ascii="Amasis MT Pro" w:hAnsi="Amasis MT Pro"/>
-          <w:sz w:val="28"/>
-          <w:szCs w:val="28"/>
-        </w:rPr>
-        <w:t>Tutto ciò che riguarda gli strumenti ed il linguaggio saranno approfonditi all’interno del seguente capitolo: “</w:t>
-      </w:r>
-      <w:r>
-        <w:rPr>
-          <w:rFonts w:ascii="Amasis MT Pro" w:hAnsi="Amasis MT Pro"/>
-        </w:rPr>
-        <w:t>LINGUAGGIO E TECNOLOGIE UTILIZZATI</w:t>
-      </w:r>
-      <w:r>
-        <w:rPr>
-          <w:rFonts w:ascii="Amasis MT Pro" w:hAnsi="Amasis MT Pro"/>
-        </w:rPr>
-        <w:t>”.</w:t>
-      </w:r>
-    </w:p>
-    <w:p>
-      <w:pPr>
-        <w:rPr>
-          <w:rFonts w:ascii="Amasis MT Pro" w:hAnsi="Amasis MT Pro"/>
-          <w:sz w:val="28"/>
-          <w:szCs w:val="28"/>
-        </w:rPr>
-      </w:pPr>
-      <w:r>
-        <w:rPr>
-          <w:rFonts w:ascii="Amasis MT Pro" w:hAnsi="Amasis MT Pro"/>
-          <w:sz w:val="28"/>
-          <w:szCs w:val="28"/>
-        </w:rPr>
-        <w:t>L</w:t>
-      </w:r>
-      <w:r>
-        <w:rPr>
-          <w:rFonts w:ascii="Amasis MT Pro" w:hAnsi="Amasis MT Pro"/>
-          <w:sz w:val="28"/>
-          <w:szCs w:val="28"/>
-        </w:rPr>
-        <w:t>a classe è stata</w:t>
-      </w:r>
-      <w:r>
-        <w:rPr>
-          <w:rFonts w:ascii="Amasis MT Pro" w:hAnsi="Amasis MT Pro"/>
-          <w:sz w:val="28"/>
-          <w:szCs w:val="28"/>
-        </w:rPr>
-        <w:t xml:space="preserve"> successivamente</w:t>
-      </w:r>
-      <w:r>
-        <w:rPr>
-          <w:rFonts w:ascii="Amasis MT Pro" w:hAnsi="Amasis MT Pro"/>
-          <w:sz w:val="28"/>
-          <w:szCs w:val="28"/>
-        </w:rPr>
-        <w:t xml:space="preserve"> divisa in gruppi per poter </w:t>
-      </w:r>
-      <w:r>
-        <w:rPr>
-          <w:rFonts w:ascii="Amasis MT Pro" w:hAnsi="Amasis MT Pro"/>
-          <w:sz w:val="28"/>
-          <w:szCs w:val="28"/>
-        </w:rPr>
-        <w:t>sfruttare</w:t>
-      </w:r>
-      <w:r>
-        <w:rPr>
-          <w:rFonts w:ascii="Amasis MT Pro" w:hAnsi="Amasis MT Pro"/>
-          <w:sz w:val="28"/>
-          <w:szCs w:val="28"/>
-        </w:rPr>
-        <w:t xml:space="preserve"> le conoscenze acquisite </w:t>
-      </w:r>
-      <w:r>
-        <w:rPr>
-          <w:rFonts w:ascii="Amasis MT Pro" w:hAnsi="Amasis MT Pro"/>
-          <w:sz w:val="28"/>
-          <w:szCs w:val="28"/>
-        </w:rPr>
-        <w:t>con il fine di</w:t>
-      </w:r>
-      <w:r>
-        <w:rPr>
-          <w:rFonts w:ascii="Amasis MT Pro" w:hAnsi="Amasis MT Pro"/>
-          <w:sz w:val="28"/>
-          <w:szCs w:val="28"/>
-        </w:rPr>
-        <w:t xml:space="preserve"> creare </w:t>
-      </w:r>
-      <w:r>
-        <w:rPr>
-          <w:rFonts w:ascii="Amasis MT Pro" w:hAnsi="Amasis MT Pro"/>
-          <w:sz w:val="28"/>
-          <w:szCs w:val="28"/>
-        </w:rPr>
-        <w:t xml:space="preserve">un’applicazione collegata </w:t>
-      </w:r>
-      <w:r>
-        <w:rPr>
-          <w:rFonts w:ascii="Amasis MT Pro" w:hAnsi="Amasis MT Pro"/>
-          <w:sz w:val="28"/>
-          <w:szCs w:val="28"/>
-        </w:rPr>
-        <w:t>a</w:t>
-      </w:r>
-      <w:r>
-        <w:rPr>
-          <w:rFonts w:ascii="Amasis MT Pro" w:hAnsi="Amasis MT Pro"/>
-          <w:sz w:val="28"/>
-          <w:szCs w:val="28"/>
-        </w:rPr>
-        <w:t>d</w:t>
-      </w:r>
-      <w:r>
-        <w:rPr>
-          <w:rFonts w:ascii="Amasis MT Pro" w:hAnsi="Amasis MT Pro"/>
-          <w:sz w:val="28"/>
-          <w:szCs w:val="28"/>
-        </w:rPr>
-        <w:t xml:space="preserve"> un database</w:t>
-      </w:r>
-      <w:r>
-        <w:rPr>
-          <w:rFonts w:ascii="Amasis MT Pro" w:hAnsi="Amasis MT Pro"/>
-          <w:sz w:val="28"/>
-          <w:szCs w:val="28"/>
-        </w:rPr>
-        <w:t xml:space="preserve"> con rispettivi servizi web</w:t>
-      </w:r>
-      <w:r>
-        <w:rPr>
-          <w:rFonts w:ascii="Amasis MT Pro" w:hAnsi="Amasis MT Pro"/>
-          <w:sz w:val="28"/>
-          <w:szCs w:val="28"/>
-        </w:rPr>
-        <w:t xml:space="preserve">. Il gruppo che ha creato l’applicazione </w:t>
-      </w:r>
-      <w:proofErr w:type="spellStart"/>
-      <w:r>
-        <w:rPr>
-          <w:rFonts w:ascii="Amasis MT Pro" w:hAnsi="Amasis MT Pro"/>
-          <w:color w:val="FF0000"/>
-          <w:sz w:val="28"/>
-          <w:szCs w:val="28"/>
-          <w:u w:val="single"/>
-        </w:rPr>
-        <w:t>Crikle</w:t>
-      </w:r>
-      <w:proofErr w:type="spellEnd"/>
-      <w:r>
-        <w:rPr>
-          <w:rFonts w:ascii="Amasis MT Pro" w:hAnsi="Amasis MT Pro"/>
-          <w:color w:val="FF0000"/>
-          <w:sz w:val="28"/>
-          <w:szCs w:val="28"/>
-          <w:u w:val="single"/>
-        </w:rPr>
-        <w:t xml:space="preserve"> </w:t>
-      </w:r>
-      <w:r>
-        <w:rPr>
-          <w:rFonts w:ascii="Amasis MT Pro" w:hAnsi="Amasis MT Pro"/>
-          <w:sz w:val="28"/>
-          <w:szCs w:val="28"/>
-        </w:rPr>
-        <w:t xml:space="preserve">è </w:t>
-      </w:r>
-      <w:r>
-        <w:rPr>
-          <w:rFonts w:ascii="Amasis MT Pro" w:hAnsi="Amasis MT Pro"/>
-          <w:sz w:val="28"/>
-          <w:szCs w:val="28"/>
-        </w:rPr>
-        <w:t xml:space="preserve">composto </w:t>
-      </w:r>
-      <w:r>
-        <w:rPr>
-          <w:rFonts w:ascii="Amasis MT Pro" w:hAnsi="Amasis MT Pro"/>
-          <w:sz w:val="28"/>
-          <w:szCs w:val="28"/>
-        </w:rPr>
-        <w:t>da G</w:t>
-      </w:r>
-      <w:r>
-        <w:rPr>
-          <w:rFonts w:ascii="Amasis MT Pro" w:hAnsi="Amasis MT Pro"/>
-          <w:sz w:val="28"/>
-          <w:szCs w:val="28"/>
-        </w:rPr>
-        <w:t>abriele</w:t>
-      </w:r>
-      <w:r>
-        <w:rPr>
-          <w:rFonts w:ascii="Amasis MT Pro" w:hAnsi="Amasis MT Pro"/>
-          <w:sz w:val="28"/>
-          <w:szCs w:val="28"/>
-        </w:rPr>
-        <w:t xml:space="preserve"> Tomasso, F</w:t>
-      </w:r>
-      <w:r>
-        <w:rPr>
-          <w:rFonts w:ascii="Amasis MT Pro" w:hAnsi="Amasis MT Pro"/>
-          <w:sz w:val="28"/>
-          <w:szCs w:val="28"/>
-        </w:rPr>
-        <w:t>ederica</w:t>
-      </w:r>
-      <w:r>
-        <w:rPr>
-          <w:rFonts w:ascii="Amasis MT Pro" w:hAnsi="Amasis MT Pro"/>
-          <w:sz w:val="28"/>
-          <w:szCs w:val="28"/>
-        </w:rPr>
-        <w:t xml:space="preserve"> Panceri, L</w:t>
-      </w:r>
-      <w:r>
-        <w:rPr>
-          <w:rFonts w:ascii="Amasis MT Pro" w:hAnsi="Amasis MT Pro"/>
-          <w:sz w:val="28"/>
-          <w:szCs w:val="28"/>
-        </w:rPr>
-        <w:t>uca</w:t>
-      </w:r>
-      <w:r>
-        <w:rPr>
-          <w:rFonts w:ascii="Amasis MT Pro" w:hAnsi="Amasis MT Pro"/>
-          <w:sz w:val="28"/>
-          <w:szCs w:val="28"/>
-        </w:rPr>
-        <w:t xml:space="preserve"> Albertario e L</w:t>
-      </w:r>
-      <w:r>
-        <w:rPr>
-          <w:rFonts w:ascii="Amasis MT Pro" w:hAnsi="Amasis MT Pro"/>
-          <w:sz w:val="28"/>
-          <w:szCs w:val="28"/>
-        </w:rPr>
-        <w:t>uca</w:t>
-      </w:r>
-      <w:r>
-        <w:rPr>
-          <w:rFonts w:ascii="Amasis MT Pro" w:hAnsi="Amasis MT Pro"/>
-          <w:sz w:val="28"/>
-          <w:szCs w:val="28"/>
-        </w:rPr>
-        <w:t xml:space="preserve"> Gabello.</w:t>
-      </w:r>
-    </w:p>
-    <w:p>
-      <w:pPr>
-        <w:rPr>
-          <w:rFonts w:ascii="Amasis MT Pro" w:hAnsi="Amasis MT Pro"/>
-        </w:rPr>
-      </w:pPr>
-    </w:p>
-    <w:p>
-      <w:pPr>
-        <w:rPr>
-          <w:rFonts w:ascii="Amasis MT Pro" w:hAnsi="Amasis MT Pro"/>
         </w:rPr>
       </w:pPr>
     </w:p>
@@ -1087,614 +1731,12 @@
           <w:szCs w:val="36"/>
         </w:rPr>
       </w:pPr>
-    </w:p>
-    <w:p>
-      <w:pPr>
-        <w:jc w:val="center"/>
-        <w:rPr>
-          <w:rFonts w:ascii="Amasis MT Pro" w:hAnsi="Amasis MT Pro"/>
-          <w:sz w:val="36"/>
-          <w:szCs w:val="36"/>
-        </w:rPr>
-      </w:pPr>
-      <w:r>
-        <w:rPr>
-          <w:rFonts w:ascii="Amasis MT Pro" w:hAnsi="Amasis MT Pro"/>
-          <w:sz w:val="36"/>
-          <w:szCs w:val="36"/>
-        </w:rPr>
-        <w:lastRenderedPageBreak/>
-        <w:t>-</w:t>
-      </w:r>
-      <w:r>
-        <w:rPr>
-          <w:rFonts w:ascii="Amasis MT Pro" w:hAnsi="Amasis MT Pro"/>
-          <w:sz w:val="36"/>
-          <w:szCs w:val="36"/>
-        </w:rPr>
-        <w:t>S</w:t>
-      </w:r>
-      <w:r>
-        <w:rPr>
-          <w:rFonts w:ascii="Amasis MT Pro" w:hAnsi="Amasis MT Pro"/>
-          <w:sz w:val="36"/>
-          <w:szCs w:val="36"/>
-        </w:rPr>
-        <w:t>copo e motivazioni</w:t>
-      </w:r>
-    </w:p>
-    <w:p>
-      <w:pPr>
-        <w:jc w:val="both"/>
-        <w:rPr>
-          <w:rFonts w:ascii="Amasis MT Pro" w:hAnsi="Amasis MT Pro"/>
-          <w:sz w:val="28"/>
-          <w:szCs w:val="28"/>
-        </w:rPr>
-      </w:pPr>
-    </w:p>
-    <w:p>
-      <w:pPr>
-        <w:rPr>
-          <w:rFonts w:ascii="Amasis MT Pro" w:hAnsi="Amasis MT Pro"/>
-          <w:sz w:val="28"/>
-          <w:szCs w:val="28"/>
-        </w:rPr>
-      </w:pPr>
-      <w:r>
-        <w:rPr>
-          <w:rFonts w:ascii="Amasis MT Pro" w:hAnsi="Amasis MT Pro"/>
-          <w:sz w:val="28"/>
-          <w:szCs w:val="28"/>
-        </w:rPr>
-        <w:t xml:space="preserve">La principale richiesta </w:t>
-      </w:r>
-      <w:r>
-        <w:rPr>
-          <w:rFonts w:ascii="Amasis MT Pro" w:hAnsi="Amasis MT Pro"/>
-          <w:sz w:val="28"/>
-          <w:szCs w:val="28"/>
-        </w:rPr>
-        <w:t xml:space="preserve">per il modulo di Project Work </w:t>
-      </w:r>
-      <w:r>
-        <w:rPr>
-          <w:rFonts w:ascii="Amasis MT Pro" w:hAnsi="Amasis MT Pro"/>
-          <w:sz w:val="28"/>
-          <w:szCs w:val="28"/>
-        </w:rPr>
-        <w:t xml:space="preserve">è stata di pensare all’idea di </w:t>
-      </w:r>
-      <w:proofErr w:type="gramStart"/>
-      <w:r>
-        <w:rPr>
-          <w:rFonts w:ascii="Amasis MT Pro" w:hAnsi="Amasis MT Pro"/>
-          <w:sz w:val="28"/>
-          <w:szCs w:val="28"/>
-        </w:rPr>
-        <w:t>un app</w:t>
-      </w:r>
-      <w:proofErr w:type="gramEnd"/>
-      <w:r>
-        <w:rPr>
-          <w:rFonts w:ascii="Amasis MT Pro" w:hAnsi="Amasis MT Pro"/>
-          <w:sz w:val="28"/>
-          <w:szCs w:val="28"/>
-        </w:rPr>
-        <w:t xml:space="preserve"> </w:t>
-      </w:r>
-      <w:r>
-        <w:rPr>
-          <w:rFonts w:ascii="Amasis MT Pro" w:hAnsi="Amasis MT Pro"/>
-          <w:sz w:val="28"/>
-          <w:szCs w:val="28"/>
-        </w:rPr>
-        <w:t>(e</w:t>
-      </w:r>
-      <w:r>
-        <w:rPr>
-          <w:rFonts w:ascii="Amasis MT Pro" w:hAnsi="Amasis MT Pro"/>
-          <w:sz w:val="28"/>
-          <w:szCs w:val="28"/>
-        </w:rPr>
-        <w:t xml:space="preserve"> della conseguente tematica) </w:t>
-      </w:r>
-      <w:r>
-        <w:rPr>
-          <w:rFonts w:ascii="Amasis MT Pro" w:hAnsi="Amasis MT Pro"/>
-          <w:sz w:val="28"/>
-          <w:szCs w:val="28"/>
-        </w:rPr>
-        <w:t>come possibile progetto su cui lavorare in diversi gruppi tra colleghi per prepara</w:t>
-      </w:r>
-      <w:r>
-        <w:rPr>
-          <w:rFonts w:ascii="Amasis MT Pro" w:hAnsi="Amasis MT Pro"/>
-          <w:sz w:val="28"/>
-          <w:szCs w:val="28"/>
-        </w:rPr>
-        <w:t>rsi</w:t>
-      </w:r>
-      <w:r>
-        <w:rPr>
-          <w:rFonts w:ascii="Amasis MT Pro" w:hAnsi="Amasis MT Pro"/>
-          <w:sz w:val="28"/>
-          <w:szCs w:val="28"/>
-        </w:rPr>
-        <w:t xml:space="preserve"> al</w:t>
-      </w:r>
-      <w:r>
-        <w:rPr>
-          <w:rFonts w:ascii="Amasis MT Pro" w:hAnsi="Amasis MT Pro"/>
-          <w:sz w:val="28"/>
-          <w:szCs w:val="28"/>
-        </w:rPr>
-        <w:t xml:space="preserve"> progetto formativo</w:t>
-      </w:r>
-      <w:r>
-        <w:rPr>
-          <w:rFonts w:ascii="Amasis MT Pro" w:hAnsi="Amasis MT Pro"/>
-          <w:sz w:val="28"/>
-          <w:szCs w:val="28"/>
-        </w:rPr>
-        <w:t xml:space="preserve"> in stage ed avere modo di “sondare terreno” nel</w:t>
-      </w:r>
-      <w:r>
-        <w:rPr>
-          <w:rFonts w:ascii="Amasis MT Pro" w:hAnsi="Amasis MT Pro"/>
-          <w:sz w:val="28"/>
-          <w:szCs w:val="28"/>
-        </w:rPr>
-        <w:t xml:space="preserve"> vasto campo della programmazione di applicazioni Android. </w:t>
-      </w:r>
-    </w:p>
-    <w:p>
-      <w:pPr>
-        <w:rPr>
-          <w:rFonts w:ascii="Amasis MT Pro" w:hAnsi="Amasis MT Pro"/>
-          <w:sz w:val="28"/>
-          <w:szCs w:val="28"/>
-        </w:rPr>
-      </w:pPr>
-      <w:r>
-        <w:rPr>
-          <w:rFonts w:ascii="Amasis MT Pro" w:hAnsi="Amasis MT Pro"/>
-          <w:sz w:val="28"/>
-          <w:szCs w:val="28"/>
-        </w:rPr>
-        <w:t>Nel nostro caso, abbiamo avuto modo</w:t>
-      </w:r>
-      <w:r>
-        <w:rPr>
-          <w:rFonts w:ascii="Amasis MT Pro" w:hAnsi="Amasis MT Pro"/>
-          <w:sz w:val="28"/>
-          <w:szCs w:val="28"/>
-        </w:rPr>
-        <w:t xml:space="preserve"> di</w:t>
-      </w:r>
-      <w:r>
-        <w:rPr>
-          <w:rFonts w:ascii="Amasis MT Pro" w:hAnsi="Amasis MT Pro"/>
-          <w:sz w:val="28"/>
-          <w:szCs w:val="28"/>
-        </w:rPr>
-        <w:t xml:space="preserve"> </w:t>
-      </w:r>
-      <w:r>
-        <w:rPr>
-          <w:rFonts w:ascii="Amasis MT Pro" w:hAnsi="Amasis MT Pro"/>
-          <w:sz w:val="28"/>
-          <w:szCs w:val="28"/>
-        </w:rPr>
-        <w:t>programmare</w:t>
-      </w:r>
-      <w:r>
-        <w:rPr>
-          <w:rFonts w:ascii="Amasis MT Pro" w:hAnsi="Amasis MT Pro"/>
-          <w:sz w:val="28"/>
-          <w:szCs w:val="28"/>
-        </w:rPr>
-        <w:t xml:space="preserve"> un’applicazione riguardante gli animali, la gestione degli animali dell’utente e le varie interazioni anche a livello commerciale per creare un potenziale fattore economico dietro all’idea.</w:t>
-      </w:r>
-    </w:p>
-    <w:p>
-      <w:pPr>
-        <w:rPr>
-          <w:rFonts w:ascii="Amasis MT Pro" w:hAnsi="Amasis MT Pro"/>
-          <w:sz w:val="28"/>
-          <w:szCs w:val="28"/>
-        </w:rPr>
-      </w:pPr>
-      <w:r>
-        <w:rPr>
-          <w:rFonts w:ascii="Amasis MT Pro" w:hAnsi="Amasis MT Pro"/>
-          <w:sz w:val="28"/>
-          <w:szCs w:val="28"/>
-        </w:rPr>
-        <w:t>L’idea nasce dal fatto che i componenti del gruppo possiedono almeno un animale e comprendono bene quale poss</w:t>
-      </w:r>
-      <w:r>
-        <w:rPr>
-          <w:rFonts w:ascii="Amasis MT Pro" w:hAnsi="Amasis MT Pro"/>
-          <w:sz w:val="28"/>
-          <w:szCs w:val="28"/>
-        </w:rPr>
-        <w:t>ano</w:t>
-      </w:r>
-      <w:r>
-        <w:rPr>
-          <w:rFonts w:ascii="Amasis MT Pro" w:hAnsi="Amasis MT Pro"/>
-          <w:sz w:val="28"/>
-          <w:szCs w:val="28"/>
-        </w:rPr>
-        <w:t xml:space="preserve"> essere l</w:t>
-      </w:r>
-      <w:r>
-        <w:rPr>
-          <w:rFonts w:ascii="Amasis MT Pro" w:hAnsi="Amasis MT Pro"/>
-          <w:sz w:val="28"/>
-          <w:szCs w:val="28"/>
-        </w:rPr>
-        <w:t>e diverse esigenze</w:t>
-      </w:r>
-      <w:r>
-        <w:rPr>
-          <w:rFonts w:ascii="Amasis MT Pro" w:hAnsi="Amasis MT Pro"/>
-          <w:sz w:val="28"/>
-          <w:szCs w:val="28"/>
-        </w:rPr>
-        <w:t xml:space="preserve"> dell’utente nei confronti del propri</w:t>
-      </w:r>
-      <w:r>
-        <w:rPr>
-          <w:rFonts w:ascii="Amasis MT Pro" w:hAnsi="Amasis MT Pro"/>
-          <w:sz w:val="28"/>
-          <w:szCs w:val="28"/>
-        </w:rPr>
-        <w:t>o</w:t>
-      </w:r>
-      <w:r>
-        <w:rPr>
-          <w:rFonts w:ascii="Amasis MT Pro" w:hAnsi="Amasis MT Pro"/>
-          <w:sz w:val="28"/>
-          <w:szCs w:val="28"/>
-        </w:rPr>
-        <w:t xml:space="preserve"> “compagno di avventure”</w:t>
-      </w:r>
-      <w:r>
-        <w:rPr>
-          <w:rFonts w:ascii="Amasis MT Pro" w:hAnsi="Amasis MT Pro"/>
-          <w:sz w:val="28"/>
-          <w:szCs w:val="28"/>
-        </w:rPr>
-        <w:t xml:space="preserve">. Questo ha fatto </w:t>
-      </w:r>
-      <w:r>
-        <w:rPr>
-          <w:rFonts w:ascii="Amasis MT Pro" w:hAnsi="Amasis MT Pro"/>
-          <w:sz w:val="28"/>
-          <w:szCs w:val="28"/>
-        </w:rPr>
-        <w:t>sì</w:t>
-      </w:r>
-      <w:r>
-        <w:rPr>
-          <w:rFonts w:ascii="Amasis MT Pro" w:hAnsi="Amasis MT Pro"/>
-          <w:sz w:val="28"/>
-          <w:szCs w:val="28"/>
-        </w:rPr>
-        <w:t xml:space="preserve"> che si creasse </w:t>
-      </w:r>
-      <w:proofErr w:type="spellStart"/>
-      <w:r>
-        <w:rPr>
-          <w:rFonts w:ascii="Amasis MT Pro" w:hAnsi="Amasis MT Pro"/>
-          <w:sz w:val="28"/>
-          <w:szCs w:val="28"/>
-        </w:rPr>
-        <w:t>Crikle</w:t>
-      </w:r>
-      <w:proofErr w:type="spellEnd"/>
-      <w:r>
-        <w:rPr>
-          <w:rFonts w:ascii="Amasis MT Pro" w:hAnsi="Amasis MT Pro"/>
-          <w:sz w:val="28"/>
-          <w:szCs w:val="28"/>
-        </w:rPr>
-        <w:t xml:space="preserve"> </w:t>
-      </w:r>
-      <w:r>
-        <w:rPr>
-          <w:rFonts w:ascii="Amasis MT Pro" w:hAnsi="Amasis MT Pro"/>
-          <w:sz w:val="28"/>
-          <w:szCs w:val="28"/>
-        </w:rPr>
-        <w:t xml:space="preserve">per dare </w:t>
-      </w:r>
-      <w:proofErr w:type="gramStart"/>
-      <w:r>
-        <w:rPr>
-          <w:rFonts w:ascii="Amasis MT Pro" w:hAnsi="Amasis MT Pro"/>
-          <w:sz w:val="28"/>
-          <w:szCs w:val="28"/>
-        </w:rPr>
-        <w:t>una strumento</w:t>
-      </w:r>
-      <w:proofErr w:type="gramEnd"/>
-      <w:r>
-        <w:rPr>
-          <w:rFonts w:ascii="Amasis MT Pro" w:hAnsi="Amasis MT Pro"/>
-          <w:sz w:val="28"/>
-          <w:szCs w:val="28"/>
-        </w:rPr>
-        <w:t xml:space="preserve"> comodo all’utente per far fronte a questi aspetti quotidiani (e non).</w:t>
-      </w:r>
-    </w:p>
-    <w:p>
-      <w:pPr>
-        <w:rPr>
-          <w:rFonts w:ascii="Amasis MT Pro" w:hAnsi="Amasis MT Pro"/>
-          <w:sz w:val="28"/>
-          <w:szCs w:val="28"/>
-        </w:rPr>
-      </w:pPr>
-      <w:r>
-        <w:rPr>
-          <w:rFonts w:ascii="Amasis MT Pro" w:hAnsi="Amasis MT Pro"/>
-          <w:sz w:val="28"/>
-          <w:szCs w:val="28"/>
-        </w:rPr>
-        <w:t>Brevemente,</w:t>
-      </w:r>
-      <w:r>
-        <w:rPr>
-          <w:rFonts w:ascii="Amasis MT Pro" w:hAnsi="Amasis MT Pro"/>
-          <w:sz w:val="28"/>
-          <w:szCs w:val="28"/>
-        </w:rPr>
-        <w:t xml:space="preserve"> </w:t>
-      </w:r>
-      <w:r>
-        <w:rPr>
-          <w:rFonts w:ascii="Amasis MT Pro" w:hAnsi="Amasis MT Pro"/>
-          <w:sz w:val="28"/>
-          <w:szCs w:val="28"/>
-        </w:rPr>
-        <w:t>l’applicazione avrebbe come obiettivo la possibilità da parte dell’utente di gestire la registrazione di vari animali domestici e delle loro conseguenti caratteristiche (nome, peso, altezza</w:t>
-      </w:r>
-      <w:r>
-        <w:rPr>
-          <w:rFonts w:ascii="Amasis MT Pro" w:hAnsi="Amasis MT Pro"/>
-          <w:sz w:val="28"/>
-          <w:szCs w:val="28"/>
-        </w:rPr>
-        <w:t>, relative note distintive</w:t>
-      </w:r>
-      <w:r>
-        <w:rPr>
-          <w:rFonts w:ascii="Amasis MT Pro" w:hAnsi="Amasis MT Pro"/>
-          <w:sz w:val="28"/>
-          <w:szCs w:val="28"/>
-        </w:rPr>
-        <w:t xml:space="preserve"> e condizioni cliniche)</w:t>
-      </w:r>
-      <w:r>
-        <w:rPr>
-          <w:rFonts w:ascii="Amasis MT Pro" w:hAnsi="Amasis MT Pro"/>
-          <w:sz w:val="28"/>
-          <w:szCs w:val="28"/>
-        </w:rPr>
-        <w:t>. Si potrà anche monitorare la condizione emotiva dell’animale</w:t>
-      </w:r>
-      <w:r>
-        <w:rPr>
-          <w:rFonts w:ascii="Amasis MT Pro" w:hAnsi="Amasis MT Pro"/>
-          <w:sz w:val="28"/>
-          <w:szCs w:val="28"/>
-        </w:rPr>
-        <w:t xml:space="preserve"> registrato</w:t>
-      </w:r>
-      <w:r>
-        <w:rPr>
-          <w:rFonts w:ascii="Amasis MT Pro" w:hAnsi="Amasis MT Pro"/>
-          <w:sz w:val="28"/>
-          <w:szCs w:val="28"/>
-        </w:rPr>
-        <w:t xml:space="preserve"> in que</w:t>
-      </w:r>
-      <w:r>
-        <w:rPr>
-          <w:rFonts w:ascii="Amasis MT Pro" w:hAnsi="Amasis MT Pro"/>
-          <w:sz w:val="28"/>
-          <w:szCs w:val="28"/>
-        </w:rPr>
-        <w:t>stione per maggiore attenzione nei suoi confronti.</w:t>
-      </w:r>
-    </w:p>
-    <w:p>
-      <w:pPr>
-        <w:rPr>
-          <w:rFonts w:ascii="Amasis MT Pro" w:hAnsi="Amasis MT Pro"/>
-          <w:sz w:val="28"/>
-          <w:szCs w:val="28"/>
-        </w:rPr>
-      </w:pPr>
-      <w:r>
-        <w:rPr>
-          <w:rFonts w:ascii="Amasis MT Pro" w:hAnsi="Amasis MT Pro"/>
-          <w:sz w:val="28"/>
-          <w:szCs w:val="28"/>
-        </w:rPr>
-        <w:t>Inoltre, sarà facilitato anche nella registrazione</w:t>
-      </w:r>
-      <w:r>
-        <w:rPr>
-          <w:rFonts w:ascii="Amasis MT Pro" w:hAnsi="Amasis MT Pro"/>
-          <w:sz w:val="28"/>
-          <w:szCs w:val="28"/>
-        </w:rPr>
-        <w:t xml:space="preserve"> e ricerca</w:t>
-      </w:r>
-      <w:r>
-        <w:rPr>
-          <w:rFonts w:ascii="Amasis MT Pro" w:hAnsi="Amasis MT Pro"/>
-          <w:sz w:val="28"/>
-          <w:szCs w:val="28"/>
-        </w:rPr>
-        <w:t xml:space="preserve"> delle varie attività che l’utente permette all’animale di intraprendere. Le attività in questione saranno </w:t>
-      </w:r>
-      <w:r>
-        <w:rPr>
-          <w:rFonts w:ascii="Amasis MT Pro" w:hAnsi="Amasis MT Pro"/>
-          <w:sz w:val="28"/>
-          <w:szCs w:val="28"/>
-        </w:rPr>
-        <w:t xml:space="preserve">le seguenti: </w:t>
-      </w:r>
-      <w:r>
-        <w:rPr>
-          <w:rFonts w:ascii="Amasis MT Pro" w:hAnsi="Amasis MT Pro"/>
-          <w:sz w:val="28"/>
-          <w:szCs w:val="28"/>
-        </w:rPr>
-        <w:t xml:space="preserve">servizi di Toilettatura, addestramento, veterinario e </w:t>
-      </w:r>
-      <w:proofErr w:type="spellStart"/>
-      <w:r>
-        <w:rPr>
-          <w:rFonts w:ascii="Amasis MT Pro" w:hAnsi="Amasis MT Pro"/>
-          <w:sz w:val="28"/>
-          <w:szCs w:val="28"/>
-        </w:rPr>
-        <w:t>petsitting</w:t>
-      </w:r>
-      <w:proofErr w:type="spellEnd"/>
-      <w:r>
-        <w:rPr>
-          <w:rFonts w:ascii="Amasis MT Pro" w:hAnsi="Amasis MT Pro"/>
-          <w:sz w:val="28"/>
-          <w:szCs w:val="28"/>
-        </w:rPr>
-        <w:t xml:space="preserve">. </w:t>
-      </w:r>
-    </w:p>
-    <w:p>
-      <w:pPr>
-        <w:rPr>
-          <w:rFonts w:ascii="Amasis MT Pro" w:hAnsi="Amasis MT Pro"/>
-          <w:sz w:val="28"/>
-          <w:szCs w:val="28"/>
-        </w:rPr>
-      </w:pPr>
-      <w:r>
-        <w:rPr>
-          <w:rFonts w:ascii="Amasis MT Pro" w:hAnsi="Amasis MT Pro"/>
-          <w:sz w:val="28"/>
-          <w:szCs w:val="28"/>
-        </w:rPr>
-        <w:t>Dal lato web, invece, i fornitori di queste attività avranno tutti gli strumenti necessari per aggiungerle nel sito web dedicato in modo che possano comunicare le richieste degli utenti (APP) con quelle del venditore (WEB).</w:t>
-      </w:r>
-    </w:p>
-    <w:p>
-      <w:pPr>
-        <w:rPr>
-          <w:rFonts w:ascii="Amasis MT Pro" w:hAnsi="Amasis MT Pro"/>
-          <w:color w:val="FF0000"/>
-          <w:sz w:val="28"/>
-          <w:szCs w:val="28"/>
-        </w:rPr>
-      </w:pPr>
-      <w:r>
-        <w:rPr>
-          <w:rFonts w:ascii="Amasis MT Pro" w:hAnsi="Amasis MT Pro"/>
-          <w:sz w:val="28"/>
-          <w:szCs w:val="28"/>
-        </w:rPr>
-        <w:t>Per ogni</w:t>
-      </w:r>
-      <w:r>
-        <w:rPr>
-          <w:rFonts w:ascii="Amasis MT Pro" w:hAnsi="Amasis MT Pro"/>
-          <w:sz w:val="28"/>
-          <w:szCs w:val="28"/>
-        </w:rPr>
-        <w:t xml:space="preserve"> attività</w:t>
-      </w:r>
-      <w:r>
-        <w:rPr>
-          <w:rFonts w:ascii="Amasis MT Pro" w:hAnsi="Amasis MT Pro"/>
-          <w:sz w:val="28"/>
-          <w:szCs w:val="28"/>
-        </w:rPr>
-        <w:t xml:space="preserve"> </w:t>
-      </w:r>
-      <w:r>
-        <w:rPr>
-          <w:rFonts w:ascii="Amasis MT Pro" w:hAnsi="Amasis MT Pro"/>
-          <w:sz w:val="28"/>
-          <w:szCs w:val="28"/>
-        </w:rPr>
-        <w:t>commercial</w:t>
-      </w:r>
-      <w:r>
-        <w:rPr>
-          <w:rFonts w:ascii="Amasis MT Pro" w:hAnsi="Amasis MT Pro"/>
-          <w:sz w:val="28"/>
-          <w:szCs w:val="28"/>
-        </w:rPr>
-        <w:t xml:space="preserve">e sarà possibile </w:t>
-      </w:r>
-      <w:r>
-        <w:rPr>
-          <w:rFonts w:ascii="Amasis MT Pro" w:hAnsi="Amasis MT Pro"/>
-          <w:sz w:val="28"/>
-          <w:szCs w:val="28"/>
-        </w:rPr>
-        <w:t>consultarne orari, recensioni e fissare appuntamenti</w:t>
-      </w:r>
-      <w:r>
-        <w:rPr>
-          <w:rFonts w:ascii="Amasis MT Pro" w:hAnsi="Amasis MT Pro"/>
-          <w:sz w:val="28"/>
-          <w:szCs w:val="28"/>
-        </w:rPr>
-        <w:t>.</w:t>
-      </w:r>
-    </w:p>
-    <w:p>
-      <w:pPr>
-        <w:jc w:val="both"/>
-        <w:rPr>
-          <w:rFonts w:ascii="Amasis MT Pro" w:hAnsi="Amasis MT Pro"/>
-          <w:color w:val="FF0000"/>
-        </w:rPr>
-      </w:pPr>
-    </w:p>
-    <w:p>
-      <w:pPr>
-        <w:rPr>
-          <w:rFonts w:ascii="Amasis MT Pro" w:hAnsi="Amasis MT Pro"/>
-          <w:sz w:val="36"/>
-          <w:szCs w:val="36"/>
-        </w:rPr>
-      </w:pPr>
-    </w:p>
-    <w:p>
-      <w:pPr>
-        <w:jc w:val="center"/>
-        <w:rPr>
-          <w:rFonts w:ascii="Amasis MT Pro" w:hAnsi="Amasis MT Pro"/>
-          <w:sz w:val="36"/>
-          <w:szCs w:val="36"/>
-        </w:rPr>
-      </w:pPr>
-      <w:r>
-        <w:rPr>
-          <w:rFonts w:ascii="Amasis MT Pro" w:hAnsi="Amasis MT Pro"/>
-          <w:sz w:val="36"/>
-          <w:szCs w:val="36"/>
-        </w:rPr>
-        <w:lastRenderedPageBreak/>
+      <w:r>
+        <w:rPr>
+          <w:rFonts w:ascii="Amasis MT Pro" w:hAnsi="Amasis MT Pro"/>
+          <w:sz w:val="36"/>
+          <w:szCs w:val="36"/>
+        </w:rPr>
         <w:t>-</w:t>
       </w:r>
       <w:r>
@@ -2159,7 +2201,6 @@
           <w:sz w:val="36"/>
           <w:szCs w:val="36"/>
         </w:rPr>
-        <w:lastRenderedPageBreak/>
         <w:t>-</w:t>
       </w:r>
       <w:r>
@@ -2179,6 +2220,63 @@
           <w:szCs w:val="36"/>
         </w:rPr>
       </w:pPr>
+      <w:r>
+        <w:rPr>
+          <w:rFonts w:ascii="Amasis MT Pro" w:hAnsi="Amasis MT Pro"/>
+          <w:noProof/>
+          <w:sz w:val="36"/>
+          <w:szCs w:val="36"/>
+        </w:rPr>
+        <w:drawing>
+          <wp:anchor distT="0" distB="0" distL="114300" distR="114300" simplePos="0" relativeHeight="251676672" behindDoc="0" locked="0" layoutInCell="1" allowOverlap="1" wp14:anchorId="1296FCAF" wp14:editId="380F7C01">
+            <wp:simplePos x="0" y="0"/>
+            <wp:positionH relativeFrom="margin">
+              <wp:align>center</wp:align>
+            </wp:positionH>
+            <wp:positionV relativeFrom="paragraph">
+              <wp:posOffset>635635</wp:posOffset>
+            </wp:positionV>
+            <wp:extent cx="1638300" cy="1638300"/>
+            <wp:effectExtent l="0" t="0" r="0" b="0"/>
+            <wp:wrapSquare wrapText="bothSides"/>
+            <wp:docPr id="1272179101" name="Immagine 2" descr="Immagine che contiene forchetta, simbolo&#10;&#10;Il contenuto generato dall'IA potrebbe non essere corretto."/>
+            <wp:cNvGraphicFramePr>
+              <a:graphicFrameLocks xmlns:a="http://schemas.openxmlformats.org/drawingml/2006/main" noChangeAspect="1"/>
+            </wp:cNvGraphicFramePr>
+            <a:graphic xmlns:a="http://schemas.openxmlformats.org/drawingml/2006/main">
+              <a:graphicData uri="http://schemas.openxmlformats.org/drawingml/2006/picture">
+                <pic:pic xmlns:pic="http://schemas.openxmlformats.org/drawingml/2006/picture">
+                  <pic:nvPicPr>
+                    <pic:cNvPr id="1272179101" name="Immagine 2" descr="Immagine che contiene forchetta, simbolo&#10;&#10;Il contenuto generato dall'IA potrebbe non essere corretto."/>
+                    <pic:cNvPicPr/>
+                  </pic:nvPicPr>
+                  <pic:blipFill>
+                    <a:blip r:embed="rId8">
+                      <a:extLst>
+                        <a:ext uri="{28A0092B-C50C-407E-A947-70E740481C1C}">
+                          <a14:useLocalDpi xmlns:a14="http://schemas.microsoft.com/office/drawing/2010/main" val="0"/>
+                        </a:ext>
+                      </a:extLst>
+                    </a:blip>
+                    <a:stretch>
+                      <a:fillRect/>
+                    </a:stretch>
+                  </pic:blipFill>
+                  <pic:spPr>
+                    <a:xfrm>
+                      <a:off x="0" y="0"/>
+                      <a:ext cx="1638300" cy="1638300"/>
+                    </a:xfrm>
+                    <a:prstGeom prst="rect">
+                      <a:avLst/>
+                    </a:prstGeom>
+                  </pic:spPr>
+                </pic:pic>
+              </a:graphicData>
+            </a:graphic>
+          </wp:anchor>
+        </w:drawing>
+      </w:r>
       <w:r>
         <w:rPr>
           <w:rFonts w:ascii="Amasis MT Pro" w:hAnsi="Amasis MT Pro"/>
@@ -2201,19 +2299,335 @@
       </w:pPr>
       <w:r>
         <w:rPr>
-          <w:rFonts w:ascii="Amasis MT Pro" w:hAnsi="Amasis MT Pro"/>
           <w:noProof/>
-          <w:sz w:val="36"/>
-          <w:szCs w:val="36"/>
         </w:rPr>
         <w:drawing>
-          <wp:anchor distT="0" distB="0" distL="114300" distR="114300" simplePos="0" relativeHeight="251668480" behindDoc="1" locked="0" layoutInCell="1" allowOverlap="1" wp14:anchorId="0870CAD4" wp14:editId="5F66BC97">
+          <wp:anchor distT="0" distB="0" distL="114300" distR="114300" simplePos="0" relativeHeight="251671552" behindDoc="0" locked="0" layoutInCell="1" allowOverlap="1" wp14:anchorId="3DC0E704" wp14:editId="1D288710">
             <wp:simplePos x="0" y="0"/>
             <wp:positionH relativeFrom="margin">
-              <wp:posOffset>3844982</wp:posOffset>
+              <wp:align>right</wp:align>
             </wp:positionH>
             <wp:positionV relativeFrom="paragraph">
-              <wp:posOffset>9294</wp:posOffset>
+              <wp:posOffset>12700</wp:posOffset>
+            </wp:positionV>
+            <wp:extent cx="1561436" cy="1507355"/>
+            <wp:effectExtent l="0" t="0" r="1270" b="0"/>
+            <wp:wrapNone/>
+            <wp:docPr id="576618543" name="Immagine 3" descr="Flask SVG and transparent PNG icons | TechIcons"/>
+            <wp:cNvGraphicFramePr>
+              <a:graphicFrameLocks xmlns:a="http://schemas.openxmlformats.org/drawingml/2006/main" noChangeAspect="1"/>
+            </wp:cNvGraphicFramePr>
+            <a:graphic xmlns:a="http://schemas.openxmlformats.org/drawingml/2006/main">
+              <a:graphicData uri="http://schemas.openxmlformats.org/drawingml/2006/picture">
+                <pic:pic xmlns:pic="http://schemas.openxmlformats.org/drawingml/2006/picture">
+                  <pic:nvPicPr>
+                    <pic:cNvPr id="0" name="Picture 5" descr="Flask SVG and transparent PNG icons | TechIcons"/>
+                    <pic:cNvPicPr>
+                      <a:picLocks noChangeAspect="1" noChangeArrowheads="1"/>
+                    </pic:cNvPicPr>
+                  </pic:nvPicPr>
+                  <pic:blipFill>
+                    <a:blip r:embed="rId9">
+                      <a:extLst>
+                        <a:ext uri="{28A0092B-C50C-407E-A947-70E740481C1C}">
+                          <a14:useLocalDpi xmlns:a14="http://schemas.microsoft.com/office/drawing/2010/main" val="0"/>
+                        </a:ext>
+                      </a:extLst>
+                    </a:blip>
+                    <a:srcRect/>
+                    <a:stretch>
+                      <a:fillRect/>
+                    </a:stretch>
+                  </pic:blipFill>
+                  <pic:spPr bwMode="auto">
+                    <a:xfrm>
+                      <a:off x="0" y="0"/>
+                      <a:ext cx="1561436" cy="1507355"/>
+                    </a:xfrm>
+                    <a:prstGeom prst="rect">
+                      <a:avLst/>
+                    </a:prstGeom>
+                    <a:noFill/>
+                    <a:ln>
+                      <a:noFill/>
+                    </a:ln>
+                  </pic:spPr>
+                </pic:pic>
+              </a:graphicData>
+            </a:graphic>
+            <wp14:sizeRelH relativeFrom="margin">
+              <wp14:pctWidth>0</wp14:pctWidth>
+            </wp14:sizeRelH>
+            <wp14:sizeRelV relativeFrom="margin">
+              <wp14:pctHeight>0</wp14:pctHeight>
+            </wp14:sizeRelV>
+          </wp:anchor>
+        </w:drawing>
+      </w:r>
+      <w:r>
+        <w:rPr>
+          <w:noProof/>
+        </w:rPr>
+        <w:drawing>
+          <wp:anchor distT="0" distB="0" distL="114300" distR="114300" simplePos="0" relativeHeight="251672576" behindDoc="0" locked="0" layoutInCell="1" allowOverlap="1" wp14:anchorId="2B2F321B" wp14:editId="78E3D9D6">
+            <wp:simplePos x="0" y="0"/>
+            <wp:positionH relativeFrom="margin">
+              <wp:align>left</wp:align>
+            </wp:positionH>
+            <wp:positionV relativeFrom="paragraph">
+              <wp:posOffset>13970</wp:posOffset>
+            </wp:positionV>
+            <wp:extent cx="1650946" cy="1549400"/>
+            <wp:effectExtent l="0" t="0" r="6985" b="0"/>
+            <wp:wrapNone/>
+            <wp:docPr id="1438743369" name="Immagine 2" descr="Python Logo transparent PNG - StickPNG"/>
+            <wp:cNvGraphicFramePr>
+              <a:graphicFrameLocks xmlns:a="http://schemas.openxmlformats.org/drawingml/2006/main" noChangeAspect="1"/>
+            </wp:cNvGraphicFramePr>
+            <a:graphic xmlns:a="http://schemas.openxmlformats.org/drawingml/2006/main">
+              <a:graphicData uri="http://schemas.openxmlformats.org/drawingml/2006/picture">
+                <pic:pic xmlns:pic="http://schemas.openxmlformats.org/drawingml/2006/picture">
+                  <pic:nvPicPr>
+                    <pic:cNvPr id="0" name="Picture 3" descr="Python Logo transparent PNG - StickPNG"/>
+                    <pic:cNvPicPr>
+                      <a:picLocks noChangeAspect="1" noChangeArrowheads="1"/>
+                    </pic:cNvPicPr>
+                  </pic:nvPicPr>
+                  <pic:blipFill>
+                    <a:blip r:embed="rId10">
+                      <a:extLst>
+                        <a:ext uri="{28A0092B-C50C-407E-A947-70E740481C1C}">
+                          <a14:useLocalDpi xmlns:a14="http://schemas.microsoft.com/office/drawing/2010/main" val="0"/>
+                        </a:ext>
+                      </a:extLst>
+                    </a:blip>
+                    <a:srcRect/>
+                    <a:stretch>
+                      <a:fillRect/>
+                    </a:stretch>
+                  </pic:blipFill>
+                  <pic:spPr bwMode="auto">
+                    <a:xfrm>
+                      <a:off x="0" y="0"/>
+                      <a:ext cx="1655795" cy="1553950"/>
+                    </a:xfrm>
+                    <a:prstGeom prst="rect">
+                      <a:avLst/>
+                    </a:prstGeom>
+                    <a:noFill/>
+                    <a:ln>
+                      <a:noFill/>
+                    </a:ln>
+                  </pic:spPr>
+                </pic:pic>
+              </a:graphicData>
+            </a:graphic>
+            <wp14:sizeRelH relativeFrom="margin">
+              <wp14:pctWidth>0</wp14:pctWidth>
+            </wp14:sizeRelH>
+            <wp14:sizeRelV relativeFrom="margin">
+              <wp14:pctHeight>0</wp14:pctHeight>
+            </wp14:sizeRelV>
+          </wp:anchor>
+        </w:drawing>
+      </w:r>
+      <w:r>
+        <w:rPr>
+          <w:rFonts w:ascii="Amasis MT Pro" w:hAnsi="Amasis MT Pro"/>
+          <w:sz w:val="36"/>
+          <w:szCs w:val="36"/>
+        </w:rPr>
+        <w:tab/>
+      </w:r>
+    </w:p>
+    <w:p>
+      <w:pPr>
+        <w:rPr>
+          <w:rFonts w:ascii="Amasis MT Pro" w:hAnsi="Amasis MT Pro"/>
+          <w:sz w:val="36"/>
+          <w:szCs w:val="36"/>
+        </w:rPr>
+      </w:pPr>
+    </w:p>
+    <w:p>
+      <w:pPr>
+        <w:tabs>
+          <w:tab w:val="left" w:pos="7200"/>
+        </w:tabs>
+        <w:rPr>
+          <w:rFonts w:ascii="Amasis MT Pro" w:hAnsi="Amasis MT Pro"/>
+          <w:sz w:val="36"/>
+          <w:szCs w:val="36"/>
+        </w:rPr>
+      </w:pPr>
+      <w:r>
+        <w:rPr>
+          <w:rFonts w:ascii="Amasis MT Pro" w:hAnsi="Amasis MT Pro"/>
+          <w:sz w:val="36"/>
+          <w:szCs w:val="36"/>
+        </w:rPr>
+        <w:tab/>
+      </w:r>
+    </w:p>
+    <w:p>
+      <w:pPr>
+        <w:rPr>
+          <w:rFonts w:ascii="Amasis MT Pro" w:hAnsi="Amasis MT Pro"/>
+          <w:sz w:val="36"/>
+          <w:szCs w:val="36"/>
+        </w:rPr>
+      </w:pPr>
+    </w:p>
+    <w:p>
+      <w:pPr>
+        <w:tabs>
+          <w:tab w:val="left" w:pos="3645"/>
+        </w:tabs>
+        <w:rPr>
+          <w:rFonts w:ascii="Amasis MT Pro" w:hAnsi="Amasis MT Pro"/>
+          <w:noProof/>
+          <w:sz w:val="36"/>
+          <w:szCs w:val="36"/>
+        </w:rPr>
+      </w:pPr>
+    </w:p>
+    <w:p>
+      <w:pPr>
+        <w:tabs>
+          <w:tab w:val="left" w:pos="3645"/>
+        </w:tabs>
+        <w:rPr>
+          <w:rFonts w:ascii="Amasis MT Pro" w:hAnsi="Amasis MT Pro"/>
+          <w:sz w:val="36"/>
+          <w:szCs w:val="36"/>
+        </w:rPr>
+      </w:pPr>
+      <w:r>
+        <w:rPr>
+          <w:rFonts w:ascii="Amasis MT Pro" w:hAnsi="Amasis MT Pro"/>
+          <w:sz w:val="36"/>
+          <w:szCs w:val="36"/>
+        </w:rPr>
+        <w:tab/>
+      </w:r>
+    </w:p>
+    <w:p>
+      <w:pPr>
+        <w:rPr>
+          <w:rFonts w:ascii="Amasis MT Pro" w:hAnsi="Amasis MT Pro"/>
+          <w:sz w:val="36"/>
+          <w:szCs w:val="36"/>
+        </w:rPr>
+      </w:pPr>
+      <w:r>
+        <w:rPr>
+          <w:rFonts w:ascii="Amasis MT Pro" w:hAnsi="Amasis MT Pro"/>
+          <w:noProof/>
+          <w:sz w:val="36"/>
+          <w:szCs w:val="36"/>
+        </w:rPr>
+        <w:drawing>
+          <wp:anchor distT="0" distB="0" distL="114300" distR="114300" simplePos="0" relativeHeight="251674624" behindDoc="0" locked="0" layoutInCell="1" allowOverlap="1" wp14:anchorId="5999B6C0" wp14:editId="740051F2">
+            <wp:simplePos x="0" y="0"/>
+            <wp:positionH relativeFrom="margin">
+              <wp:posOffset>495300</wp:posOffset>
+            </wp:positionH>
+            <wp:positionV relativeFrom="paragraph">
+              <wp:posOffset>24130</wp:posOffset>
+            </wp:positionV>
+            <wp:extent cx="2362200" cy="1962785"/>
+            <wp:effectExtent l="0" t="0" r="0" b="0"/>
+            <wp:wrapThrough wrapText="bothSides">
+              <wp:wrapPolygon edited="0">
+                <wp:start x="12542" y="1048"/>
+                <wp:lineTo x="9755" y="4822"/>
+                <wp:lineTo x="5400" y="4822"/>
+                <wp:lineTo x="5226" y="6709"/>
+                <wp:lineTo x="6271" y="8176"/>
+                <wp:lineTo x="5226" y="10692"/>
+                <wp:lineTo x="5226" y="12159"/>
+                <wp:lineTo x="10452" y="14885"/>
+                <wp:lineTo x="11497" y="14885"/>
+                <wp:lineTo x="1394" y="16142"/>
+                <wp:lineTo x="697" y="16352"/>
+                <wp:lineTo x="1394" y="19287"/>
+                <wp:lineTo x="20032" y="19287"/>
+                <wp:lineTo x="20555" y="18029"/>
+                <wp:lineTo x="19684" y="16562"/>
+                <wp:lineTo x="15503" y="14885"/>
+                <wp:lineTo x="16200" y="12788"/>
+                <wp:lineTo x="16200" y="3774"/>
+                <wp:lineTo x="15329" y="2725"/>
+                <wp:lineTo x="13239" y="1048"/>
+                <wp:lineTo x="12542" y="1048"/>
+              </wp:wrapPolygon>
+            </wp:wrapThrough>
+            <wp:docPr id="19385226" name="Immagine 6" descr="Immagine che contiene Carattere, Elementi grafici, simbolo, logo&#10;&#10;Il contenuto generato dall'IA potrebbe non essere corretto."/>
+            <wp:cNvGraphicFramePr>
+              <a:graphicFrameLocks xmlns:a="http://schemas.openxmlformats.org/drawingml/2006/main" noChangeAspect="1"/>
+            </wp:cNvGraphicFramePr>
+            <a:graphic xmlns:a="http://schemas.openxmlformats.org/drawingml/2006/main">
+              <a:graphicData uri="http://schemas.openxmlformats.org/drawingml/2006/picture">
+                <pic:pic xmlns:pic="http://schemas.openxmlformats.org/drawingml/2006/picture">
+                  <pic:nvPicPr>
+                    <pic:cNvPr id="19385226" name="Immagine 6" descr="Immagine che contiene Carattere, Elementi grafici, simbolo, logo&#10;&#10;Il contenuto generato dall'IA potrebbe non essere corretto."/>
+                    <pic:cNvPicPr/>
+                  </pic:nvPicPr>
+                  <pic:blipFill rotWithShape="1">
+                    <a:blip r:embed="rId11">
+                      <a:extLst>
+                        <a:ext uri="{28A0092B-C50C-407E-A947-70E740481C1C}">
+                          <a14:useLocalDpi xmlns:a14="http://schemas.microsoft.com/office/drawing/2010/main" val="0"/>
+                        </a:ext>
+                      </a:extLst>
+                    </a:blip>
+                    <a:srcRect l="11381" r="10222"/>
+                    <a:stretch/>
+                  </pic:blipFill>
+                  <pic:spPr bwMode="auto">
+                    <a:xfrm>
+                      <a:off x="0" y="0"/>
+                      <a:ext cx="2362200" cy="1962785"/>
+                    </a:xfrm>
+                    <a:prstGeom prst="rect">
+                      <a:avLst/>
+                    </a:prstGeom>
+                    <a:ln>
+                      <a:noFill/>
+                    </a:ln>
+                    <a:extLst>
+                      <a:ext uri="{53640926-AAD7-44D8-BBD7-CCE9431645EC}">
+                        <a14:shadowObscured xmlns:a14="http://schemas.microsoft.com/office/drawing/2010/main"/>
+                      </a:ext>
+                    </a:extLst>
+                  </pic:spPr>
+                </pic:pic>
+              </a:graphicData>
+            </a:graphic>
+            <wp14:sizeRelH relativeFrom="margin">
+              <wp14:pctWidth>0</wp14:pctWidth>
+            </wp14:sizeRelH>
+            <wp14:sizeRelV relativeFrom="margin">
+              <wp14:pctHeight>0</wp14:pctHeight>
+            </wp14:sizeRelV>
+          </wp:anchor>
+        </w:drawing>
+      </w:r>
+      <w:r>
+        <w:rPr>
+          <w:rFonts w:ascii="Amasis MT Pro" w:hAnsi="Amasis MT Pro"/>
+          <w:noProof/>
+          <w:sz w:val="36"/>
+          <w:szCs w:val="36"/>
+        </w:rPr>
+        <w:drawing>
+          <wp:anchor distT="0" distB="0" distL="114300" distR="114300" simplePos="0" relativeHeight="251668480" behindDoc="1" locked="0" layoutInCell="1" allowOverlap="1" wp14:anchorId="0870CAD4" wp14:editId="4422455E">
+            <wp:simplePos x="0" y="0"/>
+            <wp:positionH relativeFrom="margin">
+              <wp:posOffset>3415030</wp:posOffset>
+            </wp:positionH>
+            <wp:positionV relativeFrom="paragraph">
+              <wp:posOffset>43815</wp:posOffset>
             </wp:positionV>
             <wp:extent cx="1790700" cy="1790700"/>
             <wp:effectExtent l="0" t="0" r="0" b="0"/>
@@ -2230,7 +2644,7 @@
                     <pic:cNvPicPr/>
                   </pic:nvPicPr>
                   <pic:blipFill>
-                    <a:blip r:embed="rId8" cstate="print">
+                    <a:blip r:embed="rId12" cstate="print">
                       <a:extLst>
                         <a:ext uri="{28A0092B-C50C-407E-A947-70E740481C1C}">
                           <a14:useLocalDpi xmlns:a14="http://schemas.microsoft.com/office/drawing/2010/main" val="0"/>
@@ -2262,387 +2676,75 @@
           </wp:anchor>
         </w:drawing>
       </w:r>
-      <w:r>
-        <w:rPr>
+    </w:p>
+    <w:p>
+      <w:pPr>
+        <w:rPr>
+          <w:rFonts w:ascii="Amasis MT Pro" w:hAnsi="Amasis MT Pro"/>
+          <w:sz w:val="36"/>
+          <w:szCs w:val="36"/>
+        </w:rPr>
+      </w:pPr>
+    </w:p>
+    <w:p>
+      <w:pPr>
+        <w:rPr>
+          <w:rFonts w:ascii="Amasis MT Pro" w:hAnsi="Amasis MT Pro"/>
+          <w:sz w:val="36"/>
+          <w:szCs w:val="36"/>
+        </w:rPr>
+      </w:pPr>
+    </w:p>
+    <w:p>
+      <w:pPr>
+        <w:rPr>
+          <w:rFonts w:ascii="Amasis MT Pro" w:hAnsi="Amasis MT Pro"/>
+          <w:sz w:val="36"/>
+          <w:szCs w:val="36"/>
+        </w:rPr>
+      </w:pPr>
+    </w:p>
+    <w:p>
+      <w:pPr>
+        <w:rPr>
+          <w:rFonts w:ascii="Amasis MT Pro" w:hAnsi="Amasis MT Pro"/>
+          <w:sz w:val="36"/>
+          <w:szCs w:val="36"/>
+        </w:rPr>
+      </w:pPr>
+    </w:p>
+    <w:p>
+      <w:pPr>
+        <w:rPr>
+          <w:rFonts w:ascii="Amasis MT Pro" w:hAnsi="Amasis MT Pro"/>
+          <w:sz w:val="36"/>
+          <w:szCs w:val="36"/>
+        </w:rPr>
+      </w:pPr>
+    </w:p>
+    <w:p>
+      <w:pPr>
+        <w:rPr>
+          <w:rFonts w:ascii="Amasis MT Pro" w:hAnsi="Amasis MT Pro"/>
+          <w:sz w:val="36"/>
+          <w:szCs w:val="36"/>
+        </w:rPr>
+      </w:pPr>
+      <w:r>
+        <w:rPr>
+          <w:rFonts w:ascii="Amasis MT Pro" w:hAnsi="Amasis MT Pro"/>
           <w:noProof/>
+          <w:sz w:val="36"/>
+          <w:szCs w:val="36"/>
         </w:rPr>
         <w:drawing>
-          <wp:anchor distT="0" distB="0" distL="114300" distR="114300" simplePos="0" relativeHeight="251672576" behindDoc="0" locked="0" layoutInCell="1" allowOverlap="1" wp14:anchorId="2B2F321B" wp14:editId="02F5FFFF">
+          <wp:anchor distT="0" distB="0" distL="114300" distR="114300" simplePos="0" relativeHeight="251673600" behindDoc="1" locked="0" layoutInCell="1" allowOverlap="1" wp14:anchorId="6799EEE8" wp14:editId="12A12291">
             <wp:simplePos x="0" y="0"/>
             <wp:positionH relativeFrom="margin">
               <wp:align>left</wp:align>
             </wp:positionH>
             <wp:positionV relativeFrom="paragraph">
-              <wp:posOffset>13970</wp:posOffset>
-            </wp:positionV>
-            <wp:extent cx="2047875" cy="2047875"/>
-            <wp:effectExtent l="0" t="0" r="9525" b="9525"/>
-            <wp:wrapNone/>
-            <wp:docPr id="1438743369" name="Immagine 2" descr="Python Logo transparent PNG - StickPNG"/>
-            <wp:cNvGraphicFramePr>
-              <a:graphicFrameLocks xmlns:a="http://schemas.openxmlformats.org/drawingml/2006/main" noChangeAspect="1"/>
-            </wp:cNvGraphicFramePr>
-            <a:graphic xmlns:a="http://schemas.openxmlformats.org/drawingml/2006/main">
-              <a:graphicData uri="http://schemas.openxmlformats.org/drawingml/2006/picture">
-                <pic:pic xmlns:pic="http://schemas.openxmlformats.org/drawingml/2006/picture">
-                  <pic:nvPicPr>
-                    <pic:cNvPr id="0" name="Picture 3" descr="Python Logo transparent PNG - StickPNG"/>
-                    <pic:cNvPicPr>
-                      <a:picLocks noChangeAspect="1" noChangeArrowheads="1"/>
-                    </pic:cNvPicPr>
-                  </pic:nvPicPr>
-                  <pic:blipFill>
-                    <a:blip r:embed="rId9">
-                      <a:extLst>
-                        <a:ext uri="{28A0092B-C50C-407E-A947-70E740481C1C}">
-                          <a14:useLocalDpi xmlns:a14="http://schemas.microsoft.com/office/drawing/2010/main" val="0"/>
-                        </a:ext>
-                      </a:extLst>
-                    </a:blip>
-                    <a:srcRect/>
-                    <a:stretch>
-                      <a:fillRect/>
-                    </a:stretch>
-                  </pic:blipFill>
-                  <pic:spPr bwMode="auto">
-                    <a:xfrm>
-                      <a:off x="0" y="0"/>
-                      <a:ext cx="2047875" cy="2047875"/>
-                    </a:xfrm>
-                    <a:prstGeom prst="rect">
-                      <a:avLst/>
-                    </a:prstGeom>
-                    <a:noFill/>
-                    <a:ln>
-                      <a:noFill/>
-                    </a:ln>
-                  </pic:spPr>
-                </pic:pic>
-              </a:graphicData>
-            </a:graphic>
-            <wp14:sizeRelH relativeFrom="margin">
-              <wp14:pctWidth>0</wp14:pctWidth>
-            </wp14:sizeRelH>
-            <wp14:sizeRelV relativeFrom="margin">
-              <wp14:pctHeight>0</wp14:pctHeight>
-            </wp14:sizeRelV>
-          </wp:anchor>
-        </w:drawing>
-      </w:r>
-      <w:r>
-        <w:rPr>
-          <w:rFonts w:ascii="Amasis MT Pro" w:hAnsi="Amasis MT Pro"/>
-          <w:sz w:val="36"/>
-          <w:szCs w:val="36"/>
-        </w:rPr>
-        <w:tab/>
-      </w:r>
-    </w:p>
-    <w:p>
-      <w:pPr>
-        <w:rPr>
-          <w:rFonts w:ascii="Amasis MT Pro" w:hAnsi="Amasis MT Pro"/>
-          <w:sz w:val="36"/>
-          <w:szCs w:val="36"/>
-        </w:rPr>
-      </w:pPr>
-    </w:p>
-    <w:p>
-      <w:pPr>
-        <w:tabs>
-          <w:tab w:val="left" w:pos="7200"/>
-        </w:tabs>
-        <w:rPr>
-          <w:rFonts w:ascii="Amasis MT Pro" w:hAnsi="Amasis MT Pro"/>
-          <w:sz w:val="36"/>
-          <w:szCs w:val="36"/>
-        </w:rPr>
-      </w:pPr>
-      <w:r>
-        <w:rPr>
-          <w:rFonts w:ascii="Amasis MT Pro" w:hAnsi="Amasis MT Pro"/>
-          <w:sz w:val="36"/>
-          <w:szCs w:val="36"/>
-        </w:rPr>
-        <w:tab/>
-      </w:r>
-    </w:p>
-    <w:p>
-      <w:pPr>
-        <w:rPr>
-          <w:rFonts w:ascii="Amasis MT Pro" w:hAnsi="Amasis MT Pro"/>
-          <w:sz w:val="36"/>
-          <w:szCs w:val="36"/>
-        </w:rPr>
-      </w:pPr>
-    </w:p>
-    <w:p>
-      <w:pPr>
-        <w:tabs>
-          <w:tab w:val="left" w:pos="3645"/>
-        </w:tabs>
-        <w:rPr>
-          <w:rFonts w:ascii="Amasis MT Pro" w:hAnsi="Amasis MT Pro"/>
-          <w:sz w:val="36"/>
-          <w:szCs w:val="36"/>
-        </w:rPr>
-      </w:pPr>
-      <w:r>
-        <w:rPr>
-          <w:rFonts w:ascii="Amasis MT Pro" w:hAnsi="Amasis MT Pro"/>
-          <w:sz w:val="36"/>
-          <w:szCs w:val="36"/>
-        </w:rPr>
-        <w:tab/>
-      </w:r>
-    </w:p>
-    <w:p>
-      <w:pPr>
-        <w:rPr>
-          <w:rFonts w:ascii="Amasis MT Pro" w:hAnsi="Amasis MT Pro"/>
-          <w:sz w:val="36"/>
-          <w:szCs w:val="36"/>
-        </w:rPr>
-      </w:pPr>
-    </w:p>
-    <w:p>
-      <w:pPr>
-        <w:rPr>
-          <w:rFonts w:ascii="Amasis MT Pro" w:hAnsi="Amasis MT Pro"/>
-          <w:sz w:val="36"/>
-          <w:szCs w:val="36"/>
-        </w:rPr>
-      </w:pPr>
-      <w:r>
-        <w:rPr>
-          <w:rFonts w:ascii="Amasis MT Pro" w:hAnsi="Amasis MT Pro"/>
-          <w:noProof/>
-          <w:sz w:val="36"/>
-          <w:szCs w:val="36"/>
-        </w:rPr>
-        <w:drawing>
-          <wp:anchor distT="0" distB="0" distL="114300" distR="114300" simplePos="0" relativeHeight="251674624" behindDoc="0" locked="0" layoutInCell="1" allowOverlap="1" wp14:anchorId="5999B6C0" wp14:editId="79E3DA2D">
-            <wp:simplePos x="0" y="0"/>
-            <wp:positionH relativeFrom="margin">
-              <wp:posOffset>3401580</wp:posOffset>
-            </wp:positionH>
-            <wp:positionV relativeFrom="paragraph">
-              <wp:posOffset>219826</wp:posOffset>
-            </wp:positionV>
-            <wp:extent cx="3013075" cy="1962785"/>
-            <wp:effectExtent l="0" t="0" r="0" b="0"/>
-            <wp:wrapThrough wrapText="bothSides">
-              <wp:wrapPolygon edited="0">
-                <wp:start x="12291" y="1048"/>
-                <wp:lineTo x="10106" y="4822"/>
-                <wp:lineTo x="6692" y="4822"/>
-                <wp:lineTo x="6555" y="6709"/>
-                <wp:lineTo x="7374" y="8176"/>
-                <wp:lineTo x="6555" y="10692"/>
-                <wp:lineTo x="6419" y="11950"/>
-                <wp:lineTo x="10925" y="14885"/>
-                <wp:lineTo x="11471" y="14885"/>
-                <wp:lineTo x="3551" y="16142"/>
-                <wp:lineTo x="3004" y="16352"/>
-                <wp:lineTo x="3551" y="19287"/>
-                <wp:lineTo x="18163" y="19287"/>
-                <wp:lineTo x="18573" y="18029"/>
-                <wp:lineTo x="17890" y="16562"/>
-                <wp:lineTo x="14612" y="14885"/>
-                <wp:lineTo x="15159" y="12788"/>
-                <wp:lineTo x="15159" y="3774"/>
-                <wp:lineTo x="14476" y="2725"/>
-                <wp:lineTo x="12837" y="1048"/>
-                <wp:lineTo x="12291" y="1048"/>
-              </wp:wrapPolygon>
-            </wp:wrapThrough>
-            <wp:docPr id="19385226" name="Immagine 6" descr="Immagine che contiene Carattere, Elementi grafici, simbolo, logo&#10;&#10;Il contenuto generato dall'IA potrebbe non essere corretto."/>
-            <wp:cNvGraphicFramePr>
-              <a:graphicFrameLocks xmlns:a="http://schemas.openxmlformats.org/drawingml/2006/main" noChangeAspect="1"/>
-            </wp:cNvGraphicFramePr>
-            <a:graphic xmlns:a="http://schemas.openxmlformats.org/drawingml/2006/main">
-              <a:graphicData uri="http://schemas.openxmlformats.org/drawingml/2006/picture">
-                <pic:pic xmlns:pic="http://schemas.openxmlformats.org/drawingml/2006/picture">
-                  <pic:nvPicPr>
-                    <pic:cNvPr id="19385226" name="Immagine 6" descr="Immagine che contiene Carattere, Elementi grafici, simbolo, logo&#10;&#10;Il contenuto generato dall'IA potrebbe non essere corretto."/>
-                    <pic:cNvPicPr/>
-                  </pic:nvPicPr>
-                  <pic:blipFill>
-                    <a:blip r:embed="rId10">
-                      <a:extLst>
-                        <a:ext uri="{28A0092B-C50C-407E-A947-70E740481C1C}">
-                          <a14:useLocalDpi xmlns:a14="http://schemas.microsoft.com/office/drawing/2010/main" val="0"/>
-                        </a:ext>
-                      </a:extLst>
-                    </a:blip>
-                    <a:stretch>
-                      <a:fillRect/>
-                    </a:stretch>
-                  </pic:blipFill>
-                  <pic:spPr>
-                    <a:xfrm>
-                      <a:off x="0" y="0"/>
-                      <a:ext cx="3013075" cy="1962785"/>
-                    </a:xfrm>
-                    <a:prstGeom prst="rect">
-                      <a:avLst/>
-                    </a:prstGeom>
-                  </pic:spPr>
-                </pic:pic>
-              </a:graphicData>
-            </a:graphic>
-            <wp14:sizeRelH relativeFrom="margin">
-              <wp14:pctWidth>0</wp14:pctWidth>
-            </wp14:sizeRelH>
-            <wp14:sizeRelV relativeFrom="margin">
-              <wp14:pctHeight>0</wp14:pctHeight>
-            </wp14:sizeRelV>
-          </wp:anchor>
-        </w:drawing>
-      </w:r>
-      <w:r>
-        <w:rPr>
-          <w:noProof/>
-        </w:rPr>
-        <w:drawing>
-          <wp:anchor distT="0" distB="0" distL="114300" distR="114300" simplePos="0" relativeHeight="251671552" behindDoc="0" locked="0" layoutInCell="1" allowOverlap="1" wp14:anchorId="3DC0E704" wp14:editId="73B44BB4">
-            <wp:simplePos x="0" y="0"/>
-            <wp:positionH relativeFrom="margin">
-              <wp:align>left</wp:align>
-            </wp:positionH>
-            <wp:positionV relativeFrom="paragraph">
-              <wp:posOffset>185882</wp:posOffset>
-            </wp:positionV>
-            <wp:extent cx="2076450" cy="2139950"/>
-            <wp:effectExtent l="0" t="0" r="0" b="0"/>
-            <wp:wrapNone/>
-            <wp:docPr id="576618543" name="Immagine 3" descr="Flask SVG and transparent PNG icons | TechIcons"/>
-            <wp:cNvGraphicFramePr>
-              <a:graphicFrameLocks xmlns:a="http://schemas.openxmlformats.org/drawingml/2006/main" noChangeAspect="1"/>
-            </wp:cNvGraphicFramePr>
-            <a:graphic xmlns:a="http://schemas.openxmlformats.org/drawingml/2006/main">
-              <a:graphicData uri="http://schemas.openxmlformats.org/drawingml/2006/picture">
-                <pic:pic xmlns:pic="http://schemas.openxmlformats.org/drawingml/2006/picture">
-                  <pic:nvPicPr>
-                    <pic:cNvPr id="0" name="Picture 5" descr="Flask SVG and transparent PNG icons | TechIcons"/>
-                    <pic:cNvPicPr>
-                      <a:picLocks noChangeAspect="1" noChangeArrowheads="1"/>
-                    </pic:cNvPicPr>
-                  </pic:nvPicPr>
-                  <pic:blipFill>
-                    <a:blip r:embed="rId11">
-                      <a:extLst>
-                        <a:ext uri="{28A0092B-C50C-407E-A947-70E740481C1C}">
-                          <a14:useLocalDpi xmlns:a14="http://schemas.microsoft.com/office/drawing/2010/main" val="0"/>
-                        </a:ext>
-                      </a:extLst>
-                    </a:blip>
-                    <a:srcRect/>
-                    <a:stretch>
-                      <a:fillRect/>
-                    </a:stretch>
-                  </pic:blipFill>
-                  <pic:spPr bwMode="auto">
-                    <a:xfrm>
-                      <a:off x="0" y="0"/>
-                      <a:ext cx="2076450" cy="2139950"/>
-                    </a:xfrm>
-                    <a:prstGeom prst="rect">
-                      <a:avLst/>
-                    </a:prstGeom>
-                    <a:noFill/>
-                    <a:ln>
-                      <a:noFill/>
-                    </a:ln>
-                  </pic:spPr>
-                </pic:pic>
-              </a:graphicData>
-            </a:graphic>
-            <wp14:sizeRelH relativeFrom="margin">
-              <wp14:pctWidth>0</wp14:pctWidth>
-            </wp14:sizeRelH>
-          </wp:anchor>
-        </w:drawing>
-      </w:r>
-    </w:p>
-    <w:p>
-      <w:pPr>
-        <w:rPr>
-          <w:rFonts w:ascii="Amasis MT Pro" w:hAnsi="Amasis MT Pro"/>
-          <w:sz w:val="36"/>
-          <w:szCs w:val="36"/>
-        </w:rPr>
-      </w:pPr>
-    </w:p>
-    <w:p>
-      <w:pPr>
-        <w:rPr>
-          <w:rFonts w:ascii="Amasis MT Pro" w:hAnsi="Amasis MT Pro"/>
-          <w:sz w:val="36"/>
-          <w:szCs w:val="36"/>
-        </w:rPr>
-      </w:pPr>
-    </w:p>
-    <w:p>
-      <w:pPr>
-        <w:rPr>
-          <w:rFonts w:ascii="Amasis MT Pro" w:hAnsi="Amasis MT Pro"/>
-          <w:sz w:val="36"/>
-          <w:szCs w:val="36"/>
-        </w:rPr>
-      </w:pPr>
-    </w:p>
-    <w:p>
-      <w:pPr>
-        <w:rPr>
-          <w:rFonts w:ascii="Amasis MT Pro" w:hAnsi="Amasis MT Pro"/>
-          <w:sz w:val="36"/>
-          <w:szCs w:val="36"/>
-        </w:rPr>
-      </w:pPr>
-    </w:p>
-    <w:p>
-      <w:pPr>
-        <w:rPr>
-          <w:rFonts w:ascii="Amasis MT Pro" w:hAnsi="Amasis MT Pro"/>
-          <w:sz w:val="36"/>
-          <w:szCs w:val="36"/>
-        </w:rPr>
-      </w:pPr>
-    </w:p>
-    <w:p>
-      <w:pPr>
-        <w:rPr>
-          <w:rFonts w:ascii="Amasis MT Pro" w:hAnsi="Amasis MT Pro"/>
-          <w:sz w:val="36"/>
-          <w:szCs w:val="36"/>
-        </w:rPr>
-      </w:pPr>
-    </w:p>
-    <w:p>
-      <w:pPr>
-        <w:rPr>
-          <w:rFonts w:ascii="Amasis MT Pro" w:hAnsi="Amasis MT Pro"/>
-          <w:noProof/>
-          <w:sz w:val="36"/>
-          <w:szCs w:val="36"/>
-        </w:rPr>
-      </w:pPr>
-      <w:r>
-        <w:rPr>
-          <w:rFonts w:ascii="Amasis MT Pro" w:hAnsi="Amasis MT Pro"/>
-          <w:noProof/>
-          <w:sz w:val="36"/>
-          <w:szCs w:val="36"/>
-        </w:rPr>
-        <w:drawing>
-          <wp:anchor distT="0" distB="0" distL="114300" distR="114300" simplePos="0" relativeHeight="251673600" behindDoc="1" locked="0" layoutInCell="1" allowOverlap="1" wp14:anchorId="6799EEE8" wp14:editId="10B2063D">
-            <wp:simplePos x="0" y="0"/>
-            <wp:positionH relativeFrom="margin">
-              <wp:align>left</wp:align>
-            </wp:positionH>
-            <wp:positionV relativeFrom="paragraph">
-              <wp:posOffset>10449</wp:posOffset>
+              <wp:posOffset>302895</wp:posOffset>
             </wp:positionV>
             <wp:extent cx="2286000" cy="1236689"/>
             <wp:effectExtent l="0" t="0" r="0" b="1905"/>
@@ -2659,7 +2761,7 @@
                     <pic:cNvPicPr/>
                   </pic:nvPicPr>
                   <pic:blipFill>
-                    <a:blip r:embed="rId12">
+                    <a:blip r:embed="rId13">
                       <a:extLst>
                         <a:ext uri="{28A0092B-C50C-407E-A947-70E740481C1C}">
                           <a14:useLocalDpi xmlns:a14="http://schemas.microsoft.com/office/drawing/2010/main" val="0"/>
@@ -2691,12 +2793,82 @@
           </wp:anchor>
         </w:drawing>
       </w:r>
-    </w:p>
-    <w:p>
-      <w:pPr>
+      <w:r>
         <w:rPr>
           <w:rFonts w:ascii="Amasis MT Pro" w:hAnsi="Amasis MT Pro"/>
           <w:noProof/>
+          <w:sz w:val="28"/>
+          <w:szCs w:val="28"/>
+        </w:rPr>
+        <w:drawing>
+          <wp:anchor distT="0" distB="0" distL="114300" distR="114300" simplePos="0" relativeHeight="251675648" behindDoc="1" locked="0" layoutInCell="1" allowOverlap="1" wp14:anchorId="17B303A5" wp14:editId="7645A622">
+            <wp:simplePos x="0" y="0"/>
+            <wp:positionH relativeFrom="margin">
+              <wp:align>right</wp:align>
+            </wp:positionH>
+            <wp:positionV relativeFrom="paragraph">
+              <wp:posOffset>272415</wp:posOffset>
+            </wp:positionV>
+            <wp:extent cx="2292350" cy="1225550"/>
+            <wp:effectExtent l="0" t="0" r="0" b="0"/>
+            <wp:wrapTight wrapText="bothSides">
+              <wp:wrapPolygon edited="0">
+                <wp:start x="0" y="0"/>
+                <wp:lineTo x="0" y="21152"/>
+                <wp:lineTo x="21361" y="21152"/>
+                <wp:lineTo x="21361" y="0"/>
+                <wp:lineTo x="0" y="0"/>
+              </wp:wrapPolygon>
+            </wp:wrapTight>
+            <wp:docPr id="1802936495" name="Immagine 1" descr="Immagine che contiene Carattere, Elementi grafici, logo, grafica&#10;&#10;Il contenuto generato dall'IA potrebbe non essere corretto."/>
+            <wp:cNvGraphicFramePr>
+              <a:graphicFrameLocks xmlns:a="http://schemas.openxmlformats.org/drawingml/2006/main" noChangeAspect="1"/>
+            </wp:cNvGraphicFramePr>
+            <a:graphic xmlns:a="http://schemas.openxmlformats.org/drawingml/2006/main">
+              <a:graphicData uri="http://schemas.openxmlformats.org/drawingml/2006/picture">
+                <pic:pic xmlns:pic="http://schemas.openxmlformats.org/drawingml/2006/picture">
+                  <pic:nvPicPr>
+                    <pic:cNvPr id="1802936495" name="Immagine 1" descr="Immagine che contiene Carattere, Elementi grafici, logo, grafica&#10;&#10;Il contenuto generato dall'IA potrebbe non essere corretto."/>
+                    <pic:cNvPicPr/>
+                  </pic:nvPicPr>
+                  <pic:blipFill>
+                    <a:blip r:embed="rId14" cstate="print">
+                      <a:extLst>
+                        <a:ext uri="{28A0092B-C50C-407E-A947-70E740481C1C}">
+                          <a14:useLocalDpi xmlns:a14="http://schemas.microsoft.com/office/drawing/2010/main" val="0"/>
+                        </a:ext>
+                      </a:extLst>
+                    </a:blip>
+                    <a:stretch>
+                      <a:fillRect/>
+                    </a:stretch>
+                  </pic:blipFill>
+                  <pic:spPr>
+                    <a:xfrm>
+                      <a:off x="0" y="0"/>
+                      <a:ext cx="2292350" cy="1225550"/>
+                    </a:xfrm>
+                    <a:prstGeom prst="rect">
+                      <a:avLst/>
+                    </a:prstGeom>
+                  </pic:spPr>
+                </pic:pic>
+              </a:graphicData>
+            </a:graphic>
+            <wp14:sizeRelH relativeFrom="margin">
+              <wp14:pctWidth>0</wp14:pctWidth>
+            </wp14:sizeRelH>
+            <wp14:sizeRelV relativeFrom="margin">
+              <wp14:pctHeight>0</wp14:pctHeight>
+            </wp14:sizeRelV>
+          </wp:anchor>
+        </w:drawing>
+      </w:r>
+    </w:p>
+    <w:p>
+      <w:pPr>
+        <w:rPr>
+          <w:rFonts w:ascii="Amasis MT Pro" w:hAnsi="Amasis MT Pro"/>
           <w:sz w:val="36"/>
           <w:szCs w:val="36"/>
         </w:rPr>
@@ -2744,6 +2916,26 @@
     </w:p>
     <w:p>
       <w:pPr>
+        <w:rPr>
+          <w:rFonts w:ascii="Amasis MT Pro" w:hAnsi="Amasis MT Pro"/>
+          <w:noProof/>
+          <w:sz w:val="36"/>
+          <w:szCs w:val="36"/>
+        </w:rPr>
+      </w:pPr>
+    </w:p>
+    <w:p>
+      <w:pPr>
+        <w:rPr>
+          <w:rFonts w:ascii="Amasis MT Pro" w:hAnsi="Amasis MT Pro"/>
+          <w:noProof/>
+          <w:sz w:val="36"/>
+          <w:szCs w:val="36"/>
+        </w:rPr>
+      </w:pPr>
+    </w:p>
+    <w:p>
+      <w:pPr>
         <w:jc w:val="center"/>
         <w:rPr>
           <w:rFonts w:ascii="Amasis MT Pro" w:hAnsi="Amasis MT Pro"/>
@@ -2757,7 +2949,6 @@
           <w:sz w:val="36"/>
           <w:szCs w:val="36"/>
         </w:rPr>
-        <w:lastRenderedPageBreak/>
         <w:t>-</w:t>
       </w:r>
       <w:r>
@@ -2980,15 +3171,6 @@
           <w:szCs w:val="28"/>
         </w:rPr>
       </w:pPr>
-    </w:p>
-    <w:p>
-      <w:pPr>
-        <w:rPr>
-          <w:rFonts w:ascii="Amasis MT Pro" w:hAnsi="Amasis MT Pro"/>
-          <w:sz w:val="28"/>
-          <w:szCs w:val="28"/>
-        </w:rPr>
-      </w:pPr>
       <w:r>
         <w:rPr>
           <w:rFonts w:ascii="Amasis MT Pro" w:hAnsi="Amasis MT Pro"/>
@@ -2997,7 +3179,7 @@
           <w:szCs w:val="28"/>
         </w:rPr>
         <w:drawing>
-          <wp:inline distT="0" distB="0" distL="0" distR="0" wp14:anchorId="2163C5F1" wp14:editId="2FAE482F">
+          <wp:inline distT="0" distB="0" distL="0" distR="0" wp14:anchorId="224D4188" wp14:editId="08D7B269">
             <wp:extent cx="6119641" cy="3695700"/>
             <wp:effectExtent l="0" t="0" r="0" b="0"/>
             <wp:docPr id="327982159" name="Immagine 1" descr="Immagine che contiene diagramma, linea, Policromia, design&#10;&#10;Il contenuto generato dall'IA potrebbe non essere corretto."/>
@@ -3014,7 +3196,7 @@
                     </pic:cNvPicPr>
                   </pic:nvPicPr>
                   <pic:blipFill>
-                    <a:blip r:embed="rId13" cstate="print">
+                    <a:blip r:embed="rId15" cstate="print">
                       <a:extLst>
                         <a:ext uri="{28A0092B-C50C-407E-A947-70E740481C1C}">
                           <a14:useLocalDpi xmlns:a14="http://schemas.microsoft.com/office/drawing/2010/main" val="0"/>
@@ -3054,24 +3236,6 @@
           <w:szCs w:val="28"/>
         </w:rPr>
       </w:pPr>
-    </w:p>
-    <w:p>
-      <w:pPr>
-        <w:rPr>
-          <w:rFonts w:ascii="Amasis MT Pro" w:hAnsi="Amasis MT Pro"/>
-          <w:sz w:val="28"/>
-          <w:szCs w:val="28"/>
-        </w:rPr>
-      </w:pPr>
-    </w:p>
-    <w:p>
-      <w:pPr>
-        <w:rPr>
-          <w:rFonts w:ascii="Amasis MT Pro" w:hAnsi="Amasis MT Pro"/>
-          <w:sz w:val="28"/>
-          <w:szCs w:val="28"/>
-        </w:rPr>
-      </w:pPr>
       <w:r>
         <w:rPr>
           <w:rFonts w:ascii="Amasis MT Pro" w:hAnsi="Amasis MT Pro"/>
@@ -3132,26 +3296,14 @@
         </w:rPr>
         <w:t xml:space="preserve">Ne seguono ulteriori considerazioni come la difficoltà eventuale di richiamare con precisione quei dati tramite </w:t>
       </w:r>
-      <w:proofErr w:type="spellStart"/>
-      <w:proofErr w:type="gramStart"/>
-      <w:r>
-        <w:rPr>
-          <w:rFonts w:ascii="Amasis MT Pro" w:hAnsi="Amasis MT Pro"/>
-          <w:sz w:val="28"/>
-          <w:szCs w:val="28"/>
-        </w:rPr>
-        <w:t>Flask</w:t>
-      </w:r>
-      <w:proofErr w:type="spellEnd"/>
-      <w:r>
-        <w:rPr>
-          <w:rFonts w:ascii="Amasis MT Pro" w:hAnsi="Amasis MT Pro"/>
-          <w:sz w:val="28"/>
-          <w:szCs w:val="28"/>
-        </w:rPr>
-        <w:t xml:space="preserve"> ad esempio</w:t>
-      </w:r>
-      <w:proofErr w:type="gramEnd"/>
+      <w:r>
+        <w:rPr>
+          <w:rFonts w:ascii="Amasis MT Pro" w:hAnsi="Amasis MT Pro"/>
+          <w:sz w:val="28"/>
+          <w:szCs w:val="28"/>
+        </w:rPr>
+        <w:t>Flask, ad esempio</w:t>
+      </w:r>
       <w:r>
         <w:rPr>
           <w:rFonts w:ascii="Amasis MT Pro" w:hAnsi="Amasis MT Pro"/>
@@ -3230,11 +3382,66 @@
         <w:rPr>
           <w:rFonts w:ascii="Amasis MT Pro" w:hAnsi="Amasis MT Pro"/>
           <w:noProof/>
-          <w:sz w:val="28"/>
-          <w:szCs w:val="28"/>
         </w:rPr>
         <w:drawing>
-          <wp:inline distT="0" distB="0" distL="0" distR="0" wp14:anchorId="388D72E9" wp14:editId="6277BC06">
+          <wp:anchor distT="0" distB="0" distL="114300" distR="114300" simplePos="0" relativeHeight="251678720" behindDoc="0" locked="0" layoutInCell="1" allowOverlap="1" wp14:anchorId="1E1610CF" wp14:editId="4BB4630F">
+            <wp:simplePos x="0" y="0"/>
+            <wp:positionH relativeFrom="margin">
+              <wp:align>left</wp:align>
+            </wp:positionH>
+            <wp:positionV relativeFrom="paragraph">
+              <wp:posOffset>1905635</wp:posOffset>
+            </wp:positionV>
+            <wp:extent cx="4092575" cy="1604010"/>
+            <wp:effectExtent l="0" t="0" r="3175" b="0"/>
+            <wp:wrapTopAndBottom/>
+            <wp:docPr id="1541094878" name="Immagine 1" descr="Immagine che contiene testo, schermata, Carattere, numero&#10;&#10;Il contenuto generato dall'IA potrebbe non essere corretto."/>
+            <wp:cNvGraphicFramePr>
+              <a:graphicFrameLocks xmlns:a="http://schemas.openxmlformats.org/drawingml/2006/main" noChangeAspect="1"/>
+            </wp:cNvGraphicFramePr>
+            <a:graphic xmlns:a="http://schemas.openxmlformats.org/drawingml/2006/main">
+              <a:graphicData uri="http://schemas.openxmlformats.org/drawingml/2006/picture">
+                <pic:pic xmlns:pic="http://schemas.openxmlformats.org/drawingml/2006/picture">
+                  <pic:nvPicPr>
+                    <pic:cNvPr id="1541094878" name="Immagine 1" descr="Immagine che contiene testo, schermata, Carattere, numero&#10;&#10;Il contenuto generato dall'IA potrebbe non essere corretto."/>
+                    <pic:cNvPicPr/>
+                  </pic:nvPicPr>
+                  <pic:blipFill>
+                    <a:blip r:embed="rId16">
+                      <a:extLst>
+                        <a:ext uri="{28A0092B-C50C-407E-A947-70E740481C1C}">
+                          <a14:useLocalDpi xmlns:a14="http://schemas.microsoft.com/office/drawing/2010/main" val="0"/>
+                        </a:ext>
+                      </a:extLst>
+                    </a:blip>
+                    <a:stretch>
+                      <a:fillRect/>
+                    </a:stretch>
+                  </pic:blipFill>
+                  <pic:spPr>
+                    <a:xfrm>
+                      <a:off x="0" y="0"/>
+                      <a:ext cx="4092575" cy="1604010"/>
+                    </a:xfrm>
+                    <a:prstGeom prst="rect">
+                      <a:avLst/>
+                    </a:prstGeom>
+                  </pic:spPr>
+                </pic:pic>
+              </a:graphicData>
+            </a:graphic>
+          </wp:anchor>
+        </w:drawing>
+      </w:r>
+      <w:r>
+        <w:rPr>
+          <w:rFonts w:ascii="Amasis MT Pro" w:hAnsi="Amasis MT Pro"/>
+          <w:noProof/>
+          <w:sz w:val="28"/>
+          <w:szCs w:val="28"/>
+        </w:rPr>
+        <w:drawing>
+          <wp:inline distT="0" distB="0" distL="0" distR="0" wp14:anchorId="388D72E9" wp14:editId="55CCA146">
             <wp:extent cx="4879608" cy="1567543"/>
             <wp:effectExtent l="0" t="0" r="0" b="0"/>
             <wp:docPr id="1276318194" name="Immagine 1" descr="Immagine che contiene testo, schermata, Carattere, linea&#10;&#10;Il contenuto generato dall'IA potrebbe non essere corretto."/>
@@ -3249,7 +3456,7 @@
                     <pic:cNvPicPr/>
                   </pic:nvPicPr>
                   <pic:blipFill>
-                    <a:blip r:embed="rId14"/>
+                    <a:blip r:embed="rId17"/>
                     <a:stretch>
                       <a:fillRect/>
                     </a:stretch>
@@ -3257,7 +3464,7 @@
                   <pic:spPr>
                     <a:xfrm>
                       <a:off x="0" y="0"/>
-                      <a:ext cx="4895572" cy="1572671"/>
+                      <a:ext cx="4879608" cy="1567543"/>
                     </a:xfrm>
                     <a:prstGeom prst="rect">
                       <a:avLst/>
@@ -3282,58 +3489,17 @@
         <w:rPr>
           <w:rFonts w:ascii="Amasis MT Pro" w:hAnsi="Amasis MT Pro"/>
           <w:noProof/>
+          <w:sz w:val="28"/>
+          <w:szCs w:val="28"/>
         </w:rPr>
         <w:drawing>
-          <wp:inline distT="0" distB="0" distL="0" distR="0" wp14:anchorId="1E1610CF" wp14:editId="4F8FA9B8">
-            <wp:extent cx="4093029" cy="1604010"/>
-            <wp:effectExtent l="0" t="0" r="3175" b="0"/>
-            <wp:docPr id="1541094878" name="Immagine 1" descr="Immagine che contiene testo, schermata, Carattere, numero&#10;&#10;Il contenuto generato dall'IA potrebbe non essere corretto."/>
-            <wp:cNvGraphicFramePr>
-              <a:graphicFrameLocks xmlns:a="http://schemas.openxmlformats.org/drawingml/2006/main" noChangeAspect="1"/>
-            </wp:cNvGraphicFramePr>
-            <a:graphic xmlns:a="http://schemas.openxmlformats.org/drawingml/2006/main">
-              <a:graphicData uri="http://schemas.openxmlformats.org/drawingml/2006/picture">
-                <pic:pic xmlns:pic="http://schemas.openxmlformats.org/drawingml/2006/picture">
-                  <pic:nvPicPr>
-                    <pic:cNvPr id="1541094878" name="Immagine 1" descr="Immagine che contiene testo, schermata, Carattere, numero&#10;&#10;Il contenuto generato dall'IA potrebbe non essere corretto."/>
-                    <pic:cNvPicPr/>
-                  </pic:nvPicPr>
-                  <pic:blipFill>
-                    <a:blip r:embed="rId15"/>
-                    <a:stretch>
-                      <a:fillRect/>
-                    </a:stretch>
-                  </pic:blipFill>
-                  <pic:spPr>
-                    <a:xfrm>
-                      <a:off x="0" y="0"/>
-                      <a:ext cx="4110542" cy="1610873"/>
-                    </a:xfrm>
-                    <a:prstGeom prst="rect">
-                      <a:avLst/>
-                    </a:prstGeom>
-                  </pic:spPr>
-                </pic:pic>
-              </a:graphicData>
-            </a:graphic>
-          </wp:inline>
-        </w:drawing>
-      </w:r>
-      <w:r>
-        <w:rPr>
-          <w:rFonts w:ascii="Amasis MT Pro" w:hAnsi="Amasis MT Pro"/>
-          <w:noProof/>
-          <w:sz w:val="28"/>
-          <w:szCs w:val="28"/>
-        </w:rPr>
-        <w:drawing>
-          <wp:anchor distT="0" distB="0" distL="114300" distR="114300" simplePos="0" relativeHeight="251669504" behindDoc="0" locked="0" layoutInCell="1" allowOverlap="1" wp14:anchorId="3C03726E" wp14:editId="3BDAA875">
+          <wp:anchor distT="0" distB="0" distL="114300" distR="114300" simplePos="0" relativeHeight="251669504" behindDoc="0" locked="0" layoutInCell="1" allowOverlap="1" wp14:anchorId="3C03726E" wp14:editId="59ABFAE6">
             <wp:simplePos x="0" y="0"/>
             <wp:positionH relativeFrom="page">
-              <wp:posOffset>5367836</wp:posOffset>
+              <wp:posOffset>5380355</wp:posOffset>
             </wp:positionH>
             <wp:positionV relativeFrom="paragraph">
-              <wp:posOffset>641894</wp:posOffset>
+              <wp:posOffset>1990090</wp:posOffset>
             </wp:positionV>
             <wp:extent cx="1702435" cy="2095500"/>
             <wp:effectExtent l="0" t="0" r="0" b="0"/>
@@ -3350,7 +3516,7 @@
                     <pic:cNvPicPr/>
                   </pic:nvPicPr>
                   <pic:blipFill rotWithShape="1">
-                    <a:blip r:embed="rId16">
+                    <a:blip r:embed="rId18">
                       <a:extLst>
                         <a:ext uri="{28A0092B-C50C-407E-A947-70E740481C1C}">
                           <a14:useLocalDpi xmlns:a14="http://schemas.microsoft.com/office/drawing/2010/main" val="0"/>
@@ -3387,9 +3553,17 @@
           <w:noProof/>
         </w:rPr>
         <w:drawing>
-          <wp:inline distT="0" distB="0" distL="0" distR="0" wp14:anchorId="184D0BF4" wp14:editId="04195461">
+          <wp:anchor distT="0" distB="0" distL="114300" distR="114300" simplePos="0" relativeHeight="251677696" behindDoc="1" locked="0" layoutInCell="1" allowOverlap="1" wp14:anchorId="184D0BF4" wp14:editId="6DC8027B">
+            <wp:simplePos x="0" y="0"/>
+            <wp:positionH relativeFrom="margin">
+              <wp:align>left</wp:align>
+            </wp:positionH>
+            <wp:positionV relativeFrom="paragraph">
+              <wp:posOffset>2102485</wp:posOffset>
+            </wp:positionV>
             <wp:extent cx="4092575" cy="1983105"/>
             <wp:effectExtent l="0" t="0" r="3175" b="0"/>
+            <wp:wrapTopAndBottom/>
             <wp:docPr id="640867295" name="Immagine 1" descr="Immagine che contiene testo, schermata, numero, Carattere&#10;&#10;Il contenuto generato dall'IA potrebbe non essere corretto."/>
             <wp:cNvGraphicFramePr>
               <a:graphicFrameLocks xmlns:a="http://schemas.openxmlformats.org/drawingml/2006/main" noChangeAspect="1"/>
@@ -3402,7 +3576,13 @@
                     <pic:cNvPicPr/>
                   </pic:nvPicPr>
                   <pic:blipFill>
-                    <a:blip r:embed="rId17"/>
+                    <a:blip r:embed="rId19">
+                      <a:extLst>
+                        <a:ext uri="{28A0092B-C50C-407E-A947-70E740481C1C}">
+                          <a14:useLocalDpi xmlns:a14="http://schemas.microsoft.com/office/drawing/2010/main" val="0"/>
+                        </a:ext>
+                      </a:extLst>
+                    </a:blip>
                     <a:stretch>
                       <a:fillRect/>
                     </a:stretch>
@@ -3410,7 +3590,7 @@
                   <pic:spPr>
                     <a:xfrm>
                       <a:off x="0" y="0"/>
-                      <a:ext cx="4133311" cy="2002844"/>
+                      <a:ext cx="4092575" cy="1983105"/>
                     </a:xfrm>
                     <a:prstGeom prst="rect">
                       <a:avLst/>
@@ -3419,7 +3599,7 @@
                 </pic:pic>
               </a:graphicData>
             </a:graphic>
-          </wp:inline>
+          </wp:anchor>
         </w:drawing>
       </w:r>
     </w:p>
@@ -3542,7 +3722,7 @@
                     </pic:cNvPicPr>
                   </pic:nvPicPr>
                   <pic:blipFill rotWithShape="1">
-                    <a:blip r:embed="rId18" cstate="print">
+                    <a:blip r:embed="rId20" cstate="print">
                       <a:extLst>
                         <a:ext uri="{28A0092B-C50C-407E-A947-70E740481C1C}">
                           <a14:useLocalDpi xmlns:a14="http://schemas.microsoft.com/office/drawing/2010/main" val="0"/>
@@ -3623,13 +3803,114 @@
           <w:szCs w:val="28"/>
         </w:rPr>
       </w:pPr>
-      <w:r>
-        <w:rPr>
-          <w:rFonts w:ascii="Amasis MT Pro" w:hAnsi="Amasis MT Pro"/>
-          <w:sz w:val="28"/>
-          <w:szCs w:val="28"/>
-        </w:rPr>
-        <w:lastRenderedPageBreak/>
+    </w:p>
+    <w:p>
+      <w:pPr>
+        <w:rPr>
+          <w:rFonts w:ascii="Amasis MT Pro" w:hAnsi="Amasis MT Pro"/>
+          <w:sz w:val="28"/>
+          <w:szCs w:val="28"/>
+        </w:rPr>
+      </w:pPr>
+    </w:p>
+    <w:p>
+      <w:pPr>
+        <w:rPr>
+          <w:rFonts w:ascii="Amasis MT Pro" w:hAnsi="Amasis MT Pro"/>
+          <w:sz w:val="28"/>
+          <w:szCs w:val="28"/>
+        </w:rPr>
+      </w:pPr>
+    </w:p>
+    <w:p>
+      <w:pPr>
+        <w:rPr>
+          <w:rFonts w:ascii="Amasis MT Pro" w:hAnsi="Amasis MT Pro"/>
+          <w:sz w:val="28"/>
+          <w:szCs w:val="28"/>
+        </w:rPr>
+      </w:pPr>
+    </w:p>
+    <w:p>
+      <w:pPr>
+        <w:rPr>
+          <w:rFonts w:ascii="Amasis MT Pro" w:hAnsi="Amasis MT Pro"/>
+          <w:sz w:val="28"/>
+          <w:szCs w:val="28"/>
+        </w:rPr>
+      </w:pPr>
+      <w:r>
+        <w:rPr>
+          <w:rFonts w:ascii="Amasis MT Pro" w:hAnsi="Amasis MT Pro"/>
+          <w:sz w:val="36"/>
+          <w:szCs w:val="36"/>
+        </w:rPr>
+        <w:t xml:space="preserve">- </w:t>
+      </w:r>
+      <w:r>
+        <w:rPr>
+          <w:rFonts w:ascii="Amasis MT Pro" w:hAnsi="Amasis MT Pro"/>
+          <w:sz w:val="36"/>
+          <w:szCs w:val="36"/>
+        </w:rPr>
+        <w:t>I</w:t>
+      </w:r>
+      <w:r>
+        <w:rPr>
+          <w:rFonts w:ascii="Amasis MT Pro" w:hAnsi="Amasis MT Pro"/>
+          <w:sz w:val="36"/>
+          <w:szCs w:val="36"/>
+        </w:rPr>
+        <w:t xml:space="preserve">nterfaccia dei componenti software </w:t>
+      </w:r>
+      <w:r>
+        <w:rPr>
+          <w:rFonts w:ascii="Amasis MT Pro" w:hAnsi="Amasis MT Pro"/>
+          <w:sz w:val="36"/>
+          <w:szCs w:val="36"/>
+        </w:rPr>
+        <w:t>(</w:t>
+      </w:r>
+      <w:r>
+        <w:rPr>
+          <w:rFonts w:ascii="Amasis MT Pro" w:hAnsi="Amasis MT Pro"/>
+          <w:sz w:val="36"/>
+          <w:szCs w:val="36"/>
+        </w:rPr>
+        <w:t>diagrammi e usi interfaccia implementativa</w:t>
+      </w:r>
+      <w:r>
+        <w:rPr>
+          <w:rFonts w:ascii="Amasis MT Pro" w:hAnsi="Amasis MT Pro"/>
+          <w:sz w:val="36"/>
+          <w:szCs w:val="36"/>
+        </w:rPr>
+        <w:t>)</w:t>
+      </w:r>
+    </w:p>
+    <w:p>
+      <w:pPr>
+        <w:rPr>
+          <w:rFonts w:ascii="Amasis MT Pro" w:hAnsi="Amasis MT Pro"/>
+          <w:sz w:val="28"/>
+          <w:szCs w:val="28"/>
+        </w:rPr>
+      </w:pPr>
+    </w:p>
+    <w:p>
+      <w:pPr>
+        <w:rPr>
+          <w:rFonts w:ascii="Amasis MT Pro" w:hAnsi="Amasis MT Pro"/>
+          <w:sz w:val="28"/>
+          <w:szCs w:val="28"/>
+        </w:rPr>
+      </w:pPr>
+      <w:r>
+        <w:rPr>
+          <w:rFonts w:ascii="Amasis MT Pro" w:hAnsi="Amasis MT Pro"/>
+          <w:sz w:val="28"/>
+          <w:szCs w:val="28"/>
+        </w:rPr>
         <w:t>L’app è stata creata attraverso Android Studio</w:t>
       </w:r>
       <w:r>
@@ -3796,18 +4077,8 @@
           <w:sz w:val="28"/>
           <w:szCs w:val="28"/>
         </w:rPr>
-        <w:t xml:space="preserve"> per sfruttare i collegamenti con gli endpoint di </w:t>
-      </w:r>
-      <w:proofErr w:type="spellStart"/>
-      <w:r>
-        <w:rPr>
-          <w:rFonts w:ascii="Amasis MT Pro" w:hAnsi="Amasis MT Pro"/>
-          <w:sz w:val="28"/>
-          <w:szCs w:val="28"/>
-        </w:rPr>
-        <w:t>Flask</w:t>
-      </w:r>
-      <w:proofErr w:type="spellEnd"/>
+        <w:t xml:space="preserve"> per sfruttare i collegamenti con gli endpoint di Flask</w:t>
+      </w:r>
       <w:r>
         <w:rPr>
           <w:rFonts w:ascii="Amasis MT Pro" w:hAnsi="Amasis MT Pro"/>
@@ -4010,51 +4281,6 @@
         </w:rPr>
         <w:t>.</w:t>
       </w:r>
-    </w:p>
-    <w:p>
-      <w:pPr>
-        <w:rPr>
-          <w:rFonts w:ascii="Amasis MT Pro" w:hAnsi="Amasis MT Pro"/>
-          <w:sz w:val="36"/>
-          <w:szCs w:val="36"/>
-        </w:rPr>
-      </w:pPr>
-    </w:p>
-    <w:p>
-      <w:pPr>
-        <w:rPr>
-          <w:rFonts w:ascii="Amasis MT Pro" w:hAnsi="Amasis MT Pro"/>
-          <w:sz w:val="36"/>
-          <w:szCs w:val="36"/>
-        </w:rPr>
-      </w:pPr>
-    </w:p>
-    <w:p>
-      <w:pPr>
-        <w:rPr>
-          <w:rFonts w:ascii="Amasis MT Pro" w:hAnsi="Amasis MT Pro"/>
-          <w:sz w:val="36"/>
-          <w:szCs w:val="36"/>
-        </w:rPr>
-      </w:pPr>
-    </w:p>
-    <w:p>
-      <w:pPr>
-        <w:rPr>
-          <w:rFonts w:ascii="Amasis MT Pro" w:hAnsi="Amasis MT Pro"/>
-          <w:sz w:val="36"/>
-          <w:szCs w:val="36"/>
-        </w:rPr>
-      </w:pPr>
-    </w:p>
-    <w:p>
-      <w:pPr>
-        <w:rPr>
-          <w:rFonts w:ascii="Amasis MT Pro" w:hAnsi="Amasis MT Pro"/>
-          <w:sz w:val="36"/>
-          <w:szCs w:val="36"/>
-        </w:rPr>
-      </w:pPr>
     </w:p>
     <w:p>
       <w:pPr>
@@ -4261,7 +4487,7 @@
                     <pic:cNvPicPr/>
                   </pic:nvPicPr>
                   <pic:blipFill>
-                    <a:blip r:embed="rId19" cstate="print">
+                    <a:blip r:embed="rId21" cstate="print">
                       <a:extLst>
                         <a:ext uri="{28A0092B-C50C-407E-A947-70E740481C1C}">
                           <a14:useLocalDpi xmlns:a14="http://schemas.microsoft.com/office/drawing/2010/main" val="0"/>
@@ -4499,7 +4725,7 @@
                     <pic:cNvPicPr/>
                   </pic:nvPicPr>
                   <pic:blipFill>
-                    <a:blip r:embed="rId20">
+                    <a:blip r:embed="rId22">
                       <a:extLst>
                         <a:ext uri="{28A0092B-C50C-407E-A947-70E740481C1C}">
                           <a14:useLocalDpi xmlns:a14="http://schemas.microsoft.com/office/drawing/2010/main" val="0"/>
@@ -4764,7 +4990,7 @@
         </w:rPr>
         <w:lastRenderedPageBreak/>
         <w:drawing>
-          <wp:anchor distT="0" distB="0" distL="114300" distR="114300" simplePos="0" relativeHeight="251660288" behindDoc="0" locked="0" layoutInCell="1" allowOverlap="1" wp14:anchorId="54F62B64" wp14:editId="21A8AA8F">
+          <wp:anchor distT="0" distB="0" distL="114300" distR="114300" simplePos="0" relativeHeight="251660288" behindDoc="0" locked="0" layoutInCell="1" allowOverlap="1" wp14:anchorId="54F62B64" wp14:editId="5D4E3E47">
             <wp:simplePos x="0" y="0"/>
             <wp:positionH relativeFrom="margin">
               <wp:align>left</wp:align>
@@ -4787,7 +5013,7 @@
                     <pic:cNvPicPr/>
                   </pic:nvPicPr>
                   <pic:blipFill>
-                    <a:blip r:embed="rId21" cstate="print">
+                    <a:blip r:embed="rId23" cstate="print">
                       <a:extLst>
                         <a:ext uri="{28A0092B-C50C-407E-A947-70E740481C1C}">
                           <a14:useLocalDpi xmlns:a14="http://schemas.microsoft.com/office/drawing/2010/main" val="0"/>
@@ -4915,7 +5141,7 @@
                     <pic:cNvPicPr/>
                   </pic:nvPicPr>
                   <pic:blipFill>
-                    <a:blip r:embed="rId22">
+                    <a:blip r:embed="rId24">
                       <a:extLst>
                         <a:ext uri="{28A0092B-C50C-407E-A947-70E740481C1C}">
                           <a14:useLocalDpi xmlns:a14="http://schemas.microsoft.com/office/drawing/2010/main" val="0"/>
@@ -5083,7 +5309,7 @@
                     <pic:cNvPicPr/>
                   </pic:nvPicPr>
                   <pic:blipFill>
-                    <a:blip r:embed="rId23" cstate="print">
+                    <a:blip r:embed="rId25" cstate="print">
                       <a:extLst>
                         <a:ext uri="{28A0092B-C50C-407E-A947-70E740481C1C}">
                           <a14:useLocalDpi xmlns:a14="http://schemas.microsoft.com/office/drawing/2010/main" val="0"/>
@@ -5389,85 +5615,154 @@
         </w:rPr>
         <w:t>Java</w:t>
       </w:r>
-    </w:p>
-    <w:p>
-      <w:pPr>
-        <w:rPr>
-          <w:rFonts w:ascii="Amasis MT Pro" w:hAnsi="Amasis MT Pro"/>
-          <w:sz w:val="36"/>
-          <w:szCs w:val="36"/>
-        </w:rPr>
-      </w:pPr>
-      <w:r>
-        <w:rPr>
-          <w:rFonts w:ascii="Amasis MT Pro" w:hAnsi="Amasis MT Pro"/>
-          <w:sz w:val="36"/>
-          <w:szCs w:val="36"/>
+      <w:r>
+        <w:rPr>
+          <w:rFonts w:ascii="Amasis MT Pro" w:hAnsi="Amasis MT Pro"/>
+          <w:sz w:val="36"/>
+          <w:szCs w:val="36"/>
+        </w:rPr>
+        <w:t xml:space="preserve"> (devo scrivere)</w:t>
+      </w:r>
+    </w:p>
+    <w:p>
+      <w:pPr>
+        <w:rPr>
+          <w:rFonts w:ascii="Amasis MT Pro" w:hAnsi="Amasis MT Pro"/>
+          <w:sz w:val="36"/>
+          <w:szCs w:val="36"/>
+          <w:lang w:val="en-US"/>
+        </w:rPr>
+      </w:pPr>
+      <w:r>
+        <w:rPr>
+          <w:rFonts w:ascii="Amasis MT Pro" w:hAnsi="Amasis MT Pro"/>
+          <w:sz w:val="36"/>
+          <w:szCs w:val="36"/>
+          <w:lang w:val="en-US"/>
         </w:rPr>
         <w:t>Python</w:t>
       </w:r>
-    </w:p>
-    <w:p>
-      <w:pPr>
-        <w:rPr>
-          <w:rFonts w:ascii="Amasis MT Pro" w:hAnsi="Amasis MT Pro"/>
-          <w:sz w:val="36"/>
-          <w:szCs w:val="36"/>
-        </w:rPr>
-      </w:pPr>
-      <w:r>
-        <w:rPr>
-          <w:rFonts w:ascii="Amasis MT Pro" w:hAnsi="Amasis MT Pro"/>
-          <w:sz w:val="36"/>
-          <w:szCs w:val="36"/>
+      <w:r>
+        <w:rPr>
+          <w:rFonts w:ascii="Amasis MT Pro" w:hAnsi="Amasis MT Pro"/>
+          <w:sz w:val="36"/>
+          <w:szCs w:val="36"/>
+          <w:lang w:val="en-US"/>
+        </w:rPr>
+        <w:t xml:space="preserve"> (idem)</w:t>
+      </w:r>
+    </w:p>
+    <w:p>
+      <w:pPr>
+        <w:rPr>
+          <w:rFonts w:ascii="Amasis MT Pro" w:hAnsi="Amasis MT Pro"/>
+          <w:sz w:val="36"/>
+          <w:szCs w:val="36"/>
+          <w:lang w:val="en-US"/>
+        </w:rPr>
+      </w:pPr>
+      <w:r>
+        <w:rPr>
+          <w:rFonts w:ascii="Amasis MT Pro" w:hAnsi="Amasis MT Pro"/>
+          <w:sz w:val="36"/>
+          <w:szCs w:val="36"/>
+          <w:lang w:val="en-US"/>
         </w:rPr>
         <w:t>Retrofit</w:t>
       </w:r>
-    </w:p>
-    <w:p>
-      <w:pPr>
-        <w:rPr>
-          <w:rFonts w:ascii="Amasis MT Pro" w:hAnsi="Amasis MT Pro"/>
-          <w:sz w:val="36"/>
-          <w:szCs w:val="36"/>
-        </w:rPr>
-      </w:pPr>
+      <w:r>
+        <w:rPr>
+          <w:rFonts w:ascii="Amasis MT Pro" w:hAnsi="Amasis MT Pro"/>
+          <w:sz w:val="36"/>
+          <w:szCs w:val="36"/>
+          <w:lang w:val="en-US"/>
+        </w:rPr>
+        <w:t xml:space="preserve"> (</w:t>
+      </w:r>
       <w:proofErr w:type="spellStart"/>
       <w:r>
         <w:rPr>
           <w:rFonts w:ascii="Amasis MT Pro" w:hAnsi="Amasis MT Pro"/>
           <w:sz w:val="36"/>
           <w:szCs w:val="36"/>
+          <w:lang w:val="en-US"/>
+        </w:rPr>
+        <w:t>compagnia</w:t>
+      </w:r>
+      <w:proofErr w:type="spellEnd"/>
+      <w:r>
+        <w:rPr>
+          <w:rFonts w:ascii="Amasis MT Pro" w:hAnsi="Amasis MT Pro"/>
+          <w:sz w:val="36"/>
+          <w:szCs w:val="36"/>
+          <w:lang w:val="en-US"/>
+        </w:rPr>
+        <w:t>)</w:t>
+      </w:r>
+    </w:p>
+    <w:p>
+      <w:pPr>
+        <w:rPr>
+          <w:rFonts w:ascii="Amasis MT Pro" w:hAnsi="Amasis MT Pro"/>
+          <w:sz w:val="36"/>
+          <w:szCs w:val="36"/>
+          <w:lang w:val="en-US"/>
+        </w:rPr>
+      </w:pPr>
+      <w:r>
+        <w:rPr>
+          <w:rFonts w:ascii="Amasis MT Pro" w:hAnsi="Amasis MT Pro"/>
+          <w:sz w:val="36"/>
+          <w:szCs w:val="36"/>
+          <w:lang w:val="en-US"/>
         </w:rPr>
         <w:t>Flask</w:t>
       </w:r>
+      <w:r>
+        <w:rPr>
+          <w:rFonts w:ascii="Amasis MT Pro" w:hAnsi="Amasis MT Pro"/>
+          <w:sz w:val="36"/>
+          <w:szCs w:val="36"/>
+          <w:lang w:val="en-US"/>
+        </w:rPr>
+        <w:t xml:space="preserve"> (</w:t>
+      </w:r>
+      <w:proofErr w:type="spellStart"/>
+      <w:r>
+        <w:rPr>
+          <w:rFonts w:ascii="Amasis MT Pro" w:hAnsi="Amasis MT Pro"/>
+          <w:sz w:val="36"/>
+          <w:szCs w:val="36"/>
+          <w:lang w:val="en-US"/>
+        </w:rPr>
+        <w:t>bella</w:t>
+      </w:r>
       <w:proofErr w:type="spellEnd"/>
-    </w:p>
-    <w:p>
-      <w:pPr>
-        <w:rPr>
-          <w:rFonts w:ascii="Amasis MT Pro" w:hAnsi="Amasis MT Pro"/>
-          <w:sz w:val="28"/>
-          <w:szCs w:val="28"/>
-        </w:rPr>
-      </w:pPr>
-      <w:proofErr w:type="spellStart"/>
-      <w:r>
-        <w:rPr>
-          <w:rFonts w:ascii="Amasis MT Pro" w:hAnsi="Amasis MT Pro"/>
-          <w:sz w:val="28"/>
-          <w:szCs w:val="28"/>
-        </w:rPr>
-        <w:t>Flask</w:t>
-      </w:r>
-      <w:proofErr w:type="spellEnd"/>
-      <w:r>
-        <w:rPr>
-          <w:rFonts w:ascii="Amasis MT Pro" w:hAnsi="Amasis MT Pro"/>
-          <w:sz w:val="28"/>
-          <w:szCs w:val="28"/>
-        </w:rPr>
-        <w:t xml:space="preserve"> è un framework, ovvero un insieme di librerie e metodi che ci danno una base solida per costruire la nostra app/sito. È scritto in linguaggio Python e </w:t>
+      <w:r>
+        <w:rPr>
+          <w:rFonts w:ascii="Amasis MT Pro" w:hAnsi="Amasis MT Pro"/>
+          <w:sz w:val="36"/>
+          <w:szCs w:val="36"/>
+          <w:lang w:val="en-US"/>
+        </w:rPr>
+        <w:t>)</w:t>
+      </w:r>
+    </w:p>
+    <w:p>
+      <w:pPr>
+        <w:rPr>
+          <w:rFonts w:ascii="Amasis MT Pro" w:hAnsi="Amasis MT Pro"/>
+          <w:sz w:val="28"/>
+          <w:szCs w:val="28"/>
+        </w:rPr>
+      </w:pPr>
+      <w:r>
+        <w:rPr>
+          <w:rFonts w:ascii="Amasis MT Pro" w:hAnsi="Amasis MT Pro"/>
+          <w:sz w:val="28"/>
+          <w:szCs w:val="28"/>
+        </w:rPr>
+        <w:t xml:space="preserve">Flask è un framework, ovvero un insieme di librerie e metodi che ci danno una base solida per costruire la nostra app/sito. È scritto in linguaggio Python e </w:t>
       </w:r>
       <w:r>
         <w:rPr>
@@ -5718,7 +6013,7 @@
                     <pic:cNvPicPr/>
                   </pic:nvPicPr>
                   <pic:blipFill>
-                    <a:blip r:embed="rId24">
+                    <a:blip r:embed="rId26">
                       <a:extLst>
                         <a:ext uri="{28A0092B-C50C-407E-A947-70E740481C1C}">
                           <a14:useLocalDpi xmlns:a14="http://schemas.microsoft.com/office/drawing/2010/main" val="0"/>
@@ -5870,18 +6165,8 @@
           <w:sz w:val="28"/>
           <w:szCs w:val="28"/>
         </w:rPr>
-        <w:t xml:space="preserve"> formato JSON a un endpoint, cioè un indirizzo URL di </w:t>
-      </w:r>
-      <w:proofErr w:type="spellStart"/>
-      <w:r>
-        <w:rPr>
-          <w:rFonts w:ascii="Amasis MT Pro" w:hAnsi="Amasis MT Pro"/>
-          <w:sz w:val="28"/>
-          <w:szCs w:val="28"/>
-        </w:rPr>
-        <w:t>Flask</w:t>
-      </w:r>
-      <w:proofErr w:type="spellEnd"/>
+        <w:t xml:space="preserve"> formato JSON a un endpoint, cioè un indirizzo URL di Flask</w:t>
+      </w:r>
       <w:r>
         <w:rPr>
           <w:rFonts w:ascii="Amasis MT Pro" w:hAnsi="Amasis MT Pro"/>
@@ -5940,7 +6225,7 @@
                     <pic:cNvPicPr/>
                   </pic:nvPicPr>
                   <pic:blipFill>
-                    <a:blip r:embed="rId25">
+                    <a:blip r:embed="rId27">
                       <a:extLst>
                         <a:ext uri="{28A0092B-C50C-407E-A947-70E740481C1C}">
                           <a14:useLocalDpi xmlns:a14="http://schemas.microsoft.com/office/drawing/2010/main" val="0"/>
@@ -6017,7 +6302,7 @@
                     <pic:cNvPicPr/>
                   </pic:nvPicPr>
                   <pic:blipFill>
-                    <a:blip r:embed="rId26">
+                    <a:blip r:embed="rId28">
                       <a:extLst>
                         <a:ext uri="{28A0092B-C50C-407E-A947-70E740481C1C}">
                           <a14:useLocalDpi xmlns:a14="http://schemas.microsoft.com/office/drawing/2010/main" val="0"/>
@@ -6055,25 +6340,7 @@
           <w:sz w:val="28"/>
           <w:szCs w:val="28"/>
         </w:rPr>
-        <w:t xml:space="preserve">l’endpoint di </w:t>
-      </w:r>
-      <w:proofErr w:type="spellStart"/>
-      <w:r>
-        <w:rPr>
-          <w:rFonts w:ascii="Amasis MT Pro" w:hAnsi="Amasis MT Pro"/>
-          <w:sz w:val="28"/>
-          <w:szCs w:val="28"/>
-        </w:rPr>
-        <w:t>Flask</w:t>
-      </w:r>
-      <w:proofErr w:type="spellEnd"/>
-      <w:r>
-        <w:rPr>
-          <w:rFonts w:ascii="Amasis MT Pro" w:hAnsi="Amasis MT Pro"/>
-          <w:sz w:val="28"/>
-          <w:szCs w:val="28"/>
-        </w:rPr>
-        <w:t xml:space="preserve"> prende i</w:t>
+        <w:t>l’endpoint di Flask prende i</w:t>
       </w:r>
       <w:r>
         <w:rPr>
@@ -6162,7 +6429,7 @@
                     <pic:cNvPicPr/>
                   </pic:nvPicPr>
                   <pic:blipFill>
-                    <a:blip r:embed="rId27">
+                    <a:blip r:embed="rId29">
                       <a:extLst>
                         <a:ext uri="{28A0092B-C50C-407E-A947-70E740481C1C}">
                           <a14:useLocalDpi xmlns:a14="http://schemas.microsoft.com/office/drawing/2010/main" val="0"/>
@@ -6259,7 +6526,7 @@
                     <pic:cNvPicPr/>
                   </pic:nvPicPr>
                   <pic:blipFill>
-                    <a:blip r:embed="rId28">
+                    <a:blip r:embed="rId30">
                       <a:extLst>
                         <a:ext uri="{28A0092B-C50C-407E-A947-70E740481C1C}">
                           <a14:useLocalDpi xmlns:a14="http://schemas.microsoft.com/office/drawing/2010/main" val="0"/>
@@ -6331,7 +6598,15 @@
           <w:sz w:val="28"/>
           <w:szCs w:val="28"/>
         </w:rPr>
-        <w:t xml:space="preserve">ll’app, passano attraverso </w:t>
+        <w:t>ll’app, passano attraverso Flask che fa da tramite per il server, dove sono contenute le informazioni in un database</w:t>
+      </w:r>
+      <w:r>
+        <w:rPr>
+          <w:rFonts w:ascii="Amasis MT Pro" w:hAnsi="Amasis MT Pro"/>
+          <w:sz w:val="28"/>
+          <w:szCs w:val="28"/>
+        </w:rPr>
+        <w:t xml:space="preserve">, Flask poi gestisce la risposta da ritornare all’utente. Nello stesso modo viene gestito il sito, il quale, però non richiede di usare </w:t>
       </w:r>
       <w:proofErr w:type="spellStart"/>
       <w:r>
@@ -6340,7 +6615,7 @@
           <w:sz w:val="28"/>
           <w:szCs w:val="28"/>
         </w:rPr>
-        <w:t>Flask</w:t>
+        <w:t>APIService</w:t>
       </w:r>
       <w:proofErr w:type="spellEnd"/>
       <w:r>
@@ -6349,53 +6624,8 @@
           <w:sz w:val="28"/>
           <w:szCs w:val="28"/>
         </w:rPr>
-        <w:t xml:space="preserve"> che fa da tramite per il server, dove sono contenute le informazioni in un database</w:t>
-      </w:r>
-      <w:r>
-        <w:rPr>
-          <w:rFonts w:ascii="Amasis MT Pro" w:hAnsi="Amasis MT Pro"/>
-          <w:sz w:val="28"/>
-          <w:szCs w:val="28"/>
-        </w:rPr>
-        <w:t xml:space="preserve">, </w:t>
-      </w:r>
-      <w:proofErr w:type="spellStart"/>
-      <w:r>
-        <w:rPr>
-          <w:rFonts w:ascii="Amasis MT Pro" w:hAnsi="Amasis MT Pro"/>
-          <w:sz w:val="28"/>
-          <w:szCs w:val="28"/>
-        </w:rPr>
-        <w:t>Flask</w:t>
-      </w:r>
-      <w:proofErr w:type="spellEnd"/>
-      <w:r>
-        <w:rPr>
-          <w:rFonts w:ascii="Amasis MT Pro" w:hAnsi="Amasis MT Pro"/>
-          <w:sz w:val="28"/>
-          <w:szCs w:val="28"/>
-        </w:rPr>
-        <w:t xml:space="preserve"> poi gestisce la risposta da ritornare all’utente. Nello stesso modo viene gestito il sito, il quale, però non richiede di usare </w:t>
-      </w:r>
-      <w:proofErr w:type="spellStart"/>
-      <w:r>
-        <w:rPr>
-          <w:rFonts w:ascii="Amasis MT Pro" w:hAnsi="Amasis MT Pro"/>
-          <w:sz w:val="28"/>
-          <w:szCs w:val="28"/>
-        </w:rPr>
-        <w:t>APIService</w:t>
-      </w:r>
-      <w:proofErr w:type="spellEnd"/>
-      <w:r>
-        <w:rPr>
-          <w:rFonts w:ascii="Amasis MT Pro" w:hAnsi="Amasis MT Pro"/>
-          <w:sz w:val="28"/>
-          <w:szCs w:val="28"/>
-        </w:rPr>
         <w:t xml:space="preserve"> ma si connette direttamente agli URL di </w:t>
       </w:r>
-      <w:proofErr w:type="spellStart"/>
       <w:r>
         <w:rPr>
           <w:rFonts w:ascii="Amasis MT Pro" w:hAnsi="Amasis MT Pro"/>
@@ -6412,471 +6642,13 @@
         </w:rPr>
         <w:t>lask</w:t>
       </w:r>
-      <w:proofErr w:type="spellEnd"/>
-    </w:p>
-    <w:p>
-      <w:pPr>
-        <w:rPr>
-          <w:rFonts w:ascii="Amasis MT Pro" w:hAnsi="Amasis MT Pro"/>
-          <w:sz w:val="28"/>
-          <w:szCs w:val="28"/>
-        </w:rPr>
-      </w:pPr>
-    </w:p>
-    <w:p>
-      <w:pPr>
-        <w:rPr>
-          <w:rFonts w:ascii="Amasis MT Pro" w:hAnsi="Amasis MT Pro"/>
-          <w:sz w:val="36"/>
-          <w:szCs w:val="36"/>
-        </w:rPr>
-      </w:pPr>
-    </w:p>
-    <w:p>
-      <w:pPr>
-        <w:rPr>
-          <w:rFonts w:ascii="Amasis MT Pro" w:hAnsi="Amasis MT Pro"/>
-          <w:sz w:val="36"/>
-          <w:szCs w:val="36"/>
-        </w:rPr>
-      </w:pPr>
-    </w:p>
-    <w:p>
-      <w:pPr>
-        <w:rPr>
-          <w:rFonts w:ascii="Amasis MT Pro" w:hAnsi="Amasis MT Pro"/>
-          <w:sz w:val="36"/>
-          <w:szCs w:val="36"/>
-        </w:rPr>
-      </w:pPr>
-    </w:p>
-    <w:p>
-      <w:pPr>
-        <w:rPr>
-          <w:rFonts w:ascii="Amasis MT Pro" w:hAnsi="Amasis MT Pro"/>
-          <w:sz w:val="36"/>
-          <w:szCs w:val="36"/>
-        </w:rPr>
-      </w:pPr>
-    </w:p>
-    <w:p>
-      <w:pPr>
-        <w:rPr>
-          <w:rFonts w:ascii="Amasis MT Pro" w:hAnsi="Amasis MT Pro"/>
-          <w:sz w:val="36"/>
-          <w:szCs w:val="36"/>
-        </w:rPr>
-      </w:pPr>
-    </w:p>
-    <w:p>
-      <w:pPr>
-        <w:jc w:val="center"/>
-        <w:rPr>
-          <w:rFonts w:ascii="Amasis MT Pro" w:hAnsi="Amasis MT Pro"/>
-          <w:sz w:val="36"/>
-          <w:szCs w:val="36"/>
-        </w:rPr>
-      </w:pPr>
-    </w:p>
-    <w:p>
-      <w:pPr>
-        <w:jc w:val="center"/>
-        <w:rPr>
-          <w:rFonts w:ascii="Amasis MT Pro" w:hAnsi="Amasis MT Pro"/>
-          <w:sz w:val="36"/>
-          <w:szCs w:val="36"/>
-        </w:rPr>
-      </w:pPr>
-      <w:r>
-        <w:rPr>
-          <w:rFonts w:ascii="Amasis MT Pro" w:hAnsi="Amasis MT Pro"/>
-          <w:sz w:val="36"/>
-          <w:szCs w:val="36"/>
-        </w:rPr>
-        <w:t>-</w:t>
-      </w:r>
-      <w:r>
-        <w:rPr>
-          <w:rFonts w:ascii="Amasis MT Pro" w:hAnsi="Amasis MT Pro"/>
-          <w:sz w:val="36"/>
-          <w:szCs w:val="36"/>
-        </w:rPr>
-        <w:t>Esempio d’uso (cosa dovrei scrivere?)</w:t>
-      </w:r>
-    </w:p>
-    <w:p>
-      <w:pPr>
-        <w:rPr>
-          <w:rFonts w:ascii="Amasis MT Pro" w:hAnsi="Amasis MT Pro"/>
-          <w:sz w:val="36"/>
-          <w:szCs w:val="36"/>
-        </w:rPr>
-      </w:pPr>
-    </w:p>
-    <w:p>
-      <w:pPr>
-        <w:rPr>
-          <w:rFonts w:ascii="Amasis MT Pro" w:hAnsi="Amasis MT Pro"/>
-          <w:sz w:val="28"/>
-          <w:szCs w:val="28"/>
-        </w:rPr>
-      </w:pPr>
-      <w:r>
-        <w:rPr>
-          <w:rFonts w:ascii="Amasis MT Pro" w:hAnsi="Amasis MT Pro"/>
-          <w:sz w:val="28"/>
-          <w:szCs w:val="28"/>
-        </w:rPr>
-        <w:t xml:space="preserve">L’utente x ha appena adottato un cucciolo di cane. </w:t>
-      </w:r>
-    </w:p>
-    <w:p>
-      <w:pPr>
-        <w:rPr>
-          <w:rFonts w:ascii="Amasis MT Pro" w:hAnsi="Amasis MT Pro"/>
-          <w:sz w:val="28"/>
-          <w:szCs w:val="28"/>
-        </w:rPr>
-      </w:pPr>
-      <w:r>
-        <w:rPr>
-          <w:rFonts w:ascii="Amasis MT Pro" w:hAnsi="Amasis MT Pro"/>
-          <w:sz w:val="28"/>
-          <w:szCs w:val="28"/>
-        </w:rPr>
-        <w:t>Dovrà innanzitutto registrarsi con il proprio indirizzo mail e password per poter accedere all’interno dell’app ed usufruire degli strumenti dati a disposizione.</w:t>
-      </w:r>
-    </w:p>
-    <w:p>
-      <w:pPr>
-        <w:rPr>
-          <w:rFonts w:ascii="Amasis MT Pro" w:hAnsi="Amasis MT Pro"/>
-          <w:sz w:val="28"/>
-          <w:szCs w:val="28"/>
-        </w:rPr>
-      </w:pPr>
-      <w:r>
-        <w:rPr>
-          <w:rFonts w:ascii="Amasis MT Pro" w:hAnsi="Amasis MT Pro"/>
-          <w:sz w:val="28"/>
-          <w:szCs w:val="28"/>
-        </w:rPr>
-        <w:t>Se già registrato, i dati verranno auto compilati e verrà permesso l’accesso.</w:t>
-      </w:r>
-    </w:p>
-    <w:p>
-      <w:pPr>
-        <w:rPr>
-          <w:rFonts w:ascii="Amasis MT Pro" w:hAnsi="Amasis MT Pro"/>
-          <w:sz w:val="28"/>
-          <w:szCs w:val="28"/>
-        </w:rPr>
-      </w:pPr>
-      <w:r>
-        <w:rPr>
-          <w:rFonts w:ascii="Amasis MT Pro" w:hAnsi="Amasis MT Pro"/>
-          <w:sz w:val="28"/>
-          <w:szCs w:val="28"/>
-        </w:rPr>
-        <w:t>L’utente vuole giustamente tenere traccia delle caratteristiche dell’animale (peso, altezza, segni particolari) e soprattutto registrare le eventuali allergie o problematiche in maniera tale da poterne sempre tenere traccia in giro ed al bisogno. Avrà dunque la possibilità di registrare questo cucciolo con il suo nome ed anche un rating emotivo dell’animale, oltre che le caratteristiche comprensive di una cartella clinica.</w:t>
-      </w:r>
-    </w:p>
-    <w:p>
-      <w:pPr>
-        <w:rPr>
-          <w:rFonts w:ascii="Amasis MT Pro" w:hAnsi="Amasis MT Pro"/>
-          <w:sz w:val="28"/>
-          <w:szCs w:val="28"/>
-        </w:rPr>
-      </w:pPr>
-      <w:r>
-        <w:rPr>
-          <w:rFonts w:ascii="Amasis MT Pro" w:hAnsi="Amasis MT Pro"/>
-          <w:sz w:val="28"/>
-          <w:szCs w:val="28"/>
-        </w:rPr>
-        <w:t>Ma se l’utente avesse anche un altro animale da gestire?</w:t>
-      </w:r>
-    </w:p>
-    <w:p>
-      <w:pPr>
-        <w:rPr>
-          <w:rFonts w:ascii="Amasis MT Pro" w:hAnsi="Amasis MT Pro"/>
-          <w:sz w:val="28"/>
-          <w:szCs w:val="28"/>
-        </w:rPr>
-      </w:pPr>
-      <w:r>
-        <w:rPr>
-          <w:rFonts w:ascii="Amasis MT Pro" w:hAnsi="Amasis MT Pro"/>
-          <w:sz w:val="28"/>
-          <w:szCs w:val="28"/>
-        </w:rPr>
-        <w:t>Potrà effettivamente aggiungere anche quest’ultimo in maniera tale da avere nella sua Home traccia degli animali registrati.</w:t>
-      </w:r>
-    </w:p>
-    <w:p>
-      <w:pPr>
-        <w:rPr>
-          <w:rFonts w:ascii="Amasis MT Pro" w:hAnsi="Amasis MT Pro"/>
-          <w:sz w:val="28"/>
-          <w:szCs w:val="28"/>
-        </w:rPr>
-      </w:pPr>
-      <w:r>
-        <w:rPr>
-          <w:rFonts w:ascii="Amasis MT Pro" w:hAnsi="Amasis MT Pro"/>
-          <w:sz w:val="28"/>
-          <w:szCs w:val="28"/>
-        </w:rPr>
-        <w:t>Ora che le registrazioni sono fatte è possibile cercare servizi che possano interessarci messi online dai fornitori (SVILUPPO FUTURO)</w:t>
-      </w:r>
-    </w:p>
-    <w:p>
-      <w:pPr>
-        <w:rPr>
-          <w:rFonts w:ascii="Amasis MT Pro" w:hAnsi="Amasis MT Pro"/>
-          <w:sz w:val="28"/>
-          <w:szCs w:val="28"/>
-        </w:rPr>
-      </w:pPr>
-      <w:r>
-        <w:rPr>
-          <w:rFonts w:ascii="Amasis MT Pro" w:hAnsi="Amasis MT Pro"/>
-          <w:sz w:val="28"/>
-          <w:szCs w:val="28"/>
-        </w:rPr>
-        <w:t>Si possono anche registrare visite veterinarie ricevute e il comportamento dell’animale.</w:t>
-      </w:r>
-    </w:p>
-    <w:p>
-      <w:pPr>
-        <w:rPr>
-          <w:rFonts w:ascii="Amasis MT Pro" w:hAnsi="Amasis MT Pro"/>
-          <w:sz w:val="28"/>
-          <w:szCs w:val="28"/>
-        </w:rPr>
-      </w:pPr>
-      <w:r>
-        <w:rPr>
-          <w:rFonts w:ascii="Amasis MT Pro" w:hAnsi="Amasis MT Pro"/>
-          <w:sz w:val="28"/>
-          <w:szCs w:val="28"/>
-        </w:rPr>
-        <w:t xml:space="preserve">Tutte queste attività saranno ordinate con rispettive data ed orario all’interno del calendario utente. </w:t>
-      </w:r>
-    </w:p>
-    <w:p>
-      <w:pPr>
-        <w:rPr>
-          <w:rFonts w:ascii="Amasis MT Pro" w:hAnsi="Amasis MT Pro"/>
-          <w:sz w:val="28"/>
-          <w:szCs w:val="28"/>
-        </w:rPr>
-      </w:pPr>
-      <w:r>
-        <w:rPr>
-          <w:rFonts w:ascii="Amasis MT Pro" w:hAnsi="Amasis MT Pro"/>
-          <w:sz w:val="28"/>
-          <w:szCs w:val="28"/>
-        </w:rPr>
-        <w:t>Il calendario ha la possibilità di registrare localmente questi eventi e facilitare l’utente in questa interazione.</w:t>
-      </w:r>
-    </w:p>
-    <w:p>
-      <w:pPr>
-        <w:rPr>
-          <w:rFonts w:ascii="Amasis MT Pro" w:hAnsi="Amasis MT Pro"/>
-          <w:sz w:val="28"/>
-          <w:szCs w:val="28"/>
-        </w:rPr>
-      </w:pPr>
-    </w:p>
-    <w:p>
-      <w:pPr>
-        <w:rPr>
-          <w:rFonts w:ascii="Amasis MT Pro" w:hAnsi="Amasis MT Pro"/>
-          <w:sz w:val="36"/>
-          <w:szCs w:val="36"/>
-        </w:rPr>
-      </w:pPr>
-    </w:p>
-    <w:p>
-      <w:pPr>
-        <w:rPr>
-          <w:rFonts w:ascii="Amasis MT Pro" w:hAnsi="Amasis MT Pro"/>
-          <w:sz w:val="36"/>
-          <w:szCs w:val="36"/>
-        </w:rPr>
-      </w:pPr>
-    </w:p>
-    <w:p>
-      <w:pPr>
-        <w:rPr>
-          <w:rFonts w:ascii="Amasis MT Pro" w:hAnsi="Amasis MT Pro"/>
-          <w:sz w:val="36"/>
-          <w:szCs w:val="36"/>
-        </w:rPr>
-      </w:pPr>
-    </w:p>
-    <w:p>
-      <w:pPr>
-        <w:rPr>
-          <w:rFonts w:ascii="Amasis MT Pro" w:hAnsi="Amasis MT Pro"/>
-          <w:sz w:val="36"/>
-          <w:szCs w:val="36"/>
-        </w:rPr>
-      </w:pPr>
-    </w:p>
-    <w:p>
-      <w:pPr>
-        <w:jc w:val="center"/>
-        <w:rPr>
-          <w:rFonts w:ascii="Amasis MT Pro" w:hAnsi="Amasis MT Pro"/>
-          <w:sz w:val="36"/>
-          <w:szCs w:val="36"/>
-        </w:rPr>
-      </w:pPr>
-      <w:r>
-        <w:rPr>
-          <w:rFonts w:ascii="Amasis MT Pro" w:hAnsi="Amasis MT Pro"/>
-          <w:sz w:val="36"/>
-          <w:szCs w:val="36"/>
-        </w:rPr>
-        <w:t>-</w:t>
-      </w:r>
-      <w:r>
-        <w:rPr>
-          <w:rFonts w:ascii="Amasis MT Pro" w:hAnsi="Amasis MT Pro"/>
-          <w:sz w:val="36"/>
-          <w:szCs w:val="36"/>
-        </w:rPr>
-        <w:t>Risultati ottenuti</w:t>
-      </w:r>
-    </w:p>
-    <w:p>
-      <w:pPr>
-        <w:rPr>
-          <w:rFonts w:ascii="Amasis MT Pro" w:hAnsi="Amasis MT Pro"/>
-          <w:sz w:val="36"/>
-          <w:szCs w:val="36"/>
-        </w:rPr>
-      </w:pPr>
-    </w:p>
-    <w:p>
-      <w:pPr>
-        <w:rPr>
-          <w:rFonts w:ascii="Amasis MT Pro" w:hAnsi="Amasis MT Pro"/>
-          <w:sz w:val="36"/>
-          <w:szCs w:val="36"/>
-        </w:rPr>
-      </w:pPr>
-    </w:p>
-    <w:p>
-      <w:pPr>
-        <w:rPr>
-          <w:rFonts w:ascii="Amasis MT Pro" w:hAnsi="Amasis MT Pro"/>
-          <w:sz w:val="36"/>
-          <w:szCs w:val="36"/>
-        </w:rPr>
-      </w:pPr>
-    </w:p>
-    <w:p>
-      <w:pPr>
-        <w:rPr>
-          <w:rFonts w:ascii="Amasis MT Pro" w:hAnsi="Amasis MT Pro"/>
-          <w:sz w:val="36"/>
-          <w:szCs w:val="36"/>
-        </w:rPr>
-      </w:pPr>
-    </w:p>
-    <w:p>
-      <w:pPr>
-        <w:rPr>
-          <w:rFonts w:ascii="Amasis MT Pro" w:hAnsi="Amasis MT Pro"/>
-          <w:sz w:val="36"/>
-          <w:szCs w:val="36"/>
-        </w:rPr>
-      </w:pPr>
-    </w:p>
-    <w:p>
-      <w:pPr>
-        <w:rPr>
-          <w:rFonts w:ascii="Amasis MT Pro" w:hAnsi="Amasis MT Pro"/>
-          <w:sz w:val="36"/>
-          <w:szCs w:val="36"/>
-        </w:rPr>
-      </w:pPr>
-    </w:p>
-    <w:p>
-      <w:pPr>
-        <w:rPr>
-          <w:rFonts w:ascii="Amasis MT Pro" w:hAnsi="Amasis MT Pro"/>
-          <w:sz w:val="36"/>
-          <w:szCs w:val="36"/>
-        </w:rPr>
-      </w:pPr>
-    </w:p>
-    <w:p>
-      <w:pPr>
-        <w:rPr>
-          <w:rFonts w:ascii="Amasis MT Pro" w:hAnsi="Amasis MT Pro"/>
-          <w:sz w:val="36"/>
-          <w:szCs w:val="36"/>
-        </w:rPr>
-      </w:pPr>
-    </w:p>
-    <w:p>
-      <w:pPr>
-        <w:rPr>
-          <w:rFonts w:ascii="Amasis MT Pro" w:hAnsi="Amasis MT Pro"/>
-          <w:sz w:val="36"/>
-          <w:szCs w:val="36"/>
-        </w:rPr>
-      </w:pPr>
-    </w:p>
-    <w:p>
-      <w:pPr>
-        <w:rPr>
-          <w:rFonts w:ascii="Amasis MT Pro" w:hAnsi="Amasis MT Pro"/>
-          <w:sz w:val="36"/>
-          <w:szCs w:val="36"/>
-        </w:rPr>
-      </w:pPr>
-    </w:p>
-    <w:p>
-      <w:pPr>
-        <w:rPr>
-          <w:rFonts w:ascii="Amasis MT Pro" w:hAnsi="Amasis MT Pro"/>
-          <w:sz w:val="36"/>
-          <w:szCs w:val="36"/>
-        </w:rPr>
-      </w:pPr>
-    </w:p>
-    <w:p>
-      <w:pPr>
-        <w:rPr>
-          <w:rFonts w:ascii="Amasis MT Pro" w:hAnsi="Amasis MT Pro"/>
-          <w:sz w:val="36"/>
-          <w:szCs w:val="36"/>
-        </w:rPr>
-      </w:pPr>
-    </w:p>
-    <w:p>
-      <w:pPr>
-        <w:rPr>
-          <w:rFonts w:ascii="Amasis MT Pro" w:hAnsi="Amasis MT Pro"/>
-          <w:sz w:val="36"/>
-          <w:szCs w:val="36"/>
-        </w:rPr>
-      </w:pPr>
-    </w:p>
-    <w:p>
-      <w:pPr>
-        <w:rPr>
-          <w:rFonts w:ascii="Amasis MT Pro" w:hAnsi="Amasis MT Pro"/>
-          <w:sz w:val="36"/>
-          <w:szCs w:val="36"/>
+    </w:p>
+    <w:p>
+      <w:pPr>
+        <w:rPr>
+          <w:rFonts w:ascii="Amasis MT Pro" w:hAnsi="Amasis MT Pro"/>
+          <w:sz w:val="28"/>
+          <w:szCs w:val="28"/>
         </w:rPr>
       </w:pPr>
     </w:p>
@@ -6940,6 +6712,465 @@
           <w:sz w:val="36"/>
           <w:szCs w:val="36"/>
         </w:rPr>
+        <w:t>Esempio d’uso</w:t>
+      </w:r>
+    </w:p>
+    <w:p>
+      <w:pPr>
+        <w:rPr>
+          <w:rFonts w:ascii="Amasis MT Pro" w:hAnsi="Amasis MT Pro"/>
+          <w:sz w:val="36"/>
+          <w:szCs w:val="36"/>
+        </w:rPr>
+      </w:pPr>
+    </w:p>
+    <w:p>
+      <w:pPr>
+        <w:rPr>
+          <w:rFonts w:ascii="Amasis MT Pro" w:hAnsi="Amasis MT Pro"/>
+          <w:sz w:val="28"/>
+          <w:szCs w:val="28"/>
+        </w:rPr>
+      </w:pPr>
+      <w:r>
+        <w:rPr>
+          <w:rFonts w:ascii="Amasis MT Pro" w:hAnsi="Amasis MT Pro"/>
+          <w:sz w:val="28"/>
+          <w:szCs w:val="28"/>
+        </w:rPr>
+        <w:t xml:space="preserve">L’utente x ha appena adottato un cucciolo di cane. </w:t>
+      </w:r>
+    </w:p>
+    <w:p>
+      <w:pPr>
+        <w:rPr>
+          <w:rFonts w:ascii="Amasis MT Pro" w:hAnsi="Amasis MT Pro"/>
+          <w:sz w:val="28"/>
+          <w:szCs w:val="28"/>
+        </w:rPr>
+      </w:pPr>
+      <w:r>
+        <w:rPr>
+          <w:rFonts w:ascii="Amasis MT Pro" w:hAnsi="Amasis MT Pro"/>
+          <w:sz w:val="28"/>
+          <w:szCs w:val="28"/>
+        </w:rPr>
+        <w:t>Dovrà innanzitutto registrarsi con il proprio indirizzo mail e password per poter accedere all’interno dell’app ed usufruire degli strumenti dati a disposizione.</w:t>
+      </w:r>
+    </w:p>
+    <w:p>
+      <w:pPr>
+        <w:rPr>
+          <w:rFonts w:ascii="Amasis MT Pro" w:hAnsi="Amasis MT Pro"/>
+          <w:sz w:val="28"/>
+          <w:szCs w:val="28"/>
+        </w:rPr>
+      </w:pPr>
+      <w:r>
+        <w:rPr>
+          <w:rFonts w:ascii="Amasis MT Pro" w:hAnsi="Amasis MT Pro"/>
+          <w:sz w:val="28"/>
+          <w:szCs w:val="28"/>
+        </w:rPr>
+        <w:t>Se già registrato, i dati verranno auto compilati e verrà permesso l’accesso.</w:t>
+      </w:r>
+    </w:p>
+    <w:p>
+      <w:pPr>
+        <w:rPr>
+          <w:rFonts w:ascii="Amasis MT Pro" w:hAnsi="Amasis MT Pro"/>
+          <w:sz w:val="28"/>
+          <w:szCs w:val="28"/>
+        </w:rPr>
+      </w:pPr>
+      <w:r>
+        <w:rPr>
+          <w:rFonts w:ascii="Amasis MT Pro" w:hAnsi="Amasis MT Pro"/>
+          <w:sz w:val="28"/>
+          <w:szCs w:val="28"/>
+        </w:rPr>
+        <w:t>L’utente vuole giustamente tenere traccia delle caratteristiche dell’animale (peso, altezza, segni particolari) e soprattutto registrare le eventuali allergie o problematiche in maniera tale da poterne sempre tenere traccia in giro ed al bisogno. Avrà dunque la possibilità di registrare questo cucciolo con il suo nome ed anche un rating emotivo dell’animale, oltre che le caratteristiche comprensive di una cartella clinica.</w:t>
+      </w:r>
+    </w:p>
+    <w:p>
+      <w:pPr>
+        <w:rPr>
+          <w:rFonts w:ascii="Amasis MT Pro" w:hAnsi="Amasis MT Pro"/>
+          <w:sz w:val="28"/>
+          <w:szCs w:val="28"/>
+        </w:rPr>
+      </w:pPr>
+      <w:r>
+        <w:rPr>
+          <w:rFonts w:ascii="Amasis MT Pro" w:hAnsi="Amasis MT Pro"/>
+          <w:sz w:val="28"/>
+          <w:szCs w:val="28"/>
+        </w:rPr>
+        <w:t>Ma se l’utente avesse anche un altro animale da gestire?</w:t>
+      </w:r>
+    </w:p>
+    <w:p>
+      <w:pPr>
+        <w:rPr>
+          <w:rFonts w:ascii="Amasis MT Pro" w:hAnsi="Amasis MT Pro"/>
+          <w:sz w:val="28"/>
+          <w:szCs w:val="28"/>
+        </w:rPr>
+      </w:pPr>
+      <w:r>
+        <w:rPr>
+          <w:rFonts w:ascii="Amasis MT Pro" w:hAnsi="Amasis MT Pro"/>
+          <w:sz w:val="28"/>
+          <w:szCs w:val="28"/>
+        </w:rPr>
+        <w:t>Potrà effettivamente aggiungere anche quest’ultimo in maniera tale da avere nella sua Home traccia degli animali registrati.</w:t>
+      </w:r>
+    </w:p>
+    <w:p>
+      <w:pPr>
+        <w:rPr>
+          <w:rFonts w:ascii="Amasis MT Pro" w:hAnsi="Amasis MT Pro"/>
+          <w:sz w:val="28"/>
+          <w:szCs w:val="28"/>
+        </w:rPr>
+      </w:pPr>
+      <w:r>
+        <w:rPr>
+          <w:rFonts w:ascii="Amasis MT Pro" w:hAnsi="Amasis MT Pro"/>
+          <w:sz w:val="28"/>
+          <w:szCs w:val="28"/>
+        </w:rPr>
+        <w:t>Ora che le registrazioni sono fatte è possibile cercare servizi che possano interessarci messi online dai fornitori (SVILUPPO FUTURO)</w:t>
+      </w:r>
+    </w:p>
+    <w:p>
+      <w:pPr>
+        <w:rPr>
+          <w:rFonts w:ascii="Amasis MT Pro" w:hAnsi="Amasis MT Pro"/>
+          <w:sz w:val="28"/>
+          <w:szCs w:val="28"/>
+        </w:rPr>
+      </w:pPr>
+      <w:r>
+        <w:rPr>
+          <w:rFonts w:ascii="Amasis MT Pro" w:hAnsi="Amasis MT Pro"/>
+          <w:sz w:val="28"/>
+          <w:szCs w:val="28"/>
+        </w:rPr>
+        <w:t>Si possono anche registrare visite veterinarie ricevute e il comportamento dell’animale.</w:t>
+      </w:r>
+    </w:p>
+    <w:p>
+      <w:pPr>
+        <w:rPr>
+          <w:rFonts w:ascii="Amasis MT Pro" w:hAnsi="Amasis MT Pro"/>
+          <w:sz w:val="28"/>
+          <w:szCs w:val="28"/>
+        </w:rPr>
+      </w:pPr>
+      <w:r>
+        <w:rPr>
+          <w:rFonts w:ascii="Amasis MT Pro" w:hAnsi="Amasis MT Pro"/>
+          <w:sz w:val="28"/>
+          <w:szCs w:val="28"/>
+        </w:rPr>
+        <w:t xml:space="preserve">Tutte queste attività saranno ordinate con rispettive data ed orario all’interno del calendario utente. </w:t>
+      </w:r>
+    </w:p>
+    <w:p>
+      <w:pPr>
+        <w:rPr>
+          <w:rFonts w:ascii="Amasis MT Pro" w:hAnsi="Amasis MT Pro"/>
+          <w:sz w:val="28"/>
+          <w:szCs w:val="28"/>
+        </w:rPr>
+      </w:pPr>
+      <w:r>
+        <w:rPr>
+          <w:rFonts w:ascii="Amasis MT Pro" w:hAnsi="Amasis MT Pro"/>
+          <w:sz w:val="28"/>
+          <w:szCs w:val="28"/>
+        </w:rPr>
+        <w:t>Il calendario ha la possibilità di registrare localmente questi eventi e facilitare l’utente in questa interazione.</w:t>
+      </w:r>
+    </w:p>
+    <w:p>
+      <w:pPr>
+        <w:rPr>
+          <w:rFonts w:ascii="Amasis MT Pro" w:hAnsi="Amasis MT Pro"/>
+          <w:sz w:val="28"/>
+          <w:szCs w:val="28"/>
+        </w:rPr>
+      </w:pPr>
+    </w:p>
+    <w:p>
+      <w:pPr>
+        <w:rPr>
+          <w:rFonts w:ascii="Amasis MT Pro" w:hAnsi="Amasis MT Pro"/>
+          <w:sz w:val="36"/>
+          <w:szCs w:val="36"/>
+        </w:rPr>
+      </w:pPr>
+    </w:p>
+    <w:p>
+      <w:pPr>
+        <w:rPr>
+          <w:rFonts w:ascii="Amasis MT Pro" w:hAnsi="Amasis MT Pro"/>
+          <w:sz w:val="36"/>
+          <w:szCs w:val="36"/>
+        </w:rPr>
+      </w:pPr>
+    </w:p>
+    <w:p>
+      <w:pPr>
+        <w:rPr>
+          <w:rFonts w:ascii="Amasis MT Pro" w:hAnsi="Amasis MT Pro"/>
+          <w:sz w:val="36"/>
+          <w:szCs w:val="36"/>
+        </w:rPr>
+      </w:pPr>
+    </w:p>
+    <w:p>
+      <w:pPr>
+        <w:rPr>
+          <w:rFonts w:ascii="Amasis MT Pro" w:hAnsi="Amasis MT Pro"/>
+          <w:sz w:val="36"/>
+          <w:szCs w:val="36"/>
+        </w:rPr>
+      </w:pPr>
+    </w:p>
+    <w:p>
+      <w:pPr>
+        <w:jc w:val="center"/>
+        <w:rPr>
+          <w:rFonts w:ascii="Amasis MT Pro" w:hAnsi="Amasis MT Pro"/>
+          <w:sz w:val="36"/>
+          <w:szCs w:val="36"/>
+        </w:rPr>
+      </w:pPr>
+      <w:r>
+        <w:rPr>
+          <w:rFonts w:ascii="Amasis MT Pro" w:hAnsi="Amasis MT Pro"/>
+          <w:sz w:val="36"/>
+          <w:szCs w:val="36"/>
+        </w:rPr>
+        <w:lastRenderedPageBreak/>
+        <w:t>-</w:t>
+      </w:r>
+      <w:r>
+        <w:rPr>
+          <w:rFonts w:ascii="Amasis MT Pro" w:hAnsi="Amasis MT Pro"/>
+          <w:sz w:val="36"/>
+          <w:szCs w:val="36"/>
+        </w:rPr>
+        <w:t>Risultati ottenuti</w:t>
+      </w:r>
+    </w:p>
+    <w:p>
+      <w:pPr>
+        <w:rPr>
+          <w:rFonts w:ascii="Amasis MT Pro" w:hAnsi="Amasis MT Pro"/>
+          <w:sz w:val="36"/>
+          <w:szCs w:val="36"/>
+        </w:rPr>
+      </w:pPr>
+    </w:p>
+    <w:p>
+      <w:pPr>
+        <w:rPr>
+          <w:rFonts w:ascii="Amasis MT Pro" w:hAnsi="Amasis MT Pro"/>
+          <w:sz w:val="36"/>
+          <w:szCs w:val="36"/>
+        </w:rPr>
+      </w:pPr>
+    </w:p>
+    <w:p>
+      <w:pPr>
+        <w:rPr>
+          <w:rFonts w:ascii="Amasis MT Pro" w:hAnsi="Amasis MT Pro"/>
+          <w:sz w:val="36"/>
+          <w:szCs w:val="36"/>
+        </w:rPr>
+      </w:pPr>
+    </w:p>
+    <w:p>
+      <w:pPr>
+        <w:rPr>
+          <w:rFonts w:ascii="Amasis MT Pro" w:hAnsi="Amasis MT Pro"/>
+          <w:sz w:val="36"/>
+          <w:szCs w:val="36"/>
+        </w:rPr>
+      </w:pPr>
+    </w:p>
+    <w:p>
+      <w:pPr>
+        <w:rPr>
+          <w:rFonts w:ascii="Amasis MT Pro" w:hAnsi="Amasis MT Pro"/>
+          <w:sz w:val="36"/>
+          <w:szCs w:val="36"/>
+        </w:rPr>
+      </w:pPr>
+    </w:p>
+    <w:p>
+      <w:pPr>
+        <w:rPr>
+          <w:rFonts w:ascii="Amasis MT Pro" w:hAnsi="Amasis MT Pro"/>
+          <w:sz w:val="36"/>
+          <w:szCs w:val="36"/>
+        </w:rPr>
+      </w:pPr>
+    </w:p>
+    <w:p>
+      <w:pPr>
+        <w:rPr>
+          <w:rFonts w:ascii="Amasis MT Pro" w:hAnsi="Amasis MT Pro"/>
+          <w:sz w:val="36"/>
+          <w:szCs w:val="36"/>
+        </w:rPr>
+      </w:pPr>
+    </w:p>
+    <w:p>
+      <w:pPr>
+        <w:rPr>
+          <w:rFonts w:ascii="Amasis MT Pro" w:hAnsi="Amasis MT Pro"/>
+          <w:sz w:val="36"/>
+          <w:szCs w:val="36"/>
+        </w:rPr>
+      </w:pPr>
+    </w:p>
+    <w:p>
+      <w:pPr>
+        <w:rPr>
+          <w:rFonts w:ascii="Amasis MT Pro" w:hAnsi="Amasis MT Pro"/>
+          <w:sz w:val="36"/>
+          <w:szCs w:val="36"/>
+        </w:rPr>
+      </w:pPr>
+    </w:p>
+    <w:p>
+      <w:pPr>
+        <w:rPr>
+          <w:rFonts w:ascii="Amasis MT Pro" w:hAnsi="Amasis MT Pro"/>
+          <w:sz w:val="36"/>
+          <w:szCs w:val="36"/>
+        </w:rPr>
+      </w:pPr>
+    </w:p>
+    <w:p>
+      <w:pPr>
+        <w:rPr>
+          <w:rFonts w:ascii="Amasis MT Pro" w:hAnsi="Amasis MT Pro"/>
+          <w:sz w:val="36"/>
+          <w:szCs w:val="36"/>
+        </w:rPr>
+      </w:pPr>
+    </w:p>
+    <w:p>
+      <w:pPr>
+        <w:rPr>
+          <w:rFonts w:ascii="Amasis MT Pro" w:hAnsi="Amasis MT Pro"/>
+          <w:sz w:val="36"/>
+          <w:szCs w:val="36"/>
+        </w:rPr>
+      </w:pPr>
+    </w:p>
+    <w:p>
+      <w:pPr>
+        <w:rPr>
+          <w:rFonts w:ascii="Amasis MT Pro" w:hAnsi="Amasis MT Pro"/>
+          <w:sz w:val="36"/>
+          <w:szCs w:val="36"/>
+        </w:rPr>
+      </w:pPr>
+    </w:p>
+    <w:p>
+      <w:pPr>
+        <w:rPr>
+          <w:rFonts w:ascii="Amasis MT Pro" w:hAnsi="Amasis MT Pro"/>
+          <w:sz w:val="36"/>
+          <w:szCs w:val="36"/>
+        </w:rPr>
+      </w:pPr>
+    </w:p>
+    <w:p>
+      <w:pPr>
+        <w:rPr>
+          <w:rFonts w:ascii="Amasis MT Pro" w:hAnsi="Amasis MT Pro"/>
+          <w:sz w:val="36"/>
+          <w:szCs w:val="36"/>
+        </w:rPr>
+      </w:pPr>
+    </w:p>
+    <w:p>
+      <w:pPr>
+        <w:rPr>
+          <w:rFonts w:ascii="Amasis MT Pro" w:hAnsi="Amasis MT Pro"/>
+          <w:sz w:val="36"/>
+          <w:szCs w:val="36"/>
+        </w:rPr>
+      </w:pPr>
+    </w:p>
+    <w:p>
+      <w:pPr>
+        <w:rPr>
+          <w:rFonts w:ascii="Amasis MT Pro" w:hAnsi="Amasis MT Pro"/>
+          <w:sz w:val="36"/>
+          <w:szCs w:val="36"/>
+        </w:rPr>
+      </w:pPr>
+    </w:p>
+    <w:p>
+      <w:pPr>
+        <w:rPr>
+          <w:rFonts w:ascii="Amasis MT Pro" w:hAnsi="Amasis MT Pro"/>
+          <w:sz w:val="36"/>
+          <w:szCs w:val="36"/>
+        </w:rPr>
+      </w:pPr>
+    </w:p>
+    <w:p>
+      <w:pPr>
+        <w:jc w:val="center"/>
+        <w:rPr>
+          <w:rFonts w:ascii="Amasis MT Pro" w:hAnsi="Amasis MT Pro"/>
+          <w:sz w:val="36"/>
+          <w:szCs w:val="36"/>
+        </w:rPr>
+      </w:pPr>
+    </w:p>
+    <w:p>
+      <w:pPr>
+        <w:rPr>
+          <w:rFonts w:ascii="Amasis MT Pro" w:hAnsi="Amasis MT Pro"/>
+          <w:sz w:val="36"/>
+          <w:szCs w:val="36"/>
+        </w:rPr>
+      </w:pPr>
+    </w:p>
+    <w:p>
+      <w:pPr>
+        <w:jc w:val="center"/>
+        <w:rPr>
+          <w:rFonts w:ascii="Amasis MT Pro" w:hAnsi="Amasis MT Pro"/>
+          <w:sz w:val="36"/>
+          <w:szCs w:val="36"/>
+        </w:rPr>
+      </w:pPr>
+      <w:r>
+        <w:rPr>
+          <w:rFonts w:ascii="Amasis MT Pro" w:hAnsi="Amasis MT Pro"/>
+          <w:sz w:val="36"/>
+          <w:szCs w:val="36"/>
+        </w:rPr>
+        <w:lastRenderedPageBreak/>
+        <w:t>-</w:t>
+      </w:r>
+      <w:r>
+        <w:rPr>
+          <w:rFonts w:ascii="Amasis MT Pro" w:hAnsi="Amasis MT Pro"/>
+          <w:sz w:val="36"/>
+          <w:szCs w:val="36"/>
+        </w:rPr>
         <w:t>Conclusioni</w:t>
       </w:r>
     </w:p>
@@ -6975,7 +7206,88 @@
           <w:sz w:val="28"/>
           <w:szCs w:val="28"/>
         </w:rPr>
-        <w:t xml:space="preserve">Il progetto dell'app </w:t>
+        <w:t xml:space="preserve">Il progetto dell'app Crikle rappresenta un valido esempio di come la tecnologia possa essere messa al servizio del benessere degli animali e della comunità che ruota attorno a loro. Grazie all'integrazione tra applicazione Android, sito web, servizi web REST e database, è stato possibile </w:t>
+      </w:r>
+      <w:r>
+        <w:rPr>
+          <w:rFonts w:ascii="Amasis MT Pro" w:hAnsi="Amasis MT Pro"/>
+          <w:sz w:val="28"/>
+          <w:szCs w:val="28"/>
+        </w:rPr>
+        <w:t xml:space="preserve">ideare </w:t>
+      </w:r>
+      <w:r>
+        <w:rPr>
+          <w:rFonts w:ascii="Amasis MT Pro" w:hAnsi="Amasis MT Pro"/>
+          <w:sz w:val="28"/>
+          <w:szCs w:val="28"/>
+        </w:rPr>
+        <w:t>una piattaforma completa e funzionale, capace di favorire l’incontro tra proprietari di animali domestici e fornitori di servi</w:t>
+      </w:r>
+      <w:r>
+        <w:rPr>
+          <w:rFonts w:ascii="Amasis MT Pro" w:hAnsi="Amasis MT Pro"/>
+          <w:sz w:val="28"/>
+          <w:szCs w:val="28"/>
+        </w:rPr>
+        <w:t>zi.</w:t>
+      </w:r>
+    </w:p>
+    <w:p>
+      <w:pPr>
+        <w:rPr>
+          <w:rFonts w:ascii="Amasis MT Pro" w:hAnsi="Amasis MT Pro"/>
+          <w:sz w:val="28"/>
+          <w:szCs w:val="28"/>
+        </w:rPr>
+      </w:pPr>
+      <w:r>
+        <w:rPr>
+          <w:rFonts w:ascii="Amasis MT Pro" w:hAnsi="Amasis MT Pro"/>
+          <w:sz w:val="28"/>
+          <w:szCs w:val="28"/>
+        </w:rPr>
+        <w:t>Durante lo sviluppo, sono state affrontate sfide tecniche e progettuali che hanno contribuito a</w:t>
+      </w:r>
+      <w:r>
+        <w:rPr>
+          <w:rFonts w:ascii="Amasis MT Pro" w:hAnsi="Amasis MT Pro"/>
+          <w:sz w:val="28"/>
+          <w:szCs w:val="28"/>
+        </w:rPr>
+        <w:t xml:space="preserve"> migliorare</w:t>
+      </w:r>
+      <w:r>
+        <w:rPr>
+          <w:rFonts w:ascii="Amasis MT Pro" w:hAnsi="Amasis MT Pro"/>
+          <w:sz w:val="28"/>
+          <w:szCs w:val="28"/>
+        </w:rPr>
+        <w:t xml:space="preserve"> le c</w:t>
+      </w:r>
+      <w:r>
+        <w:rPr>
+          <w:rFonts w:ascii="Amasis MT Pro" w:hAnsi="Amasis MT Pro"/>
+          <w:sz w:val="28"/>
+          <w:szCs w:val="28"/>
+        </w:rPr>
+        <w:t xml:space="preserve">onoscenze </w:t>
+      </w:r>
+      <w:r>
+        <w:rPr>
+          <w:rFonts w:ascii="Amasis MT Pro" w:hAnsi="Amasis MT Pro"/>
+          <w:sz w:val="28"/>
+          <w:szCs w:val="28"/>
+        </w:rPr>
+        <w:t xml:space="preserve">del gruppo </w:t>
+      </w:r>
+      <w:r>
+        <w:rPr>
+          <w:rFonts w:ascii="Amasis MT Pro" w:hAnsi="Amasis MT Pro"/>
+          <w:sz w:val="28"/>
+          <w:szCs w:val="28"/>
+        </w:rPr>
+        <w:t xml:space="preserve">nelle seguenti aree </w:t>
       </w:r>
       <w:proofErr w:type="spellStart"/>
       <w:r>
@@ -6984,7 +7296,7 @@
           <w:sz w:val="28"/>
           <w:szCs w:val="28"/>
         </w:rPr>
-        <w:t>Crikle</w:t>
+        <w:t>tematice</w:t>
       </w:r>
       <w:proofErr w:type="spellEnd"/>
       <w:r>
@@ -6993,113 +7305,6 @@
           <w:sz w:val="28"/>
           <w:szCs w:val="28"/>
         </w:rPr>
-        <w:t xml:space="preserve"> rappresenta un valido esempio di come la tecnologia possa essere messa al servizio del benessere degli animali e della comunità che ruota attorno a loro. Grazie all'integrazione tra applicazione Android, sito web, servizi web REST e database, è stato possibile </w:t>
-      </w:r>
-      <w:r>
-        <w:rPr>
-          <w:rFonts w:ascii="Amasis MT Pro" w:hAnsi="Amasis MT Pro"/>
-          <w:sz w:val="28"/>
-          <w:szCs w:val="28"/>
-        </w:rPr>
-        <w:t xml:space="preserve">ideare </w:t>
-      </w:r>
-      <w:r>
-        <w:rPr>
-          <w:rFonts w:ascii="Amasis MT Pro" w:hAnsi="Amasis MT Pro"/>
-          <w:sz w:val="28"/>
-          <w:szCs w:val="28"/>
-        </w:rPr>
-        <w:t>una piattaforma completa e funzionale, capace di favorire l’incontro tra proprietari di animali domestici e fornitori di servi</w:t>
-      </w:r>
-      <w:r>
-        <w:rPr>
-          <w:rFonts w:ascii="Amasis MT Pro" w:hAnsi="Amasis MT Pro"/>
-          <w:sz w:val="28"/>
-          <w:szCs w:val="28"/>
-        </w:rPr>
-        <w:t>zi.</w:t>
-      </w:r>
-    </w:p>
-    <w:p>
-      <w:pPr>
-        <w:rPr>
-          <w:rFonts w:ascii="Amasis MT Pro" w:hAnsi="Amasis MT Pro"/>
-          <w:sz w:val="28"/>
-          <w:szCs w:val="28"/>
-        </w:rPr>
-      </w:pPr>
-      <w:r>
-        <w:rPr>
-          <w:rFonts w:ascii="Amasis MT Pro" w:hAnsi="Amasis MT Pro"/>
-          <w:sz w:val="28"/>
-          <w:szCs w:val="28"/>
-        </w:rPr>
-        <w:t>Durante lo sviluppo, sono state affrontate sfide tecniche e progettuali che hanno contribuito a</w:t>
-      </w:r>
-      <w:r>
-        <w:rPr>
-          <w:rFonts w:ascii="Amasis MT Pro" w:hAnsi="Amasis MT Pro"/>
-          <w:sz w:val="28"/>
-          <w:szCs w:val="28"/>
-        </w:rPr>
-        <w:t xml:space="preserve"> migliorare</w:t>
-      </w:r>
-      <w:r>
-        <w:rPr>
-          <w:rFonts w:ascii="Amasis MT Pro" w:hAnsi="Amasis MT Pro"/>
-          <w:sz w:val="28"/>
-          <w:szCs w:val="28"/>
-        </w:rPr>
-        <w:t xml:space="preserve"> le c</w:t>
-      </w:r>
-      <w:r>
-        <w:rPr>
-          <w:rFonts w:ascii="Amasis MT Pro" w:hAnsi="Amasis MT Pro"/>
-          <w:sz w:val="28"/>
-          <w:szCs w:val="28"/>
-        </w:rPr>
-        <w:t xml:space="preserve">onoscenze </w:t>
-      </w:r>
-      <w:r>
-        <w:rPr>
-          <w:rFonts w:ascii="Amasis MT Pro" w:hAnsi="Amasis MT Pro"/>
-          <w:sz w:val="28"/>
-          <w:szCs w:val="28"/>
-        </w:rPr>
-        <w:t>del gruppo</w:t>
-      </w:r>
-      <w:r>
-        <w:rPr>
-          <w:rFonts w:ascii="Amasis MT Pro" w:hAnsi="Amasis MT Pro"/>
-          <w:sz w:val="28"/>
-          <w:szCs w:val="28"/>
-        </w:rPr>
-        <w:t xml:space="preserve"> </w:t>
-      </w:r>
-      <w:r>
-        <w:rPr>
-          <w:rFonts w:ascii="Amasis MT Pro" w:hAnsi="Amasis MT Pro"/>
-          <w:sz w:val="28"/>
-          <w:szCs w:val="28"/>
-        </w:rPr>
-        <w:t xml:space="preserve">nelle seguenti aree </w:t>
-      </w:r>
-      <w:proofErr w:type="spellStart"/>
-      <w:r>
-        <w:rPr>
-          <w:rFonts w:ascii="Amasis MT Pro" w:hAnsi="Amasis MT Pro"/>
-          <w:sz w:val="28"/>
-          <w:szCs w:val="28"/>
-        </w:rPr>
-        <w:t>tematice</w:t>
-      </w:r>
-      <w:proofErr w:type="spellEnd"/>
-      <w:r>
-        <w:rPr>
-          <w:rFonts w:ascii="Amasis MT Pro" w:hAnsi="Amasis MT Pro"/>
-          <w:sz w:val="28"/>
-          <w:szCs w:val="28"/>
-        </w:rPr>
         <w:t>:</w:t>
       </w:r>
       <w:r>
@@ -7175,7 +7380,6 @@
         </w:rPr>
         <w:t xml:space="preserve">In definitiva, </w:t>
       </w:r>
-      <w:proofErr w:type="spellStart"/>
       <w:proofErr w:type="gramStart"/>
       <w:r>
         <w:rPr>
@@ -7183,16 +7387,7 @@
           <w:sz w:val="28"/>
           <w:szCs w:val="28"/>
         </w:rPr>
-        <w:t>Crikle</w:t>
-      </w:r>
-      <w:proofErr w:type="spellEnd"/>
-      <w:r>
-        <w:rPr>
-          <w:rFonts w:ascii="Amasis MT Pro" w:hAnsi="Amasis MT Pro"/>
-          <w:sz w:val="28"/>
-          <w:szCs w:val="28"/>
-        </w:rPr>
-        <w:t xml:space="preserve">  non</w:t>
+        <w:t>Crikle  non</w:t>
       </w:r>
       <w:proofErr w:type="gramEnd"/>
       <w:r>
@@ -7319,81 +7514,20 @@
     </w:p>
     <w:p>
       <w:pPr>
-        <w:rPr>
-          <w:rFonts w:ascii="Amasis MT Pro" w:hAnsi="Amasis MT Pro"/>
-          <w:sz w:val="36"/>
-          <w:szCs w:val="36"/>
-        </w:rPr>
-      </w:pPr>
-    </w:p>
-    <w:p>
-      <w:pPr>
-        <w:rPr>
-          <w:rFonts w:ascii="Amasis MT Pro" w:hAnsi="Amasis MT Pro"/>
-          <w:sz w:val="36"/>
-          <w:szCs w:val="36"/>
-        </w:rPr>
-      </w:pPr>
-    </w:p>
-    <w:p>
-      <w:pPr>
-        <w:rPr>
-          <w:rFonts w:ascii="Amasis MT Pro" w:hAnsi="Amasis MT Pro"/>
-          <w:sz w:val="36"/>
-          <w:szCs w:val="36"/>
-        </w:rPr>
-      </w:pPr>
-    </w:p>
-    <w:p>
-      <w:pPr>
-        <w:rPr>
-          <w:rFonts w:ascii="Amasis MT Pro" w:hAnsi="Amasis MT Pro"/>
-          <w:sz w:val="36"/>
-          <w:szCs w:val="36"/>
-        </w:rPr>
-      </w:pPr>
-    </w:p>
-    <w:p>
-      <w:pPr>
-        <w:rPr>
-          <w:rFonts w:ascii="Amasis MT Pro" w:hAnsi="Amasis MT Pro"/>
-          <w:sz w:val="36"/>
-          <w:szCs w:val="36"/>
-        </w:rPr>
-      </w:pPr>
-    </w:p>
-    <w:p>
-      <w:pPr>
-        <w:rPr>
-          <w:rFonts w:ascii="Amasis MT Pro" w:hAnsi="Amasis MT Pro"/>
-          <w:sz w:val="36"/>
-          <w:szCs w:val="36"/>
-        </w:rPr>
-      </w:pPr>
-    </w:p>
-    <w:p>
-      <w:pPr>
-        <w:rPr>
-          <w:rFonts w:ascii="Amasis MT Pro" w:hAnsi="Amasis MT Pro"/>
-          <w:sz w:val="36"/>
-          <w:szCs w:val="36"/>
-        </w:rPr>
-      </w:pPr>
-    </w:p>
-    <w:p>
-      <w:pPr>
-        <w:rPr>
-          <w:rFonts w:ascii="Amasis MT Pro" w:hAnsi="Amasis MT Pro"/>
-          <w:sz w:val="36"/>
-          <w:szCs w:val="36"/>
-        </w:rPr>
-      </w:pPr>
-      <w:r>
-        <w:rPr>
-          <w:rFonts w:ascii="Amasis MT Pro" w:hAnsi="Amasis MT Pro"/>
-          <w:sz w:val="36"/>
-          <w:szCs w:val="36"/>
-        </w:rPr>
+        <w:jc w:val="center"/>
+        <w:rPr>
+          <w:rFonts w:ascii="Amasis MT Pro" w:hAnsi="Amasis MT Pro"/>
+          <w:sz w:val="36"/>
+          <w:szCs w:val="36"/>
+        </w:rPr>
+      </w:pPr>
+      <w:r>
+        <w:rPr>
+          <w:rFonts w:ascii="Amasis MT Pro" w:hAnsi="Amasis MT Pro"/>
+          <w:sz w:val="36"/>
+          <w:szCs w:val="36"/>
+        </w:rPr>
+        <w:lastRenderedPageBreak/>
         <w:t>Sviluppi futuri</w:t>
       </w:r>
     </w:p>
@@ -7405,23 +7539,13 @@
           <w:szCs w:val="28"/>
         </w:rPr>
       </w:pPr>
-      <w:proofErr w:type="spellStart"/>
-      <w:r>
-        <w:rPr>
-          <w:rFonts w:ascii="Amasis MT Pro" w:hAnsi="Amasis MT Pro"/>
-          <w:sz w:val="28"/>
-          <w:szCs w:val="28"/>
-        </w:rPr>
-        <w:t>Crikle</w:t>
-      </w:r>
-      <w:proofErr w:type="spellEnd"/>
-      <w:r>
-        <w:rPr>
-          <w:rFonts w:ascii="Amasis MT Pro" w:hAnsi="Amasis MT Pro"/>
-          <w:sz w:val="28"/>
-          <w:szCs w:val="28"/>
-        </w:rPr>
-        <w:t xml:space="preserve"> potrà essere ampliato in modo da </w:t>
+      <w:r>
+        <w:rPr>
+          <w:rFonts w:ascii="Amasis MT Pro" w:hAnsi="Amasis MT Pro"/>
+          <w:sz w:val="28"/>
+          <w:szCs w:val="28"/>
+        </w:rPr>
+        <w:t xml:space="preserve">Crikle potrà essere ampliato in modo da </w:t>
       </w:r>
       <w:r>
         <w:rPr>
@@ -7504,9 +7628,26 @@
           <w:szCs w:val="28"/>
         </w:rPr>
       </w:pPr>
+      <w:r>
+        <w:rPr>
+          <w:rFonts w:ascii="Amasis MT Pro" w:hAnsi="Amasis MT Pro"/>
+          <w:sz w:val="28"/>
+          <w:szCs w:val="28"/>
+        </w:rPr>
+        <w:t>Un ringraziamento va anche al Dott. Antonio Lezzi e il prof. Paolo Ziliani per la collaborazione e gli insegnamenti nel campo fondamentali.</w:t>
+      </w:r>
+    </w:p>
+    <w:p>
+      <w:pPr>
+        <w:rPr>
+          <w:rFonts w:ascii="Amasis MT Pro" w:hAnsi="Amasis MT Pro"/>
+          <w:sz w:val="28"/>
+          <w:szCs w:val="28"/>
+        </w:rPr>
+      </w:pPr>
     </w:p>
     <w:sectPr>
-      <w:footerReference w:type="default" r:id="rId29"/>
+      <w:footerReference w:type="default" r:id="rId31"/>
       <w:pgSz w:w="11906" w:h="16838" w:code="9"/>
       <w:pgMar w:top="1418" w:right="1134" w:bottom="1134" w:left="1134" w:header="709" w:footer="340" w:gutter="0"/>
       <w:cols w:space="708"/>
@@ -7960,6 +8101,92 @@
     </w:lvl>
   </w:abstractNum>
   <w:abstractNum w:abstractNumId="3" w15:restartNumberingAfterBreak="0">
+    <w:nsid w:val="1EFC5005"/>
+    <w:multiLevelType w:val="hybridMultilevel"/>
+    <w:tmpl w:val="2228BB62"/>
+    <w:lvl w:ilvl="0" w:tplc="0410000F">
+      <w:start w:val="1"/>
+      <w:numFmt w:val="decimal"/>
+      <w:lvlText w:val="%1."/>
+      <w:lvlJc w:val="left"/>
+      <w:pPr>
+        <w:ind w:left="720" w:hanging="360"/>
+      </w:pPr>
+    </w:lvl>
+    <w:lvl w:ilvl="1" w:tplc="04100019" w:tentative="1">
+      <w:start w:val="1"/>
+      <w:numFmt w:val="lowerLetter"/>
+      <w:lvlText w:val="%2."/>
+      <w:lvlJc w:val="left"/>
+      <w:pPr>
+        <w:ind w:left="1440" w:hanging="360"/>
+      </w:pPr>
+    </w:lvl>
+    <w:lvl w:ilvl="2" w:tplc="0410001B" w:tentative="1">
+      <w:start w:val="1"/>
+      <w:numFmt w:val="lowerRoman"/>
+      <w:lvlText w:val="%3."/>
+      <w:lvlJc w:val="right"/>
+      <w:pPr>
+        <w:ind w:left="2160" w:hanging="180"/>
+      </w:pPr>
+    </w:lvl>
+    <w:lvl w:ilvl="3" w:tplc="0410000F" w:tentative="1">
+      <w:start w:val="1"/>
+      <w:numFmt w:val="decimal"/>
+      <w:lvlText w:val="%4."/>
+      <w:lvlJc w:val="left"/>
+      <w:pPr>
+        <w:ind w:left="2880" w:hanging="360"/>
+      </w:pPr>
+    </w:lvl>
+    <w:lvl w:ilvl="4" w:tplc="04100019" w:tentative="1">
+      <w:start w:val="1"/>
+      <w:numFmt w:val="lowerLetter"/>
+      <w:lvlText w:val="%5."/>
+      <w:lvlJc w:val="left"/>
+      <w:pPr>
+        <w:ind w:left="3600" w:hanging="360"/>
+      </w:pPr>
+    </w:lvl>
+    <w:lvl w:ilvl="5" w:tplc="0410001B" w:tentative="1">
+      <w:start w:val="1"/>
+      <w:numFmt w:val="lowerRoman"/>
+      <w:lvlText w:val="%6."/>
+      <w:lvlJc w:val="right"/>
+      <w:pPr>
+        <w:ind w:left="4320" w:hanging="180"/>
+      </w:pPr>
+    </w:lvl>
+    <w:lvl w:ilvl="6" w:tplc="0410000F" w:tentative="1">
+      <w:start w:val="1"/>
+      <w:numFmt w:val="decimal"/>
+      <w:lvlText w:val="%7."/>
+      <w:lvlJc w:val="left"/>
+      <w:pPr>
+        <w:ind w:left="5040" w:hanging="360"/>
+      </w:pPr>
+    </w:lvl>
+    <w:lvl w:ilvl="7" w:tplc="04100019" w:tentative="1">
+      <w:start w:val="1"/>
+      <w:numFmt w:val="lowerLetter"/>
+      <w:lvlText w:val="%8."/>
+      <w:lvlJc w:val="left"/>
+      <w:pPr>
+        <w:ind w:left="5760" w:hanging="360"/>
+      </w:pPr>
+    </w:lvl>
+    <w:lvl w:ilvl="8" w:tplc="0410001B" w:tentative="1">
+      <w:start w:val="1"/>
+      <w:numFmt w:val="lowerRoman"/>
+      <w:lvlText w:val="%9."/>
+      <w:lvlJc w:val="right"/>
+      <w:pPr>
+        <w:ind w:left="6480" w:hanging="180"/>
+      </w:pPr>
+    </w:lvl>
+  </w:abstractNum>
+  <w:abstractNum w:abstractNumId="4" w15:restartNumberingAfterBreak="0">
     <w:nsid w:val="32180DA5"/>
     <w:multiLevelType w:val="hybridMultilevel"/>
     <w:tmpl w:val="9C642C76"/>
@@ -8048,7 +8275,7 @@
       </w:pPr>
     </w:lvl>
   </w:abstractNum>
-  <w:abstractNum w:abstractNumId="4" w15:restartNumberingAfterBreak="0">
+  <w:abstractNum w:abstractNumId="5" w15:restartNumberingAfterBreak="0">
     <w:nsid w:val="354311AF"/>
     <w:multiLevelType w:val="hybridMultilevel"/>
     <w:tmpl w:val="16869AEA"/>
@@ -8160,7 +8387,7 @@
       </w:rPr>
     </w:lvl>
   </w:abstractNum>
-  <w:abstractNum w:abstractNumId="5" w15:restartNumberingAfterBreak="0">
+  <w:abstractNum w:abstractNumId="6" w15:restartNumberingAfterBreak="0">
     <w:nsid w:val="38E26D67"/>
     <w:multiLevelType w:val="hybridMultilevel"/>
     <w:tmpl w:val="B9A8E6BC"/>
@@ -8272,7 +8499,7 @@
       </w:rPr>
     </w:lvl>
   </w:abstractNum>
-  <w:abstractNum w:abstractNumId="6" w15:restartNumberingAfterBreak="0">
+  <w:abstractNum w:abstractNumId="7" w15:restartNumberingAfterBreak="0">
     <w:nsid w:val="3E615EE3"/>
     <w:multiLevelType w:val="hybridMultilevel"/>
     <w:tmpl w:val="6C349CAC"/>
@@ -8384,7 +8611,7 @@
       </w:rPr>
     </w:lvl>
   </w:abstractNum>
-  <w:abstractNum w:abstractNumId="7" w15:restartNumberingAfterBreak="0">
+  <w:abstractNum w:abstractNumId="8" w15:restartNumberingAfterBreak="0">
     <w:nsid w:val="410935BA"/>
     <w:multiLevelType w:val="hybridMultilevel"/>
     <w:tmpl w:val="D01A2556"/>
@@ -8497,7 +8724,7 @@
       </w:rPr>
     </w:lvl>
   </w:abstractNum>
-  <w:abstractNum w:abstractNumId="8" w15:restartNumberingAfterBreak="0">
+  <w:abstractNum w:abstractNumId="9" w15:restartNumberingAfterBreak="0">
     <w:nsid w:val="5BAD4FBE"/>
     <w:multiLevelType w:val="hybridMultilevel"/>
     <w:tmpl w:val="6E82E94C"/>
@@ -8609,7 +8836,7 @@
       </w:rPr>
     </w:lvl>
   </w:abstractNum>
-  <w:abstractNum w:abstractNumId="9" w15:restartNumberingAfterBreak="0">
+  <w:abstractNum w:abstractNumId="10" w15:restartNumberingAfterBreak="0">
     <w:nsid w:val="5F9D4318"/>
     <w:multiLevelType w:val="hybridMultilevel"/>
     <w:tmpl w:val="5DF281E0"/>
@@ -8721,7 +8948,7 @@
       </w:rPr>
     </w:lvl>
   </w:abstractNum>
-  <w:abstractNum w:abstractNumId="10" w15:restartNumberingAfterBreak="0">
+  <w:abstractNum w:abstractNumId="11" w15:restartNumberingAfterBreak="0">
     <w:nsid w:val="6C0E1B58"/>
     <w:multiLevelType w:val="hybridMultilevel"/>
     <w:tmpl w:val="34622376"/>
@@ -8810,7 +9037,7 @@
       </w:pPr>
     </w:lvl>
   </w:abstractNum>
-  <w:abstractNum w:abstractNumId="11" w15:restartNumberingAfterBreak="0">
+  <w:abstractNum w:abstractNumId="12" w15:restartNumberingAfterBreak="0">
     <w:nsid w:val="790D2A15"/>
     <w:multiLevelType w:val="hybridMultilevel"/>
     <w:tmpl w:val="E56E38C2"/>
@@ -8926,37 +9153,40 @@
     <w:abstractNumId w:val="2"/>
   </w:num>
   <w:num w:numId="2" w16cid:durableId="446774039">
-    <w:abstractNumId w:val="10"/>
+    <w:abstractNumId w:val="11"/>
   </w:num>
   <w:num w:numId="3" w16cid:durableId="824903141">
-    <w:abstractNumId w:val="7"/>
+    <w:abstractNumId w:val="8"/>
   </w:num>
   <w:num w:numId="4" w16cid:durableId="1159347542">
-    <w:abstractNumId w:val="3"/>
+    <w:abstractNumId w:val="4"/>
   </w:num>
   <w:num w:numId="5" w16cid:durableId="459571109">
-    <w:abstractNumId w:val="11"/>
+    <w:abstractNumId w:val="12"/>
   </w:num>
   <w:num w:numId="6" w16cid:durableId="993798361">
     <w:abstractNumId w:val="1"/>
   </w:num>
   <w:num w:numId="7" w16cid:durableId="1782645148">
-    <w:abstractNumId w:val="8"/>
+    <w:abstractNumId w:val="9"/>
   </w:num>
   <w:num w:numId="8" w16cid:durableId="548759119">
-    <w:abstractNumId w:val="5"/>
+    <w:abstractNumId w:val="6"/>
   </w:num>
   <w:num w:numId="9" w16cid:durableId="1795249674">
-    <w:abstractNumId w:val="9"/>
+    <w:abstractNumId w:val="10"/>
   </w:num>
   <w:num w:numId="10" w16cid:durableId="791288847">
     <w:abstractNumId w:val="0"/>
   </w:num>
   <w:num w:numId="11" w16cid:durableId="1957445449">
-    <w:abstractNumId w:val="6"/>
+    <w:abstractNumId w:val="7"/>
   </w:num>
   <w:num w:numId="12" w16cid:durableId="1573736655">
-    <w:abstractNumId w:val="4"/>
+    <w:abstractNumId w:val="5"/>
+  </w:num>
+  <w:num w:numId="13" w16cid:durableId="589314372">
+    <w:abstractNumId w:val="3"/>
   </w:num>
 </w:numbering>
 </file>
@@ -9564,6 +9794,7 @@
   <w:style w:type="character" w:default="1" w:styleId="Carpredefinitoparagrafo">
     <w:name w:val="Default Paragraph Font"/>
     <w:uiPriority w:val="1"/>
+    <w:semiHidden/>
     <w:unhideWhenUsed/>
   </w:style>
   <w:style w:type="table" w:default="1" w:styleId="Tabellanormale">

--- a/Documenti/Relazione Finale/relazione finale (nuova).docx
+++ b/Documenti/Relazione Finale/relazione finale (nuova).docx
@@ -56,7 +56,20 @@
         <w:rPr>
           <w:rFonts w:ascii="Amasis MT Pro" w:hAnsi="Amasis MT Pro"/>
         </w:rPr>
-        <w:t>- INTRODUZIONE………………………………………………………………………</w:t>
+        <w:t xml:space="preserve">- </w:t>
+      </w:r>
+      <w:r>
+        <w:rPr>
+          <w:rFonts w:ascii="Amasis MT Pro" w:hAnsi="Amasis MT Pro"/>
+          <w:highlight w:val="yellow"/>
+        </w:rPr>
+        <w:t>INTRODUZIONE</w:t>
+      </w:r>
+      <w:r>
+        <w:rPr>
+          <w:rFonts w:ascii="Amasis MT Pro" w:hAnsi="Amasis MT Pro"/>
+        </w:rPr>
+        <w:t>………………………………………………………………………</w:t>
       </w:r>
       <w:r>
         <w:rPr>
@@ -76,13 +89,14 @@
         <w:rPr>
           <w:rFonts w:ascii="Amasis MT Pro" w:hAnsi="Amasis MT Pro"/>
         </w:rPr>
-        <w:t xml:space="preserve">- SCOPO E </w:t>
-      </w:r>
-      <w:r>
-        <w:rPr>
-          <w:rFonts w:ascii="Amasis MT Pro" w:hAnsi="Amasis MT Pro"/>
-        </w:rPr>
-        <w:t>MOTIVAZIONI</w:t>
+        <w:t xml:space="preserve">- </w:t>
+      </w:r>
+      <w:r>
+        <w:rPr>
+          <w:rFonts w:ascii="Amasis MT Pro" w:hAnsi="Amasis MT Pro"/>
+          <w:highlight w:val="yellow"/>
+        </w:rPr>
+        <w:t>SCOPO E MOTIVAZIONI</w:t>
       </w:r>
       <w:r>
         <w:rPr>
@@ -108,7 +122,20 @@
         <w:rPr>
           <w:rFonts w:ascii="Amasis MT Pro" w:hAnsi="Amasis MT Pro"/>
         </w:rPr>
-        <w:t>- ARCHITETTURA DEL SISTEMA………………………………………………………</w:t>
+        <w:t xml:space="preserve">- </w:t>
+      </w:r>
+      <w:r>
+        <w:rPr>
+          <w:rFonts w:ascii="Amasis MT Pro" w:hAnsi="Amasis MT Pro"/>
+          <w:highlight w:val="yellow"/>
+        </w:rPr>
+        <w:t>ARCHITETTURA DEL SISTEMA</w:t>
+      </w:r>
+      <w:r>
+        <w:rPr>
+          <w:rFonts w:ascii="Amasis MT Pro" w:hAnsi="Amasis MT Pro"/>
+        </w:rPr>
+        <w:t>………………………………………………………</w:t>
       </w:r>
       <w:r>
         <w:rPr>
@@ -128,7 +155,20 @@
         <w:rPr>
           <w:rFonts w:ascii="Amasis MT Pro" w:hAnsi="Amasis MT Pro"/>
         </w:rPr>
-        <w:t>- MATERIALE UTILIZZATO………………………………………………………………</w:t>
+        <w:t xml:space="preserve">- </w:t>
+      </w:r>
+      <w:r>
+        <w:rPr>
+          <w:rFonts w:ascii="Amasis MT Pro" w:hAnsi="Amasis MT Pro"/>
+          <w:highlight w:val="yellow"/>
+        </w:rPr>
+        <w:t>MATERIALE UTILIZZATO</w:t>
+      </w:r>
+      <w:r>
+        <w:rPr>
+          <w:rFonts w:ascii="Amasis MT Pro" w:hAnsi="Amasis MT Pro"/>
+        </w:rPr>
+        <w:t>………………………………………………………………</w:t>
       </w:r>
       <w:r>
         <w:rPr>
@@ -148,7 +188,20 @@
         <w:rPr>
           <w:rFonts w:ascii="Amasis MT Pro" w:hAnsi="Amasis MT Pro"/>
         </w:rPr>
-        <w:t>- STRUTTURA DEI DATI: ER E MODELLO DATI………………………………………</w:t>
+        <w:t xml:space="preserve">- </w:t>
+      </w:r>
+      <w:r>
+        <w:rPr>
+          <w:rFonts w:ascii="Amasis MT Pro" w:hAnsi="Amasis MT Pro"/>
+          <w:highlight w:val="yellow"/>
+        </w:rPr>
+        <w:t>STRUTTURA DEI DATI: ER E MODELLO DATI</w:t>
+      </w:r>
+      <w:r>
+        <w:rPr>
+          <w:rFonts w:ascii="Amasis MT Pro" w:hAnsi="Amasis MT Pro"/>
+        </w:rPr>
+        <w:t>………………………………………</w:t>
       </w:r>
       <w:r>
         <w:rPr>
@@ -248,7 +301,20 @@
         <w:rPr>
           <w:rFonts w:ascii="Amasis MT Pro" w:hAnsi="Amasis MT Pro"/>
         </w:rPr>
-        <w:t>- ESEMPIO USO DEL SISTEMA………………………………………………………</w:t>
+        <w:t xml:space="preserve">- </w:t>
+      </w:r>
+      <w:r>
+        <w:rPr>
+          <w:rFonts w:ascii="Amasis MT Pro" w:hAnsi="Amasis MT Pro"/>
+          <w:highlight w:val="yellow"/>
+        </w:rPr>
+        <w:t>ESEMPIO USO DEL SISTEMA</w:t>
+      </w:r>
+      <w:r>
+        <w:rPr>
+          <w:rFonts w:ascii="Amasis MT Pro" w:hAnsi="Amasis MT Pro"/>
+        </w:rPr>
+        <w:t>………………………………………………………</w:t>
       </w:r>
       <w:r>
         <w:rPr>
@@ -308,7 +374,20 @@
         <w:rPr>
           <w:rFonts w:ascii="Amasis MT Pro" w:hAnsi="Amasis MT Pro"/>
         </w:rPr>
-        <w:t>- SVILUPPI FUTURI………………………………………………………………………...</w:t>
+        <w:t xml:space="preserve">- </w:t>
+      </w:r>
+      <w:r>
+        <w:rPr>
+          <w:rFonts w:ascii="Amasis MT Pro" w:hAnsi="Amasis MT Pro"/>
+          <w:highlight w:val="yellow"/>
+        </w:rPr>
+        <w:t>SVILUPPI FUTURI</w:t>
+      </w:r>
+      <w:r>
+        <w:rPr>
+          <w:rFonts w:ascii="Amasis MT Pro" w:hAnsi="Amasis MT Pro"/>
+        </w:rPr>
+        <w:t>………………………………………………………………………...</w:t>
       </w:r>
       <w:r>
         <w:rPr>
@@ -1224,7 +1303,236 @@
           <w:sz w:val="28"/>
           <w:szCs w:val="28"/>
         </w:rPr>
-        <w:t xml:space="preserve">è stata di pensare all’idea di </w:t>
+        <w:t xml:space="preserve">è stata di </w:t>
+      </w:r>
+      <w:r>
+        <w:rPr>
+          <w:rFonts w:ascii="Amasis MT Pro" w:hAnsi="Amasis MT Pro"/>
+          <w:color w:val="FF0000"/>
+          <w:sz w:val="28"/>
+          <w:szCs w:val="28"/>
+        </w:rPr>
+        <w:t xml:space="preserve">pensare all’idea di un app </w:t>
+      </w:r>
+      <w:r>
+        <w:rPr>
+          <w:rFonts w:ascii="Amasis MT Pro" w:hAnsi="Amasis MT Pro"/>
+          <w:color w:val="FF0000"/>
+          <w:sz w:val="28"/>
+          <w:szCs w:val="28"/>
+        </w:rPr>
+        <w:t>(e</w:t>
+      </w:r>
+      <w:r>
+        <w:rPr>
+          <w:rFonts w:ascii="Amasis MT Pro" w:hAnsi="Amasis MT Pro"/>
+          <w:color w:val="FF0000"/>
+          <w:sz w:val="28"/>
+          <w:szCs w:val="28"/>
+        </w:rPr>
+        <w:t xml:space="preserve"> della conseguente tematica)</w:t>
+      </w:r>
+      <w:r>
+        <w:rPr>
+          <w:rFonts w:ascii="Amasis MT Pro" w:hAnsi="Amasis MT Pro"/>
+          <w:sz w:val="28"/>
+          <w:szCs w:val="28"/>
+        </w:rPr>
+        <w:t xml:space="preserve"> </w:t>
+      </w:r>
+      <w:r>
+        <w:rPr>
+          <w:rFonts w:ascii="Amasis MT Pro" w:hAnsi="Amasis MT Pro"/>
+          <w:sz w:val="28"/>
+          <w:szCs w:val="28"/>
+        </w:rPr>
+        <w:t>come possibile progetto su cui lavorare in diversi gruppi tra colleghi per prepara</w:t>
+      </w:r>
+      <w:r>
+        <w:rPr>
+          <w:rFonts w:ascii="Amasis MT Pro" w:hAnsi="Amasis MT Pro"/>
+          <w:sz w:val="28"/>
+          <w:szCs w:val="28"/>
+        </w:rPr>
+        <w:t>rsi</w:t>
+      </w:r>
+      <w:r>
+        <w:rPr>
+          <w:rFonts w:ascii="Amasis MT Pro" w:hAnsi="Amasis MT Pro"/>
+          <w:sz w:val="28"/>
+          <w:szCs w:val="28"/>
+        </w:rPr>
+        <w:t xml:space="preserve"> al</w:t>
+      </w:r>
+      <w:r>
+        <w:rPr>
+          <w:rFonts w:ascii="Amasis MT Pro" w:hAnsi="Amasis MT Pro"/>
+          <w:sz w:val="28"/>
+          <w:szCs w:val="28"/>
+        </w:rPr>
+        <w:t xml:space="preserve"> progetto formativo</w:t>
+      </w:r>
+      <w:r>
+        <w:rPr>
+          <w:rFonts w:ascii="Amasis MT Pro" w:hAnsi="Amasis MT Pro"/>
+          <w:sz w:val="28"/>
+          <w:szCs w:val="28"/>
+        </w:rPr>
+        <w:t xml:space="preserve"> in stage ed avere modo di “sondare terreno” nel</w:t>
+      </w:r>
+      <w:r>
+        <w:rPr>
+          <w:rFonts w:ascii="Amasis MT Pro" w:hAnsi="Amasis MT Pro"/>
+          <w:sz w:val="28"/>
+          <w:szCs w:val="28"/>
+        </w:rPr>
+        <w:t xml:space="preserve"> vasto campo della programmazione di applicazioni Android. </w:t>
+      </w:r>
+    </w:p>
+    <w:p>
+      <w:pPr>
+        <w:rPr>
+          <w:rFonts w:ascii="Amasis MT Pro" w:hAnsi="Amasis MT Pro"/>
+          <w:sz w:val="28"/>
+          <w:szCs w:val="28"/>
+        </w:rPr>
+      </w:pPr>
+      <w:r>
+        <w:rPr>
+          <w:rFonts w:ascii="Amasis MT Pro" w:hAnsi="Amasis MT Pro"/>
+          <w:sz w:val="28"/>
+          <w:szCs w:val="28"/>
+        </w:rPr>
+        <w:t>Nel nostro caso, abbiamo avuto modo</w:t>
+      </w:r>
+      <w:r>
+        <w:rPr>
+          <w:rFonts w:ascii="Amasis MT Pro" w:hAnsi="Amasis MT Pro"/>
+          <w:sz w:val="28"/>
+          <w:szCs w:val="28"/>
+        </w:rPr>
+        <w:t xml:space="preserve"> di</w:t>
+      </w:r>
+      <w:r>
+        <w:rPr>
+          <w:rFonts w:ascii="Amasis MT Pro" w:hAnsi="Amasis MT Pro"/>
+          <w:sz w:val="28"/>
+          <w:szCs w:val="28"/>
+        </w:rPr>
+        <w:t xml:space="preserve"> </w:t>
+      </w:r>
+      <w:r>
+        <w:rPr>
+          <w:rFonts w:ascii="Amasis MT Pro" w:hAnsi="Amasis MT Pro"/>
+          <w:sz w:val="28"/>
+          <w:szCs w:val="28"/>
+        </w:rPr>
+        <w:t>programmare</w:t>
+      </w:r>
+      <w:r>
+        <w:rPr>
+          <w:rFonts w:ascii="Amasis MT Pro" w:hAnsi="Amasis MT Pro"/>
+          <w:sz w:val="28"/>
+          <w:szCs w:val="28"/>
+        </w:rPr>
+        <w:t xml:space="preserve"> un’applicazione riguardante gli animali, la gestione degli animali dell’utente e le varie interazioni anche a livello commerciale per creare un potenziale fattore economico dietro all’idea.</w:t>
+      </w:r>
+    </w:p>
+    <w:p>
+      <w:pPr>
+        <w:rPr>
+          <w:rFonts w:ascii="Amasis MT Pro" w:hAnsi="Amasis MT Pro"/>
+          <w:sz w:val="28"/>
+          <w:szCs w:val="28"/>
+        </w:rPr>
+      </w:pPr>
+      <w:r>
+        <w:rPr>
+          <w:rFonts w:ascii="Amasis MT Pro" w:hAnsi="Amasis MT Pro"/>
+          <w:sz w:val="28"/>
+          <w:szCs w:val="28"/>
+        </w:rPr>
+        <w:t>L’idea nasce dal fatto che i componenti del gruppo possiedono almeno un animale e comprendono bene quale poss</w:t>
+      </w:r>
+      <w:r>
+        <w:rPr>
+          <w:rFonts w:ascii="Amasis MT Pro" w:hAnsi="Amasis MT Pro"/>
+          <w:sz w:val="28"/>
+          <w:szCs w:val="28"/>
+        </w:rPr>
+        <w:t>ano</w:t>
+      </w:r>
+      <w:r>
+        <w:rPr>
+          <w:rFonts w:ascii="Amasis MT Pro" w:hAnsi="Amasis MT Pro"/>
+          <w:sz w:val="28"/>
+          <w:szCs w:val="28"/>
+        </w:rPr>
+        <w:t xml:space="preserve"> essere l</w:t>
+      </w:r>
+      <w:r>
+        <w:rPr>
+          <w:rFonts w:ascii="Amasis MT Pro" w:hAnsi="Amasis MT Pro"/>
+          <w:sz w:val="28"/>
+          <w:szCs w:val="28"/>
+        </w:rPr>
+        <w:t>e diverse esigenze</w:t>
+      </w:r>
+      <w:r>
+        <w:rPr>
+          <w:rFonts w:ascii="Amasis MT Pro" w:hAnsi="Amasis MT Pro"/>
+          <w:sz w:val="28"/>
+          <w:szCs w:val="28"/>
+        </w:rPr>
+        <w:t xml:space="preserve"> dell’utente nei confronti del propri</w:t>
+      </w:r>
+      <w:r>
+        <w:rPr>
+          <w:rFonts w:ascii="Amasis MT Pro" w:hAnsi="Amasis MT Pro"/>
+          <w:sz w:val="28"/>
+          <w:szCs w:val="28"/>
+        </w:rPr>
+        <w:t>o</w:t>
+      </w:r>
+      <w:r>
+        <w:rPr>
+          <w:rFonts w:ascii="Amasis MT Pro" w:hAnsi="Amasis MT Pro"/>
+          <w:sz w:val="28"/>
+          <w:szCs w:val="28"/>
+        </w:rPr>
+        <w:t xml:space="preserve"> “compagno di avventure”</w:t>
+      </w:r>
+      <w:r>
+        <w:rPr>
+          <w:rFonts w:ascii="Amasis MT Pro" w:hAnsi="Amasis MT Pro"/>
+          <w:sz w:val="28"/>
+          <w:szCs w:val="28"/>
+        </w:rPr>
+        <w:t xml:space="preserve">. Questo ha fatto </w:t>
+      </w:r>
+      <w:r>
+        <w:rPr>
+          <w:rFonts w:ascii="Amasis MT Pro" w:hAnsi="Amasis MT Pro"/>
+          <w:sz w:val="28"/>
+          <w:szCs w:val="28"/>
+        </w:rPr>
+        <w:t>sì</w:t>
+      </w:r>
+      <w:r>
+        <w:rPr>
+          <w:rFonts w:ascii="Amasis MT Pro" w:hAnsi="Amasis MT Pro"/>
+          <w:sz w:val="28"/>
+          <w:szCs w:val="28"/>
+        </w:rPr>
+        <w:t xml:space="preserve"> che si creasse Crikle </w:t>
+      </w:r>
+      <w:r>
+        <w:rPr>
+          <w:rFonts w:ascii="Amasis MT Pro" w:hAnsi="Amasis MT Pro"/>
+          <w:sz w:val="28"/>
+          <w:szCs w:val="28"/>
+        </w:rPr>
+        <w:t xml:space="preserve">per dare </w:t>
       </w:r>
       <w:proofErr w:type="gramStart"/>
       <w:r>
@@ -1233,7 +1541,7 @@
           <w:sz w:val="28"/>
           <w:szCs w:val="28"/>
         </w:rPr>
-        <w:t>un app</w:t>
+        <w:t>una strumento</w:t>
       </w:r>
       <w:proofErr w:type="gramEnd"/>
       <w:r>
@@ -1242,6 +1550,31 @@
           <w:sz w:val="28"/>
           <w:szCs w:val="28"/>
         </w:rPr>
+        <w:t xml:space="preserve"> comodo all’utente per far fronte a questi aspetti quotidiani (e non).</w:t>
+      </w:r>
+    </w:p>
+    <w:p>
+      <w:pPr>
+        <w:rPr>
+          <w:rFonts w:ascii="Amasis MT Pro" w:hAnsi="Amasis MT Pro"/>
+          <w:sz w:val="28"/>
+          <w:szCs w:val="28"/>
+        </w:rPr>
+      </w:pPr>
+      <w:r>
+        <w:rPr>
+          <w:rFonts w:ascii="Amasis MT Pro" w:hAnsi="Amasis MT Pro"/>
+          <w:sz w:val="28"/>
+          <w:szCs w:val="28"/>
+        </w:rPr>
+        <w:t>Brevemente,</w:t>
+      </w:r>
+      <w:r>
+        <w:rPr>
+          <w:rFonts w:ascii="Amasis MT Pro" w:hAnsi="Amasis MT Pro"/>
+          <w:sz w:val="28"/>
+          <w:szCs w:val="28"/>
+        </w:rPr>
         <w:t xml:space="preserve"> </w:t>
       </w:r>
       <w:r>
@@ -1250,88 +1583,165 @@
           <w:sz w:val="28"/>
           <w:szCs w:val="28"/>
         </w:rPr>
-        <w:t>(e</w:t>
-      </w:r>
-      <w:r>
-        <w:rPr>
-          <w:rFonts w:ascii="Amasis MT Pro" w:hAnsi="Amasis MT Pro"/>
-          <w:sz w:val="28"/>
-          <w:szCs w:val="28"/>
-        </w:rPr>
-        <w:t xml:space="preserve"> della conseguente tematica) </w:t>
-      </w:r>
-      <w:r>
-        <w:rPr>
-          <w:rFonts w:ascii="Amasis MT Pro" w:hAnsi="Amasis MT Pro"/>
-          <w:sz w:val="28"/>
-          <w:szCs w:val="28"/>
-        </w:rPr>
-        <w:t>come possibile progetto su cui lavorare in diversi gruppi tra colleghi per prepara</w:t>
-      </w:r>
-      <w:r>
-        <w:rPr>
-          <w:rFonts w:ascii="Amasis MT Pro" w:hAnsi="Amasis MT Pro"/>
-          <w:sz w:val="28"/>
-          <w:szCs w:val="28"/>
-        </w:rPr>
-        <w:t>rsi</w:t>
-      </w:r>
-      <w:r>
-        <w:rPr>
-          <w:rFonts w:ascii="Amasis MT Pro" w:hAnsi="Amasis MT Pro"/>
-          <w:sz w:val="28"/>
-          <w:szCs w:val="28"/>
-        </w:rPr>
-        <w:t xml:space="preserve"> al</w:t>
-      </w:r>
-      <w:r>
-        <w:rPr>
-          <w:rFonts w:ascii="Amasis MT Pro" w:hAnsi="Amasis MT Pro"/>
-          <w:sz w:val="28"/>
-          <w:szCs w:val="28"/>
-        </w:rPr>
-        <w:t xml:space="preserve"> progetto formativo</w:t>
-      </w:r>
-      <w:r>
-        <w:rPr>
-          <w:rFonts w:ascii="Amasis MT Pro" w:hAnsi="Amasis MT Pro"/>
-          <w:sz w:val="28"/>
-          <w:szCs w:val="28"/>
-        </w:rPr>
-        <w:t xml:space="preserve"> in stage ed avere modo di “sondare terreno” nel</w:t>
-      </w:r>
-      <w:r>
-        <w:rPr>
-          <w:rFonts w:ascii="Amasis MT Pro" w:hAnsi="Amasis MT Pro"/>
-          <w:sz w:val="28"/>
-          <w:szCs w:val="28"/>
-        </w:rPr>
-        <w:t xml:space="preserve"> vasto campo della programmazione di applicazioni Android. </w:t>
-      </w:r>
-    </w:p>
-    <w:p>
-      <w:pPr>
-        <w:rPr>
-          <w:rFonts w:ascii="Amasis MT Pro" w:hAnsi="Amasis MT Pro"/>
-          <w:sz w:val="28"/>
-          <w:szCs w:val="28"/>
-        </w:rPr>
-      </w:pPr>
-      <w:r>
-        <w:rPr>
-          <w:rFonts w:ascii="Amasis MT Pro" w:hAnsi="Amasis MT Pro"/>
-          <w:sz w:val="28"/>
-          <w:szCs w:val="28"/>
-        </w:rPr>
-        <w:t>Nel nostro caso, abbiamo avuto modo</w:t>
-      </w:r>
-      <w:r>
-        <w:rPr>
-          <w:rFonts w:ascii="Amasis MT Pro" w:hAnsi="Amasis MT Pro"/>
-          <w:sz w:val="28"/>
-          <w:szCs w:val="28"/>
-        </w:rPr>
-        <w:t xml:space="preserve"> di</w:t>
+        <w:t>l’applicazione avrebbe come obiettivo la possibilità da parte dell’utente di gestire la registrazione di vari animali domestici e delle loro conseguenti caratteristiche (nome, peso, altezza</w:t>
+      </w:r>
+      <w:r>
+        <w:rPr>
+          <w:rFonts w:ascii="Amasis MT Pro" w:hAnsi="Amasis MT Pro"/>
+          <w:sz w:val="28"/>
+          <w:szCs w:val="28"/>
+        </w:rPr>
+        <w:t>, relative note distintive</w:t>
+      </w:r>
+      <w:r>
+        <w:rPr>
+          <w:rFonts w:ascii="Amasis MT Pro" w:hAnsi="Amasis MT Pro"/>
+          <w:sz w:val="28"/>
+          <w:szCs w:val="28"/>
+        </w:rPr>
+        <w:t xml:space="preserve"> e condizioni cliniche)</w:t>
+      </w:r>
+      <w:r>
+        <w:rPr>
+          <w:rFonts w:ascii="Amasis MT Pro" w:hAnsi="Amasis MT Pro"/>
+          <w:sz w:val="28"/>
+          <w:szCs w:val="28"/>
+        </w:rPr>
+        <w:t>. Si potrà anche monitorare la condizione emotiva dell’animale</w:t>
+      </w:r>
+      <w:r>
+        <w:rPr>
+          <w:rFonts w:ascii="Amasis MT Pro" w:hAnsi="Amasis MT Pro"/>
+          <w:sz w:val="28"/>
+          <w:szCs w:val="28"/>
+        </w:rPr>
+        <w:t xml:space="preserve"> registrato</w:t>
+      </w:r>
+      <w:r>
+        <w:rPr>
+          <w:rFonts w:ascii="Amasis MT Pro" w:hAnsi="Amasis MT Pro"/>
+          <w:sz w:val="28"/>
+          <w:szCs w:val="28"/>
+        </w:rPr>
+        <w:t xml:space="preserve"> in que</w:t>
+      </w:r>
+      <w:r>
+        <w:rPr>
+          <w:rFonts w:ascii="Amasis MT Pro" w:hAnsi="Amasis MT Pro"/>
+          <w:sz w:val="28"/>
+          <w:szCs w:val="28"/>
+        </w:rPr>
+        <w:t>stione per maggiore attenzione nei suoi confronti.</w:t>
+      </w:r>
+    </w:p>
+    <w:p>
+      <w:pPr>
+        <w:rPr>
+          <w:rFonts w:ascii="Amasis MT Pro" w:hAnsi="Amasis MT Pro"/>
+          <w:sz w:val="28"/>
+          <w:szCs w:val="28"/>
+        </w:rPr>
+      </w:pPr>
+      <w:r>
+        <w:rPr>
+          <w:rFonts w:ascii="Amasis MT Pro" w:hAnsi="Amasis MT Pro"/>
+          <w:sz w:val="28"/>
+          <w:szCs w:val="28"/>
+        </w:rPr>
+        <w:t>Inoltre, sarà facilitato anche nella registrazione</w:t>
+      </w:r>
+      <w:r>
+        <w:rPr>
+          <w:rFonts w:ascii="Amasis MT Pro" w:hAnsi="Amasis MT Pro"/>
+          <w:sz w:val="28"/>
+          <w:szCs w:val="28"/>
+        </w:rPr>
+        <w:t xml:space="preserve"> e ricerca</w:t>
+      </w:r>
+      <w:r>
+        <w:rPr>
+          <w:rFonts w:ascii="Amasis MT Pro" w:hAnsi="Amasis MT Pro"/>
+          <w:sz w:val="28"/>
+          <w:szCs w:val="28"/>
+        </w:rPr>
+        <w:t xml:space="preserve"> delle varie attività che l’utente permette all’animale di intraprendere. Le attività in questione saranno </w:t>
+      </w:r>
+      <w:r>
+        <w:rPr>
+          <w:rFonts w:ascii="Amasis MT Pro" w:hAnsi="Amasis MT Pro"/>
+          <w:sz w:val="28"/>
+          <w:szCs w:val="28"/>
+        </w:rPr>
+        <w:t xml:space="preserve">le seguenti: </w:t>
+      </w:r>
+      <w:r>
+        <w:rPr>
+          <w:rFonts w:ascii="Amasis MT Pro" w:hAnsi="Amasis MT Pro"/>
+          <w:sz w:val="28"/>
+          <w:szCs w:val="28"/>
+        </w:rPr>
+        <w:t xml:space="preserve">servizi di Toilettatura, addestramento, veterinario e </w:t>
+      </w:r>
+      <w:proofErr w:type="spellStart"/>
+      <w:r>
+        <w:rPr>
+          <w:rFonts w:ascii="Amasis MT Pro" w:hAnsi="Amasis MT Pro"/>
+          <w:sz w:val="28"/>
+          <w:szCs w:val="28"/>
+        </w:rPr>
+        <w:t>petsitting</w:t>
+      </w:r>
+      <w:proofErr w:type="spellEnd"/>
+      <w:r>
+        <w:rPr>
+          <w:rFonts w:ascii="Amasis MT Pro" w:hAnsi="Amasis MT Pro"/>
+          <w:sz w:val="28"/>
+          <w:szCs w:val="28"/>
+        </w:rPr>
+        <w:t xml:space="preserve">. </w:t>
+      </w:r>
+    </w:p>
+    <w:p>
+      <w:pPr>
+        <w:rPr>
+          <w:rFonts w:ascii="Amasis MT Pro" w:hAnsi="Amasis MT Pro"/>
+          <w:sz w:val="28"/>
+          <w:szCs w:val="28"/>
+        </w:rPr>
+      </w:pPr>
+      <w:r>
+        <w:rPr>
+          <w:rFonts w:ascii="Amasis MT Pro" w:hAnsi="Amasis MT Pro"/>
+          <w:sz w:val="28"/>
+          <w:szCs w:val="28"/>
+        </w:rPr>
+        <w:t>Dal lato web, invece, i fornitori di queste attività avranno tutti gli strumenti necessari per aggiungerle nel sito web dedicato in modo che possano comunicare le richieste degli utenti (APP) con quelle del venditore (WEB).</w:t>
+      </w:r>
+    </w:p>
+    <w:p>
+      <w:pPr>
+        <w:rPr>
+          <w:rFonts w:ascii="Amasis MT Pro" w:hAnsi="Amasis MT Pro"/>
+          <w:color w:val="FF0000"/>
+          <w:sz w:val="28"/>
+          <w:szCs w:val="28"/>
+        </w:rPr>
+      </w:pPr>
+      <w:r>
+        <w:rPr>
+          <w:rFonts w:ascii="Amasis MT Pro" w:hAnsi="Amasis MT Pro"/>
+          <w:sz w:val="28"/>
+          <w:szCs w:val="28"/>
+        </w:rPr>
+        <w:t>Per ogni</w:t>
+      </w:r>
+      <w:r>
+        <w:rPr>
+          <w:rFonts w:ascii="Amasis MT Pro" w:hAnsi="Amasis MT Pro"/>
+          <w:sz w:val="28"/>
+          <w:szCs w:val="28"/>
+        </w:rPr>
+        <w:t xml:space="preserve"> attività</w:t>
       </w:r>
       <w:r>
         <w:rPr>
@@ -1347,151 +1757,339 @@
           <w:sz w:val="28"/>
           <w:szCs w:val="28"/>
         </w:rPr>
-        <w:t>programmare</w:t>
-      </w:r>
-      <w:r>
-        <w:rPr>
-          <w:rFonts w:ascii="Amasis MT Pro" w:hAnsi="Amasis MT Pro"/>
-          <w:sz w:val="28"/>
-          <w:szCs w:val="28"/>
-        </w:rPr>
-        <w:t xml:space="preserve"> un’applicazione riguardante gli animali, la gestione degli animali dell’utente e le varie interazioni anche a livello commerciale per creare un potenziale fattore economico dietro all’idea.</w:t>
-      </w:r>
-    </w:p>
-    <w:p>
-      <w:pPr>
-        <w:rPr>
-          <w:rFonts w:ascii="Amasis MT Pro" w:hAnsi="Amasis MT Pro"/>
-          <w:sz w:val="28"/>
-          <w:szCs w:val="28"/>
-        </w:rPr>
-      </w:pPr>
-      <w:r>
-        <w:rPr>
-          <w:rFonts w:ascii="Amasis MT Pro" w:hAnsi="Amasis MT Pro"/>
-          <w:sz w:val="28"/>
-          <w:szCs w:val="28"/>
-        </w:rPr>
-        <w:t>L’idea nasce dal fatto che i componenti del gruppo possiedono almeno un animale e comprendono bene quale poss</w:t>
-      </w:r>
-      <w:r>
-        <w:rPr>
-          <w:rFonts w:ascii="Amasis MT Pro" w:hAnsi="Amasis MT Pro"/>
-          <w:sz w:val="28"/>
-          <w:szCs w:val="28"/>
-        </w:rPr>
-        <w:t>ano</w:t>
-      </w:r>
-      <w:r>
-        <w:rPr>
-          <w:rFonts w:ascii="Amasis MT Pro" w:hAnsi="Amasis MT Pro"/>
-          <w:sz w:val="28"/>
-          <w:szCs w:val="28"/>
-        </w:rPr>
-        <w:t xml:space="preserve"> essere l</w:t>
-      </w:r>
-      <w:r>
-        <w:rPr>
-          <w:rFonts w:ascii="Amasis MT Pro" w:hAnsi="Amasis MT Pro"/>
-          <w:sz w:val="28"/>
-          <w:szCs w:val="28"/>
-        </w:rPr>
-        <w:t>e diverse esigenze</w:t>
-      </w:r>
-      <w:r>
-        <w:rPr>
-          <w:rFonts w:ascii="Amasis MT Pro" w:hAnsi="Amasis MT Pro"/>
-          <w:sz w:val="28"/>
-          <w:szCs w:val="28"/>
-        </w:rPr>
-        <w:t xml:space="preserve"> dell’utente nei confronti del propri</w:t>
-      </w:r>
-      <w:r>
-        <w:rPr>
-          <w:rFonts w:ascii="Amasis MT Pro" w:hAnsi="Amasis MT Pro"/>
-          <w:sz w:val="28"/>
-          <w:szCs w:val="28"/>
-        </w:rPr>
-        <w:t>o</w:t>
-      </w:r>
-      <w:r>
-        <w:rPr>
-          <w:rFonts w:ascii="Amasis MT Pro" w:hAnsi="Amasis MT Pro"/>
-          <w:sz w:val="28"/>
-          <w:szCs w:val="28"/>
-        </w:rPr>
-        <w:t xml:space="preserve"> “compagno di avventure”</w:t>
-      </w:r>
-      <w:r>
-        <w:rPr>
-          <w:rFonts w:ascii="Amasis MT Pro" w:hAnsi="Amasis MT Pro"/>
-          <w:sz w:val="28"/>
-          <w:szCs w:val="28"/>
-        </w:rPr>
-        <w:t xml:space="preserve">. Questo ha fatto </w:t>
-      </w:r>
-      <w:r>
-        <w:rPr>
-          <w:rFonts w:ascii="Amasis MT Pro" w:hAnsi="Amasis MT Pro"/>
-          <w:sz w:val="28"/>
-          <w:szCs w:val="28"/>
-        </w:rPr>
-        <w:t>sì</w:t>
-      </w:r>
-      <w:r>
-        <w:rPr>
-          <w:rFonts w:ascii="Amasis MT Pro" w:hAnsi="Amasis MT Pro"/>
-          <w:sz w:val="28"/>
-          <w:szCs w:val="28"/>
-        </w:rPr>
-        <w:t xml:space="preserve"> che si creasse Crikle </w:t>
-      </w:r>
-      <w:r>
-        <w:rPr>
-          <w:rFonts w:ascii="Amasis MT Pro" w:hAnsi="Amasis MT Pro"/>
-          <w:sz w:val="28"/>
-          <w:szCs w:val="28"/>
-        </w:rPr>
-        <w:t xml:space="preserve">per dare </w:t>
+        <w:t>commercial</w:t>
+      </w:r>
+      <w:r>
+        <w:rPr>
+          <w:rFonts w:ascii="Amasis MT Pro" w:hAnsi="Amasis MT Pro"/>
+          <w:sz w:val="28"/>
+          <w:szCs w:val="28"/>
+        </w:rPr>
+        <w:t xml:space="preserve">e sarà possibile </w:t>
+      </w:r>
+      <w:r>
+        <w:rPr>
+          <w:rFonts w:ascii="Amasis MT Pro" w:hAnsi="Amasis MT Pro"/>
+          <w:sz w:val="28"/>
+          <w:szCs w:val="28"/>
+        </w:rPr>
+        <w:t>consultarne orari, recensioni e fissare appuntamenti</w:t>
+      </w:r>
+      <w:r>
+        <w:rPr>
+          <w:rFonts w:ascii="Amasis MT Pro" w:hAnsi="Amasis MT Pro"/>
+          <w:sz w:val="28"/>
+          <w:szCs w:val="28"/>
+        </w:rPr>
+        <w:t>.</w:t>
+      </w:r>
+    </w:p>
+    <w:p>
+      <w:pPr>
+        <w:jc w:val="both"/>
+        <w:rPr>
+          <w:rFonts w:ascii="Amasis MT Pro" w:hAnsi="Amasis MT Pro"/>
+          <w:color w:val="FF0000"/>
+        </w:rPr>
+      </w:pPr>
+    </w:p>
+    <w:p>
+      <w:pPr>
+        <w:rPr>
+          <w:rFonts w:ascii="Amasis MT Pro" w:hAnsi="Amasis MT Pro"/>
+          <w:sz w:val="36"/>
+          <w:szCs w:val="36"/>
+        </w:rPr>
+      </w:pPr>
+    </w:p>
+    <w:p>
+      <w:pPr>
+        <w:jc w:val="center"/>
+        <w:rPr>
+          <w:rFonts w:ascii="Amasis MT Pro" w:hAnsi="Amasis MT Pro"/>
+          <w:sz w:val="36"/>
+          <w:szCs w:val="36"/>
+        </w:rPr>
+      </w:pPr>
+      <w:r>
+        <w:rPr>
+          <w:rFonts w:ascii="Amasis MT Pro" w:hAnsi="Amasis MT Pro"/>
+          <w:sz w:val="36"/>
+          <w:szCs w:val="36"/>
+        </w:rPr>
+        <w:t>-</w:t>
+      </w:r>
+      <w:r>
+        <w:rPr>
+          <w:rFonts w:ascii="Amasis MT Pro" w:hAnsi="Amasis MT Pro"/>
+          <w:sz w:val="36"/>
+          <w:szCs w:val="36"/>
+        </w:rPr>
+        <w:t>Architettura</w:t>
+      </w:r>
+      <w:r>
+        <w:rPr>
+          <w:rFonts w:ascii="Amasis MT Pro" w:hAnsi="Amasis MT Pro"/>
+          <w:sz w:val="36"/>
+          <w:szCs w:val="36"/>
+        </w:rPr>
+        <w:t xml:space="preserve"> del</w:t>
+      </w:r>
+      <w:r>
+        <w:rPr>
+          <w:rFonts w:ascii="Amasis MT Pro" w:hAnsi="Amasis MT Pro"/>
+          <w:sz w:val="36"/>
+          <w:szCs w:val="36"/>
+        </w:rPr>
+        <w:t xml:space="preserve"> sistema</w:t>
+      </w:r>
+    </w:p>
+    <w:p>
+      <w:pPr>
+        <w:jc w:val="both"/>
+        <w:rPr>
+          <w:rFonts w:ascii="Amasis MT Pro" w:hAnsi="Amasis MT Pro"/>
+          <w:color w:val="000000" w:themeColor="text1"/>
+          <w:sz w:val="28"/>
+          <w:szCs w:val="28"/>
+        </w:rPr>
+      </w:pPr>
+    </w:p>
+    <w:p>
+      <w:pPr>
+        <w:rPr>
+          <w:rFonts w:ascii="Amasis MT Pro" w:hAnsi="Amasis MT Pro"/>
+          <w:color w:val="000000" w:themeColor="text1"/>
+          <w:sz w:val="28"/>
+          <w:szCs w:val="28"/>
+        </w:rPr>
+      </w:pPr>
+      <w:r>
+        <w:rPr>
+          <w:rFonts w:ascii="Amasis MT Pro" w:hAnsi="Amasis MT Pro"/>
+          <w:color w:val="000000" w:themeColor="text1"/>
+          <w:sz w:val="28"/>
+          <w:szCs w:val="28"/>
+        </w:rPr>
+        <w:t xml:space="preserve">Abbiamo usato come schema logico il classico </w:t>
+      </w:r>
+      <w:r>
+        <w:rPr>
+          <w:rFonts w:ascii="Amasis MT Pro" w:hAnsi="Amasis MT Pro"/>
+          <w:color w:val="FF0000"/>
+          <w:sz w:val="28"/>
+          <w:szCs w:val="28"/>
+        </w:rPr>
+        <w:t>M</w:t>
+      </w:r>
+      <w:r>
+        <w:rPr>
+          <w:rFonts w:ascii="Amasis MT Pro" w:hAnsi="Amasis MT Pro"/>
+          <w:color w:val="FF0000"/>
+          <w:sz w:val="28"/>
+          <w:szCs w:val="28"/>
+        </w:rPr>
+        <w:t>V</w:t>
+      </w:r>
+      <w:r>
+        <w:rPr>
+          <w:rFonts w:ascii="Amasis MT Pro" w:hAnsi="Amasis MT Pro"/>
+          <w:color w:val="FF0000"/>
+          <w:sz w:val="28"/>
+          <w:szCs w:val="28"/>
+        </w:rPr>
+        <w:t>C</w:t>
+      </w:r>
+      <w:r>
+        <w:rPr>
+          <w:rFonts w:ascii="Amasis MT Pro" w:hAnsi="Amasis MT Pro"/>
+          <w:color w:val="000000" w:themeColor="text1"/>
+          <w:sz w:val="28"/>
+          <w:szCs w:val="28"/>
+        </w:rPr>
+        <w:t xml:space="preserve"> (Model-View-Controller)</w:t>
+      </w:r>
+      <w:r>
+        <w:rPr>
+          <w:rFonts w:ascii="Amasis MT Pro" w:hAnsi="Amasis MT Pro"/>
+          <w:color w:val="000000" w:themeColor="text1"/>
+          <w:sz w:val="28"/>
+          <w:szCs w:val="28"/>
+        </w:rPr>
+        <w:t xml:space="preserve"> con il Model che, dunque, andava a settare i modelli dei dati con conseguente logica di business. </w:t>
+      </w:r>
+    </w:p>
+    <w:p>
+      <w:pPr>
+        <w:rPr>
+          <w:rFonts w:ascii="Amasis MT Pro" w:hAnsi="Amasis MT Pro"/>
+          <w:color w:val="000000" w:themeColor="text1"/>
+          <w:sz w:val="28"/>
+          <w:szCs w:val="28"/>
+        </w:rPr>
+      </w:pPr>
+      <w:r>
+        <w:rPr>
+          <w:rFonts w:ascii="Amasis MT Pro" w:hAnsi="Amasis MT Pro"/>
+          <w:color w:val="000000" w:themeColor="text1"/>
+          <w:sz w:val="28"/>
+          <w:szCs w:val="28"/>
+        </w:rPr>
+        <w:t xml:space="preserve">Per quanto riguarda il </w:t>
+      </w:r>
+      <w:r>
+        <w:rPr>
+          <w:rFonts w:ascii="Amasis MT Pro" w:hAnsi="Amasis MT Pro"/>
+          <w:color w:val="FF0000"/>
+          <w:sz w:val="28"/>
+          <w:szCs w:val="28"/>
+        </w:rPr>
+        <w:t>View</w:t>
+      </w:r>
+      <w:r>
+        <w:rPr>
+          <w:rFonts w:ascii="Amasis MT Pro" w:hAnsi="Amasis MT Pro"/>
+          <w:color w:val="000000" w:themeColor="text1"/>
+          <w:sz w:val="28"/>
+          <w:szCs w:val="28"/>
+        </w:rPr>
+        <w:t xml:space="preserve"> abbiamo adoperato il sistema delle View di Android Studio per gestire quella che poteva essere l’UI (interfaccia utente) migliore anche analizzando l’ipotetico pubblico a cui può essere diretta l’applicazione.</w:t>
+      </w:r>
+    </w:p>
+    <w:p>
+      <w:pPr>
+        <w:rPr>
+          <w:rFonts w:ascii="Amasis MT Pro" w:hAnsi="Amasis MT Pro"/>
+          <w:color w:val="000000" w:themeColor="text1"/>
+          <w:sz w:val="28"/>
+          <w:szCs w:val="28"/>
+        </w:rPr>
+      </w:pPr>
+      <w:r>
+        <w:rPr>
+          <w:rFonts w:ascii="Amasis MT Pro" w:hAnsi="Amasis MT Pro"/>
+          <w:color w:val="000000" w:themeColor="text1"/>
+          <w:sz w:val="28"/>
+          <w:szCs w:val="28"/>
+        </w:rPr>
+        <w:t xml:space="preserve">Con il </w:t>
+      </w:r>
+      <w:r>
+        <w:rPr>
+          <w:rFonts w:ascii="Amasis MT Pro" w:hAnsi="Amasis MT Pro"/>
+          <w:color w:val="FF0000"/>
+          <w:sz w:val="28"/>
+          <w:szCs w:val="28"/>
+        </w:rPr>
+        <w:t>Controller</w:t>
+      </w:r>
+      <w:r>
+        <w:rPr>
+          <w:rFonts w:ascii="Amasis MT Pro" w:hAnsi="Amasis MT Pro"/>
+          <w:color w:val="000000" w:themeColor="text1"/>
+          <w:sz w:val="28"/>
+          <w:szCs w:val="28"/>
+        </w:rPr>
+        <w:t xml:space="preserve"> avremo le interazioni dell’utente che modificano/aggiornano Model e View in maniera tale da creare dinamicità nell’UX e una determinata coesione tra i vari componenti.</w:t>
+      </w:r>
+      <w:r>
+        <w:rPr>
+          <w:rFonts w:ascii="Amasis MT Pro" w:hAnsi="Amasis MT Pro"/>
+          <w:color w:val="000000" w:themeColor="text1"/>
+          <w:sz w:val="28"/>
+          <w:szCs w:val="28"/>
+        </w:rPr>
+        <w:t xml:space="preserve"> Sarà lo strumento principale dell’utente.</w:t>
+      </w:r>
+    </w:p>
+    <w:p>
+      <w:pPr>
+        <w:rPr>
+          <w:rFonts w:ascii="Amasis MT Pro" w:hAnsi="Amasis MT Pro"/>
+          <w:color w:val="000000" w:themeColor="text1"/>
+          <w:sz w:val="28"/>
+          <w:szCs w:val="28"/>
+        </w:rPr>
+      </w:pPr>
+      <w:r>
+        <w:rPr>
+          <w:rFonts w:ascii="Amasis MT Pro" w:hAnsi="Amasis MT Pro"/>
+          <w:color w:val="000000" w:themeColor="text1"/>
+          <w:sz w:val="28"/>
+          <w:szCs w:val="28"/>
+        </w:rPr>
+        <w:t xml:space="preserve">Per realizzare tutto ciò sfrutteremo anche </w:t>
+      </w:r>
+      <w:r>
+        <w:rPr>
+          <w:rFonts w:ascii="Amasis MT Pro" w:hAnsi="Amasis MT Pro"/>
+          <w:color w:val="FF0000"/>
+          <w:sz w:val="28"/>
+          <w:szCs w:val="28"/>
+        </w:rPr>
+        <w:t>SharedPreferences</w:t>
+      </w:r>
+      <w:r>
+        <w:rPr>
+          <w:rFonts w:ascii="Amasis MT Pro" w:hAnsi="Amasis MT Pro"/>
+          <w:color w:val="000000" w:themeColor="text1"/>
+          <w:sz w:val="28"/>
+          <w:szCs w:val="28"/>
+        </w:rPr>
+        <w:t xml:space="preserve">, una classe </w:t>
+      </w:r>
+      <w:r>
+        <w:rPr>
+          <w:rFonts w:ascii="Amasis MT Pro" w:hAnsi="Amasis MT Pro"/>
+          <w:color w:val="000000" w:themeColor="text1"/>
+          <w:sz w:val="28"/>
+          <w:szCs w:val="28"/>
+        </w:rPr>
+        <w:t xml:space="preserve">di </w:t>
+      </w:r>
+      <w:r>
+        <w:rPr>
+          <w:rFonts w:ascii="Amasis MT Pro" w:hAnsi="Amasis MT Pro"/>
+          <w:color w:val="000000" w:themeColor="text1"/>
+          <w:sz w:val="28"/>
+          <w:szCs w:val="28"/>
+        </w:rPr>
+        <w:t>Android che permette di salvare dati in modo persistente sotto forma di coppie chiave-valore. È molto utile per memorizzare piccole quantità di dati.</w:t>
+      </w:r>
+    </w:p>
+    <w:p>
+      <w:pPr>
+        <w:rPr>
+          <w:rFonts w:ascii="Amasis MT Pro" w:hAnsi="Amasis MT Pro"/>
+          <w:color w:val="000000" w:themeColor="text1"/>
+          <w:sz w:val="28"/>
+          <w:szCs w:val="28"/>
+        </w:rPr>
+      </w:pPr>
+      <w:r>
+        <w:rPr>
+          <w:rFonts w:ascii="Amasis MT Pro" w:hAnsi="Amasis MT Pro"/>
+          <w:color w:val="000000" w:themeColor="text1"/>
+          <w:sz w:val="28"/>
+          <w:szCs w:val="28"/>
+        </w:rPr>
+        <w:t xml:space="preserve">Nella parte user cliente in app si può avere una lista dei nostri animali, possiamo aggiungere le loro caratteristiche e catalogare il loro stato d’animo </w:t>
       </w:r>
       <w:proofErr w:type="gramStart"/>
       <w:r>
         <w:rPr>
           <w:rFonts w:ascii="Amasis MT Pro" w:hAnsi="Amasis MT Pro"/>
-          <w:sz w:val="28"/>
-          <w:szCs w:val="28"/>
-        </w:rPr>
-        <w:t>una strumento</w:t>
+          <w:color w:val="000000" w:themeColor="text1"/>
+          <w:sz w:val="28"/>
+          <w:szCs w:val="28"/>
+        </w:rPr>
+        <w:t>e</w:t>
       </w:r>
       <w:proofErr w:type="gramEnd"/>
       <w:r>
         <w:rPr>
           <w:rFonts w:ascii="Amasis MT Pro" w:hAnsi="Amasis MT Pro"/>
-          <w:sz w:val="28"/>
-          <w:szCs w:val="28"/>
-        </w:rPr>
-        <w:t xml:space="preserve"> comodo all’utente per far fronte a questi aspetti quotidiani (e non).</w:t>
-      </w:r>
-    </w:p>
-    <w:p>
-      <w:pPr>
-        <w:rPr>
-          <w:rFonts w:ascii="Amasis MT Pro" w:hAnsi="Amasis MT Pro"/>
-          <w:sz w:val="28"/>
-          <w:szCs w:val="28"/>
-        </w:rPr>
-      </w:pPr>
-      <w:r>
-        <w:rPr>
-          <w:rFonts w:ascii="Amasis MT Pro" w:hAnsi="Amasis MT Pro"/>
-          <w:sz w:val="28"/>
-          <w:szCs w:val="28"/>
-        </w:rPr>
-        <w:t>Brevemente,</w:t>
-      </w:r>
-      <w:r>
-        <w:rPr>
-          <w:rFonts w:ascii="Amasis MT Pro" w:hAnsi="Amasis MT Pro"/>
+          <w:color w:val="000000" w:themeColor="text1"/>
           <w:sz w:val="28"/>
           <w:szCs w:val="28"/>
         </w:rPr>
@@ -1500,116 +2098,152 @@
       <w:r>
         <w:rPr>
           <w:rFonts w:ascii="Amasis MT Pro" w:hAnsi="Amasis MT Pro"/>
-          <w:sz w:val="28"/>
-          <w:szCs w:val="28"/>
-        </w:rPr>
-        <w:t>l’applicazione avrebbe come obiettivo la possibilità da parte dell’utente di gestire la registrazione di vari animali domestici e delle loro conseguenti caratteristiche (nome, peso, altezza</w:t>
-      </w:r>
-      <w:r>
-        <w:rPr>
-          <w:rFonts w:ascii="Amasis MT Pro" w:hAnsi="Amasis MT Pro"/>
-          <w:sz w:val="28"/>
-          <w:szCs w:val="28"/>
-        </w:rPr>
-        <w:t>, relative note distintive</w:t>
-      </w:r>
-      <w:r>
-        <w:rPr>
-          <w:rFonts w:ascii="Amasis MT Pro" w:hAnsi="Amasis MT Pro"/>
-          <w:sz w:val="28"/>
-          <w:szCs w:val="28"/>
-        </w:rPr>
-        <w:t xml:space="preserve"> e condizioni cliniche)</w:t>
-      </w:r>
-      <w:r>
-        <w:rPr>
-          <w:rFonts w:ascii="Amasis MT Pro" w:hAnsi="Amasis MT Pro"/>
-          <w:sz w:val="28"/>
-          <w:szCs w:val="28"/>
-        </w:rPr>
-        <w:t>. Si potrà anche monitorare la condizione emotiva dell’animale</w:t>
-      </w:r>
-      <w:r>
-        <w:rPr>
-          <w:rFonts w:ascii="Amasis MT Pro" w:hAnsi="Amasis MT Pro"/>
-          <w:sz w:val="28"/>
-          <w:szCs w:val="28"/>
-        </w:rPr>
-        <w:t xml:space="preserve"> registrato</w:t>
-      </w:r>
-      <w:r>
-        <w:rPr>
-          <w:rFonts w:ascii="Amasis MT Pro" w:hAnsi="Amasis MT Pro"/>
-          <w:sz w:val="28"/>
-          <w:szCs w:val="28"/>
-        </w:rPr>
-        <w:t xml:space="preserve"> in que</w:t>
-      </w:r>
-      <w:r>
-        <w:rPr>
-          <w:rFonts w:ascii="Amasis MT Pro" w:hAnsi="Amasis MT Pro"/>
-          <w:sz w:val="28"/>
-          <w:szCs w:val="28"/>
-        </w:rPr>
-        <w:t>stione per maggiore attenzione nei suoi confronti.</w:t>
-      </w:r>
-    </w:p>
-    <w:p>
-      <w:pPr>
-        <w:rPr>
-          <w:rFonts w:ascii="Amasis MT Pro" w:hAnsi="Amasis MT Pro"/>
-          <w:sz w:val="28"/>
-          <w:szCs w:val="28"/>
-        </w:rPr>
-      </w:pPr>
-      <w:r>
-        <w:rPr>
-          <w:rFonts w:ascii="Amasis MT Pro" w:hAnsi="Amasis MT Pro"/>
-          <w:sz w:val="28"/>
-          <w:szCs w:val="28"/>
-        </w:rPr>
-        <w:t>Inoltre, sarà facilitato anche nella registrazione</w:t>
-      </w:r>
-      <w:r>
-        <w:rPr>
-          <w:rFonts w:ascii="Amasis MT Pro" w:hAnsi="Amasis MT Pro"/>
-          <w:sz w:val="28"/>
-          <w:szCs w:val="28"/>
-        </w:rPr>
-        <w:t xml:space="preserve"> e ricerca</w:t>
-      </w:r>
-      <w:r>
-        <w:rPr>
-          <w:rFonts w:ascii="Amasis MT Pro" w:hAnsi="Amasis MT Pro"/>
-          <w:sz w:val="28"/>
-          <w:szCs w:val="28"/>
-        </w:rPr>
-        <w:t xml:space="preserve"> delle varie attività che l’utente permette all’animale di intraprendere. Le attività in questione saranno </w:t>
-      </w:r>
-      <w:r>
-        <w:rPr>
-          <w:rFonts w:ascii="Amasis MT Pro" w:hAnsi="Amasis MT Pro"/>
-          <w:sz w:val="28"/>
-          <w:szCs w:val="28"/>
-        </w:rPr>
-        <w:t xml:space="preserve">le seguenti: </w:t>
-      </w:r>
-      <w:r>
-        <w:rPr>
-          <w:rFonts w:ascii="Amasis MT Pro" w:hAnsi="Amasis MT Pro"/>
-          <w:sz w:val="28"/>
-          <w:szCs w:val="28"/>
-        </w:rPr>
-        <w:t xml:space="preserve">servizi di Toilettatura, addestramento, veterinario e </w:t>
+          <w:color w:val="000000" w:themeColor="text1"/>
+          <w:sz w:val="28"/>
+          <w:szCs w:val="28"/>
+        </w:rPr>
+        <w:t>eventuali</w:t>
+      </w:r>
+      <w:r>
+        <w:rPr>
+          <w:rFonts w:ascii="Amasis MT Pro" w:hAnsi="Amasis MT Pro"/>
+          <w:color w:val="000000" w:themeColor="text1"/>
+          <w:sz w:val="28"/>
+          <w:szCs w:val="28"/>
+        </w:rPr>
+        <w:t xml:space="preserve"> cartell</w:t>
+      </w:r>
+      <w:r>
+        <w:rPr>
+          <w:rFonts w:ascii="Amasis MT Pro" w:hAnsi="Amasis MT Pro"/>
+          <w:color w:val="000000" w:themeColor="text1"/>
+          <w:sz w:val="28"/>
+          <w:szCs w:val="28"/>
+        </w:rPr>
+        <w:t>e</w:t>
+      </w:r>
+      <w:r>
+        <w:rPr>
+          <w:rFonts w:ascii="Amasis MT Pro" w:hAnsi="Amasis MT Pro"/>
+          <w:color w:val="000000" w:themeColor="text1"/>
+          <w:sz w:val="28"/>
+          <w:szCs w:val="28"/>
+        </w:rPr>
+        <w:t xml:space="preserve"> clinic</w:t>
+      </w:r>
+      <w:r>
+        <w:rPr>
+          <w:rFonts w:ascii="Amasis MT Pro" w:hAnsi="Amasis MT Pro"/>
+          <w:color w:val="000000" w:themeColor="text1"/>
+          <w:sz w:val="28"/>
+          <w:szCs w:val="28"/>
+        </w:rPr>
+        <w:t>he</w:t>
+      </w:r>
+      <w:r>
+        <w:rPr>
+          <w:rFonts w:ascii="Amasis MT Pro" w:hAnsi="Amasis MT Pro"/>
+          <w:color w:val="000000" w:themeColor="text1"/>
+          <w:sz w:val="28"/>
+          <w:szCs w:val="28"/>
+        </w:rPr>
+        <w:t>. Ogni utente ha un calendario dove si possono segnare gli appuntamenti dei propri animali e prenotarne di nuovi, si potranno lasciare recensioni ai servizi usufruiti.</w:t>
+      </w:r>
+    </w:p>
+    <w:p>
+      <w:pPr>
+        <w:rPr>
+          <w:rFonts w:ascii="Amasis MT Pro" w:hAnsi="Amasis MT Pro"/>
+          <w:color w:val="000000" w:themeColor="text1"/>
+          <w:sz w:val="28"/>
+          <w:szCs w:val="28"/>
+        </w:rPr>
+      </w:pPr>
+      <w:r>
+        <w:rPr>
+          <w:rFonts w:ascii="Amasis MT Pro" w:hAnsi="Amasis MT Pro"/>
+          <w:color w:val="000000" w:themeColor="text1"/>
+          <w:sz w:val="28"/>
+          <w:szCs w:val="28"/>
+        </w:rPr>
+        <w:t>Da lato web desktop un esercente di servizi creerà un suo profilo e gestirà le proprie attività, inserendo orari, indirizzo, foto e descrizioni. Potranno essere visualizzate le recensioni di ogni attività e si disporrà di un calendario per poter accettare o rifiutare le richieste di appuntamento dei clienti.</w:t>
+      </w:r>
+    </w:p>
+    <w:p>
+      <w:pPr>
+        <w:rPr>
+          <w:rFonts w:ascii="Amasis MT Pro" w:hAnsi="Amasis MT Pro"/>
+          <w:sz w:val="28"/>
+          <w:szCs w:val="28"/>
+        </w:rPr>
+      </w:pPr>
+      <w:r>
+        <w:rPr>
+          <w:rFonts w:ascii="Amasis MT Pro" w:hAnsi="Amasis MT Pro"/>
+          <w:sz w:val="28"/>
+          <w:szCs w:val="28"/>
+        </w:rPr>
+        <w:t>Durante il lavoro a</w:t>
+      </w:r>
+      <w:r>
+        <w:rPr>
+          <w:rFonts w:ascii="Amasis MT Pro" w:hAnsi="Amasis MT Pro"/>
+          <w:sz w:val="28"/>
+          <w:szCs w:val="28"/>
+        </w:rPr>
+        <w:t>bbiamo usato “</w:t>
+      </w:r>
+      <w:r>
+        <w:rPr>
+          <w:rFonts w:ascii="Amasis MT Pro" w:hAnsi="Amasis MT Pro"/>
+          <w:color w:val="FF0000"/>
+          <w:sz w:val="28"/>
+          <w:szCs w:val="28"/>
+        </w:rPr>
+        <w:t>Fork</w:t>
+      </w:r>
+      <w:r>
+        <w:rPr>
+          <w:rFonts w:ascii="Amasis MT Pro" w:hAnsi="Amasis MT Pro"/>
+          <w:sz w:val="28"/>
+          <w:szCs w:val="28"/>
+        </w:rPr>
+        <w:t>”, un sistema collegato a GitHub per scambiarci file</w:t>
+      </w:r>
+      <w:r>
+        <w:rPr>
+          <w:rFonts w:ascii="Amasis MT Pro" w:hAnsi="Amasis MT Pro"/>
+          <w:sz w:val="28"/>
+          <w:szCs w:val="28"/>
+        </w:rPr>
+        <w:t xml:space="preserve"> in una cartella condivisa accessibile a tutti i membri del gruppo.</w:t>
+      </w:r>
+    </w:p>
+    <w:p>
+      <w:pPr>
+        <w:rPr>
+          <w:rFonts w:ascii="Amasis MT Pro" w:hAnsi="Amasis MT Pro"/>
+          <w:sz w:val="28"/>
+          <w:szCs w:val="28"/>
+        </w:rPr>
+      </w:pPr>
+      <w:r>
+        <w:rPr>
+          <w:rFonts w:ascii="Amasis MT Pro" w:hAnsi="Amasis MT Pro"/>
+          <w:sz w:val="28"/>
+          <w:szCs w:val="28"/>
+        </w:rPr>
+        <w:t xml:space="preserve">Abbiamo imparato a gestire il nostro </w:t>
       </w:r>
       <w:proofErr w:type="spellStart"/>
       <w:r>
         <w:rPr>
           <w:rFonts w:ascii="Amasis MT Pro" w:hAnsi="Amasis MT Pro"/>
-          <w:sz w:val="28"/>
-          <w:szCs w:val="28"/>
-        </w:rPr>
-        <w:t>petsitting</w:t>
+          <w:color w:val="FF0000"/>
+          <w:sz w:val="28"/>
+          <w:szCs w:val="28"/>
+        </w:rPr>
+        <w:t>branch</w:t>
       </w:r>
       <w:proofErr w:type="spellEnd"/>
       <w:r>
@@ -1618,527 +2252,43 @@
           <w:sz w:val="28"/>
           <w:szCs w:val="28"/>
         </w:rPr>
-        <w:t xml:space="preserve">. </w:t>
-      </w:r>
-    </w:p>
-    <w:p>
-      <w:pPr>
-        <w:rPr>
-          <w:rFonts w:ascii="Amasis MT Pro" w:hAnsi="Amasis MT Pro"/>
-          <w:sz w:val="28"/>
-          <w:szCs w:val="28"/>
-        </w:rPr>
-      </w:pPr>
-      <w:r>
-        <w:rPr>
-          <w:rFonts w:ascii="Amasis MT Pro" w:hAnsi="Amasis MT Pro"/>
-          <w:sz w:val="28"/>
-          <w:szCs w:val="28"/>
-        </w:rPr>
-        <w:t>Dal lato web, invece, i fornitori di queste attività avranno tutti gli strumenti necessari per aggiungerle nel sito web dedicato in modo che possano comunicare le richieste degli utenti (APP) con quelle del venditore (WEB).</w:t>
-      </w:r>
-    </w:p>
-    <w:p>
-      <w:pPr>
-        <w:rPr>
-          <w:rFonts w:ascii="Amasis MT Pro" w:hAnsi="Amasis MT Pro"/>
-          <w:color w:val="FF0000"/>
-          <w:sz w:val="28"/>
-          <w:szCs w:val="28"/>
-        </w:rPr>
-      </w:pPr>
-      <w:r>
-        <w:rPr>
-          <w:rFonts w:ascii="Amasis MT Pro" w:hAnsi="Amasis MT Pro"/>
-          <w:sz w:val="28"/>
-          <w:szCs w:val="28"/>
-        </w:rPr>
-        <w:t>Per ogni</w:t>
-      </w:r>
-      <w:r>
-        <w:rPr>
-          <w:rFonts w:ascii="Amasis MT Pro" w:hAnsi="Amasis MT Pro"/>
-          <w:sz w:val="28"/>
-          <w:szCs w:val="28"/>
-        </w:rPr>
-        <w:t xml:space="preserve"> attività</w:t>
-      </w:r>
-      <w:r>
-        <w:rPr>
-          <w:rFonts w:ascii="Amasis MT Pro" w:hAnsi="Amasis MT Pro"/>
-          <w:sz w:val="28"/>
-          <w:szCs w:val="28"/>
-        </w:rPr>
-        <w:t xml:space="preserve"> </w:t>
-      </w:r>
-      <w:r>
-        <w:rPr>
-          <w:rFonts w:ascii="Amasis MT Pro" w:hAnsi="Amasis MT Pro"/>
-          <w:sz w:val="28"/>
-          <w:szCs w:val="28"/>
-        </w:rPr>
-        <w:t>commercial</w:t>
-      </w:r>
-      <w:r>
-        <w:rPr>
-          <w:rFonts w:ascii="Amasis MT Pro" w:hAnsi="Amasis MT Pro"/>
-          <w:sz w:val="28"/>
-          <w:szCs w:val="28"/>
-        </w:rPr>
-        <w:t xml:space="preserve">e sarà possibile </w:t>
-      </w:r>
-      <w:r>
-        <w:rPr>
-          <w:rFonts w:ascii="Amasis MT Pro" w:hAnsi="Amasis MT Pro"/>
-          <w:sz w:val="28"/>
-          <w:szCs w:val="28"/>
-        </w:rPr>
-        <w:t>consultarne orari, recensioni e fissare appuntamenti</w:t>
-      </w:r>
-      <w:r>
-        <w:rPr>
-          <w:rFonts w:ascii="Amasis MT Pro" w:hAnsi="Amasis MT Pro"/>
-          <w:sz w:val="28"/>
-          <w:szCs w:val="28"/>
-        </w:rPr>
-        <w:t>.</w:t>
-      </w:r>
-    </w:p>
-    <w:p>
-      <w:pPr>
-        <w:jc w:val="both"/>
-        <w:rPr>
-          <w:rFonts w:ascii="Amasis MT Pro" w:hAnsi="Amasis MT Pro"/>
-          <w:color w:val="FF0000"/>
-        </w:rPr>
-      </w:pPr>
-    </w:p>
-    <w:p>
-      <w:pPr>
-        <w:rPr>
-          <w:rFonts w:ascii="Amasis MT Pro" w:hAnsi="Amasis MT Pro"/>
-          <w:sz w:val="36"/>
-          <w:szCs w:val="36"/>
-        </w:rPr>
-      </w:pPr>
-    </w:p>
-    <w:p>
-      <w:pPr>
-        <w:jc w:val="center"/>
-        <w:rPr>
-          <w:rFonts w:ascii="Amasis MT Pro" w:hAnsi="Amasis MT Pro"/>
-          <w:sz w:val="36"/>
-          <w:szCs w:val="36"/>
-        </w:rPr>
-      </w:pPr>
-      <w:r>
-        <w:rPr>
-          <w:rFonts w:ascii="Amasis MT Pro" w:hAnsi="Amasis MT Pro"/>
-          <w:sz w:val="36"/>
-          <w:szCs w:val="36"/>
-        </w:rPr>
-        <w:t>-</w:t>
-      </w:r>
-      <w:r>
-        <w:rPr>
-          <w:rFonts w:ascii="Amasis MT Pro" w:hAnsi="Amasis MT Pro"/>
-          <w:sz w:val="36"/>
-          <w:szCs w:val="36"/>
-        </w:rPr>
-        <w:t>Architettura</w:t>
-      </w:r>
-      <w:r>
-        <w:rPr>
-          <w:rFonts w:ascii="Amasis MT Pro" w:hAnsi="Amasis MT Pro"/>
-          <w:sz w:val="36"/>
-          <w:szCs w:val="36"/>
-        </w:rPr>
-        <w:t xml:space="preserve"> del</w:t>
-      </w:r>
-      <w:r>
-        <w:rPr>
-          <w:rFonts w:ascii="Amasis MT Pro" w:hAnsi="Amasis MT Pro"/>
-          <w:sz w:val="36"/>
-          <w:szCs w:val="36"/>
-        </w:rPr>
-        <w:t xml:space="preserve"> sistema</w:t>
-      </w:r>
-    </w:p>
-    <w:p>
-      <w:pPr>
-        <w:jc w:val="both"/>
-        <w:rPr>
-          <w:rFonts w:ascii="Amasis MT Pro" w:hAnsi="Amasis MT Pro"/>
-          <w:color w:val="000000" w:themeColor="text1"/>
-          <w:sz w:val="28"/>
-          <w:szCs w:val="28"/>
-        </w:rPr>
-      </w:pPr>
-    </w:p>
-    <w:p>
-      <w:pPr>
-        <w:rPr>
-          <w:rFonts w:ascii="Amasis MT Pro" w:hAnsi="Amasis MT Pro"/>
-          <w:color w:val="000000" w:themeColor="text1"/>
-          <w:sz w:val="28"/>
-          <w:szCs w:val="28"/>
-        </w:rPr>
-      </w:pPr>
-      <w:r>
-        <w:rPr>
-          <w:rFonts w:ascii="Amasis MT Pro" w:hAnsi="Amasis MT Pro"/>
-          <w:color w:val="000000" w:themeColor="text1"/>
-          <w:sz w:val="28"/>
-          <w:szCs w:val="28"/>
-        </w:rPr>
-        <w:t>Abbiamo usato come schema logico il classico MWC (Model-</w:t>
+        <w:t xml:space="preserve"> con i vari concetti di fetch, pull, </w:t>
       </w:r>
       <w:proofErr w:type="spellStart"/>
       <w:r>
         <w:rPr>
           <w:rFonts w:ascii="Amasis MT Pro" w:hAnsi="Amasis MT Pro"/>
-          <w:color w:val="000000" w:themeColor="text1"/>
-          <w:sz w:val="28"/>
-          <w:szCs w:val="28"/>
-        </w:rPr>
-        <w:t>View</w:t>
+          <w:sz w:val="28"/>
+          <w:szCs w:val="28"/>
+        </w:rPr>
+        <w:t>push</w:t>
       </w:r>
       <w:proofErr w:type="spellEnd"/>
       <w:r>
         <w:rPr>
           <w:rFonts w:ascii="Amasis MT Pro" w:hAnsi="Amasis MT Pro"/>
-          <w:color w:val="000000" w:themeColor="text1"/>
-          <w:sz w:val="28"/>
-          <w:szCs w:val="28"/>
-        </w:rPr>
-        <w:t>-Controller)</w:t>
-      </w:r>
-      <w:r>
-        <w:rPr>
-          <w:rFonts w:ascii="Amasis MT Pro" w:hAnsi="Amasis MT Pro"/>
-          <w:color w:val="000000" w:themeColor="text1"/>
-          <w:sz w:val="28"/>
-          <w:szCs w:val="28"/>
-        </w:rPr>
-        <w:t xml:space="preserve"> con il Model che, dunque, andava a settare i modelli dei dati con conseguente logica di business. </w:t>
-      </w:r>
-    </w:p>
-    <w:p>
-      <w:pPr>
-        <w:rPr>
-          <w:rFonts w:ascii="Amasis MT Pro" w:hAnsi="Amasis MT Pro"/>
-          <w:color w:val="000000" w:themeColor="text1"/>
-          <w:sz w:val="28"/>
-          <w:szCs w:val="28"/>
-        </w:rPr>
-      </w:pPr>
-      <w:r>
-        <w:rPr>
-          <w:rFonts w:ascii="Amasis MT Pro" w:hAnsi="Amasis MT Pro"/>
-          <w:color w:val="000000" w:themeColor="text1"/>
-          <w:sz w:val="28"/>
-          <w:szCs w:val="28"/>
-        </w:rPr>
-        <w:t xml:space="preserve">Per quanto riguarda il </w:t>
+          <w:sz w:val="28"/>
+          <w:szCs w:val="28"/>
+        </w:rPr>
+        <w:t xml:space="preserve">, </w:t>
       </w:r>
       <w:proofErr w:type="spellStart"/>
       <w:r>
         <w:rPr>
           <w:rFonts w:ascii="Amasis MT Pro" w:hAnsi="Amasis MT Pro"/>
-          <w:color w:val="000000" w:themeColor="text1"/>
-          <w:sz w:val="28"/>
-          <w:szCs w:val="28"/>
-        </w:rPr>
-        <w:t>View</w:t>
+          <w:sz w:val="28"/>
+          <w:szCs w:val="28"/>
+        </w:rPr>
+        <w:t>commit</w:t>
       </w:r>
       <w:proofErr w:type="spellEnd"/>
       <w:r>
         <w:rPr>
           <w:rFonts w:ascii="Amasis MT Pro" w:hAnsi="Amasis MT Pro"/>
-          <w:color w:val="000000" w:themeColor="text1"/>
-          <w:sz w:val="28"/>
-          <w:szCs w:val="28"/>
-        </w:rPr>
-        <w:t xml:space="preserve"> abbiamo adoperato il sistema delle </w:t>
-      </w:r>
-      <w:proofErr w:type="spellStart"/>
-      <w:r>
-        <w:rPr>
-          <w:rFonts w:ascii="Amasis MT Pro" w:hAnsi="Amasis MT Pro"/>
-          <w:color w:val="000000" w:themeColor="text1"/>
-          <w:sz w:val="28"/>
-          <w:szCs w:val="28"/>
-        </w:rPr>
-        <w:t>View</w:t>
-      </w:r>
-      <w:proofErr w:type="spellEnd"/>
-      <w:r>
-        <w:rPr>
-          <w:rFonts w:ascii="Amasis MT Pro" w:hAnsi="Amasis MT Pro"/>
-          <w:color w:val="000000" w:themeColor="text1"/>
-          <w:sz w:val="28"/>
-          <w:szCs w:val="28"/>
-        </w:rPr>
-        <w:t xml:space="preserve"> di Android Studio per gestire quella che poteva essere l’UI (interfaccia utente) migliore anche analizzando l’ipotetico pubblico a cui può essere diretta l’applicazione.</w:t>
-      </w:r>
-    </w:p>
-    <w:p>
-      <w:pPr>
-        <w:rPr>
-          <w:rFonts w:ascii="Amasis MT Pro" w:hAnsi="Amasis MT Pro"/>
-          <w:color w:val="000000" w:themeColor="text1"/>
-          <w:sz w:val="28"/>
-          <w:szCs w:val="28"/>
-        </w:rPr>
-      </w:pPr>
-      <w:r>
-        <w:rPr>
-          <w:rFonts w:ascii="Amasis MT Pro" w:hAnsi="Amasis MT Pro"/>
-          <w:color w:val="000000" w:themeColor="text1"/>
-          <w:sz w:val="28"/>
-          <w:szCs w:val="28"/>
-        </w:rPr>
-        <w:t xml:space="preserve">Con il Controller avremo le interazioni dell’utente che modificano/aggiornano Model e </w:t>
-      </w:r>
-      <w:proofErr w:type="spellStart"/>
-      <w:r>
-        <w:rPr>
-          <w:rFonts w:ascii="Amasis MT Pro" w:hAnsi="Amasis MT Pro"/>
-          <w:color w:val="000000" w:themeColor="text1"/>
-          <w:sz w:val="28"/>
-          <w:szCs w:val="28"/>
-        </w:rPr>
-        <w:t>View</w:t>
-      </w:r>
-      <w:proofErr w:type="spellEnd"/>
-      <w:r>
-        <w:rPr>
-          <w:rFonts w:ascii="Amasis MT Pro" w:hAnsi="Amasis MT Pro"/>
-          <w:color w:val="000000" w:themeColor="text1"/>
-          <w:sz w:val="28"/>
-          <w:szCs w:val="28"/>
-        </w:rPr>
-        <w:t xml:space="preserve"> in maniera tale da creare dinamicità nell’UX e una determinata coesione tra i vari componenti.</w:t>
-      </w:r>
-    </w:p>
-    <w:p>
-      <w:pPr>
-        <w:rPr>
-          <w:rFonts w:ascii="Amasis MT Pro" w:hAnsi="Amasis MT Pro"/>
-          <w:color w:val="000000" w:themeColor="text1"/>
-          <w:sz w:val="28"/>
-          <w:szCs w:val="28"/>
-        </w:rPr>
-      </w:pPr>
-      <w:r>
-        <w:rPr>
-          <w:rFonts w:ascii="Amasis MT Pro" w:hAnsi="Amasis MT Pro"/>
-          <w:color w:val="000000" w:themeColor="text1"/>
-          <w:sz w:val="28"/>
-          <w:szCs w:val="28"/>
-        </w:rPr>
-        <w:t xml:space="preserve">Per realizzare tutto ciò sfrutteremo anche </w:t>
-      </w:r>
-      <w:proofErr w:type="spellStart"/>
-      <w:r>
-        <w:rPr>
-          <w:rFonts w:ascii="Amasis MT Pro" w:hAnsi="Amasis MT Pro"/>
-          <w:color w:val="000000" w:themeColor="text1"/>
-          <w:sz w:val="28"/>
-          <w:szCs w:val="28"/>
-        </w:rPr>
-        <w:t>SharedPreferences</w:t>
-      </w:r>
-      <w:proofErr w:type="spellEnd"/>
-      <w:r>
-        <w:rPr>
-          <w:rFonts w:ascii="Amasis MT Pro" w:hAnsi="Amasis MT Pro"/>
-          <w:color w:val="000000" w:themeColor="text1"/>
-          <w:sz w:val="28"/>
-          <w:szCs w:val="28"/>
-        </w:rPr>
-        <w:t xml:space="preserve">, una classe </w:t>
-      </w:r>
-      <w:r>
-        <w:rPr>
-          <w:rFonts w:ascii="Amasis MT Pro" w:hAnsi="Amasis MT Pro"/>
-          <w:color w:val="000000" w:themeColor="text1"/>
-          <w:sz w:val="28"/>
-          <w:szCs w:val="28"/>
-        </w:rPr>
-        <w:t xml:space="preserve">di </w:t>
-      </w:r>
-      <w:r>
-        <w:rPr>
-          <w:rFonts w:ascii="Amasis MT Pro" w:hAnsi="Amasis MT Pro"/>
-          <w:color w:val="000000" w:themeColor="text1"/>
-          <w:sz w:val="28"/>
-          <w:szCs w:val="28"/>
-        </w:rPr>
-        <w:t>Android che permette di salvare dati in modo persistente sotto forma di coppie chiave-valore. È molto utile per memorizzare piccole quantità di dati.</w:t>
-      </w:r>
-    </w:p>
-    <w:p>
-      <w:pPr>
-        <w:rPr>
-          <w:rFonts w:ascii="Amasis MT Pro" w:hAnsi="Amasis MT Pro"/>
-          <w:color w:val="000000" w:themeColor="text1"/>
-          <w:sz w:val="28"/>
-          <w:szCs w:val="28"/>
-        </w:rPr>
-      </w:pPr>
-      <w:r>
-        <w:rPr>
-          <w:rFonts w:ascii="Amasis MT Pro" w:hAnsi="Amasis MT Pro"/>
-          <w:color w:val="000000" w:themeColor="text1"/>
-          <w:sz w:val="28"/>
-          <w:szCs w:val="28"/>
-        </w:rPr>
-        <w:t xml:space="preserve">Nella parte user cliente in app si può avere una lista dei nostri animali, possiamo aggiungere le loro caratteristiche e catalogare il loro stato d’animo </w:t>
-      </w:r>
-      <w:proofErr w:type="gramStart"/>
-      <w:r>
-        <w:rPr>
-          <w:rFonts w:ascii="Amasis MT Pro" w:hAnsi="Amasis MT Pro"/>
-          <w:color w:val="000000" w:themeColor="text1"/>
-          <w:sz w:val="28"/>
-          <w:szCs w:val="28"/>
-        </w:rPr>
-        <w:t>e</w:t>
-      </w:r>
-      <w:proofErr w:type="gramEnd"/>
-      <w:r>
-        <w:rPr>
-          <w:rFonts w:ascii="Amasis MT Pro" w:hAnsi="Amasis MT Pro"/>
-          <w:color w:val="000000" w:themeColor="text1"/>
-          <w:sz w:val="28"/>
-          <w:szCs w:val="28"/>
-        </w:rPr>
-        <w:t xml:space="preserve"> </w:t>
-      </w:r>
-      <w:r>
-        <w:rPr>
-          <w:rFonts w:ascii="Amasis MT Pro" w:hAnsi="Amasis MT Pro"/>
-          <w:color w:val="000000" w:themeColor="text1"/>
-          <w:sz w:val="28"/>
-          <w:szCs w:val="28"/>
-        </w:rPr>
-        <w:t>eventuali</w:t>
-      </w:r>
-      <w:r>
-        <w:rPr>
-          <w:rFonts w:ascii="Amasis MT Pro" w:hAnsi="Amasis MT Pro"/>
-          <w:color w:val="000000" w:themeColor="text1"/>
-          <w:sz w:val="28"/>
-          <w:szCs w:val="28"/>
-        </w:rPr>
-        <w:t xml:space="preserve"> cartell</w:t>
-      </w:r>
-      <w:r>
-        <w:rPr>
-          <w:rFonts w:ascii="Amasis MT Pro" w:hAnsi="Amasis MT Pro"/>
-          <w:color w:val="000000" w:themeColor="text1"/>
-          <w:sz w:val="28"/>
-          <w:szCs w:val="28"/>
-        </w:rPr>
-        <w:t>e</w:t>
-      </w:r>
-      <w:r>
-        <w:rPr>
-          <w:rFonts w:ascii="Amasis MT Pro" w:hAnsi="Amasis MT Pro"/>
-          <w:color w:val="000000" w:themeColor="text1"/>
-          <w:sz w:val="28"/>
-          <w:szCs w:val="28"/>
-        </w:rPr>
-        <w:t xml:space="preserve"> clinic</w:t>
-      </w:r>
-      <w:r>
-        <w:rPr>
-          <w:rFonts w:ascii="Amasis MT Pro" w:hAnsi="Amasis MT Pro"/>
-          <w:color w:val="000000" w:themeColor="text1"/>
-          <w:sz w:val="28"/>
-          <w:szCs w:val="28"/>
-        </w:rPr>
-        <w:t>he</w:t>
-      </w:r>
-      <w:r>
-        <w:rPr>
-          <w:rFonts w:ascii="Amasis MT Pro" w:hAnsi="Amasis MT Pro"/>
-          <w:color w:val="000000" w:themeColor="text1"/>
-          <w:sz w:val="28"/>
-          <w:szCs w:val="28"/>
-        </w:rPr>
-        <w:t>. Ogni utente ha un calendario dove si possono segnare gli appuntamenti dei propri animali e prenotarne di nuovi, si potranno lasciare recensioni ai servizi usufruiti.</w:t>
-      </w:r>
-    </w:p>
-    <w:p>
-      <w:pPr>
-        <w:rPr>
-          <w:rFonts w:ascii="Amasis MT Pro" w:hAnsi="Amasis MT Pro"/>
-          <w:color w:val="000000" w:themeColor="text1"/>
-          <w:sz w:val="28"/>
-          <w:szCs w:val="28"/>
-        </w:rPr>
-      </w:pPr>
-      <w:r>
-        <w:rPr>
-          <w:rFonts w:ascii="Amasis MT Pro" w:hAnsi="Amasis MT Pro"/>
-          <w:color w:val="000000" w:themeColor="text1"/>
-          <w:sz w:val="28"/>
-          <w:szCs w:val="28"/>
-        </w:rPr>
-        <w:t>Da lato web desktop un esercente di servizi creerà un suo profilo e gestirà le proprie attività, inserendo orari, indirizzo, foto e descrizioni. Potranno essere visualizzate le recensioni di ogni attività e si disporrà di un calendario per poter accettare o rifiutare le richieste di appuntamento dei clienti.</w:t>
-      </w:r>
-    </w:p>
-    <w:p>
-      <w:pPr>
-        <w:rPr>
-          <w:rFonts w:ascii="Amasis MT Pro" w:hAnsi="Amasis MT Pro"/>
-          <w:sz w:val="28"/>
-          <w:szCs w:val="28"/>
-        </w:rPr>
-      </w:pPr>
-      <w:r>
-        <w:rPr>
-          <w:rFonts w:ascii="Amasis MT Pro" w:hAnsi="Amasis MT Pro"/>
-          <w:sz w:val="28"/>
-          <w:szCs w:val="28"/>
-        </w:rPr>
-        <w:t>Durante il lavoro a</w:t>
-      </w:r>
-      <w:r>
-        <w:rPr>
-          <w:rFonts w:ascii="Amasis MT Pro" w:hAnsi="Amasis MT Pro"/>
-          <w:sz w:val="28"/>
-          <w:szCs w:val="28"/>
-        </w:rPr>
-        <w:t>bbiamo usato “</w:t>
-      </w:r>
-      <w:proofErr w:type="spellStart"/>
-      <w:r>
-        <w:rPr>
-          <w:rFonts w:ascii="Amasis MT Pro" w:hAnsi="Amasis MT Pro"/>
-          <w:sz w:val="28"/>
-          <w:szCs w:val="28"/>
-        </w:rPr>
-        <w:t>Fork</w:t>
-      </w:r>
-      <w:proofErr w:type="spellEnd"/>
-      <w:r>
-        <w:rPr>
-          <w:rFonts w:ascii="Amasis MT Pro" w:hAnsi="Amasis MT Pro"/>
-          <w:sz w:val="28"/>
-          <w:szCs w:val="28"/>
-        </w:rPr>
-        <w:t>”, un sistema collegato a GitHub per scambiarci file</w:t>
-      </w:r>
-      <w:r>
-        <w:rPr>
-          <w:rFonts w:ascii="Amasis MT Pro" w:hAnsi="Amasis MT Pro"/>
-          <w:sz w:val="28"/>
-          <w:szCs w:val="28"/>
-        </w:rPr>
-        <w:t xml:space="preserve"> in una cartella condivisa accessibile a tutti i membri del gruppo.</w:t>
+          <w:sz w:val="28"/>
+          <w:szCs w:val="28"/>
+        </w:rPr>
+        <w:t xml:space="preserve"> per gestire il versionamento dell’applicazione e dei vari file/componenti.</w:t>
       </w:r>
     </w:p>
     <w:p>
@@ -2152,42 +2302,6 @@
     </w:p>
     <w:p>
       <w:pPr>
-        <w:rPr>
-          <w:rFonts w:ascii="Amasis MT Pro" w:hAnsi="Amasis MT Pro"/>
-          <w:sz w:val="28"/>
-          <w:szCs w:val="28"/>
-        </w:rPr>
-      </w:pPr>
-    </w:p>
-    <w:p>
-      <w:pPr>
-        <w:rPr>
-          <w:rFonts w:ascii="Amasis MT Pro" w:hAnsi="Amasis MT Pro"/>
-          <w:sz w:val="36"/>
-          <w:szCs w:val="36"/>
-        </w:rPr>
-      </w:pPr>
-    </w:p>
-    <w:p>
-      <w:pPr>
-        <w:rPr>
-          <w:rFonts w:ascii="Amasis MT Pro" w:hAnsi="Amasis MT Pro"/>
-          <w:sz w:val="36"/>
-          <w:szCs w:val="36"/>
-        </w:rPr>
-      </w:pPr>
-    </w:p>
-    <w:p>
-      <w:pPr>
-        <w:rPr>
-          <w:rFonts w:ascii="Amasis MT Pro" w:hAnsi="Amasis MT Pro"/>
-          <w:sz w:val="36"/>
-          <w:szCs w:val="36"/>
-        </w:rPr>
-      </w:pPr>
-    </w:p>
-    <w:p>
-      <w:pPr>
         <w:jc w:val="center"/>
         <w:rPr>
           <w:rFonts w:ascii="Amasis MT Pro" w:hAnsi="Amasis MT Pro"/>
@@ -2201,6 +2315,7 @@
           <w:sz w:val="36"/>
           <w:szCs w:val="36"/>
         </w:rPr>
+        <w:lastRenderedPageBreak/>
         <w:t>-</w:t>
       </w:r>
       <w:r>
@@ -2220,26 +2335,33 @@
           <w:szCs w:val="36"/>
         </w:rPr>
       </w:pPr>
-      <w:r>
+    </w:p>
+    <w:p>
+      <w:pPr>
         <w:rPr>
           <w:rFonts w:ascii="Amasis MT Pro" w:hAnsi="Amasis MT Pro"/>
           <w:noProof/>
           <w:sz w:val="36"/>
           <w:szCs w:val="36"/>
         </w:rPr>
+      </w:pPr>
+      <w:r>
+        <w:rPr>
+          <w:noProof/>
+        </w:rPr>
         <w:drawing>
-          <wp:anchor distT="0" distB="0" distL="114300" distR="114300" simplePos="0" relativeHeight="251676672" behindDoc="0" locked="0" layoutInCell="1" allowOverlap="1" wp14:anchorId="1296FCAF" wp14:editId="380F7C01">
+          <wp:anchor distT="0" distB="0" distL="114300" distR="114300" simplePos="0" relativeHeight="251672576" behindDoc="0" locked="0" layoutInCell="1" allowOverlap="1" wp14:anchorId="2B2F321B" wp14:editId="6ED34343">
             <wp:simplePos x="0" y="0"/>
             <wp:positionH relativeFrom="margin">
-              <wp:align>center</wp:align>
+              <wp:posOffset>-166370</wp:posOffset>
             </wp:positionH>
             <wp:positionV relativeFrom="paragraph">
-              <wp:posOffset>635635</wp:posOffset>
+              <wp:posOffset>440690</wp:posOffset>
             </wp:positionV>
-            <wp:extent cx="1638300" cy="1638300"/>
-            <wp:effectExtent l="0" t="0" r="0" b="0"/>
-            <wp:wrapSquare wrapText="bothSides"/>
-            <wp:docPr id="1272179101" name="Immagine 2" descr="Immagine che contiene forchetta, simbolo&#10;&#10;Il contenuto generato dall'IA potrebbe non essere corretto."/>
+            <wp:extent cx="1650946" cy="1549400"/>
+            <wp:effectExtent l="0" t="0" r="6985" b="0"/>
+            <wp:wrapNone/>
+            <wp:docPr id="1438743369" name="Immagine 2" descr="Python Logo transparent PNG - StickPNG"/>
             <wp:cNvGraphicFramePr>
               <a:graphicFrameLocks xmlns:a="http://schemas.openxmlformats.org/drawingml/2006/main" noChangeAspect="1"/>
             </wp:cNvGraphicFramePr>
@@ -2247,8 +2369,10 @@
               <a:graphicData uri="http://schemas.openxmlformats.org/drawingml/2006/picture">
                 <pic:pic xmlns:pic="http://schemas.openxmlformats.org/drawingml/2006/picture">
                   <pic:nvPicPr>
-                    <pic:cNvPr id="1272179101" name="Immagine 2" descr="Immagine che contiene forchetta, simbolo&#10;&#10;Il contenuto generato dall'IA potrebbe non essere corretto."/>
-                    <pic:cNvPicPr/>
+                    <pic:cNvPr id="0" name="Picture 3" descr="Python Logo transparent PNG - StickPNG"/>
+                    <pic:cNvPicPr>
+                      <a:picLocks noChangeAspect="1" noChangeArrowheads="1"/>
+                    </pic:cNvPicPr>
                   </pic:nvPicPr>
                   <pic:blipFill>
                     <a:blip r:embed="rId8">
@@ -2258,39 +2382,39 @@
                         </a:ext>
                       </a:extLst>
                     </a:blip>
+                    <a:srcRect/>
                     <a:stretch>
                       <a:fillRect/>
                     </a:stretch>
                   </pic:blipFill>
-                  <pic:spPr>
+                  <pic:spPr bwMode="auto">
                     <a:xfrm>
                       <a:off x="0" y="0"/>
-                      <a:ext cx="1638300" cy="1638300"/>
+                      <a:ext cx="1650946" cy="1549400"/>
                     </a:xfrm>
                     <a:prstGeom prst="rect">
                       <a:avLst/>
                     </a:prstGeom>
+                    <a:noFill/>
+                    <a:ln>
+                      <a:noFill/>
+                    </a:ln>
                   </pic:spPr>
                 </pic:pic>
               </a:graphicData>
             </a:graphic>
+            <wp14:sizeRelH relativeFrom="margin">
+              <wp14:pctWidth>0</wp14:pctWidth>
+            </wp14:sizeRelH>
+            <wp14:sizeRelV relativeFrom="margin">
+              <wp14:pctHeight>0</wp14:pctHeight>
+            </wp14:sizeRelV>
           </wp:anchor>
         </w:drawing>
       </w:r>
-      <w:r>
-        <w:rPr>
-          <w:rFonts w:ascii="Amasis MT Pro" w:hAnsi="Amasis MT Pro"/>
-          <w:sz w:val="36"/>
-          <w:szCs w:val="36"/>
-        </w:rPr>
-        <w:br w:type="textWrapping" w:clear="all"/>
-      </w:r>
-    </w:p>
-    <w:p>
-      <w:pPr>
-        <w:tabs>
-          <w:tab w:val="left" w:pos="5250"/>
-        </w:tabs>
+    </w:p>
+    <w:p>
+      <w:pPr>
         <w:rPr>
           <w:rFonts w:ascii="Amasis MT Pro" w:hAnsi="Amasis MT Pro"/>
           <w:sz w:val="36"/>
@@ -2302,13 +2426,13 @@
           <w:noProof/>
         </w:rPr>
         <w:drawing>
-          <wp:anchor distT="0" distB="0" distL="114300" distR="114300" simplePos="0" relativeHeight="251671552" behindDoc="0" locked="0" layoutInCell="1" allowOverlap="1" wp14:anchorId="3DC0E704" wp14:editId="1D288710">
+          <wp:anchor distT="0" distB="0" distL="114300" distR="114300" simplePos="0" relativeHeight="251671552" behindDoc="0" locked="0" layoutInCell="1" allowOverlap="1" wp14:anchorId="3DC0E704" wp14:editId="68FA482E">
             <wp:simplePos x="0" y="0"/>
             <wp:positionH relativeFrom="margin">
-              <wp:align>right</wp:align>
+              <wp:posOffset>4558030</wp:posOffset>
             </wp:positionH>
             <wp:positionV relativeFrom="paragraph">
-              <wp:posOffset>12700</wp:posOffset>
+              <wp:posOffset>31115</wp:posOffset>
             </wp:positionV>
             <wp:extent cx="1561436" cy="1507355"/>
             <wp:effectExtent l="0" t="0" r="1270" b="0"/>
@@ -2366,21 +2490,24 @@
       </w:r>
       <w:r>
         <w:rPr>
+          <w:rFonts w:ascii="Amasis MT Pro" w:hAnsi="Amasis MT Pro"/>
           <w:noProof/>
+          <w:sz w:val="36"/>
+          <w:szCs w:val="36"/>
         </w:rPr>
         <w:drawing>
-          <wp:anchor distT="0" distB="0" distL="114300" distR="114300" simplePos="0" relativeHeight="251672576" behindDoc="0" locked="0" layoutInCell="1" allowOverlap="1" wp14:anchorId="2B2F321B" wp14:editId="78E3D9D6">
+          <wp:anchor distT="0" distB="0" distL="114300" distR="114300" simplePos="0" relativeHeight="251676672" behindDoc="0" locked="0" layoutInCell="1" allowOverlap="1" wp14:anchorId="1296FCAF" wp14:editId="4B53F6D3">
             <wp:simplePos x="0" y="0"/>
             <wp:positionH relativeFrom="margin">
-              <wp:align>left</wp:align>
+              <wp:align>center</wp:align>
             </wp:positionH>
             <wp:positionV relativeFrom="paragraph">
-              <wp:posOffset>13970</wp:posOffset>
+              <wp:posOffset>22860</wp:posOffset>
             </wp:positionV>
-            <wp:extent cx="1650946" cy="1549400"/>
-            <wp:effectExtent l="0" t="0" r="6985" b="0"/>
-            <wp:wrapNone/>
-            <wp:docPr id="1438743369" name="Immagine 2" descr="Python Logo transparent PNG - StickPNG"/>
+            <wp:extent cx="1638300" cy="1638300"/>
+            <wp:effectExtent l="0" t="0" r="0" b="0"/>
+            <wp:wrapSquare wrapText="bothSides"/>
+            <wp:docPr id="1272179101" name="Immagine 2" descr="Immagine che contiene forchetta, simbolo&#10;&#10;Il contenuto generato dall'IA potrebbe non essere corretto."/>
             <wp:cNvGraphicFramePr>
               <a:graphicFrameLocks xmlns:a="http://schemas.openxmlformats.org/drawingml/2006/main" noChangeAspect="1"/>
             </wp:cNvGraphicFramePr>
@@ -2388,263 +2515,11 @@
               <a:graphicData uri="http://schemas.openxmlformats.org/drawingml/2006/picture">
                 <pic:pic xmlns:pic="http://schemas.openxmlformats.org/drawingml/2006/picture">
                   <pic:nvPicPr>
-                    <pic:cNvPr id="0" name="Picture 3" descr="Python Logo transparent PNG - StickPNG"/>
-                    <pic:cNvPicPr>
-                      <a:picLocks noChangeAspect="1" noChangeArrowheads="1"/>
-                    </pic:cNvPicPr>
+                    <pic:cNvPr id="1272179101" name="Immagine 2" descr="Immagine che contiene forchetta, simbolo&#10;&#10;Il contenuto generato dall'IA potrebbe non essere corretto."/>
+                    <pic:cNvPicPr/>
                   </pic:nvPicPr>
                   <pic:blipFill>
                     <a:blip r:embed="rId10">
-                      <a:extLst>
-                        <a:ext uri="{28A0092B-C50C-407E-A947-70E740481C1C}">
-                          <a14:useLocalDpi xmlns:a14="http://schemas.microsoft.com/office/drawing/2010/main" val="0"/>
-                        </a:ext>
-                      </a:extLst>
-                    </a:blip>
-                    <a:srcRect/>
-                    <a:stretch>
-                      <a:fillRect/>
-                    </a:stretch>
-                  </pic:blipFill>
-                  <pic:spPr bwMode="auto">
-                    <a:xfrm>
-                      <a:off x="0" y="0"/>
-                      <a:ext cx="1655795" cy="1553950"/>
-                    </a:xfrm>
-                    <a:prstGeom prst="rect">
-                      <a:avLst/>
-                    </a:prstGeom>
-                    <a:noFill/>
-                    <a:ln>
-                      <a:noFill/>
-                    </a:ln>
-                  </pic:spPr>
-                </pic:pic>
-              </a:graphicData>
-            </a:graphic>
-            <wp14:sizeRelH relativeFrom="margin">
-              <wp14:pctWidth>0</wp14:pctWidth>
-            </wp14:sizeRelH>
-            <wp14:sizeRelV relativeFrom="margin">
-              <wp14:pctHeight>0</wp14:pctHeight>
-            </wp14:sizeRelV>
-          </wp:anchor>
-        </w:drawing>
-      </w:r>
-      <w:r>
-        <w:rPr>
-          <w:rFonts w:ascii="Amasis MT Pro" w:hAnsi="Amasis MT Pro"/>
-          <w:sz w:val="36"/>
-          <w:szCs w:val="36"/>
-        </w:rPr>
-        <w:tab/>
-      </w:r>
-    </w:p>
-    <w:p>
-      <w:pPr>
-        <w:rPr>
-          <w:rFonts w:ascii="Amasis MT Pro" w:hAnsi="Amasis MT Pro"/>
-          <w:sz w:val="36"/>
-          <w:szCs w:val="36"/>
-        </w:rPr>
-      </w:pPr>
-    </w:p>
-    <w:p>
-      <w:pPr>
-        <w:tabs>
-          <w:tab w:val="left" w:pos="7200"/>
-        </w:tabs>
-        <w:rPr>
-          <w:rFonts w:ascii="Amasis MT Pro" w:hAnsi="Amasis MT Pro"/>
-          <w:sz w:val="36"/>
-          <w:szCs w:val="36"/>
-        </w:rPr>
-      </w:pPr>
-      <w:r>
-        <w:rPr>
-          <w:rFonts w:ascii="Amasis MT Pro" w:hAnsi="Amasis MT Pro"/>
-          <w:sz w:val="36"/>
-          <w:szCs w:val="36"/>
-        </w:rPr>
-        <w:tab/>
-      </w:r>
-    </w:p>
-    <w:p>
-      <w:pPr>
-        <w:rPr>
-          <w:rFonts w:ascii="Amasis MT Pro" w:hAnsi="Amasis MT Pro"/>
-          <w:sz w:val="36"/>
-          <w:szCs w:val="36"/>
-        </w:rPr>
-      </w:pPr>
-    </w:p>
-    <w:p>
-      <w:pPr>
-        <w:tabs>
-          <w:tab w:val="left" w:pos="3645"/>
-        </w:tabs>
-        <w:rPr>
-          <w:rFonts w:ascii="Amasis MT Pro" w:hAnsi="Amasis MT Pro"/>
-          <w:noProof/>
-          <w:sz w:val="36"/>
-          <w:szCs w:val="36"/>
-        </w:rPr>
-      </w:pPr>
-    </w:p>
-    <w:p>
-      <w:pPr>
-        <w:tabs>
-          <w:tab w:val="left" w:pos="3645"/>
-        </w:tabs>
-        <w:rPr>
-          <w:rFonts w:ascii="Amasis MT Pro" w:hAnsi="Amasis MT Pro"/>
-          <w:sz w:val="36"/>
-          <w:szCs w:val="36"/>
-        </w:rPr>
-      </w:pPr>
-      <w:r>
-        <w:rPr>
-          <w:rFonts w:ascii="Amasis MT Pro" w:hAnsi="Amasis MT Pro"/>
-          <w:sz w:val="36"/>
-          <w:szCs w:val="36"/>
-        </w:rPr>
-        <w:tab/>
-      </w:r>
-    </w:p>
-    <w:p>
-      <w:pPr>
-        <w:rPr>
-          <w:rFonts w:ascii="Amasis MT Pro" w:hAnsi="Amasis MT Pro"/>
-          <w:sz w:val="36"/>
-          <w:szCs w:val="36"/>
-        </w:rPr>
-      </w:pPr>
-      <w:r>
-        <w:rPr>
-          <w:rFonts w:ascii="Amasis MT Pro" w:hAnsi="Amasis MT Pro"/>
-          <w:noProof/>
-          <w:sz w:val="36"/>
-          <w:szCs w:val="36"/>
-        </w:rPr>
-        <w:drawing>
-          <wp:anchor distT="0" distB="0" distL="114300" distR="114300" simplePos="0" relativeHeight="251674624" behindDoc="0" locked="0" layoutInCell="1" allowOverlap="1" wp14:anchorId="5999B6C0" wp14:editId="740051F2">
-            <wp:simplePos x="0" y="0"/>
-            <wp:positionH relativeFrom="margin">
-              <wp:posOffset>495300</wp:posOffset>
-            </wp:positionH>
-            <wp:positionV relativeFrom="paragraph">
-              <wp:posOffset>24130</wp:posOffset>
-            </wp:positionV>
-            <wp:extent cx="2362200" cy="1962785"/>
-            <wp:effectExtent l="0" t="0" r="0" b="0"/>
-            <wp:wrapThrough wrapText="bothSides">
-              <wp:wrapPolygon edited="0">
-                <wp:start x="12542" y="1048"/>
-                <wp:lineTo x="9755" y="4822"/>
-                <wp:lineTo x="5400" y="4822"/>
-                <wp:lineTo x="5226" y="6709"/>
-                <wp:lineTo x="6271" y="8176"/>
-                <wp:lineTo x="5226" y="10692"/>
-                <wp:lineTo x="5226" y="12159"/>
-                <wp:lineTo x="10452" y="14885"/>
-                <wp:lineTo x="11497" y="14885"/>
-                <wp:lineTo x="1394" y="16142"/>
-                <wp:lineTo x="697" y="16352"/>
-                <wp:lineTo x="1394" y="19287"/>
-                <wp:lineTo x="20032" y="19287"/>
-                <wp:lineTo x="20555" y="18029"/>
-                <wp:lineTo x="19684" y="16562"/>
-                <wp:lineTo x="15503" y="14885"/>
-                <wp:lineTo x="16200" y="12788"/>
-                <wp:lineTo x="16200" y="3774"/>
-                <wp:lineTo x="15329" y="2725"/>
-                <wp:lineTo x="13239" y="1048"/>
-                <wp:lineTo x="12542" y="1048"/>
-              </wp:wrapPolygon>
-            </wp:wrapThrough>
-            <wp:docPr id="19385226" name="Immagine 6" descr="Immagine che contiene Carattere, Elementi grafici, simbolo, logo&#10;&#10;Il contenuto generato dall'IA potrebbe non essere corretto."/>
-            <wp:cNvGraphicFramePr>
-              <a:graphicFrameLocks xmlns:a="http://schemas.openxmlformats.org/drawingml/2006/main" noChangeAspect="1"/>
-            </wp:cNvGraphicFramePr>
-            <a:graphic xmlns:a="http://schemas.openxmlformats.org/drawingml/2006/main">
-              <a:graphicData uri="http://schemas.openxmlformats.org/drawingml/2006/picture">
-                <pic:pic xmlns:pic="http://schemas.openxmlformats.org/drawingml/2006/picture">
-                  <pic:nvPicPr>
-                    <pic:cNvPr id="19385226" name="Immagine 6" descr="Immagine che contiene Carattere, Elementi grafici, simbolo, logo&#10;&#10;Il contenuto generato dall'IA potrebbe non essere corretto."/>
-                    <pic:cNvPicPr/>
-                  </pic:nvPicPr>
-                  <pic:blipFill rotWithShape="1">
-                    <a:blip r:embed="rId11">
-                      <a:extLst>
-                        <a:ext uri="{28A0092B-C50C-407E-A947-70E740481C1C}">
-                          <a14:useLocalDpi xmlns:a14="http://schemas.microsoft.com/office/drawing/2010/main" val="0"/>
-                        </a:ext>
-                      </a:extLst>
-                    </a:blip>
-                    <a:srcRect l="11381" r="10222"/>
-                    <a:stretch/>
-                  </pic:blipFill>
-                  <pic:spPr bwMode="auto">
-                    <a:xfrm>
-                      <a:off x="0" y="0"/>
-                      <a:ext cx="2362200" cy="1962785"/>
-                    </a:xfrm>
-                    <a:prstGeom prst="rect">
-                      <a:avLst/>
-                    </a:prstGeom>
-                    <a:ln>
-                      <a:noFill/>
-                    </a:ln>
-                    <a:extLst>
-                      <a:ext uri="{53640926-AAD7-44D8-BBD7-CCE9431645EC}">
-                        <a14:shadowObscured xmlns:a14="http://schemas.microsoft.com/office/drawing/2010/main"/>
-                      </a:ext>
-                    </a:extLst>
-                  </pic:spPr>
-                </pic:pic>
-              </a:graphicData>
-            </a:graphic>
-            <wp14:sizeRelH relativeFrom="margin">
-              <wp14:pctWidth>0</wp14:pctWidth>
-            </wp14:sizeRelH>
-            <wp14:sizeRelV relativeFrom="margin">
-              <wp14:pctHeight>0</wp14:pctHeight>
-            </wp14:sizeRelV>
-          </wp:anchor>
-        </w:drawing>
-      </w:r>
-      <w:r>
-        <w:rPr>
-          <w:rFonts w:ascii="Amasis MT Pro" w:hAnsi="Amasis MT Pro"/>
-          <w:noProof/>
-          <w:sz w:val="36"/>
-          <w:szCs w:val="36"/>
-        </w:rPr>
-        <w:drawing>
-          <wp:anchor distT="0" distB="0" distL="114300" distR="114300" simplePos="0" relativeHeight="251668480" behindDoc="1" locked="0" layoutInCell="1" allowOverlap="1" wp14:anchorId="0870CAD4" wp14:editId="4422455E">
-            <wp:simplePos x="0" y="0"/>
-            <wp:positionH relativeFrom="margin">
-              <wp:posOffset>3415030</wp:posOffset>
-            </wp:positionH>
-            <wp:positionV relativeFrom="paragraph">
-              <wp:posOffset>43815</wp:posOffset>
-            </wp:positionV>
-            <wp:extent cx="1790700" cy="1790700"/>
-            <wp:effectExtent l="0" t="0" r="0" b="0"/>
-            <wp:wrapNone/>
-            <wp:docPr id="680329586" name="Immagine 4"/>
-            <wp:cNvGraphicFramePr>
-              <a:graphicFrameLocks xmlns:a="http://schemas.openxmlformats.org/drawingml/2006/main" noChangeAspect="1"/>
-            </wp:cNvGraphicFramePr>
-            <a:graphic xmlns:a="http://schemas.openxmlformats.org/drawingml/2006/main">
-              <a:graphicData uri="http://schemas.openxmlformats.org/drawingml/2006/picture">
-                <pic:pic xmlns:pic="http://schemas.openxmlformats.org/drawingml/2006/picture">
-                  <pic:nvPicPr>
-                    <pic:cNvPr id="680329586" name="Immagine 680329586"/>
-                    <pic:cNvPicPr/>
-                  </pic:nvPicPr>
-                  <pic:blipFill>
-                    <a:blip r:embed="rId12" cstate="print">
                       <a:extLst>
                         <a:ext uri="{28A0092B-C50C-407E-A947-70E740481C1C}">
                           <a14:useLocalDpi xmlns:a14="http://schemas.microsoft.com/office/drawing/2010/main" val="0"/>
@@ -2658,7 +2533,7 @@
                   <pic:spPr>
                     <a:xfrm>
                       <a:off x="0" y="0"/>
-                      <a:ext cx="1790700" cy="1790700"/>
+                      <a:ext cx="1638300" cy="1638300"/>
                     </a:xfrm>
                     <a:prstGeom prst="rect">
                       <a:avLst/>
@@ -2667,84 +2542,115 @@
                 </pic:pic>
               </a:graphicData>
             </a:graphic>
-            <wp14:sizeRelH relativeFrom="margin">
-              <wp14:pctWidth>0</wp14:pctWidth>
-            </wp14:sizeRelH>
-            <wp14:sizeRelV relativeFrom="margin">
-              <wp14:pctHeight>0</wp14:pctHeight>
-            </wp14:sizeRelV>
           </wp:anchor>
         </w:drawing>
       </w:r>
-    </w:p>
-    <w:p>
-      <w:pPr>
-        <w:rPr>
-          <w:rFonts w:ascii="Amasis MT Pro" w:hAnsi="Amasis MT Pro"/>
-          <w:sz w:val="36"/>
-          <w:szCs w:val="36"/>
-        </w:rPr>
-      </w:pPr>
-    </w:p>
-    <w:p>
-      <w:pPr>
-        <w:rPr>
-          <w:rFonts w:ascii="Amasis MT Pro" w:hAnsi="Amasis MT Pro"/>
-          <w:sz w:val="36"/>
-          <w:szCs w:val="36"/>
-        </w:rPr>
-      </w:pPr>
-    </w:p>
-    <w:p>
-      <w:pPr>
-        <w:rPr>
-          <w:rFonts w:ascii="Amasis MT Pro" w:hAnsi="Amasis MT Pro"/>
-          <w:sz w:val="36"/>
-          <w:szCs w:val="36"/>
-        </w:rPr>
-      </w:pPr>
-    </w:p>
-    <w:p>
-      <w:pPr>
-        <w:rPr>
-          <w:rFonts w:ascii="Amasis MT Pro" w:hAnsi="Amasis MT Pro"/>
-          <w:sz w:val="36"/>
-          <w:szCs w:val="36"/>
-        </w:rPr>
-      </w:pPr>
-    </w:p>
-    <w:p>
-      <w:pPr>
-        <w:rPr>
-          <w:rFonts w:ascii="Amasis MT Pro" w:hAnsi="Amasis MT Pro"/>
-          <w:sz w:val="36"/>
-          <w:szCs w:val="36"/>
-        </w:rPr>
-      </w:pPr>
-    </w:p>
-    <w:p>
-      <w:pPr>
-        <w:rPr>
-          <w:rFonts w:ascii="Amasis MT Pro" w:hAnsi="Amasis MT Pro"/>
-          <w:sz w:val="36"/>
-          <w:szCs w:val="36"/>
-        </w:rPr>
-      </w:pPr>
-      <w:r>
-        <w:rPr>
-          <w:rFonts w:ascii="Amasis MT Pro" w:hAnsi="Amasis MT Pro"/>
+      <w:r>
+        <w:rPr>
+          <w:rFonts w:ascii="Amasis MT Pro" w:hAnsi="Amasis MT Pro"/>
+          <w:sz w:val="36"/>
+          <w:szCs w:val="36"/>
+        </w:rPr>
+        <w:br w:type="textWrapping" w:clear="all"/>
+      </w:r>
+    </w:p>
+    <w:p>
+      <w:pPr>
+        <w:tabs>
+          <w:tab w:val="left" w:pos="5250"/>
+        </w:tabs>
+        <w:rPr>
+          <w:rFonts w:ascii="Amasis MT Pro" w:hAnsi="Amasis MT Pro"/>
+          <w:sz w:val="36"/>
+          <w:szCs w:val="36"/>
+        </w:rPr>
+      </w:pPr>
+      <w:r>
+        <w:rPr>
+          <w:rFonts w:ascii="Amasis MT Pro" w:hAnsi="Amasis MT Pro"/>
+          <w:sz w:val="36"/>
+          <w:szCs w:val="36"/>
+        </w:rPr>
+        <w:tab/>
+      </w:r>
+    </w:p>
+    <w:p>
+      <w:pPr>
+        <w:rPr>
+          <w:rFonts w:ascii="Amasis MT Pro" w:hAnsi="Amasis MT Pro"/>
+          <w:sz w:val="36"/>
+          <w:szCs w:val="36"/>
+        </w:rPr>
+      </w:pPr>
+      <w:r>
+        <w:rPr>
           <w:noProof/>
-          <w:sz w:val="36"/>
-          <w:szCs w:val="36"/>
         </w:rPr>
         <w:drawing>
-          <wp:anchor distT="0" distB="0" distL="114300" distR="114300" simplePos="0" relativeHeight="251673600" behindDoc="1" locked="0" layoutInCell="1" allowOverlap="1" wp14:anchorId="6799EEE8" wp14:editId="12A12291">
+          <wp:anchor distT="0" distB="0" distL="114300" distR="114300" simplePos="0" relativeHeight="251681792" behindDoc="0" locked="0" layoutInCell="1" allowOverlap="1" wp14:anchorId="549888B7" wp14:editId="0B936D6F">
             <wp:simplePos x="0" y="0"/>
             <wp:positionH relativeFrom="margin">
-              <wp:align>left</wp:align>
+              <wp:align>center</wp:align>
             </wp:positionH>
             <wp:positionV relativeFrom="paragraph">
-              <wp:posOffset>302895</wp:posOffset>
+              <wp:posOffset>317500</wp:posOffset>
+            </wp:positionV>
+            <wp:extent cx="1341120" cy="1341120"/>
+            <wp:effectExtent l="0" t="0" r="0" b="0"/>
+            <wp:wrapTopAndBottom/>
+            <wp:docPr id="444186728" name="Immagine 3" descr="Immagine che contiene schizzo, disegno, clipart, Elementi grafici&#10;&#10;Il contenuto generato dall'IA potrebbe non essere corretto."/>
+            <wp:cNvGraphicFramePr>
+              <a:graphicFrameLocks xmlns:a="http://schemas.openxmlformats.org/drawingml/2006/main" noChangeAspect="1"/>
+            </wp:cNvGraphicFramePr>
+            <a:graphic xmlns:a="http://schemas.openxmlformats.org/drawingml/2006/main">
+              <a:graphicData uri="http://schemas.openxmlformats.org/drawingml/2006/picture">
+                <pic:pic xmlns:pic="http://schemas.openxmlformats.org/drawingml/2006/picture">
+                  <pic:nvPicPr>
+                    <pic:cNvPr id="444186728" name="Immagine 3" descr="Immagine che contiene schizzo, disegno, clipart, Elementi grafici&#10;&#10;Il contenuto generato dall'IA potrebbe non essere corretto."/>
+                    <pic:cNvPicPr/>
+                  </pic:nvPicPr>
+                  <pic:blipFill>
+                    <a:blip r:embed="rId11" cstate="print">
+                      <a:extLst>
+                        <a:ext uri="{28A0092B-C50C-407E-A947-70E740481C1C}">
+                          <a14:useLocalDpi xmlns:a14="http://schemas.microsoft.com/office/drawing/2010/main" val="0"/>
+                        </a:ext>
+                      </a:extLst>
+                    </a:blip>
+                    <a:stretch>
+                      <a:fillRect/>
+                    </a:stretch>
+                  </pic:blipFill>
+                  <pic:spPr>
+                    <a:xfrm>
+                      <a:off x="0" y="0"/>
+                      <a:ext cx="1341120" cy="1341120"/>
+                    </a:xfrm>
+                    <a:prstGeom prst="rect">
+                      <a:avLst/>
+                    </a:prstGeom>
+                  </pic:spPr>
+                </pic:pic>
+              </a:graphicData>
+            </a:graphic>
+          </wp:anchor>
+        </w:drawing>
+      </w:r>
+      <w:r>
+        <w:rPr>
+          <w:rFonts w:ascii="Amasis MT Pro" w:hAnsi="Amasis MT Pro"/>
+          <w:noProof/>
+          <w:sz w:val="36"/>
+          <w:szCs w:val="36"/>
+        </w:rPr>
+        <w:drawing>
+          <wp:anchor distT="0" distB="0" distL="114300" distR="114300" simplePos="0" relativeHeight="251673600" behindDoc="1" locked="0" layoutInCell="1" allowOverlap="1" wp14:anchorId="6799EEE8" wp14:editId="0BB1C3E0">
+            <wp:simplePos x="0" y="0"/>
+            <wp:positionH relativeFrom="margin">
+              <wp:posOffset>-387985</wp:posOffset>
+            </wp:positionH>
+            <wp:positionV relativeFrom="paragraph">
+              <wp:posOffset>424604</wp:posOffset>
             </wp:positionV>
             <wp:extent cx="2286000" cy="1236689"/>
             <wp:effectExtent l="0" t="0" r="0" b="1905"/>
@@ -2761,7 +2667,7 @@
                     <pic:cNvPicPr/>
                   </pic:nvPicPr>
                   <pic:blipFill>
-                    <a:blip r:embed="rId13">
+                    <a:blip r:embed="rId12">
                       <a:extLst>
                         <a:ext uri="{28A0092B-C50C-407E-A947-70E740481C1C}">
                           <a14:useLocalDpi xmlns:a14="http://schemas.microsoft.com/office/drawing/2010/main" val="0"/>
@@ -2801,13 +2707,13 @@
           <w:szCs w:val="28"/>
         </w:rPr>
         <w:drawing>
-          <wp:anchor distT="0" distB="0" distL="114300" distR="114300" simplePos="0" relativeHeight="251675648" behindDoc="1" locked="0" layoutInCell="1" allowOverlap="1" wp14:anchorId="17B303A5" wp14:editId="7645A622">
+          <wp:anchor distT="0" distB="0" distL="114300" distR="114300" simplePos="0" relativeHeight="251675648" behindDoc="1" locked="0" layoutInCell="1" allowOverlap="1" wp14:anchorId="17B303A5" wp14:editId="19733619">
             <wp:simplePos x="0" y="0"/>
-            <wp:positionH relativeFrom="margin">
-              <wp:align>right</wp:align>
+            <wp:positionH relativeFrom="page">
+              <wp:posOffset>4996815</wp:posOffset>
             </wp:positionH>
             <wp:positionV relativeFrom="paragraph">
-              <wp:posOffset>272415</wp:posOffset>
+              <wp:posOffset>417830</wp:posOffset>
             </wp:positionV>
             <wp:extent cx="2292350" cy="1225550"/>
             <wp:effectExtent l="0" t="0" r="0" b="0"/>
@@ -2832,7 +2738,7 @@
                     <pic:cNvPicPr/>
                   </pic:nvPicPr>
                   <pic:blipFill>
-                    <a:blip r:embed="rId14" cstate="print">
+                    <a:blip r:embed="rId13" cstate="print">
                       <a:extLst>
                         <a:ext uri="{28A0092B-C50C-407E-A947-70E740481C1C}">
                           <a14:useLocalDpi xmlns:a14="http://schemas.microsoft.com/office/drawing/2010/main" val="0"/>
@@ -2867,319 +2773,501 @@
     </w:p>
     <w:p>
       <w:pPr>
-        <w:rPr>
-          <w:rFonts w:ascii="Amasis MT Pro" w:hAnsi="Amasis MT Pro"/>
-          <w:sz w:val="36"/>
-          <w:szCs w:val="36"/>
-        </w:rPr>
-      </w:pPr>
-    </w:p>
-    <w:p>
-      <w:pPr>
+        <w:tabs>
+          <w:tab w:val="left" w:pos="7200"/>
+        </w:tabs>
+        <w:rPr>
+          <w:rFonts w:ascii="Amasis MT Pro" w:hAnsi="Amasis MT Pro"/>
+          <w:sz w:val="36"/>
+          <w:szCs w:val="36"/>
+        </w:rPr>
+      </w:pPr>
+      <w:r>
         <w:rPr>
           <w:rFonts w:ascii="Amasis MT Pro" w:hAnsi="Amasis MT Pro"/>
           <w:noProof/>
           <w:sz w:val="36"/>
           <w:szCs w:val="36"/>
         </w:rPr>
-      </w:pPr>
-    </w:p>
-    <w:p>
-      <w:pPr>
+        <w:drawing>
+          <wp:anchor distT="0" distB="0" distL="114300" distR="114300" simplePos="0" relativeHeight="251668480" behindDoc="1" locked="0" layoutInCell="1" allowOverlap="1" wp14:anchorId="0870CAD4" wp14:editId="7B8C7E4F">
+            <wp:simplePos x="0" y="0"/>
+            <wp:positionH relativeFrom="margin">
+              <wp:posOffset>5109845</wp:posOffset>
+            </wp:positionH>
+            <wp:positionV relativeFrom="paragraph">
+              <wp:posOffset>2251075</wp:posOffset>
+            </wp:positionV>
+            <wp:extent cx="1460500" cy="1460500"/>
+            <wp:effectExtent l="0" t="0" r="0" b="6350"/>
+            <wp:wrapNone/>
+            <wp:docPr id="680329586" name="Immagine 4"/>
+            <wp:cNvGraphicFramePr>
+              <a:graphicFrameLocks xmlns:a="http://schemas.openxmlformats.org/drawingml/2006/main" noChangeAspect="1"/>
+            </wp:cNvGraphicFramePr>
+            <a:graphic xmlns:a="http://schemas.openxmlformats.org/drawingml/2006/main">
+              <a:graphicData uri="http://schemas.openxmlformats.org/drawingml/2006/picture">
+                <pic:pic xmlns:pic="http://schemas.openxmlformats.org/drawingml/2006/picture">
+                  <pic:nvPicPr>
+                    <pic:cNvPr id="680329586" name="Immagine 680329586"/>
+                    <pic:cNvPicPr/>
+                  </pic:nvPicPr>
+                  <pic:blipFill>
+                    <a:blip r:embed="rId14" cstate="print">
+                      <a:extLst>
+                        <a:ext uri="{28A0092B-C50C-407E-A947-70E740481C1C}">
+                          <a14:useLocalDpi xmlns:a14="http://schemas.microsoft.com/office/drawing/2010/main" val="0"/>
+                        </a:ext>
+                      </a:extLst>
+                    </a:blip>
+                    <a:stretch>
+                      <a:fillRect/>
+                    </a:stretch>
+                  </pic:blipFill>
+                  <pic:spPr>
+                    <a:xfrm>
+                      <a:off x="0" y="0"/>
+                      <a:ext cx="1460500" cy="1460500"/>
+                    </a:xfrm>
+                    <a:prstGeom prst="rect">
+                      <a:avLst/>
+                    </a:prstGeom>
+                  </pic:spPr>
+                </pic:pic>
+              </a:graphicData>
+            </a:graphic>
+            <wp14:sizeRelH relativeFrom="margin">
+              <wp14:pctWidth>0</wp14:pctWidth>
+            </wp14:sizeRelH>
+            <wp14:sizeRelV relativeFrom="margin">
+              <wp14:pctHeight>0</wp14:pctHeight>
+            </wp14:sizeRelV>
+          </wp:anchor>
+        </w:drawing>
+      </w:r>
+      <w:r>
         <w:rPr>
           <w:rFonts w:ascii="Amasis MT Pro" w:hAnsi="Amasis MT Pro"/>
           <w:noProof/>
           <w:sz w:val="36"/>
           <w:szCs w:val="36"/>
         </w:rPr>
-      </w:pPr>
-    </w:p>
-    <w:p>
-      <w:pPr>
+        <w:drawing>
+          <wp:anchor distT="0" distB="0" distL="114300" distR="114300" simplePos="0" relativeHeight="251674624" behindDoc="0" locked="0" layoutInCell="1" allowOverlap="1" wp14:anchorId="5999B6C0" wp14:editId="5D984E75">
+            <wp:simplePos x="0" y="0"/>
+            <wp:positionH relativeFrom="margin">
+              <wp:posOffset>-396875</wp:posOffset>
+            </wp:positionH>
+            <wp:positionV relativeFrom="paragraph">
+              <wp:posOffset>2305050</wp:posOffset>
+            </wp:positionV>
+            <wp:extent cx="1388110" cy="1464310"/>
+            <wp:effectExtent l="0" t="0" r="0" b="2540"/>
+            <wp:wrapThrough wrapText="bothSides">
+              <wp:wrapPolygon edited="0">
+                <wp:start x="13932" y="1405"/>
+                <wp:lineTo x="8893" y="6463"/>
+                <wp:lineTo x="1482" y="6463"/>
+                <wp:lineTo x="1186" y="8711"/>
+                <wp:lineTo x="2964" y="10959"/>
+                <wp:lineTo x="1186" y="14612"/>
+                <wp:lineTo x="1186" y="16298"/>
+                <wp:lineTo x="10079" y="19951"/>
+                <wp:lineTo x="11857" y="19951"/>
+                <wp:lineTo x="13339" y="21356"/>
+                <wp:lineTo x="13636" y="21356"/>
+                <wp:lineTo x="15414" y="21356"/>
+                <wp:lineTo x="15711" y="21356"/>
+                <wp:lineTo x="18675" y="19951"/>
+                <wp:lineTo x="20157" y="16860"/>
+                <wp:lineTo x="20157" y="5339"/>
+                <wp:lineTo x="18379" y="3653"/>
+                <wp:lineTo x="15118" y="1405"/>
+                <wp:lineTo x="13932" y="1405"/>
+              </wp:wrapPolygon>
+            </wp:wrapThrough>
+            <wp:docPr id="19385226" name="Immagine 6" descr="Immagine che contiene Carattere, Elementi grafici, simbolo, logo&#10;&#10;Il contenuto generato dall'IA potrebbe non essere corretto."/>
+            <wp:cNvGraphicFramePr>
+              <a:graphicFrameLocks xmlns:a="http://schemas.openxmlformats.org/drawingml/2006/main" noChangeAspect="1"/>
+            </wp:cNvGraphicFramePr>
+            <a:graphic xmlns:a="http://schemas.openxmlformats.org/drawingml/2006/main">
+              <a:graphicData uri="http://schemas.openxmlformats.org/drawingml/2006/picture">
+                <pic:pic xmlns:pic="http://schemas.openxmlformats.org/drawingml/2006/picture">
+                  <pic:nvPicPr>
+                    <pic:cNvPr id="19385226" name="Immagine 6" descr="Immagine che contiene Carattere, Elementi grafici, simbolo, logo&#10;&#10;Il contenuto generato dall'IA potrebbe non essere corretto."/>
+                    <pic:cNvPicPr/>
+                  </pic:nvPicPr>
+                  <pic:blipFill rotWithShape="1">
+                    <a:blip r:embed="rId15">
+                      <a:extLst>
+                        <a:ext uri="{28A0092B-C50C-407E-A947-70E740481C1C}">
+                          <a14:useLocalDpi xmlns:a14="http://schemas.microsoft.com/office/drawing/2010/main" val="0"/>
+                        </a:ext>
+                      </a:extLst>
+                    </a:blip>
+                    <a:srcRect l="27678" r="26239" b="25374"/>
+                    <a:stretch/>
+                  </pic:blipFill>
+                  <pic:spPr bwMode="auto">
+                    <a:xfrm>
+                      <a:off x="0" y="0"/>
+                      <a:ext cx="1388110" cy="1464310"/>
+                    </a:xfrm>
+                    <a:prstGeom prst="rect">
+                      <a:avLst/>
+                    </a:prstGeom>
+                    <a:ln>
+                      <a:noFill/>
+                    </a:ln>
+                    <a:extLst>
+                      <a:ext uri="{53640926-AAD7-44D8-BBD7-CCE9431645EC}">
+                        <a14:shadowObscured xmlns:a14="http://schemas.microsoft.com/office/drawing/2010/main"/>
+                      </a:ext>
+                    </a:extLst>
+                  </pic:spPr>
+                </pic:pic>
+              </a:graphicData>
+            </a:graphic>
+            <wp14:sizeRelH relativeFrom="margin">
+              <wp14:pctWidth>0</wp14:pctWidth>
+            </wp14:sizeRelH>
+            <wp14:sizeRelV relativeFrom="margin">
+              <wp14:pctHeight>0</wp14:pctHeight>
+            </wp14:sizeRelV>
+          </wp:anchor>
+        </w:drawing>
+      </w:r>
+      <w:r>
+        <w:rPr>
+          <w:rFonts w:ascii="Amasis MT Pro" w:hAnsi="Amasis MT Pro"/>
+          <w:sz w:val="36"/>
+          <w:szCs w:val="36"/>
+        </w:rPr>
+        <w:drawing>
+          <wp:anchor distT="0" distB="0" distL="114300" distR="114300" simplePos="0" relativeHeight="251680768" behindDoc="0" locked="0" layoutInCell="1" allowOverlap="1" wp14:anchorId="36CCFA3B" wp14:editId="674E29FD">
+            <wp:simplePos x="0" y="0"/>
+            <wp:positionH relativeFrom="margin">
+              <wp:posOffset>1424305</wp:posOffset>
+            </wp:positionH>
+            <wp:positionV relativeFrom="paragraph">
+              <wp:posOffset>1932940</wp:posOffset>
+            </wp:positionV>
+            <wp:extent cx="3336290" cy="2296795"/>
+            <wp:effectExtent l="152400" t="152400" r="359410" b="370205"/>
+            <wp:wrapTopAndBottom/>
+            <wp:docPr id="1281078416" name="Immagine 1" descr="Immagine che contiene testo, schermata, Carattere&#10;&#10;Il contenuto generato dall'IA potrebbe non essere corretto."/>
+            <wp:cNvGraphicFramePr>
+              <a:graphicFrameLocks xmlns:a="http://schemas.openxmlformats.org/drawingml/2006/main" noChangeAspect="1"/>
+            </wp:cNvGraphicFramePr>
+            <a:graphic xmlns:a="http://schemas.openxmlformats.org/drawingml/2006/main">
+              <a:graphicData uri="http://schemas.openxmlformats.org/drawingml/2006/picture">
+                <pic:pic xmlns:pic="http://schemas.openxmlformats.org/drawingml/2006/picture">
+                  <pic:nvPicPr>
+                    <pic:cNvPr id="1281078416" name="Immagine 1" descr="Immagine che contiene testo, schermata, Carattere&#10;&#10;Il contenuto generato dall'IA potrebbe non essere corretto."/>
+                    <pic:cNvPicPr/>
+                  </pic:nvPicPr>
+                  <pic:blipFill>
+                    <a:blip r:embed="rId16">
+                      <a:extLst>
+                        <a:ext uri="{28A0092B-C50C-407E-A947-70E740481C1C}">
+                          <a14:useLocalDpi xmlns:a14="http://schemas.microsoft.com/office/drawing/2010/main" val="0"/>
+                        </a:ext>
+                      </a:extLst>
+                    </a:blip>
+                    <a:stretch>
+                      <a:fillRect/>
+                    </a:stretch>
+                  </pic:blipFill>
+                  <pic:spPr>
+                    <a:xfrm>
+                      <a:off x="0" y="0"/>
+                      <a:ext cx="3336290" cy="2296795"/>
+                    </a:xfrm>
+                    <a:prstGeom prst="rect">
+                      <a:avLst/>
+                    </a:prstGeom>
+                    <a:ln>
+                      <a:noFill/>
+                    </a:ln>
+                    <a:effectLst>
+                      <a:outerShdw blurRad="292100" dist="139700" dir="2700000" algn="tl" rotWithShape="0">
+                        <a:srgbClr val="333333">
+                          <a:alpha val="65000"/>
+                        </a:srgbClr>
+                      </a:outerShdw>
+                    </a:effectLst>
+                  </pic:spPr>
+                </pic:pic>
+              </a:graphicData>
+            </a:graphic>
+            <wp14:sizeRelH relativeFrom="margin">
+              <wp14:pctWidth>0</wp14:pctWidth>
+            </wp14:sizeRelH>
+            <wp14:sizeRelV relativeFrom="margin">
+              <wp14:pctHeight>0</wp14:pctHeight>
+            </wp14:sizeRelV>
+          </wp:anchor>
+        </w:drawing>
+      </w:r>
+      <w:r>
+        <w:rPr>
+          <w:rFonts w:ascii="Amasis MT Pro" w:hAnsi="Amasis MT Pro"/>
+          <w:sz w:val="36"/>
+          <w:szCs w:val="36"/>
+        </w:rPr>
+        <w:tab/>
+      </w:r>
+    </w:p>
+    <w:p>
+      <w:pPr>
+        <w:tabs>
+          <w:tab w:val="left" w:pos="7200"/>
+        </w:tabs>
+        <w:jc w:val="center"/>
+        <w:rPr>
+          <w:rFonts w:ascii="Amasis MT Pro" w:hAnsi="Amasis MT Pro"/>
+          <w:sz w:val="36"/>
+          <w:szCs w:val="36"/>
+        </w:rPr>
+      </w:pPr>
+      <w:r>
+        <w:rPr>
+          <w:rFonts w:ascii="Amasis MT Pro" w:hAnsi="Amasis MT Pro"/>
+          <w:sz w:val="36"/>
+          <w:szCs w:val="36"/>
+        </w:rPr>
+        <w:lastRenderedPageBreak/>
+        <w:t>-</w:t>
+      </w:r>
+      <w:r>
+        <w:rPr>
+          <w:rFonts w:ascii="Amasis MT Pro" w:hAnsi="Amasis MT Pro"/>
+          <w:sz w:val="36"/>
+          <w:szCs w:val="36"/>
+        </w:rPr>
+        <w:t>Struttura dei dati</w:t>
+      </w:r>
+      <w:r>
+        <w:rPr>
+          <w:rFonts w:ascii="Amasis MT Pro" w:hAnsi="Amasis MT Pro"/>
+          <w:sz w:val="36"/>
+          <w:szCs w:val="36"/>
+        </w:rPr>
+        <w:t>: ER e modello dati</w:t>
+      </w:r>
+    </w:p>
+    <w:p>
+      <w:pPr>
+        <w:rPr>
+          <w:rFonts w:ascii="Amasis MT Pro" w:hAnsi="Amasis MT Pro"/>
+          <w:color w:val="000000" w:themeColor="text1"/>
+          <w:sz w:val="28"/>
+          <w:szCs w:val="28"/>
+        </w:rPr>
+      </w:pPr>
+    </w:p>
+    <w:p>
+      <w:pPr>
+        <w:rPr>
+          <w:rFonts w:ascii="Amasis MT Pro" w:hAnsi="Amasis MT Pro"/>
+          <w:color w:val="000000" w:themeColor="text1"/>
+          <w:sz w:val="28"/>
+          <w:szCs w:val="28"/>
+        </w:rPr>
+      </w:pPr>
+      <w:r>
+        <w:rPr>
+          <w:rFonts w:ascii="Amasis MT Pro" w:hAnsi="Amasis MT Pro"/>
+          <w:color w:val="000000" w:themeColor="text1"/>
+          <w:sz w:val="28"/>
+          <w:szCs w:val="28"/>
+        </w:rPr>
+        <w:t>Abbiamo ideato diversi tipi di modelli ER e siamo entrati nel “vivo” delle considerazioni. Ci sono stati più volte dubbi in merito a come esprimere schematicamente il rapporto tra le varie entità in rapporto alle azioni commesse e, di conseguenza, riguardo al livello di focus che potessero avere.</w:t>
+      </w:r>
+    </w:p>
+    <w:p>
+      <w:pPr>
+        <w:rPr>
+          <w:rFonts w:ascii="Amasis MT Pro" w:hAnsi="Amasis MT Pro"/>
+          <w:color w:val="000000" w:themeColor="text1"/>
+          <w:sz w:val="28"/>
+          <w:szCs w:val="28"/>
+        </w:rPr>
+      </w:pPr>
+      <w:r>
+        <w:rPr>
+          <w:rFonts w:ascii="Amasis MT Pro" w:hAnsi="Amasis MT Pro"/>
+          <w:color w:val="000000" w:themeColor="text1"/>
+          <w:sz w:val="28"/>
+          <w:szCs w:val="28"/>
+        </w:rPr>
+        <w:t xml:space="preserve">A seguire </w:t>
+      </w:r>
+      <w:r>
+        <w:rPr>
+          <w:rFonts w:ascii="Amasis MT Pro" w:hAnsi="Amasis MT Pro"/>
+          <w:color w:val="000000" w:themeColor="text1"/>
+          <w:sz w:val="28"/>
+          <w:szCs w:val="28"/>
+        </w:rPr>
+        <w:t>abbiamo</w:t>
+      </w:r>
+      <w:r>
+        <w:rPr>
+          <w:rFonts w:ascii="Amasis MT Pro" w:hAnsi="Amasis MT Pro"/>
+          <w:color w:val="000000" w:themeColor="text1"/>
+          <w:sz w:val="28"/>
+          <w:szCs w:val="28"/>
+        </w:rPr>
+        <w:t xml:space="preserve"> rappresentato un modello ER con le relazioni delle varie entità </w:t>
+      </w:r>
+      <w:r>
+        <w:rPr>
+          <w:rFonts w:ascii="Amasis MT Pro" w:hAnsi="Amasis MT Pro"/>
+          <w:color w:val="000000" w:themeColor="text1"/>
+          <w:sz w:val="28"/>
+          <w:szCs w:val="28"/>
+        </w:rPr>
+        <w:t>incluse nell’app.</w:t>
+      </w:r>
+    </w:p>
+    <w:p>
+      <w:pPr>
+        <w:rPr>
+          <w:rFonts w:ascii="Amasis MT Pro" w:hAnsi="Amasis MT Pro"/>
+          <w:color w:val="000000" w:themeColor="text1"/>
+          <w:sz w:val="28"/>
+          <w:szCs w:val="28"/>
+        </w:rPr>
+      </w:pPr>
+      <w:r>
+        <w:rPr>
+          <w:rFonts w:ascii="Amasis MT Pro" w:hAnsi="Amasis MT Pro"/>
+          <w:color w:val="000000" w:themeColor="text1"/>
+          <w:sz w:val="28"/>
+          <w:szCs w:val="28"/>
+        </w:rPr>
+        <w:t xml:space="preserve">In </w:t>
+      </w:r>
+      <w:r>
+        <w:rPr>
+          <w:rFonts w:ascii="Amasis MT Pro" w:hAnsi="Amasis MT Pro"/>
+          <w:color w:val="FF0000"/>
+          <w:sz w:val="28"/>
+          <w:szCs w:val="28"/>
+        </w:rPr>
+        <w:t>rosso</w:t>
+      </w:r>
+      <w:r>
+        <w:rPr>
+          <w:rFonts w:ascii="Amasis MT Pro" w:hAnsi="Amasis MT Pro"/>
+          <w:color w:val="000000" w:themeColor="text1"/>
+          <w:sz w:val="28"/>
+          <w:szCs w:val="28"/>
+        </w:rPr>
+        <w:t>, troveremo le azioni delle varie entità.</w:t>
+      </w:r>
+    </w:p>
+    <w:p>
+      <w:pPr>
+        <w:rPr>
+          <w:rFonts w:ascii="Amasis MT Pro" w:hAnsi="Amasis MT Pro"/>
+          <w:color w:val="000000" w:themeColor="text1"/>
+          <w:sz w:val="28"/>
+          <w:szCs w:val="28"/>
+        </w:rPr>
+      </w:pPr>
+      <w:r>
+        <w:rPr>
+          <w:rFonts w:ascii="Amasis MT Pro" w:hAnsi="Amasis MT Pro"/>
+          <w:color w:val="000000" w:themeColor="text1"/>
+          <w:sz w:val="28"/>
+          <w:szCs w:val="28"/>
+        </w:rPr>
+        <w:t xml:space="preserve">In </w:t>
+      </w:r>
+      <w:r>
+        <w:rPr>
+          <w:rFonts w:ascii="Amasis MT Pro" w:hAnsi="Amasis MT Pro"/>
+          <w:color w:val="3A7C22" w:themeColor="accent6" w:themeShade="BF"/>
+          <w:sz w:val="28"/>
+          <w:szCs w:val="28"/>
+        </w:rPr>
+        <w:t>verde</w:t>
+      </w:r>
+      <w:r>
+        <w:rPr>
+          <w:rFonts w:ascii="Amasis MT Pro" w:hAnsi="Amasis MT Pro"/>
+          <w:color w:val="000000" w:themeColor="text1"/>
+          <w:sz w:val="28"/>
+          <w:szCs w:val="28"/>
+        </w:rPr>
+        <w:t>, invece, ci sono le due entità principali.</w:t>
+      </w:r>
+    </w:p>
+    <w:p>
+      <w:pPr>
+        <w:rPr>
+          <w:rFonts w:ascii="Amasis MT Pro" w:hAnsi="Amasis MT Pro"/>
+          <w:color w:val="000000" w:themeColor="text1"/>
+          <w:sz w:val="28"/>
+          <w:szCs w:val="28"/>
+        </w:rPr>
+      </w:pPr>
+      <w:r>
+        <w:rPr>
+          <w:rFonts w:ascii="Amasis MT Pro" w:hAnsi="Amasis MT Pro"/>
+          <w:color w:val="000000" w:themeColor="text1"/>
+          <w:sz w:val="28"/>
+          <w:szCs w:val="28"/>
+        </w:rPr>
+        <w:t xml:space="preserve">In </w:t>
+      </w:r>
+      <w:r>
+        <w:rPr>
+          <w:rFonts w:ascii="Amasis MT Pro" w:hAnsi="Amasis MT Pro"/>
+          <w:color w:val="E59EDC" w:themeColor="accent5" w:themeTint="66"/>
+          <w:sz w:val="28"/>
+          <w:szCs w:val="28"/>
+        </w:rPr>
+        <w:t>violetto chiaro</w:t>
+      </w:r>
+      <w:r>
+        <w:rPr>
+          <w:rFonts w:ascii="Amasis MT Pro" w:hAnsi="Amasis MT Pro"/>
+          <w:color w:val="000000" w:themeColor="text1"/>
+          <w:sz w:val="28"/>
+          <w:szCs w:val="28"/>
+        </w:rPr>
+        <w:t>, invece, troviamo le entità generate in maniera passiva dalle interazioni dell’utente/fornitore.</w:t>
+      </w:r>
+    </w:p>
+    <w:p>
+      <w:pPr>
+        <w:jc w:val="center"/>
+        <w:rPr>
+          <w:rFonts w:ascii="Amasis MT Pro" w:hAnsi="Amasis MT Pro"/>
+          <w:color w:val="000000" w:themeColor="text1"/>
+        </w:rPr>
+      </w:pPr>
+    </w:p>
+    <w:p>
+      <w:pPr>
+        <w:rPr>
+          <w:rFonts w:ascii="Amasis MT Pro" w:hAnsi="Amasis MT Pro"/>
+          <w:sz w:val="28"/>
+          <w:szCs w:val="28"/>
+        </w:rPr>
+      </w:pPr>
+      <w:r>
         <w:rPr>
           <w:rFonts w:ascii="Amasis MT Pro" w:hAnsi="Amasis MT Pro"/>
           <w:noProof/>
-          <w:sz w:val="36"/>
-          <w:szCs w:val="36"/>
-        </w:rPr>
-      </w:pPr>
-    </w:p>
-    <w:p>
-      <w:pPr>
-        <w:rPr>
-          <w:rFonts w:ascii="Amasis MT Pro" w:hAnsi="Amasis MT Pro"/>
-          <w:noProof/>
-          <w:sz w:val="36"/>
-          <w:szCs w:val="36"/>
-        </w:rPr>
-      </w:pPr>
-    </w:p>
-    <w:p>
-      <w:pPr>
-        <w:rPr>
-          <w:rFonts w:ascii="Amasis MT Pro" w:hAnsi="Amasis MT Pro"/>
-          <w:noProof/>
-          <w:sz w:val="36"/>
-          <w:szCs w:val="36"/>
-        </w:rPr>
-      </w:pPr>
-    </w:p>
-    <w:p>
-      <w:pPr>
-        <w:rPr>
-          <w:rFonts w:ascii="Amasis MT Pro" w:hAnsi="Amasis MT Pro"/>
-          <w:noProof/>
-          <w:sz w:val="36"/>
-          <w:szCs w:val="36"/>
-        </w:rPr>
-      </w:pPr>
-    </w:p>
-    <w:p>
-      <w:pPr>
-        <w:jc w:val="center"/>
-        <w:rPr>
-          <w:rFonts w:ascii="Amasis MT Pro" w:hAnsi="Amasis MT Pro"/>
-          <w:sz w:val="36"/>
-          <w:szCs w:val="36"/>
-        </w:rPr>
-      </w:pPr>
-      <w:r>
-        <w:rPr>
-          <w:rFonts w:ascii="Amasis MT Pro" w:hAnsi="Amasis MT Pro"/>
-          <w:sz w:val="36"/>
-          <w:szCs w:val="36"/>
-        </w:rPr>
-        <w:t>-</w:t>
-      </w:r>
-      <w:r>
-        <w:rPr>
-          <w:rFonts w:ascii="Amasis MT Pro" w:hAnsi="Amasis MT Pro"/>
-          <w:sz w:val="36"/>
-          <w:szCs w:val="36"/>
-        </w:rPr>
-        <w:t>Struttura dei dati</w:t>
-      </w:r>
-      <w:r>
-        <w:rPr>
-          <w:rFonts w:ascii="Amasis MT Pro" w:hAnsi="Amasis MT Pro"/>
-          <w:sz w:val="36"/>
-          <w:szCs w:val="36"/>
-        </w:rPr>
-        <w:t>: ER e modello dati</w:t>
-      </w:r>
-    </w:p>
-    <w:p>
-      <w:pPr>
-        <w:rPr>
-          <w:rFonts w:ascii="Amasis MT Pro" w:hAnsi="Amasis MT Pro"/>
-          <w:color w:val="000000" w:themeColor="text1"/>
-          <w:sz w:val="28"/>
-          <w:szCs w:val="28"/>
-        </w:rPr>
-      </w:pPr>
-    </w:p>
-    <w:p>
-      <w:pPr>
-        <w:rPr>
-          <w:rFonts w:ascii="Amasis MT Pro" w:hAnsi="Amasis MT Pro"/>
-          <w:color w:val="000000" w:themeColor="text1"/>
-          <w:sz w:val="28"/>
-          <w:szCs w:val="28"/>
-        </w:rPr>
-      </w:pPr>
-      <w:r>
-        <w:rPr>
-          <w:rFonts w:ascii="Amasis MT Pro" w:hAnsi="Amasis MT Pro"/>
-          <w:color w:val="000000" w:themeColor="text1"/>
-          <w:sz w:val="28"/>
-          <w:szCs w:val="28"/>
-        </w:rPr>
-        <w:t>Abbiamo ideato diversi tipi di modelli ER e siamo entrati nel “vivo” delle considerazioni. Ci sono stati più volte dubbi in merito a come esprimere schematicamente il rapporto tra le varie entità in rapporto alle azioni commesse e, di conseguenza, riguardo al livello di focus che potessero avere.</w:t>
-      </w:r>
-    </w:p>
-    <w:p>
-      <w:pPr>
-        <w:rPr>
-          <w:rFonts w:ascii="Amasis MT Pro" w:hAnsi="Amasis MT Pro"/>
-          <w:color w:val="000000" w:themeColor="text1"/>
-          <w:sz w:val="28"/>
-          <w:szCs w:val="28"/>
-        </w:rPr>
-      </w:pPr>
-      <w:r>
-        <w:rPr>
-          <w:rFonts w:ascii="Amasis MT Pro" w:hAnsi="Amasis MT Pro"/>
-          <w:color w:val="000000" w:themeColor="text1"/>
-          <w:sz w:val="28"/>
-          <w:szCs w:val="28"/>
-        </w:rPr>
-        <w:t xml:space="preserve">A seguire </w:t>
-      </w:r>
-      <w:r>
-        <w:rPr>
-          <w:rFonts w:ascii="Amasis MT Pro" w:hAnsi="Amasis MT Pro"/>
-          <w:color w:val="000000" w:themeColor="text1"/>
-          <w:sz w:val="28"/>
-          <w:szCs w:val="28"/>
-        </w:rPr>
-        <w:t>abbiamo</w:t>
-      </w:r>
-      <w:r>
-        <w:rPr>
-          <w:rFonts w:ascii="Amasis MT Pro" w:hAnsi="Amasis MT Pro"/>
-          <w:color w:val="000000" w:themeColor="text1"/>
-          <w:sz w:val="28"/>
-          <w:szCs w:val="28"/>
-        </w:rPr>
-        <w:t xml:space="preserve"> rappresentato un modello ER con le relazioni delle varie entità </w:t>
-      </w:r>
-      <w:r>
-        <w:rPr>
-          <w:rFonts w:ascii="Amasis MT Pro" w:hAnsi="Amasis MT Pro"/>
-          <w:color w:val="000000" w:themeColor="text1"/>
-          <w:sz w:val="28"/>
-          <w:szCs w:val="28"/>
-        </w:rPr>
-        <w:t>incluse nell’app.</w:t>
-      </w:r>
-    </w:p>
-    <w:p>
-      <w:pPr>
-        <w:rPr>
-          <w:rFonts w:ascii="Amasis MT Pro" w:hAnsi="Amasis MT Pro"/>
-          <w:color w:val="000000" w:themeColor="text1"/>
-          <w:sz w:val="28"/>
-          <w:szCs w:val="28"/>
-        </w:rPr>
-      </w:pPr>
-      <w:r>
-        <w:rPr>
-          <w:rFonts w:ascii="Amasis MT Pro" w:hAnsi="Amasis MT Pro"/>
-          <w:color w:val="000000" w:themeColor="text1"/>
-          <w:sz w:val="28"/>
-          <w:szCs w:val="28"/>
-        </w:rPr>
-        <w:t xml:space="preserve">In </w:t>
-      </w:r>
-      <w:r>
-        <w:rPr>
-          <w:rFonts w:ascii="Amasis MT Pro" w:hAnsi="Amasis MT Pro"/>
-          <w:color w:val="FF0000"/>
-          <w:sz w:val="28"/>
-          <w:szCs w:val="28"/>
-        </w:rPr>
-        <w:t>rosso</w:t>
-      </w:r>
-      <w:r>
-        <w:rPr>
-          <w:rFonts w:ascii="Amasis MT Pro" w:hAnsi="Amasis MT Pro"/>
-          <w:color w:val="000000" w:themeColor="text1"/>
-          <w:sz w:val="28"/>
-          <w:szCs w:val="28"/>
-        </w:rPr>
-        <w:t>, troveremo le azioni delle varie entità.</w:t>
-      </w:r>
-    </w:p>
-    <w:p>
-      <w:pPr>
-        <w:rPr>
-          <w:rFonts w:ascii="Amasis MT Pro" w:hAnsi="Amasis MT Pro"/>
-          <w:color w:val="000000" w:themeColor="text1"/>
-          <w:sz w:val="28"/>
-          <w:szCs w:val="28"/>
-        </w:rPr>
-      </w:pPr>
-      <w:r>
-        <w:rPr>
-          <w:rFonts w:ascii="Amasis MT Pro" w:hAnsi="Amasis MT Pro"/>
-          <w:color w:val="000000" w:themeColor="text1"/>
-          <w:sz w:val="28"/>
-          <w:szCs w:val="28"/>
-        </w:rPr>
-        <w:t xml:space="preserve">In </w:t>
-      </w:r>
-      <w:r>
-        <w:rPr>
-          <w:rFonts w:ascii="Amasis MT Pro" w:hAnsi="Amasis MT Pro"/>
-          <w:color w:val="3A7C22" w:themeColor="accent6" w:themeShade="BF"/>
-          <w:sz w:val="28"/>
-          <w:szCs w:val="28"/>
-        </w:rPr>
-        <w:t>verde</w:t>
-      </w:r>
-      <w:r>
-        <w:rPr>
-          <w:rFonts w:ascii="Amasis MT Pro" w:hAnsi="Amasis MT Pro"/>
-          <w:color w:val="000000" w:themeColor="text1"/>
-          <w:sz w:val="28"/>
-          <w:szCs w:val="28"/>
-        </w:rPr>
-        <w:t>, invece, ci sono le due entità principali.</w:t>
-      </w:r>
-    </w:p>
-    <w:p>
-      <w:pPr>
-        <w:rPr>
-          <w:rFonts w:ascii="Amasis MT Pro" w:hAnsi="Amasis MT Pro"/>
-          <w:color w:val="000000" w:themeColor="text1"/>
-          <w:sz w:val="28"/>
-          <w:szCs w:val="28"/>
-        </w:rPr>
-      </w:pPr>
-      <w:r>
-        <w:rPr>
-          <w:rFonts w:ascii="Amasis MT Pro" w:hAnsi="Amasis MT Pro"/>
-          <w:color w:val="000000" w:themeColor="text1"/>
-          <w:sz w:val="28"/>
-          <w:szCs w:val="28"/>
-        </w:rPr>
-        <w:t xml:space="preserve">In </w:t>
-      </w:r>
-      <w:r>
-        <w:rPr>
-          <w:rFonts w:ascii="Amasis MT Pro" w:hAnsi="Amasis MT Pro"/>
-          <w:color w:val="E59EDC" w:themeColor="accent5" w:themeTint="66"/>
-          <w:sz w:val="28"/>
-          <w:szCs w:val="28"/>
-        </w:rPr>
-        <w:t>violetto chiaro</w:t>
-      </w:r>
-      <w:r>
-        <w:rPr>
-          <w:rFonts w:ascii="Amasis MT Pro" w:hAnsi="Amasis MT Pro"/>
-          <w:color w:val="000000" w:themeColor="text1"/>
-          <w:sz w:val="28"/>
-          <w:szCs w:val="28"/>
-        </w:rPr>
-        <w:t>, invece, troviamo le entità generate in maniera passiva dalle interazioni dell’utente/fornitore.</w:t>
-      </w:r>
-    </w:p>
-    <w:p>
-      <w:pPr>
-        <w:jc w:val="center"/>
-        <w:rPr>
-          <w:rFonts w:ascii="Amasis MT Pro" w:hAnsi="Amasis MT Pro"/>
-          <w:color w:val="000000" w:themeColor="text1"/>
-        </w:rPr>
-      </w:pPr>
-    </w:p>
-    <w:p>
-      <w:pPr>
-        <w:rPr>
-          <w:rFonts w:ascii="Amasis MT Pro" w:hAnsi="Amasis MT Pro"/>
-          <w:sz w:val="28"/>
-          <w:szCs w:val="28"/>
-        </w:rPr>
-      </w:pPr>
-      <w:r>
-        <w:rPr>
-          <w:rFonts w:ascii="Amasis MT Pro" w:hAnsi="Amasis MT Pro"/>
-          <w:noProof/>
           <w:sz w:val="28"/>
           <w:szCs w:val="28"/>
         </w:rPr>
         <w:drawing>
-          <wp:inline distT="0" distB="0" distL="0" distR="0" wp14:anchorId="224D4188" wp14:editId="08D7B269">
+          <wp:inline distT="0" distB="0" distL="0" distR="0" wp14:anchorId="7D7E402E" wp14:editId="6F7111CE">
             <wp:extent cx="6119641" cy="3695700"/>
             <wp:effectExtent l="0" t="0" r="0" b="0"/>
             <wp:docPr id="327982159" name="Immagine 1" descr="Immagine che contiene diagramma, linea, Policromia, design&#10;&#10;Il contenuto generato dall'IA potrebbe non essere corretto."/>
@@ -3196,7 +3284,7 @@
                     </pic:cNvPicPr>
                   </pic:nvPicPr>
                   <pic:blipFill>
-                    <a:blip r:embed="rId15" cstate="print">
+                    <a:blip r:embed="rId17" cstate="print">
                       <a:extLst>
                         <a:ext uri="{28A0092B-C50C-407E-A947-70E740481C1C}">
                           <a14:useLocalDpi xmlns:a14="http://schemas.microsoft.com/office/drawing/2010/main" val="0"/>
@@ -3236,6 +3324,24 @@
           <w:szCs w:val="28"/>
         </w:rPr>
       </w:pPr>
+    </w:p>
+    <w:p>
+      <w:pPr>
+        <w:rPr>
+          <w:rFonts w:ascii="Amasis MT Pro" w:hAnsi="Amasis MT Pro"/>
+          <w:sz w:val="28"/>
+          <w:szCs w:val="28"/>
+        </w:rPr>
+      </w:pPr>
+    </w:p>
+    <w:p>
+      <w:pPr>
+        <w:rPr>
+          <w:rFonts w:ascii="Amasis MT Pro" w:hAnsi="Amasis MT Pro"/>
+          <w:sz w:val="28"/>
+          <w:szCs w:val="28"/>
+        </w:rPr>
+      </w:pPr>
       <w:r>
         <w:rPr>
           <w:rFonts w:ascii="Amasis MT Pro" w:hAnsi="Amasis MT Pro"/>
@@ -3277,7 +3383,32 @@
           <w:sz w:val="28"/>
           <w:szCs w:val="28"/>
         </w:rPr>
-        <w:t>In corso d’opera, però, ci siamo resi conto di quanto fossero fondamentali certe considerazioni come, ad esempio, assegnare un determinato nome specifico alla rispettiva griglia della tabella in Database.</w:t>
+        <w:t xml:space="preserve">In corso d’opera, però, </w:t>
+      </w:r>
+      <w:r>
+        <w:rPr>
+          <w:rFonts w:ascii="Amasis MT Pro" w:hAnsi="Amasis MT Pro"/>
+          <w:color w:val="FF0000"/>
+          <w:sz w:val="28"/>
+          <w:szCs w:val="28"/>
+        </w:rPr>
+        <w:t xml:space="preserve">ci siamo resi conto di quanto fossero fondamentali certe considerazioni </w:t>
+      </w:r>
+      <w:r>
+        <w:rPr>
+          <w:rFonts w:ascii="Amasis MT Pro" w:hAnsi="Amasis MT Pro"/>
+          <w:sz w:val="28"/>
+          <w:szCs w:val="28"/>
+        </w:rPr>
+        <w:t>come, ad esempio, assegnare un determinato nome specifico alla rispettiva griglia della tabella in Database</w:t>
+      </w:r>
+      <w:r>
+        <w:rPr>
+          <w:rFonts w:ascii="Amasis MT Pro" w:hAnsi="Amasis MT Pro"/>
+          <w:sz w:val="28"/>
+          <w:szCs w:val="28"/>
+        </w:rPr>
+        <w:t xml:space="preserve"> o se fossero effettivamente necessari certi dati all’interno del nostro DB.</w:t>
       </w:r>
     </w:p>
     <w:p>
@@ -3326,7 +3457,23 @@
           <w:sz w:val="28"/>
           <w:szCs w:val="28"/>
         </w:rPr>
-        <w:t xml:space="preserve"> effettua un’iniezione dei dati con i </w:t>
+        <w:t xml:space="preserve"> effettua un’iniezione dei dati </w:t>
+      </w:r>
+      <w:r>
+        <w:rPr>
+          <w:rFonts w:ascii="Amasis MT Pro" w:hAnsi="Amasis MT Pro"/>
+          <w:sz w:val="28"/>
+          <w:szCs w:val="28"/>
+        </w:rPr>
+        <w:t xml:space="preserve">stessi tramite parametri specifici </w:t>
+      </w:r>
+      <w:r>
+        <w:rPr>
+          <w:rFonts w:ascii="Amasis MT Pro" w:hAnsi="Amasis MT Pro"/>
+          <w:sz w:val="28"/>
+          <w:szCs w:val="28"/>
+        </w:rPr>
+        <w:t xml:space="preserve">con i </w:t>
       </w:r>
       <w:r>
         <w:rPr>
@@ -3350,7 +3497,15 @@
           <w:sz w:val="28"/>
           <w:szCs w:val="28"/>
         </w:rPr>
-        <w:t>specifici.</w:t>
+        <w:t>corrispondenti</w:t>
+      </w:r>
+      <w:r>
+        <w:rPr>
+          <w:rFonts w:ascii="Amasis MT Pro" w:hAnsi="Amasis MT Pro"/>
+          <w:sz w:val="28"/>
+          <w:szCs w:val="28"/>
+        </w:rPr>
+        <w:t>.</w:t>
       </w:r>
     </w:p>
     <w:p>
@@ -3382,124 +3537,17 @@
         <w:rPr>
           <w:rFonts w:ascii="Amasis MT Pro" w:hAnsi="Amasis MT Pro"/>
           <w:noProof/>
+          <w:sz w:val="28"/>
+          <w:szCs w:val="28"/>
         </w:rPr>
         <w:drawing>
-          <wp:anchor distT="0" distB="0" distL="114300" distR="114300" simplePos="0" relativeHeight="251678720" behindDoc="0" locked="0" layoutInCell="1" allowOverlap="1" wp14:anchorId="1E1610CF" wp14:editId="4BB4630F">
+          <wp:anchor distT="0" distB="0" distL="114300" distR="114300" simplePos="0" relativeHeight="251669504" behindDoc="0" locked="0" layoutInCell="1" allowOverlap="1" wp14:anchorId="3C03726E" wp14:editId="21681526">
             <wp:simplePos x="0" y="0"/>
             <wp:positionH relativeFrom="margin">
-              <wp:align>left</wp:align>
+              <wp:align>right</wp:align>
             </wp:positionH>
             <wp:positionV relativeFrom="paragraph">
-              <wp:posOffset>1905635</wp:posOffset>
-            </wp:positionV>
-            <wp:extent cx="4092575" cy="1604010"/>
-            <wp:effectExtent l="0" t="0" r="3175" b="0"/>
-            <wp:wrapTopAndBottom/>
-            <wp:docPr id="1541094878" name="Immagine 1" descr="Immagine che contiene testo, schermata, Carattere, numero&#10;&#10;Il contenuto generato dall'IA potrebbe non essere corretto."/>
-            <wp:cNvGraphicFramePr>
-              <a:graphicFrameLocks xmlns:a="http://schemas.openxmlformats.org/drawingml/2006/main" noChangeAspect="1"/>
-            </wp:cNvGraphicFramePr>
-            <a:graphic xmlns:a="http://schemas.openxmlformats.org/drawingml/2006/main">
-              <a:graphicData uri="http://schemas.openxmlformats.org/drawingml/2006/picture">
-                <pic:pic xmlns:pic="http://schemas.openxmlformats.org/drawingml/2006/picture">
-                  <pic:nvPicPr>
-                    <pic:cNvPr id="1541094878" name="Immagine 1" descr="Immagine che contiene testo, schermata, Carattere, numero&#10;&#10;Il contenuto generato dall'IA potrebbe non essere corretto."/>
-                    <pic:cNvPicPr/>
-                  </pic:nvPicPr>
-                  <pic:blipFill>
-                    <a:blip r:embed="rId16">
-                      <a:extLst>
-                        <a:ext uri="{28A0092B-C50C-407E-A947-70E740481C1C}">
-                          <a14:useLocalDpi xmlns:a14="http://schemas.microsoft.com/office/drawing/2010/main" val="0"/>
-                        </a:ext>
-                      </a:extLst>
-                    </a:blip>
-                    <a:stretch>
-                      <a:fillRect/>
-                    </a:stretch>
-                  </pic:blipFill>
-                  <pic:spPr>
-                    <a:xfrm>
-                      <a:off x="0" y="0"/>
-                      <a:ext cx="4092575" cy="1604010"/>
-                    </a:xfrm>
-                    <a:prstGeom prst="rect">
-                      <a:avLst/>
-                    </a:prstGeom>
-                  </pic:spPr>
-                </pic:pic>
-              </a:graphicData>
-            </a:graphic>
-          </wp:anchor>
-        </w:drawing>
-      </w:r>
-      <w:r>
-        <w:rPr>
-          <w:rFonts w:ascii="Amasis MT Pro" w:hAnsi="Amasis MT Pro"/>
-          <w:noProof/>
-          <w:sz w:val="28"/>
-          <w:szCs w:val="28"/>
-        </w:rPr>
-        <w:drawing>
-          <wp:inline distT="0" distB="0" distL="0" distR="0" wp14:anchorId="388D72E9" wp14:editId="55CCA146">
-            <wp:extent cx="4879608" cy="1567543"/>
-            <wp:effectExtent l="0" t="0" r="0" b="0"/>
-            <wp:docPr id="1276318194" name="Immagine 1" descr="Immagine che contiene testo, schermata, Carattere, linea&#10;&#10;Il contenuto generato dall'IA potrebbe non essere corretto."/>
-            <wp:cNvGraphicFramePr>
-              <a:graphicFrameLocks xmlns:a="http://schemas.openxmlformats.org/drawingml/2006/main" noChangeAspect="1"/>
-            </wp:cNvGraphicFramePr>
-            <a:graphic xmlns:a="http://schemas.openxmlformats.org/drawingml/2006/main">
-              <a:graphicData uri="http://schemas.openxmlformats.org/drawingml/2006/picture">
-                <pic:pic xmlns:pic="http://schemas.openxmlformats.org/drawingml/2006/picture">
-                  <pic:nvPicPr>
-                    <pic:cNvPr id="1276318194" name="Immagine 1" descr="Immagine che contiene testo, schermata, Carattere, linea&#10;&#10;Il contenuto generato dall'IA potrebbe non essere corretto."/>
-                    <pic:cNvPicPr/>
-                  </pic:nvPicPr>
-                  <pic:blipFill>
-                    <a:blip r:embed="rId17"/>
-                    <a:stretch>
-                      <a:fillRect/>
-                    </a:stretch>
-                  </pic:blipFill>
-                  <pic:spPr>
-                    <a:xfrm>
-                      <a:off x="0" y="0"/>
-                      <a:ext cx="4879608" cy="1567543"/>
-                    </a:xfrm>
-                    <a:prstGeom prst="rect">
-                      <a:avLst/>
-                    </a:prstGeom>
-                  </pic:spPr>
-                </pic:pic>
-              </a:graphicData>
-            </a:graphic>
-          </wp:inline>
-        </w:drawing>
-      </w:r>
-    </w:p>
-    <w:p>
-      <w:pPr>
-        <w:rPr>
-          <w:rFonts w:ascii="Amasis MT Pro" w:hAnsi="Amasis MT Pro"/>
-          <w:sz w:val="28"/>
-          <w:szCs w:val="28"/>
-        </w:rPr>
-      </w:pPr>
-      <w:r>
-        <w:rPr>
-          <w:rFonts w:ascii="Amasis MT Pro" w:hAnsi="Amasis MT Pro"/>
-          <w:noProof/>
-          <w:sz w:val="28"/>
-          <w:szCs w:val="28"/>
-        </w:rPr>
-        <w:drawing>
-          <wp:anchor distT="0" distB="0" distL="114300" distR="114300" simplePos="0" relativeHeight="251669504" behindDoc="0" locked="0" layoutInCell="1" allowOverlap="1" wp14:anchorId="3C03726E" wp14:editId="59ABFAE6">
-            <wp:simplePos x="0" y="0"/>
-            <wp:positionH relativeFrom="page">
-              <wp:posOffset>5380355</wp:posOffset>
-            </wp:positionH>
-            <wp:positionV relativeFrom="paragraph">
-              <wp:posOffset>1990090</wp:posOffset>
+              <wp:posOffset>3445510</wp:posOffset>
             </wp:positionV>
             <wp:extent cx="1702435" cy="2095500"/>
             <wp:effectExtent l="0" t="0" r="0" b="0"/>
@@ -3553,13 +3601,68 @@
           <w:noProof/>
         </w:rPr>
         <w:drawing>
-          <wp:anchor distT="0" distB="0" distL="114300" distR="114300" simplePos="0" relativeHeight="251677696" behindDoc="1" locked="0" layoutInCell="1" allowOverlap="1" wp14:anchorId="184D0BF4" wp14:editId="6DC8027B">
+          <wp:anchor distT="0" distB="0" distL="114300" distR="114300" simplePos="0" relativeHeight="251678720" behindDoc="0" locked="0" layoutInCell="1" allowOverlap="1" wp14:anchorId="1E1610CF" wp14:editId="32EF7CF5">
             <wp:simplePos x="0" y="0"/>
             <wp:positionH relativeFrom="margin">
               <wp:align>left</wp:align>
             </wp:positionH>
             <wp:positionV relativeFrom="paragraph">
-              <wp:posOffset>2102485</wp:posOffset>
+              <wp:posOffset>1753235</wp:posOffset>
+            </wp:positionV>
+            <wp:extent cx="4092575" cy="1604010"/>
+            <wp:effectExtent l="0" t="0" r="3175" b="0"/>
+            <wp:wrapTopAndBottom/>
+            <wp:docPr id="1541094878" name="Immagine 1" descr="Immagine che contiene testo, schermata, Carattere, numero&#10;&#10;Il contenuto generato dall'IA potrebbe non essere corretto."/>
+            <wp:cNvGraphicFramePr>
+              <a:graphicFrameLocks xmlns:a="http://schemas.openxmlformats.org/drawingml/2006/main" noChangeAspect="1"/>
+            </wp:cNvGraphicFramePr>
+            <a:graphic xmlns:a="http://schemas.openxmlformats.org/drawingml/2006/main">
+              <a:graphicData uri="http://schemas.openxmlformats.org/drawingml/2006/picture">
+                <pic:pic xmlns:pic="http://schemas.openxmlformats.org/drawingml/2006/picture">
+                  <pic:nvPicPr>
+                    <pic:cNvPr id="1541094878" name="Immagine 1" descr="Immagine che contiene testo, schermata, Carattere, numero&#10;&#10;Il contenuto generato dall'IA potrebbe non essere corretto."/>
+                    <pic:cNvPicPr/>
+                  </pic:nvPicPr>
+                  <pic:blipFill>
+                    <a:blip r:embed="rId19">
+                      <a:extLst>
+                        <a:ext uri="{28A0092B-C50C-407E-A947-70E740481C1C}">
+                          <a14:useLocalDpi xmlns:a14="http://schemas.microsoft.com/office/drawing/2010/main" val="0"/>
+                        </a:ext>
+                      </a:extLst>
+                    </a:blip>
+                    <a:stretch>
+                      <a:fillRect/>
+                    </a:stretch>
+                  </pic:blipFill>
+                  <pic:spPr>
+                    <a:xfrm>
+                      <a:off x="0" y="0"/>
+                      <a:ext cx="4092575" cy="1604010"/>
+                    </a:xfrm>
+                    <a:prstGeom prst="rect">
+                      <a:avLst/>
+                    </a:prstGeom>
+                  </pic:spPr>
+                </pic:pic>
+              </a:graphicData>
+            </a:graphic>
+          </wp:anchor>
+        </w:drawing>
+      </w:r>
+      <w:r>
+        <w:rPr>
+          <w:rFonts w:ascii="Amasis MT Pro" w:hAnsi="Amasis MT Pro"/>
+          <w:noProof/>
+        </w:rPr>
+        <w:drawing>
+          <wp:anchor distT="0" distB="0" distL="114300" distR="114300" simplePos="0" relativeHeight="251677696" behindDoc="1" locked="0" layoutInCell="1" allowOverlap="1" wp14:anchorId="184D0BF4" wp14:editId="233CEE0C">
+            <wp:simplePos x="0" y="0"/>
+            <wp:positionH relativeFrom="margin">
+              <wp:align>left</wp:align>
+            </wp:positionH>
+            <wp:positionV relativeFrom="paragraph">
+              <wp:posOffset>3557905</wp:posOffset>
             </wp:positionV>
             <wp:extent cx="4092575" cy="1983105"/>
             <wp:effectExtent l="0" t="0" r="3175" b="0"/>
@@ -3576,7 +3679,7 @@
                     <pic:cNvPicPr/>
                   </pic:nvPicPr>
                   <pic:blipFill>
-                    <a:blip r:embed="rId19">
+                    <a:blip r:embed="rId20">
                       <a:extLst>
                         <a:ext uri="{28A0092B-C50C-407E-A947-70E740481C1C}">
                           <a14:useLocalDpi xmlns:a14="http://schemas.microsoft.com/office/drawing/2010/main" val="0"/>
@@ -3602,22 +3705,73 @@
           </wp:anchor>
         </w:drawing>
       </w:r>
-    </w:p>
-    <w:p>
-      <w:pPr>
-        <w:rPr>
-          <w:rFonts w:ascii="Amasis MT Pro" w:hAnsi="Amasis MT Pro"/>
-          <w:sz w:val="28"/>
-          <w:szCs w:val="28"/>
-        </w:rPr>
-      </w:pPr>
-      <w:r>
-        <w:rPr>
-          <w:rFonts w:ascii="Amasis MT Pro" w:hAnsi="Amasis MT Pro"/>
-          <w:sz w:val="28"/>
-          <w:szCs w:val="28"/>
-        </w:rPr>
-        <w:lastRenderedPageBreak/>
+      <w:r>
+        <w:rPr>
+          <w:rFonts w:ascii="Amasis MT Pro" w:hAnsi="Amasis MT Pro"/>
+          <w:noProof/>
+          <w:sz w:val="28"/>
+          <w:szCs w:val="28"/>
+        </w:rPr>
+        <w:drawing>
+          <wp:inline distT="0" distB="0" distL="0" distR="0" wp14:anchorId="388D72E9" wp14:editId="55CCA146">
+            <wp:extent cx="4879608" cy="1567543"/>
+            <wp:effectExtent l="0" t="0" r="0" b="0"/>
+            <wp:docPr id="1276318194" name="Immagine 1" descr="Immagine che contiene testo, schermata, Carattere, linea&#10;&#10;Il contenuto generato dall'IA potrebbe non essere corretto."/>
+            <wp:cNvGraphicFramePr>
+              <a:graphicFrameLocks xmlns:a="http://schemas.openxmlformats.org/drawingml/2006/main" noChangeAspect="1"/>
+            </wp:cNvGraphicFramePr>
+            <a:graphic xmlns:a="http://schemas.openxmlformats.org/drawingml/2006/main">
+              <a:graphicData uri="http://schemas.openxmlformats.org/drawingml/2006/picture">
+                <pic:pic xmlns:pic="http://schemas.openxmlformats.org/drawingml/2006/picture">
+                  <pic:nvPicPr>
+                    <pic:cNvPr id="1276318194" name="Immagine 1" descr="Immagine che contiene testo, schermata, Carattere, linea&#10;&#10;Il contenuto generato dall'IA potrebbe non essere corretto."/>
+                    <pic:cNvPicPr/>
+                  </pic:nvPicPr>
+                  <pic:blipFill>
+                    <a:blip r:embed="rId21"/>
+                    <a:stretch>
+                      <a:fillRect/>
+                    </a:stretch>
+                  </pic:blipFill>
+                  <pic:spPr>
+                    <a:xfrm>
+                      <a:off x="0" y="0"/>
+                      <a:ext cx="4879608" cy="1567543"/>
+                    </a:xfrm>
+                    <a:prstGeom prst="rect">
+                      <a:avLst/>
+                    </a:prstGeom>
+                  </pic:spPr>
+                </pic:pic>
+              </a:graphicData>
+            </a:graphic>
+          </wp:inline>
+        </w:drawing>
+      </w:r>
+    </w:p>
+    <w:p>
+      <w:pPr>
+        <w:rPr>
+          <w:rFonts w:ascii="Amasis MT Pro" w:hAnsi="Amasis MT Pro"/>
+          <w:sz w:val="28"/>
+          <w:szCs w:val="28"/>
+        </w:rPr>
+      </w:pPr>
+    </w:p>
+    <w:p>
+      <w:pPr>
+        <w:rPr>
+          <w:rFonts w:ascii="Amasis MT Pro" w:hAnsi="Amasis MT Pro"/>
+          <w:sz w:val="28"/>
+          <w:szCs w:val="28"/>
+        </w:rPr>
+      </w:pPr>
+      <w:r>
+        <w:rPr>
+          <w:rFonts w:ascii="Amasis MT Pro" w:hAnsi="Amasis MT Pro"/>
+          <w:sz w:val="28"/>
+          <w:szCs w:val="28"/>
+        </w:rPr>
         <w:t xml:space="preserve">Unendo la struttura dati del </w:t>
       </w:r>
       <w:proofErr w:type="spellStart"/>
@@ -3687,26 +3841,36 @@
       <w:pPr>
         <w:rPr>
           <w:rFonts w:ascii="Amasis MT Pro" w:hAnsi="Amasis MT Pro"/>
-        </w:rPr>
-      </w:pPr>
-      <w:r>
-        <w:rPr>
-          <w:rFonts w:ascii="Amasis MT Pro" w:hAnsi="Amasis MT Pro"/>
           <w:noProof/>
           <w:sz w:val="28"/>
           <w:szCs w:val="28"/>
         </w:rPr>
+      </w:pPr>
+    </w:p>
+    <w:p>
+      <w:pPr>
+        <w:rPr>
+          <w:rFonts w:ascii="Amasis MT Pro" w:hAnsi="Amasis MT Pro"/>
+        </w:rPr>
+      </w:pPr>
+      <w:r>
+        <w:rPr>
+          <w:rFonts w:ascii="Amasis MT Pro" w:hAnsi="Amasis MT Pro"/>
+          <w:noProof/>
+          <w:sz w:val="28"/>
+          <w:szCs w:val="28"/>
+        </w:rPr>
         <w:drawing>
-          <wp:anchor distT="0" distB="0" distL="114300" distR="114300" simplePos="0" relativeHeight="251670528" behindDoc="0" locked="0" layoutInCell="1" allowOverlap="1" wp14:anchorId="74831214" wp14:editId="243B0B91">
+          <wp:anchor distT="0" distB="0" distL="114300" distR="114300" simplePos="0" relativeHeight="251670528" behindDoc="0" locked="0" layoutInCell="1" allowOverlap="1" wp14:anchorId="74831214" wp14:editId="33519DB1">
             <wp:simplePos x="0" y="0"/>
             <wp:positionH relativeFrom="margin">
-              <wp:align>center</wp:align>
+              <wp:posOffset>70485</wp:posOffset>
             </wp:positionH>
             <wp:positionV relativeFrom="paragraph">
-              <wp:posOffset>488950</wp:posOffset>
+              <wp:posOffset>490220</wp:posOffset>
             </wp:positionV>
-            <wp:extent cx="6697345" cy="5609590"/>
-            <wp:effectExtent l="0" t="0" r="8255" b="0"/>
+            <wp:extent cx="6010275" cy="5609590"/>
+            <wp:effectExtent l="0" t="0" r="9525" b="0"/>
             <wp:wrapSquare wrapText="bothSides"/>
             <wp:docPr id="925959555" name="Immagine 2" descr="Immagine che contiene testo, diagramma, schermata, Piano"/>
             <wp:cNvGraphicFramePr>
@@ -3722,20 +3886,20 @@
                     </pic:cNvPicPr>
                   </pic:nvPicPr>
                   <pic:blipFill rotWithShape="1">
-                    <a:blip r:embed="rId20" cstate="print">
+                    <a:blip r:embed="rId22" cstate="print">
                       <a:extLst>
                         <a:ext uri="{28A0092B-C50C-407E-A947-70E740481C1C}">
                           <a14:useLocalDpi xmlns:a14="http://schemas.microsoft.com/office/drawing/2010/main" val="0"/>
                         </a:ext>
                       </a:extLst>
                     </a:blip>
-                    <a:srcRect l="2490" t="2929" r="2564" b="2481"/>
+                    <a:srcRect l="7621" t="2929" r="7173" b="2481"/>
                     <a:stretch/>
                   </pic:blipFill>
                   <pic:spPr bwMode="auto">
                     <a:xfrm>
                       <a:off x="0" y="0"/>
-                      <a:ext cx="6697345" cy="5609590"/>
+                      <a:ext cx="6010275" cy="5609590"/>
                     </a:xfrm>
                     <a:prstGeom prst="rect">
                       <a:avLst/>
@@ -3753,6 +3917,9 @@
                 </pic:pic>
               </a:graphicData>
             </a:graphic>
+            <wp14:sizeRelH relativeFrom="margin">
+              <wp14:pctWidth>0</wp14:pctWidth>
+            </wp14:sizeRelH>
             <wp14:sizeRelV relativeFrom="margin">
               <wp14:pctHeight>0</wp14:pctHeight>
             </wp14:sizeRelV>
@@ -3781,70 +3948,20 @@
     </w:p>
     <w:p>
       <w:pPr>
-        <w:rPr>
-          <w:rFonts w:ascii="Amasis MT Pro" w:hAnsi="Amasis MT Pro"/>
-        </w:rPr>
-      </w:pPr>
-    </w:p>
-    <w:p>
-      <w:pPr>
-        <w:rPr>
-          <w:rFonts w:ascii="Amasis MT Pro" w:hAnsi="Amasis MT Pro"/>
-          <w:sz w:val="28"/>
-          <w:szCs w:val="28"/>
-        </w:rPr>
-      </w:pPr>
-    </w:p>
-    <w:p>
-      <w:pPr>
-        <w:rPr>
-          <w:rFonts w:ascii="Amasis MT Pro" w:hAnsi="Amasis MT Pro"/>
-          <w:sz w:val="28"/>
-          <w:szCs w:val="28"/>
-        </w:rPr>
-      </w:pPr>
-    </w:p>
-    <w:p>
-      <w:pPr>
-        <w:rPr>
-          <w:rFonts w:ascii="Amasis MT Pro" w:hAnsi="Amasis MT Pro"/>
-          <w:sz w:val="28"/>
-          <w:szCs w:val="28"/>
-        </w:rPr>
-      </w:pPr>
-    </w:p>
-    <w:p>
-      <w:pPr>
-        <w:rPr>
-          <w:rFonts w:ascii="Amasis MT Pro" w:hAnsi="Amasis MT Pro"/>
-          <w:sz w:val="28"/>
-          <w:szCs w:val="28"/>
-        </w:rPr>
-      </w:pPr>
-    </w:p>
-    <w:p>
-      <w:pPr>
-        <w:rPr>
-          <w:rFonts w:ascii="Amasis MT Pro" w:hAnsi="Amasis MT Pro"/>
-          <w:sz w:val="28"/>
-          <w:szCs w:val="28"/>
-        </w:rPr>
-      </w:pPr>
-    </w:p>
-    <w:p>
-      <w:pPr>
-        <w:rPr>
-          <w:rFonts w:ascii="Amasis MT Pro" w:hAnsi="Amasis MT Pro"/>
-          <w:sz w:val="28"/>
-          <w:szCs w:val="28"/>
-        </w:rPr>
-      </w:pPr>
-      <w:r>
-        <w:rPr>
-          <w:rFonts w:ascii="Amasis MT Pro" w:hAnsi="Amasis MT Pro"/>
-          <w:sz w:val="36"/>
-          <w:szCs w:val="36"/>
-        </w:rPr>
+        <w:jc w:val="center"/>
+        <w:rPr>
+          <w:rFonts w:ascii="Amasis MT Pro" w:hAnsi="Amasis MT Pro"/>
+          <w:sz w:val="28"/>
+          <w:szCs w:val="28"/>
+        </w:rPr>
+      </w:pPr>
+      <w:r>
+        <w:rPr>
+          <w:rFonts w:ascii="Amasis MT Pro" w:hAnsi="Amasis MT Pro"/>
+          <w:sz w:val="36"/>
+          <w:szCs w:val="36"/>
+        </w:rPr>
+        <w:lastRenderedPageBreak/>
         <w:t xml:space="preserve">- </w:t>
       </w:r>
       <w:r>
@@ -4327,6 +4444,36 @@
           <w:szCs w:val="36"/>
         </w:rPr>
       </w:pPr>
+    </w:p>
+    <w:p>
+      <w:pPr>
+        <w:jc w:val="center"/>
+        <w:rPr>
+          <w:rFonts w:ascii="Amasis MT Pro" w:hAnsi="Amasis MT Pro"/>
+          <w:sz w:val="36"/>
+          <w:szCs w:val="36"/>
+        </w:rPr>
+      </w:pPr>
+    </w:p>
+    <w:p>
+      <w:pPr>
+        <w:jc w:val="center"/>
+        <w:rPr>
+          <w:rFonts w:ascii="Amasis MT Pro" w:hAnsi="Amasis MT Pro"/>
+          <w:sz w:val="36"/>
+          <w:szCs w:val="36"/>
+        </w:rPr>
+      </w:pPr>
+    </w:p>
+    <w:p>
+      <w:pPr>
+        <w:jc w:val="center"/>
+        <w:rPr>
+          <w:rFonts w:ascii="Amasis MT Pro" w:hAnsi="Amasis MT Pro"/>
+          <w:sz w:val="36"/>
+          <w:szCs w:val="36"/>
+        </w:rPr>
+      </w:pPr>
       <w:r>
         <w:rPr>
           <w:rFonts w:ascii="Amasis MT Pro" w:hAnsi="Amasis MT Pro"/>
@@ -4368,26 +4515,18 @@
       <w:pPr>
         <w:rPr>
           <w:rFonts w:ascii="Amasis MT Pro" w:hAnsi="Amasis MT Pro"/>
-          <w:sz w:val="36"/>
-          <w:szCs w:val="36"/>
-        </w:rPr>
-      </w:pPr>
-    </w:p>
-    <w:p>
-      <w:pPr>
-        <w:rPr>
-          <w:rFonts w:ascii="Amasis MT Pro" w:hAnsi="Amasis MT Pro"/>
-          <w:sz w:val="36"/>
-          <w:szCs w:val="36"/>
-        </w:rPr>
-      </w:pPr>
-      <w:r>
-        <w:rPr>
-          <w:rFonts w:ascii="Amasis MT Pro" w:hAnsi="Amasis MT Pro"/>
           <w:color w:val="FF0000"/>
           <w:sz w:val="36"/>
           <w:szCs w:val="36"/>
         </w:rPr>
+      </w:pPr>
+      <w:r>
+        <w:rPr>
+          <w:rFonts w:ascii="Amasis MT Pro" w:hAnsi="Amasis MT Pro"/>
+          <w:color w:val="FF0000"/>
+          <w:sz w:val="36"/>
+          <w:szCs w:val="36"/>
+        </w:rPr>
         <w:t>Storyboard</w:t>
       </w:r>
     </w:p>
@@ -4405,31 +4544,7 @@
           <w:sz w:val="28"/>
           <w:szCs w:val="28"/>
         </w:rPr>
-        <w:t>Le</w:t>
-      </w:r>
-      <w:r>
-        <w:rPr>
-          <w:rFonts w:ascii="Amasis MT Pro" w:hAnsi="Amasis MT Pro"/>
-          <w:sz w:val="28"/>
-          <w:szCs w:val="28"/>
-        </w:rPr>
-        <w:t xml:space="preserve"> schermate </w:t>
-      </w:r>
-      <w:r>
-        <w:rPr>
-          <w:rFonts w:ascii="Amasis MT Pro" w:hAnsi="Amasis MT Pro"/>
-          <w:sz w:val="28"/>
-          <w:szCs w:val="28"/>
-        </w:rPr>
-        <w:t xml:space="preserve">principali </w:t>
-      </w:r>
-      <w:r>
-        <w:rPr>
-          <w:rFonts w:ascii="Amasis MT Pro" w:hAnsi="Amasis MT Pro"/>
-          <w:sz w:val="28"/>
-          <w:szCs w:val="28"/>
-        </w:rPr>
-        <w:t>dell’app in breve</w:t>
+        <w:t>Le schermate principali dell’app in breve</w:t>
       </w:r>
       <w:r>
         <w:rPr>
@@ -4447,6 +4562,24 @@
         </w:rPr>
         <w:t>:</w:t>
       </w:r>
+    </w:p>
+    <w:p>
+      <w:pPr>
+        <w:rPr>
+          <w:rFonts w:ascii="Amasis MT Pro" w:hAnsi="Amasis MT Pro"/>
+          <w:sz w:val="36"/>
+          <w:szCs w:val="36"/>
+        </w:rPr>
+      </w:pPr>
+    </w:p>
+    <w:p>
+      <w:pPr>
+        <w:rPr>
+          <w:rFonts w:ascii="Amasis MT Pro" w:hAnsi="Amasis MT Pro"/>
+          <w:sz w:val="28"/>
+          <w:szCs w:val="28"/>
+        </w:rPr>
+      </w:pPr>
     </w:p>
     <w:p>
       <w:pPr>
@@ -4487,7 +4620,7 @@
                     <pic:cNvPicPr/>
                   </pic:nvPicPr>
                   <pic:blipFill>
-                    <a:blip r:embed="rId21" cstate="print">
+                    <a:blip r:embed="rId23" cstate="print">
                       <a:extLst>
                         <a:ext uri="{28A0092B-C50C-407E-A947-70E740481C1C}">
                           <a14:useLocalDpi xmlns:a14="http://schemas.microsoft.com/office/drawing/2010/main" val="0"/>
@@ -4725,7 +4858,7 @@
                     <pic:cNvPicPr/>
                   </pic:nvPicPr>
                   <pic:blipFill>
-                    <a:blip r:embed="rId22">
+                    <a:blip r:embed="rId24">
                       <a:extLst>
                         <a:ext uri="{28A0092B-C50C-407E-A947-70E740481C1C}">
                           <a14:useLocalDpi xmlns:a14="http://schemas.microsoft.com/office/drawing/2010/main" val="0"/>
@@ -4990,7 +5123,7 @@
         </w:rPr>
         <w:lastRenderedPageBreak/>
         <w:drawing>
-          <wp:anchor distT="0" distB="0" distL="114300" distR="114300" simplePos="0" relativeHeight="251660288" behindDoc="0" locked="0" layoutInCell="1" allowOverlap="1" wp14:anchorId="54F62B64" wp14:editId="5D4E3E47">
+          <wp:anchor distT="0" distB="0" distL="114300" distR="114300" simplePos="0" relativeHeight="251660288" behindDoc="0" locked="0" layoutInCell="1" allowOverlap="1" wp14:anchorId="54F62B64" wp14:editId="2F613783">
             <wp:simplePos x="0" y="0"/>
             <wp:positionH relativeFrom="margin">
               <wp:align>left</wp:align>
@@ -5013,7 +5146,7 @@
                     <pic:cNvPicPr/>
                   </pic:nvPicPr>
                   <pic:blipFill>
-                    <a:blip r:embed="rId23" cstate="print">
+                    <a:blip r:embed="rId25" cstate="print">
                       <a:extLst>
                         <a:ext uri="{28A0092B-C50C-407E-A947-70E740481C1C}">
                           <a14:useLocalDpi xmlns:a14="http://schemas.microsoft.com/office/drawing/2010/main" val="0"/>
@@ -5141,7 +5274,7 @@
                     <pic:cNvPicPr/>
                   </pic:nvPicPr>
                   <pic:blipFill>
-                    <a:blip r:embed="rId24">
+                    <a:blip r:embed="rId26">
                       <a:extLst>
                         <a:ext uri="{28A0092B-C50C-407E-A947-70E740481C1C}">
                           <a14:useLocalDpi xmlns:a14="http://schemas.microsoft.com/office/drawing/2010/main" val="0"/>
@@ -5309,7 +5442,7 @@
                     <pic:cNvPicPr/>
                   </pic:nvPicPr>
                   <pic:blipFill>
-                    <a:blip r:embed="rId25" cstate="print">
+                    <a:blip r:embed="rId27" cstate="print">
                       <a:extLst>
                         <a:ext uri="{28A0092B-C50C-407E-A947-70E740481C1C}">
                           <a14:useLocalDpi xmlns:a14="http://schemas.microsoft.com/office/drawing/2010/main" val="0"/>
@@ -5630,15 +5763,13 @@
           <w:rFonts w:ascii="Amasis MT Pro" w:hAnsi="Amasis MT Pro"/>
           <w:sz w:val="36"/>
           <w:szCs w:val="36"/>
-          <w:lang w:val="en-US"/>
-        </w:rPr>
-      </w:pPr>
-      <w:r>
-        <w:rPr>
-          <w:rFonts w:ascii="Amasis MT Pro" w:hAnsi="Amasis MT Pro"/>
-          <w:sz w:val="36"/>
-          <w:szCs w:val="36"/>
-          <w:lang w:val="en-US"/>
+        </w:rPr>
+      </w:pPr>
+      <w:r>
+        <w:rPr>
+          <w:rFonts w:ascii="Amasis MT Pro" w:hAnsi="Amasis MT Pro"/>
+          <w:sz w:val="36"/>
+          <w:szCs w:val="36"/>
         </w:rPr>
         <w:t>Python</w:t>
       </w:r>
@@ -5647,7 +5778,6 @@
           <w:rFonts w:ascii="Amasis MT Pro" w:hAnsi="Amasis MT Pro"/>
           <w:sz w:val="36"/>
           <w:szCs w:val="36"/>
-          <w:lang w:val="en-US"/>
         </w:rPr>
         <w:t xml:space="preserve"> (idem)</w:t>
       </w:r>
@@ -5658,15 +5788,13 @@
           <w:rFonts w:ascii="Amasis MT Pro" w:hAnsi="Amasis MT Pro"/>
           <w:sz w:val="36"/>
           <w:szCs w:val="36"/>
-          <w:lang w:val="en-US"/>
-        </w:rPr>
-      </w:pPr>
-      <w:r>
-        <w:rPr>
-          <w:rFonts w:ascii="Amasis MT Pro" w:hAnsi="Amasis MT Pro"/>
-          <w:sz w:val="36"/>
-          <w:szCs w:val="36"/>
-          <w:lang w:val="en-US"/>
+        </w:rPr>
+      </w:pPr>
+      <w:r>
+        <w:rPr>
+          <w:rFonts w:ascii="Amasis MT Pro" w:hAnsi="Amasis MT Pro"/>
+          <w:sz w:val="36"/>
+          <w:szCs w:val="36"/>
         </w:rPr>
         <w:t>Retrofit</w:t>
       </w:r>
@@ -5675,46 +5803,23 @@
           <w:rFonts w:ascii="Amasis MT Pro" w:hAnsi="Amasis MT Pro"/>
           <w:sz w:val="36"/>
           <w:szCs w:val="36"/>
-          <w:lang w:val="en-US"/>
-        </w:rPr>
-        <w:t xml:space="preserve"> (</w:t>
-      </w:r>
-      <w:proofErr w:type="spellStart"/>
-      <w:r>
-        <w:rPr>
-          <w:rFonts w:ascii="Amasis MT Pro" w:hAnsi="Amasis MT Pro"/>
-          <w:sz w:val="36"/>
-          <w:szCs w:val="36"/>
-          <w:lang w:val="en-US"/>
-        </w:rPr>
-        <w:t>compagnia</w:t>
-      </w:r>
-      <w:proofErr w:type="spellEnd"/>
-      <w:r>
-        <w:rPr>
-          <w:rFonts w:ascii="Amasis MT Pro" w:hAnsi="Amasis MT Pro"/>
-          <w:sz w:val="36"/>
-          <w:szCs w:val="36"/>
-          <w:lang w:val="en-US"/>
-        </w:rPr>
-        <w:t>)</w:t>
-      </w:r>
-    </w:p>
-    <w:p>
-      <w:pPr>
-        <w:rPr>
-          <w:rFonts w:ascii="Amasis MT Pro" w:hAnsi="Amasis MT Pro"/>
-          <w:sz w:val="36"/>
-          <w:szCs w:val="36"/>
-          <w:lang w:val="en-US"/>
-        </w:rPr>
-      </w:pPr>
-      <w:r>
-        <w:rPr>
-          <w:rFonts w:ascii="Amasis MT Pro" w:hAnsi="Amasis MT Pro"/>
-          <w:sz w:val="36"/>
-          <w:szCs w:val="36"/>
-          <w:lang w:val="en-US"/>
+        </w:rPr>
+        <w:t xml:space="preserve"> (compagnia)</w:t>
+      </w:r>
+    </w:p>
+    <w:p>
+      <w:pPr>
+        <w:rPr>
+          <w:rFonts w:ascii="Amasis MT Pro" w:hAnsi="Amasis MT Pro"/>
+          <w:sz w:val="36"/>
+          <w:szCs w:val="36"/>
+        </w:rPr>
+      </w:pPr>
+      <w:r>
+        <w:rPr>
+          <w:rFonts w:ascii="Amasis MT Pro" w:hAnsi="Amasis MT Pro"/>
+          <w:sz w:val="36"/>
+          <w:szCs w:val="36"/>
         </w:rPr>
         <w:t>Flask</w:t>
       </w:r>
@@ -5723,29 +5828,8 @@
           <w:rFonts w:ascii="Amasis MT Pro" w:hAnsi="Amasis MT Pro"/>
           <w:sz w:val="36"/>
           <w:szCs w:val="36"/>
-          <w:lang w:val="en-US"/>
-        </w:rPr>
-        <w:t xml:space="preserve"> (</w:t>
-      </w:r>
-      <w:proofErr w:type="spellStart"/>
-      <w:r>
-        <w:rPr>
-          <w:rFonts w:ascii="Amasis MT Pro" w:hAnsi="Amasis MT Pro"/>
-          <w:sz w:val="36"/>
-          <w:szCs w:val="36"/>
-          <w:lang w:val="en-US"/>
-        </w:rPr>
-        <w:t>bella</w:t>
-      </w:r>
-      <w:proofErr w:type="spellEnd"/>
-      <w:r>
-        <w:rPr>
-          <w:rFonts w:ascii="Amasis MT Pro" w:hAnsi="Amasis MT Pro"/>
-          <w:sz w:val="36"/>
-          <w:szCs w:val="36"/>
-          <w:lang w:val="en-US"/>
-        </w:rPr>
-        <w:t>)</w:t>
+        </w:rPr>
+        <w:t xml:space="preserve"> (bella)</w:t>
       </w:r>
     </w:p>
     <w:p>
@@ -6013,7 +6097,7 @@
                     <pic:cNvPicPr/>
                   </pic:nvPicPr>
                   <pic:blipFill>
-                    <a:blip r:embed="rId26">
+                    <a:blip r:embed="rId28">
                       <a:extLst>
                         <a:ext uri="{28A0092B-C50C-407E-A947-70E740481C1C}">
                           <a14:useLocalDpi xmlns:a14="http://schemas.microsoft.com/office/drawing/2010/main" val="0"/>
@@ -6225,7 +6309,7 @@
                     <pic:cNvPicPr/>
                   </pic:nvPicPr>
                   <pic:blipFill>
-                    <a:blip r:embed="rId27">
+                    <a:blip r:embed="rId29">
                       <a:extLst>
                         <a:ext uri="{28A0092B-C50C-407E-A947-70E740481C1C}">
                           <a14:useLocalDpi xmlns:a14="http://schemas.microsoft.com/office/drawing/2010/main" val="0"/>
@@ -6302,7 +6386,7 @@
                     <pic:cNvPicPr/>
                   </pic:nvPicPr>
                   <pic:blipFill>
-                    <a:blip r:embed="rId28">
+                    <a:blip r:embed="rId30">
                       <a:extLst>
                         <a:ext uri="{28A0092B-C50C-407E-A947-70E740481C1C}">
                           <a14:useLocalDpi xmlns:a14="http://schemas.microsoft.com/office/drawing/2010/main" val="0"/>
@@ -6429,7 +6513,7 @@
                     <pic:cNvPicPr/>
                   </pic:nvPicPr>
                   <pic:blipFill>
-                    <a:blip r:embed="rId29">
+                    <a:blip r:embed="rId31">
                       <a:extLst>
                         <a:ext uri="{28A0092B-C50C-407E-A947-70E740481C1C}">
                           <a14:useLocalDpi xmlns:a14="http://schemas.microsoft.com/office/drawing/2010/main" val="0"/>
@@ -6526,7 +6610,7 @@
                     <pic:cNvPicPr/>
                   </pic:nvPicPr>
                   <pic:blipFill>
-                    <a:blip r:embed="rId30">
+                    <a:blip r:embed="rId32">
                       <a:extLst>
                         <a:ext uri="{28A0092B-C50C-407E-A947-70E740481C1C}">
                           <a14:useLocalDpi xmlns:a14="http://schemas.microsoft.com/office/drawing/2010/main" val="0"/>
@@ -7647,7 +7731,7 @@
       </w:pPr>
     </w:p>
     <w:sectPr>
-      <w:footerReference w:type="default" r:id="rId31"/>
+      <w:footerReference w:type="default" r:id="rId33"/>
       <w:pgSz w:w="11906" w:h="16838" w:code="9"/>
       <w:pgMar w:top="1418" w:right="1134" w:bottom="1134" w:left="1134" w:header="709" w:footer="340" w:gutter="0"/>
       <w:cols w:space="708"/>

--- a/Documenti/Relazione Finale/relazione finale (nuova).docx
+++ b/Documenti/Relazione Finale/relazione finale (nuova).docx
@@ -742,25 +742,7 @@
           <w:sz w:val="28"/>
           <w:szCs w:val="28"/>
         </w:rPr>
-        <w:t xml:space="preserve">Attraverso il modulo di Android abbiamo esplorato le architetture del sistema e le logiche all’interno dello sviluppo di </w:t>
-      </w:r>
-      <w:proofErr w:type="gramStart"/>
-      <w:r>
-        <w:rPr>
-          <w:rFonts w:ascii="Amasis MT Pro" w:hAnsi="Amasis MT Pro"/>
-          <w:sz w:val="28"/>
-          <w:szCs w:val="28"/>
-        </w:rPr>
-        <w:t>un app</w:t>
-      </w:r>
-      <w:proofErr w:type="gramEnd"/>
-      <w:r>
-        <w:rPr>
-          <w:rFonts w:ascii="Amasis MT Pro" w:hAnsi="Amasis MT Pro"/>
-          <w:sz w:val="28"/>
-          <w:szCs w:val="28"/>
-        </w:rPr>
-        <w:t xml:space="preserve">, creazione dei componenti di layout (parte grafica) ed utilizzo di </w:t>
+        <w:t xml:space="preserve">Attraverso il modulo di Android abbiamo esplorato le architetture del sistema e le logiche all’interno dello sviluppo di un app, creazione dei componenti di layout (parte grafica) ed utilizzo di </w:t>
       </w:r>
       <w:r>
         <w:rPr>
@@ -1532,25 +1514,7 @@
           <w:sz w:val="28"/>
           <w:szCs w:val="28"/>
         </w:rPr>
-        <w:t xml:space="preserve">per dare </w:t>
-      </w:r>
-      <w:proofErr w:type="gramStart"/>
-      <w:r>
-        <w:rPr>
-          <w:rFonts w:ascii="Amasis MT Pro" w:hAnsi="Amasis MT Pro"/>
-          <w:sz w:val="28"/>
-          <w:szCs w:val="28"/>
-        </w:rPr>
-        <w:t>una strumento</w:t>
-      </w:r>
-      <w:proofErr w:type="gramEnd"/>
-      <w:r>
-        <w:rPr>
-          <w:rFonts w:ascii="Amasis MT Pro" w:hAnsi="Amasis MT Pro"/>
-          <w:sz w:val="28"/>
-          <w:szCs w:val="28"/>
-        </w:rPr>
-        <w:t xml:space="preserve"> comodo all’utente per far fronte a questi aspetti quotidiani (e non).</w:t>
+        <w:t>per dare una strumento comodo all’utente per far fronte a questi aspetti quotidiani (e non).</w:t>
       </w:r>
     </w:p>
     <w:p>
@@ -2073,27 +2037,7 @@
           <w:sz w:val="28"/>
           <w:szCs w:val="28"/>
         </w:rPr>
-        <w:t xml:space="preserve">Nella parte user cliente in app si può avere una lista dei nostri animali, possiamo aggiungere le loro caratteristiche e catalogare il loro stato d’animo </w:t>
-      </w:r>
-      <w:proofErr w:type="gramStart"/>
-      <w:r>
-        <w:rPr>
-          <w:rFonts w:ascii="Amasis MT Pro" w:hAnsi="Amasis MT Pro"/>
-          <w:color w:val="000000" w:themeColor="text1"/>
-          <w:sz w:val="28"/>
-          <w:szCs w:val="28"/>
-        </w:rPr>
-        <w:t>e</w:t>
-      </w:r>
-      <w:proofErr w:type="gramEnd"/>
-      <w:r>
-        <w:rPr>
-          <w:rFonts w:ascii="Amasis MT Pro" w:hAnsi="Amasis MT Pro"/>
-          <w:color w:val="000000" w:themeColor="text1"/>
-          <w:sz w:val="28"/>
-          <w:szCs w:val="28"/>
-        </w:rPr>
-        <w:t xml:space="preserve"> </w:t>
+        <w:t xml:space="preserve">Nella parte user cliente in app si può avere una lista dei nostri animali, possiamo aggiungere le loro caratteristiche e catalogare il loro stato d’animo e </w:t>
       </w:r>
       <w:r>
         <w:rPr>
@@ -2940,6 +2884,7 @@
       <w:r>
         <w:rPr>
           <w:rFonts w:ascii="Amasis MT Pro" w:hAnsi="Amasis MT Pro"/>
+          <w:noProof/>
           <w:sz w:val="36"/>
           <w:szCs w:val="36"/>
         </w:rPr>
@@ -3790,43 +3735,7 @@
           <w:sz w:val="28"/>
           <w:szCs w:val="28"/>
         </w:rPr>
-        <w:t xml:space="preserve"> ed il modello ER da noi creato abbiamo riassunto tramite questo schema a tabelle tutti i principi fondamentali delle nostre entità specificando anche il tipo di rapporto che hanno (1:1; </w:t>
-      </w:r>
-      <w:proofErr w:type="gramStart"/>
-      <w:r>
-        <w:rPr>
-          <w:rFonts w:ascii="Amasis MT Pro" w:hAnsi="Amasis MT Pro"/>
-          <w:sz w:val="28"/>
-          <w:szCs w:val="28"/>
-        </w:rPr>
-        <w:t>1:N</w:t>
-      </w:r>
-      <w:proofErr w:type="gramEnd"/>
-      <w:r>
-        <w:rPr>
-          <w:rFonts w:ascii="Amasis MT Pro" w:hAnsi="Amasis MT Pro"/>
-          <w:sz w:val="28"/>
-          <w:szCs w:val="28"/>
-        </w:rPr>
-        <w:t xml:space="preserve">, </w:t>
-      </w:r>
-      <w:proofErr w:type="gramStart"/>
-      <w:r>
-        <w:rPr>
-          <w:rFonts w:ascii="Amasis MT Pro" w:hAnsi="Amasis MT Pro"/>
-          <w:sz w:val="28"/>
-          <w:szCs w:val="28"/>
-        </w:rPr>
-        <w:t>N:N</w:t>
-      </w:r>
-      <w:proofErr w:type="gramEnd"/>
-      <w:r>
-        <w:rPr>
-          <w:rFonts w:ascii="Amasis MT Pro" w:hAnsi="Amasis MT Pro"/>
-          <w:sz w:val="28"/>
-          <w:szCs w:val="28"/>
-        </w:rPr>
-        <w:t>).</w:t>
+        <w:t xml:space="preserve"> ed il modello ER da noi creato abbiamo riassunto tramite questo schema a tabelle tutti i principi fondamentali delle nostre entità specificando anche il tipo di rapporto che hanno (1:1; 1:N, N:N).</w:t>
       </w:r>
     </w:p>
     <w:p>
@@ -4280,25 +4189,7 @@
           <w:sz w:val="28"/>
           <w:szCs w:val="28"/>
         </w:rPr>
-        <w:t xml:space="preserve"> aver inserito password </w:t>
-      </w:r>
-      <w:proofErr w:type="gramStart"/>
-      <w:r>
-        <w:rPr>
-          <w:rFonts w:ascii="Amasis MT Pro" w:hAnsi="Amasis MT Pro"/>
-          <w:sz w:val="28"/>
-          <w:szCs w:val="28"/>
-        </w:rPr>
-        <w:t>e</w:t>
-      </w:r>
-      <w:proofErr w:type="gramEnd"/>
-      <w:r>
-        <w:rPr>
-          <w:rFonts w:ascii="Amasis MT Pro" w:hAnsi="Amasis MT Pro"/>
-          <w:sz w:val="28"/>
-          <w:szCs w:val="28"/>
-        </w:rPr>
-        <w:t xml:space="preserve"> </w:t>
+        <w:t xml:space="preserve"> aver inserito password e </w:t>
       </w:r>
       <w:r>
         <w:rPr>
@@ -4506,27 +4397,221 @@
       <w:pPr>
         <w:rPr>
           <w:rFonts w:ascii="Amasis MT Pro" w:hAnsi="Amasis MT Pro"/>
-          <w:sz w:val="36"/>
-          <w:szCs w:val="36"/>
-        </w:rPr>
-      </w:pPr>
-    </w:p>
-    <w:p>
-      <w:pPr>
-        <w:rPr>
-          <w:rFonts w:ascii="Amasis MT Pro" w:hAnsi="Amasis MT Pro"/>
           <w:color w:val="FF0000"/>
           <w:sz w:val="36"/>
           <w:szCs w:val="36"/>
         </w:rPr>
       </w:pPr>
-      <w:r>
+    </w:p>
+    <w:p>
+      <w:pPr>
         <w:rPr>
           <w:rFonts w:ascii="Amasis MT Pro" w:hAnsi="Amasis MT Pro"/>
           <w:color w:val="FF0000"/>
           <w:sz w:val="36"/>
           <w:szCs w:val="36"/>
         </w:rPr>
+      </w:pPr>
+      <w:proofErr w:type="spellStart"/>
+      <w:r>
+        <w:rPr>
+          <w:rFonts w:ascii="Amasis MT Pro" w:hAnsi="Amasis MT Pro"/>
+          <w:color w:val="FF0000"/>
+          <w:sz w:val="36"/>
+          <w:szCs w:val="36"/>
+        </w:rPr>
+        <w:t>Wireframe</w:t>
+      </w:r>
+      <w:proofErr w:type="spellEnd"/>
+    </w:p>
+    <w:p>
+      <w:pPr>
+        <w:rPr>
+          <w:rFonts w:ascii="Amasis MT Pro" w:hAnsi="Amasis MT Pro"/>
+          <w:sz w:val="28"/>
+          <w:szCs w:val="28"/>
+        </w:rPr>
+      </w:pPr>
+      <w:r>
+        <w:rPr>
+          <w:rFonts w:ascii="Amasis MT Pro" w:hAnsi="Amasis MT Pro"/>
+          <w:sz w:val="28"/>
+          <w:szCs w:val="28"/>
+        </w:rPr>
+        <w:t xml:space="preserve">Con </w:t>
+      </w:r>
+      <w:proofErr w:type="spellStart"/>
+      <w:r>
+        <w:rPr>
+          <w:rFonts w:ascii="Amasis MT Pro" w:hAnsi="Amasis MT Pro"/>
+          <w:sz w:val="28"/>
+          <w:szCs w:val="28"/>
+        </w:rPr>
+        <w:t>Figma</w:t>
+      </w:r>
+      <w:proofErr w:type="spellEnd"/>
+      <w:r>
+        <w:rPr>
+          <w:rFonts w:ascii="Amasis MT Pro" w:hAnsi="Amasis MT Pro"/>
+          <w:sz w:val="28"/>
+          <w:szCs w:val="28"/>
+        </w:rPr>
+        <w:t xml:space="preserve"> </w:t>
+      </w:r>
+      <w:r>
+        <w:rPr>
+          <w:rFonts w:ascii="Amasis MT Pro" w:hAnsi="Amasis MT Pro"/>
+          <w:sz w:val="28"/>
+          <w:szCs w:val="28"/>
+        </w:rPr>
+        <w:t xml:space="preserve">abbiamo dato forma al </w:t>
+      </w:r>
+      <w:proofErr w:type="spellStart"/>
+      <w:r>
+        <w:rPr>
+          <w:rFonts w:ascii="Amasis MT Pro" w:hAnsi="Amasis MT Pro"/>
+          <w:sz w:val="28"/>
+          <w:szCs w:val="28"/>
+        </w:rPr>
+        <w:t>wireframe</w:t>
+      </w:r>
+      <w:proofErr w:type="spellEnd"/>
+      <w:r>
+        <w:rPr>
+          <w:rFonts w:ascii="Amasis MT Pro" w:hAnsi="Amasis MT Pro"/>
+          <w:sz w:val="28"/>
+          <w:szCs w:val="28"/>
+        </w:rPr>
+        <w:t xml:space="preserve"> concettuale ed estetico del progetto.</w:t>
+      </w:r>
+    </w:p>
+    <w:p>
+      <w:pPr>
+        <w:rPr>
+          <w:rFonts w:ascii="Amasis MT Pro" w:hAnsi="Amasis MT Pro"/>
+          <w:sz w:val="28"/>
+          <w:szCs w:val="28"/>
+        </w:rPr>
+      </w:pPr>
+      <w:r>
+        <w:rPr>
+          <w:rFonts w:ascii="Amasis MT Pro" w:hAnsi="Amasis MT Pro"/>
+          <w:sz w:val="28"/>
+          <w:szCs w:val="28"/>
+        </w:rPr>
+        <w:t>Qui di seguito troverete vari esempi:</w:t>
+      </w:r>
+    </w:p>
+    <w:p>
+      <w:pPr>
+        <w:rPr>
+          <w:rFonts w:ascii="Amasis MT Pro" w:hAnsi="Amasis MT Pro"/>
+          <w:sz w:val="28"/>
+          <w:szCs w:val="28"/>
+        </w:rPr>
+      </w:pPr>
+    </w:p>
+    <w:p>
+      <w:pPr>
+        <w:rPr>
+          <w:rFonts w:ascii="Amasis MT Pro" w:hAnsi="Amasis MT Pro"/>
+          <w:sz w:val="28"/>
+          <w:szCs w:val="28"/>
+        </w:rPr>
+      </w:pPr>
+      <w:r>
+        <w:rPr>
+          <w:rFonts w:ascii="Amasis MT Pro" w:hAnsi="Amasis MT Pro"/>
+          <w:sz w:val="28"/>
+          <w:szCs w:val="28"/>
+        </w:rPr>
+        <w:drawing>
+          <wp:inline distT="0" distB="0" distL="0" distR="0" wp14:anchorId="0C8C486A" wp14:editId="476A1E8D">
+            <wp:extent cx="6118888" cy="2387600"/>
+            <wp:effectExtent l="0" t="0" r="0" b="0"/>
+            <wp:docPr id="1977249832" name="Immagine 1" descr="Immagine che contiene testo, schermata, design&#10;&#10;Il contenuto generato dall'IA potrebbe non essere corretto."/>
+            <wp:cNvGraphicFramePr>
+              <a:graphicFrameLocks xmlns:a="http://schemas.openxmlformats.org/drawingml/2006/main" noChangeAspect="1"/>
+            </wp:cNvGraphicFramePr>
+            <a:graphic xmlns:a="http://schemas.openxmlformats.org/drawingml/2006/main">
+              <a:graphicData uri="http://schemas.openxmlformats.org/drawingml/2006/picture">
+                <pic:pic xmlns:pic="http://schemas.openxmlformats.org/drawingml/2006/picture">
+                  <pic:nvPicPr>
+                    <pic:cNvPr id="1977249832" name="Immagine 1" descr="Immagine che contiene testo, schermata, design&#10;&#10;Il contenuto generato dall'IA potrebbe non essere corretto."/>
+                    <pic:cNvPicPr/>
+                  </pic:nvPicPr>
+                  <pic:blipFill rotWithShape="1">
+                    <a:blip r:embed="rId23"/>
+                    <a:srcRect l="544" r="635" b="1131"/>
+                    <a:stretch/>
+                  </pic:blipFill>
+                  <pic:spPr bwMode="auto">
+                    <a:xfrm>
+                      <a:off x="0" y="0"/>
+                      <a:ext cx="6120130" cy="2388084"/>
+                    </a:xfrm>
+                    <a:prstGeom prst="rect">
+                      <a:avLst/>
+                    </a:prstGeom>
+                    <a:ln>
+                      <a:noFill/>
+                    </a:ln>
+                    <a:extLst>
+                      <a:ext uri="{53640926-AAD7-44D8-BBD7-CCE9431645EC}">
+                        <a14:shadowObscured xmlns:a14="http://schemas.microsoft.com/office/drawing/2010/main"/>
+                      </a:ext>
+                    </a:extLst>
+                  </pic:spPr>
+                </pic:pic>
+              </a:graphicData>
+            </a:graphic>
+          </wp:inline>
+        </w:drawing>
+      </w:r>
+    </w:p>
+    <w:p>
+      <w:pPr>
+        <w:rPr>
+          <w:rFonts w:ascii="Amasis MT Pro" w:hAnsi="Amasis MT Pro"/>
+          <w:sz w:val="28"/>
+          <w:szCs w:val="28"/>
+        </w:rPr>
+      </w:pPr>
+    </w:p>
+    <w:p>
+      <w:pPr>
+        <w:rPr>
+          <w:rFonts w:ascii="Amasis MT Pro" w:hAnsi="Amasis MT Pro"/>
+          <w:sz w:val="28"/>
+          <w:szCs w:val="28"/>
+        </w:rPr>
+      </w:pPr>
+    </w:p>
+    <w:p>
+      <w:pPr>
+        <w:rPr>
+          <w:rFonts w:ascii="Amasis MT Pro" w:hAnsi="Amasis MT Pro"/>
+          <w:sz w:val="36"/>
+          <w:szCs w:val="36"/>
+        </w:rPr>
+      </w:pPr>
+    </w:p>
+    <w:p>
+      <w:pPr>
+        <w:rPr>
+          <w:rFonts w:ascii="Amasis MT Pro" w:hAnsi="Amasis MT Pro"/>
+          <w:color w:val="FF0000"/>
+          <w:sz w:val="36"/>
+          <w:szCs w:val="36"/>
+        </w:rPr>
+      </w:pPr>
+      <w:r>
+        <w:rPr>
+          <w:rFonts w:ascii="Amasis MT Pro" w:hAnsi="Amasis MT Pro"/>
+          <w:color w:val="FF0000"/>
+          <w:sz w:val="36"/>
+          <w:szCs w:val="36"/>
+        </w:rPr>
         <w:t>Storyboard</w:t>
       </w:r>
     </w:p>
@@ -4596,6 +4681,7 @@
           <w:sz w:val="28"/>
           <w:szCs w:val="28"/>
         </w:rPr>
+        <w:lastRenderedPageBreak/>
         <w:drawing>
           <wp:anchor distT="0" distB="0" distL="114300" distR="114300" simplePos="0" relativeHeight="251658240" behindDoc="0" locked="0" layoutInCell="1" allowOverlap="1" wp14:anchorId="07D39E5C" wp14:editId="625AC0FB">
             <wp:simplePos x="0" y="0"/>
@@ -4620,7 +4706,7 @@
                     <pic:cNvPicPr/>
                   </pic:nvPicPr>
                   <pic:blipFill>
-                    <a:blip r:embed="rId23" cstate="print">
+                    <a:blip r:embed="rId24" cstate="print">
                       <a:extLst>
                         <a:ext uri="{28A0092B-C50C-407E-A947-70E740481C1C}">
                           <a14:useLocalDpi xmlns:a14="http://schemas.microsoft.com/office/drawing/2010/main" val="0"/>
@@ -4858,7 +4944,7 @@
                     <pic:cNvPicPr/>
                   </pic:nvPicPr>
                   <pic:blipFill>
-                    <a:blip r:embed="rId24">
+                    <a:blip r:embed="rId25">
                       <a:extLst>
                         <a:ext uri="{28A0092B-C50C-407E-A947-70E740481C1C}">
                           <a14:useLocalDpi xmlns:a14="http://schemas.microsoft.com/office/drawing/2010/main" val="0"/>
@@ -5121,9 +5207,8 @@
           <w:rFonts w:ascii="Amasis MT Pro" w:hAnsi="Amasis MT Pro"/>
           <w:noProof/>
         </w:rPr>
-        <w:lastRenderedPageBreak/>
         <w:drawing>
-          <wp:anchor distT="0" distB="0" distL="114300" distR="114300" simplePos="0" relativeHeight="251660288" behindDoc="0" locked="0" layoutInCell="1" allowOverlap="1" wp14:anchorId="54F62B64" wp14:editId="2F613783">
+          <wp:anchor distT="0" distB="0" distL="114300" distR="114300" simplePos="0" relativeHeight="251660288" behindDoc="0" locked="0" layoutInCell="1" allowOverlap="1" wp14:anchorId="54F62B64" wp14:editId="1C611F3D">
             <wp:simplePos x="0" y="0"/>
             <wp:positionH relativeFrom="margin">
               <wp:align>left</wp:align>
@@ -5146,7 +5231,7 @@
                     <pic:cNvPicPr/>
                   </pic:nvPicPr>
                   <pic:blipFill>
-                    <a:blip r:embed="rId25" cstate="print">
+                    <a:blip r:embed="rId26" cstate="print">
                       <a:extLst>
                         <a:ext uri="{28A0092B-C50C-407E-A947-70E740481C1C}">
                           <a14:useLocalDpi xmlns:a14="http://schemas.microsoft.com/office/drawing/2010/main" val="0"/>
@@ -5274,7 +5359,7 @@
                     <pic:cNvPicPr/>
                   </pic:nvPicPr>
                   <pic:blipFill>
-                    <a:blip r:embed="rId26">
+                    <a:blip r:embed="rId27">
                       <a:extLst>
                         <a:ext uri="{28A0092B-C50C-407E-A947-70E740481C1C}">
                           <a14:useLocalDpi xmlns:a14="http://schemas.microsoft.com/office/drawing/2010/main" val="0"/>
@@ -5418,6 +5503,7 @@
           <w:sz w:val="28"/>
           <w:szCs w:val="28"/>
         </w:rPr>
+        <w:lastRenderedPageBreak/>
         <w:drawing>
           <wp:anchor distT="0" distB="0" distL="114300" distR="114300" simplePos="0" relativeHeight="251662336" behindDoc="0" locked="0" layoutInCell="1" allowOverlap="1" wp14:anchorId="0C107D98" wp14:editId="1D064A90">
             <wp:simplePos x="0" y="0"/>
@@ -5442,7 +5528,7 @@
                     <pic:cNvPicPr/>
                   </pic:nvPicPr>
                   <pic:blipFill>
-                    <a:blip r:embed="rId27" cstate="print">
+                    <a:blip r:embed="rId28" cstate="print">
                       <a:extLst>
                         <a:ext uri="{28A0092B-C50C-407E-A947-70E740481C1C}">
                           <a14:useLocalDpi xmlns:a14="http://schemas.microsoft.com/office/drawing/2010/main" val="0"/>
@@ -5706,6 +5792,76 @@
           <w:szCs w:val="36"/>
         </w:rPr>
       </w:pPr>
+    </w:p>
+    <w:p>
+      <w:pPr>
+        <w:jc w:val="center"/>
+        <w:rPr>
+          <w:rFonts w:ascii="Amasis MT Pro" w:hAnsi="Amasis MT Pro"/>
+          <w:sz w:val="36"/>
+          <w:szCs w:val="36"/>
+        </w:rPr>
+      </w:pPr>
+    </w:p>
+    <w:p>
+      <w:pPr>
+        <w:jc w:val="center"/>
+        <w:rPr>
+          <w:rFonts w:ascii="Amasis MT Pro" w:hAnsi="Amasis MT Pro"/>
+          <w:sz w:val="36"/>
+          <w:szCs w:val="36"/>
+        </w:rPr>
+      </w:pPr>
+    </w:p>
+    <w:p>
+      <w:pPr>
+        <w:jc w:val="center"/>
+        <w:rPr>
+          <w:rFonts w:ascii="Amasis MT Pro" w:hAnsi="Amasis MT Pro"/>
+          <w:sz w:val="36"/>
+          <w:szCs w:val="36"/>
+        </w:rPr>
+      </w:pPr>
+    </w:p>
+    <w:p>
+      <w:pPr>
+        <w:jc w:val="center"/>
+        <w:rPr>
+          <w:rFonts w:ascii="Amasis MT Pro" w:hAnsi="Amasis MT Pro"/>
+          <w:sz w:val="36"/>
+          <w:szCs w:val="36"/>
+        </w:rPr>
+      </w:pPr>
+    </w:p>
+    <w:p>
+      <w:pPr>
+        <w:jc w:val="center"/>
+        <w:rPr>
+          <w:rFonts w:ascii="Amasis MT Pro" w:hAnsi="Amasis MT Pro"/>
+          <w:sz w:val="36"/>
+          <w:szCs w:val="36"/>
+        </w:rPr>
+      </w:pPr>
+    </w:p>
+    <w:p>
+      <w:pPr>
+        <w:jc w:val="center"/>
+        <w:rPr>
+          <w:rFonts w:ascii="Amasis MT Pro" w:hAnsi="Amasis MT Pro"/>
+          <w:sz w:val="36"/>
+          <w:szCs w:val="36"/>
+        </w:rPr>
+      </w:pPr>
+    </w:p>
+    <w:p>
+      <w:pPr>
+        <w:jc w:val="center"/>
+        <w:rPr>
+          <w:rFonts w:ascii="Amasis MT Pro" w:hAnsi="Amasis MT Pro"/>
+          <w:sz w:val="36"/>
+          <w:szCs w:val="36"/>
+        </w:rPr>
+      </w:pPr>
       <w:r>
         <w:rPr>
           <w:rFonts w:ascii="Amasis MT Pro" w:hAnsi="Amasis MT Pro"/>
@@ -5754,23 +5910,436 @@
           <w:sz w:val="36"/>
           <w:szCs w:val="36"/>
         </w:rPr>
-        <w:t xml:space="preserve"> (devo scrivere)</w:t>
-      </w:r>
-    </w:p>
-    <w:p>
-      <w:pPr>
-        <w:rPr>
-          <w:rFonts w:ascii="Amasis MT Pro" w:hAnsi="Amasis MT Pro"/>
-          <w:sz w:val="36"/>
-          <w:szCs w:val="36"/>
-        </w:rPr>
-      </w:pPr>
-      <w:r>
-        <w:rPr>
-          <w:rFonts w:ascii="Amasis MT Pro" w:hAnsi="Amasis MT Pro"/>
-          <w:sz w:val="36"/>
-          <w:szCs w:val="36"/>
-        </w:rPr>
+        <w:t xml:space="preserve"> </w:t>
+      </w:r>
+    </w:p>
+    <w:p>
+      <w:pPr>
+        <w:rPr>
+          <w:rFonts w:ascii="Amasis MT Pro" w:hAnsi="Amasis MT Pro"/>
+          <w:sz w:val="28"/>
+          <w:szCs w:val="28"/>
+        </w:rPr>
+      </w:pPr>
+      <w:r>
+        <w:rPr>
+          <w:rFonts w:ascii="Amasis MT Pro" w:hAnsi="Amasis MT Pro"/>
+          <w:sz w:val="28"/>
+          <w:szCs w:val="28"/>
+        </w:rPr>
+        <w:t xml:space="preserve">Abbiamo usato il linguaggio java per la gestione del codice all’interno delle activity e per definire le classi modello necessarie per fare interagire gli oggetti fra di loro. </w:t>
+      </w:r>
+      <w:r>
+        <w:rPr>
+          <w:rFonts w:ascii="Amasis MT Pro" w:hAnsi="Amasis MT Pro"/>
+          <w:sz w:val="28"/>
+          <w:szCs w:val="28"/>
+        </w:rPr>
+        <w:t xml:space="preserve">L’utilizzo di SharedPreferences ha dato modo di salvare i dati </w:t>
+      </w:r>
+    </w:p>
+    <w:p>
+      <w:pPr>
+        <w:rPr>
+          <w:rFonts w:ascii="Amasis MT Pro" w:hAnsi="Amasis MT Pro"/>
+          <w:sz w:val="28"/>
+          <w:szCs w:val="28"/>
+        </w:rPr>
+      </w:pPr>
+      <w:r>
+        <w:rPr>
+          <w:rFonts w:ascii="Amasis MT Pro" w:hAnsi="Amasis MT Pro"/>
+          <w:sz w:val="28"/>
+          <w:szCs w:val="28"/>
+        </w:rPr>
+        <w:t xml:space="preserve">Siamo riusciti a gestire anche una </w:t>
+      </w:r>
+      <w:proofErr w:type="spellStart"/>
+      <w:r>
+        <w:rPr>
+          <w:rFonts w:ascii="Amasis MT Pro" w:hAnsi="Amasis MT Pro"/>
+          <w:sz w:val="28"/>
+          <w:szCs w:val="28"/>
+        </w:rPr>
+        <w:t>RecyclerViewInterface</w:t>
+      </w:r>
+      <w:proofErr w:type="spellEnd"/>
+      <w:r>
+        <w:rPr>
+          <w:rFonts w:ascii="Amasis MT Pro" w:hAnsi="Amasis MT Pro"/>
+          <w:sz w:val="28"/>
+          <w:szCs w:val="28"/>
+        </w:rPr>
+        <w:t xml:space="preserve"> che permettesse di richiamare la position dell’item (Animale) per entrare nel profilo dell’animale specifico e gestire operazioni di modifica o eliminazione di quest’ultimo.</w:t>
+      </w:r>
+    </w:p>
+    <w:p>
+      <w:pPr>
+        <w:rPr>
+          <w:rFonts w:ascii="Amasis MT Pro" w:hAnsi="Amasis MT Pro"/>
+          <w:sz w:val="28"/>
+          <w:szCs w:val="28"/>
+        </w:rPr>
+      </w:pPr>
+      <w:r>
+        <w:rPr>
+          <w:rFonts w:ascii="Amasis MT Pro" w:hAnsi="Amasis MT Pro"/>
+          <w:sz w:val="28"/>
+          <w:szCs w:val="28"/>
+        </w:rPr>
+        <w:t>La cartella “Java” raggruppa tutti questi file (Activity, classi)</w:t>
+      </w:r>
+    </w:p>
+    <w:p>
+      <w:pPr>
+        <w:rPr>
+          <w:rFonts w:ascii="Amasis MT Pro" w:hAnsi="Amasis MT Pro"/>
+          <w:sz w:val="28"/>
+          <w:szCs w:val="28"/>
+        </w:rPr>
+      </w:pPr>
+      <w:r>
+        <w:rPr>
+          <w:rFonts w:ascii="Amasis MT Pro" w:hAnsi="Amasis MT Pro"/>
+          <w:sz w:val="28"/>
+          <w:szCs w:val="28"/>
+        </w:rPr>
+        <w:t xml:space="preserve">Fondamentale è stato capire anche il tipo di dato da utilizzare per ciascun attributo per permetterne il corretto passaggio nelle varie activity ed eventuali </w:t>
+      </w:r>
+      <w:proofErr w:type="spellStart"/>
+      <w:r>
+        <w:rPr>
+          <w:rFonts w:ascii="Amasis MT Pro" w:hAnsi="Amasis MT Pro"/>
+          <w:sz w:val="28"/>
+          <w:szCs w:val="28"/>
+        </w:rPr>
+        <w:t>return</w:t>
+      </w:r>
+      <w:proofErr w:type="spellEnd"/>
+      <w:r>
+        <w:rPr>
+          <w:rFonts w:ascii="Amasis MT Pro" w:hAnsi="Amasis MT Pro"/>
+          <w:sz w:val="28"/>
+          <w:szCs w:val="28"/>
+        </w:rPr>
+        <w:t xml:space="preserve"> dati dai metodi.</w:t>
+      </w:r>
+    </w:p>
+    <w:p>
+      <w:pPr>
+        <w:rPr>
+          <w:rFonts w:ascii="Amasis MT Pro" w:hAnsi="Amasis MT Pro"/>
+          <w:sz w:val="28"/>
+          <w:szCs w:val="28"/>
+        </w:rPr>
+      </w:pPr>
+      <w:r>
+        <w:rPr>
+          <w:rFonts w:ascii="Amasis MT Pro" w:hAnsi="Amasis MT Pro"/>
+          <w:sz w:val="28"/>
+          <w:szCs w:val="28"/>
+        </w:rPr>
+        <w:t>Siamo sicuramente partiti con il settaggio di classi come Utente definendone gli attributi, il costruttore ed i vari metodi Get/Set degli attributi.</w:t>
+      </w:r>
+    </w:p>
+    <w:p>
+      <w:pPr>
+        <w:rPr>
+          <w:rFonts w:ascii="Amasis MT Pro" w:hAnsi="Amasis MT Pro"/>
+          <w:sz w:val="28"/>
+          <w:szCs w:val="28"/>
+        </w:rPr>
+      </w:pPr>
+      <w:r>
+        <w:rPr>
+          <w:rFonts w:ascii="Amasis MT Pro" w:hAnsi="Amasis MT Pro"/>
+          <w:sz w:val="28"/>
+          <w:szCs w:val="28"/>
+        </w:rPr>
+        <w:t xml:space="preserve">Entrando più nel merito della questione, tutti i componenti definiti nel res layout.xml e </w:t>
+      </w:r>
+      <w:proofErr w:type="spellStart"/>
+      <w:r>
+        <w:rPr>
+          <w:rFonts w:ascii="Amasis MT Pro" w:hAnsi="Amasis MT Pro"/>
+          <w:sz w:val="28"/>
+          <w:szCs w:val="28"/>
+        </w:rPr>
+        <w:t>drawable</w:t>
+      </w:r>
+      <w:proofErr w:type="spellEnd"/>
+      <w:r>
+        <w:rPr>
+          <w:rFonts w:ascii="Amasis MT Pro" w:hAnsi="Amasis MT Pro"/>
+          <w:sz w:val="28"/>
+          <w:szCs w:val="28"/>
+        </w:rPr>
+        <w:t xml:space="preserve"> avranno modo di interagire fra di loro ed all’interno dell’activity grazie al codice java. </w:t>
+      </w:r>
+    </w:p>
+    <w:p>
+      <w:pPr>
+        <w:rPr>
+          <w:rFonts w:ascii="Amasis MT Pro" w:hAnsi="Amasis MT Pro"/>
+          <w:sz w:val="28"/>
+          <w:szCs w:val="28"/>
+        </w:rPr>
+      </w:pPr>
+      <w:r>
+        <w:rPr>
+          <w:rFonts w:ascii="Amasis MT Pro" w:hAnsi="Amasis MT Pro"/>
+          <w:sz w:val="28"/>
+          <w:szCs w:val="28"/>
+        </w:rPr>
+        <w:t xml:space="preserve">Ad esempio, ciò si nota quando si richiama un componente usando il suo Id tramite il </w:t>
+      </w:r>
+      <w:proofErr w:type="spellStart"/>
+      <w:r>
+        <w:rPr>
+          <w:rFonts w:ascii="Amasis MT Pro" w:hAnsi="Amasis MT Pro"/>
+          <w:sz w:val="28"/>
+          <w:szCs w:val="28"/>
+        </w:rPr>
+        <w:t>findViewbyId</w:t>
+      </w:r>
+      <w:proofErr w:type="spellEnd"/>
+      <w:r>
+        <w:rPr>
+          <w:rFonts w:ascii="Amasis MT Pro" w:hAnsi="Amasis MT Pro"/>
+          <w:sz w:val="28"/>
+          <w:szCs w:val="28"/>
+        </w:rPr>
+        <w:t xml:space="preserve"> del componente desiderato per inserirne i dati.</w:t>
+      </w:r>
+    </w:p>
+    <w:p>
+      <w:pPr>
+        <w:rPr>
+          <w:rFonts w:ascii="Amasis MT Pro" w:hAnsi="Amasis MT Pro"/>
+          <w:sz w:val="28"/>
+          <w:szCs w:val="28"/>
+        </w:rPr>
+      </w:pPr>
+      <w:r>
+        <w:rPr>
+          <w:rFonts w:ascii="Amasis MT Pro" w:hAnsi="Amasis MT Pro"/>
+          <w:sz w:val="28"/>
+          <w:szCs w:val="28"/>
+        </w:rPr>
+        <w:drawing>
+          <wp:anchor distT="0" distB="0" distL="114300" distR="114300" simplePos="0" relativeHeight="251683840" behindDoc="0" locked="0" layoutInCell="1" allowOverlap="1" wp14:anchorId="4798EB05" wp14:editId="5D15668D">
+            <wp:simplePos x="0" y="0"/>
+            <wp:positionH relativeFrom="column">
+              <wp:posOffset>-394759</wp:posOffset>
+            </wp:positionH>
+            <wp:positionV relativeFrom="paragraph">
+              <wp:posOffset>756920</wp:posOffset>
+            </wp:positionV>
+            <wp:extent cx="3074837" cy="742950"/>
+            <wp:effectExtent l="0" t="0" r="0" b="0"/>
+            <wp:wrapTopAndBottom/>
+            <wp:docPr id="147878171" name="Immagine 1" descr="Immagine che contiene testo, schermata, Carattere&#10;&#10;Il contenuto generato dall'IA potrebbe non essere corretto."/>
+            <wp:cNvGraphicFramePr>
+              <a:graphicFrameLocks xmlns:a="http://schemas.openxmlformats.org/drawingml/2006/main" noChangeAspect="1"/>
+            </wp:cNvGraphicFramePr>
+            <a:graphic xmlns:a="http://schemas.openxmlformats.org/drawingml/2006/main">
+              <a:graphicData uri="http://schemas.openxmlformats.org/drawingml/2006/picture">
+                <pic:pic xmlns:pic="http://schemas.openxmlformats.org/drawingml/2006/picture">
+                  <pic:nvPicPr>
+                    <pic:cNvPr id="147878171" name="Immagine 1" descr="Immagine che contiene testo, schermata, Carattere&#10;&#10;Il contenuto generato dall'IA potrebbe non essere corretto."/>
+                    <pic:cNvPicPr/>
+                  </pic:nvPicPr>
+                  <pic:blipFill>
+                    <a:blip r:embed="rId29">
+                      <a:extLst>
+                        <a:ext uri="{28A0092B-C50C-407E-A947-70E740481C1C}">
+                          <a14:useLocalDpi xmlns:a14="http://schemas.microsoft.com/office/drawing/2010/main" val="0"/>
+                        </a:ext>
+                      </a:extLst>
+                    </a:blip>
+                    <a:stretch>
+                      <a:fillRect/>
+                    </a:stretch>
+                  </pic:blipFill>
+                  <pic:spPr>
+                    <a:xfrm>
+                      <a:off x="0" y="0"/>
+                      <a:ext cx="3074837" cy="742950"/>
+                    </a:xfrm>
+                    <a:prstGeom prst="rect">
+                      <a:avLst/>
+                    </a:prstGeom>
+                  </pic:spPr>
+                </pic:pic>
+              </a:graphicData>
+            </a:graphic>
+          </wp:anchor>
+        </w:drawing>
+      </w:r>
+      <w:r>
+        <w:rPr>
+          <w:rFonts w:ascii="Amasis MT Pro" w:hAnsi="Amasis MT Pro"/>
+          <w:sz w:val="36"/>
+          <w:szCs w:val="36"/>
+        </w:rPr>
+        <w:drawing>
+          <wp:anchor distT="0" distB="0" distL="114300" distR="114300" simplePos="0" relativeHeight="251685888" behindDoc="0" locked="0" layoutInCell="1" allowOverlap="1" wp14:anchorId="3B4A3DC1" wp14:editId="7199597E">
+            <wp:simplePos x="0" y="0"/>
+            <wp:positionH relativeFrom="margin">
+              <wp:posOffset>-389255</wp:posOffset>
+            </wp:positionH>
+            <wp:positionV relativeFrom="paragraph">
+              <wp:posOffset>1711113</wp:posOffset>
+            </wp:positionV>
+            <wp:extent cx="3740150" cy="1123950"/>
+            <wp:effectExtent l="0" t="0" r="0" b="0"/>
+            <wp:wrapTopAndBottom/>
+            <wp:docPr id="1135391687" name="Immagine 1" descr="Immagine che contiene testo, schermata, Carattere, software&#10;&#10;Il contenuto generato dall'IA potrebbe non essere corretto."/>
+            <wp:cNvGraphicFramePr>
+              <a:graphicFrameLocks xmlns:a="http://schemas.openxmlformats.org/drawingml/2006/main" noChangeAspect="1"/>
+            </wp:cNvGraphicFramePr>
+            <a:graphic xmlns:a="http://schemas.openxmlformats.org/drawingml/2006/main">
+              <a:graphicData uri="http://schemas.openxmlformats.org/drawingml/2006/picture">
+                <pic:pic xmlns:pic="http://schemas.openxmlformats.org/drawingml/2006/picture">
+                  <pic:nvPicPr>
+                    <pic:cNvPr id="1135391687" name="Immagine 1" descr="Immagine che contiene testo, schermata, Carattere, software&#10;&#10;Il contenuto generato dall'IA potrebbe non essere corretto."/>
+                    <pic:cNvPicPr/>
+                  </pic:nvPicPr>
+                  <pic:blipFill>
+                    <a:blip r:embed="rId30">
+                      <a:extLst>
+                        <a:ext uri="{28A0092B-C50C-407E-A947-70E740481C1C}">
+                          <a14:useLocalDpi xmlns:a14="http://schemas.microsoft.com/office/drawing/2010/main" val="0"/>
+                        </a:ext>
+                      </a:extLst>
+                    </a:blip>
+                    <a:stretch>
+                      <a:fillRect/>
+                    </a:stretch>
+                  </pic:blipFill>
+                  <pic:spPr>
+                    <a:xfrm>
+                      <a:off x="0" y="0"/>
+                      <a:ext cx="3740150" cy="1123950"/>
+                    </a:xfrm>
+                    <a:prstGeom prst="rect">
+                      <a:avLst/>
+                    </a:prstGeom>
+                  </pic:spPr>
+                </pic:pic>
+              </a:graphicData>
+            </a:graphic>
+            <wp14:sizeRelH relativeFrom="margin">
+              <wp14:pctWidth>0</wp14:pctWidth>
+            </wp14:sizeRelH>
+            <wp14:sizeRelV relativeFrom="margin">
+              <wp14:pctHeight>0</wp14:pctHeight>
+            </wp14:sizeRelV>
+          </wp:anchor>
+        </w:drawing>
+      </w:r>
+      <w:r>
+        <w:rPr>
+          <w:rFonts w:ascii="Amasis MT Pro" w:hAnsi="Amasis MT Pro"/>
+          <w:sz w:val="28"/>
+          <w:szCs w:val="28"/>
+        </w:rPr>
+        <w:drawing>
+          <wp:anchor distT="0" distB="0" distL="114300" distR="114300" simplePos="0" relativeHeight="251682816" behindDoc="0" locked="0" layoutInCell="1" allowOverlap="1" wp14:anchorId="6073BA51" wp14:editId="548E148C">
+            <wp:simplePos x="0" y="0"/>
+            <wp:positionH relativeFrom="margin">
+              <wp:posOffset>3648286</wp:posOffset>
+            </wp:positionH>
+            <wp:positionV relativeFrom="paragraph">
+              <wp:posOffset>497205</wp:posOffset>
+            </wp:positionV>
+            <wp:extent cx="2878455" cy="2346325"/>
+            <wp:effectExtent l="0" t="0" r="0" b="0"/>
+            <wp:wrapTopAndBottom/>
+            <wp:docPr id="1654676281" name="Immagine 1" descr="Immagine che contiene testo, schermata, software, Software multimediale&#10;&#10;Il contenuto generato dall'IA potrebbe non essere corretto."/>
+            <wp:cNvGraphicFramePr>
+              <a:graphicFrameLocks xmlns:a="http://schemas.openxmlformats.org/drawingml/2006/main" noChangeAspect="1"/>
+            </wp:cNvGraphicFramePr>
+            <a:graphic xmlns:a="http://schemas.openxmlformats.org/drawingml/2006/main">
+              <a:graphicData uri="http://schemas.openxmlformats.org/drawingml/2006/picture">
+                <pic:pic xmlns:pic="http://schemas.openxmlformats.org/drawingml/2006/picture">
+                  <pic:nvPicPr>
+                    <pic:cNvPr id="1654676281" name="Immagine 1" descr="Immagine che contiene testo, schermata, software, Software multimediale&#10;&#10;Il contenuto generato dall'IA potrebbe non essere corretto."/>
+                    <pic:cNvPicPr/>
+                  </pic:nvPicPr>
+                  <pic:blipFill rotWithShape="1">
+                    <a:blip r:embed="rId31" cstate="print">
+                      <a:extLst>
+                        <a:ext uri="{28A0092B-C50C-407E-A947-70E740481C1C}">
+                          <a14:useLocalDpi xmlns:a14="http://schemas.microsoft.com/office/drawing/2010/main" val="0"/>
+                        </a:ext>
+                      </a:extLst>
+                    </a:blip>
+                    <a:srcRect l="6069"/>
+                    <a:stretch/>
+                  </pic:blipFill>
+                  <pic:spPr bwMode="auto">
+                    <a:xfrm>
+                      <a:off x="0" y="0"/>
+                      <a:ext cx="2878455" cy="2346325"/>
+                    </a:xfrm>
+                    <a:prstGeom prst="rect">
+                      <a:avLst/>
+                    </a:prstGeom>
+                    <a:ln>
+                      <a:noFill/>
+                    </a:ln>
+                    <a:extLst>
+                      <a:ext uri="{53640926-AAD7-44D8-BBD7-CCE9431645EC}">
+                        <a14:shadowObscured xmlns:a14="http://schemas.microsoft.com/office/drawing/2010/main"/>
+                      </a:ext>
+                    </a:extLst>
+                  </pic:spPr>
+                </pic:pic>
+              </a:graphicData>
+            </a:graphic>
+            <wp14:sizeRelH relativeFrom="margin">
+              <wp14:pctWidth>0</wp14:pctWidth>
+            </wp14:sizeRelH>
+            <wp14:sizeRelV relativeFrom="margin">
+              <wp14:pctHeight>0</wp14:pctHeight>
+            </wp14:sizeRelV>
+          </wp:anchor>
+        </w:drawing>
+      </w:r>
+      <w:r>
+        <w:rPr>
+          <w:rFonts w:ascii="Amasis MT Pro" w:hAnsi="Amasis MT Pro"/>
+          <w:sz w:val="28"/>
+          <w:szCs w:val="28"/>
+        </w:rPr>
+        <w:t>Anche fattori come il pulsante del rating dell’</w:t>
+      </w:r>
+    </w:p>
+    <w:p>
+      <w:pPr>
+        <w:rPr>
+          <w:rFonts w:ascii="Amasis MT Pro" w:hAnsi="Amasis MT Pro"/>
+          <w:sz w:val="28"/>
+          <w:szCs w:val="28"/>
+        </w:rPr>
+      </w:pPr>
+    </w:p>
+    <w:p>
+      <w:pPr>
+        <w:rPr>
+          <w:rFonts w:ascii="Amasis MT Pro" w:hAnsi="Amasis MT Pro"/>
+          <w:sz w:val="36"/>
+          <w:szCs w:val="36"/>
+        </w:rPr>
+      </w:pPr>
+      <w:r>
+        <w:rPr>
+          <w:rFonts w:ascii="Amasis MT Pro" w:hAnsi="Amasis MT Pro"/>
+          <w:sz w:val="36"/>
+          <w:szCs w:val="36"/>
+        </w:rPr>
+        <w:lastRenderedPageBreak/>
         <w:t>Python</w:t>
       </w:r>
       <w:r>
@@ -5779,7 +6348,7 @@
           <w:sz w:val="36"/>
           <w:szCs w:val="36"/>
         </w:rPr>
-        <w:t xml:space="preserve"> (idem)</w:t>
+        <w:t xml:space="preserve"> </w:t>
       </w:r>
     </w:p>
     <w:p>
@@ -5804,7 +6373,7 @@
           <w:sz w:val="36"/>
           <w:szCs w:val="36"/>
         </w:rPr>
-        <w:t xml:space="preserve"> (compagnia)</w:t>
+        <w:t xml:space="preserve"> </w:t>
       </w:r>
     </w:p>
     <w:p>
@@ -5829,7 +6398,7 @@
           <w:sz w:val="36"/>
           <w:szCs w:val="36"/>
         </w:rPr>
-        <w:t xml:space="preserve"> (bella)</w:t>
+        <w:t xml:space="preserve"> </w:t>
       </w:r>
     </w:p>
     <w:p>
@@ -5871,25 +6440,7 @@
           <w:sz w:val="28"/>
           <w:szCs w:val="28"/>
         </w:rPr>
-        <w:t xml:space="preserve">Le API sono protocolli che permettono lo scambio di informazioni in rete, REST invece è la specifica API che comunica in protocollo http/https e manda dati in formato JSON. Le istruzioni che il client può inviare al server sono di </w:t>
-      </w:r>
-      <w:proofErr w:type="gramStart"/>
-      <w:r>
-        <w:rPr>
-          <w:rFonts w:ascii="Amasis MT Pro" w:hAnsi="Amasis MT Pro"/>
-          <w:sz w:val="28"/>
-          <w:szCs w:val="28"/>
-        </w:rPr>
-        <w:t>4</w:t>
-      </w:r>
-      <w:proofErr w:type="gramEnd"/>
-      <w:r>
-        <w:rPr>
-          <w:rFonts w:ascii="Amasis MT Pro" w:hAnsi="Amasis MT Pro"/>
-          <w:sz w:val="28"/>
-          <w:szCs w:val="28"/>
-        </w:rPr>
-        <w:t xml:space="preserve"> tipi: </w:t>
+        <w:t xml:space="preserve">Le API sono protocolli che permettono lo scambio di informazioni in rete, REST invece è la specifica API che comunica in protocollo http/https e manda dati in formato JSON. Le istruzioni che il client può inviare al server sono di 4 tipi: </w:t>
       </w:r>
     </w:p>
     <w:p>
@@ -6097,7 +6648,7 @@
                     <pic:cNvPicPr/>
                   </pic:nvPicPr>
                   <pic:blipFill>
-                    <a:blip r:embed="rId28">
+                    <a:blip r:embed="rId32">
                       <a:extLst>
                         <a:ext uri="{28A0092B-C50C-407E-A947-70E740481C1C}">
                           <a14:useLocalDpi xmlns:a14="http://schemas.microsoft.com/office/drawing/2010/main" val="0"/>
@@ -6284,7 +6835,6 @@
           <w:sz w:val="28"/>
           <w:szCs w:val="28"/>
         </w:rPr>
-        <w:lastRenderedPageBreak/>
         <w:drawing>
           <wp:anchor distT="0" distB="0" distL="114300" distR="114300" simplePos="0" relativeHeight="251664384" behindDoc="1" locked="0" layoutInCell="1" allowOverlap="1" wp14:anchorId="4F7FBC3B" wp14:editId="54C3D1FC">
             <wp:simplePos x="0" y="0"/>
@@ -6309,7 +6859,7 @@
                     <pic:cNvPicPr/>
                   </pic:nvPicPr>
                   <pic:blipFill>
-                    <a:blip r:embed="rId29">
+                    <a:blip r:embed="rId33">
                       <a:extLst>
                         <a:ext uri="{28A0092B-C50C-407E-A947-70E740481C1C}">
                           <a14:useLocalDpi xmlns:a14="http://schemas.microsoft.com/office/drawing/2010/main" val="0"/>
@@ -6362,6 +6912,7 @@
           <w:sz w:val="28"/>
           <w:szCs w:val="28"/>
         </w:rPr>
+        <w:lastRenderedPageBreak/>
         <w:drawing>
           <wp:anchor distT="0" distB="0" distL="114300" distR="114300" simplePos="0" relativeHeight="251665408" behindDoc="0" locked="0" layoutInCell="1" allowOverlap="1" wp14:anchorId="2F7FFE93" wp14:editId="58AB7198">
             <wp:simplePos x="0" y="0"/>
@@ -6386,7 +6937,7 @@
                     <pic:cNvPicPr/>
                   </pic:nvPicPr>
                   <pic:blipFill>
-                    <a:blip r:embed="rId30">
+                    <a:blip r:embed="rId34">
                       <a:extLst>
                         <a:ext uri="{28A0092B-C50C-407E-A947-70E740481C1C}">
                           <a14:useLocalDpi xmlns:a14="http://schemas.microsoft.com/office/drawing/2010/main" val="0"/>
@@ -6513,7 +7064,7 @@
                     <pic:cNvPicPr/>
                   </pic:nvPicPr>
                   <pic:blipFill>
-                    <a:blip r:embed="rId31">
+                    <a:blip r:embed="rId35">
                       <a:extLst>
                         <a:ext uri="{28A0092B-C50C-407E-A947-70E740481C1C}">
                           <a14:useLocalDpi xmlns:a14="http://schemas.microsoft.com/office/drawing/2010/main" val="0"/>
@@ -6610,7 +7161,7 @@
                     <pic:cNvPicPr/>
                   </pic:nvPicPr>
                   <pic:blipFill>
-                    <a:blip r:embed="rId32">
+                    <a:blip r:embed="rId36">
                       <a:extLst>
                         <a:ext uri="{28A0092B-C50C-407E-A947-70E740481C1C}">
                           <a14:useLocalDpi xmlns:a14="http://schemas.microsoft.com/office/drawing/2010/main" val="0"/>
@@ -6765,6 +7316,27 @@
     </w:p>
     <w:p>
       <w:pPr>
+        <w:jc w:val="center"/>
+        <w:rPr>
+          <w:rFonts w:ascii="Amasis MT Pro" w:hAnsi="Amasis MT Pro"/>
+          <w:sz w:val="36"/>
+          <w:szCs w:val="36"/>
+        </w:rPr>
+      </w:pPr>
+    </w:p>
+    <w:p>
+      <w:pPr>
+        <w:jc w:val="center"/>
+        <w:rPr>
+          <w:rFonts w:ascii="Amasis MT Pro" w:hAnsi="Amasis MT Pro"/>
+          <w:sz w:val="36"/>
+          <w:szCs w:val="36"/>
+        </w:rPr>
+      </w:pPr>
+    </w:p>
+    <w:p>
+      <w:pPr>
+        <w:jc w:val="center"/>
         <w:rPr>
           <w:rFonts w:ascii="Amasis MT Pro" w:hAnsi="Amasis MT Pro"/>
           <w:sz w:val="36"/>
@@ -6812,6 +7384,15 @@
       <w:pPr>
         <w:rPr>
           <w:rFonts w:ascii="Amasis MT Pro" w:hAnsi="Amasis MT Pro"/>
+          <w:sz w:val="36"/>
+          <w:szCs w:val="36"/>
+        </w:rPr>
+      </w:pPr>
+    </w:p>
+    <w:p>
+      <w:pPr>
+        <w:rPr>
+          <w:rFonts w:ascii="Amasis MT Pro" w:hAnsi="Amasis MT Pro"/>
           <w:sz w:val="28"/>
           <w:szCs w:val="28"/>
         </w:rPr>
@@ -7038,7 +7619,6 @@
           <w:sz w:val="36"/>
           <w:szCs w:val="36"/>
         </w:rPr>
-        <w:lastRenderedPageBreak/>
         <w:t>-</w:t>
       </w:r>
       <w:r>
@@ -7246,7 +7826,6 @@
           <w:sz w:val="36"/>
           <w:szCs w:val="36"/>
         </w:rPr>
-        <w:lastRenderedPageBreak/>
         <w:t>-</w:t>
       </w:r>
       <w:r>
@@ -7462,25 +8041,7 @@
           <w:sz w:val="28"/>
           <w:szCs w:val="28"/>
         </w:rPr>
-        <w:t xml:space="preserve">In definitiva, </w:t>
-      </w:r>
-      <w:proofErr w:type="gramStart"/>
-      <w:r>
-        <w:rPr>
-          <w:rFonts w:ascii="Amasis MT Pro" w:hAnsi="Amasis MT Pro"/>
-          <w:sz w:val="28"/>
-          <w:szCs w:val="28"/>
-        </w:rPr>
-        <w:t>Crikle  non</w:t>
-      </w:r>
-      <w:proofErr w:type="gramEnd"/>
-      <w:r>
-        <w:rPr>
-          <w:rFonts w:ascii="Amasis MT Pro" w:hAnsi="Amasis MT Pro"/>
-          <w:sz w:val="28"/>
-          <w:szCs w:val="28"/>
-        </w:rPr>
-        <w:t xml:space="preserve"> solo</w:t>
+        <w:t>In definitiva, Crikle  non solo</w:t>
       </w:r>
       <w:r>
         <w:rPr>
@@ -7611,7 +8172,6 @@
           <w:sz w:val="36"/>
           <w:szCs w:val="36"/>
         </w:rPr>
-        <w:lastRenderedPageBreak/>
         <w:t>Sviluppi futuri</w:t>
       </w:r>
     </w:p>
@@ -7623,13 +8183,41 @@
           <w:szCs w:val="28"/>
         </w:rPr>
       </w:pPr>
-      <w:r>
-        <w:rPr>
-          <w:rFonts w:ascii="Amasis MT Pro" w:hAnsi="Amasis MT Pro"/>
-          <w:sz w:val="28"/>
-          <w:szCs w:val="28"/>
-        </w:rPr>
-        <w:t xml:space="preserve">Crikle potrà essere ampliato in modo da </w:t>
+    </w:p>
+    <w:p>
+      <w:pPr>
+        <w:rPr>
+          <w:rFonts w:ascii="Amasis MT Pro" w:hAnsi="Amasis MT Pro"/>
+          <w:sz w:val="28"/>
+          <w:szCs w:val="28"/>
+        </w:rPr>
+      </w:pPr>
+    </w:p>
+    <w:p>
+      <w:pPr>
+        <w:rPr>
+          <w:rFonts w:ascii="Amasis MT Pro" w:hAnsi="Amasis MT Pro"/>
+          <w:sz w:val="28"/>
+          <w:szCs w:val="28"/>
+        </w:rPr>
+      </w:pPr>
+      <w:proofErr w:type="spellStart"/>
+      <w:r>
+        <w:rPr>
+          <w:rFonts w:ascii="Amasis MT Pro" w:hAnsi="Amasis MT Pro"/>
+          <w:sz w:val="28"/>
+          <w:szCs w:val="28"/>
+        </w:rPr>
+        <w:t>Crikle</w:t>
+      </w:r>
+      <w:proofErr w:type="spellEnd"/>
+      <w:r>
+        <w:rPr>
+          <w:rFonts w:ascii="Amasis MT Pro" w:hAnsi="Amasis MT Pro"/>
+          <w:sz w:val="28"/>
+          <w:szCs w:val="28"/>
+        </w:rPr>
+        <w:t xml:space="preserve"> potrà essere ampliato in modo da </w:t>
       </w:r>
       <w:r>
         <w:rPr>
@@ -7731,7 +8319,7 @@
       </w:pPr>
     </w:p>
     <w:sectPr>
-      <w:footerReference w:type="default" r:id="rId33"/>
+      <w:footerReference w:type="default" r:id="rId37"/>
       <w:pgSz w:w="11906" w:h="16838" w:code="9"/>
       <w:pgMar w:top="1418" w:right="1134" w:bottom="1134" w:left="1134" w:header="709" w:footer="340" w:gutter="0"/>
       <w:cols w:space="708"/>

--- a/Documenti/Relazione Finale/relazione finale (nuova).docx
+++ b/Documenti/Relazione Finale/relazione finale (nuova).docx
@@ -742,7 +742,25 @@
           <w:sz w:val="28"/>
           <w:szCs w:val="28"/>
         </w:rPr>
-        <w:t xml:space="preserve">Attraverso il modulo di Android abbiamo esplorato le architetture del sistema e le logiche all’interno dello sviluppo di un app, creazione dei componenti di layout (parte grafica) ed utilizzo di </w:t>
+        <w:t xml:space="preserve">Attraverso il modulo di Android abbiamo esplorato le architetture del sistema e le logiche all’interno dello sviluppo di </w:t>
+      </w:r>
+      <w:proofErr w:type="gramStart"/>
+      <w:r>
+        <w:rPr>
+          <w:rFonts w:ascii="Amasis MT Pro" w:hAnsi="Amasis MT Pro"/>
+          <w:sz w:val="28"/>
+          <w:szCs w:val="28"/>
+        </w:rPr>
+        <w:t>un app</w:t>
+      </w:r>
+      <w:proofErr w:type="gramEnd"/>
+      <w:r>
+        <w:rPr>
+          <w:rFonts w:ascii="Amasis MT Pro" w:hAnsi="Amasis MT Pro"/>
+          <w:sz w:val="28"/>
+          <w:szCs w:val="28"/>
+        </w:rPr>
+        <w:t xml:space="preserve">, creazione dei componenti di layout (parte grafica) ed utilizzo di </w:t>
       </w:r>
       <w:r>
         <w:rPr>
@@ -803,7 +821,25 @@
           <w:sz w:val="28"/>
           <w:szCs w:val="28"/>
         </w:rPr>
-        <w:t xml:space="preserve"> (utilizzo di Flask e strumenti come </w:t>
+        <w:t xml:space="preserve"> (utilizzo di </w:t>
+      </w:r>
+      <w:proofErr w:type="spellStart"/>
+      <w:r>
+        <w:rPr>
+          <w:rFonts w:ascii="Amasis MT Pro" w:hAnsi="Amasis MT Pro"/>
+          <w:sz w:val="28"/>
+          <w:szCs w:val="28"/>
+        </w:rPr>
+        <w:t>Flask</w:t>
+      </w:r>
+      <w:proofErr w:type="spellEnd"/>
+      <w:r>
+        <w:rPr>
+          <w:rFonts w:ascii="Amasis MT Pro" w:hAnsi="Amasis MT Pro"/>
+          <w:sz w:val="28"/>
+          <w:szCs w:val="28"/>
+        </w:rPr>
+        <w:t xml:space="preserve"> e strumenti come </w:t>
       </w:r>
       <w:r>
         <w:rPr>
@@ -860,7 +896,25 @@
           <w:sz w:val="28"/>
           <w:szCs w:val="28"/>
         </w:rPr>
-        <w:t xml:space="preserve"> sia nei servizi web che per quanto riguarda l’app</w:t>
+        <w:t xml:space="preserve"> sia nei servizi web </w:t>
+      </w:r>
+      <w:proofErr w:type="gramStart"/>
+      <w:r>
+        <w:rPr>
+          <w:rFonts w:ascii="Amasis MT Pro" w:hAnsi="Amasis MT Pro"/>
+          <w:sz w:val="28"/>
+          <w:szCs w:val="28"/>
+        </w:rPr>
+        <w:t>che</w:t>
+      </w:r>
+      <w:proofErr w:type="gramEnd"/>
+      <w:r>
+        <w:rPr>
+          <w:rFonts w:ascii="Amasis MT Pro" w:hAnsi="Amasis MT Pro"/>
+          <w:sz w:val="28"/>
+          <w:szCs w:val="28"/>
+        </w:rPr>
+        <w:t xml:space="preserve"> per quanto riguarda l’app</w:t>
       </w:r>
       <w:r>
         <w:rPr>
@@ -1294,8 +1348,9 @@
           <w:sz w:val="28"/>
           <w:szCs w:val="28"/>
         </w:rPr>
-        <w:t xml:space="preserve">pensare all’idea di un app </w:t>
-      </w:r>
+        <w:t xml:space="preserve">pensare all’idea di </w:t>
+      </w:r>
+      <w:proofErr w:type="gramStart"/>
       <w:r>
         <w:rPr>
           <w:rFonts w:ascii="Amasis MT Pro" w:hAnsi="Amasis MT Pro"/>
@@ -1303,6 +1358,25 @@
           <w:sz w:val="28"/>
           <w:szCs w:val="28"/>
         </w:rPr>
+        <w:t>un app</w:t>
+      </w:r>
+      <w:proofErr w:type="gramEnd"/>
+      <w:r>
+        <w:rPr>
+          <w:rFonts w:ascii="Amasis MT Pro" w:hAnsi="Amasis MT Pro"/>
+          <w:color w:val="FF0000"/>
+          <w:sz w:val="28"/>
+          <w:szCs w:val="28"/>
+        </w:rPr>
+        <w:t xml:space="preserve"> </w:t>
+      </w:r>
+      <w:r>
+        <w:rPr>
+          <w:rFonts w:ascii="Amasis MT Pro" w:hAnsi="Amasis MT Pro"/>
+          <w:color w:val="FF0000"/>
+          <w:sz w:val="28"/>
+          <w:szCs w:val="28"/>
+        </w:rPr>
         <w:t>(e</w:t>
       </w:r>
       <w:r>
@@ -1514,7 +1588,25 @@
           <w:sz w:val="28"/>
           <w:szCs w:val="28"/>
         </w:rPr>
-        <w:t>per dare una strumento comodo all’utente per far fronte a questi aspetti quotidiani (e non).</w:t>
+        <w:t xml:space="preserve">per dare </w:t>
+      </w:r>
+      <w:proofErr w:type="gramStart"/>
+      <w:r>
+        <w:rPr>
+          <w:rFonts w:ascii="Amasis MT Pro" w:hAnsi="Amasis MT Pro"/>
+          <w:sz w:val="28"/>
+          <w:szCs w:val="28"/>
+        </w:rPr>
+        <w:t>una strumento</w:t>
+      </w:r>
+      <w:proofErr w:type="gramEnd"/>
+      <w:r>
+        <w:rPr>
+          <w:rFonts w:ascii="Amasis MT Pro" w:hAnsi="Amasis MT Pro"/>
+          <w:sz w:val="28"/>
+          <w:szCs w:val="28"/>
+        </w:rPr>
+        <w:t xml:space="preserve"> comodo all’utente per far fronte a questi aspetti quotidiani (e non).</w:t>
       </w:r>
     </w:p>
     <w:p>
@@ -1835,7 +1927,7 @@
           <w:sz w:val="28"/>
           <w:szCs w:val="28"/>
         </w:rPr>
-        <w:t xml:space="preserve">Abbiamo usato come schema logico il classico </w:t>
+        <w:t xml:space="preserve">Abbiamo usato come schema logico </w:t>
       </w:r>
       <w:r>
         <w:rPr>
@@ -1880,7 +1972,7 @@
           <w:sz w:val="28"/>
           <w:szCs w:val="28"/>
         </w:rPr>
-        <w:t xml:space="preserve"> con il Model che, dunque, andava a settare i modelli dei dati con conseguente logica di business. </w:t>
+        <w:t xml:space="preserve"> con il Model che, dunque, andava a settare i modelli dei dati con conseguente logica. </w:t>
       </w:r>
     </w:p>
     <w:p>
@@ -2037,8 +2129,9 @@
           <w:sz w:val="28"/>
           <w:szCs w:val="28"/>
         </w:rPr>
-        <w:t xml:space="preserve">Nella parte user cliente in app si può avere una lista dei nostri animali, possiamo aggiungere le loro caratteristiche e catalogare il loro stato d’animo e </w:t>
-      </w:r>
+        <w:t xml:space="preserve">Nella parte user cliente in app si può avere una lista dei nostri animali, possiamo aggiungere le loro caratteristiche e catalogare il loro stato d’animo </w:t>
+      </w:r>
+      <w:proofErr w:type="gramStart"/>
       <w:r>
         <w:rPr>
           <w:rFonts w:ascii="Amasis MT Pro" w:hAnsi="Amasis MT Pro"/>
@@ -2046,6 +2139,25 @@
           <w:sz w:val="28"/>
           <w:szCs w:val="28"/>
         </w:rPr>
+        <w:t>e</w:t>
+      </w:r>
+      <w:proofErr w:type="gramEnd"/>
+      <w:r>
+        <w:rPr>
+          <w:rFonts w:ascii="Amasis MT Pro" w:hAnsi="Amasis MT Pro"/>
+          <w:color w:val="000000" w:themeColor="text1"/>
+          <w:sz w:val="28"/>
+          <w:szCs w:val="28"/>
+        </w:rPr>
+        <w:t xml:space="preserve"> </w:t>
+      </w:r>
+      <w:r>
+        <w:rPr>
+          <w:rFonts w:ascii="Amasis MT Pro" w:hAnsi="Amasis MT Pro"/>
+          <w:color w:val="000000" w:themeColor="text1"/>
+          <w:sz w:val="28"/>
+          <w:szCs w:val="28"/>
+        </w:rPr>
         <w:t>eventuali</w:t>
       </w:r>
       <w:r>
@@ -2178,6 +2290,24 @@
           <w:szCs w:val="28"/>
         </w:rPr>
         <w:t xml:space="preserve">Abbiamo imparato a gestire il nostro </w:t>
+      </w:r>
+      <w:proofErr w:type="spellStart"/>
+      <w:r>
+        <w:rPr>
+          <w:rFonts w:ascii="Amasis MT Pro" w:hAnsi="Amasis MT Pro"/>
+          <w:sz w:val="28"/>
+          <w:szCs w:val="28"/>
+        </w:rPr>
+        <w:t>main</w:t>
+      </w:r>
+      <w:proofErr w:type="spellEnd"/>
+      <w:r>
+        <w:rPr>
+          <w:rFonts w:ascii="Amasis MT Pro" w:hAnsi="Amasis MT Pro"/>
+          <w:sz w:val="28"/>
+          <w:szCs w:val="28"/>
+        </w:rPr>
+        <w:t xml:space="preserve"> </w:t>
       </w:r>
       <w:proofErr w:type="spellStart"/>
       <w:r>
@@ -3184,7 +3314,7 @@
           <w:sz w:val="28"/>
           <w:szCs w:val="28"/>
         </w:rPr>
-        <w:t>, invece, troviamo le entità generate in maniera passiva dalle interazioni dell’utente/fornitore.</w:t>
+        <w:t>, invece, troviamo le entità generate dalle interazioni dell’utente/fornitore.</w:t>
       </w:r>
     </w:p>
     <w:p>
@@ -3370,15 +3500,73 @@
           <w:sz w:val="28"/>
           <w:szCs w:val="28"/>
         </w:rPr>
-        <w:t xml:space="preserve">Ne seguono ulteriori considerazioni come la difficoltà eventuale di richiamare con precisione quei dati tramite </w:t>
-      </w:r>
-      <w:r>
-        <w:rPr>
-          <w:rFonts w:ascii="Amasis MT Pro" w:hAnsi="Amasis MT Pro"/>
-          <w:sz w:val="28"/>
-          <w:szCs w:val="28"/>
-        </w:rPr>
-        <w:t>Flask, ad esempio</w:t>
+        <w:t xml:space="preserve">Ne seguono ulteriori considerazioni come </w:t>
+      </w:r>
+      <w:r>
+        <w:rPr>
+          <w:rFonts w:ascii="Amasis MT Pro" w:hAnsi="Amasis MT Pro"/>
+          <w:sz w:val="28"/>
+          <w:szCs w:val="28"/>
+        </w:rPr>
+        <w:t>l’attenzione al r</w:t>
+      </w:r>
+      <w:r>
+        <w:rPr>
+          <w:rFonts w:ascii="Amasis MT Pro" w:hAnsi="Amasis MT Pro"/>
+          <w:sz w:val="28"/>
+          <w:szCs w:val="28"/>
+        </w:rPr>
+        <w:t>ichiam</w:t>
+      </w:r>
+      <w:r>
+        <w:rPr>
+          <w:rFonts w:ascii="Amasis MT Pro" w:hAnsi="Amasis MT Pro"/>
+          <w:sz w:val="28"/>
+          <w:szCs w:val="28"/>
+        </w:rPr>
+        <w:t>o</w:t>
+      </w:r>
+      <w:r>
+        <w:rPr>
+          <w:rFonts w:ascii="Amasis MT Pro" w:hAnsi="Amasis MT Pro"/>
+          <w:sz w:val="28"/>
+          <w:szCs w:val="28"/>
+        </w:rPr>
+        <w:t xml:space="preserve"> con precisione </w:t>
+      </w:r>
+      <w:r>
+        <w:rPr>
+          <w:rFonts w:ascii="Amasis MT Pro" w:hAnsi="Amasis MT Pro"/>
+          <w:sz w:val="28"/>
+          <w:szCs w:val="28"/>
+        </w:rPr>
+        <w:t xml:space="preserve">di </w:t>
+      </w:r>
+      <w:r>
+        <w:rPr>
+          <w:rFonts w:ascii="Amasis MT Pro" w:hAnsi="Amasis MT Pro"/>
+          <w:sz w:val="28"/>
+          <w:szCs w:val="28"/>
+        </w:rPr>
+        <w:t xml:space="preserve">quei dati tramite </w:t>
+      </w:r>
+      <w:proofErr w:type="spellStart"/>
+      <w:r>
+        <w:rPr>
+          <w:rFonts w:ascii="Amasis MT Pro" w:hAnsi="Amasis MT Pro"/>
+          <w:sz w:val="28"/>
+          <w:szCs w:val="28"/>
+        </w:rPr>
+        <w:t>Flask</w:t>
+      </w:r>
+      <w:proofErr w:type="spellEnd"/>
+      <w:r>
+        <w:rPr>
+          <w:rFonts w:ascii="Amasis MT Pro" w:hAnsi="Amasis MT Pro"/>
+          <w:sz w:val="28"/>
+          <w:szCs w:val="28"/>
+        </w:rPr>
+        <w:t>, ad esempio</w:t>
       </w:r>
       <w:r>
         <w:rPr>
@@ -3735,7 +3923,43 @@
           <w:sz w:val="28"/>
           <w:szCs w:val="28"/>
         </w:rPr>
-        <w:t xml:space="preserve"> ed il modello ER da noi creato abbiamo riassunto tramite questo schema a tabelle tutti i principi fondamentali delle nostre entità specificando anche il tipo di rapporto che hanno (1:1; 1:N, N:N).</w:t>
+        <w:t xml:space="preserve"> ed il modello ER da noi creato abbiamo riassunto tramite questo schema a tabelle tutti i principi fondamentali delle nostre entità specificando anche il tipo di rapporto che hanno (1:1; </w:t>
+      </w:r>
+      <w:proofErr w:type="gramStart"/>
+      <w:r>
+        <w:rPr>
+          <w:rFonts w:ascii="Amasis MT Pro" w:hAnsi="Amasis MT Pro"/>
+          <w:sz w:val="28"/>
+          <w:szCs w:val="28"/>
+        </w:rPr>
+        <w:t>1:N</w:t>
+      </w:r>
+      <w:proofErr w:type="gramEnd"/>
+      <w:r>
+        <w:rPr>
+          <w:rFonts w:ascii="Amasis MT Pro" w:hAnsi="Amasis MT Pro"/>
+          <w:sz w:val="28"/>
+          <w:szCs w:val="28"/>
+        </w:rPr>
+        <w:t xml:space="preserve">, </w:t>
+      </w:r>
+      <w:proofErr w:type="gramStart"/>
+      <w:r>
+        <w:rPr>
+          <w:rFonts w:ascii="Amasis MT Pro" w:hAnsi="Amasis MT Pro"/>
+          <w:sz w:val="28"/>
+          <w:szCs w:val="28"/>
+        </w:rPr>
+        <w:t>N:N</w:t>
+      </w:r>
+      <w:proofErr w:type="gramEnd"/>
+      <w:r>
+        <w:rPr>
+          <w:rFonts w:ascii="Amasis MT Pro" w:hAnsi="Amasis MT Pro"/>
+          <w:sz w:val="28"/>
+          <w:szCs w:val="28"/>
+        </w:rPr>
+        <w:t>).</w:t>
       </w:r>
     </w:p>
     <w:p>
@@ -3945,7 +4169,23 @@
           <w:sz w:val="28"/>
           <w:szCs w:val="28"/>
         </w:rPr>
-        <w:t xml:space="preserve"> attraverso la gestione della cartella res comprensiva di </w:t>
+        <w:t xml:space="preserve"> attraverso la gestione della cartella res </w:t>
+      </w:r>
+      <w:r>
+        <w:rPr>
+          <w:rFonts w:ascii="Amasis MT Pro" w:hAnsi="Amasis MT Pro"/>
+          <w:sz w:val="28"/>
+          <w:szCs w:val="28"/>
+        </w:rPr>
+        <w:t xml:space="preserve">(“risorse”) </w:t>
+      </w:r>
+      <w:r>
+        <w:rPr>
+          <w:rFonts w:ascii="Amasis MT Pro" w:hAnsi="Amasis MT Pro"/>
+          <w:sz w:val="28"/>
+          <w:szCs w:val="28"/>
+        </w:rPr>
+        <w:t xml:space="preserve">comprensiva di </w:t>
       </w:r>
       <w:proofErr w:type="spellStart"/>
       <w:r>
@@ -4189,7 +4429,25 @@
           <w:sz w:val="28"/>
           <w:szCs w:val="28"/>
         </w:rPr>
-        <w:t xml:space="preserve"> aver inserito password e </w:t>
+        <w:t xml:space="preserve"> aver inserito password </w:t>
+      </w:r>
+      <w:proofErr w:type="gramStart"/>
+      <w:r>
+        <w:rPr>
+          <w:rFonts w:ascii="Amasis MT Pro" w:hAnsi="Amasis MT Pro"/>
+          <w:sz w:val="28"/>
+          <w:szCs w:val="28"/>
+        </w:rPr>
+        <w:t>e</w:t>
+      </w:r>
+      <w:proofErr w:type="gramEnd"/>
+      <w:r>
+        <w:rPr>
+          <w:rFonts w:ascii="Amasis MT Pro" w:hAnsi="Amasis MT Pro"/>
+          <w:sz w:val="28"/>
+          <w:szCs w:val="28"/>
+        </w:rPr>
+        <w:t xml:space="preserve"> </w:t>
       </w:r>
       <w:r>
         <w:rPr>
@@ -4522,6 +4780,7 @@
       <w:r>
         <w:rPr>
           <w:rFonts w:ascii="Amasis MT Pro" w:hAnsi="Amasis MT Pro"/>
+          <w:noProof/>
           <w:sz w:val="28"/>
           <w:szCs w:val="28"/>
         </w:rPr>
@@ -4591,6 +4850,75 @@
       <w:pPr>
         <w:rPr>
           <w:rFonts w:ascii="Amasis MT Pro" w:hAnsi="Amasis MT Pro"/>
+          <w:sz w:val="28"/>
+          <w:szCs w:val="28"/>
+        </w:rPr>
+      </w:pPr>
+      <w:r>
+        <w:rPr>
+          <w:rFonts w:ascii="Amasis MT Pro" w:hAnsi="Amasis MT Pro"/>
+          <w:sz w:val="28"/>
+          <w:szCs w:val="28"/>
+        </w:rPr>
+        <w:drawing>
+          <wp:inline distT="0" distB="0" distL="0" distR="0" wp14:anchorId="0ED55A2C" wp14:editId="3FA3AB2E">
+            <wp:extent cx="6120130" cy="2098675"/>
+            <wp:effectExtent l="0" t="0" r="0" b="0"/>
+            <wp:docPr id="1552595928" name="Immagine 1" descr="Immagine che contiene schermata, design, diagramma, cerchio&#10;&#10;Il contenuto generato dall'IA potrebbe non essere corretto."/>
+            <wp:cNvGraphicFramePr>
+              <a:graphicFrameLocks xmlns:a="http://schemas.openxmlformats.org/drawingml/2006/main" noChangeAspect="1"/>
+            </wp:cNvGraphicFramePr>
+            <a:graphic xmlns:a="http://schemas.openxmlformats.org/drawingml/2006/main">
+              <a:graphicData uri="http://schemas.openxmlformats.org/drawingml/2006/picture">
+                <pic:pic xmlns:pic="http://schemas.openxmlformats.org/drawingml/2006/picture">
+                  <pic:nvPicPr>
+                    <pic:cNvPr id="1552595928" name="Immagine 1" descr="Immagine che contiene schermata, design, diagramma, cerchio&#10;&#10;Il contenuto generato dall'IA potrebbe non essere corretto."/>
+                    <pic:cNvPicPr/>
+                  </pic:nvPicPr>
+                  <pic:blipFill>
+                    <a:blip r:embed="rId24"/>
+                    <a:stretch>
+                      <a:fillRect/>
+                    </a:stretch>
+                  </pic:blipFill>
+                  <pic:spPr>
+                    <a:xfrm>
+                      <a:off x="0" y="0"/>
+                      <a:ext cx="6120130" cy="2098675"/>
+                    </a:xfrm>
+                    <a:prstGeom prst="rect">
+                      <a:avLst/>
+                    </a:prstGeom>
+                  </pic:spPr>
+                </pic:pic>
+              </a:graphicData>
+            </a:graphic>
+          </wp:inline>
+        </w:drawing>
+      </w:r>
+    </w:p>
+    <w:p>
+      <w:pPr>
+        <w:rPr>
+          <w:rFonts w:ascii="Amasis MT Pro" w:hAnsi="Amasis MT Pro"/>
+          <w:sz w:val="28"/>
+          <w:szCs w:val="28"/>
+        </w:rPr>
+      </w:pPr>
+    </w:p>
+    <w:p>
+      <w:pPr>
+        <w:rPr>
+          <w:rFonts w:ascii="Amasis MT Pro" w:hAnsi="Amasis MT Pro"/>
+          <w:sz w:val="28"/>
+          <w:szCs w:val="28"/>
+        </w:rPr>
+      </w:pPr>
+    </w:p>
+    <w:p>
+      <w:pPr>
+        <w:rPr>
+          <w:rFonts w:ascii="Amasis MT Pro" w:hAnsi="Amasis MT Pro"/>
           <w:sz w:val="36"/>
           <w:szCs w:val="36"/>
         </w:rPr>
@@ -4605,13 +4933,33 @@
           <w:szCs w:val="36"/>
         </w:rPr>
       </w:pPr>
-      <w:r>
+    </w:p>
+    <w:p>
+      <w:pPr>
         <w:rPr>
           <w:rFonts w:ascii="Amasis MT Pro" w:hAnsi="Amasis MT Pro"/>
           <w:color w:val="FF0000"/>
           <w:sz w:val="36"/>
           <w:szCs w:val="36"/>
         </w:rPr>
+      </w:pPr>
+    </w:p>
+    <w:p>
+      <w:pPr>
+        <w:rPr>
+          <w:rFonts w:ascii="Amasis MT Pro" w:hAnsi="Amasis MT Pro"/>
+          <w:color w:val="FF0000"/>
+          <w:sz w:val="36"/>
+          <w:szCs w:val="36"/>
+        </w:rPr>
+      </w:pPr>
+      <w:r>
+        <w:rPr>
+          <w:rFonts w:ascii="Amasis MT Pro" w:hAnsi="Amasis MT Pro"/>
+          <w:color w:val="FF0000"/>
+          <w:sz w:val="36"/>
+          <w:szCs w:val="36"/>
+        </w:rPr>
         <w:t>Storyboard</w:t>
       </w:r>
     </w:p>
@@ -4681,7 +5029,6 @@
           <w:sz w:val="28"/>
           <w:szCs w:val="28"/>
         </w:rPr>
-        <w:lastRenderedPageBreak/>
         <w:drawing>
           <wp:anchor distT="0" distB="0" distL="114300" distR="114300" simplePos="0" relativeHeight="251658240" behindDoc="0" locked="0" layoutInCell="1" allowOverlap="1" wp14:anchorId="07D39E5C" wp14:editId="625AC0FB">
             <wp:simplePos x="0" y="0"/>
@@ -4706,7 +5053,7 @@
                     <pic:cNvPicPr/>
                   </pic:nvPicPr>
                   <pic:blipFill>
-                    <a:blip r:embed="rId24" cstate="print">
+                    <a:blip r:embed="rId25" cstate="print">
                       <a:extLst>
                         <a:ext uri="{28A0092B-C50C-407E-A947-70E740481C1C}">
                           <a14:useLocalDpi xmlns:a14="http://schemas.microsoft.com/office/drawing/2010/main" val="0"/>
@@ -4944,7 +5291,7 @@
                     <pic:cNvPicPr/>
                   </pic:nvPicPr>
                   <pic:blipFill>
-                    <a:blip r:embed="rId25">
+                    <a:blip r:embed="rId26">
                       <a:extLst>
                         <a:ext uri="{28A0092B-C50C-407E-A947-70E740481C1C}">
                           <a14:useLocalDpi xmlns:a14="http://schemas.microsoft.com/office/drawing/2010/main" val="0"/>
@@ -5207,8 +5554,9 @@
           <w:rFonts w:ascii="Amasis MT Pro" w:hAnsi="Amasis MT Pro"/>
           <w:noProof/>
         </w:rPr>
+        <w:lastRenderedPageBreak/>
         <w:drawing>
-          <wp:anchor distT="0" distB="0" distL="114300" distR="114300" simplePos="0" relativeHeight="251660288" behindDoc="0" locked="0" layoutInCell="1" allowOverlap="1" wp14:anchorId="54F62B64" wp14:editId="1C611F3D">
+          <wp:anchor distT="0" distB="0" distL="114300" distR="114300" simplePos="0" relativeHeight="251660288" behindDoc="0" locked="0" layoutInCell="1" allowOverlap="1" wp14:anchorId="54F62B64" wp14:editId="15F379F0">
             <wp:simplePos x="0" y="0"/>
             <wp:positionH relativeFrom="margin">
               <wp:align>left</wp:align>
@@ -5231,7 +5579,7 @@
                     <pic:cNvPicPr/>
                   </pic:nvPicPr>
                   <pic:blipFill>
-                    <a:blip r:embed="rId26" cstate="print">
+                    <a:blip r:embed="rId27" cstate="print">
                       <a:extLst>
                         <a:ext uri="{28A0092B-C50C-407E-A947-70E740481C1C}">
                           <a14:useLocalDpi xmlns:a14="http://schemas.microsoft.com/office/drawing/2010/main" val="0"/>
@@ -5359,7 +5707,7 @@
                     <pic:cNvPicPr/>
                   </pic:nvPicPr>
                   <pic:blipFill>
-                    <a:blip r:embed="rId27">
+                    <a:blip r:embed="rId28">
                       <a:extLst>
                         <a:ext uri="{28A0092B-C50C-407E-A947-70E740481C1C}">
                           <a14:useLocalDpi xmlns:a14="http://schemas.microsoft.com/office/drawing/2010/main" val="0"/>
@@ -5503,7 +5851,6 @@
           <w:sz w:val="28"/>
           <w:szCs w:val="28"/>
         </w:rPr>
-        <w:lastRenderedPageBreak/>
         <w:drawing>
           <wp:anchor distT="0" distB="0" distL="114300" distR="114300" simplePos="0" relativeHeight="251662336" behindDoc="0" locked="0" layoutInCell="1" allowOverlap="1" wp14:anchorId="0C107D98" wp14:editId="1D064A90">
             <wp:simplePos x="0" y="0"/>
@@ -5528,7 +5875,7 @@
                     <pic:cNvPicPr/>
                   </pic:nvPicPr>
                   <pic:blipFill>
-                    <a:blip r:embed="rId28" cstate="print">
+                    <a:blip r:embed="rId29" cstate="print">
                       <a:extLst>
                         <a:ext uri="{28A0092B-C50C-407E-A947-70E740481C1C}">
                           <a14:useLocalDpi xmlns:a14="http://schemas.microsoft.com/office/drawing/2010/main" val="0"/>
@@ -5868,264 +6215,265 @@
           <w:sz w:val="36"/>
           <w:szCs w:val="36"/>
         </w:rPr>
+        <w:t>-</w:t>
+      </w:r>
+      <w:r>
+        <w:rPr>
+          <w:rFonts w:ascii="Amasis MT Pro" w:hAnsi="Amasis MT Pro"/>
+          <w:sz w:val="36"/>
+          <w:szCs w:val="36"/>
+        </w:rPr>
+        <w:t>L</w:t>
+      </w:r>
+      <w:r>
+        <w:rPr>
+          <w:rFonts w:ascii="Amasis MT Pro" w:hAnsi="Amasis MT Pro"/>
+          <w:sz w:val="36"/>
+          <w:szCs w:val="36"/>
+        </w:rPr>
+        <w:t>inguaggio e tecnologie utilizzati</w:t>
+      </w:r>
+    </w:p>
+    <w:p>
+      <w:pPr>
+        <w:rPr>
+          <w:rFonts w:ascii="Amasis MT Pro" w:hAnsi="Amasis MT Pro"/>
+          <w:sz w:val="36"/>
+          <w:szCs w:val="36"/>
+        </w:rPr>
+      </w:pPr>
+      <w:r>
+        <w:rPr>
+          <w:rFonts w:ascii="Amasis MT Pro" w:hAnsi="Amasis MT Pro"/>
+          <w:sz w:val="36"/>
+          <w:szCs w:val="36"/>
+        </w:rPr>
+        <w:t>Java</w:t>
+      </w:r>
+      <w:r>
+        <w:rPr>
+          <w:rFonts w:ascii="Amasis MT Pro" w:hAnsi="Amasis MT Pro"/>
+          <w:sz w:val="36"/>
+          <w:szCs w:val="36"/>
+        </w:rPr>
+        <w:t xml:space="preserve"> </w:t>
+      </w:r>
+    </w:p>
+    <w:p>
+      <w:pPr>
+        <w:rPr>
+          <w:rFonts w:ascii="Amasis MT Pro" w:hAnsi="Amasis MT Pro"/>
+          <w:sz w:val="28"/>
+          <w:szCs w:val="28"/>
+        </w:rPr>
+      </w:pPr>
+      <w:r>
+        <w:rPr>
+          <w:rFonts w:ascii="Amasis MT Pro" w:hAnsi="Amasis MT Pro"/>
+          <w:sz w:val="28"/>
+          <w:szCs w:val="28"/>
+        </w:rPr>
+        <w:t xml:space="preserve">Abbiamo usato il linguaggio java per la gestione del codice all’interno delle activity e per definire le classi modello necessarie per fare interagire gli oggetti fra di loro. </w:t>
+      </w:r>
+      <w:r>
+        <w:rPr>
+          <w:rFonts w:ascii="Amasis MT Pro" w:hAnsi="Amasis MT Pro"/>
+          <w:sz w:val="28"/>
+          <w:szCs w:val="28"/>
+        </w:rPr>
+        <w:t xml:space="preserve">L’utilizzo di SharedPreferences ha dato modo di salvare i dati </w:t>
+      </w:r>
+    </w:p>
+    <w:p>
+      <w:pPr>
+        <w:rPr>
+          <w:rFonts w:ascii="Amasis MT Pro" w:hAnsi="Amasis MT Pro"/>
+          <w:sz w:val="28"/>
+          <w:szCs w:val="28"/>
+        </w:rPr>
+      </w:pPr>
+      <w:r>
+        <w:rPr>
+          <w:rFonts w:ascii="Amasis MT Pro" w:hAnsi="Amasis MT Pro"/>
+          <w:sz w:val="28"/>
+          <w:szCs w:val="28"/>
+        </w:rPr>
+        <w:t xml:space="preserve">Siamo riusciti a gestire anche una </w:t>
+      </w:r>
+      <w:proofErr w:type="spellStart"/>
+      <w:r>
+        <w:rPr>
+          <w:rFonts w:ascii="Amasis MT Pro" w:hAnsi="Amasis MT Pro"/>
+          <w:sz w:val="28"/>
+          <w:szCs w:val="28"/>
+        </w:rPr>
+        <w:t>RecyclerViewInterface</w:t>
+      </w:r>
+      <w:proofErr w:type="spellEnd"/>
+      <w:r>
+        <w:rPr>
+          <w:rFonts w:ascii="Amasis MT Pro" w:hAnsi="Amasis MT Pro"/>
+          <w:sz w:val="28"/>
+          <w:szCs w:val="28"/>
+        </w:rPr>
+        <w:t xml:space="preserve"> che permettesse di richiamare la position dell’item (Animale) per entrare nel profilo dell’animale specifico e gestire operazioni di modifica o eliminazione di quest’ultimo.</w:t>
+      </w:r>
+    </w:p>
+    <w:p>
+      <w:pPr>
+        <w:rPr>
+          <w:rFonts w:ascii="Amasis MT Pro" w:hAnsi="Amasis MT Pro"/>
+          <w:sz w:val="28"/>
+          <w:szCs w:val="28"/>
+        </w:rPr>
+      </w:pPr>
+      <w:r>
+        <w:rPr>
+          <w:rFonts w:ascii="Amasis MT Pro" w:hAnsi="Amasis MT Pro"/>
+          <w:sz w:val="28"/>
+          <w:szCs w:val="28"/>
+        </w:rPr>
+        <w:t>La cartella “Java” raggruppa tutti questi file (Activity, classi)</w:t>
+      </w:r>
+    </w:p>
+    <w:p>
+      <w:pPr>
+        <w:rPr>
+          <w:rFonts w:ascii="Amasis MT Pro" w:hAnsi="Amasis MT Pro"/>
+          <w:sz w:val="28"/>
+          <w:szCs w:val="28"/>
+        </w:rPr>
+      </w:pPr>
+      <w:r>
+        <w:rPr>
+          <w:rFonts w:ascii="Amasis MT Pro" w:hAnsi="Amasis MT Pro"/>
+          <w:sz w:val="28"/>
+          <w:szCs w:val="28"/>
+        </w:rPr>
+        <w:t xml:space="preserve">Fondamentale è stato capire anche il tipo di dato da utilizzare per ciascun attributo per permetterne il corretto passaggio nelle varie activity ed eventuali </w:t>
+      </w:r>
+      <w:proofErr w:type="spellStart"/>
+      <w:r>
+        <w:rPr>
+          <w:rFonts w:ascii="Amasis MT Pro" w:hAnsi="Amasis MT Pro"/>
+          <w:sz w:val="28"/>
+          <w:szCs w:val="28"/>
+        </w:rPr>
+        <w:t>return</w:t>
+      </w:r>
+      <w:proofErr w:type="spellEnd"/>
+      <w:r>
+        <w:rPr>
+          <w:rFonts w:ascii="Amasis MT Pro" w:hAnsi="Amasis MT Pro"/>
+          <w:sz w:val="28"/>
+          <w:szCs w:val="28"/>
+        </w:rPr>
+        <w:t xml:space="preserve"> dati dai metodi.</w:t>
+      </w:r>
+    </w:p>
+    <w:p>
+      <w:pPr>
+        <w:rPr>
+          <w:rFonts w:ascii="Amasis MT Pro" w:hAnsi="Amasis MT Pro"/>
+          <w:sz w:val="28"/>
+          <w:szCs w:val="28"/>
+        </w:rPr>
+      </w:pPr>
+      <w:r>
+        <w:rPr>
+          <w:rFonts w:ascii="Amasis MT Pro" w:hAnsi="Amasis MT Pro"/>
+          <w:sz w:val="28"/>
+          <w:szCs w:val="28"/>
+        </w:rPr>
+        <w:t>Siamo sicuramente partiti con il settaggio di classi come Utente definendone gli attributi, il costruttore ed i vari metodi Get/Set degli attributi.</w:t>
+      </w:r>
+    </w:p>
+    <w:p>
+      <w:pPr>
+        <w:rPr>
+          <w:rFonts w:ascii="Amasis MT Pro" w:hAnsi="Amasis MT Pro"/>
+          <w:sz w:val="28"/>
+          <w:szCs w:val="28"/>
+        </w:rPr>
+      </w:pPr>
+      <w:r>
+        <w:rPr>
+          <w:rFonts w:ascii="Amasis MT Pro" w:hAnsi="Amasis MT Pro"/>
+          <w:sz w:val="28"/>
+          <w:szCs w:val="28"/>
+        </w:rPr>
+        <w:t xml:space="preserve">Entrando più nel merito della questione, tutti i componenti definiti nel res layout.xml e </w:t>
+      </w:r>
+      <w:proofErr w:type="spellStart"/>
+      <w:r>
+        <w:rPr>
+          <w:rFonts w:ascii="Amasis MT Pro" w:hAnsi="Amasis MT Pro"/>
+          <w:sz w:val="28"/>
+          <w:szCs w:val="28"/>
+        </w:rPr>
+        <w:t>drawable</w:t>
+      </w:r>
+      <w:proofErr w:type="spellEnd"/>
+      <w:r>
+        <w:rPr>
+          <w:rFonts w:ascii="Amasis MT Pro" w:hAnsi="Amasis MT Pro"/>
+          <w:sz w:val="28"/>
+          <w:szCs w:val="28"/>
+        </w:rPr>
+        <w:t xml:space="preserve"> avranno modo di interagire fra di loro ed all’interno dell’activity grazie al codice java. </w:t>
+      </w:r>
+    </w:p>
+    <w:p>
+      <w:pPr>
+        <w:rPr>
+          <w:rFonts w:ascii="Amasis MT Pro" w:hAnsi="Amasis MT Pro"/>
+          <w:sz w:val="28"/>
+          <w:szCs w:val="28"/>
+        </w:rPr>
+      </w:pPr>
+      <w:r>
+        <w:rPr>
+          <w:rFonts w:ascii="Amasis MT Pro" w:hAnsi="Amasis MT Pro"/>
+          <w:sz w:val="28"/>
+          <w:szCs w:val="28"/>
+        </w:rPr>
+        <w:t xml:space="preserve">Ad esempio, ciò si nota quando si richiama un componente usando il suo Id tramite il </w:t>
+      </w:r>
+      <w:proofErr w:type="spellStart"/>
+      <w:r>
+        <w:rPr>
+          <w:rFonts w:ascii="Amasis MT Pro" w:hAnsi="Amasis MT Pro"/>
+          <w:sz w:val="28"/>
+          <w:szCs w:val="28"/>
+        </w:rPr>
+        <w:t>findViewbyId</w:t>
+      </w:r>
+      <w:proofErr w:type="spellEnd"/>
+      <w:r>
+        <w:rPr>
+          <w:rFonts w:ascii="Amasis MT Pro" w:hAnsi="Amasis MT Pro"/>
+          <w:sz w:val="28"/>
+          <w:szCs w:val="28"/>
+        </w:rPr>
+        <w:t xml:space="preserve"> del componente desiderato per inserirne i dati.</w:t>
+      </w:r>
+    </w:p>
+    <w:p>
+      <w:pPr>
+        <w:rPr>
+          <w:rFonts w:ascii="Amasis MT Pro" w:hAnsi="Amasis MT Pro"/>
+          <w:sz w:val="28"/>
+          <w:szCs w:val="28"/>
+        </w:rPr>
+      </w:pPr>
+      <w:r>
+        <w:rPr>
+          <w:rFonts w:ascii="Amasis MT Pro" w:hAnsi="Amasis MT Pro"/>
+          <w:noProof/>
+          <w:sz w:val="28"/>
+          <w:szCs w:val="28"/>
+        </w:rPr>
         <w:lastRenderedPageBreak/>
-        <w:t>-</w:t>
-      </w:r>
-      <w:r>
-        <w:rPr>
-          <w:rFonts w:ascii="Amasis MT Pro" w:hAnsi="Amasis MT Pro"/>
-          <w:sz w:val="36"/>
-          <w:szCs w:val="36"/>
-        </w:rPr>
-        <w:t>L</w:t>
-      </w:r>
-      <w:r>
-        <w:rPr>
-          <w:rFonts w:ascii="Amasis MT Pro" w:hAnsi="Amasis MT Pro"/>
-          <w:sz w:val="36"/>
-          <w:szCs w:val="36"/>
-        </w:rPr>
-        <w:t>inguaggio e tecnologie utilizzati</w:t>
-      </w:r>
-    </w:p>
-    <w:p>
-      <w:pPr>
-        <w:rPr>
-          <w:rFonts w:ascii="Amasis MT Pro" w:hAnsi="Amasis MT Pro"/>
-          <w:sz w:val="36"/>
-          <w:szCs w:val="36"/>
-        </w:rPr>
-      </w:pPr>
-      <w:r>
-        <w:rPr>
-          <w:rFonts w:ascii="Amasis MT Pro" w:hAnsi="Amasis MT Pro"/>
-          <w:sz w:val="36"/>
-          <w:szCs w:val="36"/>
-        </w:rPr>
-        <w:t>Java</w:t>
-      </w:r>
-      <w:r>
-        <w:rPr>
-          <w:rFonts w:ascii="Amasis MT Pro" w:hAnsi="Amasis MT Pro"/>
-          <w:sz w:val="36"/>
-          <w:szCs w:val="36"/>
-        </w:rPr>
-        <w:t xml:space="preserve"> </w:t>
-      </w:r>
-    </w:p>
-    <w:p>
-      <w:pPr>
-        <w:rPr>
-          <w:rFonts w:ascii="Amasis MT Pro" w:hAnsi="Amasis MT Pro"/>
-          <w:sz w:val="28"/>
-          <w:szCs w:val="28"/>
-        </w:rPr>
-      </w:pPr>
-      <w:r>
-        <w:rPr>
-          <w:rFonts w:ascii="Amasis MT Pro" w:hAnsi="Amasis MT Pro"/>
-          <w:sz w:val="28"/>
-          <w:szCs w:val="28"/>
-        </w:rPr>
-        <w:t xml:space="preserve">Abbiamo usato il linguaggio java per la gestione del codice all’interno delle activity e per definire le classi modello necessarie per fare interagire gli oggetti fra di loro. </w:t>
-      </w:r>
-      <w:r>
-        <w:rPr>
-          <w:rFonts w:ascii="Amasis MT Pro" w:hAnsi="Amasis MT Pro"/>
-          <w:sz w:val="28"/>
-          <w:szCs w:val="28"/>
-        </w:rPr>
-        <w:t xml:space="preserve">L’utilizzo di SharedPreferences ha dato modo di salvare i dati </w:t>
-      </w:r>
-    </w:p>
-    <w:p>
-      <w:pPr>
-        <w:rPr>
-          <w:rFonts w:ascii="Amasis MT Pro" w:hAnsi="Amasis MT Pro"/>
-          <w:sz w:val="28"/>
-          <w:szCs w:val="28"/>
-        </w:rPr>
-      </w:pPr>
-      <w:r>
-        <w:rPr>
-          <w:rFonts w:ascii="Amasis MT Pro" w:hAnsi="Amasis MT Pro"/>
-          <w:sz w:val="28"/>
-          <w:szCs w:val="28"/>
-        </w:rPr>
-        <w:t xml:space="preserve">Siamo riusciti a gestire anche una </w:t>
-      </w:r>
-      <w:proofErr w:type="spellStart"/>
-      <w:r>
-        <w:rPr>
-          <w:rFonts w:ascii="Amasis MT Pro" w:hAnsi="Amasis MT Pro"/>
-          <w:sz w:val="28"/>
-          <w:szCs w:val="28"/>
-        </w:rPr>
-        <w:t>RecyclerViewInterface</w:t>
-      </w:r>
-      <w:proofErr w:type="spellEnd"/>
-      <w:r>
-        <w:rPr>
-          <w:rFonts w:ascii="Amasis MT Pro" w:hAnsi="Amasis MT Pro"/>
-          <w:sz w:val="28"/>
-          <w:szCs w:val="28"/>
-        </w:rPr>
-        <w:t xml:space="preserve"> che permettesse di richiamare la position dell’item (Animale) per entrare nel profilo dell’animale specifico e gestire operazioni di modifica o eliminazione di quest’ultimo.</w:t>
-      </w:r>
-    </w:p>
-    <w:p>
-      <w:pPr>
-        <w:rPr>
-          <w:rFonts w:ascii="Amasis MT Pro" w:hAnsi="Amasis MT Pro"/>
-          <w:sz w:val="28"/>
-          <w:szCs w:val="28"/>
-        </w:rPr>
-      </w:pPr>
-      <w:r>
-        <w:rPr>
-          <w:rFonts w:ascii="Amasis MT Pro" w:hAnsi="Amasis MT Pro"/>
-          <w:sz w:val="28"/>
-          <w:szCs w:val="28"/>
-        </w:rPr>
-        <w:t>La cartella “Java” raggruppa tutti questi file (Activity, classi)</w:t>
-      </w:r>
-    </w:p>
-    <w:p>
-      <w:pPr>
-        <w:rPr>
-          <w:rFonts w:ascii="Amasis MT Pro" w:hAnsi="Amasis MT Pro"/>
-          <w:sz w:val="28"/>
-          <w:szCs w:val="28"/>
-        </w:rPr>
-      </w:pPr>
-      <w:r>
-        <w:rPr>
-          <w:rFonts w:ascii="Amasis MT Pro" w:hAnsi="Amasis MT Pro"/>
-          <w:sz w:val="28"/>
-          <w:szCs w:val="28"/>
-        </w:rPr>
-        <w:t xml:space="preserve">Fondamentale è stato capire anche il tipo di dato da utilizzare per ciascun attributo per permetterne il corretto passaggio nelle varie activity ed eventuali </w:t>
-      </w:r>
-      <w:proofErr w:type="spellStart"/>
-      <w:r>
-        <w:rPr>
-          <w:rFonts w:ascii="Amasis MT Pro" w:hAnsi="Amasis MT Pro"/>
-          <w:sz w:val="28"/>
-          <w:szCs w:val="28"/>
-        </w:rPr>
-        <w:t>return</w:t>
-      </w:r>
-      <w:proofErr w:type="spellEnd"/>
-      <w:r>
-        <w:rPr>
-          <w:rFonts w:ascii="Amasis MT Pro" w:hAnsi="Amasis MT Pro"/>
-          <w:sz w:val="28"/>
-          <w:szCs w:val="28"/>
-        </w:rPr>
-        <w:t xml:space="preserve"> dati dai metodi.</w:t>
-      </w:r>
-    </w:p>
-    <w:p>
-      <w:pPr>
-        <w:rPr>
-          <w:rFonts w:ascii="Amasis MT Pro" w:hAnsi="Amasis MT Pro"/>
-          <w:sz w:val="28"/>
-          <w:szCs w:val="28"/>
-        </w:rPr>
-      </w:pPr>
-      <w:r>
-        <w:rPr>
-          <w:rFonts w:ascii="Amasis MT Pro" w:hAnsi="Amasis MT Pro"/>
-          <w:sz w:val="28"/>
-          <w:szCs w:val="28"/>
-        </w:rPr>
-        <w:t>Siamo sicuramente partiti con il settaggio di classi come Utente definendone gli attributi, il costruttore ed i vari metodi Get/Set degli attributi.</w:t>
-      </w:r>
-    </w:p>
-    <w:p>
-      <w:pPr>
-        <w:rPr>
-          <w:rFonts w:ascii="Amasis MT Pro" w:hAnsi="Amasis MT Pro"/>
-          <w:sz w:val="28"/>
-          <w:szCs w:val="28"/>
-        </w:rPr>
-      </w:pPr>
-      <w:r>
-        <w:rPr>
-          <w:rFonts w:ascii="Amasis MT Pro" w:hAnsi="Amasis MT Pro"/>
-          <w:sz w:val="28"/>
-          <w:szCs w:val="28"/>
-        </w:rPr>
-        <w:t xml:space="preserve">Entrando più nel merito della questione, tutti i componenti definiti nel res layout.xml e </w:t>
-      </w:r>
-      <w:proofErr w:type="spellStart"/>
-      <w:r>
-        <w:rPr>
-          <w:rFonts w:ascii="Amasis MT Pro" w:hAnsi="Amasis MT Pro"/>
-          <w:sz w:val="28"/>
-          <w:szCs w:val="28"/>
-        </w:rPr>
-        <w:t>drawable</w:t>
-      </w:r>
-      <w:proofErr w:type="spellEnd"/>
-      <w:r>
-        <w:rPr>
-          <w:rFonts w:ascii="Amasis MT Pro" w:hAnsi="Amasis MT Pro"/>
-          <w:sz w:val="28"/>
-          <w:szCs w:val="28"/>
-        </w:rPr>
-        <w:t xml:space="preserve"> avranno modo di interagire fra di loro ed all’interno dell’activity grazie al codice java. </w:t>
-      </w:r>
-    </w:p>
-    <w:p>
-      <w:pPr>
-        <w:rPr>
-          <w:rFonts w:ascii="Amasis MT Pro" w:hAnsi="Amasis MT Pro"/>
-          <w:sz w:val="28"/>
-          <w:szCs w:val="28"/>
-        </w:rPr>
-      </w:pPr>
-      <w:r>
-        <w:rPr>
-          <w:rFonts w:ascii="Amasis MT Pro" w:hAnsi="Amasis MT Pro"/>
-          <w:sz w:val="28"/>
-          <w:szCs w:val="28"/>
-        </w:rPr>
-        <w:t xml:space="preserve">Ad esempio, ciò si nota quando si richiama un componente usando il suo Id tramite il </w:t>
-      </w:r>
-      <w:proofErr w:type="spellStart"/>
-      <w:r>
-        <w:rPr>
-          <w:rFonts w:ascii="Amasis MT Pro" w:hAnsi="Amasis MT Pro"/>
-          <w:sz w:val="28"/>
-          <w:szCs w:val="28"/>
-        </w:rPr>
-        <w:t>findViewbyId</w:t>
-      </w:r>
-      <w:proofErr w:type="spellEnd"/>
-      <w:r>
-        <w:rPr>
-          <w:rFonts w:ascii="Amasis MT Pro" w:hAnsi="Amasis MT Pro"/>
-          <w:sz w:val="28"/>
-          <w:szCs w:val="28"/>
-        </w:rPr>
-        <w:t xml:space="preserve"> del componente desiderato per inserirne i dati.</w:t>
-      </w:r>
-    </w:p>
-    <w:p>
-      <w:pPr>
-        <w:rPr>
-          <w:rFonts w:ascii="Amasis MT Pro" w:hAnsi="Amasis MT Pro"/>
-          <w:sz w:val="28"/>
-          <w:szCs w:val="28"/>
-        </w:rPr>
-      </w:pPr>
-      <w:r>
-        <w:rPr>
-          <w:rFonts w:ascii="Amasis MT Pro" w:hAnsi="Amasis MT Pro"/>
-          <w:sz w:val="28"/>
-          <w:szCs w:val="28"/>
-        </w:rPr>
         <w:drawing>
           <wp:anchor distT="0" distB="0" distL="114300" distR="114300" simplePos="0" relativeHeight="251683840" behindDoc="0" locked="0" layoutInCell="1" allowOverlap="1" wp14:anchorId="4798EB05" wp14:editId="5D15668D">
             <wp:simplePos x="0" y="0"/>
@@ -6150,7 +6498,7 @@
                     <pic:cNvPicPr/>
                   </pic:nvPicPr>
                   <pic:blipFill>
-                    <a:blip r:embed="rId29">
+                    <a:blip r:embed="rId30">
                       <a:extLst>
                         <a:ext uri="{28A0092B-C50C-407E-A947-70E740481C1C}">
                           <a14:useLocalDpi xmlns:a14="http://schemas.microsoft.com/office/drawing/2010/main" val="0"/>
@@ -6179,6 +6527,7 @@
       <w:r>
         <w:rPr>
           <w:rFonts w:ascii="Amasis MT Pro" w:hAnsi="Amasis MT Pro"/>
+          <w:noProof/>
           <w:sz w:val="36"/>
           <w:szCs w:val="36"/>
         </w:rPr>
@@ -6206,7 +6555,7 @@
                     <pic:cNvPicPr/>
                   </pic:nvPicPr>
                   <pic:blipFill>
-                    <a:blip r:embed="rId30">
+                    <a:blip r:embed="rId31">
                       <a:extLst>
                         <a:ext uri="{28A0092B-C50C-407E-A947-70E740481C1C}">
                           <a14:useLocalDpi xmlns:a14="http://schemas.microsoft.com/office/drawing/2010/main" val="0"/>
@@ -6241,6 +6590,7 @@
       <w:r>
         <w:rPr>
           <w:rFonts w:ascii="Amasis MT Pro" w:hAnsi="Amasis MT Pro"/>
+          <w:noProof/>
           <w:sz w:val="28"/>
           <w:szCs w:val="28"/>
         </w:rPr>
@@ -6268,7 +6618,7 @@
                     <pic:cNvPicPr/>
                   </pic:nvPicPr>
                   <pic:blipFill rotWithShape="1">
-                    <a:blip r:embed="rId31" cstate="print">
+                    <a:blip r:embed="rId32" cstate="print">
                       <a:extLst>
                         <a:ext uri="{28A0092B-C50C-407E-A947-70E740481C1C}">
                           <a14:useLocalDpi xmlns:a14="http://schemas.microsoft.com/office/drawing/2010/main" val="0"/>
@@ -6339,7 +6689,6 @@
           <w:sz w:val="36"/>
           <w:szCs w:val="36"/>
         </w:rPr>
-        <w:lastRenderedPageBreak/>
         <w:t>Python</w:t>
       </w:r>
       <w:r>
@@ -6440,7 +6789,25 @@
           <w:sz w:val="28"/>
           <w:szCs w:val="28"/>
         </w:rPr>
-        <w:t xml:space="preserve">Le API sono protocolli che permettono lo scambio di informazioni in rete, REST invece è la specifica API che comunica in protocollo http/https e manda dati in formato JSON. Le istruzioni che il client può inviare al server sono di 4 tipi: </w:t>
+        <w:t xml:space="preserve">Le API sono protocolli che permettono lo scambio di informazioni in rete, REST invece è la specifica API che comunica in protocollo http/https e manda dati in formato JSON. Le istruzioni che il client può inviare al server sono di </w:t>
+      </w:r>
+      <w:proofErr w:type="gramStart"/>
+      <w:r>
+        <w:rPr>
+          <w:rFonts w:ascii="Amasis MT Pro" w:hAnsi="Amasis MT Pro"/>
+          <w:sz w:val="28"/>
+          <w:szCs w:val="28"/>
+        </w:rPr>
+        <w:t>4</w:t>
+      </w:r>
+      <w:proofErr w:type="gramEnd"/>
+      <w:r>
+        <w:rPr>
+          <w:rFonts w:ascii="Amasis MT Pro" w:hAnsi="Amasis MT Pro"/>
+          <w:sz w:val="28"/>
+          <w:szCs w:val="28"/>
+        </w:rPr>
+        <w:t xml:space="preserve"> tipi: </w:t>
       </w:r>
     </w:p>
     <w:p>
@@ -6624,6 +6991,7 @@
           <w:sz w:val="28"/>
           <w:szCs w:val="28"/>
         </w:rPr>
+        <w:lastRenderedPageBreak/>
         <w:drawing>
           <wp:anchor distT="0" distB="0" distL="114300" distR="114300" simplePos="0" relativeHeight="251663360" behindDoc="0" locked="0" layoutInCell="1" allowOverlap="1" wp14:anchorId="3D0E87C3" wp14:editId="58B7E2AB">
             <wp:simplePos x="0" y="0"/>
@@ -6648,7 +7016,7 @@
                     <pic:cNvPicPr/>
                   </pic:nvPicPr>
                   <pic:blipFill>
-                    <a:blip r:embed="rId32">
+                    <a:blip r:embed="rId33">
                       <a:extLst>
                         <a:ext uri="{28A0092B-C50C-407E-A947-70E740481C1C}">
                           <a14:useLocalDpi xmlns:a14="http://schemas.microsoft.com/office/drawing/2010/main" val="0"/>
@@ -6859,7 +7227,7 @@
                     <pic:cNvPicPr/>
                   </pic:nvPicPr>
                   <pic:blipFill>
-                    <a:blip r:embed="rId33">
+                    <a:blip r:embed="rId34">
                       <a:extLst>
                         <a:ext uri="{28A0092B-C50C-407E-A947-70E740481C1C}">
                           <a14:useLocalDpi xmlns:a14="http://schemas.microsoft.com/office/drawing/2010/main" val="0"/>
@@ -6912,7 +7280,6 @@
           <w:sz w:val="28"/>
           <w:szCs w:val="28"/>
         </w:rPr>
-        <w:lastRenderedPageBreak/>
         <w:drawing>
           <wp:anchor distT="0" distB="0" distL="114300" distR="114300" simplePos="0" relativeHeight="251665408" behindDoc="0" locked="0" layoutInCell="1" allowOverlap="1" wp14:anchorId="2F7FFE93" wp14:editId="58AB7198">
             <wp:simplePos x="0" y="0"/>
@@ -6937,7 +7304,7 @@
                     <pic:cNvPicPr/>
                   </pic:nvPicPr>
                   <pic:blipFill>
-                    <a:blip r:embed="rId34">
+                    <a:blip r:embed="rId35">
                       <a:extLst>
                         <a:ext uri="{28A0092B-C50C-407E-A947-70E740481C1C}">
                           <a14:useLocalDpi xmlns:a14="http://schemas.microsoft.com/office/drawing/2010/main" val="0"/>
@@ -7064,7 +7431,7 @@
                     <pic:cNvPicPr/>
                   </pic:nvPicPr>
                   <pic:blipFill>
-                    <a:blip r:embed="rId35">
+                    <a:blip r:embed="rId36">
                       <a:extLst>
                         <a:ext uri="{28A0092B-C50C-407E-A947-70E740481C1C}">
                           <a14:useLocalDpi xmlns:a14="http://schemas.microsoft.com/office/drawing/2010/main" val="0"/>
@@ -7161,7 +7528,7 @@
                     <pic:cNvPicPr/>
                   </pic:nvPicPr>
                   <pic:blipFill>
-                    <a:blip r:embed="rId36">
+                    <a:blip r:embed="rId37">
                       <a:extLst>
                         <a:ext uri="{28A0092B-C50C-407E-A947-70E740481C1C}">
                           <a14:useLocalDpi xmlns:a14="http://schemas.microsoft.com/office/drawing/2010/main" val="0"/>
@@ -7359,7 +7726,266 @@
           <w:sz w:val="36"/>
           <w:szCs w:val="36"/>
         </w:rPr>
+        <w:t>-</w:t>
+      </w:r>
+      <w:r>
+        <w:rPr>
+          <w:rFonts w:ascii="Amasis MT Pro" w:hAnsi="Amasis MT Pro"/>
+          <w:sz w:val="36"/>
+          <w:szCs w:val="36"/>
+        </w:rPr>
+        <w:t>Esempio d’uso</w:t>
+      </w:r>
+    </w:p>
+    <w:p>
+      <w:pPr>
+        <w:rPr>
+          <w:rFonts w:ascii="Amasis MT Pro" w:hAnsi="Amasis MT Pro"/>
+          <w:sz w:val="36"/>
+          <w:szCs w:val="36"/>
+        </w:rPr>
+      </w:pPr>
+    </w:p>
+    <w:p>
+      <w:pPr>
+        <w:rPr>
+          <w:rFonts w:ascii="Amasis MT Pro" w:hAnsi="Amasis MT Pro"/>
+          <w:sz w:val="36"/>
+          <w:szCs w:val="36"/>
+        </w:rPr>
+      </w:pPr>
+    </w:p>
+    <w:p>
+      <w:pPr>
+        <w:rPr>
+          <w:rFonts w:ascii="Amasis MT Pro" w:hAnsi="Amasis MT Pro"/>
+          <w:sz w:val="28"/>
+          <w:szCs w:val="28"/>
+        </w:rPr>
+      </w:pPr>
+      <w:r>
+        <w:rPr>
+          <w:rFonts w:ascii="Amasis MT Pro" w:hAnsi="Amasis MT Pro"/>
+          <w:sz w:val="28"/>
+          <w:szCs w:val="28"/>
+        </w:rPr>
+        <w:t xml:space="preserve">L’utente x ha appena adottato un cucciolo di cane. </w:t>
+      </w:r>
+    </w:p>
+    <w:p>
+      <w:pPr>
+        <w:rPr>
+          <w:rFonts w:ascii="Amasis MT Pro" w:hAnsi="Amasis MT Pro"/>
+          <w:sz w:val="28"/>
+          <w:szCs w:val="28"/>
+        </w:rPr>
+      </w:pPr>
+      <w:r>
+        <w:rPr>
+          <w:rFonts w:ascii="Amasis MT Pro" w:hAnsi="Amasis MT Pro"/>
+          <w:sz w:val="28"/>
+          <w:szCs w:val="28"/>
+        </w:rPr>
+        <w:t>Dovrà innanzitutto registrarsi con il proprio indirizzo mail e password per poter accedere all’interno dell’app ed usufruire degli strumenti dati a disposizione.</w:t>
+      </w:r>
+    </w:p>
+    <w:p>
+      <w:pPr>
+        <w:rPr>
+          <w:rFonts w:ascii="Amasis MT Pro" w:hAnsi="Amasis MT Pro"/>
+          <w:sz w:val="28"/>
+          <w:szCs w:val="28"/>
+        </w:rPr>
+      </w:pPr>
+      <w:r>
+        <w:rPr>
+          <w:rFonts w:ascii="Amasis MT Pro" w:hAnsi="Amasis MT Pro"/>
+          <w:sz w:val="28"/>
+          <w:szCs w:val="28"/>
+        </w:rPr>
+        <w:t>Se già registrato, i dati verranno auto compilati e verrà permesso l’accesso.</w:t>
+      </w:r>
+    </w:p>
+    <w:p>
+      <w:pPr>
+        <w:rPr>
+          <w:rFonts w:ascii="Amasis MT Pro" w:hAnsi="Amasis MT Pro"/>
+          <w:sz w:val="28"/>
+          <w:szCs w:val="28"/>
+        </w:rPr>
+      </w:pPr>
+      <w:r>
+        <w:rPr>
+          <w:rFonts w:ascii="Amasis MT Pro" w:hAnsi="Amasis MT Pro"/>
+          <w:sz w:val="28"/>
+          <w:szCs w:val="28"/>
+        </w:rPr>
+        <w:t>L’utente vuole giustamente tenere traccia delle caratteristiche dell’animale (peso, altezza, segni particolari) e soprattutto registrare le eventuali allergie o problematiche in maniera tale da poterne sempre tenere traccia in giro ed al bisogno. Avrà dunque la possibilità di registrare questo cucciolo con il suo nome ed anche un rating emotivo dell’animale, oltre che le caratteristiche comprensive di una cartella clinica.</w:t>
+      </w:r>
+    </w:p>
+    <w:p>
+      <w:pPr>
+        <w:rPr>
+          <w:rFonts w:ascii="Amasis MT Pro" w:hAnsi="Amasis MT Pro"/>
+          <w:sz w:val="28"/>
+          <w:szCs w:val="28"/>
+        </w:rPr>
+      </w:pPr>
+      <w:r>
+        <w:rPr>
+          <w:rFonts w:ascii="Amasis MT Pro" w:hAnsi="Amasis MT Pro"/>
+          <w:sz w:val="28"/>
+          <w:szCs w:val="28"/>
+        </w:rPr>
+        <w:t>Ma se l’utente avesse anche un altro animale da gestire?</w:t>
+      </w:r>
+    </w:p>
+    <w:p>
+      <w:pPr>
+        <w:rPr>
+          <w:rFonts w:ascii="Amasis MT Pro" w:hAnsi="Amasis MT Pro"/>
+          <w:sz w:val="28"/>
+          <w:szCs w:val="28"/>
+        </w:rPr>
+      </w:pPr>
+      <w:r>
+        <w:rPr>
+          <w:rFonts w:ascii="Amasis MT Pro" w:hAnsi="Amasis MT Pro"/>
+          <w:sz w:val="28"/>
+          <w:szCs w:val="28"/>
+        </w:rPr>
+        <w:t>Potrà effettivamente aggiungere anche quest’ultimo in maniera tale da avere nella sua Home traccia degli animali registrati.</w:t>
+      </w:r>
+    </w:p>
+    <w:p>
+      <w:pPr>
+        <w:rPr>
+          <w:rFonts w:ascii="Amasis MT Pro" w:hAnsi="Amasis MT Pro"/>
+          <w:sz w:val="28"/>
+          <w:szCs w:val="28"/>
+        </w:rPr>
+      </w:pPr>
+      <w:r>
+        <w:rPr>
+          <w:rFonts w:ascii="Amasis MT Pro" w:hAnsi="Amasis MT Pro"/>
+          <w:sz w:val="28"/>
+          <w:szCs w:val="28"/>
+        </w:rPr>
+        <w:t>Ora che le registrazioni sono fatte è possibile cercare servizi che possano interessarci messi online dai fornitori (SVILUPPO FUTURO)</w:t>
+      </w:r>
+    </w:p>
+    <w:p>
+      <w:pPr>
+        <w:rPr>
+          <w:rFonts w:ascii="Amasis MT Pro" w:hAnsi="Amasis MT Pro"/>
+          <w:sz w:val="28"/>
+          <w:szCs w:val="28"/>
+        </w:rPr>
+      </w:pPr>
+      <w:r>
+        <w:rPr>
+          <w:rFonts w:ascii="Amasis MT Pro" w:hAnsi="Amasis MT Pro"/>
+          <w:sz w:val="28"/>
+          <w:szCs w:val="28"/>
+        </w:rPr>
+        <w:t>Si possono anche registrare visite veterinarie ricevute e il comportamento dell’animale.</w:t>
+      </w:r>
+    </w:p>
+    <w:p>
+      <w:pPr>
+        <w:rPr>
+          <w:rFonts w:ascii="Amasis MT Pro" w:hAnsi="Amasis MT Pro"/>
+          <w:sz w:val="28"/>
+          <w:szCs w:val="28"/>
+        </w:rPr>
+      </w:pPr>
+      <w:r>
+        <w:rPr>
+          <w:rFonts w:ascii="Amasis MT Pro" w:hAnsi="Amasis MT Pro"/>
+          <w:sz w:val="28"/>
+          <w:szCs w:val="28"/>
+        </w:rPr>
         <w:lastRenderedPageBreak/>
+        <w:t xml:space="preserve">Tutte queste attività saranno ordinate con rispettive data ed orario all’interno del calendario utente. </w:t>
+      </w:r>
+    </w:p>
+    <w:p>
+      <w:pPr>
+        <w:rPr>
+          <w:rFonts w:ascii="Amasis MT Pro" w:hAnsi="Amasis MT Pro"/>
+          <w:sz w:val="28"/>
+          <w:szCs w:val="28"/>
+        </w:rPr>
+      </w:pPr>
+      <w:r>
+        <w:rPr>
+          <w:rFonts w:ascii="Amasis MT Pro" w:hAnsi="Amasis MT Pro"/>
+          <w:sz w:val="28"/>
+          <w:szCs w:val="28"/>
+        </w:rPr>
+        <w:t>Il calendario ha la possibilità di registrare localmente questi eventi e facilitare l’utente in questa interazione.</w:t>
+      </w:r>
+    </w:p>
+    <w:p>
+      <w:pPr>
+        <w:rPr>
+          <w:rFonts w:ascii="Amasis MT Pro" w:hAnsi="Amasis MT Pro"/>
+          <w:sz w:val="28"/>
+          <w:szCs w:val="28"/>
+        </w:rPr>
+      </w:pPr>
+    </w:p>
+    <w:p>
+      <w:pPr>
+        <w:rPr>
+          <w:rFonts w:ascii="Amasis MT Pro" w:hAnsi="Amasis MT Pro"/>
+          <w:sz w:val="36"/>
+          <w:szCs w:val="36"/>
+        </w:rPr>
+      </w:pPr>
+    </w:p>
+    <w:p>
+      <w:pPr>
+        <w:rPr>
+          <w:rFonts w:ascii="Amasis MT Pro" w:hAnsi="Amasis MT Pro"/>
+          <w:sz w:val="36"/>
+          <w:szCs w:val="36"/>
+        </w:rPr>
+      </w:pPr>
+    </w:p>
+    <w:p>
+      <w:pPr>
+        <w:rPr>
+          <w:rFonts w:ascii="Amasis MT Pro" w:hAnsi="Amasis MT Pro"/>
+          <w:sz w:val="36"/>
+          <w:szCs w:val="36"/>
+        </w:rPr>
+      </w:pPr>
+    </w:p>
+    <w:p>
+      <w:pPr>
+        <w:rPr>
+          <w:rFonts w:ascii="Amasis MT Pro" w:hAnsi="Amasis MT Pro"/>
+          <w:sz w:val="36"/>
+          <w:szCs w:val="36"/>
+        </w:rPr>
+      </w:pPr>
+    </w:p>
+    <w:p>
+      <w:pPr>
+        <w:jc w:val="center"/>
+        <w:rPr>
+          <w:rFonts w:ascii="Amasis MT Pro" w:hAnsi="Amasis MT Pro"/>
+          <w:sz w:val="36"/>
+          <w:szCs w:val="36"/>
+        </w:rPr>
+      </w:pPr>
+      <w:r>
+        <w:rPr>
+          <w:rFonts w:ascii="Amasis MT Pro" w:hAnsi="Amasis MT Pro"/>
+          <w:sz w:val="36"/>
+          <w:szCs w:val="36"/>
+        </w:rPr>
         <w:t>-</w:t>
       </w:r>
       <w:r>
@@ -7368,203 +7994,132 @@
           <w:sz w:val="36"/>
           <w:szCs w:val="36"/>
         </w:rPr>
-        <w:t>Esempio d’uso</w:t>
-      </w:r>
-    </w:p>
-    <w:p>
-      <w:pPr>
-        <w:rPr>
-          <w:rFonts w:ascii="Amasis MT Pro" w:hAnsi="Amasis MT Pro"/>
-          <w:sz w:val="36"/>
-          <w:szCs w:val="36"/>
-        </w:rPr>
-      </w:pPr>
-    </w:p>
-    <w:p>
-      <w:pPr>
-        <w:rPr>
-          <w:rFonts w:ascii="Amasis MT Pro" w:hAnsi="Amasis MT Pro"/>
-          <w:sz w:val="36"/>
-          <w:szCs w:val="36"/>
-        </w:rPr>
-      </w:pPr>
-    </w:p>
-    <w:p>
-      <w:pPr>
-        <w:rPr>
-          <w:rFonts w:ascii="Amasis MT Pro" w:hAnsi="Amasis MT Pro"/>
-          <w:sz w:val="28"/>
-          <w:szCs w:val="28"/>
-        </w:rPr>
-      </w:pPr>
-      <w:r>
-        <w:rPr>
-          <w:rFonts w:ascii="Amasis MT Pro" w:hAnsi="Amasis MT Pro"/>
-          <w:sz w:val="28"/>
-          <w:szCs w:val="28"/>
-        </w:rPr>
-        <w:t xml:space="preserve">L’utente x ha appena adottato un cucciolo di cane. </w:t>
-      </w:r>
-    </w:p>
-    <w:p>
-      <w:pPr>
-        <w:rPr>
-          <w:rFonts w:ascii="Amasis MT Pro" w:hAnsi="Amasis MT Pro"/>
-          <w:sz w:val="28"/>
-          <w:szCs w:val="28"/>
-        </w:rPr>
-      </w:pPr>
-      <w:r>
-        <w:rPr>
-          <w:rFonts w:ascii="Amasis MT Pro" w:hAnsi="Amasis MT Pro"/>
-          <w:sz w:val="28"/>
-          <w:szCs w:val="28"/>
-        </w:rPr>
-        <w:t>Dovrà innanzitutto registrarsi con il proprio indirizzo mail e password per poter accedere all’interno dell’app ed usufruire degli strumenti dati a disposizione.</w:t>
-      </w:r>
-    </w:p>
-    <w:p>
-      <w:pPr>
-        <w:rPr>
-          <w:rFonts w:ascii="Amasis MT Pro" w:hAnsi="Amasis MT Pro"/>
-          <w:sz w:val="28"/>
-          <w:szCs w:val="28"/>
-        </w:rPr>
-      </w:pPr>
-      <w:r>
-        <w:rPr>
-          <w:rFonts w:ascii="Amasis MT Pro" w:hAnsi="Amasis MT Pro"/>
-          <w:sz w:val="28"/>
-          <w:szCs w:val="28"/>
-        </w:rPr>
-        <w:t>Se già registrato, i dati verranno auto compilati e verrà permesso l’accesso.</w:t>
-      </w:r>
-    </w:p>
-    <w:p>
-      <w:pPr>
-        <w:rPr>
-          <w:rFonts w:ascii="Amasis MT Pro" w:hAnsi="Amasis MT Pro"/>
-          <w:sz w:val="28"/>
-          <w:szCs w:val="28"/>
-        </w:rPr>
-      </w:pPr>
-      <w:r>
-        <w:rPr>
-          <w:rFonts w:ascii="Amasis MT Pro" w:hAnsi="Amasis MT Pro"/>
-          <w:sz w:val="28"/>
-          <w:szCs w:val="28"/>
-        </w:rPr>
-        <w:t>L’utente vuole giustamente tenere traccia delle caratteristiche dell’animale (peso, altezza, segni particolari) e soprattutto registrare le eventuali allergie o problematiche in maniera tale da poterne sempre tenere traccia in giro ed al bisogno. Avrà dunque la possibilità di registrare questo cucciolo con il suo nome ed anche un rating emotivo dell’animale, oltre che le caratteristiche comprensive di una cartella clinica.</w:t>
-      </w:r>
-    </w:p>
-    <w:p>
-      <w:pPr>
-        <w:rPr>
-          <w:rFonts w:ascii="Amasis MT Pro" w:hAnsi="Amasis MT Pro"/>
-          <w:sz w:val="28"/>
-          <w:szCs w:val="28"/>
-        </w:rPr>
-      </w:pPr>
-      <w:r>
-        <w:rPr>
-          <w:rFonts w:ascii="Amasis MT Pro" w:hAnsi="Amasis MT Pro"/>
-          <w:sz w:val="28"/>
-          <w:szCs w:val="28"/>
-        </w:rPr>
-        <w:t>Ma se l’utente avesse anche un altro animale da gestire?</w:t>
-      </w:r>
-    </w:p>
-    <w:p>
-      <w:pPr>
-        <w:rPr>
-          <w:rFonts w:ascii="Amasis MT Pro" w:hAnsi="Amasis MT Pro"/>
-          <w:sz w:val="28"/>
-          <w:szCs w:val="28"/>
-        </w:rPr>
-      </w:pPr>
-      <w:r>
-        <w:rPr>
-          <w:rFonts w:ascii="Amasis MT Pro" w:hAnsi="Amasis MT Pro"/>
-          <w:sz w:val="28"/>
-          <w:szCs w:val="28"/>
-        </w:rPr>
-        <w:t>Potrà effettivamente aggiungere anche quest’ultimo in maniera tale da avere nella sua Home traccia degli animali registrati.</w:t>
-      </w:r>
-    </w:p>
-    <w:p>
-      <w:pPr>
-        <w:rPr>
-          <w:rFonts w:ascii="Amasis MT Pro" w:hAnsi="Amasis MT Pro"/>
-          <w:sz w:val="28"/>
-          <w:szCs w:val="28"/>
-        </w:rPr>
-      </w:pPr>
-      <w:r>
-        <w:rPr>
-          <w:rFonts w:ascii="Amasis MT Pro" w:hAnsi="Amasis MT Pro"/>
-          <w:sz w:val="28"/>
-          <w:szCs w:val="28"/>
-        </w:rPr>
-        <w:t>Ora che le registrazioni sono fatte è possibile cercare servizi che possano interessarci messi online dai fornitori (SVILUPPO FUTURO)</w:t>
-      </w:r>
-    </w:p>
-    <w:p>
-      <w:pPr>
-        <w:rPr>
-          <w:rFonts w:ascii="Amasis MT Pro" w:hAnsi="Amasis MT Pro"/>
-          <w:sz w:val="28"/>
-          <w:szCs w:val="28"/>
-        </w:rPr>
-      </w:pPr>
-      <w:r>
-        <w:rPr>
-          <w:rFonts w:ascii="Amasis MT Pro" w:hAnsi="Amasis MT Pro"/>
-          <w:sz w:val="28"/>
-          <w:szCs w:val="28"/>
-        </w:rPr>
-        <w:t>Si possono anche registrare visite veterinarie ricevute e il comportamento dell’animale.</w:t>
-      </w:r>
-    </w:p>
-    <w:p>
-      <w:pPr>
-        <w:rPr>
-          <w:rFonts w:ascii="Amasis MT Pro" w:hAnsi="Amasis MT Pro"/>
-          <w:sz w:val="28"/>
-          <w:szCs w:val="28"/>
-        </w:rPr>
-      </w:pPr>
-      <w:r>
-        <w:rPr>
-          <w:rFonts w:ascii="Amasis MT Pro" w:hAnsi="Amasis MT Pro"/>
-          <w:sz w:val="28"/>
-          <w:szCs w:val="28"/>
-        </w:rPr>
-        <w:t xml:space="preserve">Tutte queste attività saranno ordinate con rispettive data ed orario all’interno del calendario utente. </w:t>
-      </w:r>
-    </w:p>
-    <w:p>
-      <w:pPr>
-        <w:rPr>
-          <w:rFonts w:ascii="Amasis MT Pro" w:hAnsi="Amasis MT Pro"/>
-          <w:sz w:val="28"/>
-          <w:szCs w:val="28"/>
-        </w:rPr>
-      </w:pPr>
-      <w:r>
-        <w:rPr>
-          <w:rFonts w:ascii="Amasis MT Pro" w:hAnsi="Amasis MT Pro"/>
-          <w:sz w:val="28"/>
-          <w:szCs w:val="28"/>
-        </w:rPr>
-        <w:t>Il calendario ha la possibilità di registrare localmente questi eventi e facilitare l’utente in questa interazione.</w:t>
-      </w:r>
-    </w:p>
-    <w:p>
-      <w:pPr>
-        <w:rPr>
-          <w:rFonts w:ascii="Amasis MT Pro" w:hAnsi="Amasis MT Pro"/>
-          <w:sz w:val="28"/>
-          <w:szCs w:val="28"/>
+        <w:t>Risultati ottenuti</w:t>
+      </w:r>
+    </w:p>
+    <w:p>
+      <w:pPr>
+        <w:rPr>
+          <w:rFonts w:ascii="Amasis MT Pro" w:hAnsi="Amasis MT Pro"/>
+          <w:sz w:val="36"/>
+          <w:szCs w:val="36"/>
+        </w:rPr>
+      </w:pPr>
+    </w:p>
+    <w:p>
+      <w:pPr>
+        <w:rPr>
+          <w:rFonts w:ascii="Amasis MT Pro" w:hAnsi="Amasis MT Pro"/>
+          <w:sz w:val="36"/>
+          <w:szCs w:val="36"/>
+        </w:rPr>
+      </w:pPr>
+    </w:p>
+    <w:p>
+      <w:pPr>
+        <w:rPr>
+          <w:rFonts w:ascii="Amasis MT Pro" w:hAnsi="Amasis MT Pro"/>
+          <w:sz w:val="36"/>
+          <w:szCs w:val="36"/>
+        </w:rPr>
+      </w:pPr>
+    </w:p>
+    <w:p>
+      <w:pPr>
+        <w:rPr>
+          <w:rFonts w:ascii="Amasis MT Pro" w:hAnsi="Amasis MT Pro"/>
+          <w:sz w:val="36"/>
+          <w:szCs w:val="36"/>
+        </w:rPr>
+      </w:pPr>
+    </w:p>
+    <w:p>
+      <w:pPr>
+        <w:rPr>
+          <w:rFonts w:ascii="Amasis MT Pro" w:hAnsi="Amasis MT Pro"/>
+          <w:sz w:val="36"/>
+          <w:szCs w:val="36"/>
+        </w:rPr>
+      </w:pPr>
+    </w:p>
+    <w:p>
+      <w:pPr>
+        <w:rPr>
+          <w:rFonts w:ascii="Amasis MT Pro" w:hAnsi="Amasis MT Pro"/>
+          <w:sz w:val="36"/>
+          <w:szCs w:val="36"/>
+        </w:rPr>
+      </w:pPr>
+    </w:p>
+    <w:p>
+      <w:pPr>
+        <w:rPr>
+          <w:rFonts w:ascii="Amasis MT Pro" w:hAnsi="Amasis MT Pro"/>
+          <w:sz w:val="36"/>
+          <w:szCs w:val="36"/>
+        </w:rPr>
+      </w:pPr>
+    </w:p>
+    <w:p>
+      <w:pPr>
+        <w:rPr>
+          <w:rFonts w:ascii="Amasis MT Pro" w:hAnsi="Amasis MT Pro"/>
+          <w:sz w:val="36"/>
+          <w:szCs w:val="36"/>
+        </w:rPr>
+      </w:pPr>
+    </w:p>
+    <w:p>
+      <w:pPr>
+        <w:rPr>
+          <w:rFonts w:ascii="Amasis MT Pro" w:hAnsi="Amasis MT Pro"/>
+          <w:sz w:val="36"/>
+          <w:szCs w:val="36"/>
+        </w:rPr>
+      </w:pPr>
+    </w:p>
+    <w:p>
+      <w:pPr>
+        <w:rPr>
+          <w:rFonts w:ascii="Amasis MT Pro" w:hAnsi="Amasis MT Pro"/>
+          <w:sz w:val="36"/>
+          <w:szCs w:val="36"/>
+        </w:rPr>
+      </w:pPr>
+    </w:p>
+    <w:p>
+      <w:pPr>
+        <w:rPr>
+          <w:rFonts w:ascii="Amasis MT Pro" w:hAnsi="Amasis MT Pro"/>
+          <w:sz w:val="36"/>
+          <w:szCs w:val="36"/>
+        </w:rPr>
+      </w:pPr>
+    </w:p>
+    <w:p>
+      <w:pPr>
+        <w:rPr>
+          <w:rFonts w:ascii="Amasis MT Pro" w:hAnsi="Amasis MT Pro"/>
+          <w:sz w:val="36"/>
+          <w:szCs w:val="36"/>
+        </w:rPr>
+      </w:pPr>
+    </w:p>
+    <w:p>
+      <w:pPr>
+        <w:rPr>
+          <w:rFonts w:ascii="Amasis MT Pro" w:hAnsi="Amasis MT Pro"/>
+          <w:sz w:val="36"/>
+          <w:szCs w:val="36"/>
+        </w:rPr>
+      </w:pPr>
+    </w:p>
+    <w:p>
+      <w:pPr>
+        <w:rPr>
+          <w:rFonts w:ascii="Amasis MT Pro" w:hAnsi="Amasis MT Pro"/>
+          <w:sz w:val="36"/>
+          <w:szCs w:val="36"/>
         </w:rPr>
       </w:pPr>
     </w:p>
@@ -7613,6 +8168,25 @@
           <w:szCs w:val="36"/>
         </w:rPr>
       </w:pPr>
+    </w:p>
+    <w:p>
+      <w:pPr>
+        <w:rPr>
+          <w:rFonts w:ascii="Amasis MT Pro" w:hAnsi="Amasis MT Pro"/>
+          <w:sz w:val="36"/>
+          <w:szCs w:val="36"/>
+        </w:rPr>
+      </w:pPr>
+    </w:p>
+    <w:p>
+      <w:pPr>
+        <w:jc w:val="center"/>
+        <w:rPr>
+          <w:rFonts w:ascii="Amasis MT Pro" w:hAnsi="Amasis MT Pro"/>
+          <w:sz w:val="36"/>
+          <w:szCs w:val="36"/>
+        </w:rPr>
+      </w:pPr>
       <w:r>
         <w:rPr>
           <w:rFonts w:ascii="Amasis MT Pro" w:hAnsi="Amasis MT Pro"/>
@@ -7627,89 +8201,265 @@
           <w:sz w:val="36"/>
           <w:szCs w:val="36"/>
         </w:rPr>
-        <w:t>Risultati ottenuti</w:t>
-      </w:r>
-    </w:p>
-    <w:p>
-      <w:pPr>
-        <w:rPr>
-          <w:rFonts w:ascii="Amasis MT Pro" w:hAnsi="Amasis MT Pro"/>
-          <w:sz w:val="36"/>
-          <w:szCs w:val="36"/>
-        </w:rPr>
-      </w:pPr>
-    </w:p>
-    <w:p>
-      <w:pPr>
-        <w:rPr>
-          <w:rFonts w:ascii="Amasis MT Pro" w:hAnsi="Amasis MT Pro"/>
-          <w:sz w:val="36"/>
-          <w:szCs w:val="36"/>
-        </w:rPr>
-      </w:pPr>
-    </w:p>
-    <w:p>
-      <w:pPr>
-        <w:rPr>
-          <w:rFonts w:ascii="Amasis MT Pro" w:hAnsi="Amasis MT Pro"/>
-          <w:sz w:val="36"/>
-          <w:szCs w:val="36"/>
-        </w:rPr>
-      </w:pPr>
-    </w:p>
-    <w:p>
-      <w:pPr>
-        <w:rPr>
-          <w:rFonts w:ascii="Amasis MT Pro" w:hAnsi="Amasis MT Pro"/>
-          <w:sz w:val="36"/>
-          <w:szCs w:val="36"/>
-        </w:rPr>
-      </w:pPr>
-    </w:p>
-    <w:p>
-      <w:pPr>
-        <w:rPr>
-          <w:rFonts w:ascii="Amasis MT Pro" w:hAnsi="Amasis MT Pro"/>
-          <w:sz w:val="36"/>
-          <w:szCs w:val="36"/>
-        </w:rPr>
-      </w:pPr>
-    </w:p>
-    <w:p>
-      <w:pPr>
-        <w:rPr>
-          <w:rFonts w:ascii="Amasis MT Pro" w:hAnsi="Amasis MT Pro"/>
-          <w:sz w:val="36"/>
-          <w:szCs w:val="36"/>
-        </w:rPr>
-      </w:pPr>
-    </w:p>
-    <w:p>
-      <w:pPr>
-        <w:rPr>
-          <w:rFonts w:ascii="Amasis MT Pro" w:hAnsi="Amasis MT Pro"/>
-          <w:sz w:val="36"/>
-          <w:szCs w:val="36"/>
-        </w:rPr>
-      </w:pPr>
-    </w:p>
-    <w:p>
-      <w:pPr>
-        <w:rPr>
-          <w:rFonts w:ascii="Amasis MT Pro" w:hAnsi="Amasis MT Pro"/>
-          <w:sz w:val="36"/>
-          <w:szCs w:val="36"/>
-        </w:rPr>
-      </w:pPr>
-    </w:p>
-    <w:p>
-      <w:pPr>
-        <w:rPr>
-          <w:rFonts w:ascii="Amasis MT Pro" w:hAnsi="Amasis MT Pro"/>
-          <w:sz w:val="36"/>
-          <w:szCs w:val="36"/>
-        </w:rPr>
-      </w:pPr>
+        <w:t>Conclusioni</w:t>
+      </w:r>
+    </w:p>
+    <w:p>
+      <w:pPr>
+        <w:rPr>
+          <w:rFonts w:ascii="Amasis MT Pro" w:hAnsi="Amasis MT Pro"/>
+          <w:sz w:val="28"/>
+          <w:szCs w:val="28"/>
+        </w:rPr>
+      </w:pPr>
+    </w:p>
+    <w:p>
+      <w:pPr>
+        <w:rPr>
+          <w:rFonts w:ascii="Amasis MT Pro" w:hAnsi="Amasis MT Pro"/>
+          <w:sz w:val="28"/>
+          <w:szCs w:val="28"/>
+        </w:rPr>
+      </w:pPr>
+    </w:p>
+    <w:p>
+      <w:pPr>
+        <w:rPr>
+          <w:rFonts w:ascii="Amasis MT Pro" w:hAnsi="Amasis MT Pro"/>
+          <w:sz w:val="28"/>
+          <w:szCs w:val="28"/>
+        </w:rPr>
+      </w:pPr>
+      <w:r>
+        <w:rPr>
+          <w:rFonts w:ascii="Amasis MT Pro" w:hAnsi="Amasis MT Pro"/>
+          <w:sz w:val="28"/>
+          <w:szCs w:val="28"/>
+        </w:rPr>
+        <w:t xml:space="preserve">Il progetto dell'app Crikle rappresenta un valido esempio di come la tecnologia possa essere messa al servizio del benessere degli animali e della comunità che ruota attorno a loro. Grazie all'integrazione tra applicazione Android, sito web, servizi web REST e database, è stato possibile </w:t>
+      </w:r>
+      <w:r>
+        <w:rPr>
+          <w:rFonts w:ascii="Amasis MT Pro" w:hAnsi="Amasis MT Pro"/>
+          <w:sz w:val="28"/>
+          <w:szCs w:val="28"/>
+        </w:rPr>
+        <w:t xml:space="preserve">ideare </w:t>
+      </w:r>
+      <w:r>
+        <w:rPr>
+          <w:rFonts w:ascii="Amasis MT Pro" w:hAnsi="Amasis MT Pro"/>
+          <w:sz w:val="28"/>
+          <w:szCs w:val="28"/>
+        </w:rPr>
+        <w:t>una piattaforma completa e funzionale, capace di favorire l’incontro tra proprietari di animali domestici e fornitori di servi</w:t>
+      </w:r>
+      <w:r>
+        <w:rPr>
+          <w:rFonts w:ascii="Amasis MT Pro" w:hAnsi="Amasis MT Pro"/>
+          <w:sz w:val="28"/>
+          <w:szCs w:val="28"/>
+        </w:rPr>
+        <w:t>zi.</w:t>
+      </w:r>
+    </w:p>
+    <w:p>
+      <w:pPr>
+        <w:rPr>
+          <w:rFonts w:ascii="Amasis MT Pro" w:hAnsi="Amasis MT Pro"/>
+          <w:sz w:val="28"/>
+          <w:szCs w:val="28"/>
+        </w:rPr>
+      </w:pPr>
+      <w:r>
+        <w:rPr>
+          <w:rFonts w:ascii="Amasis MT Pro" w:hAnsi="Amasis MT Pro"/>
+          <w:sz w:val="28"/>
+          <w:szCs w:val="28"/>
+        </w:rPr>
+        <w:t>Durante lo sviluppo, sono state affrontate sfide tecniche e progettuali che hanno contribuito a</w:t>
+      </w:r>
+      <w:r>
+        <w:rPr>
+          <w:rFonts w:ascii="Amasis MT Pro" w:hAnsi="Amasis MT Pro"/>
+          <w:sz w:val="28"/>
+          <w:szCs w:val="28"/>
+        </w:rPr>
+        <w:t xml:space="preserve"> migliorare</w:t>
+      </w:r>
+      <w:r>
+        <w:rPr>
+          <w:rFonts w:ascii="Amasis MT Pro" w:hAnsi="Amasis MT Pro"/>
+          <w:sz w:val="28"/>
+          <w:szCs w:val="28"/>
+        </w:rPr>
+        <w:t xml:space="preserve"> le c</w:t>
+      </w:r>
+      <w:r>
+        <w:rPr>
+          <w:rFonts w:ascii="Amasis MT Pro" w:hAnsi="Amasis MT Pro"/>
+          <w:sz w:val="28"/>
+          <w:szCs w:val="28"/>
+        </w:rPr>
+        <w:t xml:space="preserve">onoscenze </w:t>
+      </w:r>
+      <w:r>
+        <w:rPr>
+          <w:rFonts w:ascii="Amasis MT Pro" w:hAnsi="Amasis MT Pro"/>
+          <w:sz w:val="28"/>
+          <w:szCs w:val="28"/>
+        </w:rPr>
+        <w:t xml:space="preserve">del gruppo </w:t>
+      </w:r>
+      <w:r>
+        <w:rPr>
+          <w:rFonts w:ascii="Amasis MT Pro" w:hAnsi="Amasis MT Pro"/>
+          <w:sz w:val="28"/>
+          <w:szCs w:val="28"/>
+        </w:rPr>
+        <w:t xml:space="preserve">nelle seguenti aree </w:t>
+      </w:r>
+      <w:proofErr w:type="spellStart"/>
+      <w:r>
+        <w:rPr>
+          <w:rFonts w:ascii="Amasis MT Pro" w:hAnsi="Amasis MT Pro"/>
+          <w:sz w:val="28"/>
+          <w:szCs w:val="28"/>
+        </w:rPr>
+        <w:t>tematice</w:t>
+      </w:r>
+      <w:proofErr w:type="spellEnd"/>
+      <w:r>
+        <w:rPr>
+          <w:rFonts w:ascii="Amasis MT Pro" w:hAnsi="Amasis MT Pro"/>
+          <w:sz w:val="28"/>
+          <w:szCs w:val="28"/>
+        </w:rPr>
+        <w:t>:</w:t>
+      </w:r>
+      <w:r>
+        <w:rPr>
+          <w:rFonts w:ascii="Amasis MT Pro" w:hAnsi="Amasis MT Pro"/>
+          <w:sz w:val="28"/>
+          <w:szCs w:val="28"/>
+        </w:rPr>
+        <w:t xml:space="preserve"> programmazione orientata agli oggetti, lo sviluppo di interfacce utente intuitive, la gestione dei dati e l</w:t>
+      </w:r>
+      <w:r>
+        <w:rPr>
+          <w:rFonts w:ascii="Amasis MT Pro" w:hAnsi="Amasis MT Pro"/>
+          <w:sz w:val="28"/>
+          <w:szCs w:val="28"/>
+        </w:rPr>
+        <w:t>a comunicazione</w:t>
+      </w:r>
+      <w:r>
+        <w:rPr>
+          <w:rFonts w:ascii="Amasis MT Pro" w:hAnsi="Amasis MT Pro"/>
+          <w:sz w:val="28"/>
+          <w:szCs w:val="28"/>
+        </w:rPr>
+        <w:t xml:space="preserve"> tra sistemi. Il lavoro di </w:t>
+      </w:r>
+      <w:r>
+        <w:rPr>
+          <w:rFonts w:ascii="Amasis MT Pro" w:hAnsi="Amasis MT Pro"/>
+          <w:sz w:val="28"/>
+          <w:szCs w:val="28"/>
+        </w:rPr>
+        <w:t>gruppo</w:t>
+      </w:r>
+      <w:r>
+        <w:rPr>
+          <w:rFonts w:ascii="Amasis MT Pro" w:hAnsi="Amasis MT Pro"/>
+          <w:sz w:val="28"/>
+          <w:szCs w:val="28"/>
+        </w:rPr>
+        <w:t xml:space="preserve"> e l’approccio</w:t>
+      </w:r>
+      <w:r>
+        <w:rPr>
+          <w:rFonts w:ascii="Amasis MT Pro" w:hAnsi="Amasis MT Pro"/>
+          <w:sz w:val="28"/>
+          <w:szCs w:val="28"/>
+        </w:rPr>
+        <w:t xml:space="preserve"> utilizzato</w:t>
+      </w:r>
+      <w:r>
+        <w:rPr>
+          <w:rFonts w:ascii="Amasis MT Pro" w:hAnsi="Amasis MT Pro"/>
+          <w:sz w:val="28"/>
+          <w:szCs w:val="28"/>
+        </w:rPr>
+        <w:t xml:space="preserve"> hanno permesso di realizzare un prodotto coerente, utile e con potenzialità di crescita future.</w:t>
+      </w:r>
+    </w:p>
+    <w:p>
+      <w:pPr>
+        <w:rPr>
+          <w:rFonts w:ascii="Amasis MT Pro" w:hAnsi="Amasis MT Pro"/>
+          <w:sz w:val="28"/>
+          <w:szCs w:val="28"/>
+        </w:rPr>
+      </w:pPr>
+      <w:r>
+        <w:rPr>
+          <w:rFonts w:ascii="Amasis MT Pro" w:hAnsi="Amasis MT Pro"/>
+          <w:sz w:val="28"/>
+          <w:szCs w:val="28"/>
+        </w:rPr>
+        <w:t xml:space="preserve">In definitiva, </w:t>
+      </w:r>
+      <w:proofErr w:type="gramStart"/>
+      <w:r>
+        <w:rPr>
+          <w:rFonts w:ascii="Amasis MT Pro" w:hAnsi="Amasis MT Pro"/>
+          <w:sz w:val="28"/>
+          <w:szCs w:val="28"/>
+        </w:rPr>
+        <w:t>Crikle  non</w:t>
+      </w:r>
+      <w:proofErr w:type="gramEnd"/>
+      <w:r>
+        <w:rPr>
+          <w:rFonts w:ascii="Amasis MT Pro" w:hAnsi="Amasis MT Pro"/>
+          <w:sz w:val="28"/>
+          <w:szCs w:val="28"/>
+        </w:rPr>
+        <w:t xml:space="preserve"> solo</w:t>
+      </w:r>
+      <w:r>
+        <w:rPr>
+          <w:rFonts w:ascii="Amasis MT Pro" w:hAnsi="Amasis MT Pro"/>
+          <w:sz w:val="28"/>
+          <w:szCs w:val="28"/>
+        </w:rPr>
+        <w:t xml:space="preserve"> potrebbe essere</w:t>
+      </w:r>
+      <w:r>
+        <w:rPr>
+          <w:rFonts w:ascii="Amasis MT Pro" w:hAnsi="Amasis MT Pro"/>
+          <w:sz w:val="28"/>
+          <w:szCs w:val="28"/>
+        </w:rPr>
+        <w:t xml:space="preserve"> un'applicazione utile e innovativa, ma anche come un’esperienza formativa completa, che ha saputo </w:t>
+      </w:r>
+      <w:r>
+        <w:rPr>
+          <w:rFonts w:ascii="Amasis MT Pro" w:hAnsi="Amasis MT Pro"/>
+          <w:sz w:val="28"/>
+          <w:szCs w:val="28"/>
+        </w:rPr>
+        <w:t xml:space="preserve">unire </w:t>
+      </w:r>
+      <w:r>
+        <w:rPr>
+          <w:rFonts w:ascii="Amasis MT Pro" w:hAnsi="Amasis MT Pro"/>
+          <w:sz w:val="28"/>
+          <w:szCs w:val="28"/>
+        </w:rPr>
+        <w:t>teoria e pratica in modo efficace.</w:t>
+      </w:r>
     </w:p>
     <w:p>
       <w:pPr>
@@ -7801,157 +8551,41 @@
           <w:szCs w:val="36"/>
         </w:rPr>
       </w:pPr>
-    </w:p>
-    <w:p>
-      <w:pPr>
-        <w:rPr>
-          <w:rFonts w:ascii="Amasis MT Pro" w:hAnsi="Amasis MT Pro"/>
-          <w:sz w:val="36"/>
-          <w:szCs w:val="36"/>
-        </w:rPr>
-      </w:pPr>
-    </w:p>
-    <w:p>
-      <w:pPr>
-        <w:jc w:val="center"/>
-        <w:rPr>
-          <w:rFonts w:ascii="Amasis MT Pro" w:hAnsi="Amasis MT Pro"/>
-          <w:sz w:val="36"/>
-          <w:szCs w:val="36"/>
-        </w:rPr>
-      </w:pPr>
-      <w:r>
-        <w:rPr>
-          <w:rFonts w:ascii="Amasis MT Pro" w:hAnsi="Amasis MT Pro"/>
-          <w:sz w:val="36"/>
-          <w:szCs w:val="36"/>
-        </w:rPr>
-        <w:t>-</w:t>
-      </w:r>
-      <w:r>
-        <w:rPr>
-          <w:rFonts w:ascii="Amasis MT Pro" w:hAnsi="Amasis MT Pro"/>
-          <w:sz w:val="36"/>
-          <w:szCs w:val="36"/>
-        </w:rPr>
-        <w:t>Conclusioni</w:t>
-      </w:r>
-    </w:p>
-    <w:p>
-      <w:pPr>
-        <w:rPr>
-          <w:rFonts w:ascii="Amasis MT Pro" w:hAnsi="Amasis MT Pro"/>
-          <w:sz w:val="28"/>
-          <w:szCs w:val="28"/>
-        </w:rPr>
-      </w:pPr>
-    </w:p>
-    <w:p>
-      <w:pPr>
-        <w:rPr>
-          <w:rFonts w:ascii="Amasis MT Pro" w:hAnsi="Amasis MT Pro"/>
-          <w:sz w:val="28"/>
-          <w:szCs w:val="28"/>
-        </w:rPr>
-      </w:pPr>
-    </w:p>
-    <w:p>
-      <w:pPr>
-        <w:rPr>
-          <w:rFonts w:ascii="Amasis MT Pro" w:hAnsi="Amasis MT Pro"/>
-          <w:sz w:val="28"/>
-          <w:szCs w:val="28"/>
-        </w:rPr>
-      </w:pPr>
-      <w:r>
-        <w:rPr>
-          <w:rFonts w:ascii="Amasis MT Pro" w:hAnsi="Amasis MT Pro"/>
-          <w:sz w:val="28"/>
-          <w:szCs w:val="28"/>
-        </w:rPr>
-        <w:t xml:space="preserve">Il progetto dell'app Crikle rappresenta un valido esempio di come la tecnologia possa essere messa al servizio del benessere degli animali e della comunità che ruota attorno a loro. Grazie all'integrazione tra applicazione Android, sito web, servizi web REST e database, è stato possibile </w:t>
-      </w:r>
-      <w:r>
-        <w:rPr>
-          <w:rFonts w:ascii="Amasis MT Pro" w:hAnsi="Amasis MT Pro"/>
-          <w:sz w:val="28"/>
-          <w:szCs w:val="28"/>
-        </w:rPr>
-        <w:t xml:space="preserve">ideare </w:t>
-      </w:r>
-      <w:r>
-        <w:rPr>
-          <w:rFonts w:ascii="Amasis MT Pro" w:hAnsi="Amasis MT Pro"/>
-          <w:sz w:val="28"/>
-          <w:szCs w:val="28"/>
-        </w:rPr>
-        <w:t>una piattaforma completa e funzionale, capace di favorire l’incontro tra proprietari di animali domestici e fornitori di servi</w:t>
-      </w:r>
-      <w:r>
-        <w:rPr>
-          <w:rFonts w:ascii="Amasis MT Pro" w:hAnsi="Amasis MT Pro"/>
-          <w:sz w:val="28"/>
-          <w:szCs w:val="28"/>
-        </w:rPr>
-        <w:t>zi.</w:t>
-      </w:r>
-    </w:p>
-    <w:p>
-      <w:pPr>
-        <w:rPr>
-          <w:rFonts w:ascii="Amasis MT Pro" w:hAnsi="Amasis MT Pro"/>
-          <w:sz w:val="28"/>
-          <w:szCs w:val="28"/>
-        </w:rPr>
-      </w:pPr>
-      <w:r>
-        <w:rPr>
-          <w:rFonts w:ascii="Amasis MT Pro" w:hAnsi="Amasis MT Pro"/>
-          <w:sz w:val="28"/>
-          <w:szCs w:val="28"/>
-        </w:rPr>
-        <w:t>Durante lo sviluppo, sono state affrontate sfide tecniche e progettuali che hanno contribuito a</w:t>
-      </w:r>
-      <w:r>
-        <w:rPr>
-          <w:rFonts w:ascii="Amasis MT Pro" w:hAnsi="Amasis MT Pro"/>
-          <w:sz w:val="28"/>
-          <w:szCs w:val="28"/>
-        </w:rPr>
-        <w:t xml:space="preserve"> migliorare</w:t>
-      </w:r>
-      <w:r>
-        <w:rPr>
-          <w:rFonts w:ascii="Amasis MT Pro" w:hAnsi="Amasis MT Pro"/>
-          <w:sz w:val="28"/>
-          <w:szCs w:val="28"/>
-        </w:rPr>
-        <w:t xml:space="preserve"> le c</w:t>
-      </w:r>
-      <w:r>
-        <w:rPr>
-          <w:rFonts w:ascii="Amasis MT Pro" w:hAnsi="Amasis MT Pro"/>
-          <w:sz w:val="28"/>
-          <w:szCs w:val="28"/>
-        </w:rPr>
-        <w:t xml:space="preserve">onoscenze </w:t>
-      </w:r>
-      <w:r>
-        <w:rPr>
-          <w:rFonts w:ascii="Amasis MT Pro" w:hAnsi="Amasis MT Pro"/>
-          <w:sz w:val="28"/>
-          <w:szCs w:val="28"/>
-        </w:rPr>
-        <w:t xml:space="preserve">del gruppo </w:t>
-      </w:r>
-      <w:r>
-        <w:rPr>
-          <w:rFonts w:ascii="Amasis MT Pro" w:hAnsi="Amasis MT Pro"/>
-          <w:sz w:val="28"/>
-          <w:szCs w:val="28"/>
-        </w:rPr>
-        <w:t xml:space="preserve">nelle seguenti aree </w:t>
-      </w:r>
+      <w:r>
+        <w:rPr>
+          <w:rFonts w:ascii="Amasis MT Pro" w:hAnsi="Amasis MT Pro"/>
+          <w:sz w:val="36"/>
+          <w:szCs w:val="36"/>
+        </w:rPr>
+        <w:t>Sviluppi futuri</w:t>
+      </w:r>
+    </w:p>
+    <w:p>
+      <w:pPr>
+        <w:rPr>
+          <w:rFonts w:ascii="Amasis MT Pro" w:hAnsi="Amasis MT Pro"/>
+          <w:sz w:val="28"/>
+          <w:szCs w:val="28"/>
+        </w:rPr>
+      </w:pPr>
+    </w:p>
+    <w:p>
+      <w:pPr>
+        <w:rPr>
+          <w:rFonts w:ascii="Amasis MT Pro" w:hAnsi="Amasis MT Pro"/>
+          <w:sz w:val="28"/>
+          <w:szCs w:val="28"/>
+        </w:rPr>
+      </w:pPr>
+    </w:p>
+    <w:p>
+      <w:pPr>
+        <w:rPr>
+          <w:rFonts w:ascii="Amasis MT Pro" w:hAnsi="Amasis MT Pro"/>
+          <w:sz w:val="28"/>
+          <w:szCs w:val="28"/>
+        </w:rPr>
+      </w:pPr>
       <w:proofErr w:type="spellStart"/>
       <w:r>
         <w:rPr>
@@ -7959,7 +8593,7 @@
           <w:sz w:val="28"/>
           <w:szCs w:val="28"/>
         </w:rPr>
-        <w:t>tematice</w:t>
+        <w:t>Crikle</w:t>
       </w:r>
       <w:proofErr w:type="spellEnd"/>
       <w:r>
@@ -7968,255 +8602,6 @@
           <w:sz w:val="28"/>
           <w:szCs w:val="28"/>
         </w:rPr>
-        <w:t>:</w:t>
-      </w:r>
-      <w:r>
-        <w:rPr>
-          <w:rFonts w:ascii="Amasis MT Pro" w:hAnsi="Amasis MT Pro"/>
-          <w:sz w:val="28"/>
-          <w:szCs w:val="28"/>
-        </w:rPr>
-        <w:t xml:space="preserve"> programmazione orientata agli oggetti, lo sviluppo di interfacce utente intuitive, la gestione dei dati e l</w:t>
-      </w:r>
-      <w:r>
-        <w:rPr>
-          <w:rFonts w:ascii="Amasis MT Pro" w:hAnsi="Amasis MT Pro"/>
-          <w:sz w:val="28"/>
-          <w:szCs w:val="28"/>
-        </w:rPr>
-        <w:t>a comunicazione</w:t>
-      </w:r>
-      <w:r>
-        <w:rPr>
-          <w:rFonts w:ascii="Amasis MT Pro" w:hAnsi="Amasis MT Pro"/>
-          <w:sz w:val="28"/>
-          <w:szCs w:val="28"/>
-        </w:rPr>
-        <w:t xml:space="preserve"> tra sistemi. Il lavoro di </w:t>
-      </w:r>
-      <w:r>
-        <w:rPr>
-          <w:rFonts w:ascii="Amasis MT Pro" w:hAnsi="Amasis MT Pro"/>
-          <w:sz w:val="28"/>
-          <w:szCs w:val="28"/>
-        </w:rPr>
-        <w:t>gruppo</w:t>
-      </w:r>
-      <w:r>
-        <w:rPr>
-          <w:rFonts w:ascii="Amasis MT Pro" w:hAnsi="Amasis MT Pro"/>
-          <w:sz w:val="28"/>
-          <w:szCs w:val="28"/>
-        </w:rPr>
-        <w:t xml:space="preserve"> e l’approccio</w:t>
-      </w:r>
-      <w:r>
-        <w:rPr>
-          <w:rFonts w:ascii="Amasis MT Pro" w:hAnsi="Amasis MT Pro"/>
-          <w:sz w:val="28"/>
-          <w:szCs w:val="28"/>
-        </w:rPr>
-        <w:t xml:space="preserve"> utilizzato</w:t>
-      </w:r>
-      <w:r>
-        <w:rPr>
-          <w:rFonts w:ascii="Amasis MT Pro" w:hAnsi="Amasis MT Pro"/>
-          <w:sz w:val="28"/>
-          <w:szCs w:val="28"/>
-        </w:rPr>
-        <w:t xml:space="preserve"> hanno permesso di realizzare un prodotto coerente, utile e con potenzialità di crescita future.</w:t>
-      </w:r>
-    </w:p>
-    <w:p>
-      <w:pPr>
-        <w:rPr>
-          <w:rFonts w:ascii="Amasis MT Pro" w:hAnsi="Amasis MT Pro"/>
-          <w:sz w:val="28"/>
-          <w:szCs w:val="28"/>
-        </w:rPr>
-      </w:pPr>
-      <w:r>
-        <w:rPr>
-          <w:rFonts w:ascii="Amasis MT Pro" w:hAnsi="Amasis MT Pro"/>
-          <w:sz w:val="28"/>
-          <w:szCs w:val="28"/>
-        </w:rPr>
-        <w:t>In definitiva, Crikle  non solo</w:t>
-      </w:r>
-      <w:r>
-        <w:rPr>
-          <w:rFonts w:ascii="Amasis MT Pro" w:hAnsi="Amasis MT Pro"/>
-          <w:sz w:val="28"/>
-          <w:szCs w:val="28"/>
-        </w:rPr>
-        <w:t xml:space="preserve"> potrebbe essere</w:t>
-      </w:r>
-      <w:r>
-        <w:rPr>
-          <w:rFonts w:ascii="Amasis MT Pro" w:hAnsi="Amasis MT Pro"/>
-          <w:sz w:val="28"/>
-          <w:szCs w:val="28"/>
-        </w:rPr>
-        <w:t xml:space="preserve"> un'applicazione utile e innovativa, ma anche come un’esperienza formativa completa, che ha saputo </w:t>
-      </w:r>
-      <w:r>
-        <w:rPr>
-          <w:rFonts w:ascii="Amasis MT Pro" w:hAnsi="Amasis MT Pro"/>
-          <w:sz w:val="28"/>
-          <w:szCs w:val="28"/>
-        </w:rPr>
-        <w:t xml:space="preserve">unire </w:t>
-      </w:r>
-      <w:r>
-        <w:rPr>
-          <w:rFonts w:ascii="Amasis MT Pro" w:hAnsi="Amasis MT Pro"/>
-          <w:sz w:val="28"/>
-          <w:szCs w:val="28"/>
-        </w:rPr>
-        <w:t>teoria e pratica in modo efficace.</w:t>
-      </w:r>
-    </w:p>
-    <w:p>
-      <w:pPr>
-        <w:rPr>
-          <w:rFonts w:ascii="Amasis MT Pro" w:hAnsi="Amasis MT Pro"/>
-          <w:sz w:val="36"/>
-          <w:szCs w:val="36"/>
-        </w:rPr>
-      </w:pPr>
-    </w:p>
-    <w:p>
-      <w:pPr>
-        <w:rPr>
-          <w:rFonts w:ascii="Amasis MT Pro" w:hAnsi="Amasis MT Pro"/>
-          <w:sz w:val="36"/>
-          <w:szCs w:val="36"/>
-        </w:rPr>
-      </w:pPr>
-    </w:p>
-    <w:p>
-      <w:pPr>
-        <w:rPr>
-          <w:rFonts w:ascii="Amasis MT Pro" w:hAnsi="Amasis MT Pro"/>
-          <w:sz w:val="36"/>
-          <w:szCs w:val="36"/>
-        </w:rPr>
-      </w:pPr>
-    </w:p>
-    <w:p>
-      <w:pPr>
-        <w:rPr>
-          <w:rFonts w:ascii="Amasis MT Pro" w:hAnsi="Amasis MT Pro"/>
-          <w:sz w:val="36"/>
-          <w:szCs w:val="36"/>
-        </w:rPr>
-      </w:pPr>
-    </w:p>
-    <w:p>
-      <w:pPr>
-        <w:rPr>
-          <w:rFonts w:ascii="Amasis MT Pro" w:hAnsi="Amasis MT Pro"/>
-          <w:sz w:val="36"/>
-          <w:szCs w:val="36"/>
-        </w:rPr>
-      </w:pPr>
-    </w:p>
-    <w:p>
-      <w:pPr>
-        <w:rPr>
-          <w:rFonts w:ascii="Amasis MT Pro" w:hAnsi="Amasis MT Pro"/>
-          <w:sz w:val="36"/>
-          <w:szCs w:val="36"/>
-        </w:rPr>
-      </w:pPr>
-    </w:p>
-    <w:p>
-      <w:pPr>
-        <w:rPr>
-          <w:rFonts w:ascii="Amasis MT Pro" w:hAnsi="Amasis MT Pro"/>
-          <w:sz w:val="36"/>
-          <w:szCs w:val="36"/>
-        </w:rPr>
-      </w:pPr>
-    </w:p>
-    <w:p>
-      <w:pPr>
-        <w:rPr>
-          <w:rFonts w:ascii="Amasis MT Pro" w:hAnsi="Amasis MT Pro"/>
-          <w:sz w:val="36"/>
-          <w:szCs w:val="36"/>
-        </w:rPr>
-      </w:pPr>
-    </w:p>
-    <w:p>
-      <w:pPr>
-        <w:rPr>
-          <w:rFonts w:ascii="Amasis MT Pro" w:hAnsi="Amasis MT Pro"/>
-          <w:sz w:val="36"/>
-          <w:szCs w:val="36"/>
-        </w:rPr>
-      </w:pPr>
-    </w:p>
-    <w:p>
-      <w:pPr>
-        <w:jc w:val="center"/>
-        <w:rPr>
-          <w:rFonts w:ascii="Amasis MT Pro" w:hAnsi="Amasis MT Pro"/>
-          <w:sz w:val="36"/>
-          <w:szCs w:val="36"/>
-        </w:rPr>
-      </w:pPr>
-      <w:r>
-        <w:rPr>
-          <w:rFonts w:ascii="Amasis MT Pro" w:hAnsi="Amasis MT Pro"/>
-          <w:sz w:val="36"/>
-          <w:szCs w:val="36"/>
-        </w:rPr>
-        <w:t>Sviluppi futuri</w:t>
-      </w:r>
-    </w:p>
-    <w:p>
-      <w:pPr>
-        <w:rPr>
-          <w:rFonts w:ascii="Amasis MT Pro" w:hAnsi="Amasis MT Pro"/>
-          <w:sz w:val="28"/>
-          <w:szCs w:val="28"/>
-        </w:rPr>
-      </w:pPr>
-    </w:p>
-    <w:p>
-      <w:pPr>
-        <w:rPr>
-          <w:rFonts w:ascii="Amasis MT Pro" w:hAnsi="Amasis MT Pro"/>
-          <w:sz w:val="28"/>
-          <w:szCs w:val="28"/>
-        </w:rPr>
-      </w:pPr>
-    </w:p>
-    <w:p>
-      <w:pPr>
-        <w:rPr>
-          <w:rFonts w:ascii="Amasis MT Pro" w:hAnsi="Amasis MT Pro"/>
-          <w:sz w:val="28"/>
-          <w:szCs w:val="28"/>
-        </w:rPr>
-      </w:pPr>
-      <w:proofErr w:type="spellStart"/>
-      <w:r>
-        <w:rPr>
-          <w:rFonts w:ascii="Amasis MT Pro" w:hAnsi="Amasis MT Pro"/>
-          <w:sz w:val="28"/>
-          <w:szCs w:val="28"/>
-        </w:rPr>
-        <w:t>Crikle</w:t>
-      </w:r>
-      <w:proofErr w:type="spellEnd"/>
-      <w:r>
-        <w:rPr>
-          <w:rFonts w:ascii="Amasis MT Pro" w:hAnsi="Amasis MT Pro"/>
-          <w:sz w:val="28"/>
-          <w:szCs w:val="28"/>
-        </w:rPr>
         <w:t xml:space="preserve"> potrà essere ampliato in modo da </w:t>
       </w:r>
       <w:r>
@@ -8319,7 +8704,7 @@
       </w:pPr>
     </w:p>
     <w:sectPr>
-      <w:footerReference w:type="default" r:id="rId37"/>
+      <w:footerReference w:type="default" r:id="rId38"/>
       <w:pgSz w:w="11906" w:h="16838" w:code="9"/>
       <w:pgMar w:top="1418" w:right="1134" w:bottom="1134" w:left="1134" w:header="709" w:footer="340" w:gutter="0"/>
       <w:cols w:space="708"/>

--- a/Documenti/Relazione Finale/relazione finale (nuova).docx
+++ b/Documenti/Relazione Finale/relazione finale (nuova).docx
@@ -742,25 +742,7 @@
           <w:sz w:val="28"/>
           <w:szCs w:val="28"/>
         </w:rPr>
-        <w:t xml:space="preserve">Attraverso il modulo di Android abbiamo esplorato le architetture del sistema e le logiche all’interno dello sviluppo di </w:t>
-      </w:r>
-      <w:proofErr w:type="gramStart"/>
-      <w:r>
-        <w:rPr>
-          <w:rFonts w:ascii="Amasis MT Pro" w:hAnsi="Amasis MT Pro"/>
-          <w:sz w:val="28"/>
-          <w:szCs w:val="28"/>
-        </w:rPr>
-        <w:t>un app</w:t>
-      </w:r>
-      <w:proofErr w:type="gramEnd"/>
-      <w:r>
-        <w:rPr>
-          <w:rFonts w:ascii="Amasis MT Pro" w:hAnsi="Amasis MT Pro"/>
-          <w:sz w:val="28"/>
-          <w:szCs w:val="28"/>
-        </w:rPr>
-        <w:t xml:space="preserve">, creazione dei componenti di layout (parte grafica) ed utilizzo di </w:t>
+        <w:t xml:space="preserve">Attraverso il modulo di Android abbiamo esplorato le architetture del sistema e le logiche all’interno dello sviluppo di un app, creazione dei componenti di layout (parte grafica) ed utilizzo di </w:t>
       </w:r>
       <w:r>
         <w:rPr>
@@ -896,25 +878,7 @@
           <w:sz w:val="28"/>
           <w:szCs w:val="28"/>
         </w:rPr>
-        <w:t xml:space="preserve"> sia nei servizi web </w:t>
-      </w:r>
-      <w:proofErr w:type="gramStart"/>
-      <w:r>
-        <w:rPr>
-          <w:rFonts w:ascii="Amasis MT Pro" w:hAnsi="Amasis MT Pro"/>
-          <w:sz w:val="28"/>
-          <w:szCs w:val="28"/>
-        </w:rPr>
-        <w:t>che</w:t>
-      </w:r>
-      <w:proofErr w:type="gramEnd"/>
-      <w:r>
-        <w:rPr>
-          <w:rFonts w:ascii="Amasis MT Pro" w:hAnsi="Amasis MT Pro"/>
-          <w:sz w:val="28"/>
-          <w:szCs w:val="28"/>
-        </w:rPr>
-        <w:t xml:space="preserve"> per quanto riguarda l’app</w:t>
+        <w:t xml:space="preserve"> sia nei servizi web che per quanto riguarda l’app</w:t>
       </w:r>
       <w:r>
         <w:rPr>
@@ -1348,9 +1312,8 @@
           <w:sz w:val="28"/>
           <w:szCs w:val="28"/>
         </w:rPr>
-        <w:t xml:space="preserve">pensare all’idea di </w:t>
-      </w:r>
-      <w:proofErr w:type="gramStart"/>
+        <w:t xml:space="preserve">pensare all’idea di un app </w:t>
+      </w:r>
       <w:r>
         <w:rPr>
           <w:rFonts w:ascii="Amasis MT Pro" w:hAnsi="Amasis MT Pro"/>
@@ -1358,9 +1321,8 @@
           <w:sz w:val="28"/>
           <w:szCs w:val="28"/>
         </w:rPr>
-        <w:t>un app</w:t>
-      </w:r>
-      <w:proofErr w:type="gramEnd"/>
+        <w:t>(e</w:t>
+      </w:r>
       <w:r>
         <w:rPr>
           <w:rFonts w:ascii="Amasis MT Pro" w:hAnsi="Amasis MT Pro"/>
@@ -1368,566 +1330,594 @@
           <w:sz w:val="28"/>
           <w:szCs w:val="28"/>
         </w:rPr>
+        <w:t xml:space="preserve"> della conseguente tematica)</w:t>
+      </w:r>
+      <w:r>
+        <w:rPr>
+          <w:rFonts w:ascii="Amasis MT Pro" w:hAnsi="Amasis MT Pro"/>
+          <w:sz w:val="28"/>
+          <w:szCs w:val="28"/>
+        </w:rPr>
         <w:t xml:space="preserve"> </w:t>
       </w:r>
       <w:r>
         <w:rPr>
           <w:rFonts w:ascii="Amasis MT Pro" w:hAnsi="Amasis MT Pro"/>
+          <w:sz w:val="28"/>
+          <w:szCs w:val="28"/>
+        </w:rPr>
+        <w:t>come possibile progetto su cui lavorare in diversi gruppi tra colleghi per prepara</w:t>
+      </w:r>
+      <w:r>
+        <w:rPr>
+          <w:rFonts w:ascii="Amasis MT Pro" w:hAnsi="Amasis MT Pro"/>
+          <w:sz w:val="28"/>
+          <w:szCs w:val="28"/>
+        </w:rPr>
+        <w:t>rsi</w:t>
+      </w:r>
+      <w:r>
+        <w:rPr>
+          <w:rFonts w:ascii="Amasis MT Pro" w:hAnsi="Amasis MT Pro"/>
+          <w:sz w:val="28"/>
+          <w:szCs w:val="28"/>
+        </w:rPr>
+        <w:t xml:space="preserve"> al</w:t>
+      </w:r>
+      <w:r>
+        <w:rPr>
+          <w:rFonts w:ascii="Amasis MT Pro" w:hAnsi="Amasis MT Pro"/>
+          <w:sz w:val="28"/>
+          <w:szCs w:val="28"/>
+        </w:rPr>
+        <w:t xml:space="preserve"> progetto formativo</w:t>
+      </w:r>
+      <w:r>
+        <w:rPr>
+          <w:rFonts w:ascii="Amasis MT Pro" w:hAnsi="Amasis MT Pro"/>
+          <w:sz w:val="28"/>
+          <w:szCs w:val="28"/>
+        </w:rPr>
+        <w:t xml:space="preserve"> in stage ed avere modo di “sondare terreno” nel</w:t>
+      </w:r>
+      <w:r>
+        <w:rPr>
+          <w:rFonts w:ascii="Amasis MT Pro" w:hAnsi="Amasis MT Pro"/>
+          <w:sz w:val="28"/>
+          <w:szCs w:val="28"/>
+        </w:rPr>
+        <w:t xml:space="preserve"> vasto campo della programmazione di applicazioni Android. </w:t>
+      </w:r>
+    </w:p>
+    <w:p>
+      <w:pPr>
+        <w:rPr>
+          <w:rFonts w:ascii="Amasis MT Pro" w:hAnsi="Amasis MT Pro"/>
+          <w:sz w:val="28"/>
+          <w:szCs w:val="28"/>
+        </w:rPr>
+      </w:pPr>
+      <w:r>
+        <w:rPr>
+          <w:rFonts w:ascii="Amasis MT Pro" w:hAnsi="Amasis MT Pro"/>
+          <w:sz w:val="28"/>
+          <w:szCs w:val="28"/>
+        </w:rPr>
+        <w:t>Nel nostro caso, abbiamo avuto modo</w:t>
+      </w:r>
+      <w:r>
+        <w:rPr>
+          <w:rFonts w:ascii="Amasis MT Pro" w:hAnsi="Amasis MT Pro"/>
+          <w:sz w:val="28"/>
+          <w:szCs w:val="28"/>
+        </w:rPr>
+        <w:t xml:space="preserve"> di</w:t>
+      </w:r>
+      <w:r>
+        <w:rPr>
+          <w:rFonts w:ascii="Amasis MT Pro" w:hAnsi="Amasis MT Pro"/>
+          <w:sz w:val="28"/>
+          <w:szCs w:val="28"/>
+        </w:rPr>
+        <w:t xml:space="preserve"> </w:t>
+      </w:r>
+      <w:r>
+        <w:rPr>
+          <w:rFonts w:ascii="Amasis MT Pro" w:hAnsi="Amasis MT Pro"/>
+          <w:sz w:val="28"/>
+          <w:szCs w:val="28"/>
+        </w:rPr>
+        <w:t>programmare</w:t>
+      </w:r>
+      <w:r>
+        <w:rPr>
+          <w:rFonts w:ascii="Amasis MT Pro" w:hAnsi="Amasis MT Pro"/>
+          <w:sz w:val="28"/>
+          <w:szCs w:val="28"/>
+        </w:rPr>
+        <w:t xml:space="preserve"> un’applicazione riguardante gli animali, la gestione degli animali dell’utente e le varie interazioni anche a livello commerciale per creare un potenziale fattore economico dietro all’idea.</w:t>
+      </w:r>
+    </w:p>
+    <w:p>
+      <w:pPr>
+        <w:rPr>
+          <w:rFonts w:ascii="Amasis MT Pro" w:hAnsi="Amasis MT Pro"/>
+          <w:sz w:val="28"/>
+          <w:szCs w:val="28"/>
+        </w:rPr>
+      </w:pPr>
+      <w:r>
+        <w:rPr>
+          <w:rFonts w:ascii="Amasis MT Pro" w:hAnsi="Amasis MT Pro"/>
+          <w:sz w:val="28"/>
+          <w:szCs w:val="28"/>
+        </w:rPr>
+        <w:t>L’idea nasce dal fatto che i componenti del gruppo possiedono almeno un animale e comprendono bene quale poss</w:t>
+      </w:r>
+      <w:r>
+        <w:rPr>
+          <w:rFonts w:ascii="Amasis MT Pro" w:hAnsi="Amasis MT Pro"/>
+          <w:sz w:val="28"/>
+          <w:szCs w:val="28"/>
+        </w:rPr>
+        <w:t>ano</w:t>
+      </w:r>
+      <w:r>
+        <w:rPr>
+          <w:rFonts w:ascii="Amasis MT Pro" w:hAnsi="Amasis MT Pro"/>
+          <w:sz w:val="28"/>
+          <w:szCs w:val="28"/>
+        </w:rPr>
+        <w:t xml:space="preserve"> essere l</w:t>
+      </w:r>
+      <w:r>
+        <w:rPr>
+          <w:rFonts w:ascii="Amasis MT Pro" w:hAnsi="Amasis MT Pro"/>
+          <w:sz w:val="28"/>
+          <w:szCs w:val="28"/>
+        </w:rPr>
+        <w:t>e diverse esigenze</w:t>
+      </w:r>
+      <w:r>
+        <w:rPr>
+          <w:rFonts w:ascii="Amasis MT Pro" w:hAnsi="Amasis MT Pro"/>
+          <w:sz w:val="28"/>
+          <w:szCs w:val="28"/>
+        </w:rPr>
+        <w:t xml:space="preserve"> dell’utente nei confronti del propri</w:t>
+      </w:r>
+      <w:r>
+        <w:rPr>
+          <w:rFonts w:ascii="Amasis MT Pro" w:hAnsi="Amasis MT Pro"/>
+          <w:sz w:val="28"/>
+          <w:szCs w:val="28"/>
+        </w:rPr>
+        <w:t>o</w:t>
+      </w:r>
+      <w:r>
+        <w:rPr>
+          <w:rFonts w:ascii="Amasis MT Pro" w:hAnsi="Amasis MT Pro"/>
+          <w:sz w:val="28"/>
+          <w:szCs w:val="28"/>
+        </w:rPr>
+        <w:t xml:space="preserve"> “compagno di avventure”</w:t>
+      </w:r>
+      <w:r>
+        <w:rPr>
+          <w:rFonts w:ascii="Amasis MT Pro" w:hAnsi="Amasis MT Pro"/>
+          <w:sz w:val="28"/>
+          <w:szCs w:val="28"/>
+        </w:rPr>
+        <w:t xml:space="preserve">. Questo ha fatto </w:t>
+      </w:r>
+      <w:r>
+        <w:rPr>
+          <w:rFonts w:ascii="Amasis MT Pro" w:hAnsi="Amasis MT Pro"/>
+          <w:sz w:val="28"/>
+          <w:szCs w:val="28"/>
+        </w:rPr>
+        <w:t>sì</w:t>
+      </w:r>
+      <w:r>
+        <w:rPr>
+          <w:rFonts w:ascii="Amasis MT Pro" w:hAnsi="Amasis MT Pro"/>
+          <w:sz w:val="28"/>
+          <w:szCs w:val="28"/>
+        </w:rPr>
+        <w:t xml:space="preserve"> che si creasse Crikle </w:t>
+      </w:r>
+      <w:r>
+        <w:rPr>
+          <w:rFonts w:ascii="Amasis MT Pro" w:hAnsi="Amasis MT Pro"/>
+          <w:sz w:val="28"/>
+          <w:szCs w:val="28"/>
+        </w:rPr>
+        <w:t>per dare una strumento comodo all’utente per far fronte a questi aspetti quotidiani (e non).</w:t>
+      </w:r>
+    </w:p>
+    <w:p>
+      <w:pPr>
+        <w:rPr>
+          <w:rFonts w:ascii="Amasis MT Pro" w:hAnsi="Amasis MT Pro"/>
+          <w:sz w:val="28"/>
+          <w:szCs w:val="28"/>
+        </w:rPr>
+      </w:pPr>
+      <w:r>
+        <w:rPr>
+          <w:rFonts w:ascii="Amasis MT Pro" w:hAnsi="Amasis MT Pro"/>
+          <w:sz w:val="28"/>
+          <w:szCs w:val="28"/>
+        </w:rPr>
+        <w:t>Brevemente,</w:t>
+      </w:r>
+      <w:r>
+        <w:rPr>
+          <w:rFonts w:ascii="Amasis MT Pro" w:hAnsi="Amasis MT Pro"/>
+          <w:sz w:val="28"/>
+          <w:szCs w:val="28"/>
+        </w:rPr>
+        <w:t xml:space="preserve"> </w:t>
+      </w:r>
+      <w:r>
+        <w:rPr>
+          <w:rFonts w:ascii="Amasis MT Pro" w:hAnsi="Amasis MT Pro"/>
+          <w:sz w:val="28"/>
+          <w:szCs w:val="28"/>
+        </w:rPr>
+        <w:t>l’applicazione avrebbe come obiettivo la possibilità da parte dell’utente di gestire la registrazione di vari animali domestici e delle loro conseguenti caratteristiche (nome, peso, altezza</w:t>
+      </w:r>
+      <w:r>
+        <w:rPr>
+          <w:rFonts w:ascii="Amasis MT Pro" w:hAnsi="Amasis MT Pro"/>
+          <w:sz w:val="28"/>
+          <w:szCs w:val="28"/>
+        </w:rPr>
+        <w:t>, relative note distintive</w:t>
+      </w:r>
+      <w:r>
+        <w:rPr>
+          <w:rFonts w:ascii="Amasis MT Pro" w:hAnsi="Amasis MT Pro"/>
+          <w:sz w:val="28"/>
+          <w:szCs w:val="28"/>
+        </w:rPr>
+        <w:t xml:space="preserve"> e condizioni cliniche)</w:t>
+      </w:r>
+      <w:r>
+        <w:rPr>
+          <w:rFonts w:ascii="Amasis MT Pro" w:hAnsi="Amasis MT Pro"/>
+          <w:sz w:val="28"/>
+          <w:szCs w:val="28"/>
+        </w:rPr>
+        <w:t>. Si potrà anche monitorare la condizione emotiva dell’animale</w:t>
+      </w:r>
+      <w:r>
+        <w:rPr>
+          <w:rFonts w:ascii="Amasis MT Pro" w:hAnsi="Amasis MT Pro"/>
+          <w:sz w:val="28"/>
+          <w:szCs w:val="28"/>
+        </w:rPr>
+        <w:t xml:space="preserve"> registrato</w:t>
+      </w:r>
+      <w:r>
+        <w:rPr>
+          <w:rFonts w:ascii="Amasis MT Pro" w:hAnsi="Amasis MT Pro"/>
+          <w:sz w:val="28"/>
+          <w:szCs w:val="28"/>
+        </w:rPr>
+        <w:t xml:space="preserve"> in que</w:t>
+      </w:r>
+      <w:r>
+        <w:rPr>
+          <w:rFonts w:ascii="Amasis MT Pro" w:hAnsi="Amasis MT Pro"/>
+          <w:sz w:val="28"/>
+          <w:szCs w:val="28"/>
+        </w:rPr>
+        <w:t>stione per maggiore attenzione nei suoi confronti.</w:t>
+      </w:r>
+    </w:p>
+    <w:p>
+      <w:pPr>
+        <w:rPr>
+          <w:rFonts w:ascii="Amasis MT Pro" w:hAnsi="Amasis MT Pro"/>
+          <w:sz w:val="28"/>
+          <w:szCs w:val="28"/>
+        </w:rPr>
+      </w:pPr>
+      <w:r>
+        <w:rPr>
+          <w:rFonts w:ascii="Amasis MT Pro" w:hAnsi="Amasis MT Pro"/>
+          <w:sz w:val="28"/>
+          <w:szCs w:val="28"/>
+        </w:rPr>
+        <w:t>Inoltre, sarà facilitato anche nella registrazione</w:t>
+      </w:r>
+      <w:r>
+        <w:rPr>
+          <w:rFonts w:ascii="Amasis MT Pro" w:hAnsi="Amasis MT Pro"/>
+          <w:sz w:val="28"/>
+          <w:szCs w:val="28"/>
+        </w:rPr>
+        <w:t xml:space="preserve"> e ricerca</w:t>
+      </w:r>
+      <w:r>
+        <w:rPr>
+          <w:rFonts w:ascii="Amasis MT Pro" w:hAnsi="Amasis MT Pro"/>
+          <w:sz w:val="28"/>
+          <w:szCs w:val="28"/>
+        </w:rPr>
+        <w:t xml:space="preserve"> delle varie attività che l’utente permette all’animale di intraprendere. Le attività in questione saranno </w:t>
+      </w:r>
+      <w:r>
+        <w:rPr>
+          <w:rFonts w:ascii="Amasis MT Pro" w:hAnsi="Amasis MT Pro"/>
+          <w:sz w:val="28"/>
+          <w:szCs w:val="28"/>
+        </w:rPr>
+        <w:t xml:space="preserve">le seguenti: </w:t>
+      </w:r>
+      <w:r>
+        <w:rPr>
+          <w:rFonts w:ascii="Amasis MT Pro" w:hAnsi="Amasis MT Pro"/>
+          <w:sz w:val="28"/>
+          <w:szCs w:val="28"/>
+        </w:rPr>
+        <w:t xml:space="preserve">servizi di Toilettatura, addestramento, veterinario e </w:t>
+      </w:r>
+      <w:proofErr w:type="spellStart"/>
+      <w:r>
+        <w:rPr>
+          <w:rFonts w:ascii="Amasis MT Pro" w:hAnsi="Amasis MT Pro"/>
+          <w:sz w:val="28"/>
+          <w:szCs w:val="28"/>
+        </w:rPr>
+        <w:t>petsitting</w:t>
+      </w:r>
+      <w:proofErr w:type="spellEnd"/>
+      <w:r>
+        <w:rPr>
+          <w:rFonts w:ascii="Amasis MT Pro" w:hAnsi="Amasis MT Pro"/>
+          <w:sz w:val="28"/>
+          <w:szCs w:val="28"/>
+        </w:rPr>
+        <w:t xml:space="preserve">. </w:t>
+      </w:r>
+    </w:p>
+    <w:p>
+      <w:pPr>
+        <w:rPr>
+          <w:rFonts w:ascii="Amasis MT Pro" w:hAnsi="Amasis MT Pro"/>
+          <w:sz w:val="28"/>
+          <w:szCs w:val="28"/>
+        </w:rPr>
+      </w:pPr>
+      <w:r>
+        <w:rPr>
+          <w:rFonts w:ascii="Amasis MT Pro" w:hAnsi="Amasis MT Pro"/>
+          <w:sz w:val="28"/>
+          <w:szCs w:val="28"/>
+        </w:rPr>
+        <w:t>Dal lato web, invece, i fornitori di queste attività avranno tutti gli strumenti necessari per aggiungerle nel sito web dedicato in modo che possano comunicare le richieste degli utenti (APP) con quelle del venditore (WEB).</w:t>
+      </w:r>
+    </w:p>
+    <w:p>
+      <w:pPr>
+        <w:rPr>
+          <w:rFonts w:ascii="Amasis MT Pro" w:hAnsi="Amasis MT Pro"/>
           <w:color w:val="FF0000"/>
           <w:sz w:val="28"/>
           <w:szCs w:val="28"/>
         </w:rPr>
-        <w:t>(e</w:t>
-      </w:r>
-      <w:r>
+      </w:pPr>
+      <w:r>
+        <w:rPr>
+          <w:rFonts w:ascii="Amasis MT Pro" w:hAnsi="Amasis MT Pro"/>
+          <w:sz w:val="28"/>
+          <w:szCs w:val="28"/>
+        </w:rPr>
+        <w:t>Per ogni</w:t>
+      </w:r>
+      <w:r>
+        <w:rPr>
+          <w:rFonts w:ascii="Amasis MT Pro" w:hAnsi="Amasis MT Pro"/>
+          <w:sz w:val="28"/>
+          <w:szCs w:val="28"/>
+        </w:rPr>
+        <w:t xml:space="preserve"> attività</w:t>
+      </w:r>
+      <w:r>
+        <w:rPr>
+          <w:rFonts w:ascii="Amasis MT Pro" w:hAnsi="Amasis MT Pro"/>
+          <w:sz w:val="28"/>
+          <w:szCs w:val="28"/>
+        </w:rPr>
+        <w:t xml:space="preserve"> </w:t>
+      </w:r>
+      <w:r>
+        <w:rPr>
+          <w:rFonts w:ascii="Amasis MT Pro" w:hAnsi="Amasis MT Pro"/>
+          <w:sz w:val="28"/>
+          <w:szCs w:val="28"/>
+        </w:rPr>
+        <w:t>commercial</w:t>
+      </w:r>
+      <w:r>
+        <w:rPr>
+          <w:rFonts w:ascii="Amasis MT Pro" w:hAnsi="Amasis MT Pro"/>
+          <w:sz w:val="28"/>
+          <w:szCs w:val="28"/>
+        </w:rPr>
+        <w:t xml:space="preserve">e sarà possibile </w:t>
+      </w:r>
+      <w:r>
+        <w:rPr>
+          <w:rFonts w:ascii="Amasis MT Pro" w:hAnsi="Amasis MT Pro"/>
+          <w:sz w:val="28"/>
+          <w:szCs w:val="28"/>
+        </w:rPr>
+        <w:t>consultarne orari, recensioni e fissare appuntamenti</w:t>
+      </w:r>
+      <w:r>
+        <w:rPr>
+          <w:rFonts w:ascii="Amasis MT Pro" w:hAnsi="Amasis MT Pro"/>
+          <w:sz w:val="28"/>
+          <w:szCs w:val="28"/>
+        </w:rPr>
+        <w:t>.</w:t>
+      </w:r>
+    </w:p>
+    <w:p>
+      <w:pPr>
+        <w:jc w:val="both"/>
         <w:rPr>
           <w:rFonts w:ascii="Amasis MT Pro" w:hAnsi="Amasis MT Pro"/>
           <w:color w:val="FF0000"/>
-          <w:sz w:val="28"/>
-          <w:szCs w:val="28"/>
-        </w:rPr>
-        <w:t xml:space="preserve"> della conseguente tematica)</w:t>
-      </w:r>
-      <w:r>
-        <w:rPr>
-          <w:rFonts w:ascii="Amasis MT Pro" w:hAnsi="Amasis MT Pro"/>
-          <w:sz w:val="28"/>
-          <w:szCs w:val="28"/>
-        </w:rPr>
-        <w:t xml:space="preserve"> </w:t>
-      </w:r>
-      <w:r>
-        <w:rPr>
-          <w:rFonts w:ascii="Amasis MT Pro" w:hAnsi="Amasis MT Pro"/>
-          <w:sz w:val="28"/>
-          <w:szCs w:val="28"/>
-        </w:rPr>
-        <w:t>come possibile progetto su cui lavorare in diversi gruppi tra colleghi per prepara</w:t>
-      </w:r>
-      <w:r>
-        <w:rPr>
-          <w:rFonts w:ascii="Amasis MT Pro" w:hAnsi="Amasis MT Pro"/>
-          <w:sz w:val="28"/>
-          <w:szCs w:val="28"/>
-        </w:rPr>
-        <w:t>rsi</w:t>
-      </w:r>
-      <w:r>
-        <w:rPr>
-          <w:rFonts w:ascii="Amasis MT Pro" w:hAnsi="Amasis MT Pro"/>
-          <w:sz w:val="28"/>
-          <w:szCs w:val="28"/>
-        </w:rPr>
-        <w:t xml:space="preserve"> al</w:t>
-      </w:r>
-      <w:r>
-        <w:rPr>
-          <w:rFonts w:ascii="Amasis MT Pro" w:hAnsi="Amasis MT Pro"/>
-          <w:sz w:val="28"/>
-          <w:szCs w:val="28"/>
-        </w:rPr>
-        <w:t xml:space="preserve"> progetto formativo</w:t>
-      </w:r>
-      <w:r>
-        <w:rPr>
-          <w:rFonts w:ascii="Amasis MT Pro" w:hAnsi="Amasis MT Pro"/>
-          <w:sz w:val="28"/>
-          <w:szCs w:val="28"/>
-        </w:rPr>
-        <w:t xml:space="preserve"> in stage ed avere modo di “sondare terreno” nel</w:t>
-      </w:r>
-      <w:r>
-        <w:rPr>
-          <w:rFonts w:ascii="Amasis MT Pro" w:hAnsi="Amasis MT Pro"/>
-          <w:sz w:val="28"/>
-          <w:szCs w:val="28"/>
-        </w:rPr>
-        <w:t xml:space="preserve"> vasto campo della programmazione di applicazioni Android. </w:t>
-      </w:r>
-    </w:p>
-    <w:p>
-      <w:pPr>
-        <w:rPr>
-          <w:rFonts w:ascii="Amasis MT Pro" w:hAnsi="Amasis MT Pro"/>
-          <w:sz w:val="28"/>
-          <w:szCs w:val="28"/>
-        </w:rPr>
-      </w:pPr>
-      <w:r>
-        <w:rPr>
-          <w:rFonts w:ascii="Amasis MT Pro" w:hAnsi="Amasis MT Pro"/>
-          <w:sz w:val="28"/>
-          <w:szCs w:val="28"/>
-        </w:rPr>
-        <w:t>Nel nostro caso, abbiamo avuto modo</w:t>
-      </w:r>
-      <w:r>
-        <w:rPr>
-          <w:rFonts w:ascii="Amasis MT Pro" w:hAnsi="Amasis MT Pro"/>
-          <w:sz w:val="28"/>
-          <w:szCs w:val="28"/>
-        </w:rPr>
-        <w:t xml:space="preserve"> di</w:t>
-      </w:r>
-      <w:r>
-        <w:rPr>
-          <w:rFonts w:ascii="Amasis MT Pro" w:hAnsi="Amasis MT Pro"/>
-          <w:sz w:val="28"/>
-          <w:szCs w:val="28"/>
-        </w:rPr>
-        <w:t xml:space="preserve"> </w:t>
-      </w:r>
-      <w:r>
-        <w:rPr>
-          <w:rFonts w:ascii="Amasis MT Pro" w:hAnsi="Amasis MT Pro"/>
-          <w:sz w:val="28"/>
-          <w:szCs w:val="28"/>
-        </w:rPr>
-        <w:t>programmare</w:t>
-      </w:r>
-      <w:r>
-        <w:rPr>
-          <w:rFonts w:ascii="Amasis MT Pro" w:hAnsi="Amasis MT Pro"/>
-          <w:sz w:val="28"/>
-          <w:szCs w:val="28"/>
-        </w:rPr>
-        <w:t xml:space="preserve"> un’applicazione riguardante gli animali, la gestione degli animali dell’utente e le varie interazioni anche a livello commerciale per creare un potenziale fattore economico dietro all’idea.</w:t>
-      </w:r>
-    </w:p>
-    <w:p>
-      <w:pPr>
-        <w:rPr>
-          <w:rFonts w:ascii="Amasis MT Pro" w:hAnsi="Amasis MT Pro"/>
-          <w:sz w:val="28"/>
-          <w:szCs w:val="28"/>
-        </w:rPr>
-      </w:pPr>
-      <w:r>
-        <w:rPr>
-          <w:rFonts w:ascii="Amasis MT Pro" w:hAnsi="Amasis MT Pro"/>
-          <w:sz w:val="28"/>
-          <w:szCs w:val="28"/>
-        </w:rPr>
-        <w:t>L’idea nasce dal fatto che i componenti del gruppo possiedono almeno un animale e comprendono bene quale poss</w:t>
-      </w:r>
-      <w:r>
-        <w:rPr>
-          <w:rFonts w:ascii="Amasis MT Pro" w:hAnsi="Amasis MT Pro"/>
-          <w:sz w:val="28"/>
-          <w:szCs w:val="28"/>
-        </w:rPr>
-        <w:t>ano</w:t>
-      </w:r>
-      <w:r>
-        <w:rPr>
-          <w:rFonts w:ascii="Amasis MT Pro" w:hAnsi="Amasis MT Pro"/>
-          <w:sz w:val="28"/>
-          <w:szCs w:val="28"/>
-        </w:rPr>
-        <w:t xml:space="preserve"> essere l</w:t>
-      </w:r>
-      <w:r>
-        <w:rPr>
-          <w:rFonts w:ascii="Amasis MT Pro" w:hAnsi="Amasis MT Pro"/>
-          <w:sz w:val="28"/>
-          <w:szCs w:val="28"/>
-        </w:rPr>
-        <w:t>e diverse esigenze</w:t>
-      </w:r>
-      <w:r>
-        <w:rPr>
-          <w:rFonts w:ascii="Amasis MT Pro" w:hAnsi="Amasis MT Pro"/>
-          <w:sz w:val="28"/>
-          <w:szCs w:val="28"/>
-        </w:rPr>
-        <w:t xml:space="preserve"> dell’utente nei confronti del propri</w:t>
-      </w:r>
-      <w:r>
-        <w:rPr>
-          <w:rFonts w:ascii="Amasis MT Pro" w:hAnsi="Amasis MT Pro"/>
-          <w:sz w:val="28"/>
-          <w:szCs w:val="28"/>
-        </w:rPr>
-        <w:t>o</w:t>
-      </w:r>
-      <w:r>
-        <w:rPr>
-          <w:rFonts w:ascii="Amasis MT Pro" w:hAnsi="Amasis MT Pro"/>
-          <w:sz w:val="28"/>
-          <w:szCs w:val="28"/>
-        </w:rPr>
-        <w:t xml:space="preserve"> “compagno di avventure”</w:t>
-      </w:r>
-      <w:r>
-        <w:rPr>
-          <w:rFonts w:ascii="Amasis MT Pro" w:hAnsi="Amasis MT Pro"/>
-          <w:sz w:val="28"/>
-          <w:szCs w:val="28"/>
-        </w:rPr>
-        <w:t xml:space="preserve">. Questo ha fatto </w:t>
-      </w:r>
-      <w:r>
-        <w:rPr>
-          <w:rFonts w:ascii="Amasis MT Pro" w:hAnsi="Amasis MT Pro"/>
-          <w:sz w:val="28"/>
-          <w:szCs w:val="28"/>
-        </w:rPr>
-        <w:t>sì</w:t>
-      </w:r>
-      <w:r>
-        <w:rPr>
-          <w:rFonts w:ascii="Amasis MT Pro" w:hAnsi="Amasis MT Pro"/>
-          <w:sz w:val="28"/>
-          <w:szCs w:val="28"/>
-        </w:rPr>
-        <w:t xml:space="preserve"> che si creasse Crikle </w:t>
-      </w:r>
-      <w:r>
-        <w:rPr>
-          <w:rFonts w:ascii="Amasis MT Pro" w:hAnsi="Amasis MT Pro"/>
-          <w:sz w:val="28"/>
-          <w:szCs w:val="28"/>
-        </w:rPr>
-        <w:t xml:space="preserve">per dare </w:t>
-      </w:r>
-      <w:proofErr w:type="gramStart"/>
-      <w:r>
-        <w:rPr>
-          <w:rFonts w:ascii="Amasis MT Pro" w:hAnsi="Amasis MT Pro"/>
-          <w:sz w:val="28"/>
-          <w:szCs w:val="28"/>
-        </w:rPr>
-        <w:t>una strumento</w:t>
-      </w:r>
-      <w:proofErr w:type="gramEnd"/>
-      <w:r>
-        <w:rPr>
-          <w:rFonts w:ascii="Amasis MT Pro" w:hAnsi="Amasis MT Pro"/>
-          <w:sz w:val="28"/>
-          <w:szCs w:val="28"/>
-        </w:rPr>
-        <w:t xml:space="preserve"> comodo all’utente per far fronte a questi aspetti quotidiani (e non).</w:t>
-      </w:r>
-    </w:p>
-    <w:p>
-      <w:pPr>
-        <w:rPr>
-          <w:rFonts w:ascii="Amasis MT Pro" w:hAnsi="Amasis MT Pro"/>
-          <w:sz w:val="28"/>
-          <w:szCs w:val="28"/>
-        </w:rPr>
-      </w:pPr>
-      <w:r>
-        <w:rPr>
-          <w:rFonts w:ascii="Amasis MT Pro" w:hAnsi="Amasis MT Pro"/>
-          <w:sz w:val="28"/>
-          <w:szCs w:val="28"/>
-        </w:rPr>
-        <w:t>Brevemente,</w:t>
-      </w:r>
-      <w:r>
-        <w:rPr>
-          <w:rFonts w:ascii="Amasis MT Pro" w:hAnsi="Amasis MT Pro"/>
-          <w:sz w:val="28"/>
-          <w:szCs w:val="28"/>
-        </w:rPr>
-        <w:t xml:space="preserve"> </w:t>
-      </w:r>
-      <w:r>
-        <w:rPr>
-          <w:rFonts w:ascii="Amasis MT Pro" w:hAnsi="Amasis MT Pro"/>
-          <w:sz w:val="28"/>
-          <w:szCs w:val="28"/>
-        </w:rPr>
-        <w:t>l’applicazione avrebbe come obiettivo la possibilità da parte dell’utente di gestire la registrazione di vari animali domestici e delle loro conseguenti caratteristiche (nome, peso, altezza</w:t>
-      </w:r>
-      <w:r>
-        <w:rPr>
-          <w:rFonts w:ascii="Amasis MT Pro" w:hAnsi="Amasis MT Pro"/>
-          <w:sz w:val="28"/>
-          <w:szCs w:val="28"/>
-        </w:rPr>
-        <w:t>, relative note distintive</w:t>
-      </w:r>
-      <w:r>
-        <w:rPr>
-          <w:rFonts w:ascii="Amasis MT Pro" w:hAnsi="Amasis MT Pro"/>
-          <w:sz w:val="28"/>
-          <w:szCs w:val="28"/>
-        </w:rPr>
-        <w:t xml:space="preserve"> e condizioni cliniche)</w:t>
-      </w:r>
-      <w:r>
-        <w:rPr>
-          <w:rFonts w:ascii="Amasis MT Pro" w:hAnsi="Amasis MT Pro"/>
-          <w:sz w:val="28"/>
-          <w:szCs w:val="28"/>
-        </w:rPr>
-        <w:t>. Si potrà anche monitorare la condizione emotiva dell’animale</w:t>
-      </w:r>
-      <w:r>
-        <w:rPr>
-          <w:rFonts w:ascii="Amasis MT Pro" w:hAnsi="Amasis MT Pro"/>
-          <w:sz w:val="28"/>
-          <w:szCs w:val="28"/>
-        </w:rPr>
-        <w:t xml:space="preserve"> registrato</w:t>
-      </w:r>
-      <w:r>
-        <w:rPr>
-          <w:rFonts w:ascii="Amasis MT Pro" w:hAnsi="Amasis MT Pro"/>
-          <w:sz w:val="28"/>
-          <w:szCs w:val="28"/>
-        </w:rPr>
-        <w:t xml:space="preserve"> in que</w:t>
-      </w:r>
-      <w:r>
-        <w:rPr>
-          <w:rFonts w:ascii="Amasis MT Pro" w:hAnsi="Amasis MT Pro"/>
-          <w:sz w:val="28"/>
-          <w:szCs w:val="28"/>
-        </w:rPr>
-        <w:t>stione per maggiore attenzione nei suoi confronti.</w:t>
-      </w:r>
-    </w:p>
-    <w:p>
-      <w:pPr>
-        <w:rPr>
-          <w:rFonts w:ascii="Amasis MT Pro" w:hAnsi="Amasis MT Pro"/>
-          <w:sz w:val="28"/>
-          <w:szCs w:val="28"/>
-        </w:rPr>
-      </w:pPr>
-      <w:r>
-        <w:rPr>
-          <w:rFonts w:ascii="Amasis MT Pro" w:hAnsi="Amasis MT Pro"/>
-          <w:sz w:val="28"/>
-          <w:szCs w:val="28"/>
-        </w:rPr>
-        <w:t>Inoltre, sarà facilitato anche nella registrazione</w:t>
-      </w:r>
-      <w:r>
-        <w:rPr>
-          <w:rFonts w:ascii="Amasis MT Pro" w:hAnsi="Amasis MT Pro"/>
-          <w:sz w:val="28"/>
-          <w:szCs w:val="28"/>
-        </w:rPr>
-        <w:t xml:space="preserve"> e ricerca</w:t>
-      </w:r>
-      <w:r>
-        <w:rPr>
-          <w:rFonts w:ascii="Amasis MT Pro" w:hAnsi="Amasis MT Pro"/>
-          <w:sz w:val="28"/>
-          <w:szCs w:val="28"/>
-        </w:rPr>
-        <w:t xml:space="preserve"> delle varie attività che l’utente permette all’animale di intraprendere. Le attività in questione saranno </w:t>
-      </w:r>
-      <w:r>
-        <w:rPr>
-          <w:rFonts w:ascii="Amasis MT Pro" w:hAnsi="Amasis MT Pro"/>
-          <w:sz w:val="28"/>
-          <w:szCs w:val="28"/>
-        </w:rPr>
-        <w:t xml:space="preserve">le seguenti: </w:t>
-      </w:r>
-      <w:r>
-        <w:rPr>
-          <w:rFonts w:ascii="Amasis MT Pro" w:hAnsi="Amasis MT Pro"/>
-          <w:sz w:val="28"/>
-          <w:szCs w:val="28"/>
-        </w:rPr>
-        <w:t xml:space="preserve">servizi di Toilettatura, addestramento, veterinario e </w:t>
-      </w:r>
-      <w:proofErr w:type="spellStart"/>
-      <w:r>
-        <w:rPr>
-          <w:rFonts w:ascii="Amasis MT Pro" w:hAnsi="Amasis MT Pro"/>
-          <w:sz w:val="28"/>
-          <w:szCs w:val="28"/>
-        </w:rPr>
-        <w:t>petsitting</w:t>
-      </w:r>
-      <w:proofErr w:type="spellEnd"/>
-      <w:r>
-        <w:rPr>
-          <w:rFonts w:ascii="Amasis MT Pro" w:hAnsi="Amasis MT Pro"/>
-          <w:sz w:val="28"/>
-          <w:szCs w:val="28"/>
-        </w:rPr>
-        <w:t xml:space="preserve">. </w:t>
-      </w:r>
-    </w:p>
-    <w:p>
-      <w:pPr>
-        <w:rPr>
-          <w:rFonts w:ascii="Amasis MT Pro" w:hAnsi="Amasis MT Pro"/>
-          <w:sz w:val="28"/>
-          <w:szCs w:val="28"/>
-        </w:rPr>
-      </w:pPr>
-      <w:r>
-        <w:rPr>
-          <w:rFonts w:ascii="Amasis MT Pro" w:hAnsi="Amasis MT Pro"/>
-          <w:sz w:val="28"/>
-          <w:szCs w:val="28"/>
-        </w:rPr>
-        <w:t>Dal lato web, invece, i fornitori di queste attività avranno tutti gli strumenti necessari per aggiungerle nel sito web dedicato in modo che possano comunicare le richieste degli utenti (APP) con quelle del venditore (WEB).</w:t>
-      </w:r>
-    </w:p>
-    <w:p>
-      <w:pPr>
+        </w:rPr>
+      </w:pPr>
+    </w:p>
+    <w:p>
+      <w:pPr>
+        <w:rPr>
+          <w:rFonts w:ascii="Amasis MT Pro" w:hAnsi="Amasis MT Pro"/>
+          <w:sz w:val="36"/>
+          <w:szCs w:val="36"/>
+        </w:rPr>
+      </w:pPr>
+    </w:p>
+    <w:p>
+      <w:pPr>
+        <w:jc w:val="center"/>
+        <w:rPr>
+          <w:rFonts w:ascii="Amasis MT Pro" w:hAnsi="Amasis MT Pro"/>
+          <w:sz w:val="36"/>
+          <w:szCs w:val="36"/>
+        </w:rPr>
+      </w:pPr>
+      <w:r>
+        <w:rPr>
+          <w:rFonts w:ascii="Amasis MT Pro" w:hAnsi="Amasis MT Pro"/>
+          <w:sz w:val="36"/>
+          <w:szCs w:val="36"/>
+        </w:rPr>
+        <w:t>-</w:t>
+      </w:r>
+      <w:r>
+        <w:rPr>
+          <w:rFonts w:ascii="Amasis MT Pro" w:hAnsi="Amasis MT Pro"/>
+          <w:sz w:val="36"/>
+          <w:szCs w:val="36"/>
+        </w:rPr>
+        <w:t>Architettura</w:t>
+      </w:r>
+      <w:r>
+        <w:rPr>
+          <w:rFonts w:ascii="Amasis MT Pro" w:hAnsi="Amasis MT Pro"/>
+          <w:sz w:val="36"/>
+          <w:szCs w:val="36"/>
+        </w:rPr>
+        <w:t xml:space="preserve"> del</w:t>
+      </w:r>
+      <w:r>
+        <w:rPr>
+          <w:rFonts w:ascii="Amasis MT Pro" w:hAnsi="Amasis MT Pro"/>
+          <w:sz w:val="36"/>
+          <w:szCs w:val="36"/>
+        </w:rPr>
+        <w:t xml:space="preserve"> sistema</w:t>
+      </w:r>
+    </w:p>
+    <w:p>
+      <w:pPr>
+        <w:jc w:val="both"/>
+        <w:rPr>
+          <w:rFonts w:ascii="Amasis MT Pro" w:hAnsi="Amasis MT Pro"/>
+          <w:color w:val="000000" w:themeColor="text1"/>
+          <w:sz w:val="28"/>
+          <w:szCs w:val="28"/>
+        </w:rPr>
+      </w:pPr>
+    </w:p>
+    <w:p>
+      <w:pPr>
+        <w:rPr>
+          <w:rFonts w:ascii="Amasis MT Pro" w:hAnsi="Amasis MT Pro"/>
+          <w:color w:val="000000" w:themeColor="text1"/>
+          <w:sz w:val="28"/>
+          <w:szCs w:val="28"/>
+        </w:rPr>
+      </w:pPr>
+      <w:r>
+        <w:rPr>
+          <w:rFonts w:ascii="Amasis MT Pro" w:hAnsi="Amasis MT Pro"/>
+          <w:color w:val="000000" w:themeColor="text1"/>
+          <w:sz w:val="28"/>
+          <w:szCs w:val="28"/>
+        </w:rPr>
+        <w:t xml:space="preserve">Abbiamo usato come schema logico </w:t>
+      </w:r>
+      <w:r>
         <w:rPr>
           <w:rFonts w:ascii="Amasis MT Pro" w:hAnsi="Amasis MT Pro"/>
           <w:color w:val="FF0000"/>
           <w:sz w:val="28"/>
           <w:szCs w:val="28"/>
         </w:rPr>
-      </w:pPr>
-      <w:r>
-        <w:rPr>
-          <w:rFonts w:ascii="Amasis MT Pro" w:hAnsi="Amasis MT Pro"/>
-          <w:sz w:val="28"/>
-          <w:szCs w:val="28"/>
-        </w:rPr>
-        <w:t>Per ogni</w:t>
-      </w:r>
-      <w:r>
-        <w:rPr>
-          <w:rFonts w:ascii="Amasis MT Pro" w:hAnsi="Amasis MT Pro"/>
-          <w:sz w:val="28"/>
-          <w:szCs w:val="28"/>
-        </w:rPr>
-        <w:t xml:space="preserve"> attività</w:t>
-      </w:r>
-      <w:r>
-        <w:rPr>
-          <w:rFonts w:ascii="Amasis MT Pro" w:hAnsi="Amasis MT Pro"/>
-          <w:sz w:val="28"/>
-          <w:szCs w:val="28"/>
-        </w:rPr>
-        <w:t xml:space="preserve"> </w:t>
-      </w:r>
-      <w:r>
-        <w:rPr>
-          <w:rFonts w:ascii="Amasis MT Pro" w:hAnsi="Amasis MT Pro"/>
-          <w:sz w:val="28"/>
-          <w:szCs w:val="28"/>
-        </w:rPr>
-        <w:t>commercial</w:t>
-      </w:r>
-      <w:r>
-        <w:rPr>
-          <w:rFonts w:ascii="Amasis MT Pro" w:hAnsi="Amasis MT Pro"/>
-          <w:sz w:val="28"/>
-          <w:szCs w:val="28"/>
-        </w:rPr>
-        <w:t xml:space="preserve">e sarà possibile </w:t>
-      </w:r>
-      <w:r>
-        <w:rPr>
-          <w:rFonts w:ascii="Amasis MT Pro" w:hAnsi="Amasis MT Pro"/>
-          <w:sz w:val="28"/>
-          <w:szCs w:val="28"/>
-        </w:rPr>
-        <w:t>consultarne orari, recensioni e fissare appuntamenti</w:t>
-      </w:r>
-      <w:r>
-        <w:rPr>
-          <w:rFonts w:ascii="Amasis MT Pro" w:hAnsi="Amasis MT Pro"/>
-          <w:sz w:val="28"/>
-          <w:szCs w:val="28"/>
-        </w:rPr>
-        <w:t>.</w:t>
-      </w:r>
-    </w:p>
-    <w:p>
-      <w:pPr>
-        <w:jc w:val="both"/>
+        <w:t>M</w:t>
+      </w:r>
+      <w:r>
         <w:rPr>
           <w:rFonts w:ascii="Amasis MT Pro" w:hAnsi="Amasis MT Pro"/>
           <w:color w:val="FF0000"/>
-        </w:rPr>
-      </w:pPr>
-    </w:p>
-    <w:p>
-      <w:pPr>
-        <w:rPr>
-          <w:rFonts w:ascii="Amasis MT Pro" w:hAnsi="Amasis MT Pro"/>
-          <w:sz w:val="36"/>
-          <w:szCs w:val="36"/>
-        </w:rPr>
-      </w:pPr>
-    </w:p>
-    <w:p>
-      <w:pPr>
-        <w:jc w:val="center"/>
-        <w:rPr>
-          <w:rFonts w:ascii="Amasis MT Pro" w:hAnsi="Amasis MT Pro"/>
-          <w:sz w:val="36"/>
-          <w:szCs w:val="36"/>
-        </w:rPr>
-      </w:pPr>
-      <w:r>
-        <w:rPr>
-          <w:rFonts w:ascii="Amasis MT Pro" w:hAnsi="Amasis MT Pro"/>
-          <w:sz w:val="36"/>
-          <w:szCs w:val="36"/>
-        </w:rPr>
-        <w:t>-</w:t>
-      </w:r>
-      <w:r>
-        <w:rPr>
-          <w:rFonts w:ascii="Amasis MT Pro" w:hAnsi="Amasis MT Pro"/>
-          <w:sz w:val="36"/>
-          <w:szCs w:val="36"/>
-        </w:rPr>
-        <w:t>Architettura</w:t>
-      </w:r>
-      <w:r>
-        <w:rPr>
-          <w:rFonts w:ascii="Amasis MT Pro" w:hAnsi="Amasis MT Pro"/>
-          <w:sz w:val="36"/>
-          <w:szCs w:val="36"/>
-        </w:rPr>
-        <w:t xml:space="preserve"> del</w:t>
-      </w:r>
-      <w:r>
-        <w:rPr>
-          <w:rFonts w:ascii="Amasis MT Pro" w:hAnsi="Amasis MT Pro"/>
-          <w:sz w:val="36"/>
-          <w:szCs w:val="36"/>
-        </w:rPr>
-        <w:t xml:space="preserve"> sistema</w:t>
-      </w:r>
-    </w:p>
-    <w:p>
-      <w:pPr>
-        <w:jc w:val="both"/>
+          <w:sz w:val="28"/>
+          <w:szCs w:val="28"/>
+        </w:rPr>
+        <w:t>V</w:t>
+      </w:r>
+      <w:r>
+        <w:rPr>
+          <w:rFonts w:ascii="Amasis MT Pro" w:hAnsi="Amasis MT Pro"/>
+          <w:color w:val="FF0000"/>
+          <w:sz w:val="28"/>
+          <w:szCs w:val="28"/>
+        </w:rPr>
+        <w:t>C</w:t>
+      </w:r>
+      <w:r>
         <w:rPr>
           <w:rFonts w:ascii="Amasis MT Pro" w:hAnsi="Amasis MT Pro"/>
           <w:color w:val="000000" w:themeColor="text1"/>
           <w:sz w:val="28"/>
           <w:szCs w:val="28"/>
         </w:rPr>
-      </w:pPr>
-    </w:p>
-    <w:p>
-      <w:pPr>
+        <w:t xml:space="preserve"> (Model-View-Controller)</w:t>
+      </w:r>
+      <w:r>
         <w:rPr>
           <w:rFonts w:ascii="Amasis MT Pro" w:hAnsi="Amasis MT Pro"/>
           <w:color w:val="000000" w:themeColor="text1"/>
           <w:sz w:val="28"/>
           <w:szCs w:val="28"/>
         </w:rPr>
-      </w:pPr>
-      <w:r>
+        <w:t xml:space="preserve"> con il Model che, dunque, andava a settare i modelli dei dati con conseguente logica. </w:t>
+      </w:r>
+    </w:p>
+    <w:p>
+      <w:pPr>
         <w:rPr>
           <w:rFonts w:ascii="Amasis MT Pro" w:hAnsi="Amasis MT Pro"/>
           <w:color w:val="000000" w:themeColor="text1"/>
           <w:sz w:val="28"/>
           <w:szCs w:val="28"/>
         </w:rPr>
-        <w:t xml:space="preserve">Abbiamo usato come schema logico </w:t>
+      </w:pPr>
+      <w:r>
+        <w:rPr>
+          <w:rFonts w:ascii="Amasis MT Pro" w:hAnsi="Amasis MT Pro"/>
+          <w:color w:val="000000" w:themeColor="text1"/>
+          <w:sz w:val="28"/>
+          <w:szCs w:val="28"/>
+        </w:rPr>
+        <w:t xml:space="preserve">Per quanto riguarda il </w:t>
       </w:r>
       <w:r>
         <w:rPr>
@@ -1936,7 +1926,35 @@
           <w:sz w:val="28"/>
           <w:szCs w:val="28"/>
         </w:rPr>
-        <w:t>M</w:t>
+        <w:t>View</w:t>
+      </w:r>
+      <w:r>
+        <w:rPr>
+          <w:rFonts w:ascii="Amasis MT Pro" w:hAnsi="Amasis MT Pro"/>
+          <w:color w:val="000000" w:themeColor="text1"/>
+          <w:sz w:val="28"/>
+          <w:szCs w:val="28"/>
+        </w:rPr>
+        <w:t xml:space="preserve"> abbiamo adoperato il sistema delle View di Android Studio per gestire quella che poteva essere l’UI (interfaccia utente) migliore anche analizzando l’ipotetico pubblico a cui può essere diretta l’applicazione.</w:t>
+      </w:r>
+    </w:p>
+    <w:p>
+      <w:pPr>
+        <w:rPr>
+          <w:rFonts w:ascii="Amasis MT Pro" w:hAnsi="Amasis MT Pro"/>
+          <w:color w:val="000000" w:themeColor="text1"/>
+          <w:sz w:val="28"/>
+          <w:szCs w:val="28"/>
+        </w:rPr>
+      </w:pPr>
+      <w:r>
+        <w:rPr>
+          <w:rFonts w:ascii="Amasis MT Pro" w:hAnsi="Amasis MT Pro"/>
+          <w:color w:val="000000" w:themeColor="text1"/>
+          <w:sz w:val="28"/>
+          <w:szCs w:val="28"/>
+        </w:rPr>
+        <w:t xml:space="preserve">Con il </w:t>
       </w:r>
       <w:r>
         <w:rPr>
@@ -1945,7 +1963,44 @@
           <w:sz w:val="28"/>
           <w:szCs w:val="28"/>
         </w:rPr>
-        <w:t>V</w:t>
+        <w:t>Controller</w:t>
+      </w:r>
+      <w:r>
+        <w:rPr>
+          <w:rFonts w:ascii="Amasis MT Pro" w:hAnsi="Amasis MT Pro"/>
+          <w:color w:val="000000" w:themeColor="text1"/>
+          <w:sz w:val="28"/>
+          <w:szCs w:val="28"/>
+        </w:rPr>
+        <w:t xml:space="preserve"> avremo le interazioni dell’utente che modificano/aggiornano Model e View in maniera tale da creare dinamicità nell’UX e una determinata coesione tra i vari componenti.</w:t>
+      </w:r>
+      <w:r>
+        <w:rPr>
+          <w:rFonts w:ascii="Amasis MT Pro" w:hAnsi="Amasis MT Pro"/>
+          <w:color w:val="000000" w:themeColor="text1"/>
+          <w:sz w:val="28"/>
+          <w:szCs w:val="28"/>
+        </w:rPr>
+        <w:t xml:space="preserve"> Sarà lo strumento principale dell’utente.</w:t>
+      </w:r>
+    </w:p>
+    <w:p>
+      <w:pPr>
+        <w:rPr>
+          <w:rFonts w:ascii="Amasis MT Pro" w:hAnsi="Amasis MT Pro"/>
+          <w:color w:val="000000" w:themeColor="text1"/>
+          <w:sz w:val="28"/>
+          <w:szCs w:val="28"/>
+        </w:rPr>
+      </w:pPr>
+      <w:r>
+        <w:rPr>
+          <w:rFonts w:ascii="Amasis MT Pro" w:hAnsi="Amasis MT Pro"/>
+          <w:color w:val="000000" w:themeColor="text1"/>
+          <w:sz w:val="28"/>
+          <w:szCs w:val="28"/>
+        </w:rPr>
+        <w:t xml:space="preserve">Per realizzare tutto ciò sfrutteremo anche </w:t>
       </w:r>
       <w:r>
         <w:rPr>
@@ -1954,7 +2009,7 @@
           <w:sz w:val="28"/>
           <w:szCs w:val="28"/>
         </w:rPr>
-        <w:t>C</w:t>
+        <w:t>SharedPreferences</w:t>
       </w:r>
       <w:r>
         <w:rPr>
@@ -1963,7 +2018,7 @@
           <w:sz w:val="28"/>
           <w:szCs w:val="28"/>
         </w:rPr>
-        <w:t xml:space="preserve"> (Model-View-Controller)</w:t>
+        <w:t xml:space="preserve">, una classe </w:t>
       </w:r>
       <w:r>
         <w:rPr>
@@ -1972,36 +2027,27 @@
           <w:sz w:val="28"/>
           <w:szCs w:val="28"/>
         </w:rPr>
-        <w:t xml:space="preserve"> con il Model che, dunque, andava a settare i modelli dei dati con conseguente logica. </w:t>
-      </w:r>
-    </w:p>
-    <w:p>
-      <w:pPr>
+        <w:t xml:space="preserve">di </w:t>
+      </w:r>
+      <w:r>
         <w:rPr>
           <w:rFonts w:ascii="Amasis MT Pro" w:hAnsi="Amasis MT Pro"/>
           <w:color w:val="000000" w:themeColor="text1"/>
           <w:sz w:val="28"/>
           <w:szCs w:val="28"/>
         </w:rPr>
-      </w:pPr>
-      <w:r>
+        <w:t>Android che permette di salvare dati in modo persistente sotto forma di coppie chiave-valore. È molto utile per memorizzare piccole quantità di dati.</w:t>
+      </w:r>
+    </w:p>
+    <w:p>
+      <w:pPr>
         <w:rPr>
           <w:rFonts w:ascii="Amasis MT Pro" w:hAnsi="Amasis MT Pro"/>
           <w:color w:val="000000" w:themeColor="text1"/>
           <w:sz w:val="28"/>
           <w:szCs w:val="28"/>
         </w:rPr>
-        <w:t xml:space="preserve">Per quanto riguarda il </w:t>
-      </w:r>
-      <w:r>
-        <w:rPr>
-          <w:rFonts w:ascii="Amasis MT Pro" w:hAnsi="Amasis MT Pro"/>
-          <w:color w:val="FF0000"/>
-          <w:sz w:val="28"/>
-          <w:szCs w:val="28"/>
-        </w:rPr>
-        <w:t>View</w:t>
-      </w:r>
+      </w:pPr>
       <w:r>
         <w:rPr>
           <w:rFonts w:ascii="Amasis MT Pro" w:hAnsi="Amasis MT Pro"/>
@@ -2009,147 +2055,7 @@
           <w:sz w:val="28"/>
           <w:szCs w:val="28"/>
         </w:rPr>
-        <w:t xml:space="preserve"> abbiamo adoperato il sistema delle View di Android Studio per gestire quella che poteva essere l’UI (interfaccia utente) migliore anche analizzando l’ipotetico pubblico a cui può essere diretta l’applicazione.</w:t>
-      </w:r>
-    </w:p>
-    <w:p>
-      <w:pPr>
-        <w:rPr>
-          <w:rFonts w:ascii="Amasis MT Pro" w:hAnsi="Amasis MT Pro"/>
-          <w:color w:val="000000" w:themeColor="text1"/>
-          <w:sz w:val="28"/>
-          <w:szCs w:val="28"/>
-        </w:rPr>
-      </w:pPr>
-      <w:r>
-        <w:rPr>
-          <w:rFonts w:ascii="Amasis MT Pro" w:hAnsi="Amasis MT Pro"/>
-          <w:color w:val="000000" w:themeColor="text1"/>
-          <w:sz w:val="28"/>
-          <w:szCs w:val="28"/>
-        </w:rPr>
-        <w:t xml:space="preserve">Con il </w:t>
-      </w:r>
-      <w:r>
-        <w:rPr>
-          <w:rFonts w:ascii="Amasis MT Pro" w:hAnsi="Amasis MT Pro"/>
-          <w:color w:val="FF0000"/>
-          <w:sz w:val="28"/>
-          <w:szCs w:val="28"/>
-        </w:rPr>
-        <w:t>Controller</w:t>
-      </w:r>
-      <w:r>
-        <w:rPr>
-          <w:rFonts w:ascii="Amasis MT Pro" w:hAnsi="Amasis MT Pro"/>
-          <w:color w:val="000000" w:themeColor="text1"/>
-          <w:sz w:val="28"/>
-          <w:szCs w:val="28"/>
-        </w:rPr>
-        <w:t xml:space="preserve"> avremo le interazioni dell’utente che modificano/aggiornano Model e View in maniera tale da creare dinamicità nell’UX e una determinata coesione tra i vari componenti.</w:t>
-      </w:r>
-      <w:r>
-        <w:rPr>
-          <w:rFonts w:ascii="Amasis MT Pro" w:hAnsi="Amasis MT Pro"/>
-          <w:color w:val="000000" w:themeColor="text1"/>
-          <w:sz w:val="28"/>
-          <w:szCs w:val="28"/>
-        </w:rPr>
-        <w:t xml:space="preserve"> Sarà lo strumento principale dell’utente.</w:t>
-      </w:r>
-    </w:p>
-    <w:p>
-      <w:pPr>
-        <w:rPr>
-          <w:rFonts w:ascii="Amasis MT Pro" w:hAnsi="Amasis MT Pro"/>
-          <w:color w:val="000000" w:themeColor="text1"/>
-          <w:sz w:val="28"/>
-          <w:szCs w:val="28"/>
-        </w:rPr>
-      </w:pPr>
-      <w:r>
-        <w:rPr>
-          <w:rFonts w:ascii="Amasis MT Pro" w:hAnsi="Amasis MT Pro"/>
-          <w:color w:val="000000" w:themeColor="text1"/>
-          <w:sz w:val="28"/>
-          <w:szCs w:val="28"/>
-        </w:rPr>
-        <w:t xml:space="preserve">Per realizzare tutto ciò sfrutteremo anche </w:t>
-      </w:r>
-      <w:r>
-        <w:rPr>
-          <w:rFonts w:ascii="Amasis MT Pro" w:hAnsi="Amasis MT Pro"/>
-          <w:color w:val="FF0000"/>
-          <w:sz w:val="28"/>
-          <w:szCs w:val="28"/>
-        </w:rPr>
-        <w:t>SharedPreferences</w:t>
-      </w:r>
-      <w:r>
-        <w:rPr>
-          <w:rFonts w:ascii="Amasis MT Pro" w:hAnsi="Amasis MT Pro"/>
-          <w:color w:val="000000" w:themeColor="text1"/>
-          <w:sz w:val="28"/>
-          <w:szCs w:val="28"/>
-        </w:rPr>
-        <w:t xml:space="preserve">, una classe </w:t>
-      </w:r>
-      <w:r>
-        <w:rPr>
-          <w:rFonts w:ascii="Amasis MT Pro" w:hAnsi="Amasis MT Pro"/>
-          <w:color w:val="000000" w:themeColor="text1"/>
-          <w:sz w:val="28"/>
-          <w:szCs w:val="28"/>
-        </w:rPr>
-        <w:t xml:space="preserve">di </w:t>
-      </w:r>
-      <w:r>
-        <w:rPr>
-          <w:rFonts w:ascii="Amasis MT Pro" w:hAnsi="Amasis MT Pro"/>
-          <w:color w:val="000000" w:themeColor="text1"/>
-          <w:sz w:val="28"/>
-          <w:szCs w:val="28"/>
-        </w:rPr>
-        <w:t>Android che permette di salvare dati in modo persistente sotto forma di coppie chiave-valore. È molto utile per memorizzare piccole quantità di dati.</w:t>
-      </w:r>
-    </w:p>
-    <w:p>
-      <w:pPr>
-        <w:rPr>
-          <w:rFonts w:ascii="Amasis MT Pro" w:hAnsi="Amasis MT Pro"/>
-          <w:color w:val="000000" w:themeColor="text1"/>
-          <w:sz w:val="28"/>
-          <w:szCs w:val="28"/>
-        </w:rPr>
-      </w:pPr>
-      <w:r>
-        <w:rPr>
-          <w:rFonts w:ascii="Amasis MT Pro" w:hAnsi="Amasis MT Pro"/>
-          <w:color w:val="000000" w:themeColor="text1"/>
-          <w:sz w:val="28"/>
-          <w:szCs w:val="28"/>
-        </w:rPr>
-        <w:t xml:space="preserve">Nella parte user cliente in app si può avere una lista dei nostri animali, possiamo aggiungere le loro caratteristiche e catalogare il loro stato d’animo </w:t>
-      </w:r>
-      <w:proofErr w:type="gramStart"/>
-      <w:r>
-        <w:rPr>
-          <w:rFonts w:ascii="Amasis MT Pro" w:hAnsi="Amasis MT Pro"/>
-          <w:color w:val="000000" w:themeColor="text1"/>
-          <w:sz w:val="28"/>
-          <w:szCs w:val="28"/>
-        </w:rPr>
-        <w:t>e</w:t>
-      </w:r>
-      <w:proofErr w:type="gramEnd"/>
-      <w:r>
-        <w:rPr>
-          <w:rFonts w:ascii="Amasis MT Pro" w:hAnsi="Amasis MT Pro"/>
-          <w:color w:val="000000" w:themeColor="text1"/>
-          <w:sz w:val="28"/>
-          <w:szCs w:val="28"/>
-        </w:rPr>
-        <w:t xml:space="preserve"> </w:t>
+        <w:t xml:space="preserve">Nella parte user cliente in app si può avere una lista dei nostri animali, possiamo aggiungere le loro caratteristiche e catalogare il loro stato d’animo e </w:t>
       </w:r>
       <w:r>
         <w:rPr>
@@ -3923,43 +3829,7 @@
           <w:sz w:val="28"/>
           <w:szCs w:val="28"/>
         </w:rPr>
-        <w:t xml:space="preserve"> ed il modello ER da noi creato abbiamo riassunto tramite questo schema a tabelle tutti i principi fondamentali delle nostre entità specificando anche il tipo di rapporto che hanno (1:1; </w:t>
-      </w:r>
-      <w:proofErr w:type="gramStart"/>
-      <w:r>
-        <w:rPr>
-          <w:rFonts w:ascii="Amasis MT Pro" w:hAnsi="Amasis MT Pro"/>
-          <w:sz w:val="28"/>
-          <w:szCs w:val="28"/>
-        </w:rPr>
-        <w:t>1:N</w:t>
-      </w:r>
-      <w:proofErr w:type="gramEnd"/>
-      <w:r>
-        <w:rPr>
-          <w:rFonts w:ascii="Amasis MT Pro" w:hAnsi="Amasis MT Pro"/>
-          <w:sz w:val="28"/>
-          <w:szCs w:val="28"/>
-        </w:rPr>
-        <w:t xml:space="preserve">, </w:t>
-      </w:r>
-      <w:proofErr w:type="gramStart"/>
-      <w:r>
-        <w:rPr>
-          <w:rFonts w:ascii="Amasis MT Pro" w:hAnsi="Amasis MT Pro"/>
-          <w:sz w:val="28"/>
-          <w:szCs w:val="28"/>
-        </w:rPr>
-        <w:t>N:N</w:t>
-      </w:r>
-      <w:proofErr w:type="gramEnd"/>
-      <w:r>
-        <w:rPr>
-          <w:rFonts w:ascii="Amasis MT Pro" w:hAnsi="Amasis MT Pro"/>
-          <w:sz w:val="28"/>
-          <w:szCs w:val="28"/>
-        </w:rPr>
-        <w:t>).</w:t>
+        <w:t xml:space="preserve"> ed il modello ER da noi creato abbiamo riassunto tramite questo schema a tabelle tutti i principi fondamentali delle nostre entità specificando anche il tipo di rapporto che hanno (1:1; 1:N, N:N).</w:t>
       </w:r>
     </w:p>
     <w:p>
@@ -4429,25 +4299,7 @@
           <w:sz w:val="28"/>
           <w:szCs w:val="28"/>
         </w:rPr>
-        <w:t xml:space="preserve"> aver inserito password </w:t>
-      </w:r>
-      <w:proofErr w:type="gramStart"/>
-      <w:r>
-        <w:rPr>
-          <w:rFonts w:ascii="Amasis MT Pro" w:hAnsi="Amasis MT Pro"/>
-          <w:sz w:val="28"/>
-          <w:szCs w:val="28"/>
-        </w:rPr>
-        <w:t>e</w:t>
-      </w:r>
-      <w:proofErr w:type="gramEnd"/>
-      <w:r>
-        <w:rPr>
-          <w:rFonts w:ascii="Amasis MT Pro" w:hAnsi="Amasis MT Pro"/>
-          <w:sz w:val="28"/>
-          <w:szCs w:val="28"/>
-        </w:rPr>
-        <w:t xml:space="preserve"> </w:t>
+        <w:t xml:space="preserve"> aver inserito password e </w:t>
       </w:r>
       <w:r>
         <w:rPr>
@@ -6075,6 +5927,7 @@
       <w:pPr>
         <w:rPr>
           <w:rFonts w:ascii="Amasis MT Pro" w:hAnsi="Amasis MT Pro"/>
+          <w:color w:val="FF0000"/>
           <w:sz w:val="28"/>
           <w:szCs w:val="28"/>
         </w:rPr>
@@ -6087,177 +5940,143 @@
         </w:rPr>
         <w:t>La parte web, difatti, ha lo scopo di far comunicare il cliente con i fornitori in prima persona.</w:t>
       </w:r>
-      <w:r>
-        <w:rPr>
-          <w:rFonts w:ascii="Amasis MT Pro" w:hAnsi="Amasis MT Pro"/>
-          <w:sz w:val="28"/>
-          <w:szCs w:val="28"/>
+    </w:p>
+    <w:p>
+      <w:pPr>
+        <w:rPr>
+          <w:rFonts w:ascii="Amasis MT Pro" w:hAnsi="Amasis MT Pro"/>
+          <w:sz w:val="28"/>
+          <w:szCs w:val="28"/>
+        </w:rPr>
+      </w:pPr>
+      <w:r>
+        <w:rPr>
+          <w:rFonts w:ascii="Amasis MT Pro" w:hAnsi="Amasis MT Pro"/>
+          <w:sz w:val="28"/>
+          <w:szCs w:val="28"/>
+        </w:rPr>
+        <w:lastRenderedPageBreak/>
+        <w:drawing>
+          <wp:inline distT="0" distB="0" distL="0" distR="0" wp14:anchorId="6486E3F3" wp14:editId="675D8C01">
+            <wp:extent cx="6120130" cy="2641600"/>
+            <wp:effectExtent l="0" t="0" r="0" b="6350"/>
+            <wp:docPr id="591505948" name="Immagine 1" descr="Immagine che contiene testo, schermata, Carattere, diagramma&#10;&#10;Il contenuto generato dall'IA potrebbe non essere corretto."/>
+            <wp:cNvGraphicFramePr>
+              <a:graphicFrameLocks xmlns:a="http://schemas.openxmlformats.org/drawingml/2006/main" noChangeAspect="1"/>
+            </wp:cNvGraphicFramePr>
+            <a:graphic xmlns:a="http://schemas.openxmlformats.org/drawingml/2006/main">
+              <a:graphicData uri="http://schemas.openxmlformats.org/drawingml/2006/picture">
+                <pic:pic xmlns:pic="http://schemas.openxmlformats.org/drawingml/2006/picture">
+                  <pic:nvPicPr>
+                    <pic:cNvPr id="591505948" name="Immagine 1" descr="Immagine che contiene testo, schermata, Carattere, diagramma&#10;&#10;Il contenuto generato dall'IA potrebbe non essere corretto."/>
+                    <pic:cNvPicPr/>
+                  </pic:nvPicPr>
+                  <pic:blipFill>
+                    <a:blip r:embed="rId30"/>
+                    <a:stretch>
+                      <a:fillRect/>
+                    </a:stretch>
+                  </pic:blipFill>
+                  <pic:spPr>
+                    <a:xfrm>
+                      <a:off x="0" y="0"/>
+                      <a:ext cx="6120130" cy="2641600"/>
+                    </a:xfrm>
+                    <a:prstGeom prst="rect">
+                      <a:avLst/>
+                    </a:prstGeom>
+                  </pic:spPr>
+                </pic:pic>
+              </a:graphicData>
+            </a:graphic>
+          </wp:inline>
+        </w:drawing>
+      </w:r>
+    </w:p>
+    <w:p>
+      <w:pPr>
+        <w:rPr>
+          <w:rFonts w:ascii="Amasis MT Pro" w:hAnsi="Amasis MT Pro"/>
+        </w:rPr>
+      </w:pPr>
+    </w:p>
+    <w:p>
+      <w:pPr>
+        <w:rPr>
+          <w:rFonts w:ascii="Amasis MT Pro" w:hAnsi="Amasis MT Pro"/>
+          <w:sz w:val="36"/>
+          <w:szCs w:val="36"/>
+        </w:rPr>
+      </w:pPr>
+    </w:p>
+    <w:p>
+      <w:pPr>
+        <w:jc w:val="center"/>
+        <w:rPr>
+          <w:rFonts w:ascii="Amasis MT Pro" w:hAnsi="Amasis MT Pro"/>
+          <w:sz w:val="36"/>
+          <w:szCs w:val="36"/>
+        </w:rPr>
+      </w:pPr>
+    </w:p>
+    <w:p>
+      <w:pPr>
+        <w:jc w:val="center"/>
+        <w:rPr>
+          <w:rFonts w:ascii="Amasis MT Pro" w:hAnsi="Amasis MT Pro"/>
+          <w:sz w:val="36"/>
+          <w:szCs w:val="36"/>
+        </w:rPr>
+      </w:pPr>
+      <w:r>
+        <w:rPr>
+          <w:rFonts w:ascii="Amasis MT Pro" w:hAnsi="Amasis MT Pro"/>
+          <w:sz w:val="36"/>
+          <w:szCs w:val="36"/>
+        </w:rPr>
+        <w:t>-</w:t>
+      </w:r>
+      <w:r>
+        <w:rPr>
+          <w:rFonts w:ascii="Amasis MT Pro" w:hAnsi="Amasis MT Pro"/>
+          <w:sz w:val="36"/>
+          <w:szCs w:val="36"/>
+        </w:rPr>
+        <w:t>L</w:t>
+      </w:r>
+      <w:r>
+        <w:rPr>
+          <w:rFonts w:ascii="Amasis MT Pro" w:hAnsi="Amasis MT Pro"/>
+          <w:sz w:val="36"/>
+          <w:szCs w:val="36"/>
+        </w:rPr>
+        <w:t>inguaggio e tecnologie utilizzati</w:t>
+      </w:r>
+    </w:p>
+    <w:p>
+      <w:pPr>
+        <w:rPr>
+          <w:rFonts w:ascii="Amasis MT Pro" w:hAnsi="Amasis MT Pro"/>
+          <w:sz w:val="36"/>
+          <w:szCs w:val="36"/>
+        </w:rPr>
+      </w:pPr>
+      <w:r>
+        <w:rPr>
+          <w:rFonts w:ascii="Amasis MT Pro" w:hAnsi="Amasis MT Pro"/>
+          <w:sz w:val="36"/>
+          <w:szCs w:val="36"/>
+        </w:rPr>
+        <w:t>Java</w:t>
+      </w:r>
+      <w:r>
+        <w:rPr>
+          <w:rFonts w:ascii="Amasis MT Pro" w:hAnsi="Amasis MT Pro"/>
+          <w:sz w:val="36"/>
+          <w:szCs w:val="36"/>
         </w:rPr>
         <w:t xml:space="preserve"> </w:t>
       </w:r>
-      <w:r>
-        <w:rPr>
-          <w:rFonts w:ascii="Amasis MT Pro" w:hAnsi="Amasis MT Pro"/>
-          <w:color w:val="FF0000"/>
-          <w:sz w:val="28"/>
-          <w:szCs w:val="28"/>
-        </w:rPr>
-        <w:t>METTERE SCREEN QUANDO SARANNO GUARDABILI</w:t>
-      </w:r>
-    </w:p>
-    <w:p>
-      <w:pPr>
-        <w:rPr>
-          <w:rFonts w:ascii="Amasis MT Pro" w:hAnsi="Amasis MT Pro"/>
-        </w:rPr>
-      </w:pPr>
-    </w:p>
-    <w:p>
-      <w:pPr>
-        <w:rPr>
-          <w:rFonts w:ascii="Amasis MT Pro" w:hAnsi="Amasis MT Pro"/>
-          <w:sz w:val="36"/>
-          <w:szCs w:val="36"/>
-        </w:rPr>
-      </w:pPr>
-    </w:p>
-    <w:p>
-      <w:pPr>
-        <w:rPr>
-          <w:rFonts w:ascii="Amasis MT Pro" w:hAnsi="Amasis MT Pro"/>
-          <w:sz w:val="36"/>
-          <w:szCs w:val="36"/>
-        </w:rPr>
-      </w:pPr>
-    </w:p>
-    <w:p>
-      <w:pPr>
-        <w:jc w:val="center"/>
-        <w:rPr>
-          <w:rFonts w:ascii="Amasis MT Pro" w:hAnsi="Amasis MT Pro"/>
-          <w:sz w:val="36"/>
-          <w:szCs w:val="36"/>
-        </w:rPr>
-      </w:pPr>
-    </w:p>
-    <w:p>
-      <w:pPr>
-        <w:jc w:val="center"/>
-        <w:rPr>
-          <w:rFonts w:ascii="Amasis MT Pro" w:hAnsi="Amasis MT Pro"/>
-          <w:sz w:val="36"/>
-          <w:szCs w:val="36"/>
-        </w:rPr>
-      </w:pPr>
-    </w:p>
-    <w:p>
-      <w:pPr>
-        <w:jc w:val="center"/>
-        <w:rPr>
-          <w:rFonts w:ascii="Amasis MT Pro" w:hAnsi="Amasis MT Pro"/>
-          <w:sz w:val="36"/>
-          <w:szCs w:val="36"/>
-        </w:rPr>
-      </w:pPr>
-    </w:p>
-    <w:p>
-      <w:pPr>
-        <w:jc w:val="center"/>
-        <w:rPr>
-          <w:rFonts w:ascii="Amasis MT Pro" w:hAnsi="Amasis MT Pro"/>
-          <w:sz w:val="36"/>
-          <w:szCs w:val="36"/>
-        </w:rPr>
-      </w:pPr>
-    </w:p>
-    <w:p>
-      <w:pPr>
-        <w:jc w:val="center"/>
-        <w:rPr>
-          <w:rFonts w:ascii="Amasis MT Pro" w:hAnsi="Amasis MT Pro"/>
-          <w:sz w:val="36"/>
-          <w:szCs w:val="36"/>
-        </w:rPr>
-      </w:pPr>
-    </w:p>
-    <w:p>
-      <w:pPr>
-        <w:jc w:val="center"/>
-        <w:rPr>
-          <w:rFonts w:ascii="Amasis MT Pro" w:hAnsi="Amasis MT Pro"/>
-          <w:sz w:val="36"/>
-          <w:szCs w:val="36"/>
-        </w:rPr>
-      </w:pPr>
-    </w:p>
-    <w:p>
-      <w:pPr>
-        <w:jc w:val="center"/>
-        <w:rPr>
-          <w:rFonts w:ascii="Amasis MT Pro" w:hAnsi="Amasis MT Pro"/>
-          <w:sz w:val="36"/>
-          <w:szCs w:val="36"/>
-        </w:rPr>
-      </w:pPr>
-    </w:p>
-    <w:p>
-      <w:pPr>
-        <w:jc w:val="center"/>
-        <w:rPr>
-          <w:rFonts w:ascii="Amasis MT Pro" w:hAnsi="Amasis MT Pro"/>
-          <w:sz w:val="36"/>
-          <w:szCs w:val="36"/>
-        </w:rPr>
-      </w:pPr>
-      <w:r>
-        <w:rPr>
-          <w:rFonts w:ascii="Amasis MT Pro" w:hAnsi="Amasis MT Pro"/>
-          <w:sz w:val="36"/>
-          <w:szCs w:val="36"/>
-        </w:rPr>
-        <w:t>-</w:t>
-      </w:r>
-      <w:r>
-        <w:rPr>
-          <w:rFonts w:ascii="Amasis MT Pro" w:hAnsi="Amasis MT Pro"/>
-          <w:sz w:val="36"/>
-          <w:szCs w:val="36"/>
-        </w:rPr>
-        <w:t>L</w:t>
-      </w:r>
-      <w:r>
-        <w:rPr>
-          <w:rFonts w:ascii="Amasis MT Pro" w:hAnsi="Amasis MT Pro"/>
-          <w:sz w:val="36"/>
-          <w:szCs w:val="36"/>
-        </w:rPr>
-        <w:t>inguaggio e tecnologie utilizzati</w:t>
-      </w:r>
-    </w:p>
-    <w:p>
-      <w:pPr>
-        <w:rPr>
-          <w:rFonts w:ascii="Amasis MT Pro" w:hAnsi="Amasis MT Pro"/>
-          <w:sz w:val="36"/>
-          <w:szCs w:val="36"/>
-        </w:rPr>
-      </w:pPr>
-      <w:r>
-        <w:rPr>
-          <w:rFonts w:ascii="Amasis MT Pro" w:hAnsi="Amasis MT Pro"/>
-          <w:sz w:val="36"/>
-          <w:szCs w:val="36"/>
-        </w:rPr>
-        <w:t>Java</w:t>
-      </w:r>
-      <w:r>
-        <w:rPr>
-          <w:rFonts w:ascii="Amasis MT Pro" w:hAnsi="Amasis MT Pro"/>
-          <w:sz w:val="36"/>
-          <w:szCs w:val="36"/>
-        </w:rPr>
-        <w:t xml:space="preserve"> </w:t>
-      </w:r>
     </w:p>
     <w:p>
       <w:pPr>
@@ -6437,6 +6256,7 @@
           <w:sz w:val="28"/>
           <w:szCs w:val="28"/>
         </w:rPr>
+        <w:lastRenderedPageBreak/>
         <w:t xml:space="preserve">Ad esempio, ciò si nota quando si richiama un componente usando il suo Id tramite il </w:t>
       </w:r>
       <w:proofErr w:type="spellStart"/>
@@ -6473,7 +6293,6 @@
           <w:sz w:val="28"/>
           <w:szCs w:val="28"/>
         </w:rPr>
-        <w:lastRenderedPageBreak/>
         <w:drawing>
           <wp:anchor distT="0" distB="0" distL="114300" distR="114300" simplePos="0" relativeHeight="251683840" behindDoc="0" locked="0" layoutInCell="1" allowOverlap="1" wp14:anchorId="4798EB05" wp14:editId="5D15668D">
             <wp:simplePos x="0" y="0"/>
@@ -6498,7 +6317,7 @@
                     <pic:cNvPicPr/>
                   </pic:nvPicPr>
                   <pic:blipFill>
-                    <a:blip r:embed="rId30">
+                    <a:blip r:embed="rId31">
                       <a:extLst>
                         <a:ext uri="{28A0092B-C50C-407E-A947-70E740481C1C}">
                           <a14:useLocalDpi xmlns:a14="http://schemas.microsoft.com/office/drawing/2010/main" val="0"/>
@@ -6555,7 +6374,7 @@
                     <pic:cNvPicPr/>
                   </pic:nvPicPr>
                   <pic:blipFill>
-                    <a:blip r:embed="rId31">
+                    <a:blip r:embed="rId32">
                       <a:extLst>
                         <a:ext uri="{28A0092B-C50C-407E-A947-70E740481C1C}">
                           <a14:useLocalDpi xmlns:a14="http://schemas.microsoft.com/office/drawing/2010/main" val="0"/>
@@ -6618,7 +6437,7 @@
                     <pic:cNvPicPr/>
                   </pic:nvPicPr>
                   <pic:blipFill rotWithShape="1">
-                    <a:blip r:embed="rId32" cstate="print">
+                    <a:blip r:embed="rId33" cstate="print">
                       <a:extLst>
                         <a:ext uri="{28A0092B-C50C-407E-A947-70E740481C1C}">
                           <a14:useLocalDpi xmlns:a14="http://schemas.microsoft.com/office/drawing/2010/main" val="0"/>
@@ -6789,25 +6608,7 @@
           <w:sz w:val="28"/>
           <w:szCs w:val="28"/>
         </w:rPr>
-        <w:t xml:space="preserve">Le API sono protocolli che permettono lo scambio di informazioni in rete, REST invece è la specifica API che comunica in protocollo http/https e manda dati in formato JSON. Le istruzioni che il client può inviare al server sono di </w:t>
-      </w:r>
-      <w:proofErr w:type="gramStart"/>
-      <w:r>
-        <w:rPr>
-          <w:rFonts w:ascii="Amasis MT Pro" w:hAnsi="Amasis MT Pro"/>
-          <w:sz w:val="28"/>
-          <w:szCs w:val="28"/>
-        </w:rPr>
-        <w:t>4</w:t>
-      </w:r>
-      <w:proofErr w:type="gramEnd"/>
-      <w:r>
-        <w:rPr>
-          <w:rFonts w:ascii="Amasis MT Pro" w:hAnsi="Amasis MT Pro"/>
-          <w:sz w:val="28"/>
-          <w:szCs w:val="28"/>
-        </w:rPr>
-        <w:t xml:space="preserve"> tipi: </w:t>
+        <w:t xml:space="preserve">Le API sono protocolli che permettono lo scambio di informazioni in rete, REST invece è la specifica API che comunica in protocollo http/https e manda dati in formato JSON. Le istruzioni che il client può inviare al server sono di 4 tipi: </w:t>
       </w:r>
     </w:p>
     <w:p>
@@ -6952,7 +6753,16 @@
           <w:sz w:val="28"/>
           <w:szCs w:val="28"/>
         </w:rPr>
-        <w:t xml:space="preserve">Per far sì che le API REST svolgano il loro obiettivo di far comunicare front-end e back-end si ha il bisogno di poter inviare i dati in forma corretta dall’app e poterli ricevere allo stesso modo nel server. Usando come esempio il controllo </w:t>
+        <w:t xml:space="preserve">Per far sì che le API REST svolgano il loro obiettivo di far comunicare front-end e back-end si ha il bisogno di poter inviare i dati in forma corretta dall’app e </w:t>
+      </w:r>
+      <w:r>
+        <w:rPr>
+          <w:rFonts w:ascii="Amasis MT Pro" w:hAnsi="Amasis MT Pro"/>
+          <w:sz w:val="28"/>
+          <w:szCs w:val="28"/>
+        </w:rPr>
+        <w:lastRenderedPageBreak/>
+        <w:t xml:space="preserve">poterli ricevere allo stesso modo nel server. Usando come esempio il controllo </w:t>
       </w:r>
       <w:r>
         <w:rPr>
@@ -6991,7 +6801,6 @@
           <w:sz w:val="28"/>
           <w:szCs w:val="28"/>
         </w:rPr>
-        <w:lastRenderedPageBreak/>
         <w:drawing>
           <wp:anchor distT="0" distB="0" distL="114300" distR="114300" simplePos="0" relativeHeight="251663360" behindDoc="0" locked="0" layoutInCell="1" allowOverlap="1" wp14:anchorId="3D0E87C3" wp14:editId="58B7E2AB">
             <wp:simplePos x="0" y="0"/>
@@ -7016,7 +6825,7 @@
                     <pic:cNvPicPr/>
                   </pic:nvPicPr>
                   <pic:blipFill>
-                    <a:blip r:embed="rId33">
+                    <a:blip r:embed="rId34">
                       <a:extLst>
                         <a:ext uri="{28A0092B-C50C-407E-A947-70E740481C1C}">
                           <a14:useLocalDpi xmlns:a14="http://schemas.microsoft.com/office/drawing/2010/main" val="0"/>
@@ -7227,7 +7036,7 @@
                     <pic:cNvPicPr/>
                   </pic:nvPicPr>
                   <pic:blipFill>
-                    <a:blip r:embed="rId34">
+                    <a:blip r:embed="rId35">
                       <a:extLst>
                         <a:ext uri="{28A0092B-C50C-407E-A947-70E740481C1C}">
                           <a14:useLocalDpi xmlns:a14="http://schemas.microsoft.com/office/drawing/2010/main" val="0"/>
@@ -7304,7 +7113,7 @@
                     <pic:cNvPicPr/>
                   </pic:nvPicPr>
                   <pic:blipFill>
-                    <a:blip r:embed="rId35">
+                    <a:blip r:embed="rId36">
                       <a:extLst>
                         <a:ext uri="{28A0092B-C50C-407E-A947-70E740481C1C}">
                           <a14:useLocalDpi xmlns:a14="http://schemas.microsoft.com/office/drawing/2010/main" val="0"/>
@@ -7431,7 +7240,7 @@
                     <pic:cNvPicPr/>
                   </pic:nvPicPr>
                   <pic:blipFill>
-                    <a:blip r:embed="rId36">
+                    <a:blip r:embed="rId37">
                       <a:extLst>
                         <a:ext uri="{28A0092B-C50C-407E-A947-70E740481C1C}">
                           <a14:useLocalDpi xmlns:a14="http://schemas.microsoft.com/office/drawing/2010/main" val="0"/>
@@ -7528,7 +7337,7 @@
                     <pic:cNvPicPr/>
                   </pic:nvPicPr>
                   <pic:blipFill>
-                    <a:blip r:embed="rId37">
+                    <a:blip r:embed="rId38">
                       <a:extLst>
                         <a:ext uri="{28A0092B-C50C-407E-A947-70E740481C1C}">
                           <a14:useLocalDpi xmlns:a14="http://schemas.microsoft.com/office/drawing/2010/main" val="0"/>
@@ -7608,7 +7417,16 @@
           <w:sz w:val="28"/>
           <w:szCs w:val="28"/>
         </w:rPr>
-        <w:t xml:space="preserve">, Flask poi gestisce la risposta da ritornare all’utente. Nello stesso modo viene gestito il sito, il quale, però non richiede di usare </w:t>
+        <w:t xml:space="preserve">, Flask poi gestisce la risposta da ritornare all’utente. Nello stesso modo viene </w:t>
+      </w:r>
+      <w:r>
+        <w:rPr>
+          <w:rFonts w:ascii="Amasis MT Pro" w:hAnsi="Amasis MT Pro"/>
+          <w:sz w:val="28"/>
+          <w:szCs w:val="28"/>
+        </w:rPr>
+        <w:lastRenderedPageBreak/>
+        <w:t xml:space="preserve">gestito il sito, il quale, però non richiede di usare </w:t>
       </w:r>
       <w:proofErr w:type="spellStart"/>
       <w:r>
@@ -7888,6 +7706,7 @@
           <w:sz w:val="28"/>
           <w:szCs w:val="28"/>
         </w:rPr>
+        <w:lastRenderedPageBreak/>
         <w:t>Si possono anche registrare visite veterinarie ricevute e il comportamento dell’animale.</w:t>
       </w:r>
     </w:p>
@@ -7905,792 +7724,800 @@
           <w:sz w:val="28"/>
           <w:szCs w:val="28"/>
         </w:rPr>
+        <w:t xml:space="preserve">Tutte queste attività saranno ordinate con rispettive data ed orario all’interno del calendario utente. </w:t>
+      </w:r>
+    </w:p>
+    <w:p>
+      <w:pPr>
+        <w:rPr>
+          <w:rFonts w:ascii="Amasis MT Pro" w:hAnsi="Amasis MT Pro"/>
+          <w:sz w:val="28"/>
+          <w:szCs w:val="28"/>
+        </w:rPr>
+      </w:pPr>
+      <w:r>
+        <w:rPr>
+          <w:rFonts w:ascii="Amasis MT Pro" w:hAnsi="Amasis MT Pro"/>
+          <w:sz w:val="28"/>
+          <w:szCs w:val="28"/>
+        </w:rPr>
+        <w:t>Il calendario ha la possibilità di registrare localmente questi eventi e facilitare l’utente in questa interazione.</w:t>
+      </w:r>
+    </w:p>
+    <w:p>
+      <w:pPr>
+        <w:rPr>
+          <w:rFonts w:ascii="Amasis MT Pro" w:hAnsi="Amasis MT Pro"/>
+          <w:sz w:val="28"/>
+          <w:szCs w:val="28"/>
+        </w:rPr>
+      </w:pPr>
+    </w:p>
+    <w:p>
+      <w:pPr>
+        <w:rPr>
+          <w:rFonts w:ascii="Amasis MT Pro" w:hAnsi="Amasis MT Pro"/>
+          <w:sz w:val="36"/>
+          <w:szCs w:val="36"/>
+        </w:rPr>
+      </w:pPr>
+    </w:p>
+    <w:p>
+      <w:pPr>
+        <w:rPr>
+          <w:rFonts w:ascii="Amasis MT Pro" w:hAnsi="Amasis MT Pro"/>
+          <w:sz w:val="36"/>
+          <w:szCs w:val="36"/>
+        </w:rPr>
+      </w:pPr>
+    </w:p>
+    <w:p>
+      <w:pPr>
+        <w:rPr>
+          <w:rFonts w:ascii="Amasis MT Pro" w:hAnsi="Amasis MT Pro"/>
+          <w:sz w:val="36"/>
+          <w:szCs w:val="36"/>
+        </w:rPr>
+      </w:pPr>
+    </w:p>
+    <w:p>
+      <w:pPr>
+        <w:rPr>
+          <w:rFonts w:ascii="Amasis MT Pro" w:hAnsi="Amasis MT Pro"/>
+          <w:sz w:val="36"/>
+          <w:szCs w:val="36"/>
+        </w:rPr>
+      </w:pPr>
+    </w:p>
+    <w:p>
+      <w:pPr>
+        <w:jc w:val="center"/>
+        <w:rPr>
+          <w:rFonts w:ascii="Amasis MT Pro" w:hAnsi="Amasis MT Pro"/>
+          <w:sz w:val="36"/>
+          <w:szCs w:val="36"/>
+        </w:rPr>
+      </w:pPr>
+      <w:r>
+        <w:rPr>
+          <w:rFonts w:ascii="Amasis MT Pro" w:hAnsi="Amasis MT Pro"/>
+          <w:sz w:val="36"/>
+          <w:szCs w:val="36"/>
+        </w:rPr>
+        <w:t>-</w:t>
+      </w:r>
+      <w:r>
+        <w:rPr>
+          <w:rFonts w:ascii="Amasis MT Pro" w:hAnsi="Amasis MT Pro"/>
+          <w:sz w:val="36"/>
+          <w:szCs w:val="36"/>
+        </w:rPr>
+        <w:t>Risultati ottenuti</w:t>
+      </w:r>
+    </w:p>
+    <w:p>
+      <w:pPr>
+        <w:rPr>
+          <w:rFonts w:ascii="Amasis MT Pro" w:hAnsi="Amasis MT Pro"/>
+          <w:sz w:val="36"/>
+          <w:szCs w:val="36"/>
+        </w:rPr>
+      </w:pPr>
+    </w:p>
+    <w:p>
+      <w:pPr>
+        <w:rPr>
+          <w:rFonts w:ascii="Amasis MT Pro" w:hAnsi="Amasis MT Pro"/>
+          <w:sz w:val="36"/>
+          <w:szCs w:val="36"/>
+        </w:rPr>
+      </w:pPr>
+    </w:p>
+    <w:p>
+      <w:pPr>
+        <w:rPr>
+          <w:rFonts w:ascii="Amasis MT Pro" w:hAnsi="Amasis MT Pro"/>
+          <w:sz w:val="36"/>
+          <w:szCs w:val="36"/>
+        </w:rPr>
+      </w:pPr>
+    </w:p>
+    <w:p>
+      <w:pPr>
+        <w:rPr>
+          <w:rFonts w:ascii="Amasis MT Pro" w:hAnsi="Amasis MT Pro"/>
+          <w:sz w:val="36"/>
+          <w:szCs w:val="36"/>
+        </w:rPr>
+      </w:pPr>
+    </w:p>
+    <w:p>
+      <w:pPr>
+        <w:rPr>
+          <w:rFonts w:ascii="Amasis MT Pro" w:hAnsi="Amasis MT Pro"/>
+          <w:sz w:val="36"/>
+          <w:szCs w:val="36"/>
+        </w:rPr>
+      </w:pPr>
+    </w:p>
+    <w:p>
+      <w:pPr>
+        <w:rPr>
+          <w:rFonts w:ascii="Amasis MT Pro" w:hAnsi="Amasis MT Pro"/>
+          <w:sz w:val="36"/>
+          <w:szCs w:val="36"/>
+        </w:rPr>
+      </w:pPr>
+    </w:p>
+    <w:p>
+      <w:pPr>
+        <w:rPr>
+          <w:rFonts w:ascii="Amasis MT Pro" w:hAnsi="Amasis MT Pro"/>
+          <w:sz w:val="36"/>
+          <w:szCs w:val="36"/>
+        </w:rPr>
+      </w:pPr>
+    </w:p>
+    <w:p>
+      <w:pPr>
+        <w:rPr>
+          <w:rFonts w:ascii="Amasis MT Pro" w:hAnsi="Amasis MT Pro"/>
+          <w:sz w:val="36"/>
+          <w:szCs w:val="36"/>
+        </w:rPr>
+      </w:pPr>
+    </w:p>
+    <w:p>
+      <w:pPr>
+        <w:rPr>
+          <w:rFonts w:ascii="Amasis MT Pro" w:hAnsi="Amasis MT Pro"/>
+          <w:sz w:val="36"/>
+          <w:szCs w:val="36"/>
+        </w:rPr>
+      </w:pPr>
+    </w:p>
+    <w:p>
+      <w:pPr>
+        <w:rPr>
+          <w:rFonts w:ascii="Amasis MT Pro" w:hAnsi="Amasis MT Pro"/>
+          <w:sz w:val="36"/>
+          <w:szCs w:val="36"/>
+        </w:rPr>
+      </w:pPr>
+    </w:p>
+    <w:p>
+      <w:pPr>
+        <w:rPr>
+          <w:rFonts w:ascii="Amasis MT Pro" w:hAnsi="Amasis MT Pro"/>
+          <w:sz w:val="36"/>
+          <w:szCs w:val="36"/>
+        </w:rPr>
+      </w:pPr>
+    </w:p>
+    <w:p>
+      <w:pPr>
+        <w:rPr>
+          <w:rFonts w:ascii="Amasis MT Pro" w:hAnsi="Amasis MT Pro"/>
+          <w:sz w:val="36"/>
+          <w:szCs w:val="36"/>
+        </w:rPr>
+      </w:pPr>
+    </w:p>
+    <w:p>
+      <w:pPr>
+        <w:rPr>
+          <w:rFonts w:ascii="Amasis MT Pro" w:hAnsi="Amasis MT Pro"/>
+          <w:sz w:val="36"/>
+          <w:szCs w:val="36"/>
+        </w:rPr>
+      </w:pPr>
+    </w:p>
+    <w:p>
+      <w:pPr>
+        <w:rPr>
+          <w:rFonts w:ascii="Amasis MT Pro" w:hAnsi="Amasis MT Pro"/>
+          <w:sz w:val="36"/>
+          <w:szCs w:val="36"/>
+        </w:rPr>
+      </w:pPr>
+    </w:p>
+    <w:p>
+      <w:pPr>
+        <w:rPr>
+          <w:rFonts w:ascii="Amasis MT Pro" w:hAnsi="Amasis MT Pro"/>
+          <w:sz w:val="36"/>
+          <w:szCs w:val="36"/>
+        </w:rPr>
+      </w:pPr>
+    </w:p>
+    <w:p>
+      <w:pPr>
+        <w:rPr>
+          <w:rFonts w:ascii="Amasis MT Pro" w:hAnsi="Amasis MT Pro"/>
+          <w:sz w:val="36"/>
+          <w:szCs w:val="36"/>
+        </w:rPr>
+      </w:pPr>
+    </w:p>
+    <w:p>
+      <w:pPr>
+        <w:rPr>
+          <w:rFonts w:ascii="Amasis MT Pro" w:hAnsi="Amasis MT Pro"/>
+          <w:sz w:val="36"/>
+          <w:szCs w:val="36"/>
+        </w:rPr>
+      </w:pPr>
+    </w:p>
+    <w:p>
+      <w:pPr>
+        <w:rPr>
+          <w:rFonts w:ascii="Amasis MT Pro" w:hAnsi="Amasis MT Pro"/>
+          <w:sz w:val="36"/>
+          <w:szCs w:val="36"/>
+        </w:rPr>
+      </w:pPr>
+    </w:p>
+    <w:p>
+      <w:pPr>
+        <w:jc w:val="center"/>
+        <w:rPr>
+          <w:rFonts w:ascii="Amasis MT Pro" w:hAnsi="Amasis MT Pro"/>
+          <w:sz w:val="36"/>
+          <w:szCs w:val="36"/>
+        </w:rPr>
+      </w:pPr>
+    </w:p>
+    <w:p>
+      <w:pPr>
+        <w:rPr>
+          <w:rFonts w:ascii="Amasis MT Pro" w:hAnsi="Amasis MT Pro"/>
+          <w:sz w:val="36"/>
+          <w:szCs w:val="36"/>
+        </w:rPr>
+      </w:pPr>
+    </w:p>
+    <w:p>
+      <w:pPr>
+        <w:jc w:val="center"/>
+        <w:rPr>
+          <w:rFonts w:ascii="Amasis MT Pro" w:hAnsi="Amasis MT Pro"/>
+          <w:sz w:val="36"/>
+          <w:szCs w:val="36"/>
+        </w:rPr>
+      </w:pPr>
+      <w:r>
+        <w:rPr>
+          <w:rFonts w:ascii="Amasis MT Pro" w:hAnsi="Amasis MT Pro"/>
+          <w:sz w:val="36"/>
+          <w:szCs w:val="36"/>
+        </w:rPr>
+        <w:t>-</w:t>
+      </w:r>
+      <w:r>
+        <w:rPr>
+          <w:rFonts w:ascii="Amasis MT Pro" w:hAnsi="Amasis MT Pro"/>
+          <w:sz w:val="36"/>
+          <w:szCs w:val="36"/>
+        </w:rPr>
+        <w:t>Conclusioni</w:t>
+      </w:r>
+    </w:p>
+    <w:p>
+      <w:pPr>
+        <w:rPr>
+          <w:rFonts w:ascii="Amasis MT Pro" w:hAnsi="Amasis MT Pro"/>
+          <w:sz w:val="28"/>
+          <w:szCs w:val="28"/>
+        </w:rPr>
+      </w:pPr>
+    </w:p>
+    <w:p>
+      <w:pPr>
+        <w:rPr>
+          <w:rFonts w:ascii="Amasis MT Pro" w:hAnsi="Amasis MT Pro"/>
+          <w:sz w:val="28"/>
+          <w:szCs w:val="28"/>
+        </w:rPr>
+      </w:pPr>
+    </w:p>
+    <w:p>
+      <w:pPr>
+        <w:rPr>
+          <w:rFonts w:ascii="Amasis MT Pro" w:hAnsi="Amasis MT Pro"/>
+          <w:sz w:val="28"/>
+          <w:szCs w:val="28"/>
+        </w:rPr>
+      </w:pPr>
+      <w:r>
+        <w:rPr>
+          <w:rFonts w:ascii="Amasis MT Pro" w:hAnsi="Amasis MT Pro"/>
+          <w:sz w:val="28"/>
+          <w:szCs w:val="28"/>
+        </w:rPr>
+        <w:t xml:space="preserve">Il progetto dell'app Crikle rappresenta un valido esempio di come la tecnologia possa essere messa al servizio del benessere degli animali e della comunità che ruota attorno a loro. Grazie all'integrazione tra applicazione Android, sito web, servizi web REST e database, è stato possibile </w:t>
+      </w:r>
+      <w:r>
+        <w:rPr>
+          <w:rFonts w:ascii="Amasis MT Pro" w:hAnsi="Amasis MT Pro"/>
+          <w:sz w:val="28"/>
+          <w:szCs w:val="28"/>
+        </w:rPr>
+        <w:t xml:space="preserve">ideare </w:t>
+      </w:r>
+      <w:r>
+        <w:rPr>
+          <w:rFonts w:ascii="Amasis MT Pro" w:hAnsi="Amasis MT Pro"/>
+          <w:sz w:val="28"/>
+          <w:szCs w:val="28"/>
+        </w:rPr>
+        <w:t>una piattaforma completa e funzionale, capace di favorire l’incontro tra proprietari di animali domestici e fornitori di servi</w:t>
+      </w:r>
+      <w:r>
+        <w:rPr>
+          <w:rFonts w:ascii="Amasis MT Pro" w:hAnsi="Amasis MT Pro"/>
+          <w:sz w:val="28"/>
+          <w:szCs w:val="28"/>
+        </w:rPr>
+        <w:t>zi.</w:t>
+      </w:r>
+    </w:p>
+    <w:p>
+      <w:pPr>
+        <w:rPr>
+          <w:rFonts w:ascii="Amasis MT Pro" w:hAnsi="Amasis MT Pro"/>
+          <w:sz w:val="28"/>
+          <w:szCs w:val="28"/>
+        </w:rPr>
+      </w:pPr>
+      <w:r>
+        <w:rPr>
+          <w:rFonts w:ascii="Amasis MT Pro" w:hAnsi="Amasis MT Pro"/>
+          <w:sz w:val="28"/>
+          <w:szCs w:val="28"/>
+        </w:rPr>
+        <w:t>Durante lo sviluppo, sono state affrontate sfide tecniche e progettuali che hanno contribuito a</w:t>
+      </w:r>
+      <w:r>
+        <w:rPr>
+          <w:rFonts w:ascii="Amasis MT Pro" w:hAnsi="Amasis MT Pro"/>
+          <w:sz w:val="28"/>
+          <w:szCs w:val="28"/>
+        </w:rPr>
+        <w:t xml:space="preserve"> migliorare</w:t>
+      </w:r>
+      <w:r>
+        <w:rPr>
+          <w:rFonts w:ascii="Amasis MT Pro" w:hAnsi="Amasis MT Pro"/>
+          <w:sz w:val="28"/>
+          <w:szCs w:val="28"/>
+        </w:rPr>
+        <w:t xml:space="preserve"> le c</w:t>
+      </w:r>
+      <w:r>
+        <w:rPr>
+          <w:rFonts w:ascii="Amasis MT Pro" w:hAnsi="Amasis MT Pro"/>
+          <w:sz w:val="28"/>
+          <w:szCs w:val="28"/>
+        </w:rPr>
+        <w:t xml:space="preserve">onoscenze </w:t>
+      </w:r>
+      <w:r>
+        <w:rPr>
+          <w:rFonts w:ascii="Amasis MT Pro" w:hAnsi="Amasis MT Pro"/>
+          <w:sz w:val="28"/>
+          <w:szCs w:val="28"/>
+        </w:rPr>
+        <w:t xml:space="preserve">del gruppo </w:t>
+      </w:r>
+      <w:r>
+        <w:rPr>
+          <w:rFonts w:ascii="Amasis MT Pro" w:hAnsi="Amasis MT Pro"/>
+          <w:sz w:val="28"/>
+          <w:szCs w:val="28"/>
+        </w:rPr>
+        <w:t xml:space="preserve">nelle seguenti aree </w:t>
+      </w:r>
+      <w:proofErr w:type="spellStart"/>
+      <w:r>
+        <w:rPr>
+          <w:rFonts w:ascii="Amasis MT Pro" w:hAnsi="Amasis MT Pro"/>
+          <w:sz w:val="28"/>
+          <w:szCs w:val="28"/>
+        </w:rPr>
+        <w:t>tematice</w:t>
+      </w:r>
+      <w:proofErr w:type="spellEnd"/>
+      <w:r>
+        <w:rPr>
+          <w:rFonts w:ascii="Amasis MT Pro" w:hAnsi="Amasis MT Pro"/>
+          <w:sz w:val="28"/>
+          <w:szCs w:val="28"/>
+        </w:rPr>
+        <w:t>:</w:t>
+      </w:r>
+      <w:r>
+        <w:rPr>
+          <w:rFonts w:ascii="Amasis MT Pro" w:hAnsi="Amasis MT Pro"/>
+          <w:sz w:val="28"/>
+          <w:szCs w:val="28"/>
+        </w:rPr>
+        <w:t xml:space="preserve"> programmazione orientata agli oggetti, lo sviluppo di interfacce utente intuitive, la gestione dei dati e l</w:t>
+      </w:r>
+      <w:r>
+        <w:rPr>
+          <w:rFonts w:ascii="Amasis MT Pro" w:hAnsi="Amasis MT Pro"/>
+          <w:sz w:val="28"/>
+          <w:szCs w:val="28"/>
+        </w:rPr>
+        <w:t>a comunicazione</w:t>
+      </w:r>
+      <w:r>
+        <w:rPr>
+          <w:rFonts w:ascii="Amasis MT Pro" w:hAnsi="Amasis MT Pro"/>
+          <w:sz w:val="28"/>
+          <w:szCs w:val="28"/>
+        </w:rPr>
+        <w:t xml:space="preserve"> tra sistemi. Il lavoro di </w:t>
+      </w:r>
+      <w:r>
+        <w:rPr>
+          <w:rFonts w:ascii="Amasis MT Pro" w:hAnsi="Amasis MT Pro"/>
+          <w:sz w:val="28"/>
+          <w:szCs w:val="28"/>
+        </w:rPr>
+        <w:t>gruppo</w:t>
+      </w:r>
+      <w:r>
+        <w:rPr>
+          <w:rFonts w:ascii="Amasis MT Pro" w:hAnsi="Amasis MT Pro"/>
+          <w:sz w:val="28"/>
+          <w:szCs w:val="28"/>
+        </w:rPr>
+        <w:t xml:space="preserve"> e l’approccio</w:t>
+      </w:r>
+      <w:r>
+        <w:rPr>
+          <w:rFonts w:ascii="Amasis MT Pro" w:hAnsi="Amasis MT Pro"/>
+          <w:sz w:val="28"/>
+          <w:szCs w:val="28"/>
+        </w:rPr>
+        <w:t xml:space="preserve"> utilizzato</w:t>
+      </w:r>
+      <w:r>
+        <w:rPr>
+          <w:rFonts w:ascii="Amasis MT Pro" w:hAnsi="Amasis MT Pro"/>
+          <w:sz w:val="28"/>
+          <w:szCs w:val="28"/>
+        </w:rPr>
+        <w:t xml:space="preserve"> hanno permesso di realizzare un prodotto coerente, utile e con potenzialità di crescita future.</w:t>
+      </w:r>
+    </w:p>
+    <w:p>
+      <w:pPr>
+        <w:rPr>
+          <w:rFonts w:ascii="Amasis MT Pro" w:hAnsi="Amasis MT Pro"/>
+          <w:sz w:val="28"/>
+          <w:szCs w:val="28"/>
+        </w:rPr>
+      </w:pPr>
+      <w:r>
+        <w:rPr>
+          <w:rFonts w:ascii="Amasis MT Pro" w:hAnsi="Amasis MT Pro"/>
+          <w:sz w:val="28"/>
+          <w:szCs w:val="28"/>
+        </w:rPr>
+        <w:t xml:space="preserve">In definitiva, </w:t>
+      </w:r>
+      <w:proofErr w:type="spellStart"/>
+      <w:r>
+        <w:rPr>
+          <w:rFonts w:ascii="Amasis MT Pro" w:hAnsi="Amasis MT Pro"/>
+          <w:sz w:val="28"/>
+          <w:szCs w:val="28"/>
+        </w:rPr>
+        <w:t>Crikle</w:t>
+      </w:r>
+      <w:proofErr w:type="spellEnd"/>
+      <w:r>
+        <w:rPr>
+          <w:rFonts w:ascii="Amasis MT Pro" w:hAnsi="Amasis MT Pro"/>
+          <w:sz w:val="28"/>
+          <w:szCs w:val="28"/>
+        </w:rPr>
+        <w:t xml:space="preserve"> non</w:t>
+      </w:r>
+      <w:r>
+        <w:rPr>
+          <w:rFonts w:ascii="Amasis MT Pro" w:hAnsi="Amasis MT Pro"/>
+          <w:sz w:val="28"/>
+          <w:szCs w:val="28"/>
+        </w:rPr>
+        <w:t xml:space="preserve"> solo</w:t>
+      </w:r>
+      <w:r>
+        <w:rPr>
+          <w:rFonts w:ascii="Amasis MT Pro" w:hAnsi="Amasis MT Pro"/>
+          <w:sz w:val="28"/>
+          <w:szCs w:val="28"/>
+        </w:rPr>
+        <w:t xml:space="preserve"> potrebbe essere</w:t>
+      </w:r>
+      <w:r>
+        <w:rPr>
+          <w:rFonts w:ascii="Amasis MT Pro" w:hAnsi="Amasis MT Pro"/>
+          <w:sz w:val="28"/>
+          <w:szCs w:val="28"/>
+        </w:rPr>
+        <w:t xml:space="preserve"> un'applicazione utile e innovativa, ma anche come un’esperienza formativa completa, che ha saputo </w:t>
+      </w:r>
+      <w:r>
+        <w:rPr>
+          <w:rFonts w:ascii="Amasis MT Pro" w:hAnsi="Amasis MT Pro"/>
+          <w:sz w:val="28"/>
+          <w:szCs w:val="28"/>
+        </w:rPr>
+        <w:t xml:space="preserve">unire </w:t>
+      </w:r>
+      <w:r>
+        <w:rPr>
+          <w:rFonts w:ascii="Amasis MT Pro" w:hAnsi="Amasis MT Pro"/>
+          <w:sz w:val="28"/>
+          <w:szCs w:val="28"/>
+        </w:rPr>
+        <w:t>teoria e pratica in modo efficace.</w:t>
+      </w:r>
+    </w:p>
+    <w:p>
+      <w:pPr>
+        <w:rPr>
+          <w:rFonts w:ascii="Amasis MT Pro" w:hAnsi="Amasis MT Pro"/>
+          <w:sz w:val="36"/>
+          <w:szCs w:val="36"/>
+        </w:rPr>
+      </w:pPr>
+    </w:p>
+    <w:p>
+      <w:pPr>
+        <w:rPr>
+          <w:rFonts w:ascii="Amasis MT Pro" w:hAnsi="Amasis MT Pro"/>
+          <w:sz w:val="36"/>
+          <w:szCs w:val="36"/>
+        </w:rPr>
+      </w:pPr>
+    </w:p>
+    <w:p>
+      <w:pPr>
+        <w:rPr>
+          <w:rFonts w:ascii="Amasis MT Pro" w:hAnsi="Amasis MT Pro"/>
+          <w:sz w:val="36"/>
+          <w:szCs w:val="36"/>
+        </w:rPr>
+      </w:pPr>
+    </w:p>
+    <w:p>
+      <w:pPr>
+        <w:rPr>
+          <w:rFonts w:ascii="Amasis MT Pro" w:hAnsi="Amasis MT Pro"/>
+          <w:sz w:val="36"/>
+          <w:szCs w:val="36"/>
+        </w:rPr>
+      </w:pPr>
+    </w:p>
+    <w:p>
+      <w:pPr>
+        <w:rPr>
+          <w:rFonts w:ascii="Amasis MT Pro" w:hAnsi="Amasis MT Pro"/>
+          <w:sz w:val="36"/>
+          <w:szCs w:val="36"/>
+        </w:rPr>
+      </w:pPr>
+    </w:p>
+    <w:p>
+      <w:pPr>
+        <w:rPr>
+          <w:rFonts w:ascii="Amasis MT Pro" w:hAnsi="Amasis MT Pro"/>
+          <w:sz w:val="36"/>
+          <w:szCs w:val="36"/>
+        </w:rPr>
+      </w:pPr>
+    </w:p>
+    <w:p>
+      <w:pPr>
+        <w:rPr>
+          <w:rFonts w:ascii="Amasis MT Pro" w:hAnsi="Amasis MT Pro"/>
+          <w:sz w:val="36"/>
+          <w:szCs w:val="36"/>
+        </w:rPr>
+      </w:pPr>
+    </w:p>
+    <w:p>
+      <w:pPr>
+        <w:rPr>
+          <w:rFonts w:ascii="Amasis MT Pro" w:hAnsi="Amasis MT Pro"/>
+          <w:sz w:val="36"/>
+          <w:szCs w:val="36"/>
+        </w:rPr>
+      </w:pPr>
+    </w:p>
+    <w:p>
+      <w:pPr>
+        <w:rPr>
+          <w:rFonts w:ascii="Amasis MT Pro" w:hAnsi="Amasis MT Pro"/>
+          <w:sz w:val="36"/>
+          <w:szCs w:val="36"/>
+        </w:rPr>
+      </w:pPr>
+    </w:p>
+    <w:p>
+      <w:pPr>
+        <w:jc w:val="center"/>
+        <w:rPr>
+          <w:rFonts w:ascii="Amasis MT Pro" w:hAnsi="Amasis MT Pro"/>
+          <w:sz w:val="36"/>
+          <w:szCs w:val="36"/>
+        </w:rPr>
+      </w:pPr>
+      <w:r>
+        <w:rPr>
+          <w:rFonts w:ascii="Amasis MT Pro" w:hAnsi="Amasis MT Pro"/>
+          <w:sz w:val="36"/>
+          <w:szCs w:val="36"/>
+        </w:rPr>
+        <w:t>Sviluppi futuri</w:t>
+      </w:r>
+    </w:p>
+    <w:p>
+      <w:pPr>
+        <w:rPr>
+          <w:rFonts w:ascii="Amasis MT Pro" w:hAnsi="Amasis MT Pro"/>
+          <w:sz w:val="28"/>
+          <w:szCs w:val="28"/>
+        </w:rPr>
+      </w:pPr>
+    </w:p>
+    <w:p>
+      <w:pPr>
+        <w:rPr>
+          <w:rFonts w:ascii="Amasis MT Pro" w:hAnsi="Amasis MT Pro"/>
+          <w:sz w:val="28"/>
+          <w:szCs w:val="28"/>
+        </w:rPr>
+      </w:pPr>
+    </w:p>
+    <w:p>
+      <w:pPr>
+        <w:rPr>
+          <w:rFonts w:ascii="Amasis MT Pro" w:hAnsi="Amasis MT Pro"/>
+          <w:sz w:val="28"/>
+          <w:szCs w:val="28"/>
+        </w:rPr>
+      </w:pPr>
+      <w:proofErr w:type="spellStart"/>
+      <w:r>
+        <w:rPr>
+          <w:rFonts w:ascii="Amasis MT Pro" w:hAnsi="Amasis MT Pro"/>
+          <w:sz w:val="28"/>
+          <w:szCs w:val="28"/>
+        </w:rPr>
+        <w:t>Crikle</w:t>
+      </w:r>
+      <w:proofErr w:type="spellEnd"/>
+      <w:r>
+        <w:rPr>
+          <w:rFonts w:ascii="Amasis MT Pro" w:hAnsi="Amasis MT Pro"/>
+          <w:sz w:val="28"/>
+          <w:szCs w:val="28"/>
+        </w:rPr>
+        <w:t xml:space="preserve"> potrà essere ampliato in modo da </w:t>
+      </w:r>
+      <w:r>
+        <w:rPr>
+          <w:rFonts w:ascii="Amasis MT Pro" w:hAnsi="Amasis MT Pro"/>
+          <w:sz w:val="28"/>
+          <w:szCs w:val="28"/>
+        </w:rPr>
+        <w:t xml:space="preserve">essere ancora più utile ai suoi utenti. Le funzioni che per prime potrebbero essere implementate sono un sistema di prenotazioni messo a disposizione per interfacciarsi direttamente con le attività. Successivamente si avrà modo di poter lasciare una recensione all’attività che sarà visibile agli altri utenti. </w:t>
+      </w:r>
+    </w:p>
+    <w:p>
+      <w:pPr>
+        <w:rPr>
+          <w:rFonts w:ascii="Amasis MT Pro" w:hAnsi="Amasis MT Pro"/>
+          <w:sz w:val="28"/>
+          <w:szCs w:val="28"/>
+        </w:rPr>
+      </w:pPr>
+      <w:r>
+        <w:rPr>
+          <w:rFonts w:ascii="Amasis MT Pro" w:hAnsi="Amasis MT Pro"/>
+          <w:sz w:val="28"/>
+          <w:szCs w:val="28"/>
+        </w:rPr>
+        <w:t>Le prenotazioni e la ricerca dei servizi saranno degli sviluppi futuri in quanto abbiamo trovato difficoltà nel finalizzare questi componenti.</w:t>
+      </w:r>
+    </w:p>
+    <w:p>
+      <w:pPr>
+        <w:rPr>
+          <w:rFonts w:ascii="Amasis MT Pro" w:hAnsi="Amasis MT Pro"/>
+          <w:color w:val="FF0000"/>
+          <w:sz w:val="28"/>
+          <w:szCs w:val="28"/>
+        </w:rPr>
+      </w:pPr>
+      <w:r>
+        <w:rPr>
+          <w:rFonts w:ascii="Amasis MT Pro" w:hAnsi="Amasis MT Pro"/>
+          <w:color w:val="FF0000"/>
+          <w:sz w:val="28"/>
+          <w:szCs w:val="28"/>
+        </w:rPr>
+        <w:t>Anche il calendario che salvi i propri dati sul Database remoto e non solo su quello locale può essere un aspetto da implementare in futuro.</w:t>
+      </w:r>
+    </w:p>
+    <w:p>
+      <w:pPr>
+        <w:rPr>
+          <w:rFonts w:ascii="Amasis MT Pro" w:hAnsi="Amasis MT Pro"/>
+          <w:color w:val="FF0000"/>
+          <w:sz w:val="28"/>
+          <w:szCs w:val="28"/>
+        </w:rPr>
+      </w:pPr>
+      <w:r>
+        <w:rPr>
+          <w:rFonts w:ascii="Amasis MT Pro" w:hAnsi="Amasis MT Pro"/>
+          <w:color w:val="FF0000"/>
+          <w:sz w:val="28"/>
+          <w:szCs w:val="28"/>
+        </w:rPr>
+        <w:t>Per quanto riguarda la parte web manca appunto il collegamento dalla ricerca delle attività commerciali da parte dell’utente e quindi la risposta delle attività del fornitore dal sito.</w:t>
+      </w:r>
+    </w:p>
+    <w:p>
+      <w:pPr>
+        <w:rPr>
+          <w:rFonts w:ascii="Amasis MT Pro" w:hAnsi="Amasis MT Pro"/>
+          <w:sz w:val="28"/>
+          <w:szCs w:val="28"/>
+        </w:rPr>
+      </w:pPr>
+    </w:p>
+    <w:p>
+      <w:pPr>
+        <w:rPr>
+          <w:rFonts w:ascii="Amasis MT Pro" w:hAnsi="Amasis MT Pro"/>
+          <w:sz w:val="28"/>
+          <w:szCs w:val="28"/>
+        </w:rPr>
+      </w:pPr>
+      <w:r>
+        <w:rPr>
+          <w:rFonts w:ascii="Amasis MT Pro" w:hAnsi="Amasis MT Pro"/>
+          <w:sz w:val="28"/>
+          <w:szCs w:val="28"/>
+        </w:rPr>
         <w:lastRenderedPageBreak/>
-        <w:t xml:space="preserve">Tutte queste attività saranno ordinate con rispettive data ed orario all’interno del calendario utente. </w:t>
-      </w:r>
-    </w:p>
-    <w:p>
-      <w:pPr>
-        <w:rPr>
-          <w:rFonts w:ascii="Amasis MT Pro" w:hAnsi="Amasis MT Pro"/>
-          <w:sz w:val="28"/>
-          <w:szCs w:val="28"/>
-        </w:rPr>
-      </w:pPr>
-      <w:r>
-        <w:rPr>
-          <w:rFonts w:ascii="Amasis MT Pro" w:hAnsi="Amasis MT Pro"/>
-          <w:sz w:val="28"/>
-          <w:szCs w:val="28"/>
-        </w:rPr>
-        <w:t>Il calendario ha la possibilità di registrare localmente questi eventi e facilitare l’utente in questa interazione.</w:t>
-      </w:r>
-    </w:p>
-    <w:p>
-      <w:pPr>
-        <w:rPr>
-          <w:rFonts w:ascii="Amasis MT Pro" w:hAnsi="Amasis MT Pro"/>
-          <w:sz w:val="28"/>
-          <w:szCs w:val="28"/>
-        </w:rPr>
-      </w:pPr>
-    </w:p>
-    <w:p>
-      <w:pPr>
-        <w:rPr>
-          <w:rFonts w:ascii="Amasis MT Pro" w:hAnsi="Amasis MT Pro"/>
-          <w:sz w:val="36"/>
-          <w:szCs w:val="36"/>
-        </w:rPr>
-      </w:pPr>
-    </w:p>
-    <w:p>
-      <w:pPr>
-        <w:rPr>
-          <w:rFonts w:ascii="Amasis MT Pro" w:hAnsi="Amasis MT Pro"/>
-          <w:sz w:val="36"/>
-          <w:szCs w:val="36"/>
-        </w:rPr>
-      </w:pPr>
-    </w:p>
-    <w:p>
-      <w:pPr>
-        <w:rPr>
-          <w:rFonts w:ascii="Amasis MT Pro" w:hAnsi="Amasis MT Pro"/>
-          <w:sz w:val="36"/>
-          <w:szCs w:val="36"/>
-        </w:rPr>
-      </w:pPr>
-    </w:p>
-    <w:p>
-      <w:pPr>
-        <w:rPr>
-          <w:rFonts w:ascii="Amasis MT Pro" w:hAnsi="Amasis MT Pro"/>
-          <w:sz w:val="36"/>
-          <w:szCs w:val="36"/>
-        </w:rPr>
-      </w:pPr>
-    </w:p>
-    <w:p>
-      <w:pPr>
-        <w:jc w:val="center"/>
-        <w:rPr>
-          <w:rFonts w:ascii="Amasis MT Pro" w:hAnsi="Amasis MT Pro"/>
-          <w:sz w:val="36"/>
-          <w:szCs w:val="36"/>
-        </w:rPr>
-      </w:pPr>
-      <w:r>
-        <w:rPr>
-          <w:rFonts w:ascii="Amasis MT Pro" w:hAnsi="Amasis MT Pro"/>
-          <w:sz w:val="36"/>
-          <w:szCs w:val="36"/>
-        </w:rPr>
-        <w:t>-</w:t>
-      </w:r>
-      <w:r>
-        <w:rPr>
-          <w:rFonts w:ascii="Amasis MT Pro" w:hAnsi="Amasis MT Pro"/>
-          <w:sz w:val="36"/>
-          <w:szCs w:val="36"/>
-        </w:rPr>
-        <w:t>Risultati ottenuti</w:t>
-      </w:r>
-    </w:p>
-    <w:p>
-      <w:pPr>
-        <w:rPr>
-          <w:rFonts w:ascii="Amasis MT Pro" w:hAnsi="Amasis MT Pro"/>
-          <w:sz w:val="36"/>
-          <w:szCs w:val="36"/>
-        </w:rPr>
-      </w:pPr>
-    </w:p>
-    <w:p>
-      <w:pPr>
-        <w:rPr>
-          <w:rFonts w:ascii="Amasis MT Pro" w:hAnsi="Amasis MT Pro"/>
-          <w:sz w:val="36"/>
-          <w:szCs w:val="36"/>
-        </w:rPr>
-      </w:pPr>
-    </w:p>
-    <w:p>
-      <w:pPr>
-        <w:rPr>
-          <w:rFonts w:ascii="Amasis MT Pro" w:hAnsi="Amasis MT Pro"/>
-          <w:sz w:val="36"/>
-          <w:szCs w:val="36"/>
-        </w:rPr>
-      </w:pPr>
-    </w:p>
-    <w:p>
-      <w:pPr>
-        <w:rPr>
-          <w:rFonts w:ascii="Amasis MT Pro" w:hAnsi="Amasis MT Pro"/>
-          <w:sz w:val="36"/>
-          <w:szCs w:val="36"/>
-        </w:rPr>
-      </w:pPr>
-    </w:p>
-    <w:p>
-      <w:pPr>
-        <w:rPr>
-          <w:rFonts w:ascii="Amasis MT Pro" w:hAnsi="Amasis MT Pro"/>
-          <w:sz w:val="36"/>
-          <w:szCs w:val="36"/>
-        </w:rPr>
-      </w:pPr>
-    </w:p>
-    <w:p>
-      <w:pPr>
-        <w:rPr>
-          <w:rFonts w:ascii="Amasis MT Pro" w:hAnsi="Amasis MT Pro"/>
-          <w:sz w:val="36"/>
-          <w:szCs w:val="36"/>
-        </w:rPr>
-      </w:pPr>
-    </w:p>
-    <w:p>
-      <w:pPr>
-        <w:rPr>
-          <w:rFonts w:ascii="Amasis MT Pro" w:hAnsi="Amasis MT Pro"/>
-          <w:sz w:val="36"/>
-          <w:szCs w:val="36"/>
-        </w:rPr>
-      </w:pPr>
-    </w:p>
-    <w:p>
-      <w:pPr>
-        <w:rPr>
-          <w:rFonts w:ascii="Amasis MT Pro" w:hAnsi="Amasis MT Pro"/>
-          <w:sz w:val="36"/>
-          <w:szCs w:val="36"/>
-        </w:rPr>
-      </w:pPr>
-    </w:p>
-    <w:p>
-      <w:pPr>
-        <w:rPr>
-          <w:rFonts w:ascii="Amasis MT Pro" w:hAnsi="Amasis MT Pro"/>
-          <w:sz w:val="36"/>
-          <w:szCs w:val="36"/>
-        </w:rPr>
-      </w:pPr>
-    </w:p>
-    <w:p>
-      <w:pPr>
-        <w:rPr>
-          <w:rFonts w:ascii="Amasis MT Pro" w:hAnsi="Amasis MT Pro"/>
-          <w:sz w:val="36"/>
-          <w:szCs w:val="36"/>
-        </w:rPr>
-      </w:pPr>
-    </w:p>
-    <w:p>
-      <w:pPr>
-        <w:rPr>
-          <w:rFonts w:ascii="Amasis MT Pro" w:hAnsi="Amasis MT Pro"/>
-          <w:sz w:val="36"/>
-          <w:szCs w:val="36"/>
-        </w:rPr>
-      </w:pPr>
-    </w:p>
-    <w:p>
-      <w:pPr>
-        <w:rPr>
-          <w:rFonts w:ascii="Amasis MT Pro" w:hAnsi="Amasis MT Pro"/>
-          <w:sz w:val="36"/>
-          <w:szCs w:val="36"/>
-        </w:rPr>
-      </w:pPr>
-    </w:p>
-    <w:p>
-      <w:pPr>
-        <w:rPr>
-          <w:rFonts w:ascii="Amasis MT Pro" w:hAnsi="Amasis MT Pro"/>
-          <w:sz w:val="36"/>
-          <w:szCs w:val="36"/>
-        </w:rPr>
-      </w:pPr>
-    </w:p>
-    <w:p>
-      <w:pPr>
-        <w:rPr>
-          <w:rFonts w:ascii="Amasis MT Pro" w:hAnsi="Amasis MT Pro"/>
-          <w:sz w:val="36"/>
-          <w:szCs w:val="36"/>
-        </w:rPr>
-      </w:pPr>
-    </w:p>
-    <w:p>
-      <w:pPr>
-        <w:rPr>
-          <w:rFonts w:ascii="Amasis MT Pro" w:hAnsi="Amasis MT Pro"/>
-          <w:sz w:val="36"/>
-          <w:szCs w:val="36"/>
-        </w:rPr>
-      </w:pPr>
-    </w:p>
-    <w:p>
-      <w:pPr>
-        <w:rPr>
-          <w:rFonts w:ascii="Amasis MT Pro" w:hAnsi="Amasis MT Pro"/>
-          <w:sz w:val="36"/>
-          <w:szCs w:val="36"/>
-        </w:rPr>
-      </w:pPr>
-    </w:p>
-    <w:p>
-      <w:pPr>
-        <w:rPr>
-          <w:rFonts w:ascii="Amasis MT Pro" w:hAnsi="Amasis MT Pro"/>
-          <w:sz w:val="36"/>
-          <w:szCs w:val="36"/>
-        </w:rPr>
-      </w:pPr>
-    </w:p>
-    <w:p>
-      <w:pPr>
-        <w:rPr>
-          <w:rFonts w:ascii="Amasis MT Pro" w:hAnsi="Amasis MT Pro"/>
-          <w:sz w:val="36"/>
-          <w:szCs w:val="36"/>
-        </w:rPr>
-      </w:pPr>
-    </w:p>
-    <w:p>
-      <w:pPr>
-        <w:jc w:val="center"/>
-        <w:rPr>
-          <w:rFonts w:ascii="Amasis MT Pro" w:hAnsi="Amasis MT Pro"/>
-          <w:sz w:val="36"/>
-          <w:szCs w:val="36"/>
-        </w:rPr>
-      </w:pPr>
-    </w:p>
-    <w:p>
-      <w:pPr>
-        <w:rPr>
-          <w:rFonts w:ascii="Amasis MT Pro" w:hAnsi="Amasis MT Pro"/>
-          <w:sz w:val="36"/>
-          <w:szCs w:val="36"/>
-        </w:rPr>
-      </w:pPr>
-    </w:p>
-    <w:p>
-      <w:pPr>
-        <w:jc w:val="center"/>
-        <w:rPr>
-          <w:rFonts w:ascii="Amasis MT Pro" w:hAnsi="Amasis MT Pro"/>
-          <w:sz w:val="36"/>
-          <w:szCs w:val="36"/>
-        </w:rPr>
-      </w:pPr>
-      <w:r>
-        <w:rPr>
-          <w:rFonts w:ascii="Amasis MT Pro" w:hAnsi="Amasis MT Pro"/>
-          <w:sz w:val="36"/>
-          <w:szCs w:val="36"/>
-        </w:rPr>
-        <w:t>-</w:t>
-      </w:r>
-      <w:r>
-        <w:rPr>
-          <w:rFonts w:ascii="Amasis MT Pro" w:hAnsi="Amasis MT Pro"/>
-          <w:sz w:val="36"/>
-          <w:szCs w:val="36"/>
-        </w:rPr>
-        <w:t>Conclusioni</w:t>
-      </w:r>
-    </w:p>
-    <w:p>
-      <w:pPr>
-        <w:rPr>
-          <w:rFonts w:ascii="Amasis MT Pro" w:hAnsi="Amasis MT Pro"/>
-          <w:sz w:val="28"/>
-          <w:szCs w:val="28"/>
-        </w:rPr>
-      </w:pPr>
-    </w:p>
-    <w:p>
-      <w:pPr>
-        <w:rPr>
-          <w:rFonts w:ascii="Amasis MT Pro" w:hAnsi="Amasis MT Pro"/>
-          <w:sz w:val="28"/>
-          <w:szCs w:val="28"/>
-        </w:rPr>
-      </w:pPr>
-    </w:p>
-    <w:p>
-      <w:pPr>
-        <w:rPr>
-          <w:rFonts w:ascii="Amasis MT Pro" w:hAnsi="Amasis MT Pro"/>
-          <w:sz w:val="28"/>
-          <w:szCs w:val="28"/>
-        </w:rPr>
-      </w:pPr>
-      <w:r>
-        <w:rPr>
-          <w:rFonts w:ascii="Amasis MT Pro" w:hAnsi="Amasis MT Pro"/>
-          <w:sz w:val="28"/>
-          <w:szCs w:val="28"/>
-        </w:rPr>
-        <w:t xml:space="preserve">Il progetto dell'app Crikle rappresenta un valido esempio di come la tecnologia possa essere messa al servizio del benessere degli animali e della comunità che ruota attorno a loro. Grazie all'integrazione tra applicazione Android, sito web, servizi web REST e database, è stato possibile </w:t>
-      </w:r>
-      <w:r>
-        <w:rPr>
-          <w:rFonts w:ascii="Amasis MT Pro" w:hAnsi="Amasis MT Pro"/>
-          <w:sz w:val="28"/>
-          <w:szCs w:val="28"/>
-        </w:rPr>
-        <w:t xml:space="preserve">ideare </w:t>
-      </w:r>
-      <w:r>
-        <w:rPr>
-          <w:rFonts w:ascii="Amasis MT Pro" w:hAnsi="Amasis MT Pro"/>
-          <w:sz w:val="28"/>
-          <w:szCs w:val="28"/>
-        </w:rPr>
-        <w:t>una piattaforma completa e funzionale, capace di favorire l’incontro tra proprietari di animali domestici e fornitori di servi</w:t>
-      </w:r>
-      <w:r>
-        <w:rPr>
-          <w:rFonts w:ascii="Amasis MT Pro" w:hAnsi="Amasis MT Pro"/>
-          <w:sz w:val="28"/>
-          <w:szCs w:val="28"/>
-        </w:rPr>
-        <w:t>zi.</w:t>
-      </w:r>
-    </w:p>
-    <w:p>
-      <w:pPr>
-        <w:rPr>
-          <w:rFonts w:ascii="Amasis MT Pro" w:hAnsi="Amasis MT Pro"/>
-          <w:sz w:val="28"/>
-          <w:szCs w:val="28"/>
-        </w:rPr>
-      </w:pPr>
-      <w:r>
-        <w:rPr>
-          <w:rFonts w:ascii="Amasis MT Pro" w:hAnsi="Amasis MT Pro"/>
-          <w:sz w:val="28"/>
-          <w:szCs w:val="28"/>
-        </w:rPr>
-        <w:t>Durante lo sviluppo, sono state affrontate sfide tecniche e progettuali che hanno contribuito a</w:t>
-      </w:r>
-      <w:r>
-        <w:rPr>
-          <w:rFonts w:ascii="Amasis MT Pro" w:hAnsi="Amasis MT Pro"/>
-          <w:sz w:val="28"/>
-          <w:szCs w:val="28"/>
-        </w:rPr>
-        <w:t xml:space="preserve"> migliorare</w:t>
-      </w:r>
-      <w:r>
-        <w:rPr>
-          <w:rFonts w:ascii="Amasis MT Pro" w:hAnsi="Amasis MT Pro"/>
-          <w:sz w:val="28"/>
-          <w:szCs w:val="28"/>
-        </w:rPr>
-        <w:t xml:space="preserve"> le c</w:t>
-      </w:r>
-      <w:r>
-        <w:rPr>
-          <w:rFonts w:ascii="Amasis MT Pro" w:hAnsi="Amasis MT Pro"/>
-          <w:sz w:val="28"/>
-          <w:szCs w:val="28"/>
-        </w:rPr>
-        <w:t xml:space="preserve">onoscenze </w:t>
-      </w:r>
-      <w:r>
-        <w:rPr>
-          <w:rFonts w:ascii="Amasis MT Pro" w:hAnsi="Amasis MT Pro"/>
-          <w:sz w:val="28"/>
-          <w:szCs w:val="28"/>
-        </w:rPr>
-        <w:t xml:space="preserve">del gruppo </w:t>
-      </w:r>
-      <w:r>
-        <w:rPr>
-          <w:rFonts w:ascii="Amasis MT Pro" w:hAnsi="Amasis MT Pro"/>
-          <w:sz w:val="28"/>
-          <w:szCs w:val="28"/>
-        </w:rPr>
-        <w:t xml:space="preserve">nelle seguenti aree </w:t>
-      </w:r>
-      <w:proofErr w:type="spellStart"/>
-      <w:r>
-        <w:rPr>
-          <w:rFonts w:ascii="Amasis MT Pro" w:hAnsi="Amasis MT Pro"/>
-          <w:sz w:val="28"/>
-          <w:szCs w:val="28"/>
-        </w:rPr>
-        <w:t>tematice</w:t>
-      </w:r>
-      <w:proofErr w:type="spellEnd"/>
-      <w:r>
-        <w:rPr>
-          <w:rFonts w:ascii="Amasis MT Pro" w:hAnsi="Amasis MT Pro"/>
-          <w:sz w:val="28"/>
-          <w:szCs w:val="28"/>
-        </w:rPr>
-        <w:t>:</w:t>
-      </w:r>
-      <w:r>
-        <w:rPr>
-          <w:rFonts w:ascii="Amasis MT Pro" w:hAnsi="Amasis MT Pro"/>
-          <w:sz w:val="28"/>
-          <w:szCs w:val="28"/>
-        </w:rPr>
-        <w:t xml:space="preserve"> programmazione orientata agli oggetti, lo sviluppo di interfacce utente intuitive, la gestione dei dati e l</w:t>
-      </w:r>
-      <w:r>
-        <w:rPr>
-          <w:rFonts w:ascii="Amasis MT Pro" w:hAnsi="Amasis MT Pro"/>
-          <w:sz w:val="28"/>
-          <w:szCs w:val="28"/>
-        </w:rPr>
-        <w:t>a comunicazione</w:t>
-      </w:r>
-      <w:r>
-        <w:rPr>
-          <w:rFonts w:ascii="Amasis MT Pro" w:hAnsi="Amasis MT Pro"/>
-          <w:sz w:val="28"/>
-          <w:szCs w:val="28"/>
-        </w:rPr>
-        <w:t xml:space="preserve"> tra sistemi. Il lavoro di </w:t>
-      </w:r>
-      <w:r>
-        <w:rPr>
-          <w:rFonts w:ascii="Amasis MT Pro" w:hAnsi="Amasis MT Pro"/>
-          <w:sz w:val="28"/>
-          <w:szCs w:val="28"/>
-        </w:rPr>
-        <w:t>gruppo</w:t>
-      </w:r>
-      <w:r>
-        <w:rPr>
-          <w:rFonts w:ascii="Amasis MT Pro" w:hAnsi="Amasis MT Pro"/>
-          <w:sz w:val="28"/>
-          <w:szCs w:val="28"/>
-        </w:rPr>
-        <w:t xml:space="preserve"> e l’approccio</w:t>
-      </w:r>
-      <w:r>
-        <w:rPr>
-          <w:rFonts w:ascii="Amasis MT Pro" w:hAnsi="Amasis MT Pro"/>
-          <w:sz w:val="28"/>
-          <w:szCs w:val="28"/>
-        </w:rPr>
-        <w:t xml:space="preserve"> utilizzato</w:t>
-      </w:r>
-      <w:r>
-        <w:rPr>
-          <w:rFonts w:ascii="Amasis MT Pro" w:hAnsi="Amasis MT Pro"/>
-          <w:sz w:val="28"/>
-          <w:szCs w:val="28"/>
-        </w:rPr>
-        <w:t xml:space="preserve"> hanno permesso di realizzare un prodotto coerente, utile e con potenzialità di crescita future.</w:t>
-      </w:r>
-    </w:p>
-    <w:p>
-      <w:pPr>
-        <w:rPr>
-          <w:rFonts w:ascii="Amasis MT Pro" w:hAnsi="Amasis MT Pro"/>
-          <w:sz w:val="28"/>
-          <w:szCs w:val="28"/>
-        </w:rPr>
-      </w:pPr>
-      <w:r>
-        <w:rPr>
-          <w:rFonts w:ascii="Amasis MT Pro" w:hAnsi="Amasis MT Pro"/>
-          <w:sz w:val="28"/>
-          <w:szCs w:val="28"/>
-        </w:rPr>
-        <w:t xml:space="preserve">In definitiva, </w:t>
-      </w:r>
-      <w:proofErr w:type="gramStart"/>
-      <w:r>
-        <w:rPr>
-          <w:rFonts w:ascii="Amasis MT Pro" w:hAnsi="Amasis MT Pro"/>
-          <w:sz w:val="28"/>
-          <w:szCs w:val="28"/>
-        </w:rPr>
-        <w:t>Crikle  non</w:t>
-      </w:r>
-      <w:proofErr w:type="gramEnd"/>
-      <w:r>
-        <w:rPr>
-          <w:rFonts w:ascii="Amasis MT Pro" w:hAnsi="Amasis MT Pro"/>
-          <w:sz w:val="28"/>
-          <w:szCs w:val="28"/>
-        </w:rPr>
-        <w:t xml:space="preserve"> solo</w:t>
-      </w:r>
-      <w:r>
-        <w:rPr>
-          <w:rFonts w:ascii="Amasis MT Pro" w:hAnsi="Amasis MT Pro"/>
-          <w:sz w:val="28"/>
-          <w:szCs w:val="28"/>
-        </w:rPr>
-        <w:t xml:space="preserve"> potrebbe essere</w:t>
-      </w:r>
-      <w:r>
-        <w:rPr>
-          <w:rFonts w:ascii="Amasis MT Pro" w:hAnsi="Amasis MT Pro"/>
-          <w:sz w:val="28"/>
-          <w:szCs w:val="28"/>
-        </w:rPr>
-        <w:t xml:space="preserve"> un'applicazione utile e innovativa, ma anche come un’esperienza formativa completa, che ha saputo </w:t>
-      </w:r>
-      <w:r>
-        <w:rPr>
-          <w:rFonts w:ascii="Amasis MT Pro" w:hAnsi="Amasis MT Pro"/>
-          <w:sz w:val="28"/>
-          <w:szCs w:val="28"/>
-        </w:rPr>
-        <w:t xml:space="preserve">unire </w:t>
-      </w:r>
-      <w:r>
-        <w:rPr>
-          <w:rFonts w:ascii="Amasis MT Pro" w:hAnsi="Amasis MT Pro"/>
-          <w:sz w:val="28"/>
-          <w:szCs w:val="28"/>
-        </w:rPr>
-        <w:t>teoria e pratica in modo efficace.</w:t>
-      </w:r>
-    </w:p>
-    <w:p>
-      <w:pPr>
-        <w:rPr>
-          <w:rFonts w:ascii="Amasis MT Pro" w:hAnsi="Amasis MT Pro"/>
-          <w:sz w:val="36"/>
-          <w:szCs w:val="36"/>
-        </w:rPr>
-      </w:pPr>
-    </w:p>
-    <w:p>
-      <w:pPr>
-        <w:rPr>
-          <w:rFonts w:ascii="Amasis MT Pro" w:hAnsi="Amasis MT Pro"/>
-          <w:sz w:val="36"/>
-          <w:szCs w:val="36"/>
-        </w:rPr>
-      </w:pPr>
-    </w:p>
-    <w:p>
-      <w:pPr>
-        <w:rPr>
-          <w:rFonts w:ascii="Amasis MT Pro" w:hAnsi="Amasis MT Pro"/>
-          <w:sz w:val="36"/>
-          <w:szCs w:val="36"/>
-        </w:rPr>
-      </w:pPr>
-    </w:p>
-    <w:p>
-      <w:pPr>
-        <w:rPr>
-          <w:rFonts w:ascii="Amasis MT Pro" w:hAnsi="Amasis MT Pro"/>
-          <w:sz w:val="36"/>
-          <w:szCs w:val="36"/>
-        </w:rPr>
-      </w:pPr>
-    </w:p>
-    <w:p>
-      <w:pPr>
-        <w:rPr>
-          <w:rFonts w:ascii="Amasis MT Pro" w:hAnsi="Amasis MT Pro"/>
-          <w:sz w:val="36"/>
-          <w:szCs w:val="36"/>
-        </w:rPr>
-      </w:pPr>
-    </w:p>
-    <w:p>
-      <w:pPr>
-        <w:rPr>
-          <w:rFonts w:ascii="Amasis MT Pro" w:hAnsi="Amasis MT Pro"/>
-          <w:sz w:val="36"/>
-          <w:szCs w:val="36"/>
-        </w:rPr>
-      </w:pPr>
-    </w:p>
-    <w:p>
-      <w:pPr>
-        <w:rPr>
-          <w:rFonts w:ascii="Amasis MT Pro" w:hAnsi="Amasis MT Pro"/>
-          <w:sz w:val="36"/>
-          <w:szCs w:val="36"/>
-        </w:rPr>
-      </w:pPr>
-    </w:p>
-    <w:p>
-      <w:pPr>
-        <w:rPr>
-          <w:rFonts w:ascii="Amasis MT Pro" w:hAnsi="Amasis MT Pro"/>
-          <w:sz w:val="36"/>
-          <w:szCs w:val="36"/>
-        </w:rPr>
-      </w:pPr>
-    </w:p>
-    <w:p>
-      <w:pPr>
-        <w:rPr>
-          <w:rFonts w:ascii="Amasis MT Pro" w:hAnsi="Amasis MT Pro"/>
-          <w:sz w:val="36"/>
-          <w:szCs w:val="36"/>
-        </w:rPr>
-      </w:pPr>
-    </w:p>
-    <w:p>
-      <w:pPr>
-        <w:jc w:val="center"/>
-        <w:rPr>
-          <w:rFonts w:ascii="Amasis MT Pro" w:hAnsi="Amasis MT Pro"/>
-          <w:sz w:val="36"/>
-          <w:szCs w:val="36"/>
-        </w:rPr>
-      </w:pPr>
-      <w:r>
-        <w:rPr>
-          <w:rFonts w:ascii="Amasis MT Pro" w:hAnsi="Amasis MT Pro"/>
-          <w:sz w:val="36"/>
-          <w:szCs w:val="36"/>
-        </w:rPr>
-        <w:t>Sviluppi futuri</w:t>
-      </w:r>
-    </w:p>
-    <w:p>
-      <w:pPr>
-        <w:rPr>
-          <w:rFonts w:ascii="Amasis MT Pro" w:hAnsi="Amasis MT Pro"/>
-          <w:sz w:val="28"/>
-          <w:szCs w:val="28"/>
-        </w:rPr>
-      </w:pPr>
-    </w:p>
-    <w:p>
-      <w:pPr>
-        <w:rPr>
-          <w:rFonts w:ascii="Amasis MT Pro" w:hAnsi="Amasis MT Pro"/>
-          <w:sz w:val="28"/>
-          <w:szCs w:val="28"/>
-        </w:rPr>
-      </w:pPr>
-    </w:p>
-    <w:p>
-      <w:pPr>
-        <w:rPr>
-          <w:rFonts w:ascii="Amasis MT Pro" w:hAnsi="Amasis MT Pro"/>
-          <w:sz w:val="28"/>
-          <w:szCs w:val="28"/>
-        </w:rPr>
-      </w:pPr>
-      <w:proofErr w:type="spellStart"/>
-      <w:r>
-        <w:rPr>
-          <w:rFonts w:ascii="Amasis MT Pro" w:hAnsi="Amasis MT Pro"/>
-          <w:sz w:val="28"/>
-          <w:szCs w:val="28"/>
-        </w:rPr>
-        <w:t>Crikle</w:t>
-      </w:r>
-      <w:proofErr w:type="spellEnd"/>
-      <w:r>
-        <w:rPr>
-          <w:rFonts w:ascii="Amasis MT Pro" w:hAnsi="Amasis MT Pro"/>
-          <w:sz w:val="28"/>
-          <w:szCs w:val="28"/>
-        </w:rPr>
-        <w:t xml:space="preserve"> potrà essere ampliato in modo da </w:t>
-      </w:r>
-      <w:r>
-        <w:rPr>
-          <w:rFonts w:ascii="Amasis MT Pro" w:hAnsi="Amasis MT Pro"/>
-          <w:sz w:val="28"/>
-          <w:szCs w:val="28"/>
-        </w:rPr>
-        <w:t xml:space="preserve">essere ancora più utile ai suoi utenti. Le funzioni che per prime potrebbero essere implementate sono un sistema di prenotazioni messo a disposizione per interfacciarsi direttamente con le attività. Successivamente si avrà modo di poter lasciare una recensione all’attività che sarà visibile agli altri utenti. </w:t>
-      </w:r>
-    </w:p>
-    <w:p>
-      <w:pPr>
-        <w:rPr>
-          <w:rFonts w:ascii="Amasis MT Pro" w:hAnsi="Amasis MT Pro"/>
-          <w:sz w:val="28"/>
-          <w:szCs w:val="28"/>
-        </w:rPr>
-      </w:pPr>
-      <w:r>
-        <w:rPr>
-          <w:rFonts w:ascii="Amasis MT Pro" w:hAnsi="Amasis MT Pro"/>
-          <w:sz w:val="28"/>
-          <w:szCs w:val="28"/>
-        </w:rPr>
-        <w:t>Le prenotazioni e la ricerca dei servizi saranno degli sviluppi futuri in quanto abbiamo trovato difficoltà nel finalizzare questi componenti.</w:t>
-      </w:r>
-    </w:p>
-    <w:p>
-      <w:pPr>
-        <w:rPr>
-          <w:rFonts w:ascii="Amasis MT Pro" w:hAnsi="Amasis MT Pro"/>
-          <w:color w:val="FF0000"/>
-          <w:sz w:val="28"/>
-          <w:szCs w:val="28"/>
-        </w:rPr>
-      </w:pPr>
-      <w:r>
-        <w:rPr>
-          <w:rFonts w:ascii="Amasis MT Pro" w:hAnsi="Amasis MT Pro"/>
-          <w:color w:val="FF0000"/>
-          <w:sz w:val="28"/>
-          <w:szCs w:val="28"/>
-        </w:rPr>
-        <w:t>Anche il calendario che salvi i propri dati sul Database remoto e non solo su quello locale può essere un aspetto da implementare in futuro.</w:t>
-      </w:r>
-    </w:p>
-    <w:p>
-      <w:pPr>
-        <w:rPr>
-          <w:rFonts w:ascii="Amasis MT Pro" w:hAnsi="Amasis MT Pro"/>
-          <w:color w:val="FF0000"/>
-          <w:sz w:val="28"/>
-          <w:szCs w:val="28"/>
-        </w:rPr>
-      </w:pPr>
-      <w:r>
-        <w:rPr>
-          <w:rFonts w:ascii="Amasis MT Pro" w:hAnsi="Amasis MT Pro"/>
-          <w:color w:val="FF0000"/>
-          <w:sz w:val="28"/>
-          <w:szCs w:val="28"/>
-        </w:rPr>
-        <w:t>Per quanto riguarda la parte web manca appunto il collegamento dalla ricerca delle attività commerciali da parte dell’utente e quindi la risposta delle attività del fornitore dal sito.</w:t>
-      </w:r>
-    </w:p>
-    <w:p>
-      <w:pPr>
-        <w:rPr>
-          <w:rFonts w:ascii="Amasis MT Pro" w:hAnsi="Amasis MT Pro"/>
-          <w:sz w:val="28"/>
-          <w:szCs w:val="28"/>
-        </w:rPr>
-      </w:pPr>
-    </w:p>
-    <w:p>
-      <w:pPr>
-        <w:rPr>
-          <w:rFonts w:ascii="Amasis MT Pro" w:hAnsi="Amasis MT Pro"/>
-          <w:sz w:val="28"/>
-          <w:szCs w:val="28"/>
-        </w:rPr>
-      </w:pPr>
-      <w:r>
-        <w:rPr>
-          <w:rFonts w:ascii="Amasis MT Pro" w:hAnsi="Amasis MT Pro"/>
-          <w:sz w:val="28"/>
-          <w:szCs w:val="28"/>
-        </w:rPr>
         <w:t>Un ringraziamento va anche al Dott. Antonio Lezzi e il prof. Paolo Ziliani per la collaborazione e gli insegnamenti nel campo fondamentali.</w:t>
       </w:r>
     </w:p>
@@ -8704,7 +8531,7 @@
       </w:pPr>
     </w:p>
     <w:sectPr>
-      <w:footerReference w:type="default" r:id="rId38"/>
+      <w:footerReference w:type="default" r:id="rId39"/>
       <w:pgSz w:w="11906" w:h="16838" w:code="9"/>
       <w:pgMar w:top="1418" w:right="1134" w:bottom="1134" w:left="1134" w:header="709" w:footer="340" w:gutter="0"/>
       <w:cols w:space="708"/>

--- a/Documenti/Relazione Finale/relazione finale (nuova).docx
+++ b/Documenti/Relazione Finale/relazione finale (nuova).docx
@@ -742,7 +742,25 @@
           <w:sz w:val="28"/>
           <w:szCs w:val="28"/>
         </w:rPr>
-        <w:t xml:space="preserve">Attraverso il modulo di Android abbiamo esplorato le architetture del sistema e le logiche all’interno dello sviluppo di un app, creazione dei componenti di layout (parte grafica) ed utilizzo di </w:t>
+        <w:t xml:space="preserve">Attraverso il modulo di Android abbiamo esplorato le architetture del sistema e le logiche all’interno dello sviluppo di </w:t>
+      </w:r>
+      <w:proofErr w:type="gramStart"/>
+      <w:r>
+        <w:rPr>
+          <w:rFonts w:ascii="Amasis MT Pro" w:hAnsi="Amasis MT Pro"/>
+          <w:sz w:val="28"/>
+          <w:szCs w:val="28"/>
+        </w:rPr>
+        <w:t>un app</w:t>
+      </w:r>
+      <w:proofErr w:type="gramEnd"/>
+      <w:r>
+        <w:rPr>
+          <w:rFonts w:ascii="Amasis MT Pro" w:hAnsi="Amasis MT Pro"/>
+          <w:sz w:val="28"/>
+          <w:szCs w:val="28"/>
+        </w:rPr>
+        <w:t xml:space="preserve">, creazione dei componenti di layout (parte grafica) ed utilizzo di </w:t>
       </w:r>
       <w:r>
         <w:rPr>
@@ -878,7 +896,25 @@
           <w:sz w:val="28"/>
           <w:szCs w:val="28"/>
         </w:rPr>
-        <w:t xml:space="preserve"> sia nei servizi web che per quanto riguarda l’app</w:t>
+        <w:t xml:space="preserve"> sia nei servizi web </w:t>
+      </w:r>
+      <w:proofErr w:type="gramStart"/>
+      <w:r>
+        <w:rPr>
+          <w:rFonts w:ascii="Amasis MT Pro" w:hAnsi="Amasis MT Pro"/>
+          <w:sz w:val="28"/>
+          <w:szCs w:val="28"/>
+        </w:rPr>
+        <w:t>che</w:t>
+      </w:r>
+      <w:proofErr w:type="gramEnd"/>
+      <w:r>
+        <w:rPr>
+          <w:rFonts w:ascii="Amasis MT Pro" w:hAnsi="Amasis MT Pro"/>
+          <w:sz w:val="28"/>
+          <w:szCs w:val="28"/>
+        </w:rPr>
+        <w:t xml:space="preserve"> per quanto riguarda l’app</w:t>
       </w:r>
       <w:r>
         <w:rPr>
@@ -1312,8 +1348,9 @@
           <w:sz w:val="28"/>
           <w:szCs w:val="28"/>
         </w:rPr>
-        <w:t xml:space="preserve">pensare all’idea di un app </w:t>
-      </w:r>
+        <w:t xml:space="preserve">pensare all’idea di </w:t>
+      </w:r>
+      <w:proofErr w:type="gramStart"/>
       <w:r>
         <w:rPr>
           <w:rFonts w:ascii="Amasis MT Pro" w:hAnsi="Amasis MT Pro"/>
@@ -1321,6 +1358,25 @@
           <w:sz w:val="28"/>
           <w:szCs w:val="28"/>
         </w:rPr>
+        <w:t>un app</w:t>
+      </w:r>
+      <w:proofErr w:type="gramEnd"/>
+      <w:r>
+        <w:rPr>
+          <w:rFonts w:ascii="Amasis MT Pro" w:hAnsi="Amasis MT Pro"/>
+          <w:color w:val="FF0000"/>
+          <w:sz w:val="28"/>
+          <w:szCs w:val="28"/>
+        </w:rPr>
+        <w:t xml:space="preserve"> </w:t>
+      </w:r>
+      <w:r>
+        <w:rPr>
+          <w:rFonts w:ascii="Amasis MT Pro" w:hAnsi="Amasis MT Pro"/>
+          <w:color w:val="FF0000"/>
+          <w:sz w:val="28"/>
+          <w:szCs w:val="28"/>
+        </w:rPr>
         <w:t>(e</w:t>
       </w:r>
       <w:r>
@@ -1532,7 +1588,25 @@
           <w:sz w:val="28"/>
           <w:szCs w:val="28"/>
         </w:rPr>
-        <w:t>per dare una strumento comodo all’utente per far fronte a questi aspetti quotidiani (e non).</w:t>
+        <w:t xml:space="preserve">per dare </w:t>
+      </w:r>
+      <w:proofErr w:type="gramStart"/>
+      <w:r>
+        <w:rPr>
+          <w:rFonts w:ascii="Amasis MT Pro" w:hAnsi="Amasis MT Pro"/>
+          <w:sz w:val="28"/>
+          <w:szCs w:val="28"/>
+        </w:rPr>
+        <w:t>una strumento</w:t>
+      </w:r>
+      <w:proofErr w:type="gramEnd"/>
+      <w:r>
+        <w:rPr>
+          <w:rFonts w:ascii="Amasis MT Pro" w:hAnsi="Amasis MT Pro"/>
+          <w:sz w:val="28"/>
+          <w:szCs w:val="28"/>
+        </w:rPr>
+        <w:t xml:space="preserve"> comodo all’utente per far fronte a questi aspetti quotidiani (e non).</w:t>
       </w:r>
     </w:p>
     <w:p>
@@ -2055,7 +2129,27 @@
           <w:sz w:val="28"/>
           <w:szCs w:val="28"/>
         </w:rPr>
-        <w:t xml:space="preserve">Nella parte user cliente in app si può avere una lista dei nostri animali, possiamo aggiungere le loro caratteristiche e catalogare il loro stato d’animo e </w:t>
+        <w:t xml:space="preserve">Nella parte user cliente in app si può avere una lista dei nostri animali, possiamo aggiungere le loro caratteristiche e catalogare il loro stato d’animo </w:t>
+      </w:r>
+      <w:proofErr w:type="gramStart"/>
+      <w:r>
+        <w:rPr>
+          <w:rFonts w:ascii="Amasis MT Pro" w:hAnsi="Amasis MT Pro"/>
+          <w:color w:val="000000" w:themeColor="text1"/>
+          <w:sz w:val="28"/>
+          <w:szCs w:val="28"/>
+        </w:rPr>
+        <w:t>e</w:t>
+      </w:r>
+      <w:proofErr w:type="gramEnd"/>
+      <w:r>
+        <w:rPr>
+          <w:rFonts w:ascii="Amasis MT Pro" w:hAnsi="Amasis MT Pro"/>
+          <w:color w:val="000000" w:themeColor="text1"/>
+          <w:sz w:val="28"/>
+          <w:szCs w:val="28"/>
+        </w:rPr>
+        <w:t xml:space="preserve"> </w:t>
       </w:r>
       <w:r>
         <w:rPr>
@@ -3829,7 +3923,43 @@
           <w:sz w:val="28"/>
           <w:szCs w:val="28"/>
         </w:rPr>
-        <w:t xml:space="preserve"> ed il modello ER da noi creato abbiamo riassunto tramite questo schema a tabelle tutti i principi fondamentali delle nostre entità specificando anche il tipo di rapporto che hanno (1:1; 1:N, N:N).</w:t>
+        <w:t xml:space="preserve"> ed il modello ER da noi creato abbiamo riassunto tramite questo schema a tabelle tutti i principi fondamentali delle nostre entità specificando anche il tipo di rapporto che hanno (1:1; </w:t>
+      </w:r>
+      <w:proofErr w:type="gramStart"/>
+      <w:r>
+        <w:rPr>
+          <w:rFonts w:ascii="Amasis MT Pro" w:hAnsi="Amasis MT Pro"/>
+          <w:sz w:val="28"/>
+          <w:szCs w:val="28"/>
+        </w:rPr>
+        <w:t>1:N</w:t>
+      </w:r>
+      <w:proofErr w:type="gramEnd"/>
+      <w:r>
+        <w:rPr>
+          <w:rFonts w:ascii="Amasis MT Pro" w:hAnsi="Amasis MT Pro"/>
+          <w:sz w:val="28"/>
+          <w:szCs w:val="28"/>
+        </w:rPr>
+        <w:t xml:space="preserve">, </w:t>
+      </w:r>
+      <w:proofErr w:type="gramStart"/>
+      <w:r>
+        <w:rPr>
+          <w:rFonts w:ascii="Amasis MT Pro" w:hAnsi="Amasis MT Pro"/>
+          <w:sz w:val="28"/>
+          <w:szCs w:val="28"/>
+        </w:rPr>
+        <w:t>N:N</w:t>
+      </w:r>
+      <w:proofErr w:type="gramEnd"/>
+      <w:r>
+        <w:rPr>
+          <w:rFonts w:ascii="Amasis MT Pro" w:hAnsi="Amasis MT Pro"/>
+          <w:sz w:val="28"/>
+          <w:szCs w:val="28"/>
+        </w:rPr>
+        <w:t>).</w:t>
       </w:r>
     </w:p>
     <w:p>
@@ -4299,7 +4429,25 @@
           <w:sz w:val="28"/>
           <w:szCs w:val="28"/>
         </w:rPr>
-        <w:t xml:space="preserve"> aver inserito password e </w:t>
+        <w:t xml:space="preserve"> aver inserito password </w:t>
+      </w:r>
+      <w:proofErr w:type="gramStart"/>
+      <w:r>
+        <w:rPr>
+          <w:rFonts w:ascii="Amasis MT Pro" w:hAnsi="Amasis MT Pro"/>
+          <w:sz w:val="28"/>
+          <w:szCs w:val="28"/>
+        </w:rPr>
+        <w:t>e</w:t>
+      </w:r>
+      <w:proofErr w:type="gramEnd"/>
+      <w:r>
+        <w:rPr>
+          <w:rFonts w:ascii="Amasis MT Pro" w:hAnsi="Amasis MT Pro"/>
+          <w:sz w:val="28"/>
+          <w:szCs w:val="28"/>
+        </w:rPr>
+        <w:t xml:space="preserve"> </w:t>
       </w:r>
       <w:r>
         <w:rPr>
@@ -4709,6 +4857,7 @@
       <w:r>
         <w:rPr>
           <w:rFonts w:ascii="Amasis MT Pro" w:hAnsi="Amasis MT Pro"/>
+          <w:noProof/>
           <w:sz w:val="28"/>
           <w:szCs w:val="28"/>
         </w:rPr>
@@ -5408,7 +5557,7 @@
         </w:rPr>
         <w:lastRenderedPageBreak/>
         <w:drawing>
-          <wp:anchor distT="0" distB="0" distL="114300" distR="114300" simplePos="0" relativeHeight="251660288" behindDoc="0" locked="0" layoutInCell="1" allowOverlap="1" wp14:anchorId="54F62B64" wp14:editId="15F379F0">
+          <wp:anchor distT="0" distB="0" distL="114300" distR="114300" simplePos="0" relativeHeight="251660288" behindDoc="0" locked="0" layoutInCell="1" allowOverlap="1" wp14:anchorId="54F62B64" wp14:editId="7117F7CA">
             <wp:simplePos x="0" y="0"/>
             <wp:positionH relativeFrom="margin">
               <wp:align>left</wp:align>
@@ -5952,6 +6101,7 @@
       <w:r>
         <w:rPr>
           <w:rFonts w:ascii="Amasis MT Pro" w:hAnsi="Amasis MT Pro"/>
+          <w:noProof/>
           <w:sz w:val="28"/>
           <w:szCs w:val="28"/>
         </w:rPr>
@@ -6608,7 +6758,25 @@
           <w:sz w:val="28"/>
           <w:szCs w:val="28"/>
         </w:rPr>
-        <w:t xml:space="preserve">Le API sono protocolli che permettono lo scambio di informazioni in rete, REST invece è la specifica API che comunica in protocollo http/https e manda dati in formato JSON. Le istruzioni che il client può inviare al server sono di 4 tipi: </w:t>
+        <w:t xml:space="preserve">Le API sono protocolli che permettono lo scambio di informazioni in rete, REST invece è la specifica API che comunica in protocollo http/https e manda dati in formato JSON. Le istruzioni che il client può inviare al server sono di </w:t>
+      </w:r>
+      <w:proofErr w:type="gramStart"/>
+      <w:r>
+        <w:rPr>
+          <w:rFonts w:ascii="Amasis MT Pro" w:hAnsi="Amasis MT Pro"/>
+          <w:sz w:val="28"/>
+          <w:szCs w:val="28"/>
+        </w:rPr>
+        <w:t>4</w:t>
+      </w:r>
+      <w:proofErr w:type="gramEnd"/>
+      <w:r>
+        <w:rPr>
+          <w:rFonts w:ascii="Amasis MT Pro" w:hAnsi="Amasis MT Pro"/>
+          <w:sz w:val="28"/>
+          <w:szCs w:val="28"/>
+        </w:rPr>
+        <w:t xml:space="preserve"> tipi: </w:t>
       </w:r>
     </w:p>
     <w:p>
@@ -6943,25 +7111,7 @@
           <w:sz w:val="28"/>
           <w:szCs w:val="28"/>
         </w:rPr>
-        <w:t xml:space="preserve">Attraverso una classe chiamata </w:t>
-      </w:r>
-      <w:proofErr w:type="spellStart"/>
-      <w:r>
-        <w:rPr>
-          <w:rFonts w:ascii="Amasis MT Pro" w:hAnsi="Amasis MT Pro"/>
-          <w:sz w:val="28"/>
-          <w:szCs w:val="28"/>
-        </w:rPr>
-        <w:t>APIService</w:t>
-      </w:r>
-      <w:proofErr w:type="spellEnd"/>
-      <w:r>
-        <w:rPr>
-          <w:rFonts w:ascii="Amasis MT Pro" w:hAnsi="Amasis MT Pro"/>
-          <w:sz w:val="28"/>
-          <w:szCs w:val="28"/>
-        </w:rPr>
-        <w:t xml:space="preserve">, i dati vengono inviati </w:t>
+        <w:t xml:space="preserve">Attraverso una classe chiamata APIService, i dati vengono inviati </w:t>
       </w:r>
       <w:r>
         <w:rPr>
@@ -7426,25 +7576,7 @@
           <w:szCs w:val="28"/>
         </w:rPr>
         <w:lastRenderedPageBreak/>
-        <w:t xml:space="preserve">gestito il sito, il quale, però non richiede di usare </w:t>
-      </w:r>
-      <w:proofErr w:type="spellStart"/>
-      <w:r>
-        <w:rPr>
-          <w:rFonts w:ascii="Amasis MT Pro" w:hAnsi="Amasis MT Pro"/>
-          <w:sz w:val="28"/>
-          <w:szCs w:val="28"/>
-        </w:rPr>
-        <w:t>APIService</w:t>
-      </w:r>
-      <w:proofErr w:type="spellEnd"/>
-      <w:r>
-        <w:rPr>
-          <w:rFonts w:ascii="Amasis MT Pro" w:hAnsi="Amasis MT Pro"/>
-          <w:sz w:val="28"/>
-          <w:szCs w:val="28"/>
-        </w:rPr>
-        <w:t xml:space="preserve"> ma si connette direttamente agli URL di </w:t>
+        <w:t xml:space="preserve">gestito il sito, il quale, però non richiede di usare APIService ma si connette direttamente agli URL di </w:t>
       </w:r>
       <w:r>
         <w:rPr>

--- a/Documenti/Relazione Finale/relazione finale (nuova).docx
+++ b/Documenti/Relazione Finale/relazione finale (nuova).docx
@@ -56,20 +56,7 @@
         <w:rPr>
           <w:rFonts w:ascii="Amasis MT Pro" w:hAnsi="Amasis MT Pro"/>
         </w:rPr>
-        <w:t xml:space="preserve">- </w:t>
-      </w:r>
-      <w:r>
-        <w:rPr>
-          <w:rFonts w:ascii="Amasis MT Pro" w:hAnsi="Amasis MT Pro"/>
-          <w:highlight w:val="yellow"/>
-        </w:rPr>
-        <w:t>INTRODUZIONE</w:t>
-      </w:r>
-      <w:r>
-        <w:rPr>
-          <w:rFonts w:ascii="Amasis MT Pro" w:hAnsi="Amasis MT Pro"/>
-        </w:rPr>
-        <w:t>………………………………………………………………………</w:t>
+        <w:t>- INTRODUZIONE………………………………………………………………………</w:t>
       </w:r>
       <w:r>
         <w:rPr>
@@ -89,20 +76,7 @@
         <w:rPr>
           <w:rFonts w:ascii="Amasis MT Pro" w:hAnsi="Amasis MT Pro"/>
         </w:rPr>
-        <w:t xml:space="preserve">- </w:t>
-      </w:r>
-      <w:r>
-        <w:rPr>
-          <w:rFonts w:ascii="Amasis MT Pro" w:hAnsi="Amasis MT Pro"/>
-          <w:highlight w:val="yellow"/>
-        </w:rPr>
-        <w:t>SCOPO E MOTIVAZIONI</w:t>
-      </w:r>
-      <w:r>
-        <w:rPr>
-          <w:rFonts w:ascii="Amasis MT Pro" w:hAnsi="Amasis MT Pro"/>
-        </w:rPr>
-        <w:t>………………………………………………………………</w:t>
+        <w:t>- SCOPO E MOTIVAZIONI………………………………………………………………</w:t>
       </w:r>
       <w:r>
         <w:rPr>
@@ -122,20 +96,7 @@
         <w:rPr>
           <w:rFonts w:ascii="Amasis MT Pro" w:hAnsi="Amasis MT Pro"/>
         </w:rPr>
-        <w:t xml:space="preserve">- </w:t>
-      </w:r>
-      <w:r>
-        <w:rPr>
-          <w:rFonts w:ascii="Amasis MT Pro" w:hAnsi="Amasis MT Pro"/>
-          <w:highlight w:val="yellow"/>
-        </w:rPr>
-        <w:t>ARCHITETTURA DEL SISTEMA</w:t>
-      </w:r>
-      <w:r>
-        <w:rPr>
-          <w:rFonts w:ascii="Amasis MT Pro" w:hAnsi="Amasis MT Pro"/>
-        </w:rPr>
-        <w:t>………………………………………………………</w:t>
+        <w:t>- ARCHITETTURA DEL SISTEMA………………………………………………………</w:t>
       </w:r>
       <w:r>
         <w:rPr>
@@ -155,20 +116,7 @@
         <w:rPr>
           <w:rFonts w:ascii="Amasis MT Pro" w:hAnsi="Amasis MT Pro"/>
         </w:rPr>
-        <w:t xml:space="preserve">- </w:t>
-      </w:r>
-      <w:r>
-        <w:rPr>
-          <w:rFonts w:ascii="Amasis MT Pro" w:hAnsi="Amasis MT Pro"/>
-          <w:highlight w:val="yellow"/>
-        </w:rPr>
-        <w:t>MATERIALE UTILIZZATO</w:t>
-      </w:r>
-      <w:r>
-        <w:rPr>
-          <w:rFonts w:ascii="Amasis MT Pro" w:hAnsi="Amasis MT Pro"/>
-        </w:rPr>
-        <w:t>………………………………………………………………</w:t>
+        <w:t>- MATERIALE UTILIZZATO………………………………………………………………</w:t>
       </w:r>
       <w:r>
         <w:rPr>
@@ -188,20 +136,7 @@
         <w:rPr>
           <w:rFonts w:ascii="Amasis MT Pro" w:hAnsi="Amasis MT Pro"/>
         </w:rPr>
-        <w:t xml:space="preserve">- </w:t>
-      </w:r>
-      <w:r>
-        <w:rPr>
-          <w:rFonts w:ascii="Amasis MT Pro" w:hAnsi="Amasis MT Pro"/>
-          <w:highlight w:val="yellow"/>
-        </w:rPr>
-        <w:t>STRUTTURA DEI DATI: ER E MODELLO DATI</w:t>
-      </w:r>
-      <w:r>
-        <w:rPr>
-          <w:rFonts w:ascii="Amasis MT Pro" w:hAnsi="Amasis MT Pro"/>
-        </w:rPr>
-        <w:t>………………………………………</w:t>
+        <w:t>- STRUTTURA DEI DATI: ER E MODELLO DATI………………………………………</w:t>
       </w:r>
       <w:r>
         <w:rPr>
@@ -301,20 +236,7 @@
         <w:rPr>
           <w:rFonts w:ascii="Amasis MT Pro" w:hAnsi="Amasis MT Pro"/>
         </w:rPr>
-        <w:t xml:space="preserve">- </w:t>
-      </w:r>
-      <w:r>
-        <w:rPr>
-          <w:rFonts w:ascii="Amasis MT Pro" w:hAnsi="Amasis MT Pro"/>
-          <w:highlight w:val="yellow"/>
-        </w:rPr>
-        <w:t>ESEMPIO USO DEL SISTEMA</w:t>
-      </w:r>
-      <w:r>
-        <w:rPr>
-          <w:rFonts w:ascii="Amasis MT Pro" w:hAnsi="Amasis MT Pro"/>
-        </w:rPr>
-        <w:t>………………………………………………………</w:t>
+        <w:t>- ESEMPIO USO DEL SISTEMA………………………………………………………</w:t>
       </w:r>
       <w:r>
         <w:rPr>
@@ -374,20 +296,7 @@
         <w:rPr>
           <w:rFonts w:ascii="Amasis MT Pro" w:hAnsi="Amasis MT Pro"/>
         </w:rPr>
-        <w:t xml:space="preserve">- </w:t>
-      </w:r>
-      <w:r>
-        <w:rPr>
-          <w:rFonts w:ascii="Amasis MT Pro" w:hAnsi="Amasis MT Pro"/>
-          <w:highlight w:val="yellow"/>
-        </w:rPr>
-        <w:t>SVILUPPI FUTURI</w:t>
-      </w:r>
-      <w:r>
-        <w:rPr>
-          <w:rFonts w:ascii="Amasis MT Pro" w:hAnsi="Amasis MT Pro"/>
-        </w:rPr>
-        <w:t>………………………………………………………………………...</w:t>
+        <w:t>- SVILUPPI FUTURI………………………………………………………………………...</w:t>
       </w:r>
       <w:r>
         <w:rPr>
@@ -649,9 +558,81 @@
           <w:sz w:val="28"/>
           <w:szCs w:val="28"/>
         </w:rPr>
-        <w:t xml:space="preserve">Object </w:t>
-      </w:r>
-      <w:proofErr w:type="spellStart"/>
+        <w:t>Object Oriented Programming</w:t>
+      </w:r>
+      <w:r>
+        <w:rPr>
+          <w:rFonts w:ascii="Amasis MT Pro" w:hAnsi="Amasis MT Pro"/>
+          <w:sz w:val="28"/>
+          <w:szCs w:val="28"/>
+        </w:rPr>
+        <w:t>), differenti tecniche ed algoritmi di ordinamento</w:t>
+      </w:r>
+      <w:r>
+        <w:rPr>
+          <w:rFonts w:ascii="Amasis MT Pro" w:hAnsi="Amasis MT Pro"/>
+          <w:sz w:val="28"/>
+          <w:szCs w:val="28"/>
+        </w:rPr>
+        <w:t xml:space="preserve"> </w:t>
+      </w:r>
+      <w:r>
+        <w:rPr>
+          <w:rFonts w:ascii="Amasis MT Pro" w:hAnsi="Amasis MT Pro"/>
+          <w:sz w:val="28"/>
+          <w:szCs w:val="28"/>
+        </w:rPr>
+        <w:t>e</w:t>
+      </w:r>
+      <w:r>
+        <w:rPr>
+          <w:rFonts w:ascii="Amasis MT Pro" w:hAnsi="Amasis MT Pro"/>
+          <w:sz w:val="28"/>
+          <w:szCs w:val="28"/>
+        </w:rPr>
+        <w:t xml:space="preserve"> conseguente </w:t>
+      </w:r>
+      <w:r>
+        <w:rPr>
+          <w:rFonts w:ascii="Amasis MT Pro" w:hAnsi="Amasis MT Pro"/>
+          <w:sz w:val="28"/>
+          <w:szCs w:val="28"/>
+        </w:rPr>
+        <w:t>relazion</w:t>
+      </w:r>
+      <w:r>
+        <w:rPr>
+          <w:rFonts w:ascii="Amasis MT Pro" w:hAnsi="Amasis MT Pro"/>
+          <w:sz w:val="28"/>
+          <w:szCs w:val="28"/>
+        </w:rPr>
+        <w:t xml:space="preserve">i </w:t>
+      </w:r>
+      <w:r>
+        <w:rPr>
+          <w:rFonts w:ascii="Amasis MT Pro" w:hAnsi="Amasis MT Pro"/>
+          <w:sz w:val="28"/>
+          <w:szCs w:val="28"/>
+        </w:rPr>
+        <w:t>tra i vari oggetti.</w:t>
+      </w:r>
+    </w:p>
+    <w:p>
+      <w:pPr>
+        <w:rPr>
+          <w:rFonts w:ascii="Amasis MT Pro" w:hAnsi="Amasis MT Pro"/>
+          <w:sz w:val="28"/>
+          <w:szCs w:val="28"/>
+        </w:rPr>
+      </w:pPr>
+      <w:r>
+        <w:rPr>
+          <w:rFonts w:ascii="Amasis MT Pro" w:hAnsi="Amasis MT Pro"/>
+          <w:sz w:val="28"/>
+          <w:szCs w:val="28"/>
+        </w:rPr>
+        <w:t xml:space="preserve">Attraverso il modulo di Android abbiamo esplorato le architetture del sistema e le logiche all’interno dello sviluppo di un app, creazione dei componenti di layout (parte grafica) ed utilizzo di </w:t>
+      </w:r>
       <w:r>
         <w:rPr>
           <w:rFonts w:ascii="Amasis MT Pro" w:hAnsi="Amasis MT Pro"/>
@@ -659,9 +640,41 @@
           <w:sz w:val="28"/>
           <w:szCs w:val="28"/>
         </w:rPr>
-        <w:t>Oriented</w:t>
-      </w:r>
-      <w:proofErr w:type="spellEnd"/>
+        <w:t>Java</w:t>
+      </w:r>
+      <w:r>
+        <w:rPr>
+          <w:rFonts w:ascii="Amasis MT Pro" w:hAnsi="Amasis MT Pro"/>
+          <w:sz w:val="28"/>
+          <w:szCs w:val="28"/>
+        </w:rPr>
+        <w:t xml:space="preserve"> per creare le varie classi modello con i rispettivi attributi</w:t>
+      </w:r>
+      <w:r>
+        <w:rPr>
+          <w:rFonts w:ascii="Amasis MT Pro" w:hAnsi="Amasis MT Pro"/>
+          <w:sz w:val="28"/>
+          <w:szCs w:val="28"/>
+        </w:rPr>
+        <w:t xml:space="preserve"> ed interazioni.</w:t>
+      </w:r>
+    </w:p>
+    <w:p>
+      <w:pPr>
+        <w:rPr>
+          <w:rFonts w:ascii="Amasis MT Pro" w:hAnsi="Amasis MT Pro"/>
+          <w:sz w:val="28"/>
+          <w:szCs w:val="28"/>
+        </w:rPr>
+      </w:pPr>
+      <w:r>
+        <w:rPr>
+          <w:rFonts w:ascii="Amasis MT Pro" w:hAnsi="Amasis MT Pro"/>
+          <w:sz w:val="28"/>
+          <w:szCs w:val="28"/>
+        </w:rPr>
+        <w:t xml:space="preserve">Il modulo di </w:t>
+      </w:r>
       <w:r>
         <w:rPr>
           <w:rFonts w:ascii="Amasis MT Pro" w:hAnsi="Amasis MT Pro"/>
@@ -669,15 +682,23 @@
           <w:sz w:val="28"/>
           <w:szCs w:val="28"/>
         </w:rPr>
-        <w:t xml:space="preserve"> Programming</w:t>
-      </w:r>
-      <w:r>
-        <w:rPr>
-          <w:rFonts w:ascii="Amasis MT Pro" w:hAnsi="Amasis MT Pro"/>
-          <w:sz w:val="28"/>
-          <w:szCs w:val="28"/>
-        </w:rPr>
-        <w:t>), differenti tecniche ed algoritmi di ordinamento</w:t>
+        <w:t>Backend</w:t>
+      </w:r>
+      <w:r>
+        <w:rPr>
+          <w:rFonts w:ascii="Amasis MT Pro" w:hAnsi="Amasis MT Pro"/>
+          <w:sz w:val="28"/>
+          <w:szCs w:val="28"/>
+        </w:rPr>
+        <w:t xml:space="preserve"> (utilizzo di Flask e strumenti come </w:t>
+      </w:r>
+      <w:r>
+        <w:rPr>
+          <w:rFonts w:ascii="Amasis MT Pro" w:hAnsi="Amasis MT Pro"/>
+          <w:sz w:val="28"/>
+          <w:szCs w:val="28"/>
+        </w:rPr>
+        <w:t>Retrofit ed</w:t>
       </w:r>
       <w:r>
         <w:rPr>
@@ -690,121 +711,110 @@
       <w:r>
         <w:rPr>
           <w:rFonts w:ascii="Amasis MT Pro" w:hAnsi="Amasis MT Pro"/>
-          <w:sz w:val="28"/>
-          <w:szCs w:val="28"/>
-        </w:rPr>
-        <w:t>e</w:t>
-      </w:r>
-      <w:r>
-        <w:rPr>
-          <w:rFonts w:ascii="Amasis MT Pro" w:hAnsi="Amasis MT Pro"/>
-          <w:sz w:val="28"/>
-          <w:szCs w:val="28"/>
-        </w:rPr>
-        <w:t xml:space="preserve"> conseguente </w:t>
-      </w:r>
-      <w:r>
-        <w:rPr>
-          <w:rFonts w:ascii="Amasis MT Pro" w:hAnsi="Amasis MT Pro"/>
-          <w:sz w:val="28"/>
-          <w:szCs w:val="28"/>
-        </w:rPr>
-        <w:t>relazion</w:t>
-      </w:r>
-      <w:r>
-        <w:rPr>
-          <w:rFonts w:ascii="Amasis MT Pro" w:hAnsi="Amasis MT Pro"/>
-          <w:sz w:val="28"/>
-          <w:szCs w:val="28"/>
-        </w:rPr>
-        <w:t xml:space="preserve">i </w:t>
-      </w:r>
-      <w:r>
-        <w:rPr>
-          <w:rFonts w:ascii="Amasis MT Pro" w:hAnsi="Amasis MT Pro"/>
-          <w:sz w:val="28"/>
-          <w:szCs w:val="28"/>
-        </w:rPr>
-        <w:t>tra i vari oggetti.</w:t>
-      </w:r>
-    </w:p>
-    <w:p>
-      <w:pPr>
-        <w:rPr>
-          <w:rFonts w:ascii="Amasis MT Pro" w:hAnsi="Amasis MT Pro"/>
-          <w:sz w:val="28"/>
-          <w:szCs w:val="28"/>
-        </w:rPr>
-      </w:pPr>
-      <w:r>
-        <w:rPr>
-          <w:rFonts w:ascii="Amasis MT Pro" w:hAnsi="Amasis MT Pro"/>
-          <w:sz w:val="28"/>
-          <w:szCs w:val="28"/>
-        </w:rPr>
-        <w:t xml:space="preserve">Attraverso il modulo di Android abbiamo esplorato le architetture del sistema e le logiche all’interno dello sviluppo di </w:t>
-      </w:r>
-      <w:proofErr w:type="gramStart"/>
-      <w:r>
-        <w:rPr>
-          <w:rFonts w:ascii="Amasis MT Pro" w:hAnsi="Amasis MT Pro"/>
-          <w:sz w:val="28"/>
-          <w:szCs w:val="28"/>
-        </w:rPr>
-        <w:t>un app</w:t>
-      </w:r>
-      <w:proofErr w:type="gramEnd"/>
-      <w:r>
-        <w:rPr>
-          <w:rFonts w:ascii="Amasis MT Pro" w:hAnsi="Amasis MT Pro"/>
-          <w:sz w:val="28"/>
-          <w:szCs w:val="28"/>
-        </w:rPr>
-        <w:t xml:space="preserve">, creazione dei componenti di layout (parte grafica) ed utilizzo di </w:t>
-      </w:r>
-      <w:r>
-        <w:rPr>
-          <w:rFonts w:ascii="Amasis MT Pro" w:hAnsi="Amasis MT Pro"/>
           <w:color w:val="FF0000"/>
           <w:sz w:val="28"/>
           <w:szCs w:val="28"/>
         </w:rPr>
-        <w:t>Java</w:t>
-      </w:r>
-      <w:r>
-        <w:rPr>
-          <w:rFonts w:ascii="Amasis MT Pro" w:hAnsi="Amasis MT Pro"/>
-          <w:sz w:val="28"/>
-          <w:szCs w:val="28"/>
-        </w:rPr>
-        <w:t xml:space="preserve"> per creare le varie classi modello con i rispettivi attributi</w:t>
-      </w:r>
-      <w:r>
-        <w:rPr>
-          <w:rFonts w:ascii="Amasis MT Pro" w:hAnsi="Amasis MT Pro"/>
-          <w:sz w:val="28"/>
-          <w:szCs w:val="28"/>
-        </w:rPr>
-        <w:t xml:space="preserve"> ed interazioni.</w:t>
-      </w:r>
-    </w:p>
-    <w:p>
-      <w:pPr>
-        <w:rPr>
-          <w:rFonts w:ascii="Amasis MT Pro" w:hAnsi="Amasis MT Pro"/>
-          <w:sz w:val="28"/>
-          <w:szCs w:val="28"/>
-        </w:rPr>
-      </w:pPr>
-      <w:r>
-        <w:rPr>
-          <w:rFonts w:ascii="Amasis MT Pro" w:hAnsi="Amasis MT Pro"/>
-          <w:sz w:val="28"/>
-          <w:szCs w:val="28"/>
-        </w:rPr>
-        <w:t xml:space="preserve">Il modulo di </w:t>
-      </w:r>
-      <w:proofErr w:type="spellStart"/>
+        <w:t>API REST</w:t>
+      </w:r>
+      <w:r>
+        <w:rPr>
+          <w:rFonts w:ascii="Amasis MT Pro" w:hAnsi="Amasis MT Pro"/>
+          <w:sz w:val="28"/>
+          <w:szCs w:val="28"/>
+        </w:rPr>
+        <w:t>) ha</w:t>
+      </w:r>
+      <w:r>
+        <w:rPr>
+          <w:rFonts w:ascii="Amasis MT Pro" w:hAnsi="Amasis MT Pro"/>
+          <w:sz w:val="28"/>
+          <w:szCs w:val="28"/>
+        </w:rPr>
+        <w:t xml:space="preserve"> garantito</w:t>
+      </w:r>
+      <w:r>
+        <w:rPr>
+          <w:rFonts w:ascii="Amasis MT Pro" w:hAnsi="Amasis MT Pro"/>
+          <w:sz w:val="28"/>
+          <w:szCs w:val="28"/>
+        </w:rPr>
+        <w:t xml:space="preserve"> gli standard di gestione del flusso di dati e la comunicazione tra Server e Client</w:t>
+      </w:r>
+      <w:r>
+        <w:rPr>
+          <w:rFonts w:ascii="Amasis MT Pro" w:hAnsi="Amasis MT Pro"/>
+          <w:sz w:val="28"/>
+          <w:szCs w:val="28"/>
+        </w:rPr>
+        <w:t xml:space="preserve"> sia nei servizi web che per quanto riguarda l’app</w:t>
+      </w:r>
+      <w:r>
+        <w:rPr>
+          <w:rFonts w:ascii="Amasis MT Pro" w:hAnsi="Amasis MT Pro"/>
+          <w:sz w:val="28"/>
+          <w:szCs w:val="28"/>
+        </w:rPr>
+        <w:t>.</w:t>
+      </w:r>
+    </w:p>
+    <w:p>
+      <w:pPr>
+        <w:rPr>
+          <w:rFonts w:ascii="Amasis MT Pro" w:hAnsi="Amasis MT Pro"/>
+          <w:sz w:val="28"/>
+          <w:szCs w:val="28"/>
+        </w:rPr>
+      </w:pPr>
+      <w:r>
+        <w:rPr>
+          <w:rFonts w:ascii="Amasis MT Pro" w:hAnsi="Amasis MT Pro"/>
+          <w:sz w:val="28"/>
+          <w:szCs w:val="28"/>
+        </w:rPr>
+        <w:t>Tutto ciò che riguarda gli strumenti ed il linguaggio saranno approfonditi all’interno del seguente capitolo: “LINGUAGGIO E TECNOLOGIE UTILIZZATI”.</w:t>
+      </w:r>
+    </w:p>
+    <w:p>
+      <w:pPr>
+        <w:rPr>
+          <w:rFonts w:ascii="Amasis MT Pro" w:hAnsi="Amasis MT Pro"/>
+          <w:sz w:val="28"/>
+          <w:szCs w:val="28"/>
+        </w:rPr>
+      </w:pPr>
+      <w:r>
+        <w:rPr>
+          <w:rFonts w:ascii="Amasis MT Pro" w:hAnsi="Amasis MT Pro"/>
+          <w:sz w:val="28"/>
+          <w:szCs w:val="28"/>
+        </w:rPr>
+        <w:t>L</w:t>
+      </w:r>
+      <w:r>
+        <w:rPr>
+          <w:rFonts w:ascii="Amasis MT Pro" w:hAnsi="Amasis MT Pro"/>
+          <w:sz w:val="28"/>
+          <w:szCs w:val="28"/>
+        </w:rPr>
+        <w:t>a classe è stata</w:t>
+      </w:r>
+      <w:r>
+        <w:rPr>
+          <w:rFonts w:ascii="Amasis MT Pro" w:hAnsi="Amasis MT Pro"/>
+          <w:sz w:val="28"/>
+          <w:szCs w:val="28"/>
+        </w:rPr>
+        <w:t xml:space="preserve"> successivamente</w:t>
+      </w:r>
+      <w:r>
+        <w:rPr>
+          <w:rFonts w:ascii="Amasis MT Pro" w:hAnsi="Amasis MT Pro"/>
+          <w:sz w:val="28"/>
+          <w:szCs w:val="28"/>
+        </w:rPr>
+        <w:t xml:space="preserve"> </w:t>
+      </w:r>
       <w:r>
         <w:rPr>
           <w:rFonts w:ascii="Amasis MT Pro" w:hAnsi="Amasis MT Pro"/>
@@ -812,46 +822,160 @@
           <w:sz w:val="28"/>
           <w:szCs w:val="28"/>
         </w:rPr>
-        <w:t>Backend</w:t>
-      </w:r>
-      <w:proofErr w:type="spellEnd"/>
-      <w:r>
-        <w:rPr>
-          <w:rFonts w:ascii="Amasis MT Pro" w:hAnsi="Amasis MT Pro"/>
-          <w:sz w:val="28"/>
-          <w:szCs w:val="28"/>
-        </w:rPr>
-        <w:t xml:space="preserve"> (utilizzo di </w:t>
-      </w:r>
-      <w:proofErr w:type="spellStart"/>
-      <w:r>
-        <w:rPr>
-          <w:rFonts w:ascii="Amasis MT Pro" w:hAnsi="Amasis MT Pro"/>
-          <w:sz w:val="28"/>
-          <w:szCs w:val="28"/>
-        </w:rPr>
-        <w:t>Flask</w:t>
-      </w:r>
-      <w:proofErr w:type="spellEnd"/>
-      <w:r>
-        <w:rPr>
-          <w:rFonts w:ascii="Amasis MT Pro" w:hAnsi="Amasis MT Pro"/>
-          <w:sz w:val="28"/>
-          <w:szCs w:val="28"/>
-        </w:rPr>
-        <w:t xml:space="preserve"> e strumenti come </w:t>
-      </w:r>
-      <w:r>
-        <w:rPr>
-          <w:rFonts w:ascii="Amasis MT Pro" w:hAnsi="Amasis MT Pro"/>
-          <w:sz w:val="28"/>
-          <w:szCs w:val="28"/>
-        </w:rPr>
-        <w:t>Retrofit ed</w:t>
-      </w:r>
-      <w:r>
-        <w:rPr>
-          <w:rFonts w:ascii="Amasis MT Pro" w:hAnsi="Amasis MT Pro"/>
+        <w:t xml:space="preserve">divisa in gruppi </w:t>
+      </w:r>
+      <w:r>
+        <w:rPr>
+          <w:rFonts w:ascii="Amasis MT Pro" w:hAnsi="Amasis MT Pro"/>
+          <w:sz w:val="28"/>
+          <w:szCs w:val="28"/>
+        </w:rPr>
+        <w:t xml:space="preserve">per poter </w:t>
+      </w:r>
+      <w:r>
+        <w:rPr>
+          <w:rFonts w:ascii="Amasis MT Pro" w:hAnsi="Amasis MT Pro"/>
+          <w:sz w:val="28"/>
+          <w:szCs w:val="28"/>
+        </w:rPr>
+        <w:t>sfruttare</w:t>
+      </w:r>
+      <w:r>
+        <w:rPr>
+          <w:rFonts w:ascii="Amasis MT Pro" w:hAnsi="Amasis MT Pro"/>
+          <w:sz w:val="28"/>
+          <w:szCs w:val="28"/>
+        </w:rPr>
+        <w:t xml:space="preserve"> le conoscenze acquisite </w:t>
+      </w:r>
+      <w:r>
+        <w:rPr>
+          <w:rFonts w:ascii="Amasis MT Pro" w:hAnsi="Amasis MT Pro"/>
+          <w:sz w:val="28"/>
+          <w:szCs w:val="28"/>
+        </w:rPr>
+        <w:t>con il fine di</w:t>
+      </w:r>
+      <w:r>
+        <w:rPr>
+          <w:rFonts w:ascii="Amasis MT Pro" w:hAnsi="Amasis MT Pro"/>
+          <w:sz w:val="28"/>
+          <w:szCs w:val="28"/>
+        </w:rPr>
+        <w:t xml:space="preserve"> creare </w:t>
+      </w:r>
+      <w:r>
+        <w:rPr>
+          <w:rFonts w:ascii="Amasis MT Pro" w:hAnsi="Amasis MT Pro"/>
+          <w:sz w:val="28"/>
+          <w:szCs w:val="28"/>
+        </w:rPr>
+        <w:t xml:space="preserve">un’applicazione collegata </w:t>
+      </w:r>
+      <w:r>
+        <w:rPr>
+          <w:rFonts w:ascii="Amasis MT Pro" w:hAnsi="Amasis MT Pro"/>
+          <w:sz w:val="28"/>
+          <w:szCs w:val="28"/>
+        </w:rPr>
+        <w:t>a</w:t>
+      </w:r>
+      <w:r>
+        <w:rPr>
+          <w:rFonts w:ascii="Amasis MT Pro" w:hAnsi="Amasis MT Pro"/>
+          <w:sz w:val="28"/>
+          <w:szCs w:val="28"/>
+        </w:rPr>
+        <w:t>d</w:t>
+      </w:r>
+      <w:r>
+        <w:rPr>
+          <w:rFonts w:ascii="Amasis MT Pro" w:hAnsi="Amasis MT Pro"/>
+          <w:sz w:val="28"/>
+          <w:szCs w:val="28"/>
+        </w:rPr>
+        <w:t xml:space="preserve"> un database</w:t>
+      </w:r>
+      <w:r>
+        <w:rPr>
+          <w:rFonts w:ascii="Amasis MT Pro" w:hAnsi="Amasis MT Pro"/>
+          <w:sz w:val="28"/>
+          <w:szCs w:val="28"/>
+        </w:rPr>
+        <w:t xml:space="preserve"> con rispettivi servizi web</w:t>
+      </w:r>
+      <w:r>
+        <w:rPr>
+          <w:rFonts w:ascii="Amasis MT Pro" w:hAnsi="Amasis MT Pro"/>
+          <w:sz w:val="28"/>
+          <w:szCs w:val="28"/>
+        </w:rPr>
+        <w:t xml:space="preserve"> e sito web</w:t>
+      </w:r>
+      <w:r>
+        <w:rPr>
+          <w:rFonts w:ascii="Amasis MT Pro" w:hAnsi="Amasis MT Pro"/>
+          <w:sz w:val="28"/>
+          <w:szCs w:val="28"/>
+        </w:rPr>
+        <w:t xml:space="preserve">. </w:t>
+      </w:r>
+      <w:r>
+        <w:rPr>
+          <w:rFonts w:ascii="Amasis MT Pro" w:hAnsi="Amasis MT Pro"/>
+          <w:sz w:val="28"/>
+          <w:szCs w:val="28"/>
+        </w:rPr>
+        <w:t xml:space="preserve">Perciò, a nostra volta abbiamo avuto questa possibilità di crescita assieme. </w:t>
+      </w:r>
+    </w:p>
+    <w:p>
+      <w:pPr>
+        <w:rPr>
+          <w:rFonts w:ascii="Amasis MT Pro" w:hAnsi="Amasis MT Pro"/>
+          <w:sz w:val="28"/>
+          <w:szCs w:val="28"/>
+        </w:rPr>
+      </w:pPr>
+      <w:r>
+        <w:rPr>
+          <w:rFonts w:ascii="Amasis MT Pro" w:hAnsi="Amasis MT Pro"/>
+          <w:sz w:val="28"/>
+          <w:szCs w:val="28"/>
+        </w:rPr>
+        <w:t xml:space="preserve">Il gruppo che ha creato l’applicazione </w:t>
+      </w:r>
+      <w:r>
+        <w:rPr>
+          <w:rFonts w:ascii="Amasis MT Pro" w:hAnsi="Amasis MT Pro"/>
+          <w:color w:val="FF0000"/>
+          <w:sz w:val="28"/>
+          <w:szCs w:val="28"/>
+        </w:rPr>
+        <w:t>“</w:t>
+      </w:r>
+      <w:r>
+        <w:rPr>
+          <w:rFonts w:ascii="Amasis MT Pro" w:hAnsi="Amasis MT Pro"/>
+          <w:color w:val="FF0000"/>
+          <w:sz w:val="28"/>
+          <w:szCs w:val="28"/>
+        </w:rPr>
+        <w:t>C</w:t>
+      </w:r>
+      <w:r>
+        <w:rPr>
+          <w:rFonts w:ascii="Amasis MT Pro" w:hAnsi="Amasis MT Pro"/>
+          <w:color w:val="FF0000"/>
+          <w:sz w:val="28"/>
+          <w:szCs w:val="28"/>
+        </w:rPr>
+        <w:t>RIKLE”</w:t>
+      </w:r>
+      <w:r>
+        <w:rPr>
+          <w:rFonts w:ascii="Amasis MT Pro" w:hAnsi="Amasis MT Pro"/>
+          <w:color w:val="FF0000"/>
           <w:sz w:val="28"/>
           <w:szCs w:val="28"/>
         </w:rPr>
@@ -860,292 +984,6 @@
       <w:r>
         <w:rPr>
           <w:rFonts w:ascii="Amasis MT Pro" w:hAnsi="Amasis MT Pro"/>
-          <w:color w:val="FF0000"/>
-          <w:sz w:val="28"/>
-          <w:szCs w:val="28"/>
-        </w:rPr>
-        <w:t>API REST</w:t>
-      </w:r>
-      <w:r>
-        <w:rPr>
-          <w:rFonts w:ascii="Amasis MT Pro" w:hAnsi="Amasis MT Pro"/>
-          <w:sz w:val="28"/>
-          <w:szCs w:val="28"/>
-        </w:rPr>
-        <w:t>) ha</w:t>
-      </w:r>
-      <w:r>
-        <w:rPr>
-          <w:rFonts w:ascii="Amasis MT Pro" w:hAnsi="Amasis MT Pro"/>
-          <w:sz w:val="28"/>
-          <w:szCs w:val="28"/>
-        </w:rPr>
-        <w:t xml:space="preserve"> garantito</w:t>
-      </w:r>
-      <w:r>
-        <w:rPr>
-          <w:rFonts w:ascii="Amasis MT Pro" w:hAnsi="Amasis MT Pro"/>
-          <w:sz w:val="28"/>
-          <w:szCs w:val="28"/>
-        </w:rPr>
-        <w:t xml:space="preserve"> gli standard di gestione del flusso di dati e la comunicazione tra Server e Client</w:t>
-      </w:r>
-      <w:r>
-        <w:rPr>
-          <w:rFonts w:ascii="Amasis MT Pro" w:hAnsi="Amasis MT Pro"/>
-          <w:sz w:val="28"/>
-          <w:szCs w:val="28"/>
-        </w:rPr>
-        <w:t xml:space="preserve"> sia nei servizi web </w:t>
-      </w:r>
-      <w:proofErr w:type="gramStart"/>
-      <w:r>
-        <w:rPr>
-          <w:rFonts w:ascii="Amasis MT Pro" w:hAnsi="Amasis MT Pro"/>
-          <w:sz w:val="28"/>
-          <w:szCs w:val="28"/>
-        </w:rPr>
-        <w:t>che</w:t>
-      </w:r>
-      <w:proofErr w:type="gramEnd"/>
-      <w:r>
-        <w:rPr>
-          <w:rFonts w:ascii="Amasis MT Pro" w:hAnsi="Amasis MT Pro"/>
-          <w:sz w:val="28"/>
-          <w:szCs w:val="28"/>
-        </w:rPr>
-        <w:t xml:space="preserve"> per quanto riguarda l’app</w:t>
-      </w:r>
-      <w:r>
-        <w:rPr>
-          <w:rFonts w:ascii="Amasis MT Pro" w:hAnsi="Amasis MT Pro"/>
-          <w:sz w:val="28"/>
-          <w:szCs w:val="28"/>
-        </w:rPr>
-        <w:t>.</w:t>
-      </w:r>
-    </w:p>
-    <w:p>
-      <w:pPr>
-        <w:rPr>
-          <w:rFonts w:ascii="Amasis MT Pro" w:hAnsi="Amasis MT Pro"/>
-          <w:sz w:val="28"/>
-          <w:szCs w:val="28"/>
-        </w:rPr>
-      </w:pPr>
-      <w:r>
-        <w:rPr>
-          <w:rFonts w:ascii="Amasis MT Pro" w:hAnsi="Amasis MT Pro"/>
-          <w:sz w:val="28"/>
-          <w:szCs w:val="28"/>
-        </w:rPr>
-        <w:t>Tutto ciò che riguarda gli strumenti ed il linguaggio saranno approfonditi all’interno del seguente capitolo: “</w:t>
-      </w:r>
-      <w:r>
-        <w:rPr>
-          <w:rFonts w:ascii="Amasis MT Pro" w:hAnsi="Amasis MT Pro"/>
-        </w:rPr>
-        <w:t>LINGUAGGIO E TECNOLOGIE UTILIZZATI</w:t>
-      </w:r>
-      <w:r>
-        <w:rPr>
-          <w:rFonts w:ascii="Amasis MT Pro" w:hAnsi="Amasis MT Pro"/>
-        </w:rPr>
-        <w:t>”.</w:t>
-      </w:r>
-    </w:p>
-    <w:p>
-      <w:pPr>
-        <w:rPr>
-          <w:rFonts w:ascii="Amasis MT Pro" w:hAnsi="Amasis MT Pro"/>
-          <w:sz w:val="28"/>
-          <w:szCs w:val="28"/>
-        </w:rPr>
-      </w:pPr>
-      <w:r>
-        <w:rPr>
-          <w:rFonts w:ascii="Amasis MT Pro" w:hAnsi="Amasis MT Pro"/>
-          <w:sz w:val="28"/>
-          <w:szCs w:val="28"/>
-        </w:rPr>
-        <w:t>L</w:t>
-      </w:r>
-      <w:r>
-        <w:rPr>
-          <w:rFonts w:ascii="Amasis MT Pro" w:hAnsi="Amasis MT Pro"/>
-          <w:sz w:val="28"/>
-          <w:szCs w:val="28"/>
-        </w:rPr>
-        <w:t>a classe è stata</w:t>
-      </w:r>
-      <w:r>
-        <w:rPr>
-          <w:rFonts w:ascii="Amasis MT Pro" w:hAnsi="Amasis MT Pro"/>
-          <w:sz w:val="28"/>
-          <w:szCs w:val="28"/>
-        </w:rPr>
-        <w:t xml:space="preserve"> successivamente</w:t>
-      </w:r>
-      <w:r>
-        <w:rPr>
-          <w:rFonts w:ascii="Amasis MT Pro" w:hAnsi="Amasis MT Pro"/>
-          <w:sz w:val="28"/>
-          <w:szCs w:val="28"/>
-        </w:rPr>
-        <w:t xml:space="preserve"> divisa in gruppi per poter </w:t>
-      </w:r>
-      <w:r>
-        <w:rPr>
-          <w:rFonts w:ascii="Amasis MT Pro" w:hAnsi="Amasis MT Pro"/>
-          <w:sz w:val="28"/>
-          <w:szCs w:val="28"/>
-        </w:rPr>
-        <w:t>sfruttare</w:t>
-      </w:r>
-      <w:r>
-        <w:rPr>
-          <w:rFonts w:ascii="Amasis MT Pro" w:hAnsi="Amasis MT Pro"/>
-          <w:sz w:val="28"/>
-          <w:szCs w:val="28"/>
-        </w:rPr>
-        <w:t xml:space="preserve"> le conoscenze acquisite </w:t>
-      </w:r>
-      <w:r>
-        <w:rPr>
-          <w:rFonts w:ascii="Amasis MT Pro" w:hAnsi="Amasis MT Pro"/>
-          <w:sz w:val="28"/>
-          <w:szCs w:val="28"/>
-        </w:rPr>
-        <w:t>con il fine di</w:t>
-      </w:r>
-      <w:r>
-        <w:rPr>
-          <w:rFonts w:ascii="Amasis MT Pro" w:hAnsi="Amasis MT Pro"/>
-          <w:sz w:val="28"/>
-          <w:szCs w:val="28"/>
-        </w:rPr>
-        <w:t xml:space="preserve"> creare </w:t>
-      </w:r>
-      <w:r>
-        <w:rPr>
-          <w:rFonts w:ascii="Amasis MT Pro" w:hAnsi="Amasis MT Pro"/>
-          <w:sz w:val="28"/>
-          <w:szCs w:val="28"/>
-        </w:rPr>
-        <w:t xml:space="preserve">un’applicazione collegata </w:t>
-      </w:r>
-      <w:r>
-        <w:rPr>
-          <w:rFonts w:ascii="Amasis MT Pro" w:hAnsi="Amasis MT Pro"/>
-          <w:sz w:val="28"/>
-          <w:szCs w:val="28"/>
-        </w:rPr>
-        <w:t>a</w:t>
-      </w:r>
-      <w:r>
-        <w:rPr>
-          <w:rFonts w:ascii="Amasis MT Pro" w:hAnsi="Amasis MT Pro"/>
-          <w:sz w:val="28"/>
-          <w:szCs w:val="28"/>
-        </w:rPr>
-        <w:t>d</w:t>
-      </w:r>
-      <w:r>
-        <w:rPr>
-          <w:rFonts w:ascii="Amasis MT Pro" w:hAnsi="Amasis MT Pro"/>
-          <w:sz w:val="28"/>
-          <w:szCs w:val="28"/>
-        </w:rPr>
-        <w:t xml:space="preserve"> un database</w:t>
-      </w:r>
-      <w:r>
-        <w:rPr>
-          <w:rFonts w:ascii="Amasis MT Pro" w:hAnsi="Amasis MT Pro"/>
-          <w:sz w:val="28"/>
-          <w:szCs w:val="28"/>
-        </w:rPr>
-        <w:t xml:space="preserve"> con rispettivi servizi web</w:t>
-      </w:r>
-      <w:r>
-        <w:rPr>
-          <w:rFonts w:ascii="Amasis MT Pro" w:hAnsi="Amasis MT Pro"/>
-          <w:sz w:val="28"/>
-          <w:szCs w:val="28"/>
-        </w:rPr>
-        <w:t xml:space="preserve"> e sito web</w:t>
-      </w:r>
-      <w:r>
-        <w:rPr>
-          <w:rFonts w:ascii="Amasis MT Pro" w:hAnsi="Amasis MT Pro"/>
-          <w:sz w:val="28"/>
-          <w:szCs w:val="28"/>
-        </w:rPr>
-        <w:t xml:space="preserve">. </w:t>
-      </w:r>
-      <w:r>
-        <w:rPr>
-          <w:rFonts w:ascii="Amasis MT Pro" w:hAnsi="Amasis MT Pro"/>
-          <w:sz w:val="28"/>
-          <w:szCs w:val="28"/>
-        </w:rPr>
-        <w:t xml:space="preserve">Perciò, a nostra volta abbiamo avuto questa possibilità di crescita assieme. </w:t>
-      </w:r>
-    </w:p>
-    <w:p>
-      <w:pPr>
-        <w:rPr>
-          <w:rFonts w:ascii="Amasis MT Pro" w:hAnsi="Amasis MT Pro"/>
-          <w:sz w:val="28"/>
-          <w:szCs w:val="28"/>
-        </w:rPr>
-      </w:pPr>
-      <w:r>
-        <w:rPr>
-          <w:rFonts w:ascii="Amasis MT Pro" w:hAnsi="Amasis MT Pro"/>
-          <w:sz w:val="28"/>
-          <w:szCs w:val="28"/>
-        </w:rPr>
-        <w:t xml:space="preserve">Il gruppo che ha creato l’applicazione </w:t>
-      </w:r>
-      <w:r>
-        <w:rPr>
-          <w:rFonts w:ascii="Amasis MT Pro" w:hAnsi="Amasis MT Pro"/>
-          <w:color w:val="FF0000"/>
-          <w:sz w:val="28"/>
-          <w:szCs w:val="28"/>
-        </w:rPr>
-        <w:t>“</w:t>
-      </w:r>
-      <w:r>
-        <w:rPr>
-          <w:rFonts w:ascii="Amasis MT Pro" w:hAnsi="Amasis MT Pro"/>
-          <w:color w:val="FF0000"/>
-          <w:sz w:val="28"/>
-          <w:szCs w:val="28"/>
-        </w:rPr>
-        <w:t>C</w:t>
-      </w:r>
-      <w:r>
-        <w:rPr>
-          <w:rFonts w:ascii="Amasis MT Pro" w:hAnsi="Amasis MT Pro"/>
-          <w:color w:val="FF0000"/>
-          <w:sz w:val="28"/>
-          <w:szCs w:val="28"/>
-        </w:rPr>
-        <w:t>RIKLE”</w:t>
-      </w:r>
-      <w:r>
-        <w:rPr>
-          <w:rFonts w:ascii="Amasis MT Pro" w:hAnsi="Amasis MT Pro"/>
-          <w:color w:val="FF0000"/>
-          <w:sz w:val="28"/>
-          <w:szCs w:val="28"/>
-        </w:rPr>
-        <w:t xml:space="preserve"> </w:t>
-      </w:r>
-      <w:r>
-        <w:rPr>
-          <w:rFonts w:ascii="Amasis MT Pro" w:hAnsi="Amasis MT Pro"/>
           <w:sz w:val="28"/>
           <w:szCs w:val="28"/>
         </w:rPr>
@@ -1234,20 +1072,7 @@
     </w:p>
     <w:p>
       <w:pPr>
-        <w:rPr>
-          <w:rFonts w:ascii="Amasis MT Pro" w:hAnsi="Amasis MT Pro"/>
-        </w:rPr>
-      </w:pPr>
-    </w:p>
-    <w:p>
-      <w:pPr>
-        <w:rPr>
-          <w:rFonts w:ascii="Amasis MT Pro" w:hAnsi="Amasis MT Pro"/>
-        </w:rPr>
-      </w:pPr>
-    </w:p>
-    <w:p>
-      <w:pPr>
+        <w:jc w:val="center"/>
         <w:rPr>
           <w:rFonts w:ascii="Amasis MT Pro" w:hAnsi="Amasis MT Pro"/>
           <w:sz w:val="36"/>
@@ -1264,23 +1089,22 @@
           <w:szCs w:val="36"/>
         </w:rPr>
       </w:pPr>
-    </w:p>
-    <w:p>
-      <w:pPr>
-        <w:jc w:val="center"/>
+      <w:r>
         <w:rPr>
           <w:rFonts w:ascii="Amasis MT Pro" w:hAnsi="Amasis MT Pro"/>
           <w:sz w:val="36"/>
           <w:szCs w:val="36"/>
         </w:rPr>
-      </w:pPr>
+        <w:lastRenderedPageBreak/>
+        <w:t>-</w:t>
+      </w:r>
       <w:r>
         <w:rPr>
           <w:rFonts w:ascii="Amasis MT Pro" w:hAnsi="Amasis MT Pro"/>
           <w:sz w:val="36"/>
           <w:szCs w:val="36"/>
         </w:rPr>
-        <w:t>-</w:t>
+        <w:t>S</w:t>
       </w:r>
       <w:r>
         <w:rPr>
@@ -1288,592 +1112,567 @@
           <w:sz w:val="36"/>
           <w:szCs w:val="36"/>
         </w:rPr>
-        <w:t>S</w:t>
-      </w:r>
-      <w:r>
+        <w:t>copo e motivazioni</w:t>
+      </w:r>
+    </w:p>
+    <w:p>
+      <w:pPr>
+        <w:jc w:val="both"/>
+        <w:rPr>
+          <w:rFonts w:ascii="Amasis MT Pro" w:hAnsi="Amasis MT Pro"/>
+          <w:sz w:val="28"/>
+          <w:szCs w:val="28"/>
+        </w:rPr>
+      </w:pPr>
+    </w:p>
+    <w:p>
+      <w:pPr>
+        <w:rPr>
+          <w:rFonts w:ascii="Amasis MT Pro" w:hAnsi="Amasis MT Pro"/>
+          <w:sz w:val="28"/>
+          <w:szCs w:val="28"/>
+        </w:rPr>
+      </w:pPr>
+      <w:r>
+        <w:rPr>
+          <w:rFonts w:ascii="Amasis MT Pro" w:hAnsi="Amasis MT Pro"/>
+          <w:sz w:val="28"/>
+          <w:szCs w:val="28"/>
+        </w:rPr>
+        <w:t xml:space="preserve">La principale richiesta </w:t>
+      </w:r>
+      <w:r>
+        <w:rPr>
+          <w:rFonts w:ascii="Amasis MT Pro" w:hAnsi="Amasis MT Pro"/>
+          <w:sz w:val="28"/>
+          <w:szCs w:val="28"/>
+        </w:rPr>
+        <w:t xml:space="preserve">per il modulo di Project Work </w:t>
+      </w:r>
+      <w:r>
+        <w:rPr>
+          <w:rFonts w:ascii="Amasis MT Pro" w:hAnsi="Amasis MT Pro"/>
+          <w:sz w:val="28"/>
+          <w:szCs w:val="28"/>
+        </w:rPr>
+        <w:t xml:space="preserve">è stata di </w:t>
+      </w:r>
+      <w:r>
+        <w:rPr>
+          <w:rFonts w:ascii="Amasis MT Pro" w:hAnsi="Amasis MT Pro"/>
+          <w:color w:val="FF0000"/>
+          <w:sz w:val="28"/>
+          <w:szCs w:val="28"/>
+        </w:rPr>
+        <w:t xml:space="preserve">pensare all’idea di un app </w:t>
+      </w:r>
+      <w:r>
+        <w:rPr>
+          <w:rFonts w:ascii="Amasis MT Pro" w:hAnsi="Amasis MT Pro"/>
+          <w:color w:val="FF0000"/>
+          <w:sz w:val="28"/>
+          <w:szCs w:val="28"/>
+        </w:rPr>
+        <w:t>(e</w:t>
+      </w:r>
+      <w:r>
+        <w:rPr>
+          <w:rFonts w:ascii="Amasis MT Pro" w:hAnsi="Amasis MT Pro"/>
+          <w:color w:val="FF0000"/>
+          <w:sz w:val="28"/>
+          <w:szCs w:val="28"/>
+        </w:rPr>
+        <w:t xml:space="preserve"> della conseguente tematica)</w:t>
+      </w:r>
+      <w:r>
+        <w:rPr>
+          <w:rFonts w:ascii="Amasis MT Pro" w:hAnsi="Amasis MT Pro"/>
+          <w:sz w:val="28"/>
+          <w:szCs w:val="28"/>
+        </w:rPr>
+        <w:t xml:space="preserve"> </w:t>
+      </w:r>
+      <w:r>
+        <w:rPr>
+          <w:rFonts w:ascii="Amasis MT Pro" w:hAnsi="Amasis MT Pro"/>
+          <w:sz w:val="28"/>
+          <w:szCs w:val="28"/>
+        </w:rPr>
+        <w:t>come possibile progetto su cui lavorare in diversi gruppi tra colleghi per prepara</w:t>
+      </w:r>
+      <w:r>
+        <w:rPr>
+          <w:rFonts w:ascii="Amasis MT Pro" w:hAnsi="Amasis MT Pro"/>
+          <w:sz w:val="28"/>
+          <w:szCs w:val="28"/>
+        </w:rPr>
+        <w:t>rsi</w:t>
+      </w:r>
+      <w:r>
+        <w:rPr>
+          <w:rFonts w:ascii="Amasis MT Pro" w:hAnsi="Amasis MT Pro"/>
+          <w:sz w:val="28"/>
+          <w:szCs w:val="28"/>
+        </w:rPr>
+        <w:t xml:space="preserve"> al</w:t>
+      </w:r>
+      <w:r>
+        <w:rPr>
+          <w:rFonts w:ascii="Amasis MT Pro" w:hAnsi="Amasis MT Pro"/>
+          <w:sz w:val="28"/>
+          <w:szCs w:val="28"/>
+        </w:rPr>
+        <w:t xml:space="preserve"> progetto formativo</w:t>
+      </w:r>
+      <w:r>
+        <w:rPr>
+          <w:rFonts w:ascii="Amasis MT Pro" w:hAnsi="Amasis MT Pro"/>
+          <w:sz w:val="28"/>
+          <w:szCs w:val="28"/>
+        </w:rPr>
+        <w:t xml:space="preserve"> in stage ed avere modo di “sondare terreno” nel</w:t>
+      </w:r>
+      <w:r>
+        <w:rPr>
+          <w:rFonts w:ascii="Amasis MT Pro" w:hAnsi="Amasis MT Pro"/>
+          <w:sz w:val="28"/>
+          <w:szCs w:val="28"/>
+        </w:rPr>
+        <w:t xml:space="preserve"> vasto campo della programmazione di applicazioni Android. </w:t>
+      </w:r>
+    </w:p>
+    <w:p>
+      <w:pPr>
+        <w:rPr>
+          <w:rFonts w:ascii="Amasis MT Pro" w:hAnsi="Amasis MT Pro"/>
+          <w:sz w:val="28"/>
+          <w:szCs w:val="28"/>
+        </w:rPr>
+      </w:pPr>
+      <w:r>
+        <w:rPr>
+          <w:rFonts w:ascii="Amasis MT Pro" w:hAnsi="Amasis MT Pro"/>
+          <w:sz w:val="28"/>
+          <w:szCs w:val="28"/>
+        </w:rPr>
+        <w:t>Nel nostro caso, abbiamo avuto modo</w:t>
+      </w:r>
+      <w:r>
+        <w:rPr>
+          <w:rFonts w:ascii="Amasis MT Pro" w:hAnsi="Amasis MT Pro"/>
+          <w:sz w:val="28"/>
+          <w:szCs w:val="28"/>
+        </w:rPr>
+        <w:t xml:space="preserve"> di</w:t>
+      </w:r>
+      <w:r>
+        <w:rPr>
+          <w:rFonts w:ascii="Amasis MT Pro" w:hAnsi="Amasis MT Pro"/>
+          <w:sz w:val="28"/>
+          <w:szCs w:val="28"/>
+        </w:rPr>
+        <w:t xml:space="preserve"> </w:t>
+      </w:r>
+      <w:r>
+        <w:rPr>
+          <w:rFonts w:ascii="Amasis MT Pro" w:hAnsi="Amasis MT Pro"/>
+          <w:sz w:val="28"/>
+          <w:szCs w:val="28"/>
+        </w:rPr>
+        <w:t>programmare</w:t>
+      </w:r>
+      <w:r>
+        <w:rPr>
+          <w:rFonts w:ascii="Amasis MT Pro" w:hAnsi="Amasis MT Pro"/>
+          <w:sz w:val="28"/>
+          <w:szCs w:val="28"/>
+        </w:rPr>
+        <w:t xml:space="preserve"> un’applicazione riguardante gli animali, la gestione degli animali dell’utente e le varie interazioni anche a livello commerciale per creare un potenziale fattore economico dietro all’idea.</w:t>
+      </w:r>
+    </w:p>
+    <w:p>
+      <w:pPr>
+        <w:rPr>
+          <w:rFonts w:ascii="Amasis MT Pro" w:hAnsi="Amasis MT Pro"/>
+          <w:sz w:val="28"/>
+          <w:szCs w:val="28"/>
+        </w:rPr>
+      </w:pPr>
+      <w:r>
+        <w:rPr>
+          <w:rFonts w:ascii="Amasis MT Pro" w:hAnsi="Amasis MT Pro"/>
+          <w:sz w:val="28"/>
+          <w:szCs w:val="28"/>
+        </w:rPr>
+        <w:t>L’idea nasce dal fatto che i componenti del gruppo possiedono almeno un animale e comprendono bene quale poss</w:t>
+      </w:r>
+      <w:r>
+        <w:rPr>
+          <w:rFonts w:ascii="Amasis MT Pro" w:hAnsi="Amasis MT Pro"/>
+          <w:sz w:val="28"/>
+          <w:szCs w:val="28"/>
+        </w:rPr>
+        <w:t>ano</w:t>
+      </w:r>
+      <w:r>
+        <w:rPr>
+          <w:rFonts w:ascii="Amasis MT Pro" w:hAnsi="Amasis MT Pro"/>
+          <w:sz w:val="28"/>
+          <w:szCs w:val="28"/>
+        </w:rPr>
+        <w:t xml:space="preserve"> essere l</w:t>
+      </w:r>
+      <w:r>
+        <w:rPr>
+          <w:rFonts w:ascii="Amasis MT Pro" w:hAnsi="Amasis MT Pro"/>
+          <w:sz w:val="28"/>
+          <w:szCs w:val="28"/>
+        </w:rPr>
+        <w:t xml:space="preserve">e </w:t>
+      </w:r>
+      <w:r>
+        <w:rPr>
+          <w:rFonts w:ascii="Amasis MT Pro" w:hAnsi="Amasis MT Pro"/>
+          <w:color w:val="FF0000"/>
+          <w:sz w:val="28"/>
+          <w:szCs w:val="28"/>
+        </w:rPr>
+        <w:t>diverse esigenze</w:t>
+      </w:r>
+      <w:r>
+        <w:rPr>
+          <w:rFonts w:ascii="Amasis MT Pro" w:hAnsi="Amasis MT Pro"/>
+          <w:color w:val="FF0000"/>
+          <w:sz w:val="28"/>
+          <w:szCs w:val="28"/>
+        </w:rPr>
+        <w:t xml:space="preserve"> dell’utente nei confronti del propri</w:t>
+      </w:r>
+      <w:r>
+        <w:rPr>
+          <w:rFonts w:ascii="Amasis MT Pro" w:hAnsi="Amasis MT Pro"/>
+          <w:color w:val="FF0000"/>
+          <w:sz w:val="28"/>
+          <w:szCs w:val="28"/>
+        </w:rPr>
+        <w:t>o</w:t>
+      </w:r>
+      <w:r>
+        <w:rPr>
+          <w:rFonts w:ascii="Amasis MT Pro" w:hAnsi="Amasis MT Pro"/>
+          <w:color w:val="FF0000"/>
+          <w:sz w:val="28"/>
+          <w:szCs w:val="28"/>
+        </w:rPr>
+        <w:t xml:space="preserve"> “compagno di avventure”</w:t>
+      </w:r>
+      <w:r>
+        <w:rPr>
+          <w:rFonts w:ascii="Amasis MT Pro" w:hAnsi="Amasis MT Pro"/>
+          <w:color w:val="FF0000"/>
+          <w:sz w:val="28"/>
+          <w:szCs w:val="28"/>
+        </w:rPr>
+        <w:t xml:space="preserve">. </w:t>
+      </w:r>
+      <w:r>
+        <w:rPr>
+          <w:rFonts w:ascii="Amasis MT Pro" w:hAnsi="Amasis MT Pro"/>
+          <w:sz w:val="28"/>
+          <w:szCs w:val="28"/>
+        </w:rPr>
+        <w:t xml:space="preserve">Questo ha fatto </w:t>
+      </w:r>
+      <w:r>
+        <w:rPr>
+          <w:rFonts w:ascii="Amasis MT Pro" w:hAnsi="Amasis MT Pro"/>
+          <w:sz w:val="28"/>
+          <w:szCs w:val="28"/>
+        </w:rPr>
+        <w:t>sì</w:t>
+      </w:r>
+      <w:r>
+        <w:rPr>
+          <w:rFonts w:ascii="Amasis MT Pro" w:hAnsi="Amasis MT Pro"/>
+          <w:sz w:val="28"/>
+          <w:szCs w:val="28"/>
+        </w:rPr>
+        <w:t xml:space="preserve"> che si creasse Crikle </w:t>
+      </w:r>
+      <w:r>
+        <w:rPr>
+          <w:rFonts w:ascii="Amasis MT Pro" w:hAnsi="Amasis MT Pro"/>
+          <w:sz w:val="28"/>
+          <w:szCs w:val="28"/>
+        </w:rPr>
+        <w:t>per dare una strumento comodo all’utente per far fronte a questi aspetti quotidiani (e non).</w:t>
+      </w:r>
+    </w:p>
+    <w:p>
+      <w:pPr>
+        <w:rPr>
+          <w:rFonts w:ascii="Amasis MT Pro" w:hAnsi="Amasis MT Pro"/>
+          <w:sz w:val="28"/>
+          <w:szCs w:val="28"/>
+        </w:rPr>
+      </w:pPr>
+      <w:r>
+        <w:rPr>
+          <w:rFonts w:ascii="Amasis MT Pro" w:hAnsi="Amasis MT Pro"/>
+          <w:sz w:val="28"/>
+          <w:szCs w:val="28"/>
+        </w:rPr>
+        <w:t>Brevemente,</w:t>
+      </w:r>
+      <w:r>
+        <w:rPr>
+          <w:rFonts w:ascii="Amasis MT Pro" w:hAnsi="Amasis MT Pro"/>
+          <w:sz w:val="28"/>
+          <w:szCs w:val="28"/>
+        </w:rPr>
+        <w:t xml:space="preserve"> </w:t>
+      </w:r>
+      <w:r>
+        <w:rPr>
+          <w:rFonts w:ascii="Amasis MT Pro" w:hAnsi="Amasis MT Pro"/>
+          <w:sz w:val="28"/>
+          <w:szCs w:val="28"/>
+        </w:rPr>
+        <w:t>l’applicazione avrebbe come obiettivo la possibilità da parte dell’utente di gestire la registrazione di vari animali domestici e delle loro conseguenti caratteristiche (nome, peso, altezza</w:t>
+      </w:r>
+      <w:r>
+        <w:rPr>
+          <w:rFonts w:ascii="Amasis MT Pro" w:hAnsi="Amasis MT Pro"/>
+          <w:sz w:val="28"/>
+          <w:szCs w:val="28"/>
+        </w:rPr>
+        <w:t>, relative note distintive</w:t>
+      </w:r>
+      <w:r>
+        <w:rPr>
+          <w:rFonts w:ascii="Amasis MT Pro" w:hAnsi="Amasis MT Pro"/>
+          <w:sz w:val="28"/>
+          <w:szCs w:val="28"/>
+        </w:rPr>
+        <w:t xml:space="preserve"> e condizioni cliniche)</w:t>
+      </w:r>
+      <w:r>
+        <w:rPr>
+          <w:rFonts w:ascii="Amasis MT Pro" w:hAnsi="Amasis MT Pro"/>
+          <w:sz w:val="28"/>
+          <w:szCs w:val="28"/>
+        </w:rPr>
+        <w:t>. Si potrà anche monitorare la condizione emotiva dell’animale</w:t>
+      </w:r>
+      <w:r>
+        <w:rPr>
+          <w:rFonts w:ascii="Amasis MT Pro" w:hAnsi="Amasis MT Pro"/>
+          <w:sz w:val="28"/>
+          <w:szCs w:val="28"/>
+        </w:rPr>
+        <w:t xml:space="preserve"> registrato</w:t>
+      </w:r>
+      <w:r>
+        <w:rPr>
+          <w:rFonts w:ascii="Amasis MT Pro" w:hAnsi="Amasis MT Pro"/>
+          <w:sz w:val="28"/>
+          <w:szCs w:val="28"/>
+        </w:rPr>
+        <w:t xml:space="preserve"> in que</w:t>
+      </w:r>
+      <w:r>
+        <w:rPr>
+          <w:rFonts w:ascii="Amasis MT Pro" w:hAnsi="Amasis MT Pro"/>
+          <w:sz w:val="28"/>
+          <w:szCs w:val="28"/>
+        </w:rPr>
+        <w:t>stione per maggiore attenzione nei suoi confronti.</w:t>
+      </w:r>
+    </w:p>
+    <w:p>
+      <w:pPr>
+        <w:rPr>
+          <w:rFonts w:ascii="Amasis MT Pro" w:hAnsi="Amasis MT Pro"/>
+          <w:sz w:val="28"/>
+          <w:szCs w:val="28"/>
+        </w:rPr>
+      </w:pPr>
+      <w:r>
+        <w:rPr>
+          <w:rFonts w:ascii="Amasis MT Pro" w:hAnsi="Amasis MT Pro"/>
+          <w:sz w:val="28"/>
+          <w:szCs w:val="28"/>
+        </w:rPr>
+        <w:t>Inoltre, sarà facilitato anche nella registrazione</w:t>
+      </w:r>
+      <w:r>
+        <w:rPr>
+          <w:rFonts w:ascii="Amasis MT Pro" w:hAnsi="Amasis MT Pro"/>
+          <w:sz w:val="28"/>
+          <w:szCs w:val="28"/>
+        </w:rPr>
+        <w:t xml:space="preserve"> e ricerca</w:t>
+      </w:r>
+      <w:r>
+        <w:rPr>
+          <w:rFonts w:ascii="Amasis MT Pro" w:hAnsi="Amasis MT Pro"/>
+          <w:sz w:val="28"/>
+          <w:szCs w:val="28"/>
+        </w:rPr>
+        <w:t xml:space="preserve"> delle varie attività che l’utente permette all’animale di intraprendere. Le attività in questione saranno </w:t>
+      </w:r>
+      <w:r>
+        <w:rPr>
+          <w:rFonts w:ascii="Amasis MT Pro" w:hAnsi="Amasis MT Pro"/>
+          <w:sz w:val="28"/>
+          <w:szCs w:val="28"/>
+        </w:rPr>
+        <w:t xml:space="preserve">le seguenti: </w:t>
+      </w:r>
+      <w:r>
+        <w:rPr>
+          <w:rFonts w:ascii="Amasis MT Pro" w:hAnsi="Amasis MT Pro"/>
+          <w:sz w:val="28"/>
+          <w:szCs w:val="28"/>
+        </w:rPr>
+        <w:t xml:space="preserve">servizi di </w:t>
+      </w:r>
+      <w:r>
+        <w:rPr>
+          <w:rFonts w:ascii="Amasis MT Pro" w:hAnsi="Amasis MT Pro"/>
+          <w:color w:val="FF0000"/>
+          <w:sz w:val="28"/>
+          <w:szCs w:val="28"/>
+        </w:rPr>
+        <w:t xml:space="preserve">Toilettatura, addestramento, veterinario e petsitting. </w:t>
+      </w:r>
+    </w:p>
+    <w:p>
+      <w:pPr>
+        <w:rPr>
+          <w:rFonts w:ascii="Amasis MT Pro" w:hAnsi="Amasis MT Pro"/>
+          <w:sz w:val="28"/>
+          <w:szCs w:val="28"/>
+        </w:rPr>
+      </w:pPr>
+      <w:r>
+        <w:rPr>
+          <w:rFonts w:ascii="Amasis MT Pro" w:hAnsi="Amasis MT Pro"/>
+          <w:sz w:val="28"/>
+          <w:szCs w:val="28"/>
+        </w:rPr>
+        <w:t>Dal lato web, invece, i fornitori di queste attività avranno tutti gli strumenti necessari per aggiungerle nel sito web dedicato in modo che possano comunicare le richieste degli utenti (APP) con quelle del venditore (WEB).</w:t>
+      </w:r>
+    </w:p>
+    <w:p>
+      <w:pPr>
+        <w:rPr>
+          <w:rFonts w:ascii="Amasis MT Pro" w:hAnsi="Amasis MT Pro"/>
+          <w:color w:val="FF0000"/>
+          <w:sz w:val="28"/>
+          <w:szCs w:val="28"/>
+        </w:rPr>
+      </w:pPr>
+      <w:r>
+        <w:rPr>
+          <w:rFonts w:ascii="Amasis MT Pro" w:hAnsi="Amasis MT Pro"/>
+          <w:sz w:val="28"/>
+          <w:szCs w:val="28"/>
+        </w:rPr>
+        <w:t>Per ogni</w:t>
+      </w:r>
+      <w:r>
+        <w:rPr>
+          <w:rFonts w:ascii="Amasis MT Pro" w:hAnsi="Amasis MT Pro"/>
+          <w:sz w:val="28"/>
+          <w:szCs w:val="28"/>
+        </w:rPr>
+        <w:t xml:space="preserve"> attività</w:t>
+      </w:r>
+      <w:r>
+        <w:rPr>
+          <w:rFonts w:ascii="Amasis MT Pro" w:hAnsi="Amasis MT Pro"/>
+          <w:sz w:val="28"/>
+          <w:szCs w:val="28"/>
+        </w:rPr>
+        <w:t xml:space="preserve"> </w:t>
+      </w:r>
+      <w:r>
+        <w:rPr>
+          <w:rFonts w:ascii="Amasis MT Pro" w:hAnsi="Amasis MT Pro"/>
+          <w:sz w:val="28"/>
+          <w:szCs w:val="28"/>
+        </w:rPr>
+        <w:t>commercial</w:t>
+      </w:r>
+      <w:r>
+        <w:rPr>
+          <w:rFonts w:ascii="Amasis MT Pro" w:hAnsi="Amasis MT Pro"/>
+          <w:sz w:val="28"/>
+          <w:szCs w:val="28"/>
+        </w:rPr>
+        <w:t xml:space="preserve">e sarà possibile </w:t>
+      </w:r>
+      <w:r>
+        <w:rPr>
+          <w:rFonts w:ascii="Amasis MT Pro" w:hAnsi="Amasis MT Pro"/>
+          <w:sz w:val="28"/>
+          <w:szCs w:val="28"/>
+        </w:rPr>
+        <w:t>consultarne orari, recensioni e fissare appuntamenti</w:t>
+      </w:r>
+      <w:r>
+        <w:rPr>
+          <w:rFonts w:ascii="Amasis MT Pro" w:hAnsi="Amasis MT Pro"/>
+          <w:sz w:val="28"/>
+          <w:szCs w:val="28"/>
+        </w:rPr>
+        <w:t>.</w:t>
+      </w:r>
+    </w:p>
+    <w:p>
+      <w:pPr>
+        <w:jc w:val="both"/>
+        <w:rPr>
+          <w:rFonts w:ascii="Amasis MT Pro" w:hAnsi="Amasis MT Pro"/>
+          <w:color w:val="FF0000"/>
+        </w:rPr>
+      </w:pPr>
+    </w:p>
+    <w:p>
+      <w:pPr>
         <w:rPr>
           <w:rFonts w:ascii="Amasis MT Pro" w:hAnsi="Amasis MT Pro"/>
           <w:sz w:val="36"/>
           <w:szCs w:val="36"/>
         </w:rPr>
-        <w:t>copo e motivazioni</w:t>
-      </w:r>
-    </w:p>
-    <w:p>
-      <w:pPr>
-        <w:jc w:val="both"/>
-        <w:rPr>
-          <w:rFonts w:ascii="Amasis MT Pro" w:hAnsi="Amasis MT Pro"/>
-          <w:sz w:val="28"/>
-          <w:szCs w:val="28"/>
-        </w:rPr>
-      </w:pPr>
-    </w:p>
-    <w:p>
-      <w:pPr>
-        <w:rPr>
-          <w:rFonts w:ascii="Amasis MT Pro" w:hAnsi="Amasis MT Pro"/>
-          <w:sz w:val="28"/>
-          <w:szCs w:val="28"/>
-        </w:rPr>
-      </w:pPr>
-      <w:r>
-        <w:rPr>
-          <w:rFonts w:ascii="Amasis MT Pro" w:hAnsi="Amasis MT Pro"/>
-          <w:sz w:val="28"/>
-          <w:szCs w:val="28"/>
-        </w:rPr>
-        <w:t xml:space="preserve">La principale richiesta </w:t>
-      </w:r>
-      <w:r>
-        <w:rPr>
-          <w:rFonts w:ascii="Amasis MT Pro" w:hAnsi="Amasis MT Pro"/>
-          <w:sz w:val="28"/>
-          <w:szCs w:val="28"/>
-        </w:rPr>
-        <w:t xml:space="preserve">per il modulo di Project Work </w:t>
-      </w:r>
-      <w:r>
-        <w:rPr>
-          <w:rFonts w:ascii="Amasis MT Pro" w:hAnsi="Amasis MT Pro"/>
-          <w:sz w:val="28"/>
-          <w:szCs w:val="28"/>
-        </w:rPr>
-        <w:t xml:space="preserve">è stata di </w:t>
-      </w:r>
-      <w:r>
-        <w:rPr>
-          <w:rFonts w:ascii="Amasis MT Pro" w:hAnsi="Amasis MT Pro"/>
-          <w:color w:val="FF0000"/>
-          <w:sz w:val="28"/>
-          <w:szCs w:val="28"/>
-        </w:rPr>
-        <w:t xml:space="preserve">pensare all’idea di </w:t>
-      </w:r>
-      <w:proofErr w:type="gramStart"/>
-      <w:r>
-        <w:rPr>
-          <w:rFonts w:ascii="Amasis MT Pro" w:hAnsi="Amasis MT Pro"/>
-          <w:color w:val="FF0000"/>
-          <w:sz w:val="28"/>
-          <w:szCs w:val="28"/>
-        </w:rPr>
-        <w:t>un app</w:t>
-      </w:r>
-      <w:proofErr w:type="gramEnd"/>
-      <w:r>
-        <w:rPr>
-          <w:rFonts w:ascii="Amasis MT Pro" w:hAnsi="Amasis MT Pro"/>
-          <w:color w:val="FF0000"/>
-          <w:sz w:val="28"/>
-          <w:szCs w:val="28"/>
-        </w:rPr>
-        <w:t xml:space="preserve"> </w:t>
-      </w:r>
-      <w:r>
-        <w:rPr>
-          <w:rFonts w:ascii="Amasis MT Pro" w:hAnsi="Amasis MT Pro"/>
-          <w:color w:val="FF0000"/>
-          <w:sz w:val="28"/>
-          <w:szCs w:val="28"/>
-        </w:rPr>
-        <w:t>(e</w:t>
-      </w:r>
-      <w:r>
-        <w:rPr>
-          <w:rFonts w:ascii="Amasis MT Pro" w:hAnsi="Amasis MT Pro"/>
-          <w:color w:val="FF0000"/>
-          <w:sz w:val="28"/>
-          <w:szCs w:val="28"/>
-        </w:rPr>
-        <w:t xml:space="preserve"> della conseguente tematica)</w:t>
-      </w:r>
-      <w:r>
-        <w:rPr>
-          <w:rFonts w:ascii="Amasis MT Pro" w:hAnsi="Amasis MT Pro"/>
-          <w:sz w:val="28"/>
-          <w:szCs w:val="28"/>
-        </w:rPr>
-        <w:t xml:space="preserve"> </w:t>
-      </w:r>
-      <w:r>
-        <w:rPr>
-          <w:rFonts w:ascii="Amasis MT Pro" w:hAnsi="Amasis MT Pro"/>
-          <w:sz w:val="28"/>
-          <w:szCs w:val="28"/>
-        </w:rPr>
-        <w:t>come possibile progetto su cui lavorare in diversi gruppi tra colleghi per prepara</w:t>
-      </w:r>
-      <w:r>
-        <w:rPr>
-          <w:rFonts w:ascii="Amasis MT Pro" w:hAnsi="Amasis MT Pro"/>
-          <w:sz w:val="28"/>
-          <w:szCs w:val="28"/>
-        </w:rPr>
-        <w:t>rsi</w:t>
-      </w:r>
-      <w:r>
-        <w:rPr>
-          <w:rFonts w:ascii="Amasis MT Pro" w:hAnsi="Amasis MT Pro"/>
-          <w:sz w:val="28"/>
-          <w:szCs w:val="28"/>
-        </w:rPr>
-        <w:t xml:space="preserve"> al</w:t>
-      </w:r>
-      <w:r>
-        <w:rPr>
-          <w:rFonts w:ascii="Amasis MT Pro" w:hAnsi="Amasis MT Pro"/>
-          <w:sz w:val="28"/>
-          <w:szCs w:val="28"/>
-        </w:rPr>
-        <w:t xml:space="preserve"> progetto formativo</w:t>
-      </w:r>
-      <w:r>
-        <w:rPr>
-          <w:rFonts w:ascii="Amasis MT Pro" w:hAnsi="Amasis MT Pro"/>
-          <w:sz w:val="28"/>
-          <w:szCs w:val="28"/>
-        </w:rPr>
-        <w:t xml:space="preserve"> in stage ed avere modo di “sondare terreno” nel</w:t>
-      </w:r>
-      <w:r>
-        <w:rPr>
-          <w:rFonts w:ascii="Amasis MT Pro" w:hAnsi="Amasis MT Pro"/>
-          <w:sz w:val="28"/>
-          <w:szCs w:val="28"/>
-        </w:rPr>
-        <w:t xml:space="preserve"> vasto campo della programmazione di applicazioni Android. </w:t>
-      </w:r>
-    </w:p>
-    <w:p>
-      <w:pPr>
-        <w:rPr>
-          <w:rFonts w:ascii="Amasis MT Pro" w:hAnsi="Amasis MT Pro"/>
-          <w:sz w:val="28"/>
-          <w:szCs w:val="28"/>
-        </w:rPr>
-      </w:pPr>
-      <w:r>
-        <w:rPr>
-          <w:rFonts w:ascii="Amasis MT Pro" w:hAnsi="Amasis MT Pro"/>
-          <w:sz w:val="28"/>
-          <w:szCs w:val="28"/>
-        </w:rPr>
-        <w:t>Nel nostro caso, abbiamo avuto modo</w:t>
-      </w:r>
-      <w:r>
-        <w:rPr>
-          <w:rFonts w:ascii="Amasis MT Pro" w:hAnsi="Amasis MT Pro"/>
-          <w:sz w:val="28"/>
-          <w:szCs w:val="28"/>
-        </w:rPr>
-        <w:t xml:space="preserve"> di</w:t>
-      </w:r>
-      <w:r>
-        <w:rPr>
-          <w:rFonts w:ascii="Amasis MT Pro" w:hAnsi="Amasis MT Pro"/>
-          <w:sz w:val="28"/>
-          <w:szCs w:val="28"/>
-        </w:rPr>
-        <w:t xml:space="preserve"> </w:t>
-      </w:r>
-      <w:r>
-        <w:rPr>
-          <w:rFonts w:ascii="Amasis MT Pro" w:hAnsi="Amasis MT Pro"/>
-          <w:sz w:val="28"/>
-          <w:szCs w:val="28"/>
-        </w:rPr>
-        <w:t>programmare</w:t>
-      </w:r>
-      <w:r>
-        <w:rPr>
-          <w:rFonts w:ascii="Amasis MT Pro" w:hAnsi="Amasis MT Pro"/>
-          <w:sz w:val="28"/>
-          <w:szCs w:val="28"/>
-        </w:rPr>
-        <w:t xml:space="preserve"> un’applicazione riguardante gli animali, la gestione degli animali dell’utente e le varie interazioni anche a livello commerciale per creare un potenziale fattore economico dietro all’idea.</w:t>
-      </w:r>
-    </w:p>
-    <w:p>
-      <w:pPr>
-        <w:rPr>
-          <w:rFonts w:ascii="Amasis MT Pro" w:hAnsi="Amasis MT Pro"/>
-          <w:sz w:val="28"/>
-          <w:szCs w:val="28"/>
-        </w:rPr>
-      </w:pPr>
-      <w:r>
-        <w:rPr>
-          <w:rFonts w:ascii="Amasis MT Pro" w:hAnsi="Amasis MT Pro"/>
-          <w:sz w:val="28"/>
-          <w:szCs w:val="28"/>
-        </w:rPr>
-        <w:t>L’idea nasce dal fatto che i componenti del gruppo possiedono almeno un animale e comprendono bene quale poss</w:t>
-      </w:r>
-      <w:r>
-        <w:rPr>
-          <w:rFonts w:ascii="Amasis MT Pro" w:hAnsi="Amasis MT Pro"/>
-          <w:sz w:val="28"/>
-          <w:szCs w:val="28"/>
-        </w:rPr>
-        <w:t>ano</w:t>
-      </w:r>
-      <w:r>
-        <w:rPr>
-          <w:rFonts w:ascii="Amasis MT Pro" w:hAnsi="Amasis MT Pro"/>
-          <w:sz w:val="28"/>
-          <w:szCs w:val="28"/>
-        </w:rPr>
-        <w:t xml:space="preserve"> essere l</w:t>
-      </w:r>
-      <w:r>
-        <w:rPr>
-          <w:rFonts w:ascii="Amasis MT Pro" w:hAnsi="Amasis MT Pro"/>
-          <w:sz w:val="28"/>
-          <w:szCs w:val="28"/>
-        </w:rPr>
-        <w:t>e diverse esigenze</w:t>
-      </w:r>
-      <w:r>
-        <w:rPr>
-          <w:rFonts w:ascii="Amasis MT Pro" w:hAnsi="Amasis MT Pro"/>
-          <w:sz w:val="28"/>
-          <w:szCs w:val="28"/>
-        </w:rPr>
-        <w:t xml:space="preserve"> dell’utente nei confronti del propri</w:t>
-      </w:r>
-      <w:r>
-        <w:rPr>
-          <w:rFonts w:ascii="Amasis MT Pro" w:hAnsi="Amasis MT Pro"/>
-          <w:sz w:val="28"/>
-          <w:szCs w:val="28"/>
-        </w:rPr>
-        <w:t>o</w:t>
-      </w:r>
-      <w:r>
-        <w:rPr>
-          <w:rFonts w:ascii="Amasis MT Pro" w:hAnsi="Amasis MT Pro"/>
-          <w:sz w:val="28"/>
-          <w:szCs w:val="28"/>
-        </w:rPr>
-        <w:t xml:space="preserve"> “compagno di avventure”</w:t>
-      </w:r>
-      <w:r>
-        <w:rPr>
-          <w:rFonts w:ascii="Amasis MT Pro" w:hAnsi="Amasis MT Pro"/>
-          <w:sz w:val="28"/>
-          <w:szCs w:val="28"/>
-        </w:rPr>
-        <w:t xml:space="preserve">. Questo ha fatto </w:t>
-      </w:r>
-      <w:r>
-        <w:rPr>
-          <w:rFonts w:ascii="Amasis MT Pro" w:hAnsi="Amasis MT Pro"/>
-          <w:sz w:val="28"/>
-          <w:szCs w:val="28"/>
-        </w:rPr>
-        <w:t>sì</w:t>
-      </w:r>
-      <w:r>
-        <w:rPr>
-          <w:rFonts w:ascii="Amasis MT Pro" w:hAnsi="Amasis MT Pro"/>
-          <w:sz w:val="28"/>
-          <w:szCs w:val="28"/>
-        </w:rPr>
-        <w:t xml:space="preserve"> che si creasse Crikle </w:t>
-      </w:r>
-      <w:r>
-        <w:rPr>
-          <w:rFonts w:ascii="Amasis MT Pro" w:hAnsi="Amasis MT Pro"/>
-          <w:sz w:val="28"/>
-          <w:szCs w:val="28"/>
-        </w:rPr>
-        <w:t xml:space="preserve">per dare </w:t>
-      </w:r>
-      <w:proofErr w:type="gramStart"/>
-      <w:r>
-        <w:rPr>
-          <w:rFonts w:ascii="Amasis MT Pro" w:hAnsi="Amasis MT Pro"/>
-          <w:sz w:val="28"/>
-          <w:szCs w:val="28"/>
-        </w:rPr>
-        <w:t>una strumento</w:t>
-      </w:r>
-      <w:proofErr w:type="gramEnd"/>
-      <w:r>
-        <w:rPr>
-          <w:rFonts w:ascii="Amasis MT Pro" w:hAnsi="Amasis MT Pro"/>
-          <w:sz w:val="28"/>
-          <w:szCs w:val="28"/>
-        </w:rPr>
-        <w:t xml:space="preserve"> comodo all’utente per far fronte a questi aspetti quotidiani (e non).</w:t>
-      </w:r>
-    </w:p>
-    <w:p>
-      <w:pPr>
-        <w:rPr>
-          <w:rFonts w:ascii="Amasis MT Pro" w:hAnsi="Amasis MT Pro"/>
-          <w:sz w:val="28"/>
-          <w:szCs w:val="28"/>
-        </w:rPr>
-      </w:pPr>
-      <w:r>
-        <w:rPr>
-          <w:rFonts w:ascii="Amasis MT Pro" w:hAnsi="Amasis MT Pro"/>
-          <w:sz w:val="28"/>
-          <w:szCs w:val="28"/>
-        </w:rPr>
-        <w:t>Brevemente,</w:t>
-      </w:r>
-      <w:r>
-        <w:rPr>
-          <w:rFonts w:ascii="Amasis MT Pro" w:hAnsi="Amasis MT Pro"/>
-          <w:sz w:val="28"/>
-          <w:szCs w:val="28"/>
-        </w:rPr>
-        <w:t xml:space="preserve"> </w:t>
-      </w:r>
-      <w:r>
-        <w:rPr>
-          <w:rFonts w:ascii="Amasis MT Pro" w:hAnsi="Amasis MT Pro"/>
-          <w:sz w:val="28"/>
-          <w:szCs w:val="28"/>
-        </w:rPr>
-        <w:t>l’applicazione avrebbe come obiettivo la possibilità da parte dell’utente di gestire la registrazione di vari animali domestici e delle loro conseguenti caratteristiche (nome, peso, altezza</w:t>
-      </w:r>
-      <w:r>
-        <w:rPr>
-          <w:rFonts w:ascii="Amasis MT Pro" w:hAnsi="Amasis MT Pro"/>
-          <w:sz w:val="28"/>
-          <w:szCs w:val="28"/>
-        </w:rPr>
-        <w:t>, relative note distintive</w:t>
-      </w:r>
-      <w:r>
-        <w:rPr>
-          <w:rFonts w:ascii="Amasis MT Pro" w:hAnsi="Amasis MT Pro"/>
-          <w:sz w:val="28"/>
-          <w:szCs w:val="28"/>
-        </w:rPr>
-        <w:t xml:space="preserve"> e condizioni cliniche)</w:t>
-      </w:r>
-      <w:r>
-        <w:rPr>
-          <w:rFonts w:ascii="Amasis MT Pro" w:hAnsi="Amasis MT Pro"/>
-          <w:sz w:val="28"/>
-          <w:szCs w:val="28"/>
-        </w:rPr>
-        <w:t>. Si potrà anche monitorare la condizione emotiva dell’animale</w:t>
-      </w:r>
-      <w:r>
-        <w:rPr>
-          <w:rFonts w:ascii="Amasis MT Pro" w:hAnsi="Amasis MT Pro"/>
-          <w:sz w:val="28"/>
-          <w:szCs w:val="28"/>
-        </w:rPr>
-        <w:t xml:space="preserve"> registrato</w:t>
-      </w:r>
-      <w:r>
-        <w:rPr>
-          <w:rFonts w:ascii="Amasis MT Pro" w:hAnsi="Amasis MT Pro"/>
-          <w:sz w:val="28"/>
-          <w:szCs w:val="28"/>
-        </w:rPr>
-        <w:t xml:space="preserve"> in que</w:t>
-      </w:r>
-      <w:r>
-        <w:rPr>
-          <w:rFonts w:ascii="Amasis MT Pro" w:hAnsi="Amasis MT Pro"/>
-          <w:sz w:val="28"/>
-          <w:szCs w:val="28"/>
-        </w:rPr>
-        <w:t>stione per maggiore attenzione nei suoi confronti.</w:t>
-      </w:r>
-    </w:p>
-    <w:p>
-      <w:pPr>
-        <w:rPr>
-          <w:rFonts w:ascii="Amasis MT Pro" w:hAnsi="Amasis MT Pro"/>
-          <w:sz w:val="28"/>
-          <w:szCs w:val="28"/>
-        </w:rPr>
-      </w:pPr>
-      <w:r>
-        <w:rPr>
-          <w:rFonts w:ascii="Amasis MT Pro" w:hAnsi="Amasis MT Pro"/>
-          <w:sz w:val="28"/>
-          <w:szCs w:val="28"/>
-        </w:rPr>
-        <w:t>Inoltre, sarà facilitato anche nella registrazione</w:t>
-      </w:r>
-      <w:r>
-        <w:rPr>
-          <w:rFonts w:ascii="Amasis MT Pro" w:hAnsi="Amasis MT Pro"/>
-          <w:sz w:val="28"/>
-          <w:szCs w:val="28"/>
-        </w:rPr>
-        <w:t xml:space="preserve"> e ricerca</w:t>
-      </w:r>
-      <w:r>
-        <w:rPr>
-          <w:rFonts w:ascii="Amasis MT Pro" w:hAnsi="Amasis MT Pro"/>
-          <w:sz w:val="28"/>
-          <w:szCs w:val="28"/>
-        </w:rPr>
-        <w:t xml:space="preserve"> delle varie attività che l’utente permette all’animale di intraprendere. Le attività in questione saranno </w:t>
-      </w:r>
-      <w:r>
-        <w:rPr>
-          <w:rFonts w:ascii="Amasis MT Pro" w:hAnsi="Amasis MT Pro"/>
-          <w:sz w:val="28"/>
-          <w:szCs w:val="28"/>
-        </w:rPr>
-        <w:t xml:space="preserve">le seguenti: </w:t>
-      </w:r>
-      <w:r>
-        <w:rPr>
-          <w:rFonts w:ascii="Amasis MT Pro" w:hAnsi="Amasis MT Pro"/>
-          <w:sz w:val="28"/>
-          <w:szCs w:val="28"/>
-        </w:rPr>
-        <w:t xml:space="preserve">servizi di Toilettatura, addestramento, veterinario e </w:t>
-      </w:r>
-      <w:proofErr w:type="spellStart"/>
-      <w:r>
-        <w:rPr>
-          <w:rFonts w:ascii="Amasis MT Pro" w:hAnsi="Amasis MT Pro"/>
-          <w:sz w:val="28"/>
-          <w:szCs w:val="28"/>
-        </w:rPr>
-        <w:t>petsitting</w:t>
-      </w:r>
-      <w:proofErr w:type="spellEnd"/>
-      <w:r>
-        <w:rPr>
-          <w:rFonts w:ascii="Amasis MT Pro" w:hAnsi="Amasis MT Pro"/>
-          <w:sz w:val="28"/>
-          <w:szCs w:val="28"/>
-        </w:rPr>
-        <w:t xml:space="preserve">. </w:t>
-      </w:r>
-    </w:p>
-    <w:p>
-      <w:pPr>
-        <w:rPr>
-          <w:rFonts w:ascii="Amasis MT Pro" w:hAnsi="Amasis MT Pro"/>
-          <w:sz w:val="28"/>
-          <w:szCs w:val="28"/>
-        </w:rPr>
-      </w:pPr>
-      <w:r>
-        <w:rPr>
-          <w:rFonts w:ascii="Amasis MT Pro" w:hAnsi="Amasis MT Pro"/>
-          <w:sz w:val="28"/>
-          <w:szCs w:val="28"/>
-        </w:rPr>
-        <w:t>Dal lato web, invece, i fornitori di queste attività avranno tutti gli strumenti necessari per aggiungerle nel sito web dedicato in modo che possano comunicare le richieste degli utenti (APP) con quelle del venditore (WEB).</w:t>
-      </w:r>
-    </w:p>
-    <w:p>
-      <w:pPr>
-        <w:rPr>
-          <w:rFonts w:ascii="Amasis MT Pro" w:hAnsi="Amasis MT Pro"/>
-          <w:color w:val="FF0000"/>
-          <w:sz w:val="28"/>
-          <w:szCs w:val="28"/>
-        </w:rPr>
-      </w:pPr>
-      <w:r>
-        <w:rPr>
-          <w:rFonts w:ascii="Amasis MT Pro" w:hAnsi="Amasis MT Pro"/>
-          <w:sz w:val="28"/>
-          <w:szCs w:val="28"/>
-        </w:rPr>
-        <w:t>Per ogni</w:t>
-      </w:r>
-      <w:r>
-        <w:rPr>
-          <w:rFonts w:ascii="Amasis MT Pro" w:hAnsi="Amasis MT Pro"/>
-          <w:sz w:val="28"/>
-          <w:szCs w:val="28"/>
-        </w:rPr>
-        <w:t xml:space="preserve"> attività</w:t>
-      </w:r>
-      <w:r>
-        <w:rPr>
-          <w:rFonts w:ascii="Amasis MT Pro" w:hAnsi="Amasis MT Pro"/>
-          <w:sz w:val="28"/>
-          <w:szCs w:val="28"/>
-        </w:rPr>
-        <w:t xml:space="preserve"> </w:t>
-      </w:r>
-      <w:r>
-        <w:rPr>
-          <w:rFonts w:ascii="Amasis MT Pro" w:hAnsi="Amasis MT Pro"/>
-          <w:sz w:val="28"/>
-          <w:szCs w:val="28"/>
-        </w:rPr>
-        <w:t>commercial</w:t>
-      </w:r>
-      <w:r>
-        <w:rPr>
-          <w:rFonts w:ascii="Amasis MT Pro" w:hAnsi="Amasis MT Pro"/>
-          <w:sz w:val="28"/>
-          <w:szCs w:val="28"/>
-        </w:rPr>
-        <w:t xml:space="preserve">e sarà possibile </w:t>
-      </w:r>
-      <w:r>
-        <w:rPr>
-          <w:rFonts w:ascii="Amasis MT Pro" w:hAnsi="Amasis MT Pro"/>
-          <w:sz w:val="28"/>
-          <w:szCs w:val="28"/>
-        </w:rPr>
-        <w:t>consultarne orari, recensioni e fissare appuntamenti</w:t>
-      </w:r>
-      <w:r>
-        <w:rPr>
-          <w:rFonts w:ascii="Amasis MT Pro" w:hAnsi="Amasis MT Pro"/>
-          <w:sz w:val="28"/>
-          <w:szCs w:val="28"/>
-        </w:rPr>
-        <w:t>.</w:t>
-      </w:r>
-    </w:p>
-    <w:p>
-      <w:pPr>
-        <w:jc w:val="both"/>
-        <w:rPr>
-          <w:rFonts w:ascii="Amasis MT Pro" w:hAnsi="Amasis MT Pro"/>
-          <w:color w:val="FF0000"/>
-        </w:rPr>
-      </w:pPr>
-    </w:p>
-    <w:p>
-      <w:pPr>
+      </w:pPr>
+    </w:p>
+    <w:p>
+      <w:pPr>
+        <w:jc w:val="center"/>
         <w:rPr>
           <w:rFonts w:ascii="Amasis MT Pro" w:hAnsi="Amasis MT Pro"/>
           <w:sz w:val="36"/>
           <w:szCs w:val="36"/>
         </w:rPr>
       </w:pPr>
-    </w:p>
-    <w:p>
-      <w:pPr>
-        <w:jc w:val="center"/>
+      <w:r>
         <w:rPr>
           <w:rFonts w:ascii="Amasis MT Pro" w:hAnsi="Amasis MT Pro"/>
           <w:sz w:val="36"/>
           <w:szCs w:val="36"/>
         </w:rPr>
-      </w:pPr>
+        <w:lastRenderedPageBreak/>
+        <w:t>-</w:t>
+      </w:r>
       <w:r>
         <w:rPr>
           <w:rFonts w:ascii="Amasis MT Pro" w:hAnsi="Amasis MT Pro"/>
           <w:sz w:val="36"/>
           <w:szCs w:val="36"/>
         </w:rPr>
-        <w:t>-</w:t>
+        <w:t>Architettura</w:t>
       </w:r>
       <w:r>
         <w:rPr>
@@ -1881,7 +1680,7 @@
           <w:sz w:val="36"/>
           <w:szCs w:val="36"/>
         </w:rPr>
-        <w:t>Architettura</w:t>
+        <w:t xml:space="preserve"> del</w:t>
       </w:r>
       <w:r>
         <w:rPr>
@@ -1889,488 +1688,486 @@
           <w:sz w:val="36"/>
           <w:szCs w:val="36"/>
         </w:rPr>
-        <w:t xml:space="preserve"> del</w:t>
-      </w:r>
-      <w:r>
+        <w:t xml:space="preserve"> sistema</w:t>
+      </w:r>
+    </w:p>
+    <w:p>
+      <w:pPr>
+        <w:jc w:val="both"/>
+        <w:rPr>
+          <w:rFonts w:ascii="Amasis MT Pro" w:hAnsi="Amasis MT Pro"/>
+          <w:color w:val="000000" w:themeColor="text1"/>
+          <w:sz w:val="28"/>
+          <w:szCs w:val="28"/>
+        </w:rPr>
+      </w:pPr>
+    </w:p>
+    <w:p>
+      <w:pPr>
+        <w:rPr>
+          <w:rFonts w:ascii="Amasis MT Pro" w:hAnsi="Amasis MT Pro"/>
+          <w:color w:val="000000" w:themeColor="text1"/>
+          <w:sz w:val="28"/>
+          <w:szCs w:val="28"/>
+        </w:rPr>
+      </w:pPr>
+      <w:r>
+        <w:rPr>
+          <w:rFonts w:ascii="Amasis MT Pro" w:hAnsi="Amasis MT Pro"/>
+          <w:color w:val="000000" w:themeColor="text1"/>
+          <w:sz w:val="28"/>
+          <w:szCs w:val="28"/>
+        </w:rPr>
+        <w:t xml:space="preserve">Abbiamo usato come schema logico </w:t>
+      </w:r>
+      <w:r>
+        <w:rPr>
+          <w:rFonts w:ascii="Amasis MT Pro" w:hAnsi="Amasis MT Pro"/>
+          <w:color w:val="FF0000"/>
+          <w:sz w:val="28"/>
+          <w:szCs w:val="28"/>
+        </w:rPr>
+        <w:t>M</w:t>
+      </w:r>
+      <w:r>
+        <w:rPr>
+          <w:rFonts w:ascii="Amasis MT Pro" w:hAnsi="Amasis MT Pro"/>
+          <w:color w:val="FF0000"/>
+          <w:sz w:val="28"/>
+          <w:szCs w:val="28"/>
+        </w:rPr>
+        <w:t>V</w:t>
+      </w:r>
+      <w:r>
+        <w:rPr>
+          <w:rFonts w:ascii="Amasis MT Pro" w:hAnsi="Amasis MT Pro"/>
+          <w:color w:val="FF0000"/>
+          <w:sz w:val="28"/>
+          <w:szCs w:val="28"/>
+        </w:rPr>
+        <w:t>C</w:t>
+      </w:r>
+      <w:r>
+        <w:rPr>
+          <w:rFonts w:ascii="Amasis MT Pro" w:hAnsi="Amasis MT Pro"/>
+          <w:color w:val="000000" w:themeColor="text1"/>
+          <w:sz w:val="28"/>
+          <w:szCs w:val="28"/>
+        </w:rPr>
+        <w:t xml:space="preserve"> (Model-View-Controller)</w:t>
+      </w:r>
+      <w:r>
+        <w:rPr>
+          <w:rFonts w:ascii="Amasis MT Pro" w:hAnsi="Amasis MT Pro"/>
+          <w:color w:val="000000" w:themeColor="text1"/>
+          <w:sz w:val="28"/>
+          <w:szCs w:val="28"/>
+        </w:rPr>
+        <w:t xml:space="preserve"> con il Model che, dunque, andava a settare i modelli dei dati con conseguente logica. </w:t>
+      </w:r>
+    </w:p>
+    <w:p>
+      <w:pPr>
+        <w:rPr>
+          <w:rFonts w:ascii="Amasis MT Pro" w:hAnsi="Amasis MT Pro"/>
+          <w:color w:val="000000" w:themeColor="text1"/>
+          <w:sz w:val="28"/>
+          <w:szCs w:val="28"/>
+        </w:rPr>
+      </w:pPr>
+      <w:r>
+        <w:rPr>
+          <w:rFonts w:ascii="Amasis MT Pro" w:hAnsi="Amasis MT Pro"/>
+          <w:color w:val="000000" w:themeColor="text1"/>
+          <w:sz w:val="28"/>
+          <w:szCs w:val="28"/>
+        </w:rPr>
+        <w:t xml:space="preserve">Per quanto riguarda il </w:t>
+      </w:r>
+      <w:r>
+        <w:rPr>
+          <w:rFonts w:ascii="Amasis MT Pro" w:hAnsi="Amasis MT Pro"/>
+          <w:color w:val="FF0000"/>
+          <w:sz w:val="28"/>
+          <w:szCs w:val="28"/>
+        </w:rPr>
+        <w:t>View</w:t>
+      </w:r>
+      <w:r>
+        <w:rPr>
+          <w:rFonts w:ascii="Amasis MT Pro" w:hAnsi="Amasis MT Pro"/>
+          <w:color w:val="000000" w:themeColor="text1"/>
+          <w:sz w:val="28"/>
+          <w:szCs w:val="28"/>
+        </w:rPr>
+        <w:t xml:space="preserve"> abbiamo adoperato il sistema delle View di Android Studio per gestire quella che poteva essere l’UI (interfaccia utente) migliore anche analizzando l’ipotetico pubblico a cui può essere diretta l’applicazione.</w:t>
+      </w:r>
+    </w:p>
+    <w:p>
+      <w:pPr>
+        <w:rPr>
+          <w:rFonts w:ascii="Amasis MT Pro" w:hAnsi="Amasis MT Pro"/>
+          <w:color w:val="000000" w:themeColor="text1"/>
+          <w:sz w:val="28"/>
+          <w:szCs w:val="28"/>
+        </w:rPr>
+      </w:pPr>
+      <w:r>
+        <w:rPr>
+          <w:rFonts w:ascii="Amasis MT Pro" w:hAnsi="Amasis MT Pro"/>
+          <w:color w:val="000000" w:themeColor="text1"/>
+          <w:sz w:val="28"/>
+          <w:szCs w:val="28"/>
+        </w:rPr>
+        <w:t xml:space="preserve">Con il </w:t>
+      </w:r>
+      <w:r>
+        <w:rPr>
+          <w:rFonts w:ascii="Amasis MT Pro" w:hAnsi="Amasis MT Pro"/>
+          <w:color w:val="FF0000"/>
+          <w:sz w:val="28"/>
+          <w:szCs w:val="28"/>
+        </w:rPr>
+        <w:t>Controller</w:t>
+      </w:r>
+      <w:r>
+        <w:rPr>
+          <w:rFonts w:ascii="Amasis MT Pro" w:hAnsi="Amasis MT Pro"/>
+          <w:color w:val="000000" w:themeColor="text1"/>
+          <w:sz w:val="28"/>
+          <w:szCs w:val="28"/>
+        </w:rPr>
+        <w:t xml:space="preserve"> avremo le interazioni dell’utente che modificano/aggiornano Model e View in maniera tale da creare dinamicità nell’UX e una determinata coesione tra i vari componenti.</w:t>
+      </w:r>
+      <w:r>
+        <w:rPr>
+          <w:rFonts w:ascii="Amasis MT Pro" w:hAnsi="Amasis MT Pro"/>
+          <w:color w:val="000000" w:themeColor="text1"/>
+          <w:sz w:val="28"/>
+          <w:szCs w:val="28"/>
+        </w:rPr>
+        <w:t xml:space="preserve"> Sarà lo strumento principale dell’utente.</w:t>
+      </w:r>
+    </w:p>
+    <w:p>
+      <w:pPr>
+        <w:rPr>
+          <w:rFonts w:ascii="Amasis MT Pro" w:hAnsi="Amasis MT Pro"/>
+          <w:color w:val="000000" w:themeColor="text1"/>
+          <w:sz w:val="28"/>
+          <w:szCs w:val="28"/>
+        </w:rPr>
+      </w:pPr>
+      <w:r>
+        <w:rPr>
+          <w:rFonts w:ascii="Amasis MT Pro" w:hAnsi="Amasis MT Pro"/>
+          <w:color w:val="000000" w:themeColor="text1"/>
+          <w:sz w:val="28"/>
+          <w:szCs w:val="28"/>
+        </w:rPr>
+        <w:t xml:space="preserve">Per realizzare tutto ciò sfrutteremo anche </w:t>
+      </w:r>
+      <w:r>
+        <w:rPr>
+          <w:rFonts w:ascii="Amasis MT Pro" w:hAnsi="Amasis MT Pro"/>
+          <w:color w:val="FF0000"/>
+          <w:sz w:val="28"/>
+          <w:szCs w:val="28"/>
+        </w:rPr>
+        <w:t>SharedPreferences</w:t>
+      </w:r>
+      <w:r>
+        <w:rPr>
+          <w:rFonts w:ascii="Amasis MT Pro" w:hAnsi="Amasis MT Pro"/>
+          <w:color w:val="000000" w:themeColor="text1"/>
+          <w:sz w:val="28"/>
+          <w:szCs w:val="28"/>
+        </w:rPr>
+        <w:t xml:space="preserve">, una classe </w:t>
+      </w:r>
+      <w:r>
+        <w:rPr>
+          <w:rFonts w:ascii="Amasis MT Pro" w:hAnsi="Amasis MT Pro"/>
+          <w:color w:val="000000" w:themeColor="text1"/>
+          <w:sz w:val="28"/>
+          <w:szCs w:val="28"/>
+        </w:rPr>
+        <w:t xml:space="preserve">di </w:t>
+      </w:r>
+      <w:r>
+        <w:rPr>
+          <w:rFonts w:ascii="Amasis MT Pro" w:hAnsi="Amasis MT Pro"/>
+          <w:color w:val="000000" w:themeColor="text1"/>
+          <w:sz w:val="28"/>
+          <w:szCs w:val="28"/>
+        </w:rPr>
+        <w:t>Android che permette di salvare dati in modo persistente sotto forma di coppie chiave-valore. È molto utile per memorizzare piccole quantità di dati.</w:t>
+      </w:r>
+    </w:p>
+    <w:p>
+      <w:pPr>
+        <w:rPr>
+          <w:rFonts w:ascii="Amasis MT Pro" w:hAnsi="Amasis MT Pro"/>
+          <w:color w:val="000000" w:themeColor="text1"/>
+          <w:sz w:val="28"/>
+          <w:szCs w:val="28"/>
+        </w:rPr>
+      </w:pPr>
+      <w:r>
+        <w:rPr>
+          <w:rFonts w:ascii="Amasis MT Pro" w:hAnsi="Amasis MT Pro"/>
+          <w:color w:val="000000" w:themeColor="text1"/>
+          <w:sz w:val="28"/>
+          <w:szCs w:val="28"/>
+        </w:rPr>
+        <w:t xml:space="preserve">Nella parte user cliente in app si può avere una lista dei nostri animali, possiamo aggiungere le loro caratteristiche e catalogare il loro </w:t>
+      </w:r>
+      <w:r>
+        <w:rPr>
+          <w:rFonts w:ascii="Amasis MT Pro" w:hAnsi="Amasis MT Pro"/>
+          <w:color w:val="FF0000"/>
+          <w:sz w:val="28"/>
+          <w:szCs w:val="28"/>
+        </w:rPr>
+        <w:t xml:space="preserve">stato d’animo </w:t>
+      </w:r>
+      <w:r>
+        <w:rPr>
+          <w:rFonts w:ascii="Amasis MT Pro" w:hAnsi="Amasis MT Pro"/>
+          <w:color w:val="FF0000"/>
+          <w:sz w:val="28"/>
+          <w:szCs w:val="28"/>
+        </w:rPr>
+        <w:t>ed</w:t>
+      </w:r>
+      <w:r>
+        <w:rPr>
+          <w:rFonts w:ascii="Amasis MT Pro" w:hAnsi="Amasis MT Pro"/>
+          <w:color w:val="FF0000"/>
+          <w:sz w:val="28"/>
+          <w:szCs w:val="28"/>
+        </w:rPr>
+        <w:t xml:space="preserve"> </w:t>
+      </w:r>
+      <w:r>
+        <w:rPr>
+          <w:rFonts w:ascii="Amasis MT Pro" w:hAnsi="Amasis MT Pro"/>
+          <w:color w:val="FF0000"/>
+          <w:sz w:val="28"/>
+          <w:szCs w:val="28"/>
+        </w:rPr>
+        <w:t>eventuali</w:t>
+      </w:r>
+      <w:r>
+        <w:rPr>
+          <w:rFonts w:ascii="Amasis MT Pro" w:hAnsi="Amasis MT Pro"/>
+          <w:color w:val="FF0000"/>
+          <w:sz w:val="28"/>
+          <w:szCs w:val="28"/>
+        </w:rPr>
+        <w:t xml:space="preserve"> cartell</w:t>
+      </w:r>
+      <w:r>
+        <w:rPr>
+          <w:rFonts w:ascii="Amasis MT Pro" w:hAnsi="Amasis MT Pro"/>
+          <w:color w:val="FF0000"/>
+          <w:sz w:val="28"/>
+          <w:szCs w:val="28"/>
+        </w:rPr>
+        <w:t>e</w:t>
+      </w:r>
+      <w:r>
+        <w:rPr>
+          <w:rFonts w:ascii="Amasis MT Pro" w:hAnsi="Amasis MT Pro"/>
+          <w:color w:val="FF0000"/>
+          <w:sz w:val="28"/>
+          <w:szCs w:val="28"/>
+        </w:rPr>
+        <w:t xml:space="preserve"> clinic</w:t>
+      </w:r>
+      <w:r>
+        <w:rPr>
+          <w:rFonts w:ascii="Amasis MT Pro" w:hAnsi="Amasis MT Pro"/>
+          <w:color w:val="FF0000"/>
+          <w:sz w:val="28"/>
+          <w:szCs w:val="28"/>
+        </w:rPr>
+        <w:t>he</w:t>
+      </w:r>
+      <w:r>
+        <w:rPr>
+          <w:rFonts w:ascii="Amasis MT Pro" w:hAnsi="Amasis MT Pro"/>
+          <w:color w:val="FF0000"/>
+          <w:sz w:val="28"/>
+          <w:szCs w:val="28"/>
+        </w:rPr>
+        <w:t>.</w:t>
+      </w:r>
+      <w:r>
+        <w:rPr>
+          <w:rFonts w:ascii="Amasis MT Pro" w:hAnsi="Amasis MT Pro"/>
+          <w:color w:val="000000" w:themeColor="text1"/>
+          <w:sz w:val="28"/>
+          <w:szCs w:val="28"/>
+        </w:rPr>
+        <w:t xml:space="preserve"> Ogni utente ha un calendario dove si possono segnare gli appuntamenti dei propri animali e prenotarne di nuovi, si potranno lasciare recensioni ai servizi usufruiti.</w:t>
+      </w:r>
+    </w:p>
+    <w:p>
+      <w:pPr>
+        <w:rPr>
+          <w:rFonts w:ascii="Amasis MT Pro" w:hAnsi="Amasis MT Pro"/>
+          <w:color w:val="000000" w:themeColor="text1"/>
+          <w:sz w:val="28"/>
+          <w:szCs w:val="28"/>
+        </w:rPr>
+      </w:pPr>
+      <w:r>
+        <w:rPr>
+          <w:rFonts w:ascii="Amasis MT Pro" w:hAnsi="Amasis MT Pro"/>
+          <w:color w:val="000000" w:themeColor="text1"/>
+          <w:sz w:val="28"/>
+          <w:szCs w:val="28"/>
+        </w:rPr>
+        <w:t xml:space="preserve">Da lato </w:t>
+      </w:r>
+      <w:r>
+        <w:rPr>
+          <w:rFonts w:ascii="Amasis MT Pro" w:hAnsi="Amasis MT Pro"/>
+          <w:color w:val="FF0000"/>
+          <w:sz w:val="28"/>
+          <w:szCs w:val="28"/>
+        </w:rPr>
+        <w:t xml:space="preserve">web desktop </w:t>
+      </w:r>
+      <w:r>
+        <w:rPr>
+          <w:rFonts w:ascii="Amasis MT Pro" w:hAnsi="Amasis MT Pro"/>
+          <w:color w:val="000000" w:themeColor="text1"/>
+          <w:sz w:val="28"/>
+          <w:szCs w:val="28"/>
+        </w:rPr>
+        <w:t>un esercente di servizi creerà un suo profilo e gestirà le proprie attività, inserendo orari, indirizzo, foto e descrizioni. Potranno essere visualizzate le recensioni di ogni attività e si disporrà di un calendario per poter accettare o rifiutare le richieste di appuntamento dei clienti.</w:t>
+      </w:r>
+    </w:p>
+    <w:p>
+      <w:pPr>
+        <w:rPr>
+          <w:rFonts w:ascii="Amasis MT Pro" w:hAnsi="Amasis MT Pro"/>
+          <w:sz w:val="28"/>
+          <w:szCs w:val="28"/>
+        </w:rPr>
+      </w:pPr>
+      <w:r>
+        <w:rPr>
+          <w:rFonts w:ascii="Amasis MT Pro" w:hAnsi="Amasis MT Pro"/>
+          <w:sz w:val="28"/>
+          <w:szCs w:val="28"/>
+        </w:rPr>
+        <w:t>Durante il lavoro a</w:t>
+      </w:r>
+      <w:r>
+        <w:rPr>
+          <w:rFonts w:ascii="Amasis MT Pro" w:hAnsi="Amasis MT Pro"/>
+          <w:sz w:val="28"/>
+          <w:szCs w:val="28"/>
+        </w:rPr>
+        <w:t>bbiamo usato “</w:t>
+      </w:r>
+      <w:r>
+        <w:rPr>
+          <w:rFonts w:ascii="Amasis MT Pro" w:hAnsi="Amasis MT Pro"/>
+          <w:color w:val="FF0000"/>
+          <w:sz w:val="28"/>
+          <w:szCs w:val="28"/>
+        </w:rPr>
+        <w:t>Fork</w:t>
+      </w:r>
+      <w:r>
+        <w:rPr>
+          <w:rFonts w:ascii="Amasis MT Pro" w:hAnsi="Amasis MT Pro"/>
+          <w:sz w:val="28"/>
+          <w:szCs w:val="28"/>
+        </w:rPr>
+        <w:t>”, un sistema collegato a GitHub per scambiarci file</w:t>
+      </w:r>
+      <w:r>
+        <w:rPr>
+          <w:rFonts w:ascii="Amasis MT Pro" w:hAnsi="Amasis MT Pro"/>
+          <w:sz w:val="28"/>
+          <w:szCs w:val="28"/>
+        </w:rPr>
+        <w:t xml:space="preserve"> in una cartella condivisa accessibile a tutti i membri del gruppo.</w:t>
+      </w:r>
+    </w:p>
+    <w:p>
+      <w:pPr>
+        <w:rPr>
+          <w:rFonts w:ascii="Amasis MT Pro" w:hAnsi="Amasis MT Pro"/>
+          <w:sz w:val="28"/>
+          <w:szCs w:val="28"/>
+        </w:rPr>
+      </w:pPr>
+      <w:r>
+        <w:rPr>
+          <w:rFonts w:ascii="Amasis MT Pro" w:hAnsi="Amasis MT Pro"/>
+          <w:sz w:val="28"/>
+          <w:szCs w:val="28"/>
+        </w:rPr>
+        <w:t xml:space="preserve">Abbiamo imparato a gestire il nostro </w:t>
+      </w:r>
+      <w:r>
+        <w:rPr>
+          <w:rFonts w:ascii="Amasis MT Pro" w:hAnsi="Amasis MT Pro"/>
+          <w:sz w:val="28"/>
+          <w:szCs w:val="28"/>
+        </w:rPr>
+        <w:t xml:space="preserve">main </w:t>
+      </w:r>
+      <w:r>
+        <w:rPr>
+          <w:rFonts w:ascii="Amasis MT Pro" w:hAnsi="Amasis MT Pro"/>
+          <w:color w:val="FF0000"/>
+          <w:sz w:val="28"/>
+          <w:szCs w:val="28"/>
+        </w:rPr>
+        <w:t>branch</w:t>
+      </w:r>
+      <w:r>
+        <w:rPr>
+          <w:rFonts w:ascii="Amasis MT Pro" w:hAnsi="Amasis MT Pro"/>
+          <w:sz w:val="28"/>
+          <w:szCs w:val="28"/>
+        </w:rPr>
+        <w:t xml:space="preserve"> con i vari concetti di fetch, pull, push, commit per gestire il versionamento dell’applicazione e dei vari file/componenti.</w:t>
+      </w:r>
+    </w:p>
+    <w:p>
+      <w:pPr>
+        <w:rPr>
+          <w:rFonts w:ascii="Amasis MT Pro" w:hAnsi="Amasis MT Pro"/>
+          <w:sz w:val="32"/>
+          <w:szCs w:val="32"/>
+        </w:rPr>
+      </w:pPr>
+    </w:p>
+    <w:p>
+      <w:pPr>
+        <w:jc w:val="center"/>
         <w:rPr>
           <w:rFonts w:ascii="Amasis MT Pro" w:hAnsi="Amasis MT Pro"/>
           <w:sz w:val="36"/>
           <w:szCs w:val="36"/>
         </w:rPr>
-        <w:t xml:space="preserve"> sistema</w:t>
-      </w:r>
-    </w:p>
-    <w:p>
-      <w:pPr>
-        <w:jc w:val="both"/>
-        <w:rPr>
-          <w:rFonts w:ascii="Amasis MT Pro" w:hAnsi="Amasis MT Pro"/>
-          <w:color w:val="000000" w:themeColor="text1"/>
-          <w:sz w:val="28"/>
-          <w:szCs w:val="28"/>
-        </w:rPr>
-      </w:pPr>
-    </w:p>
-    <w:p>
-      <w:pPr>
-        <w:rPr>
-          <w:rFonts w:ascii="Amasis MT Pro" w:hAnsi="Amasis MT Pro"/>
-          <w:color w:val="000000" w:themeColor="text1"/>
-          <w:sz w:val="28"/>
-          <w:szCs w:val="28"/>
-        </w:rPr>
-      </w:pPr>
-      <w:r>
-        <w:rPr>
-          <w:rFonts w:ascii="Amasis MT Pro" w:hAnsi="Amasis MT Pro"/>
-          <w:color w:val="000000" w:themeColor="text1"/>
-          <w:sz w:val="28"/>
-          <w:szCs w:val="28"/>
-        </w:rPr>
-        <w:t xml:space="preserve">Abbiamo usato come schema logico </w:t>
-      </w:r>
-      <w:r>
-        <w:rPr>
-          <w:rFonts w:ascii="Amasis MT Pro" w:hAnsi="Amasis MT Pro"/>
-          <w:color w:val="FF0000"/>
-          <w:sz w:val="28"/>
-          <w:szCs w:val="28"/>
-        </w:rPr>
-        <w:t>M</w:t>
-      </w:r>
-      <w:r>
-        <w:rPr>
-          <w:rFonts w:ascii="Amasis MT Pro" w:hAnsi="Amasis MT Pro"/>
-          <w:color w:val="FF0000"/>
-          <w:sz w:val="28"/>
-          <w:szCs w:val="28"/>
-        </w:rPr>
-        <w:t>V</w:t>
-      </w:r>
-      <w:r>
-        <w:rPr>
-          <w:rFonts w:ascii="Amasis MT Pro" w:hAnsi="Amasis MT Pro"/>
-          <w:color w:val="FF0000"/>
-          <w:sz w:val="28"/>
-          <w:szCs w:val="28"/>
-        </w:rPr>
-        <w:t>C</w:t>
-      </w:r>
-      <w:r>
-        <w:rPr>
-          <w:rFonts w:ascii="Amasis MT Pro" w:hAnsi="Amasis MT Pro"/>
-          <w:color w:val="000000" w:themeColor="text1"/>
-          <w:sz w:val="28"/>
-          <w:szCs w:val="28"/>
-        </w:rPr>
-        <w:t xml:space="preserve"> (Model-View-Controller)</w:t>
-      </w:r>
-      <w:r>
-        <w:rPr>
-          <w:rFonts w:ascii="Amasis MT Pro" w:hAnsi="Amasis MT Pro"/>
-          <w:color w:val="000000" w:themeColor="text1"/>
-          <w:sz w:val="28"/>
-          <w:szCs w:val="28"/>
-        </w:rPr>
-        <w:t xml:space="preserve"> con il Model che, dunque, andava a settare i modelli dei dati con conseguente logica. </w:t>
-      </w:r>
-    </w:p>
-    <w:p>
-      <w:pPr>
-        <w:rPr>
-          <w:rFonts w:ascii="Amasis MT Pro" w:hAnsi="Amasis MT Pro"/>
-          <w:color w:val="000000" w:themeColor="text1"/>
-          <w:sz w:val="28"/>
-          <w:szCs w:val="28"/>
-        </w:rPr>
-      </w:pPr>
-      <w:r>
-        <w:rPr>
-          <w:rFonts w:ascii="Amasis MT Pro" w:hAnsi="Amasis MT Pro"/>
-          <w:color w:val="000000" w:themeColor="text1"/>
-          <w:sz w:val="28"/>
-          <w:szCs w:val="28"/>
-        </w:rPr>
-        <w:t xml:space="preserve">Per quanto riguarda il </w:t>
-      </w:r>
-      <w:r>
-        <w:rPr>
-          <w:rFonts w:ascii="Amasis MT Pro" w:hAnsi="Amasis MT Pro"/>
-          <w:color w:val="FF0000"/>
-          <w:sz w:val="28"/>
-          <w:szCs w:val="28"/>
-        </w:rPr>
-        <w:t>View</w:t>
-      </w:r>
-      <w:r>
-        <w:rPr>
-          <w:rFonts w:ascii="Amasis MT Pro" w:hAnsi="Amasis MT Pro"/>
-          <w:color w:val="000000" w:themeColor="text1"/>
-          <w:sz w:val="28"/>
-          <w:szCs w:val="28"/>
-        </w:rPr>
-        <w:t xml:space="preserve"> abbiamo adoperato il sistema delle View di Android Studio per gestire quella che poteva essere l’UI (interfaccia utente) migliore anche analizzando l’ipotetico pubblico a cui può essere diretta l’applicazione.</w:t>
-      </w:r>
-    </w:p>
-    <w:p>
-      <w:pPr>
-        <w:rPr>
-          <w:rFonts w:ascii="Amasis MT Pro" w:hAnsi="Amasis MT Pro"/>
-          <w:color w:val="000000" w:themeColor="text1"/>
-          <w:sz w:val="28"/>
-          <w:szCs w:val="28"/>
-        </w:rPr>
-      </w:pPr>
-      <w:r>
-        <w:rPr>
-          <w:rFonts w:ascii="Amasis MT Pro" w:hAnsi="Amasis MT Pro"/>
-          <w:color w:val="000000" w:themeColor="text1"/>
-          <w:sz w:val="28"/>
-          <w:szCs w:val="28"/>
-        </w:rPr>
-        <w:t xml:space="preserve">Con il </w:t>
-      </w:r>
-      <w:r>
-        <w:rPr>
-          <w:rFonts w:ascii="Amasis MT Pro" w:hAnsi="Amasis MT Pro"/>
-          <w:color w:val="FF0000"/>
-          <w:sz w:val="28"/>
-          <w:szCs w:val="28"/>
-        </w:rPr>
-        <w:t>Controller</w:t>
-      </w:r>
-      <w:r>
-        <w:rPr>
-          <w:rFonts w:ascii="Amasis MT Pro" w:hAnsi="Amasis MT Pro"/>
-          <w:color w:val="000000" w:themeColor="text1"/>
-          <w:sz w:val="28"/>
-          <w:szCs w:val="28"/>
-        </w:rPr>
-        <w:t xml:space="preserve"> avremo le interazioni dell’utente che modificano/aggiornano Model e View in maniera tale da creare dinamicità nell’UX e una determinata coesione tra i vari componenti.</w:t>
-      </w:r>
-      <w:r>
-        <w:rPr>
-          <w:rFonts w:ascii="Amasis MT Pro" w:hAnsi="Amasis MT Pro"/>
-          <w:color w:val="000000" w:themeColor="text1"/>
-          <w:sz w:val="28"/>
-          <w:szCs w:val="28"/>
-        </w:rPr>
-        <w:t xml:space="preserve"> Sarà lo strumento principale dell’utente.</w:t>
-      </w:r>
-    </w:p>
-    <w:p>
-      <w:pPr>
-        <w:rPr>
-          <w:rFonts w:ascii="Amasis MT Pro" w:hAnsi="Amasis MT Pro"/>
-          <w:color w:val="000000" w:themeColor="text1"/>
-          <w:sz w:val="28"/>
-          <w:szCs w:val="28"/>
-        </w:rPr>
-      </w:pPr>
-      <w:r>
-        <w:rPr>
-          <w:rFonts w:ascii="Amasis MT Pro" w:hAnsi="Amasis MT Pro"/>
-          <w:color w:val="000000" w:themeColor="text1"/>
-          <w:sz w:val="28"/>
-          <w:szCs w:val="28"/>
-        </w:rPr>
-        <w:t xml:space="preserve">Per realizzare tutto ciò sfrutteremo anche </w:t>
-      </w:r>
-      <w:r>
-        <w:rPr>
-          <w:rFonts w:ascii="Amasis MT Pro" w:hAnsi="Amasis MT Pro"/>
-          <w:color w:val="FF0000"/>
-          <w:sz w:val="28"/>
-          <w:szCs w:val="28"/>
-        </w:rPr>
-        <w:t>SharedPreferences</w:t>
-      </w:r>
-      <w:r>
-        <w:rPr>
-          <w:rFonts w:ascii="Amasis MT Pro" w:hAnsi="Amasis MT Pro"/>
-          <w:color w:val="000000" w:themeColor="text1"/>
-          <w:sz w:val="28"/>
-          <w:szCs w:val="28"/>
-        </w:rPr>
-        <w:t xml:space="preserve">, una classe </w:t>
-      </w:r>
-      <w:r>
-        <w:rPr>
-          <w:rFonts w:ascii="Amasis MT Pro" w:hAnsi="Amasis MT Pro"/>
-          <w:color w:val="000000" w:themeColor="text1"/>
-          <w:sz w:val="28"/>
-          <w:szCs w:val="28"/>
-        </w:rPr>
-        <w:t xml:space="preserve">di </w:t>
-      </w:r>
-      <w:r>
-        <w:rPr>
-          <w:rFonts w:ascii="Amasis MT Pro" w:hAnsi="Amasis MT Pro"/>
-          <w:color w:val="000000" w:themeColor="text1"/>
-          <w:sz w:val="28"/>
-          <w:szCs w:val="28"/>
-        </w:rPr>
-        <w:t>Android che permette di salvare dati in modo persistente sotto forma di coppie chiave-valore. È molto utile per memorizzare piccole quantità di dati.</w:t>
-      </w:r>
-    </w:p>
-    <w:p>
-      <w:pPr>
-        <w:rPr>
-          <w:rFonts w:ascii="Amasis MT Pro" w:hAnsi="Amasis MT Pro"/>
-          <w:color w:val="000000" w:themeColor="text1"/>
-          <w:sz w:val="28"/>
-          <w:szCs w:val="28"/>
-        </w:rPr>
-      </w:pPr>
-      <w:r>
-        <w:rPr>
-          <w:rFonts w:ascii="Amasis MT Pro" w:hAnsi="Amasis MT Pro"/>
-          <w:color w:val="000000" w:themeColor="text1"/>
-          <w:sz w:val="28"/>
-          <w:szCs w:val="28"/>
-        </w:rPr>
-        <w:t xml:space="preserve">Nella parte user cliente in app si può avere una lista dei nostri animali, possiamo aggiungere le loro caratteristiche e catalogare il loro stato d’animo </w:t>
-      </w:r>
-      <w:proofErr w:type="gramStart"/>
-      <w:r>
-        <w:rPr>
-          <w:rFonts w:ascii="Amasis MT Pro" w:hAnsi="Amasis MT Pro"/>
-          <w:color w:val="000000" w:themeColor="text1"/>
-          <w:sz w:val="28"/>
-          <w:szCs w:val="28"/>
-        </w:rPr>
-        <w:t>e</w:t>
-      </w:r>
-      <w:proofErr w:type="gramEnd"/>
-      <w:r>
-        <w:rPr>
-          <w:rFonts w:ascii="Amasis MT Pro" w:hAnsi="Amasis MT Pro"/>
-          <w:color w:val="000000" w:themeColor="text1"/>
-          <w:sz w:val="28"/>
-          <w:szCs w:val="28"/>
-        </w:rPr>
-        <w:t xml:space="preserve"> </w:t>
-      </w:r>
-      <w:r>
-        <w:rPr>
-          <w:rFonts w:ascii="Amasis MT Pro" w:hAnsi="Amasis MT Pro"/>
-          <w:color w:val="000000" w:themeColor="text1"/>
-          <w:sz w:val="28"/>
-          <w:szCs w:val="28"/>
-        </w:rPr>
-        <w:t>eventuali</w:t>
-      </w:r>
-      <w:r>
-        <w:rPr>
-          <w:rFonts w:ascii="Amasis MT Pro" w:hAnsi="Amasis MT Pro"/>
-          <w:color w:val="000000" w:themeColor="text1"/>
-          <w:sz w:val="28"/>
-          <w:szCs w:val="28"/>
-        </w:rPr>
-        <w:t xml:space="preserve"> cartell</w:t>
-      </w:r>
-      <w:r>
-        <w:rPr>
-          <w:rFonts w:ascii="Amasis MT Pro" w:hAnsi="Amasis MT Pro"/>
-          <w:color w:val="000000" w:themeColor="text1"/>
-          <w:sz w:val="28"/>
-          <w:szCs w:val="28"/>
-        </w:rPr>
-        <w:t>e</w:t>
-      </w:r>
-      <w:r>
-        <w:rPr>
-          <w:rFonts w:ascii="Amasis MT Pro" w:hAnsi="Amasis MT Pro"/>
-          <w:color w:val="000000" w:themeColor="text1"/>
-          <w:sz w:val="28"/>
-          <w:szCs w:val="28"/>
-        </w:rPr>
-        <w:t xml:space="preserve"> clinic</w:t>
-      </w:r>
-      <w:r>
-        <w:rPr>
-          <w:rFonts w:ascii="Amasis MT Pro" w:hAnsi="Amasis MT Pro"/>
-          <w:color w:val="000000" w:themeColor="text1"/>
-          <w:sz w:val="28"/>
-          <w:szCs w:val="28"/>
-        </w:rPr>
-        <w:t>he</w:t>
-      </w:r>
-      <w:r>
-        <w:rPr>
-          <w:rFonts w:ascii="Amasis MT Pro" w:hAnsi="Amasis MT Pro"/>
-          <w:color w:val="000000" w:themeColor="text1"/>
-          <w:sz w:val="28"/>
-          <w:szCs w:val="28"/>
-        </w:rPr>
-        <w:t>. Ogni utente ha un calendario dove si possono segnare gli appuntamenti dei propri animali e prenotarne di nuovi, si potranno lasciare recensioni ai servizi usufruiti.</w:t>
-      </w:r>
-    </w:p>
-    <w:p>
-      <w:pPr>
-        <w:rPr>
-          <w:rFonts w:ascii="Amasis MT Pro" w:hAnsi="Amasis MT Pro"/>
-          <w:color w:val="000000" w:themeColor="text1"/>
-          <w:sz w:val="28"/>
-          <w:szCs w:val="28"/>
-        </w:rPr>
-      </w:pPr>
-      <w:r>
-        <w:rPr>
-          <w:rFonts w:ascii="Amasis MT Pro" w:hAnsi="Amasis MT Pro"/>
-          <w:color w:val="000000" w:themeColor="text1"/>
-          <w:sz w:val="28"/>
-          <w:szCs w:val="28"/>
-        </w:rPr>
-        <w:t>Da lato web desktop un esercente di servizi creerà un suo profilo e gestirà le proprie attività, inserendo orari, indirizzo, foto e descrizioni. Potranno essere visualizzate le recensioni di ogni attività e si disporrà di un calendario per poter accettare o rifiutare le richieste di appuntamento dei clienti.</w:t>
-      </w:r>
-    </w:p>
-    <w:p>
-      <w:pPr>
-        <w:rPr>
-          <w:rFonts w:ascii="Amasis MT Pro" w:hAnsi="Amasis MT Pro"/>
-          <w:sz w:val="28"/>
-          <w:szCs w:val="28"/>
-        </w:rPr>
-      </w:pPr>
-      <w:r>
-        <w:rPr>
-          <w:rFonts w:ascii="Amasis MT Pro" w:hAnsi="Amasis MT Pro"/>
-          <w:sz w:val="28"/>
-          <w:szCs w:val="28"/>
-        </w:rPr>
-        <w:t>Durante il lavoro a</w:t>
-      </w:r>
-      <w:r>
-        <w:rPr>
-          <w:rFonts w:ascii="Amasis MT Pro" w:hAnsi="Amasis MT Pro"/>
-          <w:sz w:val="28"/>
-          <w:szCs w:val="28"/>
-        </w:rPr>
-        <w:t>bbiamo usato “</w:t>
-      </w:r>
-      <w:r>
-        <w:rPr>
-          <w:rFonts w:ascii="Amasis MT Pro" w:hAnsi="Amasis MT Pro"/>
-          <w:color w:val="FF0000"/>
-          <w:sz w:val="28"/>
-          <w:szCs w:val="28"/>
-        </w:rPr>
-        <w:t>Fork</w:t>
-      </w:r>
-      <w:r>
-        <w:rPr>
-          <w:rFonts w:ascii="Amasis MT Pro" w:hAnsi="Amasis MT Pro"/>
-          <w:sz w:val="28"/>
-          <w:szCs w:val="28"/>
-        </w:rPr>
-        <w:t>”, un sistema collegato a GitHub per scambiarci file</w:t>
-      </w:r>
-      <w:r>
-        <w:rPr>
-          <w:rFonts w:ascii="Amasis MT Pro" w:hAnsi="Amasis MT Pro"/>
-          <w:sz w:val="28"/>
-          <w:szCs w:val="28"/>
-        </w:rPr>
-        <w:t xml:space="preserve"> in una cartella condivisa accessibile a tutti i membri del gruppo.</w:t>
-      </w:r>
-    </w:p>
-    <w:p>
-      <w:pPr>
-        <w:rPr>
-          <w:rFonts w:ascii="Amasis MT Pro" w:hAnsi="Amasis MT Pro"/>
-          <w:sz w:val="28"/>
-          <w:szCs w:val="28"/>
-        </w:rPr>
-      </w:pPr>
-      <w:r>
-        <w:rPr>
-          <w:rFonts w:ascii="Amasis MT Pro" w:hAnsi="Amasis MT Pro"/>
-          <w:sz w:val="28"/>
-          <w:szCs w:val="28"/>
-        </w:rPr>
-        <w:t xml:space="preserve">Abbiamo imparato a gestire il nostro </w:t>
-      </w:r>
-      <w:proofErr w:type="spellStart"/>
-      <w:r>
-        <w:rPr>
-          <w:rFonts w:ascii="Amasis MT Pro" w:hAnsi="Amasis MT Pro"/>
-          <w:sz w:val="28"/>
-          <w:szCs w:val="28"/>
-        </w:rPr>
-        <w:t>main</w:t>
-      </w:r>
-      <w:proofErr w:type="spellEnd"/>
-      <w:r>
-        <w:rPr>
-          <w:rFonts w:ascii="Amasis MT Pro" w:hAnsi="Amasis MT Pro"/>
-          <w:sz w:val="28"/>
-          <w:szCs w:val="28"/>
-        </w:rPr>
-        <w:t xml:space="preserve"> </w:t>
-      </w:r>
-      <w:proofErr w:type="spellStart"/>
-      <w:r>
-        <w:rPr>
-          <w:rFonts w:ascii="Amasis MT Pro" w:hAnsi="Amasis MT Pro"/>
-          <w:color w:val="FF0000"/>
-          <w:sz w:val="28"/>
-          <w:szCs w:val="28"/>
-        </w:rPr>
-        <w:t>branch</w:t>
-      </w:r>
-      <w:proofErr w:type="spellEnd"/>
-      <w:r>
-        <w:rPr>
-          <w:rFonts w:ascii="Amasis MT Pro" w:hAnsi="Amasis MT Pro"/>
-          <w:sz w:val="28"/>
-          <w:szCs w:val="28"/>
-        </w:rPr>
-        <w:t xml:space="preserve"> con i vari concetti di fetch, pull, </w:t>
-      </w:r>
-      <w:proofErr w:type="spellStart"/>
-      <w:r>
-        <w:rPr>
-          <w:rFonts w:ascii="Amasis MT Pro" w:hAnsi="Amasis MT Pro"/>
-          <w:sz w:val="28"/>
-          <w:szCs w:val="28"/>
-        </w:rPr>
-        <w:t>push</w:t>
-      </w:r>
-      <w:proofErr w:type="spellEnd"/>
-      <w:r>
-        <w:rPr>
-          <w:rFonts w:ascii="Amasis MT Pro" w:hAnsi="Amasis MT Pro"/>
-          <w:sz w:val="28"/>
-          <w:szCs w:val="28"/>
-        </w:rPr>
-        <w:t xml:space="preserve">, </w:t>
-      </w:r>
-      <w:proofErr w:type="spellStart"/>
-      <w:r>
-        <w:rPr>
-          <w:rFonts w:ascii="Amasis MT Pro" w:hAnsi="Amasis MT Pro"/>
-          <w:sz w:val="28"/>
-          <w:szCs w:val="28"/>
-        </w:rPr>
-        <w:t>commit</w:t>
-      </w:r>
-      <w:proofErr w:type="spellEnd"/>
-      <w:r>
-        <w:rPr>
-          <w:rFonts w:ascii="Amasis MT Pro" w:hAnsi="Amasis MT Pro"/>
-          <w:sz w:val="28"/>
-          <w:szCs w:val="28"/>
-        </w:rPr>
-        <w:t xml:space="preserve"> per gestire il versionamento dell’applicazione e dei vari file/componenti.</w:t>
-      </w:r>
-    </w:p>
-    <w:p>
-      <w:pPr>
-        <w:rPr>
-          <w:rFonts w:ascii="Amasis MT Pro" w:hAnsi="Amasis MT Pro"/>
-          <w:sz w:val="32"/>
-          <w:szCs w:val="32"/>
+      </w:pPr>
+    </w:p>
+    <w:p>
+      <w:pPr>
+        <w:jc w:val="center"/>
+        <w:rPr>
+          <w:rFonts w:ascii="Amasis MT Pro" w:hAnsi="Amasis MT Pro"/>
+          <w:sz w:val="36"/>
+          <w:szCs w:val="36"/>
         </w:rPr>
       </w:pPr>
     </w:p>
@@ -3550,23 +3347,13 @@
         </w:rPr>
         <w:t xml:space="preserve">quei dati tramite </w:t>
       </w:r>
-      <w:proofErr w:type="spellStart"/>
-      <w:r>
-        <w:rPr>
-          <w:rFonts w:ascii="Amasis MT Pro" w:hAnsi="Amasis MT Pro"/>
-          <w:sz w:val="28"/>
-          <w:szCs w:val="28"/>
-        </w:rPr>
-        <w:t>Flask</w:t>
-      </w:r>
-      <w:proofErr w:type="spellEnd"/>
-      <w:r>
-        <w:rPr>
-          <w:rFonts w:ascii="Amasis MT Pro" w:hAnsi="Amasis MT Pro"/>
-          <w:sz w:val="28"/>
-          <w:szCs w:val="28"/>
-        </w:rPr>
-        <w:t>, ad esempio</w:t>
+      <w:r>
+        <w:rPr>
+          <w:rFonts w:ascii="Amasis MT Pro" w:hAnsi="Amasis MT Pro"/>
+          <w:sz w:val="28"/>
+          <w:szCs w:val="28"/>
+        </w:rPr>
+        <w:t>Flask, ad esempio</w:t>
       </w:r>
       <w:r>
         <w:rPr>
@@ -3905,54 +3692,17 @@
           <w:sz w:val="28"/>
           <w:szCs w:val="28"/>
         </w:rPr>
-        <w:t xml:space="preserve">Unendo la struttura dati del </w:t>
-      </w:r>
-      <w:proofErr w:type="spellStart"/>
-      <w:r>
-        <w:rPr>
-          <w:rFonts w:ascii="Amasis MT Pro" w:hAnsi="Amasis MT Pro"/>
-          <w:sz w:val="28"/>
-          <w:szCs w:val="28"/>
-        </w:rPr>
-        <w:t>Db</w:t>
-      </w:r>
-      <w:proofErr w:type="spellEnd"/>
-      <w:r>
-        <w:rPr>
-          <w:rFonts w:ascii="Amasis MT Pro" w:hAnsi="Amasis MT Pro"/>
-          <w:sz w:val="28"/>
-          <w:szCs w:val="28"/>
-        </w:rPr>
-        <w:t xml:space="preserve"> ed il modello ER da noi creato abbiamo riassunto tramite questo schema a tabelle tutti i principi fondamentali delle nostre entità specificando anche il tipo di rapporto che hanno (1:1; </w:t>
-      </w:r>
-      <w:proofErr w:type="gramStart"/>
-      <w:r>
-        <w:rPr>
-          <w:rFonts w:ascii="Amasis MT Pro" w:hAnsi="Amasis MT Pro"/>
-          <w:sz w:val="28"/>
-          <w:szCs w:val="28"/>
-        </w:rPr>
-        <w:t>1:N</w:t>
-      </w:r>
-      <w:proofErr w:type="gramEnd"/>
-      <w:r>
-        <w:rPr>
-          <w:rFonts w:ascii="Amasis MT Pro" w:hAnsi="Amasis MT Pro"/>
-          <w:sz w:val="28"/>
-          <w:szCs w:val="28"/>
-        </w:rPr>
-        <w:t xml:space="preserve">, </w:t>
-      </w:r>
-      <w:proofErr w:type="gramStart"/>
-      <w:r>
-        <w:rPr>
-          <w:rFonts w:ascii="Amasis MT Pro" w:hAnsi="Amasis MT Pro"/>
-          <w:sz w:val="28"/>
-          <w:szCs w:val="28"/>
-        </w:rPr>
-        <w:t>N:N</w:t>
-      </w:r>
-      <w:proofErr w:type="gramEnd"/>
+        <w:t>Unendo la struttura dati del Db ed il modello ER da noi creato abbiamo riassunto tramite questo schema a tabelle tutti i principi fondamentali delle nostre entità specificando anche il tipo di rapporto che hanno (</w:t>
+      </w:r>
+      <w:r>
+        <w:rPr>
+          <w:rFonts w:ascii="Amasis MT Pro" w:hAnsi="Amasis MT Pro"/>
+          <w:color w:val="FF0000"/>
+          <w:sz w:val="28"/>
+          <w:szCs w:val="28"/>
+        </w:rPr>
+        <w:t>1:1; 1:N, N:N</w:t>
+      </w:r>
       <w:r>
         <w:rPr>
           <w:rFonts w:ascii="Amasis MT Pro" w:hAnsi="Amasis MT Pro"/>
@@ -4185,25 +3935,7 @@
           <w:sz w:val="28"/>
           <w:szCs w:val="28"/>
         </w:rPr>
-        <w:t xml:space="preserve">comprensiva di </w:t>
-      </w:r>
-      <w:proofErr w:type="spellStart"/>
-      <w:r>
-        <w:rPr>
-          <w:rFonts w:ascii="Amasis MT Pro" w:hAnsi="Amasis MT Pro"/>
-          <w:sz w:val="28"/>
-          <w:szCs w:val="28"/>
-        </w:rPr>
-        <w:t>drawable</w:t>
-      </w:r>
-      <w:proofErr w:type="spellEnd"/>
-      <w:r>
-        <w:rPr>
-          <w:rFonts w:ascii="Amasis MT Pro" w:hAnsi="Amasis MT Pro"/>
-          <w:sz w:val="28"/>
-          <w:szCs w:val="28"/>
-        </w:rPr>
-        <w:t>, layout</w:t>
+        <w:t>comprensiva di drawable, layout</w:t>
       </w:r>
       <w:r>
         <w:rPr>
@@ -4391,7 +4123,16 @@
           <w:sz w:val="28"/>
           <w:szCs w:val="28"/>
         </w:rPr>
-        <w:t>collegamento tra la parte Java e gli elementi interattivi della pagina XML dedicata alla grafica (bottoni, caselle di testo…)</w:t>
+        <w:t>collegamento tra la parte Java e gli elementi interattivi della pagina XML dedicata alla grafica</w:t>
+      </w:r>
+      <w:r>
+        <w:rPr>
+          <w:rFonts w:ascii="Amasis MT Pro" w:hAnsi="Amasis MT Pro"/>
+          <w:color w:val="FF0000"/>
+          <w:sz w:val="28"/>
+          <w:szCs w:val="28"/>
+        </w:rPr>
+        <w:t xml:space="preserve"> (bottoni, caselle di testo…)</w:t>
       </w:r>
     </w:p>
     <w:p>
@@ -4431,16 +4172,14 @@
         </w:rPr>
         <w:t xml:space="preserve"> aver inserito password </w:t>
       </w:r>
-      <w:proofErr w:type="gramStart"/>
-      <w:r>
-        <w:rPr>
-          <w:rFonts w:ascii="Amasis MT Pro" w:hAnsi="Amasis MT Pro"/>
-          <w:sz w:val="28"/>
-          <w:szCs w:val="28"/>
-        </w:rPr>
-        <w:t>e</w:t>
-      </w:r>
-      <w:proofErr w:type="gramEnd"/>
+      <w:r>
+        <w:rPr>
+          <w:rFonts w:ascii="Amasis MT Pro" w:hAnsi="Amasis MT Pro"/>
+          <w:sz w:val="28"/>
+          <w:szCs w:val="28"/>
+        </w:rPr>
+        <w:t>ed</w:t>
+      </w:r>
       <w:r>
         <w:rPr>
           <w:rFonts w:ascii="Amasis MT Pro" w:hAnsi="Amasis MT Pro"/>
@@ -4495,41 +4234,22 @@
         </w:rPr>
         <w:t xml:space="preserve">possibilità di passare a un'altra schermata attraverso </w:t>
       </w:r>
-      <w:proofErr w:type="spellStart"/>
-      <w:r>
-        <w:rPr>
-          <w:rFonts w:ascii="Amasis MT Pro" w:hAnsi="Amasis MT Pro"/>
+      <w:r>
+        <w:rPr>
+          <w:rFonts w:ascii="Amasis MT Pro" w:hAnsi="Amasis MT Pro"/>
+          <w:color w:val="FF0000"/>
           <w:sz w:val="28"/>
           <w:szCs w:val="28"/>
         </w:rPr>
         <w:t>Intent</w:t>
       </w:r>
-      <w:proofErr w:type="spellEnd"/>
-      <w:r>
-        <w:rPr>
-          <w:rFonts w:ascii="Amasis MT Pro" w:hAnsi="Amasis MT Pro"/>
-          <w:sz w:val="28"/>
-          <w:szCs w:val="28"/>
-        </w:rPr>
-        <w:t>, cioè una richiesta da parte dell’utente al sistema di poter vedere informazioni diverse a schermo. L’</w:t>
-      </w:r>
-      <w:proofErr w:type="spellStart"/>
-      <w:r>
-        <w:rPr>
-          <w:rFonts w:ascii="Amasis MT Pro" w:hAnsi="Amasis MT Pro"/>
-          <w:sz w:val="28"/>
-          <w:szCs w:val="28"/>
-        </w:rPr>
-        <w:t>intent</w:t>
-      </w:r>
-      <w:proofErr w:type="spellEnd"/>
-      <w:r>
-        <w:rPr>
-          <w:rFonts w:ascii="Amasis MT Pro" w:hAnsi="Amasis MT Pro"/>
-          <w:sz w:val="28"/>
-          <w:szCs w:val="28"/>
-        </w:rPr>
-        <w:t xml:space="preserve"> ci dà anche la possibilità di passare dati tra una schermata a </w:t>
+      <w:r>
+        <w:rPr>
+          <w:rFonts w:ascii="Amasis MT Pro" w:hAnsi="Amasis MT Pro"/>
+          <w:sz w:val="28"/>
+          <w:szCs w:val="28"/>
+        </w:rPr>
+        <w:t xml:space="preserve">, cioè una richiesta da parte dell’utente al sistema di poter vedere informazioni diverse a schermo. L’intent ci dà anche la possibilità di passare dati tra una schermata a </w:t>
       </w:r>
       <w:r>
         <w:rPr>
@@ -4632,23 +4352,13 @@
         <w:lastRenderedPageBreak/>
         <w:t>-</w:t>
       </w:r>
-      <w:proofErr w:type="spellStart"/>
       <w:r>
         <w:rPr>
           <w:rFonts w:ascii="Amasis MT Pro" w:hAnsi="Amasis MT Pro"/>
           <w:sz w:val="36"/>
           <w:szCs w:val="36"/>
         </w:rPr>
-        <w:t>Wireframe</w:t>
-      </w:r>
-      <w:proofErr w:type="spellEnd"/>
-      <w:r>
-        <w:rPr>
-          <w:rFonts w:ascii="Amasis MT Pro" w:hAnsi="Amasis MT Pro"/>
-          <w:sz w:val="36"/>
-          <w:szCs w:val="36"/>
-        </w:rPr>
-        <w:t>, Storyboard con navigazione</w:t>
+        <w:t>Wireframe, Storyboard con navigazione</w:t>
       </w:r>
     </w:p>
     <w:p>
@@ -4670,7 +4380,6 @@
           <w:szCs w:val="36"/>
         </w:rPr>
       </w:pPr>
-      <w:proofErr w:type="spellStart"/>
       <w:r>
         <w:rPr>
           <w:rFonts w:ascii="Amasis MT Pro" w:hAnsi="Amasis MT Pro"/>
@@ -4680,67 +4389,30 @@
         </w:rPr>
         <w:t>Wireframe</w:t>
       </w:r>
-      <w:proofErr w:type="spellEnd"/>
-    </w:p>
-    <w:p>
-      <w:pPr>
-        <w:rPr>
-          <w:rFonts w:ascii="Amasis MT Pro" w:hAnsi="Amasis MT Pro"/>
-          <w:sz w:val="28"/>
-          <w:szCs w:val="28"/>
-        </w:rPr>
-      </w:pPr>
-      <w:r>
-        <w:rPr>
-          <w:rFonts w:ascii="Amasis MT Pro" w:hAnsi="Amasis MT Pro"/>
-          <w:sz w:val="28"/>
-          <w:szCs w:val="28"/>
-        </w:rPr>
-        <w:t xml:space="preserve">Con </w:t>
-      </w:r>
-      <w:proofErr w:type="spellStart"/>
-      <w:r>
-        <w:rPr>
-          <w:rFonts w:ascii="Amasis MT Pro" w:hAnsi="Amasis MT Pro"/>
-          <w:sz w:val="28"/>
-          <w:szCs w:val="28"/>
-        </w:rPr>
-        <w:t>Figma</w:t>
-      </w:r>
-      <w:proofErr w:type="spellEnd"/>
-      <w:r>
-        <w:rPr>
-          <w:rFonts w:ascii="Amasis MT Pro" w:hAnsi="Amasis MT Pro"/>
-          <w:sz w:val="28"/>
-          <w:szCs w:val="28"/>
-        </w:rPr>
-        <w:t xml:space="preserve"> </w:t>
-      </w:r>
-      <w:r>
-        <w:rPr>
-          <w:rFonts w:ascii="Amasis MT Pro" w:hAnsi="Amasis MT Pro"/>
-          <w:sz w:val="28"/>
-          <w:szCs w:val="28"/>
-        </w:rPr>
-        <w:t xml:space="preserve">abbiamo dato forma al </w:t>
-      </w:r>
-      <w:proofErr w:type="spellStart"/>
-      <w:r>
-        <w:rPr>
-          <w:rFonts w:ascii="Amasis MT Pro" w:hAnsi="Amasis MT Pro"/>
-          <w:sz w:val="28"/>
-          <w:szCs w:val="28"/>
-        </w:rPr>
-        <w:t>wireframe</w:t>
-      </w:r>
-      <w:proofErr w:type="spellEnd"/>
-      <w:r>
-        <w:rPr>
-          <w:rFonts w:ascii="Amasis MT Pro" w:hAnsi="Amasis MT Pro"/>
-          <w:sz w:val="28"/>
-          <w:szCs w:val="28"/>
-        </w:rPr>
-        <w:t xml:space="preserve"> concettuale ed estetico del progetto.</w:t>
+    </w:p>
+    <w:p>
+      <w:pPr>
+        <w:rPr>
+          <w:rFonts w:ascii="Amasis MT Pro" w:hAnsi="Amasis MT Pro"/>
+          <w:sz w:val="28"/>
+          <w:szCs w:val="28"/>
+        </w:rPr>
+      </w:pPr>
+      <w:r>
+        <w:rPr>
+          <w:rFonts w:ascii="Amasis MT Pro" w:hAnsi="Amasis MT Pro"/>
+          <w:sz w:val="28"/>
+          <w:szCs w:val="28"/>
+        </w:rPr>
+        <w:t xml:space="preserve">Con Figma </w:t>
+      </w:r>
+      <w:r>
+        <w:rPr>
+          <w:rFonts w:ascii="Amasis MT Pro" w:hAnsi="Amasis MT Pro"/>
+          <w:sz w:val="28"/>
+          <w:szCs w:val="28"/>
+        </w:rPr>
+        <w:t>abbiamo dato forma al wireframe concettuale ed estetico del progetto.</w:t>
       </w:r>
     </w:p>
     <w:p>
@@ -4920,10 +4592,20 @@
       <w:pPr>
         <w:rPr>
           <w:rFonts w:ascii="Amasis MT Pro" w:hAnsi="Amasis MT Pro"/>
-          <w:sz w:val="36"/>
-          <w:szCs w:val="36"/>
-        </w:rPr>
-      </w:pPr>
+          <w:color w:val="FF0000"/>
+          <w:sz w:val="28"/>
+          <w:szCs w:val="28"/>
+        </w:rPr>
+      </w:pPr>
+      <w:r>
+        <w:rPr>
+          <w:rFonts w:ascii="Amasis MT Pro" w:hAnsi="Amasis MT Pro"/>
+          <w:color w:val="FF0000"/>
+          <w:sz w:val="28"/>
+          <w:szCs w:val="28"/>
+        </w:rPr>
+        <w:t>Sono presenti altrettanti esempi grafici dentro al progetto FIGMA.</w:t>
+      </w:r>
     </w:p>
     <w:p>
       <w:pPr>
@@ -5557,7 +5239,7 @@
         </w:rPr>
         <w:lastRenderedPageBreak/>
         <w:drawing>
-          <wp:anchor distT="0" distB="0" distL="114300" distR="114300" simplePos="0" relativeHeight="251660288" behindDoc="0" locked="0" layoutInCell="1" allowOverlap="1" wp14:anchorId="54F62B64" wp14:editId="7117F7CA">
+          <wp:anchor distT="0" distB="0" distL="114300" distR="114300" simplePos="0" relativeHeight="251660288" behindDoc="0" locked="0" layoutInCell="1" allowOverlap="1" wp14:anchorId="54F62B64" wp14:editId="4AFFD011">
             <wp:simplePos x="0" y="0"/>
             <wp:positionH relativeFrom="margin">
               <wp:align>left</wp:align>
@@ -6211,20 +5893,29 @@
           <w:szCs w:val="36"/>
         </w:rPr>
       </w:pPr>
-      <w:r>
+    </w:p>
+    <w:p>
+      <w:pPr>
         <w:rPr>
           <w:rFonts w:ascii="Amasis MT Pro" w:hAnsi="Amasis MT Pro"/>
           <w:sz w:val="36"/>
           <w:szCs w:val="36"/>
         </w:rPr>
-        <w:t>Java</w:t>
-      </w:r>
+      </w:pPr>
       <w:r>
         <w:rPr>
           <w:rFonts w:ascii="Amasis MT Pro" w:hAnsi="Amasis MT Pro"/>
           <w:sz w:val="36"/>
           <w:szCs w:val="36"/>
         </w:rPr>
+        <w:t>Java</w:t>
+      </w:r>
+      <w:r>
+        <w:rPr>
+          <w:rFonts w:ascii="Amasis MT Pro" w:hAnsi="Amasis MT Pro"/>
+          <w:sz w:val="36"/>
+          <w:szCs w:val="36"/>
+        </w:rPr>
         <w:t xml:space="preserve"> </w:t>
       </w:r>
     </w:p>
@@ -6242,15 +5933,49 @@
           <w:sz w:val="28"/>
           <w:szCs w:val="28"/>
         </w:rPr>
-        <w:t xml:space="preserve">Abbiamo usato il linguaggio java per la gestione del codice all’interno delle activity e per definire le classi modello necessarie per fare interagire gli oggetti fra di loro. </w:t>
-      </w:r>
-      <w:r>
-        <w:rPr>
-          <w:rFonts w:ascii="Amasis MT Pro" w:hAnsi="Amasis MT Pro"/>
-          <w:sz w:val="28"/>
-          <w:szCs w:val="28"/>
-        </w:rPr>
-        <w:t xml:space="preserve">L’utilizzo di SharedPreferences ha dato modo di salvare i dati </w:t>
+        <w:t xml:space="preserve">Abbiamo usato il linguaggio </w:t>
+      </w:r>
+      <w:r>
+        <w:rPr>
+          <w:rFonts w:ascii="Amasis MT Pro" w:hAnsi="Amasis MT Pro"/>
+          <w:color w:val="FF0000"/>
+          <w:sz w:val="28"/>
+          <w:szCs w:val="28"/>
+        </w:rPr>
+        <w:t>java</w:t>
+      </w:r>
+      <w:r>
+        <w:rPr>
+          <w:rFonts w:ascii="Amasis MT Pro" w:hAnsi="Amasis MT Pro"/>
+          <w:sz w:val="28"/>
+          <w:szCs w:val="28"/>
+        </w:rPr>
+        <w:t xml:space="preserve"> per la gestione del codice all’interno delle activity e per definire le classi modello necessarie per fare interagire gli oggetti fra di loro. </w:t>
+      </w:r>
+      <w:r>
+        <w:rPr>
+          <w:rFonts w:ascii="Amasis MT Pro" w:hAnsi="Amasis MT Pro"/>
+          <w:sz w:val="28"/>
+          <w:szCs w:val="28"/>
+        </w:rPr>
+        <w:t xml:space="preserve">L’utilizzo </w:t>
+      </w:r>
+      <w:r>
+        <w:rPr>
+          <w:rFonts w:ascii="Amasis MT Pro" w:hAnsi="Amasis MT Pro"/>
+          <w:color w:val="FF0000"/>
+          <w:sz w:val="28"/>
+          <w:szCs w:val="28"/>
+        </w:rPr>
+        <w:t xml:space="preserve">di SharedPreferences </w:t>
+      </w:r>
+      <w:r>
+        <w:rPr>
+          <w:rFonts w:ascii="Amasis MT Pro" w:hAnsi="Amasis MT Pro"/>
+          <w:sz w:val="28"/>
+          <w:szCs w:val="28"/>
+        </w:rPr>
+        <w:t>è stato di fondamentale importanza per il salvataggio dei dati da locale.</w:t>
       </w:r>
     </w:p>
     <w:p>
@@ -6269,16 +5994,15 @@
         </w:rPr>
         <w:t xml:space="preserve">Siamo riusciti a gestire anche una </w:t>
       </w:r>
-      <w:proofErr w:type="spellStart"/>
-      <w:r>
-        <w:rPr>
-          <w:rFonts w:ascii="Amasis MT Pro" w:hAnsi="Amasis MT Pro"/>
+      <w:r>
+        <w:rPr>
+          <w:rFonts w:ascii="Amasis MT Pro" w:hAnsi="Amasis MT Pro"/>
+          <w:color w:val="FF0000"/>
           <w:sz w:val="28"/>
           <w:szCs w:val="28"/>
         </w:rPr>
         <w:t>RecyclerViewInterface</w:t>
       </w:r>
-      <w:proofErr w:type="spellEnd"/>
       <w:r>
         <w:rPr>
           <w:rFonts w:ascii="Amasis MT Pro" w:hAnsi="Amasis MT Pro"/>
@@ -6319,70 +6043,86 @@
           <w:sz w:val="28"/>
           <w:szCs w:val="28"/>
         </w:rPr>
-        <w:t xml:space="preserve">Fondamentale è stato capire anche il tipo di dato da utilizzare per ciascun attributo per permetterne il corretto passaggio nelle varie activity ed eventuali </w:t>
-      </w:r>
-      <w:proofErr w:type="spellStart"/>
-      <w:r>
-        <w:rPr>
-          <w:rFonts w:ascii="Amasis MT Pro" w:hAnsi="Amasis MT Pro"/>
-          <w:sz w:val="28"/>
-          <w:szCs w:val="28"/>
-        </w:rPr>
-        <w:t>return</w:t>
-      </w:r>
-      <w:proofErr w:type="spellEnd"/>
-      <w:r>
-        <w:rPr>
-          <w:rFonts w:ascii="Amasis MT Pro" w:hAnsi="Amasis MT Pro"/>
-          <w:sz w:val="28"/>
-          <w:szCs w:val="28"/>
-        </w:rPr>
-        <w:t xml:space="preserve"> dati dai metodi.</w:t>
-      </w:r>
-    </w:p>
-    <w:p>
-      <w:pPr>
-        <w:rPr>
-          <w:rFonts w:ascii="Amasis MT Pro" w:hAnsi="Amasis MT Pro"/>
-          <w:sz w:val="28"/>
-          <w:szCs w:val="28"/>
-        </w:rPr>
-      </w:pPr>
-      <w:r>
-        <w:rPr>
-          <w:rFonts w:ascii="Amasis MT Pro" w:hAnsi="Amasis MT Pro"/>
-          <w:sz w:val="28"/>
-          <w:szCs w:val="28"/>
-        </w:rPr>
-        <w:t>Siamo sicuramente partiti con il settaggio di classi come Utente definendone gli attributi, il costruttore ed i vari metodi Get/Set degli attributi.</w:t>
-      </w:r>
-    </w:p>
-    <w:p>
-      <w:pPr>
-        <w:rPr>
-          <w:rFonts w:ascii="Amasis MT Pro" w:hAnsi="Amasis MT Pro"/>
-          <w:sz w:val="28"/>
-          <w:szCs w:val="28"/>
-        </w:rPr>
-      </w:pPr>
-      <w:r>
-        <w:rPr>
-          <w:rFonts w:ascii="Amasis MT Pro" w:hAnsi="Amasis MT Pro"/>
-          <w:sz w:val="28"/>
-          <w:szCs w:val="28"/>
-        </w:rPr>
-        <w:t xml:space="preserve">Entrando più nel merito della questione, tutti i componenti definiti nel res layout.xml e </w:t>
-      </w:r>
-      <w:proofErr w:type="spellStart"/>
-      <w:r>
-        <w:rPr>
-          <w:rFonts w:ascii="Amasis MT Pro" w:hAnsi="Amasis MT Pro"/>
+        <w:t>Fondamentale è stato capire anche il tipo di dato da utilizzare per ciascun attributo per permetterne il corretto passaggio nelle varie activity ed eventuali return dati dai metodi.</w:t>
+      </w:r>
+    </w:p>
+    <w:p>
+      <w:pPr>
+        <w:rPr>
+          <w:rFonts w:ascii="Amasis MT Pro" w:hAnsi="Amasis MT Pro"/>
+          <w:sz w:val="28"/>
+          <w:szCs w:val="28"/>
+        </w:rPr>
+      </w:pPr>
+      <w:r>
+        <w:rPr>
+          <w:rFonts w:ascii="Amasis MT Pro" w:hAnsi="Amasis MT Pro"/>
+          <w:sz w:val="28"/>
+          <w:szCs w:val="28"/>
+        </w:rPr>
+        <w:t xml:space="preserve">Siamo sicuramente partiti con il settaggio di classi come Utente definendone gli attributi, il costruttore ed i vari metodi </w:t>
+      </w:r>
+      <w:r>
+        <w:rPr>
+          <w:rFonts w:ascii="Amasis MT Pro" w:hAnsi="Amasis MT Pro"/>
+          <w:color w:val="FF0000"/>
+          <w:sz w:val="28"/>
+          <w:szCs w:val="28"/>
+        </w:rPr>
+        <w:t>Get/Set degli attributi</w:t>
+      </w:r>
+      <w:r>
+        <w:rPr>
+          <w:rFonts w:ascii="Amasis MT Pro" w:hAnsi="Amasis MT Pro"/>
+          <w:sz w:val="28"/>
+          <w:szCs w:val="28"/>
+        </w:rPr>
+        <w:t>.</w:t>
+      </w:r>
+    </w:p>
+    <w:p>
+      <w:pPr>
+        <w:rPr>
+          <w:rFonts w:ascii="Amasis MT Pro" w:hAnsi="Amasis MT Pro"/>
+          <w:sz w:val="28"/>
+          <w:szCs w:val="28"/>
+        </w:rPr>
+      </w:pPr>
+      <w:r>
+        <w:rPr>
+          <w:rFonts w:ascii="Amasis MT Pro" w:hAnsi="Amasis MT Pro"/>
+          <w:sz w:val="28"/>
+          <w:szCs w:val="28"/>
+        </w:rPr>
+        <w:lastRenderedPageBreak/>
+        <w:t xml:space="preserve">Entrando più nel merito della questione, tutti i componenti definiti nel res </w:t>
+      </w:r>
+      <w:r>
+        <w:rPr>
+          <w:rFonts w:ascii="Amasis MT Pro" w:hAnsi="Amasis MT Pro"/>
+          <w:color w:val="FF0000"/>
+          <w:sz w:val="28"/>
+          <w:szCs w:val="28"/>
+        </w:rPr>
+        <w:t xml:space="preserve">layout.xml </w:t>
+      </w:r>
+      <w:r>
+        <w:rPr>
+          <w:rFonts w:ascii="Amasis MT Pro" w:hAnsi="Amasis MT Pro"/>
+          <w:sz w:val="28"/>
+          <w:szCs w:val="28"/>
+        </w:rPr>
+        <w:t xml:space="preserve">e </w:t>
+      </w:r>
+      <w:r>
+        <w:rPr>
+          <w:rFonts w:ascii="Amasis MT Pro" w:hAnsi="Amasis MT Pro"/>
+          <w:color w:val="FF0000"/>
           <w:sz w:val="28"/>
           <w:szCs w:val="28"/>
         </w:rPr>
         <w:t>drawable</w:t>
       </w:r>
-      <w:proofErr w:type="spellEnd"/>
       <w:r>
         <w:rPr>
           <w:rFonts w:ascii="Amasis MT Pro" w:hAnsi="Amasis MT Pro"/>
@@ -6406,26 +6146,24 @@
           <w:sz w:val="28"/>
           <w:szCs w:val="28"/>
         </w:rPr>
-        <w:lastRenderedPageBreak/>
         <w:t xml:space="preserve">Ad esempio, ciò si nota quando si richiama un componente usando il suo Id tramite il </w:t>
       </w:r>
-      <w:proofErr w:type="spellStart"/>
-      <w:r>
-        <w:rPr>
-          <w:rFonts w:ascii="Amasis MT Pro" w:hAnsi="Amasis MT Pro"/>
-          <w:sz w:val="28"/>
-          <w:szCs w:val="28"/>
-        </w:rPr>
-        <w:t>findViewbyId</w:t>
-      </w:r>
-      <w:proofErr w:type="spellEnd"/>
-      <w:r>
-        <w:rPr>
-          <w:rFonts w:ascii="Amasis MT Pro" w:hAnsi="Amasis MT Pro"/>
-          <w:sz w:val="28"/>
-          <w:szCs w:val="28"/>
-        </w:rPr>
-        <w:t xml:space="preserve"> del componente desiderato per inserirne i dati.</w:t>
+      <w:r>
+        <w:rPr>
+          <w:rFonts w:ascii="Amasis MT Pro" w:hAnsi="Amasis MT Pro"/>
+          <w:color w:val="FF0000"/>
+          <w:sz w:val="28"/>
+          <w:szCs w:val="28"/>
+        </w:rPr>
+        <w:t xml:space="preserve">findViewbyId </w:t>
+      </w:r>
+      <w:r>
+        <w:rPr>
+          <w:rFonts w:ascii="Amasis MT Pro" w:hAnsi="Amasis MT Pro"/>
+          <w:sz w:val="28"/>
+          <w:szCs w:val="28"/>
+        </w:rPr>
+        <w:t>del componente desiderato per inserirne i dati.</w:t>
       </w:r>
     </w:p>
     <w:p>
@@ -6634,6 +6372,14 @@
         </w:rPr>
         <w:t>Anche fattori come il pulsante del rating dell’</w:t>
       </w:r>
+      <w:r>
+        <w:rPr>
+          <w:rFonts w:ascii="Amasis MT Pro" w:hAnsi="Amasis MT Pro"/>
+          <w:sz w:val="28"/>
+          <w:szCs w:val="28"/>
+        </w:rPr>
+        <w:t>animale e simili sono stati gestiti secondo questa logica</w:t>
+      </w:r>
     </w:p>
     <w:p>
       <w:pPr>
@@ -6668,22 +6414,21 @@
         </w:rPr>
         <w:t xml:space="preserve"> </w:t>
       </w:r>
-    </w:p>
-    <w:p>
-      <w:pPr>
+      <w:r>
         <w:rPr>
           <w:rFonts w:ascii="Amasis MT Pro" w:hAnsi="Amasis MT Pro"/>
           <w:sz w:val="36"/>
           <w:szCs w:val="36"/>
         </w:rPr>
-      </w:pPr>
+        <w:t>(</w:t>
+      </w:r>
       <w:r>
         <w:rPr>
           <w:rFonts w:ascii="Amasis MT Pro" w:hAnsi="Amasis MT Pro"/>
           <w:sz w:val="36"/>
           <w:szCs w:val="36"/>
         </w:rPr>
-        <w:t>Retrofit</w:t>
+        <w:t>Flask</w:t>
       </w:r>
       <w:r>
         <w:rPr>
@@ -6691,33 +6436,25 @@
           <w:sz w:val="36"/>
           <w:szCs w:val="36"/>
         </w:rPr>
-        <w:t xml:space="preserve"> </w:t>
-      </w:r>
-    </w:p>
-    <w:p>
-      <w:pPr>
+        <w:t>)</w:t>
+      </w:r>
+      <w:r>
         <w:rPr>
           <w:rFonts w:ascii="Amasis MT Pro" w:hAnsi="Amasis MT Pro"/>
           <w:sz w:val="36"/>
           <w:szCs w:val="36"/>
         </w:rPr>
-      </w:pPr>
-      <w:r>
+        <w:t xml:space="preserve"> </w:t>
+      </w:r>
+    </w:p>
+    <w:p>
+      <w:pPr>
         <w:rPr>
           <w:rFonts w:ascii="Amasis MT Pro" w:hAnsi="Amasis MT Pro"/>
           <w:sz w:val="36"/>
           <w:szCs w:val="36"/>
         </w:rPr>
-        <w:t>Flask</w:t>
-      </w:r>
-      <w:r>
-        <w:rPr>
-          <w:rFonts w:ascii="Amasis MT Pro" w:hAnsi="Amasis MT Pro"/>
-          <w:sz w:val="36"/>
-          <w:szCs w:val="36"/>
-        </w:rPr>
-        <w:t xml:space="preserve"> </w:t>
-      </w:r>
+      </w:pPr>
     </w:p>
     <w:p>
       <w:pPr>
@@ -6758,25 +6495,24 @@
           <w:sz w:val="28"/>
           <w:szCs w:val="28"/>
         </w:rPr>
-        <w:t xml:space="preserve">Le API sono protocolli che permettono lo scambio di informazioni in rete, REST invece è la specifica API che comunica in protocollo http/https e manda dati in formato JSON. Le istruzioni che il client può inviare al server sono di </w:t>
-      </w:r>
-      <w:proofErr w:type="gramStart"/>
-      <w:r>
-        <w:rPr>
-          <w:rFonts w:ascii="Amasis MT Pro" w:hAnsi="Amasis MT Pro"/>
-          <w:sz w:val="28"/>
-          <w:szCs w:val="28"/>
-        </w:rPr>
-        <w:t>4</w:t>
-      </w:r>
-      <w:proofErr w:type="gramEnd"/>
-      <w:r>
-        <w:rPr>
-          <w:rFonts w:ascii="Amasis MT Pro" w:hAnsi="Amasis MT Pro"/>
-          <w:sz w:val="28"/>
-          <w:szCs w:val="28"/>
-        </w:rPr>
-        <w:t xml:space="preserve"> tipi: </w:t>
+        <w:t xml:space="preserve">Le </w:t>
+      </w:r>
+      <w:r>
+        <w:rPr>
+          <w:rFonts w:ascii="Amasis MT Pro" w:hAnsi="Amasis MT Pro"/>
+          <w:color w:val="FF0000"/>
+          <w:sz w:val="28"/>
+          <w:szCs w:val="28"/>
+        </w:rPr>
+        <w:t>API</w:t>
+      </w:r>
+      <w:r>
+        <w:rPr>
+          <w:rFonts w:ascii="Amasis MT Pro" w:hAnsi="Amasis MT Pro"/>
+          <w:sz w:val="28"/>
+          <w:szCs w:val="28"/>
+        </w:rPr>
+        <w:t xml:space="preserve"> sono protocolli che permettono lo scambio di informazioni in rete, REST invece è la specifica API che comunica in protocollo http/https e manda dati in formato JSON. Le istruzioni che il client può inviare al server sono di 4 tipi: </w:t>
       </w:r>
     </w:p>
     <w:p>
@@ -6795,10 +6531,19 @@
       <w:r>
         <w:rPr>
           <w:rFonts w:ascii="Amasis MT Pro" w:hAnsi="Amasis MT Pro"/>
-          <w:sz w:val="28"/>
-          <w:szCs w:val="28"/>
-        </w:rPr>
-        <w:t>GET (prendi</w:t>
+          <w:color w:val="FF0000"/>
+          <w:sz w:val="28"/>
+          <w:szCs w:val="28"/>
+        </w:rPr>
+        <w:t>GET</w:t>
+      </w:r>
+      <w:r>
+        <w:rPr>
+          <w:rFonts w:ascii="Amasis MT Pro" w:hAnsi="Amasis MT Pro"/>
+          <w:sz w:val="28"/>
+          <w:szCs w:val="28"/>
+        </w:rPr>
+        <w:t xml:space="preserve"> (prendi</w:t>
       </w:r>
       <w:r>
         <w:rPr>
@@ -6833,10 +6578,19 @@
       <w:r>
         <w:rPr>
           <w:rFonts w:ascii="Amasis MT Pro" w:hAnsi="Amasis MT Pro"/>
-          <w:sz w:val="28"/>
-          <w:szCs w:val="28"/>
-        </w:rPr>
-        <w:t>POST (invia</w:t>
+          <w:color w:val="FF0000"/>
+          <w:sz w:val="28"/>
+          <w:szCs w:val="28"/>
+        </w:rPr>
+        <w:t>POST</w:t>
+      </w:r>
+      <w:r>
+        <w:rPr>
+          <w:rFonts w:ascii="Amasis MT Pro" w:hAnsi="Amasis MT Pro"/>
+          <w:sz w:val="28"/>
+          <w:szCs w:val="28"/>
+        </w:rPr>
+        <w:t xml:space="preserve"> (invia</w:t>
       </w:r>
       <w:r>
         <w:rPr>
@@ -6871,6 +6625,7 @@
       <w:r>
         <w:rPr>
           <w:rFonts w:ascii="Amasis MT Pro" w:hAnsi="Amasis MT Pro"/>
+          <w:color w:val="FF0000"/>
           <w:sz w:val="28"/>
           <w:szCs w:val="28"/>
         </w:rPr>
@@ -6901,10 +6656,19 @@
       <w:r>
         <w:rPr>
           <w:rFonts w:ascii="Amasis MT Pro" w:hAnsi="Amasis MT Pro"/>
-          <w:sz w:val="28"/>
-          <w:szCs w:val="28"/>
-        </w:rPr>
-        <w:t>DELETE (elimina): elimina dati presenti sul server</w:t>
+          <w:color w:val="FF0000"/>
+          <w:sz w:val="28"/>
+          <w:szCs w:val="28"/>
+        </w:rPr>
+        <w:t>DELETE</w:t>
+      </w:r>
+      <w:r>
+        <w:rPr>
+          <w:rFonts w:ascii="Amasis MT Pro" w:hAnsi="Amasis MT Pro"/>
+          <w:sz w:val="28"/>
+          <w:szCs w:val="28"/>
+        </w:rPr>
+        <w:t xml:space="preserve"> (elimina): elimina dati presenti sul server</w:t>
       </w:r>
     </w:p>
     <w:p>
@@ -7073,23 +6837,39 @@
         </w:rPr>
         <w:t xml:space="preserve">all’interno della funzione </w:t>
       </w:r>
-      <w:proofErr w:type="spellStart"/>
-      <w:r>
-        <w:rPr>
-          <w:rFonts w:ascii="Amasis MT Pro" w:hAnsi="Amasis MT Pro"/>
+      <w:r>
+        <w:rPr>
+          <w:rFonts w:ascii="Amasis MT Pro" w:hAnsi="Amasis MT Pro"/>
+          <w:color w:val="FF0000"/>
           <w:sz w:val="28"/>
           <w:szCs w:val="28"/>
         </w:rPr>
         <w:t>checkCredentials</w:t>
       </w:r>
-      <w:proofErr w:type="spellEnd"/>
-      <w:r>
-        <w:rPr>
-          <w:rFonts w:ascii="Amasis MT Pro" w:hAnsi="Amasis MT Pro"/>
-          <w:sz w:val="28"/>
-          <w:szCs w:val="28"/>
-        </w:rPr>
-        <w:t xml:space="preserve"> esiste un metodo Call, che apre il collegamento. La Call è strutturata per inviare le due stringhe e ricevere una risposta positiva o negativa.</w:t>
+      <w:r>
+        <w:rPr>
+          <w:rFonts w:ascii="Amasis MT Pro" w:hAnsi="Amasis MT Pro"/>
+          <w:sz w:val="28"/>
+          <w:szCs w:val="28"/>
+        </w:rPr>
+        <w:t xml:space="preserve"> esiste un metodo </w:t>
+      </w:r>
+      <w:r>
+        <w:rPr>
+          <w:rFonts w:ascii="Amasis MT Pro" w:hAnsi="Amasis MT Pro"/>
+          <w:color w:val="FF0000"/>
+          <w:sz w:val="28"/>
+          <w:szCs w:val="28"/>
+        </w:rPr>
+        <w:t>Call</w:t>
+      </w:r>
+      <w:r>
+        <w:rPr>
+          <w:rFonts w:ascii="Amasis MT Pro" w:hAnsi="Amasis MT Pro"/>
+          <w:sz w:val="28"/>
+          <w:szCs w:val="28"/>
+        </w:rPr>
+        <w:t>, che apre il collegamento. La Call è strutturata per inviare le due stringhe e ricevere una risposta positiva o negativa.</w:t>
       </w:r>
     </w:p>
     <w:p>
@@ -7111,7 +6891,24 @@
           <w:sz w:val="28"/>
           <w:szCs w:val="28"/>
         </w:rPr>
-        <w:t xml:space="preserve">Attraverso una classe chiamata APIService, i dati vengono inviati </w:t>
+        <w:t xml:space="preserve">Attraverso una classe chiamata </w:t>
+      </w:r>
+      <w:r>
+        <w:rPr>
+          <w:rFonts w:ascii="Amasis MT Pro" w:hAnsi="Amasis MT Pro"/>
+          <w:color w:val="FF0000"/>
+          <w:sz w:val="28"/>
+          <w:szCs w:val="28"/>
+        </w:rPr>
+        <w:t>APIService</w:t>
+      </w:r>
+      <w:r>
+        <w:rPr>
+          <w:rFonts w:ascii="Amasis MT Pro" w:hAnsi="Amasis MT Pro"/>
+          <w:sz w:val="28"/>
+          <w:szCs w:val="28"/>
+        </w:rPr>
+        <w:t xml:space="preserve">, i dati vengono inviati </w:t>
       </w:r>
       <w:r>
         <w:rPr>
@@ -7236,6 +7033,7 @@
         <w:rPr>
           <w:rFonts w:ascii="Amasis MT Pro" w:hAnsi="Amasis MT Pro"/>
           <w:noProof/>
+          <w:color w:val="FF0000"/>
           <w:sz w:val="28"/>
           <w:szCs w:val="28"/>
         </w:rPr>
@@ -7298,10 +7096,19 @@
       <w:r>
         <w:rPr>
           <w:rFonts w:ascii="Amasis MT Pro" w:hAnsi="Amasis MT Pro"/>
-          <w:sz w:val="28"/>
-          <w:szCs w:val="28"/>
-        </w:rPr>
-        <w:t>l’endpoint di Flask prende i</w:t>
+          <w:color w:val="FF0000"/>
+          <w:sz w:val="28"/>
+          <w:szCs w:val="28"/>
+        </w:rPr>
+        <w:t>l’endpoint di Flask</w:t>
+      </w:r>
+      <w:r>
+        <w:rPr>
+          <w:rFonts w:ascii="Amasis MT Pro" w:hAnsi="Amasis MT Pro"/>
+          <w:sz w:val="28"/>
+          <w:szCs w:val="28"/>
+        </w:rPr>
+        <w:t xml:space="preserve"> prende i</w:t>
       </w:r>
       <w:r>
         <w:rPr>
@@ -7325,7 +7132,24 @@
           <w:sz w:val="28"/>
           <w:szCs w:val="28"/>
         </w:rPr>
-        <w:t>(query)</w:t>
+        <w:t>(</w:t>
+      </w:r>
+      <w:r>
+        <w:rPr>
+          <w:rFonts w:ascii="Amasis MT Pro" w:hAnsi="Amasis MT Pro"/>
+          <w:color w:val="FF0000"/>
+          <w:sz w:val="28"/>
+          <w:szCs w:val="28"/>
+        </w:rPr>
+        <w:t>query</w:t>
+      </w:r>
+      <w:r>
+        <w:rPr>
+          <w:rFonts w:ascii="Amasis MT Pro" w:hAnsi="Amasis MT Pro"/>
+          <w:sz w:val="28"/>
+          <w:szCs w:val="28"/>
+        </w:rPr>
+        <w:t>)</w:t>
       </w:r>
       <w:r>
         <w:rPr>
@@ -7367,15 +7191,15 @@
           <w:szCs w:val="28"/>
         </w:rPr>
         <w:drawing>
-          <wp:anchor distT="0" distB="0" distL="114300" distR="114300" simplePos="0" relativeHeight="251666432" behindDoc="0" locked="0" layoutInCell="1" allowOverlap="1" wp14:anchorId="528A2BE9" wp14:editId="631AFB8A">
+          <wp:anchor distT="0" distB="0" distL="114300" distR="114300" simplePos="0" relativeHeight="251666432" behindDoc="0" locked="0" layoutInCell="1" allowOverlap="1" wp14:anchorId="528A2BE9" wp14:editId="236B2C57">
             <wp:simplePos x="0" y="0"/>
             <wp:positionH relativeFrom="margin">
-              <wp:posOffset>2386965</wp:posOffset>
+              <wp:posOffset>2954020</wp:posOffset>
             </wp:positionH>
             <wp:positionV relativeFrom="paragraph">
               <wp:posOffset>189230</wp:posOffset>
             </wp:positionV>
-            <wp:extent cx="4000706" cy="520727"/>
+            <wp:extent cx="3430905" cy="446405"/>
             <wp:effectExtent l="0" t="0" r="0" b="0"/>
             <wp:wrapSquare wrapText="bothSides"/>
             <wp:docPr id="1587843734" name="Immagine 1" descr="Immagine che contiene testo, schermata, Carattere, linea&#10;&#10;Il contenuto generato dall'IA potrebbe non essere corretto."/>
@@ -7404,7 +7228,7 @@
                   <pic:spPr>
                     <a:xfrm>
                       <a:off x="0" y="0"/>
-                      <a:ext cx="4000706" cy="520727"/>
+                      <a:ext cx="3430905" cy="446405"/>
                     </a:xfrm>
                     <a:prstGeom prst="rect">
                       <a:avLst/>
@@ -7413,6 +7237,12 @@
                 </pic:pic>
               </a:graphicData>
             </a:graphic>
+            <wp14:sizeRelH relativeFrom="margin">
+              <wp14:pctWidth>0</wp14:pctWidth>
+            </wp14:sizeRelH>
+            <wp14:sizeRelV relativeFrom="margin">
+              <wp14:pctHeight>0</wp14:pctHeight>
+            </wp14:sizeRelV>
           </wp:anchor>
         </w:drawing>
       </w:r>
@@ -7459,20 +7289,52 @@
       <w:r>
         <w:rPr>
           <w:rFonts w:ascii="Amasis MT Pro" w:hAnsi="Amasis MT Pro"/>
+          <w:sz w:val="28"/>
+          <w:szCs w:val="28"/>
+        </w:rPr>
+        <w:t xml:space="preserve">le due possibili risposte sono inviate in </w:t>
+      </w:r>
+      <w:r>
+        <w:rPr>
+          <w:rFonts w:ascii="Amasis MT Pro" w:hAnsi="Amasis MT Pro"/>
+          <w:color w:val="FF0000"/>
+          <w:sz w:val="28"/>
+          <w:szCs w:val="28"/>
+        </w:rPr>
+        <w:t>JSON</w:t>
+      </w:r>
+      <w:r>
+        <w:rPr>
+          <w:rFonts w:ascii="Amasis MT Pro" w:hAnsi="Amasis MT Pro"/>
+          <w:sz w:val="28"/>
+          <w:szCs w:val="28"/>
+        </w:rPr>
+        <w:t xml:space="preserve"> all’app, in particolare viene passato l’identificativo dell’utente che ha appena fatto il login, in modo che successivamente le altre richieste al server possano essere semplificate.</w:t>
+      </w:r>
+    </w:p>
+    <w:p>
+      <w:pPr>
+        <w:rPr>
+          <w:rFonts w:ascii="Amasis MT Pro" w:hAnsi="Amasis MT Pro"/>
+        </w:rPr>
+      </w:pPr>
+      <w:r>
+        <w:rPr>
+          <w:rFonts w:ascii="Amasis MT Pro" w:hAnsi="Amasis MT Pro"/>
           <w:noProof/>
           <w:sz w:val="28"/>
           <w:szCs w:val="28"/>
         </w:rPr>
         <w:drawing>
-          <wp:anchor distT="0" distB="0" distL="114300" distR="114300" simplePos="0" relativeHeight="251667456" behindDoc="0" locked="0" layoutInCell="1" allowOverlap="1" wp14:anchorId="6DD05B02" wp14:editId="4EB64B21">
+          <wp:anchor distT="0" distB="0" distL="114300" distR="114300" simplePos="0" relativeHeight="251667456" behindDoc="0" locked="0" layoutInCell="1" allowOverlap="1" wp14:anchorId="6DD05B02" wp14:editId="0448AF99">
             <wp:simplePos x="0" y="0"/>
             <wp:positionH relativeFrom="margin">
-              <wp:align>right</wp:align>
+              <wp:posOffset>481330</wp:posOffset>
             </wp:positionH>
             <wp:positionV relativeFrom="paragraph">
-              <wp:posOffset>870585</wp:posOffset>
+              <wp:posOffset>24765</wp:posOffset>
             </wp:positionV>
-            <wp:extent cx="6120130" cy="738505"/>
+            <wp:extent cx="5641340" cy="738505"/>
             <wp:effectExtent l="0" t="0" r="0" b="4445"/>
             <wp:wrapSquare wrapText="bothSides"/>
             <wp:docPr id="1962586125" name="Immagine 1"/>
@@ -7501,7 +7363,209 @@
                   <pic:spPr>
                     <a:xfrm>
                       <a:off x="0" y="0"/>
-                      <a:ext cx="6120130" cy="738505"/>
+                      <a:ext cx="5641340" cy="738505"/>
+                    </a:xfrm>
+                    <a:prstGeom prst="rect">
+                      <a:avLst/>
+                    </a:prstGeom>
+                  </pic:spPr>
+                </pic:pic>
+              </a:graphicData>
+            </a:graphic>
+            <wp14:sizeRelH relativeFrom="margin">
+              <wp14:pctWidth>0</wp14:pctWidth>
+            </wp14:sizeRelH>
+          </wp:anchor>
+        </w:drawing>
+      </w:r>
+    </w:p>
+    <w:p>
+      <w:pPr>
+        <w:jc w:val="both"/>
+        <w:rPr>
+          <w:rFonts w:ascii="Amasis MT Pro" w:hAnsi="Amasis MT Pro"/>
+          <w:sz w:val="28"/>
+          <w:szCs w:val="28"/>
+        </w:rPr>
+      </w:pPr>
+    </w:p>
+    <w:p>
+      <w:pPr>
+        <w:jc w:val="both"/>
+        <w:rPr>
+          <w:rFonts w:ascii="Amasis MT Pro" w:hAnsi="Amasis MT Pro"/>
+          <w:sz w:val="28"/>
+          <w:szCs w:val="28"/>
+        </w:rPr>
+      </w:pPr>
+    </w:p>
+    <w:p>
+      <w:pPr>
+        <w:jc w:val="both"/>
+        <w:rPr>
+          <w:rFonts w:ascii="Amasis MT Pro" w:hAnsi="Amasis MT Pro"/>
+          <w:sz w:val="28"/>
+          <w:szCs w:val="28"/>
+        </w:rPr>
+      </w:pPr>
+    </w:p>
+    <w:p>
+      <w:pPr>
+        <w:jc w:val="both"/>
+        <w:rPr>
+          <w:rFonts w:ascii="Amasis MT Pro" w:hAnsi="Amasis MT Pro"/>
+          <w:sz w:val="28"/>
+          <w:szCs w:val="28"/>
+        </w:rPr>
+      </w:pPr>
+      <w:r>
+        <w:rPr>
+          <w:rFonts w:ascii="Amasis MT Pro" w:hAnsi="Amasis MT Pro"/>
+          <w:sz w:val="28"/>
+          <w:szCs w:val="28"/>
+        </w:rPr>
+        <w:t xml:space="preserve">Riassumendo, </w:t>
+      </w:r>
+      <w:r>
+        <w:rPr>
+          <w:rFonts w:ascii="Amasis MT Pro" w:hAnsi="Amasis MT Pro"/>
+          <w:sz w:val="28"/>
+          <w:szCs w:val="28"/>
+        </w:rPr>
+        <w:t>le informazioni partono da</w:t>
+      </w:r>
+      <w:r>
+        <w:rPr>
+          <w:rFonts w:ascii="Amasis MT Pro" w:hAnsi="Amasis MT Pro"/>
+          <w:sz w:val="28"/>
+          <w:szCs w:val="28"/>
+        </w:rPr>
+        <w:t>ll’app, passano attraverso Flask che fa da tramite per il server, dove sono contenute le informazioni in un database</w:t>
+      </w:r>
+      <w:r>
+        <w:rPr>
+          <w:rFonts w:ascii="Amasis MT Pro" w:hAnsi="Amasis MT Pro"/>
+          <w:sz w:val="28"/>
+          <w:szCs w:val="28"/>
+        </w:rPr>
+        <w:t xml:space="preserve">, Flask </w:t>
+      </w:r>
+      <w:r>
+        <w:rPr>
+          <w:rFonts w:ascii="Amasis MT Pro" w:hAnsi="Amasis MT Pro"/>
+          <w:sz w:val="28"/>
+          <w:szCs w:val="28"/>
+        </w:rPr>
+        <w:lastRenderedPageBreak/>
+        <w:t xml:space="preserve">poi gestisce la risposta da ritornare all’utente. Nello stesso modo viene gestito il sito, il quale, però non richiede di usare APIService ma si connette direttamente agli URL di </w:t>
+      </w:r>
+      <w:r>
+        <w:rPr>
+          <w:rFonts w:ascii="Amasis MT Pro" w:hAnsi="Amasis MT Pro"/>
+          <w:sz w:val="28"/>
+          <w:szCs w:val="28"/>
+        </w:rPr>
+        <w:t>F</w:t>
+      </w:r>
+      <w:r>
+        <w:rPr>
+          <w:rFonts w:ascii="Amasis MT Pro" w:hAnsi="Amasis MT Pro"/>
+          <w:sz w:val="28"/>
+          <w:szCs w:val="28"/>
+        </w:rPr>
+        <w:t>lask</w:t>
+      </w:r>
+    </w:p>
+    <w:p>
+      <w:pPr>
+        <w:rPr>
+          <w:rFonts w:ascii="Amasis MT Pro" w:hAnsi="Amasis MT Pro"/>
+          <w:sz w:val="36"/>
+          <w:szCs w:val="36"/>
+        </w:rPr>
+      </w:pPr>
+    </w:p>
+    <w:p>
+      <w:pPr>
+        <w:rPr>
+          <w:rFonts w:ascii="Amasis MT Pro" w:hAnsi="Amasis MT Pro"/>
+          <w:color w:val="FF0000"/>
+          <w:sz w:val="36"/>
+          <w:szCs w:val="36"/>
+        </w:rPr>
+      </w:pPr>
+      <w:r>
+        <w:rPr>
+          <w:rFonts w:ascii="Amasis MT Pro" w:hAnsi="Amasis MT Pro"/>
+          <w:color w:val="FF0000"/>
+          <w:sz w:val="36"/>
+          <w:szCs w:val="36"/>
+        </w:rPr>
+        <w:t xml:space="preserve">Retrofit </w:t>
+      </w:r>
+    </w:p>
+    <w:p>
+      <w:pPr>
+        <w:rPr>
+          <w:rFonts w:ascii="Amasis MT Pro" w:hAnsi="Amasis MT Pro"/>
+          <w:sz w:val="28"/>
+          <w:szCs w:val="28"/>
+        </w:rPr>
+      </w:pPr>
+    </w:p>
+    <w:p>
+      <w:pPr>
+        <w:rPr>
+          <w:rFonts w:ascii="Amasis MT Pro" w:hAnsi="Amasis MT Pro"/>
+          <w:sz w:val="28"/>
+          <w:szCs w:val="28"/>
+        </w:rPr>
+      </w:pPr>
+      <w:r>
+        <w:rPr>
+          <w:rFonts w:ascii="Amasis MT Pro" w:hAnsi="Amasis MT Pro"/>
+          <w:sz w:val="28"/>
+          <w:szCs w:val="28"/>
+        </w:rPr>
+        <w:drawing>
+          <wp:anchor distT="0" distB="0" distL="114300" distR="114300" simplePos="0" relativeHeight="251686912" behindDoc="0" locked="0" layoutInCell="1" allowOverlap="1" wp14:anchorId="2FA8DC86" wp14:editId="52CEDC0D">
+            <wp:simplePos x="0" y="0"/>
+            <wp:positionH relativeFrom="margin">
+              <wp:posOffset>-635</wp:posOffset>
+            </wp:positionH>
+            <wp:positionV relativeFrom="paragraph">
+              <wp:posOffset>1421554</wp:posOffset>
+            </wp:positionV>
+            <wp:extent cx="3445510" cy="2143760"/>
+            <wp:effectExtent l="0" t="0" r="2540" b="8890"/>
+            <wp:wrapTopAndBottom/>
+            <wp:docPr id="734371646" name="Immagine 1" descr="Immagine che contiene testo, schermata, software, Carattere&#10;&#10;Il contenuto generato dall'IA potrebbe non essere corretto."/>
+            <wp:cNvGraphicFramePr>
+              <a:graphicFrameLocks xmlns:a="http://schemas.openxmlformats.org/drawingml/2006/main" noChangeAspect="1"/>
+            </wp:cNvGraphicFramePr>
+            <a:graphic xmlns:a="http://schemas.openxmlformats.org/drawingml/2006/main">
+              <a:graphicData uri="http://schemas.openxmlformats.org/drawingml/2006/picture">
+                <pic:pic xmlns:pic="http://schemas.openxmlformats.org/drawingml/2006/picture">
+                  <pic:nvPicPr>
+                    <pic:cNvPr id="734371646" name="Immagine 1" descr="Immagine che contiene testo, schermata, software, Carattere&#10;&#10;Il contenuto generato dall'IA potrebbe non essere corretto."/>
+                    <pic:cNvPicPr/>
+                  </pic:nvPicPr>
+                  <pic:blipFill>
+                    <a:blip r:embed="rId39">
+                      <a:extLst>
+                        <a:ext uri="{28A0092B-C50C-407E-A947-70E740481C1C}">
+                          <a14:useLocalDpi xmlns:a14="http://schemas.microsoft.com/office/drawing/2010/main" val="0"/>
+                        </a:ext>
+                      </a:extLst>
+                    </a:blip>
+                    <a:stretch>
+                      <a:fillRect/>
+                    </a:stretch>
+                  </pic:blipFill>
+                  <pic:spPr>
+                    <a:xfrm>
+                      <a:off x="0" y="0"/>
+                      <a:ext cx="3445510" cy="2143760"/>
                     </a:xfrm>
                     <a:prstGeom prst="rect">
                       <a:avLst/>
@@ -7519,55 +7583,152 @@
           <w:sz w:val="28"/>
           <w:szCs w:val="28"/>
         </w:rPr>
-        <w:t>le due possibili risposte sono inviate in JSON all’app, in particolare viene passato l’identificativo dell’utente che ha appena fatto il login, in modo che successivamente le altre richieste al server possano essere semplificate.</w:t>
-      </w:r>
-    </w:p>
-    <w:p>
-      <w:pPr>
-        <w:rPr>
-          <w:rFonts w:ascii="Amasis MT Pro" w:hAnsi="Amasis MT Pro"/>
-        </w:rPr>
-      </w:pPr>
-    </w:p>
-    <w:p>
-      <w:pPr>
-        <w:rPr>
-          <w:rFonts w:ascii="Amasis MT Pro" w:hAnsi="Amasis MT Pro"/>
-          <w:sz w:val="28"/>
-          <w:szCs w:val="28"/>
-        </w:rPr>
-      </w:pPr>
-      <w:r>
-        <w:rPr>
-          <w:rFonts w:ascii="Amasis MT Pro" w:hAnsi="Amasis MT Pro"/>
-          <w:sz w:val="28"/>
-          <w:szCs w:val="28"/>
-        </w:rPr>
-        <w:t xml:space="preserve">Riassumendo, </w:t>
-      </w:r>
-      <w:r>
-        <w:rPr>
-          <w:rFonts w:ascii="Amasis MT Pro" w:hAnsi="Amasis MT Pro"/>
-          <w:sz w:val="28"/>
-          <w:szCs w:val="28"/>
-        </w:rPr>
-        <w:t>le informazioni partono da</w:t>
-      </w:r>
-      <w:r>
-        <w:rPr>
-          <w:rFonts w:ascii="Amasis MT Pro" w:hAnsi="Amasis MT Pro"/>
-          <w:sz w:val="28"/>
-          <w:szCs w:val="28"/>
-        </w:rPr>
-        <w:t>ll’app, passano attraverso Flask che fa da tramite per il server, dove sono contenute le informazioni in un database</w:t>
-      </w:r>
-      <w:r>
-        <w:rPr>
-          <w:rFonts w:ascii="Amasis MT Pro" w:hAnsi="Amasis MT Pro"/>
-          <w:sz w:val="28"/>
-          <w:szCs w:val="28"/>
-        </w:rPr>
-        <w:t xml:space="preserve">, Flask poi gestisce la risposta da ritornare all’utente. Nello stesso modo viene </w:t>
+        <w:t xml:space="preserve">All’interno dell’applicazione Crikle, Retrofit è stato utilizzato </w:t>
+      </w:r>
+      <w:r>
+        <w:rPr>
+          <w:rFonts w:ascii="Amasis MT Pro" w:hAnsi="Amasis MT Pro"/>
+          <w:color w:val="FF0000"/>
+          <w:sz w:val="28"/>
+          <w:szCs w:val="28"/>
+        </w:rPr>
+        <w:t>come libreria principale per la gestione della comunicazione tra il client Android e il server backend realizzato con Flask</w:t>
+      </w:r>
+      <w:r>
+        <w:rPr>
+          <w:rFonts w:ascii="Amasis MT Pro" w:hAnsi="Amasis MT Pro"/>
+          <w:sz w:val="28"/>
+          <w:szCs w:val="28"/>
+        </w:rPr>
+        <w:t xml:space="preserve">. Retrofit ha permesso di semplificare le richieste HTTP (come </w:t>
+      </w:r>
+      <w:r>
+        <w:rPr>
+          <w:rFonts w:ascii="Amasis MT Pro" w:hAnsi="Amasis MT Pro"/>
+          <w:color w:val="FF0000"/>
+          <w:sz w:val="28"/>
+          <w:szCs w:val="28"/>
+        </w:rPr>
+        <w:t>GET, POST, PUT, DELETE</w:t>
+      </w:r>
+      <w:r>
+        <w:rPr>
+          <w:rFonts w:ascii="Amasis MT Pro" w:hAnsi="Amasis MT Pro"/>
+          <w:sz w:val="28"/>
+          <w:szCs w:val="28"/>
+        </w:rPr>
+        <w:t>) e di strutturarle in modo chiaro e riutilizzabile tramite interfacce Java.</w:t>
+      </w:r>
+    </w:p>
+    <w:p>
+      <w:pPr>
+        <w:rPr>
+          <w:rFonts w:ascii="Amasis MT Pro" w:hAnsi="Amasis MT Pro"/>
+          <w:sz w:val="28"/>
+          <w:szCs w:val="28"/>
+        </w:rPr>
+      </w:pPr>
+    </w:p>
+    <w:p>
+      <w:pPr>
+        <w:rPr>
+          <w:rFonts w:ascii="Amasis MT Pro" w:hAnsi="Amasis MT Pro"/>
+          <w:sz w:val="28"/>
+          <w:szCs w:val="28"/>
+        </w:rPr>
+      </w:pPr>
+      <w:r>
+        <w:rPr>
+          <w:rFonts w:ascii="Amasis MT Pro" w:hAnsi="Amasis MT Pro"/>
+          <w:sz w:val="28"/>
+          <w:szCs w:val="28"/>
+        </w:rPr>
+        <w:t xml:space="preserve">Il suo funzionamento si basa sulla definizione di interfacce che rappresentano gli endpoint del server Flask. Per esempio, per effettuare il login, viene definito un metodo che rappresenta una chiamata </w:t>
+      </w:r>
+      <w:r>
+        <w:rPr>
+          <w:rFonts w:ascii="Amasis MT Pro" w:hAnsi="Amasis MT Pro"/>
+          <w:color w:val="FF0000"/>
+          <w:sz w:val="28"/>
+          <w:szCs w:val="28"/>
+        </w:rPr>
+        <w:t>POST</w:t>
+      </w:r>
+      <w:r>
+        <w:rPr>
+          <w:rFonts w:ascii="Amasis MT Pro" w:hAnsi="Amasis MT Pro"/>
+          <w:sz w:val="28"/>
+          <w:szCs w:val="28"/>
+        </w:rPr>
+        <w:t xml:space="preserve">, in cui si passano email e password. Retrofit, tramite un oggetto di tipo </w:t>
+      </w:r>
+      <w:r>
+        <w:rPr>
+          <w:rFonts w:ascii="Amasis MT Pro" w:hAnsi="Amasis MT Pro"/>
+          <w:color w:val="FF0000"/>
+          <w:sz w:val="28"/>
+          <w:szCs w:val="28"/>
+        </w:rPr>
+        <w:t>Call</w:t>
+      </w:r>
+      <w:r>
+        <w:rPr>
+          <w:rFonts w:ascii="Amasis MT Pro" w:hAnsi="Amasis MT Pro"/>
+          <w:sz w:val="28"/>
+          <w:szCs w:val="28"/>
+        </w:rPr>
+        <w:t xml:space="preserve">, invia questi dati in formato </w:t>
+      </w:r>
+      <w:r>
+        <w:rPr>
+          <w:rFonts w:ascii="Amasis MT Pro" w:hAnsi="Amasis MT Pro"/>
+          <w:color w:val="FF0000"/>
+          <w:sz w:val="28"/>
+          <w:szCs w:val="28"/>
+        </w:rPr>
+        <w:t>JSON</w:t>
+      </w:r>
+      <w:r>
+        <w:rPr>
+          <w:rFonts w:ascii="Amasis MT Pro" w:hAnsi="Amasis MT Pro"/>
+          <w:sz w:val="28"/>
+          <w:szCs w:val="28"/>
+        </w:rPr>
+        <w:t xml:space="preserve"> al server, che a sua volta li elabora e restituisce una risposta (successo o errore). Questo meccanismo è stato applicato anche ad altre funzionalità dell’app, come la registrazione di nuovi utenti, la gestione degli animali, il recupero dei dati clinici o la consultazione dei servizi disponibili.</w:t>
+      </w:r>
+    </w:p>
+    <w:p>
+      <w:pPr>
+        <w:rPr>
+          <w:rFonts w:ascii="Amasis MT Pro" w:hAnsi="Amasis MT Pro"/>
+          <w:sz w:val="28"/>
+          <w:szCs w:val="28"/>
+        </w:rPr>
+      </w:pPr>
+      <w:r>
+        <w:rPr>
+          <w:rFonts w:ascii="Amasis MT Pro" w:hAnsi="Amasis MT Pro"/>
+          <w:sz w:val="28"/>
+          <w:szCs w:val="28"/>
+        </w:rPr>
+        <w:t xml:space="preserve">Uno degli aspetti più vantaggiosi dell’uso di Retrofit è la possibilità di gestire in modo ordinato le callback asincrone, ovvero l’attesa delle risposte dal server </w:t>
+      </w:r>
+      <w:r>
+        <w:rPr>
+          <w:rFonts w:ascii="Amasis MT Pro" w:hAnsi="Amasis MT Pro"/>
+          <w:color w:val="FF0000"/>
+          <w:sz w:val="28"/>
+          <w:szCs w:val="28"/>
+        </w:rPr>
+        <w:t>senza bloccare l’interfaccia utente</w:t>
+      </w:r>
+      <w:r>
+        <w:rPr>
+          <w:rFonts w:ascii="Amasis MT Pro" w:hAnsi="Amasis MT Pro"/>
+          <w:sz w:val="28"/>
+          <w:szCs w:val="28"/>
+        </w:rPr>
+        <w:t xml:space="preserve">. Grazie a questa libreria, l’interazione tra l’app </w:t>
       </w:r>
       <w:r>
         <w:rPr>
@@ -7576,64 +7737,46 @@
           <w:szCs w:val="28"/>
         </w:rPr>
         <w:lastRenderedPageBreak/>
-        <w:t xml:space="preserve">gestito il sito, il quale, però non richiede di usare APIService ma si connette direttamente agli URL di </w:t>
-      </w:r>
-      <w:r>
-        <w:rPr>
-          <w:rFonts w:ascii="Amasis MT Pro" w:hAnsi="Amasis MT Pro"/>
-          <w:sz w:val="28"/>
-          <w:szCs w:val="28"/>
-        </w:rPr>
-        <w:t>F</w:t>
-      </w:r>
-      <w:r>
-        <w:rPr>
-          <w:rFonts w:ascii="Amasis MT Pro" w:hAnsi="Amasis MT Pro"/>
-          <w:sz w:val="28"/>
-          <w:szCs w:val="28"/>
-        </w:rPr>
-        <w:t>lask</w:t>
-      </w:r>
-    </w:p>
-    <w:p>
-      <w:pPr>
-        <w:rPr>
-          <w:rFonts w:ascii="Amasis MT Pro" w:hAnsi="Amasis MT Pro"/>
-          <w:sz w:val="28"/>
-          <w:szCs w:val="28"/>
-        </w:rPr>
-      </w:pPr>
-    </w:p>
-    <w:p>
-      <w:pPr>
+        <w:t>e il backend è risultata stabile, modulare e facilmente estendibile, facilitando lo sviluppo e l’integrazione delle varie componenti.</w:t>
+      </w:r>
+    </w:p>
+    <w:p>
+      <w:pPr>
+        <w:rPr>
+          <w:rFonts w:ascii="Amasis MT Pro" w:hAnsi="Amasis MT Pro"/>
+          <w:sz w:val="28"/>
+          <w:szCs w:val="28"/>
+        </w:rPr>
+      </w:pPr>
+    </w:p>
+    <w:p>
+      <w:pPr>
+        <w:jc w:val="center"/>
         <w:rPr>
           <w:rFonts w:ascii="Amasis MT Pro" w:hAnsi="Amasis MT Pro"/>
           <w:sz w:val="36"/>
           <w:szCs w:val="36"/>
         </w:rPr>
       </w:pPr>
-    </w:p>
-    <w:p>
-      <w:pPr>
+      <w:r>
         <w:rPr>
           <w:rFonts w:ascii="Amasis MT Pro" w:hAnsi="Amasis MT Pro"/>
           <w:sz w:val="36"/>
           <w:szCs w:val="36"/>
         </w:rPr>
-      </w:pPr>
-    </w:p>
-    <w:p>
-      <w:pPr>
+        <w:t>-</w:t>
+      </w:r>
+      <w:r>
         <w:rPr>
           <w:rFonts w:ascii="Amasis MT Pro" w:hAnsi="Amasis MT Pro"/>
           <w:sz w:val="36"/>
           <w:szCs w:val="36"/>
         </w:rPr>
-      </w:pPr>
-    </w:p>
-    <w:p>
-      <w:pPr>
-        <w:jc w:val="center"/>
+        <w:t>Esempio d’uso</w:t>
+      </w:r>
+    </w:p>
+    <w:p>
+      <w:pPr>
         <w:rPr>
           <w:rFonts w:ascii="Amasis MT Pro" w:hAnsi="Amasis MT Pro"/>
           <w:sz w:val="36"/>
@@ -7643,7 +7786,198 @@
     </w:p>
     <w:p>
       <w:pPr>
-        <w:jc w:val="center"/>
+        <w:rPr>
+          <w:rFonts w:ascii="Amasis MT Pro" w:hAnsi="Amasis MT Pro"/>
+          <w:color w:val="FF0000"/>
+          <w:sz w:val="32"/>
+          <w:szCs w:val="32"/>
+        </w:rPr>
+      </w:pPr>
+      <w:r>
+        <w:rPr>
+          <w:rFonts w:ascii="Amasis MT Pro" w:hAnsi="Amasis MT Pro"/>
+          <w:color w:val="FF0000"/>
+          <w:sz w:val="32"/>
+          <w:szCs w:val="32"/>
+        </w:rPr>
+        <w:t xml:space="preserve">L’utente x ha appena adottato un cucciolo di cane. </w:t>
+      </w:r>
+    </w:p>
+    <w:p>
+      <w:pPr>
+        <w:rPr>
+          <w:rFonts w:ascii="Amasis MT Pro" w:hAnsi="Amasis MT Pro"/>
+          <w:sz w:val="32"/>
+          <w:szCs w:val="32"/>
+        </w:rPr>
+      </w:pPr>
+      <w:r>
+        <w:rPr>
+          <w:rFonts w:ascii="Amasis MT Pro" w:hAnsi="Amasis MT Pro"/>
+          <w:sz w:val="32"/>
+          <w:szCs w:val="32"/>
+        </w:rPr>
+        <w:t>Dovrà innanzitutto registrarsi con il proprio indirizzo mail e password per poter accedere all’interno dell’app ed usufruire degli strumenti dati a disposizione.</w:t>
+      </w:r>
+    </w:p>
+    <w:p>
+      <w:pPr>
+        <w:rPr>
+          <w:rFonts w:ascii="Amasis MT Pro" w:hAnsi="Amasis MT Pro"/>
+          <w:sz w:val="32"/>
+          <w:szCs w:val="32"/>
+        </w:rPr>
+      </w:pPr>
+      <w:r>
+        <w:rPr>
+          <w:rFonts w:ascii="Amasis MT Pro" w:hAnsi="Amasis MT Pro"/>
+          <w:sz w:val="32"/>
+          <w:szCs w:val="32"/>
+        </w:rPr>
+        <w:t>Se già registrato, i dati verranno auto compilati e verrà permesso l’accesso.</w:t>
+      </w:r>
+    </w:p>
+    <w:p>
+      <w:pPr>
+        <w:rPr>
+          <w:rFonts w:ascii="Amasis MT Pro" w:hAnsi="Amasis MT Pro"/>
+          <w:sz w:val="32"/>
+          <w:szCs w:val="32"/>
+        </w:rPr>
+      </w:pPr>
+      <w:r>
+        <w:rPr>
+          <w:rFonts w:ascii="Amasis MT Pro" w:hAnsi="Amasis MT Pro"/>
+          <w:sz w:val="32"/>
+          <w:szCs w:val="32"/>
+        </w:rPr>
+        <w:t>L’utente vuole giustamente tenere traccia delle caratteristiche dell’animale (peso, altezza, segni particolari) e soprattutto registrare le eventuali allergie o problematiche in maniera tale da poterne sempre tenere traccia in giro ed al bisogno. Avrà dunque la possibilità di registrare questo cucciolo con il suo nome ed anche un rating emotivo dell’animale, oltre che le caratteristiche comprensive di una cartella clinica.</w:t>
+      </w:r>
+    </w:p>
+    <w:p>
+      <w:pPr>
+        <w:rPr>
+          <w:rFonts w:ascii="Amasis MT Pro" w:hAnsi="Amasis MT Pro"/>
+          <w:color w:val="FF0000"/>
+          <w:sz w:val="32"/>
+          <w:szCs w:val="32"/>
+        </w:rPr>
+      </w:pPr>
+      <w:r>
+        <w:rPr>
+          <w:rFonts w:ascii="Amasis MT Pro" w:hAnsi="Amasis MT Pro"/>
+          <w:color w:val="FF0000"/>
+          <w:sz w:val="32"/>
+          <w:szCs w:val="32"/>
+        </w:rPr>
+        <w:t>Ma se l’utente avesse anche un altro animale da gestire?</w:t>
+      </w:r>
+    </w:p>
+    <w:p>
+      <w:pPr>
+        <w:rPr>
+          <w:rFonts w:ascii="Amasis MT Pro" w:hAnsi="Amasis MT Pro"/>
+          <w:sz w:val="32"/>
+          <w:szCs w:val="32"/>
+        </w:rPr>
+      </w:pPr>
+      <w:r>
+        <w:rPr>
+          <w:rFonts w:ascii="Amasis MT Pro" w:hAnsi="Amasis MT Pro"/>
+          <w:sz w:val="32"/>
+          <w:szCs w:val="32"/>
+        </w:rPr>
+        <w:t>Potrà effettivamente aggiungere anche quest’ultimo in maniera tale da avere nella sua Home traccia degli animali registrati.</w:t>
+      </w:r>
+    </w:p>
+    <w:p>
+      <w:pPr>
+        <w:rPr>
+          <w:rFonts w:ascii="Amasis MT Pro" w:hAnsi="Amasis MT Pro"/>
+          <w:sz w:val="32"/>
+          <w:szCs w:val="32"/>
+        </w:rPr>
+      </w:pPr>
+      <w:r>
+        <w:rPr>
+          <w:rFonts w:ascii="Amasis MT Pro" w:hAnsi="Amasis MT Pro"/>
+          <w:sz w:val="32"/>
+          <w:szCs w:val="32"/>
+        </w:rPr>
+        <w:t>Ora che le registrazioni sono fatte è possibile cercare servizi che possano interessarci messi online dai fornitori (</w:t>
+      </w:r>
+      <w:r>
+        <w:rPr>
+          <w:rFonts w:ascii="Amasis MT Pro" w:hAnsi="Amasis MT Pro"/>
+          <w:color w:val="FF0000"/>
+          <w:sz w:val="32"/>
+          <w:szCs w:val="32"/>
+        </w:rPr>
+        <w:t>SVILUPPO FUTURO</w:t>
+      </w:r>
+      <w:r>
+        <w:rPr>
+          <w:rFonts w:ascii="Amasis MT Pro" w:hAnsi="Amasis MT Pro"/>
+          <w:sz w:val="32"/>
+          <w:szCs w:val="32"/>
+        </w:rPr>
+        <w:t>)</w:t>
+      </w:r>
+    </w:p>
+    <w:p>
+      <w:pPr>
+        <w:rPr>
+          <w:rFonts w:ascii="Amasis MT Pro" w:hAnsi="Amasis MT Pro"/>
+          <w:sz w:val="32"/>
+          <w:szCs w:val="32"/>
+        </w:rPr>
+      </w:pPr>
+      <w:r>
+        <w:rPr>
+          <w:rFonts w:ascii="Amasis MT Pro" w:hAnsi="Amasis MT Pro"/>
+          <w:sz w:val="32"/>
+          <w:szCs w:val="32"/>
+        </w:rPr>
+        <w:t>Si possono anche registrare visite veterinarie ricevute e il comportamento dell’animale.</w:t>
+      </w:r>
+    </w:p>
+    <w:p>
+      <w:pPr>
+        <w:rPr>
+          <w:rFonts w:ascii="Amasis MT Pro" w:hAnsi="Amasis MT Pro"/>
+          <w:sz w:val="32"/>
+          <w:szCs w:val="32"/>
+        </w:rPr>
+      </w:pPr>
+      <w:r>
+        <w:rPr>
+          <w:rFonts w:ascii="Amasis MT Pro" w:hAnsi="Amasis MT Pro"/>
+          <w:sz w:val="32"/>
+          <w:szCs w:val="32"/>
+        </w:rPr>
+        <w:t xml:space="preserve">Tutte queste attività saranno ordinate con rispettive data ed orario all’interno del calendario utente. </w:t>
+      </w:r>
+    </w:p>
+    <w:p>
+      <w:pPr>
+        <w:rPr>
+          <w:rFonts w:ascii="Amasis MT Pro" w:hAnsi="Amasis MT Pro"/>
+          <w:sz w:val="32"/>
+          <w:szCs w:val="32"/>
+        </w:rPr>
+      </w:pPr>
+      <w:r>
+        <w:rPr>
+          <w:rFonts w:ascii="Amasis MT Pro" w:hAnsi="Amasis MT Pro"/>
+          <w:sz w:val="32"/>
+          <w:szCs w:val="32"/>
+        </w:rPr>
+        <w:lastRenderedPageBreak/>
+        <w:t>Il calendario ha la possibilità di registrare localmente questi eventi e facilitare l’utente in questa interazione.</w:t>
+      </w:r>
+    </w:p>
+    <w:p>
+      <w:pPr>
         <w:rPr>
           <w:rFonts w:ascii="Amasis MT Pro" w:hAnsi="Amasis MT Pro"/>
           <w:sz w:val="36"/>
@@ -7660,242 +7994,404 @@
           <w:szCs w:val="36"/>
         </w:rPr>
       </w:pPr>
-    </w:p>
-    <w:p>
-      <w:pPr>
-        <w:jc w:val="center"/>
+      <w:r>
         <w:rPr>
           <w:rFonts w:ascii="Amasis MT Pro" w:hAnsi="Amasis MT Pro"/>
           <w:sz w:val="36"/>
           <w:szCs w:val="36"/>
         </w:rPr>
-      </w:pPr>
+        <w:t>-</w:t>
+      </w:r>
       <w:r>
         <w:rPr>
           <w:rFonts w:ascii="Amasis MT Pro" w:hAnsi="Amasis MT Pro"/>
           <w:sz w:val="36"/>
           <w:szCs w:val="36"/>
         </w:rPr>
-        <w:t>-</w:t>
-      </w:r>
-      <w:r>
+        <w:t>Risultati ottenuti</w:t>
+      </w:r>
+    </w:p>
+    <w:p>
+      <w:pPr>
+        <w:jc w:val="center"/>
+        <w:rPr>
+          <w:rFonts w:ascii="Amasis MT Pro" w:hAnsi="Amasis MT Pro"/>
+          <w:sz w:val="28"/>
+          <w:szCs w:val="28"/>
+        </w:rPr>
+      </w:pPr>
+    </w:p>
+    <w:p>
+      <w:pPr>
+        <w:rPr>
+          <w:rFonts w:ascii="Amasis MT Pro" w:hAnsi="Amasis MT Pro"/>
+          <w:sz w:val="32"/>
+          <w:szCs w:val="32"/>
+        </w:rPr>
+      </w:pPr>
+      <w:r>
+        <w:rPr>
+          <w:rFonts w:ascii="Amasis MT Pro" w:hAnsi="Amasis MT Pro"/>
+          <w:sz w:val="32"/>
+          <w:szCs w:val="32"/>
+        </w:rPr>
+        <w:t>Il lavoro svolto per la realizzazione di Crikle ha portato a risultati concreti sia sul piano tecnico che formativo. Il gruppo è riuscito a sviluppare un’applicazione Android capace di gestire la registrazione di animali domestici, la consultazione delle relative schede cliniche</w:t>
+      </w:r>
+      <w:r>
+        <w:rPr>
+          <w:rFonts w:ascii="Amasis MT Pro" w:hAnsi="Amasis MT Pro"/>
+          <w:sz w:val="32"/>
+          <w:szCs w:val="32"/>
+        </w:rPr>
+        <w:t xml:space="preserve"> comprensiva di profilo utente</w:t>
+      </w:r>
+      <w:r>
+        <w:rPr>
+          <w:rFonts w:ascii="Amasis MT Pro" w:hAnsi="Amasis MT Pro"/>
+          <w:sz w:val="32"/>
+          <w:szCs w:val="32"/>
+        </w:rPr>
+        <w:t xml:space="preserve">. </w:t>
+      </w:r>
+    </w:p>
+    <w:p>
+      <w:pPr>
+        <w:rPr>
+          <w:rFonts w:ascii="Amasis MT Pro" w:hAnsi="Amasis MT Pro"/>
+          <w:sz w:val="32"/>
+          <w:szCs w:val="32"/>
+        </w:rPr>
+      </w:pPr>
+      <w:r>
+        <w:rPr>
+          <w:rFonts w:ascii="Amasis MT Pro" w:hAnsi="Amasis MT Pro"/>
+          <w:sz w:val="32"/>
+          <w:szCs w:val="32"/>
+        </w:rPr>
+        <w:t xml:space="preserve">Inoltre, </w:t>
+      </w:r>
+      <w:r>
+        <w:rPr>
+          <w:rFonts w:ascii="Amasis MT Pro" w:hAnsi="Amasis MT Pro"/>
+          <w:sz w:val="32"/>
+          <w:szCs w:val="32"/>
+        </w:rPr>
+        <w:t>è stato creato un sito web per i fornitori di servizi, dimostrando l</w:t>
+      </w:r>
+      <w:r>
+        <w:rPr>
+          <w:rFonts w:ascii="Amasis MT Pro" w:hAnsi="Amasis MT Pro"/>
+          <w:sz w:val="32"/>
+          <w:szCs w:val="32"/>
+        </w:rPr>
+        <w:t>’</w:t>
+      </w:r>
+      <w:r>
+        <w:rPr>
+          <w:rFonts w:ascii="Amasis MT Pro" w:hAnsi="Amasis MT Pro"/>
+          <w:sz w:val="32"/>
+          <w:szCs w:val="32"/>
+        </w:rPr>
+        <w:t>integrazione tra client mobile, interfaccia web e database.</w:t>
+      </w:r>
+    </w:p>
+    <w:p>
+      <w:pPr>
+        <w:rPr>
+          <w:rFonts w:ascii="Amasis MT Pro" w:hAnsi="Amasis MT Pro"/>
+          <w:sz w:val="32"/>
+          <w:szCs w:val="32"/>
+        </w:rPr>
+      </w:pPr>
+      <w:r>
+        <w:rPr>
+          <w:rFonts w:ascii="Amasis MT Pro" w:hAnsi="Amasis MT Pro"/>
+          <w:sz w:val="32"/>
+          <w:szCs w:val="32"/>
+        </w:rPr>
+        <w:t xml:space="preserve">Dal punto di vista tecnico, sono stati messi in pratica concetti fondamentali come la </w:t>
+      </w:r>
+      <w:r>
+        <w:rPr>
+          <w:rFonts w:ascii="Amasis MT Pro" w:hAnsi="Amasis MT Pro"/>
+          <w:color w:val="FF0000"/>
+          <w:sz w:val="32"/>
+          <w:szCs w:val="32"/>
+        </w:rPr>
+        <w:t>programmazione a oggetti, la gestione di layout dinamici in Android, la strutturazione di un database relazionale e la comunicazione client-server tramite API REST</w:t>
+      </w:r>
+      <w:r>
+        <w:rPr>
+          <w:rFonts w:ascii="Amasis MT Pro" w:hAnsi="Amasis MT Pro"/>
+          <w:sz w:val="32"/>
+          <w:szCs w:val="32"/>
+        </w:rPr>
+        <w:t>. Il gruppo ha inoltre imparato a lavorare in ambienti di versionamento come GitHub, coordinando il lavoro attraverso Fork e mantenendo coerenza tra i diversi rami del progetto.</w:t>
+      </w:r>
+    </w:p>
+    <w:p>
+      <w:pPr>
+        <w:rPr>
+          <w:rFonts w:ascii="Amasis MT Pro" w:hAnsi="Amasis MT Pro"/>
+          <w:sz w:val="32"/>
+          <w:szCs w:val="32"/>
+        </w:rPr>
+      </w:pPr>
+      <w:r>
+        <w:rPr>
+          <w:rFonts w:ascii="Amasis MT Pro" w:hAnsi="Amasis MT Pro"/>
+          <w:sz w:val="32"/>
+          <w:szCs w:val="32"/>
+        </w:rPr>
+        <w:t xml:space="preserve">A livello di </w:t>
+      </w:r>
+      <w:r>
+        <w:rPr>
+          <w:rFonts w:ascii="Amasis MT Pro" w:hAnsi="Amasis MT Pro"/>
+          <w:sz w:val="32"/>
+          <w:szCs w:val="32"/>
+        </w:rPr>
+        <w:t>grupp</w:t>
+      </w:r>
+      <w:r>
+        <w:rPr>
+          <w:rFonts w:ascii="Amasis MT Pro" w:hAnsi="Amasis MT Pro"/>
+          <w:sz w:val="32"/>
+          <w:szCs w:val="32"/>
+        </w:rPr>
+        <w:t>o</w:t>
+      </w:r>
+      <w:r>
+        <w:rPr>
+          <w:rFonts w:ascii="Amasis MT Pro" w:hAnsi="Amasis MT Pro"/>
+          <w:sz w:val="32"/>
+          <w:szCs w:val="32"/>
+        </w:rPr>
+        <w:t xml:space="preserve"> il progetto ha migliorato la </w:t>
+      </w:r>
+      <w:r>
+        <w:rPr>
+          <w:rFonts w:ascii="Amasis MT Pro" w:hAnsi="Amasis MT Pro"/>
+          <w:color w:val="FF0000"/>
+          <w:sz w:val="32"/>
+          <w:szCs w:val="32"/>
+        </w:rPr>
+        <w:t>capacità di organizzazione, problem solving</w:t>
+      </w:r>
+      <w:r>
+        <w:rPr>
+          <w:rFonts w:ascii="Amasis MT Pro" w:hAnsi="Amasis MT Pro"/>
+          <w:sz w:val="32"/>
+          <w:szCs w:val="32"/>
+        </w:rPr>
+        <w:t xml:space="preserve"> e collaborazione rivelandosi una </w:t>
+      </w:r>
+      <w:r>
+        <w:rPr>
+          <w:rFonts w:ascii="Amasis MT Pro" w:hAnsi="Amasis MT Pro"/>
+          <w:sz w:val="32"/>
+          <w:szCs w:val="32"/>
+        </w:rPr>
+        <w:t>“</w:t>
+      </w:r>
+      <w:r>
+        <w:rPr>
+          <w:rFonts w:ascii="Amasis MT Pro" w:hAnsi="Amasis MT Pro"/>
+          <w:sz w:val="32"/>
+          <w:szCs w:val="32"/>
+        </w:rPr>
+        <w:t>palestra importante</w:t>
+      </w:r>
+      <w:r>
+        <w:rPr>
+          <w:rFonts w:ascii="Amasis MT Pro" w:hAnsi="Amasis MT Pro"/>
+          <w:sz w:val="32"/>
+          <w:szCs w:val="32"/>
+        </w:rPr>
+        <w:t>”</w:t>
+      </w:r>
+      <w:r>
+        <w:rPr>
+          <w:rFonts w:ascii="Amasis MT Pro" w:hAnsi="Amasis MT Pro"/>
+          <w:sz w:val="32"/>
+          <w:szCs w:val="32"/>
+        </w:rPr>
+        <w:t xml:space="preserve"> in vista dell’inserimento nel mondo del lavoro. Ogni membro ha potuto esplorare e approfondire ambiti differenti, contribuendo in modo attivo al raggiungimento di un obiettivo comune. I risultati ottenuti rappresentano dunque non solo un traguardo tecnico, ma anche un importante passo nel percorso di crescita individuale e collettiv</w:t>
+      </w:r>
+      <w:r>
+        <w:rPr>
+          <w:rFonts w:ascii="Amasis MT Pro" w:hAnsi="Amasis MT Pro"/>
+          <w:sz w:val="32"/>
+          <w:szCs w:val="32"/>
+        </w:rPr>
+        <w:t>o</w:t>
+      </w:r>
+      <w:r>
+        <w:rPr>
+          <w:rFonts w:ascii="Amasis MT Pro" w:hAnsi="Amasis MT Pro"/>
+          <w:sz w:val="32"/>
+          <w:szCs w:val="32"/>
+        </w:rPr>
+        <w:t>.</w:t>
+      </w:r>
+    </w:p>
+    <w:p>
+      <w:pPr>
         <w:rPr>
           <w:rFonts w:ascii="Amasis MT Pro" w:hAnsi="Amasis MT Pro"/>
           <w:sz w:val="36"/>
           <w:szCs w:val="36"/>
         </w:rPr>
-        <w:t>Esempio d’uso</w:t>
-      </w:r>
-    </w:p>
-    <w:p>
-      <w:pPr>
+      </w:pPr>
+    </w:p>
+    <w:p>
+      <w:pPr>
+        <w:jc w:val="center"/>
         <w:rPr>
           <w:rFonts w:ascii="Amasis MT Pro" w:hAnsi="Amasis MT Pro"/>
           <w:sz w:val="36"/>
           <w:szCs w:val="36"/>
         </w:rPr>
       </w:pPr>
-    </w:p>
-    <w:p>
-      <w:pPr>
+      <w:r>
         <w:rPr>
           <w:rFonts w:ascii="Amasis MT Pro" w:hAnsi="Amasis MT Pro"/>
           <w:sz w:val="36"/>
           <w:szCs w:val="36"/>
         </w:rPr>
-      </w:pPr>
-    </w:p>
-    <w:p>
-      <w:pPr>
-        <w:rPr>
-          <w:rFonts w:ascii="Amasis MT Pro" w:hAnsi="Amasis MT Pro"/>
-          <w:sz w:val="28"/>
-          <w:szCs w:val="28"/>
-        </w:rPr>
-      </w:pPr>
-      <w:r>
-        <w:rPr>
-          <w:rFonts w:ascii="Amasis MT Pro" w:hAnsi="Amasis MT Pro"/>
-          <w:sz w:val="28"/>
-          <w:szCs w:val="28"/>
-        </w:rPr>
-        <w:t xml:space="preserve">L’utente x ha appena adottato un cucciolo di cane. </w:t>
-      </w:r>
-    </w:p>
-    <w:p>
-      <w:pPr>
-        <w:rPr>
-          <w:rFonts w:ascii="Amasis MT Pro" w:hAnsi="Amasis MT Pro"/>
-          <w:sz w:val="28"/>
-          <w:szCs w:val="28"/>
-        </w:rPr>
-      </w:pPr>
-      <w:r>
-        <w:rPr>
-          <w:rFonts w:ascii="Amasis MT Pro" w:hAnsi="Amasis MT Pro"/>
-          <w:sz w:val="28"/>
-          <w:szCs w:val="28"/>
-        </w:rPr>
-        <w:t>Dovrà innanzitutto registrarsi con il proprio indirizzo mail e password per poter accedere all’interno dell’app ed usufruire degli strumenti dati a disposizione.</w:t>
-      </w:r>
-    </w:p>
-    <w:p>
-      <w:pPr>
-        <w:rPr>
-          <w:rFonts w:ascii="Amasis MT Pro" w:hAnsi="Amasis MT Pro"/>
-          <w:sz w:val="28"/>
-          <w:szCs w:val="28"/>
-        </w:rPr>
-      </w:pPr>
-      <w:r>
-        <w:rPr>
-          <w:rFonts w:ascii="Amasis MT Pro" w:hAnsi="Amasis MT Pro"/>
-          <w:sz w:val="28"/>
-          <w:szCs w:val="28"/>
-        </w:rPr>
-        <w:t>Se già registrato, i dati verranno auto compilati e verrà permesso l’accesso.</w:t>
-      </w:r>
-    </w:p>
-    <w:p>
-      <w:pPr>
-        <w:rPr>
-          <w:rFonts w:ascii="Amasis MT Pro" w:hAnsi="Amasis MT Pro"/>
-          <w:sz w:val="28"/>
-          <w:szCs w:val="28"/>
-        </w:rPr>
-      </w:pPr>
-      <w:r>
-        <w:rPr>
-          <w:rFonts w:ascii="Amasis MT Pro" w:hAnsi="Amasis MT Pro"/>
-          <w:sz w:val="28"/>
-          <w:szCs w:val="28"/>
-        </w:rPr>
-        <w:t>L’utente vuole giustamente tenere traccia delle caratteristiche dell’animale (peso, altezza, segni particolari) e soprattutto registrare le eventuali allergie o problematiche in maniera tale da poterne sempre tenere traccia in giro ed al bisogno. Avrà dunque la possibilità di registrare questo cucciolo con il suo nome ed anche un rating emotivo dell’animale, oltre che le caratteristiche comprensive di una cartella clinica.</w:t>
-      </w:r>
-    </w:p>
-    <w:p>
-      <w:pPr>
-        <w:rPr>
-          <w:rFonts w:ascii="Amasis MT Pro" w:hAnsi="Amasis MT Pro"/>
-          <w:sz w:val="28"/>
-          <w:szCs w:val="28"/>
-        </w:rPr>
-      </w:pPr>
-      <w:r>
-        <w:rPr>
-          <w:rFonts w:ascii="Amasis MT Pro" w:hAnsi="Amasis MT Pro"/>
-          <w:sz w:val="28"/>
-          <w:szCs w:val="28"/>
-        </w:rPr>
-        <w:t>Ma se l’utente avesse anche un altro animale da gestire?</w:t>
-      </w:r>
-    </w:p>
-    <w:p>
-      <w:pPr>
-        <w:rPr>
-          <w:rFonts w:ascii="Amasis MT Pro" w:hAnsi="Amasis MT Pro"/>
-          <w:sz w:val="28"/>
-          <w:szCs w:val="28"/>
-        </w:rPr>
-      </w:pPr>
-      <w:r>
-        <w:rPr>
-          <w:rFonts w:ascii="Amasis MT Pro" w:hAnsi="Amasis MT Pro"/>
-          <w:sz w:val="28"/>
-          <w:szCs w:val="28"/>
-        </w:rPr>
-        <w:t>Potrà effettivamente aggiungere anche quest’ultimo in maniera tale da avere nella sua Home traccia degli animali registrati.</w:t>
-      </w:r>
-    </w:p>
-    <w:p>
-      <w:pPr>
-        <w:rPr>
-          <w:rFonts w:ascii="Amasis MT Pro" w:hAnsi="Amasis MT Pro"/>
-          <w:sz w:val="28"/>
-          <w:szCs w:val="28"/>
-        </w:rPr>
-      </w:pPr>
-      <w:r>
-        <w:rPr>
-          <w:rFonts w:ascii="Amasis MT Pro" w:hAnsi="Amasis MT Pro"/>
-          <w:sz w:val="28"/>
-          <w:szCs w:val="28"/>
-        </w:rPr>
-        <w:t>Ora che le registrazioni sono fatte è possibile cercare servizi che possano interessarci messi online dai fornitori (SVILUPPO FUTURO)</w:t>
-      </w:r>
-    </w:p>
-    <w:p>
-      <w:pPr>
-        <w:rPr>
-          <w:rFonts w:ascii="Amasis MT Pro" w:hAnsi="Amasis MT Pro"/>
-          <w:sz w:val="28"/>
-          <w:szCs w:val="28"/>
-        </w:rPr>
-      </w:pPr>
-      <w:r>
-        <w:rPr>
-          <w:rFonts w:ascii="Amasis MT Pro" w:hAnsi="Amasis MT Pro"/>
-          <w:sz w:val="28"/>
-          <w:szCs w:val="28"/>
-        </w:rPr>
         <w:lastRenderedPageBreak/>
-        <w:t>Si possono anche registrare visite veterinarie ricevute e il comportamento dell’animale.</w:t>
-      </w:r>
-    </w:p>
-    <w:p>
-      <w:pPr>
-        <w:rPr>
-          <w:rFonts w:ascii="Amasis MT Pro" w:hAnsi="Amasis MT Pro"/>
-          <w:sz w:val="28"/>
-          <w:szCs w:val="28"/>
-        </w:rPr>
-      </w:pPr>
-      <w:r>
-        <w:rPr>
-          <w:rFonts w:ascii="Amasis MT Pro" w:hAnsi="Amasis MT Pro"/>
-          <w:sz w:val="28"/>
-          <w:szCs w:val="28"/>
-        </w:rPr>
-        <w:t xml:space="preserve">Tutte queste attività saranno ordinate con rispettive data ed orario all’interno del calendario utente. </w:t>
-      </w:r>
-    </w:p>
-    <w:p>
-      <w:pPr>
-        <w:rPr>
-          <w:rFonts w:ascii="Amasis MT Pro" w:hAnsi="Amasis MT Pro"/>
-          <w:sz w:val="28"/>
-          <w:szCs w:val="28"/>
-        </w:rPr>
-      </w:pPr>
-      <w:r>
-        <w:rPr>
-          <w:rFonts w:ascii="Amasis MT Pro" w:hAnsi="Amasis MT Pro"/>
-          <w:sz w:val="28"/>
-          <w:szCs w:val="28"/>
-        </w:rPr>
-        <w:t>Il calendario ha la possibilità di registrare localmente questi eventi e facilitare l’utente in questa interazione.</w:t>
-      </w:r>
-    </w:p>
-    <w:p>
-      <w:pPr>
-        <w:rPr>
-          <w:rFonts w:ascii="Amasis MT Pro" w:hAnsi="Amasis MT Pro"/>
-          <w:sz w:val="28"/>
-          <w:szCs w:val="28"/>
-        </w:rPr>
-      </w:pPr>
-    </w:p>
-    <w:p>
-      <w:pPr>
+        <w:t>-</w:t>
+      </w:r>
+      <w:r>
         <w:rPr>
           <w:rFonts w:ascii="Amasis MT Pro" w:hAnsi="Amasis MT Pro"/>
           <w:sz w:val="36"/>
           <w:szCs w:val="36"/>
         </w:rPr>
-      </w:pPr>
-    </w:p>
-    <w:p>
-      <w:pPr>
+        <w:t>Conclusioni</w:t>
+      </w:r>
+    </w:p>
+    <w:p>
+      <w:pPr>
+        <w:rPr>
+          <w:rFonts w:ascii="Amasis MT Pro" w:hAnsi="Amasis MT Pro"/>
+          <w:sz w:val="28"/>
+          <w:szCs w:val="28"/>
+        </w:rPr>
+      </w:pPr>
+    </w:p>
+    <w:p>
+      <w:pPr>
+        <w:rPr>
+          <w:rFonts w:ascii="Amasis MT Pro" w:hAnsi="Amasis MT Pro"/>
+          <w:sz w:val="32"/>
+          <w:szCs w:val="32"/>
+        </w:rPr>
+      </w:pPr>
+      <w:r>
+        <w:rPr>
+          <w:rFonts w:ascii="Amasis MT Pro" w:hAnsi="Amasis MT Pro"/>
+          <w:sz w:val="32"/>
+          <w:szCs w:val="32"/>
+        </w:rPr>
+        <w:t>Il progetto dell'app Crikle rappresenta un valido esempio di come la tecnologia possa essere messa al servizio del benessere degli animali e della comunità che ruota attorno a loro. Grazie all'integrazione tra applicazione Android, sito web, servizi web REST e database, è stato possibile ideare una piattaforma completa e funzionale, capace di favorire l’incontro tra proprietari di animali domestici e fornitori di servizi.</w:t>
+      </w:r>
+    </w:p>
+    <w:p>
+      <w:pPr>
+        <w:rPr>
+          <w:rFonts w:ascii="Amasis MT Pro" w:hAnsi="Amasis MT Pro"/>
+          <w:sz w:val="32"/>
+          <w:szCs w:val="32"/>
+        </w:rPr>
+      </w:pPr>
+      <w:r>
+        <w:rPr>
+          <w:rFonts w:ascii="Amasis MT Pro" w:hAnsi="Amasis MT Pro"/>
+          <w:sz w:val="32"/>
+          <w:szCs w:val="32"/>
+        </w:rPr>
+        <w:t xml:space="preserve">Durante lo sviluppo, sono state affrontate </w:t>
+      </w:r>
+      <w:r>
+        <w:rPr>
+          <w:rFonts w:ascii="Amasis MT Pro" w:hAnsi="Amasis MT Pro"/>
+          <w:color w:val="FF0000"/>
+          <w:sz w:val="32"/>
+          <w:szCs w:val="32"/>
+        </w:rPr>
+        <w:t xml:space="preserve">sfide tecniche </w:t>
+      </w:r>
+      <w:r>
+        <w:rPr>
+          <w:rFonts w:ascii="Amasis MT Pro" w:hAnsi="Amasis MT Pro"/>
+          <w:sz w:val="32"/>
+          <w:szCs w:val="32"/>
+        </w:rPr>
+        <w:t xml:space="preserve">e progettuali che hanno contribuito a migliorare le conoscenze del gruppo nelle seguenti aree </w:t>
+      </w:r>
+      <w:r>
+        <w:rPr>
+          <w:rFonts w:ascii="Amasis MT Pro" w:hAnsi="Amasis MT Pro"/>
+          <w:sz w:val="32"/>
+          <w:szCs w:val="32"/>
+        </w:rPr>
+        <w:t>tematiche</w:t>
+      </w:r>
+      <w:r>
+        <w:rPr>
+          <w:rFonts w:ascii="Amasis MT Pro" w:hAnsi="Amasis MT Pro"/>
+          <w:sz w:val="32"/>
+          <w:szCs w:val="32"/>
+        </w:rPr>
+        <w:t>: programmazione orientata agli oggetti, lo sviluppo di interfacce utente intuitive, la gestione dei dati e la comunicazione tra sistemi. Il lavoro di gruppo e l’approccio utilizzato hanno permesso di realizzare un prodotto coerente, utile e con potenzialità di crescita future.</w:t>
+      </w:r>
+    </w:p>
+    <w:p>
+      <w:pPr>
+        <w:rPr>
+          <w:rFonts w:ascii="Amasis MT Pro" w:hAnsi="Amasis MT Pro"/>
+          <w:sz w:val="32"/>
+          <w:szCs w:val="32"/>
+        </w:rPr>
+      </w:pPr>
+      <w:r>
+        <w:rPr>
+          <w:rFonts w:ascii="Amasis MT Pro" w:hAnsi="Amasis MT Pro"/>
+          <w:sz w:val="32"/>
+          <w:szCs w:val="32"/>
+        </w:rPr>
+        <w:t xml:space="preserve">In definitiva, </w:t>
+      </w:r>
+      <w:r>
+        <w:rPr>
+          <w:rFonts w:ascii="Amasis MT Pro" w:hAnsi="Amasis MT Pro"/>
+          <w:sz w:val="32"/>
+          <w:szCs w:val="32"/>
+        </w:rPr>
+        <w:t>Crikle non</w:t>
+      </w:r>
+      <w:r>
+        <w:rPr>
+          <w:rFonts w:ascii="Amasis MT Pro" w:hAnsi="Amasis MT Pro"/>
+          <w:sz w:val="32"/>
+          <w:szCs w:val="32"/>
+        </w:rPr>
+        <w:t xml:space="preserve"> solo potrebbe essere un'applicazione utile e innovativa, ma anche come </w:t>
+      </w:r>
+      <w:r>
+        <w:rPr>
+          <w:rFonts w:ascii="Amasis MT Pro" w:hAnsi="Amasis MT Pro"/>
+          <w:color w:val="FF0000"/>
+          <w:sz w:val="32"/>
+          <w:szCs w:val="32"/>
+        </w:rPr>
+        <w:t>un’esperienza formativa completa, che ha saputo unire teoria e pratica in modo efficace.</w:t>
+      </w:r>
+    </w:p>
+    <w:p>
+      <w:pPr>
+        <w:jc w:val="center"/>
         <w:rPr>
           <w:rFonts w:ascii="Amasis MT Pro" w:hAnsi="Amasis MT Pro"/>
           <w:sz w:val="36"/>
@@ -7905,6 +8401,7 @@
     </w:p>
     <w:p>
       <w:pPr>
+        <w:jc w:val="center"/>
         <w:rPr>
           <w:rFonts w:ascii="Amasis MT Pro" w:hAnsi="Amasis MT Pro"/>
           <w:sz w:val="36"/>
@@ -7914,6 +8411,7 @@
     </w:p>
     <w:p>
       <w:pPr>
+        <w:jc w:val="center"/>
         <w:rPr>
           <w:rFonts w:ascii="Amasis MT Pro" w:hAnsi="Amasis MT Pro"/>
           <w:sz w:val="36"/>
@@ -7930,25 +8428,30 @@
           <w:szCs w:val="36"/>
         </w:rPr>
       </w:pPr>
-      <w:r>
+    </w:p>
+    <w:p>
+      <w:pPr>
+        <w:jc w:val="center"/>
         <w:rPr>
           <w:rFonts w:ascii="Amasis MT Pro" w:hAnsi="Amasis MT Pro"/>
           <w:sz w:val="36"/>
           <w:szCs w:val="36"/>
         </w:rPr>
-        <w:t>-</w:t>
-      </w:r>
-      <w:r>
+      </w:pPr>
+    </w:p>
+    <w:p>
+      <w:pPr>
+        <w:jc w:val="center"/>
         <w:rPr>
           <w:rFonts w:ascii="Amasis MT Pro" w:hAnsi="Amasis MT Pro"/>
           <w:sz w:val="36"/>
           <w:szCs w:val="36"/>
         </w:rPr>
-        <w:t>Risultati ottenuti</w:t>
-      </w:r>
-    </w:p>
-    <w:p>
-      <w:pPr>
+      </w:pPr>
+    </w:p>
+    <w:p>
+      <w:pPr>
+        <w:jc w:val="center"/>
         <w:rPr>
           <w:rFonts w:ascii="Amasis MT Pro" w:hAnsi="Amasis MT Pro"/>
           <w:sz w:val="36"/>
@@ -7958,563 +8461,28 @@
     </w:p>
     <w:p>
       <w:pPr>
+        <w:jc w:val="center"/>
         <w:rPr>
           <w:rFonts w:ascii="Amasis MT Pro" w:hAnsi="Amasis MT Pro"/>
           <w:sz w:val="36"/>
           <w:szCs w:val="36"/>
         </w:rPr>
       </w:pPr>
-    </w:p>
-    <w:p>
-      <w:pPr>
+      <w:r>
         <w:rPr>
           <w:rFonts w:ascii="Amasis MT Pro" w:hAnsi="Amasis MT Pro"/>
           <w:sz w:val="36"/>
           <w:szCs w:val="36"/>
         </w:rPr>
-      </w:pPr>
-    </w:p>
-    <w:p>
-      <w:pPr>
+        <w:lastRenderedPageBreak/>
+        <w:t>-</w:t>
+      </w:r>
+      <w:r>
         <w:rPr>
           <w:rFonts w:ascii="Amasis MT Pro" w:hAnsi="Amasis MT Pro"/>
           <w:sz w:val="36"/>
           <w:szCs w:val="36"/>
         </w:rPr>
-      </w:pPr>
-    </w:p>
-    <w:p>
-      <w:pPr>
-        <w:rPr>
-          <w:rFonts w:ascii="Amasis MT Pro" w:hAnsi="Amasis MT Pro"/>
-          <w:sz w:val="36"/>
-          <w:szCs w:val="36"/>
-        </w:rPr>
-      </w:pPr>
-    </w:p>
-    <w:p>
-      <w:pPr>
-        <w:rPr>
-          <w:rFonts w:ascii="Amasis MT Pro" w:hAnsi="Amasis MT Pro"/>
-          <w:sz w:val="36"/>
-          <w:szCs w:val="36"/>
-        </w:rPr>
-      </w:pPr>
-    </w:p>
-    <w:p>
-      <w:pPr>
-        <w:rPr>
-          <w:rFonts w:ascii="Amasis MT Pro" w:hAnsi="Amasis MT Pro"/>
-          <w:sz w:val="36"/>
-          <w:szCs w:val="36"/>
-        </w:rPr>
-      </w:pPr>
-    </w:p>
-    <w:p>
-      <w:pPr>
-        <w:rPr>
-          <w:rFonts w:ascii="Amasis MT Pro" w:hAnsi="Amasis MT Pro"/>
-          <w:sz w:val="36"/>
-          <w:szCs w:val="36"/>
-        </w:rPr>
-      </w:pPr>
-    </w:p>
-    <w:p>
-      <w:pPr>
-        <w:rPr>
-          <w:rFonts w:ascii="Amasis MT Pro" w:hAnsi="Amasis MT Pro"/>
-          <w:sz w:val="36"/>
-          <w:szCs w:val="36"/>
-        </w:rPr>
-      </w:pPr>
-    </w:p>
-    <w:p>
-      <w:pPr>
-        <w:rPr>
-          <w:rFonts w:ascii="Amasis MT Pro" w:hAnsi="Amasis MT Pro"/>
-          <w:sz w:val="36"/>
-          <w:szCs w:val="36"/>
-        </w:rPr>
-      </w:pPr>
-    </w:p>
-    <w:p>
-      <w:pPr>
-        <w:rPr>
-          <w:rFonts w:ascii="Amasis MT Pro" w:hAnsi="Amasis MT Pro"/>
-          <w:sz w:val="36"/>
-          <w:szCs w:val="36"/>
-        </w:rPr>
-      </w:pPr>
-    </w:p>
-    <w:p>
-      <w:pPr>
-        <w:rPr>
-          <w:rFonts w:ascii="Amasis MT Pro" w:hAnsi="Amasis MT Pro"/>
-          <w:sz w:val="36"/>
-          <w:szCs w:val="36"/>
-        </w:rPr>
-      </w:pPr>
-    </w:p>
-    <w:p>
-      <w:pPr>
-        <w:rPr>
-          <w:rFonts w:ascii="Amasis MT Pro" w:hAnsi="Amasis MT Pro"/>
-          <w:sz w:val="36"/>
-          <w:szCs w:val="36"/>
-        </w:rPr>
-      </w:pPr>
-    </w:p>
-    <w:p>
-      <w:pPr>
-        <w:rPr>
-          <w:rFonts w:ascii="Amasis MT Pro" w:hAnsi="Amasis MT Pro"/>
-          <w:sz w:val="36"/>
-          <w:szCs w:val="36"/>
-        </w:rPr>
-      </w:pPr>
-    </w:p>
-    <w:p>
-      <w:pPr>
-        <w:rPr>
-          <w:rFonts w:ascii="Amasis MT Pro" w:hAnsi="Amasis MT Pro"/>
-          <w:sz w:val="36"/>
-          <w:szCs w:val="36"/>
-        </w:rPr>
-      </w:pPr>
-    </w:p>
-    <w:p>
-      <w:pPr>
-        <w:rPr>
-          <w:rFonts w:ascii="Amasis MT Pro" w:hAnsi="Amasis MT Pro"/>
-          <w:sz w:val="36"/>
-          <w:szCs w:val="36"/>
-        </w:rPr>
-      </w:pPr>
-    </w:p>
-    <w:p>
-      <w:pPr>
-        <w:rPr>
-          <w:rFonts w:ascii="Amasis MT Pro" w:hAnsi="Amasis MT Pro"/>
-          <w:sz w:val="36"/>
-          <w:szCs w:val="36"/>
-        </w:rPr>
-      </w:pPr>
-    </w:p>
-    <w:p>
-      <w:pPr>
-        <w:rPr>
-          <w:rFonts w:ascii="Amasis MT Pro" w:hAnsi="Amasis MT Pro"/>
-          <w:sz w:val="36"/>
-          <w:szCs w:val="36"/>
-        </w:rPr>
-      </w:pPr>
-    </w:p>
-    <w:p>
-      <w:pPr>
-        <w:jc w:val="center"/>
-        <w:rPr>
-          <w:rFonts w:ascii="Amasis MT Pro" w:hAnsi="Amasis MT Pro"/>
-          <w:sz w:val="36"/>
-          <w:szCs w:val="36"/>
-        </w:rPr>
-      </w:pPr>
-    </w:p>
-    <w:p>
-      <w:pPr>
-        <w:rPr>
-          <w:rFonts w:ascii="Amasis MT Pro" w:hAnsi="Amasis MT Pro"/>
-          <w:sz w:val="36"/>
-          <w:szCs w:val="36"/>
-        </w:rPr>
-      </w:pPr>
-    </w:p>
-    <w:p>
-      <w:pPr>
-        <w:jc w:val="center"/>
-        <w:rPr>
-          <w:rFonts w:ascii="Amasis MT Pro" w:hAnsi="Amasis MT Pro"/>
-          <w:sz w:val="36"/>
-          <w:szCs w:val="36"/>
-        </w:rPr>
-      </w:pPr>
-      <w:r>
-        <w:rPr>
-          <w:rFonts w:ascii="Amasis MT Pro" w:hAnsi="Amasis MT Pro"/>
-          <w:sz w:val="36"/>
-          <w:szCs w:val="36"/>
-        </w:rPr>
-        <w:t>-</w:t>
-      </w:r>
-      <w:r>
-        <w:rPr>
-          <w:rFonts w:ascii="Amasis MT Pro" w:hAnsi="Amasis MT Pro"/>
-          <w:sz w:val="36"/>
-          <w:szCs w:val="36"/>
-        </w:rPr>
-        <w:t>Conclusioni</w:t>
-      </w:r>
-    </w:p>
-    <w:p>
-      <w:pPr>
-        <w:rPr>
-          <w:rFonts w:ascii="Amasis MT Pro" w:hAnsi="Amasis MT Pro"/>
-          <w:sz w:val="28"/>
-          <w:szCs w:val="28"/>
-        </w:rPr>
-      </w:pPr>
-    </w:p>
-    <w:p>
-      <w:pPr>
-        <w:rPr>
-          <w:rFonts w:ascii="Amasis MT Pro" w:hAnsi="Amasis MT Pro"/>
-          <w:sz w:val="28"/>
-          <w:szCs w:val="28"/>
-        </w:rPr>
-      </w:pPr>
-    </w:p>
-    <w:p>
-      <w:pPr>
-        <w:rPr>
-          <w:rFonts w:ascii="Amasis MT Pro" w:hAnsi="Amasis MT Pro"/>
-          <w:sz w:val="28"/>
-          <w:szCs w:val="28"/>
-        </w:rPr>
-      </w:pPr>
-      <w:r>
-        <w:rPr>
-          <w:rFonts w:ascii="Amasis MT Pro" w:hAnsi="Amasis MT Pro"/>
-          <w:sz w:val="28"/>
-          <w:szCs w:val="28"/>
-        </w:rPr>
-        <w:t xml:space="preserve">Il progetto dell'app Crikle rappresenta un valido esempio di come la tecnologia possa essere messa al servizio del benessere degli animali e della comunità che ruota attorno a loro. Grazie all'integrazione tra applicazione Android, sito web, servizi web REST e database, è stato possibile </w:t>
-      </w:r>
-      <w:r>
-        <w:rPr>
-          <w:rFonts w:ascii="Amasis MT Pro" w:hAnsi="Amasis MT Pro"/>
-          <w:sz w:val="28"/>
-          <w:szCs w:val="28"/>
-        </w:rPr>
-        <w:t xml:space="preserve">ideare </w:t>
-      </w:r>
-      <w:r>
-        <w:rPr>
-          <w:rFonts w:ascii="Amasis MT Pro" w:hAnsi="Amasis MT Pro"/>
-          <w:sz w:val="28"/>
-          <w:szCs w:val="28"/>
-        </w:rPr>
-        <w:t>una piattaforma completa e funzionale, capace di favorire l’incontro tra proprietari di animali domestici e fornitori di servi</w:t>
-      </w:r>
-      <w:r>
-        <w:rPr>
-          <w:rFonts w:ascii="Amasis MT Pro" w:hAnsi="Amasis MT Pro"/>
-          <w:sz w:val="28"/>
-          <w:szCs w:val="28"/>
-        </w:rPr>
-        <w:t>zi.</w:t>
-      </w:r>
-    </w:p>
-    <w:p>
-      <w:pPr>
-        <w:rPr>
-          <w:rFonts w:ascii="Amasis MT Pro" w:hAnsi="Amasis MT Pro"/>
-          <w:sz w:val="28"/>
-          <w:szCs w:val="28"/>
-        </w:rPr>
-      </w:pPr>
-      <w:r>
-        <w:rPr>
-          <w:rFonts w:ascii="Amasis MT Pro" w:hAnsi="Amasis MT Pro"/>
-          <w:sz w:val="28"/>
-          <w:szCs w:val="28"/>
-        </w:rPr>
-        <w:t>Durante lo sviluppo, sono state affrontate sfide tecniche e progettuali che hanno contribuito a</w:t>
-      </w:r>
-      <w:r>
-        <w:rPr>
-          <w:rFonts w:ascii="Amasis MT Pro" w:hAnsi="Amasis MT Pro"/>
-          <w:sz w:val="28"/>
-          <w:szCs w:val="28"/>
-        </w:rPr>
-        <w:t xml:space="preserve"> migliorare</w:t>
-      </w:r>
-      <w:r>
-        <w:rPr>
-          <w:rFonts w:ascii="Amasis MT Pro" w:hAnsi="Amasis MT Pro"/>
-          <w:sz w:val="28"/>
-          <w:szCs w:val="28"/>
-        </w:rPr>
-        <w:t xml:space="preserve"> le c</w:t>
-      </w:r>
-      <w:r>
-        <w:rPr>
-          <w:rFonts w:ascii="Amasis MT Pro" w:hAnsi="Amasis MT Pro"/>
-          <w:sz w:val="28"/>
-          <w:szCs w:val="28"/>
-        </w:rPr>
-        <w:t xml:space="preserve">onoscenze </w:t>
-      </w:r>
-      <w:r>
-        <w:rPr>
-          <w:rFonts w:ascii="Amasis MT Pro" w:hAnsi="Amasis MT Pro"/>
-          <w:sz w:val="28"/>
-          <w:szCs w:val="28"/>
-        </w:rPr>
-        <w:t xml:space="preserve">del gruppo </w:t>
-      </w:r>
-      <w:r>
-        <w:rPr>
-          <w:rFonts w:ascii="Amasis MT Pro" w:hAnsi="Amasis MT Pro"/>
-          <w:sz w:val="28"/>
-          <w:szCs w:val="28"/>
-        </w:rPr>
-        <w:t xml:space="preserve">nelle seguenti aree </w:t>
-      </w:r>
-      <w:proofErr w:type="spellStart"/>
-      <w:r>
-        <w:rPr>
-          <w:rFonts w:ascii="Amasis MT Pro" w:hAnsi="Amasis MT Pro"/>
-          <w:sz w:val="28"/>
-          <w:szCs w:val="28"/>
-        </w:rPr>
-        <w:t>tematice</w:t>
-      </w:r>
-      <w:proofErr w:type="spellEnd"/>
-      <w:r>
-        <w:rPr>
-          <w:rFonts w:ascii="Amasis MT Pro" w:hAnsi="Amasis MT Pro"/>
-          <w:sz w:val="28"/>
-          <w:szCs w:val="28"/>
-        </w:rPr>
-        <w:t>:</w:t>
-      </w:r>
-      <w:r>
-        <w:rPr>
-          <w:rFonts w:ascii="Amasis MT Pro" w:hAnsi="Amasis MT Pro"/>
-          <w:sz w:val="28"/>
-          <w:szCs w:val="28"/>
-        </w:rPr>
-        <w:t xml:space="preserve"> programmazione orientata agli oggetti, lo sviluppo di interfacce utente intuitive, la gestione dei dati e l</w:t>
-      </w:r>
-      <w:r>
-        <w:rPr>
-          <w:rFonts w:ascii="Amasis MT Pro" w:hAnsi="Amasis MT Pro"/>
-          <w:sz w:val="28"/>
-          <w:szCs w:val="28"/>
-        </w:rPr>
-        <w:t>a comunicazione</w:t>
-      </w:r>
-      <w:r>
-        <w:rPr>
-          <w:rFonts w:ascii="Amasis MT Pro" w:hAnsi="Amasis MT Pro"/>
-          <w:sz w:val="28"/>
-          <w:szCs w:val="28"/>
-        </w:rPr>
-        <w:t xml:space="preserve"> tra sistemi. Il lavoro di </w:t>
-      </w:r>
-      <w:r>
-        <w:rPr>
-          <w:rFonts w:ascii="Amasis MT Pro" w:hAnsi="Amasis MT Pro"/>
-          <w:sz w:val="28"/>
-          <w:szCs w:val="28"/>
-        </w:rPr>
-        <w:t>gruppo</w:t>
-      </w:r>
-      <w:r>
-        <w:rPr>
-          <w:rFonts w:ascii="Amasis MT Pro" w:hAnsi="Amasis MT Pro"/>
-          <w:sz w:val="28"/>
-          <w:szCs w:val="28"/>
-        </w:rPr>
-        <w:t xml:space="preserve"> e l’approccio</w:t>
-      </w:r>
-      <w:r>
-        <w:rPr>
-          <w:rFonts w:ascii="Amasis MT Pro" w:hAnsi="Amasis MT Pro"/>
-          <w:sz w:val="28"/>
-          <w:szCs w:val="28"/>
-        </w:rPr>
-        <w:t xml:space="preserve"> utilizzato</w:t>
-      </w:r>
-      <w:r>
-        <w:rPr>
-          <w:rFonts w:ascii="Amasis MT Pro" w:hAnsi="Amasis MT Pro"/>
-          <w:sz w:val="28"/>
-          <w:szCs w:val="28"/>
-        </w:rPr>
-        <w:t xml:space="preserve"> hanno permesso di realizzare un prodotto coerente, utile e con potenzialità di crescita future.</w:t>
-      </w:r>
-    </w:p>
-    <w:p>
-      <w:pPr>
-        <w:rPr>
-          <w:rFonts w:ascii="Amasis MT Pro" w:hAnsi="Amasis MT Pro"/>
-          <w:sz w:val="28"/>
-          <w:szCs w:val="28"/>
-        </w:rPr>
-      </w:pPr>
-      <w:r>
-        <w:rPr>
-          <w:rFonts w:ascii="Amasis MT Pro" w:hAnsi="Amasis MT Pro"/>
-          <w:sz w:val="28"/>
-          <w:szCs w:val="28"/>
-        </w:rPr>
-        <w:t xml:space="preserve">In definitiva, </w:t>
-      </w:r>
-      <w:proofErr w:type="spellStart"/>
-      <w:r>
-        <w:rPr>
-          <w:rFonts w:ascii="Amasis MT Pro" w:hAnsi="Amasis MT Pro"/>
-          <w:sz w:val="28"/>
-          <w:szCs w:val="28"/>
-        </w:rPr>
-        <w:t>Crikle</w:t>
-      </w:r>
-      <w:proofErr w:type="spellEnd"/>
-      <w:r>
-        <w:rPr>
-          <w:rFonts w:ascii="Amasis MT Pro" w:hAnsi="Amasis MT Pro"/>
-          <w:sz w:val="28"/>
-          <w:szCs w:val="28"/>
-        </w:rPr>
-        <w:t xml:space="preserve"> non</w:t>
-      </w:r>
-      <w:r>
-        <w:rPr>
-          <w:rFonts w:ascii="Amasis MT Pro" w:hAnsi="Amasis MT Pro"/>
-          <w:sz w:val="28"/>
-          <w:szCs w:val="28"/>
-        </w:rPr>
-        <w:t xml:space="preserve"> solo</w:t>
-      </w:r>
-      <w:r>
-        <w:rPr>
-          <w:rFonts w:ascii="Amasis MT Pro" w:hAnsi="Amasis MT Pro"/>
-          <w:sz w:val="28"/>
-          <w:szCs w:val="28"/>
-        </w:rPr>
-        <w:t xml:space="preserve"> potrebbe essere</w:t>
-      </w:r>
-      <w:r>
-        <w:rPr>
-          <w:rFonts w:ascii="Amasis MT Pro" w:hAnsi="Amasis MT Pro"/>
-          <w:sz w:val="28"/>
-          <w:szCs w:val="28"/>
-        </w:rPr>
-        <w:t xml:space="preserve"> un'applicazione utile e innovativa, ma anche come un’esperienza formativa completa, che ha saputo </w:t>
-      </w:r>
-      <w:r>
-        <w:rPr>
-          <w:rFonts w:ascii="Amasis MT Pro" w:hAnsi="Amasis MT Pro"/>
-          <w:sz w:val="28"/>
-          <w:szCs w:val="28"/>
-        </w:rPr>
-        <w:t xml:space="preserve">unire </w:t>
-      </w:r>
-      <w:r>
-        <w:rPr>
-          <w:rFonts w:ascii="Amasis MT Pro" w:hAnsi="Amasis MT Pro"/>
-          <w:sz w:val="28"/>
-          <w:szCs w:val="28"/>
-        </w:rPr>
-        <w:t>teoria e pratica in modo efficace.</w:t>
-      </w:r>
-    </w:p>
-    <w:p>
-      <w:pPr>
-        <w:rPr>
-          <w:rFonts w:ascii="Amasis MT Pro" w:hAnsi="Amasis MT Pro"/>
-          <w:sz w:val="36"/>
-          <w:szCs w:val="36"/>
-        </w:rPr>
-      </w:pPr>
-    </w:p>
-    <w:p>
-      <w:pPr>
-        <w:rPr>
-          <w:rFonts w:ascii="Amasis MT Pro" w:hAnsi="Amasis MT Pro"/>
-          <w:sz w:val="36"/>
-          <w:szCs w:val="36"/>
-        </w:rPr>
-      </w:pPr>
-    </w:p>
-    <w:p>
-      <w:pPr>
-        <w:rPr>
-          <w:rFonts w:ascii="Amasis MT Pro" w:hAnsi="Amasis MT Pro"/>
-          <w:sz w:val="36"/>
-          <w:szCs w:val="36"/>
-        </w:rPr>
-      </w:pPr>
-    </w:p>
-    <w:p>
-      <w:pPr>
-        <w:rPr>
-          <w:rFonts w:ascii="Amasis MT Pro" w:hAnsi="Amasis MT Pro"/>
-          <w:sz w:val="36"/>
-          <w:szCs w:val="36"/>
-        </w:rPr>
-      </w:pPr>
-    </w:p>
-    <w:p>
-      <w:pPr>
-        <w:rPr>
-          <w:rFonts w:ascii="Amasis MT Pro" w:hAnsi="Amasis MT Pro"/>
-          <w:sz w:val="36"/>
-          <w:szCs w:val="36"/>
-        </w:rPr>
-      </w:pPr>
-    </w:p>
-    <w:p>
-      <w:pPr>
-        <w:rPr>
-          <w:rFonts w:ascii="Amasis MT Pro" w:hAnsi="Amasis MT Pro"/>
-          <w:sz w:val="36"/>
-          <w:szCs w:val="36"/>
-        </w:rPr>
-      </w:pPr>
-    </w:p>
-    <w:p>
-      <w:pPr>
-        <w:rPr>
-          <w:rFonts w:ascii="Amasis MT Pro" w:hAnsi="Amasis MT Pro"/>
-          <w:sz w:val="36"/>
-          <w:szCs w:val="36"/>
-        </w:rPr>
-      </w:pPr>
-    </w:p>
-    <w:p>
-      <w:pPr>
-        <w:rPr>
-          <w:rFonts w:ascii="Amasis MT Pro" w:hAnsi="Amasis MT Pro"/>
-          <w:sz w:val="36"/>
-          <w:szCs w:val="36"/>
-        </w:rPr>
-      </w:pPr>
-    </w:p>
-    <w:p>
-      <w:pPr>
-        <w:rPr>
-          <w:rFonts w:ascii="Amasis MT Pro" w:hAnsi="Amasis MT Pro"/>
-          <w:sz w:val="36"/>
-          <w:szCs w:val="36"/>
-        </w:rPr>
-      </w:pPr>
-    </w:p>
-    <w:p>
-      <w:pPr>
-        <w:jc w:val="center"/>
-        <w:rPr>
-          <w:rFonts w:ascii="Amasis MT Pro" w:hAnsi="Amasis MT Pro"/>
-          <w:sz w:val="36"/>
-          <w:szCs w:val="36"/>
-        </w:rPr>
-      </w:pPr>
-      <w:r>
-        <w:rPr>
-          <w:rFonts w:ascii="Amasis MT Pro" w:hAnsi="Amasis MT Pro"/>
-          <w:sz w:val="36"/>
-          <w:szCs w:val="36"/>
-        </w:rPr>
         <w:t>Sviluppi futuri</w:t>
       </w:r>
     </w:p>
@@ -8531,42 +8499,23 @@
       <w:pPr>
         <w:rPr>
           <w:rFonts w:ascii="Amasis MT Pro" w:hAnsi="Amasis MT Pro"/>
-          <w:sz w:val="28"/>
-          <w:szCs w:val="28"/>
-        </w:rPr>
-      </w:pPr>
-    </w:p>
-    <w:p>
-      <w:pPr>
-        <w:rPr>
-          <w:rFonts w:ascii="Amasis MT Pro" w:hAnsi="Amasis MT Pro"/>
-          <w:sz w:val="28"/>
-          <w:szCs w:val="28"/>
-        </w:rPr>
-      </w:pPr>
-      <w:proofErr w:type="spellStart"/>
-      <w:r>
-        <w:rPr>
-          <w:rFonts w:ascii="Amasis MT Pro" w:hAnsi="Amasis MT Pro"/>
-          <w:sz w:val="28"/>
-          <w:szCs w:val="28"/>
-        </w:rPr>
-        <w:t>Crikle</w:t>
-      </w:r>
-      <w:proofErr w:type="spellEnd"/>
-      <w:r>
-        <w:rPr>
-          <w:rFonts w:ascii="Amasis MT Pro" w:hAnsi="Amasis MT Pro"/>
-          <w:sz w:val="28"/>
-          <w:szCs w:val="28"/>
-        </w:rPr>
-        <w:t xml:space="preserve"> potrà essere ampliato in modo da </w:t>
-      </w:r>
-      <w:r>
-        <w:rPr>
-          <w:rFonts w:ascii="Amasis MT Pro" w:hAnsi="Amasis MT Pro"/>
-          <w:sz w:val="28"/>
-          <w:szCs w:val="28"/>
+          <w:sz w:val="32"/>
+          <w:szCs w:val="32"/>
+        </w:rPr>
+      </w:pPr>
+      <w:r>
+        <w:rPr>
+          <w:rFonts w:ascii="Amasis MT Pro" w:hAnsi="Amasis MT Pro"/>
+          <w:sz w:val="32"/>
+          <w:szCs w:val="32"/>
+        </w:rPr>
+        <w:t xml:space="preserve">Crikle potrà essere ampliato in modo da </w:t>
+      </w:r>
+      <w:r>
+        <w:rPr>
+          <w:rFonts w:ascii="Amasis MT Pro" w:hAnsi="Amasis MT Pro"/>
+          <w:sz w:val="32"/>
+          <w:szCs w:val="32"/>
         </w:rPr>
         <w:t xml:space="preserve">essere ancora più utile ai suoi utenti. Le funzioni che per prime potrebbero essere implementate sono un sistema di prenotazioni messo a disposizione per interfacciarsi direttamente con le attività. Successivamente si avrà modo di poter lasciare una recensione all’attività che sarà visibile agli altri utenti. </w:t>
       </w:r>
@@ -8575,15 +8524,15 @@
       <w:pPr>
         <w:rPr>
           <w:rFonts w:ascii="Amasis MT Pro" w:hAnsi="Amasis MT Pro"/>
-          <w:sz w:val="28"/>
-          <w:szCs w:val="28"/>
-        </w:rPr>
-      </w:pPr>
-      <w:r>
-        <w:rPr>
-          <w:rFonts w:ascii="Amasis MT Pro" w:hAnsi="Amasis MT Pro"/>
-          <w:sz w:val="28"/>
-          <w:szCs w:val="28"/>
+          <w:sz w:val="32"/>
+          <w:szCs w:val="32"/>
+        </w:rPr>
+      </w:pPr>
+      <w:r>
+        <w:rPr>
+          <w:rFonts w:ascii="Amasis MT Pro" w:hAnsi="Amasis MT Pro"/>
+          <w:sz w:val="32"/>
+          <w:szCs w:val="32"/>
         </w:rPr>
         <w:t>Le prenotazioni e la ricerca dei servizi saranno degli sviluppi futuri in quanto abbiamo trovato difficoltà nel finalizzare questi componenti.</w:t>
       </w:r>
@@ -8592,17 +8541,17 @@
       <w:pPr>
         <w:rPr>
           <w:rFonts w:ascii="Amasis MT Pro" w:hAnsi="Amasis MT Pro"/>
-          <w:color w:val="FF0000"/>
-          <w:sz w:val="28"/>
-          <w:szCs w:val="28"/>
-        </w:rPr>
-      </w:pPr>
-      <w:r>
-        <w:rPr>
-          <w:rFonts w:ascii="Amasis MT Pro" w:hAnsi="Amasis MT Pro"/>
-          <w:color w:val="FF0000"/>
-          <w:sz w:val="28"/>
-          <w:szCs w:val="28"/>
+          <w:color w:val="000000" w:themeColor="text1"/>
+          <w:sz w:val="32"/>
+          <w:szCs w:val="32"/>
+        </w:rPr>
+      </w:pPr>
+      <w:r>
+        <w:rPr>
+          <w:rFonts w:ascii="Amasis MT Pro" w:hAnsi="Amasis MT Pro"/>
+          <w:color w:val="000000" w:themeColor="text1"/>
+          <w:sz w:val="32"/>
+          <w:szCs w:val="32"/>
         </w:rPr>
         <w:t>Anche il calendario che salvi i propri dati sul Database remoto e non solo su quello locale può essere un aspetto da implementare in futuro.</w:t>
       </w:r>
@@ -8611,17 +8560,17 @@
       <w:pPr>
         <w:rPr>
           <w:rFonts w:ascii="Amasis MT Pro" w:hAnsi="Amasis MT Pro"/>
-          <w:color w:val="FF0000"/>
-          <w:sz w:val="28"/>
-          <w:szCs w:val="28"/>
-        </w:rPr>
-      </w:pPr>
-      <w:r>
-        <w:rPr>
-          <w:rFonts w:ascii="Amasis MT Pro" w:hAnsi="Amasis MT Pro"/>
-          <w:color w:val="FF0000"/>
-          <w:sz w:val="28"/>
-          <w:szCs w:val="28"/>
+          <w:color w:val="000000" w:themeColor="text1"/>
+          <w:sz w:val="32"/>
+          <w:szCs w:val="32"/>
+        </w:rPr>
+      </w:pPr>
+      <w:r>
+        <w:rPr>
+          <w:rFonts w:ascii="Amasis MT Pro" w:hAnsi="Amasis MT Pro"/>
+          <w:color w:val="000000" w:themeColor="text1"/>
+          <w:sz w:val="32"/>
+          <w:szCs w:val="32"/>
         </w:rPr>
         <w:t>Per quanto riguarda la parte web manca appunto il collegamento dalla ricerca delle attività commerciali da parte dell’utente e quindi la risposta delle attività del fornitore dal sito.</w:t>
       </w:r>
@@ -8630,26 +8579,44 @@
       <w:pPr>
         <w:rPr>
           <w:rFonts w:ascii="Amasis MT Pro" w:hAnsi="Amasis MT Pro"/>
-          <w:sz w:val="28"/>
-          <w:szCs w:val="28"/>
-        </w:rPr>
-      </w:pPr>
-    </w:p>
-    <w:p>
-      <w:pPr>
-        <w:rPr>
-          <w:rFonts w:ascii="Amasis MT Pro" w:hAnsi="Amasis MT Pro"/>
-          <w:sz w:val="28"/>
-          <w:szCs w:val="28"/>
-        </w:rPr>
-      </w:pPr>
-      <w:r>
-        <w:rPr>
-          <w:rFonts w:ascii="Amasis MT Pro" w:hAnsi="Amasis MT Pro"/>
-          <w:sz w:val="28"/>
-          <w:szCs w:val="28"/>
-        </w:rPr>
-        <w:lastRenderedPageBreak/>
+          <w:color w:val="000000" w:themeColor="text1"/>
+          <w:sz w:val="32"/>
+          <w:szCs w:val="32"/>
+        </w:rPr>
+      </w:pPr>
+    </w:p>
+    <w:p>
+      <w:pPr>
+        <w:rPr>
+          <w:rFonts w:ascii="Amasis MT Pro" w:hAnsi="Amasis MT Pro"/>
+          <w:sz w:val="32"/>
+          <w:szCs w:val="32"/>
+        </w:rPr>
+      </w:pPr>
+    </w:p>
+    <w:p>
+      <w:pPr>
+        <w:rPr>
+          <w:rFonts w:ascii="Amasis MT Pro" w:hAnsi="Amasis MT Pro"/>
+          <w:sz w:val="32"/>
+          <w:szCs w:val="32"/>
+        </w:rPr>
+      </w:pPr>
+    </w:p>
+    <w:p>
+      <w:pPr>
+        <w:rPr>
+          <w:rFonts w:ascii="Amasis MT Pro" w:hAnsi="Amasis MT Pro"/>
+          <w:sz w:val="32"/>
+          <w:szCs w:val="32"/>
+        </w:rPr>
+      </w:pPr>
+      <w:r>
+        <w:rPr>
+          <w:rFonts w:ascii="Amasis MT Pro" w:hAnsi="Amasis MT Pro"/>
+          <w:sz w:val="32"/>
+          <w:szCs w:val="32"/>
+        </w:rPr>
         <w:t>Un ringraziamento va anche al Dott. Antonio Lezzi e il prof. Paolo Ziliani per la collaborazione e gli insegnamenti nel campo fondamentali.</w:t>
       </w:r>
     </w:p>
@@ -8662,8 +8629,17 @@
         </w:rPr>
       </w:pPr>
     </w:p>
+    <w:p>
+      <w:pPr>
+        <w:rPr>
+          <w:rFonts w:ascii="Amasis MT Pro" w:hAnsi="Amasis MT Pro"/>
+          <w:sz w:val="28"/>
+          <w:szCs w:val="28"/>
+        </w:rPr>
+      </w:pPr>
+    </w:p>
     <w:sectPr>
-      <w:footerReference w:type="default" r:id="rId39"/>
+      <w:footerReference w:type="default" r:id="rId40"/>
       <w:pgSz w:w="11906" w:h="16838" w:code="9"/>
       <w:pgMar w:top="1418" w:right="1134" w:bottom="1134" w:left="1134" w:header="709" w:footer="340" w:gutter="0"/>
       <w:cols w:space="708"/>
@@ -9005,6 +8981,119 @@
     </w:lvl>
   </w:abstractNum>
   <w:abstractNum w:abstractNumId="2" w15:restartNumberingAfterBreak="0">
+    <w:nsid w:val="16A31A28"/>
+    <w:multiLevelType w:val="hybridMultilevel"/>
+    <w:tmpl w:val="4AA655B2"/>
+    <w:lvl w:ilvl="0" w:tplc="45A891C8">
+      <w:numFmt w:val="bullet"/>
+      <w:lvlText w:val="-"/>
+      <w:lvlJc w:val="left"/>
+      <w:pPr>
+        <w:ind w:left="2508" w:hanging="360"/>
+      </w:pPr>
+      <w:rPr>
+        <w:rFonts w:ascii="Amasis MT Pro" w:eastAsiaTheme="minorHAnsi" w:hAnsi="Amasis MT Pro" w:cstheme="minorBidi" w:hint="default"/>
+        <w:sz w:val="36"/>
+      </w:rPr>
+    </w:lvl>
+    <w:lvl w:ilvl="1" w:tplc="04100003" w:tentative="1">
+      <w:start w:val="1"/>
+      <w:numFmt w:val="bullet"/>
+      <w:lvlText w:val="o"/>
+      <w:lvlJc w:val="left"/>
+      <w:pPr>
+        <w:ind w:left="3228" w:hanging="360"/>
+      </w:pPr>
+      <w:rPr>
+        <w:rFonts w:ascii="Courier New" w:hAnsi="Courier New" w:cs="Courier New" w:hint="default"/>
+      </w:rPr>
+    </w:lvl>
+    <w:lvl w:ilvl="2" w:tplc="04100005" w:tentative="1">
+      <w:start w:val="1"/>
+      <w:numFmt w:val="bullet"/>
+      <w:lvlText w:val=""/>
+      <w:lvlJc w:val="left"/>
+      <w:pPr>
+        <w:ind w:left="3948" w:hanging="360"/>
+      </w:pPr>
+      <w:rPr>
+        <w:rFonts w:ascii="Wingdings" w:hAnsi="Wingdings" w:hint="default"/>
+      </w:rPr>
+    </w:lvl>
+    <w:lvl w:ilvl="3" w:tplc="04100001" w:tentative="1">
+      <w:start w:val="1"/>
+      <w:numFmt w:val="bullet"/>
+      <w:lvlText w:val=""/>
+      <w:lvlJc w:val="left"/>
+      <w:pPr>
+        <w:ind w:left="4668" w:hanging="360"/>
+      </w:pPr>
+      <w:rPr>
+        <w:rFonts w:ascii="Symbol" w:hAnsi="Symbol" w:hint="default"/>
+      </w:rPr>
+    </w:lvl>
+    <w:lvl w:ilvl="4" w:tplc="04100003" w:tentative="1">
+      <w:start w:val="1"/>
+      <w:numFmt w:val="bullet"/>
+      <w:lvlText w:val="o"/>
+      <w:lvlJc w:val="left"/>
+      <w:pPr>
+        <w:ind w:left="5388" w:hanging="360"/>
+      </w:pPr>
+      <w:rPr>
+        <w:rFonts w:ascii="Courier New" w:hAnsi="Courier New" w:cs="Courier New" w:hint="default"/>
+      </w:rPr>
+    </w:lvl>
+    <w:lvl w:ilvl="5" w:tplc="04100005" w:tentative="1">
+      <w:start w:val="1"/>
+      <w:numFmt w:val="bullet"/>
+      <w:lvlText w:val=""/>
+      <w:lvlJc w:val="left"/>
+      <w:pPr>
+        <w:ind w:left="6108" w:hanging="360"/>
+      </w:pPr>
+      <w:rPr>
+        <w:rFonts w:ascii="Wingdings" w:hAnsi="Wingdings" w:hint="default"/>
+      </w:rPr>
+    </w:lvl>
+    <w:lvl w:ilvl="6" w:tplc="04100001" w:tentative="1">
+      <w:start w:val="1"/>
+      <w:numFmt w:val="bullet"/>
+      <w:lvlText w:val=""/>
+      <w:lvlJc w:val="left"/>
+      <w:pPr>
+        <w:ind w:left="6828" w:hanging="360"/>
+      </w:pPr>
+      <w:rPr>
+        <w:rFonts w:ascii="Symbol" w:hAnsi="Symbol" w:hint="default"/>
+      </w:rPr>
+    </w:lvl>
+    <w:lvl w:ilvl="7" w:tplc="04100003" w:tentative="1">
+      <w:start w:val="1"/>
+      <w:numFmt w:val="bullet"/>
+      <w:lvlText w:val="o"/>
+      <w:lvlJc w:val="left"/>
+      <w:pPr>
+        <w:ind w:left="7548" w:hanging="360"/>
+      </w:pPr>
+      <w:rPr>
+        <w:rFonts w:ascii="Courier New" w:hAnsi="Courier New" w:cs="Courier New" w:hint="default"/>
+      </w:rPr>
+    </w:lvl>
+    <w:lvl w:ilvl="8" w:tplc="04100005" w:tentative="1">
+      <w:start w:val="1"/>
+      <w:numFmt w:val="bullet"/>
+      <w:lvlText w:val=""/>
+      <w:lvlJc w:val="left"/>
+      <w:pPr>
+        <w:ind w:left="8268" w:hanging="360"/>
+      </w:pPr>
+      <w:rPr>
+        <w:rFonts w:ascii="Wingdings" w:hAnsi="Wingdings" w:hint="default"/>
+      </w:rPr>
+    </w:lvl>
+  </w:abstractNum>
+  <w:abstractNum w:abstractNumId="3" w15:restartNumberingAfterBreak="0">
     <w:nsid w:val="1E085A79"/>
     <w:multiLevelType w:val="hybridMultilevel"/>
     <w:tmpl w:val="9D601C0A"/>
@@ -9116,7 +9205,7 @@
       </w:rPr>
     </w:lvl>
   </w:abstractNum>
-  <w:abstractNum w:abstractNumId="3" w15:restartNumberingAfterBreak="0">
+  <w:abstractNum w:abstractNumId="4" w15:restartNumberingAfterBreak="0">
     <w:nsid w:val="1EFC5005"/>
     <w:multiLevelType w:val="hybridMultilevel"/>
     <w:tmpl w:val="2228BB62"/>
@@ -9202,7 +9291,120 @@
       </w:pPr>
     </w:lvl>
   </w:abstractNum>
-  <w:abstractNum w:abstractNumId="4" w15:restartNumberingAfterBreak="0">
+  <w:abstractNum w:abstractNumId="5" w15:restartNumberingAfterBreak="0">
+    <w:nsid w:val="27622051"/>
+    <w:multiLevelType w:val="hybridMultilevel"/>
+    <w:tmpl w:val="AEB4B0D4"/>
+    <w:lvl w:ilvl="0" w:tplc="7BE47164">
+      <w:numFmt w:val="bullet"/>
+      <w:lvlText w:val="-"/>
+      <w:lvlJc w:val="left"/>
+      <w:pPr>
+        <w:ind w:left="5376" w:hanging="360"/>
+      </w:pPr>
+      <w:rPr>
+        <w:rFonts w:ascii="Amasis MT Pro" w:eastAsiaTheme="minorHAnsi" w:hAnsi="Amasis MT Pro" w:cstheme="minorBidi" w:hint="default"/>
+        <w:sz w:val="36"/>
+      </w:rPr>
+    </w:lvl>
+    <w:lvl w:ilvl="1" w:tplc="04100003" w:tentative="1">
+      <w:start w:val="1"/>
+      <w:numFmt w:val="bullet"/>
+      <w:lvlText w:val="o"/>
+      <w:lvlJc w:val="left"/>
+      <w:pPr>
+        <w:ind w:left="3948" w:hanging="360"/>
+      </w:pPr>
+      <w:rPr>
+        <w:rFonts w:ascii="Courier New" w:hAnsi="Courier New" w:cs="Courier New" w:hint="default"/>
+      </w:rPr>
+    </w:lvl>
+    <w:lvl w:ilvl="2" w:tplc="04100005" w:tentative="1">
+      <w:start w:val="1"/>
+      <w:numFmt w:val="bullet"/>
+      <w:lvlText w:val=""/>
+      <w:lvlJc w:val="left"/>
+      <w:pPr>
+        <w:ind w:left="4668" w:hanging="360"/>
+      </w:pPr>
+      <w:rPr>
+        <w:rFonts w:ascii="Wingdings" w:hAnsi="Wingdings" w:hint="default"/>
+      </w:rPr>
+    </w:lvl>
+    <w:lvl w:ilvl="3" w:tplc="F47A901E">
+      <w:numFmt w:val="bullet"/>
+      <w:lvlText w:val="-"/>
+      <w:lvlJc w:val="left"/>
+      <w:pPr>
+        <w:ind w:left="5388" w:hanging="360"/>
+      </w:pPr>
+      <w:rPr>
+        <w:rFonts w:ascii="Amasis MT Pro" w:eastAsiaTheme="minorHAnsi" w:hAnsi="Amasis MT Pro" w:cstheme="minorBidi" w:hint="default"/>
+        <w:sz w:val="36"/>
+      </w:rPr>
+    </w:lvl>
+    <w:lvl w:ilvl="4" w:tplc="04100003" w:tentative="1">
+      <w:start w:val="1"/>
+      <w:numFmt w:val="bullet"/>
+      <w:lvlText w:val="o"/>
+      <w:lvlJc w:val="left"/>
+      <w:pPr>
+        <w:ind w:left="6108" w:hanging="360"/>
+      </w:pPr>
+      <w:rPr>
+        <w:rFonts w:ascii="Courier New" w:hAnsi="Courier New" w:cs="Courier New" w:hint="default"/>
+      </w:rPr>
+    </w:lvl>
+    <w:lvl w:ilvl="5" w:tplc="04100005" w:tentative="1">
+      <w:start w:val="1"/>
+      <w:numFmt w:val="bullet"/>
+      <w:lvlText w:val=""/>
+      <w:lvlJc w:val="left"/>
+      <w:pPr>
+        <w:ind w:left="6828" w:hanging="360"/>
+      </w:pPr>
+      <w:rPr>
+        <w:rFonts w:ascii="Wingdings" w:hAnsi="Wingdings" w:hint="default"/>
+      </w:rPr>
+    </w:lvl>
+    <w:lvl w:ilvl="6" w:tplc="04100001" w:tentative="1">
+      <w:start w:val="1"/>
+      <w:numFmt w:val="bullet"/>
+      <w:lvlText w:val=""/>
+      <w:lvlJc w:val="left"/>
+      <w:pPr>
+        <w:ind w:left="7548" w:hanging="360"/>
+      </w:pPr>
+      <w:rPr>
+        <w:rFonts w:ascii="Symbol" w:hAnsi="Symbol" w:hint="default"/>
+      </w:rPr>
+    </w:lvl>
+    <w:lvl w:ilvl="7" w:tplc="04100003" w:tentative="1">
+      <w:start w:val="1"/>
+      <w:numFmt w:val="bullet"/>
+      <w:lvlText w:val="o"/>
+      <w:lvlJc w:val="left"/>
+      <w:pPr>
+        <w:ind w:left="8268" w:hanging="360"/>
+      </w:pPr>
+      <w:rPr>
+        <w:rFonts w:ascii="Courier New" w:hAnsi="Courier New" w:cs="Courier New" w:hint="default"/>
+      </w:rPr>
+    </w:lvl>
+    <w:lvl w:ilvl="8" w:tplc="04100005" w:tentative="1">
+      <w:start w:val="1"/>
+      <w:numFmt w:val="bullet"/>
+      <w:lvlText w:val=""/>
+      <w:lvlJc w:val="left"/>
+      <w:pPr>
+        <w:ind w:left="8988" w:hanging="360"/>
+      </w:pPr>
+      <w:rPr>
+        <w:rFonts w:ascii="Wingdings" w:hAnsi="Wingdings" w:hint="default"/>
+      </w:rPr>
+    </w:lvl>
+  </w:abstractNum>
+  <w:abstractNum w:abstractNumId="6" w15:restartNumberingAfterBreak="0">
     <w:nsid w:val="32180DA5"/>
     <w:multiLevelType w:val="hybridMultilevel"/>
     <w:tmpl w:val="9C642C76"/>
@@ -9291,7 +9493,7 @@
       </w:pPr>
     </w:lvl>
   </w:abstractNum>
-  <w:abstractNum w:abstractNumId="5" w15:restartNumberingAfterBreak="0">
+  <w:abstractNum w:abstractNumId="7" w15:restartNumberingAfterBreak="0">
     <w:nsid w:val="354311AF"/>
     <w:multiLevelType w:val="hybridMultilevel"/>
     <w:tmpl w:val="16869AEA"/>
@@ -9403,7 +9605,7 @@
       </w:rPr>
     </w:lvl>
   </w:abstractNum>
-  <w:abstractNum w:abstractNumId="6" w15:restartNumberingAfterBreak="0">
+  <w:abstractNum w:abstractNumId="8" w15:restartNumberingAfterBreak="0">
     <w:nsid w:val="38E26D67"/>
     <w:multiLevelType w:val="hybridMultilevel"/>
     <w:tmpl w:val="B9A8E6BC"/>
@@ -9515,7 +9717,7 @@
       </w:rPr>
     </w:lvl>
   </w:abstractNum>
-  <w:abstractNum w:abstractNumId="7" w15:restartNumberingAfterBreak="0">
+  <w:abstractNum w:abstractNumId="9" w15:restartNumberingAfterBreak="0">
     <w:nsid w:val="3E615EE3"/>
     <w:multiLevelType w:val="hybridMultilevel"/>
     <w:tmpl w:val="6C349CAC"/>
@@ -9627,7 +9829,7 @@
       </w:rPr>
     </w:lvl>
   </w:abstractNum>
-  <w:abstractNum w:abstractNumId="8" w15:restartNumberingAfterBreak="0">
+  <w:abstractNum w:abstractNumId="10" w15:restartNumberingAfterBreak="0">
     <w:nsid w:val="410935BA"/>
     <w:multiLevelType w:val="hybridMultilevel"/>
     <w:tmpl w:val="D01A2556"/>
@@ -9740,7 +9942,120 @@
       </w:rPr>
     </w:lvl>
   </w:abstractNum>
-  <w:abstractNum w:abstractNumId="9" w15:restartNumberingAfterBreak="0">
+  <w:abstractNum w:abstractNumId="11" w15:restartNumberingAfterBreak="0">
+    <w:nsid w:val="48E1210D"/>
+    <w:multiLevelType w:val="hybridMultilevel"/>
+    <w:tmpl w:val="EF16CB3A"/>
+    <w:lvl w:ilvl="0" w:tplc="56E4E766">
+      <w:numFmt w:val="bullet"/>
+      <w:lvlText w:val="-"/>
+      <w:lvlJc w:val="left"/>
+      <w:pPr>
+        <w:ind w:left="1080" w:hanging="360"/>
+      </w:pPr>
+      <w:rPr>
+        <w:rFonts w:ascii="Amasis MT Pro" w:eastAsiaTheme="minorHAnsi" w:hAnsi="Amasis MT Pro" w:cstheme="minorBidi" w:hint="default"/>
+        <w:sz w:val="36"/>
+      </w:rPr>
+    </w:lvl>
+    <w:lvl w:ilvl="1" w:tplc="04100003" w:tentative="1">
+      <w:start w:val="1"/>
+      <w:numFmt w:val="bullet"/>
+      <w:lvlText w:val="o"/>
+      <w:lvlJc w:val="left"/>
+      <w:pPr>
+        <w:ind w:left="1800" w:hanging="360"/>
+      </w:pPr>
+      <w:rPr>
+        <w:rFonts w:ascii="Courier New" w:hAnsi="Courier New" w:cs="Courier New" w:hint="default"/>
+      </w:rPr>
+    </w:lvl>
+    <w:lvl w:ilvl="2" w:tplc="04100005" w:tentative="1">
+      <w:start w:val="1"/>
+      <w:numFmt w:val="bullet"/>
+      <w:lvlText w:val=""/>
+      <w:lvlJc w:val="left"/>
+      <w:pPr>
+        <w:ind w:left="2520" w:hanging="360"/>
+      </w:pPr>
+      <w:rPr>
+        <w:rFonts w:ascii="Wingdings" w:hAnsi="Wingdings" w:hint="default"/>
+      </w:rPr>
+    </w:lvl>
+    <w:lvl w:ilvl="3" w:tplc="04100001" w:tentative="1">
+      <w:start w:val="1"/>
+      <w:numFmt w:val="bullet"/>
+      <w:lvlText w:val=""/>
+      <w:lvlJc w:val="left"/>
+      <w:pPr>
+        <w:ind w:left="3240" w:hanging="360"/>
+      </w:pPr>
+      <w:rPr>
+        <w:rFonts w:ascii="Symbol" w:hAnsi="Symbol" w:hint="default"/>
+      </w:rPr>
+    </w:lvl>
+    <w:lvl w:ilvl="4" w:tplc="04100003" w:tentative="1">
+      <w:start w:val="1"/>
+      <w:numFmt w:val="bullet"/>
+      <w:lvlText w:val="o"/>
+      <w:lvlJc w:val="left"/>
+      <w:pPr>
+        <w:ind w:left="3960" w:hanging="360"/>
+      </w:pPr>
+      <w:rPr>
+        <w:rFonts w:ascii="Courier New" w:hAnsi="Courier New" w:cs="Courier New" w:hint="default"/>
+      </w:rPr>
+    </w:lvl>
+    <w:lvl w:ilvl="5" w:tplc="04100005" w:tentative="1">
+      <w:start w:val="1"/>
+      <w:numFmt w:val="bullet"/>
+      <w:lvlText w:val=""/>
+      <w:lvlJc w:val="left"/>
+      <w:pPr>
+        <w:ind w:left="4680" w:hanging="360"/>
+      </w:pPr>
+      <w:rPr>
+        <w:rFonts w:ascii="Wingdings" w:hAnsi="Wingdings" w:hint="default"/>
+      </w:rPr>
+    </w:lvl>
+    <w:lvl w:ilvl="6" w:tplc="04100001" w:tentative="1">
+      <w:start w:val="1"/>
+      <w:numFmt w:val="bullet"/>
+      <w:lvlText w:val=""/>
+      <w:lvlJc w:val="left"/>
+      <w:pPr>
+        <w:ind w:left="5400" w:hanging="360"/>
+      </w:pPr>
+      <w:rPr>
+        <w:rFonts w:ascii="Symbol" w:hAnsi="Symbol" w:hint="default"/>
+      </w:rPr>
+    </w:lvl>
+    <w:lvl w:ilvl="7" w:tplc="04100003" w:tentative="1">
+      <w:start w:val="1"/>
+      <w:numFmt w:val="bullet"/>
+      <w:lvlText w:val="o"/>
+      <w:lvlJc w:val="left"/>
+      <w:pPr>
+        <w:ind w:left="6120" w:hanging="360"/>
+      </w:pPr>
+      <w:rPr>
+        <w:rFonts w:ascii="Courier New" w:hAnsi="Courier New" w:cs="Courier New" w:hint="default"/>
+      </w:rPr>
+    </w:lvl>
+    <w:lvl w:ilvl="8" w:tplc="04100005" w:tentative="1">
+      <w:start w:val="1"/>
+      <w:numFmt w:val="bullet"/>
+      <w:lvlText w:val=""/>
+      <w:lvlJc w:val="left"/>
+      <w:pPr>
+        <w:ind w:left="6840" w:hanging="360"/>
+      </w:pPr>
+      <w:rPr>
+        <w:rFonts w:ascii="Wingdings" w:hAnsi="Wingdings" w:hint="default"/>
+      </w:rPr>
+    </w:lvl>
+  </w:abstractNum>
+  <w:abstractNum w:abstractNumId="12" w15:restartNumberingAfterBreak="0">
     <w:nsid w:val="5BAD4FBE"/>
     <w:multiLevelType w:val="hybridMultilevel"/>
     <w:tmpl w:val="6E82E94C"/>
@@ -9852,7 +10167,120 @@
       </w:rPr>
     </w:lvl>
   </w:abstractNum>
-  <w:abstractNum w:abstractNumId="10" w15:restartNumberingAfterBreak="0">
+  <w:abstractNum w:abstractNumId="13" w15:restartNumberingAfterBreak="0">
+    <w:nsid w:val="5E5065A7"/>
+    <w:multiLevelType w:val="hybridMultilevel"/>
+    <w:tmpl w:val="E2CAEA3E"/>
+    <w:lvl w:ilvl="0" w:tplc="4F8C1F7A">
+      <w:numFmt w:val="bullet"/>
+      <w:lvlText w:val="-"/>
+      <w:lvlJc w:val="left"/>
+      <w:pPr>
+        <w:ind w:left="1440" w:hanging="360"/>
+      </w:pPr>
+      <w:rPr>
+        <w:rFonts w:ascii="Amasis MT Pro" w:eastAsiaTheme="minorHAnsi" w:hAnsi="Amasis MT Pro" w:cstheme="minorBidi" w:hint="default"/>
+        <w:sz w:val="36"/>
+      </w:rPr>
+    </w:lvl>
+    <w:lvl w:ilvl="1" w:tplc="04100003" w:tentative="1">
+      <w:start w:val="1"/>
+      <w:numFmt w:val="bullet"/>
+      <w:lvlText w:val="o"/>
+      <w:lvlJc w:val="left"/>
+      <w:pPr>
+        <w:ind w:left="2160" w:hanging="360"/>
+      </w:pPr>
+      <w:rPr>
+        <w:rFonts w:ascii="Courier New" w:hAnsi="Courier New" w:cs="Courier New" w:hint="default"/>
+      </w:rPr>
+    </w:lvl>
+    <w:lvl w:ilvl="2" w:tplc="04100005" w:tentative="1">
+      <w:start w:val="1"/>
+      <w:numFmt w:val="bullet"/>
+      <w:lvlText w:val=""/>
+      <w:lvlJc w:val="left"/>
+      <w:pPr>
+        <w:ind w:left="2880" w:hanging="360"/>
+      </w:pPr>
+      <w:rPr>
+        <w:rFonts w:ascii="Wingdings" w:hAnsi="Wingdings" w:hint="default"/>
+      </w:rPr>
+    </w:lvl>
+    <w:lvl w:ilvl="3" w:tplc="04100001" w:tentative="1">
+      <w:start w:val="1"/>
+      <w:numFmt w:val="bullet"/>
+      <w:lvlText w:val=""/>
+      <w:lvlJc w:val="left"/>
+      <w:pPr>
+        <w:ind w:left="3600" w:hanging="360"/>
+      </w:pPr>
+      <w:rPr>
+        <w:rFonts w:ascii="Symbol" w:hAnsi="Symbol" w:hint="default"/>
+      </w:rPr>
+    </w:lvl>
+    <w:lvl w:ilvl="4" w:tplc="04100003" w:tentative="1">
+      <w:start w:val="1"/>
+      <w:numFmt w:val="bullet"/>
+      <w:lvlText w:val="o"/>
+      <w:lvlJc w:val="left"/>
+      <w:pPr>
+        <w:ind w:left="4320" w:hanging="360"/>
+      </w:pPr>
+      <w:rPr>
+        <w:rFonts w:ascii="Courier New" w:hAnsi="Courier New" w:cs="Courier New" w:hint="default"/>
+      </w:rPr>
+    </w:lvl>
+    <w:lvl w:ilvl="5" w:tplc="04100005" w:tentative="1">
+      <w:start w:val="1"/>
+      <w:numFmt w:val="bullet"/>
+      <w:lvlText w:val=""/>
+      <w:lvlJc w:val="left"/>
+      <w:pPr>
+        <w:ind w:left="5040" w:hanging="360"/>
+      </w:pPr>
+      <w:rPr>
+        <w:rFonts w:ascii="Wingdings" w:hAnsi="Wingdings" w:hint="default"/>
+      </w:rPr>
+    </w:lvl>
+    <w:lvl w:ilvl="6" w:tplc="04100001" w:tentative="1">
+      <w:start w:val="1"/>
+      <w:numFmt w:val="bullet"/>
+      <w:lvlText w:val=""/>
+      <w:lvlJc w:val="left"/>
+      <w:pPr>
+        <w:ind w:left="5760" w:hanging="360"/>
+      </w:pPr>
+      <w:rPr>
+        <w:rFonts w:ascii="Symbol" w:hAnsi="Symbol" w:hint="default"/>
+      </w:rPr>
+    </w:lvl>
+    <w:lvl w:ilvl="7" w:tplc="04100003" w:tentative="1">
+      <w:start w:val="1"/>
+      <w:numFmt w:val="bullet"/>
+      <w:lvlText w:val="o"/>
+      <w:lvlJc w:val="left"/>
+      <w:pPr>
+        <w:ind w:left="6480" w:hanging="360"/>
+      </w:pPr>
+      <w:rPr>
+        <w:rFonts w:ascii="Courier New" w:hAnsi="Courier New" w:cs="Courier New" w:hint="default"/>
+      </w:rPr>
+    </w:lvl>
+    <w:lvl w:ilvl="8" w:tplc="04100005" w:tentative="1">
+      <w:start w:val="1"/>
+      <w:numFmt w:val="bullet"/>
+      <w:lvlText w:val=""/>
+      <w:lvlJc w:val="left"/>
+      <w:pPr>
+        <w:ind w:left="7200" w:hanging="360"/>
+      </w:pPr>
+      <w:rPr>
+        <w:rFonts w:ascii="Wingdings" w:hAnsi="Wingdings" w:hint="default"/>
+      </w:rPr>
+    </w:lvl>
+  </w:abstractNum>
+  <w:abstractNum w:abstractNumId="14" w15:restartNumberingAfterBreak="0">
     <w:nsid w:val="5F9D4318"/>
     <w:multiLevelType w:val="hybridMultilevel"/>
     <w:tmpl w:val="5DF281E0"/>
@@ -9964,7 +10392,233 @@
       </w:rPr>
     </w:lvl>
   </w:abstractNum>
-  <w:abstractNum w:abstractNumId="11" w15:restartNumberingAfterBreak="0">
+  <w:abstractNum w:abstractNumId="15" w15:restartNumberingAfterBreak="0">
+    <w:nsid w:val="67277DFA"/>
+    <w:multiLevelType w:val="hybridMultilevel"/>
+    <w:tmpl w:val="9280A47E"/>
+    <w:lvl w:ilvl="0" w:tplc="7BE47164">
+      <w:numFmt w:val="bullet"/>
+      <w:lvlText w:val="-"/>
+      <w:lvlJc w:val="left"/>
+      <w:pPr>
+        <w:ind w:left="2868" w:hanging="360"/>
+      </w:pPr>
+      <w:rPr>
+        <w:rFonts w:ascii="Amasis MT Pro" w:eastAsiaTheme="minorHAnsi" w:hAnsi="Amasis MT Pro" w:cstheme="minorBidi" w:hint="default"/>
+        <w:sz w:val="36"/>
+      </w:rPr>
+    </w:lvl>
+    <w:lvl w:ilvl="1" w:tplc="04100003" w:tentative="1">
+      <w:start w:val="1"/>
+      <w:numFmt w:val="bullet"/>
+      <w:lvlText w:val="o"/>
+      <w:lvlJc w:val="left"/>
+      <w:pPr>
+        <w:ind w:left="3588" w:hanging="360"/>
+      </w:pPr>
+      <w:rPr>
+        <w:rFonts w:ascii="Courier New" w:hAnsi="Courier New" w:cs="Courier New" w:hint="default"/>
+      </w:rPr>
+    </w:lvl>
+    <w:lvl w:ilvl="2" w:tplc="04100005" w:tentative="1">
+      <w:start w:val="1"/>
+      <w:numFmt w:val="bullet"/>
+      <w:lvlText w:val=""/>
+      <w:lvlJc w:val="left"/>
+      <w:pPr>
+        <w:ind w:left="4308" w:hanging="360"/>
+      </w:pPr>
+      <w:rPr>
+        <w:rFonts w:ascii="Wingdings" w:hAnsi="Wingdings" w:hint="default"/>
+      </w:rPr>
+    </w:lvl>
+    <w:lvl w:ilvl="3" w:tplc="04100001" w:tentative="1">
+      <w:start w:val="1"/>
+      <w:numFmt w:val="bullet"/>
+      <w:lvlText w:val=""/>
+      <w:lvlJc w:val="left"/>
+      <w:pPr>
+        <w:ind w:left="5028" w:hanging="360"/>
+      </w:pPr>
+      <w:rPr>
+        <w:rFonts w:ascii="Symbol" w:hAnsi="Symbol" w:hint="default"/>
+      </w:rPr>
+    </w:lvl>
+    <w:lvl w:ilvl="4" w:tplc="04100003" w:tentative="1">
+      <w:start w:val="1"/>
+      <w:numFmt w:val="bullet"/>
+      <w:lvlText w:val="o"/>
+      <w:lvlJc w:val="left"/>
+      <w:pPr>
+        <w:ind w:left="5748" w:hanging="360"/>
+      </w:pPr>
+      <w:rPr>
+        <w:rFonts w:ascii="Courier New" w:hAnsi="Courier New" w:cs="Courier New" w:hint="default"/>
+      </w:rPr>
+    </w:lvl>
+    <w:lvl w:ilvl="5" w:tplc="04100005" w:tentative="1">
+      <w:start w:val="1"/>
+      <w:numFmt w:val="bullet"/>
+      <w:lvlText w:val=""/>
+      <w:lvlJc w:val="left"/>
+      <w:pPr>
+        <w:ind w:left="6468" w:hanging="360"/>
+      </w:pPr>
+      <w:rPr>
+        <w:rFonts w:ascii="Wingdings" w:hAnsi="Wingdings" w:hint="default"/>
+      </w:rPr>
+    </w:lvl>
+    <w:lvl w:ilvl="6" w:tplc="04100001" w:tentative="1">
+      <w:start w:val="1"/>
+      <w:numFmt w:val="bullet"/>
+      <w:lvlText w:val=""/>
+      <w:lvlJc w:val="left"/>
+      <w:pPr>
+        <w:ind w:left="7188" w:hanging="360"/>
+      </w:pPr>
+      <w:rPr>
+        <w:rFonts w:ascii="Symbol" w:hAnsi="Symbol" w:hint="default"/>
+      </w:rPr>
+    </w:lvl>
+    <w:lvl w:ilvl="7" w:tplc="04100003" w:tentative="1">
+      <w:start w:val="1"/>
+      <w:numFmt w:val="bullet"/>
+      <w:lvlText w:val="o"/>
+      <w:lvlJc w:val="left"/>
+      <w:pPr>
+        <w:ind w:left="7908" w:hanging="360"/>
+      </w:pPr>
+      <w:rPr>
+        <w:rFonts w:ascii="Courier New" w:hAnsi="Courier New" w:cs="Courier New" w:hint="default"/>
+      </w:rPr>
+    </w:lvl>
+    <w:lvl w:ilvl="8" w:tplc="04100005" w:tentative="1">
+      <w:start w:val="1"/>
+      <w:numFmt w:val="bullet"/>
+      <w:lvlText w:val=""/>
+      <w:lvlJc w:val="left"/>
+      <w:pPr>
+        <w:ind w:left="8628" w:hanging="360"/>
+      </w:pPr>
+      <w:rPr>
+        <w:rFonts w:ascii="Wingdings" w:hAnsi="Wingdings" w:hint="default"/>
+      </w:rPr>
+    </w:lvl>
+  </w:abstractNum>
+  <w:abstractNum w:abstractNumId="16" w15:restartNumberingAfterBreak="0">
+    <w:nsid w:val="6B6012BE"/>
+    <w:multiLevelType w:val="hybridMultilevel"/>
+    <w:tmpl w:val="52D66382"/>
+    <w:lvl w:ilvl="0" w:tplc="84D67462">
+      <w:numFmt w:val="bullet"/>
+      <w:lvlText w:val="-"/>
+      <w:lvlJc w:val="left"/>
+      <w:pPr>
+        <w:ind w:left="720" w:hanging="360"/>
+      </w:pPr>
+      <w:rPr>
+        <w:rFonts w:ascii="Amasis MT Pro" w:eastAsiaTheme="minorHAnsi" w:hAnsi="Amasis MT Pro" w:cstheme="minorBidi" w:hint="default"/>
+        <w:sz w:val="36"/>
+      </w:rPr>
+    </w:lvl>
+    <w:lvl w:ilvl="1" w:tplc="04100003" w:tentative="1">
+      <w:start w:val="1"/>
+      <w:numFmt w:val="bullet"/>
+      <w:lvlText w:val="o"/>
+      <w:lvlJc w:val="left"/>
+      <w:pPr>
+        <w:ind w:left="1440" w:hanging="360"/>
+      </w:pPr>
+      <w:rPr>
+        <w:rFonts w:ascii="Courier New" w:hAnsi="Courier New" w:cs="Courier New" w:hint="default"/>
+      </w:rPr>
+    </w:lvl>
+    <w:lvl w:ilvl="2" w:tplc="04100005" w:tentative="1">
+      <w:start w:val="1"/>
+      <w:numFmt w:val="bullet"/>
+      <w:lvlText w:val=""/>
+      <w:lvlJc w:val="left"/>
+      <w:pPr>
+        <w:ind w:left="2160" w:hanging="360"/>
+      </w:pPr>
+      <w:rPr>
+        <w:rFonts w:ascii="Wingdings" w:hAnsi="Wingdings" w:hint="default"/>
+      </w:rPr>
+    </w:lvl>
+    <w:lvl w:ilvl="3" w:tplc="04100001" w:tentative="1">
+      <w:start w:val="1"/>
+      <w:numFmt w:val="bullet"/>
+      <w:lvlText w:val=""/>
+      <w:lvlJc w:val="left"/>
+      <w:pPr>
+        <w:ind w:left="2880" w:hanging="360"/>
+      </w:pPr>
+      <w:rPr>
+        <w:rFonts w:ascii="Symbol" w:hAnsi="Symbol" w:hint="default"/>
+      </w:rPr>
+    </w:lvl>
+    <w:lvl w:ilvl="4" w:tplc="04100003" w:tentative="1">
+      <w:start w:val="1"/>
+      <w:numFmt w:val="bullet"/>
+      <w:lvlText w:val="o"/>
+      <w:lvlJc w:val="left"/>
+      <w:pPr>
+        <w:ind w:left="3600" w:hanging="360"/>
+      </w:pPr>
+      <w:rPr>
+        <w:rFonts w:ascii="Courier New" w:hAnsi="Courier New" w:cs="Courier New" w:hint="default"/>
+      </w:rPr>
+    </w:lvl>
+    <w:lvl w:ilvl="5" w:tplc="04100005" w:tentative="1">
+      <w:start w:val="1"/>
+      <w:numFmt w:val="bullet"/>
+      <w:lvlText w:val=""/>
+      <w:lvlJc w:val="left"/>
+      <w:pPr>
+        <w:ind w:left="4320" w:hanging="360"/>
+      </w:pPr>
+      <w:rPr>
+        <w:rFonts w:ascii="Wingdings" w:hAnsi="Wingdings" w:hint="default"/>
+      </w:rPr>
+    </w:lvl>
+    <w:lvl w:ilvl="6" w:tplc="04100001" w:tentative="1">
+      <w:start w:val="1"/>
+      <w:numFmt w:val="bullet"/>
+      <w:lvlText w:val=""/>
+      <w:lvlJc w:val="left"/>
+      <w:pPr>
+        <w:ind w:left="5040" w:hanging="360"/>
+      </w:pPr>
+      <w:rPr>
+        <w:rFonts w:ascii="Symbol" w:hAnsi="Symbol" w:hint="default"/>
+      </w:rPr>
+    </w:lvl>
+    <w:lvl w:ilvl="7" w:tplc="04100003" w:tentative="1">
+      <w:start w:val="1"/>
+      <w:numFmt w:val="bullet"/>
+      <w:lvlText w:val="o"/>
+      <w:lvlJc w:val="left"/>
+      <w:pPr>
+        <w:ind w:left="5760" w:hanging="360"/>
+      </w:pPr>
+      <w:rPr>
+        <w:rFonts w:ascii="Courier New" w:hAnsi="Courier New" w:cs="Courier New" w:hint="default"/>
+      </w:rPr>
+    </w:lvl>
+    <w:lvl w:ilvl="8" w:tplc="04100005" w:tentative="1">
+      <w:start w:val="1"/>
+      <w:numFmt w:val="bullet"/>
+      <w:lvlText w:val=""/>
+      <w:lvlJc w:val="left"/>
+      <w:pPr>
+        <w:ind w:left="6480" w:hanging="360"/>
+      </w:pPr>
+      <w:rPr>
+        <w:rFonts w:ascii="Wingdings" w:hAnsi="Wingdings" w:hint="default"/>
+      </w:rPr>
+    </w:lvl>
+  </w:abstractNum>
+  <w:abstractNum w:abstractNumId="17" w15:restartNumberingAfterBreak="0">
     <w:nsid w:val="6C0E1B58"/>
     <w:multiLevelType w:val="hybridMultilevel"/>
     <w:tmpl w:val="34622376"/>
@@ -10053,7 +10707,7 @@
       </w:pPr>
     </w:lvl>
   </w:abstractNum>
-  <w:abstractNum w:abstractNumId="12" w15:restartNumberingAfterBreak="0">
+  <w:abstractNum w:abstractNumId="18" w15:restartNumberingAfterBreak="0">
     <w:nsid w:val="790D2A15"/>
     <w:multiLevelType w:val="hybridMultilevel"/>
     <w:tmpl w:val="E56E38C2"/>
@@ -10165,44 +10819,178 @@
       </w:rPr>
     </w:lvl>
   </w:abstractNum>
+  <w:abstractNum w:abstractNumId="19" w15:restartNumberingAfterBreak="0">
+    <w:nsid w:val="7B83334E"/>
+    <w:multiLevelType w:val="hybridMultilevel"/>
+    <w:tmpl w:val="733C68D6"/>
+    <w:lvl w:ilvl="0" w:tplc="F47A901E">
+      <w:numFmt w:val="bullet"/>
+      <w:lvlText w:val="-"/>
+      <w:lvlJc w:val="left"/>
+      <w:pPr>
+        <w:ind w:left="2508" w:hanging="360"/>
+      </w:pPr>
+      <w:rPr>
+        <w:rFonts w:ascii="Amasis MT Pro" w:eastAsiaTheme="minorHAnsi" w:hAnsi="Amasis MT Pro" w:cstheme="minorBidi" w:hint="default"/>
+        <w:sz w:val="36"/>
+      </w:rPr>
+    </w:lvl>
+    <w:lvl w:ilvl="1" w:tplc="04100003" w:tentative="1">
+      <w:start w:val="1"/>
+      <w:numFmt w:val="bullet"/>
+      <w:lvlText w:val="o"/>
+      <w:lvlJc w:val="left"/>
+      <w:pPr>
+        <w:ind w:left="3228" w:hanging="360"/>
+      </w:pPr>
+      <w:rPr>
+        <w:rFonts w:ascii="Courier New" w:hAnsi="Courier New" w:cs="Courier New" w:hint="default"/>
+      </w:rPr>
+    </w:lvl>
+    <w:lvl w:ilvl="2" w:tplc="04100005" w:tentative="1">
+      <w:start w:val="1"/>
+      <w:numFmt w:val="bullet"/>
+      <w:lvlText w:val=""/>
+      <w:lvlJc w:val="left"/>
+      <w:pPr>
+        <w:ind w:left="3948" w:hanging="360"/>
+      </w:pPr>
+      <w:rPr>
+        <w:rFonts w:ascii="Wingdings" w:hAnsi="Wingdings" w:hint="default"/>
+      </w:rPr>
+    </w:lvl>
+    <w:lvl w:ilvl="3" w:tplc="04100001" w:tentative="1">
+      <w:start w:val="1"/>
+      <w:numFmt w:val="bullet"/>
+      <w:lvlText w:val=""/>
+      <w:lvlJc w:val="left"/>
+      <w:pPr>
+        <w:ind w:left="4668" w:hanging="360"/>
+      </w:pPr>
+      <w:rPr>
+        <w:rFonts w:ascii="Symbol" w:hAnsi="Symbol" w:hint="default"/>
+      </w:rPr>
+    </w:lvl>
+    <w:lvl w:ilvl="4" w:tplc="04100003" w:tentative="1">
+      <w:start w:val="1"/>
+      <w:numFmt w:val="bullet"/>
+      <w:lvlText w:val="o"/>
+      <w:lvlJc w:val="left"/>
+      <w:pPr>
+        <w:ind w:left="5388" w:hanging="360"/>
+      </w:pPr>
+      <w:rPr>
+        <w:rFonts w:ascii="Courier New" w:hAnsi="Courier New" w:cs="Courier New" w:hint="default"/>
+      </w:rPr>
+    </w:lvl>
+    <w:lvl w:ilvl="5" w:tplc="04100005" w:tentative="1">
+      <w:start w:val="1"/>
+      <w:numFmt w:val="bullet"/>
+      <w:lvlText w:val=""/>
+      <w:lvlJc w:val="left"/>
+      <w:pPr>
+        <w:ind w:left="6108" w:hanging="360"/>
+      </w:pPr>
+      <w:rPr>
+        <w:rFonts w:ascii="Wingdings" w:hAnsi="Wingdings" w:hint="default"/>
+      </w:rPr>
+    </w:lvl>
+    <w:lvl w:ilvl="6" w:tplc="04100001" w:tentative="1">
+      <w:start w:val="1"/>
+      <w:numFmt w:val="bullet"/>
+      <w:lvlText w:val=""/>
+      <w:lvlJc w:val="left"/>
+      <w:pPr>
+        <w:ind w:left="6828" w:hanging="360"/>
+      </w:pPr>
+      <w:rPr>
+        <w:rFonts w:ascii="Symbol" w:hAnsi="Symbol" w:hint="default"/>
+      </w:rPr>
+    </w:lvl>
+    <w:lvl w:ilvl="7" w:tplc="04100003" w:tentative="1">
+      <w:start w:val="1"/>
+      <w:numFmt w:val="bullet"/>
+      <w:lvlText w:val="o"/>
+      <w:lvlJc w:val="left"/>
+      <w:pPr>
+        <w:ind w:left="7548" w:hanging="360"/>
+      </w:pPr>
+      <w:rPr>
+        <w:rFonts w:ascii="Courier New" w:hAnsi="Courier New" w:cs="Courier New" w:hint="default"/>
+      </w:rPr>
+    </w:lvl>
+    <w:lvl w:ilvl="8" w:tplc="04100005" w:tentative="1">
+      <w:start w:val="1"/>
+      <w:numFmt w:val="bullet"/>
+      <w:lvlText w:val=""/>
+      <w:lvlJc w:val="left"/>
+      <w:pPr>
+        <w:ind w:left="8268" w:hanging="360"/>
+      </w:pPr>
+      <w:rPr>
+        <w:rFonts w:ascii="Wingdings" w:hAnsi="Wingdings" w:hint="default"/>
+      </w:rPr>
+    </w:lvl>
+  </w:abstractNum>
   <w:num w:numId="1" w16cid:durableId="1769503441">
-    <w:abstractNumId w:val="2"/>
+    <w:abstractNumId w:val="3"/>
   </w:num>
   <w:num w:numId="2" w16cid:durableId="446774039">
-    <w:abstractNumId w:val="11"/>
+    <w:abstractNumId w:val="17"/>
   </w:num>
   <w:num w:numId="3" w16cid:durableId="824903141">
-    <w:abstractNumId w:val="8"/>
+    <w:abstractNumId w:val="10"/>
   </w:num>
   <w:num w:numId="4" w16cid:durableId="1159347542">
-    <w:abstractNumId w:val="4"/>
+    <w:abstractNumId w:val="6"/>
   </w:num>
   <w:num w:numId="5" w16cid:durableId="459571109">
-    <w:abstractNumId w:val="12"/>
+    <w:abstractNumId w:val="18"/>
   </w:num>
   <w:num w:numId="6" w16cid:durableId="993798361">
     <w:abstractNumId w:val="1"/>
   </w:num>
   <w:num w:numId="7" w16cid:durableId="1782645148">
-    <w:abstractNumId w:val="9"/>
+    <w:abstractNumId w:val="12"/>
   </w:num>
   <w:num w:numId="8" w16cid:durableId="548759119">
-    <w:abstractNumId w:val="6"/>
+    <w:abstractNumId w:val="8"/>
   </w:num>
   <w:num w:numId="9" w16cid:durableId="1795249674">
-    <w:abstractNumId w:val="10"/>
+    <w:abstractNumId w:val="14"/>
   </w:num>
   <w:num w:numId="10" w16cid:durableId="791288847">
     <w:abstractNumId w:val="0"/>
   </w:num>
   <w:num w:numId="11" w16cid:durableId="1957445449">
+    <w:abstractNumId w:val="9"/>
+  </w:num>
+  <w:num w:numId="12" w16cid:durableId="1573736655">
     <w:abstractNumId w:val="7"/>
   </w:num>
-  <w:num w:numId="12" w16cid:durableId="1573736655">
+  <w:num w:numId="13" w16cid:durableId="589314372">
+    <w:abstractNumId w:val="4"/>
+  </w:num>
+  <w:num w:numId="14" w16cid:durableId="1883054737">
+    <w:abstractNumId w:val="16"/>
+  </w:num>
+  <w:num w:numId="15" w16cid:durableId="1742364125">
+    <w:abstractNumId w:val="11"/>
+  </w:num>
+  <w:num w:numId="16" w16cid:durableId="1697265281">
+    <w:abstractNumId w:val="13"/>
+  </w:num>
+  <w:num w:numId="17" w16cid:durableId="27222817">
+    <w:abstractNumId w:val="2"/>
+  </w:num>
+  <w:num w:numId="18" w16cid:durableId="46421387">
+    <w:abstractNumId w:val="19"/>
+  </w:num>
+  <w:num w:numId="19" w16cid:durableId="816729221">
+    <w:abstractNumId w:val="15"/>
+  </w:num>
+  <w:num w:numId="20" w16cid:durableId="1794589490">
     <w:abstractNumId w:val="5"/>
-  </w:num>
-  <w:num w:numId="13" w16cid:durableId="589314372">
-    <w:abstractNumId w:val="3"/>
   </w:num>
 </w:numbering>
 </file>
@@ -10810,7 +11598,6 @@
   <w:style w:type="character" w:default="1" w:styleId="Carpredefinitoparagrafo">
     <w:name w:val="Default Paragraph Font"/>
     <w:uiPriority w:val="1"/>
-    <w:semiHidden/>
     <w:unhideWhenUsed/>
   </w:style>
   <w:style w:type="table" w:default="1" w:styleId="Tabellanormale">

--- a/Documenti/Relazione Finale/relazione finale (nuova).docx
+++ b/Documenti/Relazione Finale/relazione finale (nuova).docx
@@ -340,6 +340,107 @@
           <w:szCs w:val="72"/>
         </w:rPr>
         <w:lastRenderedPageBreak/>
+        <w:drawing>
+          <wp:anchor distT="0" distB="0" distL="114300" distR="114300" simplePos="0" relativeHeight="251687936" behindDoc="1" locked="0" layoutInCell="1" allowOverlap="1" wp14:anchorId="298B9072" wp14:editId="68C31DB9">
+            <wp:simplePos x="0" y="0"/>
+            <wp:positionH relativeFrom="column">
+              <wp:posOffset>1847850</wp:posOffset>
+            </wp:positionH>
+            <wp:positionV relativeFrom="paragraph">
+              <wp:posOffset>-443230</wp:posOffset>
+            </wp:positionV>
+            <wp:extent cx="2461260" cy="2295525"/>
+            <wp:effectExtent l="0" t="0" r="0" b="9525"/>
+            <wp:wrapNone/>
+            <wp:docPr id="750958007" name="Immagine 1" descr="Immagine che contiene clipart, Elementi grafici, simbolo, design&#10;&#10;Il contenuto generato dall'IA potrebbe non essere corretto."/>
+            <wp:cNvGraphicFramePr>
+              <a:graphicFrameLocks xmlns:a="http://schemas.openxmlformats.org/drawingml/2006/main" noChangeAspect="1"/>
+            </wp:cNvGraphicFramePr>
+            <a:graphic xmlns:a="http://schemas.openxmlformats.org/drawingml/2006/main">
+              <a:graphicData uri="http://schemas.openxmlformats.org/drawingml/2006/picture">
+                <pic:pic xmlns:pic="http://schemas.openxmlformats.org/drawingml/2006/picture">
+                  <pic:nvPicPr>
+                    <pic:cNvPr id="750958007" name="Immagine 1" descr="Immagine che contiene clipart, Elementi grafici, simbolo, design&#10;&#10;Il contenuto generato dall'IA potrebbe non essere corretto."/>
+                    <pic:cNvPicPr/>
+                  </pic:nvPicPr>
+                  <pic:blipFill rotWithShape="1">
+                    <a:blip r:embed="rId8">
+                      <a:extLst>
+                        <a:ext uri="{28A0092B-C50C-407E-A947-70E740481C1C}">
+                          <a14:useLocalDpi xmlns:a14="http://schemas.microsoft.com/office/drawing/2010/main" val="0"/>
+                        </a:ext>
+                      </a:extLst>
+                    </a:blip>
+                    <a:srcRect l="3121" r="5249"/>
+                    <a:stretch/>
+                  </pic:blipFill>
+                  <pic:spPr bwMode="auto">
+                    <a:xfrm>
+                      <a:off x="0" y="0"/>
+                      <a:ext cx="2461260" cy="2295525"/>
+                    </a:xfrm>
+                    <a:prstGeom prst="rect">
+                      <a:avLst/>
+                    </a:prstGeom>
+                    <a:ln>
+                      <a:noFill/>
+                    </a:ln>
+                    <a:extLst>
+                      <a:ext uri="{53640926-AAD7-44D8-BBD7-CCE9431645EC}">
+                        <a14:shadowObscured xmlns:a14="http://schemas.microsoft.com/office/drawing/2010/main"/>
+                      </a:ext>
+                    </a:extLst>
+                  </pic:spPr>
+                </pic:pic>
+              </a:graphicData>
+            </a:graphic>
+          </wp:anchor>
+        </w:drawing>
+      </w:r>
+      <w:r>
+        <w:rPr>
+          <w:rFonts w:ascii="Amasis MT Pro" w:hAnsi="Amasis MT Pro"/>
+          <w:sz w:val="72"/>
+          <w:szCs w:val="72"/>
+        </w:rPr>
+        <w:t xml:space="preserve"> </w:t>
+      </w:r>
+    </w:p>
+    <w:p>
+      <w:pPr>
+        <w:jc w:val="center"/>
+        <w:rPr>
+          <w:rFonts w:ascii="Amasis MT Pro" w:hAnsi="Amasis MT Pro"/>
+          <w:sz w:val="72"/>
+          <w:szCs w:val="72"/>
+        </w:rPr>
+      </w:pPr>
+    </w:p>
+    <w:p>
+      <w:pPr>
+        <w:jc w:val="center"/>
+        <w:rPr>
+          <w:rFonts w:ascii="Amasis MT Pro" w:hAnsi="Amasis MT Pro"/>
+          <w:sz w:val="72"/>
+          <w:szCs w:val="72"/>
+        </w:rPr>
+      </w:pPr>
+    </w:p>
+    <w:p>
+      <w:pPr>
+        <w:jc w:val="center"/>
+        <w:rPr>
+          <w:rFonts w:ascii="Amasis MT Pro" w:hAnsi="Amasis MT Pro"/>
+          <w:sz w:val="72"/>
+          <w:szCs w:val="72"/>
+        </w:rPr>
+      </w:pPr>
+      <w:r>
+        <w:rPr>
+          <w:rFonts w:ascii="Amasis MT Pro" w:hAnsi="Amasis MT Pro"/>
+          <w:sz w:val="72"/>
+          <w:szCs w:val="72"/>
+        </w:rPr>
         <w:t>CRIKLE</w:t>
       </w:r>
     </w:p>
@@ -515,23 +616,6 @@
           <w:sz w:val="28"/>
           <w:szCs w:val="28"/>
         </w:rPr>
-        <w:t>Fattori come selezione ed unione delle tabelle/griglie sono stati altrettanto importanti per lo svolgimento di correzioni del DB ed analisi dei dati.</w:t>
-      </w:r>
-    </w:p>
-    <w:p>
-      <w:pPr>
-        <w:rPr>
-          <w:rFonts w:ascii="Amasis MT Pro" w:hAnsi="Amasis MT Pro"/>
-          <w:sz w:val="28"/>
-          <w:szCs w:val="28"/>
-        </w:rPr>
-      </w:pPr>
-      <w:r>
-        <w:rPr>
-          <w:rFonts w:ascii="Amasis MT Pro" w:hAnsi="Amasis MT Pro"/>
-          <w:sz w:val="28"/>
-          <w:szCs w:val="28"/>
-        </w:rPr>
         <w:t xml:space="preserve">Il modulo di Java è stato altrettanto fondamentale per la definizione dei concetti come programmazione </w:t>
       </w:r>
       <w:r>
@@ -558,7 +642,27 @@
           <w:sz w:val="28"/>
           <w:szCs w:val="28"/>
         </w:rPr>
-        <w:t>Object Oriented Programming</w:t>
+        <w:t xml:space="preserve">Object </w:t>
+      </w:r>
+      <w:proofErr w:type="spellStart"/>
+      <w:r>
+        <w:rPr>
+          <w:rFonts w:ascii="Amasis MT Pro" w:hAnsi="Amasis MT Pro"/>
+          <w:color w:val="FF0000"/>
+          <w:sz w:val="28"/>
+          <w:szCs w:val="28"/>
+        </w:rPr>
+        <w:t>Oriented</w:t>
+      </w:r>
+      <w:proofErr w:type="spellEnd"/>
+      <w:r>
+        <w:rPr>
+          <w:rFonts w:ascii="Amasis MT Pro" w:hAnsi="Amasis MT Pro"/>
+          <w:color w:val="FF0000"/>
+          <w:sz w:val="28"/>
+          <w:szCs w:val="28"/>
+        </w:rPr>
+        <w:t xml:space="preserve"> Programming</w:t>
       </w:r>
       <w:r>
         <w:rPr>
@@ -631,7 +735,25 @@
           <w:sz w:val="28"/>
           <w:szCs w:val="28"/>
         </w:rPr>
-        <w:t xml:space="preserve">Attraverso il modulo di Android abbiamo esplorato le architetture del sistema e le logiche all’interno dello sviluppo di un app, creazione dei componenti di layout (parte grafica) ed utilizzo di </w:t>
+        <w:t xml:space="preserve">Attraverso il modulo di Android abbiamo esplorato le architetture del sistema e le logiche all’interno dello sviluppo di </w:t>
+      </w:r>
+      <w:proofErr w:type="gramStart"/>
+      <w:r>
+        <w:rPr>
+          <w:rFonts w:ascii="Amasis MT Pro" w:hAnsi="Amasis MT Pro"/>
+          <w:sz w:val="28"/>
+          <w:szCs w:val="28"/>
+        </w:rPr>
+        <w:t>un app</w:t>
+      </w:r>
+      <w:proofErr w:type="gramEnd"/>
+      <w:r>
+        <w:rPr>
+          <w:rFonts w:ascii="Amasis MT Pro" w:hAnsi="Amasis MT Pro"/>
+          <w:sz w:val="28"/>
+          <w:szCs w:val="28"/>
+        </w:rPr>
+        <w:t xml:space="preserve">, creazione dei componenti di layout (parte grafica) ed utilizzo di </w:t>
       </w:r>
       <w:r>
         <w:rPr>
@@ -772,23 +894,6 @@
           <w:sz w:val="28"/>
           <w:szCs w:val="28"/>
         </w:rPr>
-        <w:t>Tutto ciò che riguarda gli strumenti ed il linguaggio saranno approfonditi all’interno del seguente capitolo: “LINGUAGGIO E TECNOLOGIE UTILIZZATI”.</w:t>
-      </w:r>
-    </w:p>
-    <w:p>
-      <w:pPr>
-        <w:rPr>
-          <w:rFonts w:ascii="Amasis MT Pro" w:hAnsi="Amasis MT Pro"/>
-          <w:sz w:val="28"/>
-          <w:szCs w:val="28"/>
-        </w:rPr>
-      </w:pPr>
-      <w:r>
-        <w:rPr>
-          <w:rFonts w:ascii="Amasis MT Pro" w:hAnsi="Amasis MT Pro"/>
-          <w:sz w:val="28"/>
-          <w:szCs w:val="28"/>
-        </w:rPr>
         <w:t>L</w:t>
       </w:r>
       <w:r>
@@ -943,6 +1048,7 @@
           <w:sz w:val="28"/>
           <w:szCs w:val="28"/>
         </w:rPr>
+        <w:lastRenderedPageBreak/>
         <w:t xml:space="preserve">Il gruppo che ha creato l’applicazione </w:t>
       </w:r>
       <w:r>
@@ -1095,7 +1201,6 @@
           <w:sz w:val="36"/>
           <w:szCs w:val="36"/>
         </w:rPr>
-        <w:lastRenderedPageBreak/>
         <w:t>-</w:t>
       </w:r>
       <w:r>
@@ -1164,8 +1269,9 @@
           <w:sz w:val="28"/>
           <w:szCs w:val="28"/>
         </w:rPr>
-        <w:t xml:space="preserve">pensare all’idea di un app </w:t>
-      </w:r>
+        <w:t xml:space="preserve">pensare all’idea di </w:t>
+      </w:r>
+      <w:proofErr w:type="gramStart"/>
       <w:r>
         <w:rPr>
           <w:rFonts w:ascii="Amasis MT Pro" w:hAnsi="Amasis MT Pro"/>
@@ -1173,6 +1279,25 @@
           <w:sz w:val="28"/>
           <w:szCs w:val="28"/>
         </w:rPr>
+        <w:t>un app</w:t>
+      </w:r>
+      <w:proofErr w:type="gramEnd"/>
+      <w:r>
+        <w:rPr>
+          <w:rFonts w:ascii="Amasis MT Pro" w:hAnsi="Amasis MT Pro"/>
+          <w:color w:val="FF0000"/>
+          <w:sz w:val="28"/>
+          <w:szCs w:val="28"/>
+        </w:rPr>
+        <w:t xml:space="preserve"> </w:t>
+      </w:r>
+      <w:r>
+        <w:rPr>
+          <w:rFonts w:ascii="Amasis MT Pro" w:hAnsi="Amasis MT Pro"/>
+          <w:color w:val="FF0000"/>
+          <w:sz w:val="28"/>
+          <w:szCs w:val="28"/>
+        </w:rPr>
         <w:t>(e</w:t>
       </w:r>
       <w:r>
@@ -1397,15 +1522,51 @@
           <w:sz w:val="28"/>
           <w:szCs w:val="28"/>
         </w:rPr>
-        <w:t xml:space="preserve"> che si creasse Crikle </w:t>
-      </w:r>
-      <w:r>
-        <w:rPr>
-          <w:rFonts w:ascii="Amasis MT Pro" w:hAnsi="Amasis MT Pro"/>
-          <w:sz w:val="28"/>
-          <w:szCs w:val="28"/>
-        </w:rPr>
-        <w:t>per dare una strumento comodo all’utente per far fronte a questi aspetti quotidiani (e non).</w:t>
+        <w:t xml:space="preserve"> che si creasse </w:t>
+      </w:r>
+      <w:proofErr w:type="spellStart"/>
+      <w:r>
+        <w:rPr>
+          <w:rFonts w:ascii="Amasis MT Pro" w:hAnsi="Amasis MT Pro"/>
+          <w:sz w:val="28"/>
+          <w:szCs w:val="28"/>
+        </w:rPr>
+        <w:t>Crikle</w:t>
+      </w:r>
+      <w:proofErr w:type="spellEnd"/>
+      <w:r>
+        <w:rPr>
+          <w:rFonts w:ascii="Amasis MT Pro" w:hAnsi="Amasis MT Pro"/>
+          <w:sz w:val="28"/>
+          <w:szCs w:val="28"/>
+        </w:rPr>
+        <w:t xml:space="preserve"> </w:t>
+      </w:r>
+      <w:r>
+        <w:rPr>
+          <w:rFonts w:ascii="Amasis MT Pro" w:hAnsi="Amasis MT Pro"/>
+          <w:sz w:val="28"/>
+          <w:szCs w:val="28"/>
+        </w:rPr>
+        <w:t xml:space="preserve">per dare </w:t>
+      </w:r>
+      <w:proofErr w:type="gramStart"/>
+      <w:r>
+        <w:rPr>
+          <w:rFonts w:ascii="Amasis MT Pro" w:hAnsi="Amasis MT Pro"/>
+          <w:sz w:val="28"/>
+          <w:szCs w:val="28"/>
+        </w:rPr>
+        <w:t>una strumento</w:t>
+      </w:r>
+      <w:proofErr w:type="gramEnd"/>
+      <w:r>
+        <w:rPr>
+          <w:rFonts w:ascii="Amasis MT Pro" w:hAnsi="Amasis MT Pro"/>
+          <w:sz w:val="28"/>
+          <w:szCs w:val="28"/>
+        </w:rPr>
+        <w:t xml:space="preserve"> comodo all’utente per far fronte a questi aspetti quotidiani (e non).</w:t>
       </w:r>
     </w:p>
     <w:p>
@@ -1544,7 +1705,27 @@
           <w:sz w:val="28"/>
           <w:szCs w:val="28"/>
         </w:rPr>
-        <w:t xml:space="preserve">Toilettatura, addestramento, veterinario e petsitting. </w:t>
+        <w:t xml:space="preserve">Toilettatura, addestramento, veterinario e </w:t>
+      </w:r>
+      <w:proofErr w:type="spellStart"/>
+      <w:r>
+        <w:rPr>
+          <w:rFonts w:ascii="Amasis MT Pro" w:hAnsi="Amasis MT Pro"/>
+          <w:color w:val="FF0000"/>
+          <w:sz w:val="28"/>
+          <w:szCs w:val="28"/>
+        </w:rPr>
+        <w:t>petsitting</w:t>
+      </w:r>
+      <w:proofErr w:type="spellEnd"/>
+      <w:r>
+        <w:rPr>
+          <w:rFonts w:ascii="Amasis MT Pro" w:hAnsi="Amasis MT Pro"/>
+          <w:color w:val="FF0000"/>
+          <w:sz w:val="28"/>
+          <w:szCs w:val="28"/>
+        </w:rPr>
+        <w:t xml:space="preserve">. </w:t>
       </w:r>
     </w:p>
     <w:p>
@@ -1579,6 +1760,7 @@
           <w:sz w:val="28"/>
           <w:szCs w:val="28"/>
         </w:rPr>
+        <w:lastRenderedPageBreak/>
         <w:t>Per ogni</w:t>
       </w:r>
       <w:r>
@@ -1663,7 +1845,6 @@
           <w:sz w:val="36"/>
           <w:szCs w:val="36"/>
         </w:rPr>
-        <w:lastRenderedPageBreak/>
         <w:t>-</w:t>
       </w:r>
       <w:r>
@@ -2116,14 +2297,25 @@
         </w:rPr>
         <w:t xml:space="preserve">Abbiamo imparato a gestire il nostro </w:t>
       </w:r>
-      <w:r>
-        <w:rPr>
-          <w:rFonts w:ascii="Amasis MT Pro" w:hAnsi="Amasis MT Pro"/>
-          <w:sz w:val="28"/>
-          <w:szCs w:val="28"/>
-        </w:rPr>
-        <w:t xml:space="preserve">main </w:t>
-      </w:r>
+      <w:proofErr w:type="spellStart"/>
+      <w:r>
+        <w:rPr>
+          <w:rFonts w:ascii="Amasis MT Pro" w:hAnsi="Amasis MT Pro"/>
+          <w:sz w:val="28"/>
+          <w:szCs w:val="28"/>
+        </w:rPr>
+        <w:t>main</w:t>
+      </w:r>
+      <w:proofErr w:type="spellEnd"/>
+      <w:r>
+        <w:rPr>
+          <w:rFonts w:ascii="Amasis MT Pro" w:hAnsi="Amasis MT Pro"/>
+          <w:sz w:val="28"/>
+          <w:szCs w:val="28"/>
+        </w:rPr>
+        <w:t xml:space="preserve"> </w:t>
+      </w:r>
+      <w:proofErr w:type="spellStart"/>
       <w:r>
         <w:rPr>
           <w:rFonts w:ascii="Amasis MT Pro" w:hAnsi="Amasis MT Pro"/>
@@ -2133,51 +2325,59 @@
         </w:rPr>
         <w:t>branch</w:t>
       </w:r>
-      <w:r>
-        <w:rPr>
-          <w:rFonts w:ascii="Amasis MT Pro" w:hAnsi="Amasis MT Pro"/>
-          <w:sz w:val="28"/>
-          <w:szCs w:val="28"/>
-        </w:rPr>
-        <w:t xml:space="preserve"> con i vari concetti di fetch, pull, push, commit per gestire il versionamento dell’applicazione e dei vari file/componenti.</w:t>
-      </w:r>
-    </w:p>
-    <w:p>
-      <w:pPr>
-        <w:rPr>
-          <w:rFonts w:ascii="Amasis MT Pro" w:hAnsi="Amasis MT Pro"/>
-          <w:sz w:val="32"/>
-          <w:szCs w:val="32"/>
-        </w:rPr>
-      </w:pPr>
+      <w:proofErr w:type="spellEnd"/>
+      <w:r>
+        <w:rPr>
+          <w:rFonts w:ascii="Amasis MT Pro" w:hAnsi="Amasis MT Pro"/>
+          <w:sz w:val="28"/>
+          <w:szCs w:val="28"/>
+        </w:rPr>
+        <w:t xml:space="preserve"> con i vari concetti di fetch, pull, </w:t>
+      </w:r>
+      <w:proofErr w:type="spellStart"/>
+      <w:r>
+        <w:rPr>
+          <w:rFonts w:ascii="Amasis MT Pro" w:hAnsi="Amasis MT Pro"/>
+          <w:sz w:val="28"/>
+          <w:szCs w:val="28"/>
+        </w:rPr>
+        <w:t>push</w:t>
+      </w:r>
+      <w:proofErr w:type="spellEnd"/>
+      <w:r>
+        <w:rPr>
+          <w:rFonts w:ascii="Amasis MT Pro" w:hAnsi="Amasis MT Pro"/>
+          <w:sz w:val="28"/>
+          <w:szCs w:val="28"/>
+        </w:rPr>
+        <w:t xml:space="preserve">, </w:t>
+      </w:r>
+      <w:proofErr w:type="spellStart"/>
+      <w:r>
+        <w:rPr>
+          <w:rFonts w:ascii="Amasis MT Pro" w:hAnsi="Amasis MT Pro"/>
+          <w:sz w:val="28"/>
+          <w:szCs w:val="28"/>
+        </w:rPr>
+        <w:t>commit</w:t>
+      </w:r>
+      <w:proofErr w:type="spellEnd"/>
+      <w:r>
+        <w:rPr>
+          <w:rFonts w:ascii="Amasis MT Pro" w:hAnsi="Amasis MT Pro"/>
+          <w:sz w:val="28"/>
+          <w:szCs w:val="28"/>
+        </w:rPr>
+        <w:t xml:space="preserve"> per gestire il versionamento dell’applicazione e dei vari file/componenti.</w:t>
+      </w:r>
     </w:p>
     <w:p>
       <w:pPr>
         <w:jc w:val="center"/>
         <w:rPr>
           <w:rFonts w:ascii="Amasis MT Pro" w:hAnsi="Amasis MT Pro"/>
-          <w:sz w:val="36"/>
-          <w:szCs w:val="36"/>
-        </w:rPr>
-      </w:pPr>
-    </w:p>
-    <w:p>
-      <w:pPr>
-        <w:jc w:val="center"/>
-        <w:rPr>
-          <w:rFonts w:ascii="Amasis MT Pro" w:hAnsi="Amasis MT Pro"/>
-          <w:sz w:val="36"/>
-          <w:szCs w:val="36"/>
-        </w:rPr>
-      </w:pPr>
-    </w:p>
-    <w:p>
-      <w:pPr>
-        <w:jc w:val="center"/>
-        <w:rPr>
-          <w:rFonts w:ascii="Amasis MT Pro" w:hAnsi="Amasis MT Pro"/>
-          <w:sz w:val="36"/>
-          <w:szCs w:val="36"/>
+          <w:sz w:val="28"/>
+          <w:szCs w:val="28"/>
         </w:rPr>
       </w:pPr>
       <w:r>
@@ -2246,7 +2446,7 @@
                     </pic:cNvPicPr>
                   </pic:nvPicPr>
                   <pic:blipFill>
-                    <a:blip r:embed="rId8">
+                    <a:blip r:embed="rId9">
                       <a:extLst>
                         <a:ext uri="{28A0092B-C50C-407E-A947-70E740481C1C}">
                           <a14:useLocalDpi xmlns:a14="http://schemas.microsoft.com/office/drawing/2010/main" val="0"/>
@@ -2322,7 +2522,7 @@
                     </pic:cNvPicPr>
                   </pic:nvPicPr>
                   <pic:blipFill>
-                    <a:blip r:embed="rId9">
+                    <a:blip r:embed="rId10">
                       <a:extLst>
                         <a:ext uri="{28A0092B-C50C-407E-A947-70E740481C1C}">
                           <a14:useLocalDpi xmlns:a14="http://schemas.microsoft.com/office/drawing/2010/main" val="0"/>
@@ -2390,7 +2590,7 @@
                     <pic:cNvPicPr/>
                   </pic:nvPicPr>
                   <pic:blipFill>
-                    <a:blip r:embed="rId10">
+                    <a:blip r:embed="rId11">
                       <a:extLst>
                         <a:ext uri="{28A0092B-C50C-407E-A947-70E740481C1C}">
                           <a14:useLocalDpi xmlns:a14="http://schemas.microsoft.com/office/drawing/2010/main" val="0"/>
@@ -2481,7 +2681,7 @@
                     <pic:cNvPicPr/>
                   </pic:nvPicPr>
                   <pic:blipFill>
-                    <a:blip r:embed="rId11" cstate="print">
+                    <a:blip r:embed="rId12" cstate="print">
                       <a:extLst>
                         <a:ext uri="{28A0092B-C50C-407E-A947-70E740481C1C}">
                           <a14:useLocalDpi xmlns:a14="http://schemas.microsoft.com/office/drawing/2010/main" val="0"/>
@@ -2538,7 +2738,7 @@
                     <pic:cNvPicPr/>
                   </pic:nvPicPr>
                   <pic:blipFill>
-                    <a:blip r:embed="rId12">
+                    <a:blip r:embed="rId13">
                       <a:extLst>
                         <a:ext uri="{28A0092B-C50C-407E-A947-70E740481C1C}">
                           <a14:useLocalDpi xmlns:a14="http://schemas.microsoft.com/office/drawing/2010/main" val="0"/>
@@ -2609,7 +2809,7 @@
                     <pic:cNvPicPr/>
                   </pic:nvPicPr>
                   <pic:blipFill>
-                    <a:blip r:embed="rId13" cstate="print">
+                    <a:blip r:embed="rId14" cstate="print">
                       <a:extLst>
                         <a:ext uri="{28A0092B-C50C-407E-A947-70E740481C1C}">
                           <a14:useLocalDpi xmlns:a14="http://schemas.microsoft.com/office/drawing/2010/main" val="0"/>
@@ -2684,7 +2884,7 @@
                     <pic:cNvPicPr/>
                   </pic:nvPicPr>
                   <pic:blipFill>
-                    <a:blip r:embed="rId14" cstate="print">
+                    <a:blip r:embed="rId15" cstate="print">
                       <a:extLst>
                         <a:ext uri="{28A0092B-C50C-407E-A947-70E740481C1C}">
                           <a14:useLocalDpi xmlns:a14="http://schemas.microsoft.com/office/drawing/2010/main" val="0"/>
@@ -2769,7 +2969,7 @@
                     <pic:cNvPicPr/>
                   </pic:nvPicPr>
                   <pic:blipFill rotWithShape="1">
-                    <a:blip r:embed="rId15">
+                    <a:blip r:embed="rId16">
                       <a:extLst>
                         <a:ext uri="{28A0092B-C50C-407E-A947-70E740481C1C}">
                           <a14:useLocalDpi xmlns:a14="http://schemas.microsoft.com/office/drawing/2010/main" val="0"/>
@@ -2839,7 +3039,7 @@
                     <pic:cNvPicPr/>
                   </pic:nvPicPr>
                   <pic:blipFill>
-                    <a:blip r:embed="rId16">
+                    <a:blip r:embed="rId17">
                       <a:extLst>
                         <a:ext uri="{28A0092B-C50C-407E-A947-70E740481C1C}">
                           <a14:useLocalDpi xmlns:a14="http://schemas.microsoft.com/office/drawing/2010/main" val="0"/>
@@ -3156,7 +3356,7 @@
                     </pic:cNvPicPr>
                   </pic:nvPicPr>
                   <pic:blipFill>
-                    <a:blip r:embed="rId17" cstate="print">
+                    <a:blip r:embed="rId18" cstate="print">
                       <a:extLst>
                         <a:ext uri="{28A0092B-C50C-407E-A947-70E740481C1C}">
                           <a14:useLocalDpi xmlns:a14="http://schemas.microsoft.com/office/drawing/2010/main" val="0"/>
@@ -3484,7 +3684,7 @@
                     <pic:cNvPicPr/>
                   </pic:nvPicPr>
                   <pic:blipFill rotWithShape="1">
-                    <a:blip r:embed="rId18">
+                    <a:blip r:embed="rId19">
                       <a:extLst>
                         <a:ext uri="{28A0092B-C50C-407E-A947-70E740481C1C}">
                           <a14:useLocalDpi xmlns:a14="http://schemas.microsoft.com/office/drawing/2010/main" val="0"/>
@@ -3544,7 +3744,7 @@
                     <pic:cNvPicPr/>
                   </pic:nvPicPr>
                   <pic:blipFill>
-                    <a:blip r:embed="rId19">
+                    <a:blip r:embed="rId20">
                       <a:extLst>
                         <a:ext uri="{28A0092B-C50C-407E-A947-70E740481C1C}">
                           <a14:useLocalDpi xmlns:a14="http://schemas.microsoft.com/office/drawing/2010/main" val="0"/>
@@ -3599,7 +3799,7 @@
                     <pic:cNvPicPr/>
                   </pic:nvPicPr>
                   <pic:blipFill>
-                    <a:blip r:embed="rId20">
+                    <a:blip r:embed="rId21">
                       <a:extLst>
                         <a:ext uri="{28A0092B-C50C-407E-A947-70E740481C1C}">
                           <a14:useLocalDpi xmlns:a14="http://schemas.microsoft.com/office/drawing/2010/main" val="0"/>
@@ -3648,7 +3848,7 @@
                     <pic:cNvPicPr/>
                   </pic:nvPicPr>
                   <pic:blipFill>
-                    <a:blip r:embed="rId21"/>
+                    <a:blip r:embed="rId22"/>
                     <a:stretch>
                       <a:fillRect/>
                     </a:stretch>
@@ -3692,7 +3892,25 @@
           <w:sz w:val="28"/>
           <w:szCs w:val="28"/>
         </w:rPr>
-        <w:t>Unendo la struttura dati del Db ed il modello ER da noi creato abbiamo riassunto tramite questo schema a tabelle tutti i principi fondamentali delle nostre entità specificando anche il tipo di rapporto che hanno (</w:t>
+        <w:t xml:space="preserve">Unendo la struttura dati del </w:t>
+      </w:r>
+      <w:proofErr w:type="spellStart"/>
+      <w:r>
+        <w:rPr>
+          <w:rFonts w:ascii="Amasis MT Pro" w:hAnsi="Amasis MT Pro"/>
+          <w:sz w:val="28"/>
+          <w:szCs w:val="28"/>
+        </w:rPr>
+        <w:t>Db</w:t>
+      </w:r>
+      <w:proofErr w:type="spellEnd"/>
+      <w:r>
+        <w:rPr>
+          <w:rFonts w:ascii="Amasis MT Pro" w:hAnsi="Amasis MT Pro"/>
+          <w:sz w:val="28"/>
+          <w:szCs w:val="28"/>
+        </w:rPr>
+        <w:t xml:space="preserve"> ed il modello ER da noi creato abbiamo riassunto tramite questo schema a tabelle tutti i principi fondamentali delle nostre entità specificando anche il tipo di rapporto che hanno (</w:t>
       </w:r>
       <w:r>
         <w:rPr>
@@ -3701,8 +3919,39 @@
           <w:sz w:val="28"/>
           <w:szCs w:val="28"/>
         </w:rPr>
-        <w:t>1:1; 1:N, N:N</w:t>
-      </w:r>
+        <w:t xml:space="preserve">1:1; </w:t>
+      </w:r>
+      <w:proofErr w:type="gramStart"/>
+      <w:r>
+        <w:rPr>
+          <w:rFonts w:ascii="Amasis MT Pro" w:hAnsi="Amasis MT Pro"/>
+          <w:color w:val="FF0000"/>
+          <w:sz w:val="28"/>
+          <w:szCs w:val="28"/>
+        </w:rPr>
+        <w:t>1:N</w:t>
+      </w:r>
+      <w:proofErr w:type="gramEnd"/>
+      <w:r>
+        <w:rPr>
+          <w:rFonts w:ascii="Amasis MT Pro" w:hAnsi="Amasis MT Pro"/>
+          <w:color w:val="FF0000"/>
+          <w:sz w:val="28"/>
+          <w:szCs w:val="28"/>
+        </w:rPr>
+        <w:t xml:space="preserve">, </w:t>
+      </w:r>
+      <w:proofErr w:type="gramStart"/>
+      <w:r>
+        <w:rPr>
+          <w:rFonts w:ascii="Amasis MT Pro" w:hAnsi="Amasis MT Pro"/>
+          <w:color w:val="FF0000"/>
+          <w:sz w:val="28"/>
+          <w:szCs w:val="28"/>
+        </w:rPr>
+        <w:t>N:N</w:t>
+      </w:r>
+      <w:proofErr w:type="gramEnd"/>
       <w:r>
         <w:rPr>
           <w:rFonts w:ascii="Amasis MT Pro" w:hAnsi="Amasis MT Pro"/>
@@ -3769,7 +4018,7 @@
                     </pic:cNvPicPr>
                   </pic:nvPicPr>
                   <pic:blipFill rotWithShape="1">
-                    <a:blip r:embed="rId22" cstate="print">
+                    <a:blip r:embed="rId23" cstate="print">
                       <a:extLst>
                         <a:ext uri="{28A0092B-C50C-407E-A947-70E740481C1C}">
                           <a14:useLocalDpi xmlns:a14="http://schemas.microsoft.com/office/drawing/2010/main" val="0"/>
@@ -3935,7 +4184,25 @@
           <w:sz w:val="28"/>
           <w:szCs w:val="28"/>
         </w:rPr>
-        <w:t>comprensiva di drawable, layout</w:t>
+        <w:t xml:space="preserve">comprensiva di </w:t>
+      </w:r>
+      <w:proofErr w:type="spellStart"/>
+      <w:r>
+        <w:rPr>
+          <w:rFonts w:ascii="Amasis MT Pro" w:hAnsi="Amasis MT Pro"/>
+          <w:sz w:val="28"/>
+          <w:szCs w:val="28"/>
+        </w:rPr>
+        <w:t>drawable</w:t>
+      </w:r>
+      <w:proofErr w:type="spellEnd"/>
+      <w:r>
+        <w:rPr>
+          <w:rFonts w:ascii="Amasis MT Pro" w:hAnsi="Amasis MT Pro"/>
+          <w:sz w:val="28"/>
+          <w:szCs w:val="28"/>
+        </w:rPr>
+        <w:t>, layout</w:t>
       </w:r>
       <w:r>
         <w:rPr>
@@ -4234,6 +4501,7 @@
         </w:rPr>
         <w:t xml:space="preserve">possibilità di passare a un'altra schermata attraverso </w:t>
       </w:r>
+      <w:proofErr w:type="spellStart"/>
       <w:r>
         <w:rPr>
           <w:rFonts w:ascii="Amasis MT Pro" w:hAnsi="Amasis MT Pro"/>
@@ -4243,13 +4511,32 @@
         </w:rPr>
         <w:t>Intent</w:t>
       </w:r>
-      <w:r>
-        <w:rPr>
-          <w:rFonts w:ascii="Amasis MT Pro" w:hAnsi="Amasis MT Pro"/>
-          <w:sz w:val="28"/>
-          <w:szCs w:val="28"/>
-        </w:rPr>
-        <w:t xml:space="preserve">, cioè una richiesta da parte dell’utente al sistema di poter vedere informazioni diverse a schermo. L’intent ci dà anche la possibilità di passare dati tra una schermata a </w:t>
+      <w:proofErr w:type="spellEnd"/>
+      <w:r>
+        <w:rPr>
+          <w:rFonts w:ascii="Amasis MT Pro" w:hAnsi="Amasis MT Pro"/>
+          <w:sz w:val="28"/>
+          <w:szCs w:val="28"/>
+        </w:rPr>
+        <w:t>, cioè una richiesta da parte dell’utente al sistema di poter vedere informazioni diverse a schermo. L’</w:t>
+      </w:r>
+      <w:proofErr w:type="spellStart"/>
+      <w:r>
+        <w:rPr>
+          <w:rFonts w:ascii="Amasis MT Pro" w:hAnsi="Amasis MT Pro"/>
+          <w:sz w:val="28"/>
+          <w:szCs w:val="28"/>
+        </w:rPr>
+        <w:t>intent</w:t>
+      </w:r>
+      <w:proofErr w:type="spellEnd"/>
+      <w:r>
+        <w:rPr>
+          <w:rFonts w:ascii="Amasis MT Pro" w:hAnsi="Amasis MT Pro"/>
+          <w:sz w:val="28"/>
+          <w:szCs w:val="28"/>
+        </w:rPr>
+        <w:t xml:space="preserve"> ci dà anche la possibilità di passare dati tra una schermata a </w:t>
       </w:r>
       <w:r>
         <w:rPr>
@@ -4404,15 +4691,51 @@
           <w:sz w:val="28"/>
           <w:szCs w:val="28"/>
         </w:rPr>
-        <w:t xml:space="preserve">Con Figma </w:t>
-      </w:r>
-      <w:r>
-        <w:rPr>
-          <w:rFonts w:ascii="Amasis MT Pro" w:hAnsi="Amasis MT Pro"/>
-          <w:sz w:val="28"/>
-          <w:szCs w:val="28"/>
-        </w:rPr>
-        <w:t>abbiamo dato forma al wireframe concettuale ed estetico del progetto.</w:t>
+        <w:t xml:space="preserve">Con </w:t>
+      </w:r>
+      <w:proofErr w:type="spellStart"/>
+      <w:r>
+        <w:rPr>
+          <w:rFonts w:ascii="Amasis MT Pro" w:hAnsi="Amasis MT Pro"/>
+          <w:sz w:val="28"/>
+          <w:szCs w:val="28"/>
+        </w:rPr>
+        <w:t>Figma</w:t>
+      </w:r>
+      <w:proofErr w:type="spellEnd"/>
+      <w:r>
+        <w:rPr>
+          <w:rFonts w:ascii="Amasis MT Pro" w:hAnsi="Amasis MT Pro"/>
+          <w:sz w:val="28"/>
+          <w:szCs w:val="28"/>
+        </w:rPr>
+        <w:t xml:space="preserve"> </w:t>
+      </w:r>
+      <w:r>
+        <w:rPr>
+          <w:rFonts w:ascii="Amasis MT Pro" w:hAnsi="Amasis MT Pro"/>
+          <w:sz w:val="28"/>
+          <w:szCs w:val="28"/>
+        </w:rPr>
+        <w:t xml:space="preserve">abbiamo dato forma al </w:t>
+      </w:r>
+      <w:proofErr w:type="spellStart"/>
+      <w:r>
+        <w:rPr>
+          <w:rFonts w:ascii="Amasis MT Pro" w:hAnsi="Amasis MT Pro"/>
+          <w:sz w:val="28"/>
+          <w:szCs w:val="28"/>
+        </w:rPr>
+        <w:t>wireframe</w:t>
+      </w:r>
+      <w:proofErr w:type="spellEnd"/>
+      <w:r>
+        <w:rPr>
+          <w:rFonts w:ascii="Amasis MT Pro" w:hAnsi="Amasis MT Pro"/>
+          <w:sz w:val="28"/>
+          <w:szCs w:val="28"/>
+        </w:rPr>
+        <w:t xml:space="preserve"> concettuale ed estetico del progetto.</w:t>
       </w:r>
     </w:p>
     <w:p>
@@ -4472,7 +4795,7 @@
                     <pic:cNvPicPr/>
                   </pic:nvPicPr>
                   <pic:blipFill rotWithShape="1">
-                    <a:blip r:embed="rId23"/>
+                    <a:blip r:embed="rId24"/>
                     <a:srcRect l="544" r="635" b="1131"/>
                     <a:stretch/>
                   </pic:blipFill>
@@ -4549,7 +4872,7 @@
                     <pic:cNvPicPr/>
                   </pic:nvPicPr>
                   <pic:blipFill>
-                    <a:blip r:embed="rId24"/>
+                    <a:blip r:embed="rId25"/>
                     <a:stretch>
                       <a:fillRect/>
                     </a:stretch>
@@ -4736,7 +5059,7 @@
                     <pic:cNvPicPr/>
                   </pic:nvPicPr>
                   <pic:blipFill>
-                    <a:blip r:embed="rId25" cstate="print">
+                    <a:blip r:embed="rId26" cstate="print">
                       <a:extLst>
                         <a:ext uri="{28A0092B-C50C-407E-A947-70E740481C1C}">
                           <a14:useLocalDpi xmlns:a14="http://schemas.microsoft.com/office/drawing/2010/main" val="0"/>
@@ -4974,7 +5297,7 @@
                     <pic:cNvPicPr/>
                   </pic:nvPicPr>
                   <pic:blipFill>
-                    <a:blip r:embed="rId26">
+                    <a:blip r:embed="rId27">
                       <a:extLst>
                         <a:ext uri="{28A0092B-C50C-407E-A947-70E740481C1C}">
                           <a14:useLocalDpi xmlns:a14="http://schemas.microsoft.com/office/drawing/2010/main" val="0"/>
@@ -5239,7 +5562,7 @@
         </w:rPr>
         <w:lastRenderedPageBreak/>
         <w:drawing>
-          <wp:anchor distT="0" distB="0" distL="114300" distR="114300" simplePos="0" relativeHeight="251660288" behindDoc="0" locked="0" layoutInCell="1" allowOverlap="1" wp14:anchorId="54F62B64" wp14:editId="4AFFD011">
+          <wp:anchor distT="0" distB="0" distL="114300" distR="114300" simplePos="0" relativeHeight="251660288" behindDoc="0" locked="0" layoutInCell="1" allowOverlap="1" wp14:anchorId="54F62B64" wp14:editId="29159AB5">
             <wp:simplePos x="0" y="0"/>
             <wp:positionH relativeFrom="margin">
               <wp:align>left</wp:align>
@@ -5262,7 +5585,7 @@
                     <pic:cNvPicPr/>
                   </pic:nvPicPr>
                   <pic:blipFill>
-                    <a:blip r:embed="rId27" cstate="print">
+                    <a:blip r:embed="rId28" cstate="print">
                       <a:extLst>
                         <a:ext uri="{28A0092B-C50C-407E-A947-70E740481C1C}">
                           <a14:useLocalDpi xmlns:a14="http://schemas.microsoft.com/office/drawing/2010/main" val="0"/>
@@ -5390,7 +5713,7 @@
                     <pic:cNvPicPr/>
                   </pic:nvPicPr>
                   <pic:blipFill>
-                    <a:blip r:embed="rId28">
+                    <a:blip r:embed="rId29">
                       <a:extLst>
                         <a:ext uri="{28A0092B-C50C-407E-A947-70E740481C1C}">
                           <a14:useLocalDpi xmlns:a14="http://schemas.microsoft.com/office/drawing/2010/main" val="0"/>
@@ -5558,7 +5881,7 @@
                     <pic:cNvPicPr/>
                   </pic:nvPicPr>
                   <pic:blipFill>
-                    <a:blip r:embed="rId29" cstate="print">
+                    <a:blip r:embed="rId30" cstate="print">
                       <a:extLst>
                         <a:ext uri="{28A0092B-C50C-407E-A947-70E740481C1C}">
                           <a14:useLocalDpi xmlns:a14="http://schemas.microsoft.com/office/drawing/2010/main" val="0"/>
@@ -5804,7 +6127,7 @@
                     <pic:cNvPicPr/>
                   </pic:nvPicPr>
                   <pic:blipFill>
-                    <a:blip r:embed="rId30"/>
+                    <a:blip r:embed="rId31"/>
                     <a:stretch>
                       <a:fillRect/>
                     </a:stretch>
@@ -5994,6 +6317,7 @@
         </w:rPr>
         <w:t xml:space="preserve">Siamo riusciti a gestire anche una </w:t>
       </w:r>
+      <w:proofErr w:type="spellStart"/>
       <w:r>
         <w:rPr>
           <w:rFonts w:ascii="Amasis MT Pro" w:hAnsi="Amasis MT Pro"/>
@@ -6003,6 +6327,7 @@
         </w:rPr>
         <w:t>RecyclerViewInterface</w:t>
       </w:r>
+      <w:proofErr w:type="spellEnd"/>
       <w:r>
         <w:rPr>
           <w:rFonts w:ascii="Amasis MT Pro" w:hAnsi="Amasis MT Pro"/>
@@ -6043,7 +6368,25 @@
           <w:sz w:val="28"/>
           <w:szCs w:val="28"/>
         </w:rPr>
-        <w:t>Fondamentale è stato capire anche il tipo di dato da utilizzare per ciascun attributo per permetterne il corretto passaggio nelle varie activity ed eventuali return dati dai metodi.</w:t>
+        <w:t xml:space="preserve">Fondamentale è stato capire anche il tipo di dato da utilizzare per ciascun attributo per permetterne il corretto passaggio nelle varie activity ed eventuali </w:t>
+      </w:r>
+      <w:proofErr w:type="spellStart"/>
+      <w:r>
+        <w:rPr>
+          <w:rFonts w:ascii="Amasis MT Pro" w:hAnsi="Amasis MT Pro"/>
+          <w:sz w:val="28"/>
+          <w:szCs w:val="28"/>
+        </w:rPr>
+        <w:t>return</w:t>
+      </w:r>
+      <w:proofErr w:type="spellEnd"/>
+      <w:r>
+        <w:rPr>
+          <w:rFonts w:ascii="Amasis MT Pro" w:hAnsi="Amasis MT Pro"/>
+          <w:sz w:val="28"/>
+          <w:szCs w:val="28"/>
+        </w:rPr>
+        <w:t xml:space="preserve"> dati dai metodi.</w:t>
       </w:r>
     </w:p>
     <w:p>
@@ -6062,6 +6405,7 @@
         </w:rPr>
         <w:t xml:space="preserve">Siamo sicuramente partiti con il settaggio di classi come Utente definendone gli attributi, il costruttore ed i vari metodi </w:t>
       </w:r>
+      <w:proofErr w:type="spellStart"/>
       <w:r>
         <w:rPr>
           <w:rFonts w:ascii="Amasis MT Pro" w:hAnsi="Amasis MT Pro"/>
@@ -6069,7 +6413,17 @@
           <w:sz w:val="28"/>
           <w:szCs w:val="28"/>
         </w:rPr>
-        <w:t>Get/Set degli attributi</w:t>
+        <w:t>Get</w:t>
+      </w:r>
+      <w:proofErr w:type="spellEnd"/>
+      <w:r>
+        <w:rPr>
+          <w:rFonts w:ascii="Amasis MT Pro" w:hAnsi="Amasis MT Pro"/>
+          <w:color w:val="FF0000"/>
+          <w:sz w:val="28"/>
+          <w:szCs w:val="28"/>
+        </w:rPr>
+        <w:t>/Set degli attributi</w:t>
       </w:r>
       <w:r>
         <w:rPr>
@@ -6114,6 +6468,7 @@
         </w:rPr>
         <w:t xml:space="preserve">e </w:t>
       </w:r>
+      <w:proofErr w:type="spellStart"/>
       <w:r>
         <w:rPr>
           <w:rFonts w:ascii="Amasis MT Pro" w:hAnsi="Amasis MT Pro"/>
@@ -6123,6 +6478,7 @@
         </w:rPr>
         <w:t>drawable</w:t>
       </w:r>
+      <w:proofErr w:type="spellEnd"/>
       <w:r>
         <w:rPr>
           <w:rFonts w:ascii="Amasis MT Pro" w:hAnsi="Amasis MT Pro"/>
@@ -6148,6 +6504,7 @@
         </w:rPr>
         <w:t xml:space="preserve">Ad esempio, ciò si nota quando si richiama un componente usando il suo Id tramite il </w:t>
       </w:r>
+      <w:proofErr w:type="spellStart"/>
       <w:r>
         <w:rPr>
           <w:rFonts w:ascii="Amasis MT Pro" w:hAnsi="Amasis MT Pro"/>
@@ -6155,7 +6512,17 @@
           <w:sz w:val="28"/>
           <w:szCs w:val="28"/>
         </w:rPr>
-        <w:t xml:space="preserve">findViewbyId </w:t>
+        <w:t>findViewbyId</w:t>
+      </w:r>
+      <w:proofErr w:type="spellEnd"/>
+      <w:r>
+        <w:rPr>
+          <w:rFonts w:ascii="Amasis MT Pro" w:hAnsi="Amasis MT Pro"/>
+          <w:color w:val="FF0000"/>
+          <w:sz w:val="28"/>
+          <w:szCs w:val="28"/>
+        </w:rPr>
+        <w:t xml:space="preserve"> </w:t>
       </w:r>
       <w:r>
         <w:rPr>
@@ -6205,7 +6572,7 @@
                     <pic:cNvPicPr/>
                   </pic:nvPicPr>
                   <pic:blipFill>
-                    <a:blip r:embed="rId31">
+                    <a:blip r:embed="rId32">
                       <a:extLst>
                         <a:ext uri="{28A0092B-C50C-407E-A947-70E740481C1C}">
                           <a14:useLocalDpi xmlns:a14="http://schemas.microsoft.com/office/drawing/2010/main" val="0"/>
@@ -6262,7 +6629,7 @@
                     <pic:cNvPicPr/>
                   </pic:nvPicPr>
                   <pic:blipFill>
-                    <a:blip r:embed="rId32">
+                    <a:blip r:embed="rId33">
                       <a:extLst>
                         <a:ext uri="{28A0092B-C50C-407E-A947-70E740481C1C}">
                           <a14:useLocalDpi xmlns:a14="http://schemas.microsoft.com/office/drawing/2010/main" val="0"/>
@@ -6325,7 +6692,7 @@
                     <pic:cNvPicPr/>
                   </pic:nvPicPr>
                   <pic:blipFill rotWithShape="1">
-                    <a:blip r:embed="rId33" cstate="print">
+                    <a:blip r:embed="rId34" cstate="print">
                       <a:extLst>
                         <a:ext uri="{28A0092B-C50C-407E-A947-70E740481C1C}">
                           <a14:useLocalDpi xmlns:a14="http://schemas.microsoft.com/office/drawing/2010/main" val="0"/>
@@ -6512,7 +6879,25 @@
           <w:sz w:val="28"/>
           <w:szCs w:val="28"/>
         </w:rPr>
-        <w:t xml:space="preserve"> sono protocolli che permettono lo scambio di informazioni in rete, REST invece è la specifica API che comunica in protocollo http/https e manda dati in formato JSON. Le istruzioni che il client può inviare al server sono di 4 tipi: </w:t>
+        <w:t xml:space="preserve"> sono protocolli che permettono lo scambio di informazioni in rete, REST invece è la specifica API che comunica in protocollo http/https e manda dati in formato JSON. Le istruzioni che il client può inviare al server sono di </w:t>
+      </w:r>
+      <w:proofErr w:type="gramStart"/>
+      <w:r>
+        <w:rPr>
+          <w:rFonts w:ascii="Amasis MT Pro" w:hAnsi="Amasis MT Pro"/>
+          <w:sz w:val="28"/>
+          <w:szCs w:val="28"/>
+        </w:rPr>
+        <w:t>4</w:t>
+      </w:r>
+      <w:proofErr w:type="gramEnd"/>
+      <w:r>
+        <w:rPr>
+          <w:rFonts w:ascii="Amasis MT Pro" w:hAnsi="Amasis MT Pro"/>
+          <w:sz w:val="28"/>
+          <w:szCs w:val="28"/>
+        </w:rPr>
+        <w:t xml:space="preserve"> tipi: </w:t>
       </w:r>
     </w:p>
     <w:p>
@@ -6757,7 +7142,7 @@
                     <pic:cNvPicPr/>
                   </pic:nvPicPr>
                   <pic:blipFill>
-                    <a:blip r:embed="rId34">
+                    <a:blip r:embed="rId35">
                       <a:extLst>
                         <a:ext uri="{28A0092B-C50C-407E-A947-70E740481C1C}">
                           <a14:useLocalDpi xmlns:a14="http://schemas.microsoft.com/office/drawing/2010/main" val="0"/>
@@ -6837,6 +7222,7 @@
         </w:rPr>
         <w:t xml:space="preserve">all’interno della funzione </w:t>
       </w:r>
+      <w:proofErr w:type="spellStart"/>
       <w:r>
         <w:rPr>
           <w:rFonts w:ascii="Amasis MT Pro" w:hAnsi="Amasis MT Pro"/>
@@ -6846,6 +7232,7 @@
         </w:rPr>
         <w:t>checkCredentials</w:t>
       </w:r>
+      <w:proofErr w:type="spellEnd"/>
       <w:r>
         <w:rPr>
           <w:rFonts w:ascii="Amasis MT Pro" w:hAnsi="Amasis MT Pro"/>
@@ -6893,6 +7280,7 @@
         </w:rPr>
         <w:t xml:space="preserve">Attraverso una classe chiamata </w:t>
       </w:r>
+      <w:proofErr w:type="spellStart"/>
       <w:r>
         <w:rPr>
           <w:rFonts w:ascii="Amasis MT Pro" w:hAnsi="Amasis MT Pro"/>
@@ -6902,6 +7290,7 @@
         </w:rPr>
         <w:t>APIService</w:t>
       </w:r>
+      <w:proofErr w:type="spellEnd"/>
       <w:r>
         <w:rPr>
           <w:rFonts w:ascii="Amasis MT Pro" w:hAnsi="Amasis MT Pro"/>
@@ -6983,7 +7372,7 @@
                     <pic:cNvPicPr/>
                   </pic:nvPicPr>
                   <pic:blipFill>
-                    <a:blip r:embed="rId35">
+                    <a:blip r:embed="rId36">
                       <a:extLst>
                         <a:ext uri="{28A0092B-C50C-407E-A947-70E740481C1C}">
                           <a14:useLocalDpi xmlns:a14="http://schemas.microsoft.com/office/drawing/2010/main" val="0"/>
@@ -7061,7 +7450,7 @@
                     <pic:cNvPicPr/>
                   </pic:nvPicPr>
                   <pic:blipFill>
-                    <a:blip r:embed="rId36">
+                    <a:blip r:embed="rId37">
                       <a:extLst>
                         <a:ext uri="{28A0092B-C50C-407E-A947-70E740481C1C}">
                           <a14:useLocalDpi xmlns:a14="http://schemas.microsoft.com/office/drawing/2010/main" val="0"/>
@@ -7214,7 +7603,7 @@
                     <pic:cNvPicPr/>
                   </pic:nvPicPr>
                   <pic:blipFill>
-                    <a:blip r:embed="rId37">
+                    <a:blip r:embed="rId38">
                       <a:extLst>
                         <a:ext uri="{28A0092B-C50C-407E-A947-70E740481C1C}">
                           <a14:useLocalDpi xmlns:a14="http://schemas.microsoft.com/office/drawing/2010/main" val="0"/>
@@ -7349,7 +7738,7 @@
                     <pic:cNvPicPr/>
                   </pic:nvPicPr>
                   <pic:blipFill>
-                    <a:blip r:embed="rId38">
+                    <a:blip r:embed="rId39">
                       <a:extLst>
                         <a:ext uri="{28A0092B-C50C-407E-A947-70E740481C1C}">
                           <a14:useLocalDpi xmlns:a14="http://schemas.microsoft.com/office/drawing/2010/main" val="0"/>
@@ -7457,7 +7846,25 @@
           <w:szCs w:val="28"/>
         </w:rPr>
         <w:lastRenderedPageBreak/>
-        <w:t xml:space="preserve">poi gestisce la risposta da ritornare all’utente. Nello stesso modo viene gestito il sito, il quale, però non richiede di usare APIService ma si connette direttamente agli URL di </w:t>
+        <w:t xml:space="preserve">poi gestisce la risposta da ritornare all’utente. Nello stesso modo viene gestito il sito, il quale, però non richiede di usare </w:t>
+      </w:r>
+      <w:proofErr w:type="spellStart"/>
+      <w:r>
+        <w:rPr>
+          <w:rFonts w:ascii="Amasis MT Pro" w:hAnsi="Amasis MT Pro"/>
+          <w:sz w:val="28"/>
+          <w:szCs w:val="28"/>
+        </w:rPr>
+        <w:t>APIService</w:t>
+      </w:r>
+      <w:proofErr w:type="spellEnd"/>
+      <w:r>
+        <w:rPr>
+          <w:rFonts w:ascii="Amasis MT Pro" w:hAnsi="Amasis MT Pro"/>
+          <w:sz w:val="28"/>
+          <w:szCs w:val="28"/>
+        </w:rPr>
+        <w:t xml:space="preserve"> ma si connette direttamente agli URL di </w:t>
       </w:r>
       <w:r>
         <w:rPr>
@@ -7524,6 +7931,7 @@
       <w:r>
         <w:rPr>
           <w:rFonts w:ascii="Amasis MT Pro" w:hAnsi="Amasis MT Pro"/>
+          <w:noProof/>
           <w:sz w:val="28"/>
           <w:szCs w:val="28"/>
         </w:rPr>
@@ -7551,7 +7959,7 @@
                     <pic:cNvPicPr/>
                   </pic:nvPicPr>
                   <pic:blipFill>
-                    <a:blip r:embed="rId39">
+                    <a:blip r:embed="rId40">
                       <a:extLst>
                         <a:ext uri="{28A0092B-C50C-407E-A947-70E740481C1C}">
                           <a14:useLocalDpi xmlns:a14="http://schemas.microsoft.com/office/drawing/2010/main" val="0"/>
@@ -7583,7 +7991,25 @@
           <w:sz w:val="28"/>
           <w:szCs w:val="28"/>
         </w:rPr>
-        <w:t xml:space="preserve">All’interno dell’applicazione Crikle, Retrofit è stato utilizzato </w:t>
+        <w:t xml:space="preserve">All’interno dell’applicazione </w:t>
+      </w:r>
+      <w:proofErr w:type="spellStart"/>
+      <w:r>
+        <w:rPr>
+          <w:rFonts w:ascii="Amasis MT Pro" w:hAnsi="Amasis MT Pro"/>
+          <w:sz w:val="28"/>
+          <w:szCs w:val="28"/>
+        </w:rPr>
+        <w:t>Crikle</w:t>
+      </w:r>
+      <w:proofErr w:type="spellEnd"/>
+      <w:r>
+        <w:rPr>
+          <w:rFonts w:ascii="Amasis MT Pro" w:hAnsi="Amasis MT Pro"/>
+          <w:sz w:val="28"/>
+          <w:szCs w:val="28"/>
+        </w:rPr>
+        <w:t xml:space="preserve">, Retrofit è stato utilizzato </w:t>
       </w:r>
       <w:r>
         <w:rPr>
@@ -7592,7 +8018,27 @@
           <w:sz w:val="28"/>
           <w:szCs w:val="28"/>
         </w:rPr>
-        <w:t>come libreria principale per la gestione della comunicazione tra il client Android e il server backend realizzato con Flask</w:t>
+        <w:t xml:space="preserve">come libreria principale per la gestione della comunicazione tra il client Android e il server </w:t>
+      </w:r>
+      <w:proofErr w:type="spellStart"/>
+      <w:r>
+        <w:rPr>
+          <w:rFonts w:ascii="Amasis MT Pro" w:hAnsi="Amasis MT Pro"/>
+          <w:color w:val="FF0000"/>
+          <w:sz w:val="28"/>
+          <w:szCs w:val="28"/>
+        </w:rPr>
+        <w:t>backend</w:t>
+      </w:r>
+      <w:proofErr w:type="spellEnd"/>
+      <w:r>
+        <w:rPr>
+          <w:rFonts w:ascii="Amasis MT Pro" w:hAnsi="Amasis MT Pro"/>
+          <w:color w:val="FF0000"/>
+          <w:sz w:val="28"/>
+          <w:szCs w:val="28"/>
+        </w:rPr>
+        <w:t xml:space="preserve"> realizzato con Flask</w:t>
       </w:r>
       <w:r>
         <w:rPr>
@@ -7660,7 +8106,25 @@
           <w:sz w:val="28"/>
           <w:szCs w:val="28"/>
         </w:rPr>
-        <w:t xml:space="preserve">, in cui si passano email e password. Retrofit, tramite un oggetto di tipo </w:t>
+        <w:t xml:space="preserve">, in cui si passano </w:t>
+      </w:r>
+      <w:proofErr w:type="gramStart"/>
+      <w:r>
+        <w:rPr>
+          <w:rFonts w:ascii="Amasis MT Pro" w:hAnsi="Amasis MT Pro"/>
+          <w:sz w:val="28"/>
+          <w:szCs w:val="28"/>
+        </w:rPr>
+        <w:t>email</w:t>
+      </w:r>
+      <w:proofErr w:type="gramEnd"/>
+      <w:r>
+        <w:rPr>
+          <w:rFonts w:ascii="Amasis MT Pro" w:hAnsi="Amasis MT Pro"/>
+          <w:sz w:val="28"/>
+          <w:szCs w:val="28"/>
+        </w:rPr>
+        <w:t xml:space="preserve"> e password. Retrofit, tramite un oggetto di tipo </w:t>
       </w:r>
       <w:r>
         <w:rPr>
@@ -7711,7 +8175,25 @@
           <w:sz w:val="28"/>
           <w:szCs w:val="28"/>
         </w:rPr>
-        <w:t xml:space="preserve">Uno degli aspetti più vantaggiosi dell’uso di Retrofit è la possibilità di gestire in modo ordinato le callback asincrone, ovvero l’attesa delle risposte dal server </w:t>
+        <w:t xml:space="preserve">Uno degli aspetti più vantaggiosi dell’uso di Retrofit è la possibilità di gestire in modo ordinato le </w:t>
+      </w:r>
+      <w:proofErr w:type="spellStart"/>
+      <w:r>
+        <w:rPr>
+          <w:rFonts w:ascii="Amasis MT Pro" w:hAnsi="Amasis MT Pro"/>
+          <w:sz w:val="28"/>
+          <w:szCs w:val="28"/>
+        </w:rPr>
+        <w:t>callback</w:t>
+      </w:r>
+      <w:proofErr w:type="spellEnd"/>
+      <w:r>
+        <w:rPr>
+          <w:rFonts w:ascii="Amasis MT Pro" w:hAnsi="Amasis MT Pro"/>
+          <w:sz w:val="28"/>
+          <w:szCs w:val="28"/>
+        </w:rPr>
+        <w:t xml:space="preserve"> asincrone, ovvero l’attesa delle risposte dal server </w:t>
       </w:r>
       <w:r>
         <w:rPr>
@@ -7737,7 +8219,25 @@
           <w:szCs w:val="28"/>
         </w:rPr>
         <w:lastRenderedPageBreak/>
-        <w:t>e il backend è risultata stabile, modulare e facilmente estendibile, facilitando lo sviluppo e l’integrazione delle varie componenti.</w:t>
+        <w:t xml:space="preserve">e il </w:t>
+      </w:r>
+      <w:proofErr w:type="spellStart"/>
+      <w:r>
+        <w:rPr>
+          <w:rFonts w:ascii="Amasis MT Pro" w:hAnsi="Amasis MT Pro"/>
+          <w:sz w:val="28"/>
+          <w:szCs w:val="28"/>
+        </w:rPr>
+        <w:t>backend</w:t>
+      </w:r>
+      <w:proofErr w:type="spellEnd"/>
+      <w:r>
+        <w:rPr>
+          <w:rFonts w:ascii="Amasis MT Pro" w:hAnsi="Amasis MT Pro"/>
+          <w:sz w:val="28"/>
+          <w:szCs w:val="28"/>
+        </w:rPr>
+        <w:t xml:space="preserve"> è risultata stabile, modulare e facilmente estendibile, facilitando lo sviluppo e l’integrazione delle varie componenti.</w:t>
       </w:r>
     </w:p>
     <w:p>
@@ -8035,7 +8535,25 @@
           <w:sz w:val="32"/>
           <w:szCs w:val="32"/>
         </w:rPr>
-        <w:t>Il lavoro svolto per la realizzazione di Crikle ha portato a risultati concreti sia sul piano tecnico che formativo. Il gruppo è riuscito a sviluppare un’applicazione Android capace di gestire la registrazione di animali domestici, la consultazione delle relative schede cliniche</w:t>
+        <w:t xml:space="preserve">Il lavoro svolto per la realizzazione di </w:t>
+      </w:r>
+      <w:proofErr w:type="spellStart"/>
+      <w:r>
+        <w:rPr>
+          <w:rFonts w:ascii="Amasis MT Pro" w:hAnsi="Amasis MT Pro"/>
+          <w:sz w:val="32"/>
+          <w:szCs w:val="32"/>
+        </w:rPr>
+        <w:t>Crikle</w:t>
+      </w:r>
+      <w:proofErr w:type="spellEnd"/>
+      <w:r>
+        <w:rPr>
+          <w:rFonts w:ascii="Amasis MT Pro" w:hAnsi="Amasis MT Pro"/>
+          <w:sz w:val="32"/>
+          <w:szCs w:val="32"/>
+        </w:rPr>
+        <w:t xml:space="preserve"> ha portato a risultati concreti sia sul piano tecnico che formativo. Il gruppo è riuscito a sviluppare un’applicazione Android capace di gestire la registrazione di animali domestici, la consultazione delle relative schede cliniche</w:t>
       </w:r>
       <w:r>
         <w:rPr>
@@ -8118,57 +8636,9 @@
           <w:sz w:val="32"/>
           <w:szCs w:val="32"/>
         </w:rPr>
-        <w:t>programmazione a oggetti, la gestione di layout dinamici in Android, la strutturazione di un database relazionale e la comunicazione client-server tramite API REST</w:t>
-      </w:r>
-      <w:r>
-        <w:rPr>
-          <w:rFonts w:ascii="Amasis MT Pro" w:hAnsi="Amasis MT Pro"/>
-          <w:sz w:val="32"/>
-          <w:szCs w:val="32"/>
-        </w:rPr>
-        <w:t>. Il gruppo ha inoltre imparato a lavorare in ambienti di versionamento come GitHub, coordinando il lavoro attraverso Fork e mantenendo coerenza tra i diversi rami del progetto.</w:t>
-      </w:r>
-    </w:p>
-    <w:p>
-      <w:pPr>
-        <w:rPr>
-          <w:rFonts w:ascii="Amasis MT Pro" w:hAnsi="Amasis MT Pro"/>
-          <w:sz w:val="32"/>
-          <w:szCs w:val="32"/>
-        </w:rPr>
-      </w:pPr>
-      <w:r>
-        <w:rPr>
-          <w:rFonts w:ascii="Amasis MT Pro" w:hAnsi="Amasis MT Pro"/>
-          <w:sz w:val="32"/>
-          <w:szCs w:val="32"/>
-        </w:rPr>
-        <w:t xml:space="preserve">A livello di </w:t>
-      </w:r>
-      <w:r>
-        <w:rPr>
-          <w:rFonts w:ascii="Amasis MT Pro" w:hAnsi="Amasis MT Pro"/>
-          <w:sz w:val="32"/>
-          <w:szCs w:val="32"/>
-        </w:rPr>
-        <w:t>grupp</w:t>
-      </w:r>
-      <w:r>
-        <w:rPr>
-          <w:rFonts w:ascii="Amasis MT Pro" w:hAnsi="Amasis MT Pro"/>
-          <w:sz w:val="32"/>
-          <w:szCs w:val="32"/>
-        </w:rPr>
-        <w:t>o</w:t>
-      </w:r>
-      <w:r>
-        <w:rPr>
-          <w:rFonts w:ascii="Amasis MT Pro" w:hAnsi="Amasis MT Pro"/>
-          <w:sz w:val="32"/>
-          <w:szCs w:val="32"/>
-        </w:rPr>
-        <w:t xml:space="preserve"> il progetto ha migliorato la </w:t>
-      </w:r>
+        <w:t xml:space="preserve">programmazione a oggetti, la gestione di layout dinamici in Android, la strutturazione di un database relazionale e la comunicazione </w:t>
+      </w:r>
+      <w:proofErr w:type="spellStart"/>
       <w:r>
         <w:rPr>
           <w:rFonts w:ascii="Amasis MT Pro" w:hAnsi="Amasis MT Pro"/>
@@ -8176,143 +8646,9 @@
           <w:sz w:val="32"/>
           <w:szCs w:val="32"/>
         </w:rPr>
-        <w:t>capacità di organizzazione, problem solving</w:t>
-      </w:r>
-      <w:r>
-        <w:rPr>
-          <w:rFonts w:ascii="Amasis MT Pro" w:hAnsi="Amasis MT Pro"/>
-          <w:sz w:val="32"/>
-          <w:szCs w:val="32"/>
-        </w:rPr>
-        <w:t xml:space="preserve"> e collaborazione rivelandosi una </w:t>
-      </w:r>
-      <w:r>
-        <w:rPr>
-          <w:rFonts w:ascii="Amasis MT Pro" w:hAnsi="Amasis MT Pro"/>
-          <w:sz w:val="32"/>
-          <w:szCs w:val="32"/>
-        </w:rPr>
-        <w:t>“</w:t>
-      </w:r>
-      <w:r>
-        <w:rPr>
-          <w:rFonts w:ascii="Amasis MT Pro" w:hAnsi="Amasis MT Pro"/>
-          <w:sz w:val="32"/>
-          <w:szCs w:val="32"/>
-        </w:rPr>
-        <w:t>palestra importante</w:t>
-      </w:r>
-      <w:r>
-        <w:rPr>
-          <w:rFonts w:ascii="Amasis MT Pro" w:hAnsi="Amasis MT Pro"/>
-          <w:sz w:val="32"/>
-          <w:szCs w:val="32"/>
-        </w:rPr>
-        <w:t>”</w:t>
-      </w:r>
-      <w:r>
-        <w:rPr>
-          <w:rFonts w:ascii="Amasis MT Pro" w:hAnsi="Amasis MT Pro"/>
-          <w:sz w:val="32"/>
-          <w:szCs w:val="32"/>
-        </w:rPr>
-        <w:t xml:space="preserve"> in vista dell’inserimento nel mondo del lavoro. Ogni membro ha potuto esplorare e approfondire ambiti differenti, contribuendo in modo attivo al raggiungimento di un obiettivo comune. I risultati ottenuti rappresentano dunque non solo un traguardo tecnico, ma anche un importante passo nel percorso di crescita individuale e collettiv</w:t>
-      </w:r>
-      <w:r>
-        <w:rPr>
-          <w:rFonts w:ascii="Amasis MT Pro" w:hAnsi="Amasis MT Pro"/>
-          <w:sz w:val="32"/>
-          <w:szCs w:val="32"/>
-        </w:rPr>
-        <w:t>o</w:t>
-      </w:r>
-      <w:r>
-        <w:rPr>
-          <w:rFonts w:ascii="Amasis MT Pro" w:hAnsi="Amasis MT Pro"/>
-          <w:sz w:val="32"/>
-          <w:szCs w:val="32"/>
-        </w:rPr>
-        <w:t>.</w:t>
-      </w:r>
-    </w:p>
-    <w:p>
-      <w:pPr>
-        <w:rPr>
-          <w:rFonts w:ascii="Amasis MT Pro" w:hAnsi="Amasis MT Pro"/>
-          <w:sz w:val="36"/>
-          <w:szCs w:val="36"/>
-        </w:rPr>
-      </w:pPr>
-    </w:p>
-    <w:p>
-      <w:pPr>
-        <w:jc w:val="center"/>
-        <w:rPr>
-          <w:rFonts w:ascii="Amasis MT Pro" w:hAnsi="Amasis MT Pro"/>
-          <w:sz w:val="36"/>
-          <w:szCs w:val="36"/>
-        </w:rPr>
-      </w:pPr>
-      <w:r>
-        <w:rPr>
-          <w:rFonts w:ascii="Amasis MT Pro" w:hAnsi="Amasis MT Pro"/>
-          <w:sz w:val="36"/>
-          <w:szCs w:val="36"/>
-        </w:rPr>
-        <w:lastRenderedPageBreak/>
-        <w:t>-</w:t>
-      </w:r>
-      <w:r>
-        <w:rPr>
-          <w:rFonts w:ascii="Amasis MT Pro" w:hAnsi="Amasis MT Pro"/>
-          <w:sz w:val="36"/>
-          <w:szCs w:val="36"/>
-        </w:rPr>
-        <w:t>Conclusioni</w:t>
-      </w:r>
-    </w:p>
-    <w:p>
-      <w:pPr>
-        <w:rPr>
-          <w:rFonts w:ascii="Amasis MT Pro" w:hAnsi="Amasis MT Pro"/>
-          <w:sz w:val="28"/>
-          <w:szCs w:val="28"/>
-        </w:rPr>
-      </w:pPr>
-    </w:p>
-    <w:p>
-      <w:pPr>
-        <w:rPr>
-          <w:rFonts w:ascii="Amasis MT Pro" w:hAnsi="Amasis MT Pro"/>
-          <w:sz w:val="32"/>
-          <w:szCs w:val="32"/>
-        </w:rPr>
-      </w:pPr>
-      <w:r>
-        <w:rPr>
-          <w:rFonts w:ascii="Amasis MT Pro" w:hAnsi="Amasis MT Pro"/>
-          <w:sz w:val="32"/>
-          <w:szCs w:val="32"/>
-        </w:rPr>
-        <w:t>Il progetto dell'app Crikle rappresenta un valido esempio di come la tecnologia possa essere messa al servizio del benessere degli animali e della comunità che ruota attorno a loro. Grazie all'integrazione tra applicazione Android, sito web, servizi web REST e database, è stato possibile ideare una piattaforma completa e funzionale, capace di favorire l’incontro tra proprietari di animali domestici e fornitori di servizi.</w:t>
-      </w:r>
-    </w:p>
-    <w:p>
-      <w:pPr>
-        <w:rPr>
-          <w:rFonts w:ascii="Amasis MT Pro" w:hAnsi="Amasis MT Pro"/>
-          <w:sz w:val="32"/>
-          <w:szCs w:val="32"/>
-        </w:rPr>
-      </w:pPr>
-      <w:r>
-        <w:rPr>
-          <w:rFonts w:ascii="Amasis MT Pro" w:hAnsi="Amasis MT Pro"/>
-          <w:sz w:val="32"/>
-          <w:szCs w:val="32"/>
-        </w:rPr>
-        <w:t xml:space="preserve">Durante lo sviluppo, sono state affrontate </w:t>
-      </w:r>
+        <w:t>client-server</w:t>
+      </w:r>
+      <w:proofErr w:type="spellEnd"/>
       <w:r>
         <w:rPr>
           <w:rFonts w:ascii="Amasis MT Pro" w:hAnsi="Amasis MT Pro"/>
@@ -8320,7 +8656,7 @@
           <w:sz w:val="32"/>
           <w:szCs w:val="32"/>
         </w:rPr>
-        <w:t xml:space="preserve">sfide tecniche </w:t>
+        <w:t xml:space="preserve"> tramite API REST</w:t>
       </w:r>
       <w:r>
         <w:rPr>
@@ -8328,40 +8664,40 @@
           <w:sz w:val="32"/>
           <w:szCs w:val="32"/>
         </w:rPr>
-        <w:t xml:space="preserve">e progettuali che hanno contribuito a migliorare le conoscenze del gruppo nelle seguenti aree </w:t>
-      </w:r>
-      <w:r>
+        <w:t>. Il gruppo ha inoltre imparato a lavorare in ambienti di versionamento come GitHub, coordinando il lavoro attraverso Fork e mantenendo coerenza tra i diversi rami del progetto.</w:t>
+      </w:r>
+    </w:p>
+    <w:p>
+      <w:pPr>
         <w:rPr>
           <w:rFonts w:ascii="Amasis MT Pro" w:hAnsi="Amasis MT Pro"/>
           <w:sz w:val="32"/>
           <w:szCs w:val="32"/>
         </w:rPr>
-        <w:t>tematiche</w:t>
-      </w:r>
+      </w:pPr>
       <w:r>
         <w:rPr>
           <w:rFonts w:ascii="Amasis MT Pro" w:hAnsi="Amasis MT Pro"/>
           <w:sz w:val="32"/>
           <w:szCs w:val="32"/>
         </w:rPr>
-        <w:t>: programmazione orientata agli oggetti, lo sviluppo di interfacce utente intuitive, la gestione dei dati e la comunicazione tra sistemi. Il lavoro di gruppo e l’approccio utilizzato hanno permesso di realizzare un prodotto coerente, utile e con potenzialità di crescita future.</w:t>
-      </w:r>
-    </w:p>
-    <w:p>
-      <w:pPr>
+        <w:t xml:space="preserve">A livello di </w:t>
+      </w:r>
+      <w:r>
         <w:rPr>
           <w:rFonts w:ascii="Amasis MT Pro" w:hAnsi="Amasis MT Pro"/>
           <w:sz w:val="32"/>
           <w:szCs w:val="32"/>
         </w:rPr>
-      </w:pPr>
+        <w:t>grupp</w:t>
+      </w:r>
       <w:r>
         <w:rPr>
           <w:rFonts w:ascii="Amasis MT Pro" w:hAnsi="Amasis MT Pro"/>
           <w:sz w:val="32"/>
           <w:szCs w:val="32"/>
         </w:rPr>
-        <w:t xml:space="preserve">In definitiva, </w:t>
+        <w:t>o</w:t>
       </w:r>
       <w:r>
         <w:rPr>
@@ -8369,15 +8705,7 @@
           <w:sz w:val="32"/>
           <w:szCs w:val="32"/>
         </w:rPr>
-        <w:t>Crikle non</w:t>
-      </w:r>
-      <w:r>
-        <w:rPr>
-          <w:rFonts w:ascii="Amasis MT Pro" w:hAnsi="Amasis MT Pro"/>
-          <w:sz w:val="32"/>
-          <w:szCs w:val="32"/>
-        </w:rPr>
-        <w:t xml:space="preserve"> solo potrebbe essere un'applicazione utile e innovativa, ma anche come </w:t>
+        <w:t xml:space="preserve"> il progetto ha migliorato la </w:t>
       </w:r>
       <w:r>
         <w:rPr>
@@ -8386,12 +8714,87 @@
           <w:sz w:val="32"/>
           <w:szCs w:val="32"/>
         </w:rPr>
-        <w:t>un’esperienza formativa completa, che ha saputo unire teoria e pratica in modo efficace.</w:t>
-      </w:r>
-    </w:p>
-    <w:p>
-      <w:pPr>
-        <w:jc w:val="center"/>
+        <w:t xml:space="preserve">capacità di organizzazione, </w:t>
+      </w:r>
+      <w:proofErr w:type="spellStart"/>
+      <w:r>
+        <w:rPr>
+          <w:rFonts w:ascii="Amasis MT Pro" w:hAnsi="Amasis MT Pro"/>
+          <w:color w:val="FF0000"/>
+          <w:sz w:val="32"/>
+          <w:szCs w:val="32"/>
+        </w:rPr>
+        <w:t>problem</w:t>
+      </w:r>
+      <w:proofErr w:type="spellEnd"/>
+      <w:r>
+        <w:rPr>
+          <w:rFonts w:ascii="Amasis MT Pro" w:hAnsi="Amasis MT Pro"/>
+          <w:color w:val="FF0000"/>
+          <w:sz w:val="32"/>
+          <w:szCs w:val="32"/>
+        </w:rPr>
+        <w:t xml:space="preserve"> solving</w:t>
+      </w:r>
+      <w:r>
+        <w:rPr>
+          <w:rFonts w:ascii="Amasis MT Pro" w:hAnsi="Amasis MT Pro"/>
+          <w:sz w:val="32"/>
+          <w:szCs w:val="32"/>
+        </w:rPr>
+        <w:t xml:space="preserve"> e collaborazione rivelandosi una </w:t>
+      </w:r>
+      <w:r>
+        <w:rPr>
+          <w:rFonts w:ascii="Amasis MT Pro" w:hAnsi="Amasis MT Pro"/>
+          <w:sz w:val="32"/>
+          <w:szCs w:val="32"/>
+        </w:rPr>
+        <w:t>“</w:t>
+      </w:r>
+      <w:r>
+        <w:rPr>
+          <w:rFonts w:ascii="Amasis MT Pro" w:hAnsi="Amasis MT Pro"/>
+          <w:sz w:val="32"/>
+          <w:szCs w:val="32"/>
+        </w:rPr>
+        <w:t>palestra importante</w:t>
+      </w:r>
+      <w:r>
+        <w:rPr>
+          <w:rFonts w:ascii="Amasis MT Pro" w:hAnsi="Amasis MT Pro"/>
+          <w:sz w:val="32"/>
+          <w:szCs w:val="32"/>
+        </w:rPr>
+        <w:t>”</w:t>
+      </w:r>
+      <w:r>
+        <w:rPr>
+          <w:rFonts w:ascii="Amasis MT Pro" w:hAnsi="Amasis MT Pro"/>
+          <w:sz w:val="32"/>
+          <w:szCs w:val="32"/>
+        </w:rPr>
+        <w:t xml:space="preserve"> in vista dell’inserimento nel mondo del lavoro. Ogni membro ha potuto esplorare e approfondire ambiti differenti, contribuendo in modo attivo al raggiungimento di un obiettivo comune. I risultati ottenuti rappresentano dunque non solo un traguardo tecnico, ma anche un importante passo nel percorso di crescita individuale e collettiv</w:t>
+      </w:r>
+      <w:r>
+        <w:rPr>
+          <w:rFonts w:ascii="Amasis MT Pro" w:hAnsi="Amasis MT Pro"/>
+          <w:sz w:val="32"/>
+          <w:szCs w:val="32"/>
+        </w:rPr>
+        <w:t>o</w:t>
+      </w:r>
+      <w:r>
+        <w:rPr>
+          <w:rFonts w:ascii="Amasis MT Pro" w:hAnsi="Amasis MT Pro"/>
+          <w:sz w:val="32"/>
+          <w:szCs w:val="32"/>
+        </w:rPr>
+        <w:t>.</w:t>
+      </w:r>
+    </w:p>
+    <w:p>
+      <w:pPr>
         <w:rPr>
           <w:rFonts w:ascii="Amasis MT Pro" w:hAnsi="Amasis MT Pro"/>
           <w:sz w:val="36"/>
@@ -8408,26 +8811,169 @@
           <w:szCs w:val="36"/>
         </w:rPr>
       </w:pPr>
-    </w:p>
-    <w:p>
-      <w:pPr>
-        <w:jc w:val="center"/>
+      <w:r>
         <w:rPr>
           <w:rFonts w:ascii="Amasis MT Pro" w:hAnsi="Amasis MT Pro"/>
           <w:sz w:val="36"/>
           <w:szCs w:val="36"/>
         </w:rPr>
-      </w:pPr>
-    </w:p>
-    <w:p>
-      <w:pPr>
-        <w:jc w:val="center"/>
+        <w:lastRenderedPageBreak/>
+        <w:t>-</w:t>
+      </w:r>
+      <w:r>
         <w:rPr>
           <w:rFonts w:ascii="Amasis MT Pro" w:hAnsi="Amasis MT Pro"/>
           <w:sz w:val="36"/>
           <w:szCs w:val="36"/>
         </w:rPr>
-      </w:pPr>
+        <w:t>Conclusioni</w:t>
+      </w:r>
+    </w:p>
+    <w:p>
+      <w:pPr>
+        <w:rPr>
+          <w:rFonts w:ascii="Amasis MT Pro" w:hAnsi="Amasis MT Pro"/>
+          <w:sz w:val="28"/>
+          <w:szCs w:val="28"/>
+        </w:rPr>
+      </w:pPr>
+    </w:p>
+    <w:p>
+      <w:pPr>
+        <w:rPr>
+          <w:rFonts w:ascii="Amasis MT Pro" w:hAnsi="Amasis MT Pro"/>
+          <w:sz w:val="32"/>
+          <w:szCs w:val="32"/>
+        </w:rPr>
+      </w:pPr>
+      <w:r>
+        <w:rPr>
+          <w:rFonts w:ascii="Amasis MT Pro" w:hAnsi="Amasis MT Pro"/>
+          <w:sz w:val="32"/>
+          <w:szCs w:val="32"/>
+        </w:rPr>
+        <w:t xml:space="preserve">Il progetto dell'app </w:t>
+      </w:r>
+      <w:proofErr w:type="spellStart"/>
+      <w:r>
+        <w:rPr>
+          <w:rFonts w:ascii="Amasis MT Pro" w:hAnsi="Amasis MT Pro"/>
+          <w:sz w:val="32"/>
+          <w:szCs w:val="32"/>
+        </w:rPr>
+        <w:t>Crikle</w:t>
+      </w:r>
+      <w:proofErr w:type="spellEnd"/>
+      <w:r>
+        <w:rPr>
+          <w:rFonts w:ascii="Amasis MT Pro" w:hAnsi="Amasis MT Pro"/>
+          <w:sz w:val="32"/>
+          <w:szCs w:val="32"/>
+        </w:rPr>
+        <w:t xml:space="preserve"> rappresenta un valido esempio di come la tecnologia possa essere messa al servizio del benessere degli animali e della comunità che ruota attorno a loro. Grazie all'integrazione tra applicazione Android, sito web, servizi web REST e database, è stato possibile ideare una piattaforma completa e funzionale, capace di favorire l’incontro tra proprietari di animali domestici e fornitori di servizi.</w:t>
+      </w:r>
+    </w:p>
+    <w:p>
+      <w:pPr>
+        <w:rPr>
+          <w:rFonts w:ascii="Amasis MT Pro" w:hAnsi="Amasis MT Pro"/>
+          <w:sz w:val="32"/>
+          <w:szCs w:val="32"/>
+        </w:rPr>
+      </w:pPr>
+      <w:r>
+        <w:rPr>
+          <w:rFonts w:ascii="Amasis MT Pro" w:hAnsi="Amasis MT Pro"/>
+          <w:sz w:val="32"/>
+          <w:szCs w:val="32"/>
+        </w:rPr>
+        <w:t xml:space="preserve">Durante lo sviluppo, sono state affrontate </w:t>
+      </w:r>
+      <w:r>
+        <w:rPr>
+          <w:rFonts w:ascii="Amasis MT Pro" w:hAnsi="Amasis MT Pro"/>
+          <w:color w:val="FF0000"/>
+          <w:sz w:val="32"/>
+          <w:szCs w:val="32"/>
+        </w:rPr>
+        <w:t xml:space="preserve">sfide tecniche </w:t>
+      </w:r>
+      <w:r>
+        <w:rPr>
+          <w:rFonts w:ascii="Amasis MT Pro" w:hAnsi="Amasis MT Pro"/>
+          <w:sz w:val="32"/>
+          <w:szCs w:val="32"/>
+        </w:rPr>
+        <w:t xml:space="preserve">e progettuali che hanno contribuito a migliorare le conoscenze del gruppo nelle seguenti aree </w:t>
+      </w:r>
+      <w:r>
+        <w:rPr>
+          <w:rFonts w:ascii="Amasis MT Pro" w:hAnsi="Amasis MT Pro"/>
+          <w:sz w:val="32"/>
+          <w:szCs w:val="32"/>
+        </w:rPr>
+        <w:t>tematiche</w:t>
+      </w:r>
+      <w:r>
+        <w:rPr>
+          <w:rFonts w:ascii="Amasis MT Pro" w:hAnsi="Amasis MT Pro"/>
+          <w:sz w:val="32"/>
+          <w:szCs w:val="32"/>
+        </w:rPr>
+        <w:t>: programmazione orientata agli oggetti, lo sviluppo di interfacce utente intuitive, la gestione dei dati e la comunicazione tra sistemi. Il lavoro di gruppo e l’approccio utilizzato hanno permesso di realizzare un prodotto coerente, utile e con potenzialità di crescita future.</w:t>
+      </w:r>
+    </w:p>
+    <w:p>
+      <w:pPr>
+        <w:rPr>
+          <w:rFonts w:ascii="Amasis MT Pro" w:hAnsi="Amasis MT Pro"/>
+          <w:sz w:val="32"/>
+          <w:szCs w:val="32"/>
+        </w:rPr>
+      </w:pPr>
+      <w:r>
+        <w:rPr>
+          <w:rFonts w:ascii="Amasis MT Pro" w:hAnsi="Amasis MT Pro"/>
+          <w:sz w:val="32"/>
+          <w:szCs w:val="32"/>
+        </w:rPr>
+        <w:t xml:space="preserve">In definitiva, </w:t>
+      </w:r>
+      <w:proofErr w:type="spellStart"/>
+      <w:r>
+        <w:rPr>
+          <w:rFonts w:ascii="Amasis MT Pro" w:hAnsi="Amasis MT Pro"/>
+          <w:sz w:val="32"/>
+          <w:szCs w:val="32"/>
+        </w:rPr>
+        <w:t>Crikle</w:t>
+      </w:r>
+      <w:proofErr w:type="spellEnd"/>
+      <w:r>
+        <w:rPr>
+          <w:rFonts w:ascii="Amasis MT Pro" w:hAnsi="Amasis MT Pro"/>
+          <w:sz w:val="32"/>
+          <w:szCs w:val="32"/>
+        </w:rPr>
+        <w:t xml:space="preserve"> non</w:t>
+      </w:r>
+      <w:r>
+        <w:rPr>
+          <w:rFonts w:ascii="Amasis MT Pro" w:hAnsi="Amasis MT Pro"/>
+          <w:sz w:val="32"/>
+          <w:szCs w:val="32"/>
+        </w:rPr>
+        <w:t xml:space="preserve"> solo potrebbe essere un'applicazione utile e innovativa, ma anche come </w:t>
+      </w:r>
+      <w:r>
+        <w:rPr>
+          <w:rFonts w:ascii="Amasis MT Pro" w:hAnsi="Amasis MT Pro"/>
+          <w:color w:val="FF0000"/>
+          <w:sz w:val="32"/>
+          <w:szCs w:val="32"/>
+        </w:rPr>
+        <w:t>un’esperienza formativa completa, che ha saputo unire teoria e pratica in modo efficace.</w:t>
+      </w:r>
     </w:p>
     <w:p>
       <w:pPr>
@@ -8468,22 +9014,54 @@
           <w:szCs w:val="36"/>
         </w:rPr>
       </w:pPr>
-      <w:r>
+    </w:p>
+    <w:p>
+      <w:pPr>
+        <w:jc w:val="center"/>
         <w:rPr>
           <w:rFonts w:ascii="Amasis MT Pro" w:hAnsi="Amasis MT Pro"/>
           <w:sz w:val="36"/>
           <w:szCs w:val="36"/>
         </w:rPr>
-        <w:lastRenderedPageBreak/>
-        <w:t>-</w:t>
-      </w:r>
-      <w:r>
+      </w:pPr>
+    </w:p>
+    <w:p>
+      <w:pPr>
+        <w:jc w:val="center"/>
         <w:rPr>
           <w:rFonts w:ascii="Amasis MT Pro" w:hAnsi="Amasis MT Pro"/>
           <w:sz w:val="36"/>
           <w:szCs w:val="36"/>
         </w:rPr>
-        <w:t>Sviluppi futuri</w:t>
+      </w:pPr>
+    </w:p>
+    <w:p>
+      <w:pPr>
+        <w:jc w:val="center"/>
+        <w:rPr>
+          <w:rFonts w:ascii="Amasis MT Pro" w:hAnsi="Amasis MT Pro"/>
+          <w:sz w:val="36"/>
+          <w:szCs w:val="36"/>
+        </w:rPr>
+      </w:pPr>
+    </w:p>
+    <w:p>
+      <w:pPr>
+        <w:jc w:val="center"/>
+        <w:rPr>
+          <w:rFonts w:ascii="Amasis MT Pro" w:hAnsi="Amasis MT Pro"/>
+          <w:sz w:val="36"/>
+          <w:szCs w:val="36"/>
+        </w:rPr>
+      </w:pPr>
+      <w:r>
+        <w:rPr>
+          <w:rFonts w:ascii="Amasis MT Pro" w:hAnsi="Amasis MT Pro"/>
+          <w:sz w:val="36"/>
+          <w:szCs w:val="36"/>
+        </w:rPr>
+        <w:lastRenderedPageBreak/>
+        <w:t>-Sviluppi futuri</w:t>
       </w:r>
     </w:p>
     <w:p>
@@ -8503,13 +9081,23 @@
           <w:szCs w:val="32"/>
         </w:rPr>
       </w:pPr>
+      <w:proofErr w:type="spellStart"/>
       <w:r>
         <w:rPr>
           <w:rFonts w:ascii="Amasis MT Pro" w:hAnsi="Amasis MT Pro"/>
           <w:sz w:val="32"/>
           <w:szCs w:val="32"/>
         </w:rPr>
-        <w:t xml:space="preserve">Crikle potrà essere ampliato in modo da </w:t>
+        <w:t>Crikle</w:t>
+      </w:r>
+      <w:proofErr w:type="spellEnd"/>
+      <w:r>
+        <w:rPr>
+          <w:rFonts w:ascii="Amasis MT Pro" w:hAnsi="Amasis MT Pro"/>
+          <w:sz w:val="32"/>
+          <w:szCs w:val="32"/>
+        </w:rPr>
+        <w:t xml:space="preserve"> potrà essere ampliato in modo da </w:t>
       </w:r>
       <w:r>
         <w:rPr>
@@ -8639,7 +9227,7 @@
       </w:pPr>
     </w:p>
     <w:sectPr>
-      <w:footerReference w:type="default" r:id="rId40"/>
+      <w:footerReference w:type="default" r:id="rId41"/>
       <w:pgSz w:w="11906" w:h="16838" w:code="9"/>
       <w:pgMar w:top="1418" w:right="1134" w:bottom="1134" w:left="1134" w:header="709" w:footer="340" w:gutter="0"/>
       <w:cols w:space="708"/>
@@ -11598,6 +12186,7 @@
   <w:style w:type="character" w:default="1" w:styleId="Carpredefinitoparagrafo">
     <w:name w:val="Default Paragraph Font"/>
     <w:uiPriority w:val="1"/>
+    <w:semiHidden/>
     <w:unhideWhenUsed/>
   </w:style>
   <w:style w:type="table" w:default="1" w:styleId="Tabellanormale">
